--- a/thesis/Thesis_Final.docx
+++ b/thesis/Thesis_Final.docx
@@ -840,15 +840,7 @@
         <w:jc w:val="both"/>
       </w:pPr>
       <w:r>
-        <w:t xml:space="preserve">While adolescent mental health needs have risen sharply, the capacity of conventional services has remained limited. Within one year after the onset of COVID-19, the global prevalence of MDD and anxiety disorders increased by approximately 28% and 26% respectively, with the impact most pronounced among young people (COVID-19 Mental Disorders Collaborators, 2021). Three persistent barriers limit adolescent access to care. The first is workforce shortage. According to the WHO Mental Health Atlas, the global median number of child and adolescent psychiatrists is only 0.3 per 100,000 </w:t>
-      </w:r>
-      <w:proofErr w:type="gramStart"/>
-      <w:r>
-        <w:t>population, and</w:t>
-      </w:r>
-      <w:proofErr w:type="gramEnd"/>
-      <w:r>
-        <w:t xml:space="preserve"> falls below 0.1 per 100,000 in low-income countries (World Health Organization, 2021). The second is economic disadvantage. Global evidence shows that treatment coverage for MDD is especially low in low- and lower-middle-income settings, while adolescents from lower socioeconomic backgrounds also report higher levels of depressive symptoms (Moitra et al., 2022; Zhou et al., 2018). The third is stigma, which restricts help-seeking, since adolescents with mental health conditions may be perceived as lazy, weak, or socially undesirable (World Health Organization, 2022). The result is a structural mismatch. Adolescents are among those most affected by post-pandemic increases in depression, but many cannot access timely, affordable, and acceptable care.</w:t>
+        <w:t>While adolescent mental health needs have risen sharply, the capacity of conventional services has remained limited. Within one year after the onset of COVID-19, the global prevalence of MDD and anxiety disorders increased by approximately 28% and 26% respectively, with the impact most pronounced among young people (COVID-19 Mental Disorders Collaborators, 2021). Three persistent barriers limit adolescent access to care. The first is workforce shortage. According to the WHO Mental Health Atlas, the global median number of child and adolescent psychiatrists is only 0.3 per 100,000 population, and falls below 0.1 per 100,000 in low-income countries (World Health Organization, 2021). The second is economic disadvantage. Global evidence shows that treatment coverage for MDD is especially low in low- and lower-middle-income settings, while adolescents from lower socioeconomic backgrounds also report higher levels of depressive symptoms (Moitra et al., 2022; Zhou et al., 2018). The third is stigma, which restricts help-seeking, since adolescents with mental health conditions may be perceived as lazy, weak, or socially undesirable (World Health Organization, 2022). The result is a structural mismatch. Adolescents are among those most affected by post-pandemic increases in depression, but many cannot access timely, affordable, and acceptable care.</w:t>
       </w:r>
     </w:p>
     <w:p>
@@ -859,15 +851,7 @@
       </w:pPr>
       <w:r>
         <w:lastRenderedPageBreak/>
-        <w:t xml:space="preserve">Self-help interventions can help to address these three barriers. They require little or no direct therapist time, which reduces demand on the limited specialist workforce. They can also reach </w:t>
-      </w:r>
-      <w:proofErr w:type="gramStart"/>
-      <w:r>
-        <w:t>a large number of</w:t>
-      </w:r>
-      <w:proofErr w:type="gramEnd"/>
-      <w:r>
-        <w:t xml:space="preserve"> users at low cost, which may improve access for adolescents with limited financial resources. Since they can be used in private, they may also make stigma less of a barrier to seeking help. Self-help interventions can therefore reach adolescents who might otherwise stay outside the conventional treatment system. This direction is consistent with the WHO World Mental Health Report, which calls for accessible and scalable mental health support in settings where existing services are insufficient (World Health Organization, 2022).</w:t>
+        <w:t>Self-help interventions can help to address these three barriers. They require little or no direct therapist time, which reduces demand on the limited specialist workforce. They can also reach a large number of users at low cost, which may improve access for adolescents with limited financial resources. Since they can be used in private, they may also make stigma less of a barrier to seeking help. Self-help interventions can therefore reach adolescents who might otherwise stay outside the conventional treatment system. This direction is consistent with the WHO World Mental Health Report, which calls for accessible and scalable mental health support in settings where existing services are insufficient (World Health Organization, 2022).</w:t>
       </w:r>
     </w:p>
     <w:p>
@@ -900,15 +884,7 @@
         <w:jc w:val="both"/>
       </w:pPr>
       <w:r>
-        <w:t xml:space="preserve">These barriers are not only practical but also relational. Family involvement is not always a neutral pathway to care. Family processes, including low parental warmth, inter-parental conflict, over-involvement, aversiveness, and limited autonomy granting, have been associated with depression and anxiety in young people (Yap et al., 2014). Parents may therefore function not only as facilitators of care, but in some circumstances also as barriers to access (Platell et al., 2023). In such contexts, unguided self-help CBT may provide a practical route to structured psychological support when access through families or formal services is difficult. The ecological constraints of adolescent help-seeking, together with the developmental capacities discussed above, support examining unguided self-help CBT as a clinically and developmentally meaningful intervention </w:t>
-      </w:r>
-      <w:proofErr w:type="gramStart"/>
-      <w:r>
-        <w:t>format in its own right</w:t>
-      </w:r>
-      <w:proofErr w:type="gramEnd"/>
-      <w:r>
-        <w:t>.</w:t>
+        <w:t>These barriers are not only practical but also relational. Family involvement is not always a neutral pathway to care. Family processes, including low parental warmth, inter-parental conflict, over-involvement, aversiveness, and limited autonomy granting, have been associated with depression and anxiety in young people (Yap et al., 2014). Parents may therefore function not only as facilitators of care, but in some circumstances also as barriers to access (Platell et al., 2023). In such contexts, unguided self-help CBT may provide a practical route to structured psychological support when access through families or formal services is difficult. The ecological constraints of adolescent help-seeking, together with the developmental capacities discussed above, support examining unguided self-help CBT as a clinically and developmentally meaningful intervention format in its own right.</w:t>
       </w:r>
     </w:p>
     <w:p>
@@ -1149,15 +1125,7 @@
       </w:r>
       <w:r>
         <w:lastRenderedPageBreak/>
-        <w:t xml:space="preserve">individuals show characteristic patterns of negative automatic thoughts and dysfunctional beliefs about the self, the world, and the future. These cognitive patterns are activated under stress and serve to maintain depressive mood and behavior (Beck, 1967; Beck, Rush, Shaw, &amp; Emery, 1979). Behavior therapy, which developed in parallel, applied principles of reinforcement, punishment, and extinction </w:t>
-      </w:r>
-      <w:proofErr w:type="gramStart"/>
-      <w:r>
-        <w:t>in order to</w:t>
-      </w:r>
-      <w:proofErr w:type="gramEnd"/>
-      <w:r>
-        <w:t xml:space="preserve"> modify maladaptive behavioral patterns and to increase engagement in activities likely to produce positive reinforcement. The integration of these two traditions, together with the addition of emotion as a central variable, gave rise to CBT. In the CBT framework, cognition, behavior, and emotion are understood as three components that interact reciprocally, so that a change in any one of them influences the others.</w:t>
+        <w:t>individuals show characteristic patterns of negative automatic thoughts and dysfunctional beliefs about the self, the world, and the future. These cognitive patterns are activated under stress and serve to maintain depressive mood and behavior (Beck, 1967; Beck, Rush, Shaw, &amp; Emery, 1979). Behavior therapy, which developed in parallel, applied principles of reinforcement, punishment, and extinction in order to modify maladaptive behavioral patterns and to increase engagement in activities likely to produce positive reinforcement. The integration of these two traditions, together with the addition of emotion as a central variable, gave rise to CBT. In the CBT framework, cognition, behavior, and emotion are understood as three components that interact reciprocally, so that a change in any one of them influences the others.</w:t>
       </w:r>
     </w:p>
     <w:p>
@@ -1215,15 +1183,7 @@
       </w:r>
       <w:r>
         <w:lastRenderedPageBreak/>
-        <w:t xml:space="preserve">improving sleep hygiene, practicing relaxation, taking up new hobbies, or spending time in nature. Self-support refers to situations in which a professional provides some degree of suggestion, monitoring, or guidance </w:t>
-      </w:r>
-      <w:proofErr w:type="gramStart"/>
-      <w:r>
-        <w:t>in order to</w:t>
-      </w:r>
-      <w:proofErr w:type="gramEnd"/>
-      <w:r>
-        <w:t xml:space="preserve"> help the individual sustain new practices. Self-change refers to situations in which an individual in a harmful state decides, with or without external assistance, to relinquish destructive behavior and adopt more adaptive alternatives.</w:t>
+        <w:t>improving sleep hygiene, practicing relaxation, taking up new hobbies, or spending time in nature. Self-support refers to situations in which a professional provides some degree of suggestion, monitoring, or guidance in order to help the individual sustain new practices. Self-change refers to situations in which an individual in a harmful state decides, with or without external assistance, to relinquish destructive behavior and adopt more adaptive alternatives.</w:t>
       </w:r>
     </w:p>
     <w:p>
@@ -1295,15 +1255,7 @@
         <w:jc w:val="both"/>
       </w:pPr>
       <w:r>
-        <w:t xml:space="preserve">Automated encouragement refers to pre-scripted, fixed prompts or messages that are generated by the program itself </w:t>
-      </w:r>
-      <w:proofErr w:type="gramStart"/>
-      <w:r>
-        <w:t>in order to</w:t>
-      </w:r>
-      <w:proofErr w:type="gramEnd"/>
-      <w:r>
-        <w:t xml:space="preserve"> encourage continued engagement. These prompts must not include guidance on therapeutic content.</w:t>
+        <w:t>Automated encouragement refers to pre-scripted, fixed prompts or messages that are generated by the program itself in order to encourage continued engagement. These prompts must not include guidance on therapeutic content.</w:t>
       </w:r>
     </w:p>
     <w:p>
@@ -1313,15 +1265,7 @@
         <w:jc w:val="both"/>
       </w:pPr>
       <w:r>
-        <w:t xml:space="preserve">Human encouragement refers to prompts or messages that are prepared and delivered by a person, for example through email, SMS, or telephone, </w:t>
-      </w:r>
-      <w:proofErr w:type="gramStart"/>
-      <w:r>
-        <w:t>in order to</w:t>
-      </w:r>
-      <w:proofErr w:type="gramEnd"/>
-      <w:r>
-        <w:t xml:space="preserve"> encourage engagement. Like automated encouragement, these prompts must not include guidance on therapeutic content. Peer support delivered through moderated discussion groups is also classified as human encouragement.</w:t>
+        <w:t>Human encouragement refers to prompts or messages that are prepared and delivered by a person, for example through email, SMS, or telephone, in order to encourage engagement. Like automated encouragement, these prompts must not include guidance on therapeutic content. Peer support delivered through moderated discussion groups is also classified as human encouragement.</w:t>
       </w:r>
     </w:p>
     <w:p>
@@ -1417,15 +1361,7 @@
         <w:jc w:val="both"/>
       </w:pPr>
       <w:r>
-        <w:t xml:space="preserve">The three reviews together point to several remaining gaps that the present meta-analysis aims to address. First, adolescent-specific evidence on unguided self-help CBT has not been comprehensively synthesized using a support-level framework that is independent from the guided/unguided distinction. Second, existing syntheses have generally not examined whether effect sizes differ systematically by control type, specifically between passive controls (waitlist, TAU, no treatment) and minimally active controls (attention or information-only), even though the choice of comparator can substantially shape apparent effect sizes. Third, depression in adolescence often overlaps with adjacent presentations such as suicidality, self-harm, and bereavement-related emotional difficulties (Herrman et al., 2022). Suicidal ideation is a recognized component of depressive symptomatology, self-harm frequently co-occurs with depressive disorders, and bereavement-related presentations may overlap with or precipitate depressive episodes. By including trials in which depression was assessed as a central outcome alongside these presentations, the present study aims to characterize the reach of unguided self-help CBT across the clinically proximal range in which it is </w:t>
-      </w:r>
-      <w:proofErr w:type="gramStart"/>
-      <w:r>
-        <w:t>actually deployed</w:t>
-      </w:r>
-      <w:proofErr w:type="gramEnd"/>
-      <w:r>
-        <w:t>.</w:t>
+        <w:t>The three reviews together point to several remaining gaps that the present meta-analysis aims to address. First, adolescent-specific evidence on unguided self-help CBT has not been comprehensively synthesized using a support-level framework that is independent from the guided/unguided distinction. Second, existing syntheses have generally not examined whether effect sizes differ systematically by control type, specifically between passive controls (waitlist, TAU, no treatment) and minimally active controls (attention or information-only), even though the choice of comparator can substantially shape apparent effect sizes. Third, depression in adolescence often overlaps with adjacent presentations such as suicidality, self-harm, and bereavement-related emotional difficulties (Herrman et al., 2022). Suicidal ideation is a recognized component of depressive symptomatology, self-harm frequently co-occurs with depressive disorders, and bereavement-related presentations may overlap with or precipitate depressive episodes. By including trials in which depression was assessed as a central outcome alongside these presentations, the present study aims to characterize the reach of unguided self-help CBT across the clinically proximal range in which it is actually deployed.</w:t>
       </w:r>
     </w:p>
     <w:bookmarkEnd w:id="2"/>
@@ -1511,7 +1447,6 @@
         <w:t xml:space="preserve">The search strategy was constructed from four concept blocks combined with the Boolean AND operator: (1) adolescent population, (2) depression, (3) cognitive behavioral therapy, and (4) unguided self-help and digital delivery modalities. Within each block, </w:t>
       </w:r>
       <w:proofErr w:type="spellStart"/>
-      <w:proofErr w:type="gramStart"/>
       <w:r>
         <w:rPr>
           <w:rFonts w:eastAsia="Times New Roman"/>
@@ -1519,7 +1454,6 @@
         <w:t>MeSH</w:t>
       </w:r>
       <w:proofErr w:type="spellEnd"/>
-      <w:proofErr w:type="gramEnd"/>
       <w:r>
         <w:rPr>
           <w:rFonts w:eastAsia="Times New Roman"/>
@@ -1537,21 +1471,7 @@
         <w:rPr>
           <w:rFonts w:eastAsia="Times New Roman"/>
         </w:rPr>
-        <w:t xml:space="preserve">No restrictions were placed on language at the search stage, and non-English records were screened with translation support where feasible. No restrictions were placed on publication status. Grey literature, including doctoral dissertations and preprints, was retained at the search stage </w:t>
-      </w:r>
-      <w:proofErr w:type="gramStart"/>
-      <w:r>
-        <w:rPr>
-          <w:rFonts w:eastAsia="Times New Roman"/>
-        </w:rPr>
-        <w:t>in order to</w:t>
-      </w:r>
-      <w:proofErr w:type="gramEnd"/>
-      <w:r>
-        <w:rPr>
-          <w:rFonts w:eastAsia="Times New Roman"/>
-        </w:rPr>
-        <w:t xml:space="preserve"> enhance the comprehensiveness of the review and to reduce the risk of publication bias (</w:t>
+        <w:t>No restrictions were placed on language at the search stage, and non-English records were screened with translation support where feasible. No restrictions were placed on publication status. Grey literature, including doctoral dissertations and preprints, was retained at the search stage in order to enhance the comprehensiveness of the review and to reduce the risk of publication bias (</w:t>
       </w:r>
       <w:proofErr w:type="spellStart"/>
       <w:r>
@@ -1656,21 +1576,7 @@
         <w:rPr>
           <w:rFonts w:eastAsia="Times New Roman"/>
         </w:rPr>
-        <w:t xml:space="preserve">Studies were eligible for inclusion when they satisfied </w:t>
-      </w:r>
-      <w:proofErr w:type="gramStart"/>
-      <w:r>
-        <w:rPr>
-          <w:rFonts w:eastAsia="Times New Roman"/>
-        </w:rPr>
-        <w:t>all of</w:t>
-      </w:r>
-      <w:proofErr w:type="gramEnd"/>
-      <w:r>
-        <w:rPr>
-          <w:rFonts w:eastAsia="Times New Roman"/>
-        </w:rPr>
-        <w:t xml:space="preserve"> the following criteria.</w:t>
+        <w:t>Studies were eligible for inclusion when they satisfied all of the following criteria.</w:t>
       </w:r>
     </w:p>
     <w:p>
@@ -1777,15 +1683,7 @@
       </w:r>
       <w:r>
         <w:lastRenderedPageBreak/>
-        <w:t xml:space="preserve">component (behavioral activation, problem-solving). Component definitions followed the framework summarized in Section 2.4 and Appendix B. Interventions delivered through </w:t>
-      </w:r>
-      <w:proofErr w:type="gramStart"/>
-      <w:r>
-        <w:t>artificial-intelligence</w:t>
-      </w:r>
-      <w:proofErr w:type="gramEnd"/>
-      <w:r>
-        <w:t xml:space="preserve"> chatbots that autonomously deliver CBT content without human therapist involvement were eligible as a form of unguided self-help.</w:t>
+        <w:t>component (behavioral activation, problem-solving). Component definitions followed the framework summarized in Section 2.4 and Appendix B. Interventions delivered through artificial-intelligence chatbots that autonomously deliver CBT content without human therapist involvement were eligible as a form of unguided self-help.</w:t>
       </w:r>
     </w:p>
     <w:p>
@@ -1809,21 +1707,7 @@
         <w:rPr>
           <w:rFonts w:eastAsia="Times New Roman"/>
         </w:rPr>
-        <w:t xml:space="preserve"> The comparator arm was required to be a non-active control condition. Non-active controls included waitlist, treatment-as-usual (TAU), no treatment, attention control, and information-only control. TAU was interpreted as the standard care that a participant would have received regardless of trial </w:t>
-      </w:r>
-      <w:proofErr w:type="gramStart"/>
-      <w:r>
-        <w:rPr>
-          <w:rFonts w:eastAsia="Times New Roman"/>
-        </w:rPr>
-        <w:t>participation, and</w:t>
-      </w:r>
-      <w:proofErr w:type="gramEnd"/>
-      <w:r>
-        <w:rPr>
-          <w:rFonts w:eastAsia="Times New Roman"/>
-        </w:rPr>
-        <w:t xml:space="preserve"> was therefore treated as non-active. For subgroup analysis, the comparator was further classified as passive (waitlist, TAU, no treatment) or minimally active (attention control, information-only control), reflecting evidence that the choice of comparator can substantially shape apparent effect sizes.</w:t>
+        <w:t xml:space="preserve"> The comparator arm was required to be a non-active control condition. Non-active controls included waitlist, treatment-as-usual (TAU), no treatment, attention control, and information-only control. TAU was interpreted as the standard care that a participant would have received regardless of trial participation, and was therefore treated as non-active. For subgroup analysis, the comparator was further classified as passive (waitlist, TAU, no treatment) or minimally active (attention control, information-only control), reflecting evidence that the choice of comparator can substantially shape apparent effect sizes.</w:t>
       </w:r>
     </w:p>
     <w:p>
@@ -6089,25 +5973,7 @@
           <w:sz w:val="20"/>
           <w:szCs w:val="20"/>
         </w:rPr>
-        <w:t xml:space="preserve">-dash (—) indicates that the measure is typically used with a single validated cutoff rather than with graduated severity bands. Where multiple cutoffs are in use, the </w:t>
-      </w:r>
-      <w:proofErr w:type="gramStart"/>
-      <w:r>
-        <w:rPr>
-          <w:rFonts w:eastAsia="Times New Roman"/>
-          <w:sz w:val="20"/>
-          <w:szCs w:val="20"/>
-        </w:rPr>
-        <w:t>most commonly cited</w:t>
-      </w:r>
-      <w:proofErr w:type="gramEnd"/>
-      <w:r>
-        <w:rPr>
-          <w:rFonts w:eastAsia="Times New Roman"/>
-          <w:sz w:val="20"/>
-          <w:szCs w:val="20"/>
-        </w:rPr>
-        <w:t xml:space="preserve"> is listed first, with alternatives in parentheses. The Clinical Cutoff column reflects the threshold used for establishing baseline eligibility; baseline severity for subgroup analysis (Subclinical, Mild-to-Moderate, Moderate, Severe) is classified using these cutoffs together with the reported baseline mean and standard deviation.</w:t>
+        <w:t>-dash (—) indicates that the measure is typically used with a single validated cutoff rather than with graduated severity bands. Where multiple cutoffs are in use, the most commonly cited is listed first, with alternatives in parentheses. The Clinical Cutoff column reflects the threshold used for establishing baseline eligibility; baseline severity for subgroup analysis (Subclinical, Mild-to-Moderate, Moderate, Severe) is classified using these cutoffs together with the reported baseline mean and standard deviation.</w:t>
       </w:r>
     </w:p>
     <w:p>
@@ -6605,15 +6471,7 @@
         <w:jc w:val="both"/>
       </w:pPr>
       <w:r>
-        <w:t xml:space="preserve">When a single trial reported multiple follow-up assessments within the same window, one assessment was selected for each window according to the following rules. For the short- and medium-term windows, the assessment closest to the midpoint of the window was retained. For the long-term window, the 12-month assessment was prioritized; when 12-month data were not available, the available long-term assessment closest to 12 months was used. The remaining assessments were retained in the database for descriptive reporting but were not entered into the corresponding pooled analysis, </w:t>
-      </w:r>
-      <w:proofErr w:type="gramStart"/>
-      <w:r>
-        <w:t>in order to</w:t>
-      </w:r>
-      <w:proofErr w:type="gramEnd"/>
-      <w:r>
-        <w:t xml:space="preserve"> avoid unit-of-analysis errors arising from the inclusion of multiple non-independent estimates from a single trial.</w:t>
+        <w:t>When a single trial reported multiple follow-up assessments within the same window, one assessment was selected for each window according to the following rules. For the short- and medium-term windows, the assessment closest to the midpoint of the window was retained. For the long-term window, the 12-month assessment was prioritized; when 12-month data were not available, the available long-term assessment closest to 12 months was used. The remaining assessments were retained in the database for descriptive reporting but were not entered into the corresponding pooled analysis, in order to avoid unit-of-analysis errors arising from the inclusion of multiple non-independent estimates from a single trial.</w:t>
       </w:r>
     </w:p>
     <w:bookmarkEnd w:id="3"/>
@@ -6816,15 +6674,7 @@
       </w:r>
       <w:proofErr w:type="spellEnd"/>
       <w:r>
-        <w:t xml:space="preserve"> activation was not examined as a single-component contrast because it was present in </w:t>
-      </w:r>
-      <w:proofErr w:type="gramStart"/>
-      <w:r>
-        <w:t>the substantial majority of</w:t>
-      </w:r>
-      <w:proofErr w:type="gramEnd"/>
-      <w:r>
-        <w:t xml:space="preserve"> included programs, leaving the absent subgroup with </w:t>
+        <w:t xml:space="preserve"> activation was not examined as a single-component contrast because it was present in the substantial majority of included programs, leaving the absent subgroup with </w:t>
       </w:r>
       <w:r>
         <w:lastRenderedPageBreak/>
@@ -6857,23 +6707,7 @@
         <w:jc w:val="both"/>
       </w:pPr>
       <w:r>
-        <w:t xml:space="preserve">Five sensitivity analyses were pre-specified to examine the robustness of the main findings. First, the pooled estimate was recomputed restricting to peer-reviewed journal articles, </w:t>
-      </w:r>
-      <w:proofErr w:type="gramStart"/>
-      <w:r>
-        <w:t>in order to</w:t>
-      </w:r>
-      <w:proofErr w:type="gramEnd"/>
-      <w:r>
-        <w:t xml:space="preserve"> examine the influence of including dissertations and preprints. Second, the pooled estimate was recomputed under a clinically restricted subset, defined as the subset of trials with baseline severity meeting an established clinical cutoff and with a treatment-focused rather than indicated-prevention intent; trials failing either condition </w:t>
-      </w:r>
-      <w:proofErr w:type="gramStart"/>
-      <w:r>
-        <w:t>were</w:t>
-      </w:r>
-      <w:proofErr w:type="gramEnd"/>
-      <w:r>
-        <w:t xml:space="preserve"> excluded. Third, the pooled estimate was recomputed restricting to trials in which depressive symptoms were the primary treatment target, with trials in which depression was assessed alongside another primary target (such as self-harm, suicidal ideation, peer violence, or insomnia) excluded. Fourth, the pooled estimate was recomputed excluding minimal-intensity programs, defined as those with an estimated intended weekly dose of 15 minutes per week or less. Self-paced or on-demand interventions without a fixed intended weekly dose were retained in this analysis rather than excluded, on the basis that not estimable does not equate to low dose. Fifth, a leave-one-out sensitivity analysis was conducted to identify any single study disproportionately influencing the pooled effect.</w:t>
+        <w:t>Five sensitivity analyses were pre-specified to examine the robustness of the main findings. First, the pooled estimate was recomputed restricting to peer-reviewed journal articles, in order to examine the influence of including dissertations and preprints. Second, the pooled estimate was recomputed under a clinically restricted subset, defined as the subset of trials with baseline severity meeting an established clinical cutoff and with a treatment-focused rather than indicated-prevention intent; trials failing either condition were excluded. Third, the pooled estimate was recomputed restricting to trials in which depressive symptoms were the primary treatment target, with trials in which depression was assessed alongside another primary target (such as self-harm, suicidal ideation, peer violence, or insomnia) excluded. Fourth, the pooled estimate was recomputed excluding minimal-intensity programs, defined as those with an estimated intended weekly dose of 15 minutes per week or less. Self-paced or on-demand interventions without a fixed intended weekly dose were retained in this analysis rather than excluded, on the basis that not estimable does not equate to low dose. Fifth, a leave-one-out sensitivity analysis was conducted to identify any single study disproportionately influencing the pooled effect.</w:t>
       </w:r>
     </w:p>
     <w:p>
@@ -7329,15 +7163,7 @@
       </w:r>
       <w:proofErr w:type="spellEnd"/>
       <w:r>
-        <w:t xml:space="preserve"> recruited on the basis of general adolescent mental health concerns without a depression severity threshold (O'Dea et al., 2020). Most other trials neither targeted nor systematically excluded comorbidity, recruiting </w:t>
-      </w:r>
-      <w:proofErr w:type="gramStart"/>
-      <w:r>
-        <w:t>on the basis of</w:t>
-      </w:r>
-      <w:proofErr w:type="gramEnd"/>
-      <w:r>
-        <w:t xml:space="preserve"> elevated depressive symptoms regardless of co-occurring anxiety or other internalizing symptoms. Active psychosis, bipolar disorder, current acute suicidality, and ongoing concurrent psychotherapy were the most consistently applied exclusion criteria.</w:t>
+        <w:t xml:space="preserve"> recruited on the basis of general adolescent mental health concerns without a depression severity threshold (O'Dea et al., 2020). Most other trials neither targeted nor systematically excluded comorbidity, recruiting on the basis of elevated depressive symptoms regardless of co-occurring anxiety or other internalizing symptoms. Active psychosis, bipolar disorder, current acute suicidality, and ongoing concurrent psychotherapy were the most consistently applied exclusion criteria.</w:t>
       </w:r>
     </w:p>
     <w:p>
@@ -7434,15 +7260,7 @@
       </w:r>
       <w:proofErr w:type="spellEnd"/>
       <w:r>
-        <w:t>) to 8 months of web-based modules (Grasp the Opportunity). Most programs were designed to be completed within a 4–</w:t>
-      </w:r>
-      <w:proofErr w:type="gramStart"/>
-      <w:r>
-        <w:t>8 week</w:t>
-      </w:r>
-      <w:proofErr w:type="gramEnd"/>
-      <w:r>
-        <w:t xml:space="preserve"> window, although several mobile-app interventions (</w:t>
+        <w:t>) to 8 months of web-based modules (Grasp the Opportunity). Most programs were designed to be completed within a 4–8 week window, although several mobile-app interventions (</w:t>
       </w:r>
       <w:proofErr w:type="spellStart"/>
       <w:r>
@@ -7617,13 +7435,8 @@
         <w:ind w:firstLine="360"/>
         <w:jc w:val="both"/>
       </w:pPr>
-      <w:bookmarkStart w:id="9" w:name="OLE_LINK11"/>
-      <w:r>
-        <w:t>Among the ten studies judged as having some concerns overall, six were driven by a single domain-level concern and four by concerns across multiple domains, corresponding to 60% and 40%, respectively. The most frequent source of some-concern judgements was Domain 2, bias due to deviations from intended interventions. T</w:t>
-      </w:r>
-      <w:bookmarkEnd w:id="9"/>
-      <w:r>
-        <w:t>his pattern largely reflected the open-label design of unguided self-help trials, particularly when interventions were compared with non-active or minimally active control conditions. The specific combinations of domains driving these judgements varied across studies. Domain 2 appeared most frequently, followed by concerns related to selection of the reported result (D5) and missing outcome data (D3), while concerns in randomization (D1) and outcome measurement (D4) were less frequent.</w:t>
+      <w:r>
+        <w:t>Among the ten studies judged as having some concerns overall, five were driven by a single domain-level concern and five by concerns across multiple domains. The most frequent source of domain-level some-concern judgements was Domain 2, bias due to deviations from intended interventions. This pattern largely reflected the difficulty of blinding participants and personnel in unguided self-help interventions, particularly when interventions were compared with non-active or minimally active control conditions. Concerns related to selection of the reported result also appeared in several studies, while concerns in randomization and outcome measurement were less frequent.</w:t>
       </w:r>
     </w:p>
     <w:p>
@@ -7633,16 +7446,15 @@
         <w:jc w:val="both"/>
       </w:pPr>
       <w:r>
-        <w:t xml:space="preserve">All studies judged as being at high overall risk of bias were driven by Domain 3, missing outcome data. These included Bohr et al. (2023), Wright et al. (2020), and Ackerson et al. (1998). Therefore, the pooled findings should be interpreted with caution, particularly in relation to attrition and incomplete outcome data. Of these three high-risk studies, Bohr et al. (2023) was retained only for the sensitivity analysis owing to the absence of an </w:t>
-      </w:r>
-      <w:proofErr w:type="spellStart"/>
-      <w:r>
-        <w:t>intracluster</w:t>
-      </w:r>
-      <w:proofErr w:type="spellEnd"/>
-      <w:r>
-        <w:t xml:space="preserve"> correlation coefficient. The main pooled estimate is therefore influenced by two high-risk studies, Wright et al. (2020) and Ackerson et al. (1998).</w:t>
-      </w:r>
+        <w:t>All studies judged as being at high overall risk of bias were driven by Domain 3, bias due to missing outcome data. These included Bohr et al. (2023), Wright et al. (2020), and Ackerson et al. (1998). Thus, while deviations from intended interventions were the most common source of moderate concern across the evidence base, missing outcome data represented the main source of serious bias.</w:t>
+      </w:r>
+    </w:p>
+    <w:p>
+      <w:pPr>
+        <w:spacing w:after="120" w:line="360" w:lineRule="auto"/>
+        <w:ind w:firstLine="360"/>
+        <w:jc w:val="both"/>
+      </w:pPr>
     </w:p>
     <w:bookmarkEnd w:id="7"/>
     <w:p>
@@ -7716,14 +7528,13 @@
       </w:pPr>
       <w:r>
         <w:rPr>
-          <w:rFonts w:hint="eastAsia"/>
           <w:noProof/>
         </w:rPr>
         <w:drawing>
-          <wp:inline distT="0" distB="0" distL="0" distR="0" wp14:anchorId="32300EC5" wp14:editId="035BE320">
+          <wp:inline distT="0" distB="0" distL="0" distR="0" wp14:anchorId="2590F4A8" wp14:editId="1EBDB50C">
             <wp:extent cx="5943600" cy="2797175"/>
             <wp:effectExtent l="0" t="0" r="0" b="3175"/>
-            <wp:docPr id="356044980" name="图片 17" descr="图表, 条形图&#10;&#10;描述已自动生成"/>
+            <wp:docPr id="533423545" name="图片 3" descr="图表, 条形图&#10;&#10;描述已自动生成"/>
             <wp:cNvGraphicFramePr>
               <a:graphicFrameLocks xmlns:a="http://schemas.openxmlformats.org/drawingml/2006/main" noChangeAspect="1"/>
             </wp:cNvGraphicFramePr>
@@ -7731,7 +7542,7 @@
               <a:graphicData uri="http://schemas.openxmlformats.org/drawingml/2006/picture">
                 <pic:pic xmlns:pic="http://schemas.openxmlformats.org/drawingml/2006/picture">
                   <pic:nvPicPr>
-                    <pic:cNvPr id="356044980" name="图片 17" descr="图表, 条形图&#10;&#10;描述已自动生成"/>
+                    <pic:cNvPr id="533423545" name="图片 3" descr="图表, 条形图&#10;&#10;描述已自动生成"/>
                     <pic:cNvPicPr/>
                   </pic:nvPicPr>
                   <pic:blipFill>
@@ -7767,10 +7578,10 @@
         </w:rPr>
         <w:lastRenderedPageBreak/>
         <w:drawing>
-          <wp:inline distT="0" distB="0" distL="0" distR="0" wp14:anchorId="26A21581" wp14:editId="5A3728EF">
+          <wp:inline distT="0" distB="0" distL="0" distR="0" wp14:anchorId="5B8D860D" wp14:editId="50B3D9F7">
             <wp:extent cx="5943600" cy="7726680"/>
             <wp:effectExtent l="0" t="0" r="0" b="7620"/>
-            <wp:docPr id="2110923058" name="图片 1" descr="图片包含 图表&#10;&#10;描述已自动生成"/>
+            <wp:docPr id="170169257" name="图片 4" descr="图片包含 图表&#10;&#10;描述已自动生成"/>
             <wp:cNvGraphicFramePr>
               <a:graphicFrameLocks xmlns:a="http://schemas.openxmlformats.org/drawingml/2006/main" noChangeAspect="1"/>
             </wp:cNvGraphicFramePr>
@@ -7778,7 +7589,7 @@
               <a:graphicData uri="http://schemas.openxmlformats.org/drawingml/2006/picture">
                 <pic:pic xmlns:pic="http://schemas.openxmlformats.org/drawingml/2006/picture">
                   <pic:nvPicPr>
-                    <pic:cNvPr id="2110923058" name="图片 1" descr="图片包含 图表&#10;&#10;描述已自动生成"/>
+                    <pic:cNvPr id="170169257" name="图片 4" descr="图片包含 图表&#10;&#10;描述已自动生成"/>
                     <pic:cNvPicPr/>
                   </pic:nvPicPr>
                   <pic:blipFill>
@@ -7829,7 +7640,8 @@
           <w:szCs w:val="24"/>
         </w:rPr>
       </w:pPr>
-      <w:bookmarkStart w:id="10" w:name="OLE_LINK19"/>
+      <w:bookmarkStart w:id="9" w:name="OLE_LINK19"/>
+      <w:bookmarkStart w:id="10" w:name="OLE_LINK11"/>
       <w:r>
         <w:rPr>
           <w:rFonts w:hint="eastAsia"/>
@@ -7868,34 +7680,48 @@
         <w:jc w:val="both"/>
       </w:pPr>
       <w:bookmarkStart w:id="11" w:name="OLE_LINK26"/>
-      <w:bookmarkEnd w:id="10"/>
-      <w:r>
-        <w:t xml:space="preserve">Fourteen studies contributed effect sizes at post-intervention. Under a random-effects model using the REML estimator and Hartung-Knapp adjustment, the pooled Hedges' g was 0.27, 95% CI [0.06, 0.47], </w:t>
-      </w:r>
-      <w:proofErr w:type="gramStart"/>
-      <w:r>
-        <w:rPr>
-          <w:i/>
-          <w:iCs/>
-        </w:rPr>
-        <w:t>t</w:t>
-      </w:r>
-      <w:r>
-        <w:t>(</w:t>
-      </w:r>
-      <w:proofErr w:type="gramEnd"/>
-      <w:r>
-        <w:t xml:space="preserve">13) = 2.80, </w:t>
-      </w:r>
-      <w:r>
-        <w:rPr>
-          <w:i/>
-          <w:iCs/>
-        </w:rPr>
-        <w:t>p</w:t>
-      </w:r>
-      <w:r>
-        <w:t xml:space="preserve"> = .015, indicating a benefit of unguided self-help CBT interventions over control conditions (Figure 3).</w:t>
+      <w:bookmarkEnd w:id="9"/>
+      <w:r>
+        <w:t>Fourteen studies contributed effect sizes at post-intervention, including 1,</w:t>
+      </w:r>
+      <w:r>
+        <w:rPr>
+          <w:rFonts w:hint="eastAsia"/>
+        </w:rPr>
+        <w:t>913</w:t>
+      </w:r>
+      <w:r>
+        <w:t xml:space="preserve"> participants in total, with 9</w:t>
+      </w:r>
+      <w:r>
+        <w:rPr>
+          <w:rFonts w:hint="eastAsia"/>
+        </w:rPr>
+        <w:t>44</w:t>
+      </w:r>
+      <w:r>
+        <w:t xml:space="preserve"> participants in the intervention conditions and 9</w:t>
+      </w:r>
+      <w:r>
+        <w:rPr>
+          <w:rFonts w:hint="eastAsia"/>
+        </w:rPr>
+        <w:t>69</w:t>
+      </w:r>
+      <w:r>
+        <w:t xml:space="preserve"> in the control conditions. Under a random-effects model using the REML estimator and Hartung-Knapp adjustment, the pooled Hedges’ g was 0.27, 95% CI [0.06, 0.47], t(13) = 2.8</w:t>
+      </w:r>
+      <w:r>
+        <w:rPr>
+          <w:rFonts w:hint="eastAsia"/>
+        </w:rPr>
+        <w:t>2</w:t>
+      </w:r>
+      <w:r>
+        <w:t>, p = .015, indicating a small but statistically significant benefit of unguided self-help CBT interventions over control conditions.</w:t>
+      </w:r>
+      <w:r>
+        <w:t xml:space="preserve"> (Figure 3).</w:t>
       </w:r>
     </w:p>
     <w:p>
@@ -7905,45 +7731,202 @@
         <w:jc w:val="both"/>
       </w:pPr>
       <w:r>
-        <w:t>Inspection of the forest plot revealed substantial dispersion in individual study estimates, ranging from g = −0.17 (O'Dea et al., 2020) to g = 1.51 (Fleming et al., 2012). Of the 14 trials, 12 yielded point estimates favoring the intervention condition, whereas two (</w:t>
-      </w:r>
-      <w:r>
-        <w:t>O'Dea et al., 2020;</w:t>
+        <w:t xml:space="preserve">Inspection of the forest plot revealed substantial dispersion in individual study estimates, ranging from g = −0.17 (O'Dea et al., 2020) to g = 1.51 (Fleming et al., 2012). Of the 14 trials, 12 yielded point estimates favoring the intervention condition, </w:t>
+      </w:r>
+      <w:r>
+        <w:t xml:space="preserve">whereas two produced estimates that did not favor the intervention (O'Dea et al., 2020, </w:t>
+      </w:r>
+      <w:r>
+        <w:rPr>
+          <w:i/>
+          <w:iCs/>
+        </w:rPr>
+        <w:t>g</w:t>
+      </w:r>
+      <w:r>
+        <w:t xml:space="preserve"> = −0.17; </w:t>
+      </w:r>
+      <w:proofErr w:type="spellStart"/>
+      <w:r>
+        <w:t>Poppelaars</w:t>
+      </w:r>
+      <w:proofErr w:type="spellEnd"/>
+      <w:r>
+        <w:t xml:space="preserve"> et al., 2016, </w:t>
+      </w:r>
+      <w:r>
+        <w:rPr>
+          <w:i/>
+          <w:iCs/>
+        </w:rPr>
+        <w:t>g</w:t>
+      </w:r>
+      <w:r>
+        <w:t xml:space="preserve"> = −0.01)</w:t>
+      </w:r>
+      <w:r>
+        <w:t xml:space="preserve">. Five trials had confidence intervals that excluded zero (Ackerson et al., 1998; Fleming et al., 2012; </w:t>
+      </w:r>
+      <w:proofErr w:type="spellStart"/>
+      <w:r>
+        <w:t>Makarushka</w:t>
+      </w:r>
+      <w:proofErr w:type="spellEnd"/>
+      <w:r>
+        <w:t>, 201</w:t>
       </w:r>
       <w:r>
         <w:rPr>
           <w:rFonts w:hint="eastAsia"/>
         </w:rPr>
-        <w:t xml:space="preserve"> </w:t>
-      </w:r>
-      <w:proofErr w:type="spellStart"/>
-      <w:r>
-        <w:rPr>
-          <w:rFonts w:hint="eastAsia"/>
-        </w:rPr>
-        <w:t>Poppelaars</w:t>
-      </w:r>
-      <w:proofErr w:type="spellEnd"/>
-      <w:r>
-        <w:rPr>
-          <w:rFonts w:hint="eastAsia"/>
-        </w:rPr>
-        <w:t>, 2016</w:t>
-      </w:r>
-      <w:r>
-        <w:t>)</w:t>
-      </w:r>
-      <w:r>
-        <w:t xml:space="preserve"> produced estimates near zero. Five trials had confidence intervals that excluded zero (Ackerson et al., 1998; Fleming et al., 2012; </w:t>
-      </w:r>
-      <w:proofErr w:type="spellStart"/>
-      <w:r>
-        <w:t>Makarushka</w:t>
-      </w:r>
-      <w:proofErr w:type="spellEnd"/>
-      <w:r>
-        <w:t>, 2012; Smith et al., 2015; O'Dea et al., 2025), whereas the remaining nine trials did not reach statistical significance at the individual-study level. Two trials, Ackerson et al. (1998) and Fleming et al. (2012), produced effect estimates substantially larger than most other studies, together with relatively wide confidence intervals, suggesting that they may have influenced the pooled estimate. Their influence is examined in the leave-one-out sensitivity analysis reported in Section 4.6.</w:t>
-      </w:r>
+        <w:t>1</w:t>
+      </w:r>
+      <w:r>
+        <w:t>; Smith et al., 2015; O'Dea et al., 2025), whereas the remaining nine trials did not reach statistical significance at the individual-study level. Two trials, Ackerson et al. (1998) and Fleming et al. (2012), produced effect estimates substantially larger than most other studies, together with relatively wide confidence intervals, suggesting that they may have influenced the pooled estimate. Their influence is examined in the leave-one-out sensitivity analysis reported in Section 4.6.</w:t>
+      </w:r>
+    </w:p>
+    <w:p>
+      <w:pPr>
+        <w:spacing w:after="120" w:line="360" w:lineRule="auto"/>
+        <w:jc w:val="both"/>
+        <w:rPr>
+          <w:b/>
+          <w:bCs/>
+          <w:noProof/>
+        </w:rPr>
+      </w:pPr>
+    </w:p>
+    <w:p>
+      <w:pPr>
+        <w:spacing w:after="120" w:line="360" w:lineRule="auto"/>
+        <w:jc w:val="both"/>
+        <w:rPr>
+          <w:b/>
+          <w:bCs/>
+          <w:noProof/>
+        </w:rPr>
+      </w:pPr>
+    </w:p>
+    <w:p>
+      <w:pPr>
+        <w:spacing w:after="120" w:line="360" w:lineRule="auto"/>
+        <w:jc w:val="both"/>
+        <w:rPr>
+          <w:b/>
+          <w:bCs/>
+          <w:noProof/>
+        </w:rPr>
+      </w:pPr>
+    </w:p>
+    <w:p>
+      <w:pPr>
+        <w:spacing w:after="120" w:line="360" w:lineRule="auto"/>
+        <w:jc w:val="both"/>
+        <w:rPr>
+          <w:b/>
+          <w:bCs/>
+          <w:noProof/>
+        </w:rPr>
+      </w:pPr>
+    </w:p>
+    <w:p>
+      <w:pPr>
+        <w:spacing w:after="120" w:line="360" w:lineRule="auto"/>
+        <w:jc w:val="both"/>
+        <w:rPr>
+          <w:b/>
+          <w:bCs/>
+          <w:noProof/>
+        </w:rPr>
+      </w:pPr>
+    </w:p>
+    <w:p>
+      <w:pPr>
+        <w:spacing w:after="120" w:line="360" w:lineRule="auto"/>
+        <w:jc w:val="both"/>
+        <w:rPr>
+          <w:b/>
+          <w:bCs/>
+          <w:noProof/>
+        </w:rPr>
+      </w:pPr>
+    </w:p>
+    <w:p>
+      <w:pPr>
+        <w:spacing w:after="120" w:line="360" w:lineRule="auto"/>
+        <w:jc w:val="both"/>
+        <w:rPr>
+          <w:b/>
+          <w:bCs/>
+          <w:noProof/>
+        </w:rPr>
+      </w:pPr>
+    </w:p>
+    <w:p>
+      <w:pPr>
+        <w:spacing w:after="120" w:line="360" w:lineRule="auto"/>
+        <w:jc w:val="both"/>
+        <w:rPr>
+          <w:b/>
+          <w:bCs/>
+          <w:noProof/>
+        </w:rPr>
+      </w:pPr>
+    </w:p>
+    <w:p>
+      <w:pPr>
+        <w:spacing w:after="120" w:line="360" w:lineRule="auto"/>
+        <w:jc w:val="both"/>
+        <w:rPr>
+          <w:b/>
+          <w:bCs/>
+          <w:noProof/>
+        </w:rPr>
+      </w:pPr>
+    </w:p>
+    <w:p>
+      <w:pPr>
+        <w:spacing w:after="120" w:line="360" w:lineRule="auto"/>
+        <w:jc w:val="both"/>
+        <w:rPr>
+          <w:b/>
+          <w:bCs/>
+          <w:noProof/>
+        </w:rPr>
+      </w:pPr>
+    </w:p>
+    <w:p>
+      <w:pPr>
+        <w:spacing w:after="120" w:line="360" w:lineRule="auto"/>
+        <w:jc w:val="both"/>
+        <w:rPr>
+          <w:b/>
+          <w:bCs/>
+          <w:noProof/>
+        </w:rPr>
+      </w:pPr>
+    </w:p>
+    <w:p>
+      <w:pPr>
+        <w:spacing w:after="120" w:line="360" w:lineRule="auto"/>
+        <w:jc w:val="both"/>
+        <w:rPr>
+          <w:b/>
+          <w:bCs/>
+          <w:noProof/>
+        </w:rPr>
+      </w:pPr>
+    </w:p>
+    <w:p>
+      <w:pPr>
+        <w:spacing w:after="120" w:line="360" w:lineRule="auto"/>
+        <w:jc w:val="both"/>
+        <w:rPr>
+          <w:b/>
+          <w:bCs/>
+          <w:noProof/>
+        </w:rPr>
+      </w:pPr>
     </w:p>
     <w:p>
       <w:pPr>
@@ -8014,14 +7997,13 @@
       </w:pPr>
       <w:r>
         <w:rPr>
-          <w:rFonts w:hint="eastAsia"/>
           <w:noProof/>
         </w:rPr>
         <w:drawing>
-          <wp:inline distT="0" distB="0" distL="0" distR="0" wp14:anchorId="2D38600B" wp14:editId="6C2DB028">
-            <wp:extent cx="5023092" cy="3817764"/>
-            <wp:effectExtent l="0" t="0" r="6350" b="0"/>
-            <wp:docPr id="1891334130" name="图片 29" descr="图片包含 图表&#10;&#10;描述已自动生成"/>
+          <wp:inline distT="0" distB="0" distL="0" distR="0" wp14:anchorId="5E79CE49" wp14:editId="68FB7B82">
+            <wp:extent cx="5943600" cy="4517390"/>
+            <wp:effectExtent l="0" t="0" r="0" b="0"/>
+            <wp:docPr id="1740318388" name="图片 1" descr="图片包含 图表&#10;&#10;描述已自动生成"/>
             <wp:cNvGraphicFramePr>
               <a:graphicFrameLocks xmlns:a="http://schemas.openxmlformats.org/drawingml/2006/main" noChangeAspect="1"/>
             </wp:cNvGraphicFramePr>
@@ -8029,7 +8011,7 @@
               <a:graphicData uri="http://schemas.openxmlformats.org/drawingml/2006/picture">
                 <pic:pic xmlns:pic="http://schemas.openxmlformats.org/drawingml/2006/picture">
                   <pic:nvPicPr>
-                    <pic:cNvPr id="1891334130" name="图片 29" descr="图片包含 图表&#10;&#10;描述已自动生成"/>
+                    <pic:cNvPr id="1740318388" name="图片 1" descr="图片包含 图表&#10;&#10;描述已自动生成"/>
                     <pic:cNvPicPr/>
                   </pic:nvPicPr>
                   <pic:blipFill>
@@ -8047,7 +8029,7 @@
                   <pic:spPr>
                     <a:xfrm>
                       <a:off x="0" y="0"/>
-                      <a:ext cx="5043666" cy="3833401"/>
+                      <a:ext cx="5943600" cy="4517390"/>
                     </a:xfrm>
                     <a:prstGeom prst="rect">
                       <a:avLst/>
@@ -8072,7 +8054,6 @@
           <w:i/>
           <w:iCs/>
         </w:rPr>
-        <w:lastRenderedPageBreak/>
         <w:t xml:space="preserve">Note. </w:t>
       </w:r>
       <w:r>
@@ -8134,15 +8115,56 @@
       </w:pPr>
       <w:bookmarkStart w:id="13" w:name="OLE_LINK13"/>
       <w:r>
-        <w:t xml:space="preserve">Between-study heterogeneity was moderate to high, </w:t>
-      </w:r>
-      <w:proofErr w:type="gramStart"/>
-      <w:r>
-        <w:t>Q(</w:t>
-      </w:r>
-      <w:proofErr w:type="gramEnd"/>
-      <w:r>
-        <w:t>13) = 35.34, p &lt; .001, I² = 63.2%, 95% CI [34.6%, 79.3%], τ² = 0.055, 95% CI [0.020, 0.425]. The corresponding τ value was 0.23, indicating that the dispersion of true effects across studies was nearly as large as the pooled effect itself (g = 0.27). This implies that even after accounting for sampling error, substantial between-study variability in true effects remained. The 95% prediction interval ranged from −0.27 to 0.80, suggesting that the true effect in a comparable future trial could plausibly range from a small negative effect to a moderate positive effect. This variability supports the need for the subgroup analyses, exploratory meta-regression, and sensitivity analyses reported in Sections 4.6 and 4.7.</w:t>
+        <w:t>Between-study heterogeneity was moderate to high, Q(13) = 35.</w:t>
+      </w:r>
+      <w:r>
+        <w:rPr>
+          <w:rFonts w:hint="eastAsia"/>
+        </w:rPr>
+        <w:t>39</w:t>
+      </w:r>
+      <w:r>
+        <w:t>, p &lt; .001, I² = 63.</w:t>
+      </w:r>
+      <w:r>
+        <w:rPr>
+          <w:rFonts w:hint="eastAsia"/>
+        </w:rPr>
+        <w:t>3</w:t>
+      </w:r>
+      <w:r>
+        <w:t>%, 95% CI [34.</w:t>
+      </w:r>
+      <w:r>
+        <w:rPr>
+          <w:rFonts w:hint="eastAsia"/>
+        </w:rPr>
+        <w:t>7</w:t>
+      </w:r>
+      <w:r>
+        <w:t>%, 79.</w:t>
+      </w:r>
+      <w:r>
+        <w:rPr>
+          <w:rFonts w:hint="eastAsia"/>
+        </w:rPr>
+        <w:t>3</w:t>
+      </w:r>
+      <w:r>
+        <w:t>%], τ² = 0.055, 95% CI [0.020, 0.42</w:t>
+      </w:r>
+      <w:r>
+        <w:rPr>
+          <w:rFonts w:hint="eastAsia"/>
+        </w:rPr>
+        <w:t>4</w:t>
+      </w:r>
+      <w:r>
+        <w:t xml:space="preserve">]. The corresponding τ value was 0.23, indicating that the dispersion of true effects across studies was nearly as large as the pooled effect itself (g = 0.27). This implies that even after accounting for sampling error, substantial between-study variability in true effects remained. The 95% prediction interval ranged from −0.27 to 0.80, suggesting that the true effect in a comparable </w:t>
+      </w:r>
+      <w:r>
+        <w:lastRenderedPageBreak/>
+        <w:t>future trial could plausibly range from a small negative effect to a moderate positive effect. This variability supports the need for the subgroup analyses, exploratory meta-regression, and sensitivity analyses reported in Sections 4.6 and 4.7.</w:t>
       </w:r>
     </w:p>
     <w:p>
@@ -8672,7 +8694,19 @@
               <w:rPr>
                 <w:rFonts w:hint="eastAsia"/>
               </w:rPr>
-              <w:t>2.80(13)</w:t>
+              <w:t>2.8</w:t>
+            </w:r>
+            <w:r>
+              <w:rPr>
+                <w:rFonts w:hint="eastAsia"/>
+              </w:rPr>
+              <w:t>2</w:t>
+            </w:r>
+            <w:r>
+              <w:rPr>
+                <w:rFonts w:hint="eastAsia"/>
+              </w:rPr>
+              <w:t>(13)</w:t>
             </w:r>
           </w:p>
         </w:tc>
@@ -8703,7 +8737,13 @@
               <w:jc w:val="center"/>
             </w:pPr>
             <w:r>
-              <w:t>35.34</w:t>
+              <w:t>35.</w:t>
+            </w:r>
+            <w:r>
+              <w:rPr>
+                <w:rFonts w:hint="eastAsia"/>
+              </w:rPr>
+              <w:t>39</w:t>
             </w:r>
             <w:r>
               <w:rPr>
@@ -8743,7 +8783,16 @@
               <w:jc w:val="center"/>
             </w:pPr>
             <w:r>
-              <w:t>63.2%</w:t>
+              <w:t>63.</w:t>
+            </w:r>
+            <w:r>
+              <w:rPr>
+                <w:rFonts w:hint="eastAsia"/>
+              </w:rPr>
+              <w:t>3</w:t>
+            </w:r>
+            <w:r>
+              <w:t>%</w:t>
             </w:r>
           </w:p>
           <w:p>
@@ -8752,7 +8801,25 @@
               <w:jc w:val="center"/>
             </w:pPr>
             <w:r>
-              <w:t>[34.6, 79.3]</w:t>
+              <w:t>[34.</w:t>
+            </w:r>
+            <w:r>
+              <w:rPr>
+                <w:rFonts w:hint="eastAsia"/>
+              </w:rPr>
+              <w:t>7</w:t>
+            </w:r>
+            <w:r>
+              <w:t>, 79.</w:t>
+            </w:r>
+            <w:r>
+              <w:rPr>
+                <w:rFonts w:hint="eastAsia"/>
+              </w:rPr>
+              <w:t>3</w:t>
+            </w:r>
+            <w:r>
+              <w:t>]</w:t>
             </w:r>
           </w:p>
         </w:tc>
@@ -8815,6 +8882,7 @@
       </w:r>
       <w:bookmarkEnd w:id="14"/>
     </w:p>
+    <w:bookmarkEnd w:id="10"/>
     <w:bookmarkEnd w:id="11"/>
     <w:bookmarkEnd w:id="15"/>
     <w:p>
@@ -8869,53 +8937,121 @@
           <w:sz w:val="24"/>
           <w:szCs w:val="24"/>
         </w:rPr>
-        <w:t xml:space="preserve">4.4.2 Overall Effects for different Lengths </w:t>
-      </w:r>
-      <w:proofErr w:type="gramStart"/>
+        <w:t>4.4.2 Overall Effects for different Lengths of  follow-up</w:t>
+      </w:r>
+    </w:p>
+    <w:p>
+      <w:pPr>
+        <w:spacing w:after="120" w:line="360" w:lineRule="auto"/>
+        <w:ind w:firstLine="360"/>
+        <w:jc w:val="both"/>
+        <w:rPr>
+          <w:b/>
+          <w:bCs/>
+        </w:rPr>
+      </w:pPr>
+      <w:bookmarkStart w:id="18" w:name="OLE_LINK27"/>
       <w:r>
         <w:rPr>
           <w:rFonts w:hint="eastAsia"/>
           <w:b/>
           <w:bCs/>
-          <w:sz w:val="24"/>
-          <w:szCs w:val="24"/>
-        </w:rPr>
-        <w:t>of  follow</w:t>
-      </w:r>
-      <w:proofErr w:type="gramEnd"/>
-      <w:r>
-        <w:rPr>
-          <w:rFonts w:hint="eastAsia"/>
-          <w:b/>
-          <w:bCs/>
-          <w:sz w:val="24"/>
-          <w:szCs w:val="24"/>
-        </w:rPr>
-        <w:t>-up</w:t>
-      </w:r>
-    </w:p>
+        </w:rPr>
+        <w:t>Short-term follow-up</w:t>
+      </w:r>
+    </w:p>
+    <w:bookmarkEnd w:id="18"/>
     <w:p>
       <w:pPr>
         <w:spacing w:after="120" w:line="360" w:lineRule="auto"/>
         <w:ind w:firstLine="360"/>
         <w:jc w:val="both"/>
-        <w:rPr>
-          <w:b/>
-          <w:bCs/>
-        </w:rPr>
-      </w:pPr>
-      <w:bookmarkStart w:id="18" w:name="OLE_LINK27"/>
+      </w:pPr>
       <w:r>
         <w:rPr>
           <w:rFonts w:hint="eastAsia"/>
-          <w:b/>
-          <w:bCs/>
-        </w:rPr>
-        <w:lastRenderedPageBreak/>
-        <w:t>Short-term follow-up</w:t>
-      </w:r>
-    </w:p>
-    <w:bookmarkEnd w:id="18"/>
+        </w:rPr>
+        <w:t xml:space="preserve"> </w:t>
+      </w:r>
+      <w:bookmarkStart w:id="19" w:name="OLE_LINK29"/>
+      <w:r>
+        <w:rPr>
+          <w:rFonts w:hint="eastAsia"/>
+        </w:rPr>
+        <w:t>Three studies (</w:t>
+      </w:r>
+      <w:r>
+        <w:t xml:space="preserve">O'Dea et al., 2020; </w:t>
+      </w:r>
+      <w:proofErr w:type="spellStart"/>
+      <w:r>
+        <w:t>Poppelaars</w:t>
+      </w:r>
+      <w:proofErr w:type="spellEnd"/>
+      <w:r>
+        <w:t xml:space="preserve"> et al., 2016; Stasiak et al., 2014</w:t>
+      </w:r>
+      <w:r>
+        <w:rPr>
+          <w:rFonts w:hint="eastAsia"/>
+        </w:rPr>
+        <w:t>) contributed effect sizes at short-term follow-up (</w:t>
+      </w:r>
+      <w:r>
+        <w:t>≤3 months post-intervention)</w:t>
+      </w:r>
+      <w:r>
+        <w:rPr>
+          <w:rFonts w:hint="eastAsia"/>
+        </w:rPr>
+        <w:t xml:space="preserve">. </w:t>
+      </w:r>
+      <w:r>
+        <w:t>Under a random-effects model with REML estimator and Hartung-Knapp adjustment, the pooled Hedges' g was 0.01</w:t>
+      </w:r>
+      <w:r>
+        <w:rPr>
+          <w:rFonts w:hint="eastAsia"/>
+        </w:rPr>
+        <w:t>8</w:t>
+      </w:r>
+      <w:r>
+        <w:t xml:space="preserve"> (95% CI [−0.34, 0.3</w:t>
+      </w:r>
+      <w:r>
+        <w:rPr>
+          <w:rFonts w:hint="eastAsia"/>
+        </w:rPr>
+        <w:t>8</w:t>
+      </w:r>
+      <w:r>
+        <w:t>], t(2) = 0.</w:t>
+      </w:r>
+      <w:r>
+        <w:rPr>
+          <w:rFonts w:hint="eastAsia"/>
+        </w:rPr>
+        <w:t>21</w:t>
+      </w:r>
+      <w:r>
+        <w:t>, p = .8</w:t>
+      </w:r>
+      <w:r>
+        <w:rPr>
+          <w:rFonts w:hint="eastAsia"/>
+        </w:rPr>
+        <w:t>51</w:t>
+      </w:r>
+      <w:r>
+        <w:t xml:space="preserve">), </w:t>
+      </w:r>
+      <w:r>
+        <w:t>indicating no detectable benefit of unguided self-help CBTs over control conditions at this timepoint (Figure 4)</w:t>
+      </w:r>
+      <w:r>
+        <w:t>.</w:t>
+      </w:r>
+    </w:p>
     <w:p>
       <w:pPr>
         <w:spacing w:after="120" w:line="360" w:lineRule="auto"/>
@@ -8923,78 +9059,25 @@
         <w:jc w:val="both"/>
       </w:pPr>
       <w:r>
+        <w:t>Between-study heterogeneity was negligible (Q(2) = 0.8</w:t>
+      </w:r>
+      <w:r>
         <w:rPr>
           <w:rFonts w:hint="eastAsia"/>
         </w:rPr>
-        <w:t xml:space="preserve"> </w:t>
-      </w:r>
-      <w:bookmarkStart w:id="19" w:name="OLE_LINK29"/>
+        <w:t>8</w:t>
+      </w:r>
+      <w:r>
+        <w:t>, p = .6</w:t>
+      </w:r>
       <w:r>
         <w:rPr>
           <w:rFonts w:hint="eastAsia"/>
         </w:rPr>
-        <w:t>Three studies (</w:t>
-      </w:r>
-      <w:r>
-        <w:t xml:space="preserve">O'Dea et al., 2020; </w:t>
-      </w:r>
-      <w:proofErr w:type="spellStart"/>
-      <w:r>
-        <w:t>Poppelaars</w:t>
-      </w:r>
-      <w:proofErr w:type="spellEnd"/>
-      <w:r>
-        <w:t xml:space="preserve"> et al., 2016; Stasiak et al., 2014</w:t>
-      </w:r>
-      <w:r>
-        <w:rPr>
-          <w:rFonts w:hint="eastAsia"/>
-        </w:rPr>
-        <w:t>) contributed effect sizes at short-term follow-up (</w:t>
-      </w:r>
-      <w:r>
-        <w:t>≤3 months post-intervention)</w:t>
-      </w:r>
-      <w:r>
-        <w:rPr>
-          <w:rFonts w:hint="eastAsia"/>
-        </w:rPr>
-        <w:t xml:space="preserve">. </w:t>
-      </w:r>
-      <w:r>
-        <w:t xml:space="preserve">Under a random-effects model with REML estimator and Hartung-Knapp adjustment, the pooled Hedges' g was 0.015 (95% CI [−0.34, 0.37], </w:t>
-      </w:r>
-      <w:proofErr w:type="gramStart"/>
-      <w:r>
-        <w:t>t(</w:t>
-      </w:r>
-      <w:proofErr w:type="gramEnd"/>
-      <w:r>
-        <w:t xml:space="preserve">2) = 0.18, p = .875), </w:t>
-      </w:r>
-      <w:r>
-        <w:t>indicating no detectable benefit of unguided self-help CBTs over control conditions at this timepoint (Figure 4)</w:t>
-      </w:r>
-      <w:r>
-        <w:t>.</w:t>
-      </w:r>
-    </w:p>
-    <w:p>
-      <w:pPr>
-        <w:spacing w:after="120" w:line="360" w:lineRule="auto"/>
-        <w:ind w:firstLine="360"/>
-        <w:jc w:val="both"/>
-      </w:pPr>
-      <w:r>
-        <w:t>Between-study heterogeneity was negligible (</w:t>
-      </w:r>
-      <w:proofErr w:type="gramStart"/>
-      <w:r>
-        <w:t>Q(</w:t>
-      </w:r>
-      <w:proofErr w:type="gramEnd"/>
-      <w:r>
-        <w:t>2) = 0.85, p = .653; I² = 0.0%, 95% CI [0.0%, 89.6%]; τ² = 0.000). However, the wide confidence interval around I² reflects the limited precision of heterogeneity estimates when the number of studies is small (Borenstein et al., 2017). The 95% prediction interval extended from −0.53 to 0.56, similarly reflecting substantial uncertainty rather than informative dispersion.</w:t>
+        <w:t>44</w:t>
+      </w:r>
+      <w:r>
+        <w:t>; I² = 0.0%, 95% CI [0.0%, 89.6%]; τ² = 0.000). However, the wide confidence interval around I² reflects the limited precision of heterogeneity estimates when the number of studies is small (Borenstein et al., 2017). The 95% prediction interval extended from −0.53 to 0.56, similarly reflecting substantial uncertainty rather than informative dispersion.</w:t>
       </w:r>
     </w:p>
     <w:p>
@@ -9068,16 +9151,7 @@
           <w:bCs/>
           <w:noProof/>
         </w:rPr>
-        <w:t xml:space="preserve">Forest Plot of Studies </w:t>
-      </w:r>
-      <w:proofErr w:type="gramStart"/>
-      <w:r>
-        <w:rPr>
-          <w:b/>
-          <w:bCs/>
-          <w:noProof/>
-        </w:rPr>
-        <w:t xml:space="preserve">at </w:t>
+        <w:t xml:space="preserve">Forest Plot of Studies at </w:t>
       </w:r>
       <w:r>
         <w:rPr>
@@ -9092,15 +9166,7 @@
           <w:b/>
           <w:bCs/>
         </w:rPr>
-        <w:t>Short</w:t>
-      </w:r>
-      <w:proofErr w:type="gramEnd"/>
-      <w:r>
-        <w:rPr>
-          <w:b/>
-          <w:bCs/>
-        </w:rPr>
-        <w:t xml:space="preserve">-Term </w:t>
+        <w:t xml:space="preserve">Short-Term </w:t>
       </w:r>
       <w:proofErr w:type="spellStart"/>
       <w:r>
@@ -9133,10 +9199,10 @@
           <w:szCs w:val="24"/>
         </w:rPr>
         <w:drawing>
-          <wp:inline distT="0" distB="0" distL="0" distR="0" wp14:anchorId="7441B3C9" wp14:editId="6DBACB8B">
+          <wp:inline distT="0" distB="0" distL="0" distR="0" wp14:anchorId="2218540E" wp14:editId="55F21EC3">
             <wp:extent cx="5943600" cy="2773680"/>
             <wp:effectExtent l="0" t="0" r="0" b="7620"/>
-            <wp:docPr id="1140889400" name="图片 28" descr="图表, 箱线图&#10;&#10;描述已自动生成"/>
+            <wp:docPr id="295007338" name="图片 8" descr="图表, 箱线图&#10;&#10;描述已自动生成"/>
             <wp:cNvGraphicFramePr>
               <a:graphicFrameLocks xmlns:a="http://schemas.openxmlformats.org/drawingml/2006/main" noChangeAspect="1"/>
             </wp:cNvGraphicFramePr>
@@ -9144,7 +9210,7 @@
               <a:graphicData uri="http://schemas.openxmlformats.org/drawingml/2006/picture">
                 <pic:pic xmlns:pic="http://schemas.openxmlformats.org/drawingml/2006/picture">
                   <pic:nvPicPr>
-                    <pic:cNvPr id="1140889400" name="图片 28" descr="图表, 箱线图&#10;&#10;描述已自动生成"/>
+                    <pic:cNvPr id="295007338" name="图片 8" descr="图表, 箱线图&#10;&#10;描述已自动生成"/>
                     <pic:cNvPicPr/>
                   </pic:nvPicPr>
                   <pic:blipFill>
@@ -9331,7 +9397,19 @@
         <w:rPr>
           <w:rFonts w:hint="eastAsia"/>
         </w:rPr>
-        <w:t>, 2012; O</w:t>
+        <w:t>, 201</w:t>
+      </w:r>
+      <w:r>
+        <w:rPr>
+          <w:rFonts w:hint="eastAsia"/>
+        </w:rPr>
+        <w:t>1</w:t>
+      </w:r>
+      <w:r>
+        <w:rPr>
+          <w:rFonts w:hint="eastAsia"/>
+        </w:rPr>
+        <w:t>; O</w:t>
       </w:r>
       <w:r>
         <w:t>’</w:t>
@@ -9393,24 +9471,37 @@
         <w:t xml:space="preserve">Under a random-effects model with REML estimator and Hartung-Knapp adjustment, the pooled Hedges' g was </w:t>
       </w:r>
       <w:r>
-        <w:t xml:space="preserve">0.113 </w:t>
-      </w:r>
-      <w:proofErr w:type="gramStart"/>
+        <w:t>0.11</w:t>
+      </w:r>
       <w:r>
         <w:rPr>
           <w:rFonts w:hint="eastAsia"/>
         </w:rPr>
-        <w:t>( 95</w:t>
-      </w:r>
-      <w:proofErr w:type="gramEnd"/>
+        <w:t>5</w:t>
+      </w:r>
+      <w:r>
+        <w:t xml:space="preserve"> </w:t>
+      </w:r>
       <w:r>
         <w:rPr>
           <w:rFonts w:hint="eastAsia"/>
         </w:rPr>
-        <w:t xml:space="preserve">% CI </w:t>
-      </w:r>
-      <w:r>
-        <w:t>[0.004, 0.223]</w:t>
+        <w:t xml:space="preserve">( 95% CI </w:t>
+      </w:r>
+      <w:r>
+        <w:t>[</w:t>
+      </w:r>
+      <w:r>
+        <w:t>0.005, 0.22</w:t>
+      </w:r>
+      <w:r>
+        <w:rPr>
+          <w:rFonts w:hint="eastAsia"/>
+        </w:rPr>
+        <w:t>4</w:t>
+      </w:r>
+      <w:r>
+        <w:t>]</w:t>
       </w:r>
       <w:r>
         <w:t>, t(</w:t>
@@ -9425,7 +9516,13 @@
         <w:t xml:space="preserve">) = </w:t>
       </w:r>
       <w:r>
-        <w:t>2.55</w:t>
+        <w:t>2.5</w:t>
+      </w:r>
+      <w:r>
+        <w:rPr>
+          <w:rFonts w:hint="eastAsia"/>
+        </w:rPr>
+        <w:t>6</w:t>
       </w:r>
       <w:r>
         <w:t>, p = .</w:t>
@@ -9519,7 +9616,20 @@
       </w:r>
       <w:proofErr w:type="spellEnd"/>
       <w:r>
-        <w:t>, 2012). Five studies showed point estimates favoring the intervention, whereas two yielded negative point estimates. All individual confidence intervals crossed zero, indicating that none of the studies reached statistical significance on its own.</w:t>
+        <w:t>, 201</w:t>
+      </w:r>
+      <w:r>
+        <w:rPr>
+          <w:rFonts w:hint="eastAsia"/>
+        </w:rPr>
+        <w:t>1</w:t>
+      </w:r>
+      <w:r>
+        <w:t xml:space="preserve">). Five studies showed point estimates favoring the intervention, whereas two yielded negative point estimates. </w:t>
+      </w:r>
+      <w:r>
+        <w:lastRenderedPageBreak/>
+        <w:t>All individual confidence intervals crossed zero, indicating that none of the studies reached statistical significance on its own.</w:t>
       </w:r>
       <w:r>
         <w:rPr>
@@ -9535,15 +9645,16 @@
         <w:jc w:val="both"/>
       </w:pPr>
       <w:r>
-        <w:t xml:space="preserve">Between-study heterogeneity was low across all three indicators, </w:t>
-      </w:r>
-      <w:proofErr w:type="gramStart"/>
-      <w:r>
-        <w:t>Q(</w:t>
-      </w:r>
-      <w:proofErr w:type="gramEnd"/>
-      <w:r>
-        <w:t xml:space="preserve">6) = 3.48, </w:t>
+        <w:t>Between-study heterogeneity was low across all three indicators, Q(6) = 3.4</w:t>
+      </w:r>
+      <w:r>
+        <w:rPr>
+          <w:rFonts w:hint="eastAsia"/>
+        </w:rPr>
+        <w:t>7</w:t>
+      </w:r>
+      <w:r>
+        <w:t xml:space="preserve">, </w:t>
       </w:r>
       <w:r>
         <w:rPr>
@@ -9553,7 +9664,19 @@
         <w:t>p</w:t>
       </w:r>
       <w:r>
-        <w:t xml:space="preserve"> = .747, I² = 0.0%, 95% CI [0.0%, 70.8%], τ² = 0.000, 95% CI [0.000, 0.050]. The wide upper bound of the I² confidence interval (70.8%) reflects the limited precision of heterogeneity estimates when the number of studies is moderate (Borenstein et al., 2017), but the three indicators were consistent and jointly supported low between-study variability. The 95% prediction interval ranged from −0.03 to 0.26, suggesting that the true effect in a comparable future trial would most likely fall within a small positive range, with little chance of a null or negative effect.</w:t>
+        <w:t xml:space="preserve"> = .74</w:t>
+      </w:r>
+      <w:r>
+        <w:rPr>
+          <w:rFonts w:hint="eastAsia"/>
+        </w:rPr>
+        <w:t>9</w:t>
+      </w:r>
+      <w:r>
+        <w:t xml:space="preserve">, I² = 0.0%, 95% CI [0.0%, 70.8%], τ² = 0.000, 95% CI [0.000, 0.050]. The wide upper bound of the I² confidence interval (70.8%) reflects the limited precision of heterogeneity estimates when the number of studies is moderate (Borenstein et al., 2017), but the three indicators were consistent and jointly supported low between-study variability. </w:t>
+      </w:r>
+      <w:r>
+        <w:t>The 95% prediction interval ranged from −0.03 to 0.26, suggesting that the true effect in a comparable future trial would most likely be small and positive, though the interval marginally included zero.</w:t>
       </w:r>
     </w:p>
     <w:bookmarkEnd w:id="22"/>
@@ -9668,12 +9791,11 @@
           <w:sz w:val="24"/>
           <w:szCs w:val="24"/>
         </w:rPr>
-        <w:lastRenderedPageBreak/>
         <w:drawing>
-          <wp:inline distT="0" distB="0" distL="0" distR="0" wp14:anchorId="47E2A83F" wp14:editId="13A020B7">
+          <wp:inline distT="0" distB="0" distL="0" distR="0" wp14:anchorId="05E3921F" wp14:editId="75EB34C9">
             <wp:extent cx="5943600" cy="4358640"/>
             <wp:effectExtent l="0" t="0" r="0" b="3810"/>
-            <wp:docPr id="1949811313" name="图片 30" descr="文本&#10;&#10;中度可信度描述已自动生成"/>
+            <wp:docPr id="1582559487" name="图片 9" descr="文本&#10;&#10;中度可信度描述已自动生成"/>
             <wp:cNvGraphicFramePr>
               <a:graphicFrameLocks xmlns:a="http://schemas.openxmlformats.org/drawingml/2006/main" noChangeAspect="1"/>
             </wp:cNvGraphicFramePr>
@@ -9681,7 +9803,7 @@
               <a:graphicData uri="http://schemas.openxmlformats.org/drawingml/2006/picture">
                 <pic:pic xmlns:pic="http://schemas.openxmlformats.org/drawingml/2006/picture">
                   <pic:nvPicPr>
-                    <pic:cNvPr id="1949811313" name="图片 30" descr="文本&#10;&#10;中度可信度描述已自动生成"/>
+                    <pic:cNvPr id="1582559487" name="图片 9" descr="文本&#10;&#10;中度可信度描述已自动生成"/>
                     <pic:cNvPicPr/>
                   </pic:nvPicPr>
                   <pic:blipFill>
@@ -9766,7 +9888,11 @@
         <w:t>g</w:t>
       </w:r>
       <w:r>
-        <w:t>. Squares represent point estimates of individual studies, with size proportional to study weight in the random-effects model. Horizontal lines represent 95% confidence intervals; arrows indicate intervals extending beyond the plot range. The blue diamond represents the random-effects pooled estimate using Hartung-Knapp adjustment. The red bar represents the 95% prediction interval. CI = confidence interval; HK = Hartung-Knapp.</w:t>
+        <w:t xml:space="preserve">. Squares represent point estimates of individual studies, with size proportional to study weight in the random-effects model. Horizontal lines represent 95% confidence intervals; arrows indicate intervals extending beyond the </w:t>
+      </w:r>
+      <w:r>
+        <w:lastRenderedPageBreak/>
+        <w:t>plot range. The blue diamond represents the random-effects pooled estimate using Hartung-Knapp adjustment. The red bar represents the 95% prediction interval. CI = confidence interval; HK = Hartung-Knapp.</w:t>
       </w:r>
     </w:p>
     <w:p>
@@ -9823,9 +9949,23 @@
       </w:r>
       <w:proofErr w:type="spellEnd"/>
       <w:r>
-        <w:t xml:space="preserve"> et al., 2016; Wright et al., 2020; Rohde et al., 2015) contributed effect sizes at long-term follow-up (≥12 months post-intervention). Where a study reported multiple long-term assessments, the longest available timepoint was used. Under a random-effects model with REML estimator and Hartung-Knapp adjustment, the pooled Hedges' g was 0.148, 95% CI [−0.082, 0.379], </w:t>
-      </w:r>
-      <w:proofErr w:type="gramStart"/>
+        <w:t xml:space="preserve"> et al., 2016; Wright et al., 2020; Rohde et al., 2015) contributed effect sizes at long-term follow-up (≥12 months post-intervention). Where a study reported multiple long-term assessments, the longest available timepoint was used. Under a random-effects model with REML estimator and Hartung-Knapp adjustment, the pooled Hedges' g was 0.1</w:t>
+      </w:r>
+      <w:r>
+        <w:rPr>
+          <w:rFonts w:hint="eastAsia"/>
+        </w:rPr>
+        <w:t>48</w:t>
+      </w:r>
+      <w:r>
+        <w:t xml:space="preserve">, 95% CI </w:t>
+      </w:r>
+      <w:r>
+        <w:t>[−0.082, 0.378]</w:t>
+      </w:r>
+      <w:r>
+        <w:t xml:space="preserve"> </w:t>
+      </w:r>
       <w:r>
         <w:rPr>
           <w:i/>
@@ -9834,11 +9974,16 @@
         <w:t>t</w:t>
       </w:r>
       <w:r>
-        <w:t>(</w:t>
-      </w:r>
-      <w:proofErr w:type="gramEnd"/>
-      <w:r>
-        <w:t xml:space="preserve">4) = 1.78, </w:t>
+        <w:t>(4) = 1.</w:t>
+      </w:r>
+      <w:r>
+        <w:rPr>
+          <w:rFonts w:hint="eastAsia"/>
+        </w:rPr>
+        <w:t>79</w:t>
+      </w:r>
+      <w:r>
+        <w:t xml:space="preserve">, </w:t>
       </w:r>
       <w:r>
         <w:rPr>
@@ -9848,7 +9993,16 @@
         <w:t>p</w:t>
       </w:r>
       <w:r>
-        <w:t xml:space="preserve"> = .149, indicating no detectable benefit of unguided self-help CBT interventions over control conditions at this timepoint (Figure 6).</w:t>
+        <w:t xml:space="preserve"> = .14</w:t>
+      </w:r>
+      <w:r>
+        <w:rPr>
+          <w:rFonts w:hint="eastAsia"/>
+        </w:rPr>
+        <w:t>9</w:t>
+      </w:r>
+      <w:r>
+        <w:t>, indicating no detectable benefit of unguided self-help CBT interventions over control conditions at this timepoint (Figure 6).</w:t>
       </w:r>
     </w:p>
     <w:p>
@@ -9858,7 +10012,6 @@
         <w:jc w:val="both"/>
       </w:pPr>
       <w:r>
-        <w:lastRenderedPageBreak/>
         <w:t>Inspection of the forest plot revealed moderate dispersion in individual study estimates, ranging from g = −0.05 (Wright et al., 2020) to g = 0.36 (Ip et al., 2016). Three studies showed point estimates favoring the intervention, while two yielded negative point estimates close to zero. Only one study (Ip et al., 2016) reached statistical significance at the individual-study level, with a moderate effect size and a relatively narrow confidence interval; the remaining four studies produced confidence intervals that crossed zero. The influence of Ip et al. (2016) on the pooled estimate is further examined in the leave-one-out sensitivity analysis (Section 4.6).</w:t>
       </w:r>
     </w:p>
@@ -9869,15 +10022,19 @@
         <w:jc w:val="both"/>
       </w:pPr>
       <w:r>
-        <w:t xml:space="preserve">Between-study heterogeneity was low to moderate, </w:t>
-      </w:r>
-      <w:proofErr w:type="gramStart"/>
-      <w:r>
-        <w:t>Q(</w:t>
-      </w:r>
-      <w:proofErr w:type="gramEnd"/>
-      <w:r>
-        <w:t xml:space="preserve">4) = 5.97, </w:t>
+        <w:t xml:space="preserve">Between-study heterogeneity was low to moderate, Q(4) = </w:t>
+      </w:r>
+      <w:r>
+        <w:t>5.</w:t>
+      </w:r>
+      <w:r>
+        <w:rPr>
+          <w:rFonts w:hint="eastAsia"/>
+        </w:rPr>
+        <w:t>98</w:t>
+      </w:r>
+      <w:r>
+        <w:t xml:space="preserve">, </w:t>
       </w:r>
       <w:r>
         <w:rPr>
@@ -9887,7 +10044,41 @@
         <w:t>p</w:t>
       </w:r>
       <w:r>
-        <w:t xml:space="preserve"> = .201, I² = 33.0%, 95% CI [0.0%, 74.6%], τ² = 0.014, 95% CI [0.000, 0.247]. Although τ² was small, the I² point estimate of 33% and the wide upper bound of its confidence interval (74.6%) suggest some unresolved between-study variability that could not be ruled out given the small number of studies (Borenstein et al., 2017). The 95% prediction interval ranged from −0.27 to 0.56, indicating considerable uncertainty about the direction and magnitude of the true effect in a comparable future trial.</w:t>
+        <w:t xml:space="preserve"> = .2</w:t>
+      </w:r>
+      <w:r>
+        <w:rPr>
+          <w:rFonts w:hint="eastAsia"/>
+        </w:rPr>
+        <w:t>01</w:t>
+      </w:r>
+      <w:r>
+        <w:t>,</w:t>
+      </w:r>
+      <w:r>
+        <w:rPr>
+          <w:i/>
+          <w:iCs/>
+        </w:rPr>
+        <w:t xml:space="preserve"> I</w:t>
+      </w:r>
+      <w:r>
+        <w:t>² = 33.</w:t>
+      </w:r>
+      <w:r>
+        <w:rPr>
+          <w:rFonts w:hint="eastAsia"/>
+        </w:rPr>
+        <w:t>1</w:t>
+      </w:r>
+      <w:r>
+        <w:t xml:space="preserve">%, 95% CI [0.0%, </w:t>
+      </w:r>
+      <w:r>
+        <w:t>74.6%</w:t>
+      </w:r>
+      <w:r>
+        <w:t>], τ² = 0.014, 95% CI [0.000, 0.247]. Although τ² was small, the I² point estimate of 33% and the wide upper bound of its confidence interval (74.6%) suggest some unresolved between-study variability that could not be ruled out given the small number of studies (Borenstein et al., 2017). The 95% prediction interval ranged from −0.27 to 0.56, indicating considerable uncertainty about the direction and magnitude of the true effect in a comparable future trial.</w:t>
       </w:r>
     </w:p>
     <w:p>
@@ -9942,16 +10133,7 @@
           <w:bCs/>
           <w:noProof/>
         </w:rPr>
-        <w:t xml:space="preserve">Forest Plot of Studies </w:t>
-      </w:r>
-      <w:proofErr w:type="gramStart"/>
-      <w:r>
-        <w:rPr>
-          <w:b/>
-          <w:bCs/>
-          <w:noProof/>
-        </w:rPr>
-        <w:t xml:space="preserve">at </w:t>
+        <w:t xml:space="preserve">Forest Plot of Studies at </w:t>
       </w:r>
       <w:r>
         <w:rPr>
@@ -9961,7 +10143,6 @@
         </w:rPr>
         <w:t xml:space="preserve"> Long</w:t>
       </w:r>
-      <w:proofErr w:type="gramEnd"/>
       <w:r>
         <w:rPr>
           <w:b/>
@@ -9998,11 +10179,12 @@
           <w:sz w:val="24"/>
           <w:szCs w:val="24"/>
         </w:rPr>
+        <w:lastRenderedPageBreak/>
         <w:drawing>
-          <wp:inline distT="0" distB="0" distL="0" distR="0" wp14:anchorId="45B9E967" wp14:editId="3A832402">
+          <wp:inline distT="0" distB="0" distL="0" distR="0" wp14:anchorId="1817AA2E" wp14:editId="4FB9D2D0">
             <wp:extent cx="5943600" cy="3566160"/>
             <wp:effectExtent l="0" t="0" r="0" b="0"/>
-            <wp:docPr id="1083054699" name="图片 31" descr="图表, 箱线图&#10;&#10;描述已自动生成"/>
+            <wp:docPr id="260028480" name="图片 10" descr="图表, 箱线图&#10;&#10;描述已自动生成"/>
             <wp:cNvGraphicFramePr>
               <a:graphicFrameLocks xmlns:a="http://schemas.openxmlformats.org/drawingml/2006/main" noChangeAspect="1"/>
             </wp:cNvGraphicFramePr>
@@ -10010,7 +10192,7 @@
               <a:graphicData uri="http://schemas.openxmlformats.org/drawingml/2006/picture">
                 <pic:pic xmlns:pic="http://schemas.openxmlformats.org/drawingml/2006/picture">
                   <pic:nvPicPr>
-                    <pic:cNvPr id="1083054699" name="图片 31" descr="图表, 箱线图&#10;&#10;描述已自动生成"/>
+                    <pic:cNvPr id="260028480" name="图片 10" descr="图表, 箱线图&#10;&#10;描述已自动生成"/>
                     <pic:cNvPicPr/>
                   </pic:nvPicPr>
                   <pic:blipFill>
@@ -10064,11 +10246,7 @@
         <w:t>g</w:t>
       </w:r>
       <w:r>
-        <w:t xml:space="preserve">. Squares represent point estimates of individual studies, with size proportional to study weight in the random-effects model. Horizontal lines represent 95% confidence intervals; arrows indicate intervals extending beyond the </w:t>
-      </w:r>
-      <w:r>
-        <w:lastRenderedPageBreak/>
-        <w:t>plot range. The blue diamond represents the random-effects pooled estimate using Hartung-Knapp adjustment. The red bar represents the 95% prediction interval. CI = confidence interval; HK = Hartung-Knapp.</w:t>
+        <w:t>. Squares represent point estimates of individual studies, with size proportional to study weight in the random-effects model. Horizontal lines represent 95% confidence intervals; arrows indicate intervals extending beyond the plot range. The blue diamond represents the random-effects pooled estimate using Hartung-Knapp adjustment. The red bar represents the 95% prediction interval. CI = confidence interval; HK = Hartung-Knapp.</w:t>
       </w:r>
     </w:p>
     <w:p>
@@ -10668,48 +10846,30 @@
               <w:rPr>
                 <w:rFonts w:hint="eastAsia"/>
               </w:rPr>
-              <w:t>015</w:t>
+              <w:t>01</w:t>
             </w:r>
             <w:r>
               <w:rPr>
                 <w:rFonts w:hint="eastAsia"/>
               </w:rPr>
-              <w:t xml:space="preserve"> [</w:t>
+              <w:t>8</w:t>
             </w:r>
             <w:r>
               <w:rPr>
                 <w:rFonts w:hint="eastAsia"/>
               </w:rPr>
-              <w:t>-</w:t>
-            </w:r>
-            <w:r>
-              <w:t>0.</w:t>
+              <w:t xml:space="preserve"> </w:t>
+            </w:r>
+            <w:r>
+              <w:t>[−0.34, 0.3</w:t>
             </w:r>
             <w:r>
               <w:rPr>
                 <w:rFonts w:hint="eastAsia"/>
               </w:rPr>
-              <w:t>34</w:t>
-            </w:r>
-            <w:r>
-              <w:rPr>
-                <w:rFonts w:hint="eastAsia"/>
-              </w:rPr>
-              <w:t xml:space="preserve">, </w:t>
-            </w:r>
-            <w:r>
-              <w:t>0.</w:t>
-            </w:r>
-            <w:r>
-              <w:rPr>
-                <w:rFonts w:hint="eastAsia"/>
-              </w:rPr>
-              <w:t>37</w:t>
-            </w:r>
-            <w:r>
-              <w:rPr>
-                <w:rFonts w:hint="eastAsia"/>
-              </w:rPr>
+              <w:t>8</w:t>
+            </w:r>
+            <w:r>
               <w:t>]</w:t>
             </w:r>
           </w:p>
@@ -10731,7 +10891,13 @@
               <w:rPr>
                 <w:rFonts w:hint="eastAsia"/>
               </w:rPr>
-              <w:t>0.18</w:t>
+              <w:t>0.</w:t>
+            </w:r>
+            <w:r>
+              <w:rPr>
+                <w:rFonts w:hint="eastAsia"/>
+              </w:rPr>
+              <w:t>21</w:t>
             </w:r>
             <w:r>
               <w:rPr>
@@ -10765,18 +10931,27 @@
             <w:pPr>
               <w:spacing w:after="120" w:line="360" w:lineRule="auto"/>
               <w:jc w:val="center"/>
-            </w:pPr>
-            <w:r>
               <w:rPr>
                 <w:rFonts w:hint="eastAsia"/>
               </w:rPr>
+            </w:pPr>
+            <w:r>
+              <w:rPr>
+                <w:rFonts w:hint="eastAsia"/>
+              </w:rPr>
               <w:t>.</w:t>
             </w:r>
             <w:r>
               <w:rPr>
                 <w:rFonts w:hint="eastAsia"/>
               </w:rPr>
-              <w:t>875</w:t>
+              <w:t>8</w:t>
+            </w:r>
+            <w:r>
+              <w:rPr>
+                <w:rFonts w:hint="eastAsia"/>
+              </w:rPr>
+              <w:t>51</w:t>
             </w:r>
           </w:p>
         </w:tc>
@@ -10794,7 +10969,13 @@
               <w:jc w:val="center"/>
             </w:pPr>
             <w:r>
-              <w:t>0.85</w:t>
+              <w:t>0.8</w:t>
+            </w:r>
+            <w:r>
+              <w:rPr>
+                <w:rFonts w:hint="eastAsia"/>
+              </w:rPr>
+              <w:t>8</w:t>
             </w:r>
             <w:r>
               <w:rPr>
@@ -10834,12 +11015,21 @@
             <w:pPr>
               <w:spacing w:after="120" w:line="360" w:lineRule="auto"/>
               <w:jc w:val="center"/>
-            </w:pPr>
-            <w:r>
               <w:rPr>
                 <w:rFonts w:hint="eastAsia"/>
               </w:rPr>
-              <w:t>.653</w:t>
+            </w:pPr>
+            <w:r>
+              <w:rPr>
+                <w:rFonts w:hint="eastAsia"/>
+              </w:rPr>
+              <w:t>.6</w:t>
+            </w:r>
+            <w:r>
+              <w:rPr>
+                <w:rFonts w:hint="eastAsia"/>
+              </w:rPr>
+              <w:t>44</w:t>
             </w:r>
           </w:p>
         </w:tc>
@@ -10959,25 +11149,44 @@
               <w:rPr>
                 <w:rFonts w:hint="eastAsia"/>
               </w:rPr>
-              <w:t>0.113 [0.00</w:t>
+              <w:t>0.11</w:t>
             </w:r>
             <w:r>
               <w:rPr>
                 <w:rFonts w:hint="eastAsia"/>
               </w:rPr>
+              <w:t>5</w:t>
+            </w:r>
+            <w:r>
+              <w:rPr>
+                <w:rFonts w:hint="eastAsia"/>
+              </w:rPr>
+              <w:t xml:space="preserve"> </w:t>
+            </w:r>
+            <w:r>
+              <w:rPr>
+                <w:rFonts w:hint="eastAsia"/>
+              </w:rPr>
+              <w:lastRenderedPageBreak/>
+              <w:t>[0.00</w:t>
+            </w:r>
+            <w:r>
+              <w:rPr>
+                <w:rFonts w:hint="eastAsia"/>
+              </w:rPr>
+              <w:t>5</w:t>
+            </w:r>
+            <w:r>
+              <w:rPr>
+                <w:rFonts w:hint="eastAsia"/>
+              </w:rPr>
+              <w:t>, 0.22</w:t>
+            </w:r>
+            <w:r>
+              <w:rPr>
+                <w:rFonts w:hint="eastAsia"/>
+              </w:rPr>
               <w:t>4</w:t>
-            </w:r>
-            <w:r>
-              <w:rPr>
-                <w:rFonts w:hint="eastAsia"/>
-              </w:rPr>
-              <w:t>, 0.22</w:t>
-            </w:r>
-            <w:r>
-              <w:rPr>
-                <w:rFonts w:hint="eastAsia"/>
-              </w:rPr>
-              <w:t>3</w:t>
             </w:r>
             <w:r>
               <w:rPr>
@@ -11005,7 +11214,20 @@
               <w:rPr>
                 <w:rFonts w:hint="eastAsia"/>
               </w:rPr>
-              <w:t>2.55(6)</w:t>
+              <w:lastRenderedPageBreak/>
+              <w:t>2.5</w:t>
+            </w:r>
+            <w:r>
+              <w:rPr>
+                <w:rFonts w:hint="eastAsia"/>
+              </w:rPr>
+              <w:t>6</w:t>
+            </w:r>
+            <w:r>
+              <w:rPr>
+                <w:rFonts w:hint="eastAsia"/>
+              </w:rPr>
+              <w:t>(6)</w:t>
             </w:r>
           </w:p>
         </w:tc>
@@ -11047,7 +11269,19 @@
               <w:rPr>
                 <w:rFonts w:hint="eastAsia"/>
               </w:rPr>
-              <w:t>3.48(6)</w:t>
+              <w:t>3.4</w:t>
+            </w:r>
+            <w:r>
+              <w:rPr>
+                <w:rFonts w:hint="eastAsia"/>
+              </w:rPr>
+              <w:t>7</w:t>
+            </w:r>
+            <w:r>
+              <w:rPr>
+                <w:rFonts w:hint="eastAsia"/>
+              </w:rPr>
+              <w:t>(6)</w:t>
             </w:r>
           </w:p>
         </w:tc>
@@ -11063,12 +11297,21 @@
             <w:pPr>
               <w:spacing w:after="120" w:line="360" w:lineRule="auto"/>
               <w:jc w:val="center"/>
-            </w:pPr>
-            <w:r>
               <w:rPr>
                 <w:rFonts w:hint="eastAsia"/>
               </w:rPr>
-              <w:t>.747</w:t>
+            </w:pPr>
+            <w:r>
+              <w:rPr>
+                <w:rFonts w:hint="eastAsia"/>
+              </w:rPr>
+              <w:t>.7</w:t>
+            </w:r>
+            <w:r>
+              <w:rPr>
+                <w:rFonts w:hint="eastAsia"/>
+              </w:rPr>
+              <w:t>49</w:t>
             </w:r>
           </w:p>
         </w:tc>
@@ -11089,7 +11332,14 @@
               <w:rPr>
                 <w:rFonts w:hint="eastAsia"/>
               </w:rPr>
-              <w:t>0.0% [0.0, 70.8]</w:t>
+              <w:t xml:space="preserve">0.0% </w:t>
+            </w:r>
+            <w:r>
+              <w:rPr>
+                <w:rFonts w:hint="eastAsia"/>
+              </w:rPr>
+              <w:lastRenderedPageBreak/>
+              <w:t>[0.0, 70.8]</w:t>
             </w:r>
           </w:p>
         </w:tc>
@@ -11110,6 +11360,7 @@
               <w:rPr>
                 <w:rFonts w:hint="eastAsia"/>
               </w:rPr>
+              <w:lastRenderedPageBreak/>
               <w:t>0.000</w:t>
             </w:r>
           </w:p>
@@ -11131,7 +11382,14 @@
               <w:rPr>
                 <w:rFonts w:hint="eastAsia"/>
               </w:rPr>
-              <w:t>[-0.03, 0.26]</w:t>
+              <w:t xml:space="preserve">[-0.03, </w:t>
+            </w:r>
+            <w:r>
+              <w:rPr>
+                <w:rFonts w:hint="eastAsia"/>
+              </w:rPr>
+              <w:lastRenderedPageBreak/>
+              <w:t>0.26]</w:t>
             </w:r>
           </w:p>
         </w:tc>
@@ -11154,6 +11412,7 @@
               <w:rPr>
                 <w:rFonts w:hint="eastAsia"/>
               </w:rPr>
+              <w:lastRenderedPageBreak/>
               <w:t>Long</w:t>
             </w:r>
           </w:p>
@@ -11196,7 +11455,19 @@
               <w:rPr>
                 <w:rFonts w:hint="eastAsia"/>
               </w:rPr>
-              <w:t>0.148 [-0.08, 0.38]</w:t>
+              <w:t>0.1</w:t>
+            </w:r>
+            <w:r>
+              <w:rPr>
+                <w:rFonts w:hint="eastAsia"/>
+              </w:rPr>
+              <w:t>48</w:t>
+            </w:r>
+            <w:r>
+              <w:rPr>
+                <w:rFonts w:hint="eastAsia"/>
+              </w:rPr>
+              <w:t xml:space="preserve"> [-0.08, 0.38]</w:t>
             </w:r>
           </w:p>
         </w:tc>
@@ -11217,7 +11488,19 @@
               <w:rPr>
                 <w:rFonts w:hint="eastAsia"/>
               </w:rPr>
-              <w:t>1.78(4)</w:t>
+              <w:t>1.</w:t>
+            </w:r>
+            <w:r>
+              <w:rPr>
+                <w:rFonts w:hint="eastAsia"/>
+              </w:rPr>
+              <w:t>79</w:t>
+            </w:r>
+            <w:r>
+              <w:rPr>
+                <w:rFonts w:hint="eastAsia"/>
+              </w:rPr>
+              <w:t>(4)</w:t>
             </w:r>
           </w:p>
         </w:tc>
@@ -11238,7 +11521,13 @@
               <w:rPr>
                 <w:rFonts w:hint="eastAsia"/>
               </w:rPr>
-              <w:t>.149</w:t>
+              <w:t>.14</w:t>
+            </w:r>
+            <w:r>
+              <w:rPr>
+                <w:rFonts w:hint="eastAsia"/>
+              </w:rPr>
+              <w:t>9</w:t>
             </w:r>
           </w:p>
         </w:tc>
@@ -11259,7 +11548,19 @@
               <w:rPr>
                 <w:rFonts w:hint="eastAsia"/>
               </w:rPr>
-              <w:t>5.97(4)</w:t>
+              <w:t>5.</w:t>
+            </w:r>
+            <w:r>
+              <w:rPr>
+                <w:rFonts w:hint="eastAsia"/>
+              </w:rPr>
+              <w:t>98</w:t>
+            </w:r>
+            <w:r>
+              <w:rPr>
+                <w:rFonts w:hint="eastAsia"/>
+              </w:rPr>
+              <w:t>(4)</w:t>
             </w:r>
           </w:p>
         </w:tc>
@@ -11275,12 +11576,21 @@
             <w:pPr>
               <w:spacing w:after="120" w:line="360" w:lineRule="auto"/>
               <w:jc w:val="center"/>
-            </w:pPr>
-            <w:r>
               <w:rPr>
                 <w:rFonts w:hint="eastAsia"/>
               </w:rPr>
-              <w:t>.201</w:t>
+            </w:pPr>
+            <w:r>
+              <w:rPr>
+                <w:rFonts w:hint="eastAsia"/>
+              </w:rPr>
+              <w:t>.2</w:t>
+            </w:r>
+            <w:r>
+              <w:rPr>
+                <w:rFonts w:hint="eastAsia"/>
+              </w:rPr>
+              <w:t>01</w:t>
             </w:r>
           </w:p>
         </w:tc>
@@ -11301,7 +11611,43 @@
               <w:rPr>
                 <w:rFonts w:hint="eastAsia"/>
               </w:rPr>
-              <w:t>33.0% [0.0, 74.6]</w:t>
+              <w:t>3</w:t>
+            </w:r>
+            <w:r>
+              <w:rPr>
+                <w:rFonts w:hint="eastAsia"/>
+              </w:rPr>
+              <w:t>3</w:t>
+            </w:r>
+            <w:r>
+              <w:rPr>
+                <w:rFonts w:hint="eastAsia"/>
+              </w:rPr>
+              <w:t>.</w:t>
+            </w:r>
+            <w:r>
+              <w:rPr>
+                <w:rFonts w:hint="eastAsia"/>
+              </w:rPr>
+              <w:t>1</w:t>
+            </w:r>
+            <w:r>
+              <w:rPr>
+                <w:rFonts w:hint="eastAsia"/>
+              </w:rPr>
+              <w:t>% [0.0, 7</w:t>
+            </w:r>
+            <w:r>
+              <w:rPr>
+                <w:rFonts w:hint="eastAsia"/>
+              </w:rPr>
+              <w:t>4</w:t>
+            </w:r>
+            <w:r>
+              <w:rPr>
+                <w:rFonts w:hint="eastAsia"/>
+              </w:rPr>
+              <w:t>.6]</w:t>
             </w:r>
           </w:p>
         </w:tc>
@@ -11343,7 +11689,16 @@
               <w:rPr>
                 <w:rFonts w:hint="eastAsia"/>
               </w:rPr>
-              <w:t>[-0.27, 0.56]</w:t>
+              <w:t>[</w:t>
+            </w:r>
+            <w:r>
+              <w:t>−0.27</w:t>
+            </w:r>
+            <w:r>
+              <w:rPr>
+                <w:rFonts w:hint="eastAsia"/>
+              </w:rPr>
+              <w:t>, 0.56]</w:t>
             </w:r>
           </w:p>
         </w:tc>
@@ -11460,7 +11815,6 @@
         <w:rPr>
           <w:rFonts w:eastAsiaTheme="minorEastAsia"/>
         </w:rPr>
-        <w:lastRenderedPageBreak/>
         <w:t>4.</w:t>
       </w:r>
       <w:r>
@@ -11530,7 +11884,19 @@
     </w:p>
     <w:p>
       <w:pPr>
+        <w:spacing w:after="120" w:line="360" w:lineRule="auto"/>
+        <w:jc w:val="both"/>
+      </w:pPr>
+      <w:r>
+        <w:t>GLMM</w:t>
+      </w:r>
+    </w:p>
+    <w:p>
+      <w:pPr>
         <w:pStyle w:val="2"/>
+        <w:rPr>
+          <w:rFonts w:eastAsiaTheme="minorEastAsia"/>
+        </w:rPr>
       </w:pPr>
       <w:r>
         <w:t>4.</w:t>
@@ -11542,10 +11908,7 @@
         <w:t>7</w:t>
       </w:r>
       <w:r>
-        <w:t xml:space="preserve">. </w:t>
-      </w:r>
-      <w:r>
-        <w:t>Acceptability (Differential Dropout)</w:t>
+        <w:t>. Publication Bias</w:t>
       </w:r>
     </w:p>
     <w:p>
@@ -11555,30 +11918,21 @@
         <w:jc w:val="both"/>
       </w:pPr>
       <w:r>
-        <w:rPr>
-          <w:rFonts w:eastAsia="Times New Roman"/>
-        </w:rPr>
-        <w:t>[Placeholder for differential dropout analysis.]</w:t>
-      </w:r>
-    </w:p>
-    <w:p>
-      <w:pPr>
-        <w:pStyle w:val="2"/>
-        <w:rPr>
-          <w:rFonts w:eastAsiaTheme="minorEastAsia"/>
-        </w:rPr>
-      </w:pPr>
-      <w:r>
-        <w:t>4.</w:t>
-      </w:r>
-      <w:r>
-        <w:rPr>
-          <w:rFonts w:eastAsiaTheme="minorEastAsia" w:hint="eastAsia"/>
-        </w:rPr>
-        <w:t>8</w:t>
-      </w:r>
-      <w:r>
-        <w:t>. Publication Bias</w:t>
+        <w:t>A contour-enhanced funnel plot was constructed to assess potential small-study effects at post-intervention (Figure X). Visual inspection suggested some asymmetry: the more precise studies clustered around the pooled estimate, whereas the least precise trials, particularly Fleming (2012), Ackerson (1998), and Stasiak (2014), were located on the positive side of the plot, with no clearly comparable small-sample studies on the negative side. The contour shading indicated that the corresponding mirror region on the left would fall mainly within the non-significant zone (</w:t>
+      </w:r>
+      <w:r>
+        <w:rPr>
+          <w:i/>
+          <w:iCs/>
+        </w:rPr>
+        <w:t>p</w:t>
+      </w:r>
+      <w:r>
+        <w:t xml:space="preserve"> &gt; .10). If studies were missing from this region, such </w:t>
+      </w:r>
+      <w:r>
+        <w:lastRenderedPageBreak/>
+        <w:t>a pattern would be consistent with selective non-publication of small, non-significant trials, although alternative explanations such as heterogeneity or methodological differences could not be ruled out.</w:t>
       </w:r>
     </w:p>
     <w:p>
@@ -11586,12 +11940,49 @@
         <w:spacing w:after="120" w:line="360" w:lineRule="auto"/>
         <w:ind w:firstLine="360"/>
         <w:jc w:val="both"/>
-        <w:rPr>
-          <w:rFonts w:hint="eastAsia"/>
-        </w:rPr>
-      </w:pPr>
-      <w:r>
-        <w:t>A contour-enhanced funnel plot was constructed to assess potential small-study effects (Figure X). Visual inspection suggested some asymmetry: high-precision studies clustered around the pooled estimate, whereas the three least precise trials (Fleming, 2012; Ackerson, 1998; Stasiak, 2014) were located on the positive side of the plot, with no comparable small-sample trials on the negative side. The contour shading indicated that the corresponding mirror region on the left would fall mainly within the non-significant zone (p &gt; .10). If studies were missing from this region, such a pattern would be consistent with selective non-publication of small, non-significant trials, although other sources of asymmetry, such as heterogeneity or methodological differences between studies, could not be ruled out.</w:t>
+      </w:pPr>
+      <w:r>
+        <w:t xml:space="preserve">Egger’s regression test indicated a non-significant trend toward funnel plot asymmetry, </w:t>
+      </w:r>
+      <w:r>
+        <w:rPr>
+          <w:i/>
+          <w:iCs/>
+        </w:rPr>
+        <w:t>t</w:t>
+      </w:r>
+      <w:r>
+        <w:t xml:space="preserve">(12) = 1.82, </w:t>
+      </w:r>
+      <w:r>
+        <w:rPr>
+          <w:i/>
+          <w:iCs/>
+        </w:rPr>
+        <w:t>p</w:t>
+      </w:r>
+      <w:r>
+        <w:t xml:space="preserve"> = .093. Because the pooled effect size was a standardized mean difference (SMD), a modified test proposed by Pustejovsky and Rodgers (2019), which adjusts for the artifactual dependence between SMDs and their standard errors, was also conducted. This modified test was likewise non-significant, </w:t>
+      </w:r>
+      <w:r>
+        <w:rPr>
+          <w:i/>
+          <w:iCs/>
+        </w:rPr>
+        <w:t>t</w:t>
+      </w:r>
+      <w:r>
+        <w:t xml:space="preserve">(12) = 1.66, </w:t>
+      </w:r>
+      <w:r>
+        <w:rPr>
+          <w:i/>
+          <w:iCs/>
+        </w:rPr>
+        <w:t>p</w:t>
+      </w:r>
+      <w:r>
+        <w:t xml:space="preserve"> = .123.</w:t>
       </w:r>
     </w:p>
     <w:p>
@@ -11600,97 +11991,24 @@
         <w:ind w:firstLine="360"/>
         <w:jc w:val="both"/>
       </w:pPr>
-      <w:r>
-        <w:t xml:space="preserve">Egger’s regression test showed a non-significant trend toward funnel plot asymmetry, </w:t>
-      </w:r>
-      <w:proofErr w:type="gramStart"/>
-      <w:r>
-        <w:t>t(</w:t>
-      </w:r>
-      <w:proofErr w:type="gramEnd"/>
-      <w:r>
-        <w:t xml:space="preserve">12) = 1.85, p = .089. Because the effect size was a standardized mean difference (SMD), a modified test proposed by Pustejovsky and Rodgers (2019), which adjusts for the artifactual dependence between SMDs and their standard errors, was additionally conducted. This modified test was also not statistically significant, </w:t>
-      </w:r>
-      <w:proofErr w:type="gramStart"/>
-      <w:r>
-        <w:t>t(</w:t>
-      </w:r>
-      <w:proofErr w:type="gramEnd"/>
-      <w:r>
-        <w:t>12) = 1.69, p = .117.</w:t>
-      </w:r>
-    </w:p>
-    <w:p>
-      <w:pPr>
-        <w:spacing w:after="120" w:line="360" w:lineRule="auto"/>
-        <w:ind w:firstLine="360"/>
-        <w:jc w:val="both"/>
-      </w:pPr>
-    </w:p>
-    <w:p>
-      <w:pPr>
-        <w:spacing w:after="120" w:line="360" w:lineRule="auto"/>
-        <w:ind w:firstLine="360"/>
-        <w:jc w:val="both"/>
-      </w:pPr>
-    </w:p>
-    <w:p>
-      <w:pPr>
-        <w:spacing w:after="120" w:line="360" w:lineRule="auto"/>
-        <w:ind w:firstLine="360"/>
-        <w:jc w:val="both"/>
-      </w:pPr>
-    </w:p>
-    <w:p>
-      <w:pPr>
-        <w:spacing w:after="120" w:line="360" w:lineRule="auto"/>
-        <w:ind w:firstLine="360"/>
-        <w:jc w:val="both"/>
-      </w:pPr>
-    </w:p>
-    <w:p>
-      <w:pPr>
-        <w:spacing w:after="120" w:line="360" w:lineRule="auto"/>
-        <w:ind w:firstLine="360"/>
-        <w:jc w:val="both"/>
-      </w:pPr>
-    </w:p>
-    <w:p>
-      <w:pPr>
-        <w:spacing w:after="120" w:line="360" w:lineRule="auto"/>
-        <w:ind w:firstLine="360"/>
-        <w:jc w:val="both"/>
-      </w:pPr>
-    </w:p>
-    <w:p>
-      <w:pPr>
-        <w:spacing w:after="120" w:line="360" w:lineRule="auto"/>
-        <w:ind w:firstLine="360"/>
-        <w:jc w:val="both"/>
-        <w:rPr>
-          <w:rFonts w:hint="eastAsia"/>
-        </w:rPr>
-      </w:pPr>
     </w:p>
     <w:p>
       <w:pPr>
         <w:spacing w:after="120" w:line="360" w:lineRule="auto"/>
         <w:jc w:val="both"/>
+        <w:rPr>
+          <w:b/>
+          <w:bCs/>
+          <w:noProof/>
+        </w:rPr>
+      </w:pPr>
+      <w:r>
         <w:rPr>
           <w:rFonts w:hint="eastAsia"/>
           <w:b/>
           <w:bCs/>
           <w:noProof/>
         </w:rPr>
-      </w:pPr>
-      <w:r>
-        <w:rPr>
-          <w:rFonts w:hint="eastAsia"/>
-          <w:b/>
-          <w:bCs/>
-          <w:noProof/>
-        </w:rPr>
-        <w:lastRenderedPageBreak/>
         <w:t>Figure X. Contour-Enhanced Funnel Plot</w:t>
       </w:r>
     </w:p>
@@ -11698,9 +12016,12 @@
       <w:pPr>
         <w:spacing w:after="120" w:line="360" w:lineRule="auto"/>
         <w:jc w:val="center"/>
-        <w:rPr>
-          <w:rFonts w:hint="eastAsia"/>
-        </w:rPr>
+      </w:pPr>
+    </w:p>
+    <w:p>
+      <w:pPr>
+        <w:spacing w:after="120" w:line="360" w:lineRule="auto"/>
+        <w:jc w:val="center"/>
       </w:pPr>
       <w:r>
         <w:rPr>
@@ -11708,10 +12029,10 @@
           <w:noProof/>
         </w:rPr>
         <w:drawing>
-          <wp:inline distT="0" distB="0" distL="0" distR="0" wp14:anchorId="1C0FC166" wp14:editId="237B157D">
-            <wp:extent cx="4902200" cy="4085167"/>
+          <wp:inline distT="0" distB="0" distL="0" distR="0" wp14:anchorId="5C9BA0DB" wp14:editId="1F8530C8">
+            <wp:extent cx="5943600" cy="4953000"/>
             <wp:effectExtent l="0" t="0" r="0" b="0"/>
-            <wp:docPr id="121744578" name="图片 1" descr="图表&#10;&#10;描述已自动生成"/>
+            <wp:docPr id="2036369271" name="图片 11" descr="图表&#10;&#10;描述已自动生成"/>
             <wp:cNvGraphicFramePr>
               <a:graphicFrameLocks xmlns:a="http://schemas.openxmlformats.org/drawingml/2006/main" noChangeAspect="1"/>
             </wp:cNvGraphicFramePr>
@@ -11719,7 +12040,7 @@
               <a:graphicData uri="http://schemas.openxmlformats.org/drawingml/2006/picture">
                 <pic:pic xmlns:pic="http://schemas.openxmlformats.org/drawingml/2006/picture">
                   <pic:nvPicPr>
-                    <pic:cNvPr id="121744578" name="图片 1" descr="图表&#10;&#10;描述已自动生成"/>
+                    <pic:cNvPr id="2036369271" name="图片 11" descr="图表&#10;&#10;描述已自动生成"/>
                     <pic:cNvPicPr/>
                   </pic:nvPicPr>
                   <pic:blipFill>
@@ -11737,7 +12058,7 @@
                   <pic:spPr>
                     <a:xfrm>
                       <a:off x="0" y="0"/>
-                      <a:ext cx="4905577" cy="4087981"/>
+                      <a:ext cx="5943600" cy="4953000"/>
                     </a:xfrm>
                     <a:prstGeom prst="rect">
                       <a:avLst/>
@@ -11764,16 +12085,17 @@
         <w:t>Note</w:t>
       </w:r>
       <w:r>
-        <w:t>. Each circle represents one study included in the post-intervention meta-analysis. The x-axis shows the standardized mean difference (Hedges’ g), with positive values indicating effects favoring unguided self-help CBT. The y-axis shows the standard error, with more precise studies appearing toward the top of the plot. The vertical dotted line represents the pooled random-effects estimate, and the diagonal dotted lines indicate the expected funnel around the pooled effect. Shaded contours indicate regions of statistical significance for a two-sided test against the null effect (p &lt; .10, p &lt; .05, and p &lt; .01).</w:t>
+        <w:t xml:space="preserve">. Each circle represents one study included in the post-intervention meta-analysis. The x-axis shows the standardized mean difference (Hedges’ g), with positive values indicating effects favoring unguided self-help CBT. The y-axis shows the standard error, with more precise studies appearing toward </w:t>
+      </w:r>
+      <w:r>
+        <w:lastRenderedPageBreak/>
+        <w:t>the top of the plot. The vertical dotted line represents the pooled random-effects estimate, and the diagonal dotted lines indicate the expected funnel around the pooled effect. Shaded contours indicate regions of statistical significance for a two-sided test against the null effect (p &lt; .10, p &lt; .05, and p &lt; .01).</w:t>
       </w:r>
     </w:p>
     <w:p>
       <w:pPr>
         <w:spacing w:after="120" w:line="360" w:lineRule="auto"/>
         <w:jc w:val="both"/>
-        <w:rPr>
-          <w:rFonts w:hint="eastAsia"/>
-        </w:rPr>
       </w:pPr>
     </w:p>
     <w:p>
@@ -11781,42 +12103,33 @@
         <w:spacing w:after="120" w:line="360" w:lineRule="auto"/>
         <w:ind w:firstLine="360"/>
         <w:jc w:val="both"/>
-        <w:rPr>
-          <w:rFonts w:hint="eastAsia"/>
-        </w:rPr>
-      </w:pPr>
-      <w:r>
-        <w:t>Trim-and-fill analysis using the L₀ estimator imputed two potentially missing studies on the negative side of the funnel plot. The adjusted pooled estimate was attenuated from g = 0.27 to g = 0.21, and the confidence interval crossed zero, 95% CI [−0.04, 0.47] (Table X). The prediction interval also widened from [−0.27, 0.80] to [−0.50, 0.93], alongside an increase in between-study heterogeneity (τ² = 0.055 to 0.102). Taken together, the formal regression tests did not provide statistically significant evidence of funnel plot asymmetry; however, the contour-enhanced funnel plot and trim-and-fill results suggest that small-study effects cannot be ruled out. Therefore, the pooled post-intervention effect should be interpreted cautiously.</w:t>
-      </w:r>
+      </w:pPr>
+      <w:r>
+        <w:t>Trim-and-fill analysis using the L₀ estimator imputed two potentially missing studies on the negative side of the funnel plot. The adjusted pooled estimate was attenuated from g = 0.27 to g = 0.21, and the confidence interval crossed zero, 95% CI [−0.04, 0.47] (Table X). The prediction interval widened from [−0.27, 0.80] to [−0.50, 0.92], and between-study heterogeneity increased (τ² = 0.055 to 0.102). Taken together, the formal regression tests did not provide statistically significant evidence of funnel plot asymmetry; however, the contour-enhanced funnel plot and trim-and-fill results suggest that small-study effects cannot be ruled out. Therefore, the pooled post-intervention effect should be interpreted cautiously.</w:t>
+      </w:r>
+    </w:p>
+    <w:p>
+      <w:pPr>
+        <w:spacing w:after="120" w:line="360" w:lineRule="auto"/>
+        <w:ind w:firstLine="360"/>
+        <w:jc w:val="both"/>
+      </w:pPr>
     </w:p>
     <w:p>
       <w:pPr>
         <w:spacing w:after="120" w:line="360" w:lineRule="auto"/>
         <w:jc w:val="both"/>
+        <w:rPr>
+          <w:b/>
+          <w:bCs/>
+        </w:rPr>
+      </w:pPr>
+      <w:r>
         <w:rPr>
           <w:rFonts w:hint="eastAsia"/>
           <w:b/>
           <w:bCs/>
         </w:rPr>
-      </w:pPr>
-    </w:p>
-    <w:p>
-      <w:pPr>
-        <w:spacing w:after="120" w:line="360" w:lineRule="auto"/>
-        <w:jc w:val="both"/>
-        <w:rPr>
-          <w:rFonts w:hint="eastAsia"/>
-          <w:b/>
-          <w:bCs/>
-        </w:rPr>
-      </w:pPr>
-      <w:r>
-        <w:rPr>
-          <w:rFonts w:hint="eastAsia"/>
-          <w:b/>
-          <w:bCs/>
-        </w:rPr>
-        <w:lastRenderedPageBreak/>
         <w:t xml:space="preserve">Table </w:t>
       </w:r>
       <w:r>
@@ -11908,73 +12221,71 @@
               <w:spacing w:after="120" w:line="360" w:lineRule="auto"/>
               <w:jc w:val="center"/>
               <w:rPr>
+                <w:b/>
+                <w:bCs/>
+                <w:i/>
+                <w:iCs/>
+              </w:rPr>
+            </w:pPr>
+            <w:r>
+              <w:rPr>
+                <w:b/>
+                <w:bCs/>
+              </w:rPr>
+              <w:t>I</w:t>
+            </w:r>
+            <w:r>
+              <w:rPr>
+                <w:rFonts w:hint="eastAsia"/>
+                <w:b/>
+                <w:bCs/>
+              </w:rPr>
+              <w:t>mputed k</w:t>
+            </w:r>
+          </w:p>
+        </w:tc>
+        <w:tc>
+          <w:tcPr>
+            <w:tcW w:w="1768" w:type="dxa"/>
+            <w:tcBorders>
+              <w:top w:val="single" w:sz="12" w:space="0" w:color="auto"/>
+              <w:bottom w:val="single" w:sz="4" w:space="0" w:color="auto"/>
+            </w:tcBorders>
+          </w:tcPr>
+          <w:p>
+            <w:pPr>
+              <w:spacing w:after="120" w:line="360" w:lineRule="auto"/>
+              <w:jc w:val="center"/>
+              <w:rPr>
+                <w:b/>
+                <w:bCs/>
+                <w:i/>
+                <w:iCs/>
+              </w:rPr>
+            </w:pPr>
+            <w:r>
+              <w:rPr>
+                <w:rFonts w:hint="eastAsia"/>
+                <w:b/>
+                <w:bCs/>
+              </w:rPr>
+              <w:t>Hedges</w:t>
+            </w:r>
+            <w:r>
+              <w:rPr>
+                <w:b/>
+                <w:bCs/>
+              </w:rPr>
+              <w:t>’</w:t>
+            </w:r>
+            <w:r>
+              <w:rPr>
                 <w:rFonts w:hint="eastAsia"/>
                 <w:b/>
                 <w:bCs/>
                 <w:i/>
                 <w:iCs/>
               </w:rPr>
-            </w:pPr>
-            <w:r>
-              <w:rPr>
-                <w:b/>
-                <w:bCs/>
-              </w:rPr>
-              <w:t>I</w:t>
-            </w:r>
-            <w:r>
-              <w:rPr>
-                <w:rFonts w:hint="eastAsia"/>
-                <w:b/>
-                <w:bCs/>
-              </w:rPr>
-              <w:t>mputed k</w:t>
-            </w:r>
-          </w:p>
-        </w:tc>
-        <w:tc>
-          <w:tcPr>
-            <w:tcW w:w="1768" w:type="dxa"/>
-            <w:tcBorders>
-              <w:top w:val="single" w:sz="12" w:space="0" w:color="auto"/>
-              <w:bottom w:val="single" w:sz="4" w:space="0" w:color="auto"/>
-            </w:tcBorders>
-          </w:tcPr>
-          <w:p>
-            <w:pPr>
-              <w:spacing w:after="120" w:line="360" w:lineRule="auto"/>
-              <w:jc w:val="center"/>
-              <w:rPr>
-                <w:rFonts w:hint="eastAsia"/>
-                <w:b/>
-                <w:bCs/>
-                <w:i/>
-                <w:iCs/>
-              </w:rPr>
-            </w:pPr>
-            <w:r>
-              <w:rPr>
-                <w:rFonts w:hint="eastAsia"/>
-                <w:b/>
-                <w:bCs/>
-              </w:rPr>
-              <w:t>Hedges</w:t>
-            </w:r>
-            <w:r>
-              <w:rPr>
-                <w:b/>
-                <w:bCs/>
-              </w:rPr>
-              <w:t>’</w:t>
-            </w:r>
-            <w:r>
-              <w:rPr>
-                <w:rFonts w:hint="eastAsia"/>
-                <w:b/>
-                <w:bCs/>
-                <w:i/>
-                <w:iCs/>
-              </w:rPr>
               <w:t xml:space="preserve"> g</w:t>
             </w:r>
           </w:p>
@@ -12101,9 +12412,6 @@
             <w:pPr>
               <w:spacing w:after="120" w:line="360" w:lineRule="auto"/>
               <w:jc w:val="center"/>
-              <w:rPr>
-                <w:rFonts w:hint="eastAsia"/>
-              </w:rPr>
             </w:pPr>
             <w:r>
               <w:rPr>
@@ -12143,9 +12451,6 @@
             <w:pPr>
               <w:spacing w:after="120" w:line="360" w:lineRule="auto"/>
               <w:jc w:val="center"/>
-              <w:rPr>
-                <w:rFonts w:hint="eastAsia"/>
-              </w:rPr>
             </w:pPr>
             <w:r>
               <w:rPr>
@@ -12205,7 +12510,16 @@
               <w:jc w:val="center"/>
             </w:pPr>
             <w:r>
-              <w:t>35.34 (13)</w:t>
+              <w:t>35.</w:t>
+            </w:r>
+            <w:r>
+              <w:rPr>
+                <w:rFonts w:hint="eastAsia"/>
+              </w:rPr>
+              <w:t>19</w:t>
+            </w:r>
+            <w:r>
+              <w:t xml:space="preserve"> (13)</w:t>
             </w:r>
           </w:p>
         </w:tc>
@@ -12225,9 +12539,6 @@
             <w:pPr>
               <w:spacing w:after="120" w:line="360" w:lineRule="auto"/>
               <w:jc w:val="center"/>
-              <w:rPr>
-                <w:rFonts w:hint="eastAsia"/>
-              </w:rPr>
             </w:pPr>
             <w:r>
               <w:rPr>
@@ -12248,9 +12559,6 @@
             <w:pPr>
               <w:spacing w:after="120" w:line="360" w:lineRule="auto"/>
               <w:jc w:val="center"/>
-              <w:rPr>
-                <w:rFonts w:hint="eastAsia"/>
-              </w:rPr>
             </w:pPr>
             <w:r>
               <w:rPr>
@@ -12271,9 +12579,6 @@
             <w:pPr>
               <w:spacing w:after="120" w:line="360" w:lineRule="auto"/>
               <w:jc w:val="center"/>
-              <w:rPr>
-                <w:rFonts w:hint="eastAsia"/>
-              </w:rPr>
             </w:pPr>
             <w:r>
               <w:rPr>
@@ -12313,7 +12618,16 @@
               <w:jc w:val="center"/>
             </w:pPr>
             <w:r>
-              <w:t>[−0.50, 0.93]</w:t>
+              <w:t>[−0.50, 0.9</w:t>
+            </w:r>
+            <w:r>
+              <w:rPr>
+                <w:rFonts w:hint="eastAsia"/>
+              </w:rPr>
+              <w:t>2</w:t>
+            </w:r>
+            <w:r>
+              <w:t>]</w:t>
             </w:r>
           </w:p>
         </w:tc>
@@ -12330,7 +12644,25 @@
               <w:jc w:val="center"/>
             </w:pPr>
             <w:r>
-              <w:t>48.14 (15)</w:t>
+              <w:t>4</w:t>
+            </w:r>
+            <w:r>
+              <w:rPr>
+                <w:rFonts w:hint="eastAsia"/>
+              </w:rPr>
+              <w:t>7</w:t>
+            </w:r>
+            <w:r>
+              <w:t>.</w:t>
+            </w:r>
+            <w:r>
+              <w:rPr>
+                <w:rFonts w:hint="eastAsia"/>
+              </w:rPr>
+              <w:t>97</w:t>
+            </w:r>
+            <w:r>
+              <w:t xml:space="preserve"> (15)</w:t>
             </w:r>
           </w:p>
         </w:tc>
@@ -12353,61 +12685,137 @@
         <w:spacing w:after="120" w:line="360" w:lineRule="auto"/>
         <w:jc w:val="both"/>
         <w:rPr>
+          <w:b/>
+          <w:bCs/>
+          <w:noProof/>
+        </w:rPr>
+      </w:pPr>
+      <w:r>
+        <w:rPr>
+          <w:i/>
+          <w:iCs/>
+        </w:rPr>
+        <w:t xml:space="preserve">Note. </w:t>
+      </w:r>
+      <w:r>
+        <w:t>Trim-and-fill (L₀ estimator) imputed two hypothetical studies on the negative tail (g = −0.61, mirror of Ackerson 1998; g = −1.10, mirror of Fleming 2012). Adjusted estimates were based on a random-effects model with the REML estimator and Hartung–Knapp adjustment. PI = prediction interval.</w:t>
+      </w:r>
+    </w:p>
+    <w:p>
+      <w:pPr>
+        <w:spacing w:after="120" w:line="360" w:lineRule="auto"/>
+        <w:jc w:val="both"/>
+        <w:rPr>
+          <w:b/>
+          <w:bCs/>
+          <w:noProof/>
+        </w:rPr>
+      </w:pPr>
+    </w:p>
+    <w:p>
+      <w:pPr>
+        <w:spacing w:after="120" w:line="360" w:lineRule="auto"/>
+        <w:jc w:val="both"/>
+        <w:rPr>
+          <w:b/>
+          <w:bCs/>
+          <w:noProof/>
+        </w:rPr>
+      </w:pPr>
+    </w:p>
+    <w:p>
+      <w:pPr>
+        <w:spacing w:after="120" w:line="360" w:lineRule="auto"/>
+        <w:jc w:val="both"/>
+        <w:rPr>
+          <w:b/>
+          <w:bCs/>
+          <w:noProof/>
+        </w:rPr>
+      </w:pPr>
+    </w:p>
+    <w:p>
+      <w:pPr>
+        <w:spacing w:after="120" w:line="360" w:lineRule="auto"/>
+        <w:jc w:val="both"/>
+        <w:rPr>
+          <w:b/>
+          <w:bCs/>
+          <w:noProof/>
+        </w:rPr>
+      </w:pPr>
+    </w:p>
+    <w:p>
+      <w:pPr>
+        <w:spacing w:after="120" w:line="360" w:lineRule="auto"/>
+        <w:jc w:val="both"/>
+        <w:rPr>
+          <w:b/>
+          <w:bCs/>
+          <w:noProof/>
+        </w:rPr>
+      </w:pPr>
+    </w:p>
+    <w:p>
+      <w:pPr>
+        <w:spacing w:after="120" w:line="360" w:lineRule="auto"/>
+        <w:jc w:val="both"/>
+        <w:rPr>
+          <w:b/>
+          <w:bCs/>
+          <w:noProof/>
+        </w:rPr>
+      </w:pPr>
+    </w:p>
+    <w:p>
+      <w:pPr>
+        <w:spacing w:after="120" w:line="360" w:lineRule="auto"/>
+        <w:jc w:val="both"/>
+        <w:rPr>
+          <w:b/>
+          <w:bCs/>
+          <w:noProof/>
+        </w:rPr>
+      </w:pPr>
+    </w:p>
+    <w:p>
+      <w:pPr>
+        <w:spacing w:after="120" w:line="360" w:lineRule="auto"/>
+        <w:jc w:val="both"/>
+        <w:rPr>
+          <w:b/>
+          <w:bCs/>
+          <w:noProof/>
+        </w:rPr>
+      </w:pPr>
+    </w:p>
+    <w:p>
+      <w:pPr>
+        <w:spacing w:after="120" w:line="360" w:lineRule="auto"/>
+        <w:jc w:val="both"/>
+        <w:rPr>
+          <w:b/>
+          <w:bCs/>
+          <w:noProof/>
+        </w:rPr>
+      </w:pPr>
+      <w:r>
+        <w:rPr>
           <w:rFonts w:hint="eastAsia"/>
           <w:b/>
           <w:bCs/>
           <w:noProof/>
         </w:rPr>
-      </w:pPr>
-      <w:r>
-        <w:rPr>
-          <w:i/>
-          <w:iCs/>
-        </w:rPr>
-        <w:t xml:space="preserve">Note. </w:t>
-      </w:r>
-      <w:r>
-        <w:t>Trim-and-fill (L₀ estimator) imputed two hypothetical studies on the negative tail (g = −0.61, mirror of Ackerson 1998; g = −1.10, mirror of Fleming 2012). Adjusted estimate based on k = 16 (14 observed + 2 imputed) using a random-effects model with Hartung–Knapp adjustment. PI = prediction interval.</w:t>
-      </w:r>
-    </w:p>
-    <w:p>
-      <w:pPr>
-        <w:spacing w:after="120" w:line="360" w:lineRule="auto"/>
-        <w:jc w:val="both"/>
-        <w:rPr>
-          <w:b/>
-          <w:bCs/>
-          <w:noProof/>
-        </w:rPr>
-      </w:pPr>
-    </w:p>
-    <w:p>
-      <w:pPr>
-        <w:spacing w:after="120" w:line="360" w:lineRule="auto"/>
-        <w:jc w:val="both"/>
+        <w:lastRenderedPageBreak/>
+        <w:t xml:space="preserve">Figure X. </w:t>
+      </w:r>
+      <w:r>
         <w:rPr>
           <w:rFonts w:hint="eastAsia"/>
           <w:b/>
           <w:bCs/>
           <w:noProof/>
         </w:rPr>
-      </w:pPr>
-      <w:r>
-        <w:rPr>
-          <w:rFonts w:hint="eastAsia"/>
-          <w:b/>
-          <w:bCs/>
-          <w:noProof/>
-        </w:rPr>
-        <w:t xml:space="preserve">Figure X. </w:t>
-      </w:r>
-      <w:r>
-        <w:rPr>
-          <w:rFonts w:hint="eastAsia"/>
-          <w:b/>
-          <w:bCs/>
-          <w:noProof/>
-        </w:rPr>
         <w:t>Trim-and-Fill Funnel Plot</w:t>
       </w:r>
     </w:p>
@@ -12418,14 +12826,13 @@
       </w:pPr>
       <w:r>
         <w:rPr>
-          <w:rFonts w:hint="eastAsia"/>
           <w:noProof/>
         </w:rPr>
         <w:drawing>
-          <wp:inline distT="0" distB="0" distL="0" distR="0" wp14:anchorId="3D921315" wp14:editId="2A82D29F">
-            <wp:extent cx="4754880" cy="3962400"/>
-            <wp:effectExtent l="0" t="0" r="7620" b="0"/>
-            <wp:docPr id="1477968769" name="图片 2" descr="图表&#10;&#10;描述已自动生成"/>
+          <wp:inline distT="0" distB="0" distL="0" distR="0" wp14:anchorId="0F0CB9F3" wp14:editId="5229A6F3">
+            <wp:extent cx="5943600" cy="4953000"/>
+            <wp:effectExtent l="0" t="0" r="0" b="0"/>
+            <wp:docPr id="232148321" name="图片 12" descr="图表&#10;&#10;描述已自动生成"/>
             <wp:cNvGraphicFramePr>
               <a:graphicFrameLocks xmlns:a="http://schemas.openxmlformats.org/drawingml/2006/main" noChangeAspect="1"/>
             </wp:cNvGraphicFramePr>
@@ -12433,7 +12840,7 @@
               <a:graphicData uri="http://schemas.openxmlformats.org/drawingml/2006/picture">
                 <pic:pic xmlns:pic="http://schemas.openxmlformats.org/drawingml/2006/picture">
                   <pic:nvPicPr>
-                    <pic:cNvPr id="1477968769" name="图片 2" descr="图表&#10;&#10;描述已自动生成"/>
+                    <pic:cNvPr id="232148321" name="图片 12" descr="图表&#10;&#10;描述已自动生成"/>
                     <pic:cNvPicPr/>
                   </pic:nvPicPr>
                   <pic:blipFill>
@@ -12451,7 +12858,7 @@
                   <pic:spPr>
                     <a:xfrm>
                       <a:off x="0" y="0"/>
-                      <a:ext cx="4755725" cy="3963104"/>
+                      <a:ext cx="5943600" cy="4953000"/>
                     </a:xfrm>
                     <a:prstGeom prst="rect">
                       <a:avLst/>
@@ -12467,9 +12874,6 @@
     <w:p>
       <w:pPr>
         <w:spacing w:after="120" w:line="360" w:lineRule="auto"/>
-        <w:rPr>
-          <w:rFonts w:hint="eastAsia"/>
-        </w:rPr>
       </w:pPr>
       <w:r>
         <w:rPr>
@@ -12479,29 +12883,32 @@
         <w:t>Note</w:t>
       </w:r>
       <w:r>
-        <w:t xml:space="preserve">. Grey circles indicate observed studies, and open circles indicate studies imputed by the trim-and-fill procedure. The x-axis shows the standardized mean difference, with positive values favoring unguided self-help CBT; the y-axis shows the standard error. The vertical dotted line represents the trim-and-fill </w:t>
-      </w:r>
-      <w:r>
-        <w:lastRenderedPageBreak/>
-        <w:t>adjusted pooled estimate. Shaded contours indicate regions of statistical significance for a two-sided test against the null effect.</w:t>
-      </w:r>
-    </w:p>
-    <w:p>
-      <w:pPr>
-        <w:pStyle w:val="1"/>
-        <w:pageBreakBefore/>
-      </w:pPr>
-      <w:r>
-        <w:lastRenderedPageBreak/>
-        <w:t>Chapter 5. Discussion and Conclusion</w:t>
-      </w:r>
+        <w:t>. Grey circles indicate observed studies, and open circles indicate studies imputed by the trim-and-fill procedure. The x-axis shows the standardized mean difference, with positive values favoring unguided self-help CBT; the y-axis shows the standard error. The vertical dotted line represents the trim-and-fill adjusted pooled estimate. Shaded contours indicate regions of statistical significance for a two-sided test against the null effect.</w:t>
+      </w:r>
+    </w:p>
+    <w:p>
+      <w:pPr>
+        <w:spacing w:after="120" w:line="360" w:lineRule="auto"/>
+      </w:pPr>
     </w:p>
     <w:p>
       <w:pPr>
         <w:pStyle w:val="2"/>
       </w:pPr>
       <w:r>
-        <w:t>5.1. Summary of Findings</w:t>
+        <w:t>4.</w:t>
+      </w:r>
+      <w:r>
+        <w:rPr>
+          <w:rFonts w:eastAsiaTheme="minorEastAsia" w:hint="eastAsia"/>
+        </w:rPr>
+        <w:t>8</w:t>
+      </w:r>
+      <w:r>
+        <w:t xml:space="preserve">. </w:t>
+      </w:r>
+      <w:r>
+        <w:t>Acceptability (Differential Dropout)</w:t>
       </w:r>
     </w:p>
     <w:p>
@@ -12514,7 +12921,22 @@
         <w:rPr>
           <w:rFonts w:eastAsia="Times New Roman"/>
         </w:rPr>
-        <w:t>[Placeholder: principal findings mapped to research questions.]</w:t>
+        <w:t>[Placeholder for differential dropout analysis.]</w:t>
+      </w:r>
+    </w:p>
+    <w:p>
+      <w:pPr>
+        <w:spacing w:after="120" w:line="360" w:lineRule="auto"/>
+      </w:pPr>
+    </w:p>
+    <w:p>
+      <w:pPr>
+        <w:pStyle w:val="1"/>
+        <w:pageBreakBefore/>
+      </w:pPr>
+      <w:r>
+        <w:lastRenderedPageBreak/>
+        <w:t>Chapter 5. Discussion and Conclusion</w:t>
       </w:r>
     </w:p>
     <w:p>
@@ -12522,7 +12944,7 @@
         <w:pStyle w:val="2"/>
       </w:pPr>
       <w:r>
-        <w:t>5.2. Comparison with Prior Reviews</w:t>
+        <w:t>5.1. Summary of Findings</w:t>
       </w:r>
     </w:p>
     <w:p>
@@ -12535,7 +12957,7 @@
         <w:rPr>
           <w:rFonts w:eastAsia="Times New Roman"/>
         </w:rPr>
-        <w:t>[Placeholder: comparison with Bjornstad et al. (2024), Furukawa et al. (2021), and Tong et al. (2024).]</w:t>
+        <w:t>[Placeholder: principal findings mapped to research questions.]</w:t>
       </w:r>
     </w:p>
     <w:p>
@@ -12543,18 +12965,7 @@
         <w:pStyle w:val="2"/>
       </w:pPr>
       <w:r>
-        <w:t>5.3. Interpretation of Subgroup, Sensitivity, and Meta-Regression Findings</w:t>
-      </w:r>
-    </w:p>
-    <w:p>
-      <w:pPr>
-        <w:pStyle w:val="3"/>
-        <w:rPr>
-          <w:rFonts w:eastAsiaTheme="minorEastAsia"/>
-        </w:rPr>
-      </w:pPr>
-      <w:r>
-        <w:t xml:space="preserve">5.3.1 Subgroup findings (control type, baseline severity, age, human contact) </w:t>
+        <w:t>5.2. Comparison with Prior Reviews</w:t>
       </w:r>
     </w:p>
     <w:p>
@@ -12564,40 +12975,29 @@
         <w:jc w:val="both"/>
       </w:pPr>
       <w:r>
-        <w:t>These analyses were interpreted as exploratory because CBT components co-occurred within multi-component intervention packages and therefore cannot be interpreted as estimates of the independent causal effect of individual components.</w:t>
+        <w:rPr>
+          <w:rFonts w:eastAsia="Times New Roman"/>
+        </w:rPr>
+        <w:t>[Placeholder: comparison with Bjornstad et al. (2024), Furukawa et al. (2021), and Tong et al. (2024).]</w:t>
+      </w:r>
+    </w:p>
+    <w:p>
+      <w:pPr>
+        <w:pStyle w:val="2"/>
+      </w:pPr>
+      <w:r>
+        <w:t>5.3. Interpretation of Subgroup, Sensitivity, and Meta-Regression Findings</w:t>
       </w:r>
     </w:p>
     <w:p>
       <w:pPr>
         <w:pStyle w:val="3"/>
-      </w:pPr>
-      <w:r>
-        <w:t xml:space="preserve">5.3.2 Sensitivity analyses (publication type, strict cutoff, treatment vs. prevention, depression primary vs. secondary, dose intensity, </w:t>
-      </w:r>
-      <w:r>
-        <w:rPr>
-          <w:rFonts w:eastAsiaTheme="minorEastAsia" w:hint="eastAsia"/>
-        </w:rPr>
-        <w:t xml:space="preserve">effect size format, </w:t>
-      </w:r>
-      <w:r>
-        <w:t xml:space="preserve">leave-one-out) </w:t>
-      </w:r>
-    </w:p>
-    <w:p>
-      <w:pPr>
-        <w:pStyle w:val="3"/>
-      </w:pPr>
-      <w:r>
-        <w:t>5.3.3 Meta-regression and descriptive characterization (component count, total dose, delivery modality, component configuration)</w:t>
-      </w:r>
-    </w:p>
-    <w:p>
-      <w:pPr>
-        <w:pStyle w:val="2"/>
-      </w:pPr>
-      <w:r>
-        <w:t>5.4. Limitations</w:t>
+        <w:rPr>
+          <w:rFonts w:eastAsiaTheme="minorEastAsia"/>
+        </w:rPr>
+      </w:pPr>
+      <w:r>
+        <w:t xml:space="preserve">5.3.1 Subgroup findings (control type, baseline severity, age, human contact) </w:t>
       </w:r>
     </w:p>
     <w:p>
@@ -12607,24 +13007,53 @@
         <w:jc w:val="both"/>
       </w:pPr>
       <w:r>
-        <w:rPr>
-          <w:rFonts w:eastAsia="Times New Roman"/>
-        </w:rPr>
-        <w:t xml:space="preserve">[Placeholder for limitations, </w:t>
-      </w:r>
-      <w:proofErr w:type="gramStart"/>
-      <w:r>
-        <w:rPr>
-          <w:rFonts w:eastAsia="Times New Roman"/>
-        </w:rPr>
-        <w:t>including:</w:t>
-      </w:r>
-      <w:proofErr w:type="gramEnd"/>
-      <w:r>
-        <w:rPr>
-          <w:rFonts w:eastAsia="Times New Roman"/>
-        </w:rPr>
-        <w:t xml:space="preserve"> small number of trials meeting the inactive-control criterion post-2023; heterogeneity in support-level reporting; reliance on back-calculated SDs for some trials; and use of study-level subgroup analysis rather than individual participant data.]</w:t>
+        <w:t>These analyses were interpreted as exploratory because CBT components co-occurred within multi-component intervention packages and therefore cannot be interpreted as estimates of the independent causal effect of individual components.</w:t>
+      </w:r>
+    </w:p>
+    <w:p>
+      <w:pPr>
+        <w:pStyle w:val="3"/>
+      </w:pPr>
+      <w:r>
+        <w:t xml:space="preserve">5.3.2 Sensitivity analyses (publication type, strict cutoff, treatment vs. prevention, depression primary vs. secondary, dose intensity, </w:t>
+      </w:r>
+      <w:r>
+        <w:rPr>
+          <w:rFonts w:eastAsiaTheme="minorEastAsia" w:hint="eastAsia"/>
+        </w:rPr>
+        <w:t xml:space="preserve">effect size format, </w:t>
+      </w:r>
+      <w:r>
+        <w:t xml:space="preserve">leave-one-out) </w:t>
+      </w:r>
+    </w:p>
+    <w:p>
+      <w:pPr>
+        <w:pStyle w:val="3"/>
+      </w:pPr>
+      <w:r>
+        <w:t>5.3.3 Meta-regression and descriptive characterization (component count, total dose, delivery modality, component configuration)</w:t>
+      </w:r>
+    </w:p>
+    <w:p>
+      <w:pPr>
+        <w:pStyle w:val="2"/>
+      </w:pPr>
+      <w:r>
+        <w:t>5.4. Limitations</w:t>
+      </w:r>
+    </w:p>
+    <w:p>
+      <w:pPr>
+        <w:spacing w:after="120" w:line="360" w:lineRule="auto"/>
+        <w:ind w:firstLine="360"/>
+        <w:jc w:val="both"/>
+      </w:pPr>
+      <w:r>
+        <w:rPr>
+          <w:rFonts w:eastAsia="Times New Roman"/>
+        </w:rPr>
+        <w:t>[Placeholder for limitations, including: small number of trials meeting the inactive-control criterion post-2023; heterogeneity in support-level reporting; reliance on back-calculated SDs for some trials; and use of study-level subgroup analysis rather than individual participant data.]</w:t>
       </w:r>
     </w:p>
     <w:p>
@@ -13348,21 +13777,7 @@
         <w:rPr>
           <w:rFonts w:eastAsia="Times New Roman"/>
         </w:rPr>
-        <w:t xml:space="preserve">McFadden, L., Seidman, E., &amp; Rappaport, J. (1992). A comparison of espoused theories of self- and </w:t>
-      </w:r>
-      <w:proofErr w:type="gramStart"/>
-      <w:r>
-        <w:rPr>
-          <w:rFonts w:eastAsia="Times New Roman"/>
-        </w:rPr>
-        <w:t>mutual-help</w:t>
-      </w:r>
-      <w:proofErr w:type="gramEnd"/>
-      <w:r>
-        <w:rPr>
-          <w:rFonts w:eastAsia="Times New Roman"/>
-        </w:rPr>
-        <w:t xml:space="preserve">: Implications for mental health professionals. </w:t>
+        <w:t xml:space="preserve">McFadden, L., Seidman, E., &amp; Rappaport, J. (1992). A comparison of espoused theories of self- and mutual-help: Implications for mental health professionals. </w:t>
       </w:r>
       <w:r>
         <w:rPr>
@@ -14204,21 +14619,7 @@
         <w:rPr>
           <w:rFonts w:eastAsia="Times New Roman"/>
         </w:rPr>
-        <w:t xml:space="preserve">] OR </w:t>
-      </w:r>
-      <w:proofErr w:type="gramStart"/>
-      <w:r>
-        <w:rPr>
-          <w:rFonts w:eastAsia="Times New Roman"/>
-        </w:rPr>
-        <w:t>adolescent[</w:t>
-      </w:r>
-      <w:proofErr w:type="gramEnd"/>
-      <w:r>
-        <w:rPr>
-          <w:rFonts w:eastAsia="Times New Roman"/>
-        </w:rPr>
-        <w:t>Title/Abstract] OR adolescents[Title/Abstract] OR adolescence[Title/Abstract] OR youth[Title/Abstract] OR youths[Title/Abstract] OR teen[Title/Abstract] OR teens[Title/Abstract] OR teenager[Title/Abstract] OR teenagers[Title/Abstract]</w:t>
+        <w:t>] OR adolescent[Title/Abstract] OR adolescents[Title/Abstract] OR adolescence[Title/Abstract] OR youth[Title/Abstract] OR youths[Title/Abstract] OR teen[Title/Abstract] OR teens[Title/Abstract] OR teenager[Title/Abstract] OR teenagers[Title/Abstract]</w:t>
       </w:r>
     </w:p>
     <w:p>
@@ -14267,21 +14668,7 @@
         <w:rPr>
           <w:rFonts w:eastAsia="Times New Roman"/>
         </w:rPr>
-        <w:t xml:space="preserve">] OR </w:t>
-      </w:r>
-      <w:proofErr w:type="gramStart"/>
-      <w:r>
-        <w:rPr>
-          <w:rFonts w:eastAsia="Times New Roman"/>
-        </w:rPr>
-        <w:t>depression[</w:t>
-      </w:r>
-      <w:proofErr w:type="gramEnd"/>
-      <w:r>
-        <w:rPr>
-          <w:rFonts w:eastAsia="Times New Roman"/>
-        </w:rPr>
-        <w:t>Title/Abstract] OR depressive[Title/Abstract] OR dysthymia[Title/Abstract] OR "mood disorder"[Title/Abstract] OR "affective disorder"[Title/Abstract]</w:t>
+        <w:t>] OR depression[Title/Abstract] OR depressive[Title/Abstract] OR dysthymia[Title/Abstract] OR "mood disorder"[Title/Abstract] OR "affective disorder"[Title/Abstract]</w:t>
       </w:r>
     </w:p>
     <w:p>
@@ -14761,15 +15148,7 @@
               <w:t>T</w:t>
             </w:r>
             <w:r>
-              <w:t xml:space="preserve">he integrated process of identifying, evaluating, and modifying maladaptive thoughts. The three steps form a single skill sequence rather than separable </w:t>
-            </w:r>
-            <w:proofErr w:type="gramStart"/>
-            <w:r>
-              <w:t>components, and</w:t>
-            </w:r>
-            <w:proofErr w:type="gramEnd"/>
-            <w:r>
-              <w:t xml:space="preserve"> are typically taught and practiced together using techniques such as Socratic questioning, thought records, and guided imagery.</w:t>
+              <w:t>he integrated process of identifying, evaluating, and modifying maladaptive thoughts. The three steps form a single skill sequence rather than separable components, and are typically taught and practiced together using techniques such as Socratic questioning, thought records, and guided imagery.</w:t>
             </w:r>
           </w:p>
         </w:tc>
@@ -20255,25 +20634,7 @@
                 <w:sz w:val="20"/>
                 <w:szCs w:val="20"/>
               </w:rPr>
-              <w:t xml:space="preserve">Blueblaster is an interactive depression education program consisting of 6 modules with 5 daily </w:t>
-            </w:r>
-            <w:proofErr w:type="gramStart"/>
-            <w:r>
-              <w:rPr>
-                <w:rFonts w:eastAsia="Times New Roman"/>
-                <w:sz w:val="20"/>
-                <w:szCs w:val="20"/>
-              </w:rPr>
-              <w:t>mini-sessions</w:t>
-            </w:r>
-            <w:proofErr w:type="gramEnd"/>
-            <w:r>
-              <w:rPr>
-                <w:rFonts w:eastAsia="Times New Roman"/>
-                <w:sz w:val="20"/>
-                <w:szCs w:val="20"/>
-              </w:rPr>
-              <w:t xml:space="preserve"> each. </w:t>
+              <w:t xml:space="preserve">Blueblaster is an interactive depression education program consisting of 6 modules with 5 daily mini-sessions each. </w:t>
             </w:r>
             <w:r>
               <w:rPr>
@@ -20751,25 +21112,7 @@
                 <w:sz w:val="20"/>
                 <w:szCs w:val="20"/>
               </w:rPr>
-              <w:t xml:space="preserve">Creating Opportunities for Personal Empowerment (COPE) teaches users to reframe negative beliefs into positive ones </w:t>
-            </w:r>
-            <w:proofErr w:type="gramStart"/>
-            <w:r>
-              <w:rPr>
-                <w:rFonts w:eastAsia="Times New Roman"/>
-                <w:sz w:val="20"/>
-                <w:szCs w:val="20"/>
-              </w:rPr>
-              <w:t>in order to</w:t>
-            </w:r>
-            <w:proofErr w:type="gramEnd"/>
-            <w:r>
-              <w:rPr>
-                <w:rFonts w:eastAsia="Times New Roman"/>
-                <w:sz w:val="20"/>
-                <w:szCs w:val="20"/>
-              </w:rPr>
-              <w:t xml:space="preserve"> feel better and behave more healthily. The program covers: an introduction to the COPE program and the thinking-feeling-behaving triangle (ABC model) with positive self-talk; self-esteem and positive self-talk; stress and coping, including signs of anxiety and depression; problem-solving and goal-setting (a four-step process); managing emotions through positive thinking and communication, including mental imagery and guided visualization; coping with stressful situations; and a concluding integration session.</w:t>
+              <w:t>Creating Opportunities for Personal Empowerment (COPE) teaches users to reframe negative beliefs into positive ones in order to feel better and behave more healthily. The program covers: an introduction to the COPE program and the thinking-feeling-behaving triangle (ABC model) with positive self-talk; self-esteem and positive self-talk; stress and coping, including signs of anxiety and depression; problem-solving and goal-setting (a four-step process); managing emotions through positive thinking and communication, including mental imagery and guided visualization; coping with stressful situations; and a concluding integration session.</w:t>
             </w:r>
           </w:p>
         </w:tc>
@@ -20866,25 +21209,7 @@
                 <w:sz w:val="20"/>
                 <w:szCs w:val="20"/>
               </w:rPr>
-              <w:t xml:space="preserve">Feeling Good is a bibliotherapy intervention based on Burns' self-help book. It provides practical tools and techniques empowering readers to manage their own mental health. Through real-life stories it illustrates how distorted thinking affects emotion and how to challenge and reframe such thoughts. Key ideas </w:t>
-            </w:r>
-            <w:proofErr w:type="gramStart"/>
-            <w:r>
-              <w:rPr>
-                <w:rFonts w:eastAsia="Times New Roman"/>
-                <w:sz w:val="20"/>
-                <w:szCs w:val="20"/>
-              </w:rPr>
-              <w:t>include:</w:t>
-            </w:r>
-            <w:proofErr w:type="gramEnd"/>
-            <w:r>
-              <w:rPr>
-                <w:rFonts w:eastAsia="Times New Roman"/>
-                <w:sz w:val="20"/>
-                <w:szCs w:val="20"/>
-              </w:rPr>
-              <w:t xml:space="preserve"> feelings are dictated by thoughts; shifting thought patterns promotes mental clarity; recognizing cognitive distortions allows one to regain control over emotional health; the triple-column technique challenges negative thinking; and structuring daily goals rebuilds confidence and disrupts depressive cycles.</w:t>
+              <w:t>Feeling Good is a bibliotherapy intervention based on Burns' self-help book. It provides practical tools and techniques empowering readers to manage their own mental health. Through real-life stories it illustrates how distorted thinking affects emotion and how to challenge and reframe such thoughts. Key ideas include: feelings are dictated by thoughts; shifting thought patterns promotes mental clarity; recognizing cognitive distortions allows one to regain control over emotional health; the triple-column technique challenges negative thinking; and structuring daily goals rebuilds confidence and disrupts depressive cycles.</w:t>
             </w:r>
           </w:p>
         </w:tc>
@@ -21098,25 +21423,7 @@
                 <w:sz w:val="20"/>
                 <w:szCs w:val="20"/>
               </w:rPr>
-              <w:t xml:space="preserve"> intervention combines group education with computer-based CBT training. The group education lecture covers the relationship between cognition, mood, and behavior; introduces CBT; and presents its benefits as stress-management skills with real-life examples. Group work and discussion focus on cognitive restructuring, with participants completing column worksheets to identify their own automatic thoughts and discussing </w:t>
-            </w:r>
-            <w:proofErr w:type="gramStart"/>
-            <w:r>
-              <w:rPr>
-                <w:rFonts w:eastAsia="Times New Roman"/>
-                <w:sz w:val="20"/>
-                <w:szCs w:val="20"/>
-              </w:rPr>
-              <w:t>counter-evidence</w:t>
-            </w:r>
-            <w:proofErr w:type="gramEnd"/>
-            <w:r>
-              <w:rPr>
-                <w:rFonts w:eastAsia="Times New Roman"/>
-                <w:sz w:val="20"/>
-                <w:szCs w:val="20"/>
-              </w:rPr>
-              <w:t xml:space="preserve"> and adaptive thoughts. The </w:t>
+              <w:t xml:space="preserve"> intervention combines group education with computer-based CBT training. The group education lecture covers the relationship between cognition, mood, and behavior; introduces CBT; and presents its benefits as stress-management skills with real-life examples. Group work and discussion focus on cognitive restructuring, with participants completing column worksheets to identify their own automatic thoughts and discussing counter-evidence and adaptive thoughts. The </w:t>
             </w:r>
             <w:proofErr w:type="spellStart"/>
             <w:r>
@@ -21261,25 +21568,7 @@
                 <w:sz w:val="20"/>
                 <w:szCs w:val="20"/>
               </w:rPr>
-              <w:t xml:space="preserve"> program is a computerized intervention for adolescents recruited from a pediatric emergency department with peer violence exposure and depressive symptoms. It begins with a brief (15–20 minute) computer-guided session in the Emergency Department, followed by an 8-week automated text-message curriculum. The initial face-to-face session includes motivational interviewing and CBT-informed feedback, feedback on peer violence and depressive symptoms, encouragement of </w:t>
-            </w:r>
-            <w:proofErr w:type="gramStart"/>
-            <w:r>
-              <w:rPr>
-                <w:rFonts w:eastAsia="Times New Roman"/>
-                <w:sz w:val="20"/>
-                <w:szCs w:val="20"/>
-              </w:rPr>
-              <w:t>goal-setting</w:t>
-            </w:r>
-            <w:proofErr w:type="gramEnd"/>
-            <w:r>
-              <w:rPr>
-                <w:rFonts w:eastAsia="Times New Roman"/>
-                <w:sz w:val="20"/>
-                <w:szCs w:val="20"/>
-              </w:rPr>
-              <w:t xml:space="preserve"> and self-reflection, an introduction to basic CBT concepts and their relation to the participant's experience of peer violence and depression, and an overview of the text-message component. The follow-up SMS messages include daily mood check-ins, psychoeducational content, reminders, crisis support, and behavioral prompts or motivational messages.</w:t>
+              <w:t xml:space="preserve"> program is a computerized intervention for adolescents recruited from a pediatric emergency department with peer violence exposure and depressive symptoms. It begins with a brief (15–20 minute) computer-guided session in the Emergency Department, followed by an 8-week automated text-message curriculum. The initial face-to-face session includes motivational interviewing and CBT-informed feedback, feedback on peer violence and depressive symptoms, encouragement of goal-setting and self-reflection, an introduction to basic CBT concepts and their relation to the participant's experience of peer violence and depression, and an overview of the text-message component. The follow-up SMS messages include daily mood check-ins, psychoeducational content, reminders, crisis support, and behavioral prompts or motivational messages.</w:t>
             </w:r>
           </w:p>
         </w:tc>
@@ -21473,25 +21762,7 @@
                 <w:sz w:val="20"/>
                 <w:szCs w:val="20"/>
               </w:rPr>
-              <w:t xml:space="preserve">Mello offers real-time assessment and tailored intervention strategies to disrupt repetitive negative thinking (RNT) in young people with depression and anxiety. Key features </w:t>
-            </w:r>
-            <w:proofErr w:type="gramStart"/>
-            <w:r>
-              <w:rPr>
-                <w:rFonts w:eastAsia="Times New Roman"/>
-                <w:sz w:val="20"/>
-                <w:szCs w:val="20"/>
-              </w:rPr>
-              <w:t>include:</w:t>
-            </w:r>
-            <w:proofErr w:type="gramEnd"/>
-            <w:r>
-              <w:rPr>
-                <w:rFonts w:eastAsia="Times New Roman"/>
-                <w:sz w:val="20"/>
-                <w:szCs w:val="20"/>
-              </w:rPr>
-              <w:t xml:space="preserve"> randomized notifications three times daily (9am–9pm); check-ins assessing current RNT levels, mood state, ongoing activities, and location; algorithmic recommendation of appropriate CBT activities based on level of stuck thinking, current mood, context, and activity </w:t>
+              <w:t xml:space="preserve">Mello offers real-time assessment and tailored intervention strategies to disrupt repetitive negative thinking (RNT) in young people with depression and anxiety. Key features include: randomized notifications three times daily (9am–9pm); check-ins assessing current RNT levels, mood state, ongoing activities, and location; algorithmic recommendation of appropriate CBT activities based on level of stuck thinking, current mood, context, and activity </w:t>
             </w:r>
             <w:r>
               <w:rPr>
@@ -21734,25 +22005,7 @@
                 <w:szCs w:val="20"/>
               </w:rPr>
               <w:lastRenderedPageBreak/>
-              <w:t xml:space="preserve">Note: Reframe-IT includes therapist interaction via the message board and is therefore evaluated for eligibility </w:t>
-            </w:r>
-            <w:proofErr w:type="gramStart"/>
-            <w:r>
-              <w:rPr>
-                <w:rFonts w:eastAsia="Times New Roman"/>
-                <w:sz w:val="20"/>
-                <w:szCs w:val="20"/>
-              </w:rPr>
-              <w:t>on the basis of</w:t>
-            </w:r>
-            <w:proofErr w:type="gramEnd"/>
-            <w:r>
-              <w:rPr>
-                <w:rFonts w:eastAsia="Times New Roman"/>
-                <w:sz w:val="20"/>
-                <w:szCs w:val="20"/>
-              </w:rPr>
-              <w:t xml:space="preserve"> whether that interaction constitutes therapeutic guidance.</w:t>
+              <w:t>Note: Reframe-IT includes therapist interaction via the message board and is therefore evaluated for eligibility on the basis of whether that interaction constitutes therapeutic guidance.</w:t>
             </w:r>
           </w:p>
         </w:tc>
@@ -22266,25 +22519,7 @@
                 <w:sz w:val="20"/>
                 <w:szCs w:val="20"/>
               </w:rPr>
-              <w:t xml:space="preserve">The Journey is a fantasy game-based intervention in which players select and customize their avatars and embark on an immersive quest through enchanted lands. CBT content is systematically integrated into the game; module completion awards points and </w:t>
-            </w:r>
-            <w:proofErr w:type="gramStart"/>
-            <w:r>
-              <w:rPr>
-                <w:rFonts w:eastAsia="Times New Roman"/>
-                <w:sz w:val="20"/>
-                <w:szCs w:val="20"/>
-              </w:rPr>
-              <w:t>mini-games</w:t>
-            </w:r>
-            <w:proofErr w:type="gramEnd"/>
-            <w:r>
-              <w:rPr>
-                <w:rFonts w:eastAsia="Times New Roman"/>
-                <w:sz w:val="20"/>
-                <w:szCs w:val="20"/>
-              </w:rPr>
-              <w:t xml:space="preserve"> serve as post-section rewards. The program consists of seven modules of 25–30 minutes each, each focusing on a distinct CBT topic: Introduction to the CBT Model; Behavioral Activation; Problem Solving; Cognitive Restructuring I; Cognitive Restructuring II; Cognitive Restructuring III; and Summary and Relapse Prevention. Each module begins with a mood assessment, followed by a quiz on the previous module, goal-setting, and interactive elements including exercises, animations, and instructional videos; it concludes with a content summary and a challenge (homework) assignment. </w:t>
+              <w:t xml:space="preserve">The Journey is a fantasy game-based intervention in which players select and customize their avatars and embark on an immersive quest through enchanted lands. CBT content is systematically integrated into the game; module completion awards points and mini-games serve as post-section rewards. The program consists of seven modules of 25–30 minutes each, each focusing on a distinct CBT topic: Introduction to the CBT Model; Behavioral Activation; Problem Solving; Cognitive Restructuring I; Cognitive Restructuring II; Cognitive Restructuring III; and Summary and Relapse Prevention. Each module begins with a mood assessment, followed by a quiz on the previous module, goal-setting, and interactive elements including exercises, animations, and instructional videos; it concludes with a content summary and a challenge (homework) assignment. </w:t>
             </w:r>
             <w:r>
               <w:rPr>
@@ -22293,25 +22528,7 @@
                 <w:szCs w:val="20"/>
               </w:rPr>
               <w:lastRenderedPageBreak/>
-              <w:t xml:space="preserve">A comprehensive guidebook provides module summaries, space for </w:t>
-            </w:r>
-            <w:proofErr w:type="gramStart"/>
-            <w:r>
-              <w:rPr>
-                <w:rFonts w:eastAsia="Times New Roman"/>
-                <w:sz w:val="20"/>
-                <w:szCs w:val="20"/>
-              </w:rPr>
-              <w:t>goal-setting</w:t>
-            </w:r>
-            <w:proofErr w:type="gramEnd"/>
-            <w:r>
-              <w:rPr>
-                <w:rFonts w:eastAsia="Times New Roman"/>
-                <w:sz w:val="20"/>
-                <w:szCs w:val="20"/>
-              </w:rPr>
-              <w:t>, reflection questions, and weekly journaling-based challenges.</w:t>
+              <w:t>A comprehensive guidebook provides module summaries, space for goal-setting, reflection questions, and weekly journaling-based challenges.</w:t>
             </w:r>
           </w:p>
         </w:tc>

--- a/thesis/Thesis_Final.docx
+++ b/thesis/Thesis_Final.docx
@@ -840,7 +840,15 @@
         <w:jc w:val="both"/>
       </w:pPr>
       <w:r>
-        <w:t>While adolescent mental health needs have risen sharply, the capacity of conventional services has remained limited. Within one year after the onset of COVID-19, the global prevalence of MDD and anxiety disorders increased by approximately 28% and 26% respectively, with the impact most pronounced among young people (COVID-19 Mental Disorders Collaborators, 2021). Three persistent barriers limit adolescent access to care. The first is workforce shortage. According to the WHO Mental Health Atlas, the global median number of child and adolescent psychiatrists is only 0.3 per 100,000 population, and falls below 0.1 per 100,000 in low-income countries (World Health Organization, 2021). The second is economic disadvantage. Global evidence shows that treatment coverage for MDD is especially low in low- and lower-middle-income settings, while adolescents from lower socioeconomic backgrounds also report higher levels of depressive symptoms (Moitra et al., 2022; Zhou et al., 2018). The third is stigma, which restricts help-seeking, since adolescents with mental health conditions may be perceived as lazy, weak, or socially undesirable (World Health Organization, 2022). The result is a structural mismatch. Adolescents are among those most affected by post-pandemic increases in depression, but many cannot access timely, affordable, and acceptable care.</w:t>
+        <w:t xml:space="preserve">While adolescent mental health needs have risen sharply, the capacity of conventional services has remained limited. Within one year after the onset of COVID-19, the global prevalence of MDD and anxiety disorders increased by approximately 28% and 26% respectively, with the impact most pronounced among young people (COVID-19 Mental Disorders Collaborators, 2021). Three persistent barriers limit adolescent access to care. The first is workforce shortage. According to the WHO Mental Health Atlas, the global median number of child and adolescent psychiatrists is only 0.3 per 100,000 </w:t>
+      </w:r>
+      <w:proofErr w:type="gramStart"/>
+      <w:r>
+        <w:t>population, and</w:t>
+      </w:r>
+      <w:proofErr w:type="gramEnd"/>
+      <w:r>
+        <w:t xml:space="preserve"> falls below 0.1 per 100,000 in low-income countries (World Health Organization, 2021). The second is economic disadvantage. Global evidence shows that treatment coverage for MDD is especially low in low- and lower-middle-income settings, while adolescents from lower socioeconomic backgrounds also report higher levels of depressive symptoms (Moitra et al., 2022; Zhou et al., 2018). The third is stigma, which restricts help-seeking, since adolescents with mental health conditions may be perceived as lazy, weak, or socially undesirable (World Health Organization, 2022). The result is a structural mismatch. Adolescents are among those most affected by post-pandemic increases in depression, but many cannot access timely, affordable, and acceptable care.</w:t>
       </w:r>
     </w:p>
     <w:p>
@@ -851,7 +859,15 @@
       </w:pPr>
       <w:r>
         <w:lastRenderedPageBreak/>
-        <w:t>Self-help interventions can help to address these three barriers. They require little or no direct therapist time, which reduces demand on the limited specialist workforce. They can also reach a large number of users at low cost, which may improve access for adolescents with limited financial resources. Since they can be used in private, they may also make stigma less of a barrier to seeking help. Self-help interventions can therefore reach adolescents who might otherwise stay outside the conventional treatment system. This direction is consistent with the WHO World Mental Health Report, which calls for accessible and scalable mental health support in settings where existing services are insufficient (World Health Organization, 2022).</w:t>
+        <w:t xml:space="preserve">Self-help interventions can help to address these three barriers. They require little or no direct therapist time, which reduces demand on the limited specialist workforce. They can also reach </w:t>
+      </w:r>
+      <w:proofErr w:type="gramStart"/>
+      <w:r>
+        <w:t>a large number of</w:t>
+      </w:r>
+      <w:proofErr w:type="gramEnd"/>
+      <w:r>
+        <w:t xml:space="preserve"> users at low cost, which may improve access for adolescents with limited financial resources. Since they can be used in private, they may also make stigma less of a barrier to seeking help. Self-help interventions can therefore reach adolescents who might otherwise stay outside the conventional treatment system. This direction is consistent with the WHO World Mental Health Report, which calls for accessible and scalable mental health support in settings where existing services are insufficient (World Health Organization, 2022).</w:t>
       </w:r>
     </w:p>
     <w:p>
@@ -884,7 +900,15 @@
         <w:jc w:val="both"/>
       </w:pPr>
       <w:r>
-        <w:t>These barriers are not only practical but also relational. Family involvement is not always a neutral pathway to care. Family processes, including low parental warmth, inter-parental conflict, over-involvement, aversiveness, and limited autonomy granting, have been associated with depression and anxiety in young people (Yap et al., 2014). Parents may therefore function not only as facilitators of care, but in some circumstances also as barriers to access (Platell et al., 2023). In such contexts, unguided self-help CBT may provide a practical route to structured psychological support when access through families or formal services is difficult. The ecological constraints of adolescent help-seeking, together with the developmental capacities discussed above, support examining unguided self-help CBT as a clinically and developmentally meaningful intervention format in its own right.</w:t>
+        <w:t xml:space="preserve">These barriers are not only practical but also relational. Family involvement is not always a neutral pathway to care. Family processes, including low parental warmth, inter-parental conflict, over-involvement, aversiveness, and limited autonomy granting, have been associated with depression and anxiety in young people (Yap et al., 2014). Parents may therefore function not only as facilitators of care, but in some circumstances also as barriers to access (Platell et al., 2023). In such contexts, unguided self-help CBT may provide a practical route to structured psychological support when access through families or formal services is difficult. The ecological constraints of adolescent help-seeking, together with the developmental capacities discussed above, support examining unguided self-help CBT as a clinically and developmentally meaningful intervention </w:t>
+      </w:r>
+      <w:proofErr w:type="gramStart"/>
+      <w:r>
+        <w:t>format in its own right</w:t>
+      </w:r>
+      <w:proofErr w:type="gramEnd"/>
+      <w:r>
+        <w:t>.</w:t>
       </w:r>
     </w:p>
     <w:p>
@@ -1125,7 +1149,15 @@
       </w:r>
       <w:r>
         <w:lastRenderedPageBreak/>
-        <w:t>individuals show characteristic patterns of negative automatic thoughts and dysfunctional beliefs about the self, the world, and the future. These cognitive patterns are activated under stress and serve to maintain depressive mood and behavior (Beck, 1967; Beck, Rush, Shaw, &amp; Emery, 1979). Behavior therapy, which developed in parallel, applied principles of reinforcement, punishment, and extinction in order to modify maladaptive behavioral patterns and to increase engagement in activities likely to produce positive reinforcement. The integration of these two traditions, together with the addition of emotion as a central variable, gave rise to CBT. In the CBT framework, cognition, behavior, and emotion are understood as three components that interact reciprocally, so that a change in any one of them influences the others.</w:t>
+        <w:t xml:space="preserve">individuals show characteristic patterns of negative automatic thoughts and dysfunctional beliefs about the self, the world, and the future. These cognitive patterns are activated under stress and serve to maintain depressive mood and behavior (Beck, 1967; Beck, Rush, Shaw, &amp; Emery, 1979). Behavior therapy, which developed in parallel, applied principles of reinforcement, punishment, and extinction </w:t>
+      </w:r>
+      <w:proofErr w:type="gramStart"/>
+      <w:r>
+        <w:t>in order to</w:t>
+      </w:r>
+      <w:proofErr w:type="gramEnd"/>
+      <w:r>
+        <w:t xml:space="preserve"> modify maladaptive behavioral patterns and to increase engagement in activities likely to produce positive reinforcement. The integration of these two traditions, together with the addition of emotion as a central variable, gave rise to CBT. In the CBT framework, cognition, behavior, and emotion are understood as three components that interact reciprocally, so that a change in any one of them influences the others.</w:t>
       </w:r>
     </w:p>
     <w:p>
@@ -1183,7 +1215,15 @@
       </w:r>
       <w:r>
         <w:lastRenderedPageBreak/>
-        <w:t>improving sleep hygiene, practicing relaxation, taking up new hobbies, or spending time in nature. Self-support refers to situations in which a professional provides some degree of suggestion, monitoring, or guidance in order to help the individual sustain new practices. Self-change refers to situations in which an individual in a harmful state decides, with or without external assistance, to relinquish destructive behavior and adopt more adaptive alternatives.</w:t>
+        <w:t xml:space="preserve">improving sleep hygiene, practicing relaxation, taking up new hobbies, or spending time in nature. Self-support refers to situations in which a professional provides some degree of suggestion, monitoring, or guidance </w:t>
+      </w:r>
+      <w:proofErr w:type="gramStart"/>
+      <w:r>
+        <w:t>in order to</w:t>
+      </w:r>
+      <w:proofErr w:type="gramEnd"/>
+      <w:r>
+        <w:t xml:space="preserve"> help the individual sustain new practices. Self-change refers to situations in which an individual in a harmful state decides, with or without external assistance, to relinquish destructive behavior and adopt more adaptive alternatives.</w:t>
       </w:r>
     </w:p>
     <w:p>
@@ -1255,7 +1295,15 @@
         <w:jc w:val="both"/>
       </w:pPr>
       <w:r>
-        <w:t>Automated encouragement refers to pre-scripted, fixed prompts or messages that are generated by the program itself in order to encourage continued engagement. These prompts must not include guidance on therapeutic content.</w:t>
+        <w:t xml:space="preserve">Automated encouragement refers to pre-scripted, fixed prompts or messages that are generated by the program itself </w:t>
+      </w:r>
+      <w:proofErr w:type="gramStart"/>
+      <w:r>
+        <w:t>in order to</w:t>
+      </w:r>
+      <w:proofErr w:type="gramEnd"/>
+      <w:r>
+        <w:t xml:space="preserve"> encourage continued engagement. These prompts must not include guidance on therapeutic content.</w:t>
       </w:r>
     </w:p>
     <w:p>
@@ -1265,7 +1313,15 @@
         <w:jc w:val="both"/>
       </w:pPr>
       <w:r>
-        <w:t>Human encouragement refers to prompts or messages that are prepared and delivered by a person, for example through email, SMS, or telephone, in order to encourage engagement. Like automated encouragement, these prompts must not include guidance on therapeutic content. Peer support delivered through moderated discussion groups is also classified as human encouragement.</w:t>
+        <w:t xml:space="preserve">Human encouragement refers to prompts or messages that are prepared and delivered by a person, for example through email, SMS, or telephone, </w:t>
+      </w:r>
+      <w:proofErr w:type="gramStart"/>
+      <w:r>
+        <w:t>in order to</w:t>
+      </w:r>
+      <w:proofErr w:type="gramEnd"/>
+      <w:r>
+        <w:t xml:space="preserve"> encourage engagement. Like automated encouragement, these prompts must not include guidance on therapeutic content. Peer support delivered through moderated discussion groups is also classified as human encouragement.</w:t>
       </w:r>
     </w:p>
     <w:p>
@@ -1361,7 +1417,15 @@
         <w:jc w:val="both"/>
       </w:pPr>
       <w:r>
-        <w:t>The three reviews together point to several remaining gaps that the present meta-analysis aims to address. First, adolescent-specific evidence on unguided self-help CBT has not been comprehensively synthesized using a support-level framework that is independent from the guided/unguided distinction. Second, existing syntheses have generally not examined whether effect sizes differ systematically by control type, specifically between passive controls (waitlist, TAU, no treatment) and minimally active controls (attention or information-only), even though the choice of comparator can substantially shape apparent effect sizes. Third, depression in adolescence often overlaps with adjacent presentations such as suicidality, self-harm, and bereavement-related emotional difficulties (Herrman et al., 2022). Suicidal ideation is a recognized component of depressive symptomatology, self-harm frequently co-occurs with depressive disorders, and bereavement-related presentations may overlap with or precipitate depressive episodes. By including trials in which depression was assessed as a central outcome alongside these presentations, the present study aims to characterize the reach of unguided self-help CBT across the clinically proximal range in which it is actually deployed.</w:t>
+        <w:t xml:space="preserve">The three reviews together point to several remaining gaps that the present meta-analysis aims to address. First, adolescent-specific evidence on unguided self-help CBT has not been comprehensively synthesized using a support-level framework that is independent from the guided/unguided distinction. Second, existing syntheses have generally not examined whether effect sizes differ systematically by control type, specifically between passive controls (waitlist, TAU, no treatment) and minimally active controls (attention or information-only), even though the choice of comparator can substantially shape apparent effect sizes. Third, depression in adolescence often overlaps with adjacent presentations such as suicidality, self-harm, and bereavement-related emotional difficulties (Herrman et al., 2022). Suicidal ideation is a recognized component of depressive symptomatology, self-harm frequently co-occurs with depressive disorders, and bereavement-related presentations may overlap with or precipitate depressive episodes. By including trials in which depression was assessed as a central outcome alongside these presentations, the present study aims to characterize the reach of unguided self-help CBT across the clinically proximal range in which it is </w:t>
+      </w:r>
+      <w:proofErr w:type="gramStart"/>
+      <w:r>
+        <w:t>actually deployed</w:t>
+      </w:r>
+      <w:proofErr w:type="gramEnd"/>
+      <w:r>
+        <w:t>.</w:t>
       </w:r>
     </w:p>
     <w:bookmarkEnd w:id="2"/>
@@ -1447,6 +1511,7 @@
         <w:t xml:space="preserve">The search strategy was constructed from four concept blocks combined with the Boolean AND operator: (1) adolescent population, (2) depression, (3) cognitive behavioral therapy, and (4) unguided self-help and digital delivery modalities. Within each block, </w:t>
       </w:r>
       <w:proofErr w:type="spellStart"/>
+      <w:proofErr w:type="gramStart"/>
       <w:r>
         <w:rPr>
           <w:rFonts w:eastAsia="Times New Roman"/>
@@ -1454,6 +1519,7 @@
         <w:t>MeSH</w:t>
       </w:r>
       <w:proofErr w:type="spellEnd"/>
+      <w:proofErr w:type="gramEnd"/>
       <w:r>
         <w:rPr>
           <w:rFonts w:eastAsia="Times New Roman"/>
@@ -1471,7 +1537,21 @@
         <w:rPr>
           <w:rFonts w:eastAsia="Times New Roman"/>
         </w:rPr>
-        <w:t>No restrictions were placed on language at the search stage, and non-English records were screened with translation support where feasible. No restrictions were placed on publication status. Grey literature, including doctoral dissertations and preprints, was retained at the search stage in order to enhance the comprehensiveness of the review and to reduce the risk of publication bias (</w:t>
+        <w:t xml:space="preserve">No restrictions were placed on language at the search stage, and non-English records were screened with translation support where feasible. No restrictions were placed on publication status. Grey literature, including doctoral dissertations and preprints, was retained at the search stage </w:t>
+      </w:r>
+      <w:proofErr w:type="gramStart"/>
+      <w:r>
+        <w:rPr>
+          <w:rFonts w:eastAsia="Times New Roman"/>
+        </w:rPr>
+        <w:t>in order to</w:t>
+      </w:r>
+      <w:proofErr w:type="gramEnd"/>
+      <w:r>
+        <w:rPr>
+          <w:rFonts w:eastAsia="Times New Roman"/>
+        </w:rPr>
+        <w:t xml:space="preserve"> enhance the comprehensiveness of the review and to reduce the risk of publication bias (</w:t>
       </w:r>
       <w:proofErr w:type="spellStart"/>
       <w:r>
@@ -1576,7 +1656,21 @@
         <w:rPr>
           <w:rFonts w:eastAsia="Times New Roman"/>
         </w:rPr>
-        <w:t>Studies were eligible for inclusion when they satisfied all of the following criteria.</w:t>
+        <w:t xml:space="preserve">Studies were eligible for inclusion when they satisfied </w:t>
+      </w:r>
+      <w:proofErr w:type="gramStart"/>
+      <w:r>
+        <w:rPr>
+          <w:rFonts w:eastAsia="Times New Roman"/>
+        </w:rPr>
+        <w:t>all of</w:t>
+      </w:r>
+      <w:proofErr w:type="gramEnd"/>
+      <w:r>
+        <w:rPr>
+          <w:rFonts w:eastAsia="Times New Roman"/>
+        </w:rPr>
+        <w:t xml:space="preserve"> the following criteria.</w:t>
       </w:r>
     </w:p>
     <w:p>
@@ -1683,7 +1777,15 @@
       </w:r>
       <w:r>
         <w:lastRenderedPageBreak/>
-        <w:t>component (behavioral activation, problem-solving). Component definitions followed the framework summarized in Section 2.4 and Appendix B. Interventions delivered through artificial-intelligence chatbots that autonomously deliver CBT content without human therapist involvement were eligible as a form of unguided self-help.</w:t>
+        <w:t xml:space="preserve">component (behavioral activation, problem-solving). Component definitions followed the framework summarized in Section 2.4 and Appendix B. Interventions delivered through </w:t>
+      </w:r>
+      <w:proofErr w:type="gramStart"/>
+      <w:r>
+        <w:t>artificial-intelligence</w:t>
+      </w:r>
+      <w:proofErr w:type="gramEnd"/>
+      <w:r>
+        <w:t xml:space="preserve"> chatbots that autonomously deliver CBT content without human therapist involvement were eligible as a form of unguided self-help.</w:t>
       </w:r>
     </w:p>
     <w:p>
@@ -1707,7 +1809,21 @@
         <w:rPr>
           <w:rFonts w:eastAsia="Times New Roman"/>
         </w:rPr>
-        <w:t xml:space="preserve"> The comparator arm was required to be a non-active control condition. Non-active controls included waitlist, treatment-as-usual (TAU), no treatment, attention control, and information-only control. TAU was interpreted as the standard care that a participant would have received regardless of trial participation, and was therefore treated as non-active. For subgroup analysis, the comparator was further classified as passive (waitlist, TAU, no treatment) or minimally active (attention control, information-only control), reflecting evidence that the choice of comparator can substantially shape apparent effect sizes.</w:t>
+        <w:t xml:space="preserve"> The comparator arm was required to be a non-active control condition. Non-active controls included waitlist, treatment-as-usual (TAU), no treatment, attention control, and information-only control. TAU was interpreted as the standard care that a participant would have received regardless of trial </w:t>
+      </w:r>
+      <w:proofErr w:type="gramStart"/>
+      <w:r>
+        <w:rPr>
+          <w:rFonts w:eastAsia="Times New Roman"/>
+        </w:rPr>
+        <w:t>participation, and</w:t>
+      </w:r>
+      <w:proofErr w:type="gramEnd"/>
+      <w:r>
+        <w:rPr>
+          <w:rFonts w:eastAsia="Times New Roman"/>
+        </w:rPr>
+        <w:t xml:space="preserve"> was therefore treated as non-active. For subgroup analysis, the comparator was further classified as passive (waitlist, TAU, no treatment) or minimally active (attention control, information-only control), reflecting evidence that the choice of comparator can substantially shape apparent effect sizes.</w:t>
       </w:r>
     </w:p>
     <w:p>
@@ -5973,7 +6089,25 @@
           <w:sz w:val="20"/>
           <w:szCs w:val="20"/>
         </w:rPr>
-        <w:t>-dash (—) indicates that the measure is typically used with a single validated cutoff rather than with graduated severity bands. Where multiple cutoffs are in use, the most commonly cited is listed first, with alternatives in parentheses. The Clinical Cutoff column reflects the threshold used for establishing baseline eligibility; baseline severity for subgroup analysis (Subclinical, Mild-to-Moderate, Moderate, Severe) is classified using these cutoffs together with the reported baseline mean and standard deviation.</w:t>
+        <w:t xml:space="preserve">-dash (—) indicates that the measure is typically used with a single validated cutoff rather than with graduated severity bands. Where multiple cutoffs are in use, the </w:t>
+      </w:r>
+      <w:proofErr w:type="gramStart"/>
+      <w:r>
+        <w:rPr>
+          <w:rFonts w:eastAsia="Times New Roman"/>
+          <w:sz w:val="20"/>
+          <w:szCs w:val="20"/>
+        </w:rPr>
+        <w:t>most commonly cited</w:t>
+      </w:r>
+      <w:proofErr w:type="gramEnd"/>
+      <w:r>
+        <w:rPr>
+          <w:rFonts w:eastAsia="Times New Roman"/>
+          <w:sz w:val="20"/>
+          <w:szCs w:val="20"/>
+        </w:rPr>
+        <w:t xml:space="preserve"> is listed first, with alternatives in parentheses. The Clinical Cutoff column reflects the threshold used for establishing baseline eligibility; baseline severity for subgroup analysis (Subclinical, Mild-to-Moderate, Moderate, Severe) is classified using these cutoffs together with the reported baseline mean and standard deviation.</w:t>
       </w:r>
     </w:p>
     <w:p>
@@ -6471,7 +6605,15 @@
         <w:jc w:val="both"/>
       </w:pPr>
       <w:r>
-        <w:t>When a single trial reported multiple follow-up assessments within the same window, one assessment was selected for each window according to the following rules. For the short- and medium-term windows, the assessment closest to the midpoint of the window was retained. For the long-term window, the 12-month assessment was prioritized; when 12-month data were not available, the available long-term assessment closest to 12 months was used. The remaining assessments were retained in the database for descriptive reporting but were not entered into the corresponding pooled analysis, in order to avoid unit-of-analysis errors arising from the inclusion of multiple non-independent estimates from a single trial.</w:t>
+        <w:t xml:space="preserve">When a single trial reported multiple follow-up assessments within the same window, one assessment was selected for each window according to the following rules. For the short- and medium-term windows, the assessment closest to the midpoint of the window was retained. For the long-term window, the 12-month assessment was prioritized; when 12-month data were not available, the available long-term assessment closest to 12 months was used. The remaining assessments were retained in the database for descriptive reporting but were not entered into the corresponding pooled analysis, </w:t>
+      </w:r>
+      <w:proofErr w:type="gramStart"/>
+      <w:r>
+        <w:t>in order to</w:t>
+      </w:r>
+      <w:proofErr w:type="gramEnd"/>
+      <w:r>
+        <w:t xml:space="preserve"> avoid unit-of-analysis errors arising from the inclusion of multiple non-independent estimates from a single trial.</w:t>
       </w:r>
     </w:p>
     <w:bookmarkEnd w:id="3"/>
@@ -6674,7 +6816,15 @@
       </w:r>
       <w:proofErr w:type="spellEnd"/>
       <w:r>
-        <w:t xml:space="preserve"> activation was not examined as a single-component contrast because it was present in the substantial majority of included programs, leaving the absent subgroup with </w:t>
+        <w:t xml:space="preserve"> activation was not examined as a single-component contrast because it was present in </w:t>
+      </w:r>
+      <w:proofErr w:type="gramStart"/>
+      <w:r>
+        <w:t>the substantial majority of</w:t>
+      </w:r>
+      <w:proofErr w:type="gramEnd"/>
+      <w:r>
+        <w:t xml:space="preserve"> included programs, leaving the absent subgroup with </w:t>
       </w:r>
       <w:r>
         <w:lastRenderedPageBreak/>
@@ -6707,7 +6857,23 @@
         <w:jc w:val="both"/>
       </w:pPr>
       <w:r>
-        <w:t>Five sensitivity analyses were pre-specified to examine the robustness of the main findings. First, the pooled estimate was recomputed restricting to peer-reviewed journal articles, in order to examine the influence of including dissertations and preprints. Second, the pooled estimate was recomputed under a clinically restricted subset, defined as the subset of trials with baseline severity meeting an established clinical cutoff and with a treatment-focused rather than indicated-prevention intent; trials failing either condition were excluded. Third, the pooled estimate was recomputed restricting to trials in which depressive symptoms were the primary treatment target, with trials in which depression was assessed alongside another primary target (such as self-harm, suicidal ideation, peer violence, or insomnia) excluded. Fourth, the pooled estimate was recomputed excluding minimal-intensity programs, defined as those with an estimated intended weekly dose of 15 minutes per week or less. Self-paced or on-demand interventions without a fixed intended weekly dose were retained in this analysis rather than excluded, on the basis that not estimable does not equate to low dose. Fifth, a leave-one-out sensitivity analysis was conducted to identify any single study disproportionately influencing the pooled effect.</w:t>
+        <w:t xml:space="preserve">Five sensitivity analyses were pre-specified to examine the robustness of the main findings. First, the pooled estimate was recomputed restricting to peer-reviewed journal articles, </w:t>
+      </w:r>
+      <w:proofErr w:type="gramStart"/>
+      <w:r>
+        <w:t>in order to</w:t>
+      </w:r>
+      <w:proofErr w:type="gramEnd"/>
+      <w:r>
+        <w:t xml:space="preserve"> examine the influence of including dissertations and preprints. Second, the pooled estimate was recomputed under a clinically restricted subset, defined as the subset of trials with baseline severity meeting an established clinical cutoff and with a treatment-focused rather than indicated-prevention intent; trials failing either condition </w:t>
+      </w:r>
+      <w:proofErr w:type="gramStart"/>
+      <w:r>
+        <w:t>were</w:t>
+      </w:r>
+      <w:proofErr w:type="gramEnd"/>
+      <w:r>
+        <w:t xml:space="preserve"> excluded. Third, the pooled estimate was recomputed restricting to trials in which depressive symptoms were the primary treatment target, with trials in which depression was assessed alongside another primary target (such as self-harm, suicidal ideation, peer violence, or insomnia) excluded. Fourth, the pooled estimate was recomputed excluding minimal-intensity programs, defined as those with an estimated intended weekly dose of 15 minutes per week or less. Self-paced or on-demand interventions without a fixed intended weekly dose were retained in this analysis rather than excluded, on the basis that not estimable does not equate to low dose. Fifth, a leave-one-out sensitivity analysis was conducted to identify any single study disproportionately influencing the pooled effect.</w:t>
       </w:r>
     </w:p>
     <w:p>
@@ -7163,7 +7329,15 @@
       </w:r>
       <w:proofErr w:type="spellEnd"/>
       <w:r>
-        <w:t xml:space="preserve"> recruited on the basis of general adolescent mental health concerns without a depression severity threshold (O'Dea et al., 2020). Most other trials neither targeted nor systematically excluded comorbidity, recruiting on the basis of elevated depressive symptoms regardless of co-occurring anxiety or other internalizing symptoms. Active psychosis, bipolar disorder, current acute suicidality, and ongoing concurrent psychotherapy were the most consistently applied exclusion criteria.</w:t>
+        <w:t xml:space="preserve"> recruited on the basis of general adolescent mental health concerns without a depression severity threshold (O'Dea et al., 2020). Most other trials neither targeted nor systematically excluded comorbidity, recruiting </w:t>
+      </w:r>
+      <w:proofErr w:type="gramStart"/>
+      <w:r>
+        <w:t>on the basis of</w:t>
+      </w:r>
+      <w:proofErr w:type="gramEnd"/>
+      <w:r>
+        <w:t xml:space="preserve"> elevated depressive symptoms regardless of co-occurring anxiety or other internalizing symptoms. Active psychosis, bipolar disorder, current acute suicidality, and ongoing concurrent psychotherapy were the most consistently applied exclusion criteria.</w:t>
       </w:r>
     </w:p>
     <w:p>
@@ -7260,7 +7434,15 @@
       </w:r>
       <w:proofErr w:type="spellEnd"/>
       <w:r>
-        <w:t>) to 8 months of web-based modules (Grasp the Opportunity). Most programs were designed to be completed within a 4–8 week window, although several mobile-app interventions (</w:t>
+        <w:t>) to 8 months of web-based modules (Grasp the Opportunity). Most programs were designed to be completed within a 4–</w:t>
+      </w:r>
+      <w:proofErr w:type="gramStart"/>
+      <w:r>
+        <w:t>8 week</w:t>
+      </w:r>
+      <w:proofErr w:type="gramEnd"/>
+      <w:r>
+        <w:t xml:space="preserve"> window, although several mobile-app interventions (</w:t>
       </w:r>
       <w:proofErr w:type="spellStart"/>
       <w:r>
@@ -7709,7 +7891,15 @@
         <w:t>69</w:t>
       </w:r>
       <w:r>
-        <w:t xml:space="preserve"> in the control conditions. Under a random-effects model using the REML estimator and Hartung-Knapp adjustment, the pooled Hedges’ g was 0.27, 95% CI [0.06, 0.47], t(13) = 2.8</w:t>
+        <w:t xml:space="preserve"> in the control conditions. Under a random-effects model using the REML estimator and Hartung-Knapp adjustment, the pooled Hedges’ g was 0.27, 95% CI [0.06, 0.47], </w:t>
+      </w:r>
+      <w:proofErr w:type="gramStart"/>
+      <w:r>
+        <w:t>t(</w:t>
+      </w:r>
+      <w:proofErr w:type="gramEnd"/>
+      <w:r>
+        <w:t>13) = 2.8</w:t>
       </w:r>
       <w:r>
         <w:rPr>
@@ -8115,7 +8305,15 @@
       </w:pPr>
       <w:bookmarkStart w:id="13" w:name="OLE_LINK13"/>
       <w:r>
-        <w:t>Between-study heterogeneity was moderate to high, Q(13) = 35.</w:t>
+        <w:t xml:space="preserve">Between-study heterogeneity was moderate to high, </w:t>
+      </w:r>
+      <w:proofErr w:type="gramStart"/>
+      <w:r>
+        <w:t>Q(</w:t>
+      </w:r>
+      <w:proofErr w:type="gramEnd"/>
+      <w:r>
+        <w:t>13) = 35.</w:t>
       </w:r>
       <w:r>
         <w:rPr>
@@ -8937,7 +9135,29 @@
           <w:sz w:val="24"/>
           <w:szCs w:val="24"/>
         </w:rPr>
-        <w:t>4.4.2 Overall Effects for different Lengths of  follow-up</w:t>
+        <w:t xml:space="preserve">4.4.2 Overall Effects for different Lengths </w:t>
+      </w:r>
+      <w:proofErr w:type="gramStart"/>
+      <w:r>
+        <w:rPr>
+          <w:rFonts w:hint="eastAsia"/>
+          <w:b/>
+          <w:bCs/>
+          <w:sz w:val="24"/>
+          <w:szCs w:val="24"/>
+        </w:rPr>
+        <w:t>of  follow</w:t>
+      </w:r>
+      <w:proofErr w:type="gramEnd"/>
+      <w:r>
+        <w:rPr>
+          <w:rFonts w:hint="eastAsia"/>
+          <w:b/>
+          <w:bCs/>
+          <w:sz w:val="24"/>
+          <w:szCs w:val="24"/>
+        </w:rPr>
+        <w:t>-up</w:t>
       </w:r>
     </w:p>
     <w:p>
@@ -9025,7 +9245,15 @@
         <w:t>8</w:t>
       </w:r>
       <w:r>
-        <w:t>], t(2) = 0.</w:t>
+        <w:t xml:space="preserve">], </w:t>
+      </w:r>
+      <w:proofErr w:type="gramStart"/>
+      <w:r>
+        <w:t>t(</w:t>
+      </w:r>
+      <w:proofErr w:type="gramEnd"/>
+      <w:r>
+        <w:t>2) = 0.</w:t>
       </w:r>
       <w:r>
         <w:rPr>
@@ -9059,7 +9287,15 @@
         <w:jc w:val="both"/>
       </w:pPr>
       <w:r>
-        <w:t>Between-study heterogeneity was negligible (Q(2) = 0.8</w:t>
+        <w:t>Between-study heterogeneity was negligible (</w:t>
+      </w:r>
+      <w:proofErr w:type="gramStart"/>
+      <w:r>
+        <w:t>Q(</w:t>
+      </w:r>
+      <w:proofErr w:type="gramEnd"/>
+      <w:r>
+        <w:t>2) = 0.8</w:t>
       </w:r>
       <w:r>
         <w:rPr>
@@ -9151,7 +9387,16 @@
           <w:bCs/>
           <w:noProof/>
         </w:rPr>
-        <w:t xml:space="preserve">Forest Plot of Studies at </w:t>
+        <w:t xml:space="preserve">Forest Plot of Studies </w:t>
+      </w:r>
+      <w:proofErr w:type="gramStart"/>
+      <w:r>
+        <w:rPr>
+          <w:b/>
+          <w:bCs/>
+          <w:noProof/>
+        </w:rPr>
+        <w:t xml:space="preserve">at </w:t>
       </w:r>
       <w:r>
         <w:rPr>
@@ -9166,7 +9411,15 @@
           <w:b/>
           <w:bCs/>
         </w:rPr>
-        <w:t xml:space="preserve">Short-Term </w:t>
+        <w:t>Short</w:t>
+      </w:r>
+      <w:proofErr w:type="gramEnd"/>
+      <w:r>
+        <w:rPr>
+          <w:b/>
+          <w:bCs/>
+        </w:rPr>
+        <w:t xml:space="preserve">-Term </w:t>
       </w:r>
       <w:proofErr w:type="spellStart"/>
       <w:r>
@@ -9199,10 +9452,10 @@
           <w:szCs w:val="24"/>
         </w:rPr>
         <w:drawing>
-          <wp:inline distT="0" distB="0" distL="0" distR="0" wp14:anchorId="2218540E" wp14:editId="55F21EC3">
+          <wp:inline distT="0" distB="0" distL="0" distR="0" wp14:anchorId="46CE642D" wp14:editId="054DAB1A">
             <wp:extent cx="5943600" cy="2773680"/>
             <wp:effectExtent l="0" t="0" r="0" b="7620"/>
-            <wp:docPr id="295007338" name="图片 8" descr="图表, 箱线图&#10;&#10;描述已自动生成"/>
+            <wp:docPr id="73682158" name="图片 2" descr="图表, 箱线图&#10;&#10;描述已自动生成"/>
             <wp:cNvGraphicFramePr>
               <a:graphicFrameLocks xmlns:a="http://schemas.openxmlformats.org/drawingml/2006/main" noChangeAspect="1"/>
             </wp:cNvGraphicFramePr>
@@ -9210,7 +9463,7 @@
               <a:graphicData uri="http://schemas.openxmlformats.org/drawingml/2006/picture">
                 <pic:pic xmlns:pic="http://schemas.openxmlformats.org/drawingml/2006/picture">
                   <pic:nvPicPr>
-                    <pic:cNvPr id="295007338" name="图片 8" descr="图表, 箱线图&#10;&#10;描述已自动生成"/>
+                    <pic:cNvPr id="73682158" name="图片 2" descr="图表, 箱线图&#10;&#10;描述已自动生成"/>
                     <pic:cNvPicPr/>
                   </pic:nvPicPr>
                   <pic:blipFill>
@@ -9482,11 +9735,19 @@
       <w:r>
         <w:t xml:space="preserve"> </w:t>
       </w:r>
+      <w:proofErr w:type="gramStart"/>
       <w:r>
         <w:rPr>
           <w:rFonts w:hint="eastAsia"/>
         </w:rPr>
-        <w:t xml:space="preserve">( 95% CI </w:t>
+        <w:t>( 95</w:t>
+      </w:r>
+      <w:proofErr w:type="gramEnd"/>
+      <w:r>
+        <w:rPr>
+          <w:rFonts w:hint="eastAsia"/>
+        </w:rPr>
+        <w:t xml:space="preserve">% CI </w:t>
       </w:r>
       <w:r>
         <w:t>[</w:t>
@@ -9645,7 +9906,15 @@
         <w:jc w:val="both"/>
       </w:pPr>
       <w:r>
-        <w:t>Between-study heterogeneity was low across all three indicators, Q(6) = 3.4</w:t>
+        <w:t xml:space="preserve">Between-study heterogeneity was low across all three indicators, </w:t>
+      </w:r>
+      <w:proofErr w:type="gramStart"/>
+      <w:r>
+        <w:t>Q(</w:t>
+      </w:r>
+      <w:proofErr w:type="gramEnd"/>
+      <w:r>
+        <w:t>6) = 3.4</w:t>
       </w:r>
       <w:r>
         <w:rPr>
@@ -9792,10 +10061,10 @@
           <w:szCs w:val="24"/>
         </w:rPr>
         <w:drawing>
-          <wp:inline distT="0" distB="0" distL="0" distR="0" wp14:anchorId="05E3921F" wp14:editId="75EB34C9">
+          <wp:inline distT="0" distB="0" distL="0" distR="0" wp14:anchorId="2D0C883E" wp14:editId="36355A30">
             <wp:extent cx="5943600" cy="4358640"/>
             <wp:effectExtent l="0" t="0" r="0" b="3810"/>
-            <wp:docPr id="1582559487" name="图片 9" descr="文本&#10;&#10;中度可信度描述已自动生成"/>
+            <wp:docPr id="201664340" name="图片 3" descr="文本&#10;&#10;中度可信度描述已自动生成"/>
             <wp:cNvGraphicFramePr>
               <a:graphicFrameLocks xmlns:a="http://schemas.openxmlformats.org/drawingml/2006/main" noChangeAspect="1"/>
             </wp:cNvGraphicFramePr>
@@ -9803,7 +10072,7 @@
               <a:graphicData uri="http://schemas.openxmlformats.org/drawingml/2006/picture">
                 <pic:pic xmlns:pic="http://schemas.openxmlformats.org/drawingml/2006/picture">
                   <pic:nvPicPr>
-                    <pic:cNvPr id="1582559487" name="图片 9" descr="文本&#10;&#10;中度可信度描述已自动生成"/>
+                    <pic:cNvPr id="201664340" name="图片 3" descr="文本&#10;&#10;中度可信度描述已自动生成"/>
                     <pic:cNvPicPr/>
                   </pic:nvPicPr>
                   <pic:blipFill>
@@ -9966,6 +10235,7 @@
       <w:r>
         <w:t xml:space="preserve"> </w:t>
       </w:r>
+      <w:proofErr w:type="gramStart"/>
       <w:r>
         <w:rPr>
           <w:i/>
@@ -9974,7 +10244,11 @@
         <w:t>t</w:t>
       </w:r>
       <w:r>
-        <w:t>(4) = 1.</w:t>
+        <w:t>(</w:t>
+      </w:r>
+      <w:proofErr w:type="gramEnd"/>
+      <w:r>
+        <w:t>4) = 1.</w:t>
       </w:r>
       <w:r>
         <w:rPr>
@@ -10022,7 +10296,15 @@
         <w:jc w:val="both"/>
       </w:pPr>
       <w:r>
-        <w:t xml:space="preserve">Between-study heterogeneity was low to moderate, Q(4) = </w:t>
+        <w:t xml:space="preserve">Between-study heterogeneity was low to moderate, </w:t>
+      </w:r>
+      <w:proofErr w:type="gramStart"/>
+      <w:r>
+        <w:t>Q(</w:t>
+      </w:r>
+      <w:proofErr w:type="gramEnd"/>
+      <w:r>
+        <w:t xml:space="preserve">4) = </w:t>
       </w:r>
       <w:r>
         <w:t>5.</w:t>
@@ -10133,7 +10415,16 @@
           <w:bCs/>
           <w:noProof/>
         </w:rPr>
-        <w:t xml:space="preserve">Forest Plot of Studies at </w:t>
+        <w:t xml:space="preserve">Forest Plot of Studies </w:t>
+      </w:r>
+      <w:proofErr w:type="gramStart"/>
+      <w:r>
+        <w:rPr>
+          <w:b/>
+          <w:bCs/>
+          <w:noProof/>
+        </w:rPr>
+        <w:t xml:space="preserve">at </w:t>
       </w:r>
       <w:r>
         <w:rPr>
@@ -10143,6 +10434,7 @@
         </w:rPr>
         <w:t xml:space="preserve"> Long</w:t>
       </w:r>
+      <w:proofErr w:type="gramEnd"/>
       <w:r>
         <w:rPr>
           <w:b/>
@@ -10181,10 +10473,10 @@
         </w:rPr>
         <w:lastRenderedPageBreak/>
         <w:drawing>
-          <wp:inline distT="0" distB="0" distL="0" distR="0" wp14:anchorId="1817AA2E" wp14:editId="4FB9D2D0">
+          <wp:inline distT="0" distB="0" distL="0" distR="0" wp14:anchorId="5E1FCA69" wp14:editId="778E876E">
             <wp:extent cx="5943600" cy="3566160"/>
             <wp:effectExtent l="0" t="0" r="0" b="0"/>
-            <wp:docPr id="260028480" name="图片 10" descr="图表, 箱线图&#10;&#10;描述已自动生成"/>
+            <wp:docPr id="1228157735" name="图片 4" descr="图表, 箱线图&#10;&#10;描述已自动生成"/>
             <wp:cNvGraphicFramePr>
               <a:graphicFrameLocks xmlns:a="http://schemas.openxmlformats.org/drawingml/2006/main" noChangeAspect="1"/>
             </wp:cNvGraphicFramePr>
@@ -10192,7 +10484,7 @@
               <a:graphicData uri="http://schemas.openxmlformats.org/drawingml/2006/picture">
                 <pic:pic xmlns:pic="http://schemas.openxmlformats.org/drawingml/2006/picture">
                   <pic:nvPicPr>
-                    <pic:cNvPr id="260028480" name="图片 10" descr="图表, 箱线图&#10;&#10;描述已自动生成"/>
+                    <pic:cNvPr id="1228157735" name="图片 4" descr="图表, 箱线图&#10;&#10;描述已自动生成"/>
                     <pic:cNvPicPr/>
                   </pic:nvPicPr>
                   <pic:blipFill>
@@ -11918,7 +12210,15 @@
         <w:jc w:val="both"/>
       </w:pPr>
       <w:r>
-        <w:t>A contour-enhanced funnel plot was constructed to assess potential small-study effects at post-intervention (Figure X). Visual inspection suggested some asymmetry: the more precise studies clustered around the pooled estimate, whereas the least precise trials, particularly Fleming (2012), Ackerson (1998), and Stasiak (2014), were located on the positive side of the plot, with no clearly comparable small-sample studies on the negative side. The contour shading indicated that the corresponding mirror region on the left would fall mainly within the non-significant zone (</w:t>
+        <w:t xml:space="preserve">A contour-enhanced funnel plot was constructed to assess potential small-study effects at post-intervention (Figure X). Visual inspection suggested some asymmetry: the more precise studies clustered around the pooled estimate, whereas the least precise trials, particularly Fleming (2012), Ackerson (1998), and Stasiak (2014), were located on the positive side of the plot, with </w:t>
+      </w:r>
+      <w:proofErr w:type="gramStart"/>
+      <w:r>
+        <w:t>no</w:t>
+      </w:r>
+      <w:proofErr w:type="gramEnd"/>
+      <w:r>
+        <w:t xml:space="preserve"> clearly comparable small-sample studies on the negative side. The contour shading indicated that the corresponding mirror region on the left would fall mainly within the non-significant zone (</w:t>
       </w:r>
       <w:r>
         <w:rPr>
@@ -11944,6 +12244,7 @@
       <w:r>
         <w:t xml:space="preserve">Egger’s regression test indicated a non-significant trend toward funnel plot asymmetry, </w:t>
       </w:r>
+      <w:proofErr w:type="gramStart"/>
       <w:r>
         <w:rPr>
           <w:i/>
@@ -11952,7 +12253,11 @@
         <w:t>t</w:t>
       </w:r>
       <w:r>
-        <w:t xml:space="preserve">(12) = 1.82, </w:t>
+        <w:t>(</w:t>
+      </w:r>
+      <w:proofErr w:type="gramEnd"/>
+      <w:r>
+        <w:t xml:space="preserve">12) = 1.82, </w:t>
       </w:r>
       <w:r>
         <w:rPr>
@@ -11964,6 +12269,7 @@
       <w:r>
         <w:t xml:space="preserve"> = .093. Because the pooled effect size was a standardized mean difference (SMD), a modified test proposed by Pustejovsky and Rodgers (2019), which adjusts for the artifactual dependence between SMDs and their standard errors, was also conducted. This modified test was likewise non-significant, </w:t>
       </w:r>
+      <w:proofErr w:type="gramStart"/>
       <w:r>
         <w:rPr>
           <w:i/>
@@ -11972,7 +12278,11 @@
         <w:t>t</w:t>
       </w:r>
       <w:r>
-        <w:t xml:space="preserve">(12) = 1.66, </w:t>
+        <w:t>(</w:t>
+      </w:r>
+      <w:proofErr w:type="gramEnd"/>
+      <w:r>
+        <w:t xml:space="preserve">12) = 1.66, </w:t>
       </w:r>
       <w:r>
         <w:rPr>
@@ -13053,7 +13363,21 @@
         <w:rPr>
           <w:rFonts w:eastAsia="Times New Roman"/>
         </w:rPr>
-        <w:t>[Placeholder for limitations, including: small number of trials meeting the inactive-control criterion post-2023; heterogeneity in support-level reporting; reliance on back-calculated SDs for some trials; and use of study-level subgroup analysis rather than individual participant data.]</w:t>
+        <w:t xml:space="preserve">[Placeholder for limitations, </w:t>
+      </w:r>
+      <w:proofErr w:type="gramStart"/>
+      <w:r>
+        <w:rPr>
+          <w:rFonts w:eastAsia="Times New Roman"/>
+        </w:rPr>
+        <w:t>including:</w:t>
+      </w:r>
+      <w:proofErr w:type="gramEnd"/>
+      <w:r>
+        <w:rPr>
+          <w:rFonts w:eastAsia="Times New Roman"/>
+        </w:rPr>
+        <w:t xml:space="preserve"> small number of trials meeting the inactive-control criterion post-2023; heterogeneity in support-level reporting; reliance on back-calculated SDs for some trials; and use of study-level subgroup analysis rather than individual participant data.]</w:t>
       </w:r>
     </w:p>
     <w:p>
@@ -13777,7 +14101,21 @@
         <w:rPr>
           <w:rFonts w:eastAsia="Times New Roman"/>
         </w:rPr>
-        <w:t xml:space="preserve">McFadden, L., Seidman, E., &amp; Rappaport, J. (1992). A comparison of espoused theories of self- and mutual-help: Implications for mental health professionals. </w:t>
+        <w:t xml:space="preserve">McFadden, L., Seidman, E., &amp; Rappaport, J. (1992). A comparison of espoused theories of self- and </w:t>
+      </w:r>
+      <w:proofErr w:type="gramStart"/>
+      <w:r>
+        <w:rPr>
+          <w:rFonts w:eastAsia="Times New Roman"/>
+        </w:rPr>
+        <w:t>mutual-help</w:t>
+      </w:r>
+      <w:proofErr w:type="gramEnd"/>
+      <w:r>
+        <w:rPr>
+          <w:rFonts w:eastAsia="Times New Roman"/>
+        </w:rPr>
+        <w:t xml:space="preserve">: Implications for mental health professionals. </w:t>
       </w:r>
       <w:r>
         <w:rPr>
@@ -14619,7 +14957,21 @@
         <w:rPr>
           <w:rFonts w:eastAsia="Times New Roman"/>
         </w:rPr>
-        <w:t>] OR adolescent[Title/Abstract] OR adolescents[Title/Abstract] OR adolescence[Title/Abstract] OR youth[Title/Abstract] OR youths[Title/Abstract] OR teen[Title/Abstract] OR teens[Title/Abstract] OR teenager[Title/Abstract] OR teenagers[Title/Abstract]</w:t>
+        <w:t xml:space="preserve">] OR </w:t>
+      </w:r>
+      <w:proofErr w:type="gramStart"/>
+      <w:r>
+        <w:rPr>
+          <w:rFonts w:eastAsia="Times New Roman"/>
+        </w:rPr>
+        <w:t>adolescent[</w:t>
+      </w:r>
+      <w:proofErr w:type="gramEnd"/>
+      <w:r>
+        <w:rPr>
+          <w:rFonts w:eastAsia="Times New Roman"/>
+        </w:rPr>
+        <w:t>Title/Abstract] OR adolescents[Title/Abstract] OR adolescence[Title/Abstract] OR youth[Title/Abstract] OR youths[Title/Abstract] OR teen[Title/Abstract] OR teens[Title/Abstract] OR teenager[Title/Abstract] OR teenagers[Title/Abstract]</w:t>
       </w:r>
     </w:p>
     <w:p>
@@ -14668,7 +15020,21 @@
         <w:rPr>
           <w:rFonts w:eastAsia="Times New Roman"/>
         </w:rPr>
-        <w:t>] OR depression[Title/Abstract] OR depressive[Title/Abstract] OR dysthymia[Title/Abstract] OR "mood disorder"[Title/Abstract] OR "affective disorder"[Title/Abstract]</w:t>
+        <w:t xml:space="preserve">] OR </w:t>
+      </w:r>
+      <w:proofErr w:type="gramStart"/>
+      <w:r>
+        <w:rPr>
+          <w:rFonts w:eastAsia="Times New Roman"/>
+        </w:rPr>
+        <w:t>depression[</w:t>
+      </w:r>
+      <w:proofErr w:type="gramEnd"/>
+      <w:r>
+        <w:rPr>
+          <w:rFonts w:eastAsia="Times New Roman"/>
+        </w:rPr>
+        <w:t>Title/Abstract] OR depressive[Title/Abstract] OR dysthymia[Title/Abstract] OR "mood disorder"[Title/Abstract] OR "affective disorder"[Title/Abstract]</w:t>
       </w:r>
     </w:p>
     <w:p>
@@ -15148,7 +15514,15 @@
               <w:t>T</w:t>
             </w:r>
             <w:r>
-              <w:t>he integrated process of identifying, evaluating, and modifying maladaptive thoughts. The three steps form a single skill sequence rather than separable components, and are typically taught and practiced together using techniques such as Socratic questioning, thought records, and guided imagery.</w:t>
+              <w:t xml:space="preserve">he integrated process of identifying, evaluating, and modifying maladaptive thoughts. The three steps form a single skill sequence rather than separable </w:t>
+            </w:r>
+            <w:proofErr w:type="gramStart"/>
+            <w:r>
+              <w:t>components, and</w:t>
+            </w:r>
+            <w:proofErr w:type="gramEnd"/>
+            <w:r>
+              <w:t xml:space="preserve"> are typically taught and practiced together using techniques such as Socratic questioning, thought records, and guided imagery.</w:t>
             </w:r>
           </w:p>
         </w:tc>
@@ -20634,7 +21008,25 @@
                 <w:sz w:val="20"/>
                 <w:szCs w:val="20"/>
               </w:rPr>
-              <w:t xml:space="preserve">Blueblaster is an interactive depression education program consisting of 6 modules with 5 daily mini-sessions each. </w:t>
+              <w:t xml:space="preserve">Blueblaster is an interactive depression education program consisting of 6 modules with 5 daily </w:t>
+            </w:r>
+            <w:proofErr w:type="gramStart"/>
+            <w:r>
+              <w:rPr>
+                <w:rFonts w:eastAsia="Times New Roman"/>
+                <w:sz w:val="20"/>
+                <w:szCs w:val="20"/>
+              </w:rPr>
+              <w:t>mini-sessions</w:t>
+            </w:r>
+            <w:proofErr w:type="gramEnd"/>
+            <w:r>
+              <w:rPr>
+                <w:rFonts w:eastAsia="Times New Roman"/>
+                <w:sz w:val="20"/>
+                <w:szCs w:val="20"/>
+              </w:rPr>
+              <w:t xml:space="preserve"> each. </w:t>
             </w:r>
             <w:r>
               <w:rPr>
@@ -21112,7 +21504,25 @@
                 <w:sz w:val="20"/>
                 <w:szCs w:val="20"/>
               </w:rPr>
-              <w:t>Creating Opportunities for Personal Empowerment (COPE) teaches users to reframe negative beliefs into positive ones in order to feel better and behave more healthily. The program covers: an introduction to the COPE program and the thinking-feeling-behaving triangle (ABC model) with positive self-talk; self-esteem and positive self-talk; stress and coping, including signs of anxiety and depression; problem-solving and goal-setting (a four-step process); managing emotions through positive thinking and communication, including mental imagery and guided visualization; coping with stressful situations; and a concluding integration session.</w:t>
+              <w:t xml:space="preserve">Creating Opportunities for Personal Empowerment (COPE) teaches users to reframe negative beliefs into positive ones </w:t>
+            </w:r>
+            <w:proofErr w:type="gramStart"/>
+            <w:r>
+              <w:rPr>
+                <w:rFonts w:eastAsia="Times New Roman"/>
+                <w:sz w:val="20"/>
+                <w:szCs w:val="20"/>
+              </w:rPr>
+              <w:t>in order to</w:t>
+            </w:r>
+            <w:proofErr w:type="gramEnd"/>
+            <w:r>
+              <w:rPr>
+                <w:rFonts w:eastAsia="Times New Roman"/>
+                <w:sz w:val="20"/>
+                <w:szCs w:val="20"/>
+              </w:rPr>
+              <w:t xml:space="preserve"> feel better and behave more healthily. The program covers: an introduction to the COPE program and the thinking-feeling-behaving triangle (ABC model) with positive self-talk; self-esteem and positive self-talk; stress and coping, including signs of anxiety and depression; problem-solving and goal-setting (a four-step process); managing emotions through positive thinking and communication, including mental imagery and guided visualization; coping with stressful situations; and a concluding integration session.</w:t>
             </w:r>
           </w:p>
         </w:tc>
@@ -21209,7 +21619,25 @@
                 <w:sz w:val="20"/>
                 <w:szCs w:val="20"/>
               </w:rPr>
-              <w:t>Feeling Good is a bibliotherapy intervention based on Burns' self-help book. It provides practical tools and techniques empowering readers to manage their own mental health. Through real-life stories it illustrates how distorted thinking affects emotion and how to challenge and reframe such thoughts. Key ideas include: feelings are dictated by thoughts; shifting thought patterns promotes mental clarity; recognizing cognitive distortions allows one to regain control over emotional health; the triple-column technique challenges negative thinking; and structuring daily goals rebuilds confidence and disrupts depressive cycles.</w:t>
+              <w:t xml:space="preserve">Feeling Good is a bibliotherapy intervention based on Burns' self-help book. It provides practical tools and techniques empowering readers to manage their own mental health. Through real-life stories it illustrates how distorted thinking affects emotion and how to challenge and reframe such thoughts. Key ideas </w:t>
+            </w:r>
+            <w:proofErr w:type="gramStart"/>
+            <w:r>
+              <w:rPr>
+                <w:rFonts w:eastAsia="Times New Roman"/>
+                <w:sz w:val="20"/>
+                <w:szCs w:val="20"/>
+              </w:rPr>
+              <w:t>include:</w:t>
+            </w:r>
+            <w:proofErr w:type="gramEnd"/>
+            <w:r>
+              <w:rPr>
+                <w:rFonts w:eastAsia="Times New Roman"/>
+                <w:sz w:val="20"/>
+                <w:szCs w:val="20"/>
+              </w:rPr>
+              <w:t xml:space="preserve"> feelings are dictated by thoughts; shifting thought patterns promotes mental clarity; recognizing cognitive distortions allows one to regain control over emotional health; the triple-column technique challenges negative thinking; and structuring daily goals rebuilds confidence and disrupts depressive cycles.</w:t>
             </w:r>
           </w:p>
         </w:tc>
@@ -21423,7 +21851,25 @@
                 <w:sz w:val="20"/>
                 <w:szCs w:val="20"/>
               </w:rPr>
-              <w:t xml:space="preserve"> intervention combines group education with computer-based CBT training. The group education lecture covers the relationship between cognition, mood, and behavior; introduces CBT; and presents its benefits as stress-management skills with real-life examples. Group work and discussion focus on cognitive restructuring, with participants completing column worksheets to identify their own automatic thoughts and discussing counter-evidence and adaptive thoughts. The </w:t>
+              <w:t xml:space="preserve"> intervention combines group education with computer-based CBT training. The group education lecture covers the relationship between cognition, mood, and behavior; introduces CBT; and presents its benefits as stress-management skills with real-life examples. Group work and discussion focus on cognitive restructuring, with participants completing column worksheets to identify their own automatic thoughts and discussing </w:t>
+            </w:r>
+            <w:proofErr w:type="gramStart"/>
+            <w:r>
+              <w:rPr>
+                <w:rFonts w:eastAsia="Times New Roman"/>
+                <w:sz w:val="20"/>
+                <w:szCs w:val="20"/>
+              </w:rPr>
+              <w:t>counter-evidence</w:t>
+            </w:r>
+            <w:proofErr w:type="gramEnd"/>
+            <w:r>
+              <w:rPr>
+                <w:rFonts w:eastAsia="Times New Roman"/>
+                <w:sz w:val="20"/>
+                <w:szCs w:val="20"/>
+              </w:rPr>
+              <w:t xml:space="preserve"> and adaptive thoughts. The </w:t>
             </w:r>
             <w:proofErr w:type="spellStart"/>
             <w:r>
@@ -21568,7 +22014,25 @@
                 <w:sz w:val="20"/>
                 <w:szCs w:val="20"/>
               </w:rPr>
-              <w:t xml:space="preserve"> program is a computerized intervention for adolescents recruited from a pediatric emergency department with peer violence exposure and depressive symptoms. It begins with a brief (15–20 minute) computer-guided session in the Emergency Department, followed by an 8-week automated text-message curriculum. The initial face-to-face session includes motivational interviewing and CBT-informed feedback, feedback on peer violence and depressive symptoms, encouragement of goal-setting and self-reflection, an introduction to basic CBT concepts and their relation to the participant's experience of peer violence and depression, and an overview of the text-message component. The follow-up SMS messages include daily mood check-ins, psychoeducational content, reminders, crisis support, and behavioral prompts or motivational messages.</w:t>
+              <w:t xml:space="preserve"> program is a computerized intervention for adolescents recruited from a pediatric emergency department with peer violence exposure and depressive symptoms. It begins with a brief (15–20 minute) computer-guided session in the Emergency Department, followed by an 8-week automated text-message curriculum. The initial face-to-face session includes motivational interviewing and CBT-informed feedback, feedback on peer violence and depressive symptoms, encouragement of </w:t>
+            </w:r>
+            <w:proofErr w:type="gramStart"/>
+            <w:r>
+              <w:rPr>
+                <w:rFonts w:eastAsia="Times New Roman"/>
+                <w:sz w:val="20"/>
+                <w:szCs w:val="20"/>
+              </w:rPr>
+              <w:t>goal-setting</w:t>
+            </w:r>
+            <w:proofErr w:type="gramEnd"/>
+            <w:r>
+              <w:rPr>
+                <w:rFonts w:eastAsia="Times New Roman"/>
+                <w:sz w:val="20"/>
+                <w:szCs w:val="20"/>
+              </w:rPr>
+              <w:t xml:space="preserve"> and self-reflection, an introduction to basic CBT concepts and their relation to the participant's experience of peer violence and depression, and an overview of the text-message component. The follow-up SMS messages include daily mood check-ins, psychoeducational content, reminders, crisis support, and behavioral prompts or motivational messages.</w:t>
             </w:r>
           </w:p>
         </w:tc>
@@ -21762,7 +22226,25 @@
                 <w:sz w:val="20"/>
                 <w:szCs w:val="20"/>
               </w:rPr>
-              <w:t xml:space="preserve">Mello offers real-time assessment and tailored intervention strategies to disrupt repetitive negative thinking (RNT) in young people with depression and anxiety. Key features include: randomized notifications three times daily (9am–9pm); check-ins assessing current RNT levels, mood state, ongoing activities, and location; algorithmic recommendation of appropriate CBT activities based on level of stuck thinking, current mood, context, and activity </w:t>
+              <w:t xml:space="preserve">Mello offers real-time assessment and tailored intervention strategies to disrupt repetitive negative thinking (RNT) in young people with depression and anxiety. Key features </w:t>
+            </w:r>
+            <w:proofErr w:type="gramStart"/>
+            <w:r>
+              <w:rPr>
+                <w:rFonts w:eastAsia="Times New Roman"/>
+                <w:sz w:val="20"/>
+                <w:szCs w:val="20"/>
+              </w:rPr>
+              <w:t>include:</w:t>
+            </w:r>
+            <w:proofErr w:type="gramEnd"/>
+            <w:r>
+              <w:rPr>
+                <w:rFonts w:eastAsia="Times New Roman"/>
+                <w:sz w:val="20"/>
+                <w:szCs w:val="20"/>
+              </w:rPr>
+              <w:t xml:space="preserve"> randomized notifications three times daily (9am–9pm); check-ins assessing current RNT levels, mood state, ongoing activities, and location; algorithmic recommendation of appropriate CBT activities based on level of stuck thinking, current mood, context, and activity </w:t>
             </w:r>
             <w:r>
               <w:rPr>
@@ -22005,7 +22487,25 @@
                 <w:szCs w:val="20"/>
               </w:rPr>
               <w:lastRenderedPageBreak/>
-              <w:t>Note: Reframe-IT includes therapist interaction via the message board and is therefore evaluated for eligibility on the basis of whether that interaction constitutes therapeutic guidance.</w:t>
+              <w:t xml:space="preserve">Note: Reframe-IT includes therapist interaction via the message board and is therefore evaluated for eligibility </w:t>
+            </w:r>
+            <w:proofErr w:type="gramStart"/>
+            <w:r>
+              <w:rPr>
+                <w:rFonts w:eastAsia="Times New Roman"/>
+                <w:sz w:val="20"/>
+                <w:szCs w:val="20"/>
+              </w:rPr>
+              <w:t>on the basis of</w:t>
+            </w:r>
+            <w:proofErr w:type="gramEnd"/>
+            <w:r>
+              <w:rPr>
+                <w:rFonts w:eastAsia="Times New Roman"/>
+                <w:sz w:val="20"/>
+                <w:szCs w:val="20"/>
+              </w:rPr>
+              <w:t xml:space="preserve"> whether that interaction constitutes therapeutic guidance.</w:t>
             </w:r>
           </w:p>
         </w:tc>
@@ -22519,7 +23019,25 @@
                 <w:sz w:val="20"/>
                 <w:szCs w:val="20"/>
               </w:rPr>
-              <w:t xml:space="preserve">The Journey is a fantasy game-based intervention in which players select and customize their avatars and embark on an immersive quest through enchanted lands. CBT content is systematically integrated into the game; module completion awards points and mini-games serve as post-section rewards. The program consists of seven modules of 25–30 minutes each, each focusing on a distinct CBT topic: Introduction to the CBT Model; Behavioral Activation; Problem Solving; Cognitive Restructuring I; Cognitive Restructuring II; Cognitive Restructuring III; and Summary and Relapse Prevention. Each module begins with a mood assessment, followed by a quiz on the previous module, goal-setting, and interactive elements including exercises, animations, and instructional videos; it concludes with a content summary and a challenge (homework) assignment. </w:t>
+              <w:t xml:space="preserve">The Journey is a fantasy game-based intervention in which players select and customize their avatars and embark on an immersive quest through enchanted lands. CBT content is systematically integrated into the game; module completion awards points and </w:t>
+            </w:r>
+            <w:proofErr w:type="gramStart"/>
+            <w:r>
+              <w:rPr>
+                <w:rFonts w:eastAsia="Times New Roman"/>
+                <w:sz w:val="20"/>
+                <w:szCs w:val="20"/>
+              </w:rPr>
+              <w:t>mini-games</w:t>
+            </w:r>
+            <w:proofErr w:type="gramEnd"/>
+            <w:r>
+              <w:rPr>
+                <w:rFonts w:eastAsia="Times New Roman"/>
+                <w:sz w:val="20"/>
+                <w:szCs w:val="20"/>
+              </w:rPr>
+              <w:t xml:space="preserve"> serve as post-section rewards. The program consists of seven modules of 25–30 minutes each, each focusing on a distinct CBT topic: Introduction to the CBT Model; Behavioral Activation; Problem Solving; Cognitive Restructuring I; Cognitive Restructuring II; Cognitive Restructuring III; and Summary and Relapse Prevention. Each module begins with a mood assessment, followed by a quiz on the previous module, goal-setting, and interactive elements including exercises, animations, and instructional videos; it concludes with a content summary and a challenge (homework) assignment. </w:t>
             </w:r>
             <w:r>
               <w:rPr>
@@ -22528,7 +23046,25 @@
                 <w:szCs w:val="20"/>
               </w:rPr>
               <w:lastRenderedPageBreak/>
-              <w:t>A comprehensive guidebook provides module summaries, space for goal-setting, reflection questions, and weekly journaling-based challenges.</w:t>
+              <w:t xml:space="preserve">A comprehensive guidebook provides module summaries, space for </w:t>
+            </w:r>
+            <w:proofErr w:type="gramStart"/>
+            <w:r>
+              <w:rPr>
+                <w:rFonts w:eastAsia="Times New Roman"/>
+                <w:sz w:val="20"/>
+                <w:szCs w:val="20"/>
+              </w:rPr>
+              <w:t>goal-setting</w:t>
+            </w:r>
+            <w:proofErr w:type="gramEnd"/>
+            <w:r>
+              <w:rPr>
+                <w:rFonts w:eastAsia="Times New Roman"/>
+                <w:sz w:val="20"/>
+                <w:szCs w:val="20"/>
+              </w:rPr>
+              <w:t>, reflection questions, and weekly journaling-based challenges.</w:t>
             </w:r>
           </w:p>
         </w:tc>

--- a/thesis/Thesis_Final.docx
+++ b/thesis/Thesis_Final.docx
@@ -13224,20 +13224,72 @@
     <w:p>
       <w:pPr>
         <w:spacing w:after="120" w:line="360" w:lineRule="auto"/>
-        <w:ind w:firstLine="360"/>
-        <w:jc w:val="both"/>
-      </w:pPr>
-      <w:r>
-        <w:rPr>
-          <w:rFonts w:eastAsia="Times New Roman"/>
-        </w:rPr>
-        <w:t>[Placeholder for differential dropout analysis.]</w:t>
-      </w:r>
+      </w:pPr>
     </w:p>
     <w:p>
       <w:pPr>
         <w:spacing w:after="120" w:line="360" w:lineRule="auto"/>
       </w:pPr>
+    </w:p>
+    <w:p>
+      <w:pPr>
+        <w:spacing w:after="120" w:line="360" w:lineRule="auto"/>
+      </w:pPr>
+    </w:p>
+    <w:p>
+      <w:pPr>
+        <w:spacing w:after="120" w:line="360" w:lineRule="auto"/>
+        <w:rPr>
+          <w:rFonts w:hint="eastAsia"/>
+        </w:rPr>
+      </w:pPr>
+      <w:r>
+        <w:rPr>
+          <w:rFonts w:hint="eastAsia"/>
+          <w:noProof/>
+        </w:rPr>
+        <w:drawing>
+          <wp:inline distT="0" distB="0" distL="0" distR="0" wp14:anchorId="4036770A" wp14:editId="7876C205">
+            <wp:extent cx="5943600" cy="4754880"/>
+            <wp:effectExtent l="0" t="0" r="0" b="7620"/>
+            <wp:docPr id="1768322724" name="图片 5" descr="图示&#10;&#10;描述已自动生成"/>
+            <wp:cNvGraphicFramePr>
+              <a:graphicFrameLocks xmlns:a="http://schemas.openxmlformats.org/drawingml/2006/main" noChangeAspect="1"/>
+            </wp:cNvGraphicFramePr>
+            <a:graphic xmlns:a="http://schemas.openxmlformats.org/drawingml/2006/main">
+              <a:graphicData uri="http://schemas.openxmlformats.org/drawingml/2006/picture">
+                <pic:pic xmlns:pic="http://schemas.openxmlformats.org/drawingml/2006/picture">
+                  <pic:nvPicPr>
+                    <pic:cNvPr id="1768322724" name="图片 5" descr="图示&#10;&#10;描述已自动生成"/>
+                    <pic:cNvPicPr/>
+                  </pic:nvPicPr>
+                  <pic:blipFill>
+                    <a:blip r:embed="rId16" cstate="print">
+                      <a:extLst>
+                        <a:ext uri="{28A0092B-C50C-407E-A947-70E740481C1C}">
+                          <a14:useLocalDpi xmlns:a14="http://schemas.microsoft.com/office/drawing/2010/main" val="0"/>
+                        </a:ext>
+                      </a:extLst>
+                    </a:blip>
+                    <a:stretch>
+                      <a:fillRect/>
+                    </a:stretch>
+                  </pic:blipFill>
+                  <pic:spPr>
+                    <a:xfrm>
+                      <a:off x="0" y="0"/>
+                      <a:ext cx="5943600" cy="4754880"/>
+                    </a:xfrm>
+                    <a:prstGeom prst="rect">
+                      <a:avLst/>
+                    </a:prstGeom>
+                  </pic:spPr>
+                </pic:pic>
+              </a:graphicData>
+            </a:graphic>
+          </wp:inline>
+        </w:drawing>
+      </w:r>
     </w:p>
     <w:p>
       <w:pPr>
@@ -13869,7 +13921,7 @@
       <w:r>
         <w:t xml:space="preserve">, Article 113. </w:t>
       </w:r>
-      <w:hyperlink r:id="rId16" w:tgtFrame="_new" w:history="1">
+      <w:hyperlink r:id="rId17" w:tgtFrame="_new" w:history="1">
         <w:r>
           <w:rPr>
             <w:rStyle w:val="a5"/>
@@ -23232,8 +23284,8 @@
     </w:tbl>
     <w:p/>
     <w:sectPr>
-      <w:headerReference w:type="default" r:id="rId17"/>
-      <w:footerReference w:type="default" r:id="rId18"/>
+      <w:headerReference w:type="default" r:id="rId18"/>
+      <w:footerReference w:type="default" r:id="rId19"/>
       <w:pgSz w:w="12240" w:h="15840"/>
       <w:pgMar w:top="1440" w:right="1440" w:bottom="1440" w:left="1440" w:header="708" w:footer="708" w:gutter="0"/>
       <w:pgNumType w:start="1"/>

--- a/thesis/Thesis_Final.docx
+++ b/thesis/Thesis_Final.docx
@@ -158,7 +158,6 @@
           <w:lang w:eastAsia="ko-KR"/>
         </w:rPr>
       </w:pPr>
-      <w:proofErr w:type="spellStart"/>
       <w:r>
         <w:rPr>
           <w:rFonts w:eastAsia="Times New Roman"/>
@@ -168,9 +167,17 @@
           <w:szCs w:val="28"/>
           <w:lang w:eastAsia="ko-KR"/>
         </w:rPr>
-        <w:t>청소년</w:t>
-      </w:r>
-      <w:proofErr w:type="spellEnd"/>
+        <w:t>청소년 우울 증상에 대한 비지도적 자가 도움</w:t>
+      </w:r>
+    </w:p>
+    <w:p>
+      <w:pPr>
+        <w:spacing w:before="120" w:after="120" w:line="360" w:lineRule="auto"/>
+        <w:jc w:val="center"/>
+        <w:rPr>
+          <w:lang w:eastAsia="ko-KR"/>
+        </w:rPr>
+      </w:pPr>
       <w:r>
         <w:rPr>
           <w:rFonts w:eastAsia="Times New Roman"/>
@@ -180,259 +187,8 @@
           <w:szCs w:val="28"/>
           <w:lang w:eastAsia="ko-KR"/>
         </w:rPr>
-        <w:t xml:space="preserve"> </w:t>
-      </w:r>
-      <w:proofErr w:type="spellStart"/>
-      <w:r>
-        <w:rPr>
-          <w:rFonts w:eastAsia="Times New Roman"/>
-          <w:b/>
-          <w:bCs/>
-          <w:sz w:val="28"/>
-          <w:szCs w:val="28"/>
-          <w:lang w:eastAsia="ko-KR"/>
-        </w:rPr>
-        <w:t>우울</w:t>
-      </w:r>
-      <w:proofErr w:type="spellEnd"/>
-      <w:r>
-        <w:rPr>
-          <w:rFonts w:eastAsia="Times New Roman"/>
-          <w:b/>
-          <w:bCs/>
-          <w:sz w:val="28"/>
-          <w:szCs w:val="28"/>
-          <w:lang w:eastAsia="ko-KR"/>
-        </w:rPr>
-        <w:t xml:space="preserve"> </w:t>
-      </w:r>
-      <w:proofErr w:type="spellStart"/>
-      <w:r>
-        <w:rPr>
-          <w:rFonts w:eastAsia="Times New Roman"/>
-          <w:b/>
-          <w:bCs/>
-          <w:sz w:val="28"/>
-          <w:szCs w:val="28"/>
-          <w:lang w:eastAsia="ko-KR"/>
-        </w:rPr>
-        <w:t>증상에</w:t>
-      </w:r>
-      <w:proofErr w:type="spellEnd"/>
-      <w:r>
-        <w:rPr>
-          <w:rFonts w:eastAsia="Times New Roman"/>
-          <w:b/>
-          <w:bCs/>
-          <w:sz w:val="28"/>
-          <w:szCs w:val="28"/>
-          <w:lang w:eastAsia="ko-KR"/>
-        </w:rPr>
-        <w:t xml:space="preserve"> </w:t>
-      </w:r>
-      <w:proofErr w:type="spellStart"/>
-      <w:r>
-        <w:rPr>
-          <w:rFonts w:eastAsia="Times New Roman"/>
-          <w:b/>
-          <w:bCs/>
-          <w:sz w:val="28"/>
-          <w:szCs w:val="28"/>
-          <w:lang w:eastAsia="ko-KR"/>
-        </w:rPr>
-        <w:t>대한</w:t>
-      </w:r>
-      <w:proofErr w:type="spellEnd"/>
-      <w:r>
-        <w:rPr>
-          <w:rFonts w:eastAsia="Times New Roman"/>
-          <w:b/>
-          <w:bCs/>
-          <w:sz w:val="28"/>
-          <w:szCs w:val="28"/>
-          <w:lang w:eastAsia="ko-KR"/>
-        </w:rPr>
-        <w:t xml:space="preserve"> </w:t>
-      </w:r>
-      <w:proofErr w:type="spellStart"/>
-      <w:r>
-        <w:rPr>
-          <w:rFonts w:eastAsia="Times New Roman"/>
-          <w:b/>
-          <w:bCs/>
-          <w:sz w:val="28"/>
-          <w:szCs w:val="28"/>
-          <w:lang w:eastAsia="ko-KR"/>
-        </w:rPr>
-        <w:t>비지도적</w:t>
-      </w:r>
-      <w:proofErr w:type="spellEnd"/>
-      <w:r>
-        <w:rPr>
-          <w:rFonts w:eastAsia="Times New Roman"/>
-          <w:b/>
-          <w:bCs/>
-          <w:sz w:val="28"/>
-          <w:szCs w:val="28"/>
-          <w:lang w:eastAsia="ko-KR"/>
-        </w:rPr>
-        <w:t xml:space="preserve"> </w:t>
-      </w:r>
-      <w:proofErr w:type="spellStart"/>
-      <w:r>
-        <w:rPr>
-          <w:rFonts w:eastAsia="Times New Roman"/>
-          <w:b/>
-          <w:bCs/>
-          <w:sz w:val="28"/>
-          <w:szCs w:val="28"/>
-          <w:lang w:eastAsia="ko-KR"/>
-        </w:rPr>
-        <w:t>자가</w:t>
-      </w:r>
-      <w:proofErr w:type="spellEnd"/>
-      <w:r>
-        <w:rPr>
-          <w:rFonts w:eastAsia="Times New Roman"/>
-          <w:b/>
-          <w:bCs/>
-          <w:sz w:val="28"/>
-          <w:szCs w:val="28"/>
-          <w:lang w:eastAsia="ko-KR"/>
-        </w:rPr>
-        <w:t xml:space="preserve"> </w:t>
-      </w:r>
-      <w:proofErr w:type="spellStart"/>
-      <w:r>
-        <w:rPr>
-          <w:rFonts w:eastAsia="Times New Roman"/>
-          <w:b/>
-          <w:bCs/>
-          <w:sz w:val="28"/>
-          <w:szCs w:val="28"/>
-          <w:lang w:eastAsia="ko-KR"/>
-        </w:rPr>
-        <w:t>도움</w:t>
-      </w:r>
-      <w:proofErr w:type="spellEnd"/>
-    </w:p>
-    <w:p>
-      <w:pPr>
-        <w:spacing w:before="120" w:after="120" w:line="360" w:lineRule="auto"/>
-        <w:jc w:val="center"/>
-        <w:rPr>
-          <w:lang w:eastAsia="ko-KR"/>
-        </w:rPr>
-      </w:pPr>
-      <w:proofErr w:type="spellStart"/>
-      <w:r>
-        <w:rPr>
-          <w:rFonts w:eastAsia="Times New Roman"/>
-          <w:b/>
-          <w:bCs/>
-          <w:sz w:val="28"/>
-          <w:szCs w:val="28"/>
-          <w:lang w:eastAsia="ko-KR"/>
-        </w:rPr>
-        <w:t>인지행동치료</w:t>
-      </w:r>
-      <w:proofErr w:type="spellEnd"/>
-      <w:r>
-        <w:rPr>
-          <w:rFonts w:eastAsia="Times New Roman"/>
-          <w:b/>
-          <w:bCs/>
-          <w:sz w:val="28"/>
-          <w:szCs w:val="28"/>
-          <w:lang w:eastAsia="ko-KR"/>
-        </w:rPr>
-        <w:t xml:space="preserve"> </w:t>
-      </w:r>
-      <w:proofErr w:type="spellStart"/>
-      <w:r>
-        <w:rPr>
-          <w:rFonts w:eastAsia="Times New Roman"/>
-          <w:b/>
-          <w:bCs/>
-          <w:sz w:val="28"/>
-          <w:szCs w:val="28"/>
-          <w:lang w:eastAsia="ko-KR"/>
-        </w:rPr>
-        <w:t>개입의</w:t>
-      </w:r>
-      <w:proofErr w:type="spellEnd"/>
-      <w:r>
-        <w:rPr>
-          <w:rFonts w:eastAsia="Times New Roman"/>
-          <w:b/>
-          <w:bCs/>
-          <w:sz w:val="28"/>
-          <w:szCs w:val="28"/>
-          <w:lang w:eastAsia="ko-KR"/>
-        </w:rPr>
-        <w:t xml:space="preserve"> </w:t>
-      </w:r>
-      <w:proofErr w:type="spellStart"/>
-      <w:r>
-        <w:rPr>
-          <w:rFonts w:eastAsia="Times New Roman"/>
-          <w:b/>
-          <w:bCs/>
-          <w:sz w:val="28"/>
-          <w:szCs w:val="28"/>
-          <w:lang w:eastAsia="ko-KR"/>
-        </w:rPr>
-        <w:t>효과성에</w:t>
-      </w:r>
-      <w:proofErr w:type="spellEnd"/>
-      <w:r>
-        <w:rPr>
-          <w:rFonts w:eastAsia="Times New Roman"/>
-          <w:b/>
-          <w:bCs/>
-          <w:sz w:val="28"/>
-          <w:szCs w:val="28"/>
-          <w:lang w:eastAsia="ko-KR"/>
-        </w:rPr>
-        <w:t xml:space="preserve"> </w:t>
-      </w:r>
-      <w:proofErr w:type="spellStart"/>
-      <w:r>
-        <w:rPr>
-          <w:rFonts w:eastAsia="Times New Roman"/>
-          <w:b/>
-          <w:bCs/>
-          <w:sz w:val="28"/>
-          <w:szCs w:val="28"/>
-          <w:lang w:eastAsia="ko-KR"/>
-        </w:rPr>
-        <w:t>관한</w:t>
-      </w:r>
-      <w:proofErr w:type="spellEnd"/>
-      <w:r>
-        <w:rPr>
-          <w:rFonts w:eastAsia="Times New Roman"/>
-          <w:b/>
-          <w:bCs/>
-          <w:sz w:val="28"/>
-          <w:szCs w:val="28"/>
-          <w:lang w:eastAsia="ko-KR"/>
-        </w:rPr>
-        <w:t xml:space="preserve"> </w:t>
-      </w:r>
-      <w:proofErr w:type="spellStart"/>
-      <w:r>
-        <w:rPr>
-          <w:rFonts w:eastAsia="Times New Roman"/>
-          <w:b/>
-          <w:bCs/>
-          <w:sz w:val="28"/>
-          <w:szCs w:val="28"/>
-          <w:lang w:eastAsia="ko-KR"/>
-        </w:rPr>
-        <w:t>메타분석</w:t>
-      </w:r>
-      <w:proofErr w:type="spellEnd"/>
+        <w:t>인지행동치료 개입의 효과성에 관한 메타분석</w:t>
+      </w:r>
     </w:p>
     <w:p>
       <w:pPr>
@@ -542,21 +298,7 @@
         <w:rPr>
           <w:rFonts w:eastAsia="Times New Roman"/>
         </w:rPr>
-        <w:t xml:space="preserve">Advisor: Professor </w:t>
-      </w:r>
-      <w:proofErr w:type="spellStart"/>
-      <w:r>
-        <w:rPr>
-          <w:rFonts w:eastAsia="Times New Roman"/>
-        </w:rPr>
-        <w:t>Hyunsoo</w:t>
-      </w:r>
-      <w:proofErr w:type="spellEnd"/>
-      <w:r>
-        <w:rPr>
-          <w:rFonts w:eastAsia="Times New Roman"/>
-        </w:rPr>
-        <w:t xml:space="preserve"> Kim</w:t>
+        <w:t>Advisor: Professor Hyunsoo Kim</w:t>
       </w:r>
     </w:p>
     <w:p>
@@ -679,35 +421,7 @@
         <w:rPr>
           <w:rFonts w:eastAsia="Times New Roman"/>
         </w:rPr>
-        <w:t xml:space="preserve">A systematic literature search was conducted across PubMed, Embase (Elsevier), Cochrane CENTRAL, and APA </w:t>
-      </w:r>
-      <w:proofErr w:type="spellStart"/>
-      <w:r>
-        <w:rPr>
-          <w:rFonts w:eastAsia="Times New Roman"/>
-        </w:rPr>
-        <w:t>PsycArticles</w:t>
-      </w:r>
-      <w:proofErr w:type="spellEnd"/>
-      <w:r>
-        <w:rPr>
-          <w:rFonts w:eastAsia="Times New Roman"/>
-        </w:rPr>
-        <w:t>, with the most recent search completed in April 2026. Randomized controlled trials (RCTs) targeting adolescents aged 10–19 with clinically meaningful depressive symptoms at baseline were eligible when the experimental arm was a CBT-based unguided self-help program containing cognitive appraisal, cognitive restructuring, and behavioral components, and the comparator was an inactive or attention/information control. Studies were screened in duplicate against PICOS-based criteria, and data were extracted for study characteristics, intervention features, outcome data, and risk of bias (</w:t>
-      </w:r>
-      <w:proofErr w:type="spellStart"/>
-      <w:r>
-        <w:rPr>
-          <w:rFonts w:eastAsia="Times New Roman"/>
-        </w:rPr>
-        <w:t>RoB</w:t>
-      </w:r>
-      <w:proofErr w:type="spellEnd"/>
-      <w:r>
-        <w:rPr>
-          <w:rFonts w:eastAsia="Times New Roman"/>
-        </w:rPr>
-        <w:t xml:space="preserve"> 2.0).</w:t>
+        <w:t>A systematic literature search was conducted across PubMed, Embase (Elsevier), Cochrane CENTRAL, and APA PsycArticles, with the most recent search completed in April 2026. Randomized controlled trials (RCTs) targeting adolescents aged 10–19 with clinically meaningful depressive symptoms at baseline were eligible when the experimental arm was a CBT-based unguided self-help program containing cognitive appraisal, cognitive restructuring, and behavioral components, and the comparator was an inactive or attention/information control. Studies were screened in duplicate against PICOS-based criteria, and data were extracted for study characteristics, intervention features, outcome data, and risk of bias (RoB 2.0).</w:t>
       </w:r>
     </w:p>
     <w:p>
@@ -720,21 +434,7 @@
         <w:rPr>
           <w:rFonts w:eastAsia="Times New Roman"/>
         </w:rPr>
-        <w:t xml:space="preserve">Standardized mean differences were computed as Hedges' g, with between-study heterogeneity assessed via the Q-test and I² statistic and overall effects estimated using random-effects models. Pre-specified subgroup analyses examined differences by control type (waitlist/TAU vs. attention or information-only control), support level, delivery modality, baseline severity, and age group. Sensitivity analyses examined the robustness of findings to the inclusion of dissertations and preprints. Publication bias was evaluated with funnel plots, Egger's regression, and Duval and Tweedie's trim-and-fill procedure. Statistical analyses were conducted in R 4.4.2 using the meta and </w:t>
-      </w:r>
-      <w:proofErr w:type="spellStart"/>
-      <w:r>
-        <w:rPr>
-          <w:rFonts w:eastAsia="Times New Roman"/>
-        </w:rPr>
-        <w:t>metafor</w:t>
-      </w:r>
-      <w:proofErr w:type="spellEnd"/>
-      <w:r>
-        <w:rPr>
-          <w:rFonts w:eastAsia="Times New Roman"/>
-        </w:rPr>
-        <w:t xml:space="preserve"> packages.</w:t>
+        <w:t>Standardized mean differences were computed as Hedges' g, with between-study heterogeneity assessed via the Q-test and I² statistic and overall effects estimated using random-effects models. Pre-specified subgroup analyses examined differences by control type (waitlist/TAU vs. attention or information-only control), support level, delivery modality, baseline severity, and age group. Sensitivity analyses examined the robustness of findings to the inclusion of dissertations and preprints. Publication bias was evaluated with funnel plots, Egger's regression, and Duval and Tweedie's trim-and-fill procedure. Statistical analyses were conducted in R 4.4.2 using the meta and metafor packages.</w:t>
       </w:r>
     </w:p>
     <w:p>
@@ -803,34 +503,10 @@
         <w:t>t</w:t>
       </w:r>
       <w:r>
-        <w:t>he WHO World Mental Health Survey across fifteen countries reported that mental disorders, with depression and bipolar disorder showing the highest disability ratings, were rated as more disabling than commonly occurring physical disorders including cancer, diabetes, and heart disease, with the difference especially pronounced in social life and close relationships (</w:t>
-      </w:r>
-      <w:proofErr w:type="spellStart"/>
-      <w:r>
-        <w:t>Ormel</w:t>
-      </w:r>
-      <w:proofErr w:type="spellEnd"/>
-      <w:r>
-        <w:t xml:space="preserve"> et al., 2008).</w:t>
-      </w:r>
-      <w:r>
-        <w:t xml:space="preserve"> For comorbidity, depression rarely occurs in isolation. MDD and depressive symptoms show bidirectional associations with anxiety disorders, are linked to increased risk of coronary heart disease, and predict higher mortality among patients with cancer (Jacobson &amp; Newman, 2017; </w:t>
-      </w:r>
-      <w:proofErr w:type="spellStart"/>
-      <w:r>
-        <w:t>Pinquart</w:t>
-      </w:r>
-      <w:proofErr w:type="spellEnd"/>
-      <w:r>
-        <w:t xml:space="preserve"> &amp; Duberstein, 2010; </w:t>
-      </w:r>
-      <w:proofErr w:type="spellStart"/>
-      <w:r>
-        <w:t>Rugulies</w:t>
-      </w:r>
-      <w:proofErr w:type="spellEnd"/>
-      <w:r>
-        <w:t>, 2002). These findings indicate that depression is not only a disorder of mood but also a condition that disrupts wellbeing, daily functioning, and broader health trajectories. This burden is particularly important for adolescents, because depression during this developmental period may interfere with education, social relationships, and the transition into adulthood. At the same time, the demand for adolescent mental health support has increasingly exceeded the capacity of existing services.</w:t>
+        <w:t>he WHO World Mental Health Survey across fifteen countries reported that mental disorders, with depression and bipolar disorder showing the highest disability ratings, were rated as more disabling than commonly occurring physical disorders including cancer, diabetes, and heart disease, with the difference especially pronounced in social life and close relationships (Ormel et al., 2008).</w:t>
+      </w:r>
+      <w:r>
+        <w:t xml:space="preserve"> For comorbidity, depression rarely occurs in isolation. MDD and depressive symptoms show bidirectional associations with anxiety disorders, are linked to increased risk of coronary heart disease, and predict higher mortality among patients with cancer (Jacobson &amp; Newman, 2017; Pinquart &amp; Duberstein, 2010; Rugulies, 2002). These findings indicate that depression is not only a disorder of mood but also a condition that disrupts wellbeing, daily functioning, and broader health trajectories. This burden is particularly important for adolescents, because depression during this developmental period may interfere with education, social relationships, and the transition into adulthood. At the same time, the demand for adolescent mental health support has increasingly exceeded the capacity of existing services.</w:t>
       </w:r>
     </w:p>
     <w:p>
@@ -1185,15 +861,7 @@
         <w:jc w:val="both"/>
       </w:pPr>
       <w:r>
-        <w:t xml:space="preserve">The historical roots of self-help for mental health extend back to early twentieth-century writings on self-management (Harwood &amp; </w:t>
-      </w:r>
-      <w:proofErr w:type="spellStart"/>
-      <w:r>
-        <w:t>L'Abate</w:t>
-      </w:r>
-      <w:proofErr w:type="spellEnd"/>
-      <w:r>
-        <w:t>, 2010). Self-help and professional help are best understood not as a dichotomy but as two endpoints of a continuum. At one end, individuals rely entirely on their own resources without any direct or indirect professional involvement, as in self-initiated change in addictive behaviors (Klingemann &amp; Sobell, 2007). At the other end, individuals rely fully on professional guidance. A wide range of intermediate arrangements populates the space between these two endpoints (McFadden et al., 1992).</w:t>
+        <w:t>The historical roots of self-help for mental health extend back to early twentieth-century writings on self-management (Harwood &amp; L'Abate, 2010). Self-help and professional help are best understood not as a dichotomy but as two endpoints of a continuum. At one end, individuals rely entirely on their own resources without any direct or indirect professional involvement, as in self-initiated change in addictive behaviors (Klingemann &amp; Sobell, 2007). At the other end, individuals rely fully on professional guidance. A wide range of intermediate arrangements populates the space between these two endpoints (McFadden et al., 1992).</w:t>
       </w:r>
     </w:p>
     <w:p>
@@ -1203,15 +871,7 @@
         <w:jc w:val="both"/>
       </w:pPr>
       <w:r>
-        <w:t xml:space="preserve">Within this continuum, self-help has been sub-classified in several ways. Harwood and </w:t>
-      </w:r>
-      <w:proofErr w:type="spellStart"/>
-      <w:r>
-        <w:t>L'Abate</w:t>
-      </w:r>
-      <w:proofErr w:type="spellEnd"/>
-      <w:r>
-        <w:t xml:space="preserve"> (2010) distinguish three forms. Self-care refers to practices that an individual initiates independently, such as </w:t>
+        <w:t xml:space="preserve">Within this continuum, self-help has been sub-classified in several ways. Harwood and L'Abate (2010) distinguish three forms. Self-care refers to practices that an individual initiates independently, such as </w:t>
       </w:r>
       <w:r>
         <w:lastRenderedPageBreak/>
@@ -1373,31 +1033,7 @@
       </w:r>
       <w:r>
         <w:lastRenderedPageBreak/>
-        <w:t xml:space="preserve">They decomposed </w:t>
-      </w:r>
-      <w:proofErr w:type="spellStart"/>
-      <w:r>
-        <w:t>iCBT</w:t>
-      </w:r>
-      <w:proofErr w:type="spellEnd"/>
-      <w:r>
-        <w:t xml:space="preserve"> into seventeen components. They found that the apparent benefit of "guided" </w:t>
-      </w:r>
-      <w:proofErr w:type="spellStart"/>
-      <w:r>
-        <w:t>iCBT</w:t>
-      </w:r>
-      <w:proofErr w:type="spellEnd"/>
-      <w:r>
-        <w:t xml:space="preserve"> may derive from human encouragement, or from its combination with therapeutic guidance, rather than from therapeutic guidance alone. Behavioral activation was identified as one of the most consistently beneficial components. By contrast, relaxation as implemented in the trials they examined was found to be potentially detrimental. The study was limited to </w:t>
-      </w:r>
-      <w:proofErr w:type="spellStart"/>
-      <w:r>
-        <w:t>iCBT</w:t>
-      </w:r>
-      <w:proofErr w:type="spellEnd"/>
-      <w:r>
-        <w:t xml:space="preserve"> in adults and assumed that component effects were additive.</w:t>
+        <w:t>They decomposed iCBT into seventeen components. They found that the apparent benefit of "guided" iCBT may derive from human encouragement, or from its combination with therapeutic guidance, rather than from therapeutic guidance alone. Behavioral activation was identified as one of the most consistently beneficial components. By contrast, relaxation as implemented in the trials they examined was found to be potentially detrimental. The study was limited to iCBT in adults and assumed that component effects were additive.</w:t>
       </w:r>
     </w:p>
     <w:p>
@@ -1478,21 +1114,7 @@
         <w:rPr>
           <w:rFonts w:eastAsia="Times New Roman"/>
         </w:rPr>
-        <w:t xml:space="preserve">A systematic literature search was conducted across four electronic databases up to April 3, 2026: PubMed, Embase (Elsevier platform), the Cochrane Central Register of Controlled Trials (CENTRAL), and APA </w:t>
-      </w:r>
-      <w:proofErr w:type="spellStart"/>
-      <w:r>
-        <w:rPr>
-          <w:rFonts w:eastAsia="Times New Roman"/>
-        </w:rPr>
-        <w:t>PsycArticles</w:t>
-      </w:r>
-      <w:proofErr w:type="spellEnd"/>
-      <w:r>
-        <w:rPr>
-          <w:rFonts w:eastAsia="Times New Roman"/>
-        </w:rPr>
-        <w:t xml:space="preserve">. </w:t>
+        <w:t xml:space="preserve">A systematic literature search was conducted across four electronic databases up to April 3, 2026: PubMed, Embase (Elsevier platform), the Cochrane Central Register of Controlled Trials (CENTRAL), and APA PsycArticles. </w:t>
       </w:r>
     </w:p>
     <w:p>
@@ -1510,7 +1132,6 @@
         </w:rPr>
         <w:t xml:space="preserve">The search strategy was constructed from four concept blocks combined with the Boolean AND operator: (1) adolescent population, (2) depression, (3) cognitive behavioral therapy, and (4) unguided self-help and digital delivery modalities. Within each block, </w:t>
       </w:r>
-      <w:proofErr w:type="spellStart"/>
       <w:proofErr w:type="gramStart"/>
       <w:r>
         <w:rPr>
@@ -1518,7 +1139,6 @@
         </w:rPr>
         <w:t>MeSH</w:t>
       </w:r>
-      <w:proofErr w:type="spellEnd"/>
       <w:proofErr w:type="gramEnd"/>
       <w:r>
         <w:rPr>
@@ -1551,21 +1171,7 @@
         <w:rPr>
           <w:rFonts w:eastAsia="Times New Roman"/>
         </w:rPr>
-        <w:t xml:space="preserve"> enhance the comprehensiveness of the review and to reduce the risk of publication bias (</w:t>
-      </w:r>
-      <w:proofErr w:type="spellStart"/>
-      <w:r>
-        <w:rPr>
-          <w:rFonts w:eastAsia="Times New Roman"/>
-        </w:rPr>
-        <w:t>Schöpfel</w:t>
-      </w:r>
-      <w:proofErr w:type="spellEnd"/>
-      <w:r>
-        <w:rPr>
-          <w:rFonts w:eastAsia="Times New Roman"/>
-        </w:rPr>
-        <w:t xml:space="preserve"> &amp; Rasuli, 2018). </w:t>
+        <w:t xml:space="preserve"> enhance the comprehensiveness of the review and to reduce the risk of publication bias (Schöpfel &amp; Rasuli, 2018). </w:t>
       </w:r>
     </w:p>
     <w:p>
@@ -1583,11 +1189,9 @@
         </w:rPr>
         <w:t xml:space="preserve"> </w:t>
       </w:r>
-      <w:proofErr w:type="spellStart"/>
       <w:r>
         <w:t>Reitegger</w:t>
       </w:r>
-      <w:proofErr w:type="spellEnd"/>
       <w:r>
         <w:rPr>
           <w:rFonts w:hint="eastAsia"/>
@@ -6071,42 +5675,24 @@
           <w:sz w:val="20"/>
           <w:szCs w:val="20"/>
         </w:rPr>
-        <w:t xml:space="preserve">An </w:t>
-      </w:r>
-      <w:proofErr w:type="spellStart"/>
+        <w:t xml:space="preserve">An em-dash (—) indicates that the measure is typically used with a single validated cutoff rather than with graduated severity bands. Where multiple cutoffs are in use, the </w:t>
+      </w:r>
+      <w:proofErr w:type="gramStart"/>
       <w:r>
         <w:rPr>
           <w:rFonts w:eastAsia="Times New Roman"/>
           <w:sz w:val="20"/>
           <w:szCs w:val="20"/>
         </w:rPr>
-        <w:t>em</w:t>
-      </w:r>
-      <w:proofErr w:type="spellEnd"/>
+        <w:t>most commonly cited</w:t>
+      </w:r>
+      <w:proofErr w:type="gramEnd"/>
       <w:r>
         <w:rPr>
           <w:rFonts w:eastAsia="Times New Roman"/>
           <w:sz w:val="20"/>
           <w:szCs w:val="20"/>
         </w:rPr>
-        <w:t xml:space="preserve">-dash (—) indicates that the measure is typically used with a single validated cutoff rather than with graduated severity bands. Where multiple cutoffs are in use, the </w:t>
-      </w:r>
-      <w:proofErr w:type="gramStart"/>
-      <w:r>
-        <w:rPr>
-          <w:rFonts w:eastAsia="Times New Roman"/>
-          <w:sz w:val="20"/>
-          <w:szCs w:val="20"/>
-        </w:rPr>
-        <w:t>most commonly cited</w:t>
-      </w:r>
-      <w:proofErr w:type="gramEnd"/>
-      <w:r>
-        <w:rPr>
-          <w:rFonts w:eastAsia="Times New Roman"/>
-          <w:sz w:val="20"/>
-          <w:szCs w:val="20"/>
-        </w:rPr>
         <w:t xml:space="preserve"> is listed first, with alternatives in parentheses. The Clinical Cutoff column reflects the threshold used for establishing baseline eligibility; baseline severity for subgroup analysis (Subclinical, Mild-to-Moderate, Moderate, Severe) is classified using these cutoffs together with the reported baseline mean and standard deviation.</w:t>
       </w:r>
     </w:p>
@@ -6146,21 +5732,7 @@
         <w:rPr>
           <w:rFonts w:eastAsia="Times New Roman"/>
         </w:rPr>
-        <w:t>were exported to a reference manager (</w:t>
-      </w:r>
-      <w:proofErr w:type="spellStart"/>
-      <w:r>
-        <w:rPr>
-          <w:rFonts w:eastAsia="Times New Roman"/>
-        </w:rPr>
-        <w:t>NoteExpress</w:t>
-      </w:r>
-      <w:proofErr w:type="spellEnd"/>
-      <w:r>
-        <w:rPr>
-          <w:rFonts w:eastAsia="Times New Roman"/>
-        </w:rPr>
-        <w:t>) and deduplicated. Titles and abstracts were screened against the eligibility criteria. Records clearly outside the scope of the review, such as adult-only samples, non-CBT interventions, or non-RCT designs, were excluded at this stage. Full texts were obtained for all potentially eligible records and were screened against the complete criteria set. Reasons for exclusion at the full-text stage were recorded using a standardized set of codes (E1 to E12) covering design, population, intervention, comparator, outcome, and data-availability issues, and an exclusion log was maintained throughout the screening process. Study selection results are reported in the PRISMA 2020 flow diagram in Chapter 4</w:t>
+        <w:t>were exported to a reference manager (NoteExpress) and deduplicated. Titles and abstracts were screened against the eligibility criteria. Records clearly outside the scope of the review, such as adult-only samples, non-CBT interventions, or non-RCT designs, were excluded at this stage. Full texts were obtained for all potentially eligible records and were screened against the complete criteria set. Reasons for exclusion at the full-text stage were recorded using a standardized set of codes (E1 to E12) covering design, population, intervention, comparator, outcome, and data-availability issues, and an exclusion log was maintained throughout the screening process. Study selection results are reported in the PRISMA 2020 flow diagram in Chapter 4</w:t>
       </w:r>
       <w:r>
         <w:rPr>
@@ -6190,49 +5762,7 @@
         <w:rPr>
           <w:rFonts w:eastAsia="Times New Roman"/>
         </w:rPr>
-        <w:t xml:space="preserve">Data were extracted into a standardized form comprising three linked sheets: </w:t>
-      </w:r>
-      <w:proofErr w:type="spellStart"/>
-      <w:r>
-        <w:rPr>
-          <w:rFonts w:eastAsia="Times New Roman"/>
-        </w:rPr>
-        <w:t>Study_Info</w:t>
-      </w:r>
-      <w:proofErr w:type="spellEnd"/>
-      <w:r>
-        <w:rPr>
-          <w:rFonts w:eastAsia="Times New Roman"/>
-        </w:rPr>
-        <w:t xml:space="preserve"> (study-level characteristics), </w:t>
-      </w:r>
-      <w:proofErr w:type="spellStart"/>
-      <w:r>
-        <w:rPr>
-          <w:rFonts w:eastAsia="Times New Roman"/>
-        </w:rPr>
-        <w:t>Outcome_Data</w:t>
-      </w:r>
-      <w:proofErr w:type="spellEnd"/>
-      <w:r>
-        <w:rPr>
-          <w:rFonts w:eastAsia="Times New Roman"/>
-        </w:rPr>
-        <w:t xml:space="preserve"> (effect-size inputs at each time-point), and </w:t>
-      </w:r>
-      <w:proofErr w:type="spellStart"/>
-      <w:r>
-        <w:rPr>
-          <w:rFonts w:eastAsia="Times New Roman"/>
-        </w:rPr>
-        <w:t>RoB</w:t>
-      </w:r>
-      <w:proofErr w:type="spellEnd"/>
-      <w:r>
-        <w:rPr>
-          <w:rFonts w:eastAsia="Times New Roman"/>
-        </w:rPr>
-        <w:t xml:space="preserve"> 2.0 (risk-of-bias judgments). Bibliographic and numerical fields with low ambiguity were supported by automated extraction with subsequent human verification. Judgment-dependent fields, including intervention features, severity classification, and risk-of-bias domain ratings, were determined through manual reading of each study by the author.</w:t>
+        <w:t>Data were extracted into a standardized form comprising three linked sheets: Study_Info (study-level characteristics), Outcome_Data (effect-size inputs at each time-point), and RoB 2.0 (risk-of-bias judgments). Bibliographic and numerical fields with low ambiguity were supported by automated extraction with subsequent human verification. Judgment-dependent fields, including intervention features, severity classification, and risk-of-bias domain ratings, were determined through manual reading of each study by the author.</w:t>
       </w:r>
     </w:p>
     <w:p>
@@ -6321,105 +5851,7 @@
         <w:rPr>
           <w:rFonts w:eastAsia="Times New Roman"/>
         </w:rPr>
-        <w:t xml:space="preserve"> Total duration, session length and frequency, format (individual or group), delivery modality (bibliotherapy, computer program, mobile application, text-messaging, or web-based), CBT components present, and support level. CBT components were recorded using standardized abbreviations drawn from the component framework of Furukawa et al. (2021): </w:t>
-      </w:r>
-      <w:proofErr w:type="spellStart"/>
-      <w:r>
-        <w:rPr>
-          <w:rFonts w:eastAsia="Times New Roman"/>
-        </w:rPr>
-        <w:t>cr</w:t>
-      </w:r>
-      <w:proofErr w:type="spellEnd"/>
-      <w:r>
-        <w:rPr>
-          <w:rFonts w:eastAsia="Times New Roman"/>
-        </w:rPr>
-        <w:t xml:space="preserve"> (cognitive restructuring), </w:t>
-      </w:r>
-      <w:proofErr w:type="spellStart"/>
-      <w:r>
-        <w:rPr>
-          <w:rFonts w:eastAsia="Times New Roman"/>
-        </w:rPr>
-        <w:t>ba</w:t>
-      </w:r>
-      <w:proofErr w:type="spellEnd"/>
-      <w:r>
-        <w:rPr>
-          <w:rFonts w:eastAsia="Times New Roman"/>
-        </w:rPr>
-        <w:t xml:space="preserve"> (behavioral activation), </w:t>
-      </w:r>
-      <w:proofErr w:type="spellStart"/>
-      <w:r>
-        <w:rPr>
-          <w:rFonts w:eastAsia="Times New Roman"/>
-        </w:rPr>
-        <w:t>ps</w:t>
-      </w:r>
-      <w:proofErr w:type="spellEnd"/>
-      <w:r>
-        <w:rPr>
-          <w:rFonts w:eastAsia="Times New Roman"/>
-        </w:rPr>
-        <w:t xml:space="preserve"> (problem-solving), </w:t>
-      </w:r>
-      <w:proofErr w:type="spellStart"/>
-      <w:r>
-        <w:rPr>
-          <w:rFonts w:eastAsia="Times New Roman"/>
-        </w:rPr>
-        <w:t>rx</w:t>
-      </w:r>
-      <w:proofErr w:type="spellEnd"/>
-      <w:r>
-        <w:rPr>
-          <w:rFonts w:eastAsia="Times New Roman"/>
-        </w:rPr>
-        <w:t xml:space="preserve"> (relaxation), </w:t>
-      </w:r>
-      <w:proofErr w:type="spellStart"/>
-      <w:r>
-        <w:rPr>
-          <w:rFonts w:eastAsia="Times New Roman"/>
-        </w:rPr>
-        <w:t>ist</w:t>
-      </w:r>
-      <w:proofErr w:type="spellEnd"/>
-      <w:r>
-        <w:rPr>
-          <w:rFonts w:eastAsia="Times New Roman"/>
-        </w:rPr>
-        <w:t xml:space="preserve"> (interpersonal skills training), pe (psychoeducation), </w:t>
-      </w:r>
-      <w:proofErr w:type="spellStart"/>
-      <w:r>
-        <w:rPr>
-          <w:rFonts w:eastAsia="Times New Roman"/>
-        </w:rPr>
-        <w:t>hw</w:t>
-      </w:r>
-      <w:proofErr w:type="spellEnd"/>
-      <w:r>
-        <w:rPr>
-          <w:rFonts w:eastAsia="Times New Roman"/>
-        </w:rPr>
-        <w:t xml:space="preserve"> (homework), </w:t>
-      </w:r>
-      <w:proofErr w:type="spellStart"/>
-      <w:r>
-        <w:rPr>
-          <w:rFonts w:eastAsia="Times New Roman"/>
-        </w:rPr>
-        <w:t>rp</w:t>
-      </w:r>
-      <w:proofErr w:type="spellEnd"/>
-      <w:r>
-        <w:rPr>
-          <w:rFonts w:eastAsia="Times New Roman"/>
-        </w:rPr>
-        <w:t xml:space="preserve"> (relapse prevention), 3w (third-wave elements), and pr (behavioral therapy for insomnia). Support level was coded according to the four-component scheme described in Section 2.4: initial face-to-face contact, technical support, automated encouragement, and human encouragement.</w:t>
+        <w:t xml:space="preserve"> Total duration, session length and frequency, format (individual or group), delivery modality (bibliotherapy, computer program, mobile application, text-messaging, or web-based), CBT components present, and support level. CBT components were recorded using standardized abbreviations drawn from the component framework of Furukawa et al. (2021): cr (cognitive restructuring), ba (behavioral activation), ps (problem-solving), rx (relaxation), ist (interpersonal skills training), pe (psychoeducation), hw (homework), rp (relapse prevention), 3w (third-wave elements), and pr (behavioral therapy for insomnia). Support level was coded according to the four-component scheme described in Section 2.4: initial face-to-face contact, technical support, automated encouragement, and human encouragement.</w:t>
       </w:r>
     </w:p>
     <w:p>
@@ -6647,35 +6079,7 @@
         <w:rPr>
           <w:rFonts w:eastAsia="Times New Roman"/>
         </w:rPr>
-        <w:t>Risk of bias was assessed using the Cochrane Risk of Bias 2 tool for randomized trials (</w:t>
-      </w:r>
-      <w:proofErr w:type="spellStart"/>
-      <w:r>
-        <w:rPr>
-          <w:rFonts w:eastAsia="Times New Roman"/>
-        </w:rPr>
-        <w:t>RoB</w:t>
-      </w:r>
-      <w:proofErr w:type="spellEnd"/>
-      <w:r>
-        <w:rPr>
-          <w:rFonts w:eastAsia="Times New Roman"/>
-        </w:rPr>
-        <w:t xml:space="preserve"> 2.0; Sterne et al., 2019). Each study received a judgment of Low risk, Some concerns, or High risk across five domains: D1 (the randomization process), D2 (deviations from intended interventions), D3 (missing outcome data), D4 (measurement of the outcome), and D5 (selection of the reported result). The overall risk-of-bias judgment was derived from the domain-level ratings according to the </w:t>
-      </w:r>
-      <w:proofErr w:type="spellStart"/>
-      <w:r>
-        <w:rPr>
-          <w:rFonts w:eastAsia="Times New Roman"/>
-        </w:rPr>
-        <w:t>RoB</w:t>
-      </w:r>
-      <w:proofErr w:type="spellEnd"/>
-      <w:r>
-        <w:rPr>
-          <w:rFonts w:eastAsia="Times New Roman"/>
-        </w:rPr>
-        <w:t xml:space="preserve"> 2.0 algorithm. A written justification was recorded for each domain-level judgment.</w:t>
+        <w:t>Risk of bias was assessed using the Cochrane Risk of Bias 2 tool for randomized trials (RoB 2.0; Sterne et al., 2019). Each study received a judgment of Low risk, Some concerns, or High risk across five domains: D1 (the randomization process), D2 (deviations from intended interventions), D3 (missing outcome data), D4 (measurement of the outcome), and D5 (selection of the reported result). The overall risk-of-bias judgment was derived from the domain-level ratings according to the RoB 2.0 algorithm. A written justification was recorded for each domain-level judgment.</w:t>
       </w:r>
     </w:p>
     <w:p>
@@ -6808,15 +6212,7 @@
         <w:jc w:val="both"/>
       </w:pPr>
       <w:r>
-        <w:t xml:space="preserve">Additional exploratory subgroup analyses examined whether pooled effects differed according to selected intervention and delivery features. These were the presence or absence of non-therapeutic human contact within the support package, and the presence or absence of three CBT components, namely relaxation, problem-solving, and homework requirement. Non-therapeutic human contact included initial face-to-face orientation, human-delivered reminders or encouragement, and peer-moderated support, and excluded any therapist-delivered therapeutic content such as cognitive restructuring guidance, homework feedback, or treatment-related coaching. These component-level contrasts were pre-specified as exploratory rather than confirmatory. Cognitive restructuring was not examined as a single-component contrast because it was an inclusion criterion. </w:t>
-      </w:r>
-      <w:proofErr w:type="spellStart"/>
-      <w:r>
-        <w:t>Behavioural</w:t>
-      </w:r>
-      <w:proofErr w:type="spellEnd"/>
-      <w:r>
-        <w:t xml:space="preserve"> activation was not examined as a single-component contrast because it was present in </w:t>
+        <w:t xml:space="preserve">Additional exploratory subgroup analyses examined whether pooled effects differed according to selected intervention and delivery features. These were the presence or absence of non-therapeutic human contact within the support package, and the presence or absence of three CBT components, namely relaxation, problem-solving, and homework requirement. Non-therapeutic human contact included initial face-to-face orientation, human-delivered reminders or encouragement, and peer-moderated support, and excluded any therapist-delivered therapeutic content such as cognitive restructuring guidance, homework feedback, or treatment-related coaching. These component-level contrasts were pre-specified as exploratory rather than confirmatory. Cognitive restructuring was not examined as a single-component contrast because it was an inclusion criterion. Behavioural activation was not examined as a single-component contrast because it was present in </w:t>
       </w:r>
       <w:proofErr w:type="gramStart"/>
       <w:r>
@@ -6977,49 +6373,7 @@
         <w:rPr>
           <w:rFonts w:eastAsia="Times New Roman"/>
         </w:rPr>
-        <w:t xml:space="preserve">All statistical analyses were conducted in R version 4.4.2 (R Core Team, 2024) using the meta and </w:t>
-      </w:r>
-      <w:proofErr w:type="spellStart"/>
-      <w:r>
-        <w:rPr>
-          <w:rFonts w:eastAsia="Times New Roman"/>
-        </w:rPr>
-        <w:t>metafor</w:t>
-      </w:r>
-      <w:proofErr w:type="spellEnd"/>
-      <w:r>
-        <w:rPr>
-          <w:rFonts w:eastAsia="Times New Roman"/>
-        </w:rPr>
-        <w:t xml:space="preserve"> packages (Balduzzi et al., 2019; </w:t>
-      </w:r>
-      <w:proofErr w:type="spellStart"/>
-      <w:r>
-        <w:rPr>
-          <w:rFonts w:eastAsia="Times New Roman"/>
-        </w:rPr>
-        <w:t>Viechtbauer</w:t>
-      </w:r>
-      <w:proofErr w:type="spellEnd"/>
-      <w:r>
-        <w:rPr>
-          <w:rFonts w:eastAsia="Times New Roman"/>
-        </w:rPr>
-        <w:t xml:space="preserve">, 2010). Risk-of-bias judgments and visualizations were produced using the Cochrane </w:t>
-      </w:r>
-      <w:proofErr w:type="spellStart"/>
-      <w:r>
-        <w:rPr>
-          <w:rFonts w:eastAsia="Times New Roman"/>
-        </w:rPr>
-        <w:t>RoB</w:t>
-      </w:r>
-      <w:proofErr w:type="spellEnd"/>
-      <w:r>
-        <w:rPr>
-          <w:rFonts w:eastAsia="Times New Roman"/>
-        </w:rPr>
-        <w:t xml:space="preserve"> 2 Excel tool and associated R utilities. Forest plots, funnel plots, and subgroup forest plots were generated using the forest and funnel functions of the meta package</w:t>
+        <w:t>All statistical analyses were conducted in R version 4.4.2 (R Core Team, 2024) using the meta and metafor packages (Balduzzi et al., 2019; Viechtbauer, 2010). Risk-of-bias judgments and visualizations were produced using the Cochrane RoB 2 Excel tool and associated R utilities. Forest plots, funnel plots, and subgroup forest plots were generated using the forest and funnel functions of the meta package</w:t>
       </w:r>
       <w:r>
         <w:rPr>
@@ -7233,15 +6587,7 @@
         <w:jc w:val="both"/>
       </w:pPr>
       <w:r>
-        <w:t xml:space="preserve">Sixteen studies (reported across 20 publications) met the eligibility criteria. Of these, 15 contributed to the main meta-analysis; one cluster-randomized pilot trial conducted among Inuit youth in Nunavut (Bohr et al., 2023) did not report an intra-cluster correlation coefficient and was therefore reserved for sensitivity analysis (Section 4.6). The 15 studies in the main analysis were published between 1998 and 2025 and conducted in six countries: the United States (k = 5), the United Kingdom (k = 3), New Zealand (k = 3), Australia (k = 2), the Netherlands (k = 1), and Hong Kong, China (k = 1). Twelve studies were peer-reviewed journal articles, two were doctoral dissertations (Fleming et al., 2012; </w:t>
-      </w:r>
-      <w:proofErr w:type="spellStart"/>
-      <w:r>
-        <w:t>Makarushka</w:t>
-      </w:r>
-      <w:proofErr w:type="spellEnd"/>
-      <w:r>
-        <w:t>, 2012), and one was a preprint (O'Dea et al., 2025). All studies adopted randomized controlled designs, predominantly two-arm parallel-group RCTs at the individual level. Funding sources were heterogeneous, including national research councils (NIHR, NIH/NIMH, NHMRC), government health departments (New Zealand Ministry of Health, Hong Kong Lotteries Fund), philanthropic foundations, and university or institutional support</w:t>
+        <w:t>Sixteen studies (reported across 20 publications) met the eligibility criteria. Of these, 15 contributed to the main meta-analysis; one cluster-randomized pilot trial conducted among Inuit youth in Nunavut (Bohr et al., 2023) did not report an intra-cluster correlation coefficient and was therefore reserved for sensitivity analysis (Section 4.6). The 15 studies in the main analysis were published between 1998 and 2025 and conducted in six countries: the United States (k = 5), the United Kingdom (k = 3), New Zealand (k = 3), Australia (k = 2), the Netherlands (k = 1), and Hong Kong, China (k = 1). Twelve studies were peer-reviewed journal articles, two were doctoral dissertations (Fleming et al., 2012; Makarushka, 2012), and one was a preprint (O'Dea et al., 2025). All studies adopted randomized controlled designs, predominantly two-arm parallel-group RCTs at the individual level. Funding sources were heterogeneous, including national research councils (NIHR, NIH/NIMH, NHMRC), government health departments (New Zealand Ministry of Health, Hong Kong Lotteries Fund), philanthropic foundations, and university or institutional support</w:t>
       </w:r>
       <w:r>
         <w:rPr>
@@ -7283,15 +6629,7 @@
         <w:jc w:val="both"/>
       </w:pPr>
       <w:r>
-        <w:t>A total of 15 randomized controlled trials contributed to the main analysis, with 2,073 participants providing post-treatment data (intervention: n = 1,024; control: n = 1,049). Sample sizes at post-treatment ranged from 22 (Ackerson et al., 1998) to 284 (O'Dea et al., 2025). Most samples were drawn from high-income contexts; one trial was conducted in Hong Kong, China (Ip et al., 2016), and several included culturally specific or under-represented populations, such as adolescents excluded from mainstream education in New Zealand (Fleming et al., 2012), adolescents recruited from emergency departments following peer-violence exposure (Ranney et al., 2018), and adolescents recruited from CAMHS following repeated self-harm (Stallard et al., 2024). Among studies reporting sex distribution, samples were predominantly female, ranging from 41.0% (Stasiak et al., 2014) to 100.0% (</w:t>
-      </w:r>
-      <w:proofErr w:type="spellStart"/>
-      <w:r>
-        <w:t>Poppelaars</w:t>
-      </w:r>
-      <w:proofErr w:type="spellEnd"/>
-      <w:r>
-        <w:t xml:space="preserve"> et al., 2016), with a weighted average of approximately 70.6%. Baseline depressive severity ranged from mild to severe across trials, with most samples falling within the mild-to-moderate range as defined by each measure's clinical cutoff.</w:t>
+        <w:t>A total of 15 randomized controlled trials contributed to the main analysis, with 2,073 participants providing post-treatment data (intervention: n = 1,024; control: n = 1,049). Sample sizes at post-treatment ranged from 22 (Ackerson et al., 1998) to 284 (O'Dea et al., 2025). Most samples were drawn from high-income contexts; one trial was conducted in Hong Kong, China (Ip et al., 2016), and several included culturally specific or under-represented populations, such as adolescents excluded from mainstream education in New Zealand (Fleming et al., 2012), adolescents recruited from emergency departments following peer-violence exposure (Ranney et al., 2018), and adolescents recruited from CAMHS following repeated self-harm (Stallard et al., 2024). Among studies reporting sex distribution, samples were predominantly female, ranging from 41.0% (Stasiak et al., 2014) to 100.0% (Poppelaars et al., 2016), with a weighted average of approximately 70.6%. Baseline depressive severity ranged from mild to severe across trials, with most samples falling within the mild-to-moderate range as defined by each measure's clinical cutoff.</w:t>
       </w:r>
     </w:p>
     <w:p>
@@ -7301,35 +6639,11 @@
         <w:jc w:val="both"/>
       </w:pPr>
       <w:r>
-        <w:t xml:space="preserve">The handling of co-occurring symptoms varied across trials. Several programs were explicitly designed for, or recruited samples defined by, mixed clinical presentations: </w:t>
-      </w:r>
-      <w:proofErr w:type="spellStart"/>
-      <w:r>
-        <w:t>BlueIce</w:t>
-      </w:r>
-      <w:proofErr w:type="spellEnd"/>
-      <w:r>
-        <w:t xml:space="preserve"> targeted adolescents with repeated self-harm where depression was a secondary outcome (Stallard et al., 2024); </w:t>
-      </w:r>
-      <w:proofErr w:type="spellStart"/>
-      <w:r>
-        <w:t>iDOVE</w:t>
-      </w:r>
-      <w:proofErr w:type="spellEnd"/>
-      <w:r>
-        <w:t xml:space="preserve"> recruited adolescents presenting to the emergency department with peer-violence exposure and depressive symptoms </w:t>
+        <w:t xml:space="preserve">The handling of co-occurring symptoms varied across trials. Several programs were explicitly designed for, or recruited samples defined by, mixed clinical presentations: BlueIce targeted adolescents with repeated self-harm where depression was a secondary outcome (Stallard et al., 2024); iDOVE recruited adolescents presenting to the emergency department with peer-violence exposure and depressive symptoms </w:t>
       </w:r>
       <w:r>
         <w:lastRenderedPageBreak/>
-        <w:t xml:space="preserve">(Ranney et al., 2018); </w:t>
-      </w:r>
-      <w:proofErr w:type="spellStart"/>
-      <w:r>
-        <w:t>WeClick</w:t>
-      </w:r>
-      <w:proofErr w:type="spellEnd"/>
-      <w:r>
-        <w:t xml:space="preserve"> recruited on the basis of general adolescent mental health concerns without a depression severity threshold (O'Dea et al., 2020). Most other trials neither targeted nor systematically excluded comorbidity, recruiting </w:t>
+        <w:t xml:space="preserve">(Ranney et al., 2018); WeClick recruited on the basis of general adolescent mental health concerns without a depression severity threshold (O'Dea et al., 2020). Most other trials neither targeted nor systematically excluded comorbidity, recruiting </w:t>
       </w:r>
       <w:proofErr w:type="gramStart"/>
       <w:r>
@@ -7378,63 +6692,7 @@
         <w:jc w:val="both"/>
       </w:pPr>
       <w:r>
-        <w:t xml:space="preserve">The 15 trials evaluated 11 distinct intervention programs, with SPARX, Stressbusters, and the Feeling Good bibliotherapy each evaluated in multiple trials. Delivery modalities spanned bibliotherapy (k = 3; Feeling Good, evaluated in Ackerson et al., 1998, Stice et al., 2010, and Rohde et al., 2015), stand-alone computer programs and serious games (k = 7; SPARX in Fleming 2012, Merry 2012, </w:t>
-      </w:r>
-      <w:proofErr w:type="spellStart"/>
-      <w:r>
-        <w:t>Poppelaars</w:t>
-      </w:r>
-      <w:proofErr w:type="spellEnd"/>
-      <w:r>
-        <w:t xml:space="preserve"> 2016, and Bohr 2023; Stressbusters in Smith 2015 and Wright 2020; The Journey in Stasiak 2014), web-based platforms (k = 2; Grasp the Opportunity in Ip 2016 and Blues Blaster in </w:t>
-      </w:r>
-      <w:proofErr w:type="spellStart"/>
-      <w:r>
-        <w:t>Makarushka</w:t>
-      </w:r>
-      <w:proofErr w:type="spellEnd"/>
-      <w:r>
-        <w:t xml:space="preserve"> 2012), mobile applications (k = 3; </w:t>
-      </w:r>
-      <w:proofErr w:type="spellStart"/>
-      <w:r>
-        <w:t>BlueIce</w:t>
-      </w:r>
-      <w:proofErr w:type="spellEnd"/>
-      <w:r>
-        <w:t xml:space="preserve"> in Stallard 2024, </w:t>
-      </w:r>
-      <w:proofErr w:type="spellStart"/>
-      <w:r>
-        <w:t>WeClick</w:t>
-      </w:r>
-      <w:proofErr w:type="spellEnd"/>
-      <w:r>
-        <w:t xml:space="preserve"> in O'Dea 2020, </w:t>
-      </w:r>
-      <w:proofErr w:type="spellStart"/>
-      <w:r>
-        <w:t>ClearlyMe</w:t>
-      </w:r>
-      <w:proofErr w:type="spellEnd"/>
-      <w:r>
-        <w:t xml:space="preserve"> in O'Dea 2025), and text-messaging delivery (k = 1; </w:t>
-      </w:r>
-      <w:proofErr w:type="spellStart"/>
-      <w:r>
-        <w:t>iDOVE</w:t>
-      </w:r>
-      <w:proofErr w:type="spellEnd"/>
-      <w:r>
-        <w:t xml:space="preserve"> in Ranney 2018). Program duration ranged from a single in-person session followed by 8 weeks of automated text messaging (</w:t>
-      </w:r>
-      <w:proofErr w:type="spellStart"/>
-      <w:r>
-        <w:t>iDOVE</w:t>
-      </w:r>
-      <w:proofErr w:type="spellEnd"/>
-      <w:r>
-        <w:t>) to 8 months of web-based modules (Grasp the Opportunity). Most programs were designed to be completed within a 4–</w:t>
+        <w:t>The 15 trials evaluated 11 distinct intervention programs, with SPARX, Stressbusters, and the Feeling Good bibliotherapy each evaluated in multiple trials. Delivery modalities spanned bibliotherapy (k = 3; Feeling Good, evaluated in Ackerson et al., 1998, Stice et al., 2010, and Rohde et al., 2015), stand-alone computer programs and serious games (k = 7; SPARX in Fleming 2012, Merry 2012, Poppelaars 2016, and Bohr 2023; Stressbusters in Smith 2015 and Wright 2020; The Journey in Stasiak 2014), web-based platforms (k = 2; Grasp the Opportunity in Ip 2016 and Blues Blaster in Makarushka 2012), mobile applications (k = 3; BlueIce in Stallard 2024, WeClick in O'Dea 2020, ClearlyMe in O'Dea 2025), and text-messaging delivery (k = 1; iDOVE in Ranney 2018). Program duration ranged from a single in-person session followed by 8 weeks of automated text messaging (iDOVE) to 8 months of web-based modules (Grasp the Opportunity). Most programs were designed to be completed within a 4–</w:t>
       </w:r>
       <w:proofErr w:type="gramStart"/>
       <w:r>
@@ -7442,23 +6700,7 @@
       </w:r>
       <w:proofErr w:type="gramEnd"/>
       <w:r>
-        <w:t xml:space="preserve"> window, although several mobile-app interventions (</w:t>
-      </w:r>
-      <w:proofErr w:type="spellStart"/>
-      <w:r>
-        <w:t>BlueIce</w:t>
-      </w:r>
-      <w:proofErr w:type="spellEnd"/>
-      <w:r>
-        <w:t xml:space="preserve">, </w:t>
-      </w:r>
-      <w:proofErr w:type="spellStart"/>
-      <w:r>
-        <w:t>ClearlyMe</w:t>
-      </w:r>
-      <w:proofErr w:type="spellEnd"/>
-      <w:r>
-        <w:t>) operated on a self-paced model with continued open access.</w:t>
+        <w:t xml:space="preserve"> window, although several mobile-app interventions (BlueIce, ClearlyMe) operated on a self-paced model with continued open access.</w:t>
       </w:r>
     </w:p>
     <w:p>
@@ -7506,23 +6748,7 @@
         <w:jc w:val="both"/>
       </w:pPr>
       <w:r>
-        <w:t xml:space="preserve">Control conditions across the 15 trials encompassed waitlist (k = 6; including one trial with active monitoring, </w:t>
-      </w:r>
-      <w:proofErr w:type="spellStart"/>
-      <w:r>
-        <w:t>Poppelaars</w:t>
-      </w:r>
-      <w:proofErr w:type="spellEnd"/>
-      <w:r>
-        <w:t xml:space="preserve"> et al., 2016), treatment-as-usual (k = 2; Stallard et al., 2024 and Merry et al., 2012), attention control (k = 5; Ip 2016, O'Dea 2025, Ranney 2018, Stasiak 2014, Wright 2020), information-only or assessment-only control (k = 3; Stice 2010, </w:t>
-      </w:r>
-      <w:proofErr w:type="spellStart"/>
-      <w:r>
-        <w:t>Makarushka</w:t>
-      </w:r>
-      <w:proofErr w:type="spellEnd"/>
-      <w:r>
-        <w:t xml:space="preserve"> 2012, Rohde 2015). Waitlist conditions in two trials offered the active intervention after the waiting period, with consequences for follow-up comparability (Smith et al., 2015; Ackerson et al., 1998); these trials therefore did not contribute follow-up data to the synthesis. Attention controls included supportive-expressive group sessions, computerized psychoeducation matched for length and format (Stasiak et al., 2014), self-help websites (Wright et al., 2020), and educational materials on depression. Treatment-as-usual conditions varied substantially across health systems, ranging from CAMHS-delivered counseling (Stallard et al., 2024) to primary-care counseling averaging approximately five sessions (Merry et al., 2012).</w:t>
+        <w:t>Control conditions across the 15 trials encompassed waitlist (k = 6; including one trial with active monitoring, Poppelaars et al., 2016), treatment-as-usual (k = 2; Stallard et al., 2024 and Merry et al., 2012), attention control (k = 5; Ip 2016, O'Dea 2025, Ranney 2018, Stasiak 2014, Wright 2020), information-only or assessment-only control (k = 3; Stice 2010, Makarushka 2012, Rohde 2015). Waitlist conditions in two trials offered the active intervention after the waiting period, with consequences for follow-up comparability (Smith et al., 2015; Ackerson et al., 1998); these trials therefore did not contribute follow-up data to the synthesis. Attention controls included supportive-expressive group sessions, computerized psychoeducation matched for length and format (Stasiak et al., 2014), self-help websites (Wright et al., 2020), and educational materials on depression. Treatment-as-usual conditions varied substantially across health systems, ranging from CAMHS-delivered counseling (Stallard et al., 2024) to primary-care counseling averaging approximately five sessions (Merry et al., 2012).</w:t>
       </w:r>
     </w:p>
     <w:p>
@@ -7862,6 +7088,7 @@
         <w:jc w:val="both"/>
       </w:pPr>
       <w:bookmarkStart w:id="11" w:name="OLE_LINK26"/>
+      <w:bookmarkStart w:id="12" w:name="OLE_LINK34"/>
       <w:bookmarkEnd w:id="9"/>
       <w:r>
         <w:t>Fourteen studies contributed effect sizes at post-intervention, including 1,</w:t>
@@ -7934,15 +7161,7 @@
         <w:t>g</w:t>
       </w:r>
       <w:r>
-        <w:t xml:space="preserve"> = −0.17; </w:t>
-      </w:r>
-      <w:proofErr w:type="spellStart"/>
-      <w:r>
-        <w:t>Poppelaars</w:t>
-      </w:r>
-      <w:proofErr w:type="spellEnd"/>
-      <w:r>
-        <w:t xml:space="preserve"> et al., 2016, </w:t>
+        <w:t xml:space="preserve"> = −0.17; Poppelaars et al., 2016, </w:t>
       </w:r>
       <w:r>
         <w:rPr>
@@ -7955,15 +7174,7 @@
         <w:t xml:space="preserve"> = −0.01)</w:t>
       </w:r>
       <w:r>
-        <w:t xml:space="preserve">. Five trials had confidence intervals that excluded zero (Ackerson et al., 1998; Fleming et al., 2012; </w:t>
-      </w:r>
-      <w:proofErr w:type="spellStart"/>
-      <w:r>
-        <w:t>Makarushka</w:t>
-      </w:r>
-      <w:proofErr w:type="spellEnd"/>
-      <w:r>
-        <w:t>, 201</w:t>
+        <w:t>. Five trials had confidence intervals that excluded zero (Ackerson et al., 1998; Fleming et al., 2012; Makarushka, 201</w:t>
       </w:r>
       <w:r>
         <w:rPr>
@@ -7986,6 +7197,7 @@
         </w:rPr>
       </w:pPr>
     </w:p>
+    <w:bookmarkEnd w:id="12"/>
     <w:p>
       <w:pPr>
         <w:spacing w:after="120" w:line="360" w:lineRule="auto"/>
@@ -8237,7 +7449,7 @@
         <w:spacing w:after="120" w:line="276" w:lineRule="auto"/>
         <w:jc w:val="both"/>
       </w:pPr>
-      <w:bookmarkStart w:id="12" w:name="OLE_LINK24"/>
+      <w:bookmarkStart w:id="13" w:name="OLE_LINK24"/>
       <w:r>
         <w:rPr>
           <w:rFonts w:hint="eastAsia"/>
@@ -8290,7 +7502,7 @@
         <w:t>. Squares represent point estimates of individual studies, with size proportional to study weight in the random-effects model. Horizontal lines represent 95% confidence intervals; arrows indicate intervals extending beyond the plot range. The blue diamond represents the random-effects pooled estimate using Hartung-Knapp adjustment. The red bar represents the 95% prediction interval. CI = confidence interval; HK = Hartung-Knapp.</w:t>
       </w:r>
     </w:p>
-    <w:bookmarkEnd w:id="12"/>
+    <w:bookmarkEnd w:id="13"/>
     <w:p>
       <w:pPr>
         <w:spacing w:after="120" w:line="276" w:lineRule="auto"/>
@@ -8303,7 +7515,7 @@
         <w:ind w:firstLine="360"/>
         <w:jc w:val="both"/>
       </w:pPr>
-      <w:bookmarkStart w:id="13" w:name="OLE_LINK13"/>
+      <w:bookmarkStart w:id="14" w:name="OLE_LINK13"/>
       <w:r>
         <w:t xml:space="preserve">Between-study heterogeneity was moderate to high, </w:t>
       </w:r>
@@ -8375,7 +7587,7 @@
         <w:t>Whether this post-intervention effect was sustained across follow-up timepoints is examined in the subsequent sections (Sections 4.4.2–4.4.4).</w:t>
       </w:r>
     </w:p>
-    <w:bookmarkEnd w:id="13"/>
+    <w:bookmarkEnd w:id="14"/>
     <w:p>
       <w:pPr>
         <w:spacing w:after="120" w:line="360" w:lineRule="auto"/>
@@ -8391,8 +7603,8 @@
         <w:spacing w:after="120" w:line="360" w:lineRule="auto"/>
         <w:jc w:val="both"/>
       </w:pPr>
-      <w:bookmarkStart w:id="14" w:name="OLE_LINK20"/>
-      <w:bookmarkStart w:id="15" w:name="OLE_LINK16"/>
+      <w:bookmarkStart w:id="15" w:name="OLE_LINK20"/>
+      <w:bookmarkStart w:id="16" w:name="OLE_LINK16"/>
       <w:r>
         <w:rPr>
           <w:rFonts w:hint="eastAsia"/>
@@ -8408,7 +7620,7 @@
         </w:rPr>
         <w:t xml:space="preserve">Test of Heterogeneity: </w:t>
       </w:r>
-      <w:bookmarkStart w:id="16" w:name="OLE_LINK18"/>
+      <w:bookmarkStart w:id="17" w:name="OLE_LINK18"/>
       <w:r>
         <w:rPr>
           <w:b/>
@@ -8416,7 +7628,7 @@
         </w:rPr>
         <w:t>Post-Intervention</w:t>
       </w:r>
-      <w:bookmarkEnd w:id="16"/>
+      <w:bookmarkEnd w:id="17"/>
     </w:p>
     <w:tbl>
       <w:tblPr>
@@ -8556,9 +7768,25 @@
                 <w:i/>
                 <w:iCs/>
               </w:rPr>
-              <w:t>t (</w:t>
-            </w:r>
-            <w:proofErr w:type="spellStart"/>
+              <w:t>t (df)</w:t>
+            </w:r>
+          </w:p>
+        </w:tc>
+        <w:tc>
+          <w:tcPr>
+            <w:tcW w:w="852" w:type="dxa"/>
+          </w:tcPr>
+          <w:p>
+            <w:pPr>
+              <w:spacing w:after="120" w:line="360" w:lineRule="auto"/>
+              <w:jc w:val="center"/>
+              <w:rPr>
+                <w:b/>
+                <w:bCs/>
+                <w:i/>
+                <w:iCs/>
+              </w:rPr>
+            </w:pPr>
             <w:r>
               <w:rPr>
                 <w:rFonts w:hint="eastAsia"/>
@@ -8567,9 +7795,23 @@
                 <w:i/>
                 <w:iCs/>
               </w:rPr>
-              <w:t>df</w:t>
-            </w:r>
-            <w:proofErr w:type="spellEnd"/>
+              <w:t>p</w:t>
+            </w:r>
+          </w:p>
+        </w:tc>
+        <w:tc>
+          <w:tcPr>
+            <w:tcW w:w="1048" w:type="dxa"/>
+          </w:tcPr>
+          <w:p>
+            <w:pPr>
+              <w:spacing w:after="120" w:line="360" w:lineRule="auto"/>
+              <w:jc w:val="center"/>
+              <w:rPr>
+                <w:b/>
+                <w:bCs/>
+              </w:rPr>
+            </w:pPr>
             <w:r>
               <w:rPr>
                 <w:rFonts w:hint="eastAsia"/>
@@ -8578,25 +7820,16 @@
                 <w:i/>
                 <w:iCs/>
               </w:rPr>
-              <w:t>)</w:t>
-            </w:r>
-          </w:p>
-        </w:tc>
-        <w:tc>
-          <w:tcPr>
-            <w:tcW w:w="852" w:type="dxa"/>
-          </w:tcPr>
-          <w:p>
-            <w:pPr>
-              <w:spacing w:after="120" w:line="360" w:lineRule="auto"/>
-              <w:jc w:val="center"/>
-              <w:rPr>
+              <w:t>Q</w:t>
+            </w:r>
+            <w:r>
+              <w:rPr>
+                <w:rFonts w:hint="eastAsia"/>
                 <w:b/>
                 <w:bCs/>
-                <w:i/>
-                <w:iCs/>
-              </w:rPr>
-            </w:pPr>
+              </w:rPr>
+              <w:t xml:space="preserve"> (</w:t>
+            </w:r>
             <w:r>
               <w:rPr>
                 <w:rFonts w:hint="eastAsia"/>
@@ -8605,13 +7838,21 @@
                 <w:i/>
                 <w:iCs/>
               </w:rPr>
-              <w:t>p</w:t>
-            </w:r>
-          </w:p>
-        </w:tc>
-        <w:tc>
-          <w:tcPr>
-            <w:tcW w:w="1048" w:type="dxa"/>
+              <w:t>df</w:t>
+            </w:r>
+            <w:r>
+              <w:rPr>
+                <w:rFonts w:hint="eastAsia"/>
+                <w:b/>
+                <w:bCs/>
+              </w:rPr>
+              <w:t>)</w:t>
+            </w:r>
+          </w:p>
+        </w:tc>
+        <w:tc>
+          <w:tcPr>
+            <w:tcW w:w="967" w:type="dxa"/>
           </w:tcPr>
           <w:p>
             <w:pPr>
@@ -8620,6 +7861,8 @@
               <w:rPr>
                 <w:b/>
                 <w:bCs/>
+                <w:i/>
+                <w:iCs/>
               </w:rPr>
             </w:pPr>
             <w:r>
@@ -8630,7 +7873,7 @@
                 <w:i/>
                 <w:iCs/>
               </w:rPr>
-              <w:t>Q</w:t>
+              <w:t xml:space="preserve">p </w:t>
             </w:r>
             <w:r>
               <w:rPr>
@@ -8638,9 +7881,8 @@
                 <w:b/>
                 <w:bCs/>
               </w:rPr>
-              <w:t xml:space="preserve"> (</w:t>
-            </w:r>
-            <w:proofErr w:type="spellStart"/>
+              <w:t>(</w:t>
+            </w:r>
             <w:r>
               <w:rPr>
                 <w:rFonts w:hint="eastAsia"/>
@@ -8649,77 +7891,73 @@
                 <w:i/>
                 <w:iCs/>
               </w:rPr>
-              <w:t>df</w:t>
-            </w:r>
-            <w:proofErr w:type="spellEnd"/>
-            <w:r>
-              <w:rPr>
-                <w:rFonts w:hint="eastAsia"/>
+              <w:t>Q)</w:t>
+            </w:r>
+          </w:p>
+        </w:tc>
+        <w:tc>
+          <w:tcPr>
+            <w:tcW w:w="1092" w:type="dxa"/>
+          </w:tcPr>
+          <w:p>
+            <w:pPr>
+              <w:spacing w:after="120" w:line="360" w:lineRule="auto"/>
+              <w:jc w:val="center"/>
+              <w:rPr>
                 <w:b/>
                 <w:bCs/>
               </w:rPr>
-              <w:t>)</w:t>
-            </w:r>
-          </w:p>
-        </w:tc>
-        <w:tc>
-          <w:tcPr>
-            <w:tcW w:w="967" w:type="dxa"/>
-          </w:tcPr>
-          <w:p>
-            <w:pPr>
-              <w:spacing w:after="120" w:line="360" w:lineRule="auto"/>
-              <w:jc w:val="center"/>
+            </w:pPr>
+            <w:r>
               <w:rPr>
                 <w:b/>
                 <w:bCs/>
                 <w:i/>
                 <w:iCs/>
               </w:rPr>
-            </w:pPr>
-            <w:r>
-              <w:rPr>
-                <w:rFonts w:hint="eastAsia"/>
+              <w:t>I</w:t>
+            </w:r>
+            <w:r>
+              <w:rPr>
+                <w:b/>
+                <w:bCs/>
+              </w:rPr>
+              <w:t>²</w:t>
+            </w:r>
+            <w:r>
+              <w:rPr>
                 <w:b/>
                 <w:bCs/>
                 <w:i/>
                 <w:iCs/>
               </w:rPr>
-              <w:t xml:space="preserve">p </w:t>
-            </w:r>
-            <w:r>
-              <w:rPr>
-                <w:rFonts w:hint="eastAsia"/>
+              <w:t xml:space="preserve"> </w:t>
+            </w:r>
+            <w:r>
+              <w:rPr>
                 <w:b/>
                 <w:bCs/>
               </w:rPr>
-              <w:t>(</w:t>
-            </w:r>
-            <w:r>
-              <w:rPr>
-                <w:rFonts w:hint="eastAsia"/>
+              <w:t>[95% CI]</w:t>
+            </w:r>
+          </w:p>
+        </w:tc>
+        <w:tc>
+          <w:tcPr>
+            <w:tcW w:w="1169" w:type="dxa"/>
+          </w:tcPr>
+          <w:p>
+            <w:pPr>
+              <w:spacing w:after="120" w:line="360" w:lineRule="auto"/>
+              <w:jc w:val="center"/>
+              <w:rPr>
                 <w:b/>
                 <w:bCs/>
                 <w:i/>
                 <w:iCs/>
               </w:rPr>
-              <w:t>Q)</w:t>
-            </w:r>
-          </w:p>
-        </w:tc>
-        <w:tc>
-          <w:tcPr>
-            <w:tcW w:w="1092" w:type="dxa"/>
-          </w:tcPr>
-          <w:p>
-            <w:pPr>
-              <w:spacing w:after="120" w:line="360" w:lineRule="auto"/>
-              <w:jc w:val="center"/>
-              <w:rPr>
-                <w:b/>
-                <w:bCs/>
-              </w:rPr>
-            </w:pPr>
+            </w:pPr>
+            <w:bookmarkStart w:id="18" w:name="OLE_LINK12"/>
             <w:r>
               <w:rPr>
                 <w:b/>
@@ -8727,56 +7965,6 @@
                 <w:i/>
                 <w:iCs/>
               </w:rPr>
-              <w:t>I</w:t>
-            </w:r>
-            <w:r>
-              <w:rPr>
-                <w:b/>
-                <w:bCs/>
-              </w:rPr>
-              <w:t>²</w:t>
-            </w:r>
-            <w:r>
-              <w:rPr>
-                <w:b/>
-                <w:bCs/>
-                <w:i/>
-                <w:iCs/>
-              </w:rPr>
-              <w:t xml:space="preserve"> </w:t>
-            </w:r>
-            <w:r>
-              <w:rPr>
-                <w:b/>
-                <w:bCs/>
-              </w:rPr>
-              <w:t>[95% CI]</w:t>
-            </w:r>
-          </w:p>
-        </w:tc>
-        <w:tc>
-          <w:tcPr>
-            <w:tcW w:w="1169" w:type="dxa"/>
-          </w:tcPr>
-          <w:p>
-            <w:pPr>
-              <w:spacing w:after="120" w:line="360" w:lineRule="auto"/>
-              <w:jc w:val="center"/>
-              <w:rPr>
-                <w:b/>
-                <w:bCs/>
-                <w:i/>
-                <w:iCs/>
-              </w:rPr>
-            </w:pPr>
-            <w:bookmarkStart w:id="17" w:name="OLE_LINK12"/>
-            <w:r>
-              <w:rPr>
-                <w:b/>
-                <w:bCs/>
-                <w:i/>
-                <w:iCs/>
-              </w:rPr>
               <w:t>τ</w:t>
             </w:r>
             <w:r>
@@ -8788,7 +7976,7 @@
               </w:rPr>
               <w:t>2</w:t>
             </w:r>
-            <w:bookmarkEnd w:id="17"/>
+            <w:bookmarkEnd w:id="18"/>
           </w:p>
         </w:tc>
         <w:tc>
@@ -9078,11 +8266,11 @@
       <w:r>
         <w:t xml:space="preserve"> k = number of studies; CI = confidence interval; PI = prediction interval. Pooled estimates were computed using a random-effects model with REML estimator and Hartung-Knapp adjustment.</w:t>
       </w:r>
-      <w:bookmarkEnd w:id="14"/>
+      <w:bookmarkEnd w:id="15"/>
     </w:p>
     <w:bookmarkEnd w:id="10"/>
     <w:bookmarkEnd w:id="11"/>
-    <w:bookmarkEnd w:id="15"/>
+    <w:bookmarkEnd w:id="16"/>
     <w:p>
       <w:pPr>
         <w:spacing w:after="120" w:line="360" w:lineRule="auto"/>
@@ -9170,7 +8358,7 @@
           <w:bCs/>
         </w:rPr>
       </w:pPr>
-      <w:bookmarkStart w:id="18" w:name="OLE_LINK27"/>
+      <w:bookmarkStart w:id="19" w:name="OLE_LINK27"/>
       <w:r>
         <w:rPr>
           <w:rFonts w:hint="eastAsia"/>
@@ -9180,7 +8368,7 @@
         <w:t>Short-term follow-up</w:t>
       </w:r>
     </w:p>
-    <w:bookmarkEnd w:id="18"/>
+    <w:bookmarkEnd w:id="19"/>
     <w:p>
       <w:pPr>
         <w:spacing w:after="120" w:line="360" w:lineRule="auto"/>
@@ -9193,7 +8381,7 @@
         </w:rPr>
         <w:t xml:space="preserve"> </w:t>
       </w:r>
-      <w:bookmarkStart w:id="19" w:name="OLE_LINK29"/>
+      <w:bookmarkStart w:id="20" w:name="OLE_LINK29"/>
       <w:r>
         <w:rPr>
           <w:rFonts w:hint="eastAsia"/>
@@ -9201,15 +8389,7 @@
         <w:t>Three studies (</w:t>
       </w:r>
       <w:r>
-        <w:t xml:space="preserve">O'Dea et al., 2020; </w:t>
-      </w:r>
-      <w:proofErr w:type="spellStart"/>
-      <w:r>
-        <w:t>Poppelaars</w:t>
-      </w:r>
-      <w:proofErr w:type="spellEnd"/>
-      <w:r>
-        <w:t xml:space="preserve"> et al., 2016; Stasiak et al., 2014</w:t>
+        <w:t>O'Dea et al., 2020; Poppelaars et al., 2016; Stasiak et al., 2014</w:t>
       </w:r>
       <w:r>
         <w:rPr>
@@ -9325,7 +8505,7 @@
       <w:r>
         <w:t xml:space="preserve">These short-term findings should be interpreted with considerable caution. </w:t>
       </w:r>
-      <w:bookmarkEnd w:id="19"/>
+      <w:bookmarkEnd w:id="20"/>
     </w:p>
     <w:p>
       <w:pPr>
@@ -9344,7 +8524,7 @@
           <w:noProof/>
         </w:rPr>
       </w:pPr>
-      <w:bookmarkStart w:id="20" w:name="OLE_LINK23"/>
+      <w:bookmarkStart w:id="21" w:name="OLE_LINK23"/>
       <w:r>
         <w:rPr>
           <w:rFonts w:hint="eastAsia"/>
@@ -9419,19 +8599,10 @@
           <w:b/>
           <w:bCs/>
         </w:rPr>
-        <w:t xml:space="preserve">-Term </w:t>
-      </w:r>
-      <w:proofErr w:type="spellStart"/>
-      <w:r>
-        <w:rPr>
-          <w:b/>
-          <w:bCs/>
-        </w:rPr>
-        <w:t>Follow-UP</w:t>
-      </w:r>
-      <w:proofErr w:type="spellEnd"/>
-    </w:p>
-    <w:bookmarkEnd w:id="20"/>
+        <w:t>-Term Follow-UP</w:t>
+      </w:r>
+    </w:p>
+    <w:bookmarkEnd w:id="21"/>
     <w:p>
       <w:pPr>
         <w:spacing w:after="120" w:line="360" w:lineRule="auto"/>
@@ -9499,6 +8670,7 @@
         <w:spacing w:after="120" w:line="276" w:lineRule="auto"/>
         <w:jc w:val="both"/>
       </w:pPr>
+      <w:bookmarkStart w:id="22" w:name="OLE_LINK32"/>
       <w:r>
         <w:rPr>
           <w:rFonts w:hint="eastAsia"/>
@@ -9551,6 +8723,7 @@
         <w:t>. Squares represent point estimates of individual studies, with size proportional to study weight in the random-effects model. Horizontal lines represent 95% confidence intervals; arrows indicate intervals extending beyond the plot range. The blue diamond represents the random-effects pooled estimate using Hartung-Knapp adjustment. The red bar represents the 95% prediction interval. CI = confidence interval; HK = Hartung-Knapp.</w:t>
       </w:r>
     </w:p>
+    <w:bookmarkEnd w:id="22"/>
     <w:p>
       <w:pPr>
         <w:spacing w:after="120" w:line="276" w:lineRule="auto"/>
@@ -9573,7 +8746,7 @@
           <w:bCs/>
         </w:rPr>
       </w:pPr>
-      <w:bookmarkStart w:id="21" w:name="OLE_LINK21"/>
+      <w:bookmarkStart w:id="23" w:name="OLE_LINK21"/>
       <w:r>
         <w:rPr>
           <w:rFonts w:hint="eastAsia"/>
@@ -9597,9 +8770,9 @@
         <w:ind w:firstLine="360"/>
         <w:jc w:val="both"/>
       </w:pPr>
-      <w:bookmarkStart w:id="22" w:name="OLE_LINK28"/>
-      <w:bookmarkStart w:id="23" w:name="OLE_LINK17"/>
-      <w:bookmarkEnd w:id="21"/>
+      <w:bookmarkStart w:id="24" w:name="OLE_LINK28"/>
+      <w:bookmarkStart w:id="25" w:name="OLE_LINK17"/>
+      <w:bookmarkEnd w:id="23"/>
       <w:r>
         <w:rPr>
           <w:rFonts w:hint="eastAsia"/>
@@ -9618,13 +8791,8 @@
         </w:rPr>
         <w:t xml:space="preserve">2018; </w:t>
       </w:r>
-      <w:proofErr w:type="spellStart"/>
-      <w:r>
-        <w:t>Poppelaars</w:t>
-      </w:r>
-      <w:proofErr w:type="spellEnd"/>
-      <w:r>
-        <w:t xml:space="preserve"> et al., 2016; </w:t>
+      <w:r>
+        <w:t xml:space="preserve">Poppelaars et al., 2016; </w:t>
       </w:r>
       <w:r>
         <w:rPr>
@@ -9636,192 +8804,178 @@
         <w:rPr>
           <w:rFonts w:hint="eastAsia"/>
         </w:rPr>
-        <w:t xml:space="preserve">; </w:t>
-      </w:r>
-      <w:proofErr w:type="spellStart"/>
+        <w:t>; Makarushka, 201</w:t>
+      </w:r>
       <w:r>
         <w:rPr>
           <w:rFonts w:hint="eastAsia"/>
         </w:rPr>
-        <w:t>Makarushka</w:t>
-      </w:r>
-      <w:proofErr w:type="spellEnd"/>
+        <w:t>1</w:t>
+      </w:r>
       <w:r>
         <w:rPr>
           <w:rFonts w:hint="eastAsia"/>
         </w:rPr>
-        <w:t>, 201</w:t>
+        <w:t>; O</w:t>
+      </w:r>
+      <w:r>
+        <w:t>’</w:t>
       </w:r>
       <w:r>
         <w:rPr>
           <w:rFonts w:hint="eastAsia"/>
         </w:rPr>
-        <w:t>1</w:t>
+        <w:t>Dea et al., 2025; Stice et al., 2008; Ro</w:t>
       </w:r>
       <w:r>
         <w:rPr>
           <w:rFonts w:hint="eastAsia"/>
         </w:rPr>
-        <w:t>; O</w:t>
-      </w:r>
-      <w:r>
-        <w:t>’</w:t>
+        <w:t>h</w:t>
       </w:r>
       <w:r>
         <w:rPr>
           <w:rFonts w:hint="eastAsia"/>
         </w:rPr>
-        <w:t>Dea et al., 2025; Stice et al., 2008; Ro</w:t>
+        <w:t>de et al., 2015</w:t>
       </w:r>
       <w:r>
         <w:rPr>
           <w:rFonts w:hint="eastAsia"/>
         </w:rPr>
-        <w:t>h</w:t>
+        <w:t>)</w:t>
       </w:r>
       <w:r>
         <w:rPr>
           <w:rFonts w:hint="eastAsia"/>
         </w:rPr>
-        <w:t>de et al., 2015</w:t>
-      </w:r>
+        <w:t xml:space="preserve"> contributed to pooled effect size of mid-term follow-up </w:t>
+      </w:r>
+      <w:bookmarkStart w:id="26" w:name="OLE_LINK14"/>
       <w:r>
         <w:rPr>
           <w:rFonts w:hint="eastAsia"/>
         </w:rPr>
+        <w:t>(</w:t>
+      </w:r>
+      <w:r>
+        <w:t>&gt;3 to ≤6 months post-intervention</w:t>
+      </w:r>
+      <w:r>
+        <w:rPr>
+          <w:rFonts w:hint="eastAsia"/>
+        </w:rPr>
         <w:t>)</w:t>
       </w:r>
+      <w:bookmarkEnd w:id="26"/>
       <w:r>
         <w:rPr>
           <w:rFonts w:hint="eastAsia"/>
         </w:rPr>
-        <w:t xml:space="preserve"> contributed to pooled effect size of mid-term follow-up </w:t>
-      </w:r>
-      <w:bookmarkStart w:id="24" w:name="OLE_LINK14"/>
+        <w:t xml:space="preserve">. </w:t>
+      </w:r>
+      <w:r>
+        <w:t xml:space="preserve">Under a random-effects model with REML estimator and Hartung-Knapp adjustment, the pooled Hedges' g was </w:t>
+      </w:r>
+      <w:r>
+        <w:t>0.11</w:t>
+      </w:r>
       <w:r>
         <w:rPr>
           <w:rFonts w:hint="eastAsia"/>
         </w:rPr>
-        <w:t>(</w:t>
-      </w:r>
-      <w:r>
-        <w:t>&gt;3 to ≤6 months post-intervention</w:t>
-      </w:r>
+        <w:t>5</w:t>
+      </w:r>
+      <w:r>
+        <w:t xml:space="preserve"> </w:t>
+      </w:r>
+      <w:proofErr w:type="gramStart"/>
       <w:r>
         <w:rPr>
           <w:rFonts w:hint="eastAsia"/>
         </w:rPr>
-        <w:t>)</w:t>
-      </w:r>
-      <w:bookmarkEnd w:id="24"/>
+        <w:t>( 95</w:t>
+      </w:r>
+      <w:proofErr w:type="gramEnd"/>
       <w:r>
         <w:rPr>
           <w:rFonts w:hint="eastAsia"/>
         </w:rPr>
-        <w:t xml:space="preserve">. </w:t>
-      </w:r>
-      <w:r>
-        <w:t xml:space="preserve">Under a random-effects model with REML estimator and Hartung-Knapp adjustment, the pooled Hedges' g was </w:t>
-      </w:r>
-      <w:r>
-        <w:t>0.11</w:t>
+        <w:t xml:space="preserve">% CI </w:t>
+      </w:r>
+      <w:r>
+        <w:t>[</w:t>
+      </w:r>
+      <w:r>
+        <w:t>0.005, 0.22</w:t>
       </w:r>
       <w:r>
         <w:rPr>
           <w:rFonts w:hint="eastAsia"/>
         </w:rPr>
-        <w:t>5</w:t>
-      </w:r>
-      <w:r>
-        <w:t xml:space="preserve"> </w:t>
-      </w:r>
-      <w:proofErr w:type="gramStart"/>
+        <w:t>4</w:t>
+      </w:r>
+      <w:r>
+        <w:t>]</w:t>
+      </w:r>
+      <w:r>
+        <w:t>, t(</w:t>
+      </w:r>
       <w:r>
         <w:rPr>
           <w:rFonts w:hint="eastAsia"/>
         </w:rPr>
-        <w:t>( 95</w:t>
-      </w:r>
-      <w:proofErr w:type="gramEnd"/>
+        <w:t>6</w:t>
+      </w:r>
+      <w:r>
+        <w:t xml:space="preserve">) = </w:t>
+      </w:r>
+      <w:r>
+        <w:t>2.5</w:t>
+      </w:r>
       <w:r>
         <w:rPr>
           <w:rFonts w:hint="eastAsia"/>
         </w:rPr>
-        <w:t xml:space="preserve">% CI </w:t>
-      </w:r>
-      <w:r>
-        <w:t>[</w:t>
-      </w:r>
-      <w:r>
-        <w:t>0.005, 0.22</w:t>
+        <w:t>6</w:t>
+      </w:r>
+      <w:r>
+        <w:t>, p = .</w:t>
       </w:r>
       <w:r>
         <w:rPr>
           <w:rFonts w:hint="eastAsia"/>
         </w:rPr>
-        <w:t>4</w:t>
-      </w:r>
-      <w:r>
-        <w:t>]</w:t>
-      </w:r>
-      <w:r>
-        <w:t>, t(</w:t>
+        <w:t>043</w:t>
+      </w:r>
+      <w:r>
+        <w:t xml:space="preserve">), </w:t>
       </w:r>
       <w:r>
         <w:rPr>
           <w:rFonts w:hint="eastAsia"/>
         </w:rPr>
-        <w:t>6</w:t>
-      </w:r>
-      <w:r>
-        <w:t xml:space="preserve">) = </w:t>
-      </w:r>
-      <w:r>
-        <w:t>2.5</w:t>
+        <w:t xml:space="preserve">favoring </w:t>
+      </w:r>
+      <w:r>
+        <w:t>unguided</w:t>
       </w:r>
       <w:r>
         <w:rPr>
           <w:rFonts w:hint="eastAsia"/>
         </w:rPr>
-        <w:t>6</w:t>
-      </w:r>
-      <w:r>
-        <w:t>, p = .</w:t>
+        <w:t xml:space="preserve"> self-help CBTs over control conditions </w:t>
+      </w:r>
+      <w:r>
+        <w:t>at this timepoint</w:t>
       </w:r>
       <w:r>
         <w:rPr>
           <w:rFonts w:hint="eastAsia"/>
         </w:rPr>
-        <w:t>043</w:t>
-      </w:r>
-      <w:r>
-        <w:t xml:space="preserve">), </w:t>
-      </w:r>
-      <w:r>
-        <w:rPr>
-          <w:rFonts w:hint="eastAsia"/>
-        </w:rPr>
-        <w:t xml:space="preserve">favoring </w:t>
-      </w:r>
-      <w:r>
-        <w:t>unguided</w:t>
-      </w:r>
-      <w:r>
-        <w:rPr>
-          <w:rFonts w:hint="eastAsia"/>
-        </w:rPr>
-        <w:t xml:space="preserve"> self-help CBTs over control conditions </w:t>
-      </w:r>
-      <w:r>
-        <w:t>at this timepoint</w:t>
-      </w:r>
-      <w:r>
-        <w:rPr>
-          <w:rFonts w:hint="eastAsia"/>
-        </w:rPr>
         <w:t xml:space="preserve"> (Figure 5).</w:t>
       </w:r>
-      <w:bookmarkStart w:id="25" w:name="OLE_LINK30"/>
+      <w:bookmarkStart w:id="27" w:name="OLE_LINK30"/>
       <w:r>
         <w:rPr>
           <w:rFonts w:hint="eastAsia"/>
@@ -9869,15 +9023,7 @@
         <w:t>g</w:t>
       </w:r>
       <w:r>
-        <w:t xml:space="preserve"> = 0.29 (</w:t>
-      </w:r>
-      <w:proofErr w:type="spellStart"/>
-      <w:r>
-        <w:t>Makarushka</w:t>
-      </w:r>
-      <w:proofErr w:type="spellEnd"/>
-      <w:r>
-        <w:t>, 201</w:t>
+        <w:t xml:space="preserve"> = 0.29 (Makarushka, 201</w:t>
       </w:r>
       <w:r>
         <w:rPr>
@@ -9948,8 +9094,8 @@
         <w:t>The 95% prediction interval ranged from −0.03 to 0.26, suggesting that the true effect in a comparable future trial would most likely be small and positive, though the interval marginally included zero.</w:t>
       </w:r>
     </w:p>
-    <w:bookmarkEnd w:id="22"/>
-    <w:bookmarkEnd w:id="25"/>
+    <w:bookmarkEnd w:id="24"/>
+    <w:bookmarkEnd w:id="27"/>
     <w:p>
       <w:pPr>
         <w:spacing w:after="120" w:line="360" w:lineRule="auto"/>
@@ -9961,7 +9107,7 @@
         </w:rPr>
       </w:pPr>
     </w:p>
-    <w:bookmarkEnd w:id="23"/>
+    <w:bookmarkEnd w:id="25"/>
     <w:p>
       <w:pPr>
         <w:spacing w:after="120" w:line="360" w:lineRule="auto"/>
@@ -10029,17 +9175,8 @@
           <w:b/>
           <w:bCs/>
         </w:rPr>
-        <w:t xml:space="preserve">-Term </w:t>
-      </w:r>
-      <w:proofErr w:type="spellStart"/>
-      <w:r>
-        <w:rPr>
-          <w:b/>
-          <w:bCs/>
-        </w:rPr>
-        <w:t>Follow-UP</w:t>
-      </w:r>
-      <w:proofErr w:type="spellEnd"/>
+        <w:t>-Term Follow-UP</w:t>
+      </w:r>
     </w:p>
     <w:p>
       <w:pPr>
@@ -10210,15 +9347,7 @@
         <w:jc w:val="both"/>
       </w:pPr>
       <w:r>
-        <w:t xml:space="preserve">Five studies (Stice et al., 2010; Ip et al., 2016; </w:t>
-      </w:r>
-      <w:proofErr w:type="spellStart"/>
-      <w:r>
-        <w:t>Poppelaars</w:t>
-      </w:r>
-      <w:proofErr w:type="spellEnd"/>
-      <w:r>
-        <w:t xml:space="preserve"> et al., 2016; Wright et al., 2020; Rohde et al., 2015) contributed effect sizes at long-term follow-up (≥12 months post-intervention). Where a study reported multiple long-term assessments, the longest available timepoint was used. Under a random-effects model with REML estimator and Hartung-Knapp adjustment, the pooled Hedges' g was 0.1</w:t>
+        <w:t>Five studies (Stice et al., 2010; Ip et al., 2016; Poppelaars et al., 2016; Wright et al., 2020; Rohde et al., 2015) contributed effect sizes at long-term follow-up (≥12 months post-intervention). Where a study reported multiple long-term assessments, the longest available timepoint was used. Under a random-effects model with REML estimator and Hartung-Knapp adjustment, the pooled Hedges' g was 0.1</w:t>
       </w:r>
       <w:r>
         <w:rPr>
@@ -10373,6 +9502,7 @@
           <w:noProof/>
         </w:rPr>
       </w:pPr>
+      <w:bookmarkStart w:id="28" w:name="OLE_LINK15"/>
       <w:r>
         <w:rPr>
           <w:rFonts w:hint="eastAsia"/>
@@ -10440,18 +9570,10 @@
           <w:b/>
           <w:bCs/>
         </w:rPr>
-        <w:t xml:space="preserve">-Term </w:t>
-      </w:r>
-      <w:proofErr w:type="spellStart"/>
-      <w:r>
-        <w:rPr>
-          <w:b/>
-          <w:bCs/>
-        </w:rPr>
-        <w:t>Follow-UP</w:t>
-      </w:r>
-      <w:proofErr w:type="spellEnd"/>
-    </w:p>
+        <w:t>-Term Follow-UP</w:t>
+      </w:r>
+    </w:p>
+    <w:bookmarkEnd w:id="28"/>
     <w:p>
       <w:pPr>
         <w:spacing w:after="120" w:line="360" w:lineRule="auto"/>
@@ -10556,7 +9678,7 @@
         <w:spacing w:after="120" w:line="360" w:lineRule="auto"/>
         <w:jc w:val="both"/>
       </w:pPr>
-      <w:bookmarkStart w:id="26" w:name="OLE_LINK25"/>
+      <w:bookmarkStart w:id="29" w:name="OLE_LINK25"/>
       <w:r>
         <w:rPr>
           <w:rFonts w:hint="eastAsia"/>
@@ -10588,7 +9710,7 @@
         </w:rPr>
         <w:t>Test of Heterogeneity</w:t>
       </w:r>
-      <w:bookmarkStart w:id="27" w:name="OLE_LINK22"/>
+      <w:bookmarkStart w:id="30" w:name="OLE_LINK22"/>
       <w:r>
         <w:rPr>
           <w:rFonts w:hint="eastAsia"/>
@@ -10604,7 +9726,6 @@
         </w:rPr>
         <w:t xml:space="preserve"> </w:t>
       </w:r>
-      <w:proofErr w:type="spellStart"/>
       <w:r>
         <w:rPr>
           <w:rFonts w:hint="eastAsia"/>
@@ -10613,7 +9734,7 @@
         </w:rPr>
         <w:t>Follow-UP</w:t>
       </w:r>
-      <w:bookmarkEnd w:id="27"/>
+      <w:bookmarkEnd w:id="30"/>
       <w:r>
         <w:rPr>
           <w:rFonts w:hint="eastAsia"/>
@@ -10622,7 +9743,6 @@
         </w:rPr>
         <w:t>s</w:t>
       </w:r>
-      <w:proofErr w:type="spellEnd"/>
     </w:p>
     <w:tbl>
       <w:tblPr>
@@ -10798,9 +9918,28 @@
                 <w:i/>
                 <w:iCs/>
               </w:rPr>
-              <w:t>t (</w:t>
-            </w:r>
-            <w:proofErr w:type="spellStart"/>
+              <w:t>t (df)</w:t>
+            </w:r>
+          </w:p>
+        </w:tc>
+        <w:tc>
+          <w:tcPr>
+            <w:tcW w:w="788" w:type="dxa"/>
+            <w:tcBorders>
+              <w:bottom w:val="single" w:sz="4" w:space="0" w:color="auto"/>
+            </w:tcBorders>
+          </w:tcPr>
+          <w:p>
+            <w:pPr>
+              <w:spacing w:after="120" w:line="360" w:lineRule="auto"/>
+              <w:jc w:val="center"/>
+              <w:rPr>
+                <w:b/>
+                <w:bCs/>
+                <w:i/>
+                <w:iCs/>
+              </w:rPr>
+            </w:pPr>
             <w:r>
               <w:rPr>
                 <w:rFonts w:hint="eastAsia"/>
@@ -10809,9 +9948,26 @@
                 <w:i/>
                 <w:iCs/>
               </w:rPr>
-              <w:t>df</w:t>
-            </w:r>
-            <w:proofErr w:type="spellEnd"/>
+              <w:t>p</w:t>
+            </w:r>
+          </w:p>
+        </w:tc>
+        <w:tc>
+          <w:tcPr>
+            <w:tcW w:w="962" w:type="dxa"/>
+            <w:tcBorders>
+              <w:bottom w:val="single" w:sz="4" w:space="0" w:color="auto"/>
+            </w:tcBorders>
+          </w:tcPr>
+          <w:p>
+            <w:pPr>
+              <w:spacing w:after="120" w:line="360" w:lineRule="auto"/>
+              <w:jc w:val="center"/>
+              <w:rPr>
+                <w:b/>
+                <w:bCs/>
+              </w:rPr>
+            </w:pPr>
             <w:r>
               <w:rPr>
                 <w:rFonts w:hint="eastAsia"/>
@@ -10820,28 +9976,16 @@
                 <w:i/>
                 <w:iCs/>
               </w:rPr>
-              <w:t>)</w:t>
-            </w:r>
-          </w:p>
-        </w:tc>
-        <w:tc>
-          <w:tcPr>
-            <w:tcW w:w="788" w:type="dxa"/>
-            <w:tcBorders>
-              <w:bottom w:val="single" w:sz="4" w:space="0" w:color="auto"/>
-            </w:tcBorders>
-          </w:tcPr>
-          <w:p>
-            <w:pPr>
-              <w:spacing w:after="120" w:line="360" w:lineRule="auto"/>
-              <w:jc w:val="center"/>
-              <w:rPr>
+              <w:t>Q</w:t>
+            </w:r>
+            <w:r>
+              <w:rPr>
+                <w:rFonts w:hint="eastAsia"/>
                 <w:b/>
                 <w:bCs/>
-                <w:i/>
-                <w:iCs/>
-              </w:rPr>
-            </w:pPr>
+              </w:rPr>
+              <w:t xml:space="preserve"> (</w:t>
+            </w:r>
             <w:r>
               <w:rPr>
                 <w:rFonts w:hint="eastAsia"/>
@@ -10850,13 +9994,21 @@
                 <w:i/>
                 <w:iCs/>
               </w:rPr>
-              <w:t>p</w:t>
-            </w:r>
-          </w:p>
-        </w:tc>
-        <w:tc>
-          <w:tcPr>
-            <w:tcW w:w="962" w:type="dxa"/>
+              <w:t>df</w:t>
+            </w:r>
+            <w:r>
+              <w:rPr>
+                <w:rFonts w:hint="eastAsia"/>
+                <w:b/>
+                <w:bCs/>
+              </w:rPr>
+              <w:t>)</w:t>
+            </w:r>
+          </w:p>
+        </w:tc>
+        <w:tc>
+          <w:tcPr>
+            <w:tcW w:w="919" w:type="dxa"/>
             <w:tcBorders>
               <w:bottom w:val="single" w:sz="4" w:space="0" w:color="auto"/>
             </w:tcBorders>
@@ -10868,6 +10020,8 @@
               <w:rPr>
                 <w:b/>
                 <w:bCs/>
+                <w:i/>
+                <w:iCs/>
               </w:rPr>
             </w:pPr>
             <w:r>
@@ -10878,7 +10032,7 @@
                 <w:i/>
                 <w:iCs/>
               </w:rPr>
-              <w:t>Q</w:t>
+              <w:t xml:space="preserve">p </w:t>
             </w:r>
             <w:r>
               <w:rPr>
@@ -10886,9 +10040,8 @@
                 <w:b/>
                 <w:bCs/>
               </w:rPr>
-              <w:t xml:space="preserve"> (</w:t>
-            </w:r>
-            <w:proofErr w:type="spellStart"/>
+              <w:t>(</w:t>
+            </w:r>
             <w:r>
               <w:rPr>
                 <w:rFonts w:hint="eastAsia"/>
@@ -10897,82 +10050,77 @@
                 <w:i/>
                 <w:iCs/>
               </w:rPr>
-              <w:t>df</w:t>
-            </w:r>
-            <w:proofErr w:type="spellEnd"/>
-            <w:r>
-              <w:rPr>
-                <w:rFonts w:hint="eastAsia"/>
+              <w:t>Q)</w:t>
+            </w:r>
+          </w:p>
+        </w:tc>
+        <w:tc>
+          <w:tcPr>
+            <w:tcW w:w="1013" w:type="dxa"/>
+            <w:tcBorders>
+              <w:bottom w:val="single" w:sz="4" w:space="0" w:color="auto"/>
+            </w:tcBorders>
+          </w:tcPr>
+          <w:p>
+            <w:pPr>
+              <w:spacing w:after="120" w:line="360" w:lineRule="auto"/>
+              <w:jc w:val="center"/>
+              <w:rPr>
                 <w:b/>
                 <w:bCs/>
               </w:rPr>
-              <w:t>)</w:t>
-            </w:r>
-          </w:p>
-        </w:tc>
-        <w:tc>
-          <w:tcPr>
-            <w:tcW w:w="919" w:type="dxa"/>
-            <w:tcBorders>
-              <w:bottom w:val="single" w:sz="4" w:space="0" w:color="auto"/>
-            </w:tcBorders>
-          </w:tcPr>
-          <w:p>
-            <w:pPr>
-              <w:spacing w:after="120" w:line="360" w:lineRule="auto"/>
-              <w:jc w:val="center"/>
+            </w:pPr>
+            <w:r>
               <w:rPr>
                 <w:b/>
                 <w:bCs/>
                 <w:i/>
                 <w:iCs/>
               </w:rPr>
-            </w:pPr>
-            <w:r>
-              <w:rPr>
-                <w:rFonts w:hint="eastAsia"/>
+              <w:t>I</w:t>
+            </w:r>
+            <w:r>
+              <w:rPr>
+                <w:b/>
+                <w:bCs/>
+              </w:rPr>
+              <w:t>²</w:t>
+            </w:r>
+            <w:r>
+              <w:rPr>
                 <w:b/>
                 <w:bCs/>
                 <w:i/>
                 <w:iCs/>
               </w:rPr>
-              <w:t xml:space="preserve">p </w:t>
-            </w:r>
-            <w:r>
-              <w:rPr>
-                <w:rFonts w:hint="eastAsia"/>
+              <w:t xml:space="preserve"> </w:t>
+            </w:r>
+            <w:r>
+              <w:rPr>
                 <w:b/>
                 <w:bCs/>
               </w:rPr>
-              <w:t>(</w:t>
-            </w:r>
-            <w:r>
-              <w:rPr>
-                <w:rFonts w:hint="eastAsia"/>
+              <w:t>[95% CI]</w:t>
+            </w:r>
+          </w:p>
+        </w:tc>
+        <w:tc>
+          <w:tcPr>
+            <w:tcW w:w="1052" w:type="dxa"/>
+            <w:tcBorders>
+              <w:bottom w:val="single" w:sz="4" w:space="0" w:color="auto"/>
+            </w:tcBorders>
+          </w:tcPr>
+          <w:p>
+            <w:pPr>
+              <w:spacing w:after="120" w:line="360" w:lineRule="auto"/>
+              <w:jc w:val="center"/>
+              <w:rPr>
                 <w:b/>
                 <w:bCs/>
                 <w:i/>
                 <w:iCs/>
               </w:rPr>
-              <w:t>Q)</w:t>
-            </w:r>
-          </w:p>
-        </w:tc>
-        <w:tc>
-          <w:tcPr>
-            <w:tcW w:w="1013" w:type="dxa"/>
-            <w:tcBorders>
-              <w:bottom w:val="single" w:sz="4" w:space="0" w:color="auto"/>
-            </w:tcBorders>
-          </w:tcPr>
-          <w:p>
-            <w:pPr>
-              <w:spacing w:after="120" w:line="360" w:lineRule="auto"/>
-              <w:jc w:val="center"/>
-              <w:rPr>
-                <w:b/>
-                <w:bCs/>
-              </w:rPr>
             </w:pPr>
             <w:r>
               <w:rPr>
@@ -10981,58 +10129,6 @@
                 <w:i/>
                 <w:iCs/>
               </w:rPr>
-              <w:t>I</w:t>
-            </w:r>
-            <w:r>
-              <w:rPr>
-                <w:b/>
-                <w:bCs/>
-              </w:rPr>
-              <w:t>²</w:t>
-            </w:r>
-            <w:r>
-              <w:rPr>
-                <w:b/>
-                <w:bCs/>
-                <w:i/>
-                <w:iCs/>
-              </w:rPr>
-              <w:t xml:space="preserve"> </w:t>
-            </w:r>
-            <w:r>
-              <w:rPr>
-                <w:b/>
-                <w:bCs/>
-              </w:rPr>
-              <w:t>[95% CI]</w:t>
-            </w:r>
-          </w:p>
-        </w:tc>
-        <w:tc>
-          <w:tcPr>
-            <w:tcW w:w="1052" w:type="dxa"/>
-            <w:tcBorders>
-              <w:bottom w:val="single" w:sz="4" w:space="0" w:color="auto"/>
-            </w:tcBorders>
-          </w:tcPr>
-          <w:p>
-            <w:pPr>
-              <w:spacing w:after="120" w:line="360" w:lineRule="auto"/>
-              <w:jc w:val="center"/>
-              <w:rPr>
-                <w:b/>
-                <w:bCs/>
-                <w:i/>
-                <w:iCs/>
-              </w:rPr>
-            </w:pPr>
-            <w:r>
-              <w:rPr>
-                <w:b/>
-                <w:bCs/>
-                <w:i/>
-                <w:iCs/>
-              </w:rPr>
               <w:t>τ</w:t>
             </w:r>
             <w:r>
@@ -11223,9 +10319,6 @@
             <w:pPr>
               <w:spacing w:after="120" w:line="360" w:lineRule="auto"/>
               <w:jc w:val="center"/>
-              <w:rPr>
-                <w:rFonts w:hint="eastAsia"/>
-              </w:rPr>
             </w:pPr>
             <w:r>
               <w:rPr>
@@ -11307,9 +10400,6 @@
             <w:pPr>
               <w:spacing w:after="120" w:line="360" w:lineRule="auto"/>
               <w:jc w:val="center"/>
-              <w:rPr>
-                <w:rFonts w:hint="eastAsia"/>
-              </w:rPr>
             </w:pPr>
             <w:r>
               <w:rPr>
@@ -11436,7 +10526,7 @@
               <w:spacing w:after="120" w:line="360" w:lineRule="auto"/>
               <w:jc w:val="center"/>
             </w:pPr>
-            <w:bookmarkStart w:id="28" w:name="OLE_LINK31"/>
+            <w:bookmarkStart w:id="31" w:name="OLE_LINK31"/>
             <w:r>
               <w:rPr>
                 <w:rFonts w:hint="eastAsia"/>
@@ -11486,7 +10576,7 @@
               </w:rPr>
               <w:t>]</w:t>
             </w:r>
-            <w:bookmarkEnd w:id="28"/>
+            <w:bookmarkEnd w:id="31"/>
           </w:p>
         </w:tc>
         <w:tc>
@@ -11589,9 +10679,6 @@
             <w:pPr>
               <w:spacing w:after="120" w:line="360" w:lineRule="auto"/>
               <w:jc w:val="center"/>
-              <w:rPr>
-                <w:rFonts w:hint="eastAsia"/>
-              </w:rPr>
             </w:pPr>
             <w:r>
               <w:rPr>
@@ -11868,9 +10955,6 @@
             <w:pPr>
               <w:spacing w:after="120" w:line="360" w:lineRule="auto"/>
               <w:jc w:val="center"/>
-              <w:rPr>
-                <w:rFonts w:hint="eastAsia"/>
-              </w:rPr>
             </w:pPr>
             <w:r>
               <w:rPr>
@@ -12026,7 +11110,7 @@
         </w:rPr>
         <w:t>Note.</w:t>
       </w:r>
-      <w:bookmarkEnd w:id="26"/>
+      <w:bookmarkEnd w:id="29"/>
       <w:r>
         <w:rPr>
           <w:rFonts w:hint="eastAsia"/>
@@ -12102,7 +11186,7 @@
           <w:rFonts w:eastAsiaTheme="minorEastAsia"/>
         </w:rPr>
       </w:pPr>
-      <w:bookmarkStart w:id="29" w:name="OLE_LINK10"/>
+      <w:bookmarkStart w:id="32" w:name="OLE_LINK10"/>
       <w:r>
         <w:rPr>
           <w:rFonts w:eastAsiaTheme="minorEastAsia"/>
@@ -12140,7 +11224,7 @@
         </w:rPr>
         <w:t>.2 Leave-one-out influence analysis</w:t>
       </w:r>
-      <w:bookmarkEnd w:id="29"/>
+      <w:bookmarkEnd w:id="32"/>
       <w:r>
         <w:rPr>
           <w:rFonts w:eastAsiaTheme="minorEastAsia"/>
@@ -12339,7 +11423,7 @@
           <w:noProof/>
         </w:rPr>
         <w:drawing>
-          <wp:inline distT="0" distB="0" distL="0" distR="0" wp14:anchorId="5C9BA0DB" wp14:editId="1F8530C8">
+          <wp:inline distT="0" distB="0" distL="0" distR="0" wp14:anchorId="5C9BA0DB" wp14:editId="6F46255D">
             <wp:extent cx="5943600" cy="4953000"/>
             <wp:effectExtent l="0" t="0" r="0" b="0"/>
             <wp:docPr id="2036369271" name="图片 11" descr="图表&#10;&#10;描述已自动生成"/>
@@ -12514,7 +11598,15 @@
                 <w:b/>
                 <w:bCs/>
               </w:rPr>
-              <w:t>model</w:t>
+              <w:t>M</w:t>
+            </w:r>
+            <w:r>
+              <w:rPr>
+                <w:rFonts w:hint="eastAsia"/>
+                <w:b/>
+                <w:bCs/>
+              </w:rPr>
+              <w:t>odel</w:t>
             </w:r>
           </w:p>
         </w:tc>
@@ -12685,7 +11777,6 @@
               </w:rPr>
               <w:t xml:space="preserve"> (</w:t>
             </w:r>
-            <w:proofErr w:type="spellStart"/>
             <w:r>
               <w:rPr>
                 <w:b/>
@@ -12695,7 +11786,6 @@
               </w:rPr>
               <w:t>df</w:t>
             </w:r>
-            <w:proofErr w:type="spellEnd"/>
             <w:r>
               <w:rPr>
                 <w:b/>
@@ -13204,6 +12294,9 @@
     <w:p>
       <w:pPr>
         <w:pStyle w:val="2"/>
+        <w:rPr>
+          <w:rFonts w:eastAsiaTheme="minorEastAsia" w:hint="eastAsia"/>
+        </w:rPr>
       </w:pPr>
       <w:r>
         <w:t>4.</w:t>
@@ -13218,36 +12311,177 @@
         <w:t xml:space="preserve">. </w:t>
       </w:r>
       <w:r>
-        <w:t>Acceptability (Differential Dropout)</w:t>
-      </w:r>
-    </w:p>
-    <w:p>
-      <w:pPr>
-        <w:spacing w:after="120" w:line="360" w:lineRule="auto"/>
-      </w:pPr>
-    </w:p>
-    <w:p>
-      <w:pPr>
-        <w:spacing w:after="120" w:line="360" w:lineRule="auto"/>
-      </w:pPr>
-    </w:p>
-    <w:p>
-      <w:pPr>
-        <w:spacing w:after="120" w:line="360" w:lineRule="auto"/>
-      </w:pPr>
-    </w:p>
-    <w:p>
-      <w:pPr>
-        <w:spacing w:after="120" w:line="360" w:lineRule="auto"/>
+        <w:t xml:space="preserve">Acceptability </w:t>
+      </w:r>
+    </w:p>
+    <w:p>
+      <w:pPr>
+        <w:spacing w:after="120" w:line="360" w:lineRule="auto"/>
+        <w:ind w:firstLine="360"/>
+        <w:jc w:val="both"/>
+      </w:pPr>
+      <w:r>
+        <w:t xml:space="preserve">All fifteen included studies contributed to the acceptability analysis using risk ratio (RR), with all-cause dropout at post-intervention as the event of interest. Three of the fifteen studies (Ip 2016; Poppelaars 2016; </w:t>
+      </w:r>
+      <w:r>
+        <w:lastRenderedPageBreak/>
+        <w:t>Smith 2015) reported zero dropout events in one arm, while dropout rates varied substantially across the remaining studies (from 0% to over 80%). This pattern indicates that adolescent unguided self-help CBT dropout should not be treated as a rare-event outcome in the strict sense, but as a sparse-but-heterogeneous outcome warranting careful zero-cell handling and explicit heterogeneity investigation.</w:t>
+      </w:r>
+    </w:p>
+    <w:p>
+      <w:pPr>
+        <w:spacing w:after="120" w:line="360" w:lineRule="auto"/>
+        <w:ind w:firstLine="360"/>
+        <w:jc w:val="both"/>
         <w:rPr>
           <w:rFonts w:hint="eastAsia"/>
         </w:rPr>
+      </w:pPr>
+      <w:r>
+        <w:t xml:space="preserve">Inspection of the forest plot (Figure </w:t>
+      </w:r>
+      <w:r>
+        <w:rPr>
+          <w:rFonts w:hint="eastAsia"/>
+        </w:rPr>
+        <w:t>X</w:t>
+      </w:r>
+      <w:r>
+        <w:t xml:space="preserve">) showed a pooled RR &gt; 1 across </w:t>
+      </w:r>
+      <w:proofErr w:type="gramStart"/>
+      <w:r>
+        <w:t>the majority of</w:t>
+      </w:r>
+      <w:proofErr w:type="gramEnd"/>
+      <w:r>
+        <w:t xml:space="preserve"> studies, indicating directionally higher dropout in the intervention arm. The random-effects estimate under the prespecified MH exact + REML + Hartung-Knapp model was RR = 1.32 (95% CI [0.96, 1.82], p = .086), with moderate between-study heterogeneity (τ² = 0.068, </w:t>
+      </w:r>
+      <w:r>
+        <w:rPr>
+          <w:i/>
+          <w:iCs/>
+        </w:rPr>
+        <w:t>I</w:t>
+      </w:r>
+      <w:r>
+        <w:t>² = 40.5%, Q = 23.54, df = 14, p = .052) and a 95% prediction interval ranging from 0.70 to 2.49. The corresponding common-effect estimate (MH exact, RR = 1.49, 95%</w:t>
+      </w:r>
+      <w:r>
+        <w:rPr>
+          <w:b/>
+          <w:bCs/>
+        </w:rPr>
+        <w:t xml:space="preserve"> </w:t>
+      </w:r>
+      <w:r>
+        <w:t>CI [1.24, 1.80], p &lt; .001) was substantially larger and statistically significant; this attenuation under the random-effects model reflects the incorporation of between-study heterogeneity into the standard error via REML, together with the Hartung-Knapp degrees-of-freedom adjustment that yields wider confidence intervals.</w:t>
+      </w:r>
+    </w:p>
+    <w:p>
+      <w:pPr>
+        <w:spacing w:after="120" w:line="360" w:lineRule="auto"/>
+        <w:ind w:firstLine="360"/>
+        <w:jc w:val="both"/>
+      </w:pPr>
+    </w:p>
+    <w:p>
+      <w:pPr>
+        <w:spacing w:after="120" w:line="360" w:lineRule="auto"/>
+        <w:ind w:firstLine="360"/>
+        <w:jc w:val="both"/>
+      </w:pPr>
+    </w:p>
+    <w:p>
+      <w:pPr>
+        <w:spacing w:after="120" w:line="360" w:lineRule="auto"/>
+        <w:ind w:firstLine="360"/>
+        <w:jc w:val="both"/>
+        <w:rPr>
+          <w:rFonts w:hint="eastAsia"/>
+        </w:rPr>
+      </w:pPr>
+    </w:p>
+    <w:p>
+      <w:pPr>
+        <w:spacing w:after="120" w:line="360" w:lineRule="auto"/>
+      </w:pPr>
+    </w:p>
+    <w:p>
+      <w:pPr>
+        <w:spacing w:after="120" w:line="360" w:lineRule="auto"/>
+        <w:jc w:val="both"/>
+        <w:rPr>
+          <w:rFonts w:hint="eastAsia"/>
+          <w:b/>
+          <w:bCs/>
+          <w:noProof/>
+        </w:rPr>
+      </w:pPr>
+      <w:r>
+        <w:rPr>
+          <w:rFonts w:hint="eastAsia"/>
+          <w:b/>
+          <w:bCs/>
+          <w:noProof/>
+        </w:rPr>
+        <w:t xml:space="preserve">Figure </w:t>
+      </w:r>
+      <w:r>
+        <w:rPr>
+          <w:rFonts w:hint="eastAsia"/>
+          <w:b/>
+          <w:bCs/>
+          <w:noProof/>
+        </w:rPr>
+        <w:t>6</w:t>
+      </w:r>
+      <w:r>
+        <w:rPr>
+          <w:rFonts w:hint="eastAsia"/>
+          <w:b/>
+          <w:bCs/>
+          <w:noProof/>
+        </w:rPr>
+        <w:t xml:space="preserve">. </w:t>
+      </w:r>
+      <w:r>
+        <w:rPr>
+          <w:rFonts w:hint="eastAsia"/>
+          <w:b/>
+          <w:bCs/>
+          <w:noProof/>
+        </w:rPr>
+        <w:t xml:space="preserve"> </w:t>
+      </w:r>
+      <w:r>
+        <w:rPr>
+          <w:b/>
+          <w:bCs/>
+          <w:noProof/>
+        </w:rPr>
+        <w:t xml:space="preserve">Forest Plot of </w:t>
+      </w:r>
+      <w:r>
+        <w:rPr>
+          <w:rFonts w:hint="eastAsia"/>
+          <w:b/>
+          <w:bCs/>
+          <w:noProof/>
+        </w:rPr>
+        <w:t>Acceptability of Included Studies</w:t>
+      </w:r>
+    </w:p>
+    <w:p>
+      <w:pPr>
+        <w:spacing w:after="120" w:line="360" w:lineRule="auto"/>
       </w:pPr>
       <w:r>
         <w:rPr>
           <w:rFonts w:hint="eastAsia"/>
           <w:noProof/>
         </w:rPr>
+        <w:lastRenderedPageBreak/>
         <w:drawing>
           <wp:inline distT="0" distB="0" distL="0" distR="0" wp14:anchorId="4036770A" wp14:editId="7876C205">
             <wp:extent cx="5943600" cy="4754880"/>
@@ -13293,6 +12527,560 @@
     </w:p>
     <w:p>
       <w:pPr>
+        <w:spacing w:after="120" w:line="276" w:lineRule="auto"/>
+        <w:jc w:val="both"/>
+        <w:rPr>
+          <w:rFonts w:hint="eastAsia"/>
+        </w:rPr>
+      </w:pPr>
+      <w:r>
+        <w:rPr>
+          <w:rFonts w:hint="eastAsia"/>
+          <w:i/>
+          <w:iCs/>
+        </w:rPr>
+        <w:t xml:space="preserve">Note. </w:t>
+      </w:r>
+      <w:r>
+        <w:t xml:space="preserve">Forest plot of </w:t>
+      </w:r>
+      <w:r>
+        <w:rPr>
+          <w:rFonts w:hint="eastAsia"/>
+        </w:rPr>
+        <w:t xml:space="preserve">acceptability of </w:t>
+      </w:r>
+      <w:r>
+        <w:t>unguided self-help CBT for adolescent depressive symptoms</w:t>
+      </w:r>
+      <w:r>
+        <w:rPr>
+          <w:rFonts w:hint="eastAsia"/>
+        </w:rPr>
+        <w:t>, which is calculated by risk ratio (RR) of dropouts</w:t>
+      </w:r>
+      <w:r>
+        <w:t xml:space="preserve"> at post-intervention. Studies are ordered by ascending </w:t>
+      </w:r>
+      <w:r>
+        <w:rPr>
+          <w:rFonts w:hint="eastAsia"/>
+        </w:rPr>
+        <w:t>RR</w:t>
+      </w:r>
+      <w:r>
+        <w:t>. Squares represent point estimates of individual studies, with size proportional to study weight in the random-effects model. Horizontal lines represent 95% confidence intervals; arrows indicate intervals extending beyond the plot range. The blue diamond represents the random-effects pooled estimate. The red bar represents the 95% prediction interval. CI = confidence interval;</w:t>
+      </w:r>
+      <w:r>
+        <w:rPr>
+          <w:rFonts w:hint="eastAsia"/>
+        </w:rPr>
+        <w:t xml:space="preserve"> RR = risk ratio.</w:t>
+      </w:r>
+    </w:p>
+    <w:p>
+      <w:pPr>
+        <w:spacing w:after="120" w:line="360" w:lineRule="auto"/>
+      </w:pPr>
+    </w:p>
+    <w:p>
+      <w:pPr>
+        <w:spacing w:after="120" w:line="360" w:lineRule="auto"/>
+        <w:ind w:firstLine="360"/>
+        <w:jc w:val="both"/>
+      </w:pPr>
+      <w:r>
+        <w:t>Two sensitivity analyses examined the robustness of the primary estimate to zero-cell handling. Excluding the three single-zero studies yielded RR = 1.29, 95% CI [0.95, 1.75], p = .095, virtually unchanged from the primary result. Re-estimating the random-effects model under the Cochrane-style continuity correction (adding 0.5 to all four cells of zero-cell studies) produced an identical random-effects estimate (RR = 1.32, 95% CI [0.96, 1.82]), as the three zero-cell studies together contributed less than 3% of the total weight in the inverse-variance pool. Taken together, the choice of zero-cell handling was not decisive to the acceptability finding.</w:t>
+      </w:r>
+    </w:p>
+    <w:p>
+      <w:pPr>
+        <w:spacing w:after="120" w:line="360" w:lineRule="auto"/>
+        <w:ind w:firstLine="360"/>
+        <w:jc w:val="both"/>
+      </w:pPr>
+      <w:r>
+        <w:lastRenderedPageBreak/>
+        <w:t>Exploratory influence diagnostics following Viechtbauer and Cheung (2010) identified O'Dea (2025) as the single high-influence study in the analysis, with an externally standardized residual of 2.91, DFFITS of 1.48, and Cook's distance of 0.65, all exceeding standard thresholds. The Baujat plot (</w:t>
+      </w:r>
+      <w:r>
+        <w:rPr>
+          <w:rFonts w:hint="eastAsia"/>
+        </w:rPr>
+        <w:t>Figure X</w:t>
+      </w:r>
+      <w:r>
+        <w:t xml:space="preserve">) confirmed this finding visually, with O'Dea (2025) the sole study located in the upper-right quadrant. A post-hoc analysis removing this study yielded a substantially attenuated estimate (RR </w:t>
+      </w:r>
+      <w:r>
+        <w:rPr>
+          <w:rFonts w:hint="eastAsia"/>
+        </w:rPr>
+        <w:t>=</w:t>
+      </w:r>
+      <w:r>
+        <w:t xml:space="preserve"> 1.</w:t>
+      </w:r>
+      <w:r>
+        <w:rPr>
+          <w:rFonts w:hint="eastAsia"/>
+        </w:rPr>
+        <w:t>18</w:t>
+      </w:r>
+      <w:r>
+        <w:t>, 95% CI ≈ [0.</w:t>
+      </w:r>
+      <w:r>
+        <w:rPr>
+          <w:rFonts w:hint="eastAsia"/>
+        </w:rPr>
+        <w:t>91</w:t>
+      </w:r>
+      <w:r>
+        <w:t>, 1.</w:t>
+      </w:r>
+      <w:r>
+        <w:rPr>
+          <w:rFonts w:hint="eastAsia"/>
+        </w:rPr>
+        <w:t>53</w:t>
+      </w:r>
+      <w:r>
+        <w:t>]) with near-zero between-study variance (τ² &lt; 0.0001,</w:t>
+      </w:r>
+      <w:r>
+        <w:rPr>
+          <w:i/>
+          <w:iCs/>
+        </w:rPr>
+        <w:t xml:space="preserve"> I</w:t>
+      </w:r>
+      <w:r>
+        <w:t xml:space="preserve">² = </w:t>
+      </w:r>
+      <w:r>
+        <w:rPr>
+          <w:rFonts w:hint="eastAsia"/>
+        </w:rPr>
+        <w:t>13.6</w:t>
+      </w:r>
+      <w:r>
+        <w:t>%), indicating that O'Dea (2025) was the principal source of the heterogeneity observed in the primary analysis.</w:t>
+      </w:r>
+    </w:p>
+    <w:p>
+      <w:pPr>
+        <w:spacing w:after="120" w:line="360" w:lineRule="auto"/>
+        <w:ind w:firstLine="360"/>
+        <w:jc w:val="both"/>
+      </w:pPr>
+    </w:p>
+    <w:p>
+      <w:pPr>
+        <w:spacing w:after="120" w:line="360" w:lineRule="auto"/>
+        <w:jc w:val="both"/>
+        <w:rPr>
+          <w:rFonts w:hint="eastAsia"/>
+          <w:b/>
+          <w:bCs/>
+        </w:rPr>
+      </w:pPr>
+      <w:r>
+        <w:rPr>
+          <w:b/>
+          <w:bCs/>
+        </w:rPr>
+        <w:t xml:space="preserve">Figure </w:t>
+      </w:r>
+      <w:r>
+        <w:rPr>
+          <w:rFonts w:hint="eastAsia"/>
+          <w:b/>
+          <w:bCs/>
+        </w:rPr>
+        <w:t>X</w:t>
+      </w:r>
+      <w:r>
+        <w:rPr>
+          <w:b/>
+          <w:bCs/>
+        </w:rPr>
+        <w:t>. Influence Diagnostics</w:t>
+      </w:r>
+    </w:p>
+    <w:p>
+      <w:pPr>
+        <w:spacing w:after="120" w:line="360" w:lineRule="auto"/>
+        <w:rPr>
+          <w:noProof/>
+          <w:u w:val="single"/>
+        </w:rPr>
+      </w:pPr>
+      <w:r>
+        <w:rPr>
+          <w:rFonts w:hint="eastAsia"/>
+          <w:noProof/>
+          <w:u w:val="single"/>
+        </w:rPr>
+        <w:drawing>
+          <wp:inline distT="0" distB="0" distL="0" distR="0" wp14:anchorId="2AC648A2" wp14:editId="13DD3B35">
+            <wp:extent cx="5943600" cy="4754880"/>
+            <wp:effectExtent l="0" t="0" r="0" b="7620"/>
+            <wp:docPr id="1434229335" name="图片 6" descr="图示, 工程绘图&#10;&#10;描述已自动生成"/>
+            <wp:cNvGraphicFramePr>
+              <a:graphicFrameLocks xmlns:a="http://schemas.openxmlformats.org/drawingml/2006/main" noChangeAspect="1"/>
+            </wp:cNvGraphicFramePr>
+            <a:graphic xmlns:a="http://schemas.openxmlformats.org/drawingml/2006/main">
+              <a:graphicData uri="http://schemas.openxmlformats.org/drawingml/2006/picture">
+                <pic:pic xmlns:pic="http://schemas.openxmlformats.org/drawingml/2006/picture">
+                  <pic:nvPicPr>
+                    <pic:cNvPr id="1434229335" name="图片 6" descr="图示, 工程绘图&#10;&#10;描述已自动生成"/>
+                    <pic:cNvPicPr/>
+                  </pic:nvPicPr>
+                  <pic:blipFill>
+                    <a:blip r:embed="rId17" cstate="print">
+                      <a:extLst>
+                        <a:ext uri="{28A0092B-C50C-407E-A947-70E740481C1C}">
+                          <a14:useLocalDpi xmlns:a14="http://schemas.microsoft.com/office/drawing/2010/main" val="0"/>
+                        </a:ext>
+                      </a:extLst>
+                    </a:blip>
+                    <a:stretch>
+                      <a:fillRect/>
+                    </a:stretch>
+                  </pic:blipFill>
+                  <pic:spPr>
+                    <a:xfrm>
+                      <a:off x="0" y="0"/>
+                      <a:ext cx="5943600" cy="4754880"/>
+                    </a:xfrm>
+                    <a:prstGeom prst="rect">
+                      <a:avLst/>
+                    </a:prstGeom>
+                  </pic:spPr>
+                </pic:pic>
+              </a:graphicData>
+            </a:graphic>
+          </wp:inline>
+        </w:drawing>
+      </w:r>
+    </w:p>
+    <w:p>
+      <w:pPr>
+        <w:spacing w:after="120"/>
+        <w:rPr>
+          <w:rFonts w:hint="eastAsia"/>
+          <w:noProof/>
+        </w:rPr>
+      </w:pPr>
+      <w:r>
+        <w:rPr>
+          <w:i/>
+          <w:iCs/>
+          <w:noProof/>
+        </w:rPr>
+        <w:t>Note</w:t>
+      </w:r>
+      <w:r>
+        <w:rPr>
+          <w:noProof/>
+        </w:rPr>
+        <w:t xml:space="preserve">. Viechtbauer-Cheung influence diagnostics (Viechtbauer &amp; Cheung, 2010) for the acceptability meta-analysis. Each panel displays one diagnostic measure across the fifteen included studies, ordered by study identifier (1 = Stice 2008; 2 = Bohr 2023; 3 = Ip 2016; 4 = Makarushka 2011; 5 = O'Dea 2020; 6 = Poppelaars 2016; 7 = Ranney 2018; 8 = Smith 2015; 9 = Stasiak 2014; 10 = Wright 2020; 11 = Rohde 2015; 12 = Ackerson 1998; 13 = Stallard 2024; 14 = Fleming 2012; 15 = O'Dea 2025). The eight </w:t>
+      </w:r>
+      <w:r>
+        <w:rPr>
+          <w:noProof/>
+        </w:rPr>
+        <w:lastRenderedPageBreak/>
+        <w:t>measures are the externally standardized residual (</w:t>
+      </w:r>
+      <w:r>
+        <w:rPr>
+          <w:i/>
+          <w:iCs/>
+          <w:noProof/>
+        </w:rPr>
+        <w:t>rstudent</w:t>
+      </w:r>
+      <w:r>
+        <w:rPr>
+          <w:noProof/>
+        </w:rPr>
+        <w:t>), the standardized difference in fitted values upon study deletion (</w:t>
+      </w:r>
+      <w:r>
+        <w:rPr>
+          <w:i/>
+          <w:iCs/>
+          <w:noProof/>
+        </w:rPr>
+        <w:t>dffits</w:t>
+      </w:r>
+      <w:r>
+        <w:rPr>
+          <w:noProof/>
+        </w:rPr>
+        <w:t>), Cook's distance (</w:t>
+      </w:r>
+      <w:r>
+        <w:rPr>
+          <w:i/>
+          <w:iCs/>
+          <w:noProof/>
+        </w:rPr>
+        <w:t>cook.d</w:t>
+      </w:r>
+      <w:r>
+        <w:rPr>
+          <w:noProof/>
+        </w:rPr>
+        <w:t>), the covariance ratio (</w:t>
+      </w:r>
+      <w:r>
+        <w:rPr>
+          <w:i/>
+          <w:iCs/>
+          <w:noProof/>
+        </w:rPr>
+        <w:t>cov.r</w:t>
+      </w:r>
+      <w:r>
+        <w:rPr>
+          <w:noProof/>
+        </w:rPr>
+        <w:t>), the leave-one-out estimate of between-study variance (</w:t>
+      </w:r>
+      <w:r>
+        <w:rPr>
+          <w:i/>
+          <w:iCs/>
+          <w:noProof/>
+        </w:rPr>
+        <w:t>tau2.del</w:t>
+      </w:r>
+      <w:r>
+        <w:rPr>
+          <w:noProof/>
+        </w:rPr>
+        <w:t>), the residual heterogeneity test statistic with the study deleted (</w:t>
+      </w:r>
+      <w:r>
+        <w:rPr>
+          <w:i/>
+          <w:iCs/>
+          <w:noProof/>
+        </w:rPr>
+        <w:t>QE.del</w:t>
+      </w:r>
+      <w:r>
+        <w:rPr>
+          <w:noProof/>
+        </w:rPr>
+        <w:t>), the hat value (</w:t>
+      </w:r>
+      <w:r>
+        <w:rPr>
+          <w:i/>
+          <w:iCs/>
+          <w:noProof/>
+        </w:rPr>
+        <w:t>hat</w:t>
+      </w:r>
+      <w:r>
+        <w:rPr>
+          <w:noProof/>
+        </w:rPr>
+        <w:t>), and the random-effects weight (</w:t>
+      </w:r>
+      <w:r>
+        <w:rPr>
+          <w:i/>
+          <w:iCs/>
+          <w:noProof/>
+        </w:rPr>
+        <w:t>weight</w:t>
+      </w:r>
+      <w:r>
+        <w:rPr>
+          <w:noProof/>
+        </w:rPr>
+        <w:t xml:space="preserve">). Dashed lines indicate reference thresholds. Filled red points identify studies flagged as influential under the composite Viechtbauer-Cheung criterion. Only O'Dea (2025) was flagged, with values exceeding standard thresholds on </w:t>
+      </w:r>
+      <w:r>
+        <w:rPr>
+          <w:i/>
+          <w:iCs/>
+          <w:noProof/>
+        </w:rPr>
+        <w:t>rstudent</w:t>
+      </w:r>
+      <w:r>
+        <w:rPr>
+          <w:noProof/>
+        </w:rPr>
+        <w:t xml:space="preserve"> (2.91), </w:t>
+      </w:r>
+      <w:r>
+        <w:rPr>
+          <w:i/>
+          <w:iCs/>
+          <w:noProof/>
+        </w:rPr>
+        <w:t>dffits</w:t>
+      </w:r>
+      <w:r>
+        <w:rPr>
+          <w:noProof/>
+        </w:rPr>
+        <w:t xml:space="preserve"> (1.48), and </w:t>
+      </w:r>
+      <w:r>
+        <w:rPr>
+          <w:i/>
+          <w:iCs/>
+          <w:noProof/>
+        </w:rPr>
+        <w:t>Cook's distance</w:t>
+      </w:r>
+      <w:r>
+        <w:rPr>
+          <w:noProof/>
+        </w:rPr>
+        <w:t xml:space="preserve"> (0.65).</w:t>
+      </w:r>
+    </w:p>
+    <w:p>
+      <w:pPr>
+        <w:spacing w:after="120" w:line="360" w:lineRule="auto"/>
+        <w:jc w:val="both"/>
+        <w:rPr>
+          <w:rFonts w:hint="eastAsia"/>
+        </w:rPr>
+      </w:pPr>
+    </w:p>
+    <w:p>
+      <w:pPr>
+        <w:spacing w:after="120" w:line="360" w:lineRule="auto"/>
+        <w:jc w:val="both"/>
+      </w:pPr>
+    </w:p>
+    <w:p>
+      <w:pPr>
+        <w:spacing w:after="120" w:line="360" w:lineRule="auto"/>
+        <w:jc w:val="both"/>
+        <w:rPr>
+          <w:rFonts w:hint="eastAsia"/>
+          <w:b/>
+          <w:bCs/>
+          <w:noProof/>
+        </w:rPr>
+      </w:pPr>
+      <w:r>
+        <w:rPr>
+          <w:b/>
+          <w:bCs/>
+          <w:noProof/>
+        </w:rPr>
+        <w:t xml:space="preserve">Figure </w:t>
+      </w:r>
+      <w:r>
+        <w:rPr>
+          <w:rFonts w:hint="eastAsia"/>
+          <w:b/>
+          <w:bCs/>
+          <w:noProof/>
+        </w:rPr>
+        <w:t>X</w:t>
+      </w:r>
+      <w:r>
+        <w:rPr>
+          <w:b/>
+          <w:bCs/>
+          <w:noProof/>
+        </w:rPr>
+        <w:t>. Baujat Plot</w:t>
+      </w:r>
+    </w:p>
+    <w:p>
+      <w:pPr>
+        <w:spacing w:after="120" w:line="360" w:lineRule="auto"/>
+      </w:pPr>
+      <w:r>
+        <w:rPr>
+          <w:rFonts w:hint="eastAsia"/>
+          <w:noProof/>
+        </w:rPr>
+        <w:drawing>
+          <wp:inline distT="0" distB="0" distL="0" distR="0" wp14:anchorId="01584DE1" wp14:editId="77B13C8F">
+            <wp:extent cx="5943600" cy="4754880"/>
+            <wp:effectExtent l="0" t="0" r="0" b="7620"/>
+            <wp:docPr id="1682822614" name="图片 4" descr="图表, 散点图&#10;&#10;描述已自动生成"/>
+            <wp:cNvGraphicFramePr>
+              <a:graphicFrameLocks xmlns:a="http://schemas.openxmlformats.org/drawingml/2006/main" noChangeAspect="1"/>
+            </wp:cNvGraphicFramePr>
+            <a:graphic xmlns:a="http://schemas.openxmlformats.org/drawingml/2006/main">
+              <a:graphicData uri="http://schemas.openxmlformats.org/drawingml/2006/picture">
+                <pic:pic xmlns:pic="http://schemas.openxmlformats.org/drawingml/2006/picture">
+                  <pic:nvPicPr>
+                    <pic:cNvPr id="1682822614" name="图片 4" descr="图表, 散点图&#10;&#10;描述已自动生成"/>
+                    <pic:cNvPicPr/>
+                  </pic:nvPicPr>
+                  <pic:blipFill>
+                    <a:blip r:embed="rId18" cstate="print">
+                      <a:extLst>
+                        <a:ext uri="{28A0092B-C50C-407E-A947-70E740481C1C}">
+                          <a14:useLocalDpi xmlns:a14="http://schemas.microsoft.com/office/drawing/2010/main" val="0"/>
+                        </a:ext>
+                      </a:extLst>
+                    </a:blip>
+                    <a:stretch>
+                      <a:fillRect/>
+                    </a:stretch>
+                  </pic:blipFill>
+                  <pic:spPr>
+                    <a:xfrm>
+                      <a:off x="0" y="0"/>
+                      <a:ext cx="5943600" cy="4754880"/>
+                    </a:xfrm>
+                    <a:prstGeom prst="rect">
+                      <a:avLst/>
+                    </a:prstGeom>
+                  </pic:spPr>
+                </pic:pic>
+              </a:graphicData>
+            </a:graphic>
+          </wp:inline>
+        </w:drawing>
+      </w:r>
+    </w:p>
+    <w:p>
+      <w:pPr>
+        <w:spacing w:after="120"/>
+        <w:jc w:val="both"/>
+      </w:pPr>
+      <w:r>
+        <w:rPr>
+          <w:i/>
+          <w:iCs/>
+        </w:rPr>
+        <w:t>Note</w:t>
+      </w:r>
+      <w:r>
+        <w:t xml:space="preserve">. Baujat plot (Baujat et al., 2002) for the acceptability meta-analysis, displaying each study's contribution to overall between-study heterogeneity (x-axis; squared Pearson residual) against its influence on the pooled risk ratio when removed from the analysis (y-axis). Studies located in the upper-right quadrant of the plot contribute substantially to both observed heterogeneity and the pooled estimate. O'Dea (2025) is the only study clearly separated from the origin, occupying the upper-right region; all other studies cluster near the lower-left corner, indicating minimal individual contribution to either heterogeneity or pooled effect. This pattern identifies O'Dea (2025) as the principal source of between-study heterogeneity in the </w:t>
+      </w:r>
+      <w:r>
+        <w:lastRenderedPageBreak/>
+        <w:t>acceptability analysis.</w:t>
+      </w:r>
+    </w:p>
+    <w:p>
+      <w:pPr>
+        <w:spacing w:after="120" w:line="360" w:lineRule="auto"/>
+        <w:jc w:val="both"/>
+      </w:pPr>
+    </w:p>
+    <w:p>
+      <w:pPr>
         <w:pStyle w:val="1"/>
         <w:pageBreakBefore/>
       </w:pPr>
@@ -13672,35 +13460,7 @@
         <w:rPr>
           <w:rFonts w:eastAsia="Times New Roman"/>
         </w:rPr>
-        <w:t xml:space="preserve">Bjornstad, G., </w:t>
-      </w:r>
-      <w:proofErr w:type="spellStart"/>
-      <w:r>
-        <w:rPr>
-          <w:rFonts w:eastAsia="Times New Roman"/>
-        </w:rPr>
-        <w:t>Sonthalia</w:t>
-      </w:r>
-      <w:proofErr w:type="spellEnd"/>
-      <w:r>
-        <w:rPr>
-          <w:rFonts w:eastAsia="Times New Roman"/>
-        </w:rPr>
-        <w:t xml:space="preserve">, S., Rouse, B., et al. (2024). A comparison of the effectiveness of cognitive </w:t>
-      </w:r>
-      <w:proofErr w:type="spellStart"/>
-      <w:r>
-        <w:rPr>
-          <w:rFonts w:eastAsia="Times New Roman"/>
-        </w:rPr>
-        <w:t>behavioural</w:t>
-      </w:r>
-      <w:proofErr w:type="spellEnd"/>
-      <w:r>
-        <w:rPr>
-          <w:rFonts w:eastAsia="Times New Roman"/>
-        </w:rPr>
-        <w:t xml:space="preserve"> interventions based on delivery features for elevated symptoms of depression in adolescents: A systematic review. </w:t>
+        <w:t xml:space="preserve">Bjornstad, G., Sonthalia, S., Rouse, B., et al. (2024). A comparison of the effectiveness of cognitive behavioural interventions based on delivery features for elevated symptoms of depression in adolescents: A systematic review. </w:t>
       </w:r>
       <w:r>
         <w:rPr>
@@ -13830,63 +13590,7 @@
         <w:rPr>
           <w:rFonts w:eastAsia="Times New Roman"/>
         </w:rPr>
-        <w:t xml:space="preserve">Furukawa, T. A., Suganuma, A., </w:t>
-      </w:r>
-      <w:proofErr w:type="spellStart"/>
-      <w:r>
-        <w:rPr>
-          <w:rFonts w:eastAsia="Times New Roman"/>
-        </w:rPr>
-        <w:t>Ostinelli</w:t>
-      </w:r>
-      <w:proofErr w:type="spellEnd"/>
-      <w:r>
-        <w:rPr>
-          <w:rFonts w:eastAsia="Times New Roman"/>
-        </w:rPr>
-        <w:t xml:space="preserve">, E. G., Andersson, G., Beevers, C. G., Shumake, J., … Cuijpers, P. (2021). Dismantling, </w:t>
-      </w:r>
-      <w:proofErr w:type="spellStart"/>
-      <w:r>
-        <w:rPr>
-          <w:rFonts w:eastAsia="Times New Roman"/>
-        </w:rPr>
-        <w:t>optimising</w:t>
-      </w:r>
-      <w:proofErr w:type="spellEnd"/>
-      <w:r>
-        <w:rPr>
-          <w:rFonts w:eastAsia="Times New Roman"/>
-        </w:rPr>
-        <w:t xml:space="preserve">, and </w:t>
-      </w:r>
-      <w:proofErr w:type="spellStart"/>
-      <w:r>
-        <w:rPr>
-          <w:rFonts w:eastAsia="Times New Roman"/>
-        </w:rPr>
-        <w:t>personalising</w:t>
-      </w:r>
-      <w:proofErr w:type="spellEnd"/>
-      <w:r>
-        <w:rPr>
-          <w:rFonts w:eastAsia="Times New Roman"/>
-        </w:rPr>
-        <w:t xml:space="preserve"> internet cognitive </w:t>
-      </w:r>
-      <w:proofErr w:type="spellStart"/>
-      <w:r>
-        <w:rPr>
-          <w:rFonts w:eastAsia="Times New Roman"/>
-        </w:rPr>
-        <w:t>behavioural</w:t>
-      </w:r>
-      <w:proofErr w:type="spellEnd"/>
-      <w:r>
-        <w:rPr>
-          <w:rFonts w:eastAsia="Times New Roman"/>
-        </w:rPr>
-        <w:t xml:space="preserve"> therapy for depression: A systematic review and component network meta-analysis using individual participant data. </w:t>
+        <w:t xml:space="preserve">Furukawa, T. A., Suganuma, A., Ostinelli, E. G., Andersson, G., Beevers, C. G., Shumake, J., … Cuijpers, P. (2021). Dismantling, optimising, and personalising internet cognitive behavioural therapy for depression: A systematic review and component network meta-analysis using individual participant data. </w:t>
       </w:r>
       <w:r>
         <w:rPr>
@@ -13921,7 +13625,7 @@
       <w:r>
         <w:t xml:space="preserve">, Article 113. </w:t>
       </w:r>
-      <w:hyperlink r:id="rId17" w:tgtFrame="_new" w:history="1">
+      <w:hyperlink r:id="rId19" w:tgtFrame="_new" w:history="1">
         <w:r>
           <w:rPr>
             <w:rStyle w:val="a5"/>
@@ -13939,21 +13643,7 @@
         <w:rPr>
           <w:rFonts w:eastAsia="Times New Roman"/>
         </w:rPr>
-        <w:t xml:space="preserve">Harwood, T. M., &amp; </w:t>
-      </w:r>
-      <w:proofErr w:type="spellStart"/>
-      <w:r>
-        <w:rPr>
-          <w:rFonts w:eastAsia="Times New Roman"/>
-        </w:rPr>
-        <w:t>L'Abate</w:t>
-      </w:r>
-      <w:proofErr w:type="spellEnd"/>
-      <w:r>
-        <w:rPr>
-          <w:rFonts w:eastAsia="Times New Roman"/>
-        </w:rPr>
-        <w:t xml:space="preserve">, L. (2010). </w:t>
+        <w:t xml:space="preserve">Harwood, T. M., &amp; L'Abate, L. (2010). </w:t>
       </w:r>
       <w:r>
         <w:rPr>
@@ -14029,15 +13719,7 @@
         <w:ind w:left="720" w:hanging="720"/>
       </w:pPr>
       <w:r>
-        <w:t xml:space="preserve">Hetrick, S. E., Cox, G. R., Witt, K. G., Bir, J. J., &amp; Merry, S. N. (2016). Cognitive </w:t>
-      </w:r>
-      <w:proofErr w:type="spellStart"/>
-      <w:r>
-        <w:t>behavioural</w:t>
-      </w:r>
-      <w:proofErr w:type="spellEnd"/>
-      <w:r>
-        <w:t xml:space="preserve"> therapy (CBT), third-wave CBT and interpersonal therapy (IPT) based interventions for preventing depression in children and adolescents. Cochrane Database of Systematic Reviews, 2016(8), CD003380.</w:t>
+        <w:t>Hetrick, S. E., Cox, G. R., Witt, K. G., Bir, J. J., &amp; Merry, S. N. (2016). Cognitive behavioural therapy (CBT), third-wave CBT and interpersonal therapy (IPT) based interventions for preventing depression in children and adolescents. Cochrane Database of Systematic Reviews, 2016(8), CD003380.</w:t>
       </w:r>
     </w:p>
     <w:p>
@@ -14195,29 +13877,45 @@
         </w:rPr>
         <w:t xml:space="preserve">Moitra, M., Santomauro, D., Collins, P. Y., et al. (2022). The global gap in treatment coverage for major depressive disorder in 84 countries from 2000–2019: A systematic review and Bayesian meta-regression analysis. </w:t>
       </w:r>
-      <w:proofErr w:type="spellStart"/>
       <w:r>
         <w:rPr>
           <w:rFonts w:eastAsia="Times New Roman"/>
           <w:i/>
           <w:iCs/>
         </w:rPr>
-        <w:t>PLoS</w:t>
-      </w:r>
-      <w:proofErr w:type="spellEnd"/>
+        <w:t>PLoS Medicine, 19</w:t>
+      </w:r>
+      <w:r>
+        <w:rPr>
+          <w:rFonts w:eastAsia="Times New Roman"/>
+        </w:rPr>
+        <w:t>(2), e1003901.</w:t>
+      </w:r>
+    </w:p>
+    <w:p>
+      <w:pPr>
+        <w:spacing w:after="120" w:line="360" w:lineRule="auto"/>
+        <w:ind w:left="720" w:hanging="720"/>
+      </w:pPr>
+      <w:r>
+        <w:rPr>
+          <w:rFonts w:eastAsia="Times New Roman"/>
+        </w:rPr>
+        <w:t xml:space="preserve">National Institute for Health and Care Excellence. (2019). </w:t>
+      </w:r>
       <w:r>
         <w:rPr>
           <w:rFonts w:eastAsia="Times New Roman"/>
           <w:i/>
           <w:iCs/>
         </w:rPr>
-        <w:t xml:space="preserve"> Medicine, 19</w:t>
-      </w:r>
-      <w:r>
-        <w:rPr>
-          <w:rFonts w:eastAsia="Times New Roman"/>
-        </w:rPr>
-        <w:t>(2), e1003901.</w:t>
+        <w:t>Depression in children and young people: Identification and management (NG134)</w:t>
+      </w:r>
+      <w:r>
+        <w:rPr>
+          <w:rFonts w:eastAsia="Times New Roman"/>
+        </w:rPr>
+        <w:t>. NICE.</w:t>
       </w:r>
     </w:p>
     <w:p>
@@ -14229,7 +13927,7 @@
         <w:rPr>
           <w:rFonts w:eastAsia="Times New Roman"/>
         </w:rPr>
-        <w:t xml:space="preserve">National Institute for Health and Care Excellence. (2019). </w:t>
+        <w:t xml:space="preserve">Ormel, J., Petukhova, M., Chatterji, S., et al. (2008). Disability and treatment of specific mental and physical disorders across the world. </w:t>
       </w:r>
       <w:r>
         <w:rPr>
@@ -14237,13 +13935,13 @@
           <w:i/>
           <w:iCs/>
         </w:rPr>
-        <w:t>Depression in children and young people: Identification and management (NG134)</w:t>
-      </w:r>
-      <w:r>
-        <w:rPr>
-          <w:rFonts w:eastAsia="Times New Roman"/>
-        </w:rPr>
-        <w:t>. NICE.</w:t>
+        <w:t>The British Journal of Psychiatry, 192</w:t>
+      </w:r>
+      <w:r>
+        <w:rPr>
+          <w:rFonts w:eastAsia="Times New Roman"/>
+        </w:rPr>
+        <w:t>(5), 368–375.</w:t>
       </w:r>
     </w:p>
     <w:p>
@@ -14251,19 +13949,11 @@
         <w:spacing w:after="120" w:line="360" w:lineRule="auto"/>
         <w:ind w:left="720" w:hanging="720"/>
       </w:pPr>
-      <w:proofErr w:type="spellStart"/>
-      <w:r>
-        <w:rPr>
-          <w:rFonts w:eastAsia="Times New Roman"/>
-        </w:rPr>
-        <w:t>Ormel</w:t>
-      </w:r>
-      <w:proofErr w:type="spellEnd"/>
-      <w:r>
-        <w:rPr>
-          <w:rFonts w:eastAsia="Times New Roman"/>
-        </w:rPr>
-        <w:t xml:space="preserve">, J., Petukhova, M., Chatterji, S., et al. (2008). Disability and treatment of specific mental and physical disorders across the world. </w:t>
+      <w:r>
+        <w:rPr>
+          <w:rFonts w:eastAsia="Times New Roman"/>
+        </w:rPr>
+        <w:t xml:space="preserve">Page, M. J., McKenzie, J. E., Bossuyt, P. M., Boutron, I., Hoffmann, T. C., Mulrow, C. D., … Moher, D. (2021). The PRISMA 2020 statement: An updated guideline for reporting systematic reviews. </w:t>
       </w:r>
       <w:r>
         <w:rPr>
@@ -14271,13 +13961,13 @@
           <w:i/>
           <w:iCs/>
         </w:rPr>
-        <w:t>The British Journal of Psychiatry, 192</w:t>
-      </w:r>
-      <w:r>
-        <w:rPr>
-          <w:rFonts w:eastAsia="Times New Roman"/>
-        </w:rPr>
-        <w:t>(5), 368–375.</w:t>
+        <w:t>BMJ, 372</w:t>
+      </w:r>
+      <w:r>
+        <w:rPr>
+          <w:rFonts w:eastAsia="Times New Roman"/>
+        </w:rPr>
+        <w:t>, n71.</w:t>
       </w:r>
     </w:p>
     <w:p>
@@ -14289,21 +13979,7 @@
         <w:rPr>
           <w:rFonts w:eastAsia="Times New Roman"/>
         </w:rPr>
-        <w:t xml:space="preserve">Page, M. J., McKenzie, J. E., Bossuyt, P. M., </w:t>
-      </w:r>
-      <w:proofErr w:type="spellStart"/>
-      <w:r>
-        <w:rPr>
-          <w:rFonts w:eastAsia="Times New Roman"/>
-        </w:rPr>
-        <w:t>Boutron</w:t>
-      </w:r>
-      <w:proofErr w:type="spellEnd"/>
-      <w:r>
-        <w:rPr>
-          <w:rFonts w:eastAsia="Times New Roman"/>
-        </w:rPr>
-        <w:t xml:space="preserve">, I., Hoffmann, T. C., Mulrow, C. D., … Moher, D. (2021). The PRISMA 2020 statement: An updated guideline for reporting systematic reviews. </w:t>
+        <w:t xml:space="preserve">Pinquart, M., &amp; Duberstein, P. R. (2010). Depression and cancer mortality: A meta-analysis. </w:t>
       </w:r>
       <w:r>
         <w:rPr>
@@ -14311,13 +13987,13 @@
           <w:i/>
           <w:iCs/>
         </w:rPr>
-        <w:t>BMJ, 372</w:t>
-      </w:r>
-      <w:r>
-        <w:rPr>
-          <w:rFonts w:eastAsia="Times New Roman"/>
-        </w:rPr>
-        <w:t>, n71.</w:t>
+        <w:t>Psychological Medicine, 40</w:t>
+      </w:r>
+      <w:r>
+        <w:rPr>
+          <w:rFonts w:eastAsia="Times New Roman"/>
+        </w:rPr>
+        <w:t>(11), 1797–1810.</w:t>
       </w:r>
     </w:p>
     <w:p>
@@ -14325,33 +14001,22 @@
         <w:spacing w:after="120" w:line="360" w:lineRule="auto"/>
         <w:ind w:left="720" w:hanging="720"/>
       </w:pPr>
-      <w:proofErr w:type="spellStart"/>
-      <w:r>
-        <w:rPr>
-          <w:rFonts w:eastAsia="Times New Roman"/>
-        </w:rPr>
-        <w:t>Pinquart</w:t>
-      </w:r>
-      <w:proofErr w:type="spellEnd"/>
-      <w:r>
-        <w:rPr>
-          <w:rFonts w:eastAsia="Times New Roman"/>
-        </w:rPr>
-        <w:t xml:space="preserve">, M., &amp; Duberstein, P. R. (2010). Depression and cancer mortality: A meta-analysis. </w:t>
-      </w:r>
-      <w:r>
-        <w:rPr>
-          <w:rFonts w:eastAsia="Times New Roman"/>
+      <w:r>
+        <w:t xml:space="preserve">Platell, M., Cook, A., &amp; Martin, K. (2023). How parents can help or hinder access to mental health </w:t>
+      </w:r>
+      <w:r>
+        <w:lastRenderedPageBreak/>
+        <w:t xml:space="preserve">services for young people. </w:t>
+      </w:r>
+      <w:r>
+        <w:rPr>
           <w:i/>
           <w:iCs/>
         </w:rPr>
-        <w:t>Psychological Medicine, 40</w:t>
-      </w:r>
-      <w:r>
-        <w:rPr>
-          <w:rFonts w:eastAsia="Times New Roman"/>
-        </w:rPr>
-        <w:t>(11), 1797–1810.</w:t>
+        <w:t>Children and Youth Services Review, 144</w:t>
+      </w:r>
+      <w:r>
+        <w:t>, 106723.</w:t>
       </w:r>
     </w:p>
     <w:p>
@@ -14360,21 +14025,26 @@
         <w:ind w:left="720" w:hanging="720"/>
       </w:pPr>
       <w:r>
-        <w:t xml:space="preserve">Platell, M., Cook, A., &amp; Martin, K. (2023). How parents can help or hinder access to mental health </w:t>
-      </w:r>
-      <w:r>
-        <w:lastRenderedPageBreak/>
-        <w:t xml:space="preserve">services for young people. </w:t>
+        <w:t>Pustejovsky, J. E., &amp; Rodgers, M. A. (2019). Testing for funnel plot asymmetry of standardized mean differences. Research Synthesis Methods, 10(1), 57–71. https://doi.org/10.1002/jrsm.1332</w:t>
+      </w:r>
+    </w:p>
+    <w:p>
+      <w:pPr>
+        <w:spacing w:after="120" w:line="360" w:lineRule="auto"/>
+        <w:ind w:left="720" w:hanging="720"/>
+      </w:pPr>
+      <w:r>
+        <w:t xml:space="preserve">Radez, J., Reardon, T., Creswell, C., Lawrence, P. J., Evdoka-Burton, G., &amp; Waite, P. (2021). Why do children and adolescents (not) seek and access professional help for their mental health problems? A systematic review of quantitative and qualitative studies. </w:t>
       </w:r>
       <w:r>
         <w:rPr>
           <w:i/>
           <w:iCs/>
         </w:rPr>
-        <w:t>Children and Youth Services Review, 144</w:t>
-      </w:r>
-      <w:r>
-        <w:t>, 106723.</w:t>
+        <w:t>European Child &amp; Adolescent Psychiatry, 30</w:t>
+      </w:r>
+      <w:r>
+        <w:t>, 183–211.</w:t>
       </w:r>
     </w:p>
     <w:p>
@@ -14383,39 +14053,24 @@
         <w:ind w:left="720" w:hanging="720"/>
       </w:pPr>
       <w:r>
-        <w:t>Pustejovsky, J. E., &amp; Rodgers, M. A. (2019). Testing for funnel plot asymmetry of standardized mean differences. Research Synthesis Methods, 10(1), 57–71. https://doi.org/10.1002/jrsm.1332</w:t>
-      </w:r>
-    </w:p>
-    <w:p>
-      <w:pPr>
-        <w:spacing w:after="120" w:line="360" w:lineRule="auto"/>
-        <w:ind w:left="720" w:hanging="720"/>
-      </w:pPr>
-      <w:proofErr w:type="spellStart"/>
-      <w:r>
-        <w:t>Radez</w:t>
-      </w:r>
-      <w:proofErr w:type="spellEnd"/>
-      <w:r>
-        <w:t xml:space="preserve">, J., Reardon, T., Creswell, C., Lawrence, P. J., </w:t>
-      </w:r>
-      <w:proofErr w:type="spellStart"/>
-      <w:r>
-        <w:t>Evdoka</w:t>
-      </w:r>
-      <w:proofErr w:type="spellEnd"/>
-      <w:r>
-        <w:t xml:space="preserve">-Burton, G., &amp; Waite, P. (2021). Why do children and adolescents (not) seek and access professional help for their mental health problems? A systematic review of quantitative and qualitative studies. </w:t>
-      </w:r>
-      <w:r>
-        <w:rPr>
+        <w:rPr>
+          <w:rFonts w:eastAsia="Times New Roman"/>
+        </w:rPr>
+        <w:t xml:space="preserve">R Core Team. (2024). </w:t>
+      </w:r>
+      <w:r>
+        <w:rPr>
+          <w:rFonts w:eastAsia="Times New Roman"/>
           <w:i/>
           <w:iCs/>
         </w:rPr>
-        <w:t>European Child &amp; Adolescent Psychiatry, 30</w:t>
-      </w:r>
-      <w:r>
-        <w:t>, 183–211.</w:t>
+        <w:t>R: A language and environment for statistical computing</w:t>
+      </w:r>
+      <w:r>
+        <w:rPr>
+          <w:rFonts w:eastAsia="Times New Roman"/>
+        </w:rPr>
+        <w:t>. R Foundation for Statistical Computing.</w:t>
       </w:r>
     </w:p>
     <w:p>
@@ -14427,7 +14082,7 @@
         <w:rPr>
           <w:rFonts w:eastAsia="Times New Roman"/>
         </w:rPr>
-        <w:t xml:space="preserve">R Core Team. (2024). </w:t>
+        <w:t xml:space="preserve">Rugulies, R. (2002). Depression as a predictor for coronary heart disease: A review and meta-analysis. </w:t>
       </w:r>
       <w:r>
         <w:rPr>
@@ -14435,13 +14090,13 @@
           <w:i/>
           <w:iCs/>
         </w:rPr>
-        <w:t>R: A language and environment for statistical computing</w:t>
-      </w:r>
-      <w:r>
-        <w:rPr>
-          <w:rFonts w:eastAsia="Times New Roman"/>
-        </w:rPr>
-        <w:t>. R Foundation for Statistical Computing.</w:t>
+        <w:t>American Journal of Preventive Medicine, 23</w:t>
+      </w:r>
+      <w:r>
+        <w:rPr>
+          <w:rFonts w:eastAsia="Times New Roman"/>
+        </w:rPr>
+        <w:t>(1), 51–61.</w:t>
       </w:r>
     </w:p>
     <w:p>
@@ -14449,19 +14104,11 @@
         <w:spacing w:after="120" w:line="360" w:lineRule="auto"/>
         <w:ind w:left="720" w:hanging="720"/>
       </w:pPr>
-      <w:proofErr w:type="spellStart"/>
-      <w:r>
-        <w:rPr>
-          <w:rFonts w:eastAsia="Times New Roman"/>
-        </w:rPr>
-        <w:t>Rugulies</w:t>
-      </w:r>
-      <w:proofErr w:type="spellEnd"/>
-      <w:r>
-        <w:rPr>
-          <w:rFonts w:eastAsia="Times New Roman"/>
-        </w:rPr>
-        <w:t xml:space="preserve">, R. (2002). Depression as a predictor for coronary heart disease: A review and meta-analysis. </w:t>
+      <w:r>
+        <w:rPr>
+          <w:rFonts w:eastAsia="Times New Roman"/>
+        </w:rPr>
+        <w:t xml:space="preserve">Schöpfel, J., &amp; Rasuli, B. (2018). Are electronic theses and dissertations (still) grey literature in the digital age? A FAIR debate. </w:t>
       </w:r>
       <w:r>
         <w:rPr>
@@ -14469,13 +14116,13 @@
           <w:i/>
           <w:iCs/>
         </w:rPr>
-        <w:t>American Journal of Preventive Medicine, 23</w:t>
-      </w:r>
-      <w:r>
-        <w:rPr>
-          <w:rFonts w:eastAsia="Times New Roman"/>
-        </w:rPr>
-        <w:t>(1), 51–61.</w:t>
+        <w:t>The Electronic Library, 36</w:t>
+      </w:r>
+      <w:r>
+        <w:rPr>
+          <w:rFonts w:eastAsia="Times New Roman"/>
+        </w:rPr>
+        <w:t>(2), 208–219.</w:t>
       </w:r>
     </w:p>
     <w:p>
@@ -14483,19 +14130,11 @@
         <w:spacing w:after="120" w:line="360" w:lineRule="auto"/>
         <w:ind w:left="720" w:hanging="720"/>
       </w:pPr>
-      <w:proofErr w:type="spellStart"/>
-      <w:r>
-        <w:rPr>
-          <w:rFonts w:eastAsia="Times New Roman"/>
-        </w:rPr>
-        <w:t>Schöpfel</w:t>
-      </w:r>
-      <w:proofErr w:type="spellEnd"/>
-      <w:r>
-        <w:rPr>
-          <w:rFonts w:eastAsia="Times New Roman"/>
-        </w:rPr>
-        <w:t xml:space="preserve">, J., &amp; Rasuli, B. (2018). Are electronic theses and dissertations (still) grey literature in the digital age? A FAIR debate. </w:t>
+      <w:r>
+        <w:rPr>
+          <w:rFonts w:eastAsia="Times New Roman"/>
+        </w:rPr>
+        <w:t xml:space="preserve">Steinberg, L. (2005). Cognitive and affective development in adolescence. </w:t>
       </w:r>
       <w:r>
         <w:rPr>
@@ -14503,13 +14142,13 @@
           <w:i/>
           <w:iCs/>
         </w:rPr>
-        <w:t>The Electronic Library, 36</w:t>
-      </w:r>
-      <w:r>
-        <w:rPr>
-          <w:rFonts w:eastAsia="Times New Roman"/>
-        </w:rPr>
-        <w:t>(2), 208–219.</w:t>
+        <w:t>Trends in Cognitive Sciences, 9</w:t>
+      </w:r>
+      <w:r>
+        <w:rPr>
+          <w:rFonts w:eastAsia="Times New Roman"/>
+        </w:rPr>
+        <w:t>(2), 69–74.</w:t>
       </w:r>
     </w:p>
     <w:p>
@@ -14521,7 +14160,7 @@
         <w:rPr>
           <w:rFonts w:eastAsia="Times New Roman"/>
         </w:rPr>
-        <w:t xml:space="preserve">Steinberg, L. (2005). Cognitive and affective development in adolescence. </w:t>
+        <w:t xml:space="preserve">Sterne, J. A. C., Savović, J., Page, M. J., Elbers, R. G., Blencowe, N. S., Boutron, I., … Higgins, J. P. T. (2019). RoB 2: A revised tool for assessing risk of bias in randomised trials. </w:t>
       </w:r>
       <w:r>
         <w:rPr>
@@ -14529,13 +14168,13 @@
           <w:i/>
           <w:iCs/>
         </w:rPr>
-        <w:t>Trends in Cognitive Sciences, 9</w:t>
-      </w:r>
-      <w:r>
-        <w:rPr>
-          <w:rFonts w:eastAsia="Times New Roman"/>
-        </w:rPr>
-        <w:t>(2), 69–74.</w:t>
+        <w:t>BMJ, 366</w:t>
+      </w:r>
+      <w:r>
+        <w:rPr>
+          <w:rFonts w:eastAsia="Times New Roman"/>
+        </w:rPr>
+        <w:t>, l4898.</w:t>
       </w:r>
     </w:p>
     <w:p>
@@ -14544,52 +14183,19 @@
         <w:ind w:left="720" w:hanging="720"/>
       </w:pPr>
       <w:r>
-        <w:rPr>
-          <w:rFonts w:eastAsia="Times New Roman"/>
-        </w:rPr>
-        <w:t xml:space="preserve">Sterne, J. A. C., Savović, J., Page, M. J., Elbers, R. G., Blencowe, N. S., </w:t>
-      </w:r>
-      <w:proofErr w:type="spellStart"/>
-      <w:r>
-        <w:rPr>
-          <w:rFonts w:eastAsia="Times New Roman"/>
-        </w:rPr>
-        <w:t>Boutron</w:t>
-      </w:r>
-      <w:proofErr w:type="spellEnd"/>
-      <w:r>
-        <w:rPr>
-          <w:rFonts w:eastAsia="Times New Roman"/>
-        </w:rPr>
-        <w:t xml:space="preserve">, I., … Higgins, J. P. T. (2019). </w:t>
-      </w:r>
-      <w:proofErr w:type="spellStart"/>
-      <w:r>
-        <w:rPr>
-          <w:rFonts w:eastAsia="Times New Roman"/>
-        </w:rPr>
-        <w:t>RoB</w:t>
-      </w:r>
-      <w:proofErr w:type="spellEnd"/>
-      <w:r>
-        <w:rPr>
-          <w:rFonts w:eastAsia="Times New Roman"/>
-        </w:rPr>
-        <w:t xml:space="preserve"> 2: A revised tool for assessing risk of bias in </w:t>
-      </w:r>
-      <w:proofErr w:type="spellStart"/>
-      <w:r>
-        <w:rPr>
-          <w:rFonts w:eastAsia="Times New Roman"/>
-        </w:rPr>
-        <w:t>randomised</w:t>
-      </w:r>
-      <w:proofErr w:type="spellEnd"/>
-      <w:r>
-        <w:rPr>
-          <w:rFonts w:eastAsia="Times New Roman"/>
-        </w:rPr>
-        <w:t xml:space="preserve"> trials. </w:t>
+        <w:t>Stockings, E. A., Degenhardt, L., Dobbins, T., Lee, Y. Y., Erskine, H. E., Whiteford, H. A., &amp; Patton, G. (2016). Preventing depression and anxiety in young people: A review of the joint efficacy of universal, selective and indicated prevention. Psychological Medicine, 46(1), 11–26</w:t>
+      </w:r>
+    </w:p>
+    <w:p>
+      <w:pPr>
+        <w:spacing w:after="120" w:line="360" w:lineRule="auto"/>
+        <w:ind w:left="720" w:hanging="720"/>
+      </w:pPr>
+      <w:r>
+        <w:rPr>
+          <w:rFonts w:eastAsia="Times New Roman"/>
+        </w:rPr>
+        <w:t xml:space="preserve">Thapar, A., Collishaw, S., Pine, D. S., &amp; Thapar, A. K. (2012). Depression in adolescence. </w:t>
       </w:r>
       <w:r>
         <w:rPr>
@@ -14597,13 +14203,13 @@
           <w:i/>
           <w:iCs/>
         </w:rPr>
-        <w:t>BMJ, 366</w:t>
-      </w:r>
-      <w:r>
-        <w:rPr>
-          <w:rFonts w:eastAsia="Times New Roman"/>
-        </w:rPr>
-        <w:t>, l4898.</w:t>
+        <w:t>The Lancet, 379</w:t>
+      </w:r>
+      <w:r>
+        <w:rPr>
+          <w:rFonts w:eastAsia="Times New Roman"/>
+        </w:rPr>
+        <w:t>(9820), 1056–1067.</w:t>
       </w:r>
     </w:p>
     <w:p>
@@ -14612,19 +14218,10 @@
         <w:ind w:left="720" w:hanging="720"/>
       </w:pPr>
       <w:r>
-        <w:t>Stockings, E. A., Degenhardt, L., Dobbins, T., Lee, Y. Y., Erskine, H. E., Whiteford, H. A., &amp; Patton, G. (2016). Preventing depression and anxiety in young people: A review of the joint efficacy of universal, selective and indicated prevention. Psychological Medicine, 46(1), 11–26</w:t>
-      </w:r>
-    </w:p>
-    <w:p>
-      <w:pPr>
-        <w:spacing w:after="120" w:line="360" w:lineRule="auto"/>
-        <w:ind w:left="720" w:hanging="720"/>
-      </w:pPr>
-      <w:r>
-        <w:rPr>
-          <w:rFonts w:eastAsia="Times New Roman"/>
-        </w:rPr>
-        <w:t xml:space="preserve">Thapar, A., Collishaw, S., Pine, D. S., &amp; Thapar, A. K. (2012). Depression in adolescence. </w:t>
+        <w:rPr>
+          <w:rFonts w:eastAsia="Times New Roman"/>
+        </w:rPr>
+        <w:t xml:space="preserve">Tong, L., Panagiotopoulou, O.-M., Cuijpers, P., &amp; Karyotaki, E. (2024). The effectiveness of self-guided interventions in adults with depressive symptoms: A systematic review and meta-analysis. </w:t>
       </w:r>
       <w:r>
         <w:rPr>
@@ -14632,13 +14229,13 @@
           <w:i/>
           <w:iCs/>
         </w:rPr>
-        <w:t>The Lancet, 379</w:t>
-      </w:r>
-      <w:r>
-        <w:rPr>
-          <w:rFonts w:eastAsia="Times New Roman"/>
-        </w:rPr>
-        <w:t>(9820), 1056–1067.</w:t>
+        <w:t>eBioMedicine, 105</w:t>
+      </w:r>
+      <w:r>
+        <w:rPr>
+          <w:rFonts w:eastAsia="Times New Roman"/>
+        </w:rPr>
+        <w:t>, 105208.</w:t>
       </w:r>
     </w:p>
     <w:p>
@@ -14650,79 +14247,41 @@
         <w:rPr>
           <w:rFonts w:eastAsia="Times New Roman"/>
         </w:rPr>
-        <w:t xml:space="preserve">Tong, L., Panagiotopoulou, O.-M., Cuijpers, P., &amp; </w:t>
-      </w:r>
-      <w:proofErr w:type="spellStart"/>
-      <w:r>
-        <w:rPr>
-          <w:rFonts w:eastAsia="Times New Roman"/>
-        </w:rPr>
-        <w:t>Karyotaki</w:t>
-      </w:r>
-      <w:proofErr w:type="spellEnd"/>
-      <w:r>
-        <w:rPr>
-          <w:rFonts w:eastAsia="Times New Roman"/>
-        </w:rPr>
-        <w:t xml:space="preserve">, E. (2024). The effectiveness of self-guided interventions in adults with depressive symptoms: A systematic review and meta-analysis. </w:t>
-      </w:r>
-      <w:proofErr w:type="spellStart"/>
+        <w:t xml:space="preserve">Viechtbauer, W. (2010). Conducting meta-analyses in R with the metafor package. </w:t>
+      </w:r>
       <w:r>
         <w:rPr>
           <w:rFonts w:eastAsia="Times New Roman"/>
           <w:i/>
           <w:iCs/>
         </w:rPr>
-        <w:t>eBioMedicine</w:t>
-      </w:r>
-      <w:proofErr w:type="spellEnd"/>
+        <w:t>Journal of Statistical Software, 36</w:t>
+      </w:r>
+      <w:r>
+        <w:rPr>
+          <w:rFonts w:eastAsia="Times New Roman"/>
+        </w:rPr>
+        <w:t>(3), 1–48.</w:t>
+      </w:r>
+    </w:p>
+    <w:p>
+      <w:pPr>
+        <w:spacing w:after="120" w:line="360" w:lineRule="auto"/>
+        <w:ind w:left="720" w:hanging="720"/>
+      </w:pPr>
+      <w:r>
+        <w:rPr>
+          <w:rFonts w:eastAsia="Times New Roman"/>
+        </w:rPr>
+        <w:t xml:space="preserve">Weisz, J. R., Kuppens, S., Ng, M. Y., Eckshtain, D., Ugueto, A. M., Vaughn-Coaxum, R., … Fordwood, S. R. (2017). What five decades of research tells us about the effects of youth psychological therapy: A multilevel meta-analysis and implications for science and practice. </w:t>
+      </w:r>
       <w:r>
         <w:rPr>
           <w:rFonts w:eastAsia="Times New Roman"/>
           <w:i/>
           <w:iCs/>
         </w:rPr>
-        <w:t>, 105</w:t>
-      </w:r>
-      <w:r>
-        <w:rPr>
-          <w:rFonts w:eastAsia="Times New Roman"/>
-        </w:rPr>
-        <w:t>, 105208.</w:t>
-      </w:r>
-    </w:p>
-    <w:p>
-      <w:pPr>
-        <w:spacing w:after="120" w:line="360" w:lineRule="auto"/>
-        <w:ind w:left="720" w:hanging="720"/>
-      </w:pPr>
-      <w:proofErr w:type="spellStart"/>
-      <w:r>
-        <w:rPr>
-          <w:rFonts w:eastAsia="Times New Roman"/>
-        </w:rPr>
-        <w:t>Viechtbauer</w:t>
-      </w:r>
-      <w:proofErr w:type="spellEnd"/>
-      <w:r>
-        <w:rPr>
-          <w:rFonts w:eastAsia="Times New Roman"/>
-        </w:rPr>
-        <w:t xml:space="preserve">, W. (2010). Conducting meta-analyses in R with the </w:t>
-      </w:r>
-      <w:proofErr w:type="spellStart"/>
-      <w:r>
-        <w:rPr>
-          <w:rFonts w:eastAsia="Times New Roman"/>
-        </w:rPr>
-        <w:t>metafor</w:t>
-      </w:r>
-      <w:proofErr w:type="spellEnd"/>
-      <w:r>
-        <w:rPr>
-          <w:rFonts w:eastAsia="Times New Roman"/>
-        </w:rPr>
-        <w:t xml:space="preserve"> package. </w:t>
+        <w:t xml:space="preserve">American </w:t>
       </w:r>
       <w:r>
         <w:rPr>
@@ -14730,13 +14289,14 @@
           <w:i/>
           <w:iCs/>
         </w:rPr>
-        <w:t>Journal of Statistical Software, 36</w:t>
-      </w:r>
-      <w:r>
-        <w:rPr>
-          <w:rFonts w:eastAsia="Times New Roman"/>
-        </w:rPr>
-        <w:t>(3), 1–48.</w:t>
+        <w:lastRenderedPageBreak/>
+        <w:t>Psychologist, 72</w:t>
+      </w:r>
+      <w:r>
+        <w:rPr>
+          <w:rFonts w:eastAsia="Times New Roman"/>
+        </w:rPr>
+        <w:t>(2), 79–117.</w:t>
       </w:r>
     </w:p>
     <w:p>
@@ -14748,63 +14308,7 @@
         <w:rPr>
           <w:rFonts w:eastAsia="Times New Roman"/>
         </w:rPr>
-        <w:t xml:space="preserve">Weisz, J. R., </w:t>
-      </w:r>
-      <w:proofErr w:type="spellStart"/>
-      <w:r>
-        <w:rPr>
-          <w:rFonts w:eastAsia="Times New Roman"/>
-        </w:rPr>
-        <w:t>Kuppens</w:t>
-      </w:r>
-      <w:proofErr w:type="spellEnd"/>
-      <w:r>
-        <w:rPr>
-          <w:rFonts w:eastAsia="Times New Roman"/>
-        </w:rPr>
-        <w:t xml:space="preserve">, S., Ng, M. Y., </w:t>
-      </w:r>
-      <w:proofErr w:type="spellStart"/>
-      <w:r>
-        <w:rPr>
-          <w:rFonts w:eastAsia="Times New Roman"/>
-        </w:rPr>
-        <w:t>Eckshtain</w:t>
-      </w:r>
-      <w:proofErr w:type="spellEnd"/>
-      <w:r>
-        <w:rPr>
-          <w:rFonts w:eastAsia="Times New Roman"/>
-        </w:rPr>
-        <w:t xml:space="preserve">, D., </w:t>
-      </w:r>
-      <w:proofErr w:type="spellStart"/>
-      <w:r>
-        <w:rPr>
-          <w:rFonts w:eastAsia="Times New Roman"/>
-        </w:rPr>
-        <w:t>Ugueto</w:t>
-      </w:r>
-      <w:proofErr w:type="spellEnd"/>
-      <w:r>
-        <w:rPr>
-          <w:rFonts w:eastAsia="Times New Roman"/>
-        </w:rPr>
-        <w:t xml:space="preserve">, A. M., Vaughn-Coaxum, R., … </w:t>
-      </w:r>
-      <w:proofErr w:type="spellStart"/>
-      <w:r>
-        <w:rPr>
-          <w:rFonts w:eastAsia="Times New Roman"/>
-        </w:rPr>
-        <w:t>Fordwood</w:t>
-      </w:r>
-      <w:proofErr w:type="spellEnd"/>
-      <w:r>
-        <w:rPr>
-          <w:rFonts w:eastAsia="Times New Roman"/>
-        </w:rPr>
-        <w:t xml:space="preserve">, S. R. (2017). What five decades of research tells us about the effects of youth psychological therapy: A multilevel meta-analysis and implications for science and practice. </w:t>
+        <w:t xml:space="preserve">World Health Organization. (2020). </w:t>
       </w:r>
       <w:r>
         <w:rPr>
@@ -14812,22 +14316,32 @@
           <w:i/>
           <w:iCs/>
         </w:rPr>
-        <w:t xml:space="preserve">American </w:t>
-      </w:r>
-      <w:r>
-        <w:rPr>
-          <w:rFonts w:eastAsia="Times New Roman"/>
+        <w:t>Depression</w:t>
+      </w:r>
+      <w:r>
+        <w:rPr>
+          <w:rFonts w:eastAsia="Times New Roman"/>
+        </w:rPr>
+        <w:t>. WHO.</w:t>
+      </w:r>
+    </w:p>
+    <w:p>
+      <w:pPr>
+        <w:spacing w:after="120" w:line="360" w:lineRule="auto"/>
+        <w:ind w:left="720" w:hanging="720"/>
+      </w:pPr>
+      <w:r>
+        <w:t xml:space="preserve">World Health Organization. (2021). </w:t>
+      </w:r>
+      <w:r>
+        <w:rPr>
           <w:i/>
           <w:iCs/>
         </w:rPr>
-        <w:lastRenderedPageBreak/>
-        <w:t>Psychologist, 72</w:t>
-      </w:r>
-      <w:r>
-        <w:rPr>
-          <w:rFonts w:eastAsia="Times New Roman"/>
-        </w:rPr>
-        <w:t>(2), 79–117.</w:t>
+        <w:t>Mental health atlas 2020</w:t>
+      </w:r>
+      <w:r>
+        <w:t>. World Health Organization.</w:t>
       </w:r>
     </w:p>
     <w:p>
@@ -14839,7 +14353,7 @@
         <w:rPr>
           <w:rFonts w:eastAsia="Times New Roman"/>
         </w:rPr>
-        <w:t xml:space="preserve">World Health Organization. (2020). </w:t>
+        <w:t xml:space="preserve">World Health Organization. (2022). </w:t>
       </w:r>
       <w:r>
         <w:rPr>
@@ -14847,7 +14361,7 @@
           <w:i/>
           <w:iCs/>
         </w:rPr>
-        <w:t>Depression</w:t>
+        <w:t>World mental health report: Transforming mental health for all</w:t>
       </w:r>
       <w:r>
         <w:rPr>
@@ -14862,17 +14376,17 @@
         <w:ind w:left="720" w:hanging="720"/>
       </w:pPr>
       <w:r>
-        <w:t xml:space="preserve">World Health Organization. (2021). </w:t>
+        <w:t xml:space="preserve">Yap, M. B. H., Pilkington, P. D., Ryan, S. M., &amp; Jorm, A. F. (2014). Parental factors associated with depression and anxiety in young people: A systematic review and meta-analysis. </w:t>
       </w:r>
       <w:r>
         <w:rPr>
           <w:i/>
           <w:iCs/>
         </w:rPr>
-        <w:t>Mental health atlas 2020</w:t>
-      </w:r>
-      <w:r>
-        <w:t>. World Health Organization.</w:t>
+        <w:t>Journal of Affective Disorders, 156</w:t>
+      </w:r>
+      <w:r>
+        <w:t>, 8–23.</w:t>
       </w:r>
     </w:p>
     <w:p>
@@ -14884,7 +14398,7 @@
         <w:rPr>
           <w:rFonts w:eastAsia="Times New Roman"/>
         </w:rPr>
-        <w:t xml:space="preserve">World Health Organization. (2022). </w:t>
+        <w:t xml:space="preserve">Zhou, Q., Fan, L., &amp; Yin, Z. (2018). Association between family socioeconomic status and depressive symptoms among Chinese adolescents: Evidence from a national household survey. </w:t>
       </w:r>
       <w:r>
         <w:rPr>
@@ -14892,59 +14406,6 @@
           <w:i/>
           <w:iCs/>
         </w:rPr>
-        <w:t>World mental health report: Transforming mental health for all</w:t>
-      </w:r>
-      <w:r>
-        <w:rPr>
-          <w:rFonts w:eastAsia="Times New Roman"/>
-        </w:rPr>
-        <w:t>. WHO.</w:t>
-      </w:r>
-    </w:p>
-    <w:p>
-      <w:pPr>
-        <w:spacing w:after="120" w:line="360" w:lineRule="auto"/>
-        <w:ind w:left="720" w:hanging="720"/>
-      </w:pPr>
-      <w:r>
-        <w:t xml:space="preserve">Yap, M. B. H., Pilkington, P. D., Ryan, S. M., &amp; </w:t>
-      </w:r>
-      <w:proofErr w:type="spellStart"/>
-      <w:r>
-        <w:t>Jorm</w:t>
-      </w:r>
-      <w:proofErr w:type="spellEnd"/>
-      <w:r>
-        <w:t xml:space="preserve">, A. F. (2014). Parental factors associated with depression and anxiety in young people: A systematic review and meta-analysis. </w:t>
-      </w:r>
-      <w:r>
-        <w:rPr>
-          <w:i/>
-          <w:iCs/>
-        </w:rPr>
-        <w:t>Journal of Affective Disorders, 156</w:t>
-      </w:r>
-      <w:r>
-        <w:t>, 8–23.</w:t>
-      </w:r>
-    </w:p>
-    <w:p>
-      <w:pPr>
-        <w:spacing w:after="120" w:line="360" w:lineRule="auto"/>
-        <w:ind w:left="720" w:hanging="720"/>
-      </w:pPr>
-      <w:r>
-        <w:rPr>
-          <w:rFonts w:eastAsia="Times New Roman"/>
-        </w:rPr>
-        <w:t xml:space="preserve">Zhou, Q., Fan, L., &amp; Yin, Z. (2018). Association between family socioeconomic status and depressive symptoms among Chinese adolescents: Evidence from a national household survey. </w:t>
-      </w:r>
-      <w:r>
-        <w:rPr>
-          <w:rFonts w:eastAsia="Times New Roman"/>
-          <w:i/>
-          <w:iCs/>
-        </w:rPr>
         <w:t>Psychiatry Research, 259</w:t>
       </w:r>
       <w:r>
@@ -14995,21 +14456,7 @@
         <w:rPr>
           <w:rFonts w:eastAsia="Times New Roman"/>
         </w:rPr>
-        <w:t>"Adolescent"[</w:t>
-      </w:r>
-      <w:proofErr w:type="spellStart"/>
-      <w:r>
-        <w:rPr>
-          <w:rFonts w:eastAsia="Times New Roman"/>
-        </w:rPr>
-        <w:t>MeSH</w:t>
-      </w:r>
-      <w:proofErr w:type="spellEnd"/>
-      <w:r>
-        <w:rPr>
-          <w:rFonts w:eastAsia="Times New Roman"/>
-        </w:rPr>
-        <w:t xml:space="preserve">] OR </w:t>
+        <w:t xml:space="preserve">"Adolescent"[MeSH] OR </w:t>
       </w:r>
       <w:proofErr w:type="gramStart"/>
       <w:r>
@@ -15044,35 +14491,7 @@
         <w:rPr>
           <w:rFonts w:eastAsia="Times New Roman"/>
         </w:rPr>
-        <w:t>"Depressive Disorder"[</w:t>
-      </w:r>
-      <w:proofErr w:type="spellStart"/>
-      <w:r>
-        <w:rPr>
-          <w:rFonts w:eastAsia="Times New Roman"/>
-        </w:rPr>
-        <w:t>MeSH</w:t>
-      </w:r>
-      <w:proofErr w:type="spellEnd"/>
-      <w:r>
-        <w:rPr>
-          <w:rFonts w:eastAsia="Times New Roman"/>
-        </w:rPr>
-        <w:t>] OR "Depression"[</w:t>
-      </w:r>
-      <w:proofErr w:type="spellStart"/>
-      <w:r>
-        <w:rPr>
-          <w:rFonts w:eastAsia="Times New Roman"/>
-        </w:rPr>
-        <w:t>MeSH</w:t>
-      </w:r>
-      <w:proofErr w:type="spellEnd"/>
-      <w:r>
-        <w:rPr>
-          <w:rFonts w:eastAsia="Times New Roman"/>
-        </w:rPr>
-        <w:t xml:space="preserve">] OR </w:t>
+        <w:t xml:space="preserve">"Depressive Disorder"[MeSH] OR "Depression"[MeSH] OR </w:t>
       </w:r>
       <w:proofErr w:type="gramStart"/>
       <w:r>
@@ -15107,35 +14526,7 @@
         <w:rPr>
           <w:rFonts w:eastAsia="Times New Roman"/>
         </w:rPr>
-        <w:t>"Cognitive Behavioral Therapy"[</w:t>
-      </w:r>
-      <w:proofErr w:type="spellStart"/>
-      <w:r>
-        <w:rPr>
-          <w:rFonts w:eastAsia="Times New Roman"/>
-        </w:rPr>
-        <w:t>MeSH</w:t>
-      </w:r>
-      <w:proofErr w:type="spellEnd"/>
-      <w:r>
-        <w:rPr>
-          <w:rFonts w:eastAsia="Times New Roman"/>
-        </w:rPr>
-        <w:t xml:space="preserve">] OR "cognitive behavioral therapy"[Title/Abstract] OR "cognitive </w:t>
-      </w:r>
-      <w:proofErr w:type="spellStart"/>
-      <w:r>
-        <w:rPr>
-          <w:rFonts w:eastAsia="Times New Roman"/>
-        </w:rPr>
-        <w:t>behaviour</w:t>
-      </w:r>
-      <w:proofErr w:type="spellEnd"/>
-      <w:r>
-        <w:rPr>
-          <w:rFonts w:eastAsia="Times New Roman"/>
-        </w:rPr>
-        <w:t xml:space="preserve"> therapy"[Title/Abstract] OR CBT[Title/Abstract] OR "cognitive therapy"[Title/Abstract]</w:t>
+        <w:t>"Cognitive Behavioral Therapy"[MeSH] OR "cognitive behavioral therapy"[Title/Abstract] OR "cognitive behaviour therapy"[Title/Abstract] OR CBT[Title/Abstract] OR "cognitive therapy"[Title/Abstract]</w:t>
       </w:r>
     </w:p>
     <w:p>
@@ -15156,133 +14547,7 @@
         <w:rPr>
           <w:rFonts w:eastAsia="Times New Roman"/>
         </w:rPr>
-        <w:t>(adapted from Tong et al., 2024) "Bibliotherapy"[</w:t>
-      </w:r>
-      <w:proofErr w:type="spellStart"/>
-      <w:r>
-        <w:rPr>
-          <w:rFonts w:eastAsia="Times New Roman"/>
-        </w:rPr>
-        <w:t>MeSH</w:t>
-      </w:r>
-      <w:proofErr w:type="spellEnd"/>
-      <w:r>
-        <w:rPr>
-          <w:rFonts w:eastAsia="Times New Roman"/>
-        </w:rPr>
-        <w:t xml:space="preserve">] OR </w:t>
-      </w:r>
-      <w:proofErr w:type="spellStart"/>
-      <w:r>
-        <w:rPr>
-          <w:rFonts w:eastAsia="Times New Roman"/>
-        </w:rPr>
-        <w:t>bibliotherap</w:t>
-      </w:r>
-      <w:proofErr w:type="spellEnd"/>
-      <w:r>
-        <w:rPr>
-          <w:rFonts w:eastAsia="Times New Roman"/>
-        </w:rPr>
-        <w:t>*[Title/Abstract] OR "self-help"[Title/Abstract] OR "</w:t>
-      </w:r>
-      <w:proofErr w:type="spellStart"/>
-      <w:r>
-        <w:rPr>
-          <w:rFonts w:eastAsia="Times New Roman"/>
-        </w:rPr>
-        <w:t>self help</w:t>
-      </w:r>
-      <w:proofErr w:type="spellEnd"/>
-      <w:r>
-        <w:rPr>
-          <w:rFonts w:eastAsia="Times New Roman"/>
-        </w:rPr>
-        <w:t xml:space="preserve">"[Title/Abstract] OR </w:t>
-      </w:r>
-      <w:proofErr w:type="spellStart"/>
-      <w:r>
-        <w:rPr>
-          <w:rFonts w:eastAsia="Times New Roman"/>
-        </w:rPr>
-        <w:t>selfhelp</w:t>
-      </w:r>
-      <w:proofErr w:type="spellEnd"/>
-      <w:r>
-        <w:rPr>
-          <w:rFonts w:eastAsia="Times New Roman"/>
-        </w:rPr>
-        <w:t>[Title/Abstract] OR workbook[Title/Abstract] OR manual[Title/Abstract] OR "Telemedicine"[</w:t>
-      </w:r>
-      <w:proofErr w:type="spellStart"/>
-      <w:r>
-        <w:rPr>
-          <w:rFonts w:eastAsia="Times New Roman"/>
-        </w:rPr>
-        <w:t>MeSH</w:t>
-      </w:r>
-      <w:proofErr w:type="spellEnd"/>
-      <w:r>
-        <w:rPr>
-          <w:rFonts w:eastAsia="Times New Roman"/>
-        </w:rPr>
-        <w:t>] OR "Mobile Applications"[</w:t>
-      </w:r>
-      <w:proofErr w:type="spellStart"/>
-      <w:r>
-        <w:rPr>
-          <w:rFonts w:eastAsia="Times New Roman"/>
-        </w:rPr>
-        <w:t>MeSH</w:t>
-      </w:r>
-      <w:proofErr w:type="spellEnd"/>
-      <w:r>
-        <w:rPr>
-          <w:rFonts w:eastAsia="Times New Roman"/>
-        </w:rPr>
-        <w:t>] OR "Therapy, Computer-Assisted"[</w:t>
-      </w:r>
-      <w:proofErr w:type="spellStart"/>
-      <w:r>
-        <w:rPr>
-          <w:rFonts w:eastAsia="Times New Roman"/>
-        </w:rPr>
-        <w:t>MeSH</w:t>
-      </w:r>
-      <w:proofErr w:type="spellEnd"/>
-      <w:r>
-        <w:rPr>
-          <w:rFonts w:eastAsia="Times New Roman"/>
-        </w:rPr>
-        <w:t xml:space="preserve">] OR telehealth[Title/Abstract] OR e-health[Title/Abstract] OR m-health[Title/Abstract] OR </w:t>
-      </w:r>
-      <w:proofErr w:type="spellStart"/>
-      <w:r>
-        <w:rPr>
-          <w:rFonts w:eastAsia="Times New Roman"/>
-        </w:rPr>
-        <w:t>mhealth</w:t>
-      </w:r>
-      <w:proofErr w:type="spellEnd"/>
-      <w:r>
-        <w:rPr>
-          <w:rFonts w:eastAsia="Times New Roman"/>
-        </w:rPr>
-        <w:t xml:space="preserve">[Title/Abstract] OR </w:t>
-      </w:r>
-      <w:proofErr w:type="spellStart"/>
-      <w:r>
-        <w:rPr>
-          <w:rFonts w:eastAsia="Times New Roman"/>
-        </w:rPr>
-        <w:t>ehealth</w:t>
-      </w:r>
-      <w:proofErr w:type="spellEnd"/>
-      <w:r>
-        <w:rPr>
-          <w:rFonts w:eastAsia="Times New Roman"/>
-        </w:rPr>
-        <w:t>[Title/Abstract] OR "internet-based"[Title/Abstract] OR "web-based"[Title/Abstract] OR online[Title/Abstract] OR app[Title/Abstract] OR smartphone[Title/Abstract] OR digital[Title/Abstract]</w:t>
+        <w:t>(adapted from Tong et al., 2024) "Bibliotherapy"[MeSH] OR bibliotherap*[Title/Abstract] OR "self-help"[Title/Abstract] OR "self help"[Title/Abstract] OR selfhelp[Title/Abstract] OR workbook[Title/Abstract] OR manual[Title/Abstract] OR "Telemedicine"[MeSH] OR "Mobile Applications"[MeSH] OR "Therapy, Computer-Assisted"[MeSH] OR telehealth[Title/Abstract] OR e-health[Title/Abstract] OR m-health[Title/Abstract] OR mhealth[Title/Abstract] OR ehealth[Title/Abstract] OR "internet-based"[Title/Abstract] OR "web-based"[Title/Abstract] OR online[Title/Abstract] OR app[Title/Abstract] OR smartphone[Title/Abstract] OR digital[Title/Abstract]</w:t>
       </w:r>
     </w:p>
     <w:p>
@@ -15326,21 +14591,7 @@
         <w:rPr>
           <w:rFonts w:eastAsia="Times New Roman"/>
         </w:rPr>
-        <w:t xml:space="preserve">CBT components were coded using the component framework of Furukawa et al. (2021). The abbreviations used in the </w:t>
-      </w:r>
-      <w:proofErr w:type="spellStart"/>
-      <w:r>
-        <w:rPr>
-          <w:rFonts w:eastAsia="Times New Roman"/>
-        </w:rPr>
-        <w:t>Study_Info</w:t>
-      </w:r>
-      <w:proofErr w:type="spellEnd"/>
-      <w:r>
-        <w:rPr>
-          <w:rFonts w:eastAsia="Times New Roman"/>
-        </w:rPr>
-        <w:t xml:space="preserve"> data-extraction sheet are as follows:</w:t>
+        <w:t>CBT components were coded using the component framework of Furukawa et al. (2021). The abbreviations used in the Study_Info data-extraction sheet are as follows:</w:t>
       </w:r>
     </w:p>
     <w:tbl>
@@ -15493,7 +14744,6 @@
               <w:spacing w:line="276" w:lineRule="auto"/>
               <w:jc w:val="center"/>
             </w:pPr>
-            <w:proofErr w:type="spellStart"/>
             <w:r>
               <w:rPr>
                 <w:rFonts w:eastAsia="Times New Roman"/>
@@ -15504,7 +14754,6 @@
               </w:rPr>
               <w:t>cr</w:t>
             </w:r>
-            <w:proofErr w:type="spellEnd"/>
           </w:p>
         </w:tc>
         <w:tc>
@@ -15602,7 +14851,6 @@
               <w:spacing w:line="276" w:lineRule="auto"/>
               <w:jc w:val="center"/>
             </w:pPr>
-            <w:proofErr w:type="spellStart"/>
             <w:r>
               <w:rPr>
                 <w:rFonts w:eastAsia="Times New Roman"/>
@@ -15613,7 +14861,6 @@
               </w:rPr>
               <w:t>ba</w:t>
             </w:r>
-            <w:proofErr w:type="spellEnd"/>
           </w:p>
         </w:tc>
         <w:tc>
@@ -15702,7 +14949,6 @@
               <w:spacing w:line="276" w:lineRule="auto"/>
               <w:jc w:val="center"/>
             </w:pPr>
-            <w:proofErr w:type="spellStart"/>
             <w:r>
               <w:rPr>
                 <w:rFonts w:eastAsia="Times New Roman"/>
@@ -15713,7 +14959,6 @@
               </w:rPr>
               <w:t>ps</w:t>
             </w:r>
-            <w:proofErr w:type="spellEnd"/>
           </w:p>
         </w:tc>
         <w:tc>
@@ -15802,7 +15047,6 @@
               <w:spacing w:line="276" w:lineRule="auto"/>
               <w:jc w:val="center"/>
             </w:pPr>
-            <w:proofErr w:type="spellStart"/>
             <w:r>
               <w:rPr>
                 <w:rFonts w:eastAsia="Times New Roman"/>
@@ -15813,7 +15057,6 @@
               </w:rPr>
               <w:t>rx</w:t>
             </w:r>
-            <w:proofErr w:type="spellEnd"/>
           </w:p>
         </w:tc>
         <w:tc>
@@ -15902,7 +15145,6 @@
               <w:spacing w:line="276" w:lineRule="auto"/>
               <w:jc w:val="center"/>
             </w:pPr>
-            <w:proofErr w:type="spellStart"/>
             <w:r>
               <w:rPr>
                 <w:rFonts w:eastAsia="Times New Roman"/>
@@ -15913,7 +15155,6 @@
               </w:rPr>
               <w:t>ist</w:t>
             </w:r>
-            <w:proofErr w:type="spellEnd"/>
           </w:p>
         </w:tc>
         <w:tc>
@@ -16100,7 +15341,6 @@
               <w:spacing w:line="276" w:lineRule="auto"/>
               <w:jc w:val="center"/>
             </w:pPr>
-            <w:proofErr w:type="spellStart"/>
             <w:r>
               <w:rPr>
                 <w:rFonts w:eastAsia="Times New Roman"/>
@@ -16111,7 +15351,6 @@
               </w:rPr>
               <w:t>hw</w:t>
             </w:r>
-            <w:proofErr w:type="spellEnd"/>
           </w:p>
         </w:tc>
         <w:tc>
@@ -16200,7 +15439,6 @@
               <w:spacing w:line="276" w:lineRule="auto"/>
               <w:jc w:val="center"/>
             </w:pPr>
-            <w:proofErr w:type="spellStart"/>
             <w:r>
               <w:rPr>
                 <w:rFonts w:eastAsia="Times New Roman"/>
@@ -16211,7 +15449,6 @@
               </w:rPr>
               <w:t>rp</w:t>
             </w:r>
-            <w:proofErr w:type="spellEnd"/>
           </w:p>
         </w:tc>
         <w:tc>
@@ -16612,7 +15849,7 @@
               <w:spacing w:line="276" w:lineRule="auto"/>
               <w:jc w:val="center"/>
             </w:pPr>
-            <w:bookmarkStart w:id="30" w:name="_Hlk228529360"/>
+            <w:bookmarkStart w:id="33" w:name="_Hlk228529360"/>
             <w:r>
               <w:rPr>
                 <w:rFonts w:eastAsia="Times New Roman"/>
@@ -16657,7 +15894,7 @@
           </w:p>
         </w:tc>
       </w:tr>
-      <w:bookmarkEnd w:id="30"/>
+      <w:bookmarkEnd w:id="33"/>
       <w:tr>
         <w:tc>
           <w:tcPr>
@@ -16781,11 +16018,11 @@
             <w:pPr>
               <w:spacing w:line="276" w:lineRule="auto"/>
             </w:pPr>
-            <w:bookmarkStart w:id="31" w:name="OLE_LINK5"/>
+            <w:bookmarkStart w:id="34" w:name="OLE_LINK5"/>
             <w:r>
               <w:t>Intervention is not CBT-based or lacks required CBT components (cognitive restructuring and at least one behavioral component)</w:t>
             </w:r>
-            <w:bookmarkEnd w:id="31"/>
+            <w:bookmarkEnd w:id="34"/>
           </w:p>
         </w:tc>
       </w:tr>
@@ -17113,7 +16350,7 @@
             <w:pPr>
               <w:spacing w:line="276" w:lineRule="auto"/>
             </w:pPr>
-            <w:bookmarkStart w:id="32" w:name="OLE_LINK6"/>
+            <w:bookmarkStart w:id="35" w:name="OLE_LINK6"/>
             <w:r>
               <w:rPr>
                 <w:rFonts w:eastAsia="Times New Roman"/>
@@ -17122,7 +16359,7 @@
               </w:rPr>
               <w:t>Conference abstract or protocol-only publication</w:t>
             </w:r>
-            <w:bookmarkEnd w:id="32"/>
+            <w:bookmarkEnd w:id="35"/>
           </w:p>
         </w:tc>
       </w:tr>
@@ -17216,7 +16453,7 @@
               <w:spacing w:line="276" w:lineRule="auto"/>
               <w:jc w:val="center"/>
             </w:pPr>
-            <w:bookmarkStart w:id="33" w:name="_Hlk228529567"/>
+            <w:bookmarkStart w:id="36" w:name="_Hlk228529567"/>
             <w:r>
               <w:rPr>
                 <w:rFonts w:eastAsia="Times New Roman"/>
@@ -17261,7 +16498,7 @@
           </w:p>
         </w:tc>
       </w:tr>
-      <w:bookmarkEnd w:id="33"/>
+      <w:bookmarkEnd w:id="36"/>
       <w:tr>
         <w:tc>
           <w:tcPr>
@@ -17690,25 +16927,7 @@
                 <w:sz w:val="20"/>
                 <w:szCs w:val="20"/>
               </w:rPr>
-              <w:t>Blueblaster (</w:t>
-            </w:r>
-            <w:proofErr w:type="spellStart"/>
-            <w:r>
-              <w:rPr>
-                <w:rFonts w:eastAsia="Times New Roman"/>
-                <w:sz w:val="20"/>
-                <w:szCs w:val="20"/>
-              </w:rPr>
-              <w:t>Makarushka</w:t>
-            </w:r>
-            <w:proofErr w:type="spellEnd"/>
-            <w:r>
-              <w:rPr>
-                <w:rFonts w:eastAsia="Times New Roman"/>
-                <w:sz w:val="20"/>
-                <w:szCs w:val="20"/>
-              </w:rPr>
-              <w:t>, 2011)</w:t>
+              <w:t>Blueblaster (Makarushka, 2011)</w:t>
             </w:r>
           </w:p>
         </w:tc>
@@ -17862,23 +17081,13 @@
             <w:pPr>
               <w:spacing w:line="276" w:lineRule="auto"/>
             </w:pPr>
-            <w:proofErr w:type="spellStart"/>
-            <w:r>
-              <w:rPr>
-                <w:rFonts w:eastAsia="Times New Roman"/>
-                <w:sz w:val="20"/>
-                <w:szCs w:val="20"/>
-              </w:rPr>
-              <w:t>BlueIce</w:t>
-            </w:r>
-            <w:proofErr w:type="spellEnd"/>
-            <w:r>
-              <w:rPr>
-                <w:rFonts w:eastAsia="Times New Roman"/>
-                <w:sz w:val="20"/>
-                <w:szCs w:val="20"/>
-              </w:rPr>
-              <w:t xml:space="preserve"> (Stallard et al., 2024)</w:t>
+            <w:r>
+              <w:rPr>
+                <w:rFonts w:eastAsia="Times New Roman"/>
+                <w:sz w:val="20"/>
+                <w:szCs w:val="20"/>
+              </w:rPr>
+              <w:t>BlueIce (Stallard et al., 2024)</w:t>
             </w:r>
           </w:p>
         </w:tc>
@@ -18192,23 +17401,13 @@
             <w:pPr>
               <w:spacing w:line="276" w:lineRule="auto"/>
             </w:pPr>
-            <w:proofErr w:type="spellStart"/>
-            <w:r>
-              <w:rPr>
-                <w:rFonts w:eastAsia="Times New Roman"/>
-                <w:sz w:val="20"/>
-                <w:szCs w:val="20"/>
-              </w:rPr>
-              <w:t>ClearlyMe</w:t>
-            </w:r>
-            <w:proofErr w:type="spellEnd"/>
-            <w:r>
-              <w:rPr>
-                <w:rFonts w:eastAsia="Times New Roman"/>
-                <w:sz w:val="20"/>
-                <w:szCs w:val="20"/>
-              </w:rPr>
-              <w:t xml:space="preserve"> (O'Dea et al., 2023)</w:t>
+            <w:r>
+              <w:rPr>
+                <w:rFonts w:eastAsia="Times New Roman"/>
+                <w:sz w:val="20"/>
+                <w:szCs w:val="20"/>
+              </w:rPr>
+              <w:t>ClearlyMe (O'Dea et al., 2023)</w:t>
             </w:r>
           </w:p>
         </w:tc>
@@ -18858,41 +18057,13 @@
             <w:pPr>
               <w:spacing w:line="276" w:lineRule="auto"/>
             </w:pPr>
-            <w:proofErr w:type="spellStart"/>
-            <w:r>
-              <w:rPr>
-                <w:rFonts w:eastAsia="Times New Roman"/>
-                <w:sz w:val="20"/>
-                <w:szCs w:val="20"/>
-              </w:rPr>
-              <w:t>iCBT</w:t>
-            </w:r>
-            <w:proofErr w:type="spellEnd"/>
-            <w:r>
-              <w:rPr>
-                <w:rFonts w:eastAsia="Times New Roman"/>
-                <w:sz w:val="20"/>
-                <w:szCs w:val="20"/>
-              </w:rPr>
-              <w:t xml:space="preserve"> (</w:t>
-            </w:r>
-            <w:proofErr w:type="spellStart"/>
-            <w:r>
-              <w:rPr>
-                <w:rFonts w:eastAsia="Times New Roman"/>
-                <w:sz w:val="20"/>
-                <w:szCs w:val="20"/>
-              </w:rPr>
-              <w:t>Sekizaki</w:t>
-            </w:r>
-            <w:proofErr w:type="spellEnd"/>
-            <w:r>
-              <w:rPr>
-                <w:rFonts w:eastAsia="Times New Roman"/>
-                <w:sz w:val="20"/>
-                <w:szCs w:val="20"/>
-              </w:rPr>
-              <w:t xml:space="preserve"> et al., 2019)</w:t>
+            <w:r>
+              <w:rPr>
+                <w:rFonts w:eastAsia="Times New Roman"/>
+                <w:sz w:val="20"/>
+                <w:szCs w:val="20"/>
+              </w:rPr>
+              <w:t>iCBT (Sekizaki et al., 2019)</w:t>
             </w:r>
           </w:p>
         </w:tc>
@@ -19046,23 +18217,13 @@
             <w:pPr>
               <w:spacing w:line="276" w:lineRule="auto"/>
             </w:pPr>
-            <w:proofErr w:type="spellStart"/>
-            <w:r>
-              <w:rPr>
-                <w:rFonts w:eastAsia="Times New Roman"/>
-                <w:sz w:val="20"/>
-                <w:szCs w:val="20"/>
-              </w:rPr>
-              <w:t>iDOVE</w:t>
-            </w:r>
-            <w:proofErr w:type="spellEnd"/>
-            <w:r>
-              <w:rPr>
-                <w:rFonts w:eastAsia="Times New Roman"/>
-                <w:sz w:val="20"/>
-                <w:szCs w:val="20"/>
-              </w:rPr>
-              <w:t xml:space="preserve"> (Ranney et al., 2018)</w:t>
+            <w:r>
+              <w:rPr>
+                <w:rFonts w:eastAsia="Times New Roman"/>
+                <w:sz w:val="20"/>
+                <w:szCs w:val="20"/>
+              </w:rPr>
+              <w:t>iDOVE (Ranney et al., 2018)</w:t>
             </w:r>
           </w:p>
         </w:tc>
@@ -19536,43 +18697,14 @@
             <w:pPr>
               <w:spacing w:line="276" w:lineRule="auto"/>
             </w:pPr>
-            <w:proofErr w:type="spellStart"/>
-            <w:r>
-              <w:rPr>
-                <w:rFonts w:eastAsia="Times New Roman"/>
-                <w:sz w:val="20"/>
-                <w:szCs w:val="20"/>
-              </w:rPr>
-              <w:t>MoodGYM</w:t>
-            </w:r>
-            <w:proofErr w:type="spellEnd"/>
-            <w:r>
-              <w:rPr>
-                <w:rFonts w:eastAsia="Times New Roman"/>
-                <w:sz w:val="20"/>
-                <w:szCs w:val="20"/>
-              </w:rPr>
-              <w:t xml:space="preserve"> (</w:t>
-            </w:r>
-            <w:proofErr w:type="spellStart"/>
-            <w:r>
-              <w:rPr>
-                <w:rFonts w:eastAsia="Times New Roman"/>
-                <w:sz w:val="20"/>
-                <w:szCs w:val="20"/>
-              </w:rPr>
-              <w:t>Calear</w:t>
-            </w:r>
-            <w:proofErr w:type="spellEnd"/>
-            <w:r>
-              <w:rPr>
-                <w:rFonts w:eastAsia="Times New Roman"/>
-                <w:sz w:val="20"/>
-                <w:szCs w:val="20"/>
-              </w:rPr>
-              <w:t xml:space="preserve"> et al., 2009; Neil et al., 2009; </w:t>
-            </w:r>
-            <w:proofErr w:type="spellStart"/>
+            <w:r>
+              <w:rPr>
+                <w:rFonts w:eastAsia="Times New Roman"/>
+                <w:sz w:val="20"/>
+                <w:szCs w:val="20"/>
+              </w:rPr>
+              <w:t xml:space="preserve">MoodGYM (Calear et al., 2009; Neil et al., 2009; </w:t>
+            </w:r>
             <w:r>
               <w:rPr>
                 <w:rFonts w:eastAsia="Times New Roman"/>
@@ -19580,16 +18712,7 @@
                 <w:szCs w:val="20"/>
               </w:rPr>
               <w:lastRenderedPageBreak/>
-              <w:t>O'Kearney</w:t>
-            </w:r>
-            <w:proofErr w:type="spellEnd"/>
-            <w:r>
-              <w:rPr>
-                <w:rFonts w:eastAsia="Times New Roman"/>
-                <w:sz w:val="20"/>
-                <w:szCs w:val="20"/>
-              </w:rPr>
-              <w:t xml:space="preserve"> et al., 2009; Sethi, Campbell, &amp; Ellis, 2010)</w:t>
+              <w:t>O'Kearney et al., 2009; Sethi, Campbell, &amp; Ellis, 2010)</w:t>
             </w:r>
           </w:p>
         </w:tc>
@@ -20230,25 +19353,7 @@
                 <w:sz w:val="20"/>
                 <w:szCs w:val="20"/>
               </w:rPr>
-              <w:t xml:space="preserve">SPARX (Fleming et al., 2012, 2019; Merry et al., 2012; Bohr &amp; Merry et al., 2016; </w:t>
-            </w:r>
-            <w:proofErr w:type="spellStart"/>
-            <w:r>
-              <w:rPr>
-                <w:rFonts w:eastAsia="Times New Roman"/>
-                <w:sz w:val="20"/>
-                <w:szCs w:val="20"/>
-              </w:rPr>
-              <w:t>Poppelaars</w:t>
-            </w:r>
-            <w:proofErr w:type="spellEnd"/>
-            <w:r>
-              <w:rPr>
-                <w:rFonts w:eastAsia="Times New Roman"/>
-                <w:sz w:val="20"/>
-                <w:szCs w:val="20"/>
-              </w:rPr>
-              <w:t xml:space="preserve"> et al., 2016; Perry et al., 2017; Lucassen et al., 2020; Bohr et al., 2023)</w:t>
+              <w:t>SPARX (Fleming et al., 2012, 2019; Merry et al., 2012; Bohr &amp; Merry et al., 2016; Poppelaars et al., 2016; Perry et al., 2017; Lucassen et al., 2020; Bohr et al., 2023)</w:t>
             </w:r>
           </w:p>
         </w:tc>
@@ -20722,23 +19827,13 @@
             <w:pPr>
               <w:spacing w:line="276" w:lineRule="auto"/>
             </w:pPr>
-            <w:proofErr w:type="spellStart"/>
-            <w:r>
-              <w:rPr>
-                <w:rFonts w:eastAsia="Times New Roman"/>
-                <w:sz w:val="20"/>
-                <w:szCs w:val="20"/>
-              </w:rPr>
-              <w:t>WeClick</w:t>
-            </w:r>
-            <w:proofErr w:type="spellEnd"/>
-            <w:r>
-              <w:rPr>
-                <w:rFonts w:eastAsia="Times New Roman"/>
-                <w:sz w:val="20"/>
-                <w:szCs w:val="20"/>
-              </w:rPr>
-              <w:t xml:space="preserve"> (O'Dea et al., 2020)</w:t>
+            <w:r>
+              <w:rPr>
+                <w:rFonts w:eastAsia="Times New Roman"/>
+                <w:sz w:val="20"/>
+                <w:szCs w:val="20"/>
+              </w:rPr>
+              <w:t>WeClick (O'Dea et al., 2020)</w:t>
             </w:r>
           </w:p>
         </w:tc>
@@ -21155,7 +20250,6 @@
             <w:pPr>
               <w:spacing w:line="276" w:lineRule="auto"/>
             </w:pPr>
-            <w:proofErr w:type="spellStart"/>
             <w:r>
               <w:rPr>
                 <w:rFonts w:eastAsia="Times New Roman"/>
@@ -21167,7 +20261,6 @@
               <w:lastRenderedPageBreak/>
               <w:t>BlueIce</w:t>
             </w:r>
-            <w:proofErr w:type="spellEnd"/>
           </w:p>
         </w:tc>
         <w:tc>
@@ -21191,23 +20284,13 @@
             <w:pPr>
               <w:spacing w:line="276" w:lineRule="auto"/>
             </w:pPr>
-            <w:proofErr w:type="spellStart"/>
-            <w:r>
-              <w:rPr>
-                <w:rFonts w:eastAsia="Times New Roman"/>
-                <w:sz w:val="20"/>
-                <w:szCs w:val="20"/>
-              </w:rPr>
-              <w:t>BlueIce</w:t>
-            </w:r>
-            <w:proofErr w:type="spellEnd"/>
-            <w:r>
-              <w:rPr>
-                <w:rFonts w:eastAsia="Times New Roman"/>
-                <w:sz w:val="20"/>
-                <w:szCs w:val="20"/>
-              </w:rPr>
-              <w:t xml:space="preserve"> is a password-protected, prescription-based application targeting young people who self-harm, integrating approaches from CBT and DBT. The application contains three sections. On entry, the user rates their mood; if low, they are routed to a mood-lifting section (also accessible from the main menu) offering eight personalized activities: Get Active (physical activity), Do Something (enjoyable activities), Chill and Relax (mindfulness audio), Thinking Traps (thought records), Good Times (positive memory album), Contact Friends (supportive contacts), Listen and Relax (uplifting music), and Ride it Out (DBT distress-tolerance techniques, including ice-dive exercises). After this section, the user re-rates their mood; if mood remains low, the app guides them to a final section providing emergency support contact information.</w:t>
+            <w:r>
+              <w:rPr>
+                <w:rFonts w:eastAsia="Times New Roman"/>
+                <w:sz w:val="20"/>
+                <w:szCs w:val="20"/>
+              </w:rPr>
+              <w:t>BlueIce is a password-protected, prescription-based application targeting young people who self-harm, integrating approaches from CBT and DBT. The application contains three sections. On entry, the user rates their mood; if low, they are routed to a mood-lifting section (also accessible from the main menu) offering eight personalized activities: Get Active (physical activity), Do Something (enjoyable activities), Chill and Relax (mindfulness audio), Thinking Traps (thought records), Good Times (positive memory album), Contact Friends (supportive contacts), Listen and Relax (uplifting music), and Ride it Out (DBT distress-tolerance techniques, including ice-dive exercises). After this section, the user re-rates their mood; if mood remains low, the app guides them to a final section providing emergency support contact information.</w:t>
             </w:r>
           </w:p>
         </w:tc>
@@ -21362,7 +20445,6 @@
             <w:pPr>
               <w:spacing w:line="276" w:lineRule="auto"/>
             </w:pPr>
-            <w:proofErr w:type="spellStart"/>
             <w:r>
               <w:rPr>
                 <w:rFonts w:eastAsia="Times New Roman"/>
@@ -21373,7 +20455,6 @@
               </w:rPr>
               <w:t>ClearlyMe</w:t>
             </w:r>
-            <w:proofErr w:type="spellEnd"/>
           </w:p>
         </w:tc>
         <w:tc>
@@ -21397,41 +20478,13 @@
             <w:pPr>
               <w:spacing w:line="276" w:lineRule="auto"/>
             </w:pPr>
-            <w:proofErr w:type="spellStart"/>
-            <w:r>
-              <w:rPr>
-                <w:rFonts w:eastAsia="Times New Roman"/>
-                <w:sz w:val="20"/>
-                <w:szCs w:val="20"/>
-              </w:rPr>
-              <w:t>ClearlyMe</w:t>
-            </w:r>
-            <w:proofErr w:type="spellEnd"/>
-            <w:r>
-              <w:rPr>
-                <w:rFonts w:eastAsia="Times New Roman"/>
-                <w:sz w:val="20"/>
-                <w:szCs w:val="20"/>
-              </w:rPr>
-              <w:t xml:space="preserve"> is a free, self-directed, non-sequential smartphone app based on CBT for depression management, developed by the Black Dog Institute (UNSW Sydney). Its content comprises 37 brief activities (under 10 minutes each) and 9 themed collections (under 20 minutes each), covering psychoeducation, cognitive restructuring, emotion awareness, activity scheduling, relaxation, and mindfulness. Key features include </w:t>
-            </w:r>
-            <w:proofErr w:type="spellStart"/>
-            <w:r>
-              <w:rPr>
-                <w:rFonts w:eastAsia="Times New Roman"/>
-                <w:sz w:val="20"/>
-                <w:szCs w:val="20"/>
-              </w:rPr>
-              <w:t>MoodCheck</w:t>
-            </w:r>
-            <w:proofErr w:type="spellEnd"/>
-            <w:r>
-              <w:rPr>
-                <w:rFonts w:eastAsia="Times New Roman"/>
-                <w:sz w:val="20"/>
-                <w:szCs w:val="20"/>
-              </w:rPr>
-              <w:t xml:space="preserve"> (mood </w:t>
+            <w:r>
+              <w:rPr>
+                <w:rFonts w:eastAsia="Times New Roman"/>
+                <w:sz w:val="20"/>
+                <w:szCs w:val="20"/>
+              </w:rPr>
+              <w:t xml:space="preserve">ClearlyMe is a free, self-directed, non-sequential smartphone app based on CBT for depression management, developed by the Black Dog Institute (UNSW Sydney). Its content comprises 37 brief activities (under 10 minutes each) and 9 themed collections (under 20 minutes each), covering psychoeducation, cognitive restructuring, emotion awareness, activity scheduling, relaxation, and mindfulness. Key features include MoodCheck (mood </w:t>
             </w:r>
             <w:r>
               <w:rPr>
@@ -21440,25 +20493,7 @@
                 <w:szCs w:val="20"/>
               </w:rPr>
               <w:lastRenderedPageBreak/>
-              <w:t xml:space="preserve">tracking), </w:t>
-            </w:r>
-            <w:proofErr w:type="spellStart"/>
-            <w:r>
-              <w:rPr>
-                <w:rFonts w:eastAsia="Times New Roman"/>
-                <w:sz w:val="20"/>
-                <w:szCs w:val="20"/>
-              </w:rPr>
-              <w:t>MindHacks</w:t>
-            </w:r>
-            <w:proofErr w:type="spellEnd"/>
-            <w:r>
-              <w:rPr>
-                <w:rFonts w:eastAsia="Times New Roman"/>
-                <w:sz w:val="20"/>
-                <w:szCs w:val="20"/>
-              </w:rPr>
-              <w:t xml:space="preserve"> (in-the-moment coping strategies), and adolescent-led video stories on mental health experiences. Support systems include in-app reminders, favorites/save functions, a Get Help referral section, and on-demand technical support.</w:t>
+              <w:t>tracking), MindHacks (in-the-moment coping strategies), and adolescent-led video stories on mental health experiences. Support systems include in-app reminders, favorites/save functions, a Get Help referral section, and on-demand technical support.</w:t>
             </w:r>
           </w:p>
         </w:tc>
@@ -21844,7 +20879,6 @@
             <w:pPr>
               <w:spacing w:line="276" w:lineRule="auto"/>
             </w:pPr>
-            <w:proofErr w:type="spellStart"/>
             <w:r>
               <w:rPr>
                 <w:rFonts w:eastAsia="Times New Roman"/>
@@ -21855,7 +20889,6 @@
               </w:rPr>
               <w:t>iCBT</w:t>
             </w:r>
-            <w:proofErr w:type="spellEnd"/>
           </w:p>
         </w:tc>
         <w:tc>
@@ -21885,25 +20918,7 @@
                 <w:sz w:val="20"/>
                 <w:szCs w:val="20"/>
               </w:rPr>
-              <w:t xml:space="preserve">This Japanese </w:t>
-            </w:r>
-            <w:proofErr w:type="spellStart"/>
-            <w:r>
-              <w:rPr>
-                <w:rFonts w:eastAsia="Times New Roman"/>
-                <w:sz w:val="20"/>
-                <w:szCs w:val="20"/>
-              </w:rPr>
-              <w:t>iCBT</w:t>
-            </w:r>
-            <w:proofErr w:type="spellEnd"/>
-            <w:r>
-              <w:rPr>
-                <w:rFonts w:eastAsia="Times New Roman"/>
-                <w:sz w:val="20"/>
-                <w:szCs w:val="20"/>
-              </w:rPr>
-              <w:t xml:space="preserve"> intervention combines group education with computer-based CBT training. The group education lecture covers the relationship between cognition, mood, and behavior; introduces CBT; and presents its benefits as stress-management skills with real-life examples. Group work and discussion focus on cognitive restructuring, with participants completing column worksheets to identify their own automatic thoughts and discussing </w:t>
+              <w:t xml:space="preserve">This Japanese iCBT intervention combines group education with computer-based CBT training. The group education lecture covers the relationship between cognition, mood, and behavior; introduces CBT; and presents its benefits as stress-management skills with real-life examples. Group work and discussion focus on cognitive restructuring, with participants completing column worksheets to identify their own automatic thoughts and discussing </w:t>
             </w:r>
             <w:proofErr w:type="gramStart"/>
             <w:r>
@@ -21921,25 +20936,7 @@
                 <w:sz w:val="20"/>
                 <w:szCs w:val="20"/>
               </w:rPr>
-              <w:t xml:space="preserve"> and adaptive thoughts. The </w:t>
-            </w:r>
-            <w:proofErr w:type="spellStart"/>
-            <w:r>
-              <w:rPr>
-                <w:rFonts w:eastAsia="Times New Roman"/>
-                <w:sz w:val="20"/>
-                <w:szCs w:val="20"/>
-              </w:rPr>
-              <w:t>iCBT</w:t>
-            </w:r>
-            <w:proofErr w:type="spellEnd"/>
-            <w:r>
-              <w:rPr>
-                <w:rFonts w:eastAsia="Times New Roman"/>
-                <w:sz w:val="20"/>
-                <w:szCs w:val="20"/>
-              </w:rPr>
-              <w:t xml:space="preserve"> training component delivers cognitive restructuring via an online platform </w:t>
+              <w:t xml:space="preserve"> and adaptive thoughts. The iCBT training component delivers cognitive restructuring via an online platform </w:t>
             </w:r>
             <w:r>
               <w:rPr>
@@ -22007,7 +21004,6 @@
             <w:pPr>
               <w:spacing w:line="276" w:lineRule="auto"/>
             </w:pPr>
-            <w:proofErr w:type="spellStart"/>
             <w:r>
               <w:rPr>
                 <w:rFonts w:eastAsia="Times New Roman"/>
@@ -22018,7 +21014,6 @@
               </w:rPr>
               <w:t>iDOVE</w:t>
             </w:r>
-            <w:proofErr w:type="spellEnd"/>
           </w:p>
         </w:tc>
         <w:tc>
@@ -22048,25 +21043,7 @@
                 <w:sz w:val="20"/>
                 <w:szCs w:val="20"/>
               </w:rPr>
-              <w:t xml:space="preserve">The </w:t>
-            </w:r>
-            <w:proofErr w:type="spellStart"/>
-            <w:r>
-              <w:rPr>
-                <w:rFonts w:eastAsia="Times New Roman"/>
-                <w:sz w:val="20"/>
-                <w:szCs w:val="20"/>
-              </w:rPr>
-              <w:t>iDOVE</w:t>
-            </w:r>
-            <w:proofErr w:type="spellEnd"/>
-            <w:r>
-              <w:rPr>
-                <w:rFonts w:eastAsia="Times New Roman"/>
-                <w:sz w:val="20"/>
-                <w:szCs w:val="20"/>
-              </w:rPr>
-              <w:t xml:space="preserve"> program is a computerized intervention for adolescents recruited from a pediatric emergency department with peer violence exposure and depressive symptoms. It begins with a brief (15–20 minute) computer-guided session in the Emergency Department, followed by an 8-week automated text-message curriculum. The initial face-to-face session includes motivational interviewing and CBT-informed feedback, feedback on peer violence and depressive symptoms, encouragement of </w:t>
+              <w:t xml:space="preserve">The iDOVE program is a computerized intervention for adolescents recruited from a pediatric emergency department with peer violence exposure and depressive symptoms. It begins with a brief (15–20 minute) computer-guided session in the Emergency Department, followed by an 8-week automated text-message curriculum. The initial face-to-face session includes motivational interviewing and CBT-informed feedback, feedback on peer violence and depressive symptoms, encouragement of </w:t>
             </w:r>
             <w:proofErr w:type="gramStart"/>
             <w:r>
@@ -22305,25 +21282,7 @@
                 <w:szCs w:val="20"/>
               </w:rPr>
               <w:lastRenderedPageBreak/>
-              <w:t xml:space="preserve">level. Each recommended activity takes 2–12 minutes and is delivered via animations with guided text or audio — including mindfulness exercises, problem-solving techniques, </w:t>
-            </w:r>
-            <w:proofErr w:type="spellStart"/>
-            <w:r>
-              <w:rPr>
-                <w:rFonts w:eastAsia="Times New Roman"/>
-                <w:sz w:val="20"/>
-                <w:szCs w:val="20"/>
-              </w:rPr>
-              <w:t>defusion</w:t>
-            </w:r>
-            <w:proofErr w:type="spellEnd"/>
-            <w:r>
-              <w:rPr>
-                <w:rFonts w:eastAsia="Times New Roman"/>
-                <w:sz w:val="20"/>
-                <w:szCs w:val="20"/>
-              </w:rPr>
-              <w:t xml:space="preserve"> strategies, worry-time scheduling, thought challenging, and self-compassion practices. After each activity, users report updated RNT levels and rate helpfulness; a profile analysis shows patterns between RNT and contextual factors; all therapy activities are accessible on demand.</w:t>
+              <w:t>level. Each recommended activity takes 2–12 minutes and is delivered via animations with guided text or audio — including mindfulness exercises, problem-solving techniques, defusion strategies, worry-time scheduling, thought challenging, and self-compassion practices. After each activity, users report updated RNT levels and rate helpfulness; a profile analysis shows patterns between RNT and contextual factors; all therapy activities are accessible on demand.</w:t>
             </w:r>
           </w:p>
         </w:tc>
@@ -22382,7 +21341,6 @@
             <w:pPr>
               <w:spacing w:line="276" w:lineRule="auto"/>
             </w:pPr>
-            <w:proofErr w:type="spellStart"/>
             <w:r>
               <w:rPr>
                 <w:rFonts w:eastAsia="Times New Roman"/>
@@ -22393,7 +21351,6 @@
               </w:rPr>
               <w:t>MoodGYM</w:t>
             </w:r>
-            <w:proofErr w:type="spellEnd"/>
           </w:p>
         </w:tc>
         <w:tc>
@@ -22417,23 +21374,13 @@
             <w:pPr>
               <w:spacing w:line="276" w:lineRule="auto"/>
             </w:pPr>
-            <w:proofErr w:type="spellStart"/>
-            <w:r>
-              <w:rPr>
-                <w:rFonts w:eastAsia="Times New Roman"/>
-                <w:sz w:val="20"/>
-                <w:szCs w:val="20"/>
-              </w:rPr>
-              <w:t>MoodGYM</w:t>
-            </w:r>
-            <w:proofErr w:type="spellEnd"/>
-            <w:r>
-              <w:rPr>
-                <w:rFonts w:eastAsia="Times New Roman"/>
-                <w:sz w:val="20"/>
-                <w:szCs w:val="20"/>
-              </w:rPr>
-              <w:t xml:space="preserve"> comprises five modules plus a workbook. Module 1: Feelings — Why You Feel the Way You Do (20 min) explores the connection between thoughts and emotions, identifies emotional impacts of negative thinking, and introduces the WUTIWUF principle (What You Think Is What You Feel). Module 2: Thoughts — Changing the Way We Think (25 min) covers types of dysfunctional thinking and strategies to challenge them, common challenges in authority and intimate relationships, and techniques for improving self-esteem. Module 3: Unwarping — Changing Warped Thoughts (30 min) addresses methods to reframe dysfunctional thought patterns and enhance self-esteem through engagement in positive experiences. Module 4: Destressing — Recognizing Triggers and Coping Strategies (variable duration) covers trigger identification, relaxation techniques (with downloadable resources), and problem-solving frameworks. Module 5: Relationships — Navigating Breakups and Parental Influence (25 min). A workbook with 29 interactive quizzes and diaries allows users to retake quizzes and track progress over time.</w:t>
+            <w:r>
+              <w:rPr>
+                <w:rFonts w:eastAsia="Times New Roman"/>
+                <w:sz w:val="20"/>
+                <w:szCs w:val="20"/>
+              </w:rPr>
+              <w:t>MoodGYM comprises five modules plus a workbook. Module 1: Feelings — Why You Feel the Way You Do (20 min) explores the connection between thoughts and emotions, identifies emotional impacts of negative thinking, and introduces the WUTIWUF principle (What You Think Is What You Feel). Module 2: Thoughts — Changing the Way We Think (25 min) covers types of dysfunctional thinking and strategies to challenge them, common challenges in authority and intimate relationships, and techniques for improving self-esteem. Module 3: Unwarping — Changing Warped Thoughts (30 min) addresses methods to reframe dysfunctional thought patterns and enhance self-esteem through engagement in positive experiences. Module 4: Destressing — Recognizing Triggers and Coping Strategies (variable duration) covers trigger identification, relaxation techniques (with downloadable resources), and problem-solving frameworks. Module 5: Relationships — Navigating Breakups and Parental Influence (25 min). A workbook with 29 interactive quizzes and diaries allows users to retake quizzes and track progress over time.</w:t>
             </w:r>
           </w:p>
         </w:tc>
@@ -22752,25 +21699,7 @@
                 <w:sz w:val="20"/>
                 <w:szCs w:val="20"/>
               </w:rPr>
-              <w:t xml:space="preserve">Spark (version 2.2) is a CBT-based smartphone application. A character named </w:t>
-            </w:r>
-            <w:proofErr w:type="spellStart"/>
-            <w:r>
-              <w:rPr>
-                <w:rFonts w:eastAsia="Times New Roman"/>
-                <w:sz w:val="20"/>
-                <w:szCs w:val="20"/>
-              </w:rPr>
-              <w:t>Limbot</w:t>
-            </w:r>
-            <w:proofErr w:type="spellEnd"/>
-            <w:r>
-              <w:rPr>
-                <w:rFonts w:eastAsia="Times New Roman"/>
-                <w:sz w:val="20"/>
-                <w:szCs w:val="20"/>
-              </w:rPr>
-              <w:t xml:space="preserve"> guides users to complete activities outside the application. Users are encouraged to schedule daily activities and reflect on their impact on mood. Within the app, participants read text, answer questions, input text, and complete interactive activities. Version 2.2 comprises four levels: Level 1 — Introduction to Behavioral Activation; Level 2 — Mood Tracking; Level 3 — Mindfulness and Activity Scheduling; Level 4 — Problem-Solving and Activity Scheduling.</w:t>
+              <w:t>Spark (version 2.2) is a CBT-based smartphone application. A character named Limbot guides users to complete activities outside the application. Users are encouraged to schedule daily activities and reflect on their impact on mood. Within the app, participants read text, answer questions, input text, and complete interactive activities. Version 2.2 comprises four levels: Level 1 — Introduction to Behavioral Activation; Level 2 — Mood Tracking; Level 3 — Mindfulness and Activity Scheduling; Level 4 — Problem-Solving and Activity Scheduling.</w:t>
             </w:r>
           </w:p>
         </w:tc>
@@ -23175,7 +22104,6 @@
             <w:pPr>
               <w:spacing w:line="276" w:lineRule="auto"/>
             </w:pPr>
-            <w:proofErr w:type="spellStart"/>
             <w:r>
               <w:rPr>
                 <w:rFonts w:eastAsia="Times New Roman"/>
@@ -23186,7 +22114,6 @@
               </w:rPr>
               <w:t>WeClick</w:t>
             </w:r>
-            <w:proofErr w:type="spellEnd"/>
           </w:p>
         </w:tc>
         <w:tc>
@@ -23210,41 +22137,13 @@
             <w:pPr>
               <w:spacing w:line="276" w:lineRule="auto"/>
             </w:pPr>
-            <w:proofErr w:type="spellStart"/>
-            <w:r>
-              <w:rPr>
-                <w:rFonts w:eastAsia="Times New Roman"/>
-                <w:sz w:val="20"/>
-                <w:szCs w:val="20"/>
-              </w:rPr>
-              <w:t>WeClick</w:t>
-            </w:r>
-            <w:proofErr w:type="spellEnd"/>
-            <w:r>
-              <w:rPr>
-                <w:rFonts w:eastAsia="Times New Roman"/>
-                <w:sz w:val="20"/>
-                <w:szCs w:val="20"/>
-              </w:rPr>
-              <w:t xml:space="preserve"> is an interactive storytelling application featuring four characters, each confronting different relationship challenges and adolescent issues: family conflicts, peer conflicts, intimate relationship difficulties, and concerns other than relationships (substance use, self-esteem issues, low mood, and anxiety). The user selects a character and progresses through activities designed to develop skills for overcoming negative thinking patterns and enhancing problem-solving. On completing each story, the user obtains a personalized character profile with guidance regarding whom to turn to for support, strategies for emotional balance, methods for seeking help, and techniques for remaining calm. </w:t>
-            </w:r>
-            <w:proofErr w:type="spellStart"/>
-            <w:r>
-              <w:rPr>
-                <w:rFonts w:eastAsia="Times New Roman"/>
-                <w:sz w:val="20"/>
-                <w:szCs w:val="20"/>
-              </w:rPr>
-              <w:t>WeClick</w:t>
-            </w:r>
-            <w:proofErr w:type="spellEnd"/>
-            <w:r>
-              <w:rPr>
-                <w:rFonts w:eastAsia="Times New Roman"/>
-                <w:sz w:val="20"/>
-                <w:szCs w:val="20"/>
-              </w:rPr>
-              <w:t xml:space="preserve"> is entirely self-paced with built-in weekly reminders to encourage engagement.</w:t>
+            <w:r>
+              <w:rPr>
+                <w:rFonts w:eastAsia="Times New Roman"/>
+                <w:sz w:val="20"/>
+                <w:szCs w:val="20"/>
+              </w:rPr>
+              <w:t>WeClick is an interactive storytelling application featuring four characters, each confronting different relationship challenges and adolescent issues: family conflicts, peer conflicts, intimate relationship difficulties, and concerns other than relationships (substance use, self-esteem issues, low mood, and anxiety). The user selects a character and progresses through activities designed to develop skills for overcoming negative thinking patterns and enhancing problem-solving. On completing each story, the user obtains a personalized character profile with guidance regarding whom to turn to for support, strategies for emotional balance, methods for seeking help, and techniques for remaining calm. WeClick is entirely self-paced with built-in weekly reminders to encourage engagement.</w:t>
             </w:r>
           </w:p>
         </w:tc>
@@ -23284,8 +22183,8 @@
     </w:tbl>
     <w:p/>
     <w:sectPr>
-      <w:headerReference w:type="default" r:id="rId18"/>
-      <w:footerReference w:type="default" r:id="rId19"/>
+      <w:headerReference w:type="default" r:id="rId20"/>
+      <w:footerReference w:type="default" r:id="rId21"/>
       <w:pgSz w:w="12240" w:h="15840"/>
       <w:pgMar w:top="1440" w:right="1440" w:bottom="1440" w:left="1440" w:header="708" w:footer="708" w:gutter="0"/>
       <w:pgNumType w:start="1"/>

--- a/thesis/Thesis_Final.docx
+++ b/thesis/Thesis_Final.docx
@@ -158,6 +158,7 @@
           <w:lang w:eastAsia="ko-KR"/>
         </w:rPr>
       </w:pPr>
+      <w:proofErr w:type="spellStart"/>
       <w:r>
         <w:rPr>
           <w:rFonts w:eastAsia="Times New Roman"/>
@@ -167,17 +168,9 @@
           <w:szCs w:val="28"/>
           <w:lang w:eastAsia="ko-KR"/>
         </w:rPr>
-        <w:t>청소년 우울 증상에 대한 비지도적 자가 도움</w:t>
-      </w:r>
-    </w:p>
-    <w:p>
-      <w:pPr>
-        <w:spacing w:before="120" w:after="120" w:line="360" w:lineRule="auto"/>
-        <w:jc w:val="center"/>
-        <w:rPr>
-          <w:lang w:eastAsia="ko-KR"/>
-        </w:rPr>
-      </w:pPr>
+        <w:t>청소년</w:t>
+      </w:r>
+      <w:proofErr w:type="spellEnd"/>
       <w:r>
         <w:rPr>
           <w:rFonts w:eastAsia="Times New Roman"/>
@@ -187,8 +180,259 @@
           <w:szCs w:val="28"/>
           <w:lang w:eastAsia="ko-KR"/>
         </w:rPr>
-        <w:t>인지행동치료 개입의 효과성에 관한 메타분석</w:t>
-      </w:r>
+        <w:t xml:space="preserve"> </w:t>
+      </w:r>
+      <w:proofErr w:type="spellStart"/>
+      <w:r>
+        <w:rPr>
+          <w:rFonts w:eastAsia="Times New Roman"/>
+          <w:b/>
+          <w:bCs/>
+          <w:sz w:val="28"/>
+          <w:szCs w:val="28"/>
+          <w:lang w:eastAsia="ko-KR"/>
+        </w:rPr>
+        <w:t>우울</w:t>
+      </w:r>
+      <w:proofErr w:type="spellEnd"/>
+      <w:r>
+        <w:rPr>
+          <w:rFonts w:eastAsia="Times New Roman"/>
+          <w:b/>
+          <w:bCs/>
+          <w:sz w:val="28"/>
+          <w:szCs w:val="28"/>
+          <w:lang w:eastAsia="ko-KR"/>
+        </w:rPr>
+        <w:t xml:space="preserve"> </w:t>
+      </w:r>
+      <w:proofErr w:type="spellStart"/>
+      <w:r>
+        <w:rPr>
+          <w:rFonts w:eastAsia="Times New Roman"/>
+          <w:b/>
+          <w:bCs/>
+          <w:sz w:val="28"/>
+          <w:szCs w:val="28"/>
+          <w:lang w:eastAsia="ko-KR"/>
+        </w:rPr>
+        <w:t>증상에</w:t>
+      </w:r>
+      <w:proofErr w:type="spellEnd"/>
+      <w:r>
+        <w:rPr>
+          <w:rFonts w:eastAsia="Times New Roman"/>
+          <w:b/>
+          <w:bCs/>
+          <w:sz w:val="28"/>
+          <w:szCs w:val="28"/>
+          <w:lang w:eastAsia="ko-KR"/>
+        </w:rPr>
+        <w:t xml:space="preserve"> </w:t>
+      </w:r>
+      <w:proofErr w:type="spellStart"/>
+      <w:r>
+        <w:rPr>
+          <w:rFonts w:eastAsia="Times New Roman"/>
+          <w:b/>
+          <w:bCs/>
+          <w:sz w:val="28"/>
+          <w:szCs w:val="28"/>
+          <w:lang w:eastAsia="ko-KR"/>
+        </w:rPr>
+        <w:t>대한</w:t>
+      </w:r>
+      <w:proofErr w:type="spellEnd"/>
+      <w:r>
+        <w:rPr>
+          <w:rFonts w:eastAsia="Times New Roman"/>
+          <w:b/>
+          <w:bCs/>
+          <w:sz w:val="28"/>
+          <w:szCs w:val="28"/>
+          <w:lang w:eastAsia="ko-KR"/>
+        </w:rPr>
+        <w:t xml:space="preserve"> </w:t>
+      </w:r>
+      <w:proofErr w:type="spellStart"/>
+      <w:r>
+        <w:rPr>
+          <w:rFonts w:eastAsia="Times New Roman"/>
+          <w:b/>
+          <w:bCs/>
+          <w:sz w:val="28"/>
+          <w:szCs w:val="28"/>
+          <w:lang w:eastAsia="ko-KR"/>
+        </w:rPr>
+        <w:t>비지도적</w:t>
+      </w:r>
+      <w:proofErr w:type="spellEnd"/>
+      <w:r>
+        <w:rPr>
+          <w:rFonts w:eastAsia="Times New Roman"/>
+          <w:b/>
+          <w:bCs/>
+          <w:sz w:val="28"/>
+          <w:szCs w:val="28"/>
+          <w:lang w:eastAsia="ko-KR"/>
+        </w:rPr>
+        <w:t xml:space="preserve"> </w:t>
+      </w:r>
+      <w:proofErr w:type="spellStart"/>
+      <w:r>
+        <w:rPr>
+          <w:rFonts w:eastAsia="Times New Roman"/>
+          <w:b/>
+          <w:bCs/>
+          <w:sz w:val="28"/>
+          <w:szCs w:val="28"/>
+          <w:lang w:eastAsia="ko-KR"/>
+        </w:rPr>
+        <w:t>자가</w:t>
+      </w:r>
+      <w:proofErr w:type="spellEnd"/>
+      <w:r>
+        <w:rPr>
+          <w:rFonts w:eastAsia="Times New Roman"/>
+          <w:b/>
+          <w:bCs/>
+          <w:sz w:val="28"/>
+          <w:szCs w:val="28"/>
+          <w:lang w:eastAsia="ko-KR"/>
+        </w:rPr>
+        <w:t xml:space="preserve"> </w:t>
+      </w:r>
+      <w:proofErr w:type="spellStart"/>
+      <w:r>
+        <w:rPr>
+          <w:rFonts w:eastAsia="Times New Roman"/>
+          <w:b/>
+          <w:bCs/>
+          <w:sz w:val="28"/>
+          <w:szCs w:val="28"/>
+          <w:lang w:eastAsia="ko-KR"/>
+        </w:rPr>
+        <w:t>도움</w:t>
+      </w:r>
+      <w:proofErr w:type="spellEnd"/>
+    </w:p>
+    <w:p>
+      <w:pPr>
+        <w:spacing w:before="120" w:after="120" w:line="360" w:lineRule="auto"/>
+        <w:jc w:val="center"/>
+        <w:rPr>
+          <w:lang w:eastAsia="ko-KR"/>
+        </w:rPr>
+      </w:pPr>
+      <w:proofErr w:type="spellStart"/>
+      <w:r>
+        <w:rPr>
+          <w:rFonts w:eastAsia="Times New Roman"/>
+          <w:b/>
+          <w:bCs/>
+          <w:sz w:val="28"/>
+          <w:szCs w:val="28"/>
+          <w:lang w:eastAsia="ko-KR"/>
+        </w:rPr>
+        <w:t>인지행동치료</w:t>
+      </w:r>
+      <w:proofErr w:type="spellEnd"/>
+      <w:r>
+        <w:rPr>
+          <w:rFonts w:eastAsia="Times New Roman"/>
+          <w:b/>
+          <w:bCs/>
+          <w:sz w:val="28"/>
+          <w:szCs w:val="28"/>
+          <w:lang w:eastAsia="ko-KR"/>
+        </w:rPr>
+        <w:t xml:space="preserve"> </w:t>
+      </w:r>
+      <w:proofErr w:type="spellStart"/>
+      <w:r>
+        <w:rPr>
+          <w:rFonts w:eastAsia="Times New Roman"/>
+          <w:b/>
+          <w:bCs/>
+          <w:sz w:val="28"/>
+          <w:szCs w:val="28"/>
+          <w:lang w:eastAsia="ko-KR"/>
+        </w:rPr>
+        <w:t>개입의</w:t>
+      </w:r>
+      <w:proofErr w:type="spellEnd"/>
+      <w:r>
+        <w:rPr>
+          <w:rFonts w:eastAsia="Times New Roman"/>
+          <w:b/>
+          <w:bCs/>
+          <w:sz w:val="28"/>
+          <w:szCs w:val="28"/>
+          <w:lang w:eastAsia="ko-KR"/>
+        </w:rPr>
+        <w:t xml:space="preserve"> </w:t>
+      </w:r>
+      <w:proofErr w:type="spellStart"/>
+      <w:r>
+        <w:rPr>
+          <w:rFonts w:eastAsia="Times New Roman"/>
+          <w:b/>
+          <w:bCs/>
+          <w:sz w:val="28"/>
+          <w:szCs w:val="28"/>
+          <w:lang w:eastAsia="ko-KR"/>
+        </w:rPr>
+        <w:t>효과성에</w:t>
+      </w:r>
+      <w:proofErr w:type="spellEnd"/>
+      <w:r>
+        <w:rPr>
+          <w:rFonts w:eastAsia="Times New Roman"/>
+          <w:b/>
+          <w:bCs/>
+          <w:sz w:val="28"/>
+          <w:szCs w:val="28"/>
+          <w:lang w:eastAsia="ko-KR"/>
+        </w:rPr>
+        <w:t xml:space="preserve"> </w:t>
+      </w:r>
+      <w:proofErr w:type="spellStart"/>
+      <w:r>
+        <w:rPr>
+          <w:rFonts w:eastAsia="Times New Roman"/>
+          <w:b/>
+          <w:bCs/>
+          <w:sz w:val="28"/>
+          <w:szCs w:val="28"/>
+          <w:lang w:eastAsia="ko-KR"/>
+        </w:rPr>
+        <w:t>관한</w:t>
+      </w:r>
+      <w:proofErr w:type="spellEnd"/>
+      <w:r>
+        <w:rPr>
+          <w:rFonts w:eastAsia="Times New Roman"/>
+          <w:b/>
+          <w:bCs/>
+          <w:sz w:val="28"/>
+          <w:szCs w:val="28"/>
+          <w:lang w:eastAsia="ko-KR"/>
+        </w:rPr>
+        <w:t xml:space="preserve"> </w:t>
+      </w:r>
+      <w:proofErr w:type="spellStart"/>
+      <w:r>
+        <w:rPr>
+          <w:rFonts w:eastAsia="Times New Roman"/>
+          <w:b/>
+          <w:bCs/>
+          <w:sz w:val="28"/>
+          <w:szCs w:val="28"/>
+          <w:lang w:eastAsia="ko-KR"/>
+        </w:rPr>
+        <w:t>메타분석</w:t>
+      </w:r>
+      <w:proofErr w:type="spellEnd"/>
     </w:p>
     <w:p>
       <w:pPr>
@@ -298,7 +542,21 @@
         <w:rPr>
           <w:rFonts w:eastAsia="Times New Roman"/>
         </w:rPr>
-        <w:t>Advisor: Professor Hyunsoo Kim</w:t>
+        <w:t xml:space="preserve">Advisor: Professor </w:t>
+      </w:r>
+      <w:proofErr w:type="spellStart"/>
+      <w:r>
+        <w:rPr>
+          <w:rFonts w:eastAsia="Times New Roman"/>
+        </w:rPr>
+        <w:t>Hyunsoo</w:t>
+      </w:r>
+      <w:proofErr w:type="spellEnd"/>
+      <w:r>
+        <w:rPr>
+          <w:rFonts w:eastAsia="Times New Roman"/>
+        </w:rPr>
+        <w:t xml:space="preserve"> Kim</w:t>
       </w:r>
     </w:p>
     <w:p>
@@ -421,7 +679,35 @@
         <w:rPr>
           <w:rFonts w:eastAsia="Times New Roman"/>
         </w:rPr>
-        <w:t>A systematic literature search was conducted across PubMed, Embase (Elsevier), Cochrane CENTRAL, and APA PsycArticles, with the most recent search completed in April 2026. Randomized controlled trials (RCTs) targeting adolescents aged 10–19 with clinically meaningful depressive symptoms at baseline were eligible when the experimental arm was a CBT-based unguided self-help program containing cognitive appraisal, cognitive restructuring, and behavioral components, and the comparator was an inactive or attention/information control. Studies were screened in duplicate against PICOS-based criteria, and data were extracted for study characteristics, intervention features, outcome data, and risk of bias (RoB 2.0).</w:t>
+        <w:t xml:space="preserve">A systematic literature search was conducted across PubMed, Embase (Elsevier), Cochrane CENTRAL, and APA </w:t>
+      </w:r>
+      <w:proofErr w:type="spellStart"/>
+      <w:r>
+        <w:rPr>
+          <w:rFonts w:eastAsia="Times New Roman"/>
+        </w:rPr>
+        <w:t>PsycArticles</w:t>
+      </w:r>
+      <w:proofErr w:type="spellEnd"/>
+      <w:r>
+        <w:rPr>
+          <w:rFonts w:eastAsia="Times New Roman"/>
+        </w:rPr>
+        <w:t>, with the most recent search completed in April 2026. Randomized controlled trials (RCTs) targeting adolescents aged 10–19 with clinically meaningful depressive symptoms at baseline were eligible when the experimental arm was a CBT-based unguided self-help program containing cognitive appraisal, cognitive restructuring, and behavioral components, and the comparator was an inactive or attention/information control. Studies were screened in duplicate against PICOS-based criteria, and data were extracted for study characteristics, intervention features, outcome data, and risk of bias (</w:t>
+      </w:r>
+      <w:proofErr w:type="spellStart"/>
+      <w:r>
+        <w:rPr>
+          <w:rFonts w:eastAsia="Times New Roman"/>
+        </w:rPr>
+        <w:t>RoB</w:t>
+      </w:r>
+      <w:proofErr w:type="spellEnd"/>
+      <w:r>
+        <w:rPr>
+          <w:rFonts w:eastAsia="Times New Roman"/>
+        </w:rPr>
+        <w:t xml:space="preserve"> 2.0).</w:t>
       </w:r>
     </w:p>
     <w:p>
@@ -434,7 +720,21 @@
         <w:rPr>
           <w:rFonts w:eastAsia="Times New Roman"/>
         </w:rPr>
-        <w:t>Standardized mean differences were computed as Hedges' g, with between-study heterogeneity assessed via the Q-test and I² statistic and overall effects estimated using random-effects models. Pre-specified subgroup analyses examined differences by control type (waitlist/TAU vs. attention or information-only control), support level, delivery modality, baseline severity, and age group. Sensitivity analyses examined the robustness of findings to the inclusion of dissertations and preprints. Publication bias was evaluated with funnel plots, Egger's regression, and Duval and Tweedie's trim-and-fill procedure. Statistical analyses were conducted in R 4.4.2 using the meta and metafor packages.</w:t>
+        <w:t xml:space="preserve">Standardized mean differences were computed as Hedges' g, with between-study heterogeneity assessed via the Q-test and I² statistic and overall effects estimated using random-effects models. Pre-specified subgroup analyses examined differences by control type (waitlist/TAU vs. attention or information-only control), support level, delivery modality, baseline severity, and age group. Sensitivity analyses examined the robustness of findings to the inclusion of dissertations and preprints. Publication bias was evaluated with funnel plots, Egger's regression, and Duval and Tweedie's trim-and-fill procedure. Statistical analyses were conducted in R 4.4.2 using the meta and </w:t>
+      </w:r>
+      <w:proofErr w:type="spellStart"/>
+      <w:r>
+        <w:rPr>
+          <w:rFonts w:eastAsia="Times New Roman"/>
+        </w:rPr>
+        <w:t>metafor</w:t>
+      </w:r>
+      <w:proofErr w:type="spellEnd"/>
+      <w:r>
+        <w:rPr>
+          <w:rFonts w:eastAsia="Times New Roman"/>
+        </w:rPr>
+        <w:t xml:space="preserve"> packages.</w:t>
       </w:r>
     </w:p>
     <w:p>
@@ -503,10 +803,34 @@
         <w:t>t</w:t>
       </w:r>
       <w:r>
-        <w:t>he WHO World Mental Health Survey across fifteen countries reported that mental disorders, with depression and bipolar disorder showing the highest disability ratings, were rated as more disabling than commonly occurring physical disorders including cancer, diabetes, and heart disease, with the difference especially pronounced in social life and close relationships (Ormel et al., 2008).</w:t>
-      </w:r>
-      <w:r>
-        <w:t xml:space="preserve"> For comorbidity, depression rarely occurs in isolation. MDD and depressive symptoms show bidirectional associations with anxiety disorders, are linked to increased risk of coronary heart disease, and predict higher mortality among patients with cancer (Jacobson &amp; Newman, 2017; Pinquart &amp; Duberstein, 2010; Rugulies, 2002). These findings indicate that depression is not only a disorder of mood but also a condition that disrupts wellbeing, daily functioning, and broader health trajectories. This burden is particularly important for adolescents, because depression during this developmental period may interfere with education, social relationships, and the transition into adulthood. At the same time, the demand for adolescent mental health support has increasingly exceeded the capacity of existing services.</w:t>
+        <w:t>he WHO World Mental Health Survey across fifteen countries reported that mental disorders, with depression and bipolar disorder showing the highest disability ratings, were rated as more disabling than commonly occurring physical disorders including cancer, diabetes, and heart disease, with the difference especially pronounced in social life and close relationships (</w:t>
+      </w:r>
+      <w:proofErr w:type="spellStart"/>
+      <w:r>
+        <w:t>Ormel</w:t>
+      </w:r>
+      <w:proofErr w:type="spellEnd"/>
+      <w:r>
+        <w:t xml:space="preserve"> et al., 2008).</w:t>
+      </w:r>
+      <w:r>
+        <w:t xml:space="preserve"> For comorbidity, depression rarely occurs in isolation. MDD and depressive symptoms show bidirectional associations with anxiety disorders, are linked to increased risk of coronary heart disease, and predict higher mortality among patients with cancer (Jacobson &amp; Newman, 2017; </w:t>
+      </w:r>
+      <w:proofErr w:type="spellStart"/>
+      <w:r>
+        <w:t>Pinquart</w:t>
+      </w:r>
+      <w:proofErr w:type="spellEnd"/>
+      <w:r>
+        <w:t xml:space="preserve"> &amp; Duberstein, 2010; </w:t>
+      </w:r>
+      <w:proofErr w:type="spellStart"/>
+      <w:r>
+        <w:t>Rugulies</w:t>
+      </w:r>
+      <w:proofErr w:type="spellEnd"/>
+      <w:r>
+        <w:t>, 2002). These findings indicate that depression is not only a disorder of mood but also a condition that disrupts wellbeing, daily functioning, and broader health trajectories. This burden is particularly important for adolescents, because depression during this developmental period may interfere with education, social relationships, and the transition into adulthood. At the same time, the demand for adolescent mental health support has increasingly exceeded the capacity of existing services.</w:t>
       </w:r>
     </w:p>
     <w:p>
@@ -861,7 +1185,15 @@
         <w:jc w:val="both"/>
       </w:pPr>
       <w:r>
-        <w:t>The historical roots of self-help for mental health extend back to early twentieth-century writings on self-management (Harwood &amp; L'Abate, 2010). Self-help and professional help are best understood not as a dichotomy but as two endpoints of a continuum. At one end, individuals rely entirely on their own resources without any direct or indirect professional involvement, as in self-initiated change in addictive behaviors (Klingemann &amp; Sobell, 2007). At the other end, individuals rely fully on professional guidance. A wide range of intermediate arrangements populates the space between these two endpoints (McFadden et al., 1992).</w:t>
+        <w:t xml:space="preserve">The historical roots of self-help for mental health extend back to early twentieth-century writings on self-management (Harwood &amp; </w:t>
+      </w:r>
+      <w:proofErr w:type="spellStart"/>
+      <w:r>
+        <w:t>L'Abate</w:t>
+      </w:r>
+      <w:proofErr w:type="spellEnd"/>
+      <w:r>
+        <w:t>, 2010). Self-help and professional help are best understood not as a dichotomy but as two endpoints of a continuum. At one end, individuals rely entirely on their own resources without any direct or indirect professional involvement, as in self-initiated change in addictive behaviors (Klingemann &amp; Sobell, 2007). At the other end, individuals rely fully on professional guidance. A wide range of intermediate arrangements populates the space between these two endpoints (McFadden et al., 1992).</w:t>
       </w:r>
     </w:p>
     <w:p>
@@ -871,7 +1203,15 @@
         <w:jc w:val="both"/>
       </w:pPr>
       <w:r>
-        <w:t xml:space="preserve">Within this continuum, self-help has been sub-classified in several ways. Harwood and L'Abate (2010) distinguish three forms. Self-care refers to practices that an individual initiates independently, such as </w:t>
+        <w:t xml:space="preserve">Within this continuum, self-help has been sub-classified in several ways. Harwood and </w:t>
+      </w:r>
+      <w:proofErr w:type="spellStart"/>
+      <w:r>
+        <w:t>L'Abate</w:t>
+      </w:r>
+      <w:proofErr w:type="spellEnd"/>
+      <w:r>
+        <w:t xml:space="preserve"> (2010) distinguish three forms. Self-care refers to practices that an individual initiates independently, such as </w:t>
       </w:r>
       <w:r>
         <w:lastRenderedPageBreak/>
@@ -1033,7 +1373,31 @@
       </w:r>
       <w:r>
         <w:lastRenderedPageBreak/>
-        <w:t>They decomposed iCBT into seventeen components. They found that the apparent benefit of "guided" iCBT may derive from human encouragement, or from its combination with therapeutic guidance, rather than from therapeutic guidance alone. Behavioral activation was identified as one of the most consistently beneficial components. By contrast, relaxation as implemented in the trials they examined was found to be potentially detrimental. The study was limited to iCBT in adults and assumed that component effects were additive.</w:t>
+        <w:t xml:space="preserve">They decomposed </w:t>
+      </w:r>
+      <w:proofErr w:type="spellStart"/>
+      <w:r>
+        <w:t>iCBT</w:t>
+      </w:r>
+      <w:proofErr w:type="spellEnd"/>
+      <w:r>
+        <w:t xml:space="preserve"> into seventeen components. They found that the apparent benefit of "guided" </w:t>
+      </w:r>
+      <w:proofErr w:type="spellStart"/>
+      <w:r>
+        <w:t>iCBT</w:t>
+      </w:r>
+      <w:proofErr w:type="spellEnd"/>
+      <w:r>
+        <w:t xml:space="preserve"> may derive from human encouragement, or from its combination with therapeutic guidance, rather than from therapeutic guidance alone. Behavioral activation was identified as one of the most consistently beneficial components. By contrast, relaxation as implemented in the trials they examined was found to be potentially detrimental. The study was limited to </w:t>
+      </w:r>
+      <w:proofErr w:type="spellStart"/>
+      <w:r>
+        <w:t>iCBT</w:t>
+      </w:r>
+      <w:proofErr w:type="spellEnd"/>
+      <w:r>
+        <w:t xml:space="preserve"> in adults and assumed that component effects were additive.</w:t>
       </w:r>
     </w:p>
     <w:p>
@@ -1114,7 +1478,21 @@
         <w:rPr>
           <w:rFonts w:eastAsia="Times New Roman"/>
         </w:rPr>
-        <w:t xml:space="preserve">A systematic literature search was conducted across four electronic databases up to April 3, 2026: PubMed, Embase (Elsevier platform), the Cochrane Central Register of Controlled Trials (CENTRAL), and APA PsycArticles. </w:t>
+        <w:t xml:space="preserve">A systematic literature search was conducted across four electronic databases up to April 3, 2026: PubMed, Embase (Elsevier platform), the Cochrane Central Register of Controlled Trials (CENTRAL), and APA </w:t>
+      </w:r>
+      <w:proofErr w:type="spellStart"/>
+      <w:r>
+        <w:rPr>
+          <w:rFonts w:eastAsia="Times New Roman"/>
+        </w:rPr>
+        <w:t>PsycArticles</w:t>
+      </w:r>
+      <w:proofErr w:type="spellEnd"/>
+      <w:r>
+        <w:rPr>
+          <w:rFonts w:eastAsia="Times New Roman"/>
+        </w:rPr>
+        <w:t xml:space="preserve">. </w:t>
       </w:r>
     </w:p>
     <w:p>
@@ -1132,6 +1510,7 @@
         </w:rPr>
         <w:t xml:space="preserve">The search strategy was constructed from four concept blocks combined with the Boolean AND operator: (1) adolescent population, (2) depression, (3) cognitive behavioral therapy, and (4) unguided self-help and digital delivery modalities. Within each block, </w:t>
       </w:r>
+      <w:proofErr w:type="spellStart"/>
       <w:proofErr w:type="gramStart"/>
       <w:r>
         <w:rPr>
@@ -1139,6 +1518,7 @@
         </w:rPr>
         <w:t>MeSH</w:t>
       </w:r>
+      <w:proofErr w:type="spellEnd"/>
       <w:proofErr w:type="gramEnd"/>
       <w:r>
         <w:rPr>
@@ -1171,7 +1551,21 @@
         <w:rPr>
           <w:rFonts w:eastAsia="Times New Roman"/>
         </w:rPr>
-        <w:t xml:space="preserve"> enhance the comprehensiveness of the review and to reduce the risk of publication bias (Schöpfel &amp; Rasuli, 2018). </w:t>
+        <w:t xml:space="preserve"> enhance the comprehensiveness of the review and to reduce the risk of publication bias (</w:t>
+      </w:r>
+      <w:proofErr w:type="spellStart"/>
+      <w:r>
+        <w:rPr>
+          <w:rFonts w:eastAsia="Times New Roman"/>
+        </w:rPr>
+        <w:t>Schöpfel</w:t>
+      </w:r>
+      <w:proofErr w:type="spellEnd"/>
+      <w:r>
+        <w:rPr>
+          <w:rFonts w:eastAsia="Times New Roman"/>
+        </w:rPr>
+        <w:t xml:space="preserve"> &amp; Rasuli, 2018). </w:t>
       </w:r>
     </w:p>
     <w:p>
@@ -1189,9 +1583,11 @@
         </w:rPr>
         <w:t xml:space="preserve"> </w:t>
       </w:r>
+      <w:proofErr w:type="spellStart"/>
       <w:r>
         <w:t>Reitegger</w:t>
       </w:r>
+      <w:proofErr w:type="spellEnd"/>
       <w:r>
         <w:rPr>
           <w:rFonts w:hint="eastAsia"/>
@@ -5675,7 +6071,25 @@
           <w:sz w:val="20"/>
           <w:szCs w:val="20"/>
         </w:rPr>
-        <w:t xml:space="preserve">An em-dash (—) indicates that the measure is typically used with a single validated cutoff rather than with graduated severity bands. Where multiple cutoffs are in use, the </w:t>
+        <w:t xml:space="preserve">An </w:t>
+      </w:r>
+      <w:proofErr w:type="spellStart"/>
+      <w:r>
+        <w:rPr>
+          <w:rFonts w:eastAsia="Times New Roman"/>
+          <w:sz w:val="20"/>
+          <w:szCs w:val="20"/>
+        </w:rPr>
+        <w:t>em</w:t>
+      </w:r>
+      <w:proofErr w:type="spellEnd"/>
+      <w:r>
+        <w:rPr>
+          <w:rFonts w:eastAsia="Times New Roman"/>
+          <w:sz w:val="20"/>
+          <w:szCs w:val="20"/>
+        </w:rPr>
+        <w:t xml:space="preserve">-dash (—) indicates that the measure is typically used with a single validated cutoff rather than with graduated severity bands. Where multiple cutoffs are in use, the </w:t>
       </w:r>
       <w:proofErr w:type="gramStart"/>
       <w:r>
@@ -5732,7 +6146,21 @@
         <w:rPr>
           <w:rFonts w:eastAsia="Times New Roman"/>
         </w:rPr>
-        <w:t>were exported to a reference manager (NoteExpress) and deduplicated. Titles and abstracts were screened against the eligibility criteria. Records clearly outside the scope of the review, such as adult-only samples, non-CBT interventions, or non-RCT designs, were excluded at this stage. Full texts were obtained for all potentially eligible records and were screened against the complete criteria set. Reasons for exclusion at the full-text stage were recorded using a standardized set of codes (E1 to E12) covering design, population, intervention, comparator, outcome, and data-availability issues, and an exclusion log was maintained throughout the screening process. Study selection results are reported in the PRISMA 2020 flow diagram in Chapter 4</w:t>
+        <w:t>were exported to a reference manager (</w:t>
+      </w:r>
+      <w:proofErr w:type="spellStart"/>
+      <w:r>
+        <w:rPr>
+          <w:rFonts w:eastAsia="Times New Roman"/>
+        </w:rPr>
+        <w:t>NoteExpress</w:t>
+      </w:r>
+      <w:proofErr w:type="spellEnd"/>
+      <w:r>
+        <w:rPr>
+          <w:rFonts w:eastAsia="Times New Roman"/>
+        </w:rPr>
+        <w:t>) and deduplicated. Titles and abstracts were screened against the eligibility criteria. Records clearly outside the scope of the review, such as adult-only samples, non-CBT interventions, or non-RCT designs, were excluded at this stage. Full texts were obtained for all potentially eligible records and were screened against the complete criteria set. Reasons for exclusion at the full-text stage were recorded using a standardized set of codes (E1 to E12) covering design, population, intervention, comparator, outcome, and data-availability issues, and an exclusion log was maintained throughout the screening process. Study selection results are reported in the PRISMA 2020 flow diagram in Chapter 4</w:t>
       </w:r>
       <w:r>
         <w:rPr>
@@ -5762,7 +6190,49 @@
         <w:rPr>
           <w:rFonts w:eastAsia="Times New Roman"/>
         </w:rPr>
-        <w:t>Data were extracted into a standardized form comprising three linked sheets: Study_Info (study-level characteristics), Outcome_Data (effect-size inputs at each time-point), and RoB 2.0 (risk-of-bias judgments). Bibliographic and numerical fields with low ambiguity were supported by automated extraction with subsequent human verification. Judgment-dependent fields, including intervention features, severity classification, and risk-of-bias domain ratings, were determined through manual reading of each study by the author.</w:t>
+        <w:t xml:space="preserve">Data were extracted into a standardized form comprising three linked sheets: </w:t>
+      </w:r>
+      <w:proofErr w:type="spellStart"/>
+      <w:r>
+        <w:rPr>
+          <w:rFonts w:eastAsia="Times New Roman"/>
+        </w:rPr>
+        <w:t>Study_Info</w:t>
+      </w:r>
+      <w:proofErr w:type="spellEnd"/>
+      <w:r>
+        <w:rPr>
+          <w:rFonts w:eastAsia="Times New Roman"/>
+        </w:rPr>
+        <w:t xml:space="preserve"> (study-level characteristics), </w:t>
+      </w:r>
+      <w:proofErr w:type="spellStart"/>
+      <w:r>
+        <w:rPr>
+          <w:rFonts w:eastAsia="Times New Roman"/>
+        </w:rPr>
+        <w:t>Outcome_Data</w:t>
+      </w:r>
+      <w:proofErr w:type="spellEnd"/>
+      <w:r>
+        <w:rPr>
+          <w:rFonts w:eastAsia="Times New Roman"/>
+        </w:rPr>
+        <w:t xml:space="preserve"> (effect-size inputs at each time-point), and </w:t>
+      </w:r>
+      <w:proofErr w:type="spellStart"/>
+      <w:r>
+        <w:rPr>
+          <w:rFonts w:eastAsia="Times New Roman"/>
+        </w:rPr>
+        <w:t>RoB</w:t>
+      </w:r>
+      <w:proofErr w:type="spellEnd"/>
+      <w:r>
+        <w:rPr>
+          <w:rFonts w:eastAsia="Times New Roman"/>
+        </w:rPr>
+        <w:t xml:space="preserve"> 2.0 (risk-of-bias judgments). Bibliographic and numerical fields with low ambiguity were supported by automated extraction with subsequent human verification. Judgment-dependent fields, including intervention features, severity classification, and risk-of-bias domain ratings, were determined through manual reading of each study by the author.</w:t>
       </w:r>
     </w:p>
     <w:p>
@@ -5851,7 +6321,105 @@
         <w:rPr>
           <w:rFonts w:eastAsia="Times New Roman"/>
         </w:rPr>
-        <w:t xml:space="preserve"> Total duration, session length and frequency, format (individual or group), delivery modality (bibliotherapy, computer program, mobile application, text-messaging, or web-based), CBT components present, and support level. CBT components were recorded using standardized abbreviations drawn from the component framework of Furukawa et al. (2021): cr (cognitive restructuring), ba (behavioral activation), ps (problem-solving), rx (relaxation), ist (interpersonal skills training), pe (psychoeducation), hw (homework), rp (relapse prevention), 3w (third-wave elements), and pr (behavioral therapy for insomnia). Support level was coded according to the four-component scheme described in Section 2.4: initial face-to-face contact, technical support, automated encouragement, and human encouragement.</w:t>
+        <w:t xml:space="preserve"> Total duration, session length and frequency, format (individual or group), delivery modality (bibliotherapy, computer program, mobile application, text-messaging, or web-based), CBT components present, and support level. CBT components were recorded using standardized abbreviations drawn from the component framework of Furukawa et al. (2021): </w:t>
+      </w:r>
+      <w:proofErr w:type="spellStart"/>
+      <w:r>
+        <w:rPr>
+          <w:rFonts w:eastAsia="Times New Roman"/>
+        </w:rPr>
+        <w:t>cr</w:t>
+      </w:r>
+      <w:proofErr w:type="spellEnd"/>
+      <w:r>
+        <w:rPr>
+          <w:rFonts w:eastAsia="Times New Roman"/>
+        </w:rPr>
+        <w:t xml:space="preserve"> (cognitive restructuring), </w:t>
+      </w:r>
+      <w:proofErr w:type="spellStart"/>
+      <w:r>
+        <w:rPr>
+          <w:rFonts w:eastAsia="Times New Roman"/>
+        </w:rPr>
+        <w:t>ba</w:t>
+      </w:r>
+      <w:proofErr w:type="spellEnd"/>
+      <w:r>
+        <w:rPr>
+          <w:rFonts w:eastAsia="Times New Roman"/>
+        </w:rPr>
+        <w:t xml:space="preserve"> (behavioral activation), </w:t>
+      </w:r>
+      <w:proofErr w:type="spellStart"/>
+      <w:r>
+        <w:rPr>
+          <w:rFonts w:eastAsia="Times New Roman"/>
+        </w:rPr>
+        <w:t>ps</w:t>
+      </w:r>
+      <w:proofErr w:type="spellEnd"/>
+      <w:r>
+        <w:rPr>
+          <w:rFonts w:eastAsia="Times New Roman"/>
+        </w:rPr>
+        <w:t xml:space="preserve"> (problem-solving), </w:t>
+      </w:r>
+      <w:proofErr w:type="spellStart"/>
+      <w:r>
+        <w:rPr>
+          <w:rFonts w:eastAsia="Times New Roman"/>
+        </w:rPr>
+        <w:t>rx</w:t>
+      </w:r>
+      <w:proofErr w:type="spellEnd"/>
+      <w:r>
+        <w:rPr>
+          <w:rFonts w:eastAsia="Times New Roman"/>
+        </w:rPr>
+        <w:t xml:space="preserve"> (relaxation), </w:t>
+      </w:r>
+      <w:proofErr w:type="spellStart"/>
+      <w:r>
+        <w:rPr>
+          <w:rFonts w:eastAsia="Times New Roman"/>
+        </w:rPr>
+        <w:t>ist</w:t>
+      </w:r>
+      <w:proofErr w:type="spellEnd"/>
+      <w:r>
+        <w:rPr>
+          <w:rFonts w:eastAsia="Times New Roman"/>
+        </w:rPr>
+        <w:t xml:space="preserve"> (interpersonal skills training), pe (psychoeducation), </w:t>
+      </w:r>
+      <w:proofErr w:type="spellStart"/>
+      <w:r>
+        <w:rPr>
+          <w:rFonts w:eastAsia="Times New Roman"/>
+        </w:rPr>
+        <w:t>hw</w:t>
+      </w:r>
+      <w:proofErr w:type="spellEnd"/>
+      <w:r>
+        <w:rPr>
+          <w:rFonts w:eastAsia="Times New Roman"/>
+        </w:rPr>
+        <w:t xml:space="preserve"> (homework), </w:t>
+      </w:r>
+      <w:proofErr w:type="spellStart"/>
+      <w:r>
+        <w:rPr>
+          <w:rFonts w:eastAsia="Times New Roman"/>
+        </w:rPr>
+        <w:t>rp</w:t>
+      </w:r>
+      <w:proofErr w:type="spellEnd"/>
+      <w:r>
+        <w:rPr>
+          <w:rFonts w:eastAsia="Times New Roman"/>
+        </w:rPr>
+        <w:t xml:space="preserve"> (relapse prevention), 3w (third-wave elements), and pr (behavioral therapy for insomnia). Support level was coded according to the four-component scheme described in Section 2.4: initial face-to-face contact, technical support, automated encouragement, and human encouragement.</w:t>
       </w:r>
     </w:p>
     <w:p>
@@ -6079,7 +6647,35 @@
         <w:rPr>
           <w:rFonts w:eastAsia="Times New Roman"/>
         </w:rPr>
-        <w:t>Risk of bias was assessed using the Cochrane Risk of Bias 2 tool for randomized trials (RoB 2.0; Sterne et al., 2019). Each study received a judgment of Low risk, Some concerns, or High risk across five domains: D1 (the randomization process), D2 (deviations from intended interventions), D3 (missing outcome data), D4 (measurement of the outcome), and D5 (selection of the reported result). The overall risk-of-bias judgment was derived from the domain-level ratings according to the RoB 2.0 algorithm. A written justification was recorded for each domain-level judgment.</w:t>
+        <w:t>Risk of bias was assessed using the Cochrane Risk of Bias 2 tool for randomized trials (</w:t>
+      </w:r>
+      <w:proofErr w:type="spellStart"/>
+      <w:r>
+        <w:rPr>
+          <w:rFonts w:eastAsia="Times New Roman"/>
+        </w:rPr>
+        <w:t>RoB</w:t>
+      </w:r>
+      <w:proofErr w:type="spellEnd"/>
+      <w:r>
+        <w:rPr>
+          <w:rFonts w:eastAsia="Times New Roman"/>
+        </w:rPr>
+        <w:t xml:space="preserve"> 2.0; Sterne et al., 2019). Each study received a judgment of Low risk, Some concerns, or High risk across five domains: D1 (the randomization process), D2 (deviations from intended interventions), D3 (missing outcome data), D4 (measurement of the outcome), and D5 (selection of the reported result). The overall risk-of-bias judgment was derived from the domain-level ratings according to the </w:t>
+      </w:r>
+      <w:proofErr w:type="spellStart"/>
+      <w:r>
+        <w:rPr>
+          <w:rFonts w:eastAsia="Times New Roman"/>
+        </w:rPr>
+        <w:t>RoB</w:t>
+      </w:r>
+      <w:proofErr w:type="spellEnd"/>
+      <w:r>
+        <w:rPr>
+          <w:rFonts w:eastAsia="Times New Roman"/>
+        </w:rPr>
+        <w:t xml:space="preserve"> 2.0 algorithm. A written justification was recorded for each domain-level judgment.</w:t>
       </w:r>
     </w:p>
     <w:p>
@@ -6212,7 +6808,49 @@
         <w:jc w:val="both"/>
       </w:pPr>
       <w:r>
-        <w:t xml:space="preserve">Additional exploratory subgroup analyses examined whether pooled effects differed according to selected intervention and delivery features. These were the presence or absence of non-therapeutic human contact within the support package, and the presence or absence of three CBT components, namely relaxation, problem-solving, and homework requirement. Non-therapeutic human contact included initial face-to-face orientation, human-delivered reminders or encouragement, and peer-moderated support, and excluded any therapist-delivered therapeutic content such as cognitive restructuring guidance, homework feedback, or treatment-related coaching. These component-level contrasts were pre-specified as exploratory rather than confirmatory. Cognitive restructuring was not examined as a single-component contrast because it was an inclusion criterion. Behavioural activation was not examined as a single-component contrast because it was present in </w:t>
+        <w:t xml:space="preserve">Additional exploratory subgroup analyses examined whether pooled effects differed according to selected intervention and delivery features. These were the presence or absence of non-therapeutic human contact within the support package, and the presence or absence of three CBT components, namely relaxation, problem-solving, and homework requirement. </w:t>
+      </w:r>
+      <w:r>
+        <w:t>Non-therapeutic human contact was operationalized as ongoing human-delivered reminders, encouragement, monitoring calls, or peer-moderated support during the intervention period</w:t>
+      </w:r>
+      <w:r>
+        <w:rPr>
+          <w:rFonts w:hint="eastAsia"/>
+        </w:rPr>
+        <w:t>,</w:t>
+      </w:r>
+      <w:r>
+        <w:rPr>
+          <w:rFonts w:hint="eastAsia"/>
+        </w:rPr>
+        <w:t xml:space="preserve"> </w:t>
+      </w:r>
+      <w:r>
+        <w:t xml:space="preserve">and excluded any therapist-delivered therapeutic content such as cognitive restructuring guidance, homework feedback, or treatment-related coaching. </w:t>
+      </w:r>
+      <w:r>
+        <w:t>Initial in-person consent or baseline assessment, which is near-universal across RCTs, was not counted as human contact.</w:t>
+      </w:r>
+      <w:r>
+        <w:rPr>
+          <w:rFonts w:hint="eastAsia"/>
+        </w:rPr>
+        <w:t xml:space="preserve"> </w:t>
+      </w:r>
+      <w:r>
+        <w:t xml:space="preserve">These component-level contrasts were pre-specified as exploratory rather than confirmatory. Cognitive restructuring was not examined as a single-component contrast because it was an inclusion </w:t>
+      </w:r>
+      <w:r>
+        <w:lastRenderedPageBreak/>
+        <w:t xml:space="preserve">criterion. </w:t>
+      </w:r>
+      <w:proofErr w:type="spellStart"/>
+      <w:r>
+        <w:t>Behavioural</w:t>
+      </w:r>
+      <w:proofErr w:type="spellEnd"/>
+      <w:r>
+        <w:t xml:space="preserve"> activation was not examined as a single-component contrast because it was present in </w:t>
       </w:r>
       <w:proofErr w:type="gramStart"/>
       <w:r>
@@ -6220,11 +6858,7 @@
       </w:r>
       <w:proofErr w:type="gramEnd"/>
       <w:r>
-        <w:t xml:space="preserve"> included programs, leaving the absent subgroup with </w:t>
-      </w:r>
-      <w:r>
-        <w:lastRenderedPageBreak/>
-        <w:t>insufficient studies for between-subgroup inference. Differences between subgroups in both planned and exploratory tiers were tested using the Q-between statistic from a mixed-effects subgroup model.</w:t>
+        <w:t xml:space="preserve"> included programs, leaving the absent subgroup with insufficient studies for between-subgroup inference. Differences between subgroups in both planned and exploratory tiers were tested using the Q-between statistic from a mixed-effects subgroup model.</w:t>
       </w:r>
     </w:p>
     <w:p>
@@ -6312,14 +6946,8 @@
         <w:rPr>
           <w:rFonts w:eastAsia="Times New Roman"/>
         </w:rPr>
-        <w:t xml:space="preserve">Publication bias was evaluated graphically through inspection of a contour-enhanced funnel plot, and statistically through Egger's regression test for funnel-plot asymmetry (Egger et al., 1997). Where </w:t>
-      </w:r>
-      <w:r>
-        <w:rPr>
-          <w:rFonts w:eastAsia="Times New Roman"/>
-        </w:rPr>
         <w:lastRenderedPageBreak/>
-        <w:t>asymmetry was detected, the trim-and-fill procedure (Duval &amp; Tweedie, 2000) was applied to estimate the effect size adjusted for potential missing studies. The inclusion of dissertations and preprints was intended to reduce, although not to eliminate, the potential for publication bias attributable to selective publication</w:t>
+        <w:t>Publication bias was evaluated graphically through inspection of a contour-enhanced funnel plot, and statistically through Egger's regression test for funnel-plot asymmetry (Egger et al., 1997). Where asymmetry was detected, the trim-and-fill procedure (Duval &amp; Tweedie, 2000) was applied to estimate the effect size adjusted for potential missing studies. The inclusion of dissertations and preprints was intended to reduce, although not to eliminate, the potential for publication bias attributable to selective publication</w:t>
       </w:r>
       <w:r>
         <w:rPr>
@@ -6373,7 +7001,49 @@
         <w:rPr>
           <w:rFonts w:eastAsia="Times New Roman"/>
         </w:rPr>
-        <w:t>All statistical analyses were conducted in R version 4.4.2 (R Core Team, 2024) using the meta and metafor packages (Balduzzi et al., 2019; Viechtbauer, 2010). Risk-of-bias judgments and visualizations were produced using the Cochrane RoB 2 Excel tool and associated R utilities. Forest plots, funnel plots, and subgroup forest plots were generated using the forest and funnel functions of the meta package</w:t>
+        <w:t xml:space="preserve">All statistical analyses were conducted in R version 4.4.2 (R Core Team, 2024) using the meta and </w:t>
+      </w:r>
+      <w:proofErr w:type="spellStart"/>
+      <w:r>
+        <w:rPr>
+          <w:rFonts w:eastAsia="Times New Roman"/>
+        </w:rPr>
+        <w:t>metafor</w:t>
+      </w:r>
+      <w:proofErr w:type="spellEnd"/>
+      <w:r>
+        <w:rPr>
+          <w:rFonts w:eastAsia="Times New Roman"/>
+        </w:rPr>
+        <w:t xml:space="preserve"> packages (Balduzzi et al., 2019; </w:t>
+      </w:r>
+      <w:proofErr w:type="spellStart"/>
+      <w:r>
+        <w:rPr>
+          <w:rFonts w:eastAsia="Times New Roman"/>
+        </w:rPr>
+        <w:t>Viechtbauer</w:t>
+      </w:r>
+      <w:proofErr w:type="spellEnd"/>
+      <w:r>
+        <w:rPr>
+          <w:rFonts w:eastAsia="Times New Roman"/>
+        </w:rPr>
+        <w:t xml:space="preserve">, 2010). Risk-of-bias judgments and visualizations were produced using the Cochrane </w:t>
+      </w:r>
+      <w:proofErr w:type="spellStart"/>
+      <w:r>
+        <w:rPr>
+          <w:rFonts w:eastAsia="Times New Roman"/>
+        </w:rPr>
+        <w:t>RoB</w:t>
+      </w:r>
+      <w:proofErr w:type="spellEnd"/>
+      <w:r>
+        <w:rPr>
+          <w:rFonts w:eastAsia="Times New Roman"/>
+        </w:rPr>
+        <w:t xml:space="preserve"> 2 Excel tool and associated R utilities. Forest plots, funnel plots, and subgroup forest plots were generated using the forest and funnel functions of the meta package</w:t>
       </w:r>
       <w:r>
         <w:rPr>
@@ -6587,7 +7257,15 @@
         <w:jc w:val="both"/>
       </w:pPr>
       <w:r>
-        <w:t>Sixteen studies (reported across 20 publications) met the eligibility criteria. Of these, 15 contributed to the main meta-analysis; one cluster-randomized pilot trial conducted among Inuit youth in Nunavut (Bohr et al., 2023) did not report an intra-cluster correlation coefficient and was therefore reserved for sensitivity analysis (Section 4.6). The 15 studies in the main analysis were published between 1998 and 2025 and conducted in six countries: the United States (k = 5), the United Kingdom (k = 3), New Zealand (k = 3), Australia (k = 2), the Netherlands (k = 1), and Hong Kong, China (k = 1). Twelve studies were peer-reviewed journal articles, two were doctoral dissertations (Fleming et al., 2012; Makarushka, 2012), and one was a preprint (O'Dea et al., 2025). All studies adopted randomized controlled designs, predominantly two-arm parallel-group RCTs at the individual level. Funding sources were heterogeneous, including national research councils (NIHR, NIH/NIMH, NHMRC), government health departments (New Zealand Ministry of Health, Hong Kong Lotteries Fund), philanthropic foundations, and university or institutional support</w:t>
+        <w:t xml:space="preserve">Sixteen studies (reported across 20 publications) met the eligibility criteria. Of these, 15 contributed to the main meta-analysis; one cluster-randomized pilot trial conducted among Inuit youth in Nunavut (Bohr et al., 2023) did not report an intra-cluster correlation coefficient and was therefore reserved for sensitivity analysis (Section 4.6). The 15 studies in the main analysis were published between 1998 and 2025 and conducted in six countries: the United States (k = 5), the United Kingdom (k = 3), New Zealand (k = 3), Australia (k = 2), the Netherlands (k = 1), and Hong Kong, China (k = 1). Twelve studies were peer-reviewed journal articles, two were doctoral dissertations (Fleming et al., 2012; </w:t>
+      </w:r>
+      <w:proofErr w:type="spellStart"/>
+      <w:r>
+        <w:t>Makarushka</w:t>
+      </w:r>
+      <w:proofErr w:type="spellEnd"/>
+      <w:r>
+        <w:t>, 2012), and one was a preprint (O'Dea et al., 2025). All studies adopted randomized controlled designs, predominantly two-arm parallel-group RCTs at the individual level. Funding sources were heterogeneous, including national research councils (NIHR, NIH/NIMH, NHMRC), government health departments (New Zealand Ministry of Health, Hong Kong Lotteries Fund), philanthropic foundations, and university or institutional support</w:t>
       </w:r>
       <w:r>
         <w:rPr>
@@ -6629,7 +7307,15 @@
         <w:jc w:val="both"/>
       </w:pPr>
       <w:r>
-        <w:t>A total of 15 randomized controlled trials contributed to the main analysis, with 2,073 participants providing post-treatment data (intervention: n = 1,024; control: n = 1,049). Sample sizes at post-treatment ranged from 22 (Ackerson et al., 1998) to 284 (O'Dea et al., 2025). Most samples were drawn from high-income contexts; one trial was conducted in Hong Kong, China (Ip et al., 2016), and several included culturally specific or under-represented populations, such as adolescents excluded from mainstream education in New Zealand (Fleming et al., 2012), adolescents recruited from emergency departments following peer-violence exposure (Ranney et al., 2018), and adolescents recruited from CAMHS following repeated self-harm (Stallard et al., 2024). Among studies reporting sex distribution, samples were predominantly female, ranging from 41.0% (Stasiak et al., 2014) to 100.0% (Poppelaars et al., 2016), with a weighted average of approximately 70.6%. Baseline depressive severity ranged from mild to severe across trials, with most samples falling within the mild-to-moderate range as defined by each measure's clinical cutoff.</w:t>
+        <w:t>A total of 15 randomized controlled trials contributed to the main analysis, with 2,073 participants providing post-treatment data (intervention: n = 1,024; control: n = 1,049). Sample sizes at post-treatment ranged from 22 (Ackerson et al., 1998) to 284 (O'Dea et al., 2025). Most samples were drawn from high-income contexts; one trial was conducted in Hong Kong, China (Ip et al., 2016), and several included culturally specific or under-represented populations, such as adolescents excluded from mainstream education in New Zealand (Fleming et al., 2012), adolescents recruited from emergency departments following peer-violence exposure (Ranney et al., 2018), and adolescents recruited from CAMHS following repeated self-harm (Stallard et al., 2024). Among studies reporting sex distribution, samples were predominantly female, ranging from 41.0% (Stasiak et al., 2014) to 100.0% (</w:t>
+      </w:r>
+      <w:proofErr w:type="spellStart"/>
+      <w:r>
+        <w:t>Poppelaars</w:t>
+      </w:r>
+      <w:proofErr w:type="spellEnd"/>
+      <w:r>
+        <w:t xml:space="preserve"> et al., 2016), with a weighted average of approximately 70.6%. Baseline depressive severity ranged from mild to severe across trials, with most samples falling within the mild-to-moderate range as defined by each measure's clinical cutoff.</w:t>
       </w:r>
     </w:p>
     <w:p>
@@ -6639,11 +7325,35 @@
         <w:jc w:val="both"/>
       </w:pPr>
       <w:r>
-        <w:t xml:space="preserve">The handling of co-occurring symptoms varied across trials. Several programs were explicitly designed for, or recruited samples defined by, mixed clinical presentations: BlueIce targeted adolescents with repeated self-harm where depression was a secondary outcome (Stallard et al., 2024); iDOVE recruited adolescents presenting to the emergency department with peer-violence exposure and depressive symptoms </w:t>
+        <w:t xml:space="preserve">The handling of co-occurring symptoms varied across trials. Several programs were explicitly designed for, or recruited samples defined by, mixed clinical presentations: </w:t>
+      </w:r>
+      <w:proofErr w:type="spellStart"/>
+      <w:r>
+        <w:t>BlueIce</w:t>
+      </w:r>
+      <w:proofErr w:type="spellEnd"/>
+      <w:r>
+        <w:t xml:space="preserve"> targeted adolescents with repeated self-harm where depression was a secondary outcome (Stallard et al., 2024); </w:t>
+      </w:r>
+      <w:proofErr w:type="spellStart"/>
+      <w:r>
+        <w:t>iDOVE</w:t>
+      </w:r>
+      <w:proofErr w:type="spellEnd"/>
+      <w:r>
+        <w:t xml:space="preserve"> recruited adolescents presenting to the emergency department with peer-violence exposure and depressive symptoms </w:t>
       </w:r>
       <w:r>
         <w:lastRenderedPageBreak/>
-        <w:t xml:space="preserve">(Ranney et al., 2018); WeClick recruited on the basis of general adolescent mental health concerns without a depression severity threshold (O'Dea et al., 2020). Most other trials neither targeted nor systematically excluded comorbidity, recruiting </w:t>
+        <w:t xml:space="preserve">(Ranney et al., 2018); </w:t>
+      </w:r>
+      <w:proofErr w:type="spellStart"/>
+      <w:r>
+        <w:t>WeClick</w:t>
+      </w:r>
+      <w:proofErr w:type="spellEnd"/>
+      <w:r>
+        <w:t xml:space="preserve"> recruited on the basis of general adolescent mental health concerns without a depression severity threshold (O'Dea et al., 2020). Most other trials neither targeted nor systematically excluded comorbidity, recruiting </w:t>
       </w:r>
       <w:proofErr w:type="gramStart"/>
       <w:r>
@@ -6692,7 +7402,63 @@
         <w:jc w:val="both"/>
       </w:pPr>
       <w:r>
-        <w:t>The 15 trials evaluated 11 distinct intervention programs, with SPARX, Stressbusters, and the Feeling Good bibliotherapy each evaluated in multiple trials. Delivery modalities spanned bibliotherapy (k = 3; Feeling Good, evaluated in Ackerson et al., 1998, Stice et al., 2010, and Rohde et al., 2015), stand-alone computer programs and serious games (k = 7; SPARX in Fleming 2012, Merry 2012, Poppelaars 2016, and Bohr 2023; Stressbusters in Smith 2015 and Wright 2020; The Journey in Stasiak 2014), web-based platforms (k = 2; Grasp the Opportunity in Ip 2016 and Blues Blaster in Makarushka 2012), mobile applications (k = 3; BlueIce in Stallard 2024, WeClick in O'Dea 2020, ClearlyMe in O'Dea 2025), and text-messaging delivery (k = 1; iDOVE in Ranney 2018). Program duration ranged from a single in-person session followed by 8 weeks of automated text messaging (iDOVE) to 8 months of web-based modules (Grasp the Opportunity). Most programs were designed to be completed within a 4–</w:t>
+        <w:t xml:space="preserve">The 15 trials evaluated 11 distinct intervention programs, with SPARX, Stressbusters, and the Feeling Good bibliotherapy each evaluated in multiple trials. Delivery modalities spanned bibliotherapy (k = 3; Feeling Good, evaluated in Ackerson et al., 1998, Stice et al., 2010, and Rohde et al., 2015), stand-alone computer programs and serious games (k = 7; SPARX in Fleming 2012, Merry 2012, </w:t>
+      </w:r>
+      <w:proofErr w:type="spellStart"/>
+      <w:r>
+        <w:t>Poppelaars</w:t>
+      </w:r>
+      <w:proofErr w:type="spellEnd"/>
+      <w:r>
+        <w:t xml:space="preserve"> 2016, and Bohr 2023; Stressbusters in Smith 2015 and Wright 2020; The Journey in Stasiak 2014), web-based platforms (k = 2; Grasp the Opportunity in Ip 2016 and Blues Blaster in </w:t>
+      </w:r>
+      <w:proofErr w:type="spellStart"/>
+      <w:r>
+        <w:t>Makarushka</w:t>
+      </w:r>
+      <w:proofErr w:type="spellEnd"/>
+      <w:r>
+        <w:t xml:space="preserve"> 2012), mobile applications (k = 3; </w:t>
+      </w:r>
+      <w:proofErr w:type="spellStart"/>
+      <w:r>
+        <w:t>BlueIce</w:t>
+      </w:r>
+      <w:proofErr w:type="spellEnd"/>
+      <w:r>
+        <w:t xml:space="preserve"> in Stallard 2024, </w:t>
+      </w:r>
+      <w:proofErr w:type="spellStart"/>
+      <w:r>
+        <w:t>WeClick</w:t>
+      </w:r>
+      <w:proofErr w:type="spellEnd"/>
+      <w:r>
+        <w:t xml:space="preserve"> in O'Dea 2020, </w:t>
+      </w:r>
+      <w:proofErr w:type="spellStart"/>
+      <w:r>
+        <w:t>ClearlyMe</w:t>
+      </w:r>
+      <w:proofErr w:type="spellEnd"/>
+      <w:r>
+        <w:t xml:space="preserve"> in O'Dea 2025), and text-messaging delivery (k = 1; </w:t>
+      </w:r>
+      <w:proofErr w:type="spellStart"/>
+      <w:r>
+        <w:t>iDOVE</w:t>
+      </w:r>
+      <w:proofErr w:type="spellEnd"/>
+      <w:r>
+        <w:t xml:space="preserve"> in Ranney 2018). Program duration ranged from a single in-person session followed by 8 weeks of automated text messaging (</w:t>
+      </w:r>
+      <w:proofErr w:type="spellStart"/>
+      <w:r>
+        <w:t>iDOVE</w:t>
+      </w:r>
+      <w:proofErr w:type="spellEnd"/>
+      <w:r>
+        <w:t>) to 8 months of web-based modules (Grasp the Opportunity). Most programs were designed to be completed within a 4–</w:t>
       </w:r>
       <w:proofErr w:type="gramStart"/>
       <w:r>
@@ -6700,7 +7466,23 @@
       </w:r>
       <w:proofErr w:type="gramEnd"/>
       <w:r>
-        <w:t xml:space="preserve"> window, although several mobile-app interventions (BlueIce, ClearlyMe) operated on a self-paced model with continued open access.</w:t>
+        <w:t xml:space="preserve"> window, although several mobile-app interventions (</w:t>
+      </w:r>
+      <w:proofErr w:type="spellStart"/>
+      <w:r>
+        <w:t>BlueIce</w:t>
+      </w:r>
+      <w:proofErr w:type="spellEnd"/>
+      <w:r>
+        <w:t xml:space="preserve">, </w:t>
+      </w:r>
+      <w:proofErr w:type="spellStart"/>
+      <w:r>
+        <w:t>ClearlyMe</w:t>
+      </w:r>
+      <w:proofErr w:type="spellEnd"/>
+      <w:r>
+        <w:t>) operated on a self-paced model with continued open access.</w:t>
       </w:r>
     </w:p>
     <w:p>
@@ -6748,7 +7530,23 @@
         <w:jc w:val="both"/>
       </w:pPr>
       <w:r>
-        <w:t>Control conditions across the 15 trials encompassed waitlist (k = 6; including one trial with active monitoring, Poppelaars et al., 2016), treatment-as-usual (k = 2; Stallard et al., 2024 and Merry et al., 2012), attention control (k = 5; Ip 2016, O'Dea 2025, Ranney 2018, Stasiak 2014, Wright 2020), information-only or assessment-only control (k = 3; Stice 2010, Makarushka 2012, Rohde 2015). Waitlist conditions in two trials offered the active intervention after the waiting period, with consequences for follow-up comparability (Smith et al., 2015; Ackerson et al., 1998); these trials therefore did not contribute follow-up data to the synthesis. Attention controls included supportive-expressive group sessions, computerized psychoeducation matched for length and format (Stasiak et al., 2014), self-help websites (Wright et al., 2020), and educational materials on depression. Treatment-as-usual conditions varied substantially across health systems, ranging from CAMHS-delivered counseling (Stallard et al., 2024) to primary-care counseling averaging approximately five sessions (Merry et al., 2012).</w:t>
+        <w:t xml:space="preserve">Control conditions across the 15 trials encompassed waitlist (k = 6; including one trial with active monitoring, </w:t>
+      </w:r>
+      <w:proofErr w:type="spellStart"/>
+      <w:r>
+        <w:t>Poppelaars</w:t>
+      </w:r>
+      <w:proofErr w:type="spellEnd"/>
+      <w:r>
+        <w:t xml:space="preserve"> et al., 2016), treatment-as-usual (k = 2; Stallard et al., 2024 and Merry et al., 2012), attention control (k = 5; Ip 2016, O'Dea 2025, Ranney 2018, Stasiak 2014, Wright 2020), information-only or assessment-only control (k = 3; Stice 2010, </w:t>
+      </w:r>
+      <w:proofErr w:type="spellStart"/>
+      <w:r>
+        <w:t>Makarushka</w:t>
+      </w:r>
+      <w:proofErr w:type="spellEnd"/>
+      <w:r>
+        <w:t xml:space="preserve"> 2012, Rohde 2015). Waitlist conditions in two trials offered the active intervention after the waiting period, with consequences for follow-up comparability (Smith et al., 2015; Ackerson et al., 1998); these trials therefore did not contribute follow-up data to the synthesis. Attention controls included supportive-expressive group sessions, computerized psychoeducation matched for length and format (Stasiak et al., 2014), self-help websites (Wright et al., 2020), and educational materials on depression. Treatment-as-usual conditions varied substantially across health systems, ranging from CAMHS-delivered counseling (Stallard et al., 2024) to primary-care counseling averaging approximately five sessions (Merry et al., 2012).</w:t>
       </w:r>
     </w:p>
     <w:p>
@@ -7087,8 +7885,8 @@
         <w:ind w:firstLine="360"/>
         <w:jc w:val="both"/>
       </w:pPr>
-      <w:bookmarkStart w:id="11" w:name="OLE_LINK26"/>
-      <w:bookmarkStart w:id="12" w:name="OLE_LINK34"/>
+      <w:bookmarkStart w:id="11" w:name="OLE_LINK34"/>
+      <w:bookmarkStart w:id="12" w:name="OLE_LINK26"/>
       <w:bookmarkEnd w:id="9"/>
       <w:r>
         <w:t>Fourteen studies contributed effect sizes at post-intervention, including 1,</w:t>
@@ -7161,7 +7959,15 @@
         <w:t>g</w:t>
       </w:r>
       <w:r>
-        <w:t xml:space="preserve"> = −0.17; Poppelaars et al., 2016, </w:t>
+        <w:t xml:space="preserve"> = −0.17; </w:t>
+      </w:r>
+      <w:proofErr w:type="spellStart"/>
+      <w:r>
+        <w:t>Poppelaars</w:t>
+      </w:r>
+      <w:proofErr w:type="spellEnd"/>
+      <w:r>
+        <w:t xml:space="preserve"> et al., 2016, </w:t>
       </w:r>
       <w:r>
         <w:rPr>
@@ -7174,7 +7980,15 @@
         <w:t xml:space="preserve"> = −0.01)</w:t>
       </w:r>
       <w:r>
-        <w:t>. Five trials had confidence intervals that excluded zero (Ackerson et al., 1998; Fleming et al., 2012; Makarushka, 201</w:t>
+        <w:t xml:space="preserve">. Five trials had confidence intervals that excluded zero (Ackerson et al., 1998; Fleming et al., 2012; </w:t>
+      </w:r>
+      <w:proofErr w:type="spellStart"/>
+      <w:r>
+        <w:t>Makarushka</w:t>
+      </w:r>
+      <w:proofErr w:type="spellEnd"/>
+      <w:r>
+        <w:t>, 201</w:t>
       </w:r>
       <w:r>
         <w:rPr>
@@ -7197,7 +8011,7 @@
         </w:rPr>
       </w:pPr>
     </w:p>
-    <w:bookmarkEnd w:id="12"/>
+    <w:bookmarkEnd w:id="11"/>
     <w:p>
       <w:pPr>
         <w:spacing w:after="120" w:line="360" w:lineRule="auto"/>
@@ -7768,25 +8582,9 @@
                 <w:i/>
                 <w:iCs/>
               </w:rPr>
-              <w:t>t (df)</w:t>
-            </w:r>
-          </w:p>
-        </w:tc>
-        <w:tc>
-          <w:tcPr>
-            <w:tcW w:w="852" w:type="dxa"/>
-          </w:tcPr>
-          <w:p>
-            <w:pPr>
-              <w:spacing w:after="120" w:line="360" w:lineRule="auto"/>
-              <w:jc w:val="center"/>
-              <w:rPr>
-                <w:b/>
-                <w:bCs/>
-                <w:i/>
-                <w:iCs/>
-              </w:rPr>
-            </w:pPr>
+              <w:t>t (</w:t>
+            </w:r>
+            <w:proofErr w:type="spellStart"/>
             <w:r>
               <w:rPr>
                 <w:rFonts w:hint="eastAsia"/>
@@ -7795,23 +8593,9 @@
                 <w:i/>
                 <w:iCs/>
               </w:rPr>
-              <w:t>p</w:t>
-            </w:r>
-          </w:p>
-        </w:tc>
-        <w:tc>
-          <w:tcPr>
-            <w:tcW w:w="1048" w:type="dxa"/>
-          </w:tcPr>
-          <w:p>
-            <w:pPr>
-              <w:spacing w:after="120" w:line="360" w:lineRule="auto"/>
-              <w:jc w:val="center"/>
-              <w:rPr>
-                <w:b/>
-                <w:bCs/>
-              </w:rPr>
-            </w:pPr>
+              <w:t>df</w:t>
+            </w:r>
+            <w:proofErr w:type="spellEnd"/>
             <w:r>
               <w:rPr>
                 <w:rFonts w:hint="eastAsia"/>
@@ -7820,16 +8604,25 @@
                 <w:i/>
                 <w:iCs/>
               </w:rPr>
-              <w:t>Q</w:t>
-            </w:r>
-            <w:r>
-              <w:rPr>
-                <w:rFonts w:hint="eastAsia"/>
+              <w:t>)</w:t>
+            </w:r>
+          </w:p>
+        </w:tc>
+        <w:tc>
+          <w:tcPr>
+            <w:tcW w:w="852" w:type="dxa"/>
+          </w:tcPr>
+          <w:p>
+            <w:pPr>
+              <w:spacing w:after="120" w:line="360" w:lineRule="auto"/>
+              <w:jc w:val="center"/>
+              <w:rPr>
                 <w:b/>
                 <w:bCs/>
-              </w:rPr>
-              <w:t xml:space="preserve"> (</w:t>
-            </w:r>
+                <w:i/>
+                <w:iCs/>
+              </w:rPr>
+            </w:pPr>
             <w:r>
               <w:rPr>
                 <w:rFonts w:hint="eastAsia"/>
@@ -7838,31 +8631,21 @@
                 <w:i/>
                 <w:iCs/>
               </w:rPr>
-              <w:t>df</w:t>
-            </w:r>
-            <w:r>
-              <w:rPr>
-                <w:rFonts w:hint="eastAsia"/>
+              <w:t>p</w:t>
+            </w:r>
+          </w:p>
+        </w:tc>
+        <w:tc>
+          <w:tcPr>
+            <w:tcW w:w="1048" w:type="dxa"/>
+          </w:tcPr>
+          <w:p>
+            <w:pPr>
+              <w:spacing w:after="120" w:line="360" w:lineRule="auto"/>
+              <w:jc w:val="center"/>
+              <w:rPr>
                 <w:b/>
                 <w:bCs/>
-              </w:rPr>
-              <w:t>)</w:t>
-            </w:r>
-          </w:p>
-        </w:tc>
-        <w:tc>
-          <w:tcPr>
-            <w:tcW w:w="967" w:type="dxa"/>
-          </w:tcPr>
-          <w:p>
-            <w:pPr>
-              <w:spacing w:after="120" w:line="360" w:lineRule="auto"/>
-              <w:jc w:val="center"/>
-              <w:rPr>
-                <w:b/>
-                <w:bCs/>
-                <w:i/>
-                <w:iCs/>
               </w:rPr>
             </w:pPr>
             <w:r>
@@ -7873,7 +8656,7 @@
                 <w:i/>
                 <w:iCs/>
               </w:rPr>
-              <w:t xml:space="preserve">p </w:t>
+              <w:t>Q</w:t>
             </w:r>
             <w:r>
               <w:rPr>
@@ -7881,8 +8664,9 @@
                 <w:b/>
                 <w:bCs/>
               </w:rPr>
-              <w:t>(</w:t>
-            </w:r>
+              <w:t xml:space="preserve"> (</w:t>
+            </w:r>
+            <w:proofErr w:type="spellStart"/>
             <w:r>
               <w:rPr>
                 <w:rFonts w:hint="eastAsia"/>
@@ -7891,73 +8675,77 @@
                 <w:i/>
                 <w:iCs/>
               </w:rPr>
-              <w:t>Q)</w:t>
-            </w:r>
-          </w:p>
-        </w:tc>
-        <w:tc>
-          <w:tcPr>
-            <w:tcW w:w="1092" w:type="dxa"/>
+              <w:t>df</w:t>
+            </w:r>
+            <w:proofErr w:type="spellEnd"/>
+            <w:r>
+              <w:rPr>
+                <w:rFonts w:hint="eastAsia"/>
+                <w:b/>
+                <w:bCs/>
+              </w:rPr>
+              <w:t>)</w:t>
+            </w:r>
+          </w:p>
+        </w:tc>
+        <w:tc>
+          <w:tcPr>
+            <w:tcW w:w="967" w:type="dxa"/>
           </w:tcPr>
           <w:p>
             <w:pPr>
               <w:spacing w:after="120" w:line="360" w:lineRule="auto"/>
               <w:jc w:val="center"/>
-              <w:rPr>
-                <w:b/>
-                <w:bCs/>
-              </w:rPr>
-            </w:pPr>
-            <w:r>
               <w:rPr>
                 <w:b/>
                 <w:bCs/>
                 <w:i/>
                 <w:iCs/>
               </w:rPr>
-              <w:t>I</w:t>
-            </w:r>
-            <w:r>
-              <w:rPr>
-                <w:b/>
-                <w:bCs/>
-              </w:rPr>
-              <w:t>²</w:t>
-            </w:r>
-            <w:r>
-              <w:rPr>
+            </w:pPr>
+            <w:r>
+              <w:rPr>
+                <w:rFonts w:hint="eastAsia"/>
                 <w:b/>
                 <w:bCs/>
                 <w:i/>
                 <w:iCs/>
               </w:rPr>
-              <w:t xml:space="preserve"> </w:t>
-            </w:r>
-            <w:r>
-              <w:rPr>
+              <w:t xml:space="preserve">p </w:t>
+            </w:r>
+            <w:r>
+              <w:rPr>
+                <w:rFonts w:hint="eastAsia"/>
                 <w:b/>
                 <w:bCs/>
               </w:rPr>
-              <w:t>[95% CI]</w:t>
-            </w:r>
-          </w:p>
-        </w:tc>
-        <w:tc>
-          <w:tcPr>
-            <w:tcW w:w="1169" w:type="dxa"/>
-          </w:tcPr>
-          <w:p>
-            <w:pPr>
-              <w:spacing w:after="120" w:line="360" w:lineRule="auto"/>
-              <w:jc w:val="center"/>
-              <w:rPr>
+              <w:t>(</w:t>
+            </w:r>
+            <w:r>
+              <w:rPr>
+                <w:rFonts w:hint="eastAsia"/>
                 <w:b/>
                 <w:bCs/>
                 <w:i/>
                 <w:iCs/>
               </w:rPr>
-            </w:pPr>
-            <w:bookmarkStart w:id="18" w:name="OLE_LINK12"/>
+              <w:t>Q)</w:t>
+            </w:r>
+          </w:p>
+        </w:tc>
+        <w:tc>
+          <w:tcPr>
+            <w:tcW w:w="1092" w:type="dxa"/>
+          </w:tcPr>
+          <w:p>
+            <w:pPr>
+              <w:spacing w:after="120" w:line="360" w:lineRule="auto"/>
+              <w:jc w:val="center"/>
+              <w:rPr>
+                <w:b/>
+                <w:bCs/>
+              </w:rPr>
+            </w:pPr>
             <w:r>
               <w:rPr>
                 <w:b/>
@@ -7965,6 +8753,56 @@
                 <w:i/>
                 <w:iCs/>
               </w:rPr>
+              <w:t>I</w:t>
+            </w:r>
+            <w:r>
+              <w:rPr>
+                <w:b/>
+                <w:bCs/>
+              </w:rPr>
+              <w:t>²</w:t>
+            </w:r>
+            <w:r>
+              <w:rPr>
+                <w:b/>
+                <w:bCs/>
+                <w:i/>
+                <w:iCs/>
+              </w:rPr>
+              <w:t xml:space="preserve"> </w:t>
+            </w:r>
+            <w:r>
+              <w:rPr>
+                <w:b/>
+                <w:bCs/>
+              </w:rPr>
+              <w:t>[95% CI]</w:t>
+            </w:r>
+          </w:p>
+        </w:tc>
+        <w:tc>
+          <w:tcPr>
+            <w:tcW w:w="1169" w:type="dxa"/>
+          </w:tcPr>
+          <w:p>
+            <w:pPr>
+              <w:spacing w:after="120" w:line="360" w:lineRule="auto"/>
+              <w:jc w:val="center"/>
+              <w:rPr>
+                <w:b/>
+                <w:bCs/>
+                <w:i/>
+                <w:iCs/>
+              </w:rPr>
+            </w:pPr>
+            <w:bookmarkStart w:id="18" w:name="OLE_LINK12"/>
+            <w:r>
+              <w:rPr>
+                <w:b/>
+                <w:bCs/>
+                <w:i/>
+                <w:iCs/>
+              </w:rPr>
               <w:t>τ</w:t>
             </w:r>
             <w:r>
@@ -8269,7 +9107,7 @@
       <w:bookmarkEnd w:id="15"/>
     </w:p>
     <w:bookmarkEnd w:id="10"/>
-    <w:bookmarkEnd w:id="11"/>
+    <w:bookmarkEnd w:id="12"/>
     <w:bookmarkEnd w:id="16"/>
     <w:p>
       <w:pPr>
@@ -8389,7 +9227,15 @@
         <w:t>Three studies (</w:t>
       </w:r>
       <w:r>
-        <w:t>O'Dea et al., 2020; Poppelaars et al., 2016; Stasiak et al., 2014</w:t>
+        <w:t xml:space="preserve">O'Dea et al., 2020; </w:t>
+      </w:r>
+      <w:proofErr w:type="spellStart"/>
+      <w:r>
+        <w:t>Poppelaars</w:t>
+      </w:r>
+      <w:proofErr w:type="spellEnd"/>
+      <w:r>
+        <w:t xml:space="preserve"> et al., 2016; Stasiak et al., 2014</w:t>
       </w:r>
       <w:r>
         <w:rPr>
@@ -8599,8 +9445,17 @@
           <w:b/>
           <w:bCs/>
         </w:rPr>
-        <w:t>-Term Follow-UP</w:t>
-      </w:r>
+        <w:t xml:space="preserve">-Term </w:t>
+      </w:r>
+      <w:proofErr w:type="spellStart"/>
+      <w:r>
+        <w:rPr>
+          <w:b/>
+          <w:bCs/>
+        </w:rPr>
+        <w:t>Follow-UP</w:t>
+      </w:r>
+      <w:proofErr w:type="spellEnd"/>
     </w:p>
     <w:bookmarkEnd w:id="21"/>
     <w:p>
@@ -8791,8 +9646,13 @@
         </w:rPr>
         <w:t xml:space="preserve">2018; </w:t>
       </w:r>
-      <w:r>
-        <w:t xml:space="preserve">Poppelaars et al., 2016; </w:t>
+      <w:proofErr w:type="spellStart"/>
+      <w:r>
+        <w:t>Poppelaars</w:t>
+      </w:r>
+      <w:proofErr w:type="spellEnd"/>
+      <w:r>
+        <w:t xml:space="preserve"> et al., 2016; </w:t>
       </w:r>
       <w:r>
         <w:rPr>
@@ -8804,7 +9664,21 @@
         <w:rPr>
           <w:rFonts w:hint="eastAsia"/>
         </w:rPr>
-        <w:t>; Makarushka, 201</w:t>
+        <w:t xml:space="preserve">; </w:t>
+      </w:r>
+      <w:proofErr w:type="spellStart"/>
+      <w:r>
+        <w:rPr>
+          <w:rFonts w:hint="eastAsia"/>
+        </w:rPr>
+        <w:t>Makarushka</w:t>
+      </w:r>
+      <w:proofErr w:type="spellEnd"/>
+      <w:r>
+        <w:rPr>
+          <w:rFonts w:hint="eastAsia"/>
+        </w:rPr>
+        <w:t>, 201</w:t>
       </w:r>
       <w:r>
         <w:rPr>
@@ -9023,7 +9897,15 @@
         <w:t>g</w:t>
       </w:r>
       <w:r>
-        <w:t xml:space="preserve"> = 0.29 (Makarushka, 201</w:t>
+        <w:t xml:space="preserve"> = 0.29 (</w:t>
+      </w:r>
+      <w:proofErr w:type="spellStart"/>
+      <w:r>
+        <w:t>Makarushka</w:t>
+      </w:r>
+      <w:proofErr w:type="spellEnd"/>
+      <w:r>
+        <w:t>, 201</w:t>
       </w:r>
       <w:r>
         <w:rPr>
@@ -9175,8 +10057,17 @@
           <w:b/>
           <w:bCs/>
         </w:rPr>
-        <w:t>-Term Follow-UP</w:t>
-      </w:r>
+        <w:t xml:space="preserve">-Term </w:t>
+      </w:r>
+      <w:proofErr w:type="spellStart"/>
+      <w:r>
+        <w:rPr>
+          <w:b/>
+          <w:bCs/>
+        </w:rPr>
+        <w:t>Follow-UP</w:t>
+      </w:r>
+      <w:proofErr w:type="spellEnd"/>
     </w:p>
     <w:p>
       <w:pPr>
@@ -9347,7 +10238,15 @@
         <w:jc w:val="both"/>
       </w:pPr>
       <w:r>
-        <w:t>Five studies (Stice et al., 2010; Ip et al., 2016; Poppelaars et al., 2016; Wright et al., 2020; Rohde et al., 2015) contributed effect sizes at long-term follow-up (≥12 months post-intervention). Where a study reported multiple long-term assessments, the longest available timepoint was used. Under a random-effects model with REML estimator and Hartung-Knapp adjustment, the pooled Hedges' g was 0.1</w:t>
+        <w:t xml:space="preserve">Five studies (Stice et al., 2010; Ip et al., 2016; </w:t>
+      </w:r>
+      <w:proofErr w:type="spellStart"/>
+      <w:r>
+        <w:t>Poppelaars</w:t>
+      </w:r>
+      <w:proofErr w:type="spellEnd"/>
+      <w:r>
+        <w:t xml:space="preserve"> et al., 2016; Wright et al., 2020; Rohde et al., 2015) contributed effect sizes at long-term follow-up (≥12 months post-intervention). Where a study reported multiple long-term assessments, the longest available timepoint was used. Under a random-effects model with REML estimator and Hartung-Knapp adjustment, the pooled Hedges' g was 0.1</w:t>
       </w:r>
       <w:r>
         <w:rPr>
@@ -9570,8 +10469,17 @@
           <w:b/>
           <w:bCs/>
         </w:rPr>
-        <w:t>-Term Follow-UP</w:t>
-      </w:r>
+        <w:t xml:space="preserve">-Term </w:t>
+      </w:r>
+      <w:proofErr w:type="spellStart"/>
+      <w:r>
+        <w:rPr>
+          <w:b/>
+          <w:bCs/>
+        </w:rPr>
+        <w:t>Follow-UP</w:t>
+      </w:r>
+      <w:proofErr w:type="spellEnd"/>
     </w:p>
     <w:bookmarkEnd w:id="28"/>
     <w:p>
@@ -9726,6 +10634,7 @@
         </w:rPr>
         <w:t xml:space="preserve"> </w:t>
       </w:r>
+      <w:proofErr w:type="spellStart"/>
       <w:r>
         <w:rPr>
           <w:rFonts w:hint="eastAsia"/>
@@ -9743,6 +10652,7 @@
         </w:rPr>
         <w:t>s</w:t>
       </w:r>
+      <w:proofErr w:type="spellEnd"/>
     </w:p>
     <w:tbl>
       <w:tblPr>
@@ -9918,28 +10828,9 @@
                 <w:i/>
                 <w:iCs/>
               </w:rPr>
-              <w:t>t (df)</w:t>
-            </w:r>
-          </w:p>
-        </w:tc>
-        <w:tc>
-          <w:tcPr>
-            <w:tcW w:w="788" w:type="dxa"/>
-            <w:tcBorders>
-              <w:bottom w:val="single" w:sz="4" w:space="0" w:color="auto"/>
-            </w:tcBorders>
-          </w:tcPr>
-          <w:p>
-            <w:pPr>
-              <w:spacing w:after="120" w:line="360" w:lineRule="auto"/>
-              <w:jc w:val="center"/>
-              <w:rPr>
-                <w:b/>
-                <w:bCs/>
-                <w:i/>
-                <w:iCs/>
-              </w:rPr>
-            </w:pPr>
+              <w:t>t (</w:t>
+            </w:r>
+            <w:proofErr w:type="spellStart"/>
             <w:r>
               <w:rPr>
                 <w:rFonts w:hint="eastAsia"/>
@@ -9948,26 +10839,9 @@
                 <w:i/>
                 <w:iCs/>
               </w:rPr>
-              <w:t>p</w:t>
-            </w:r>
-          </w:p>
-        </w:tc>
-        <w:tc>
-          <w:tcPr>
-            <w:tcW w:w="962" w:type="dxa"/>
-            <w:tcBorders>
-              <w:bottom w:val="single" w:sz="4" w:space="0" w:color="auto"/>
-            </w:tcBorders>
-          </w:tcPr>
-          <w:p>
-            <w:pPr>
-              <w:spacing w:after="120" w:line="360" w:lineRule="auto"/>
-              <w:jc w:val="center"/>
-              <w:rPr>
-                <w:b/>
-                <w:bCs/>
-              </w:rPr>
-            </w:pPr>
+              <w:t>df</w:t>
+            </w:r>
+            <w:proofErr w:type="spellEnd"/>
             <w:r>
               <w:rPr>
                 <w:rFonts w:hint="eastAsia"/>
@@ -9976,16 +10850,28 @@
                 <w:i/>
                 <w:iCs/>
               </w:rPr>
-              <w:t>Q</w:t>
-            </w:r>
-            <w:r>
-              <w:rPr>
-                <w:rFonts w:hint="eastAsia"/>
+              <w:t>)</w:t>
+            </w:r>
+          </w:p>
+        </w:tc>
+        <w:tc>
+          <w:tcPr>
+            <w:tcW w:w="788" w:type="dxa"/>
+            <w:tcBorders>
+              <w:bottom w:val="single" w:sz="4" w:space="0" w:color="auto"/>
+            </w:tcBorders>
+          </w:tcPr>
+          <w:p>
+            <w:pPr>
+              <w:spacing w:after="120" w:line="360" w:lineRule="auto"/>
+              <w:jc w:val="center"/>
+              <w:rPr>
                 <w:b/>
                 <w:bCs/>
-              </w:rPr>
-              <w:t xml:space="preserve"> (</w:t>
-            </w:r>
+                <w:i/>
+                <w:iCs/>
+              </w:rPr>
+            </w:pPr>
             <w:r>
               <w:rPr>
                 <w:rFonts w:hint="eastAsia"/>
@@ -9994,34 +10880,24 @@
                 <w:i/>
                 <w:iCs/>
               </w:rPr>
-              <w:t>df</w:t>
-            </w:r>
-            <w:r>
-              <w:rPr>
-                <w:rFonts w:hint="eastAsia"/>
+              <w:t>p</w:t>
+            </w:r>
+          </w:p>
+        </w:tc>
+        <w:tc>
+          <w:tcPr>
+            <w:tcW w:w="962" w:type="dxa"/>
+            <w:tcBorders>
+              <w:bottom w:val="single" w:sz="4" w:space="0" w:color="auto"/>
+            </w:tcBorders>
+          </w:tcPr>
+          <w:p>
+            <w:pPr>
+              <w:spacing w:after="120" w:line="360" w:lineRule="auto"/>
+              <w:jc w:val="center"/>
+              <w:rPr>
                 <w:b/>
                 <w:bCs/>
-              </w:rPr>
-              <w:t>)</w:t>
-            </w:r>
-          </w:p>
-        </w:tc>
-        <w:tc>
-          <w:tcPr>
-            <w:tcW w:w="919" w:type="dxa"/>
-            <w:tcBorders>
-              <w:bottom w:val="single" w:sz="4" w:space="0" w:color="auto"/>
-            </w:tcBorders>
-          </w:tcPr>
-          <w:p>
-            <w:pPr>
-              <w:spacing w:after="120" w:line="360" w:lineRule="auto"/>
-              <w:jc w:val="center"/>
-              <w:rPr>
-                <w:b/>
-                <w:bCs/>
-                <w:i/>
-                <w:iCs/>
               </w:rPr>
             </w:pPr>
             <w:r>
@@ -10032,7 +10908,7 @@
                 <w:i/>
                 <w:iCs/>
               </w:rPr>
-              <w:t xml:space="preserve">p </w:t>
+              <w:t>Q</w:t>
             </w:r>
             <w:r>
               <w:rPr>
@@ -10040,8 +10916,9 @@
                 <w:b/>
                 <w:bCs/>
               </w:rPr>
-              <w:t>(</w:t>
-            </w:r>
+              <w:t xml:space="preserve"> (</w:t>
+            </w:r>
+            <w:proofErr w:type="spellStart"/>
             <w:r>
               <w:rPr>
                 <w:rFonts w:hint="eastAsia"/>
@@ -10050,13 +10927,22 @@
                 <w:i/>
                 <w:iCs/>
               </w:rPr>
-              <w:t>Q)</w:t>
-            </w:r>
-          </w:p>
-        </w:tc>
-        <w:tc>
-          <w:tcPr>
-            <w:tcW w:w="1013" w:type="dxa"/>
+              <w:t>df</w:t>
+            </w:r>
+            <w:proofErr w:type="spellEnd"/>
+            <w:r>
+              <w:rPr>
+                <w:rFonts w:hint="eastAsia"/>
+                <w:b/>
+                <w:bCs/>
+              </w:rPr>
+              <w:t>)</w:t>
+            </w:r>
+          </w:p>
+        </w:tc>
+        <w:tc>
+          <w:tcPr>
+            <w:tcW w:w="919" w:type="dxa"/>
             <w:tcBorders>
               <w:bottom w:val="single" w:sz="4" w:space="0" w:color="auto"/>
             </w:tcBorders>
@@ -10065,62 +10951,58 @@
             <w:pPr>
               <w:spacing w:after="120" w:line="360" w:lineRule="auto"/>
               <w:jc w:val="center"/>
-              <w:rPr>
-                <w:b/>
-                <w:bCs/>
-              </w:rPr>
-            </w:pPr>
-            <w:r>
               <w:rPr>
                 <w:b/>
                 <w:bCs/>
                 <w:i/>
                 <w:iCs/>
               </w:rPr>
-              <w:t>I</w:t>
-            </w:r>
-            <w:r>
-              <w:rPr>
-                <w:b/>
-                <w:bCs/>
-              </w:rPr>
-              <w:t>²</w:t>
-            </w:r>
-            <w:r>
-              <w:rPr>
+            </w:pPr>
+            <w:r>
+              <w:rPr>
+                <w:rFonts w:hint="eastAsia"/>
                 <w:b/>
                 <w:bCs/>
                 <w:i/>
                 <w:iCs/>
               </w:rPr>
-              <w:t xml:space="preserve"> </w:t>
-            </w:r>
-            <w:r>
-              <w:rPr>
+              <w:t xml:space="preserve">p </w:t>
+            </w:r>
+            <w:r>
+              <w:rPr>
+                <w:rFonts w:hint="eastAsia"/>
                 <w:b/>
                 <w:bCs/>
               </w:rPr>
-              <w:t>[95% CI]</w:t>
-            </w:r>
-          </w:p>
-        </w:tc>
-        <w:tc>
-          <w:tcPr>
-            <w:tcW w:w="1052" w:type="dxa"/>
-            <w:tcBorders>
-              <w:bottom w:val="single" w:sz="4" w:space="0" w:color="auto"/>
-            </w:tcBorders>
-          </w:tcPr>
-          <w:p>
-            <w:pPr>
-              <w:spacing w:after="120" w:line="360" w:lineRule="auto"/>
-              <w:jc w:val="center"/>
-              <w:rPr>
+              <w:t>(</w:t>
+            </w:r>
+            <w:r>
+              <w:rPr>
+                <w:rFonts w:hint="eastAsia"/>
                 <w:b/>
                 <w:bCs/>
                 <w:i/>
                 <w:iCs/>
               </w:rPr>
+              <w:t>Q)</w:t>
+            </w:r>
+          </w:p>
+        </w:tc>
+        <w:tc>
+          <w:tcPr>
+            <w:tcW w:w="1013" w:type="dxa"/>
+            <w:tcBorders>
+              <w:bottom w:val="single" w:sz="4" w:space="0" w:color="auto"/>
+            </w:tcBorders>
+          </w:tcPr>
+          <w:p>
+            <w:pPr>
+              <w:spacing w:after="120" w:line="360" w:lineRule="auto"/>
+              <w:jc w:val="center"/>
+              <w:rPr>
+                <w:b/>
+                <w:bCs/>
+              </w:rPr>
             </w:pPr>
             <w:r>
               <w:rPr>
@@ -10129,6 +11011,58 @@
                 <w:i/>
                 <w:iCs/>
               </w:rPr>
+              <w:t>I</w:t>
+            </w:r>
+            <w:r>
+              <w:rPr>
+                <w:b/>
+                <w:bCs/>
+              </w:rPr>
+              <w:t>²</w:t>
+            </w:r>
+            <w:r>
+              <w:rPr>
+                <w:b/>
+                <w:bCs/>
+                <w:i/>
+                <w:iCs/>
+              </w:rPr>
+              <w:t xml:space="preserve"> </w:t>
+            </w:r>
+            <w:r>
+              <w:rPr>
+                <w:b/>
+                <w:bCs/>
+              </w:rPr>
+              <w:t>[95% CI]</w:t>
+            </w:r>
+          </w:p>
+        </w:tc>
+        <w:tc>
+          <w:tcPr>
+            <w:tcW w:w="1052" w:type="dxa"/>
+            <w:tcBorders>
+              <w:bottom w:val="single" w:sz="4" w:space="0" w:color="auto"/>
+            </w:tcBorders>
+          </w:tcPr>
+          <w:p>
+            <w:pPr>
+              <w:spacing w:after="120" w:line="360" w:lineRule="auto"/>
+              <w:jc w:val="center"/>
+              <w:rPr>
+                <w:b/>
+                <w:bCs/>
+                <w:i/>
+                <w:iCs/>
+              </w:rPr>
+            </w:pPr>
+            <w:r>
+              <w:rPr>
+                <w:b/>
+                <w:bCs/>
+                <w:i/>
+                <w:iCs/>
+              </w:rPr>
               <w:t>τ</w:t>
             </w:r>
             <w:r>
@@ -11423,7 +12357,7 @@
           <w:noProof/>
         </w:rPr>
         <w:drawing>
-          <wp:inline distT="0" distB="0" distL="0" distR="0" wp14:anchorId="5C9BA0DB" wp14:editId="6F46255D">
+          <wp:inline distT="0" distB="0" distL="0" distR="0" wp14:anchorId="5C9BA0DB" wp14:editId="2F23239A">
             <wp:extent cx="5943600" cy="4953000"/>
             <wp:effectExtent l="0" t="0" r="0" b="0"/>
             <wp:docPr id="2036369271" name="图片 11" descr="图表&#10;&#10;描述已自动生成"/>
@@ -11777,6 +12711,7 @@
               </w:rPr>
               <w:t xml:space="preserve"> (</w:t>
             </w:r>
+            <w:proofErr w:type="spellStart"/>
             <w:r>
               <w:rPr>
                 <w:b/>
@@ -11786,6 +12721,7 @@
               </w:rPr>
               <w:t>df</w:t>
             </w:r>
+            <w:proofErr w:type="spellEnd"/>
             <w:r>
               <w:rPr>
                 <w:b/>
@@ -12295,7 +13231,7 @@
       <w:pPr>
         <w:pStyle w:val="2"/>
         <w:rPr>
-          <w:rFonts w:eastAsiaTheme="minorEastAsia" w:hint="eastAsia"/>
+          <w:rFonts w:eastAsiaTheme="minorEastAsia"/>
         </w:rPr>
       </w:pPr>
       <w:r>
@@ -12321,7 +13257,15 @@
         <w:jc w:val="both"/>
       </w:pPr>
       <w:r>
-        <w:t xml:space="preserve">All fifteen included studies contributed to the acceptability analysis using risk ratio (RR), with all-cause dropout at post-intervention as the event of interest. Three of the fifteen studies (Ip 2016; Poppelaars 2016; </w:t>
+        <w:t xml:space="preserve">All fifteen included studies contributed to the acceptability analysis using risk ratio (RR), with all-cause dropout at post-intervention as the event of interest. Three of the fifteen studies (Ip 2016; </w:t>
+      </w:r>
+      <w:proofErr w:type="spellStart"/>
+      <w:r>
+        <w:t>Poppelaars</w:t>
+      </w:r>
+      <w:proofErr w:type="spellEnd"/>
+      <w:r>
+        <w:t xml:space="preserve"> 2016; </w:t>
       </w:r>
       <w:r>
         <w:lastRenderedPageBreak/>
@@ -12333,9 +13277,6 @@
         <w:spacing w:after="120" w:line="360" w:lineRule="auto"/>
         <w:ind w:firstLine="360"/>
         <w:jc w:val="both"/>
-        <w:rPr>
-          <w:rFonts w:hint="eastAsia"/>
-        </w:rPr>
       </w:pPr>
       <w:r>
         <w:t xml:space="preserve">Inspection of the forest plot (Figure </w:t>
@@ -12365,7 +13306,15 @@
         <w:t>I</w:t>
       </w:r>
       <w:r>
-        <w:t>² = 40.5%, Q = 23.54, df = 14, p = .052) and a 95% prediction interval ranging from 0.70 to 2.49. The corresponding common-effect estimate (MH exact, RR = 1.49, 95%</w:t>
+        <w:t xml:space="preserve">² = 40.5%, Q = 23.54, </w:t>
+      </w:r>
+      <w:proofErr w:type="spellStart"/>
+      <w:r>
+        <w:t>df</w:t>
+      </w:r>
+      <w:proofErr w:type="spellEnd"/>
+      <w:r>
+        <w:t xml:space="preserve"> = 14, p = .052) and a 95% prediction interval ranging from 0.70 to 2.49. The corresponding common-effect estimate (MH exact, RR = 1.49, 95%</w:t>
       </w:r>
       <w:r>
         <w:rPr>
@@ -12397,9 +13346,6 @@
         <w:spacing w:after="120" w:line="360" w:lineRule="auto"/>
         <w:ind w:firstLine="360"/>
         <w:jc w:val="both"/>
-        <w:rPr>
-          <w:rFonts w:hint="eastAsia"/>
-        </w:rPr>
       </w:pPr>
     </w:p>
     <w:p>
@@ -12412,7 +13358,6 @@
         <w:spacing w:after="120" w:line="360" w:lineRule="auto"/>
         <w:jc w:val="both"/>
         <w:rPr>
-          <w:rFonts w:hint="eastAsia"/>
           <w:b/>
           <w:bCs/>
           <w:noProof/>
@@ -12529,9 +13474,6 @@
       <w:pPr>
         <w:spacing w:after="120" w:line="276" w:lineRule="auto"/>
         <w:jc w:val="both"/>
-        <w:rPr>
-          <w:rFonts w:hint="eastAsia"/>
-        </w:rPr>
       </w:pPr>
       <w:r>
         <w:rPr>
@@ -12601,7 +13543,23 @@
       </w:pPr>
       <w:r>
         <w:lastRenderedPageBreak/>
-        <w:t>Exploratory influence diagnostics following Viechtbauer and Cheung (2010) identified O'Dea (2025) as the single high-influence study in the analysis, with an externally standardized residual of 2.91, DFFITS of 1.48, and Cook's distance of 0.65, all exceeding standard thresholds. The Baujat plot (</w:t>
+        <w:t xml:space="preserve">Exploratory influence diagnostics following </w:t>
+      </w:r>
+      <w:proofErr w:type="spellStart"/>
+      <w:r>
+        <w:t>Viechtbauer</w:t>
+      </w:r>
+      <w:proofErr w:type="spellEnd"/>
+      <w:r>
+        <w:t xml:space="preserve"> and Cheung (2010) identified O'Dea (2025) as the single high-influence study in the analysis, with an externally standardized residual of 2.91, DFFITS of 1.48, and Cook's distance of 0.65, all exceeding standard thresholds. The </w:t>
+      </w:r>
+      <w:proofErr w:type="spellStart"/>
+      <w:r>
+        <w:t>Baujat</w:t>
+      </w:r>
+      <w:proofErr w:type="spellEnd"/>
+      <w:r>
+        <w:t xml:space="preserve"> plot (</w:t>
       </w:r>
       <w:r>
         <w:rPr>
@@ -12680,7 +13638,6 @@
         <w:spacing w:after="120" w:line="360" w:lineRule="auto"/>
         <w:jc w:val="both"/>
         <w:rPr>
-          <w:rFonts w:hint="eastAsia"/>
           <w:b/>
           <w:bCs/>
         </w:rPr>
@@ -12769,7 +13726,6 @@
       <w:pPr>
         <w:spacing w:after="120"/>
         <w:rPr>
-          <w:rFonts w:hint="eastAsia"/>
           <w:noProof/>
         </w:rPr>
       </w:pPr>
@@ -12953,9 +13909,6 @@
       <w:pPr>
         <w:spacing w:after="120" w:line="360" w:lineRule="auto"/>
         <w:jc w:val="both"/>
-        <w:rPr>
-          <w:rFonts w:hint="eastAsia"/>
-        </w:rPr>
       </w:pPr>
     </w:p>
     <w:p>
@@ -12969,7 +13922,6 @@
         <w:spacing w:after="120" w:line="360" w:lineRule="auto"/>
         <w:jc w:val="both"/>
         <w:rPr>
-          <w:rFonts w:hint="eastAsia"/>
           <w:b/>
           <w:bCs/>
           <w:noProof/>
@@ -13066,7 +14018,23 @@
         <w:t>Note</w:t>
       </w:r>
       <w:r>
-        <w:t xml:space="preserve">. Baujat plot (Baujat et al., 2002) for the acceptability meta-analysis, displaying each study's contribution to overall between-study heterogeneity (x-axis; squared Pearson residual) against its influence on the pooled risk ratio when removed from the analysis (y-axis). Studies located in the upper-right quadrant of the plot contribute substantially to both observed heterogeneity and the pooled estimate. O'Dea (2025) is the only study clearly separated from the origin, occupying the upper-right region; all other studies cluster near the lower-left corner, indicating minimal individual contribution to either heterogeneity or pooled effect. This pattern identifies O'Dea (2025) as the principal source of between-study heterogeneity in the </w:t>
+        <w:t xml:space="preserve">. </w:t>
+      </w:r>
+      <w:proofErr w:type="spellStart"/>
+      <w:r>
+        <w:t>Baujat</w:t>
+      </w:r>
+      <w:proofErr w:type="spellEnd"/>
+      <w:r>
+        <w:t xml:space="preserve"> plot (</w:t>
+      </w:r>
+      <w:proofErr w:type="spellStart"/>
+      <w:r>
+        <w:t>Baujat</w:t>
+      </w:r>
+      <w:proofErr w:type="spellEnd"/>
+      <w:r>
+        <w:t xml:space="preserve"> et al., 2002) for the acceptability meta-analysis, displaying each study's contribution to overall between-study heterogeneity (x-axis; squared Pearson residual) against its influence on the pooled risk ratio when removed from the analysis (y-axis). Studies located in the upper-right quadrant of the plot contribute substantially to both observed heterogeneity and the pooled estimate. O'Dea (2025) is the only study clearly separated from the origin, occupying the upper-right region; all other studies cluster near the lower-left corner, indicating minimal individual contribution to either heterogeneity or pooled effect. This pattern identifies O'Dea (2025) as the principal source of between-study heterogeneity in the </w:t>
       </w:r>
       <w:r>
         <w:lastRenderedPageBreak/>
@@ -13460,7 +14428,35 @@
         <w:rPr>
           <w:rFonts w:eastAsia="Times New Roman"/>
         </w:rPr>
-        <w:t xml:space="preserve">Bjornstad, G., Sonthalia, S., Rouse, B., et al. (2024). A comparison of the effectiveness of cognitive behavioural interventions based on delivery features for elevated symptoms of depression in adolescents: A systematic review. </w:t>
+        <w:t xml:space="preserve">Bjornstad, G., </w:t>
+      </w:r>
+      <w:proofErr w:type="spellStart"/>
+      <w:r>
+        <w:rPr>
+          <w:rFonts w:eastAsia="Times New Roman"/>
+        </w:rPr>
+        <w:t>Sonthalia</w:t>
+      </w:r>
+      <w:proofErr w:type="spellEnd"/>
+      <w:r>
+        <w:rPr>
+          <w:rFonts w:eastAsia="Times New Roman"/>
+        </w:rPr>
+        <w:t xml:space="preserve">, S., Rouse, B., et al. (2024). A comparison of the effectiveness of cognitive </w:t>
+      </w:r>
+      <w:proofErr w:type="spellStart"/>
+      <w:r>
+        <w:rPr>
+          <w:rFonts w:eastAsia="Times New Roman"/>
+        </w:rPr>
+        <w:t>behavioural</w:t>
+      </w:r>
+      <w:proofErr w:type="spellEnd"/>
+      <w:r>
+        <w:rPr>
+          <w:rFonts w:eastAsia="Times New Roman"/>
+        </w:rPr>
+        <w:t xml:space="preserve"> interventions based on delivery features for elevated symptoms of depression in adolescents: A systematic review. </w:t>
       </w:r>
       <w:r>
         <w:rPr>
@@ -13590,7 +14586,63 @@
         <w:rPr>
           <w:rFonts w:eastAsia="Times New Roman"/>
         </w:rPr>
-        <w:t xml:space="preserve">Furukawa, T. A., Suganuma, A., Ostinelli, E. G., Andersson, G., Beevers, C. G., Shumake, J., … Cuijpers, P. (2021). Dismantling, optimising, and personalising internet cognitive behavioural therapy for depression: A systematic review and component network meta-analysis using individual participant data. </w:t>
+        <w:t xml:space="preserve">Furukawa, T. A., Suganuma, A., </w:t>
+      </w:r>
+      <w:proofErr w:type="spellStart"/>
+      <w:r>
+        <w:rPr>
+          <w:rFonts w:eastAsia="Times New Roman"/>
+        </w:rPr>
+        <w:t>Ostinelli</w:t>
+      </w:r>
+      <w:proofErr w:type="spellEnd"/>
+      <w:r>
+        <w:rPr>
+          <w:rFonts w:eastAsia="Times New Roman"/>
+        </w:rPr>
+        <w:t xml:space="preserve">, E. G., Andersson, G., Beevers, C. G., Shumake, J., … Cuijpers, P. (2021). Dismantling, </w:t>
+      </w:r>
+      <w:proofErr w:type="spellStart"/>
+      <w:r>
+        <w:rPr>
+          <w:rFonts w:eastAsia="Times New Roman"/>
+        </w:rPr>
+        <w:t>optimising</w:t>
+      </w:r>
+      <w:proofErr w:type="spellEnd"/>
+      <w:r>
+        <w:rPr>
+          <w:rFonts w:eastAsia="Times New Roman"/>
+        </w:rPr>
+        <w:t xml:space="preserve">, and </w:t>
+      </w:r>
+      <w:proofErr w:type="spellStart"/>
+      <w:r>
+        <w:rPr>
+          <w:rFonts w:eastAsia="Times New Roman"/>
+        </w:rPr>
+        <w:t>personalising</w:t>
+      </w:r>
+      <w:proofErr w:type="spellEnd"/>
+      <w:r>
+        <w:rPr>
+          <w:rFonts w:eastAsia="Times New Roman"/>
+        </w:rPr>
+        <w:t xml:space="preserve"> internet cognitive </w:t>
+      </w:r>
+      <w:proofErr w:type="spellStart"/>
+      <w:r>
+        <w:rPr>
+          <w:rFonts w:eastAsia="Times New Roman"/>
+        </w:rPr>
+        <w:t>behavioural</w:t>
+      </w:r>
+      <w:proofErr w:type="spellEnd"/>
+      <w:r>
+        <w:rPr>
+          <w:rFonts w:eastAsia="Times New Roman"/>
+        </w:rPr>
+        <w:t xml:space="preserve"> therapy for depression: A systematic review and component network meta-analysis using individual participant data. </w:t>
       </w:r>
       <w:r>
         <w:rPr>
@@ -13643,7 +14695,21 @@
         <w:rPr>
           <w:rFonts w:eastAsia="Times New Roman"/>
         </w:rPr>
-        <w:t xml:space="preserve">Harwood, T. M., &amp; L'Abate, L. (2010). </w:t>
+        <w:t xml:space="preserve">Harwood, T. M., &amp; </w:t>
+      </w:r>
+      <w:proofErr w:type="spellStart"/>
+      <w:r>
+        <w:rPr>
+          <w:rFonts w:eastAsia="Times New Roman"/>
+        </w:rPr>
+        <w:t>L'Abate</w:t>
+      </w:r>
+      <w:proofErr w:type="spellEnd"/>
+      <w:r>
+        <w:rPr>
+          <w:rFonts w:eastAsia="Times New Roman"/>
+        </w:rPr>
+        <w:t xml:space="preserve">, L. (2010). </w:t>
       </w:r>
       <w:r>
         <w:rPr>
@@ -13719,7 +14785,15 @@
         <w:ind w:left="720" w:hanging="720"/>
       </w:pPr>
       <w:r>
-        <w:t>Hetrick, S. E., Cox, G. R., Witt, K. G., Bir, J. J., &amp; Merry, S. N. (2016). Cognitive behavioural therapy (CBT), third-wave CBT and interpersonal therapy (IPT) based interventions for preventing depression in children and adolescents. Cochrane Database of Systematic Reviews, 2016(8), CD003380.</w:t>
+        <w:t xml:space="preserve">Hetrick, S. E., Cox, G. R., Witt, K. G., Bir, J. J., &amp; Merry, S. N. (2016). Cognitive </w:t>
+      </w:r>
+      <w:proofErr w:type="spellStart"/>
+      <w:r>
+        <w:t>behavioural</w:t>
+      </w:r>
+      <w:proofErr w:type="spellEnd"/>
+      <w:r>
+        <w:t xml:space="preserve"> therapy (CBT), third-wave CBT and interpersonal therapy (IPT) based interventions for preventing depression in children and adolescents. Cochrane Database of Systematic Reviews, 2016(8), CD003380.</w:t>
       </w:r>
     </w:p>
     <w:p>
@@ -13877,13 +14951,23 @@
         </w:rPr>
         <w:t xml:space="preserve">Moitra, M., Santomauro, D., Collins, P. Y., et al. (2022). The global gap in treatment coverage for major depressive disorder in 84 countries from 2000–2019: A systematic review and Bayesian meta-regression analysis. </w:t>
       </w:r>
+      <w:proofErr w:type="spellStart"/>
       <w:r>
         <w:rPr>
           <w:rFonts w:eastAsia="Times New Roman"/>
           <w:i/>
           <w:iCs/>
         </w:rPr>
-        <w:t>PLoS Medicine, 19</w:t>
+        <w:t>PLoS</w:t>
+      </w:r>
+      <w:proofErr w:type="spellEnd"/>
+      <w:r>
+        <w:rPr>
+          <w:rFonts w:eastAsia="Times New Roman"/>
+          <w:i/>
+          <w:iCs/>
+        </w:rPr>
+        <w:t xml:space="preserve"> Medicine, 19</w:t>
       </w:r>
       <w:r>
         <w:rPr>
@@ -13923,11 +15007,19 @@
         <w:spacing w:after="120" w:line="360" w:lineRule="auto"/>
         <w:ind w:left="720" w:hanging="720"/>
       </w:pPr>
-      <w:r>
-        <w:rPr>
-          <w:rFonts w:eastAsia="Times New Roman"/>
-        </w:rPr>
-        <w:t xml:space="preserve">Ormel, J., Petukhova, M., Chatterji, S., et al. (2008). Disability and treatment of specific mental and physical disorders across the world. </w:t>
+      <w:proofErr w:type="spellStart"/>
+      <w:r>
+        <w:rPr>
+          <w:rFonts w:eastAsia="Times New Roman"/>
+        </w:rPr>
+        <w:t>Ormel</w:t>
+      </w:r>
+      <w:proofErr w:type="spellEnd"/>
+      <w:r>
+        <w:rPr>
+          <w:rFonts w:eastAsia="Times New Roman"/>
+        </w:rPr>
+        <w:t xml:space="preserve">, J., Petukhova, M., Chatterji, S., et al. (2008). Disability and treatment of specific mental and physical disorders across the world. </w:t>
       </w:r>
       <w:r>
         <w:rPr>
@@ -13953,7 +15045,21 @@
         <w:rPr>
           <w:rFonts w:eastAsia="Times New Roman"/>
         </w:rPr>
-        <w:t xml:space="preserve">Page, M. J., McKenzie, J. E., Bossuyt, P. M., Boutron, I., Hoffmann, T. C., Mulrow, C. D., … Moher, D. (2021). The PRISMA 2020 statement: An updated guideline for reporting systematic reviews. </w:t>
+        <w:t xml:space="preserve">Page, M. J., McKenzie, J. E., Bossuyt, P. M., </w:t>
+      </w:r>
+      <w:proofErr w:type="spellStart"/>
+      <w:r>
+        <w:rPr>
+          <w:rFonts w:eastAsia="Times New Roman"/>
+        </w:rPr>
+        <w:t>Boutron</w:t>
+      </w:r>
+      <w:proofErr w:type="spellEnd"/>
+      <w:r>
+        <w:rPr>
+          <w:rFonts w:eastAsia="Times New Roman"/>
+        </w:rPr>
+        <w:t xml:space="preserve">, I., Hoffmann, T. C., Mulrow, C. D., … Moher, D. (2021). The PRISMA 2020 statement: An updated guideline for reporting systematic reviews. </w:t>
       </w:r>
       <w:r>
         <w:rPr>
@@ -13975,11 +15081,19 @@
         <w:spacing w:after="120" w:line="360" w:lineRule="auto"/>
         <w:ind w:left="720" w:hanging="720"/>
       </w:pPr>
-      <w:r>
-        <w:rPr>
-          <w:rFonts w:eastAsia="Times New Roman"/>
-        </w:rPr>
-        <w:t xml:space="preserve">Pinquart, M., &amp; Duberstein, P. R. (2010). Depression and cancer mortality: A meta-analysis. </w:t>
+      <w:proofErr w:type="spellStart"/>
+      <w:r>
+        <w:rPr>
+          <w:rFonts w:eastAsia="Times New Roman"/>
+        </w:rPr>
+        <w:t>Pinquart</w:t>
+      </w:r>
+      <w:proofErr w:type="spellEnd"/>
+      <w:r>
+        <w:rPr>
+          <w:rFonts w:eastAsia="Times New Roman"/>
+        </w:rPr>
+        <w:t xml:space="preserve">, M., &amp; Duberstein, P. R. (2010). Depression and cancer mortality: A meta-analysis. </w:t>
       </w:r>
       <w:r>
         <w:rPr>
@@ -14033,8 +15147,21 @@
         <w:spacing w:after="120" w:line="360" w:lineRule="auto"/>
         <w:ind w:left="720" w:hanging="720"/>
       </w:pPr>
-      <w:r>
-        <w:t xml:space="preserve">Radez, J., Reardon, T., Creswell, C., Lawrence, P. J., Evdoka-Burton, G., &amp; Waite, P. (2021). Why do children and adolescents (not) seek and access professional help for their mental health problems? A systematic review of quantitative and qualitative studies. </w:t>
+      <w:proofErr w:type="spellStart"/>
+      <w:r>
+        <w:t>Radez</w:t>
+      </w:r>
+      <w:proofErr w:type="spellEnd"/>
+      <w:r>
+        <w:t xml:space="preserve">, J., Reardon, T., Creswell, C., Lawrence, P. J., </w:t>
+      </w:r>
+      <w:proofErr w:type="spellStart"/>
+      <w:r>
+        <w:t>Evdoka</w:t>
+      </w:r>
+      <w:proofErr w:type="spellEnd"/>
+      <w:r>
+        <w:t xml:space="preserve">-Burton, G., &amp; Waite, P. (2021). Why do children and adolescents (not) seek and access professional help for their mental health problems? A systematic review of quantitative and qualitative studies. </w:t>
       </w:r>
       <w:r>
         <w:rPr>
@@ -14078,11 +15205,19 @@
         <w:spacing w:after="120" w:line="360" w:lineRule="auto"/>
         <w:ind w:left="720" w:hanging="720"/>
       </w:pPr>
-      <w:r>
-        <w:rPr>
-          <w:rFonts w:eastAsia="Times New Roman"/>
-        </w:rPr>
-        <w:t xml:space="preserve">Rugulies, R. (2002). Depression as a predictor for coronary heart disease: A review and meta-analysis. </w:t>
+      <w:proofErr w:type="spellStart"/>
+      <w:r>
+        <w:rPr>
+          <w:rFonts w:eastAsia="Times New Roman"/>
+        </w:rPr>
+        <w:t>Rugulies</w:t>
+      </w:r>
+      <w:proofErr w:type="spellEnd"/>
+      <w:r>
+        <w:rPr>
+          <w:rFonts w:eastAsia="Times New Roman"/>
+        </w:rPr>
+        <w:t xml:space="preserve">, R. (2002). Depression as a predictor for coronary heart disease: A review and meta-analysis. </w:t>
       </w:r>
       <w:r>
         <w:rPr>
@@ -14104,11 +15239,19 @@
         <w:spacing w:after="120" w:line="360" w:lineRule="auto"/>
         <w:ind w:left="720" w:hanging="720"/>
       </w:pPr>
-      <w:r>
-        <w:rPr>
-          <w:rFonts w:eastAsia="Times New Roman"/>
-        </w:rPr>
-        <w:t xml:space="preserve">Schöpfel, J., &amp; Rasuli, B. (2018). Are electronic theses and dissertations (still) grey literature in the digital age? A FAIR debate. </w:t>
+      <w:proofErr w:type="spellStart"/>
+      <w:r>
+        <w:rPr>
+          <w:rFonts w:eastAsia="Times New Roman"/>
+        </w:rPr>
+        <w:t>Schöpfel</w:t>
+      </w:r>
+      <w:proofErr w:type="spellEnd"/>
+      <w:r>
+        <w:rPr>
+          <w:rFonts w:eastAsia="Times New Roman"/>
+        </w:rPr>
+        <w:t xml:space="preserve">, J., &amp; Rasuli, B. (2018). Are electronic theses and dissertations (still) grey literature in the digital age? A FAIR debate. </w:t>
       </w:r>
       <w:r>
         <w:rPr>
@@ -14160,7 +15303,49 @@
         <w:rPr>
           <w:rFonts w:eastAsia="Times New Roman"/>
         </w:rPr>
-        <w:t xml:space="preserve">Sterne, J. A. C., Savović, J., Page, M. J., Elbers, R. G., Blencowe, N. S., Boutron, I., … Higgins, J. P. T. (2019). RoB 2: A revised tool for assessing risk of bias in randomised trials. </w:t>
+        <w:t xml:space="preserve">Sterne, J. A. C., Savović, J., Page, M. J., Elbers, R. G., Blencowe, N. S., </w:t>
+      </w:r>
+      <w:proofErr w:type="spellStart"/>
+      <w:r>
+        <w:rPr>
+          <w:rFonts w:eastAsia="Times New Roman"/>
+        </w:rPr>
+        <w:t>Boutron</w:t>
+      </w:r>
+      <w:proofErr w:type="spellEnd"/>
+      <w:r>
+        <w:rPr>
+          <w:rFonts w:eastAsia="Times New Roman"/>
+        </w:rPr>
+        <w:t xml:space="preserve">, I., … Higgins, J. P. T. (2019). </w:t>
+      </w:r>
+      <w:proofErr w:type="spellStart"/>
+      <w:r>
+        <w:rPr>
+          <w:rFonts w:eastAsia="Times New Roman"/>
+        </w:rPr>
+        <w:t>RoB</w:t>
+      </w:r>
+      <w:proofErr w:type="spellEnd"/>
+      <w:r>
+        <w:rPr>
+          <w:rFonts w:eastAsia="Times New Roman"/>
+        </w:rPr>
+        <w:t xml:space="preserve"> 2: A revised tool for assessing risk of bias in </w:t>
+      </w:r>
+      <w:proofErr w:type="spellStart"/>
+      <w:r>
+        <w:rPr>
+          <w:rFonts w:eastAsia="Times New Roman"/>
+        </w:rPr>
+        <w:t>randomised</w:t>
+      </w:r>
+      <w:proofErr w:type="spellEnd"/>
+      <w:r>
+        <w:rPr>
+          <w:rFonts w:eastAsia="Times New Roman"/>
+        </w:rPr>
+        <w:t xml:space="preserve"> trials. </w:t>
       </w:r>
       <w:r>
         <w:rPr>
@@ -14221,15 +15406,39 @@
         <w:rPr>
           <w:rFonts w:eastAsia="Times New Roman"/>
         </w:rPr>
-        <w:t xml:space="preserve">Tong, L., Panagiotopoulou, O.-M., Cuijpers, P., &amp; Karyotaki, E. (2024). The effectiveness of self-guided interventions in adults with depressive symptoms: A systematic review and meta-analysis. </w:t>
-      </w:r>
+        <w:t xml:space="preserve">Tong, L., Panagiotopoulou, O.-M., Cuijpers, P., &amp; </w:t>
+      </w:r>
+      <w:proofErr w:type="spellStart"/>
+      <w:r>
+        <w:rPr>
+          <w:rFonts w:eastAsia="Times New Roman"/>
+        </w:rPr>
+        <w:t>Karyotaki</w:t>
+      </w:r>
+      <w:proofErr w:type="spellEnd"/>
+      <w:r>
+        <w:rPr>
+          <w:rFonts w:eastAsia="Times New Roman"/>
+        </w:rPr>
+        <w:t xml:space="preserve">, E. (2024). The effectiveness of self-guided interventions in adults with depressive symptoms: A systematic review and meta-analysis. </w:t>
+      </w:r>
+      <w:proofErr w:type="spellStart"/>
       <w:r>
         <w:rPr>
           <w:rFonts w:eastAsia="Times New Roman"/>
           <w:i/>
           <w:iCs/>
         </w:rPr>
-        <w:t>eBioMedicine, 105</w:t>
+        <w:t>eBioMedicine</w:t>
+      </w:r>
+      <w:proofErr w:type="spellEnd"/>
+      <w:r>
+        <w:rPr>
+          <w:rFonts w:eastAsia="Times New Roman"/>
+          <w:i/>
+          <w:iCs/>
+        </w:rPr>
+        <w:t>, 105</w:t>
       </w:r>
       <w:r>
         <w:rPr>
@@ -14243,11 +15452,33 @@
         <w:spacing w:after="120" w:line="360" w:lineRule="auto"/>
         <w:ind w:left="720" w:hanging="720"/>
       </w:pPr>
-      <w:r>
-        <w:rPr>
-          <w:rFonts w:eastAsia="Times New Roman"/>
-        </w:rPr>
-        <w:t xml:space="preserve">Viechtbauer, W. (2010). Conducting meta-analyses in R with the metafor package. </w:t>
+      <w:proofErr w:type="spellStart"/>
+      <w:r>
+        <w:rPr>
+          <w:rFonts w:eastAsia="Times New Roman"/>
+        </w:rPr>
+        <w:t>Viechtbauer</w:t>
+      </w:r>
+      <w:proofErr w:type="spellEnd"/>
+      <w:r>
+        <w:rPr>
+          <w:rFonts w:eastAsia="Times New Roman"/>
+        </w:rPr>
+        <w:t xml:space="preserve">, W. (2010). Conducting meta-analyses in R with the </w:t>
+      </w:r>
+      <w:proofErr w:type="spellStart"/>
+      <w:r>
+        <w:rPr>
+          <w:rFonts w:eastAsia="Times New Roman"/>
+        </w:rPr>
+        <w:t>metafor</w:t>
+      </w:r>
+      <w:proofErr w:type="spellEnd"/>
+      <w:r>
+        <w:rPr>
+          <w:rFonts w:eastAsia="Times New Roman"/>
+        </w:rPr>
+        <w:t xml:space="preserve"> package. </w:t>
       </w:r>
       <w:r>
         <w:rPr>
@@ -14273,7 +15504,63 @@
         <w:rPr>
           <w:rFonts w:eastAsia="Times New Roman"/>
         </w:rPr>
-        <w:t xml:space="preserve">Weisz, J. R., Kuppens, S., Ng, M. Y., Eckshtain, D., Ugueto, A. M., Vaughn-Coaxum, R., … Fordwood, S. R. (2017). What five decades of research tells us about the effects of youth psychological therapy: A multilevel meta-analysis and implications for science and practice. </w:t>
+        <w:t xml:space="preserve">Weisz, J. R., </w:t>
+      </w:r>
+      <w:proofErr w:type="spellStart"/>
+      <w:r>
+        <w:rPr>
+          <w:rFonts w:eastAsia="Times New Roman"/>
+        </w:rPr>
+        <w:t>Kuppens</w:t>
+      </w:r>
+      <w:proofErr w:type="spellEnd"/>
+      <w:r>
+        <w:rPr>
+          <w:rFonts w:eastAsia="Times New Roman"/>
+        </w:rPr>
+        <w:t xml:space="preserve">, S., Ng, M. Y., </w:t>
+      </w:r>
+      <w:proofErr w:type="spellStart"/>
+      <w:r>
+        <w:rPr>
+          <w:rFonts w:eastAsia="Times New Roman"/>
+        </w:rPr>
+        <w:t>Eckshtain</w:t>
+      </w:r>
+      <w:proofErr w:type="spellEnd"/>
+      <w:r>
+        <w:rPr>
+          <w:rFonts w:eastAsia="Times New Roman"/>
+        </w:rPr>
+        <w:t xml:space="preserve">, D., </w:t>
+      </w:r>
+      <w:proofErr w:type="spellStart"/>
+      <w:r>
+        <w:rPr>
+          <w:rFonts w:eastAsia="Times New Roman"/>
+        </w:rPr>
+        <w:t>Ugueto</w:t>
+      </w:r>
+      <w:proofErr w:type="spellEnd"/>
+      <w:r>
+        <w:rPr>
+          <w:rFonts w:eastAsia="Times New Roman"/>
+        </w:rPr>
+        <w:t xml:space="preserve">, A. M., Vaughn-Coaxum, R., … </w:t>
+      </w:r>
+      <w:proofErr w:type="spellStart"/>
+      <w:r>
+        <w:rPr>
+          <w:rFonts w:eastAsia="Times New Roman"/>
+        </w:rPr>
+        <w:t>Fordwood</w:t>
+      </w:r>
+      <w:proofErr w:type="spellEnd"/>
+      <w:r>
+        <w:rPr>
+          <w:rFonts w:eastAsia="Times New Roman"/>
+        </w:rPr>
+        <w:t xml:space="preserve">, S. R. (2017). What five decades of research tells us about the effects of youth psychological therapy: A multilevel meta-analysis and implications for science and practice. </w:t>
       </w:r>
       <w:r>
         <w:rPr>
@@ -14376,7 +15663,15 @@
         <w:ind w:left="720" w:hanging="720"/>
       </w:pPr>
       <w:r>
-        <w:t xml:space="preserve">Yap, M. B. H., Pilkington, P. D., Ryan, S. M., &amp; Jorm, A. F. (2014). Parental factors associated with depression and anxiety in young people: A systematic review and meta-analysis. </w:t>
+        <w:t xml:space="preserve">Yap, M. B. H., Pilkington, P. D., Ryan, S. M., &amp; </w:t>
+      </w:r>
+      <w:proofErr w:type="spellStart"/>
+      <w:r>
+        <w:t>Jorm</w:t>
+      </w:r>
+      <w:proofErr w:type="spellEnd"/>
+      <w:r>
+        <w:t xml:space="preserve">, A. F. (2014). Parental factors associated with depression and anxiety in young people: A systematic review and meta-analysis. </w:t>
       </w:r>
       <w:r>
         <w:rPr>
@@ -14456,7 +15751,21 @@
         <w:rPr>
           <w:rFonts w:eastAsia="Times New Roman"/>
         </w:rPr>
-        <w:t xml:space="preserve">"Adolescent"[MeSH] OR </w:t>
+        <w:t>"Adolescent"[</w:t>
+      </w:r>
+      <w:proofErr w:type="spellStart"/>
+      <w:r>
+        <w:rPr>
+          <w:rFonts w:eastAsia="Times New Roman"/>
+        </w:rPr>
+        <w:t>MeSH</w:t>
+      </w:r>
+      <w:proofErr w:type="spellEnd"/>
+      <w:r>
+        <w:rPr>
+          <w:rFonts w:eastAsia="Times New Roman"/>
+        </w:rPr>
+        <w:t xml:space="preserve">] OR </w:t>
       </w:r>
       <w:proofErr w:type="gramStart"/>
       <w:r>
@@ -14491,7 +15800,35 @@
         <w:rPr>
           <w:rFonts w:eastAsia="Times New Roman"/>
         </w:rPr>
-        <w:t xml:space="preserve">"Depressive Disorder"[MeSH] OR "Depression"[MeSH] OR </w:t>
+        <w:t>"Depressive Disorder"[</w:t>
+      </w:r>
+      <w:proofErr w:type="spellStart"/>
+      <w:r>
+        <w:rPr>
+          <w:rFonts w:eastAsia="Times New Roman"/>
+        </w:rPr>
+        <w:t>MeSH</w:t>
+      </w:r>
+      <w:proofErr w:type="spellEnd"/>
+      <w:r>
+        <w:rPr>
+          <w:rFonts w:eastAsia="Times New Roman"/>
+        </w:rPr>
+        <w:t>] OR "Depression"[</w:t>
+      </w:r>
+      <w:proofErr w:type="spellStart"/>
+      <w:r>
+        <w:rPr>
+          <w:rFonts w:eastAsia="Times New Roman"/>
+        </w:rPr>
+        <w:t>MeSH</w:t>
+      </w:r>
+      <w:proofErr w:type="spellEnd"/>
+      <w:r>
+        <w:rPr>
+          <w:rFonts w:eastAsia="Times New Roman"/>
+        </w:rPr>
+        <w:t xml:space="preserve">] OR </w:t>
       </w:r>
       <w:proofErr w:type="gramStart"/>
       <w:r>
@@ -14526,7 +15863,35 @@
         <w:rPr>
           <w:rFonts w:eastAsia="Times New Roman"/>
         </w:rPr>
-        <w:t>"Cognitive Behavioral Therapy"[MeSH] OR "cognitive behavioral therapy"[Title/Abstract] OR "cognitive behaviour therapy"[Title/Abstract] OR CBT[Title/Abstract] OR "cognitive therapy"[Title/Abstract]</w:t>
+        <w:t>"Cognitive Behavioral Therapy"[</w:t>
+      </w:r>
+      <w:proofErr w:type="spellStart"/>
+      <w:r>
+        <w:rPr>
+          <w:rFonts w:eastAsia="Times New Roman"/>
+        </w:rPr>
+        <w:t>MeSH</w:t>
+      </w:r>
+      <w:proofErr w:type="spellEnd"/>
+      <w:r>
+        <w:rPr>
+          <w:rFonts w:eastAsia="Times New Roman"/>
+        </w:rPr>
+        <w:t xml:space="preserve">] OR "cognitive behavioral therapy"[Title/Abstract] OR "cognitive </w:t>
+      </w:r>
+      <w:proofErr w:type="spellStart"/>
+      <w:r>
+        <w:rPr>
+          <w:rFonts w:eastAsia="Times New Roman"/>
+        </w:rPr>
+        <w:t>behaviour</w:t>
+      </w:r>
+      <w:proofErr w:type="spellEnd"/>
+      <w:r>
+        <w:rPr>
+          <w:rFonts w:eastAsia="Times New Roman"/>
+        </w:rPr>
+        <w:t xml:space="preserve"> therapy"[Title/Abstract] OR CBT[Title/Abstract] OR "cognitive therapy"[Title/Abstract]</w:t>
       </w:r>
     </w:p>
     <w:p>
@@ -14547,7 +15912,133 @@
         <w:rPr>
           <w:rFonts w:eastAsia="Times New Roman"/>
         </w:rPr>
-        <w:t>(adapted from Tong et al., 2024) "Bibliotherapy"[MeSH] OR bibliotherap*[Title/Abstract] OR "self-help"[Title/Abstract] OR "self help"[Title/Abstract] OR selfhelp[Title/Abstract] OR workbook[Title/Abstract] OR manual[Title/Abstract] OR "Telemedicine"[MeSH] OR "Mobile Applications"[MeSH] OR "Therapy, Computer-Assisted"[MeSH] OR telehealth[Title/Abstract] OR e-health[Title/Abstract] OR m-health[Title/Abstract] OR mhealth[Title/Abstract] OR ehealth[Title/Abstract] OR "internet-based"[Title/Abstract] OR "web-based"[Title/Abstract] OR online[Title/Abstract] OR app[Title/Abstract] OR smartphone[Title/Abstract] OR digital[Title/Abstract]</w:t>
+        <w:t>(adapted from Tong et al., 2024) "Bibliotherapy"[</w:t>
+      </w:r>
+      <w:proofErr w:type="spellStart"/>
+      <w:r>
+        <w:rPr>
+          <w:rFonts w:eastAsia="Times New Roman"/>
+        </w:rPr>
+        <w:t>MeSH</w:t>
+      </w:r>
+      <w:proofErr w:type="spellEnd"/>
+      <w:r>
+        <w:rPr>
+          <w:rFonts w:eastAsia="Times New Roman"/>
+        </w:rPr>
+        <w:t xml:space="preserve">] OR </w:t>
+      </w:r>
+      <w:proofErr w:type="spellStart"/>
+      <w:r>
+        <w:rPr>
+          <w:rFonts w:eastAsia="Times New Roman"/>
+        </w:rPr>
+        <w:t>bibliotherap</w:t>
+      </w:r>
+      <w:proofErr w:type="spellEnd"/>
+      <w:r>
+        <w:rPr>
+          <w:rFonts w:eastAsia="Times New Roman"/>
+        </w:rPr>
+        <w:t>*[Title/Abstract] OR "self-help"[Title/Abstract] OR "</w:t>
+      </w:r>
+      <w:proofErr w:type="spellStart"/>
+      <w:r>
+        <w:rPr>
+          <w:rFonts w:eastAsia="Times New Roman"/>
+        </w:rPr>
+        <w:t>self help</w:t>
+      </w:r>
+      <w:proofErr w:type="spellEnd"/>
+      <w:r>
+        <w:rPr>
+          <w:rFonts w:eastAsia="Times New Roman"/>
+        </w:rPr>
+        <w:t xml:space="preserve">"[Title/Abstract] OR </w:t>
+      </w:r>
+      <w:proofErr w:type="spellStart"/>
+      <w:r>
+        <w:rPr>
+          <w:rFonts w:eastAsia="Times New Roman"/>
+        </w:rPr>
+        <w:t>selfhelp</w:t>
+      </w:r>
+      <w:proofErr w:type="spellEnd"/>
+      <w:r>
+        <w:rPr>
+          <w:rFonts w:eastAsia="Times New Roman"/>
+        </w:rPr>
+        <w:t>[Title/Abstract] OR workbook[Title/Abstract] OR manual[Title/Abstract] OR "Telemedicine"[</w:t>
+      </w:r>
+      <w:proofErr w:type="spellStart"/>
+      <w:r>
+        <w:rPr>
+          <w:rFonts w:eastAsia="Times New Roman"/>
+        </w:rPr>
+        <w:t>MeSH</w:t>
+      </w:r>
+      <w:proofErr w:type="spellEnd"/>
+      <w:r>
+        <w:rPr>
+          <w:rFonts w:eastAsia="Times New Roman"/>
+        </w:rPr>
+        <w:t>] OR "Mobile Applications"[</w:t>
+      </w:r>
+      <w:proofErr w:type="spellStart"/>
+      <w:r>
+        <w:rPr>
+          <w:rFonts w:eastAsia="Times New Roman"/>
+        </w:rPr>
+        <w:t>MeSH</w:t>
+      </w:r>
+      <w:proofErr w:type="spellEnd"/>
+      <w:r>
+        <w:rPr>
+          <w:rFonts w:eastAsia="Times New Roman"/>
+        </w:rPr>
+        <w:t>] OR "Therapy, Computer-Assisted"[</w:t>
+      </w:r>
+      <w:proofErr w:type="spellStart"/>
+      <w:r>
+        <w:rPr>
+          <w:rFonts w:eastAsia="Times New Roman"/>
+        </w:rPr>
+        <w:t>MeSH</w:t>
+      </w:r>
+      <w:proofErr w:type="spellEnd"/>
+      <w:r>
+        <w:rPr>
+          <w:rFonts w:eastAsia="Times New Roman"/>
+        </w:rPr>
+        <w:t xml:space="preserve">] OR telehealth[Title/Abstract] OR e-health[Title/Abstract] OR m-health[Title/Abstract] OR </w:t>
+      </w:r>
+      <w:proofErr w:type="spellStart"/>
+      <w:r>
+        <w:rPr>
+          <w:rFonts w:eastAsia="Times New Roman"/>
+        </w:rPr>
+        <w:t>mhealth</w:t>
+      </w:r>
+      <w:proofErr w:type="spellEnd"/>
+      <w:r>
+        <w:rPr>
+          <w:rFonts w:eastAsia="Times New Roman"/>
+        </w:rPr>
+        <w:t xml:space="preserve">[Title/Abstract] OR </w:t>
+      </w:r>
+      <w:proofErr w:type="spellStart"/>
+      <w:r>
+        <w:rPr>
+          <w:rFonts w:eastAsia="Times New Roman"/>
+        </w:rPr>
+        <w:t>ehealth</w:t>
+      </w:r>
+      <w:proofErr w:type="spellEnd"/>
+      <w:r>
+        <w:rPr>
+          <w:rFonts w:eastAsia="Times New Roman"/>
+        </w:rPr>
+        <w:t>[Title/Abstract] OR "internet-based"[Title/Abstract] OR "web-based"[Title/Abstract] OR online[Title/Abstract] OR app[Title/Abstract] OR smartphone[Title/Abstract] OR digital[Title/Abstract]</w:t>
       </w:r>
     </w:p>
     <w:p>
@@ -14591,7 +16082,21 @@
         <w:rPr>
           <w:rFonts w:eastAsia="Times New Roman"/>
         </w:rPr>
-        <w:t>CBT components were coded using the component framework of Furukawa et al. (2021). The abbreviations used in the Study_Info data-extraction sheet are as follows:</w:t>
+        <w:t xml:space="preserve">CBT components were coded using the component framework of Furukawa et al. (2021). The abbreviations used in the </w:t>
+      </w:r>
+      <w:proofErr w:type="spellStart"/>
+      <w:r>
+        <w:rPr>
+          <w:rFonts w:eastAsia="Times New Roman"/>
+        </w:rPr>
+        <w:t>Study_Info</w:t>
+      </w:r>
+      <w:proofErr w:type="spellEnd"/>
+      <w:r>
+        <w:rPr>
+          <w:rFonts w:eastAsia="Times New Roman"/>
+        </w:rPr>
+        <w:t xml:space="preserve"> data-extraction sheet are as follows:</w:t>
       </w:r>
     </w:p>
     <w:tbl>
@@ -14744,6 +16249,7 @@
               <w:spacing w:line="276" w:lineRule="auto"/>
               <w:jc w:val="center"/>
             </w:pPr>
+            <w:proofErr w:type="spellStart"/>
             <w:r>
               <w:rPr>
                 <w:rFonts w:eastAsia="Times New Roman"/>
@@ -14754,6 +16260,7 @@
               </w:rPr>
               <w:t>cr</w:t>
             </w:r>
+            <w:proofErr w:type="spellEnd"/>
           </w:p>
         </w:tc>
         <w:tc>
@@ -14851,6 +16358,7 @@
               <w:spacing w:line="276" w:lineRule="auto"/>
               <w:jc w:val="center"/>
             </w:pPr>
+            <w:proofErr w:type="spellStart"/>
             <w:r>
               <w:rPr>
                 <w:rFonts w:eastAsia="Times New Roman"/>
@@ -14861,6 +16369,7 @@
               </w:rPr>
               <w:t>ba</w:t>
             </w:r>
+            <w:proofErr w:type="spellEnd"/>
           </w:p>
         </w:tc>
         <w:tc>
@@ -14949,6 +16458,7 @@
               <w:spacing w:line="276" w:lineRule="auto"/>
               <w:jc w:val="center"/>
             </w:pPr>
+            <w:proofErr w:type="spellStart"/>
             <w:r>
               <w:rPr>
                 <w:rFonts w:eastAsia="Times New Roman"/>
@@ -14959,6 +16469,7 @@
               </w:rPr>
               <w:t>ps</w:t>
             </w:r>
+            <w:proofErr w:type="spellEnd"/>
           </w:p>
         </w:tc>
         <w:tc>
@@ -15047,6 +16558,7 @@
               <w:spacing w:line="276" w:lineRule="auto"/>
               <w:jc w:val="center"/>
             </w:pPr>
+            <w:proofErr w:type="spellStart"/>
             <w:r>
               <w:rPr>
                 <w:rFonts w:eastAsia="Times New Roman"/>
@@ -15057,6 +16569,7 @@
               </w:rPr>
               <w:t>rx</w:t>
             </w:r>
+            <w:proofErr w:type="spellEnd"/>
           </w:p>
         </w:tc>
         <w:tc>
@@ -15145,6 +16658,7 @@
               <w:spacing w:line="276" w:lineRule="auto"/>
               <w:jc w:val="center"/>
             </w:pPr>
+            <w:proofErr w:type="spellStart"/>
             <w:r>
               <w:rPr>
                 <w:rFonts w:eastAsia="Times New Roman"/>
@@ -15155,6 +16669,7 @@
               </w:rPr>
               <w:t>ist</w:t>
             </w:r>
+            <w:proofErr w:type="spellEnd"/>
           </w:p>
         </w:tc>
         <w:tc>
@@ -15341,6 +16856,7 @@
               <w:spacing w:line="276" w:lineRule="auto"/>
               <w:jc w:val="center"/>
             </w:pPr>
+            <w:proofErr w:type="spellStart"/>
             <w:r>
               <w:rPr>
                 <w:rFonts w:eastAsia="Times New Roman"/>
@@ -15351,6 +16867,7 @@
               </w:rPr>
               <w:t>hw</w:t>
             </w:r>
+            <w:proofErr w:type="spellEnd"/>
           </w:p>
         </w:tc>
         <w:tc>
@@ -15439,6 +16956,7 @@
               <w:spacing w:line="276" w:lineRule="auto"/>
               <w:jc w:val="center"/>
             </w:pPr>
+            <w:proofErr w:type="spellStart"/>
             <w:r>
               <w:rPr>
                 <w:rFonts w:eastAsia="Times New Roman"/>
@@ -15449,6 +16967,7 @@
               </w:rPr>
               <w:t>rp</w:t>
             </w:r>
+            <w:proofErr w:type="spellEnd"/>
           </w:p>
         </w:tc>
         <w:tc>
@@ -16927,7 +18446,25 @@
                 <w:sz w:val="20"/>
                 <w:szCs w:val="20"/>
               </w:rPr>
-              <w:t>Blueblaster (Makarushka, 2011)</w:t>
+              <w:t>Blueblaster (</w:t>
+            </w:r>
+            <w:proofErr w:type="spellStart"/>
+            <w:r>
+              <w:rPr>
+                <w:rFonts w:eastAsia="Times New Roman"/>
+                <w:sz w:val="20"/>
+                <w:szCs w:val="20"/>
+              </w:rPr>
+              <w:t>Makarushka</w:t>
+            </w:r>
+            <w:proofErr w:type="spellEnd"/>
+            <w:r>
+              <w:rPr>
+                <w:rFonts w:eastAsia="Times New Roman"/>
+                <w:sz w:val="20"/>
+                <w:szCs w:val="20"/>
+              </w:rPr>
+              <w:t>, 2011)</w:t>
             </w:r>
           </w:p>
         </w:tc>
@@ -17081,13 +18618,23 @@
             <w:pPr>
               <w:spacing w:line="276" w:lineRule="auto"/>
             </w:pPr>
-            <w:r>
-              <w:rPr>
-                <w:rFonts w:eastAsia="Times New Roman"/>
-                <w:sz w:val="20"/>
-                <w:szCs w:val="20"/>
-              </w:rPr>
-              <w:t>BlueIce (Stallard et al., 2024)</w:t>
+            <w:proofErr w:type="spellStart"/>
+            <w:r>
+              <w:rPr>
+                <w:rFonts w:eastAsia="Times New Roman"/>
+                <w:sz w:val="20"/>
+                <w:szCs w:val="20"/>
+              </w:rPr>
+              <w:t>BlueIce</w:t>
+            </w:r>
+            <w:proofErr w:type="spellEnd"/>
+            <w:r>
+              <w:rPr>
+                <w:rFonts w:eastAsia="Times New Roman"/>
+                <w:sz w:val="20"/>
+                <w:szCs w:val="20"/>
+              </w:rPr>
+              <w:t xml:space="preserve"> (Stallard et al., 2024)</w:t>
             </w:r>
           </w:p>
         </w:tc>
@@ -17401,13 +18948,23 @@
             <w:pPr>
               <w:spacing w:line="276" w:lineRule="auto"/>
             </w:pPr>
-            <w:r>
-              <w:rPr>
-                <w:rFonts w:eastAsia="Times New Roman"/>
-                <w:sz w:val="20"/>
-                <w:szCs w:val="20"/>
-              </w:rPr>
-              <w:t>ClearlyMe (O'Dea et al., 2023)</w:t>
+            <w:proofErr w:type="spellStart"/>
+            <w:r>
+              <w:rPr>
+                <w:rFonts w:eastAsia="Times New Roman"/>
+                <w:sz w:val="20"/>
+                <w:szCs w:val="20"/>
+              </w:rPr>
+              <w:t>ClearlyMe</w:t>
+            </w:r>
+            <w:proofErr w:type="spellEnd"/>
+            <w:r>
+              <w:rPr>
+                <w:rFonts w:eastAsia="Times New Roman"/>
+                <w:sz w:val="20"/>
+                <w:szCs w:val="20"/>
+              </w:rPr>
+              <w:t xml:space="preserve"> (O'Dea et al., 2023)</w:t>
             </w:r>
           </w:p>
         </w:tc>
@@ -18057,13 +19614,41 @@
             <w:pPr>
               <w:spacing w:line="276" w:lineRule="auto"/>
             </w:pPr>
-            <w:r>
-              <w:rPr>
-                <w:rFonts w:eastAsia="Times New Roman"/>
-                <w:sz w:val="20"/>
-                <w:szCs w:val="20"/>
-              </w:rPr>
-              <w:t>iCBT (Sekizaki et al., 2019)</w:t>
+            <w:proofErr w:type="spellStart"/>
+            <w:r>
+              <w:rPr>
+                <w:rFonts w:eastAsia="Times New Roman"/>
+                <w:sz w:val="20"/>
+                <w:szCs w:val="20"/>
+              </w:rPr>
+              <w:t>iCBT</w:t>
+            </w:r>
+            <w:proofErr w:type="spellEnd"/>
+            <w:r>
+              <w:rPr>
+                <w:rFonts w:eastAsia="Times New Roman"/>
+                <w:sz w:val="20"/>
+                <w:szCs w:val="20"/>
+              </w:rPr>
+              <w:t xml:space="preserve"> (</w:t>
+            </w:r>
+            <w:proofErr w:type="spellStart"/>
+            <w:r>
+              <w:rPr>
+                <w:rFonts w:eastAsia="Times New Roman"/>
+                <w:sz w:val="20"/>
+                <w:szCs w:val="20"/>
+              </w:rPr>
+              <w:t>Sekizaki</w:t>
+            </w:r>
+            <w:proofErr w:type="spellEnd"/>
+            <w:r>
+              <w:rPr>
+                <w:rFonts w:eastAsia="Times New Roman"/>
+                <w:sz w:val="20"/>
+                <w:szCs w:val="20"/>
+              </w:rPr>
+              <w:t xml:space="preserve"> et al., 2019)</w:t>
             </w:r>
           </w:p>
         </w:tc>
@@ -18217,13 +19802,23 @@
             <w:pPr>
               <w:spacing w:line="276" w:lineRule="auto"/>
             </w:pPr>
-            <w:r>
-              <w:rPr>
-                <w:rFonts w:eastAsia="Times New Roman"/>
-                <w:sz w:val="20"/>
-                <w:szCs w:val="20"/>
-              </w:rPr>
-              <w:t>iDOVE (Ranney et al., 2018)</w:t>
+            <w:proofErr w:type="spellStart"/>
+            <w:r>
+              <w:rPr>
+                <w:rFonts w:eastAsia="Times New Roman"/>
+                <w:sz w:val="20"/>
+                <w:szCs w:val="20"/>
+              </w:rPr>
+              <w:t>iDOVE</w:t>
+            </w:r>
+            <w:proofErr w:type="spellEnd"/>
+            <w:r>
+              <w:rPr>
+                <w:rFonts w:eastAsia="Times New Roman"/>
+                <w:sz w:val="20"/>
+                <w:szCs w:val="20"/>
+              </w:rPr>
+              <w:t xml:space="preserve"> (Ranney et al., 2018)</w:t>
             </w:r>
           </w:p>
         </w:tc>
@@ -18697,14 +20292,43 @@
             <w:pPr>
               <w:spacing w:line="276" w:lineRule="auto"/>
             </w:pPr>
-            <w:r>
-              <w:rPr>
-                <w:rFonts w:eastAsia="Times New Roman"/>
-                <w:sz w:val="20"/>
-                <w:szCs w:val="20"/>
-              </w:rPr>
-              <w:t xml:space="preserve">MoodGYM (Calear et al., 2009; Neil et al., 2009; </w:t>
-            </w:r>
+            <w:proofErr w:type="spellStart"/>
+            <w:r>
+              <w:rPr>
+                <w:rFonts w:eastAsia="Times New Roman"/>
+                <w:sz w:val="20"/>
+                <w:szCs w:val="20"/>
+              </w:rPr>
+              <w:t>MoodGYM</w:t>
+            </w:r>
+            <w:proofErr w:type="spellEnd"/>
+            <w:r>
+              <w:rPr>
+                <w:rFonts w:eastAsia="Times New Roman"/>
+                <w:sz w:val="20"/>
+                <w:szCs w:val="20"/>
+              </w:rPr>
+              <w:t xml:space="preserve"> (</w:t>
+            </w:r>
+            <w:proofErr w:type="spellStart"/>
+            <w:r>
+              <w:rPr>
+                <w:rFonts w:eastAsia="Times New Roman"/>
+                <w:sz w:val="20"/>
+                <w:szCs w:val="20"/>
+              </w:rPr>
+              <w:t>Calear</w:t>
+            </w:r>
+            <w:proofErr w:type="spellEnd"/>
+            <w:r>
+              <w:rPr>
+                <w:rFonts w:eastAsia="Times New Roman"/>
+                <w:sz w:val="20"/>
+                <w:szCs w:val="20"/>
+              </w:rPr>
+              <w:t xml:space="preserve"> et al., 2009; Neil et al., 2009; </w:t>
+            </w:r>
+            <w:proofErr w:type="spellStart"/>
             <w:r>
               <w:rPr>
                 <w:rFonts w:eastAsia="Times New Roman"/>
@@ -18712,7 +20336,16 @@
                 <w:szCs w:val="20"/>
               </w:rPr>
               <w:lastRenderedPageBreak/>
-              <w:t>O'Kearney et al., 2009; Sethi, Campbell, &amp; Ellis, 2010)</w:t>
+              <w:t>O'Kearney</w:t>
+            </w:r>
+            <w:proofErr w:type="spellEnd"/>
+            <w:r>
+              <w:rPr>
+                <w:rFonts w:eastAsia="Times New Roman"/>
+                <w:sz w:val="20"/>
+                <w:szCs w:val="20"/>
+              </w:rPr>
+              <w:t xml:space="preserve"> et al., 2009; Sethi, Campbell, &amp; Ellis, 2010)</w:t>
             </w:r>
           </w:p>
         </w:tc>
@@ -19353,7 +20986,25 @@
                 <w:sz w:val="20"/>
                 <w:szCs w:val="20"/>
               </w:rPr>
-              <w:t>SPARX (Fleming et al., 2012, 2019; Merry et al., 2012; Bohr &amp; Merry et al., 2016; Poppelaars et al., 2016; Perry et al., 2017; Lucassen et al., 2020; Bohr et al., 2023)</w:t>
+              <w:t xml:space="preserve">SPARX (Fleming et al., 2012, 2019; Merry et al., 2012; Bohr &amp; Merry et al., 2016; </w:t>
+            </w:r>
+            <w:proofErr w:type="spellStart"/>
+            <w:r>
+              <w:rPr>
+                <w:rFonts w:eastAsia="Times New Roman"/>
+                <w:sz w:val="20"/>
+                <w:szCs w:val="20"/>
+              </w:rPr>
+              <w:t>Poppelaars</w:t>
+            </w:r>
+            <w:proofErr w:type="spellEnd"/>
+            <w:r>
+              <w:rPr>
+                <w:rFonts w:eastAsia="Times New Roman"/>
+                <w:sz w:val="20"/>
+                <w:szCs w:val="20"/>
+              </w:rPr>
+              <w:t xml:space="preserve"> et al., 2016; Perry et al., 2017; Lucassen et al., 2020; Bohr et al., 2023)</w:t>
             </w:r>
           </w:p>
         </w:tc>
@@ -19827,13 +21478,23 @@
             <w:pPr>
               <w:spacing w:line="276" w:lineRule="auto"/>
             </w:pPr>
-            <w:r>
-              <w:rPr>
-                <w:rFonts w:eastAsia="Times New Roman"/>
-                <w:sz w:val="20"/>
-                <w:szCs w:val="20"/>
-              </w:rPr>
-              <w:t>WeClick (O'Dea et al., 2020)</w:t>
+            <w:proofErr w:type="spellStart"/>
+            <w:r>
+              <w:rPr>
+                <w:rFonts w:eastAsia="Times New Roman"/>
+                <w:sz w:val="20"/>
+                <w:szCs w:val="20"/>
+              </w:rPr>
+              <w:t>WeClick</w:t>
+            </w:r>
+            <w:proofErr w:type="spellEnd"/>
+            <w:r>
+              <w:rPr>
+                <w:rFonts w:eastAsia="Times New Roman"/>
+                <w:sz w:val="20"/>
+                <w:szCs w:val="20"/>
+              </w:rPr>
+              <w:t xml:space="preserve"> (O'Dea et al., 2020)</w:t>
             </w:r>
           </w:p>
         </w:tc>
@@ -20250,6 +21911,7 @@
             <w:pPr>
               <w:spacing w:line="276" w:lineRule="auto"/>
             </w:pPr>
+            <w:proofErr w:type="spellStart"/>
             <w:r>
               <w:rPr>
                 <w:rFonts w:eastAsia="Times New Roman"/>
@@ -20261,6 +21923,7 @@
               <w:lastRenderedPageBreak/>
               <w:t>BlueIce</w:t>
             </w:r>
+            <w:proofErr w:type="spellEnd"/>
           </w:p>
         </w:tc>
         <w:tc>
@@ -20284,13 +21947,23 @@
             <w:pPr>
               <w:spacing w:line="276" w:lineRule="auto"/>
             </w:pPr>
-            <w:r>
-              <w:rPr>
-                <w:rFonts w:eastAsia="Times New Roman"/>
-                <w:sz w:val="20"/>
-                <w:szCs w:val="20"/>
-              </w:rPr>
-              <w:t>BlueIce is a password-protected, prescription-based application targeting young people who self-harm, integrating approaches from CBT and DBT. The application contains three sections. On entry, the user rates their mood; if low, they are routed to a mood-lifting section (also accessible from the main menu) offering eight personalized activities: Get Active (physical activity), Do Something (enjoyable activities), Chill and Relax (mindfulness audio), Thinking Traps (thought records), Good Times (positive memory album), Contact Friends (supportive contacts), Listen and Relax (uplifting music), and Ride it Out (DBT distress-tolerance techniques, including ice-dive exercises). After this section, the user re-rates their mood; if mood remains low, the app guides them to a final section providing emergency support contact information.</w:t>
+            <w:proofErr w:type="spellStart"/>
+            <w:r>
+              <w:rPr>
+                <w:rFonts w:eastAsia="Times New Roman"/>
+                <w:sz w:val="20"/>
+                <w:szCs w:val="20"/>
+              </w:rPr>
+              <w:t>BlueIce</w:t>
+            </w:r>
+            <w:proofErr w:type="spellEnd"/>
+            <w:r>
+              <w:rPr>
+                <w:rFonts w:eastAsia="Times New Roman"/>
+                <w:sz w:val="20"/>
+                <w:szCs w:val="20"/>
+              </w:rPr>
+              <w:t xml:space="preserve"> is a password-protected, prescription-based application targeting young people who self-harm, integrating approaches from CBT and DBT. The application contains three sections. On entry, the user rates their mood; if low, they are routed to a mood-lifting section (also accessible from the main menu) offering eight personalized activities: Get Active (physical activity), Do Something (enjoyable activities), Chill and Relax (mindfulness audio), Thinking Traps (thought records), Good Times (positive memory album), Contact Friends (supportive contacts), Listen and Relax (uplifting music), and Ride it Out (DBT distress-tolerance techniques, including ice-dive exercises). After this section, the user re-rates their mood; if mood remains low, the app guides them to a final section providing emergency support contact information.</w:t>
             </w:r>
           </w:p>
         </w:tc>
@@ -20445,6 +22118,7 @@
             <w:pPr>
               <w:spacing w:line="276" w:lineRule="auto"/>
             </w:pPr>
+            <w:proofErr w:type="spellStart"/>
             <w:r>
               <w:rPr>
                 <w:rFonts w:eastAsia="Times New Roman"/>
@@ -20455,6 +22129,7 @@
               </w:rPr>
               <w:t>ClearlyMe</w:t>
             </w:r>
+            <w:proofErr w:type="spellEnd"/>
           </w:p>
         </w:tc>
         <w:tc>
@@ -20478,13 +22153,41 @@
             <w:pPr>
               <w:spacing w:line="276" w:lineRule="auto"/>
             </w:pPr>
-            <w:r>
-              <w:rPr>
-                <w:rFonts w:eastAsia="Times New Roman"/>
-                <w:sz w:val="20"/>
-                <w:szCs w:val="20"/>
-              </w:rPr>
-              <w:t xml:space="preserve">ClearlyMe is a free, self-directed, non-sequential smartphone app based on CBT for depression management, developed by the Black Dog Institute (UNSW Sydney). Its content comprises 37 brief activities (under 10 minutes each) and 9 themed collections (under 20 minutes each), covering psychoeducation, cognitive restructuring, emotion awareness, activity scheduling, relaxation, and mindfulness. Key features include MoodCheck (mood </w:t>
+            <w:proofErr w:type="spellStart"/>
+            <w:r>
+              <w:rPr>
+                <w:rFonts w:eastAsia="Times New Roman"/>
+                <w:sz w:val="20"/>
+                <w:szCs w:val="20"/>
+              </w:rPr>
+              <w:t>ClearlyMe</w:t>
+            </w:r>
+            <w:proofErr w:type="spellEnd"/>
+            <w:r>
+              <w:rPr>
+                <w:rFonts w:eastAsia="Times New Roman"/>
+                <w:sz w:val="20"/>
+                <w:szCs w:val="20"/>
+              </w:rPr>
+              <w:t xml:space="preserve"> is a free, self-directed, non-sequential smartphone app based on CBT for depression management, developed by the Black Dog Institute (UNSW Sydney). Its content comprises 37 brief activities (under 10 minutes each) and 9 themed collections (under 20 minutes each), covering psychoeducation, cognitive restructuring, emotion awareness, activity scheduling, relaxation, and mindfulness. Key features include </w:t>
+            </w:r>
+            <w:proofErr w:type="spellStart"/>
+            <w:r>
+              <w:rPr>
+                <w:rFonts w:eastAsia="Times New Roman"/>
+                <w:sz w:val="20"/>
+                <w:szCs w:val="20"/>
+              </w:rPr>
+              <w:t>MoodCheck</w:t>
+            </w:r>
+            <w:proofErr w:type="spellEnd"/>
+            <w:r>
+              <w:rPr>
+                <w:rFonts w:eastAsia="Times New Roman"/>
+                <w:sz w:val="20"/>
+                <w:szCs w:val="20"/>
+              </w:rPr>
+              <w:t xml:space="preserve"> (mood </w:t>
             </w:r>
             <w:r>
               <w:rPr>
@@ -20493,7 +22196,25 @@
                 <w:szCs w:val="20"/>
               </w:rPr>
               <w:lastRenderedPageBreak/>
-              <w:t>tracking), MindHacks (in-the-moment coping strategies), and adolescent-led video stories on mental health experiences. Support systems include in-app reminders, favorites/save functions, a Get Help referral section, and on-demand technical support.</w:t>
+              <w:t xml:space="preserve">tracking), </w:t>
+            </w:r>
+            <w:proofErr w:type="spellStart"/>
+            <w:r>
+              <w:rPr>
+                <w:rFonts w:eastAsia="Times New Roman"/>
+                <w:sz w:val="20"/>
+                <w:szCs w:val="20"/>
+              </w:rPr>
+              <w:t>MindHacks</w:t>
+            </w:r>
+            <w:proofErr w:type="spellEnd"/>
+            <w:r>
+              <w:rPr>
+                <w:rFonts w:eastAsia="Times New Roman"/>
+                <w:sz w:val="20"/>
+                <w:szCs w:val="20"/>
+              </w:rPr>
+              <w:t xml:space="preserve"> (in-the-moment coping strategies), and adolescent-led video stories on mental health experiences. Support systems include in-app reminders, favorites/save functions, a Get Help referral section, and on-demand technical support.</w:t>
             </w:r>
           </w:p>
         </w:tc>
@@ -20879,6 +22600,7 @@
             <w:pPr>
               <w:spacing w:line="276" w:lineRule="auto"/>
             </w:pPr>
+            <w:proofErr w:type="spellStart"/>
             <w:r>
               <w:rPr>
                 <w:rFonts w:eastAsia="Times New Roman"/>
@@ -20889,6 +22611,7 @@
               </w:rPr>
               <w:t>iCBT</w:t>
             </w:r>
+            <w:proofErr w:type="spellEnd"/>
           </w:p>
         </w:tc>
         <w:tc>
@@ -20918,7 +22641,25 @@
                 <w:sz w:val="20"/>
                 <w:szCs w:val="20"/>
               </w:rPr>
-              <w:t xml:space="preserve">This Japanese iCBT intervention combines group education with computer-based CBT training. The group education lecture covers the relationship between cognition, mood, and behavior; introduces CBT; and presents its benefits as stress-management skills with real-life examples. Group work and discussion focus on cognitive restructuring, with participants completing column worksheets to identify their own automatic thoughts and discussing </w:t>
+              <w:t xml:space="preserve">This Japanese </w:t>
+            </w:r>
+            <w:proofErr w:type="spellStart"/>
+            <w:r>
+              <w:rPr>
+                <w:rFonts w:eastAsia="Times New Roman"/>
+                <w:sz w:val="20"/>
+                <w:szCs w:val="20"/>
+              </w:rPr>
+              <w:t>iCBT</w:t>
+            </w:r>
+            <w:proofErr w:type="spellEnd"/>
+            <w:r>
+              <w:rPr>
+                <w:rFonts w:eastAsia="Times New Roman"/>
+                <w:sz w:val="20"/>
+                <w:szCs w:val="20"/>
+              </w:rPr>
+              <w:t xml:space="preserve"> intervention combines group education with computer-based CBT training. The group education lecture covers the relationship between cognition, mood, and behavior; introduces CBT; and presents its benefits as stress-management skills with real-life examples. Group work and discussion focus on cognitive restructuring, with participants completing column worksheets to identify their own automatic thoughts and discussing </w:t>
             </w:r>
             <w:proofErr w:type="gramStart"/>
             <w:r>
@@ -20936,7 +22677,25 @@
                 <w:sz w:val="20"/>
                 <w:szCs w:val="20"/>
               </w:rPr>
-              <w:t xml:space="preserve"> and adaptive thoughts. The iCBT training component delivers cognitive restructuring via an online platform </w:t>
+              <w:t xml:space="preserve"> and adaptive thoughts. The </w:t>
+            </w:r>
+            <w:proofErr w:type="spellStart"/>
+            <w:r>
+              <w:rPr>
+                <w:rFonts w:eastAsia="Times New Roman"/>
+                <w:sz w:val="20"/>
+                <w:szCs w:val="20"/>
+              </w:rPr>
+              <w:t>iCBT</w:t>
+            </w:r>
+            <w:proofErr w:type="spellEnd"/>
+            <w:r>
+              <w:rPr>
+                <w:rFonts w:eastAsia="Times New Roman"/>
+                <w:sz w:val="20"/>
+                <w:szCs w:val="20"/>
+              </w:rPr>
+              <w:t xml:space="preserve"> training component delivers cognitive restructuring via an online platform </w:t>
             </w:r>
             <w:r>
               <w:rPr>
@@ -21004,6 +22763,7 @@
             <w:pPr>
               <w:spacing w:line="276" w:lineRule="auto"/>
             </w:pPr>
+            <w:proofErr w:type="spellStart"/>
             <w:r>
               <w:rPr>
                 <w:rFonts w:eastAsia="Times New Roman"/>
@@ -21014,6 +22774,7 @@
               </w:rPr>
               <w:t>iDOVE</w:t>
             </w:r>
+            <w:proofErr w:type="spellEnd"/>
           </w:p>
         </w:tc>
         <w:tc>
@@ -21043,7 +22804,25 @@
                 <w:sz w:val="20"/>
                 <w:szCs w:val="20"/>
               </w:rPr>
-              <w:t xml:space="preserve">The iDOVE program is a computerized intervention for adolescents recruited from a pediatric emergency department with peer violence exposure and depressive symptoms. It begins with a brief (15–20 minute) computer-guided session in the Emergency Department, followed by an 8-week automated text-message curriculum. The initial face-to-face session includes motivational interviewing and CBT-informed feedback, feedback on peer violence and depressive symptoms, encouragement of </w:t>
+              <w:t xml:space="preserve">The </w:t>
+            </w:r>
+            <w:proofErr w:type="spellStart"/>
+            <w:r>
+              <w:rPr>
+                <w:rFonts w:eastAsia="Times New Roman"/>
+                <w:sz w:val="20"/>
+                <w:szCs w:val="20"/>
+              </w:rPr>
+              <w:t>iDOVE</w:t>
+            </w:r>
+            <w:proofErr w:type="spellEnd"/>
+            <w:r>
+              <w:rPr>
+                <w:rFonts w:eastAsia="Times New Roman"/>
+                <w:sz w:val="20"/>
+                <w:szCs w:val="20"/>
+              </w:rPr>
+              <w:t xml:space="preserve"> program is a computerized intervention for adolescents recruited from a pediatric emergency department with peer violence exposure and depressive symptoms. It begins with a brief (15–20 minute) computer-guided session in the Emergency Department, followed by an 8-week automated text-message curriculum. The initial face-to-face session includes motivational interviewing and CBT-informed feedback, feedback on peer violence and depressive symptoms, encouragement of </w:t>
             </w:r>
             <w:proofErr w:type="gramStart"/>
             <w:r>
@@ -21282,7 +23061,25 @@
                 <w:szCs w:val="20"/>
               </w:rPr>
               <w:lastRenderedPageBreak/>
-              <w:t>level. Each recommended activity takes 2–12 minutes and is delivered via animations with guided text or audio — including mindfulness exercises, problem-solving techniques, defusion strategies, worry-time scheduling, thought challenging, and self-compassion practices. After each activity, users report updated RNT levels and rate helpfulness; a profile analysis shows patterns between RNT and contextual factors; all therapy activities are accessible on demand.</w:t>
+              <w:t xml:space="preserve">level. Each recommended activity takes 2–12 minutes and is delivered via animations with guided text or audio — including mindfulness exercises, problem-solving techniques, </w:t>
+            </w:r>
+            <w:proofErr w:type="spellStart"/>
+            <w:r>
+              <w:rPr>
+                <w:rFonts w:eastAsia="Times New Roman"/>
+                <w:sz w:val="20"/>
+                <w:szCs w:val="20"/>
+              </w:rPr>
+              <w:t>defusion</w:t>
+            </w:r>
+            <w:proofErr w:type="spellEnd"/>
+            <w:r>
+              <w:rPr>
+                <w:rFonts w:eastAsia="Times New Roman"/>
+                <w:sz w:val="20"/>
+                <w:szCs w:val="20"/>
+              </w:rPr>
+              <w:t xml:space="preserve"> strategies, worry-time scheduling, thought challenging, and self-compassion practices. After each activity, users report updated RNT levels and rate helpfulness; a profile analysis shows patterns between RNT and contextual factors; all therapy activities are accessible on demand.</w:t>
             </w:r>
           </w:p>
         </w:tc>
@@ -21341,6 +23138,7 @@
             <w:pPr>
               <w:spacing w:line="276" w:lineRule="auto"/>
             </w:pPr>
+            <w:proofErr w:type="spellStart"/>
             <w:r>
               <w:rPr>
                 <w:rFonts w:eastAsia="Times New Roman"/>
@@ -21351,6 +23149,7 @@
               </w:rPr>
               <w:t>MoodGYM</w:t>
             </w:r>
+            <w:proofErr w:type="spellEnd"/>
           </w:p>
         </w:tc>
         <w:tc>
@@ -21374,13 +23173,23 @@
             <w:pPr>
               <w:spacing w:line="276" w:lineRule="auto"/>
             </w:pPr>
-            <w:r>
-              <w:rPr>
-                <w:rFonts w:eastAsia="Times New Roman"/>
-                <w:sz w:val="20"/>
-                <w:szCs w:val="20"/>
-              </w:rPr>
-              <w:t>MoodGYM comprises five modules plus a workbook. Module 1: Feelings — Why You Feel the Way You Do (20 min) explores the connection between thoughts and emotions, identifies emotional impacts of negative thinking, and introduces the WUTIWUF principle (What You Think Is What You Feel). Module 2: Thoughts — Changing the Way We Think (25 min) covers types of dysfunctional thinking and strategies to challenge them, common challenges in authority and intimate relationships, and techniques for improving self-esteem. Module 3: Unwarping — Changing Warped Thoughts (30 min) addresses methods to reframe dysfunctional thought patterns and enhance self-esteem through engagement in positive experiences. Module 4: Destressing — Recognizing Triggers and Coping Strategies (variable duration) covers trigger identification, relaxation techniques (with downloadable resources), and problem-solving frameworks. Module 5: Relationships — Navigating Breakups and Parental Influence (25 min). A workbook with 29 interactive quizzes and diaries allows users to retake quizzes and track progress over time.</w:t>
+            <w:proofErr w:type="spellStart"/>
+            <w:r>
+              <w:rPr>
+                <w:rFonts w:eastAsia="Times New Roman"/>
+                <w:sz w:val="20"/>
+                <w:szCs w:val="20"/>
+              </w:rPr>
+              <w:t>MoodGYM</w:t>
+            </w:r>
+            <w:proofErr w:type="spellEnd"/>
+            <w:r>
+              <w:rPr>
+                <w:rFonts w:eastAsia="Times New Roman"/>
+                <w:sz w:val="20"/>
+                <w:szCs w:val="20"/>
+              </w:rPr>
+              <w:t xml:space="preserve"> comprises five modules plus a workbook. Module 1: Feelings — Why You Feel the Way You Do (20 min) explores the connection between thoughts and emotions, identifies emotional impacts of negative thinking, and introduces the WUTIWUF principle (What You Think Is What You Feel). Module 2: Thoughts — Changing the Way We Think (25 min) covers types of dysfunctional thinking and strategies to challenge them, common challenges in authority and intimate relationships, and techniques for improving self-esteem. Module 3: Unwarping — Changing Warped Thoughts (30 min) addresses methods to reframe dysfunctional thought patterns and enhance self-esteem through engagement in positive experiences. Module 4: Destressing — Recognizing Triggers and Coping Strategies (variable duration) covers trigger identification, relaxation techniques (with downloadable resources), and problem-solving frameworks. Module 5: Relationships — Navigating Breakups and Parental Influence (25 min). A workbook with 29 interactive quizzes and diaries allows users to retake quizzes and track progress over time.</w:t>
             </w:r>
           </w:p>
         </w:tc>
@@ -21699,7 +23508,25 @@
                 <w:sz w:val="20"/>
                 <w:szCs w:val="20"/>
               </w:rPr>
-              <w:t>Spark (version 2.2) is a CBT-based smartphone application. A character named Limbot guides users to complete activities outside the application. Users are encouraged to schedule daily activities and reflect on their impact on mood. Within the app, participants read text, answer questions, input text, and complete interactive activities. Version 2.2 comprises four levels: Level 1 — Introduction to Behavioral Activation; Level 2 — Mood Tracking; Level 3 — Mindfulness and Activity Scheduling; Level 4 — Problem-Solving and Activity Scheduling.</w:t>
+              <w:t xml:space="preserve">Spark (version 2.2) is a CBT-based smartphone application. A character named </w:t>
+            </w:r>
+            <w:proofErr w:type="spellStart"/>
+            <w:r>
+              <w:rPr>
+                <w:rFonts w:eastAsia="Times New Roman"/>
+                <w:sz w:val="20"/>
+                <w:szCs w:val="20"/>
+              </w:rPr>
+              <w:t>Limbot</w:t>
+            </w:r>
+            <w:proofErr w:type="spellEnd"/>
+            <w:r>
+              <w:rPr>
+                <w:rFonts w:eastAsia="Times New Roman"/>
+                <w:sz w:val="20"/>
+                <w:szCs w:val="20"/>
+              </w:rPr>
+              <w:t xml:space="preserve"> guides users to complete activities outside the application. Users are encouraged to schedule daily activities and reflect on their impact on mood. Within the app, participants read text, answer questions, input text, and complete interactive activities. Version 2.2 comprises four levels: Level 1 — Introduction to Behavioral Activation; Level 2 — Mood Tracking; Level 3 — Mindfulness and Activity Scheduling; Level 4 — Problem-Solving and Activity Scheduling.</w:t>
             </w:r>
           </w:p>
         </w:tc>
@@ -22104,6 +23931,7 @@
             <w:pPr>
               <w:spacing w:line="276" w:lineRule="auto"/>
             </w:pPr>
+            <w:proofErr w:type="spellStart"/>
             <w:r>
               <w:rPr>
                 <w:rFonts w:eastAsia="Times New Roman"/>
@@ -22114,6 +23942,7 @@
               </w:rPr>
               <w:t>WeClick</w:t>
             </w:r>
+            <w:proofErr w:type="spellEnd"/>
           </w:p>
         </w:tc>
         <w:tc>
@@ -22137,13 +23966,41 @@
             <w:pPr>
               <w:spacing w:line="276" w:lineRule="auto"/>
             </w:pPr>
-            <w:r>
-              <w:rPr>
-                <w:rFonts w:eastAsia="Times New Roman"/>
-                <w:sz w:val="20"/>
-                <w:szCs w:val="20"/>
-              </w:rPr>
-              <w:t>WeClick is an interactive storytelling application featuring four characters, each confronting different relationship challenges and adolescent issues: family conflicts, peer conflicts, intimate relationship difficulties, and concerns other than relationships (substance use, self-esteem issues, low mood, and anxiety). The user selects a character and progresses through activities designed to develop skills for overcoming negative thinking patterns and enhancing problem-solving. On completing each story, the user obtains a personalized character profile with guidance regarding whom to turn to for support, strategies for emotional balance, methods for seeking help, and techniques for remaining calm. WeClick is entirely self-paced with built-in weekly reminders to encourage engagement.</w:t>
+            <w:proofErr w:type="spellStart"/>
+            <w:r>
+              <w:rPr>
+                <w:rFonts w:eastAsia="Times New Roman"/>
+                <w:sz w:val="20"/>
+                <w:szCs w:val="20"/>
+              </w:rPr>
+              <w:t>WeClick</w:t>
+            </w:r>
+            <w:proofErr w:type="spellEnd"/>
+            <w:r>
+              <w:rPr>
+                <w:rFonts w:eastAsia="Times New Roman"/>
+                <w:sz w:val="20"/>
+                <w:szCs w:val="20"/>
+              </w:rPr>
+              <w:t xml:space="preserve"> is an interactive storytelling application featuring four characters, each confronting different relationship challenges and adolescent issues: family conflicts, peer conflicts, intimate relationship difficulties, and concerns other than relationships (substance use, self-esteem issues, low mood, and anxiety). The user selects a character and progresses through activities designed to develop skills for overcoming negative thinking patterns and enhancing problem-solving. On completing each story, the user obtains a personalized character profile with guidance regarding whom to turn to for support, strategies for emotional balance, methods for seeking help, and techniques for remaining calm. </w:t>
+            </w:r>
+            <w:proofErr w:type="spellStart"/>
+            <w:r>
+              <w:rPr>
+                <w:rFonts w:eastAsia="Times New Roman"/>
+                <w:sz w:val="20"/>
+                <w:szCs w:val="20"/>
+              </w:rPr>
+              <w:t>WeClick</w:t>
+            </w:r>
+            <w:proofErr w:type="spellEnd"/>
+            <w:r>
+              <w:rPr>
+                <w:rFonts w:eastAsia="Times New Roman"/>
+                <w:sz w:val="20"/>
+                <w:szCs w:val="20"/>
+              </w:rPr>
+              <w:t xml:space="preserve"> is entirely self-paced with built-in weekly reminders to encourage engagement.</w:t>
             </w:r>
           </w:p>
         </w:tc>

--- a/thesis/Thesis_Final.docx
+++ b/thesis/Thesis_Final.docx
@@ -6674,7 +6674,52 @@
         <w:jc w:val="both"/>
       </w:pPr>
       <w:r>
-        <w:t>Among the ten studies judged as having some concerns overall, five were driven by a single domain-level concern and five by concerns across multiple domains. The most frequent source of domain-level some-concern judgements was Domain 2, bias due to deviations from intended interventions. This pattern largely reflected the difficulty of blinding participants and personnel in unguided self-help interventions, particularly when interventions were compared with non-active or minimally active control conditions. Concerns related to selection of the reported result also appeared in several studies, while concerns in randomization and outcome measurement were less frequent.</w:t>
+        <w:t xml:space="preserve">The </w:t>
+      </w:r>
+      <w:r>
+        <w:rPr>
+          <w:rFonts w:hint="eastAsia"/>
+        </w:rPr>
+        <w:t xml:space="preserve">most frequent domain judged as </w:t>
+      </w:r>
+      <w:r>
+        <w:t>“</w:t>
+      </w:r>
+      <w:r>
+        <w:rPr>
+          <w:rFonts w:hint="eastAsia"/>
+        </w:rPr>
+        <w:t>some concerns</w:t>
+      </w:r>
+      <w:r>
+        <w:t>”</w:t>
+      </w:r>
+      <w:r>
+        <w:rPr>
+          <w:rFonts w:hint="eastAsia"/>
+        </w:rPr>
+        <w:t xml:space="preserve"> </w:t>
+      </w:r>
+      <w:r>
+        <w:t>was Domain 2</w:t>
+      </w:r>
+      <w:r>
+        <w:rPr>
+          <w:rFonts w:hint="eastAsia"/>
+        </w:rPr>
+        <w:t xml:space="preserve"> </w:t>
+      </w:r>
+      <w:r>
+        <w:t>due to deviations from intended interventions. This pattern largely reflected the difficulty of blinding participants and personnel in unguided self-help interventions, particularly when interventions were compared with non-active conditions</w:t>
+      </w:r>
+      <w:r>
+        <w:rPr>
+          <w:rFonts w:hint="eastAsia"/>
+        </w:rPr>
+        <w:t xml:space="preserve"> where current group can be easily inferred. </w:t>
+      </w:r>
+      <w:r>
+        <w:t>Concerns related to selection of the reported result also appeared in several studies, while concerns in randomization and outcome measurement were less frequent.</w:t>
       </w:r>
     </w:p>
     <w:p>
@@ -6684,7 +6729,26 @@
         <w:jc w:val="both"/>
       </w:pPr>
       <w:r>
-        <w:t>All studies judged as being at high overall risk of bias were driven by Domain 3, bias due to missing outcome data. These included Bohr et al. (2023), Wright et al. (2020), and Ackerson et al. (1998). Thus, while deviations from intended interventions were the most common source of moderate concern across the evidence base, missing outcome data represented the main source of serious bias.</w:t>
+        <w:t xml:space="preserve">All studies judged as being at high overall risk of bias were driven by Domain 3, bias due to missing outcome data. These included Bohr et al. (2023), Wright et al. (2020), and Ackerson et al. (1998). </w:t>
+      </w:r>
+    </w:p>
+    <w:p>
+      <w:pPr>
+        <w:spacing w:after="120" w:line="360" w:lineRule="auto"/>
+        <w:ind w:firstLine="360"/>
+        <w:jc w:val="both"/>
+      </w:pPr>
+      <w:r>
+        <w:t xml:space="preserve">Thus, while deviations from intended interventions were the most common source of </w:t>
+      </w:r>
+      <w:r>
+        <w:rPr>
+          <w:rFonts w:hint="eastAsia"/>
+        </w:rPr>
+        <w:t>concerns</w:t>
+      </w:r>
+      <w:r>
+        <w:t>, missing outcome data represented the main source of serious bias.</w:t>
       </w:r>
     </w:p>
     <w:p>
@@ -10882,7 +10946,7 @@
       <w:pPr>
         <w:pStyle w:val="3"/>
         <w:rPr>
-          <w:rFonts w:eastAsiaTheme="minorEastAsia" w:hint="eastAsia"/>
+          <w:rFonts w:eastAsiaTheme="minorEastAsia"/>
         </w:rPr>
       </w:pPr>
       <w:bookmarkStart w:id="33" w:name="OLE_LINK35"/>
@@ -10928,7 +10992,10 @@
       </w:pPr>
       <w:bookmarkStart w:id="34" w:name="OLE_LINK39"/>
       <w:r>
-        <w:t xml:space="preserve">The 14 studies were classified into seven trials with passive control conditions, including waitlist, treatment-as-usual, or assessment-only controls, and seven trials with minimally active control conditions, including attention or information-only controls. This classification was based on the degree of activeness of the control condition. The Q-between test indicated no statistically significant difference between the two pooled subgroups, </w:t>
+        <w:t>Of the 14 studies, seven employed passive control conditions (waitlist, treatment-as-usual, or assessment-only) and seven employed minimally active control conditions (attention or information-only).</w:t>
+      </w:r>
+      <w:r>
+        <w:t xml:space="preserve"> This classification was based on the degree of activeness of the control condition. The Q-between test indicated no statistically significant difference between the two pooled subgroups, </w:t>
       </w:r>
       <w:r>
         <w:rPr>
@@ -10980,7 +11047,16 @@
         <w:t>p</w:t>
       </w:r>
       <w:r>
-        <w:t xml:space="preserve"> = .142, with the confidence interval crossing zero. In the minimally active control subgroup, the pooled effect was Hedges’ </w:t>
+        <w:t xml:space="preserve"> = .1</w:t>
+      </w:r>
+      <w:r>
+        <w:rPr>
+          <w:rFonts w:hint="eastAsia"/>
+        </w:rPr>
+        <w:t>23</w:t>
+      </w:r>
+      <w:r>
+        <w:t xml:space="preserve">, with the confidence interval crossing zero. In the minimally active control subgroup, the pooled effect was Hedges’ </w:t>
       </w:r>
       <w:r>
         <w:rPr>
@@ -11048,7 +11124,6 @@
         <w:pStyle w:val="4"/>
       </w:pPr>
       <w:r>
-        <w:lastRenderedPageBreak/>
         <w:t xml:space="preserve">4.5.1.2 Baseline Depression Severity </w:t>
       </w:r>
     </w:p>
@@ -11059,6 +11134,7 @@
         <w:jc w:val="both"/>
       </w:pPr>
       <w:r>
+        <w:lastRenderedPageBreak/>
         <w:t>Studies were classified into two baseline severity strata based on each study’s reported pre-intervention mean and the corresponding clinical cutoff</w:t>
       </w:r>
       <w:r>
@@ -11246,9 +11322,6 @@
         <w:spacing w:after="120" w:line="360" w:lineRule="auto"/>
         <w:ind w:firstLine="360"/>
         <w:jc w:val="both"/>
-        <w:rPr>
-          <w:rFonts w:hint="eastAsia"/>
-        </w:rPr>
       </w:pPr>
       <w:r>
         <w:t>The within-subgroup heterogeneity was higher in the subgroup with human contact (I² = 79.4%, 95% CI [45.1%, 92.3%]) than in the subgroup without (I² = 56.6%, 95% CI [12.2%, 78.6%]). Within the four trials including human contact, individual study effect estimates spanned a wide range, from g = 0.02 (Rohde et al., 2015) to g = 1.51 (Fleming et al., 2012)</w:t>
@@ -11285,30 +11358,76 @@
       </w:r>
     </w:p>
     <w:p/>
-    <w:p/>
-    <w:p/>
-    <w:p/>
-    <w:p/>
-    <w:p/>
-    <w:p/>
-    <w:p/>
-    <w:p/>
-    <w:p/>
-    <w:p>
-      <w:pPr>
+    <w:p>
+      <w:pPr>
+        <w:spacing w:after="120" w:line="360" w:lineRule="auto"/>
+        <w:ind w:firstLine="360"/>
+        <w:jc w:val="both"/>
+      </w:pPr>
+      <w:r>
         <w:rPr>
           <w:rFonts w:hint="eastAsia"/>
         </w:rPr>
-      </w:pPr>
-    </w:p>
-    <w:p>
-      <w:pPr>
+        <w:t xml:space="preserve">Across the three therapeutic </w:t>
+      </w:r>
+      <w:r>
+        <w:t>component</w:t>
+      </w:r>
+      <w:r>
         <w:rPr>
           <w:rFonts w:hint="eastAsia"/>
         </w:rPr>
-      </w:pPr>
-    </w:p>
-    <w:p/>
+        <w:t xml:space="preserve"> contrasts (relaxation, problem-solving, homework), no between-subgroup differences reached significance (all </w:t>
+      </w:r>
+      <w:r>
+        <w:rPr>
+          <w:rFonts w:hint="eastAsia"/>
+          <w:i/>
+          <w:iCs/>
+        </w:rPr>
+        <w:t>p</w:t>
+      </w:r>
+      <w:r>
+        <w:rPr>
+          <w:rFonts w:hint="eastAsia"/>
+        </w:rPr>
+        <w:t xml:space="preserve"> &gt; .15; Table 4). Nonetheless, all three followed the same direction, with component-present showing larger pooled effects than component-absent subgroups. This pattern was most pronounced for problem-solving and least so in relaxation. Problem-solving is most notable of all, </w:t>
+      </w:r>
+      <w:r>
+        <w:t>because</w:t>
+      </w:r>
+      <w:r>
+        <w:rPr>
+          <w:rFonts w:hint="eastAsia"/>
+        </w:rPr>
+        <w:t xml:space="preserve"> it is also the only component whose effect size was significant amony absent and present groups.</w:t>
+      </w:r>
+      <w:r>
+        <w:rPr>
+          <w:rFonts w:hint="eastAsia"/>
+        </w:rPr>
+        <w:t xml:space="preserve"> </w:t>
+      </w:r>
+      <w:r>
+        <w:t>Given the consistent direction and the high co-occurrence of components within programs, the cumulative association between number of components and effect size is examined directly in the component-count meta-regression below (Section 4.5.3)</w:t>
+      </w:r>
+      <w:r>
+        <w:rPr>
+          <w:rFonts w:hint="eastAsia"/>
+        </w:rPr>
+        <w:t>.</w:t>
+      </w:r>
+    </w:p>
+    <w:p>
+      <w:pPr>
+        <w:spacing w:after="120" w:line="360" w:lineRule="auto"/>
+        <w:ind w:firstLine="360"/>
+        <w:jc w:val="both"/>
+      </w:pPr>
+      <w:r>
+        <w:t>Within-subgroup heterogeneity remained moderate to substantial across all three component contrasts (I² = 41–74%; Table 4), and stratifying by component presence did not appreciably reduce overall heterogeneity (residual τ² ≈ .058–.068, comparable to the overall τ² of .055). This indicates that the presence or absence of any single component does not account for the between-study variability observed in the main analysis.</w:t>
+      </w:r>
+    </w:p>
     <w:p>
       <w:pPr>
         <w:rPr>
@@ -11336,7 +11455,6 @@
     <w:p>
       <w:pPr>
         <w:rPr>
-          <w:rFonts w:hint="eastAsia"/>
           <w:b/>
           <w:bCs/>
         </w:rPr>
@@ -11380,13 +11498,7 @@
         <w:t xml:space="preserve"> = 14)</w:t>
       </w:r>
     </w:p>
-    <w:p>
-      <w:pPr>
-        <w:rPr>
-          <w:rFonts w:hint="eastAsia"/>
-        </w:rPr>
-      </w:pPr>
-    </w:p>
+    <w:p/>
     <w:tbl>
       <w:tblPr>
         <w:tblW w:w="9360" w:type="dxa"/>
@@ -11841,7 +11953,7 @@
             <w:pPr>
               <w:widowControl/>
               <w:rPr>
-                <w:rFonts w:eastAsia="DengXian" w:hint="eastAsia"/>
+                <w:rFonts w:eastAsia="DengXian"/>
                 <w:color w:val="000000"/>
               </w:rPr>
             </w:pPr>
@@ -12491,7 +12603,7 @@
               <w:widowControl/>
               <w:jc w:val="right"/>
               <w:rPr>
-                <w:rFonts w:eastAsia="DengXian" w:hint="eastAsia"/>
+                <w:rFonts w:eastAsia="DengXian"/>
                 <w:color w:val="000000"/>
               </w:rPr>
             </w:pPr>
@@ -12822,16 +12934,15 @@
             <w:pPr>
               <w:widowControl/>
               <w:rPr>
-                <w:rFonts w:eastAsia="DengXian" w:hint="eastAsia"/>
-                <w:color w:val="000000"/>
-              </w:rPr>
-            </w:pPr>
-            <w:r>
-              <w:rPr>
                 <w:rFonts w:eastAsia="DengXian"/>
                 <w:color w:val="000000"/>
               </w:rPr>
-              <w:lastRenderedPageBreak/>
+            </w:pPr>
+            <w:r>
+              <w:rPr>
+                <w:rFonts w:eastAsia="DengXian"/>
+                <w:color w:val="000000"/>
+              </w:rPr>
               <w:t>Exploratory</w:t>
             </w:r>
           </w:p>
@@ -12852,15 +12963,15 @@
             <w:pPr>
               <w:widowControl/>
               <w:rPr>
-                <w:rFonts w:eastAsia="DengXian" w:hint="eastAsia"/>
-                <w:color w:val="000000"/>
-              </w:rPr>
-            </w:pPr>
-            <w:r>
-              <w:rPr>
                 <w:rFonts w:eastAsia="DengXian"/>
                 <w:color w:val="000000"/>
               </w:rPr>
+            </w:pPr>
+            <w:r>
+              <w:rPr>
+                <w:rFonts w:eastAsia="DengXian"/>
+                <w:color w:val="000000"/>
+              </w:rPr>
               <w:t>Human contact</w:t>
             </w:r>
           </w:p>
@@ -13052,7 +13163,7 @@
               <w:widowControl/>
               <w:jc w:val="right"/>
               <w:rPr>
-                <w:rFonts w:eastAsia="DengXian" w:hint="eastAsia"/>
+                <w:rFonts w:eastAsia="DengXian"/>
                 <w:color w:val="000000"/>
               </w:rPr>
             </w:pPr>
@@ -13322,7 +13433,7 @@
             <w:pPr>
               <w:widowControl/>
               <w:rPr>
-                <w:rFonts w:eastAsia="DengXian" w:hint="eastAsia"/>
+                <w:rFonts w:eastAsia="DengXian"/>
                 <w:color w:val="000000"/>
               </w:rPr>
             </w:pPr>
@@ -13748,7 +13859,7 @@
             <w:pPr>
               <w:widowControl/>
               <w:rPr>
-                <w:rFonts w:eastAsia="DengXian" w:hint="eastAsia"/>
+                <w:rFonts w:eastAsia="DengXian"/>
                 <w:color w:val="000000"/>
               </w:rPr>
             </w:pPr>
@@ -14174,7 +14285,7 @@
             <w:pPr>
               <w:widowControl/>
               <w:rPr>
-                <w:rFonts w:eastAsia="DengXian" w:hint="eastAsia"/>
+                <w:rFonts w:eastAsia="DengXian"/>
                 <w:color w:val="000000"/>
               </w:rPr>
             </w:pPr>
@@ -14601,11 +14712,7 @@
         <w:t>Note</w:t>
       </w:r>
       <w:r>
-        <w:t xml:space="preserve">. k = number of studies; g = Hedges' g; CI = confidence interval; I² = proportion of total variance attributable to between-study heterogeneity. Pooled estimates were computed using a random-effects model with restricted maximum-likelihood (REML) estimator and Hartung-Knapp adjustment. Within each subgroup analysis, a common between-study variance (τ²) was assumed across the two subgroup levels via the tau.common = TRUE option, consistent with the recommendation that subgroup-specific τ² </w:t>
-      </w:r>
-      <w:r>
-        <w:lastRenderedPageBreak/>
-        <w:t>estimates are u</w:t>
+        <w:t>. k = number of studies; g = Hedges' g; CI = confidence interval; I² = proportion of total variance attributable to between-study heterogeneity. Pooled estimates were computed using a random-effects model with restricted maximum-likelihood (REML) estimator and Hartung-Knapp adjustment. Within each subgroup analysis, a common between-study variance (τ²) was assumed across the two subgroup levels via the tau.common = TRUE option, consistent with the recommendation that subgroup-specific τ² estimates are u</w:t>
       </w:r>
       <w:r>
         <w:rPr>
@@ -14997,6 +15104,7 @@
         </w:rPr>
       </w:pPr>
       <w:r>
+        <w:lastRenderedPageBreak/>
         <w:t>4.</w:t>
       </w:r>
       <w:r>
@@ -15016,11 +15124,7 @@
         <w:jc w:val="both"/>
       </w:pPr>
       <w:r>
-        <w:t xml:space="preserve">A contour-enhanced funnel plot was constructed to assess potential small-study effects at post-intervention (Figure X). Visual inspection suggested some asymmetry: the more precise studies clustered </w:t>
-      </w:r>
-      <w:r>
-        <w:lastRenderedPageBreak/>
-        <w:t>around the pooled estimate, whereas the least precise trials, particularly Fleming (2012), Ackerson (1998), and Stasiak (2014), were located on the positive side of the plot, with no clearly comparable small-sample studies on the negative side. The contour shading indicated that the corresponding mirror region on the left would fall mainly within the non-significant zone (</w:t>
+        <w:t>A contour-enhanced funnel plot was constructed to assess potential small-study effects at post-intervention (Figure X). Visual inspection suggested some asymmetry: the more precise studies clustered around the pooled estimate, whereas the least precise trials, particularly Fleming (2012), Ackerson (1998), and Stasiak (2014), were located on the positive side of the plot, with no clearly comparable small-sample studies on the negative side. The contour shading indicated that the corresponding mirror region on the left would fall mainly within the non-significant zone (</w:t>
       </w:r>
       <w:r>
         <w:rPr>
@@ -15128,7 +15232,7 @@
         </w:rPr>
         <w:lastRenderedPageBreak/>
         <w:drawing>
-          <wp:inline distT="0" distB="0" distL="0" distR="0" wp14:anchorId="5C9BA0DB" wp14:editId="284CA408">
+          <wp:inline distT="0" distB="0" distL="0" distR="0" wp14:anchorId="5C9BA0DB" wp14:editId="16258E15">
             <wp:extent cx="5943600" cy="4953000"/>
             <wp:effectExtent l="0" t="0" r="0" b="0"/>
             <wp:docPr id="2036369271" name="图片 11" descr="图表&#10;&#10;描述已自动生成"/>
@@ -15173,7 +15277,6 @@
     <w:p>
       <w:pPr>
         <w:spacing w:after="120" w:line="276" w:lineRule="auto"/>
-        <w:ind w:firstLine="360"/>
         <w:jc w:val="both"/>
       </w:pPr>
       <w:r>
@@ -16005,6 +16108,7 @@
           <w:rFonts w:eastAsiaTheme="minorEastAsia"/>
         </w:rPr>
       </w:pPr>
+      <w:bookmarkStart w:id="40" w:name="OLE_LINK41"/>
       <w:r>
         <w:t>4.</w:t>
       </w:r>
@@ -16360,7 +16464,6 @@
     <w:p>
       <w:pPr>
         <w:spacing w:after="120" w:line="360" w:lineRule="auto"/>
-        <w:ind w:firstLine="360"/>
         <w:jc w:val="both"/>
       </w:pPr>
     </w:p>
@@ -16371,12 +16474,14 @@
         <w:rPr>
           <w:b/>
           <w:bCs/>
+          <w:noProof/>
         </w:rPr>
       </w:pPr>
       <w:r>
         <w:rPr>
           <w:b/>
           <w:bCs/>
+          <w:noProof/>
         </w:rPr>
         <w:t xml:space="preserve">Figure </w:t>
       </w:r>
@@ -16385,6 +16490,7 @@
           <w:rFonts w:hint="eastAsia"/>
           <w:b/>
           <w:bCs/>
+          <w:noProof/>
         </w:rPr>
         <w:t>X</w:t>
       </w:r>
@@ -16392,29 +16498,25 @@
         <w:rPr>
           <w:b/>
           <w:bCs/>
-        </w:rPr>
-        <w:t>. Influence Diagnostics</w:t>
+          <w:noProof/>
+        </w:rPr>
+        <w:t>. Baujat Plot</w:t>
       </w:r>
     </w:p>
     <w:p>
       <w:pPr>
         <w:spacing w:after="120" w:line="360" w:lineRule="auto"/>
-        <w:rPr>
-          <w:noProof/>
-          <w:u w:val="single"/>
-        </w:rPr>
       </w:pPr>
       <w:r>
         <w:rPr>
           <w:rFonts w:hint="eastAsia"/>
           <w:noProof/>
-          <w:u w:val="single"/>
         </w:rPr>
         <w:drawing>
-          <wp:inline distT="0" distB="0" distL="0" distR="0" wp14:anchorId="2AC648A2" wp14:editId="13DD3B35">
+          <wp:inline distT="0" distB="0" distL="0" distR="0" wp14:anchorId="01584DE1" wp14:editId="77B13C8F">
             <wp:extent cx="5943600" cy="4754880"/>
             <wp:effectExtent l="0" t="0" r="0" b="7620"/>
-            <wp:docPr id="1434229335" name="图片 6" descr="图示, 工程绘图&#10;&#10;描述已自动生成"/>
+            <wp:docPr id="1682822614" name="图片 4" descr="图表, 散点图&#10;&#10;描述已自动生成"/>
             <wp:cNvGraphicFramePr>
               <a:graphicFrameLocks xmlns:a="http://schemas.openxmlformats.org/drawingml/2006/main" noChangeAspect="1"/>
             </wp:cNvGraphicFramePr>
@@ -16422,7 +16524,7 @@
               <a:graphicData uri="http://schemas.openxmlformats.org/drawingml/2006/picture">
                 <pic:pic xmlns:pic="http://schemas.openxmlformats.org/drawingml/2006/picture">
                   <pic:nvPicPr>
-                    <pic:cNvPr id="1434229335" name="图片 6" descr="图示, 工程绘图&#10;&#10;描述已自动生成"/>
+                    <pic:cNvPr id="1682822614" name="图片 4" descr="图表, 散点图&#10;&#10;描述已自动生成"/>
                     <pic:cNvPicPr/>
                   </pic:nvPicPr>
                   <pic:blipFill>
@@ -16456,304 +16558,22 @@
     <w:p>
       <w:pPr>
         <w:spacing w:after="120"/>
-        <w:rPr>
-          <w:noProof/>
-        </w:rPr>
+        <w:jc w:val="both"/>
       </w:pPr>
       <w:r>
         <w:rPr>
           <w:i/>
           <w:iCs/>
-          <w:noProof/>
         </w:rPr>
         <w:t>Note</w:t>
       </w:r>
       <w:r>
-        <w:rPr>
-          <w:noProof/>
-        </w:rPr>
-        <w:t xml:space="preserve">. Viechtbauer-Cheung influence diagnostics (Viechtbauer &amp; Cheung, 2010) for the acceptability meta-analysis. Each panel displays one diagnostic measure across the fifteen included studies, ordered by study identifier (1 = Stice 2008; 2 = Bohr 2023; 3 = Ip 2016; 4 = Makarushka 2011; 5 = O'Dea 2020; 6 = Poppelaars 2016; 7 = Ranney 2018; 8 = Smith 2015; 9 = Stasiak 2014; 10 = Wright 2020; 11 = Rohde 2015; 12 = Ackerson 1998; 13 = Stallard 2024; 14 = Fleming 2012; 15 = O'Dea 2025). The eight </w:t>
-      </w:r>
-      <w:r>
-        <w:rPr>
-          <w:noProof/>
-        </w:rPr>
+        <w:t xml:space="preserve">. Baujat plot (Baujat et al., 2002) for the acceptability meta-analysis, displaying each study's contribution to overall between-study heterogeneity (x-axis; squared Pearson residual) against its influence on the pooled risk ratio when removed from the analysis (y-axis). Studies located in the upper-right quadrant of the plot contribute substantially to both observed heterogeneity and the pooled estimate. O'Dea (2025) is the only study clearly separated from the origin, occupying the upper-right region; all other studies cluster </w:t>
+      </w:r>
+      <w:bookmarkEnd w:id="40"/>
+      <w:r>
         <w:lastRenderedPageBreak/>
-        <w:t>measures are the externally standardized residual (</w:t>
-      </w:r>
-      <w:r>
-        <w:rPr>
-          <w:i/>
-          <w:iCs/>
-          <w:noProof/>
-        </w:rPr>
-        <w:t>rstudent</w:t>
-      </w:r>
-      <w:r>
-        <w:rPr>
-          <w:noProof/>
-        </w:rPr>
-        <w:t>), the standardized difference in fitted values upon study deletion (</w:t>
-      </w:r>
-      <w:r>
-        <w:rPr>
-          <w:i/>
-          <w:iCs/>
-          <w:noProof/>
-        </w:rPr>
-        <w:t>dffits</w:t>
-      </w:r>
-      <w:r>
-        <w:rPr>
-          <w:noProof/>
-        </w:rPr>
-        <w:t>), Cook's distance (</w:t>
-      </w:r>
-      <w:r>
-        <w:rPr>
-          <w:i/>
-          <w:iCs/>
-          <w:noProof/>
-        </w:rPr>
-        <w:t>cook.d</w:t>
-      </w:r>
-      <w:r>
-        <w:rPr>
-          <w:noProof/>
-        </w:rPr>
-        <w:t>), the covariance ratio (</w:t>
-      </w:r>
-      <w:r>
-        <w:rPr>
-          <w:i/>
-          <w:iCs/>
-          <w:noProof/>
-        </w:rPr>
-        <w:t>cov.r</w:t>
-      </w:r>
-      <w:r>
-        <w:rPr>
-          <w:noProof/>
-        </w:rPr>
-        <w:t>), the leave-one-out estimate of between-study variance (</w:t>
-      </w:r>
-      <w:r>
-        <w:rPr>
-          <w:i/>
-          <w:iCs/>
-          <w:noProof/>
-        </w:rPr>
-        <w:t>tau2.del</w:t>
-      </w:r>
-      <w:r>
-        <w:rPr>
-          <w:noProof/>
-        </w:rPr>
-        <w:t>), the residual heterogeneity test statistic with the study deleted (</w:t>
-      </w:r>
-      <w:r>
-        <w:rPr>
-          <w:i/>
-          <w:iCs/>
-          <w:noProof/>
-        </w:rPr>
-        <w:t>QE.del</w:t>
-      </w:r>
-      <w:r>
-        <w:rPr>
-          <w:noProof/>
-        </w:rPr>
-        <w:t>), the hat value (</w:t>
-      </w:r>
-      <w:r>
-        <w:rPr>
-          <w:i/>
-          <w:iCs/>
-          <w:noProof/>
-        </w:rPr>
-        <w:t>hat</w:t>
-      </w:r>
-      <w:r>
-        <w:rPr>
-          <w:noProof/>
-        </w:rPr>
-        <w:t>), and the random-effects weight (</w:t>
-      </w:r>
-      <w:r>
-        <w:rPr>
-          <w:i/>
-          <w:iCs/>
-          <w:noProof/>
-        </w:rPr>
-        <w:t>weight</w:t>
-      </w:r>
-      <w:r>
-        <w:rPr>
-          <w:noProof/>
-        </w:rPr>
-        <w:t xml:space="preserve">). Dashed lines indicate reference thresholds. Filled red points identify studies flagged as influential under the composite Viechtbauer-Cheung criterion. Only O'Dea (2025) was flagged, with values exceeding standard thresholds on </w:t>
-      </w:r>
-      <w:r>
-        <w:rPr>
-          <w:i/>
-          <w:iCs/>
-          <w:noProof/>
-        </w:rPr>
-        <w:t>rstudent</w:t>
-      </w:r>
-      <w:r>
-        <w:rPr>
-          <w:noProof/>
-        </w:rPr>
-        <w:t xml:space="preserve"> (2.91), </w:t>
-      </w:r>
-      <w:r>
-        <w:rPr>
-          <w:i/>
-          <w:iCs/>
-          <w:noProof/>
-        </w:rPr>
-        <w:t>dffits</w:t>
-      </w:r>
-      <w:r>
-        <w:rPr>
-          <w:noProof/>
-        </w:rPr>
-        <w:t xml:space="preserve"> (1.48), and </w:t>
-      </w:r>
-      <w:r>
-        <w:rPr>
-          <w:i/>
-          <w:iCs/>
-          <w:noProof/>
-        </w:rPr>
-        <w:t>Cook's distance</w:t>
-      </w:r>
-      <w:r>
-        <w:rPr>
-          <w:noProof/>
-        </w:rPr>
-        <w:t xml:space="preserve"> (0.65).</w:t>
-      </w:r>
-    </w:p>
-    <w:p>
-      <w:pPr>
-        <w:spacing w:after="120" w:line="360" w:lineRule="auto"/>
-        <w:jc w:val="both"/>
-      </w:pPr>
-    </w:p>
-    <w:p>
-      <w:pPr>
-        <w:spacing w:after="120" w:line="360" w:lineRule="auto"/>
-        <w:jc w:val="both"/>
-      </w:pPr>
-    </w:p>
-    <w:p>
-      <w:pPr>
-        <w:spacing w:after="120" w:line="360" w:lineRule="auto"/>
-        <w:jc w:val="both"/>
-        <w:rPr>
-          <w:b/>
-          <w:bCs/>
-          <w:noProof/>
-        </w:rPr>
-      </w:pPr>
-      <w:r>
-        <w:rPr>
-          <w:b/>
-          <w:bCs/>
-          <w:noProof/>
-        </w:rPr>
-        <w:t xml:space="preserve">Figure </w:t>
-      </w:r>
-      <w:r>
-        <w:rPr>
-          <w:rFonts w:hint="eastAsia"/>
-          <w:b/>
-          <w:bCs/>
-          <w:noProof/>
-        </w:rPr>
-        <w:t>X</w:t>
-      </w:r>
-      <w:r>
-        <w:rPr>
-          <w:b/>
-          <w:bCs/>
-          <w:noProof/>
-        </w:rPr>
-        <w:t>. Baujat Plot</w:t>
-      </w:r>
-    </w:p>
-    <w:p>
-      <w:pPr>
-        <w:spacing w:after="120" w:line="360" w:lineRule="auto"/>
-      </w:pPr>
-      <w:r>
-        <w:rPr>
-          <w:rFonts w:hint="eastAsia"/>
-          <w:noProof/>
-        </w:rPr>
-        <w:drawing>
-          <wp:inline distT="0" distB="0" distL="0" distR="0" wp14:anchorId="01584DE1" wp14:editId="77B13C8F">
-            <wp:extent cx="5943600" cy="4754880"/>
-            <wp:effectExtent l="0" t="0" r="0" b="7620"/>
-            <wp:docPr id="1682822614" name="图片 4" descr="图表, 散点图&#10;&#10;描述已自动生成"/>
-            <wp:cNvGraphicFramePr>
-              <a:graphicFrameLocks xmlns:a="http://schemas.openxmlformats.org/drawingml/2006/main" noChangeAspect="1"/>
-            </wp:cNvGraphicFramePr>
-            <a:graphic xmlns:a="http://schemas.openxmlformats.org/drawingml/2006/main">
-              <a:graphicData uri="http://schemas.openxmlformats.org/drawingml/2006/picture">
-                <pic:pic xmlns:pic="http://schemas.openxmlformats.org/drawingml/2006/picture">
-                  <pic:nvPicPr>
-                    <pic:cNvPr id="1682822614" name="图片 4" descr="图表, 散点图&#10;&#10;描述已自动生成"/>
-                    <pic:cNvPicPr/>
-                  </pic:nvPicPr>
-                  <pic:blipFill>
-                    <a:blip r:embed="rId18" cstate="print">
-                      <a:extLst>
-                        <a:ext uri="{28A0092B-C50C-407E-A947-70E740481C1C}">
-                          <a14:useLocalDpi xmlns:a14="http://schemas.microsoft.com/office/drawing/2010/main" val="0"/>
-                        </a:ext>
-                      </a:extLst>
-                    </a:blip>
-                    <a:stretch>
-                      <a:fillRect/>
-                    </a:stretch>
-                  </pic:blipFill>
-                  <pic:spPr>
-                    <a:xfrm>
-                      <a:off x="0" y="0"/>
-                      <a:ext cx="5943600" cy="4754880"/>
-                    </a:xfrm>
-                    <a:prstGeom prst="rect">
-                      <a:avLst/>
-                    </a:prstGeom>
-                  </pic:spPr>
-                </pic:pic>
-              </a:graphicData>
-            </a:graphic>
-          </wp:inline>
-        </w:drawing>
-      </w:r>
-    </w:p>
-    <w:p>
-      <w:pPr>
-        <w:spacing w:after="120"/>
-        <w:jc w:val="both"/>
-      </w:pPr>
-      <w:r>
-        <w:rPr>
-          <w:i/>
-          <w:iCs/>
-        </w:rPr>
-        <w:t>Note</w:t>
-      </w:r>
-      <w:r>
-        <w:t xml:space="preserve">. Baujat plot (Baujat et al., 2002) for the acceptability meta-analysis, displaying each study's contribution to overall between-study heterogeneity (x-axis; squared Pearson residual) against its influence on the pooled risk ratio when removed from the analysis (y-axis). Studies located in the upper-right quadrant of the plot contribute substantially to both observed heterogeneity and the pooled estimate. O'Dea (2025) is the only study clearly separated from the origin, occupying the upper-right region; all other studies cluster near the lower-left corner, indicating minimal individual contribution to either heterogeneity or pooled effect. This pattern identifies O'Dea (2025) as the principal source of between-study heterogeneity in the </w:t>
-      </w:r>
-      <w:r>
-        <w:lastRenderedPageBreak/>
-        <w:t>acceptability analysis.</w:t>
+        <w:t>near the lower-left corner, indicating minimal individual contribution to either heterogeneity or pooled effect. This pattern identifies O'Dea (2025) as the principal source of between-study heterogeneity in the acceptability analysis.</w:t>
       </w:r>
     </w:p>
     <w:p>
@@ -16894,27 +16714,112 @@
         <w:spacing w:after="120" w:line="360" w:lineRule="auto"/>
         <w:ind w:firstLine="360"/>
         <w:jc w:val="both"/>
-      </w:pPr>
-      <w:r>
-        <w:t>  2.0 Domain 2</w:t>
-      </w:r>
-      <w:r>
-        <w:t>（</w:t>
-      </w:r>
-      <w:r>
-        <w:t>deviations from intended interventions</w:t>
-      </w:r>
-      <w:r>
-        <w:t>）在多数纳入研究中只能被判为</w:t>
-      </w:r>
-      <w:r>
-        <w:t xml:space="preserve"> Some concerns</w:t>
-      </w:r>
-      <w:r>
-        <w:t>。这是该领域的结构性特征，而非个别研究的方法缺陷。</w:t>
-      </w:r>
-      <w:r>
+        <w:rPr>
+          <w:rFonts w:hint="eastAsia"/>
+        </w:rPr>
+      </w:pPr>
+      <w:r>
+        <w:rPr>
+          <w:rFonts w:hint="eastAsia"/>
+        </w:rPr>
+        <w:t>严格控制研究背景尽可能接近青少年的求助生态，但是也产生了纳入研究数量不够乐观的情况。这是很多后续问题只能这种解决的根本原因。具体产生的问题如下：</w:t>
+      </w:r>
+      <w:r>
+        <w:rPr>
+          <w:rFonts w:hint="eastAsia"/>
+        </w:rPr>
+        <w:t>1.</w:t>
+      </w:r>
+      <w:r>
+        <w:rPr>
+          <w:rFonts w:hint="eastAsia"/>
+        </w:rPr>
         <w:t xml:space="preserve"> </w:t>
+      </w:r>
+      <w:r>
+        <w:rPr>
+          <w:rFonts w:hint="eastAsia"/>
+        </w:rPr>
+        <w:t>为了解决进入亚组以后</w:t>
+      </w:r>
+      <w:r>
+        <w:rPr>
+          <w:rFonts w:hint="eastAsia"/>
+        </w:rPr>
+        <w:t>changescore</w:t>
+      </w:r>
+      <w:r>
+        <w:rPr>
+          <w:rFonts w:hint="eastAsia"/>
+        </w:rPr>
+        <w:t>的小李问题，</w:t>
+      </w:r>
+      <w:r>
+        <w:rPr>
+          <w:rFonts w:hint="eastAsia"/>
+        </w:rPr>
+        <w:t>虽然按照</w:t>
+      </w:r>
+      <w:r>
+        <w:rPr>
+          <w:rFonts w:hint="eastAsia"/>
+        </w:rPr>
+        <w:t>osteinal</w:t>
+      </w:r>
+      <w:r>
+        <w:rPr>
+          <w:rFonts w:hint="eastAsia"/>
+        </w:rPr>
+        <w:t>的研究方案</w:t>
+      </w:r>
+      <w:r>
+        <w:rPr>
+          <w:rFonts w:hint="eastAsia"/>
+        </w:rPr>
+        <w:t>pooled</w:t>
+      </w:r>
+      <w:r>
+        <w:rPr>
+          <w:rFonts w:hint="eastAsia"/>
+        </w:rPr>
+        <w:t>了</w:t>
+      </w:r>
+      <w:r>
+        <w:rPr>
+          <w:rFonts w:hint="eastAsia"/>
+        </w:rPr>
+        <w:t>change score</w:t>
+      </w:r>
+      <w:r>
+        <w:rPr>
+          <w:rFonts w:hint="eastAsia"/>
+        </w:rPr>
+        <w:t>，但是是否真的可以垂直平移到本研究依旧是未知的</w:t>
+      </w:r>
+      <w:r>
+        <w:rPr>
+          <w:rFonts w:hint="eastAsia"/>
+        </w:rPr>
+        <w:t>；</w:t>
+      </w:r>
+      <w:r>
+        <w:rPr>
+          <w:rFonts w:hint="eastAsia"/>
+        </w:rPr>
+        <w:t xml:space="preserve">2. </w:t>
+      </w:r>
+      <w:r>
+        <w:rPr>
+          <w:rFonts w:hint="eastAsia"/>
+        </w:rPr>
+        <w:t>进入亚组分析和回归分析时，很多先前研究已经做出来的更严谨的框架没能真的在本研究中展开，而是选择性地根据关键特征进行了合并，导致的结果就</w:t>
+      </w:r>
+      <w:r>
+        <w:rPr>
+          <w:rFonts w:hint="eastAsia"/>
+        </w:rPr>
+        <w:lastRenderedPageBreak/>
+        <w:t>是组内的异质性很大，解释会极其受限，跟前人研究的对话也不够充分。</w:t>
       </w:r>
     </w:p>
     <w:p>
@@ -16924,7 +16829,25 @@
         <w:jc w:val="both"/>
       </w:pPr>
       <w:r>
-        <w:t xml:space="preserve">  Risk-of-bias </w:t>
+        <w:t>2.0 Domain 2</w:t>
+      </w:r>
+      <w:r>
+        <w:t>（</w:t>
+      </w:r>
+      <w:r>
+        <w:t>deviations from intended interventions</w:t>
+      </w:r>
+      <w:r>
+        <w:t>）在多数纳入研究中只能被判为</w:t>
+      </w:r>
+      <w:r>
+        <w:t xml:space="preserve"> Some concerns</w:t>
+      </w:r>
+      <w:r>
+        <w:t>。这是该领域的结构性特征，而非个别研究的方法缺陷。</w:t>
+      </w:r>
+      <w:r>
+        <w:t xml:space="preserve"> Risk-of-bias </w:t>
       </w:r>
       <w:r>
         <w:t>评估在</w:t>
@@ -16959,13 +16882,51 @@
         <w:spacing w:after="120" w:line="360" w:lineRule="auto"/>
         <w:ind w:firstLine="360"/>
         <w:jc w:val="both"/>
-      </w:pPr>
-      <w:r>
-        <w:t xml:space="preserve">Several included trials evaluated programs from the same intervention family — SPARX (k=3 in main </w:t>
-      </w:r>
-      <w:r>
-        <w:lastRenderedPageBreak/>
-        <w:t>analysis including Bohr), Feeling Good (k=3), and Stressbusters (k=2) — meaning 8 of 15 trials shared substantial design overlap with at least one other included trial. Subgroup contrasts based on intervention components (relaxation, problem-solving, homework) were therefore partly confounded with intervention family, and component-level inferences should be treated as preliminary</w:t>
+        <w:rPr>
+          <w:rFonts w:hint="eastAsia"/>
+        </w:rPr>
+      </w:pPr>
+      <w:r>
+        <w:rPr>
+          <w:rFonts w:hint="eastAsia"/>
+        </w:rPr>
+        <w:t>真正做了</w:t>
+      </w:r>
+      <w:r>
+        <w:rPr>
+          <w:rFonts w:hint="eastAsia"/>
+        </w:rPr>
+        <w:t>unguided</w:t>
+      </w:r>
+      <w:r>
+        <w:rPr>
+          <w:rFonts w:hint="eastAsia"/>
+        </w:rPr>
+        <w:t>的研究集中在几个项目中，这些项目共享</w:t>
+      </w:r>
+      <w:r>
+        <w:rPr>
+          <w:rFonts w:hint="eastAsia"/>
+        </w:rPr>
+        <w:t>component</w:t>
+      </w:r>
+      <w:r>
+        <w:rPr>
+          <w:rFonts w:hint="eastAsia"/>
+        </w:rPr>
+        <w:t>，所以对于</w:t>
+      </w:r>
+      <w:r>
+        <w:rPr>
+          <w:rFonts w:hint="eastAsia"/>
+        </w:rPr>
+        <w:t>component</w:t>
+      </w:r>
+      <w:r>
+        <w:rPr>
+          <w:rFonts w:hint="eastAsia"/>
+        </w:rPr>
+        <w:t>的推断只能更加小心，并且读者也需要谨慎采纳</w:t>
       </w:r>
     </w:p>
     <w:p>
@@ -17307,7 +17268,7 @@
       <w:r>
         <w:t xml:space="preserve">, Article 113. </w:t>
       </w:r>
-      <w:hyperlink r:id="rId19" w:tgtFrame="_new" w:history="1">
+      <w:hyperlink r:id="rId18" w:tgtFrame="_new" w:history="1">
         <w:r>
           <w:rPr>
             <w:rStyle w:val="a5"/>
@@ -18280,6 +18241,7 @@
               <w:spacing w:line="276" w:lineRule="auto"/>
               <w:jc w:val="center"/>
             </w:pPr>
+            <w:bookmarkStart w:id="41" w:name="OLE_LINK44"/>
             <w:r>
               <w:rPr>
                 <w:rFonts w:eastAsia="Times New Roman"/>
@@ -19343,6 +19305,7 @@
         </w:tc>
       </w:tr>
     </w:tbl>
+    <w:bookmarkEnd w:id="41"/>
     <w:p>
       <w:pPr>
         <w:pStyle w:val="1"/>
@@ -19481,7 +19444,7 @@
               <w:spacing w:line="276" w:lineRule="auto"/>
               <w:jc w:val="center"/>
             </w:pPr>
-            <w:bookmarkStart w:id="40" w:name="_Hlk228529360"/>
+            <w:bookmarkStart w:id="42" w:name="_Hlk228529360"/>
             <w:r>
               <w:rPr>
                 <w:rFonts w:eastAsia="Times New Roman"/>
@@ -19526,7 +19489,7 @@
           </w:p>
         </w:tc>
       </w:tr>
-      <w:bookmarkEnd w:id="40"/>
+      <w:bookmarkEnd w:id="42"/>
       <w:tr>
         <w:tc>
           <w:tcPr>
@@ -19650,11 +19613,11 @@
             <w:pPr>
               <w:spacing w:line="276" w:lineRule="auto"/>
             </w:pPr>
-            <w:bookmarkStart w:id="41" w:name="OLE_LINK5"/>
+            <w:bookmarkStart w:id="43" w:name="OLE_LINK5"/>
             <w:r>
               <w:t>Intervention is not CBT-based or lacks required CBT components (cognitive restructuring and at least one behavioral component)</w:t>
             </w:r>
-            <w:bookmarkEnd w:id="41"/>
+            <w:bookmarkEnd w:id="43"/>
           </w:p>
         </w:tc>
       </w:tr>
@@ -19982,7 +19945,7 @@
             <w:pPr>
               <w:spacing w:line="276" w:lineRule="auto"/>
             </w:pPr>
-            <w:bookmarkStart w:id="42" w:name="OLE_LINK6"/>
+            <w:bookmarkStart w:id="44" w:name="OLE_LINK6"/>
             <w:r>
               <w:rPr>
                 <w:rFonts w:eastAsia="Times New Roman"/>
@@ -19991,7 +19954,7 @@
               </w:rPr>
               <w:t>Conference abstract or protocol-only publication</w:t>
             </w:r>
-            <w:bookmarkEnd w:id="42"/>
+            <w:bookmarkEnd w:id="44"/>
           </w:p>
         </w:tc>
       </w:tr>
@@ -20085,7 +20048,7 @@
               <w:spacing w:line="276" w:lineRule="auto"/>
               <w:jc w:val="center"/>
             </w:pPr>
-            <w:bookmarkStart w:id="43" w:name="_Hlk228529567"/>
+            <w:bookmarkStart w:id="45" w:name="_Hlk228529567"/>
             <w:r>
               <w:rPr>
                 <w:rFonts w:eastAsia="Times New Roman"/>
@@ -20130,7 +20093,7 @@
           </w:p>
         </w:tc>
       </w:tr>
-      <w:bookmarkEnd w:id="43"/>
+      <w:bookmarkEnd w:id="45"/>
       <w:tr>
         <w:tc>
           <w:tcPr>
@@ -23962,6 +23925,7 @@
             <w:pPr>
               <w:spacing w:line="276" w:lineRule="auto"/>
             </w:pPr>
+            <w:bookmarkStart w:id="46" w:name="_Hlk230302761"/>
             <w:r>
               <w:rPr>
                 <w:rFonts w:eastAsia="Times New Roman"/>
@@ -24037,6 +24001,7 @@
           </w:p>
         </w:tc>
       </w:tr>
+      <w:bookmarkEnd w:id="46"/>
       <w:tr>
         <w:tc>
           <w:tcPr>
@@ -24396,11 +24361,30 @@
             <w:r>
               <w:rPr>
                 <w:rFonts w:eastAsia="Times New Roman"/>
-                <w:sz w:val="20"/>
-                <w:szCs w:val="20"/>
               </w:rPr>
               <w:t>Grasp the Opportunity is a Chinese internet intervention adapted from CATCH-IT for Hong Kong adolescents. The program comprises 10 modules targeting four core goals: improving negative cognition, reducing negative behaviors, strengthening resilience, and reinforcing positive behaviors.</w:t>
             </w:r>
+          </w:p>
+          <w:p>
+            <w:pPr>
+              <w:spacing w:line="276" w:lineRule="auto"/>
+            </w:pPr>
+          </w:p>
+          <w:p>
+            <w:pPr>
+              <w:spacing w:line="276" w:lineRule="auto"/>
+            </w:pPr>
+            <w:r>
+              <w:t>DOI:</w:t>
+            </w:r>
+            <w:hyperlink r:id="rId19" w:tgtFrame="_blank" w:history="1">
+              <w:r>
+                <w:rPr>
+                  <w:rStyle w:val="a5"/>
+                </w:rPr>
+                <w:t>10.1515/ijamh-2013-0020</w:t>
+              </w:r>
+            </w:hyperlink>
           </w:p>
         </w:tc>
         <w:tc>
@@ -24496,7 +24480,7 @@
                 <w:sz w:val="20"/>
                 <w:szCs w:val="20"/>
               </w:rPr>
-              <w:t xml:space="preserve">This Japanese iCBT intervention combines group education with computer-based CBT training. The group education lecture covers the relationship between cognition, mood, and behavior; introduces CBT; and presents its benefits as stress-management skills with real-life examples. Group work and discussion focus on cognitive restructuring, with participants completing column worksheets to identify their own automatic thoughts and discussing counter-evidence and adaptive thoughts. The iCBT training component delivers cognitive restructuring via an online platform </w:t>
+              <w:t xml:space="preserve">This Japanese iCBT intervention combines group education with computer-based CBT training. The group education lecture covers the relationship between cognition, mood, and behavior; introduces CBT; and presents its benefits as stress-management skills with real-life examples. Group work and discussion focus on cognitive restructuring, with </w:t>
             </w:r>
             <w:r>
               <w:rPr>
@@ -24505,7 +24489,7 @@
                 <w:szCs w:val="20"/>
               </w:rPr>
               <w:lastRenderedPageBreak/>
-              <w:t>(http://www.cbtjp.com).</w:t>
+              <w:t>participants completing column worksheets to identify their own automatic thoughts and discussing counter-evidence and adaptive thoughts. The iCBT training component delivers cognitive restructuring via an online platform (http://www.cbtjp.com).</w:t>
             </w:r>
           </w:p>
         </w:tc>
@@ -24797,7 +24781,7 @@
                 <w:sz w:val="20"/>
                 <w:szCs w:val="20"/>
               </w:rPr>
-              <w:t xml:space="preserve">Mello offers real-time assessment and tailored intervention strategies to disrupt repetitive negative thinking (RNT) in young people with depression and anxiety. Key features include: randomized notifications three times daily (9am–9pm); check-ins assessing current RNT levels, mood state, ongoing activities, and location; algorithmic recommendation of appropriate CBT activities based on level of stuck thinking, current mood, context, and activity </w:t>
+              <w:t>Mello offers real-time assessment and tailored intervention strategies to disrupt repetitive negative thinking (RNT) in young people with depression and anxiety. Key features include: randomized notifications three times daily (9am–</w:t>
             </w:r>
             <w:r>
               <w:rPr>
@@ -24806,7 +24790,7 @@
                 <w:szCs w:val="20"/>
               </w:rPr>
               <w:lastRenderedPageBreak/>
-              <w:t>level. Each recommended activity takes 2–12 minutes and is delivered via animations with guided text or audio — including mindfulness exercises, problem-solving techniques, defusion strategies, worry-time scheduling, thought challenging, and self-compassion practices. After each activity, users report updated RNT levels and rate helpfulness; a profile analysis shows patterns between RNT and contextual factors; all therapy activities are accessible on demand.</w:t>
+              <w:t>9pm); check-ins assessing current RNT levels, mood state, ongoing activities, and location; algorithmic recommendation of appropriate CBT activities based on level of stuck thinking, current mood, context, and activity level. Each recommended activity takes 2–12 minutes and is delivered via animations with guided text or audio — including mindfulness exercises, problem-solving techniques, defusion strategies, worry-time scheduling, thought challenging, and self-compassion practices. After each activity, users report updated RNT levels and rate helpfulness; a profile analysis shows patterns between RNT and contextual factors; all therapy activities are accessible on demand.</w:t>
             </w:r>
           </w:p>
         </w:tc>
@@ -25001,7 +24985,7 @@
                 <w:sz w:val="20"/>
                 <w:szCs w:val="20"/>
               </w:rPr>
-              <w:t xml:space="preserve">Reframe-IT is an online CBT intervention designed for high-school students at risk of suicide. Its 8-module structure delivers one module per week, with two activities and homework per week; a message board is used for communication with therapists; factsheets supplement content. Modules cover schedule setting; emotional recognition and resilience to distress; identification of negative automatic thoughts; behavioral activation including help-seeking, activity scheduling, and relaxation; problem-solving, especially for managing suicidal ideation; detecting and challenging problematic thinking; and cognitive restructuring. Each participant has access to a personalized webpage with an adult host character delivering therapy content, factsheets, downloadable relaxation files, and a list of local and national helplines. </w:t>
+              <w:t xml:space="preserve">Reframe-IT is an online CBT intervention designed for high-school students at risk of suicide. Its 8-module structure delivers one module per week, with two activities and homework per week; a message board is used for communication with therapists; factsheets supplement content. Modules cover schedule setting; emotional recognition and resilience to distress; identification of negative automatic thoughts; behavioral activation including help-seeking, activity scheduling, and relaxation; problem-solving, especially for managing suicidal ideation; detecting and challenging problematic thinking; and </w:t>
             </w:r>
             <w:r>
               <w:rPr>
@@ -25010,7 +24994,7 @@
                 <w:szCs w:val="20"/>
               </w:rPr>
               <w:lastRenderedPageBreak/>
-              <w:t>Note: Reframe-IT includes therapist interaction via the message board and is therefore evaluated for eligibility on the basis of whether that interaction constitutes therapeutic guidance.</w:t>
+              <w:t>cognitive restructuring. Each participant has access to a personalized webpage with an adult host character delivering therapy content, factsheets, downloadable relaxation files, and a list of local and national helplines. Note: Reframe-IT includes therapist interaction via the message board and is therefore evaluated for eligibility on the basis of whether that interaction constitutes therapeutic guidance.</w:t>
             </w:r>
           </w:p>
         </w:tc>
@@ -25302,7 +25286,7 @@
                 <w:sz w:val="20"/>
                 <w:szCs w:val="20"/>
               </w:rPr>
-              <w:t xml:space="preserve">Smart, Positive, Active, Realistic, X-factor thoughts (SPARX) is an interactive computer game originally designed for Māori youth in remote areas of New Zealand. The avatar in the game has the mission of removing the gloom and negativity cast by GNATs (Gloomy Negative Automatic Thoughts) and restoring balance in a virtual world. Seven levels are delivered across 4–7 weeks: Level 1 (Cave Province — finding hope): introduction to depression and the CBT model, background to the game, and breathing relaxation. Level 2 (Ice Province — being active): behavioral activation, progressive muscle relaxation, interpersonal communication skills. Level 3 </w:t>
+              <w:t xml:space="preserve">Smart, Positive, Active, Realistic, X-factor thoughts (SPARX) is an interactive computer game originally designed for Māori youth in remote areas of New Zealand. The avatar in the game has the mission of removing the gloom and negativity cast by GNATs (Gloomy Negative Automatic Thoughts) and restoring balance in a virtual world. Seven levels are delivered across 4–7 weeks: Level 1 (Cave Province — finding hope): introduction to </w:t>
             </w:r>
             <w:r>
               <w:rPr>
@@ -25311,7 +25295,7 @@
                 <w:szCs w:val="20"/>
               </w:rPr>
               <w:lastRenderedPageBreak/>
-              <w:t>(Volcano Province — dealing with emotions): tackling strong emotions, listening and negotiation skills. Level 4 (Mountain Province — overcoming problems): problem-solving procedures, cognitive restructuring (identifying SPARX), negotiation skills. Level 5 (Swamp Province — recognizing unhelpful thoughts): cognitive restructuring (identifying GNATs). Level 6 (Bridgeland Province — challenging unhelpful thoughts): cognitive restructuring (challenging negative thoughts), negotiation skills. Level 7 (Canyon Province — bringing it all together): recap of all skills, mindfulness for distress tolerance, relapse prevention. At the beginning and end of each level, the user receives guidance, including mood tracking, real-life challenges, education, and homework.</w:t>
+              <w:t>depression and the CBT model, background to the game, and breathing relaxation. Level 2 (Ice Province — being active): behavioral activation, progressive muscle relaxation, interpersonal communication skills. Level 3 (Volcano Province — dealing with emotions): tackling strong emotions, listening and negotiation skills. Level 4 (Mountain Province — overcoming problems): problem-solving procedures, cognitive restructuring (identifying SPARX), negotiation skills. Level 5 (Swamp Province — recognizing unhelpful thoughts): cognitive restructuring (identifying GNATs). Level 6 (Bridgeland Province — challenging unhelpful thoughts): cognitive restructuring (challenging negative thoughts), negotiation skills. Level 7 (Canyon Province — bringing it all together): recap of all skills, mindfulness for distress tolerance, relapse prevention. At the beginning and end of each level, the user receives guidance, including mood tracking, real-life challenges, education, and homework.</w:t>
             </w:r>
           </w:p>
         </w:tc>
@@ -25506,7 +25490,7 @@
                 <w:sz w:val="20"/>
                 <w:szCs w:val="20"/>
               </w:rPr>
-              <w:t xml:space="preserve">The Journey is a fantasy game-based intervention in which players select and customize their avatars and embark on an immersive quest through enchanted lands. CBT content is systematically integrated into the game; module completion awards points and mini-games serve as post-section rewards. The program consists of seven modules of 25–30 minutes each, each focusing on a distinct CBT topic: Introduction to the CBT Model; Behavioral Activation; Problem Solving; Cognitive Restructuring I; Cognitive Restructuring II; Cognitive Restructuring III; and Summary and Relapse Prevention. Each module begins with a mood assessment, followed by a quiz on the previous module, goal-setting, and interactive elements including exercises, animations, and instructional videos; it concludes with a content summary and a challenge (homework) assignment. </w:t>
+              <w:t xml:space="preserve">The Journey is a fantasy game-based intervention in which players select and customize their avatars and embark on an immersive quest through enchanted lands. CBT content is systematically integrated into the game; module completion awards points and mini-games serve as post-section rewards. The program consists of seven modules of 25–30 minutes each, each focusing on a distinct CBT topic: Introduction to the CBT Model; Behavioral Activation; Problem Solving; Cognitive Restructuring I; Cognitive Restructuring II; Cognitive Restructuring III; and Summary and Relapse Prevention. Each module begins with a mood </w:t>
             </w:r>
             <w:r>
               <w:rPr>
@@ -25515,7 +25499,7 @@
                 <w:szCs w:val="20"/>
               </w:rPr>
               <w:lastRenderedPageBreak/>
-              <w:t>A comprehensive guidebook provides module summaries, space for goal-setting, reflection questions, and weekly journaling-based challenges.</w:t>
+              <w:t>assessment, followed by a quiz on the previous module, goal-setting, and interactive elements including exercises, animations, and instructional videos; it concludes with a content summary and a challenge (homework) assignment. A comprehensive guidebook provides module summaries, space for goal-setting, reflection questions, and weekly journaling-based challenges.</w:t>
             </w:r>
           </w:p>
         </w:tc>
@@ -25652,9 +25636,388 @@
       <w:bookmarkEnd w:id="0"/>
     </w:tbl>
     <w:p/>
+    <w:p>
+      <w:pPr>
+        <w:spacing w:after="120" w:line="360" w:lineRule="auto"/>
+        <w:jc w:val="both"/>
+        <w:rPr>
+          <w:b/>
+          <w:bCs/>
+        </w:rPr>
+      </w:pPr>
+    </w:p>
+    <w:p>
+      <w:pPr>
+        <w:spacing w:after="120" w:line="360" w:lineRule="auto"/>
+        <w:jc w:val="both"/>
+        <w:rPr>
+          <w:b/>
+          <w:bCs/>
+        </w:rPr>
+      </w:pPr>
+    </w:p>
+    <w:p>
+      <w:pPr>
+        <w:spacing w:after="120" w:line="360" w:lineRule="auto"/>
+        <w:jc w:val="both"/>
+        <w:rPr>
+          <w:b/>
+          <w:bCs/>
+        </w:rPr>
+      </w:pPr>
+    </w:p>
+    <w:p>
+      <w:pPr>
+        <w:spacing w:after="120" w:line="360" w:lineRule="auto"/>
+        <w:jc w:val="both"/>
+        <w:rPr>
+          <w:b/>
+          <w:bCs/>
+        </w:rPr>
+      </w:pPr>
+    </w:p>
+    <w:p>
+      <w:pPr>
+        <w:spacing w:after="120" w:line="360" w:lineRule="auto"/>
+        <w:jc w:val="both"/>
+        <w:rPr>
+          <w:b/>
+          <w:bCs/>
+        </w:rPr>
+      </w:pPr>
+    </w:p>
+    <w:p>
+      <w:pPr>
+        <w:spacing w:after="120" w:line="360" w:lineRule="auto"/>
+        <w:jc w:val="both"/>
+        <w:rPr>
+          <w:b/>
+          <w:bCs/>
+        </w:rPr>
+      </w:pPr>
+    </w:p>
+    <w:p>
+      <w:pPr>
+        <w:spacing w:after="120" w:line="360" w:lineRule="auto"/>
+        <w:jc w:val="both"/>
+        <w:rPr>
+          <w:b/>
+          <w:bCs/>
+        </w:rPr>
+      </w:pPr>
+    </w:p>
+    <w:p>
+      <w:pPr>
+        <w:spacing w:after="120" w:line="360" w:lineRule="auto"/>
+        <w:jc w:val="both"/>
+        <w:rPr>
+          <w:b/>
+          <w:bCs/>
+        </w:rPr>
+      </w:pPr>
+    </w:p>
+    <w:p>
+      <w:pPr>
+        <w:spacing w:after="120" w:line="360" w:lineRule="auto"/>
+        <w:jc w:val="both"/>
+        <w:rPr>
+          <w:b/>
+          <w:bCs/>
+        </w:rPr>
+      </w:pPr>
+    </w:p>
+    <w:p>
+      <w:pPr>
+        <w:spacing w:after="120" w:line="360" w:lineRule="auto"/>
+        <w:jc w:val="both"/>
+        <w:rPr>
+          <w:b/>
+          <w:bCs/>
+        </w:rPr>
+      </w:pPr>
+    </w:p>
+    <w:p>
+      <w:pPr>
+        <w:spacing w:after="120" w:line="360" w:lineRule="auto"/>
+        <w:jc w:val="both"/>
+        <w:rPr>
+          <w:b/>
+          <w:bCs/>
+        </w:rPr>
+      </w:pPr>
+    </w:p>
+    <w:p>
+      <w:pPr>
+        <w:spacing w:after="120" w:line="360" w:lineRule="auto"/>
+        <w:jc w:val="both"/>
+        <w:rPr>
+          <w:b/>
+          <w:bCs/>
+        </w:rPr>
+      </w:pPr>
+    </w:p>
+    <w:p>
+      <w:pPr>
+        <w:pStyle w:val="1"/>
+        <w:pageBreakBefore/>
+      </w:pPr>
+      <w:r>
+        <w:rPr>
+          <w:rFonts w:eastAsiaTheme="minorEastAsia" w:hint="eastAsia"/>
+        </w:rPr>
+        <w:lastRenderedPageBreak/>
+        <w:t>Appendix</w:t>
+      </w:r>
+      <w:r>
+        <w:t xml:space="preserve"> </w:t>
+      </w:r>
+      <w:r>
+        <w:rPr>
+          <w:rFonts w:eastAsiaTheme="minorEastAsia" w:hint="eastAsia"/>
+        </w:rPr>
+        <w:t>E</w:t>
+      </w:r>
+      <w:r>
+        <w:t>. Influence Diagnostics</w:t>
+      </w:r>
+    </w:p>
+    <w:p>
+      <w:pPr>
+        <w:spacing w:after="120" w:line="360" w:lineRule="auto"/>
+        <w:rPr>
+          <w:noProof/>
+          <w:u w:val="single"/>
+        </w:rPr>
+      </w:pPr>
+      <w:r>
+        <w:rPr>
+          <w:rFonts w:hint="eastAsia"/>
+          <w:noProof/>
+          <w:u w:val="single"/>
+        </w:rPr>
+        <w:drawing>
+          <wp:inline distT="0" distB="0" distL="0" distR="0" wp14:anchorId="7CC2899F" wp14:editId="4E26A58D">
+            <wp:extent cx="5943600" cy="4754880"/>
+            <wp:effectExtent l="0" t="0" r="0" b="7620"/>
+            <wp:docPr id="1434229335" name="图片 6" descr="图示, 工程绘图&#10;&#10;描述已自动生成"/>
+            <wp:cNvGraphicFramePr>
+              <a:graphicFrameLocks xmlns:a="http://schemas.openxmlformats.org/drawingml/2006/main" noChangeAspect="1"/>
+            </wp:cNvGraphicFramePr>
+            <a:graphic xmlns:a="http://schemas.openxmlformats.org/drawingml/2006/main">
+              <a:graphicData uri="http://schemas.openxmlformats.org/drawingml/2006/picture">
+                <pic:pic xmlns:pic="http://schemas.openxmlformats.org/drawingml/2006/picture">
+                  <pic:nvPicPr>
+                    <pic:cNvPr id="1434229335" name="图片 6" descr="图示, 工程绘图&#10;&#10;描述已自动生成"/>
+                    <pic:cNvPicPr/>
+                  </pic:nvPicPr>
+                  <pic:blipFill>
+                    <a:blip r:embed="rId20" cstate="print">
+                      <a:extLst>
+                        <a:ext uri="{28A0092B-C50C-407E-A947-70E740481C1C}">
+                          <a14:useLocalDpi xmlns:a14="http://schemas.microsoft.com/office/drawing/2010/main" val="0"/>
+                        </a:ext>
+                      </a:extLst>
+                    </a:blip>
+                    <a:stretch>
+                      <a:fillRect/>
+                    </a:stretch>
+                  </pic:blipFill>
+                  <pic:spPr>
+                    <a:xfrm>
+                      <a:off x="0" y="0"/>
+                      <a:ext cx="5943600" cy="4754880"/>
+                    </a:xfrm>
+                    <a:prstGeom prst="rect">
+                      <a:avLst/>
+                    </a:prstGeom>
+                  </pic:spPr>
+                </pic:pic>
+              </a:graphicData>
+            </a:graphic>
+          </wp:inline>
+        </w:drawing>
+      </w:r>
+    </w:p>
+    <w:p>
+      <w:pPr>
+        <w:spacing w:after="120"/>
+        <w:rPr>
+          <w:noProof/>
+        </w:rPr>
+      </w:pPr>
+      <w:r>
+        <w:rPr>
+          <w:i/>
+          <w:iCs/>
+          <w:noProof/>
+        </w:rPr>
+        <w:t>Note</w:t>
+      </w:r>
+      <w:r>
+        <w:rPr>
+          <w:noProof/>
+        </w:rPr>
+        <w:t>. Viechtbauer-Cheung influence diagnostics (Viechtbauer &amp; Cheung, 2010) for the acceptability meta-analysis. Each panel displays one diagnostic measure across the fifteen included studies, ordered by study identifier (1 = Stice 2008; 2 = Bohr 2023; 3 = Ip 2016; 4 = Makarushka 2011; 5 = O'Dea 2020; 6 = Poppelaars 2016; 7 = Ranney 2018; 8 = Smith 2015; 9 = Stasiak 2014; 10 = Wright 2020; 11 = Rohde 2015; 12 = Ackerson 1998; 13 = Stallard 2024; 14 = Fleming 2012; 15 = O'Dea 2025). The eight measures are the externally standardized residual (</w:t>
+      </w:r>
+      <w:r>
+        <w:rPr>
+          <w:i/>
+          <w:iCs/>
+          <w:noProof/>
+        </w:rPr>
+        <w:t>rstudent</w:t>
+      </w:r>
+      <w:r>
+        <w:rPr>
+          <w:noProof/>
+        </w:rPr>
+        <w:t>), the standardized difference in fitted values upon study deletion (</w:t>
+      </w:r>
+      <w:r>
+        <w:rPr>
+          <w:i/>
+          <w:iCs/>
+          <w:noProof/>
+        </w:rPr>
+        <w:t>dffits</w:t>
+      </w:r>
+      <w:r>
+        <w:rPr>
+          <w:noProof/>
+        </w:rPr>
+        <w:t>), Cook's distance (</w:t>
+      </w:r>
+      <w:r>
+        <w:rPr>
+          <w:i/>
+          <w:iCs/>
+          <w:noProof/>
+        </w:rPr>
+        <w:t>cook.d</w:t>
+      </w:r>
+      <w:r>
+        <w:rPr>
+          <w:noProof/>
+        </w:rPr>
+        <w:t>), the covariance ratio (</w:t>
+      </w:r>
+      <w:r>
+        <w:rPr>
+          <w:i/>
+          <w:iCs/>
+          <w:noProof/>
+        </w:rPr>
+        <w:t>cov.r</w:t>
+      </w:r>
+      <w:r>
+        <w:rPr>
+          <w:noProof/>
+        </w:rPr>
+        <w:t>), the leave-one-out estimate of between-study variance (</w:t>
+      </w:r>
+      <w:r>
+        <w:rPr>
+          <w:i/>
+          <w:iCs/>
+          <w:noProof/>
+        </w:rPr>
+        <w:t>tau2.del</w:t>
+      </w:r>
+      <w:r>
+        <w:rPr>
+          <w:noProof/>
+        </w:rPr>
+        <w:t>), the residual heterogeneity test statistic with the study deleted (</w:t>
+      </w:r>
+      <w:r>
+        <w:rPr>
+          <w:i/>
+          <w:iCs/>
+          <w:noProof/>
+        </w:rPr>
+        <w:t>QE.del</w:t>
+      </w:r>
+      <w:r>
+        <w:rPr>
+          <w:noProof/>
+        </w:rPr>
+        <w:t>), the hat value (</w:t>
+      </w:r>
+      <w:r>
+        <w:rPr>
+          <w:i/>
+          <w:iCs/>
+          <w:noProof/>
+        </w:rPr>
+        <w:t>hat</w:t>
+      </w:r>
+      <w:r>
+        <w:rPr>
+          <w:noProof/>
+        </w:rPr>
+        <w:t>), and the random-effects weight (</w:t>
+      </w:r>
+      <w:r>
+        <w:rPr>
+          <w:i/>
+          <w:iCs/>
+          <w:noProof/>
+        </w:rPr>
+        <w:t>weight</w:t>
+      </w:r>
+      <w:r>
+        <w:rPr>
+          <w:noProof/>
+        </w:rPr>
+        <w:t xml:space="preserve">). Dashed lines indicate reference thresholds. Filled red points identify studies flagged as influential under the composite Viechtbauer-Cheung criterion. Only O'Dea (2025) was flagged, with values exceeding standard thresholds on </w:t>
+      </w:r>
+      <w:r>
+        <w:rPr>
+          <w:i/>
+          <w:iCs/>
+          <w:noProof/>
+        </w:rPr>
+        <w:t>rstudent</w:t>
+      </w:r>
+      <w:r>
+        <w:rPr>
+          <w:noProof/>
+        </w:rPr>
+        <w:t xml:space="preserve"> (2.91), </w:t>
+      </w:r>
+      <w:r>
+        <w:rPr>
+          <w:i/>
+          <w:iCs/>
+          <w:noProof/>
+        </w:rPr>
+        <w:t>dffits</w:t>
+      </w:r>
+      <w:r>
+        <w:rPr>
+          <w:noProof/>
+        </w:rPr>
+        <w:t xml:space="preserve"> (1.48), and </w:t>
+      </w:r>
+      <w:r>
+        <w:rPr>
+          <w:i/>
+          <w:iCs/>
+          <w:noProof/>
+        </w:rPr>
+        <w:t>Cook's distance</w:t>
+      </w:r>
+      <w:r>
+        <w:rPr>
+          <w:noProof/>
+        </w:rPr>
+        <w:t xml:space="preserve"> (0.65).</w:t>
+      </w:r>
+    </w:p>
+    <w:p/>
     <w:sectPr>
-      <w:headerReference w:type="default" r:id="rId20"/>
-      <w:footerReference w:type="default" r:id="rId21"/>
+      <w:headerReference w:type="default" r:id="rId21"/>
+      <w:footerReference w:type="default" r:id="rId22"/>
       <w:pgSz w:w="12240" w:h="15840"/>
       <w:pgMar w:top="1440" w:right="1440" w:bottom="1440" w:left="1440" w:header="708" w:footer="708" w:gutter="0"/>
       <w:pgNumType w:start="1"/>
@@ -26367,6 +26730,7 @@
   <w:style w:type="character" w:default="1" w:styleId="a0">
     <w:name w:val="Default Paragraph Font"/>
     <w:uiPriority w:val="1"/>
+    <w:semiHidden/>
     <w:unhideWhenUsed/>
   </w:style>
   <w:style w:type="table" w:default="1" w:styleId="a1">

--- a/thesis/Thesis_Final.docx
+++ b/thesis/Thesis_Final.docx
@@ -158,6 +158,7 @@
           <w:lang w:eastAsia="ko-KR"/>
         </w:rPr>
       </w:pPr>
+      <w:proofErr w:type="spellStart"/>
       <w:r>
         <w:rPr>
           <w:rFonts w:eastAsia="Times New Roman"/>
@@ -167,17 +168,9 @@
           <w:szCs w:val="28"/>
           <w:lang w:eastAsia="ko-KR"/>
         </w:rPr>
-        <w:t>청소년 우울 증상에 대한 비지도적 자가 도움</w:t>
-      </w:r>
-    </w:p>
-    <w:p>
-      <w:pPr>
-        <w:spacing w:before="120" w:after="120" w:line="360" w:lineRule="auto"/>
-        <w:jc w:val="center"/>
-        <w:rPr>
-          <w:lang w:eastAsia="ko-KR"/>
-        </w:rPr>
-      </w:pPr>
+        <w:t>청소년</w:t>
+      </w:r>
+      <w:proofErr w:type="spellEnd"/>
       <w:r>
         <w:rPr>
           <w:rFonts w:eastAsia="Times New Roman"/>
@@ -187,8 +180,259 @@
           <w:szCs w:val="28"/>
           <w:lang w:eastAsia="ko-KR"/>
         </w:rPr>
-        <w:t>인지행동치료 개입의 효과성에 관한 메타분석</w:t>
-      </w:r>
+        <w:t xml:space="preserve"> </w:t>
+      </w:r>
+      <w:proofErr w:type="spellStart"/>
+      <w:r>
+        <w:rPr>
+          <w:rFonts w:eastAsia="Times New Roman"/>
+          <w:b/>
+          <w:bCs/>
+          <w:sz w:val="28"/>
+          <w:szCs w:val="28"/>
+          <w:lang w:eastAsia="ko-KR"/>
+        </w:rPr>
+        <w:t>우울</w:t>
+      </w:r>
+      <w:proofErr w:type="spellEnd"/>
+      <w:r>
+        <w:rPr>
+          <w:rFonts w:eastAsia="Times New Roman"/>
+          <w:b/>
+          <w:bCs/>
+          <w:sz w:val="28"/>
+          <w:szCs w:val="28"/>
+          <w:lang w:eastAsia="ko-KR"/>
+        </w:rPr>
+        <w:t xml:space="preserve"> </w:t>
+      </w:r>
+      <w:proofErr w:type="spellStart"/>
+      <w:r>
+        <w:rPr>
+          <w:rFonts w:eastAsia="Times New Roman"/>
+          <w:b/>
+          <w:bCs/>
+          <w:sz w:val="28"/>
+          <w:szCs w:val="28"/>
+          <w:lang w:eastAsia="ko-KR"/>
+        </w:rPr>
+        <w:t>증상에</w:t>
+      </w:r>
+      <w:proofErr w:type="spellEnd"/>
+      <w:r>
+        <w:rPr>
+          <w:rFonts w:eastAsia="Times New Roman"/>
+          <w:b/>
+          <w:bCs/>
+          <w:sz w:val="28"/>
+          <w:szCs w:val="28"/>
+          <w:lang w:eastAsia="ko-KR"/>
+        </w:rPr>
+        <w:t xml:space="preserve"> </w:t>
+      </w:r>
+      <w:proofErr w:type="spellStart"/>
+      <w:r>
+        <w:rPr>
+          <w:rFonts w:eastAsia="Times New Roman"/>
+          <w:b/>
+          <w:bCs/>
+          <w:sz w:val="28"/>
+          <w:szCs w:val="28"/>
+          <w:lang w:eastAsia="ko-KR"/>
+        </w:rPr>
+        <w:t>대한</w:t>
+      </w:r>
+      <w:proofErr w:type="spellEnd"/>
+      <w:r>
+        <w:rPr>
+          <w:rFonts w:eastAsia="Times New Roman"/>
+          <w:b/>
+          <w:bCs/>
+          <w:sz w:val="28"/>
+          <w:szCs w:val="28"/>
+          <w:lang w:eastAsia="ko-KR"/>
+        </w:rPr>
+        <w:t xml:space="preserve"> </w:t>
+      </w:r>
+      <w:proofErr w:type="spellStart"/>
+      <w:r>
+        <w:rPr>
+          <w:rFonts w:eastAsia="Times New Roman"/>
+          <w:b/>
+          <w:bCs/>
+          <w:sz w:val="28"/>
+          <w:szCs w:val="28"/>
+          <w:lang w:eastAsia="ko-KR"/>
+        </w:rPr>
+        <w:t>비지도적</w:t>
+      </w:r>
+      <w:proofErr w:type="spellEnd"/>
+      <w:r>
+        <w:rPr>
+          <w:rFonts w:eastAsia="Times New Roman"/>
+          <w:b/>
+          <w:bCs/>
+          <w:sz w:val="28"/>
+          <w:szCs w:val="28"/>
+          <w:lang w:eastAsia="ko-KR"/>
+        </w:rPr>
+        <w:t xml:space="preserve"> </w:t>
+      </w:r>
+      <w:proofErr w:type="spellStart"/>
+      <w:r>
+        <w:rPr>
+          <w:rFonts w:eastAsia="Times New Roman"/>
+          <w:b/>
+          <w:bCs/>
+          <w:sz w:val="28"/>
+          <w:szCs w:val="28"/>
+          <w:lang w:eastAsia="ko-KR"/>
+        </w:rPr>
+        <w:t>자가</w:t>
+      </w:r>
+      <w:proofErr w:type="spellEnd"/>
+      <w:r>
+        <w:rPr>
+          <w:rFonts w:eastAsia="Times New Roman"/>
+          <w:b/>
+          <w:bCs/>
+          <w:sz w:val="28"/>
+          <w:szCs w:val="28"/>
+          <w:lang w:eastAsia="ko-KR"/>
+        </w:rPr>
+        <w:t xml:space="preserve"> </w:t>
+      </w:r>
+      <w:proofErr w:type="spellStart"/>
+      <w:r>
+        <w:rPr>
+          <w:rFonts w:eastAsia="Times New Roman"/>
+          <w:b/>
+          <w:bCs/>
+          <w:sz w:val="28"/>
+          <w:szCs w:val="28"/>
+          <w:lang w:eastAsia="ko-KR"/>
+        </w:rPr>
+        <w:t>도움</w:t>
+      </w:r>
+      <w:proofErr w:type="spellEnd"/>
+    </w:p>
+    <w:p>
+      <w:pPr>
+        <w:spacing w:before="120" w:after="120" w:line="360" w:lineRule="auto"/>
+        <w:jc w:val="center"/>
+        <w:rPr>
+          <w:lang w:eastAsia="ko-KR"/>
+        </w:rPr>
+      </w:pPr>
+      <w:proofErr w:type="spellStart"/>
+      <w:r>
+        <w:rPr>
+          <w:rFonts w:eastAsia="Times New Roman"/>
+          <w:b/>
+          <w:bCs/>
+          <w:sz w:val="28"/>
+          <w:szCs w:val="28"/>
+          <w:lang w:eastAsia="ko-KR"/>
+        </w:rPr>
+        <w:t>인지행동치료</w:t>
+      </w:r>
+      <w:proofErr w:type="spellEnd"/>
+      <w:r>
+        <w:rPr>
+          <w:rFonts w:eastAsia="Times New Roman"/>
+          <w:b/>
+          <w:bCs/>
+          <w:sz w:val="28"/>
+          <w:szCs w:val="28"/>
+          <w:lang w:eastAsia="ko-KR"/>
+        </w:rPr>
+        <w:t xml:space="preserve"> </w:t>
+      </w:r>
+      <w:proofErr w:type="spellStart"/>
+      <w:r>
+        <w:rPr>
+          <w:rFonts w:eastAsia="Times New Roman"/>
+          <w:b/>
+          <w:bCs/>
+          <w:sz w:val="28"/>
+          <w:szCs w:val="28"/>
+          <w:lang w:eastAsia="ko-KR"/>
+        </w:rPr>
+        <w:t>개입의</w:t>
+      </w:r>
+      <w:proofErr w:type="spellEnd"/>
+      <w:r>
+        <w:rPr>
+          <w:rFonts w:eastAsia="Times New Roman"/>
+          <w:b/>
+          <w:bCs/>
+          <w:sz w:val="28"/>
+          <w:szCs w:val="28"/>
+          <w:lang w:eastAsia="ko-KR"/>
+        </w:rPr>
+        <w:t xml:space="preserve"> </w:t>
+      </w:r>
+      <w:proofErr w:type="spellStart"/>
+      <w:r>
+        <w:rPr>
+          <w:rFonts w:eastAsia="Times New Roman"/>
+          <w:b/>
+          <w:bCs/>
+          <w:sz w:val="28"/>
+          <w:szCs w:val="28"/>
+          <w:lang w:eastAsia="ko-KR"/>
+        </w:rPr>
+        <w:t>효과성에</w:t>
+      </w:r>
+      <w:proofErr w:type="spellEnd"/>
+      <w:r>
+        <w:rPr>
+          <w:rFonts w:eastAsia="Times New Roman"/>
+          <w:b/>
+          <w:bCs/>
+          <w:sz w:val="28"/>
+          <w:szCs w:val="28"/>
+          <w:lang w:eastAsia="ko-KR"/>
+        </w:rPr>
+        <w:t xml:space="preserve"> </w:t>
+      </w:r>
+      <w:proofErr w:type="spellStart"/>
+      <w:r>
+        <w:rPr>
+          <w:rFonts w:eastAsia="Times New Roman"/>
+          <w:b/>
+          <w:bCs/>
+          <w:sz w:val="28"/>
+          <w:szCs w:val="28"/>
+          <w:lang w:eastAsia="ko-KR"/>
+        </w:rPr>
+        <w:t>관한</w:t>
+      </w:r>
+      <w:proofErr w:type="spellEnd"/>
+      <w:r>
+        <w:rPr>
+          <w:rFonts w:eastAsia="Times New Roman"/>
+          <w:b/>
+          <w:bCs/>
+          <w:sz w:val="28"/>
+          <w:szCs w:val="28"/>
+          <w:lang w:eastAsia="ko-KR"/>
+        </w:rPr>
+        <w:t xml:space="preserve"> </w:t>
+      </w:r>
+      <w:proofErr w:type="spellStart"/>
+      <w:r>
+        <w:rPr>
+          <w:rFonts w:eastAsia="Times New Roman"/>
+          <w:b/>
+          <w:bCs/>
+          <w:sz w:val="28"/>
+          <w:szCs w:val="28"/>
+          <w:lang w:eastAsia="ko-KR"/>
+        </w:rPr>
+        <w:t>메타분석</w:t>
+      </w:r>
+      <w:proofErr w:type="spellEnd"/>
     </w:p>
     <w:p>
       <w:pPr>
@@ -298,7 +542,21 @@
         <w:rPr>
           <w:rFonts w:eastAsia="Times New Roman"/>
         </w:rPr>
-        <w:t>Advisor: Professor Hyunsoo Kim</w:t>
+        <w:t xml:space="preserve">Advisor: Professor </w:t>
+      </w:r>
+      <w:proofErr w:type="spellStart"/>
+      <w:r>
+        <w:rPr>
+          <w:rFonts w:eastAsia="Times New Roman"/>
+        </w:rPr>
+        <w:t>Hyunsoo</w:t>
+      </w:r>
+      <w:proofErr w:type="spellEnd"/>
+      <w:r>
+        <w:rPr>
+          <w:rFonts w:eastAsia="Times New Roman"/>
+        </w:rPr>
+        <w:t xml:space="preserve"> Kim</w:t>
       </w:r>
     </w:p>
     <w:p>
@@ -421,7 +679,35 @@
         <w:rPr>
           <w:rFonts w:eastAsia="Times New Roman"/>
         </w:rPr>
-        <w:t>A systematic literature search was conducted across PubMed, Embase (Elsevier), Cochrane CENTRAL, and APA PsycArticles, with the most recent search completed in April 2026. Randomized controlled trials (RCTs) targeting adolescents aged 10–19 with clinically meaningful depressive symptoms at baseline were eligible when the experimental arm was a CBT-based unguided self-help program containing cognitive appraisal, cognitive restructuring, and behavioral components, and the comparator was an inactive or attention/information control. Studies were screened in duplicate against PICOS-based criteria, and data were extracted for study characteristics, intervention features, outcome data, and risk of bias (RoB 2.0).</w:t>
+        <w:t xml:space="preserve">A systematic literature search was conducted across PubMed, Embase (Elsevier), Cochrane CENTRAL, and APA </w:t>
+      </w:r>
+      <w:proofErr w:type="spellStart"/>
+      <w:r>
+        <w:rPr>
+          <w:rFonts w:eastAsia="Times New Roman"/>
+        </w:rPr>
+        <w:t>PsycArticles</w:t>
+      </w:r>
+      <w:proofErr w:type="spellEnd"/>
+      <w:r>
+        <w:rPr>
+          <w:rFonts w:eastAsia="Times New Roman"/>
+        </w:rPr>
+        <w:t>, with the most recent search completed in April 2026. Randomized controlled trials (RCTs) targeting adolescents aged 10–19 with clinically meaningful depressive symptoms at baseline were eligible when the experimental arm was a CBT-based unguided self-help program containing cognitive appraisal, cognitive restructuring, and behavioral components, and the comparator was an inactive or attention/information control. Studies were screened in duplicate against PICOS-based criteria, and data were extracted for study characteristics, intervention features, outcome data, and risk of bias (</w:t>
+      </w:r>
+      <w:proofErr w:type="spellStart"/>
+      <w:r>
+        <w:rPr>
+          <w:rFonts w:eastAsia="Times New Roman"/>
+        </w:rPr>
+        <w:t>RoB</w:t>
+      </w:r>
+      <w:proofErr w:type="spellEnd"/>
+      <w:r>
+        <w:rPr>
+          <w:rFonts w:eastAsia="Times New Roman"/>
+        </w:rPr>
+        <w:t xml:space="preserve"> 2.0).</w:t>
       </w:r>
     </w:p>
     <w:p>
@@ -434,7 +720,21 @@
         <w:rPr>
           <w:rFonts w:eastAsia="Times New Roman"/>
         </w:rPr>
-        <w:t>Standardized mean differences were computed as Hedges' g, with between-study heterogeneity assessed via the Q-test and I² statistic and overall effects estimated using random-effects models. Pre-specified subgroup analyses examined differences by control type (waitlist/TAU vs. attention or information-only control), support level, delivery modality, baseline severity, and age group. Sensitivity analyses examined the robustness of findings to the inclusion of dissertations and preprints. Publication bias was evaluated with funnel plots, Egger's regression, and Duval and Tweedie's trim-and-fill procedure. Statistical analyses were conducted in R 4.4.2 using the meta and metafor packages.</w:t>
+        <w:t xml:space="preserve">Standardized mean differences were computed as Hedges' g, with between-study heterogeneity assessed via the Q-test and I² statistic and overall effects estimated using random-effects models. Pre-specified subgroup analyses examined differences by control type (waitlist/TAU vs. attention or information-only control), support level, delivery modality, baseline severity, and age group. Sensitivity analyses examined the robustness of findings to the inclusion of dissertations and preprints. Publication bias was evaluated with funnel plots, Egger's regression, and Duval and Tweedie's trim-and-fill procedure. Statistical analyses were conducted in R 4.4.2 using the meta and </w:t>
+      </w:r>
+      <w:proofErr w:type="spellStart"/>
+      <w:r>
+        <w:rPr>
+          <w:rFonts w:eastAsia="Times New Roman"/>
+        </w:rPr>
+        <w:t>metafor</w:t>
+      </w:r>
+      <w:proofErr w:type="spellEnd"/>
+      <w:r>
+        <w:rPr>
+          <w:rFonts w:eastAsia="Times New Roman"/>
+        </w:rPr>
+        <w:t xml:space="preserve"> packages.</w:t>
       </w:r>
     </w:p>
     <w:p>
@@ -503,10 +803,34 @@
         <w:t>t</w:t>
       </w:r>
       <w:r>
-        <w:t>he WHO World Mental Health Survey across fifteen countries reported that mental disorders, with depression and bipolar disorder showing the highest disability ratings, were rated as more disabling than commonly occurring physical disorders including cancer, diabetes, and heart disease, with the difference especially pronounced in social life and close relationships (Ormel et al., 2008).</w:t>
-      </w:r>
-      <w:r>
-        <w:t xml:space="preserve"> For comorbidity, depression rarely occurs in isolation. MDD and depressive symptoms show bidirectional associations with anxiety disorders, are linked to increased risk of coronary heart disease, and predict higher mortality among patients with cancer (Jacobson &amp; Newman, 2017; Pinquart &amp; Duberstein, 2010; Rugulies, 2002). These findings indicate that depression is not only a disorder of mood but also a condition that disrupts wellbeing, daily functioning, and broader health trajectories. This burden is particularly important for adolescents, because depression during this developmental period may interfere with education, social relationships, and the transition into adulthood. At the same time, the demand for adolescent mental health support has increasingly exceeded the capacity of existing services.</w:t>
+        <w:t>he WHO World Mental Health Survey across fifteen countries reported that mental disorders, with depression and bipolar disorder showing the highest disability ratings, were rated as more disabling than commonly occurring physical disorders including cancer, diabetes, and heart disease, with the difference especially pronounced in social life and close relationships (</w:t>
+      </w:r>
+      <w:proofErr w:type="spellStart"/>
+      <w:r>
+        <w:t>Ormel</w:t>
+      </w:r>
+      <w:proofErr w:type="spellEnd"/>
+      <w:r>
+        <w:t xml:space="preserve"> et al., 2008).</w:t>
+      </w:r>
+      <w:r>
+        <w:t xml:space="preserve"> For comorbidity, depression rarely occurs in isolation. MDD and depressive symptoms show bidirectional associations with anxiety disorders, are linked to increased risk of coronary heart disease, and predict higher mortality among patients with cancer (Jacobson &amp; Newman, 2017; </w:t>
+      </w:r>
+      <w:proofErr w:type="spellStart"/>
+      <w:r>
+        <w:t>Pinquart</w:t>
+      </w:r>
+      <w:proofErr w:type="spellEnd"/>
+      <w:r>
+        <w:t xml:space="preserve"> &amp; Duberstein, 2010; </w:t>
+      </w:r>
+      <w:proofErr w:type="spellStart"/>
+      <w:r>
+        <w:t>Rugulies</w:t>
+      </w:r>
+      <w:proofErr w:type="spellEnd"/>
+      <w:r>
+        <w:t>, 2002). These findings indicate that depression is not only a disorder of mood but also a condition that disrupts wellbeing, daily functioning, and broader health trajectories. This burden is particularly important for adolescents, because depression during this developmental period may interfere with education, social relationships, and the transition into adulthood. At the same time, the demand for adolescent mental health support has increasingly exceeded the capacity of existing services.</w:t>
       </w:r>
     </w:p>
     <w:p>
@@ -516,7 +840,15 @@
         <w:jc w:val="both"/>
       </w:pPr>
       <w:r>
-        <w:t>While adolescent mental health needs have risen sharply, the capacity of conventional services has remained limited. Within one year after the onset of COVID-19, the global prevalence of MDD and anxiety disorders increased by approximately 28% and 26% respectively, with the impact most pronounced among young people (COVID-19 Mental Disorders Collaborators, 2021). Three persistent barriers limit adolescent access to care. The first is workforce shortage. According to the WHO Mental Health Atlas, the global median number of child and adolescent psychiatrists is only 0.3 per 100,000 population, and falls below 0.1 per 100,000 in low-income countries (World Health Organization, 2021). The second is economic disadvantage. Global evidence shows that treatment coverage for MDD is especially low in low- and lower-middle-income settings, while adolescents from lower socioeconomic backgrounds also report higher levels of depressive symptoms (Moitra et al., 2022; Zhou et al., 2018). The third is stigma, which restricts help-seeking, since adolescents with mental health conditions may be perceived as lazy, weak, or socially undesirable (World Health Organization, 2022). The result is a structural mismatch. Adolescents are among those most affected by post-pandemic increases in depression, but many cannot access timely, affordable, and acceptable care.</w:t>
+        <w:t xml:space="preserve">While adolescent mental health needs have risen sharply, the capacity of conventional services has remained limited. Within one year after the onset of COVID-19, the global prevalence of MDD and anxiety disorders increased by approximately 28% and 26% respectively, with the impact most pronounced among young people (COVID-19 Mental Disorders Collaborators, 2021). Three persistent barriers limit adolescent access to care. The first is workforce shortage. According to the WHO Mental Health Atlas, the global median number of child and adolescent psychiatrists is only 0.3 per 100,000 </w:t>
+      </w:r>
+      <w:proofErr w:type="gramStart"/>
+      <w:r>
+        <w:t>population, and</w:t>
+      </w:r>
+      <w:proofErr w:type="gramEnd"/>
+      <w:r>
+        <w:t xml:space="preserve"> falls below 0.1 per 100,000 in low-income countries (World Health Organization, 2021). The second is economic disadvantage. Global evidence shows that treatment coverage for MDD is especially low in low- and lower-middle-income settings, while adolescents from lower socioeconomic backgrounds also report higher levels of depressive symptoms (Moitra et al., 2022; Zhou et al., 2018). The third is stigma, which restricts help-seeking, since adolescents with mental health conditions may be perceived as lazy, weak, or socially undesirable (World Health Organization, 2022). The result is a structural mismatch. Adolescents are among those most affected by post-pandemic increases in depression, but many cannot access timely, affordable, and acceptable care.</w:t>
       </w:r>
     </w:p>
     <w:p>
@@ -527,7 +859,15 @@
       </w:pPr>
       <w:r>
         <w:lastRenderedPageBreak/>
-        <w:t>Self-help interventions can help to address these three barriers. They require little or no direct therapist time, which reduces demand on the limited specialist workforce. They can also reach a large number of users at low cost, which may improve access for adolescents with limited financial resources. Since they can be used in private, they may also make stigma less of a barrier to seeking help. Self-help interventions can therefore reach adolescents who might otherwise stay outside the conventional treatment system. This direction is consistent with the WHO World Mental Health Report, which calls for accessible and scalable mental health support in settings where existing services are insufficient (World Health Organization, 2022).</w:t>
+        <w:t xml:space="preserve">Self-help interventions can help to address these three barriers. They require little or no direct therapist time, which reduces demand on the limited specialist workforce. They can also reach </w:t>
+      </w:r>
+      <w:proofErr w:type="gramStart"/>
+      <w:r>
+        <w:t>a large number of</w:t>
+      </w:r>
+      <w:proofErr w:type="gramEnd"/>
+      <w:r>
+        <w:t xml:space="preserve"> users at low cost, which may improve access for adolescents with limited financial resources. Since they can be used in private, they may also make stigma less of a barrier to seeking help. Self-help interventions can therefore reach adolescents who might otherwise stay outside the conventional treatment system. This direction is consistent with the WHO World Mental Health Report, which calls for accessible and scalable mental health support in settings where existing services are insufficient (World Health Organization, 2022).</w:t>
       </w:r>
     </w:p>
     <w:p>
@@ -560,7 +900,15 @@
         <w:jc w:val="both"/>
       </w:pPr>
       <w:r>
-        <w:t>These barriers are not only practical but also relational. Family involvement is not always a neutral pathway to care. Family processes, including low parental warmth, inter-parental conflict, over-involvement, aversiveness, and limited autonomy granting, have been associated with depression and anxiety in young people (Yap et al., 2014). Parents may therefore function not only as facilitators of care, but in some circumstances also as barriers to access (Platell et al., 2023). In such contexts, unguided self-help CBT may provide a practical route to structured psychological support when access through families or formal services is difficult. The ecological constraints of adolescent help-seeking, together with the developmental capacities discussed above, support examining unguided self-help CBT as a clinically and developmentally meaningful intervention format in its own right.</w:t>
+        <w:t xml:space="preserve">These barriers are not only practical but also relational. Family involvement is not always a neutral pathway to care. Family processes, including low parental warmth, inter-parental conflict, over-involvement, aversiveness, and limited autonomy granting, have been associated with depression and anxiety in young people (Yap et al., 2014). Parents may therefore function not only as facilitators of care, but in some circumstances also as barriers to access (Platell et al., 2023). In such contexts, unguided self-help CBT may provide a practical route to structured psychological support when access through families or formal services is difficult. The ecological constraints of adolescent help-seeking, together with the developmental capacities discussed above, support examining unguided self-help CBT as a clinically and developmentally meaningful intervention </w:t>
+      </w:r>
+      <w:proofErr w:type="gramStart"/>
+      <w:r>
+        <w:t>format in its own right</w:t>
+      </w:r>
+      <w:proofErr w:type="gramEnd"/>
+      <w:r>
+        <w:t>.</w:t>
       </w:r>
     </w:p>
     <w:p>
@@ -801,7 +1149,15 @@
       </w:r>
       <w:r>
         <w:lastRenderedPageBreak/>
-        <w:t>individuals show characteristic patterns of negative automatic thoughts and dysfunctional beliefs about the self, the world, and the future. These cognitive patterns are activated under stress and serve to maintain depressive mood and behavior (Beck, 1967; Beck, Rush, Shaw, &amp; Emery, 1979). Behavior therapy, which developed in parallel, applied principles of reinforcement, punishment, and extinction in order to modify maladaptive behavioral patterns and to increase engagement in activities likely to produce positive reinforcement. The integration of these two traditions, together with the addition of emotion as a central variable, gave rise to CBT. In the CBT framework, cognition, behavior, and emotion are understood as three components that interact reciprocally, so that a change in any one of them influences the others.</w:t>
+        <w:t xml:space="preserve">individuals show characteristic patterns of negative automatic thoughts and dysfunctional beliefs about the self, the world, and the future. These cognitive patterns are activated under stress and serve to maintain depressive mood and behavior (Beck, 1967; Beck, Rush, Shaw, &amp; Emery, 1979). Behavior therapy, which developed in parallel, applied principles of reinforcement, punishment, and extinction </w:t>
+      </w:r>
+      <w:proofErr w:type="gramStart"/>
+      <w:r>
+        <w:t>in order to</w:t>
+      </w:r>
+      <w:proofErr w:type="gramEnd"/>
+      <w:r>
+        <w:t xml:space="preserve"> modify maladaptive behavioral patterns and to increase engagement in activities likely to produce positive reinforcement. The integration of these two traditions, together with the addition of emotion as a central variable, gave rise to CBT. In the CBT framework, cognition, behavior, and emotion are understood as three components that interact reciprocally, so that a change in any one of them influences the others.</w:t>
       </w:r>
     </w:p>
     <w:p>
@@ -829,7 +1185,15 @@
         <w:jc w:val="both"/>
       </w:pPr>
       <w:r>
-        <w:t>The historical roots of self-help for mental health extend back to early twentieth-century writings on self-management (Harwood &amp; L'Abate, 2010). Self-help and professional help are best understood not as a dichotomy but as two endpoints of a continuum. At one end, individuals rely entirely on their own resources without any direct or indirect professional involvement, as in self-initiated change in addictive behaviors (Klingemann &amp; Sobell, 2007). At the other end, individuals rely fully on professional guidance. A wide range of intermediate arrangements populates the space between these two endpoints (McFadden et al., 1992).</w:t>
+        <w:t xml:space="preserve">The historical roots of self-help for mental health extend back to early twentieth-century writings on self-management (Harwood &amp; </w:t>
+      </w:r>
+      <w:proofErr w:type="spellStart"/>
+      <w:r>
+        <w:t>L'Abate</w:t>
+      </w:r>
+      <w:proofErr w:type="spellEnd"/>
+      <w:r>
+        <w:t>, 2010). Self-help and professional help are best understood not as a dichotomy but as two endpoints of a continuum. At one end, individuals rely entirely on their own resources without any direct or indirect professional involvement, as in self-initiated change in addictive behaviors (Klingemann &amp; Sobell, 2007). At the other end, individuals rely fully on professional guidance. A wide range of intermediate arrangements populates the space between these two endpoints (McFadden et al., 1992).</w:t>
       </w:r>
     </w:p>
     <w:p>
@@ -839,11 +1203,27 @@
         <w:jc w:val="both"/>
       </w:pPr>
       <w:r>
-        <w:t xml:space="preserve">Within this continuum, self-help has been sub-classified in several ways. Harwood and L'Abate (2010) distinguish three forms. Self-care refers to practices that an individual initiates independently, such as </w:t>
+        <w:t xml:space="preserve">Within this continuum, self-help has been sub-classified in several ways. Harwood and </w:t>
+      </w:r>
+      <w:proofErr w:type="spellStart"/>
+      <w:r>
+        <w:t>L'Abate</w:t>
+      </w:r>
+      <w:proofErr w:type="spellEnd"/>
+      <w:r>
+        <w:t xml:space="preserve"> (2010) distinguish three forms. Self-care refers to practices that an individual initiates independently, such as </w:t>
       </w:r>
       <w:r>
         <w:lastRenderedPageBreak/>
-        <w:t>improving sleep hygiene, practicing relaxation, taking up new hobbies, or spending time in nature. Self-support refers to situations in which a professional provides some degree of suggestion, monitoring, or guidance in order to help the individual sustain new practices. Self-change refers to situations in which an individual in a harmful state decides, with or without external assistance, to relinquish destructive behavior and adopt more adaptive alternatives.</w:t>
+        <w:t xml:space="preserve">improving sleep hygiene, practicing relaxation, taking up new hobbies, or spending time in nature. Self-support refers to situations in which a professional provides some degree of suggestion, monitoring, or guidance </w:t>
+      </w:r>
+      <w:proofErr w:type="gramStart"/>
+      <w:r>
+        <w:t>in order to</w:t>
+      </w:r>
+      <w:proofErr w:type="gramEnd"/>
+      <w:r>
+        <w:t xml:space="preserve"> help the individual sustain new practices. Self-change refers to situations in which an individual in a harmful state decides, with or without external assistance, to relinquish destructive behavior and adopt more adaptive alternatives.</w:t>
       </w:r>
     </w:p>
     <w:p>
@@ -915,7 +1295,15 @@
         <w:jc w:val="both"/>
       </w:pPr>
       <w:r>
-        <w:t>Automated encouragement refers to pre-scripted, fixed prompts or messages that are generated by the program itself in order to encourage continued engagement. These prompts must not include guidance on therapeutic content.</w:t>
+        <w:t xml:space="preserve">Automated encouragement refers to pre-scripted, fixed prompts or messages that are generated by the program itself </w:t>
+      </w:r>
+      <w:proofErr w:type="gramStart"/>
+      <w:r>
+        <w:t>in order to</w:t>
+      </w:r>
+      <w:proofErr w:type="gramEnd"/>
+      <w:r>
+        <w:t xml:space="preserve"> encourage continued engagement. These prompts must not include guidance on therapeutic content.</w:t>
       </w:r>
     </w:p>
     <w:p>
@@ -925,7 +1313,15 @@
         <w:jc w:val="both"/>
       </w:pPr>
       <w:r>
-        <w:t>Human encouragement refers to prompts or messages that are prepared and delivered by a person, for example through email, SMS, or telephone, in order to encourage engagement. Like automated encouragement, these prompts must not include guidance on therapeutic content. Peer support delivered through moderated discussion groups is also classified as human encouragement.</w:t>
+        <w:t xml:space="preserve">Human encouragement refers to prompts or messages that are prepared and delivered by a person, for example through email, SMS, or telephone, </w:t>
+      </w:r>
+      <w:proofErr w:type="gramStart"/>
+      <w:r>
+        <w:t>in order to</w:t>
+      </w:r>
+      <w:proofErr w:type="gramEnd"/>
+      <w:r>
+        <w:t xml:space="preserve"> encourage engagement. Like automated encouragement, these prompts must not include guidance on therapeutic content. Peer support delivered through moderated discussion groups is also classified as human encouragement.</w:t>
       </w:r>
     </w:p>
     <w:p>
@@ -977,7 +1373,31 @@
       </w:r>
       <w:r>
         <w:lastRenderedPageBreak/>
-        <w:t>They decomposed iCBT into seventeen components. They found that the apparent benefit of "guided" iCBT may derive from human encouragement, or from its combination with therapeutic guidance, rather than from therapeutic guidance alone. Behavioral activation was identified as one of the most consistently beneficial components. By contrast, relaxation as implemented in the trials they examined was found to be potentially detrimental. The study was limited to iCBT in adults and assumed that component effects were additive.</w:t>
+        <w:t xml:space="preserve">They decomposed </w:t>
+      </w:r>
+      <w:proofErr w:type="spellStart"/>
+      <w:r>
+        <w:t>iCBT</w:t>
+      </w:r>
+      <w:proofErr w:type="spellEnd"/>
+      <w:r>
+        <w:t xml:space="preserve"> into seventeen components. They found that the apparent benefit of "guided" </w:t>
+      </w:r>
+      <w:proofErr w:type="spellStart"/>
+      <w:r>
+        <w:t>iCBT</w:t>
+      </w:r>
+      <w:proofErr w:type="spellEnd"/>
+      <w:r>
+        <w:t xml:space="preserve"> may derive from human encouragement, or from its combination with therapeutic guidance, rather than from therapeutic guidance alone. Behavioral activation was identified as one of the most consistently beneficial components. By contrast, relaxation as implemented in the trials they examined was found to be potentially detrimental. The study was limited to </w:t>
+      </w:r>
+      <w:proofErr w:type="spellStart"/>
+      <w:r>
+        <w:t>iCBT</w:t>
+      </w:r>
+      <w:proofErr w:type="spellEnd"/>
+      <w:r>
+        <w:t xml:space="preserve"> in adults and assumed that component effects were additive.</w:t>
       </w:r>
     </w:p>
     <w:p>
@@ -997,7 +1417,15 @@
         <w:jc w:val="both"/>
       </w:pPr>
       <w:r>
-        <w:t>The three reviews together point to several remaining gaps that the present meta-analysis aims to address. First, adolescent-specific evidence on unguided self-help CBT has not been comprehensively synthesized using a support-level framework that is independent from the guided/unguided distinction. Second, existing syntheses have generally not examined whether effect sizes differ systematically by control type, specifically between passive controls (waitlist, TAU, no treatment) and minimally active controls (attention or information-only), even though the choice of comparator can substantially shape apparent effect sizes. Third, depression in adolescence often overlaps with adjacent presentations such as suicidality, self-harm, and bereavement-related emotional difficulties (Herrman et al., 2022). Suicidal ideation is a recognized component of depressive symptomatology, self-harm frequently co-occurs with depressive disorders, and bereavement-related presentations may overlap with or precipitate depressive episodes. By including trials in which depression was assessed as a central outcome alongside these presentations, the present study aims to characterize the reach of unguided self-help CBT across the clinically proximal range in which it is actually deployed.</w:t>
+        <w:t xml:space="preserve">The three reviews together point to several remaining gaps that the present meta-analysis aims to address. First, adolescent-specific evidence on unguided self-help CBT has not been comprehensively synthesized using a support-level framework that is independent from the guided/unguided distinction. Second, existing syntheses have generally not examined whether effect sizes differ systematically by control type, specifically between passive controls (waitlist, TAU, no treatment) and minimally active controls (attention or information-only), even though the choice of comparator can substantially shape apparent effect sizes. Third, depression in adolescence often overlaps with adjacent presentations such as suicidality, self-harm, and bereavement-related emotional difficulties (Herrman et al., 2022). Suicidal ideation is a recognized component of depressive symptomatology, self-harm frequently co-occurs with depressive disorders, and bereavement-related presentations may overlap with or precipitate depressive episodes. By including trials in which depression was assessed as a central outcome alongside these presentations, the present study aims to characterize the reach of unguided self-help CBT across the clinically proximal range in which it is </w:t>
+      </w:r>
+      <w:proofErr w:type="gramStart"/>
+      <w:r>
+        <w:t>actually deployed</w:t>
+      </w:r>
+      <w:proofErr w:type="gramEnd"/>
+      <w:r>
+        <w:t>.</w:t>
       </w:r>
     </w:p>
     <w:bookmarkEnd w:id="2"/>
@@ -1050,7 +1478,21 @@
         <w:rPr>
           <w:rFonts w:eastAsia="Times New Roman"/>
         </w:rPr>
-        <w:t xml:space="preserve">A systematic literature search was conducted across four electronic databases up to April 3, 2026: PubMed, Embase (Elsevier platform), the Cochrane Central Register of Controlled Trials (CENTRAL), and APA PsycArticles. </w:t>
+        <w:t xml:space="preserve">A systematic literature search was conducted across four electronic databases up to April 3, 2026: PubMed, Embase (Elsevier platform), the Cochrane Central Register of Controlled Trials (CENTRAL), and APA </w:t>
+      </w:r>
+      <w:proofErr w:type="spellStart"/>
+      <w:r>
+        <w:rPr>
+          <w:rFonts w:eastAsia="Times New Roman"/>
+        </w:rPr>
+        <w:t>PsycArticles</w:t>
+      </w:r>
+      <w:proofErr w:type="spellEnd"/>
+      <w:r>
+        <w:rPr>
+          <w:rFonts w:eastAsia="Times New Roman"/>
+        </w:rPr>
+        <w:t xml:space="preserve">. </w:t>
       </w:r>
     </w:p>
     <w:p>
@@ -1066,7 +1508,23 @@
         <w:rPr>
           <w:rFonts w:eastAsia="Times New Roman"/>
         </w:rPr>
-        <w:t>The search strategy was constructed from four concept blocks combined with the Boolean AND operator: (1) adolescent population, (2) depression, (3) cognitive behavioral therapy, and (4) unguided self-help and digital delivery modalities. Within each block, MeSH terms and free-text synonyms were combined with the Boolean OR operator. Block 4 was adapted from Tong et al. (2024) and included terms covering bibliotherapy, internet-based and computer-assisted interventions, mobile applications, smartphone applications, telehealth, and related digital formats. The full search strings were adapted to the syntax of each database. The PubMed strategy is presented in Appendix A as a worked example.</w:t>
+        <w:t xml:space="preserve">The search strategy was constructed from four concept blocks combined with the Boolean AND operator: (1) adolescent population, (2) depression, (3) cognitive behavioral therapy, and (4) unguided self-help and digital delivery modalities. Within each block, </w:t>
+      </w:r>
+      <w:proofErr w:type="spellStart"/>
+      <w:proofErr w:type="gramStart"/>
+      <w:r>
+        <w:rPr>
+          <w:rFonts w:eastAsia="Times New Roman"/>
+        </w:rPr>
+        <w:t>MeSH</w:t>
+      </w:r>
+      <w:proofErr w:type="spellEnd"/>
+      <w:proofErr w:type="gramEnd"/>
+      <w:r>
+        <w:rPr>
+          <w:rFonts w:eastAsia="Times New Roman"/>
+        </w:rPr>
+        <w:t xml:space="preserve"> terms and free-text synonyms were combined with the Boolean OR operator. Block 4 was adapted from Tong et al. (2024) and included terms covering bibliotherapy, internet-based and computer-assisted interventions, mobile applications, smartphone applications, telehealth, and related digital formats. The full search strings were adapted to the syntax of each database. The PubMed strategy is presented in Appendix A as a worked example.</w:t>
       </w:r>
     </w:p>
     <w:p>
@@ -1079,7 +1537,35 @@
         <w:rPr>
           <w:rFonts w:eastAsia="Times New Roman"/>
         </w:rPr>
-        <w:t xml:space="preserve">No restrictions were placed on language at the search stage, and non-English records were screened with translation support where feasible. No restrictions were placed on publication status. Grey literature, including doctoral dissertations and preprints, was retained at the search stage in order to enhance the comprehensiveness of the review and to reduce the risk of publication bias (Schöpfel &amp; Rasuli, 2018). </w:t>
+        <w:t xml:space="preserve">No restrictions were placed on language at the search stage, and non-English records were screened with translation support where feasible. No restrictions were placed on publication status. Grey literature, including doctoral dissertations and preprints, was retained at the search stage </w:t>
+      </w:r>
+      <w:proofErr w:type="gramStart"/>
+      <w:r>
+        <w:rPr>
+          <w:rFonts w:eastAsia="Times New Roman"/>
+        </w:rPr>
+        <w:t>in order to</w:t>
+      </w:r>
+      <w:proofErr w:type="gramEnd"/>
+      <w:r>
+        <w:rPr>
+          <w:rFonts w:eastAsia="Times New Roman"/>
+        </w:rPr>
+        <w:t xml:space="preserve"> enhance the comprehensiveness of the review and to reduce the risk of publication bias (</w:t>
+      </w:r>
+      <w:proofErr w:type="spellStart"/>
+      <w:r>
+        <w:rPr>
+          <w:rFonts w:eastAsia="Times New Roman"/>
+        </w:rPr>
+        <w:t>Schöpfel</w:t>
+      </w:r>
+      <w:proofErr w:type="spellEnd"/>
+      <w:r>
+        <w:rPr>
+          <w:rFonts w:eastAsia="Times New Roman"/>
+        </w:rPr>
+        <w:t xml:space="preserve"> &amp; Rasuli, 2018). </w:t>
       </w:r>
     </w:p>
     <w:p>
@@ -1097,9 +1583,11 @@
         </w:rPr>
         <w:t xml:space="preserve"> </w:t>
       </w:r>
+      <w:proofErr w:type="spellStart"/>
       <w:r>
         <w:t>Reitegger</w:t>
       </w:r>
+      <w:proofErr w:type="spellEnd"/>
       <w:r>
         <w:rPr>
           <w:rFonts w:hint="eastAsia"/>
@@ -1168,7 +1656,21 @@
         <w:rPr>
           <w:rFonts w:eastAsia="Times New Roman"/>
         </w:rPr>
-        <w:t>Studies were eligible for inclusion when they satisfied all of the following criteria.</w:t>
+        <w:t xml:space="preserve">Studies were eligible for inclusion when they satisfied </w:t>
+      </w:r>
+      <w:proofErr w:type="gramStart"/>
+      <w:r>
+        <w:rPr>
+          <w:rFonts w:eastAsia="Times New Roman"/>
+        </w:rPr>
+        <w:t>all of</w:t>
+      </w:r>
+      <w:proofErr w:type="gramEnd"/>
+      <w:r>
+        <w:rPr>
+          <w:rFonts w:eastAsia="Times New Roman"/>
+        </w:rPr>
+        <w:t xml:space="preserve"> the following criteria.</w:t>
       </w:r>
     </w:p>
     <w:p>
@@ -1275,7 +1777,15 @@
       </w:r>
       <w:r>
         <w:lastRenderedPageBreak/>
-        <w:t>component (behavioral activation, problem-solving). Component definitions followed the framework summarized in Section 2.4 and Appendix B. Interventions delivered through artificial-intelligence chatbots that autonomously deliver CBT content without human therapist involvement were eligible as a form of unguided self-help.</w:t>
+        <w:t xml:space="preserve">component (behavioral activation, problem-solving). Component definitions followed the framework summarized in Section 2.4 and Appendix B. Interventions delivered through </w:t>
+      </w:r>
+      <w:proofErr w:type="gramStart"/>
+      <w:r>
+        <w:t>artificial-intelligence</w:t>
+      </w:r>
+      <w:proofErr w:type="gramEnd"/>
+      <w:r>
+        <w:t xml:space="preserve"> chatbots that autonomously deliver CBT content without human therapist involvement were eligible as a form of unguided self-help.</w:t>
       </w:r>
     </w:p>
     <w:p>
@@ -1299,7 +1809,21 @@
         <w:rPr>
           <w:rFonts w:eastAsia="Times New Roman"/>
         </w:rPr>
-        <w:t xml:space="preserve"> The comparator arm was required to be a non-active control condition. Non-active controls included waitlist, treatment-as-usual (TAU), no treatment, attention control, and information-only control. TAU was interpreted as the standard care that a participant would have received regardless of trial participation, and was therefore treated as non-active. For subgroup analysis, the comparator was further classified as passive (waitlist, TAU, no treatment) or minimally active (attention control, information-only control), reflecting evidence that the choice of comparator can substantially shape apparent effect sizes.</w:t>
+        <w:t xml:space="preserve"> The comparator arm was required to be a non-active control condition. Non-active controls included waitlist, treatment-as-usual (TAU), no treatment, attention control, and information-only control. TAU was interpreted as the standard care that a participant would have received regardless of trial </w:t>
+      </w:r>
+      <w:proofErr w:type="gramStart"/>
+      <w:r>
+        <w:rPr>
+          <w:rFonts w:eastAsia="Times New Roman"/>
+        </w:rPr>
+        <w:t>participation, and</w:t>
+      </w:r>
+      <w:proofErr w:type="gramEnd"/>
+      <w:r>
+        <w:rPr>
+          <w:rFonts w:eastAsia="Times New Roman"/>
+        </w:rPr>
+        <w:t xml:space="preserve"> was therefore treated as non-active. For subgroup analysis, the comparator was further classified as passive (waitlist, TAU, no treatment) or minimally active (attention control, information-only control), reflecting evidence that the choice of comparator can substantially shape apparent effect sizes.</w:t>
       </w:r>
     </w:p>
     <w:p>
@@ -5547,7 +6071,43 @@
           <w:sz w:val="20"/>
           <w:szCs w:val="20"/>
         </w:rPr>
-        <w:t>An em-dash (—) indicates that the measure is typically used with a single validated cutoff rather than with graduated severity bands. Where multiple cutoffs are in use, the most commonly cited is listed first, with alternatives in parentheses. The Clinical Cutoff column reflects the threshold used for establishing baseline eligibility; baseline severity for subgroup analysis (Subclinical, Mild-to-Moderate, Moderate, Severe) is classified using these cutoffs together with the reported baseline mean and standard deviation.</w:t>
+        <w:t xml:space="preserve">An </w:t>
+      </w:r>
+      <w:proofErr w:type="spellStart"/>
+      <w:r>
+        <w:rPr>
+          <w:rFonts w:eastAsia="Times New Roman"/>
+          <w:sz w:val="20"/>
+          <w:szCs w:val="20"/>
+        </w:rPr>
+        <w:t>em</w:t>
+      </w:r>
+      <w:proofErr w:type="spellEnd"/>
+      <w:r>
+        <w:rPr>
+          <w:rFonts w:eastAsia="Times New Roman"/>
+          <w:sz w:val="20"/>
+          <w:szCs w:val="20"/>
+        </w:rPr>
+        <w:t xml:space="preserve">-dash (—) indicates that the measure is typically used with a single validated cutoff rather than with graduated severity bands. Where multiple cutoffs are in use, the </w:t>
+      </w:r>
+      <w:proofErr w:type="gramStart"/>
+      <w:r>
+        <w:rPr>
+          <w:rFonts w:eastAsia="Times New Roman"/>
+          <w:sz w:val="20"/>
+          <w:szCs w:val="20"/>
+        </w:rPr>
+        <w:t>most commonly cited</w:t>
+      </w:r>
+      <w:proofErr w:type="gramEnd"/>
+      <w:r>
+        <w:rPr>
+          <w:rFonts w:eastAsia="Times New Roman"/>
+          <w:sz w:val="20"/>
+          <w:szCs w:val="20"/>
+        </w:rPr>
+        <w:t xml:space="preserve"> is listed first, with alternatives in parentheses. The Clinical Cutoff column reflects the threshold used for establishing baseline eligibility; baseline severity for subgroup analysis (Subclinical, Mild-to-Moderate, Moderate, Severe) is classified using these cutoffs together with the reported baseline mean and standard deviation.</w:t>
       </w:r>
     </w:p>
     <w:p>
@@ -5586,7 +6146,21 @@
         <w:rPr>
           <w:rFonts w:eastAsia="Times New Roman"/>
         </w:rPr>
-        <w:t>were exported to a reference manager (NoteExpress) and deduplicated. Titles and abstracts were screened against the eligibility criteria. Records clearly outside the scope of the review, such as adult-only samples, non-CBT interventions, or non-RCT designs, were excluded at this stage. Full texts were obtained for all potentially eligible records and were screened against the complete criteria set. Reasons for exclusion at the full-text stage were recorded using a standardized set of codes (E1 to E12) covering design, population, intervention, comparator, outcome, and data-availability issues, and an exclusion log was maintained throughout the screening process. Study selection results are reported in the PRISMA 2020 flow diagram in Chapter 4</w:t>
+        <w:t>were exported to a reference manager (</w:t>
+      </w:r>
+      <w:proofErr w:type="spellStart"/>
+      <w:r>
+        <w:rPr>
+          <w:rFonts w:eastAsia="Times New Roman"/>
+        </w:rPr>
+        <w:t>NoteExpress</w:t>
+      </w:r>
+      <w:proofErr w:type="spellEnd"/>
+      <w:r>
+        <w:rPr>
+          <w:rFonts w:eastAsia="Times New Roman"/>
+        </w:rPr>
+        <w:t>) and deduplicated. Titles and abstracts were screened against the eligibility criteria. Records clearly outside the scope of the review, such as adult-only samples, non-CBT interventions, or non-RCT designs, were excluded at this stage. Full texts were obtained for all potentially eligible records and were screened against the complete criteria set. Reasons for exclusion at the full-text stage were recorded using a standardized set of codes (E1 to E12) covering design, population, intervention, comparator, outcome, and data-availability issues, and an exclusion log was maintained throughout the screening process. Study selection results are reported in the PRISMA 2020 flow diagram in Chapter 4</w:t>
       </w:r>
       <w:r>
         <w:rPr>
@@ -5616,7 +6190,49 @@
         <w:rPr>
           <w:rFonts w:eastAsia="Times New Roman"/>
         </w:rPr>
-        <w:t>Data were extracted into a standardized form comprising three linked sheets: Study_Info (study-level characteristics), Outcome_Data (effect-size inputs at each time-point), and RoB 2.0 (risk-of-bias judgments). Bibliographic and numerical fields with low ambiguity were supported by automated extraction with subsequent human verification. Judgment-dependent fields, including intervention features, severity classification, and risk-of-bias domain ratings, were determined through manual reading of each study by the author.</w:t>
+        <w:t xml:space="preserve">Data were extracted into a standardized form comprising three linked sheets: </w:t>
+      </w:r>
+      <w:proofErr w:type="spellStart"/>
+      <w:r>
+        <w:rPr>
+          <w:rFonts w:eastAsia="Times New Roman"/>
+        </w:rPr>
+        <w:t>Study_Info</w:t>
+      </w:r>
+      <w:proofErr w:type="spellEnd"/>
+      <w:r>
+        <w:rPr>
+          <w:rFonts w:eastAsia="Times New Roman"/>
+        </w:rPr>
+        <w:t xml:space="preserve"> (study-level characteristics), </w:t>
+      </w:r>
+      <w:proofErr w:type="spellStart"/>
+      <w:r>
+        <w:rPr>
+          <w:rFonts w:eastAsia="Times New Roman"/>
+        </w:rPr>
+        <w:t>Outcome_Data</w:t>
+      </w:r>
+      <w:proofErr w:type="spellEnd"/>
+      <w:r>
+        <w:rPr>
+          <w:rFonts w:eastAsia="Times New Roman"/>
+        </w:rPr>
+        <w:t xml:space="preserve"> (effect-size inputs at each time-point), and </w:t>
+      </w:r>
+      <w:proofErr w:type="spellStart"/>
+      <w:r>
+        <w:rPr>
+          <w:rFonts w:eastAsia="Times New Roman"/>
+        </w:rPr>
+        <w:t>RoB</w:t>
+      </w:r>
+      <w:proofErr w:type="spellEnd"/>
+      <w:r>
+        <w:rPr>
+          <w:rFonts w:eastAsia="Times New Roman"/>
+        </w:rPr>
+        <w:t xml:space="preserve"> 2.0 (risk-of-bias judgments). Bibliographic and numerical fields with low ambiguity were supported by automated extraction with subsequent human verification. Judgment-dependent fields, including intervention features, severity classification, and risk-of-bias domain ratings, were determined through manual reading of each study by the author.</w:t>
       </w:r>
     </w:p>
     <w:p>
@@ -5705,7 +6321,105 @@
         <w:rPr>
           <w:rFonts w:eastAsia="Times New Roman"/>
         </w:rPr>
-        <w:t xml:space="preserve"> Total duration, session length and frequency, format (individual or group), delivery modality (bibliotherapy, computer program, mobile application, text-messaging, or web-based), CBT components present, and support level. CBT components were recorded using standardized abbreviations drawn from the component framework of Furukawa et al. (2021): cr (cognitive restructuring), ba (behavioral activation), ps (problem-solving), rx (relaxation), ist (interpersonal skills training), pe (psychoeducation), hw (homework), rp (relapse prevention), 3w (third-wave elements), and pr (behavioral therapy for insomnia). Support level was coded according to the four-component scheme described in Section 2.4: initial face-to-face contact, technical support, automated encouragement, and human encouragement.</w:t>
+        <w:t xml:space="preserve"> Total duration, session length and frequency, format (individual or group), delivery modality (bibliotherapy, computer program, mobile application, text-messaging, or web-based), CBT components present, and support level. CBT components were recorded using standardized abbreviations drawn from the component framework of Furukawa et al. (2021): </w:t>
+      </w:r>
+      <w:proofErr w:type="spellStart"/>
+      <w:r>
+        <w:rPr>
+          <w:rFonts w:eastAsia="Times New Roman"/>
+        </w:rPr>
+        <w:t>cr</w:t>
+      </w:r>
+      <w:proofErr w:type="spellEnd"/>
+      <w:r>
+        <w:rPr>
+          <w:rFonts w:eastAsia="Times New Roman"/>
+        </w:rPr>
+        <w:t xml:space="preserve"> (cognitive restructuring), </w:t>
+      </w:r>
+      <w:proofErr w:type="spellStart"/>
+      <w:r>
+        <w:rPr>
+          <w:rFonts w:eastAsia="Times New Roman"/>
+        </w:rPr>
+        <w:t>ba</w:t>
+      </w:r>
+      <w:proofErr w:type="spellEnd"/>
+      <w:r>
+        <w:rPr>
+          <w:rFonts w:eastAsia="Times New Roman"/>
+        </w:rPr>
+        <w:t xml:space="preserve"> (behavioral activation), </w:t>
+      </w:r>
+      <w:proofErr w:type="spellStart"/>
+      <w:r>
+        <w:rPr>
+          <w:rFonts w:eastAsia="Times New Roman"/>
+        </w:rPr>
+        <w:t>ps</w:t>
+      </w:r>
+      <w:proofErr w:type="spellEnd"/>
+      <w:r>
+        <w:rPr>
+          <w:rFonts w:eastAsia="Times New Roman"/>
+        </w:rPr>
+        <w:t xml:space="preserve"> (problem-solving), </w:t>
+      </w:r>
+      <w:proofErr w:type="spellStart"/>
+      <w:r>
+        <w:rPr>
+          <w:rFonts w:eastAsia="Times New Roman"/>
+        </w:rPr>
+        <w:t>rx</w:t>
+      </w:r>
+      <w:proofErr w:type="spellEnd"/>
+      <w:r>
+        <w:rPr>
+          <w:rFonts w:eastAsia="Times New Roman"/>
+        </w:rPr>
+        <w:t xml:space="preserve"> (relaxation), </w:t>
+      </w:r>
+      <w:proofErr w:type="spellStart"/>
+      <w:r>
+        <w:rPr>
+          <w:rFonts w:eastAsia="Times New Roman"/>
+        </w:rPr>
+        <w:t>ist</w:t>
+      </w:r>
+      <w:proofErr w:type="spellEnd"/>
+      <w:r>
+        <w:rPr>
+          <w:rFonts w:eastAsia="Times New Roman"/>
+        </w:rPr>
+        <w:t xml:space="preserve"> (interpersonal skills training), pe (psychoeducation), </w:t>
+      </w:r>
+      <w:proofErr w:type="spellStart"/>
+      <w:r>
+        <w:rPr>
+          <w:rFonts w:eastAsia="Times New Roman"/>
+        </w:rPr>
+        <w:t>hw</w:t>
+      </w:r>
+      <w:proofErr w:type="spellEnd"/>
+      <w:r>
+        <w:rPr>
+          <w:rFonts w:eastAsia="Times New Roman"/>
+        </w:rPr>
+        <w:t xml:space="preserve"> (homework), </w:t>
+      </w:r>
+      <w:proofErr w:type="spellStart"/>
+      <w:r>
+        <w:rPr>
+          <w:rFonts w:eastAsia="Times New Roman"/>
+        </w:rPr>
+        <w:t>rp</w:t>
+      </w:r>
+      <w:proofErr w:type="spellEnd"/>
+      <w:r>
+        <w:rPr>
+          <w:rFonts w:eastAsia="Times New Roman"/>
+        </w:rPr>
+        <w:t xml:space="preserve"> (relapse prevention), 3w (third-wave elements), and pr (behavioral therapy for insomnia). Support level was coded according to the four-component scheme described in Section 2.4: initial face-to-face contact, technical support, automated encouragement, and human encouragement.</w:t>
       </w:r>
     </w:p>
     <w:p>
@@ -5891,7 +6605,15 @@
         <w:jc w:val="both"/>
       </w:pPr>
       <w:r>
-        <w:t>When a single trial reported multiple follow-up assessments within the same window, one assessment was selected for each window according to the following rules. For the short- and medium-term windows, the assessment closest to the midpoint of the window was retained. For the long-term window, the 12-month assessment was prioritized; when 12-month data were not available, the available long-term assessment closest to 12 months was used. The remaining assessments were retained in the database for descriptive reporting but were not entered into the corresponding pooled analysis, in order to avoid unit-of-analysis errors arising from the inclusion of multiple non-independent estimates from a single trial.</w:t>
+        <w:t xml:space="preserve">When a single trial reported multiple follow-up assessments within the same window, one assessment was selected for each window according to the following rules. For the short- and medium-term windows, the assessment closest to the midpoint of the window was retained. For the long-term window, the 12-month assessment was prioritized; when 12-month data were not available, the available long-term assessment closest to 12 months was used. The remaining assessments were retained in the database for descriptive reporting but were not entered into the corresponding pooled analysis, </w:t>
+      </w:r>
+      <w:proofErr w:type="gramStart"/>
+      <w:r>
+        <w:t>in order to</w:t>
+      </w:r>
+      <w:proofErr w:type="gramEnd"/>
+      <w:r>
+        <w:t xml:space="preserve"> avoid unit-of-analysis errors arising from the inclusion of multiple non-independent estimates from a single trial.</w:t>
       </w:r>
     </w:p>
     <w:bookmarkEnd w:id="3"/>
@@ -5925,7 +6647,35 @@
         <w:rPr>
           <w:rFonts w:eastAsia="Times New Roman"/>
         </w:rPr>
-        <w:t>Risk of bias was assessed using the Cochrane Risk of Bias 2 tool for randomized trials (RoB 2.0; Sterne et al., 2019). Each study received a judgment of Low risk, Some concerns, or High risk across five domains: D1 (the randomization process), D2 (deviations from intended interventions), D3 (missing outcome data), D4 (measurement of the outcome), and D5 (selection of the reported result). The overall risk-of-bias judgment was derived from the domain-level ratings according to the RoB 2.0 algorithm. A written justification was recorded for each domain-level judgment.</w:t>
+        <w:t>Risk of bias was assessed using the Cochrane Risk of Bias 2 tool for randomized trials (</w:t>
+      </w:r>
+      <w:proofErr w:type="spellStart"/>
+      <w:r>
+        <w:rPr>
+          <w:rFonts w:eastAsia="Times New Roman"/>
+        </w:rPr>
+        <w:t>RoB</w:t>
+      </w:r>
+      <w:proofErr w:type="spellEnd"/>
+      <w:r>
+        <w:rPr>
+          <w:rFonts w:eastAsia="Times New Roman"/>
+        </w:rPr>
+        <w:t xml:space="preserve"> 2.0; Sterne et al., 2019). Each study received a judgment of Low risk, Some concerns, or High risk across five domains: D1 (the randomization process), D2 (deviations from intended interventions), D3 (missing outcome data), D4 (measurement of the outcome), and D5 (selection of the reported result). The overall risk-of-bias judgment was derived from the domain-level ratings according to the </w:t>
+      </w:r>
+      <w:proofErr w:type="spellStart"/>
+      <w:r>
+        <w:rPr>
+          <w:rFonts w:eastAsia="Times New Roman"/>
+        </w:rPr>
+        <w:t>RoB</w:t>
+      </w:r>
+      <w:proofErr w:type="spellEnd"/>
+      <w:r>
+        <w:rPr>
+          <w:rFonts w:eastAsia="Times New Roman"/>
+        </w:rPr>
+        <w:t xml:space="preserve"> 2.0 algorithm. A written justification was recorded for each domain-level judgment.</w:t>
       </w:r>
     </w:p>
     <w:p>
@@ -6092,7 +6842,23 @@
       </w:r>
       <w:r>
         <w:lastRenderedPageBreak/>
-        <w:t>criterion. Behavioural activation was not examined as a single-component contrast because it was present in the substantial majority of included programs, leaving the absent subgroup with insufficient studies for between-subgroup inference. Differences between subgroups in both planned and exploratory tiers were tested using the Q-between statistic from a mixed-effects subgroup model.</w:t>
+        <w:t xml:space="preserve">criterion. </w:t>
+      </w:r>
+      <w:proofErr w:type="spellStart"/>
+      <w:r>
+        <w:t>Behavioural</w:t>
+      </w:r>
+      <w:proofErr w:type="spellEnd"/>
+      <w:r>
+        <w:t xml:space="preserve"> activation was not examined as a single-component contrast because it was present in </w:t>
+      </w:r>
+      <w:proofErr w:type="gramStart"/>
+      <w:r>
+        <w:t>the substantial majority of</w:t>
+      </w:r>
+      <w:proofErr w:type="gramEnd"/>
+      <w:r>
+        <w:t xml:space="preserve"> included programs, leaving the absent subgroup with insufficient studies for between-subgroup inference. Differences between subgroups in both planned and exploratory tiers were tested using the Q-between statistic from a mixed-effects subgroup model.</w:t>
       </w:r>
     </w:p>
     <w:p>
@@ -6121,7 +6887,23 @@
         <w:jc w:val="both"/>
       </w:pPr>
       <w:r>
-        <w:t>Five sensitivity analyses were pre-specified to examine the robustness of the main findings. First, the pooled estimate was recomputed restricting to peer-reviewed journal articles, in order to examine the influence of including dissertations and preprints. Second, the pooled estimate was recomputed under a clinically restricted subset, defined as the subset of trials with baseline severity meeting an established clinical cutoff and with a treatment-focused rather than indicated-prevention intent; trials failing either condition were excluded. Third, the pooled estimate was recomputed restricting to trials in which depressive symptoms were the primary treatment target, with trials in which depression was assessed alongside another primary target (such as self-harm, suicidal ideation, peer violence, or insomnia) excluded. Fourth, the pooled estimate was recomputed excluding minimal-intensity programs, defined as those with an estimated intended weekly dose of 15 minutes per week or less. Self-paced or on-demand interventions without a fixed intended weekly dose were retained in this analysis rather than excluded, on the basis that not estimable does not equate to low dose. Fifth, a leave-one-out sensitivity analysis was conducted to identify any single study disproportionately influencing the pooled effect.</w:t>
+        <w:t xml:space="preserve">Five sensitivity analyses were pre-specified to examine the robustness of the main findings. First, the pooled estimate was recomputed restricting to peer-reviewed journal articles, </w:t>
+      </w:r>
+      <w:proofErr w:type="gramStart"/>
+      <w:r>
+        <w:t>in order to</w:t>
+      </w:r>
+      <w:proofErr w:type="gramEnd"/>
+      <w:r>
+        <w:t xml:space="preserve"> examine the influence of including dissertations and preprints. Second, the pooled estimate was recomputed under a clinically restricted subset, defined as the subset of trials with baseline severity meeting an established clinical cutoff and with a treatment-focused rather than indicated-prevention intent; trials failing either condition </w:t>
+      </w:r>
+      <w:proofErr w:type="gramStart"/>
+      <w:r>
+        <w:t>were</w:t>
+      </w:r>
+      <w:proofErr w:type="gramEnd"/>
+      <w:r>
+        <w:t xml:space="preserve"> excluded. Third, the pooled estimate was recomputed restricting to trials in which depressive symptoms were the primary treatment target, with trials in which depression was assessed alongside another primary target (such as self-harm, suicidal ideation, peer violence, or insomnia) excluded. Fourth, the pooled estimate was recomputed excluding minimal-intensity programs, defined as those with an estimated intended weekly dose of 15 minutes per week or less. Self-paced or on-demand interventions without a fixed intended weekly dose were retained in this analysis rather than excluded, on the basis that not estimable does not equate to low dose. Fifth, a leave-one-out sensitivity analysis was conducted to identify any single study disproportionately influencing the pooled effect.</w:t>
       </w:r>
     </w:p>
     <w:p>
@@ -6219,7 +7001,49 @@
         <w:rPr>
           <w:rFonts w:eastAsia="Times New Roman"/>
         </w:rPr>
-        <w:t>All statistical analyses were conducted in R version 4.4.2 (R Core Team, 2024) using the meta and metafor packages (Balduzzi et al., 2019; Viechtbauer, 2010). Risk-of-bias judgments and visualizations were produced using the Cochrane RoB 2 Excel tool and associated R utilities. Forest plots, funnel plots, and subgroup forest plots were generated using the forest and funnel functions of the meta package</w:t>
+        <w:t xml:space="preserve">All statistical analyses were conducted in R version 4.4.2 (R Core Team, 2024) using the meta and </w:t>
+      </w:r>
+      <w:proofErr w:type="spellStart"/>
+      <w:r>
+        <w:rPr>
+          <w:rFonts w:eastAsia="Times New Roman"/>
+        </w:rPr>
+        <w:t>metafor</w:t>
+      </w:r>
+      <w:proofErr w:type="spellEnd"/>
+      <w:r>
+        <w:rPr>
+          <w:rFonts w:eastAsia="Times New Roman"/>
+        </w:rPr>
+        <w:t xml:space="preserve"> packages (Balduzzi et al., 2019; </w:t>
+      </w:r>
+      <w:proofErr w:type="spellStart"/>
+      <w:r>
+        <w:rPr>
+          <w:rFonts w:eastAsia="Times New Roman"/>
+        </w:rPr>
+        <w:t>Viechtbauer</w:t>
+      </w:r>
+      <w:proofErr w:type="spellEnd"/>
+      <w:r>
+        <w:rPr>
+          <w:rFonts w:eastAsia="Times New Roman"/>
+        </w:rPr>
+        <w:t xml:space="preserve">, 2010). Risk-of-bias judgments and visualizations were produced using the Cochrane </w:t>
+      </w:r>
+      <w:proofErr w:type="spellStart"/>
+      <w:r>
+        <w:rPr>
+          <w:rFonts w:eastAsia="Times New Roman"/>
+        </w:rPr>
+        <w:t>RoB</w:t>
+      </w:r>
+      <w:proofErr w:type="spellEnd"/>
+      <w:r>
+        <w:rPr>
+          <w:rFonts w:eastAsia="Times New Roman"/>
+        </w:rPr>
+        <w:t xml:space="preserve"> 2 Excel tool and associated R utilities. Forest plots, funnel plots, and subgroup forest plots were generated using the forest and funnel functions of the meta package</w:t>
       </w:r>
       <w:r>
         <w:rPr>
@@ -6433,7 +7257,15 @@
         <w:jc w:val="both"/>
       </w:pPr>
       <w:r>
-        <w:t>Sixteen studies (reported across 20 publications) met the eligibility criteria. Of these, 15 contributed to the main meta-analysis; one cluster-randomized pilot trial conducted among Inuit youth in Nunavut (Bohr et al., 2023) did not report an intra-cluster correlation coefficient and was therefore reserved for sensitivity analysis (Section 4.6). The 15 studies in the main analysis were published between 1998 and 2025 and conducted in six countries: the United States (k = 5), the United Kingdom (k = 3), New Zealand (k = 3), Australia (k = 2), the Netherlands (k = 1), and Hong Kong, China (k = 1). Twelve studies were peer-reviewed journal articles, two were doctoral dissertations (Fleming et al., 2012; Makarushka, 2012), and one was a preprint (O'Dea et al., 2025). All studies adopted randomized controlled designs, predominantly two-arm parallel-group RCTs at the individual level. Funding sources were heterogeneous, including national research councils (NIHR, NIH/NIMH, NHMRC), government health departments (New Zealand Ministry of Health, Hong Kong Lotteries Fund), philanthropic foundations, and university or institutional support</w:t>
+        <w:t xml:space="preserve">Sixteen studies (reported across 20 publications) met the eligibility criteria. Of these, 15 contributed to the main meta-analysis; one cluster-randomized pilot trial conducted among Inuit youth in Nunavut (Bohr et al., 2023) did not report an intra-cluster correlation coefficient and was therefore reserved for sensitivity analysis (Section 4.6). The 15 studies in the main analysis were published between 1998 and 2025 and conducted in six countries: the United States (k = 5), the United Kingdom (k = 3), New Zealand (k = 3), Australia (k = 2), the Netherlands (k = 1), and Hong Kong, China (k = 1). Twelve studies were peer-reviewed journal articles, two were doctoral dissertations (Fleming et al., 2012; </w:t>
+      </w:r>
+      <w:proofErr w:type="spellStart"/>
+      <w:r>
+        <w:t>Makarushka</w:t>
+      </w:r>
+      <w:proofErr w:type="spellEnd"/>
+      <w:r>
+        <w:t>, 2012), and one was a preprint (O'Dea et al., 2025). All studies adopted randomized controlled designs, predominantly two-arm parallel-group RCTs at the individual level. Funding sources were heterogeneous, including national research councils (NIHR, NIH/NIMH, NHMRC), government health departments (New Zealand Ministry of Health, Hong Kong Lotteries Fund), philanthropic foundations, and university or institutional support</w:t>
       </w:r>
       <w:r>
         <w:rPr>
@@ -6475,7 +7307,15 @@
         <w:jc w:val="both"/>
       </w:pPr>
       <w:r>
-        <w:t>A total of 15 randomized controlled trials contributed to the main analysis, with 2,073 participants providing post-treatment data (intervention: n = 1,024; control: n = 1,049). Sample sizes at post-treatment ranged from 22 (Ackerson et al., 1998) to 284 (O'Dea et al., 2025). Most samples were drawn from high-income contexts; one trial was conducted in Hong Kong, China (Ip et al., 2016), and several included culturally specific or under-represented populations, such as adolescents excluded from mainstream education in New Zealand (Fleming et al., 2012), adolescents recruited from emergency departments following peer-violence exposure (Ranney et al., 2018), and adolescents recruited from CAMHS following repeated self-harm (Stallard et al., 2024). Among studies reporting sex distribution, samples were predominantly female, ranging from 41.0% (Stasiak et al., 2014) to 100.0% (Poppelaars et al., 2016), with a weighted average of approximately 70.6%. Baseline depressive severity ranged from mild to severe across trials, with most samples falling within the mild-to-moderate range as defined by each measure's clinical cutoff.</w:t>
+        <w:t>A total of 15 randomized controlled trials contributed to the main analysis, with 2,073 participants providing post-treatment data (intervention: n = 1,024; control: n = 1,049). Sample sizes at post-treatment ranged from 22 (Ackerson et al., 1998) to 284 (O'Dea et al., 2025). Most samples were drawn from high-income contexts; one trial was conducted in Hong Kong, China (Ip et al., 2016), and several included culturally specific or under-represented populations, such as adolescents excluded from mainstream education in New Zealand (Fleming et al., 2012), adolescents recruited from emergency departments following peer-violence exposure (Ranney et al., 2018), and adolescents recruited from CAMHS following repeated self-harm (Stallard et al., 2024). Among studies reporting sex distribution, samples were predominantly female, ranging from 41.0% (Stasiak et al., 2014) to 100.0% (</w:t>
+      </w:r>
+      <w:proofErr w:type="spellStart"/>
+      <w:r>
+        <w:t>Poppelaars</w:t>
+      </w:r>
+      <w:proofErr w:type="spellEnd"/>
+      <w:r>
+        <w:t xml:space="preserve"> et al., 2016), with a weighted average of approximately 70.6%. Baseline depressive severity ranged from mild to severe across trials, with most samples falling within the mild-to-moderate range as defined by each measure's clinical cutoff.</w:t>
       </w:r>
     </w:p>
     <w:p>
@@ -6485,11 +7325,43 @@
         <w:jc w:val="both"/>
       </w:pPr>
       <w:r>
-        <w:t xml:space="preserve">The handling of co-occurring symptoms varied across trials. Several programs were explicitly designed for, or recruited samples defined by, mixed clinical presentations: BlueIce targeted adolescents with repeated self-harm where depression was a secondary outcome (Stallard et al., 2024); iDOVE recruited adolescents presenting to the emergency department with peer-violence exposure and depressive symptoms </w:t>
+        <w:t xml:space="preserve">The handling of co-occurring symptoms varied across trials. Several programs were explicitly designed for, or recruited samples defined by, mixed clinical presentations: </w:t>
+      </w:r>
+      <w:proofErr w:type="spellStart"/>
+      <w:r>
+        <w:t>BlueIce</w:t>
+      </w:r>
+      <w:proofErr w:type="spellEnd"/>
+      <w:r>
+        <w:t xml:space="preserve"> targeted adolescents with repeated self-harm where depression was a secondary outcome (Stallard et al., 2024); </w:t>
+      </w:r>
+      <w:proofErr w:type="spellStart"/>
+      <w:r>
+        <w:t>iDOVE</w:t>
+      </w:r>
+      <w:proofErr w:type="spellEnd"/>
+      <w:r>
+        <w:t xml:space="preserve"> recruited adolescents presenting to the emergency department with peer-violence exposure and depressive symptoms </w:t>
       </w:r>
       <w:r>
         <w:lastRenderedPageBreak/>
-        <w:t>(Ranney et al., 2018); WeClick recruited on the basis of general adolescent mental health concerns without a depression severity threshold (O'Dea et al., 2020). Most other trials neither targeted nor systematically excluded comorbidity, recruiting on the basis of elevated depressive symptoms regardless of co-occurring anxiety or other internalizing symptoms. Active psychosis, bipolar disorder, current acute suicidality, and ongoing concurrent psychotherapy were the most consistently applied exclusion criteria.</w:t>
+        <w:t xml:space="preserve">(Ranney et al., 2018); </w:t>
+      </w:r>
+      <w:proofErr w:type="spellStart"/>
+      <w:r>
+        <w:t>WeClick</w:t>
+      </w:r>
+      <w:proofErr w:type="spellEnd"/>
+      <w:r>
+        <w:t xml:space="preserve"> recruited on the basis of general adolescent mental health concerns without a depression severity threshold (O'Dea et al., 2020). Most other trials neither targeted nor systematically excluded comorbidity, recruiting </w:t>
+      </w:r>
+      <w:proofErr w:type="gramStart"/>
+      <w:r>
+        <w:t>on the basis of</w:t>
+      </w:r>
+      <w:proofErr w:type="gramEnd"/>
+      <w:r>
+        <w:t xml:space="preserve"> elevated depressive symptoms regardless of co-occurring anxiety or other internalizing symptoms. Active psychosis, bipolar disorder, current acute suicidality, and ongoing concurrent psychotherapy were the most consistently applied exclusion criteria.</w:t>
       </w:r>
     </w:p>
     <w:p>
@@ -6530,7 +7402,87 @@
         <w:jc w:val="both"/>
       </w:pPr>
       <w:r>
-        <w:t>The 15 trials evaluated 11 distinct intervention programs, with SPARX, Stressbusters, and the Feeling Good bibliotherapy each evaluated in multiple trials. Delivery modalities spanned bibliotherapy (k = 3; Feeling Good, evaluated in Ackerson et al., 1998, Stice et al., 2010, and Rohde et al., 2015), stand-alone computer programs and serious games (k = 7; SPARX in Fleming 2012, Merry 2012, Poppelaars 2016, and Bohr 2023; Stressbusters in Smith 2015 and Wright 2020; The Journey in Stasiak 2014), web-based platforms (k = 2; Grasp the Opportunity in Ip 2016 and Blues Blaster in Makarushka 2012), mobile applications (k = 3; BlueIce in Stallard 2024, WeClick in O'Dea 2020, ClearlyMe in O'Dea 2025), and text-messaging delivery (k = 1; iDOVE in Ranney 2018). Program duration ranged from a single in-person session followed by 8 weeks of automated text messaging (iDOVE) to 8 months of web-based modules (Grasp the Opportunity). Most programs were designed to be completed within a 4–8 week window, although several mobile-app interventions (BlueIce, ClearlyMe) operated on a self-paced model with continued open access.</w:t>
+        <w:t xml:space="preserve">The 15 trials evaluated 11 distinct intervention programs, with SPARX, Stressbusters, and the Feeling Good bibliotherapy each evaluated in multiple trials. Delivery modalities spanned bibliotherapy (k = 3; Feeling Good, evaluated in Ackerson et al., 1998, Stice et al., 2010, and Rohde et al., 2015), stand-alone computer programs and serious games (k = 7; SPARX in Fleming 2012, Merry 2012, </w:t>
+      </w:r>
+      <w:proofErr w:type="spellStart"/>
+      <w:r>
+        <w:t>Poppelaars</w:t>
+      </w:r>
+      <w:proofErr w:type="spellEnd"/>
+      <w:r>
+        <w:t xml:space="preserve"> 2016, and Bohr 2023; Stressbusters in Smith 2015 and Wright 2020; The Journey in Stasiak 2014), web-based platforms (k = 2; Grasp the Opportunity in Ip 2016 and Blues Blaster in </w:t>
+      </w:r>
+      <w:proofErr w:type="spellStart"/>
+      <w:r>
+        <w:t>Makarushka</w:t>
+      </w:r>
+      <w:proofErr w:type="spellEnd"/>
+      <w:r>
+        <w:t xml:space="preserve"> 2012), mobile applications (k = 3; </w:t>
+      </w:r>
+      <w:proofErr w:type="spellStart"/>
+      <w:r>
+        <w:t>BlueIce</w:t>
+      </w:r>
+      <w:proofErr w:type="spellEnd"/>
+      <w:r>
+        <w:t xml:space="preserve"> in Stallard 2024, </w:t>
+      </w:r>
+      <w:proofErr w:type="spellStart"/>
+      <w:r>
+        <w:t>WeClick</w:t>
+      </w:r>
+      <w:proofErr w:type="spellEnd"/>
+      <w:r>
+        <w:t xml:space="preserve"> in O'Dea 2020, </w:t>
+      </w:r>
+      <w:proofErr w:type="spellStart"/>
+      <w:r>
+        <w:t>ClearlyMe</w:t>
+      </w:r>
+      <w:proofErr w:type="spellEnd"/>
+      <w:r>
+        <w:t xml:space="preserve"> in O'Dea 2025), and text-messaging delivery (k = 1; </w:t>
+      </w:r>
+      <w:proofErr w:type="spellStart"/>
+      <w:r>
+        <w:t>iDOVE</w:t>
+      </w:r>
+      <w:proofErr w:type="spellEnd"/>
+      <w:r>
+        <w:t xml:space="preserve"> in Ranney 2018). Program duration ranged from a single in-person session followed by 8 weeks of automated text messaging (</w:t>
+      </w:r>
+      <w:proofErr w:type="spellStart"/>
+      <w:r>
+        <w:t>iDOVE</w:t>
+      </w:r>
+      <w:proofErr w:type="spellEnd"/>
+      <w:r>
+        <w:t>) to 8 months of web-based modules (Grasp the Opportunity). Most programs were designed to be completed within a 4–</w:t>
+      </w:r>
+      <w:proofErr w:type="gramStart"/>
+      <w:r>
+        <w:t>8 week</w:t>
+      </w:r>
+      <w:proofErr w:type="gramEnd"/>
+      <w:r>
+        <w:t xml:space="preserve"> window, although several mobile-app interventions (</w:t>
+      </w:r>
+      <w:proofErr w:type="spellStart"/>
+      <w:r>
+        <w:t>BlueIce</w:t>
+      </w:r>
+      <w:proofErr w:type="spellEnd"/>
+      <w:r>
+        <w:t xml:space="preserve">, </w:t>
+      </w:r>
+      <w:proofErr w:type="spellStart"/>
+      <w:r>
+        <w:t>ClearlyMe</w:t>
+      </w:r>
+      <w:proofErr w:type="spellEnd"/>
+      <w:r>
+        <w:t>) operated on a self-paced model with continued open access.</w:t>
       </w:r>
     </w:p>
     <w:p>
@@ -6578,7 +7530,23 @@
         <w:jc w:val="both"/>
       </w:pPr>
       <w:r>
-        <w:t>Control conditions across the 15 trials encompassed waitlist (k = 6; including one trial with active monitoring, Poppelaars et al., 2016), treatment-as-usual (k = 2; Stallard et al., 2024 and Merry et al., 2012), attention control (k = 5; Ip 2016, O'Dea 2025, Ranney 2018, Stasiak 2014, Wright 2020), information-only or assessment-only control (k = 3; Stice 2010, Makarushka 2012, Rohde 2015). Waitlist conditions in two trials offered the active intervention after the waiting period, with consequences for follow-up comparability (Smith et al., 2015; Ackerson et al., 1998); these trials therefore did not contribute follow-up data to the synthesis. Attention controls included supportive-expressive group sessions, computerized psychoeducation matched for length and format (Stasiak et al., 2014), self-help websites (Wright et al., 2020), and educational materials on depression. Treatment-as-usual conditions varied substantially across health systems, ranging from CAMHS-delivered counseling (Stallard et al., 2024) to primary-care counseling averaging approximately five sessions (Merry et al., 2012).</w:t>
+        <w:t xml:space="preserve">Control conditions across the 15 trials encompassed waitlist (k = 6; including one trial with active monitoring, </w:t>
+      </w:r>
+      <w:proofErr w:type="spellStart"/>
+      <w:r>
+        <w:t>Poppelaars</w:t>
+      </w:r>
+      <w:proofErr w:type="spellEnd"/>
+      <w:r>
+        <w:t xml:space="preserve"> et al., 2016), treatment-as-usual (k = 2; Stallard et al., 2024 and Merry et al., 2012), attention control (k = 5; Ip 2016, O'Dea 2025, Ranney 2018, Stasiak 2014, Wright 2020), information-only or assessment-only control (k = 3; Stice 2010, </w:t>
+      </w:r>
+      <w:proofErr w:type="spellStart"/>
+      <w:r>
+        <w:t>Makarushka</w:t>
+      </w:r>
+      <w:proofErr w:type="spellEnd"/>
+      <w:r>
+        <w:t xml:space="preserve"> 2012, Rohde 2015). Waitlist conditions in two trials offered the active intervention after the waiting period, with consequences for follow-up comparability (Smith et al., 2015; Ackerson et al., 1998); these trials therefore did not contribute follow-up data to the synthesis. Attention controls included supportive-expressive group sessions, computerized psychoeducation matched for length and format (Stasiak et al., 2014), self-help websites (Wright et al., 2020), and educational materials on depression. Treatment-as-usual conditions varied substantially across health systems, ranging from CAMHS-delivered counseling (Stallard et al., 2024) to primary-care counseling averaging approximately five sessions (Merry et al., 2012).</w:t>
       </w:r>
     </w:p>
     <w:p>
@@ -6926,6 +7894,7 @@
       <w:pPr>
         <w:pStyle w:val="2"/>
       </w:pPr>
+      <w:bookmarkStart w:id="9" w:name="OLE_LINK36"/>
       <w:r>
         <w:lastRenderedPageBreak/>
         <w:t>4.4. Overall Effects at Post-Intervention and Follow-up</w:t>
@@ -6942,8 +7911,8 @@
           <w:szCs w:val="24"/>
         </w:rPr>
       </w:pPr>
-      <w:bookmarkStart w:id="9" w:name="OLE_LINK19"/>
-      <w:bookmarkStart w:id="10" w:name="OLE_LINK11"/>
+      <w:bookmarkStart w:id="10" w:name="OLE_LINK19"/>
+      <w:bookmarkStart w:id="11" w:name="OLE_LINK11"/>
       <w:r>
         <w:rPr>
           <w:rFonts w:hint="eastAsia"/>
@@ -6981,9 +7950,9 @@
         <w:ind w:firstLine="360"/>
         <w:jc w:val="both"/>
       </w:pPr>
-      <w:bookmarkStart w:id="11" w:name="OLE_LINK34"/>
-      <w:bookmarkStart w:id="12" w:name="OLE_LINK26"/>
-      <w:bookmarkEnd w:id="9"/>
+      <w:bookmarkStart w:id="12" w:name="OLE_LINK34"/>
+      <w:bookmarkStart w:id="13" w:name="OLE_LINK26"/>
+      <w:bookmarkEnd w:id="10"/>
       <w:r>
         <w:t>Fourteen studies contributed effect sizes at post-intervention, including 1,</w:t>
       </w:r>
@@ -7012,7 +7981,15 @@
         <w:t>69</w:t>
       </w:r>
       <w:r>
-        <w:t xml:space="preserve"> in the control conditions. Under a random-effects model using the REML estimator and Hartung-Knapp adjustment, the pooled Hedges’ g was 0.27, 95% CI [0.06, 0.47], t(13) = 2.8</w:t>
+        <w:t xml:space="preserve"> in the control conditions. Under a random-effects model using the REML estimator and Hartung-Knapp adjustment, the pooled Hedges’ g was 0.27, 95% CI [0.06, 0.47], </w:t>
+      </w:r>
+      <w:proofErr w:type="gramStart"/>
+      <w:r>
+        <w:t>t(</w:t>
+      </w:r>
+      <w:proofErr w:type="gramEnd"/>
+      <w:r>
+        <w:t>13) = 2.8</w:t>
       </w:r>
       <w:r>
         <w:rPr>
@@ -7047,7 +8024,15 @@
         <w:t>g</w:t>
       </w:r>
       <w:r>
-        <w:t xml:space="preserve"> = −0.17; Poppelaars et al., 2016, </w:t>
+        <w:t xml:space="preserve"> = −0.17; </w:t>
+      </w:r>
+      <w:proofErr w:type="spellStart"/>
+      <w:r>
+        <w:t>Poppelaars</w:t>
+      </w:r>
+      <w:proofErr w:type="spellEnd"/>
+      <w:r>
+        <w:t xml:space="preserve"> et al., 2016, </w:t>
       </w:r>
       <w:r>
         <w:rPr>
@@ -7060,7 +8045,15 @@
         <w:t xml:space="preserve"> = −0.01)</w:t>
       </w:r>
       <w:r>
-        <w:t>. Five trials had confidence intervals that excluded zero (Ackerson et al., 1998; Fleming et al., 2012; Makarushka, 201</w:t>
+        <w:t xml:space="preserve">. Five trials had confidence intervals that excluded zero (Ackerson et al., 1998; Fleming et al., 2012; </w:t>
+      </w:r>
+      <w:proofErr w:type="spellStart"/>
+      <w:r>
+        <w:t>Makarushka</w:t>
+      </w:r>
+      <w:proofErr w:type="spellEnd"/>
+      <w:r>
+        <w:t>, 201</w:t>
       </w:r>
       <w:r>
         <w:rPr>
@@ -7083,7 +8076,7 @@
         </w:rPr>
       </w:pPr>
     </w:p>
-    <w:bookmarkEnd w:id="11"/>
+    <w:bookmarkEnd w:id="12"/>
     <w:p>
       <w:pPr>
         <w:spacing w:after="120" w:line="360" w:lineRule="auto"/>
@@ -7335,7 +8328,7 @@
         <w:spacing w:after="120" w:line="276" w:lineRule="auto"/>
         <w:jc w:val="both"/>
       </w:pPr>
-      <w:bookmarkStart w:id="13" w:name="OLE_LINK24"/>
+      <w:bookmarkStart w:id="14" w:name="OLE_LINK24"/>
       <w:r>
         <w:rPr>
           <w:rFonts w:hint="eastAsia"/>
@@ -7388,7 +8381,7 @@
         <w:t>. Squares represent point estimates of individual studies, with size proportional to study weight in the random-effects model. Horizontal lines represent 95% confidence intervals; arrows indicate intervals extending beyond the plot range. The blue diamond represents the random-effects pooled estimate using Hartung-Knapp adjustment. The red bar represents the 95% prediction interval. CI = confidence interval; HK = Hartung-Knapp.</w:t>
       </w:r>
     </w:p>
-    <w:bookmarkEnd w:id="13"/>
+    <w:bookmarkEnd w:id="14"/>
     <w:p>
       <w:pPr>
         <w:spacing w:after="120" w:line="276" w:lineRule="auto"/>
@@ -7401,9 +8394,17 @@
         <w:ind w:firstLine="360"/>
         <w:jc w:val="both"/>
       </w:pPr>
-      <w:bookmarkStart w:id="14" w:name="OLE_LINK13"/>
-      <w:r>
-        <w:t>Between-study heterogeneity was moderate to high, Q(13) = 35.</w:t>
+      <w:bookmarkStart w:id="15" w:name="OLE_LINK13"/>
+      <w:r>
+        <w:t xml:space="preserve">Between-study heterogeneity was moderate to high, </w:t>
+      </w:r>
+      <w:proofErr w:type="gramStart"/>
+      <w:r>
+        <w:t>Q(</w:t>
+      </w:r>
+      <w:proofErr w:type="gramEnd"/>
+      <w:r>
+        <w:t>13) = 35.</w:t>
       </w:r>
       <w:r>
         <w:rPr>
@@ -7465,7 +8466,7 @@
         <w:t>Whether this post-intervention effect was sustained across follow-up timepoints is examined in the subsequent sections (Sections 4.4.2–4.4.4).</w:t>
       </w:r>
     </w:p>
-    <w:bookmarkEnd w:id="14"/>
+    <w:bookmarkEnd w:id="15"/>
     <w:p>
       <w:pPr>
         <w:spacing w:after="120" w:line="360" w:lineRule="auto"/>
@@ -7481,9 +8482,9 @@
         <w:spacing w:after="120" w:line="360" w:lineRule="auto"/>
         <w:jc w:val="both"/>
       </w:pPr>
-      <w:bookmarkStart w:id="15" w:name="OLE_LINK37"/>
-      <w:bookmarkStart w:id="16" w:name="OLE_LINK20"/>
-      <w:bookmarkStart w:id="17" w:name="OLE_LINK16"/>
+      <w:bookmarkStart w:id="16" w:name="OLE_LINK37"/>
+      <w:bookmarkStart w:id="17" w:name="OLE_LINK20"/>
+      <w:bookmarkStart w:id="18" w:name="OLE_LINK16"/>
       <w:r>
         <w:rPr>
           <w:rFonts w:hint="eastAsia"/>
@@ -7499,7 +8500,7 @@
         </w:rPr>
         <w:t xml:space="preserve">Test of Heterogeneity: </w:t>
       </w:r>
-      <w:bookmarkStart w:id="18" w:name="OLE_LINK18"/>
+      <w:bookmarkStart w:id="19" w:name="OLE_LINK18"/>
       <w:r>
         <w:rPr>
           <w:b/>
@@ -7507,7 +8508,7 @@
         </w:rPr>
         <w:t>Post-Intervention</w:t>
       </w:r>
-      <w:bookmarkEnd w:id="18"/>
+      <w:bookmarkEnd w:id="19"/>
     </w:p>
     <w:tbl>
       <w:tblPr>
@@ -7647,25 +8648,9 @@
                 <w:i/>
                 <w:iCs/>
               </w:rPr>
-              <w:t>t (df)</w:t>
-            </w:r>
-          </w:p>
-        </w:tc>
-        <w:tc>
-          <w:tcPr>
-            <w:tcW w:w="852" w:type="dxa"/>
-          </w:tcPr>
-          <w:p>
-            <w:pPr>
-              <w:spacing w:after="120" w:line="360" w:lineRule="auto"/>
-              <w:jc w:val="center"/>
-              <w:rPr>
-                <w:b/>
-                <w:bCs/>
-                <w:i/>
-                <w:iCs/>
-              </w:rPr>
-            </w:pPr>
+              <w:t>t (</w:t>
+            </w:r>
+            <w:proofErr w:type="spellStart"/>
             <w:r>
               <w:rPr>
                 <w:rFonts w:hint="eastAsia"/>
@@ -7674,23 +8659,9 @@
                 <w:i/>
                 <w:iCs/>
               </w:rPr>
-              <w:t>p</w:t>
-            </w:r>
-          </w:p>
-        </w:tc>
-        <w:tc>
-          <w:tcPr>
-            <w:tcW w:w="1048" w:type="dxa"/>
-          </w:tcPr>
-          <w:p>
-            <w:pPr>
-              <w:spacing w:after="120" w:line="360" w:lineRule="auto"/>
-              <w:jc w:val="center"/>
-              <w:rPr>
-                <w:b/>
-                <w:bCs/>
-              </w:rPr>
-            </w:pPr>
+              <w:t>df</w:t>
+            </w:r>
+            <w:proofErr w:type="spellEnd"/>
             <w:r>
               <w:rPr>
                 <w:rFonts w:hint="eastAsia"/>
@@ -7699,16 +8670,25 @@
                 <w:i/>
                 <w:iCs/>
               </w:rPr>
-              <w:t>Q</w:t>
-            </w:r>
-            <w:r>
-              <w:rPr>
-                <w:rFonts w:hint="eastAsia"/>
+              <w:t>)</w:t>
+            </w:r>
+          </w:p>
+        </w:tc>
+        <w:tc>
+          <w:tcPr>
+            <w:tcW w:w="852" w:type="dxa"/>
+          </w:tcPr>
+          <w:p>
+            <w:pPr>
+              <w:spacing w:after="120" w:line="360" w:lineRule="auto"/>
+              <w:jc w:val="center"/>
+              <w:rPr>
                 <w:b/>
                 <w:bCs/>
-              </w:rPr>
-              <w:t xml:space="preserve"> (</w:t>
-            </w:r>
+                <w:i/>
+                <w:iCs/>
+              </w:rPr>
+            </w:pPr>
             <w:r>
               <w:rPr>
                 <w:rFonts w:hint="eastAsia"/>
@@ -7717,31 +8697,21 @@
                 <w:i/>
                 <w:iCs/>
               </w:rPr>
-              <w:t>df</w:t>
-            </w:r>
-            <w:r>
-              <w:rPr>
-                <w:rFonts w:hint="eastAsia"/>
+              <w:t>p</w:t>
+            </w:r>
+          </w:p>
+        </w:tc>
+        <w:tc>
+          <w:tcPr>
+            <w:tcW w:w="1048" w:type="dxa"/>
+          </w:tcPr>
+          <w:p>
+            <w:pPr>
+              <w:spacing w:after="120" w:line="360" w:lineRule="auto"/>
+              <w:jc w:val="center"/>
+              <w:rPr>
                 <w:b/>
                 <w:bCs/>
-              </w:rPr>
-              <w:t>)</w:t>
-            </w:r>
-          </w:p>
-        </w:tc>
-        <w:tc>
-          <w:tcPr>
-            <w:tcW w:w="967" w:type="dxa"/>
-          </w:tcPr>
-          <w:p>
-            <w:pPr>
-              <w:spacing w:after="120" w:line="360" w:lineRule="auto"/>
-              <w:jc w:val="center"/>
-              <w:rPr>
-                <w:b/>
-                <w:bCs/>
-                <w:i/>
-                <w:iCs/>
               </w:rPr>
             </w:pPr>
             <w:r>
@@ -7752,7 +8722,7 @@
                 <w:i/>
                 <w:iCs/>
               </w:rPr>
-              <w:t xml:space="preserve">p </w:t>
+              <w:t>Q</w:t>
             </w:r>
             <w:r>
               <w:rPr>
@@ -7760,8 +8730,9 @@
                 <w:b/>
                 <w:bCs/>
               </w:rPr>
-              <w:t>(</w:t>
-            </w:r>
+              <w:t xml:space="preserve"> (</w:t>
+            </w:r>
+            <w:proofErr w:type="spellStart"/>
             <w:r>
               <w:rPr>
                 <w:rFonts w:hint="eastAsia"/>
@@ -7770,73 +8741,77 @@
                 <w:i/>
                 <w:iCs/>
               </w:rPr>
-              <w:t>Q)</w:t>
-            </w:r>
-          </w:p>
-        </w:tc>
-        <w:tc>
-          <w:tcPr>
-            <w:tcW w:w="1092" w:type="dxa"/>
+              <w:t>df</w:t>
+            </w:r>
+            <w:proofErr w:type="spellEnd"/>
+            <w:r>
+              <w:rPr>
+                <w:rFonts w:hint="eastAsia"/>
+                <w:b/>
+                <w:bCs/>
+              </w:rPr>
+              <w:t>)</w:t>
+            </w:r>
+          </w:p>
+        </w:tc>
+        <w:tc>
+          <w:tcPr>
+            <w:tcW w:w="967" w:type="dxa"/>
           </w:tcPr>
           <w:p>
             <w:pPr>
               <w:spacing w:after="120" w:line="360" w:lineRule="auto"/>
               <w:jc w:val="center"/>
-              <w:rPr>
-                <w:b/>
-                <w:bCs/>
-              </w:rPr>
-            </w:pPr>
-            <w:r>
               <w:rPr>
                 <w:b/>
                 <w:bCs/>
                 <w:i/>
                 <w:iCs/>
               </w:rPr>
-              <w:t>I</w:t>
-            </w:r>
-            <w:r>
-              <w:rPr>
-                <w:b/>
-                <w:bCs/>
-              </w:rPr>
-              <w:t>²</w:t>
-            </w:r>
-            <w:r>
-              <w:rPr>
+            </w:pPr>
+            <w:r>
+              <w:rPr>
+                <w:rFonts w:hint="eastAsia"/>
                 <w:b/>
                 <w:bCs/>
                 <w:i/>
                 <w:iCs/>
               </w:rPr>
-              <w:t xml:space="preserve"> </w:t>
-            </w:r>
-            <w:r>
-              <w:rPr>
+              <w:t xml:space="preserve">p </w:t>
+            </w:r>
+            <w:r>
+              <w:rPr>
+                <w:rFonts w:hint="eastAsia"/>
                 <w:b/>
                 <w:bCs/>
               </w:rPr>
-              <w:t>[95% CI]</w:t>
-            </w:r>
-          </w:p>
-        </w:tc>
-        <w:tc>
-          <w:tcPr>
-            <w:tcW w:w="1169" w:type="dxa"/>
-          </w:tcPr>
-          <w:p>
-            <w:pPr>
-              <w:spacing w:after="120" w:line="360" w:lineRule="auto"/>
-              <w:jc w:val="center"/>
-              <w:rPr>
+              <w:t>(</w:t>
+            </w:r>
+            <w:r>
+              <w:rPr>
+                <w:rFonts w:hint="eastAsia"/>
                 <w:b/>
                 <w:bCs/>
                 <w:i/>
                 <w:iCs/>
               </w:rPr>
-            </w:pPr>
-            <w:bookmarkStart w:id="19" w:name="OLE_LINK12"/>
+              <w:t>Q)</w:t>
+            </w:r>
+          </w:p>
+        </w:tc>
+        <w:tc>
+          <w:tcPr>
+            <w:tcW w:w="1092" w:type="dxa"/>
+          </w:tcPr>
+          <w:p>
+            <w:pPr>
+              <w:spacing w:after="120" w:line="360" w:lineRule="auto"/>
+              <w:jc w:val="center"/>
+              <w:rPr>
+                <w:b/>
+                <w:bCs/>
+              </w:rPr>
+            </w:pPr>
             <w:r>
               <w:rPr>
                 <w:b/>
@@ -7844,6 +8819,56 @@
                 <w:i/>
                 <w:iCs/>
               </w:rPr>
+              <w:t>I</w:t>
+            </w:r>
+            <w:r>
+              <w:rPr>
+                <w:b/>
+                <w:bCs/>
+              </w:rPr>
+              <w:t>²</w:t>
+            </w:r>
+            <w:r>
+              <w:rPr>
+                <w:b/>
+                <w:bCs/>
+                <w:i/>
+                <w:iCs/>
+              </w:rPr>
+              <w:t xml:space="preserve"> </w:t>
+            </w:r>
+            <w:r>
+              <w:rPr>
+                <w:b/>
+                <w:bCs/>
+              </w:rPr>
+              <w:t>[95% CI]</w:t>
+            </w:r>
+          </w:p>
+        </w:tc>
+        <w:tc>
+          <w:tcPr>
+            <w:tcW w:w="1169" w:type="dxa"/>
+          </w:tcPr>
+          <w:p>
+            <w:pPr>
+              <w:spacing w:after="120" w:line="360" w:lineRule="auto"/>
+              <w:jc w:val="center"/>
+              <w:rPr>
+                <w:b/>
+                <w:bCs/>
+                <w:i/>
+                <w:iCs/>
+              </w:rPr>
+            </w:pPr>
+            <w:bookmarkStart w:id="20" w:name="OLE_LINK12"/>
+            <w:r>
+              <w:rPr>
+                <w:b/>
+                <w:bCs/>
+                <w:i/>
+                <w:iCs/>
+              </w:rPr>
               <w:t>τ</w:t>
             </w:r>
             <w:r>
@@ -7855,7 +8880,7 @@
               </w:rPr>
               <w:t>2</w:t>
             </w:r>
-            <w:bookmarkEnd w:id="19"/>
+            <w:bookmarkEnd w:id="20"/>
           </w:p>
         </w:tc>
         <w:tc>
@@ -8117,7 +9142,7 @@
           </w:p>
         </w:tc>
       </w:tr>
-      <w:bookmarkEnd w:id="15"/>
+      <w:bookmarkEnd w:id="16"/>
     </w:tbl>
     <w:p>
       <w:pPr>
@@ -8146,11 +9171,11 @@
       <w:r>
         <w:t xml:space="preserve"> k = number of studies; CI = confidence interval; PI = prediction interval. Pooled estimates were computed using a random-effects model with REML estimator and Hartung-Knapp adjustment.</w:t>
       </w:r>
-      <w:bookmarkEnd w:id="16"/>
-    </w:p>
-    <w:bookmarkEnd w:id="10"/>
-    <w:bookmarkEnd w:id="12"/>
-    <w:bookmarkEnd w:id="17"/>
+      <w:bookmarkEnd w:id="17"/>
+    </w:p>
+    <w:bookmarkEnd w:id="11"/>
+    <w:bookmarkEnd w:id="13"/>
+    <w:bookmarkEnd w:id="18"/>
     <w:p>
       <w:pPr>
         <w:spacing w:after="120" w:line="360" w:lineRule="auto"/>
@@ -8203,7 +9228,29 @@
           <w:sz w:val="24"/>
           <w:szCs w:val="24"/>
         </w:rPr>
-        <w:t>4.4.2 Overall Effects for different Lengths of  follow-up</w:t>
+        <w:t xml:space="preserve">4.4.2 Overall Effects for different Lengths </w:t>
+      </w:r>
+      <w:proofErr w:type="gramStart"/>
+      <w:r>
+        <w:rPr>
+          <w:rFonts w:hint="eastAsia"/>
+          <w:b/>
+          <w:bCs/>
+          <w:sz w:val="24"/>
+          <w:szCs w:val="24"/>
+        </w:rPr>
+        <w:t>of  follow</w:t>
+      </w:r>
+      <w:proofErr w:type="gramEnd"/>
+      <w:r>
+        <w:rPr>
+          <w:rFonts w:hint="eastAsia"/>
+          <w:b/>
+          <w:bCs/>
+          <w:sz w:val="24"/>
+          <w:szCs w:val="24"/>
+        </w:rPr>
+        <w:t>-up</w:t>
       </w:r>
     </w:p>
     <w:p>
@@ -8216,7 +9263,7 @@
           <w:bCs/>
         </w:rPr>
       </w:pPr>
-      <w:bookmarkStart w:id="20" w:name="OLE_LINK27"/>
+      <w:bookmarkStart w:id="21" w:name="OLE_LINK27"/>
       <w:r>
         <w:rPr>
           <w:rFonts w:hint="eastAsia"/>
@@ -8226,7 +9273,7 @@
         <w:t>Short-term follow-up</w:t>
       </w:r>
     </w:p>
-    <w:bookmarkEnd w:id="20"/>
+    <w:bookmarkEnd w:id="21"/>
     <w:p>
       <w:pPr>
         <w:spacing w:after="120" w:line="360" w:lineRule="auto"/>
@@ -8239,7 +9286,7 @@
         </w:rPr>
         <w:t xml:space="preserve"> </w:t>
       </w:r>
-      <w:bookmarkStart w:id="21" w:name="OLE_LINK29"/>
+      <w:bookmarkStart w:id="22" w:name="OLE_LINK29"/>
       <w:r>
         <w:rPr>
           <w:rFonts w:hint="eastAsia"/>
@@ -8247,7 +9294,15 @@
         <w:t>Three studies (</w:t>
       </w:r>
       <w:r>
-        <w:t>O'Dea et al., 2020; Poppelaars et al., 2016; Stasiak et al., 2014</w:t>
+        <w:t xml:space="preserve">O'Dea et al., 2020; </w:t>
+      </w:r>
+      <w:proofErr w:type="spellStart"/>
+      <w:r>
+        <w:t>Poppelaars</w:t>
+      </w:r>
+      <w:proofErr w:type="spellEnd"/>
+      <w:r>
+        <w:t xml:space="preserve"> et al., 2016; Stasiak et al., 2014</w:t>
       </w:r>
       <w:r>
         <w:rPr>
@@ -8283,7 +9338,15 @@
         <w:t>8</w:t>
       </w:r>
       <w:r>
-        <w:t>], t(2) = 0.</w:t>
+        <w:t xml:space="preserve">], </w:t>
+      </w:r>
+      <w:proofErr w:type="gramStart"/>
+      <w:r>
+        <w:t>t(</w:t>
+      </w:r>
+      <w:proofErr w:type="gramEnd"/>
+      <w:r>
+        <w:t>2) = 0.</w:t>
       </w:r>
       <w:r>
         <w:rPr>
@@ -8317,7 +9380,15 @@
         <w:jc w:val="both"/>
       </w:pPr>
       <w:r>
-        <w:t>Between-study heterogeneity was negligible (Q(2) = 0.8</w:t>
+        <w:t>Between-study heterogeneity was negligible (</w:t>
+      </w:r>
+      <w:proofErr w:type="gramStart"/>
+      <w:r>
+        <w:t>Q(</w:t>
+      </w:r>
+      <w:proofErr w:type="gramEnd"/>
+      <w:r>
+        <w:t>2) = 0.8</w:t>
       </w:r>
       <w:r>
         <w:rPr>
@@ -8347,7 +9418,7 @@
       <w:r>
         <w:t xml:space="preserve">These short-term findings should be interpreted with considerable caution. </w:t>
       </w:r>
-      <w:bookmarkEnd w:id="21"/>
+      <w:bookmarkEnd w:id="22"/>
     </w:p>
     <w:p>
       <w:pPr>
@@ -8366,7 +9437,7 @@
           <w:noProof/>
         </w:rPr>
       </w:pPr>
-      <w:bookmarkStart w:id="22" w:name="OLE_LINK23"/>
+      <w:bookmarkStart w:id="23" w:name="OLE_LINK23"/>
       <w:r>
         <w:rPr>
           <w:rFonts w:hint="eastAsia"/>
@@ -8409,7 +9480,16 @@
           <w:bCs/>
           <w:noProof/>
         </w:rPr>
-        <w:t xml:space="preserve">Forest Plot of Studies at </w:t>
+        <w:t xml:space="preserve">Forest Plot of Studies </w:t>
+      </w:r>
+      <w:proofErr w:type="gramStart"/>
+      <w:r>
+        <w:rPr>
+          <w:b/>
+          <w:bCs/>
+          <w:noProof/>
+        </w:rPr>
+        <w:t xml:space="preserve">at </w:t>
       </w:r>
       <w:r>
         <w:rPr>
@@ -8424,10 +9504,27 @@
           <w:b/>
           <w:bCs/>
         </w:rPr>
-        <w:t>Short-Term Follow-UP</w:t>
-      </w:r>
-    </w:p>
-    <w:bookmarkEnd w:id="22"/>
+        <w:t>Short</w:t>
+      </w:r>
+      <w:proofErr w:type="gramEnd"/>
+      <w:r>
+        <w:rPr>
+          <w:b/>
+          <w:bCs/>
+        </w:rPr>
+        <w:t xml:space="preserve">-Term </w:t>
+      </w:r>
+      <w:proofErr w:type="spellStart"/>
+      <w:r>
+        <w:rPr>
+          <w:b/>
+          <w:bCs/>
+        </w:rPr>
+        <w:t>Follow-UP</w:t>
+      </w:r>
+      <w:proofErr w:type="spellEnd"/>
+    </w:p>
+    <w:bookmarkEnd w:id="23"/>
     <w:p>
       <w:pPr>
         <w:spacing w:after="120" w:line="360" w:lineRule="auto"/>
@@ -8495,7 +9592,7 @@
         <w:spacing w:after="120" w:line="276" w:lineRule="auto"/>
         <w:jc w:val="both"/>
       </w:pPr>
-      <w:bookmarkStart w:id="23" w:name="OLE_LINK32"/>
+      <w:bookmarkStart w:id="24" w:name="OLE_LINK32"/>
       <w:r>
         <w:rPr>
           <w:rFonts w:hint="eastAsia"/>
@@ -8548,7 +9645,7 @@
         <w:t>. Squares represent point estimates of individual studies, with size proportional to study weight in the random-effects model. Horizontal lines represent 95% confidence intervals; arrows indicate intervals extending beyond the plot range. The blue diamond represents the random-effects pooled estimate using Hartung-Knapp adjustment. The red bar represents the 95% prediction interval. CI = confidence interval; HK = Hartung-Knapp.</w:t>
       </w:r>
     </w:p>
-    <w:bookmarkEnd w:id="23"/>
+    <w:bookmarkEnd w:id="24"/>
     <w:p>
       <w:pPr>
         <w:spacing w:after="120" w:line="276" w:lineRule="auto"/>
@@ -8571,7 +9668,7 @@
           <w:bCs/>
         </w:rPr>
       </w:pPr>
-      <w:bookmarkStart w:id="24" w:name="OLE_LINK21"/>
+      <w:bookmarkStart w:id="25" w:name="OLE_LINK21"/>
       <w:r>
         <w:rPr>
           <w:rFonts w:hint="eastAsia"/>
@@ -8595,9 +9692,9 @@
         <w:ind w:firstLine="360"/>
         <w:jc w:val="both"/>
       </w:pPr>
-      <w:bookmarkStart w:id="25" w:name="OLE_LINK28"/>
-      <w:bookmarkStart w:id="26" w:name="OLE_LINK17"/>
-      <w:bookmarkEnd w:id="24"/>
+      <w:bookmarkStart w:id="26" w:name="OLE_LINK28"/>
+      <w:bookmarkStart w:id="27" w:name="OLE_LINK17"/>
+      <w:bookmarkEnd w:id="25"/>
       <w:r>
         <w:rPr>
           <w:rFonts w:hint="eastAsia"/>
@@ -8616,8 +9713,13 @@
         </w:rPr>
         <w:t xml:space="preserve">2018; </w:t>
       </w:r>
-      <w:r>
-        <w:t xml:space="preserve">Poppelaars et al., 2016; </w:t>
+      <w:proofErr w:type="spellStart"/>
+      <w:r>
+        <w:t>Poppelaars</w:t>
+      </w:r>
+      <w:proofErr w:type="spellEnd"/>
+      <w:r>
+        <w:t xml:space="preserve"> et al., 2016; </w:t>
       </w:r>
       <w:r>
         <w:rPr>
@@ -8629,12 +9731,26 @@
         <w:rPr>
           <w:rFonts w:hint="eastAsia"/>
         </w:rPr>
-        <w:t>; Makarushka, 201</w:t>
-      </w:r>
+        <w:t xml:space="preserve">; </w:t>
+      </w:r>
+      <w:proofErr w:type="spellStart"/>
       <w:r>
         <w:rPr>
           <w:rFonts w:hint="eastAsia"/>
         </w:rPr>
+        <w:t>Makarushka</w:t>
+      </w:r>
+      <w:proofErr w:type="spellEnd"/>
+      <w:r>
+        <w:rPr>
+          <w:rFonts w:hint="eastAsia"/>
+        </w:rPr>
+        <w:t>, 201</w:t>
+      </w:r>
+      <w:r>
+        <w:rPr>
+          <w:rFonts w:hint="eastAsia"/>
+        </w:rPr>
         <w:t>1</w:t>
       </w:r>
       <w:r>
@@ -8676,7 +9792,7 @@
         </w:rPr>
         <w:t xml:space="preserve"> contributed to pooled effect size of mid-term follow-up </w:t>
       </w:r>
-      <w:bookmarkStart w:id="27" w:name="OLE_LINK14"/>
+      <w:bookmarkStart w:id="28" w:name="OLE_LINK14"/>
       <w:r>
         <w:rPr>
           <w:rFonts w:hint="eastAsia"/>
@@ -8692,7 +9808,7 @@
         </w:rPr>
         <w:t>)</w:t>
       </w:r>
-      <w:bookmarkEnd w:id="27"/>
+      <w:bookmarkEnd w:id="28"/>
       <w:r>
         <w:rPr>
           <w:rFonts w:hint="eastAsia"/>
@@ -8714,11 +9830,19 @@
       <w:r>
         <w:t xml:space="preserve"> </w:t>
       </w:r>
+      <w:proofErr w:type="gramStart"/>
       <w:r>
         <w:rPr>
           <w:rFonts w:hint="eastAsia"/>
         </w:rPr>
-        <w:t xml:space="preserve">( 95% CI </w:t>
+        <w:t>( 95</w:t>
+      </w:r>
+      <w:proofErr w:type="gramEnd"/>
+      <w:r>
+        <w:rPr>
+          <w:rFonts w:hint="eastAsia"/>
+        </w:rPr>
+        <w:t xml:space="preserve">% CI </w:t>
       </w:r>
       <w:r>
         <w:t>[</w:t>
@@ -8792,7 +9916,7 @@
         </w:rPr>
         <w:t xml:space="preserve"> (Figure 5).</w:t>
       </w:r>
-      <w:bookmarkStart w:id="28" w:name="OLE_LINK30"/>
+      <w:bookmarkStart w:id="29" w:name="OLE_LINK30"/>
       <w:r>
         <w:rPr>
           <w:rFonts w:hint="eastAsia"/>
@@ -8840,7 +9964,15 @@
         <w:t>g</w:t>
       </w:r>
       <w:r>
-        <w:t xml:space="preserve"> = 0.29 (Makarushka, 201</w:t>
+        <w:t xml:space="preserve"> = 0.29 (</w:t>
+      </w:r>
+      <w:proofErr w:type="spellStart"/>
+      <w:r>
+        <w:t>Makarushka</w:t>
+      </w:r>
+      <w:proofErr w:type="spellEnd"/>
+      <w:r>
+        <w:t>, 201</w:t>
       </w:r>
       <w:r>
         <w:rPr>
@@ -8869,7 +10001,15 @@
         <w:jc w:val="both"/>
       </w:pPr>
       <w:r>
-        <w:t>Between-study heterogeneity was low across all three indicators, Q(6) = 3.4</w:t>
+        <w:t xml:space="preserve">Between-study heterogeneity was low across all three indicators, </w:t>
+      </w:r>
+      <w:proofErr w:type="gramStart"/>
+      <w:r>
+        <w:t>Q(</w:t>
+      </w:r>
+      <w:proofErr w:type="gramEnd"/>
+      <w:r>
+        <w:t>6) = 3.4</w:t>
       </w:r>
       <w:r>
         <w:rPr>
@@ -8903,8 +10043,8 @@
         <w:t>The 95% prediction interval ranged from −0.03 to 0.26, suggesting that the true effect in a comparable future trial would most likely be small and positive, though the interval marginally included zero.</w:t>
       </w:r>
     </w:p>
-    <w:bookmarkEnd w:id="25"/>
-    <w:bookmarkEnd w:id="28"/>
+    <w:bookmarkEnd w:id="26"/>
+    <w:bookmarkEnd w:id="29"/>
     <w:p>
       <w:pPr>
         <w:spacing w:after="120" w:line="360" w:lineRule="auto"/>
@@ -8916,7 +10056,7 @@
         </w:rPr>
       </w:pPr>
     </w:p>
-    <w:bookmarkEnd w:id="26"/>
+    <w:bookmarkEnd w:id="27"/>
     <w:p>
       <w:pPr>
         <w:spacing w:after="120" w:line="360" w:lineRule="auto"/>
@@ -8984,8 +10124,17 @@
           <w:b/>
           <w:bCs/>
         </w:rPr>
-        <w:t>-Term Follow-UP</w:t>
-      </w:r>
+        <w:t xml:space="preserve">-Term </w:t>
+      </w:r>
+      <w:proofErr w:type="spellStart"/>
+      <w:r>
+        <w:rPr>
+          <w:b/>
+          <w:bCs/>
+        </w:rPr>
+        <w:t>Follow-UP</w:t>
+      </w:r>
+      <w:proofErr w:type="spellEnd"/>
     </w:p>
     <w:p>
       <w:pPr>
@@ -9156,7 +10305,15 @@
         <w:jc w:val="both"/>
       </w:pPr>
       <w:r>
-        <w:t>Five studies (Stice et al., 2010; Ip et al., 2016; Poppelaars et al., 2016; Wright et al., 2020; Rohde et al., 2015) contributed effect sizes at long-term follow-up (≥12 months post-intervention). Where a study reported multiple long-term assessments, the longest available timepoint was used. Under a random-effects model with REML estimator and Hartung-Knapp adjustment, the pooled Hedges' g was 0.1</w:t>
+        <w:t xml:space="preserve">Five studies (Stice et al., 2010; Ip et al., 2016; </w:t>
+      </w:r>
+      <w:proofErr w:type="spellStart"/>
+      <w:r>
+        <w:t>Poppelaars</w:t>
+      </w:r>
+      <w:proofErr w:type="spellEnd"/>
+      <w:r>
+        <w:t xml:space="preserve"> et al., 2016; Wright et al., 2020; Rohde et al., 2015) contributed effect sizes at long-term follow-up (≥12 months post-intervention). Where a study reported multiple long-term assessments, the longest available timepoint was used. Under a random-effects model with REML estimator and Hartung-Knapp adjustment, the pooled Hedges' g was 0.1</w:t>
       </w:r>
       <w:r>
         <w:rPr>
@@ -9173,6 +10330,7 @@
       <w:r>
         <w:t xml:space="preserve"> </w:t>
       </w:r>
+      <w:proofErr w:type="gramStart"/>
       <w:r>
         <w:rPr>
           <w:i/>
@@ -9181,7 +10339,11 @@
         <w:t>t</w:t>
       </w:r>
       <w:r>
-        <w:t>(4) = 1.</w:t>
+        <w:t>(</w:t>
+      </w:r>
+      <w:proofErr w:type="gramEnd"/>
+      <w:r>
+        <w:t>4) = 1.</w:t>
       </w:r>
       <w:r>
         <w:rPr>
@@ -9229,7 +10391,15 @@
         <w:jc w:val="both"/>
       </w:pPr>
       <w:r>
-        <w:t xml:space="preserve">Between-study heterogeneity was low to moderate, Q(4) = </w:t>
+        <w:t xml:space="preserve">Between-study heterogeneity was low to moderate, </w:t>
+      </w:r>
+      <w:proofErr w:type="gramStart"/>
+      <w:r>
+        <w:t>Q(</w:t>
+      </w:r>
+      <w:proofErr w:type="gramEnd"/>
+      <w:r>
+        <w:t xml:space="preserve">4) = </w:t>
       </w:r>
       <w:r>
         <w:t>5.</w:t>
@@ -9298,7 +10468,7 @@
           <w:noProof/>
         </w:rPr>
       </w:pPr>
-      <w:bookmarkStart w:id="29" w:name="OLE_LINK15"/>
+      <w:bookmarkStart w:id="30" w:name="OLE_LINK15"/>
       <w:r>
         <w:rPr>
           <w:rFonts w:hint="eastAsia"/>
@@ -9341,7 +10511,16 @@
           <w:bCs/>
           <w:noProof/>
         </w:rPr>
-        <w:t xml:space="preserve">Forest Plot of Studies at </w:t>
+        <w:t xml:space="preserve">Forest Plot of Studies </w:t>
+      </w:r>
+      <w:proofErr w:type="gramStart"/>
+      <w:r>
+        <w:rPr>
+          <w:b/>
+          <w:bCs/>
+          <w:noProof/>
+        </w:rPr>
+        <w:t xml:space="preserve">at </w:t>
       </w:r>
       <w:r>
         <w:rPr>
@@ -9351,15 +10530,25 @@
         </w:rPr>
         <w:t xml:space="preserve"> Long</w:t>
       </w:r>
+      <w:proofErr w:type="gramEnd"/>
       <w:r>
         <w:rPr>
           <w:b/>
           <w:bCs/>
         </w:rPr>
-        <w:t>-Term Follow-UP</w:t>
-      </w:r>
-    </w:p>
-    <w:bookmarkEnd w:id="29"/>
+        <w:t xml:space="preserve">-Term </w:t>
+      </w:r>
+      <w:proofErr w:type="spellStart"/>
+      <w:r>
+        <w:rPr>
+          <w:b/>
+          <w:bCs/>
+        </w:rPr>
+        <w:t>Follow-UP</w:t>
+      </w:r>
+      <w:proofErr w:type="spellEnd"/>
+    </w:p>
+    <w:bookmarkEnd w:id="30"/>
     <w:p>
       <w:pPr>
         <w:spacing w:after="120" w:line="360" w:lineRule="auto"/>
@@ -9464,7 +10653,7 @@
         <w:spacing w:after="120" w:line="360" w:lineRule="auto"/>
         <w:jc w:val="both"/>
       </w:pPr>
-      <w:bookmarkStart w:id="30" w:name="OLE_LINK25"/>
+      <w:bookmarkStart w:id="31" w:name="OLE_LINK25"/>
       <w:r>
         <w:rPr>
           <w:rFonts w:hint="eastAsia"/>
@@ -9496,7 +10685,7 @@
         </w:rPr>
         <w:t>Test of Heterogeneity</w:t>
       </w:r>
-      <w:bookmarkStart w:id="31" w:name="OLE_LINK22"/>
+      <w:bookmarkStart w:id="32" w:name="OLE_LINK22"/>
       <w:r>
         <w:rPr>
           <w:rFonts w:hint="eastAsia"/>
@@ -9512,6 +10701,7 @@
         </w:rPr>
         <w:t xml:space="preserve"> </w:t>
       </w:r>
+      <w:proofErr w:type="spellStart"/>
       <w:r>
         <w:rPr>
           <w:rFonts w:hint="eastAsia"/>
@@ -9520,7 +10710,7 @@
         </w:rPr>
         <w:t>Follow-UP</w:t>
       </w:r>
-      <w:bookmarkEnd w:id="31"/>
+      <w:bookmarkEnd w:id="32"/>
       <w:r>
         <w:rPr>
           <w:rFonts w:hint="eastAsia"/>
@@ -9529,6 +10719,7 @@
         </w:rPr>
         <w:t>s</w:t>
       </w:r>
+      <w:proofErr w:type="spellEnd"/>
     </w:p>
     <w:tbl>
       <w:tblPr>
@@ -9708,29 +10899,9 @@
                 <w:i/>
                 <w:iCs/>
               </w:rPr>
-              <w:t>t (df)</w:t>
-            </w:r>
-          </w:p>
-        </w:tc>
-        <w:tc>
-          <w:tcPr>
-            <w:tcW w:w="788" w:type="dxa"/>
-            <w:tcBorders>
-              <w:top w:val="single" w:sz="8" w:space="0" w:color="auto"/>
-              <w:bottom w:val="single" w:sz="4" w:space="0" w:color="auto"/>
-            </w:tcBorders>
-          </w:tcPr>
-          <w:p>
-            <w:pPr>
-              <w:spacing w:after="120" w:line="360" w:lineRule="auto"/>
-              <w:jc w:val="center"/>
-              <w:rPr>
-                <w:b/>
-                <w:bCs/>
-                <w:i/>
-                <w:iCs/>
-              </w:rPr>
-            </w:pPr>
+              <w:t>t (</w:t>
+            </w:r>
+            <w:proofErr w:type="spellStart"/>
             <w:r>
               <w:rPr>
                 <w:rFonts w:hint="eastAsia"/>
@@ -9739,27 +10910,9 @@
                 <w:i/>
                 <w:iCs/>
               </w:rPr>
-              <w:t>p</w:t>
-            </w:r>
-          </w:p>
-        </w:tc>
-        <w:tc>
-          <w:tcPr>
-            <w:tcW w:w="962" w:type="dxa"/>
-            <w:tcBorders>
-              <w:top w:val="single" w:sz="8" w:space="0" w:color="auto"/>
-              <w:bottom w:val="single" w:sz="4" w:space="0" w:color="auto"/>
-            </w:tcBorders>
-          </w:tcPr>
-          <w:p>
-            <w:pPr>
-              <w:spacing w:after="120" w:line="360" w:lineRule="auto"/>
-              <w:jc w:val="center"/>
-              <w:rPr>
-                <w:b/>
-                <w:bCs/>
-              </w:rPr>
-            </w:pPr>
+              <w:t>df</w:t>
+            </w:r>
+            <w:proofErr w:type="spellEnd"/>
             <w:r>
               <w:rPr>
                 <w:rFonts w:hint="eastAsia"/>
@@ -9768,16 +10921,29 @@
                 <w:i/>
                 <w:iCs/>
               </w:rPr>
-              <w:t>Q</w:t>
-            </w:r>
-            <w:r>
-              <w:rPr>
-                <w:rFonts w:hint="eastAsia"/>
+              <w:t>)</w:t>
+            </w:r>
+          </w:p>
+        </w:tc>
+        <w:tc>
+          <w:tcPr>
+            <w:tcW w:w="788" w:type="dxa"/>
+            <w:tcBorders>
+              <w:top w:val="single" w:sz="8" w:space="0" w:color="auto"/>
+              <w:bottom w:val="single" w:sz="4" w:space="0" w:color="auto"/>
+            </w:tcBorders>
+          </w:tcPr>
+          <w:p>
+            <w:pPr>
+              <w:spacing w:after="120" w:line="360" w:lineRule="auto"/>
+              <w:jc w:val="center"/>
+              <w:rPr>
                 <w:b/>
                 <w:bCs/>
-              </w:rPr>
-              <w:t xml:space="preserve"> (</w:t>
-            </w:r>
+                <w:i/>
+                <w:iCs/>
+              </w:rPr>
+            </w:pPr>
             <w:r>
               <w:rPr>
                 <w:rFonts w:hint="eastAsia"/>
@@ -9786,35 +10952,25 @@
                 <w:i/>
                 <w:iCs/>
               </w:rPr>
-              <w:t>df</w:t>
-            </w:r>
-            <w:r>
-              <w:rPr>
-                <w:rFonts w:hint="eastAsia"/>
+              <w:t>p</w:t>
+            </w:r>
+          </w:p>
+        </w:tc>
+        <w:tc>
+          <w:tcPr>
+            <w:tcW w:w="962" w:type="dxa"/>
+            <w:tcBorders>
+              <w:top w:val="single" w:sz="8" w:space="0" w:color="auto"/>
+              <w:bottom w:val="single" w:sz="4" w:space="0" w:color="auto"/>
+            </w:tcBorders>
+          </w:tcPr>
+          <w:p>
+            <w:pPr>
+              <w:spacing w:after="120" w:line="360" w:lineRule="auto"/>
+              <w:jc w:val="center"/>
+              <w:rPr>
                 <w:b/>
                 <w:bCs/>
-              </w:rPr>
-              <w:t>)</w:t>
-            </w:r>
-          </w:p>
-        </w:tc>
-        <w:tc>
-          <w:tcPr>
-            <w:tcW w:w="919" w:type="dxa"/>
-            <w:tcBorders>
-              <w:top w:val="single" w:sz="8" w:space="0" w:color="auto"/>
-              <w:bottom w:val="single" w:sz="4" w:space="0" w:color="auto"/>
-            </w:tcBorders>
-          </w:tcPr>
-          <w:p>
-            <w:pPr>
-              <w:spacing w:after="120" w:line="360" w:lineRule="auto"/>
-              <w:jc w:val="center"/>
-              <w:rPr>
-                <w:b/>
-                <w:bCs/>
-                <w:i/>
-                <w:iCs/>
               </w:rPr>
             </w:pPr>
             <w:r>
@@ -9825,7 +10981,7 @@
                 <w:i/>
                 <w:iCs/>
               </w:rPr>
-              <w:t xml:space="preserve">p </w:t>
+              <w:t>Q</w:t>
             </w:r>
             <w:r>
               <w:rPr>
@@ -9833,8 +10989,9 @@
                 <w:b/>
                 <w:bCs/>
               </w:rPr>
-              <w:t>(</w:t>
-            </w:r>
+              <w:t xml:space="preserve"> (</w:t>
+            </w:r>
+            <w:proofErr w:type="spellStart"/>
             <w:r>
               <w:rPr>
                 <w:rFonts w:hint="eastAsia"/>
@@ -9843,13 +11000,22 @@
                 <w:i/>
                 <w:iCs/>
               </w:rPr>
-              <w:t>Q)</w:t>
-            </w:r>
-          </w:p>
-        </w:tc>
-        <w:tc>
-          <w:tcPr>
-            <w:tcW w:w="1013" w:type="dxa"/>
+              <w:t>df</w:t>
+            </w:r>
+            <w:proofErr w:type="spellEnd"/>
+            <w:r>
+              <w:rPr>
+                <w:rFonts w:hint="eastAsia"/>
+                <w:b/>
+                <w:bCs/>
+              </w:rPr>
+              <w:t>)</w:t>
+            </w:r>
+          </w:p>
+        </w:tc>
+        <w:tc>
+          <w:tcPr>
+            <w:tcW w:w="919" w:type="dxa"/>
             <w:tcBorders>
               <w:top w:val="single" w:sz="8" w:space="0" w:color="auto"/>
               <w:bottom w:val="single" w:sz="4" w:space="0" w:color="auto"/>
@@ -9859,63 +11025,59 @@
             <w:pPr>
               <w:spacing w:after="120" w:line="360" w:lineRule="auto"/>
               <w:jc w:val="center"/>
-              <w:rPr>
-                <w:b/>
-                <w:bCs/>
-              </w:rPr>
-            </w:pPr>
-            <w:r>
               <w:rPr>
                 <w:b/>
                 <w:bCs/>
                 <w:i/>
                 <w:iCs/>
               </w:rPr>
-              <w:t>I</w:t>
-            </w:r>
-            <w:r>
-              <w:rPr>
-                <w:b/>
-                <w:bCs/>
-              </w:rPr>
-              <w:t>²</w:t>
-            </w:r>
-            <w:r>
-              <w:rPr>
+            </w:pPr>
+            <w:r>
+              <w:rPr>
+                <w:rFonts w:hint="eastAsia"/>
                 <w:b/>
                 <w:bCs/>
                 <w:i/>
                 <w:iCs/>
               </w:rPr>
-              <w:t xml:space="preserve"> </w:t>
-            </w:r>
-            <w:r>
-              <w:rPr>
+              <w:t xml:space="preserve">p </w:t>
+            </w:r>
+            <w:r>
+              <w:rPr>
+                <w:rFonts w:hint="eastAsia"/>
                 <w:b/>
                 <w:bCs/>
               </w:rPr>
-              <w:t>[95% CI]</w:t>
-            </w:r>
-          </w:p>
-        </w:tc>
-        <w:tc>
-          <w:tcPr>
-            <w:tcW w:w="1052" w:type="dxa"/>
-            <w:tcBorders>
-              <w:top w:val="single" w:sz="8" w:space="0" w:color="auto"/>
-              <w:bottom w:val="single" w:sz="4" w:space="0" w:color="auto"/>
-            </w:tcBorders>
-          </w:tcPr>
-          <w:p>
-            <w:pPr>
-              <w:spacing w:after="120" w:line="360" w:lineRule="auto"/>
-              <w:jc w:val="center"/>
-              <w:rPr>
+              <w:t>(</w:t>
+            </w:r>
+            <w:r>
+              <w:rPr>
+                <w:rFonts w:hint="eastAsia"/>
                 <w:b/>
                 <w:bCs/>
                 <w:i/>
                 <w:iCs/>
               </w:rPr>
+              <w:t>Q)</w:t>
+            </w:r>
+          </w:p>
+        </w:tc>
+        <w:tc>
+          <w:tcPr>
+            <w:tcW w:w="1013" w:type="dxa"/>
+            <w:tcBorders>
+              <w:top w:val="single" w:sz="8" w:space="0" w:color="auto"/>
+              <w:bottom w:val="single" w:sz="4" w:space="0" w:color="auto"/>
+            </w:tcBorders>
+          </w:tcPr>
+          <w:p>
+            <w:pPr>
+              <w:spacing w:after="120" w:line="360" w:lineRule="auto"/>
+              <w:jc w:val="center"/>
+              <w:rPr>
+                <w:b/>
+                <w:bCs/>
+              </w:rPr>
             </w:pPr>
             <w:r>
               <w:rPr>
@@ -9924,6 +11086,59 @@
                 <w:i/>
                 <w:iCs/>
               </w:rPr>
+              <w:t>I</w:t>
+            </w:r>
+            <w:r>
+              <w:rPr>
+                <w:b/>
+                <w:bCs/>
+              </w:rPr>
+              <w:t>²</w:t>
+            </w:r>
+            <w:r>
+              <w:rPr>
+                <w:b/>
+                <w:bCs/>
+                <w:i/>
+                <w:iCs/>
+              </w:rPr>
+              <w:t xml:space="preserve"> </w:t>
+            </w:r>
+            <w:r>
+              <w:rPr>
+                <w:b/>
+                <w:bCs/>
+              </w:rPr>
+              <w:t>[95% CI]</w:t>
+            </w:r>
+          </w:p>
+        </w:tc>
+        <w:tc>
+          <w:tcPr>
+            <w:tcW w:w="1052" w:type="dxa"/>
+            <w:tcBorders>
+              <w:top w:val="single" w:sz="8" w:space="0" w:color="auto"/>
+              <w:bottom w:val="single" w:sz="4" w:space="0" w:color="auto"/>
+            </w:tcBorders>
+          </w:tcPr>
+          <w:p>
+            <w:pPr>
+              <w:spacing w:after="120" w:line="360" w:lineRule="auto"/>
+              <w:jc w:val="center"/>
+              <w:rPr>
+                <w:b/>
+                <w:bCs/>
+                <w:i/>
+                <w:iCs/>
+              </w:rPr>
+            </w:pPr>
+            <w:r>
+              <w:rPr>
+                <w:b/>
+                <w:bCs/>
+                <w:i/>
+                <w:iCs/>
+              </w:rPr>
               <w:t>τ</w:t>
             </w:r>
             <w:r>
@@ -10322,7 +11537,7 @@
               <w:spacing w:after="120" w:line="360" w:lineRule="auto"/>
               <w:jc w:val="center"/>
             </w:pPr>
-            <w:bookmarkStart w:id="32" w:name="OLE_LINK31"/>
+            <w:bookmarkStart w:id="33" w:name="OLE_LINK31"/>
             <w:r>
               <w:rPr>
                 <w:rFonts w:hint="eastAsia"/>
@@ -10372,7 +11587,7 @@
               </w:rPr>
               <w:t>]</w:t>
             </w:r>
-            <w:bookmarkEnd w:id="32"/>
+            <w:bookmarkEnd w:id="33"/>
           </w:p>
         </w:tc>
         <w:tc>
@@ -10906,7 +12121,7 @@
         </w:rPr>
         <w:t>Note.</w:t>
       </w:r>
-      <w:bookmarkEnd w:id="30"/>
+      <w:bookmarkEnd w:id="31"/>
       <w:r>
         <w:rPr>
           <w:rFonts w:hint="eastAsia"/>
@@ -10949,7 +12164,7 @@
           <w:rFonts w:eastAsiaTheme="minorEastAsia"/>
         </w:rPr>
       </w:pPr>
-      <w:bookmarkStart w:id="33" w:name="OLE_LINK35"/>
+      <w:bookmarkStart w:id="34" w:name="OLE_LINK35"/>
       <w:r>
         <w:rPr>
           <w:rFonts w:eastAsiaTheme="minorEastAsia"/>
@@ -10975,7 +12190,7 @@
         <w:t>Confirmatory subgroup analyses</w:t>
       </w:r>
     </w:p>
-    <w:bookmarkEnd w:id="33"/>
+    <w:bookmarkEnd w:id="34"/>
     <w:p>
       <w:pPr>
         <w:pStyle w:val="4"/>
@@ -10990,13 +12205,14 @@
         <w:ind w:firstLine="360"/>
         <w:jc w:val="both"/>
       </w:pPr>
-      <w:bookmarkStart w:id="34" w:name="OLE_LINK39"/>
+      <w:bookmarkStart w:id="35" w:name="OLE_LINK39"/>
       <w:r>
         <w:t>Of the 14 studies, seven employed passive control conditions (waitlist, treatment-as-usual, or assessment-only) and seven employed minimally active control conditions (attention or information-only).</w:t>
       </w:r>
       <w:r>
         <w:t xml:space="preserve"> This classification was based on the degree of activeness of the control condition. The Q-between test indicated no statistically significant difference between the two pooled subgroups, </w:t>
       </w:r>
+      <w:proofErr w:type="gramStart"/>
       <w:r>
         <w:rPr>
           <w:i/>
@@ -11005,7 +12221,11 @@
         <w:t>Q</w:t>
       </w:r>
       <w:r>
-        <w:t xml:space="preserve">(1) = 0.46, </w:t>
+        <w:t>(</w:t>
+      </w:r>
+      <w:proofErr w:type="gramEnd"/>
+      <w:r>
+        <w:t xml:space="preserve">1) = 0.46, </w:t>
       </w:r>
       <w:r>
         <w:rPr>
@@ -11024,8 +12244,8 @@
         <w:ind w:firstLine="360"/>
         <w:jc w:val="both"/>
       </w:pPr>
-      <w:bookmarkStart w:id="35" w:name="OLE_LINK40"/>
-      <w:bookmarkEnd w:id="34"/>
+      <w:bookmarkStart w:id="36" w:name="OLE_LINK40"/>
+      <w:bookmarkEnd w:id="35"/>
       <w:r>
         <w:t xml:space="preserve">In the passive control subgroup, the pooled effect was Hedges’ </w:t>
       </w:r>
@@ -11078,7 +12298,7 @@
       <w:r>
         <w:t xml:space="preserve"> = .019, with the confidence interval excluding zero. However, these within-subgroup significance patterns should not be interpreted as evidence that the two subgroups differ significantly, because the formal between-subgroup comparison was non-significant.</w:t>
       </w:r>
-      <w:bookmarkEnd w:id="35"/>
+      <w:bookmarkEnd w:id="36"/>
     </w:p>
     <w:p>
       <w:pPr>
@@ -11155,6 +12375,7 @@
       <w:r>
         <w:t xml:space="preserve">en studies fell into the Low stratum, reflecting mild or mild-to-moderate baseline depression, and four into the High stratum, reflecting moderate or severe baseline depression. The test for subgroup differences showed no statistically significant difference between the two pooled subgroup effects, </w:t>
       </w:r>
+      <w:proofErr w:type="gramStart"/>
       <w:r>
         <w:rPr>
           <w:i/>
@@ -11163,7 +12384,11 @@
         <w:t>Q</w:t>
       </w:r>
       <w:r>
-        <w:t xml:space="preserve">(1) = 0.00, </w:t>
+        <w:t>(</w:t>
+      </w:r>
+      <w:proofErr w:type="gramEnd"/>
+      <w:r>
+        <w:t xml:space="preserve">1) = 0.00, </w:t>
       </w:r>
       <w:r>
         <w:rPr>
@@ -11185,7 +12410,7 @@
       <w:r>
         <w:t xml:space="preserve"> In the Low stratum,</w:t>
       </w:r>
-      <w:bookmarkStart w:id="36" w:name="OLE_LINK43"/>
+      <w:bookmarkStart w:id="37" w:name="OLE_LINK43"/>
       <w:r>
         <w:t xml:space="preserve"> the pooled Hedges’ g was 0.27, 95% CI [0.05, 0.49], </w:t>
       </w:r>
@@ -11199,7 +12424,7 @@
       <w:r>
         <w:t xml:space="preserve"> = .02</w:t>
       </w:r>
-      <w:bookmarkEnd w:id="36"/>
+      <w:bookmarkEnd w:id="37"/>
       <w:r>
         <w:t xml:space="preserve">0, with the confidence interval excluding zero. In the High stratum, the pooled Hedges’ </w:t>
       </w:r>
@@ -11298,7 +12523,15 @@
         <w:t xml:space="preserve">or </w:t>
       </w:r>
       <w:r>
-        <w:t>human encouragement during the intervention period (see Section 3.8.3). Four trials (Ackerson et al., 1998; Fleming et al., 2012; Ip et al., 2016; Rohde et al., 2015) included such contact, whereas ten trials relied solely on automated or technical support, or no non-therapeutic support at all. The Q-between test indicated no statistically significant difference between the two pooled subgroup effects, Q(1) = 0.32, p = .570 (Table 5).</w:t>
+        <w:t xml:space="preserve">human encouragement during the intervention period (see Section 3.8.3). Four trials (Ackerson et al., 1998; Fleming et al., 2012; Ip et al., 2016; Rohde et al., 2015) included such contact, whereas ten trials relied solely on automated or technical support, or no non-therapeutic support at all. The Q-between test indicated no statistically significant difference between the two pooled subgroup effects, </w:t>
+      </w:r>
+      <w:proofErr w:type="gramStart"/>
+      <w:r>
+        <w:t>Q(</w:t>
+      </w:r>
+      <w:proofErr w:type="gramEnd"/>
+      <w:r>
+        <w:t>1) = 0.32, p = .570 (Table 5).</w:t>
       </w:r>
     </w:p>
     <w:p>
@@ -11400,7 +12633,21 @@
         <w:rPr>
           <w:rFonts w:hint="eastAsia"/>
         </w:rPr>
-        <w:t xml:space="preserve"> it is also the only component whose effect size was significant amony absent and present groups.</w:t>
+        <w:t xml:space="preserve"> it is also the only component whose effect size was significant </w:t>
+      </w:r>
+      <w:proofErr w:type="spellStart"/>
+      <w:r>
+        <w:rPr>
+          <w:rFonts w:hint="eastAsia"/>
+        </w:rPr>
+        <w:t>amony</w:t>
+      </w:r>
+      <w:proofErr w:type="spellEnd"/>
+      <w:r>
+        <w:rPr>
+          <w:rFonts w:hint="eastAsia"/>
+        </w:rPr>
+        <w:t xml:space="preserve"> absent and present groups.</w:t>
       </w:r>
       <w:r>
         <w:rPr>
@@ -11428,6 +12675,7 @@
         <w:t>Within-subgroup heterogeneity remained moderate to substantial across all three component contrasts (I² = 41–74%; Table 4), and stratifying by component presence did not appreciably reduce overall heterogeneity (residual τ² ≈ .058–.068, comparable to the overall τ² of .055). This indicates that the presence or absence of any single component does not account for the between-study variability observed in the main analysis.</w:t>
       </w:r>
     </w:p>
+    <w:bookmarkEnd w:id="9"/>
     <w:p>
       <w:pPr>
         <w:rPr>
@@ -11547,7 +12795,7 @@
                 <w:color w:val="000000"/>
               </w:rPr>
             </w:pPr>
-            <w:bookmarkStart w:id="37" w:name="OLE_LINK38"/>
+            <w:bookmarkStart w:id="38" w:name="OLE_LINK38"/>
             <w:r>
               <w:rPr>
                 <w:rFonts w:eastAsia="DengXian"/>
@@ -14700,7 +15948,7 @@
           </w:p>
         </w:tc>
       </w:tr>
-      <w:bookmarkEnd w:id="37"/>
+      <w:bookmarkEnd w:id="38"/>
     </w:tbl>
     <w:p/>
     <w:p>
@@ -14712,7 +15960,15 @@
         <w:t>Note</w:t>
       </w:r>
       <w:r>
-        <w:t>. k = number of studies; g = Hedges' g; CI = confidence interval; I² = proportion of total variance attributable to between-study heterogeneity. Pooled estimates were computed using a random-effects model with restricted maximum-likelihood (REML) estimator and Hartung-Knapp adjustment. Within each subgroup analysis, a common between-study variance (τ²) was assumed across the two subgroup levels via the tau.common = TRUE option, consistent with the recommendation that subgroup-specific τ² estimates are u</w:t>
+        <w:t xml:space="preserve">. k = number of studies; g = Hedges' g; CI = confidence interval; I² = proportion of total variance attributable to between-study heterogeneity. Pooled estimates were computed using a random-effects model with restricted maximum-likelihood (REML) estimator and Hartung-Knapp adjustment. Within each subgroup analysis, a common between-study variance (τ²) was assumed across the two subgroup levels via the </w:t>
+      </w:r>
+      <w:proofErr w:type="spellStart"/>
+      <w:r>
+        <w:t>tau.common</w:t>
+      </w:r>
+      <w:proofErr w:type="spellEnd"/>
+      <w:r>
+        <w:t xml:space="preserve"> = TRUE option, consistent with the recommendation that subgroup-specific τ² estimates are u</w:t>
       </w:r>
       <w:r>
         <w:rPr>
@@ -14754,7 +16010,21 @@
         <w:rPr>
           <w:rFonts w:hint="eastAsia"/>
         </w:rPr>
-        <w:t xml:space="preserve"> 95% confidence intervals were computed via the Q-profile method (Viechtbauer, 2007). Confirmatory subgroup a</w:t>
+        <w:t xml:space="preserve"> 95% confidence intervals were computed via the Q-profile method (</w:t>
+      </w:r>
+      <w:proofErr w:type="spellStart"/>
+      <w:r>
+        <w:rPr>
+          <w:rFonts w:hint="eastAsia"/>
+        </w:rPr>
+        <w:t>Viechtbauer</w:t>
+      </w:r>
+      <w:proofErr w:type="spellEnd"/>
+      <w:r>
+        <w:rPr>
+          <w:rFonts w:hint="eastAsia"/>
+        </w:rPr>
+        <w:t>, 2007). Confirmatory subgroup a</w:t>
       </w:r>
       <w:r>
         <w:t>nalyses were pre-specified as primary tests in Section 3.8.3; exploratory analyses were pre-specified as hypothesis-generating. Bohr et al. (2023) was excluded from the main analysis (see Section 4.2.1); a sensitivity analysis including this study is reported in Section 4.6.</w:t>
@@ -14781,360 +16051,114 @@
       <w:pPr>
         <w:pStyle w:val="3"/>
         <w:rPr>
+          <w:rFonts w:eastAsiaTheme="minorEastAsia" w:hint="eastAsia"/>
+        </w:rPr>
+      </w:pPr>
+      <w:r>
+        <w:rPr>
           <w:rFonts w:eastAsiaTheme="minorEastAsia"/>
         </w:rPr>
-      </w:pPr>
+        <w:t xml:space="preserve">4.5.3 </w:t>
+      </w:r>
+      <w:r>
+        <w:rPr>
+          <w:rFonts w:eastAsiaTheme="minorEastAsia" w:hint="eastAsia"/>
+        </w:rPr>
+        <w:t>M</w:t>
+      </w:r>
       <w:r>
         <w:rPr>
           <w:rFonts w:eastAsiaTheme="minorEastAsia"/>
         </w:rPr>
-        <w:t xml:space="preserve">4.5.3 </w:t>
+        <w:t>eta-</w:t>
       </w:r>
       <w:r>
         <w:rPr>
           <w:rFonts w:eastAsiaTheme="minorEastAsia" w:hint="eastAsia"/>
         </w:rPr>
-        <w:t>Pre-specified e</w:t>
+        <w:t>R</w:t>
+      </w:r>
+      <w:r>
+        <w:rPr>
+          <w:rFonts w:eastAsiaTheme="minorEastAsia"/>
+        </w:rPr>
+        <w:t xml:space="preserve">egression: </w:t>
+      </w:r>
+      <w:r>
+        <w:t>CB</w:t>
       </w:r>
       <w:r>
         <w:rPr>
           <w:rFonts w:eastAsiaTheme="minorEastAsia" w:hint="eastAsia"/>
         </w:rPr>
-        <w:t>xploratory m</w:t>
-      </w:r>
-      <w:r>
-        <w:rPr>
-          <w:rFonts w:eastAsiaTheme="minorEastAsia"/>
-        </w:rPr>
-        <w:t xml:space="preserve">eta-regression: </w:t>
-      </w:r>
-    </w:p>
-    <w:p>
-      <w:r>
-        <w:t>4.5.3.1 CBT Component Count</w:t>
-      </w:r>
-    </w:p>
-    <w:p>
-      <w:pPr>
-        <w:pStyle w:val="3"/>
-        <w:rPr>
-          <w:rFonts w:eastAsiaTheme="minorEastAsia"/>
-        </w:rPr>
-      </w:pPr>
-      <w:bookmarkStart w:id="38" w:name="OLE_LINK36"/>
-      <w:r>
-        <w:t>4.5.</w:t>
+        <w:t>T C</w:t>
+      </w:r>
+      <w:r>
+        <w:t xml:space="preserve">omponent </w:t>
       </w:r>
       <w:r>
         <w:rPr>
           <w:rFonts w:eastAsiaTheme="minorEastAsia" w:hint="eastAsia"/>
         </w:rPr>
-        <w:t>4</w:t>
-      </w:r>
-      <w:r>
-        <w:t xml:space="preserve"> Post-hoc Meta-Regression</w:t>
-      </w:r>
-      <w:bookmarkEnd w:id="38"/>
-    </w:p>
-    <w:p>
-      <w:pPr>
-        <w:pStyle w:val="3"/>
-        <w:rPr>
-          <w:rFonts w:eastAsiaTheme="minorEastAsia"/>
-          <w:b w:val="0"/>
-          <w:bCs w:val="0"/>
-          <w:sz w:val="22"/>
-          <w:szCs w:val="22"/>
-        </w:rPr>
-      </w:pPr>
-      <w:r>
-        <w:rPr>
-          <w:rFonts w:eastAsiaTheme="minorEastAsia"/>
-          <w:b w:val="0"/>
-          <w:bCs w:val="0"/>
-          <w:sz w:val="22"/>
-          <w:szCs w:val="22"/>
-        </w:rPr>
-        <w:t>4.5.</w:t>
-      </w:r>
-      <w:r>
-        <w:rPr>
-          <w:rFonts w:eastAsiaTheme="minorEastAsia" w:hint="eastAsia"/>
-          <w:b w:val="0"/>
-          <w:bCs w:val="0"/>
-          <w:sz w:val="22"/>
-          <w:szCs w:val="22"/>
-        </w:rPr>
-        <w:t>4</w:t>
-      </w:r>
-      <w:r>
-        <w:rPr>
-          <w:rFonts w:eastAsiaTheme="minorEastAsia"/>
-          <w:b w:val="0"/>
-          <w:bCs w:val="0"/>
-          <w:sz w:val="22"/>
-          <w:szCs w:val="22"/>
-        </w:rPr>
-        <w:t>.1 Publication Year</w:t>
-      </w:r>
-    </w:p>
-    <w:p>
-      <w:r>
+        <w:t>C</w:t>
+      </w:r>
+      <w:r>
+        <w:t>ount</w:t>
+      </w:r>
+    </w:p>
+    <w:p>
+      <w:pPr>
         <w:rPr>
           <w:rFonts w:hint="eastAsia"/>
         </w:rPr>
-        <w:t>4.5.</w:t>
-      </w:r>
-      <w:r>
-        <w:rPr>
-          <w:rFonts w:hint="eastAsia"/>
-        </w:rPr>
-        <w:t>4</w:t>
-      </w:r>
-      <w:r>
-        <w:rPr>
-          <w:rFonts w:hint="eastAsia"/>
-        </w:rPr>
-        <w:t>.2</w:t>
-      </w:r>
-      <w:r>
-        <w:rPr>
-          <w:rFonts w:hint="eastAsia"/>
-        </w:rPr>
-        <w:t xml:space="preserve"> Sample Size</w:t>
-      </w:r>
-    </w:p>
-    <w:p>
-      <w:pPr>
-        <w:pStyle w:val="3"/>
-        <w:rPr>
-          <w:rFonts w:eastAsiaTheme="minorEastAsia"/>
-        </w:rPr>
-      </w:pPr>
-      <w:r>
-        <w:t>4.5.5 Descriptive moderator summary</w:t>
-      </w:r>
-    </w:p>
-    <w:p>
-      <w:r>
-        <w:t xml:space="preserve">[1 </w:t>
-      </w:r>
-      <w:r>
-        <w:t>段，覆盖</w:t>
-      </w:r>
-      <w:r>
-        <w:t xml:space="preserve"> age group / delivery modality / full component config / dose </w:t>
-      </w:r>
-      <w:r>
-        <w:t>指向</w:t>
-      </w:r>
-      <w:r>
-        <w:t xml:space="preserve"> Section 4.2 </w:t>
-      </w:r>
-      <w:r>
-        <w:t>和</w:t>
-      </w:r>
-      <w:r>
-        <w:t xml:space="preserve"> 5.3</w:t>
-      </w:r>
-      <w:r>
-        <w:t>，不分子节</w:t>
-      </w:r>
-      <w:r>
-        <w:t>]</w:t>
-      </w:r>
-    </w:p>
-    <w:p>
-      <w:pPr>
-        <w:pStyle w:val="2"/>
-      </w:pPr>
-      <w:r>
-        <w:t>4.</w:t>
-      </w:r>
-      <w:r>
-        <w:rPr>
-          <w:rFonts w:eastAsiaTheme="minorEastAsia" w:hint="eastAsia"/>
-        </w:rPr>
-        <w:t>6</w:t>
-      </w:r>
-      <w:r>
-        <w:t>. Sensitivity</w:t>
-      </w:r>
-      <w:r>
-        <w:t xml:space="preserve"> and Robustness</w:t>
-      </w:r>
-      <w:r>
-        <w:t xml:space="preserve"> Analyses</w:t>
-      </w:r>
-    </w:p>
-    <w:p>
-      <w:pPr>
-        <w:pStyle w:val="3"/>
-        <w:rPr>
-          <w:rFonts w:eastAsiaTheme="minorEastAsia"/>
-        </w:rPr>
-      </w:pPr>
-      <w:bookmarkStart w:id="39" w:name="OLE_LINK10"/>
-      <w:r>
-        <w:rPr>
-          <w:rFonts w:eastAsiaTheme="minorEastAsia"/>
-        </w:rPr>
-        <w:t>4.</w:t>
-      </w:r>
-      <w:r>
-        <w:rPr>
-          <w:rFonts w:eastAsiaTheme="minorEastAsia" w:hint="eastAsia"/>
-        </w:rPr>
-        <w:t>6</w:t>
-      </w:r>
-      <w:r>
-        <w:rPr>
-          <w:rFonts w:eastAsiaTheme="minorEastAsia"/>
-        </w:rPr>
-        <w:t>.1 Outlier detection</w:t>
-      </w:r>
-    </w:p>
-    <w:p>
-      <w:pPr>
-        <w:pStyle w:val="3"/>
-        <w:rPr>
-          <w:rFonts w:eastAsiaTheme="minorEastAsia"/>
-        </w:rPr>
-      </w:pPr>
-      <w:r>
-        <w:rPr>
-          <w:rFonts w:eastAsiaTheme="minorEastAsia"/>
-        </w:rPr>
-        <w:t>4.</w:t>
-      </w:r>
-      <w:r>
-        <w:rPr>
-          <w:rFonts w:eastAsiaTheme="minorEastAsia" w:hint="eastAsia"/>
-        </w:rPr>
-        <w:t>6</w:t>
-      </w:r>
-      <w:r>
-        <w:rPr>
-          <w:rFonts w:eastAsiaTheme="minorEastAsia"/>
-        </w:rPr>
-        <w:t>.2 Leave-one-out influence analysis</w:t>
-      </w:r>
-      <w:bookmarkEnd w:id="39"/>
-    </w:p>
-    <w:p>
-      <w:r>
-        <w:t>[</w:t>
-      </w:r>
-      <w:r>
-        <w:t>处理</w:t>
-      </w:r>
-      <w:r>
-        <w:t xml:space="preserve"> Rohde K-SADS composite </w:t>
-      </w:r>
-      <w:r>
-        <w:t>的关切</w:t>
-      </w:r>
-      <w:r>
-        <w:t>]</w:t>
-      </w:r>
-    </w:p>
-    <w:p>
-      <w:pPr>
-        <w:pStyle w:val="3"/>
-        <w:rPr>
-          <w:rFonts w:eastAsiaTheme="minorEastAsia"/>
-        </w:rPr>
-      </w:pPr>
-      <w:r>
-        <w:rPr>
-          <w:rFonts w:eastAsiaTheme="minorEastAsia"/>
-        </w:rPr>
-        <w:t>4.</w:t>
-      </w:r>
-      <w:r>
-        <w:rPr>
-          <w:rFonts w:eastAsiaTheme="minorEastAsia" w:hint="eastAsia"/>
-        </w:rPr>
-        <w:t>6</w:t>
-      </w:r>
-      <w:r>
-        <w:rPr>
-          <w:rFonts w:eastAsiaTheme="minorEastAsia"/>
-        </w:rPr>
-        <w:t>.3 Planned sensitivity analyses</w:t>
-      </w:r>
-    </w:p>
-    <w:p>
-      <w:r>
-        <w:t>4.6.3.1 Peer-Reviewed Journal Articles Only</w:t>
-      </w:r>
-      <w:r>
-        <w:br/>
-        <w:t>4.6.3.2 Clinically Restricted Subset</w:t>
-      </w:r>
-      <w:r>
-        <w:br/>
-        <w:t xml:space="preserve">4.6.3.3 </w:t>
-      </w:r>
-      <w:r>
-        <w:t>Depression as primary target</w:t>
-      </w:r>
-      <w:r>
-        <w:br/>
-        <w:t>4.6.3.4 Excluding Minimal-Intensity Programs</w:t>
-      </w:r>
-    </w:p>
-    <w:p>
-      <w:r>
-        <w:t>4.6.3.5 Effect-size format sensitivity (endpoint-only)</w:t>
-      </w:r>
-      <w:r>
-        <w:br/>
-        <w:t xml:space="preserve">4.6.3.5 </w:t>
-      </w:r>
-      <w:r>
-        <w:t>Cluster-RCT inclusion (Bohr 2023, uncorrected)</w:t>
-      </w:r>
-    </w:p>
-    <w:p>
-      <w:pPr>
-        <w:pStyle w:val="2"/>
-        <w:rPr>
-          <w:rFonts w:eastAsiaTheme="minorEastAsia"/>
-        </w:rPr>
-      </w:pPr>
-      <w:r>
-        <w:lastRenderedPageBreak/>
-        <w:t>4.</w:t>
-      </w:r>
-      <w:r>
-        <w:rPr>
-          <w:rFonts w:eastAsiaTheme="minorEastAsia" w:hint="eastAsia"/>
-        </w:rPr>
-        <w:t>7</w:t>
-      </w:r>
-      <w:r>
-        <w:t>. Publication Bias</w:t>
-      </w:r>
+      </w:pPr>
     </w:p>
     <w:p>
       <w:pPr>
         <w:spacing w:after="120" w:line="360" w:lineRule="auto"/>
         <w:ind w:firstLine="360"/>
         <w:jc w:val="both"/>
-      </w:pPr>
-      <w:r>
-        <w:t>A contour-enhanced funnel plot was constructed to assess potential small-study effects at post-intervention (Figure X). Visual inspection suggested some asymmetry: the more precise studies clustered around the pooled estimate, whereas the least precise trials, particularly Fleming (2012), Ackerson (1998), and Stasiak (2014), were located on the positive side of the plot, with no clearly comparable small-sample studies on the negative side. The contour shading indicated that the corresponding mirror region on the left would fall mainly within the non-significant zone (</w:t>
-      </w:r>
-      <w:r>
-        <w:rPr>
-          <w:i/>
-          <w:iCs/>
-        </w:rPr>
-        <w:t>p</w:t>
-      </w:r>
-      <w:r>
-        <w:t xml:space="preserve"> &gt; .10). If studies were missing from this region, such a pattern would be consistent with selective non-publication of small, non-significant trials, although alternative explanations such as heterogeneity or methodological differences could not be ruled out.</w:t>
+        <w:rPr>
+          <w:rFonts w:hint="eastAsia"/>
+        </w:rPr>
+      </w:pPr>
+      <w:r>
+        <w:rPr>
+          <w:rFonts w:hint="eastAsia"/>
+        </w:rPr>
+        <w:t xml:space="preserve">Following the component-wise </w:t>
+      </w:r>
+      <w:r>
+        <w:t>subgrou</w:t>
+      </w:r>
+      <w:r>
+        <w:rPr>
+          <w:rFonts w:hint="eastAsia"/>
+        </w:rPr>
+        <w:t xml:space="preserve">p analyses </w:t>
+      </w:r>
+      <w:proofErr w:type="gramStart"/>
+      <w:r>
+        <w:rPr>
+          <w:rFonts w:hint="eastAsia"/>
+        </w:rPr>
+        <w:t>in  Section</w:t>
+      </w:r>
+      <w:proofErr w:type="gramEnd"/>
+      <w:r>
+        <w:rPr>
+          <w:rFonts w:hint="eastAsia"/>
+        </w:rPr>
+        <w:t xml:space="preserve"> 4.5.2.2, a meta-regression was conducted to examine </w:t>
+      </w:r>
+      <w:r>
+        <w:t>whether</w:t>
+      </w:r>
+      <w:r>
+        <w:rPr>
+          <w:rFonts w:hint="eastAsia"/>
+        </w:rPr>
+        <w:t xml:space="preserve"> the number of CBT components was associated with effect size, using the same random-effects model (REML estimator, Harting-Knapp adjustment) as the main analysis.</w:t>
       </w:r>
     </w:p>
     <w:p>
@@ -15142,39 +16166,905 @@
         <w:spacing w:after="120" w:line="360" w:lineRule="auto"/>
         <w:ind w:firstLine="360"/>
         <w:jc w:val="both"/>
-      </w:pPr>
-      <w:r>
-        <w:t xml:space="preserve">Egger’s regression test indicated a non-significant trend toward funnel plot asymmetry, </w:t>
-      </w:r>
-      <w:r>
+        <w:rPr>
+          <w:rFonts w:hint="eastAsia"/>
+        </w:rPr>
+      </w:pPr>
+      <w:r>
+        <w:t>The regression slope was β = 0.070 (SE = 0.057, 95% CI [−0.055, 0.195], p = .246), indicating that effect size was estimated to increase by 0.070 in Hedges' g for each additional component.</w:t>
+      </w:r>
+      <w:r>
+        <w:rPr>
+          <w:rFonts w:hint="eastAsia"/>
+        </w:rPr>
+        <w:t xml:space="preserve"> </w:t>
+      </w:r>
+      <w:r>
+        <w:t>However, the confidence interval crossed zero and the test of the moderator was non-significant, providing no statistical evidence that the number of components influenced the effect size.</w:t>
+      </w:r>
+    </w:p>
+    <w:p>
+      <w:pPr>
+        <w:spacing w:after="120" w:line="360" w:lineRule="auto"/>
+        <w:ind w:firstLine="360"/>
+        <w:jc w:val="both"/>
+      </w:pPr>
+      <w:r>
+        <w:t xml:space="preserve">Consistent with this, the predictor accounted for essentially none of the between-study heterogeneity (R² = 0.0%), and the residual heterogeneity (τ² = 0.0589) was marginally higher than the overall τ² of the main analysis (0.055). This indicates that the number of CBT components did not explain the between-study variability observed at post-intervention. </w:t>
+      </w:r>
+    </w:p>
+    <w:p>
+      <w:pPr>
+        <w:spacing w:after="120" w:line="360" w:lineRule="auto"/>
+        <w:ind w:firstLine="360"/>
+        <w:jc w:val="both"/>
+      </w:pPr>
+    </w:p>
+    <w:p>
+      <w:pPr>
+        <w:spacing w:after="120" w:line="360" w:lineRule="auto"/>
+        <w:ind w:firstLine="360"/>
+        <w:jc w:val="both"/>
+      </w:pPr>
+    </w:p>
+    <w:p>
+      <w:pPr>
+        <w:spacing w:after="120" w:line="360" w:lineRule="auto"/>
+        <w:ind w:firstLine="360"/>
+        <w:jc w:val="both"/>
+      </w:pPr>
+    </w:p>
+    <w:p>
+      <w:pPr>
+        <w:spacing w:after="120" w:line="360" w:lineRule="auto"/>
+        <w:ind w:firstLine="360"/>
+        <w:jc w:val="both"/>
+      </w:pPr>
+    </w:p>
+    <w:p>
+      <w:pPr>
+        <w:spacing w:after="120" w:line="360" w:lineRule="auto"/>
+        <w:ind w:firstLine="360"/>
+        <w:jc w:val="both"/>
+      </w:pPr>
+    </w:p>
+    <w:p>
+      <w:pPr>
+        <w:spacing w:after="120" w:line="360" w:lineRule="auto"/>
+        <w:ind w:firstLine="360"/>
+        <w:jc w:val="both"/>
+        <w:rPr>
+          <w:rFonts w:hint="eastAsia"/>
+        </w:rPr>
+      </w:pPr>
+    </w:p>
+    <w:p>
+      <w:pPr>
+        <w:spacing w:after="120" w:line="360" w:lineRule="auto"/>
+        <w:ind w:firstLine="360"/>
+        <w:jc w:val="both"/>
+        <w:rPr>
+          <w:rFonts w:hint="eastAsia"/>
+        </w:rPr>
+      </w:pPr>
+    </w:p>
+    <w:p>
+      <w:pPr>
+        <w:rPr>
+          <w:rFonts w:hint="eastAsia"/>
+          <w:b/>
+          <w:bCs/>
+        </w:rPr>
+      </w:pPr>
+      <w:r>
+        <w:rPr>
+          <w:rFonts w:hint="eastAsia"/>
+          <w:b/>
+          <w:bCs/>
+        </w:rPr>
+        <w:lastRenderedPageBreak/>
+        <w:t xml:space="preserve">Table 5. </w:t>
+      </w:r>
+      <w:r>
+        <w:rPr>
+          <w:b/>
+          <w:bCs/>
+        </w:rPr>
+        <w:t>Meta-Regression of Effect Size on Number of CBT Components at Post-Intervention</w:t>
+      </w:r>
+    </w:p>
+    <w:p/>
+    <w:tbl>
+      <w:tblPr>
+        <w:tblStyle w:val="af1"/>
+        <w:tblW w:w="0" w:type="auto"/>
+        <w:tblBorders>
+          <w:top w:val="single" w:sz="8" w:space="0" w:color="auto"/>
+          <w:left w:val="none" w:sz="0" w:space="0" w:color="auto"/>
+          <w:bottom w:val="single" w:sz="8" w:space="0" w:color="auto"/>
+          <w:right w:val="none" w:sz="0" w:space="0" w:color="auto"/>
+          <w:insideV w:val="none" w:sz="0" w:space="0" w:color="auto"/>
+        </w:tblBorders>
+        <w:tblLook w:val="04A0" w:firstRow="1" w:lastRow="0" w:firstColumn="1" w:lastColumn="0" w:noHBand="0" w:noVBand="1"/>
+      </w:tblPr>
+      <w:tblGrid>
+        <w:gridCol w:w="1662"/>
+        <w:gridCol w:w="619"/>
+        <w:gridCol w:w="711"/>
+        <w:gridCol w:w="711"/>
+        <w:gridCol w:w="2293"/>
+        <w:gridCol w:w="1100"/>
+        <w:gridCol w:w="1017"/>
+        <w:gridCol w:w="1247"/>
+      </w:tblGrid>
+      <w:tr>
+        <w:trPr>
+          <w:trHeight w:hRule="exact" w:val="720"/>
+        </w:trPr>
+        <w:tc>
+          <w:tcPr>
+            <w:tcW w:w="1662" w:type="dxa"/>
+            <w:vAlign w:val="center"/>
+          </w:tcPr>
+          <w:p>
+            <w:pPr>
+              <w:jc w:val="center"/>
+              <w:rPr>
+                <w:rFonts w:hint="eastAsia"/>
+                <w:b/>
+                <w:bCs/>
+              </w:rPr>
+            </w:pPr>
+            <w:r>
+              <w:rPr>
+                <w:rFonts w:hint="eastAsia"/>
+                <w:b/>
+                <w:bCs/>
+              </w:rPr>
+              <w:t>Predictor</w:t>
+            </w:r>
+          </w:p>
+        </w:tc>
+        <w:tc>
+          <w:tcPr>
+            <w:tcW w:w="619" w:type="dxa"/>
+            <w:vAlign w:val="center"/>
+          </w:tcPr>
+          <w:p>
+            <w:pPr>
+              <w:jc w:val="center"/>
+              <w:rPr>
+                <w:b/>
+                <w:bCs/>
+                <w:i/>
+                <w:iCs/>
+              </w:rPr>
+            </w:pPr>
+            <w:r>
+              <w:rPr>
+                <w:rFonts w:hint="eastAsia"/>
+                <w:b/>
+                <w:bCs/>
+                <w:i/>
+                <w:iCs/>
+              </w:rPr>
+              <w:t>k</w:t>
+            </w:r>
+          </w:p>
+        </w:tc>
+        <w:tc>
+          <w:tcPr>
+            <w:tcW w:w="711" w:type="dxa"/>
+            <w:vAlign w:val="center"/>
+          </w:tcPr>
+          <w:p>
+            <w:pPr>
+              <w:jc w:val="center"/>
+              <w:rPr>
+                <w:rFonts w:hint="eastAsia"/>
+                <w:b/>
+                <w:bCs/>
+                <w:i/>
+                <w:iCs/>
+              </w:rPr>
+            </w:pPr>
+            <w:r>
+              <w:rPr>
+                <w:b/>
+                <w:bCs/>
+                <w:i/>
+                <w:iCs/>
+              </w:rPr>
+              <w:t>β</w:t>
+            </w:r>
+          </w:p>
+        </w:tc>
+        <w:tc>
+          <w:tcPr>
+            <w:tcW w:w="711" w:type="dxa"/>
+            <w:vAlign w:val="center"/>
+          </w:tcPr>
+          <w:p>
+            <w:pPr>
+              <w:jc w:val="center"/>
+              <w:rPr>
+                <w:rFonts w:hint="eastAsia"/>
+                <w:b/>
+                <w:bCs/>
+                <w:i/>
+                <w:iCs/>
+              </w:rPr>
+            </w:pPr>
+            <w:r>
+              <w:rPr>
+                <w:rFonts w:hint="eastAsia"/>
+                <w:b/>
+                <w:bCs/>
+                <w:i/>
+                <w:iCs/>
+              </w:rPr>
+              <w:t>SE</w:t>
+            </w:r>
+          </w:p>
+        </w:tc>
+        <w:tc>
+          <w:tcPr>
+            <w:tcW w:w="2293" w:type="dxa"/>
+            <w:vAlign w:val="center"/>
+          </w:tcPr>
+          <w:p>
+            <w:pPr>
+              <w:jc w:val="center"/>
+              <w:rPr>
+                <w:rFonts w:hint="eastAsia"/>
+                <w:b/>
+                <w:bCs/>
+              </w:rPr>
+            </w:pPr>
+            <w:r>
+              <w:rPr>
+                <w:rFonts w:hint="eastAsia"/>
+                <w:b/>
+                <w:bCs/>
+              </w:rPr>
+              <w:t>95% CI</w:t>
+            </w:r>
+          </w:p>
+        </w:tc>
+        <w:tc>
+          <w:tcPr>
+            <w:tcW w:w="1100" w:type="dxa"/>
+            <w:vAlign w:val="center"/>
+          </w:tcPr>
+          <w:p>
+            <w:pPr>
+              <w:jc w:val="center"/>
+              <w:rPr>
+                <w:b/>
+                <w:bCs/>
+                <w:i/>
+                <w:iCs/>
+              </w:rPr>
+            </w:pPr>
+            <w:r>
+              <w:rPr>
+                <w:rFonts w:hint="eastAsia"/>
+                <w:b/>
+                <w:bCs/>
+                <w:i/>
+                <w:iCs/>
+              </w:rPr>
+              <w:t>p</w:t>
+            </w:r>
+          </w:p>
+        </w:tc>
+        <w:tc>
+          <w:tcPr>
+            <w:tcW w:w="1017" w:type="dxa"/>
+            <w:vAlign w:val="center"/>
+          </w:tcPr>
+          <w:p>
+            <w:pPr>
+              <w:jc w:val="center"/>
+              <w:rPr>
+                <w:rFonts w:hint="eastAsia"/>
+                <w:b/>
+                <w:bCs/>
+              </w:rPr>
+            </w:pPr>
+            <w:r>
+              <w:rPr>
+                <w:rFonts w:hint="eastAsia"/>
+                <w:b/>
+                <w:bCs/>
+                <w:i/>
+                <w:iCs/>
+              </w:rPr>
+              <w:t>R</w:t>
+            </w:r>
+            <w:r>
+              <w:rPr>
+                <w:rFonts w:hint="eastAsia"/>
+                <w:b/>
+                <w:bCs/>
+                <w:vertAlign w:val="superscript"/>
+              </w:rPr>
+              <w:t>2</w:t>
+            </w:r>
+          </w:p>
+        </w:tc>
+        <w:tc>
+          <w:tcPr>
+            <w:tcW w:w="1247" w:type="dxa"/>
+            <w:vAlign w:val="center"/>
+          </w:tcPr>
+          <w:p>
+            <w:pPr>
+              <w:jc w:val="center"/>
+              <w:rPr>
+                <w:rFonts w:hint="eastAsia"/>
+                <w:b/>
+                <w:bCs/>
+              </w:rPr>
+            </w:pPr>
+            <w:r>
+              <w:rPr>
+                <w:rFonts w:hint="eastAsia"/>
+                <w:b/>
+                <w:bCs/>
+              </w:rPr>
+              <w:t xml:space="preserve">Residual </w:t>
+            </w:r>
+            <w:r>
+              <w:rPr>
+                <w:b/>
+                <w:bCs/>
+                <w:i/>
+                <w:iCs/>
+              </w:rPr>
+              <w:t>τ</w:t>
+            </w:r>
+            <w:r>
+              <w:rPr>
+                <w:b/>
+                <w:bCs/>
+              </w:rPr>
+              <w:t>²</w:t>
+            </w:r>
+          </w:p>
+        </w:tc>
+      </w:tr>
+      <w:tr>
+        <w:trPr>
+          <w:trHeight w:hRule="exact" w:val="716"/>
+        </w:trPr>
+        <w:tc>
+          <w:tcPr>
+            <w:tcW w:w="1662" w:type="dxa"/>
+            <w:vAlign w:val="center"/>
+          </w:tcPr>
+          <w:p>
+            <w:pPr>
+              <w:jc w:val="center"/>
+            </w:pPr>
+            <w:r>
+              <w:rPr>
+                <w:rFonts w:hint="eastAsia"/>
+              </w:rPr>
+              <w:t>Component Count (</w:t>
+            </w:r>
+            <w:proofErr w:type="spellStart"/>
+            <w:r>
+              <w:rPr>
+                <w:rFonts w:hint="eastAsia"/>
+              </w:rPr>
+              <w:t>centred</w:t>
+            </w:r>
+            <w:proofErr w:type="spellEnd"/>
+            <w:r>
+              <w:rPr>
+                <w:rFonts w:hint="eastAsia"/>
+              </w:rPr>
+              <w:t>)</w:t>
+            </w:r>
+          </w:p>
+        </w:tc>
+        <w:tc>
+          <w:tcPr>
+            <w:tcW w:w="619" w:type="dxa"/>
+            <w:vAlign w:val="center"/>
+          </w:tcPr>
+          <w:p>
+            <w:pPr>
+              <w:jc w:val="center"/>
+              <w:rPr>
+                <w:rFonts w:hint="eastAsia"/>
+              </w:rPr>
+            </w:pPr>
+            <w:r>
+              <w:rPr>
+                <w:rFonts w:hint="eastAsia"/>
+              </w:rPr>
+              <w:t>14</w:t>
+            </w:r>
+          </w:p>
+        </w:tc>
+        <w:tc>
+          <w:tcPr>
+            <w:tcW w:w="711" w:type="dxa"/>
+            <w:vAlign w:val="center"/>
+          </w:tcPr>
+          <w:p>
+            <w:pPr>
+              <w:jc w:val="center"/>
+              <w:rPr>
+                <w:rFonts w:hint="eastAsia"/>
+              </w:rPr>
+            </w:pPr>
+            <w:r>
+              <w:rPr>
+                <w:rFonts w:hint="eastAsia"/>
+              </w:rPr>
+              <w:t>0.070</w:t>
+            </w:r>
+          </w:p>
+        </w:tc>
+        <w:tc>
+          <w:tcPr>
+            <w:tcW w:w="711" w:type="dxa"/>
+            <w:vAlign w:val="center"/>
+          </w:tcPr>
+          <w:p>
+            <w:pPr>
+              <w:jc w:val="center"/>
+              <w:rPr>
+                <w:rFonts w:hint="eastAsia"/>
+              </w:rPr>
+            </w:pPr>
+            <w:r>
+              <w:rPr>
+                <w:rFonts w:hint="eastAsia"/>
+              </w:rPr>
+              <w:t>0.057</w:t>
+            </w:r>
+          </w:p>
+        </w:tc>
+        <w:tc>
+          <w:tcPr>
+            <w:tcW w:w="2293" w:type="dxa"/>
+            <w:vAlign w:val="center"/>
+          </w:tcPr>
+          <w:p>
+            <w:pPr>
+              <w:jc w:val="center"/>
+              <w:rPr>
+                <w:rFonts w:hint="eastAsia"/>
+              </w:rPr>
+            </w:pPr>
+            <w:r>
+              <w:rPr>
+                <w:rFonts w:hint="eastAsia"/>
+              </w:rPr>
+              <w:t>[</w:t>
+            </w:r>
+            <w:r>
+              <w:t>−</w:t>
+            </w:r>
+            <w:r>
+              <w:rPr>
+                <w:rFonts w:hint="eastAsia"/>
+              </w:rPr>
+              <w:t>0.055, 0.195]</w:t>
+            </w:r>
+          </w:p>
+        </w:tc>
+        <w:tc>
+          <w:tcPr>
+            <w:tcW w:w="1100" w:type="dxa"/>
+            <w:vAlign w:val="center"/>
+          </w:tcPr>
+          <w:p>
+            <w:pPr>
+              <w:jc w:val="center"/>
+              <w:rPr>
+                <w:rFonts w:hint="eastAsia"/>
+              </w:rPr>
+            </w:pPr>
+            <w:r>
+              <w:rPr>
+                <w:rFonts w:hint="eastAsia"/>
+              </w:rPr>
+              <w:t>.246</w:t>
+            </w:r>
+          </w:p>
+        </w:tc>
+        <w:tc>
+          <w:tcPr>
+            <w:tcW w:w="1017" w:type="dxa"/>
+            <w:vAlign w:val="center"/>
+          </w:tcPr>
+          <w:p>
+            <w:pPr>
+              <w:jc w:val="center"/>
+              <w:rPr>
+                <w:rFonts w:hint="eastAsia"/>
+              </w:rPr>
+            </w:pPr>
+            <w:r>
+              <w:rPr>
+                <w:rFonts w:hint="eastAsia"/>
+              </w:rPr>
+              <w:t>0.0%</w:t>
+            </w:r>
+          </w:p>
+        </w:tc>
+        <w:tc>
+          <w:tcPr>
+            <w:tcW w:w="1247" w:type="dxa"/>
+            <w:vAlign w:val="center"/>
+          </w:tcPr>
+          <w:p>
+            <w:pPr>
+              <w:jc w:val="center"/>
+              <w:rPr>
+                <w:rFonts w:hint="eastAsia"/>
+              </w:rPr>
+            </w:pPr>
+            <w:r>
+              <w:rPr>
+                <w:rFonts w:hint="eastAsia"/>
+              </w:rPr>
+              <w:t>0.0589</w:t>
+            </w:r>
+          </w:p>
+        </w:tc>
+      </w:tr>
+    </w:tbl>
+    <w:p>
+      <w:pPr>
         <w:rPr>
           <w:i/>
           <w:iCs/>
         </w:rPr>
-        <w:t>t</w:t>
-      </w:r>
-      <w:r>
-        <w:t xml:space="preserve">(12) = 1.82, </w:t>
-      </w:r>
+      </w:pPr>
+    </w:p>
+    <w:p>
+      <w:pPr>
+        <w:spacing w:after="120" w:line="360" w:lineRule="auto"/>
+        <w:ind w:firstLine="360"/>
+        <w:jc w:val="both"/>
+        <w:rPr>
+          <w:rFonts w:hint="eastAsia"/>
+        </w:rPr>
+      </w:pPr>
       <w:r>
         <w:rPr>
           <w:i/>
           <w:iCs/>
         </w:rPr>
-        <w:t>p</w:t>
-      </w:r>
-      <w:r>
-        <w:t xml:space="preserve"> = .093. Because the pooled effect size was a standardized mean difference (SMD), a modified test proposed by Pustejovsky and Rodgers (2019), which adjusts for the artifactual dependence between SMDs and their standard errors, was also conducted. This modified test was likewise non-significant, </w:t>
+        <w:t>Note.</w:t>
+      </w:r>
+      <w:r>
+        <w:t xml:space="preserve"> k = number of studies; β = unstandardized regression coefficient (slope); SE = standard error; CI = confidence interval; R² = proportion of between-study heterogeneity explained by the predictor; residual τ² = between-study variance remaining after inclusion of the predictor. The number of CBT components was pre-specified as a moderator in Section 3.8.3 and was </w:t>
+      </w:r>
+      <w:proofErr w:type="gramStart"/>
+      <w:r>
+        <w:t>mean-</w:t>
+      </w:r>
+      <w:proofErr w:type="spellStart"/>
+      <w:r>
+        <w:t>centred</w:t>
+      </w:r>
+      <w:proofErr w:type="spellEnd"/>
+      <w:proofErr w:type="gramEnd"/>
+      <w:r>
+        <w:t xml:space="preserve"> prior to analysis. The model was estimated using a random-effects (mixed-effects) meta-regression with the restricted maximum-likelihood (REML) estimator and Hartung-Knapp adjustment, consistent with the main analysis. A non-significant slope and an R² of 0.0% indicate that the number of components did not account for the observed between-study heterogeneity</w:t>
+      </w:r>
+    </w:p>
+    <w:p>
+      <w:pPr>
+        <w:rPr>
+          <w:rFonts w:hint="eastAsia"/>
+        </w:rPr>
+      </w:pPr>
+    </w:p>
+    <w:p>
+      <w:pPr>
+        <w:pStyle w:val="3"/>
+        <w:rPr>
+          <w:rFonts w:eastAsiaTheme="minorEastAsia"/>
+        </w:rPr>
+      </w:pPr>
+      <w:r>
+        <w:t>4.5.5 Descriptive moderator summary</w:t>
+      </w:r>
+    </w:p>
+    <w:p>
+      <w:r>
+        <w:t xml:space="preserve">[1 </w:t>
+      </w:r>
+      <w:r>
+        <w:t>段，覆盖</w:t>
+      </w:r>
+      <w:r>
+        <w:t xml:space="preserve"> age group / delivery modality / full component config / dose </w:t>
+      </w:r>
+      <w:r>
+        <w:t>指向</w:t>
+      </w:r>
+      <w:r>
+        <w:t xml:space="preserve"> Section 4.2 </w:t>
+      </w:r>
+      <w:r>
+        <w:t>和</w:t>
+      </w:r>
+      <w:r>
+        <w:t xml:space="preserve"> 5.3</w:t>
+      </w:r>
+      <w:r>
+        <w:t>，</w:t>
+      </w:r>
+      <w:proofErr w:type="gramStart"/>
+      <w:r>
+        <w:t>不</w:t>
+      </w:r>
+      <w:proofErr w:type="gramEnd"/>
+      <w:r>
+        <w:t>分子节</w:t>
+      </w:r>
+      <w:r>
+        <w:t>]</w:t>
+      </w:r>
+    </w:p>
+    <w:p>
+      <w:pPr>
+        <w:pStyle w:val="2"/>
+      </w:pPr>
+      <w:r>
+        <w:t>4.</w:t>
+      </w:r>
+      <w:r>
+        <w:rPr>
+          <w:rFonts w:eastAsiaTheme="minorEastAsia" w:hint="eastAsia"/>
+        </w:rPr>
+        <w:t>6</w:t>
+      </w:r>
+      <w:r>
+        <w:t>. Sensitivity</w:t>
+      </w:r>
+      <w:r>
+        <w:t xml:space="preserve"> and Robustness</w:t>
+      </w:r>
+      <w:r>
+        <w:t xml:space="preserve"> Analyses</w:t>
+      </w:r>
+    </w:p>
+    <w:p>
+      <w:pPr>
+        <w:pStyle w:val="3"/>
+        <w:rPr>
+          <w:rFonts w:eastAsiaTheme="minorEastAsia"/>
+        </w:rPr>
+      </w:pPr>
+      <w:bookmarkStart w:id="39" w:name="OLE_LINK10"/>
+      <w:r>
+        <w:rPr>
+          <w:rFonts w:eastAsiaTheme="minorEastAsia"/>
+        </w:rPr>
+        <w:t>4.</w:t>
+      </w:r>
+      <w:r>
+        <w:rPr>
+          <w:rFonts w:eastAsiaTheme="minorEastAsia" w:hint="eastAsia"/>
+        </w:rPr>
+        <w:t>6</w:t>
+      </w:r>
+      <w:r>
+        <w:rPr>
+          <w:rFonts w:eastAsiaTheme="minorEastAsia"/>
+        </w:rPr>
+        <w:t>.1 Outlier detection</w:t>
+      </w:r>
+    </w:p>
+    <w:p>
+      <w:pPr>
+        <w:pStyle w:val="3"/>
+        <w:rPr>
+          <w:rFonts w:eastAsiaTheme="minorEastAsia"/>
+        </w:rPr>
+      </w:pPr>
+      <w:r>
+        <w:rPr>
+          <w:rFonts w:eastAsiaTheme="minorEastAsia"/>
+        </w:rPr>
+        <w:t>4.</w:t>
+      </w:r>
+      <w:r>
+        <w:rPr>
+          <w:rFonts w:eastAsiaTheme="minorEastAsia" w:hint="eastAsia"/>
+        </w:rPr>
+        <w:t>6</w:t>
+      </w:r>
+      <w:r>
+        <w:rPr>
+          <w:rFonts w:eastAsiaTheme="minorEastAsia"/>
+        </w:rPr>
+        <w:t>.2 Leave-one-out influence analysis</w:t>
+      </w:r>
+      <w:bookmarkEnd w:id="39"/>
+    </w:p>
+    <w:p>
+      <w:r>
+        <w:t>[</w:t>
+      </w:r>
+      <w:r>
+        <w:t>处理</w:t>
+      </w:r>
+      <w:r>
+        <w:t xml:space="preserve"> Rohde K-SADS composite </w:t>
+      </w:r>
+      <w:r>
+        <w:t>的关切</w:t>
+      </w:r>
+      <w:r>
+        <w:t>]</w:t>
+      </w:r>
+    </w:p>
+    <w:p>
+      <w:pPr>
+        <w:pStyle w:val="3"/>
+        <w:rPr>
+          <w:rFonts w:eastAsiaTheme="minorEastAsia"/>
+        </w:rPr>
+      </w:pPr>
+      <w:r>
+        <w:rPr>
+          <w:rFonts w:eastAsiaTheme="minorEastAsia"/>
+        </w:rPr>
+        <w:t>4.</w:t>
+      </w:r>
+      <w:r>
+        <w:rPr>
+          <w:rFonts w:eastAsiaTheme="minorEastAsia" w:hint="eastAsia"/>
+        </w:rPr>
+        <w:t>6</w:t>
+      </w:r>
+      <w:r>
+        <w:rPr>
+          <w:rFonts w:eastAsiaTheme="minorEastAsia"/>
+        </w:rPr>
+        <w:t>.3 Planned sensitivity analyses</w:t>
+      </w:r>
+    </w:p>
+    <w:p>
+      <w:r>
+        <w:t>4.6.3.1 Peer-Reviewed Journal Articles Only</w:t>
+      </w:r>
+      <w:r>
+        <w:br/>
+        <w:t>4.6.3.2 Clinically Restricted Subset</w:t>
+      </w:r>
+      <w:r>
+        <w:br/>
+        <w:t xml:space="preserve">4.6.3.3 </w:t>
+      </w:r>
+      <w:r>
+        <w:t>Depression as primary target</w:t>
+      </w:r>
+      <w:r>
+        <w:br/>
+        <w:t>4.6.3.4 Excluding Minimal-Intensity Programs</w:t>
+      </w:r>
+    </w:p>
+    <w:p>
+      <w:r>
+        <w:t>4.6.3.5 Effect-size format sensitivity (endpoint-only)</w:t>
+      </w:r>
+      <w:r>
+        <w:br/>
+        <w:t xml:space="preserve">4.6.3.5 </w:t>
+      </w:r>
+      <w:r>
+        <w:t>Cluster-RCT inclusion (Bohr 2023, uncorrected)</w:t>
+      </w:r>
+    </w:p>
+    <w:p>
+      <w:pPr>
+        <w:pStyle w:val="2"/>
+        <w:rPr>
+          <w:rFonts w:eastAsiaTheme="minorEastAsia"/>
+        </w:rPr>
+      </w:pPr>
+      <w:r>
+        <w:t>4.</w:t>
+      </w:r>
+      <w:r>
+        <w:rPr>
+          <w:rFonts w:eastAsiaTheme="minorEastAsia" w:hint="eastAsia"/>
+        </w:rPr>
+        <w:t>7</w:t>
+      </w:r>
+      <w:r>
+        <w:t>. Publication Bias</w:t>
+      </w:r>
+    </w:p>
+    <w:p>
+      <w:pPr>
+        <w:spacing w:after="120" w:line="360" w:lineRule="auto"/>
+        <w:ind w:firstLine="360"/>
+        <w:jc w:val="both"/>
+      </w:pPr>
+      <w:r>
+        <w:lastRenderedPageBreak/>
+        <w:t xml:space="preserve">A contour-enhanced funnel plot was constructed to assess potential small-study effects at post-intervention (Figure X). Visual inspection suggested some asymmetry: the more precise studies clustered around the pooled estimate, whereas the least precise trials, particularly Fleming (2012), Ackerson (1998), and Stasiak (2014), were located on the positive side of the plot, with </w:t>
+      </w:r>
+      <w:proofErr w:type="gramStart"/>
+      <w:r>
+        <w:t>no</w:t>
+      </w:r>
+      <w:proofErr w:type="gramEnd"/>
+      <w:r>
+        <w:t xml:space="preserve"> clearly comparable small-sample studies on the negative side. The contour shading indicated that the corresponding mirror region on the left would fall mainly within the non-significant zone (</w:t>
       </w:r>
       <w:r>
         <w:rPr>
           <w:i/>
           <w:iCs/>
         </w:rPr>
+        <w:t>p</w:t>
+      </w:r>
+      <w:r>
+        <w:t xml:space="preserve"> &gt; .10). If studies were missing from this region, such a pattern would be consistent with selective non-publication of small, non-significant trials, although alternative explanations such as heterogeneity or methodological differences could not be ruled out.</w:t>
+      </w:r>
+    </w:p>
+    <w:p>
+      <w:pPr>
+        <w:spacing w:after="120" w:line="360" w:lineRule="auto"/>
+        <w:ind w:firstLine="360"/>
+        <w:jc w:val="both"/>
+      </w:pPr>
+      <w:r>
+        <w:t xml:space="preserve">Egger’s regression test indicated a non-significant trend toward funnel plot asymmetry, </w:t>
+      </w:r>
+      <w:proofErr w:type="gramStart"/>
+      <w:r>
+        <w:rPr>
+          <w:i/>
+          <w:iCs/>
+        </w:rPr>
         <w:t>t</w:t>
       </w:r>
       <w:r>
-        <w:t xml:space="preserve">(12) = 1.66, </w:t>
+        <w:t>(</w:t>
+      </w:r>
+      <w:proofErr w:type="gramEnd"/>
+      <w:r>
+        <w:t xml:space="preserve">12) = 1.82, </w:t>
+      </w:r>
+      <w:r>
+        <w:rPr>
+          <w:i/>
+          <w:iCs/>
+        </w:rPr>
+        <w:t>p</w:t>
+      </w:r>
+      <w:r>
+        <w:t xml:space="preserve"> = .093. Because the pooled effect size was a standardized mean difference (SMD), a modified test proposed by Pustejovsky and Rodgers (2019), which adjusts for the artifactual dependence between SMDs and their standard errors, was also conducted. This modified test was likewise non-significant, </w:t>
+      </w:r>
+      <w:proofErr w:type="gramStart"/>
+      <w:r>
+        <w:rPr>
+          <w:i/>
+          <w:iCs/>
+        </w:rPr>
+        <w:t>t</w:t>
+      </w:r>
+      <w:r>
+        <w:t>(</w:t>
+      </w:r>
+      <w:proofErr w:type="gramEnd"/>
+      <w:r>
+        <w:t xml:space="preserve">12) = 1.66, </w:t>
       </w:r>
       <w:r>
         <w:rPr>
@@ -15232,7 +17122,7 @@
         </w:rPr>
         <w:lastRenderedPageBreak/>
         <w:drawing>
-          <wp:inline distT="0" distB="0" distL="0" distR="0" wp14:anchorId="5C9BA0DB" wp14:editId="16258E15">
+          <wp:inline distT="0" distB="0" distL="0" distR="0" wp14:anchorId="5C9BA0DB" wp14:editId="75B6CFA5">
             <wp:extent cx="5943600" cy="4953000"/>
             <wp:effectExtent l="0" t="0" r="0" b="0"/>
             <wp:docPr id="2036369271" name="图片 11" descr="图表&#10;&#10;描述已自动生成"/>
@@ -15581,6 +17471,7 @@
               </w:rPr>
               <w:t xml:space="preserve"> (</w:t>
             </w:r>
+            <w:proofErr w:type="spellStart"/>
             <w:r>
               <w:rPr>
                 <w:b/>
@@ -15590,6 +17481,7 @@
               </w:rPr>
               <w:t>df</w:t>
             </w:r>
+            <w:proofErr w:type="spellEnd"/>
             <w:r>
               <w:rPr>
                 <w:b/>
@@ -16132,7 +18024,15 @@
         <w:jc w:val="both"/>
       </w:pPr>
       <w:r>
-        <w:t xml:space="preserve">All fifteen included studies contributed to the acceptability analysis using risk ratio (RR), with all-cause dropout at post-intervention as the event of interest. Three of the fifteen studies (Ip 2016; Poppelaars 2016; Smith 2015) reported zero dropout events in one arm, while dropout rates varied substantially across the remaining studies (from 0% to over 80%). This pattern indicates that adolescent unguided self-help CBT </w:t>
+        <w:t xml:space="preserve">All fifteen included studies contributed to the acceptability analysis using risk ratio (RR), with all-cause dropout at post-intervention as the event of interest. Three of the fifteen studies (Ip 2016; </w:t>
+      </w:r>
+      <w:proofErr w:type="spellStart"/>
+      <w:r>
+        <w:t>Poppelaars</w:t>
+      </w:r>
+      <w:proofErr w:type="spellEnd"/>
+      <w:r>
+        <w:t xml:space="preserve"> 2016; Smith 2015) reported zero dropout events in one arm, while dropout rates varied substantially across the remaining studies (from 0% to over 80%). This pattern indicates that adolescent unguided self-help CBT </w:t>
       </w:r>
       <w:r>
         <w:lastRenderedPageBreak/>
@@ -16155,7 +18055,15 @@
         <w:t>X</w:t>
       </w:r>
       <w:r>
-        <w:t xml:space="preserve">) showed a pooled RR &gt; 1 across the majority of studies, indicating directionally higher dropout in the intervention arm. The random-effects estimate under the prespecified MH exact + REML + Hartung-Knapp model was RR = 1.32 (95% CI [0.96, 1.82], p = .086), with moderate between-study heterogeneity (τ² = 0.068, </w:t>
+        <w:t xml:space="preserve">) showed a pooled RR &gt; 1 across </w:t>
+      </w:r>
+      <w:proofErr w:type="gramStart"/>
+      <w:r>
+        <w:t>the majority of</w:t>
+      </w:r>
+      <w:proofErr w:type="gramEnd"/>
+      <w:r>
+        <w:t xml:space="preserve"> studies, indicating directionally higher dropout in the intervention arm. The random-effects estimate under the prespecified MH exact + REML + Hartung-Knapp model was RR = 1.32 (95% CI [0.96, 1.82], p = .086), with moderate between-study heterogeneity (τ² = 0.068, </w:t>
       </w:r>
       <w:r>
         <w:rPr>
@@ -16165,7 +18073,15 @@
         <w:t>I</w:t>
       </w:r>
       <w:r>
-        <w:t>² = 40.5%, Q = 23.54, df = 14, p = .052) and a 95% prediction interval ranging from 0.70 to 2.49. The corresponding common-effect estimate (MH exact, RR = 1.49, 95%</w:t>
+        <w:t xml:space="preserve">² = 40.5%, Q = 23.54, </w:t>
+      </w:r>
+      <w:proofErr w:type="spellStart"/>
+      <w:r>
+        <w:t>df</w:t>
+      </w:r>
+      <w:proofErr w:type="spellEnd"/>
+      <w:r>
+        <w:t xml:space="preserve"> = 14, p = .052) and a 95% prediction interval ranging from 0.70 to 2.49. The corresponding common-effect estimate (MH exact, RR = 1.49, 95%</w:t>
       </w:r>
       <w:r>
         <w:rPr>
@@ -16394,7 +18310,23 @@
       </w:pPr>
       <w:r>
         <w:lastRenderedPageBreak/>
-        <w:t>Exploratory influence diagnostics following Viechtbauer and Cheung (2010) identified O'Dea (2025) as the single high-influence study in the analysis, with an externally standardized residual of 2.91, DFFITS of 1.48, and Cook's distance of 0.65, all exceeding standard thresholds. The Baujat plot (</w:t>
+        <w:t xml:space="preserve">Exploratory influence diagnostics following </w:t>
+      </w:r>
+      <w:proofErr w:type="spellStart"/>
+      <w:r>
+        <w:t>Viechtbauer</w:t>
+      </w:r>
+      <w:proofErr w:type="spellEnd"/>
+      <w:r>
+        <w:t xml:space="preserve"> and Cheung (2010) identified O'Dea (2025) as the single high-influence study in the analysis, with an externally standardized residual of 2.91, DFFITS of 1.48, and Cook's distance of 0.65, all exceeding standard thresholds. The </w:t>
+      </w:r>
+      <w:proofErr w:type="spellStart"/>
+      <w:r>
+        <w:t>Baujat</w:t>
+      </w:r>
+      <w:proofErr w:type="spellEnd"/>
+      <w:r>
+        <w:t xml:space="preserve"> plot (</w:t>
       </w:r>
       <w:r>
         <w:rPr>
@@ -16568,7 +18500,23 @@
         <w:t>Note</w:t>
       </w:r>
       <w:r>
-        <w:t xml:space="preserve">. Baujat plot (Baujat et al., 2002) for the acceptability meta-analysis, displaying each study's contribution to overall between-study heterogeneity (x-axis; squared Pearson residual) against its influence on the pooled risk ratio when removed from the analysis (y-axis). Studies located in the upper-right quadrant of the plot contribute substantially to both observed heterogeneity and the pooled estimate. O'Dea (2025) is the only study clearly separated from the origin, occupying the upper-right region; all other studies cluster </w:t>
+        <w:t xml:space="preserve">. </w:t>
+      </w:r>
+      <w:proofErr w:type="spellStart"/>
+      <w:r>
+        <w:t>Baujat</w:t>
+      </w:r>
+      <w:proofErr w:type="spellEnd"/>
+      <w:r>
+        <w:t xml:space="preserve"> plot (</w:t>
+      </w:r>
+      <w:proofErr w:type="spellStart"/>
+      <w:r>
+        <w:t>Baujat</w:t>
+      </w:r>
+      <w:proofErr w:type="spellEnd"/>
+      <w:r>
+        <w:t xml:space="preserve"> et al., 2002) for the acceptability meta-analysis, displaying each study's contribution to overall between-study heterogeneity (x-axis; squared Pearson residual) against its influence on the pooled risk ratio when removed from the analysis (y-axis). Studies located in the upper-right quadrant of the plot contribute substantially to both observed heterogeneity and the pooled estimate. O'Dea (2025) is the only study clearly separated from the origin, occupying the upper-right region; all other studies cluster </w:t>
       </w:r>
       <w:bookmarkEnd w:id="40"/>
       <w:r>
@@ -16706,7 +18654,21 @@
         <w:rPr>
           <w:rFonts w:eastAsia="Times New Roman"/>
         </w:rPr>
-        <w:t>[Placeholder for limitations, including: small number of trials meeting the inactive-control criterion post-2023; heterogeneity in support-level reporting; reliance on back-calculated SDs for some trials; and use of study-level subgroup analysis rather than individual participant data.]</w:t>
+        <w:t xml:space="preserve">[Placeholder for limitations, </w:t>
+      </w:r>
+      <w:proofErr w:type="gramStart"/>
+      <w:r>
+        <w:rPr>
+          <w:rFonts w:eastAsia="Times New Roman"/>
+        </w:rPr>
+        <w:t>including:</w:t>
+      </w:r>
+      <w:proofErr w:type="gramEnd"/>
+      <w:r>
+        <w:rPr>
+          <w:rFonts w:eastAsia="Times New Roman"/>
+        </w:rPr>
+        <w:t xml:space="preserve"> small number of trials meeting the inactive-control criterion post-2023; heterogeneity in support-level reporting; reliance on back-calculated SDs for some trials; and use of study-level subgroup analysis rather than individual participant data.]</w:t>
       </w:r>
     </w:p>
     <w:p>
@@ -16714,93 +18676,82 @@
         <w:spacing w:after="120" w:line="360" w:lineRule="auto"/>
         <w:ind w:firstLine="360"/>
         <w:jc w:val="both"/>
+      </w:pPr>
+      <w:r>
         <w:rPr>
           <w:rFonts w:hint="eastAsia"/>
         </w:rPr>
-      </w:pPr>
+        <w:t>严格控制研究背景尽可能接近青少年的求助生态，但是也产生了纳入研究数量不够乐观的情况。这是很多后续问题只能这种解决的根本原因。具体产生的问题如下：</w:t>
+      </w:r>
       <w:r>
         <w:rPr>
           <w:rFonts w:hint="eastAsia"/>
         </w:rPr>
-        <w:t>严格控制研究背景尽可能接近青少年的求助生态，但是也产生了纳入研究数量不够乐观的情况。这是很多后续问题只能这种解决的根本原因。具体产生的问题如下：</w:t>
+        <w:t>1.</w:t>
       </w:r>
       <w:r>
         <w:rPr>
           <w:rFonts w:hint="eastAsia"/>
         </w:rPr>
-        <w:t>1.</w:t>
+        <w:t xml:space="preserve"> </w:t>
       </w:r>
       <w:r>
         <w:rPr>
           <w:rFonts w:hint="eastAsia"/>
         </w:rPr>
-        <w:t xml:space="preserve"> </w:t>
-      </w:r>
+        <w:t>为了解决进入亚组以后</w:t>
+      </w:r>
+      <w:proofErr w:type="spellStart"/>
       <w:r>
         <w:rPr>
           <w:rFonts w:hint="eastAsia"/>
         </w:rPr>
-        <w:t>为了解决进入亚组以后</w:t>
-      </w:r>
+        <w:t>changescore</w:t>
+      </w:r>
+      <w:proofErr w:type="spellEnd"/>
       <w:r>
         <w:rPr>
           <w:rFonts w:hint="eastAsia"/>
         </w:rPr>
-        <w:t>changescore</w:t>
-      </w:r>
+        <w:t>的小李问题，虽然按照</w:t>
+      </w:r>
+      <w:proofErr w:type="spellStart"/>
       <w:r>
         <w:rPr>
           <w:rFonts w:hint="eastAsia"/>
         </w:rPr>
-        <w:t>的小李问题，</w:t>
-      </w:r>
+        <w:t>osteinal</w:t>
+      </w:r>
+      <w:proofErr w:type="spellEnd"/>
       <w:r>
         <w:rPr>
           <w:rFonts w:hint="eastAsia"/>
         </w:rPr>
-        <w:t>虽然按照</w:t>
+        <w:t>的研究方案</w:t>
       </w:r>
       <w:r>
         <w:rPr>
           <w:rFonts w:hint="eastAsia"/>
         </w:rPr>
-        <w:t>osteinal</w:t>
+        <w:t>pooled</w:t>
       </w:r>
       <w:r>
         <w:rPr>
           <w:rFonts w:hint="eastAsia"/>
         </w:rPr>
-        <w:t>的研究方案</w:t>
+        <w:t>了</w:t>
       </w:r>
       <w:r>
         <w:rPr>
           <w:rFonts w:hint="eastAsia"/>
         </w:rPr>
-        <w:t>pooled</w:t>
+        <w:t>change score</w:t>
       </w:r>
       <w:r>
         <w:rPr>
           <w:rFonts w:hint="eastAsia"/>
         </w:rPr>
-        <w:t>了</w:t>
-      </w:r>
-      <w:r>
-        <w:rPr>
-          <w:rFonts w:hint="eastAsia"/>
-        </w:rPr>
-        <w:t>change score</w:t>
-      </w:r>
-      <w:r>
-        <w:rPr>
-          <w:rFonts w:hint="eastAsia"/>
-        </w:rPr>
-        <w:t>，但是是否真的可以垂直平移到本研究依旧是未知的</w:t>
-      </w:r>
-      <w:r>
-        <w:rPr>
-          <w:rFonts w:hint="eastAsia"/>
-        </w:rPr>
-        <w:t>；</w:t>
+        <w:t>，但是是否真的可以垂直平移到本研究依旧是未知的；</w:t>
       </w:r>
       <w:r>
         <w:rPr>
@@ -16882,9 +18833,6 @@
         <w:spacing w:after="120" w:line="360" w:lineRule="auto"/>
         <w:ind w:firstLine="360"/>
         <w:jc w:val="both"/>
-        <w:rPr>
-          <w:rFonts w:hint="eastAsia"/>
-        </w:rPr>
       </w:pPr>
       <w:r>
         <w:rPr>
@@ -17103,7 +19051,35 @@
         <w:rPr>
           <w:rFonts w:eastAsia="Times New Roman"/>
         </w:rPr>
-        <w:t xml:space="preserve">Bjornstad, G., Sonthalia, S., Rouse, B., et al. (2024). A comparison of the effectiveness of cognitive behavioural interventions based on delivery features for elevated symptoms of depression in adolescents: A systematic review. </w:t>
+        <w:t xml:space="preserve">Bjornstad, G., </w:t>
+      </w:r>
+      <w:proofErr w:type="spellStart"/>
+      <w:r>
+        <w:rPr>
+          <w:rFonts w:eastAsia="Times New Roman"/>
+        </w:rPr>
+        <w:t>Sonthalia</w:t>
+      </w:r>
+      <w:proofErr w:type="spellEnd"/>
+      <w:r>
+        <w:rPr>
+          <w:rFonts w:eastAsia="Times New Roman"/>
+        </w:rPr>
+        <w:t xml:space="preserve">, S., Rouse, B., et al. (2024). A comparison of the effectiveness of cognitive </w:t>
+      </w:r>
+      <w:proofErr w:type="spellStart"/>
+      <w:r>
+        <w:rPr>
+          <w:rFonts w:eastAsia="Times New Roman"/>
+        </w:rPr>
+        <w:t>behavioural</w:t>
+      </w:r>
+      <w:proofErr w:type="spellEnd"/>
+      <w:r>
+        <w:rPr>
+          <w:rFonts w:eastAsia="Times New Roman"/>
+        </w:rPr>
+        <w:t xml:space="preserve"> interventions based on delivery features for elevated symptoms of depression in adolescents: A systematic review. </w:t>
       </w:r>
       <w:r>
         <w:rPr>
@@ -17233,7 +19209,63 @@
         <w:rPr>
           <w:rFonts w:eastAsia="Times New Roman"/>
         </w:rPr>
-        <w:t xml:space="preserve">Furukawa, T. A., Suganuma, A., Ostinelli, E. G., Andersson, G., Beevers, C. G., Shumake, J., … Cuijpers, P. (2021). Dismantling, optimising, and personalising internet cognitive behavioural therapy for depression: A systematic review and component network meta-analysis using individual participant data. </w:t>
+        <w:t xml:space="preserve">Furukawa, T. A., Suganuma, A., </w:t>
+      </w:r>
+      <w:proofErr w:type="spellStart"/>
+      <w:r>
+        <w:rPr>
+          <w:rFonts w:eastAsia="Times New Roman"/>
+        </w:rPr>
+        <w:t>Ostinelli</w:t>
+      </w:r>
+      <w:proofErr w:type="spellEnd"/>
+      <w:r>
+        <w:rPr>
+          <w:rFonts w:eastAsia="Times New Roman"/>
+        </w:rPr>
+        <w:t xml:space="preserve">, E. G., Andersson, G., Beevers, C. G., Shumake, J., … Cuijpers, P. (2021). Dismantling, </w:t>
+      </w:r>
+      <w:proofErr w:type="spellStart"/>
+      <w:r>
+        <w:rPr>
+          <w:rFonts w:eastAsia="Times New Roman"/>
+        </w:rPr>
+        <w:t>optimising</w:t>
+      </w:r>
+      <w:proofErr w:type="spellEnd"/>
+      <w:r>
+        <w:rPr>
+          <w:rFonts w:eastAsia="Times New Roman"/>
+        </w:rPr>
+        <w:t xml:space="preserve">, and </w:t>
+      </w:r>
+      <w:proofErr w:type="spellStart"/>
+      <w:r>
+        <w:rPr>
+          <w:rFonts w:eastAsia="Times New Roman"/>
+        </w:rPr>
+        <w:t>personalising</w:t>
+      </w:r>
+      <w:proofErr w:type="spellEnd"/>
+      <w:r>
+        <w:rPr>
+          <w:rFonts w:eastAsia="Times New Roman"/>
+        </w:rPr>
+        <w:t xml:space="preserve"> internet cognitive </w:t>
+      </w:r>
+      <w:proofErr w:type="spellStart"/>
+      <w:r>
+        <w:rPr>
+          <w:rFonts w:eastAsia="Times New Roman"/>
+        </w:rPr>
+        <w:t>behavioural</w:t>
+      </w:r>
+      <w:proofErr w:type="spellEnd"/>
+      <w:r>
+        <w:rPr>
+          <w:rFonts w:eastAsia="Times New Roman"/>
+        </w:rPr>
+        <w:t xml:space="preserve"> therapy for depression: A systematic review and component network meta-analysis using individual participant data. </w:t>
       </w:r>
       <w:r>
         <w:rPr>
@@ -17286,7 +19318,21 @@
         <w:rPr>
           <w:rFonts w:eastAsia="Times New Roman"/>
         </w:rPr>
-        <w:t xml:space="preserve">Harwood, T. M., &amp; L'Abate, L. (2010). </w:t>
+        <w:t xml:space="preserve">Harwood, T. M., &amp; </w:t>
+      </w:r>
+      <w:proofErr w:type="spellStart"/>
+      <w:r>
+        <w:rPr>
+          <w:rFonts w:eastAsia="Times New Roman"/>
+        </w:rPr>
+        <w:t>L'Abate</w:t>
+      </w:r>
+      <w:proofErr w:type="spellEnd"/>
+      <w:r>
+        <w:rPr>
+          <w:rFonts w:eastAsia="Times New Roman"/>
+        </w:rPr>
+        <w:t xml:space="preserve">, L. (2010). </w:t>
       </w:r>
       <w:r>
         <w:rPr>
@@ -17362,7 +19408,15 @@
         <w:ind w:left="720" w:hanging="720"/>
       </w:pPr>
       <w:r>
-        <w:t>Hetrick, S. E., Cox, G. R., Witt, K. G., Bir, J. J., &amp; Merry, S. N. (2016). Cognitive behavioural therapy (CBT), third-wave CBT and interpersonal therapy (IPT) based interventions for preventing depression in children and adolescents. Cochrane Database of Systematic Reviews, 2016(8), CD003380.</w:t>
+        <w:t xml:space="preserve">Hetrick, S. E., Cox, G. R., Witt, K. G., Bir, J. J., &amp; Merry, S. N. (2016). Cognitive </w:t>
+      </w:r>
+      <w:proofErr w:type="spellStart"/>
+      <w:r>
+        <w:t>behavioural</w:t>
+      </w:r>
+      <w:proofErr w:type="spellEnd"/>
+      <w:r>
+        <w:t xml:space="preserve"> therapy (CBT), third-wave CBT and interpersonal therapy (IPT) based interventions for preventing depression in children and adolescents. Cochrane Database of Systematic Reviews, 2016(8), CD003380.</w:t>
       </w:r>
     </w:p>
     <w:p>
@@ -17478,7 +19532,21 @@
         <w:rPr>
           <w:rFonts w:eastAsia="Times New Roman"/>
         </w:rPr>
-        <w:t xml:space="preserve">McFadden, L., Seidman, E., &amp; Rappaport, J. (1992). A comparison of espoused theories of self- and mutual-help: Implications for mental health professionals. </w:t>
+        <w:t xml:space="preserve">McFadden, L., Seidman, E., &amp; Rappaport, J. (1992). A comparison of espoused theories of self- and </w:t>
+      </w:r>
+      <w:proofErr w:type="gramStart"/>
+      <w:r>
+        <w:rPr>
+          <w:rFonts w:eastAsia="Times New Roman"/>
+        </w:rPr>
+        <w:t>mutual-help</w:t>
+      </w:r>
+      <w:proofErr w:type="gramEnd"/>
+      <w:r>
+        <w:rPr>
+          <w:rFonts w:eastAsia="Times New Roman"/>
+        </w:rPr>
+        <w:t xml:space="preserve">: Implications for mental health professionals. </w:t>
       </w:r>
       <w:r>
         <w:rPr>
@@ -17506,13 +19574,23 @@
         </w:rPr>
         <w:t xml:space="preserve">Moitra, M., Santomauro, D., Collins, P. Y., et al. (2022). The global gap in treatment coverage for major depressive disorder in 84 countries from 2000–2019: A systematic review and Bayesian meta-regression analysis. </w:t>
       </w:r>
+      <w:proofErr w:type="spellStart"/>
       <w:r>
         <w:rPr>
           <w:rFonts w:eastAsia="Times New Roman"/>
           <w:i/>
           <w:iCs/>
         </w:rPr>
-        <w:t>PLoS Medicine, 19</w:t>
+        <w:t>PLoS</w:t>
+      </w:r>
+      <w:proofErr w:type="spellEnd"/>
+      <w:r>
+        <w:rPr>
+          <w:rFonts w:eastAsia="Times New Roman"/>
+          <w:i/>
+          <w:iCs/>
+        </w:rPr>
+        <w:t xml:space="preserve"> Medicine, 19</w:t>
       </w:r>
       <w:r>
         <w:rPr>
@@ -17552,11 +19630,19 @@
         <w:spacing w:after="120" w:line="360" w:lineRule="auto"/>
         <w:ind w:left="720" w:hanging="720"/>
       </w:pPr>
-      <w:r>
-        <w:rPr>
-          <w:rFonts w:eastAsia="Times New Roman"/>
-        </w:rPr>
-        <w:t xml:space="preserve">Ormel, J., Petukhova, M., Chatterji, S., et al. (2008). Disability and treatment of specific mental and physical disorders across the world. </w:t>
+      <w:proofErr w:type="spellStart"/>
+      <w:r>
+        <w:rPr>
+          <w:rFonts w:eastAsia="Times New Roman"/>
+        </w:rPr>
+        <w:t>Ormel</w:t>
+      </w:r>
+      <w:proofErr w:type="spellEnd"/>
+      <w:r>
+        <w:rPr>
+          <w:rFonts w:eastAsia="Times New Roman"/>
+        </w:rPr>
+        <w:t xml:space="preserve">, J., Petukhova, M., Chatterji, S., et al. (2008). Disability and treatment of specific mental and physical disorders across the world. </w:t>
       </w:r>
       <w:r>
         <w:rPr>
@@ -17582,7 +19668,21 @@
         <w:rPr>
           <w:rFonts w:eastAsia="Times New Roman"/>
         </w:rPr>
-        <w:t xml:space="preserve">Page, M. J., McKenzie, J. E., Bossuyt, P. M., Boutron, I., Hoffmann, T. C., Mulrow, C. D., … Moher, D. (2021). The PRISMA 2020 statement: An updated guideline for reporting systematic reviews. </w:t>
+        <w:t xml:space="preserve">Page, M. J., McKenzie, J. E., Bossuyt, P. M., </w:t>
+      </w:r>
+      <w:proofErr w:type="spellStart"/>
+      <w:r>
+        <w:rPr>
+          <w:rFonts w:eastAsia="Times New Roman"/>
+        </w:rPr>
+        <w:t>Boutron</w:t>
+      </w:r>
+      <w:proofErr w:type="spellEnd"/>
+      <w:r>
+        <w:rPr>
+          <w:rFonts w:eastAsia="Times New Roman"/>
+        </w:rPr>
+        <w:t xml:space="preserve">, I., Hoffmann, T. C., Mulrow, C. D., … Moher, D. (2021). The PRISMA 2020 statement: An updated guideline for reporting systematic reviews. </w:t>
       </w:r>
       <w:r>
         <w:rPr>
@@ -17604,11 +19704,19 @@
         <w:spacing w:after="120" w:line="360" w:lineRule="auto"/>
         <w:ind w:left="720" w:hanging="720"/>
       </w:pPr>
-      <w:r>
-        <w:rPr>
-          <w:rFonts w:eastAsia="Times New Roman"/>
-        </w:rPr>
-        <w:t xml:space="preserve">Pinquart, M., &amp; Duberstein, P. R. (2010). Depression and cancer mortality: A meta-analysis. </w:t>
+      <w:proofErr w:type="spellStart"/>
+      <w:r>
+        <w:rPr>
+          <w:rFonts w:eastAsia="Times New Roman"/>
+        </w:rPr>
+        <w:t>Pinquart</w:t>
+      </w:r>
+      <w:proofErr w:type="spellEnd"/>
+      <w:r>
+        <w:rPr>
+          <w:rFonts w:eastAsia="Times New Roman"/>
+        </w:rPr>
+        <w:t xml:space="preserve">, M., &amp; Duberstein, P. R. (2010). Depression and cancer mortality: A meta-analysis. </w:t>
       </w:r>
       <w:r>
         <w:rPr>
@@ -17662,8 +19770,21 @@
         <w:spacing w:after="120" w:line="360" w:lineRule="auto"/>
         <w:ind w:left="720" w:hanging="720"/>
       </w:pPr>
-      <w:r>
-        <w:t xml:space="preserve">Radez, J., Reardon, T., Creswell, C., Lawrence, P. J., Evdoka-Burton, G., &amp; Waite, P. (2021). Why do children and adolescents (not) seek and access professional help for their mental health problems? A systematic review of quantitative and qualitative studies. </w:t>
+      <w:proofErr w:type="spellStart"/>
+      <w:r>
+        <w:t>Radez</w:t>
+      </w:r>
+      <w:proofErr w:type="spellEnd"/>
+      <w:r>
+        <w:t xml:space="preserve">, J., Reardon, T., Creswell, C., Lawrence, P. J., </w:t>
+      </w:r>
+      <w:proofErr w:type="spellStart"/>
+      <w:r>
+        <w:t>Evdoka</w:t>
+      </w:r>
+      <w:proofErr w:type="spellEnd"/>
+      <w:r>
+        <w:t xml:space="preserve">-Burton, G., &amp; Waite, P. (2021). Why do children and adolescents (not) seek and access professional help for their mental health problems? A systematic review of quantitative and qualitative studies. </w:t>
       </w:r>
       <w:r>
         <w:rPr>
@@ -17707,11 +19828,19 @@
         <w:spacing w:after="120" w:line="360" w:lineRule="auto"/>
         <w:ind w:left="720" w:hanging="720"/>
       </w:pPr>
-      <w:r>
-        <w:rPr>
-          <w:rFonts w:eastAsia="Times New Roman"/>
-        </w:rPr>
-        <w:t xml:space="preserve">Rugulies, R. (2002). Depression as a predictor for coronary heart disease: A review and meta-analysis. </w:t>
+      <w:proofErr w:type="spellStart"/>
+      <w:r>
+        <w:rPr>
+          <w:rFonts w:eastAsia="Times New Roman"/>
+        </w:rPr>
+        <w:t>Rugulies</w:t>
+      </w:r>
+      <w:proofErr w:type="spellEnd"/>
+      <w:r>
+        <w:rPr>
+          <w:rFonts w:eastAsia="Times New Roman"/>
+        </w:rPr>
+        <w:t xml:space="preserve">, R. (2002). Depression as a predictor for coronary heart disease: A review and meta-analysis. </w:t>
       </w:r>
       <w:r>
         <w:rPr>
@@ -17733,11 +19862,19 @@
         <w:spacing w:after="120" w:line="360" w:lineRule="auto"/>
         <w:ind w:left="720" w:hanging="720"/>
       </w:pPr>
-      <w:r>
-        <w:rPr>
-          <w:rFonts w:eastAsia="Times New Roman"/>
-        </w:rPr>
-        <w:t xml:space="preserve">Schöpfel, J., &amp; Rasuli, B. (2018). Are electronic theses and dissertations (still) grey literature in the digital age? A FAIR debate. </w:t>
+      <w:proofErr w:type="spellStart"/>
+      <w:r>
+        <w:rPr>
+          <w:rFonts w:eastAsia="Times New Roman"/>
+        </w:rPr>
+        <w:t>Schöpfel</w:t>
+      </w:r>
+      <w:proofErr w:type="spellEnd"/>
+      <w:r>
+        <w:rPr>
+          <w:rFonts w:eastAsia="Times New Roman"/>
+        </w:rPr>
+        <w:t xml:space="preserve">, J., &amp; Rasuli, B. (2018). Are electronic theses and dissertations (still) grey literature in the digital age? A FAIR debate. </w:t>
       </w:r>
       <w:r>
         <w:rPr>
@@ -17789,7 +19926,49 @@
         <w:rPr>
           <w:rFonts w:eastAsia="Times New Roman"/>
         </w:rPr>
-        <w:t xml:space="preserve">Sterne, J. A. C., Savović, J., Page, M. J., Elbers, R. G., Blencowe, N. S., Boutron, I., … Higgins, J. P. T. (2019). RoB 2: A revised tool for assessing risk of bias in randomised trials. </w:t>
+        <w:t xml:space="preserve">Sterne, J. A. C., Savović, J., Page, M. J., Elbers, R. G., Blencowe, N. S., </w:t>
+      </w:r>
+      <w:proofErr w:type="spellStart"/>
+      <w:r>
+        <w:rPr>
+          <w:rFonts w:eastAsia="Times New Roman"/>
+        </w:rPr>
+        <w:t>Boutron</w:t>
+      </w:r>
+      <w:proofErr w:type="spellEnd"/>
+      <w:r>
+        <w:rPr>
+          <w:rFonts w:eastAsia="Times New Roman"/>
+        </w:rPr>
+        <w:t xml:space="preserve">, I., … Higgins, J. P. T. (2019). </w:t>
+      </w:r>
+      <w:proofErr w:type="spellStart"/>
+      <w:r>
+        <w:rPr>
+          <w:rFonts w:eastAsia="Times New Roman"/>
+        </w:rPr>
+        <w:t>RoB</w:t>
+      </w:r>
+      <w:proofErr w:type="spellEnd"/>
+      <w:r>
+        <w:rPr>
+          <w:rFonts w:eastAsia="Times New Roman"/>
+        </w:rPr>
+        <w:t xml:space="preserve"> 2: A revised tool for assessing risk of bias in </w:t>
+      </w:r>
+      <w:proofErr w:type="spellStart"/>
+      <w:r>
+        <w:rPr>
+          <w:rFonts w:eastAsia="Times New Roman"/>
+        </w:rPr>
+        <w:t>randomised</w:t>
+      </w:r>
+      <w:proofErr w:type="spellEnd"/>
+      <w:r>
+        <w:rPr>
+          <w:rFonts w:eastAsia="Times New Roman"/>
+        </w:rPr>
+        <w:t xml:space="preserve"> trials. </w:t>
       </w:r>
       <w:r>
         <w:rPr>
@@ -17850,15 +20029,39 @@
         <w:rPr>
           <w:rFonts w:eastAsia="Times New Roman"/>
         </w:rPr>
-        <w:t xml:space="preserve">Tong, L., Panagiotopoulou, O.-M., Cuijpers, P., &amp; Karyotaki, E. (2024). The effectiveness of self-guided interventions in adults with depressive symptoms: A systematic review and meta-analysis. </w:t>
-      </w:r>
+        <w:t xml:space="preserve">Tong, L., Panagiotopoulou, O.-M., Cuijpers, P., &amp; </w:t>
+      </w:r>
+      <w:proofErr w:type="spellStart"/>
+      <w:r>
+        <w:rPr>
+          <w:rFonts w:eastAsia="Times New Roman"/>
+        </w:rPr>
+        <w:t>Karyotaki</w:t>
+      </w:r>
+      <w:proofErr w:type="spellEnd"/>
+      <w:r>
+        <w:rPr>
+          <w:rFonts w:eastAsia="Times New Roman"/>
+        </w:rPr>
+        <w:t xml:space="preserve">, E. (2024). The effectiveness of self-guided interventions in adults with depressive symptoms: A systematic review and meta-analysis. </w:t>
+      </w:r>
+      <w:proofErr w:type="spellStart"/>
       <w:r>
         <w:rPr>
           <w:rFonts w:eastAsia="Times New Roman"/>
           <w:i/>
           <w:iCs/>
         </w:rPr>
-        <w:t>eBioMedicine, 105</w:t>
+        <w:t>eBioMedicine</w:t>
+      </w:r>
+      <w:proofErr w:type="spellEnd"/>
+      <w:r>
+        <w:rPr>
+          <w:rFonts w:eastAsia="Times New Roman"/>
+          <w:i/>
+          <w:iCs/>
+        </w:rPr>
+        <w:t>, 105</w:t>
       </w:r>
       <w:r>
         <w:rPr>
@@ -17872,11 +20075,33 @@
         <w:spacing w:after="120" w:line="360" w:lineRule="auto"/>
         <w:ind w:left="720" w:hanging="720"/>
       </w:pPr>
-      <w:r>
-        <w:rPr>
-          <w:rFonts w:eastAsia="Times New Roman"/>
-        </w:rPr>
-        <w:t xml:space="preserve">Viechtbauer, W. (2010). Conducting meta-analyses in R with the metafor package. </w:t>
+      <w:proofErr w:type="spellStart"/>
+      <w:r>
+        <w:rPr>
+          <w:rFonts w:eastAsia="Times New Roman"/>
+        </w:rPr>
+        <w:t>Viechtbauer</w:t>
+      </w:r>
+      <w:proofErr w:type="spellEnd"/>
+      <w:r>
+        <w:rPr>
+          <w:rFonts w:eastAsia="Times New Roman"/>
+        </w:rPr>
+        <w:t xml:space="preserve">, W. (2010). Conducting meta-analyses in R with the </w:t>
+      </w:r>
+      <w:proofErr w:type="spellStart"/>
+      <w:r>
+        <w:rPr>
+          <w:rFonts w:eastAsia="Times New Roman"/>
+        </w:rPr>
+        <w:t>metafor</w:t>
+      </w:r>
+      <w:proofErr w:type="spellEnd"/>
+      <w:r>
+        <w:rPr>
+          <w:rFonts w:eastAsia="Times New Roman"/>
+        </w:rPr>
+        <w:t xml:space="preserve"> package. </w:t>
       </w:r>
       <w:r>
         <w:rPr>
@@ -17902,7 +20127,63 @@
         <w:rPr>
           <w:rFonts w:eastAsia="Times New Roman"/>
         </w:rPr>
-        <w:t xml:space="preserve">Weisz, J. R., Kuppens, S., Ng, M. Y., Eckshtain, D., Ugueto, A. M., Vaughn-Coaxum, R., … Fordwood, S. R. (2017). What five decades of research tells us about the effects of youth psychological therapy: A multilevel meta-analysis and implications for science and practice. </w:t>
+        <w:t xml:space="preserve">Weisz, J. R., </w:t>
+      </w:r>
+      <w:proofErr w:type="spellStart"/>
+      <w:r>
+        <w:rPr>
+          <w:rFonts w:eastAsia="Times New Roman"/>
+        </w:rPr>
+        <w:t>Kuppens</w:t>
+      </w:r>
+      <w:proofErr w:type="spellEnd"/>
+      <w:r>
+        <w:rPr>
+          <w:rFonts w:eastAsia="Times New Roman"/>
+        </w:rPr>
+        <w:t xml:space="preserve">, S., Ng, M. Y., </w:t>
+      </w:r>
+      <w:proofErr w:type="spellStart"/>
+      <w:r>
+        <w:rPr>
+          <w:rFonts w:eastAsia="Times New Roman"/>
+        </w:rPr>
+        <w:t>Eckshtain</w:t>
+      </w:r>
+      <w:proofErr w:type="spellEnd"/>
+      <w:r>
+        <w:rPr>
+          <w:rFonts w:eastAsia="Times New Roman"/>
+        </w:rPr>
+        <w:t xml:space="preserve">, D., </w:t>
+      </w:r>
+      <w:proofErr w:type="spellStart"/>
+      <w:r>
+        <w:rPr>
+          <w:rFonts w:eastAsia="Times New Roman"/>
+        </w:rPr>
+        <w:t>Ugueto</w:t>
+      </w:r>
+      <w:proofErr w:type="spellEnd"/>
+      <w:r>
+        <w:rPr>
+          <w:rFonts w:eastAsia="Times New Roman"/>
+        </w:rPr>
+        <w:t xml:space="preserve">, A. M., Vaughn-Coaxum, R., … </w:t>
+      </w:r>
+      <w:proofErr w:type="spellStart"/>
+      <w:r>
+        <w:rPr>
+          <w:rFonts w:eastAsia="Times New Roman"/>
+        </w:rPr>
+        <w:t>Fordwood</w:t>
+      </w:r>
+      <w:proofErr w:type="spellEnd"/>
+      <w:r>
+        <w:rPr>
+          <w:rFonts w:eastAsia="Times New Roman"/>
+        </w:rPr>
+        <w:t xml:space="preserve">, S. R. (2017). What five decades of research tells us about the effects of youth psychological therapy: A multilevel meta-analysis and implications for science and practice. </w:t>
       </w:r>
       <w:r>
         <w:rPr>
@@ -18005,7 +20286,15 @@
         <w:ind w:left="720" w:hanging="720"/>
       </w:pPr>
       <w:r>
-        <w:t xml:space="preserve">Yap, M. B. H., Pilkington, P. D., Ryan, S. M., &amp; Jorm, A. F. (2014). Parental factors associated with depression and anxiety in young people: A systematic review and meta-analysis. </w:t>
+        <w:t xml:space="preserve">Yap, M. B. H., Pilkington, P. D., Ryan, S. M., &amp; </w:t>
+      </w:r>
+      <w:proofErr w:type="spellStart"/>
+      <w:r>
+        <w:t>Jorm</w:t>
+      </w:r>
+      <w:proofErr w:type="spellEnd"/>
+      <w:r>
+        <w:t xml:space="preserve">, A. F. (2014). Parental factors associated with depression and anxiety in young people: A systematic review and meta-analysis. </w:t>
       </w:r>
       <w:r>
         <w:rPr>
@@ -18085,7 +20374,35 @@
         <w:rPr>
           <w:rFonts w:eastAsia="Times New Roman"/>
         </w:rPr>
-        <w:t>"Adolescent"[MeSH] OR adolescent[Title/Abstract] OR adolescents[Title/Abstract] OR adolescence[Title/Abstract] OR youth[Title/Abstract] OR youths[Title/Abstract] OR teen[Title/Abstract] OR teens[Title/Abstract] OR teenager[Title/Abstract] OR teenagers[Title/Abstract]</w:t>
+        <w:t>"Adolescent"[</w:t>
+      </w:r>
+      <w:proofErr w:type="spellStart"/>
+      <w:r>
+        <w:rPr>
+          <w:rFonts w:eastAsia="Times New Roman"/>
+        </w:rPr>
+        <w:t>MeSH</w:t>
+      </w:r>
+      <w:proofErr w:type="spellEnd"/>
+      <w:r>
+        <w:rPr>
+          <w:rFonts w:eastAsia="Times New Roman"/>
+        </w:rPr>
+        <w:t xml:space="preserve">] OR </w:t>
+      </w:r>
+      <w:proofErr w:type="gramStart"/>
+      <w:r>
+        <w:rPr>
+          <w:rFonts w:eastAsia="Times New Roman"/>
+        </w:rPr>
+        <w:t>adolescent[</w:t>
+      </w:r>
+      <w:proofErr w:type="gramEnd"/>
+      <w:r>
+        <w:rPr>
+          <w:rFonts w:eastAsia="Times New Roman"/>
+        </w:rPr>
+        <w:t>Title/Abstract] OR adolescents[Title/Abstract] OR adolescence[Title/Abstract] OR youth[Title/Abstract] OR youths[Title/Abstract] OR teen[Title/Abstract] OR teens[Title/Abstract] OR teenager[Title/Abstract] OR teenagers[Title/Abstract]</w:t>
       </w:r>
     </w:p>
     <w:p>
@@ -18106,7 +20423,49 @@
         <w:rPr>
           <w:rFonts w:eastAsia="Times New Roman"/>
         </w:rPr>
-        <w:t>"Depressive Disorder"[MeSH] OR "Depression"[MeSH] OR depression[Title/Abstract] OR depressive[Title/Abstract] OR dysthymia[Title/Abstract] OR "mood disorder"[Title/Abstract] OR "affective disorder"[Title/Abstract]</w:t>
+        <w:t>"Depressive Disorder"[</w:t>
+      </w:r>
+      <w:proofErr w:type="spellStart"/>
+      <w:r>
+        <w:rPr>
+          <w:rFonts w:eastAsia="Times New Roman"/>
+        </w:rPr>
+        <w:t>MeSH</w:t>
+      </w:r>
+      <w:proofErr w:type="spellEnd"/>
+      <w:r>
+        <w:rPr>
+          <w:rFonts w:eastAsia="Times New Roman"/>
+        </w:rPr>
+        <w:t>] OR "Depression"[</w:t>
+      </w:r>
+      <w:proofErr w:type="spellStart"/>
+      <w:r>
+        <w:rPr>
+          <w:rFonts w:eastAsia="Times New Roman"/>
+        </w:rPr>
+        <w:t>MeSH</w:t>
+      </w:r>
+      <w:proofErr w:type="spellEnd"/>
+      <w:r>
+        <w:rPr>
+          <w:rFonts w:eastAsia="Times New Roman"/>
+        </w:rPr>
+        <w:t xml:space="preserve">] OR </w:t>
+      </w:r>
+      <w:proofErr w:type="gramStart"/>
+      <w:r>
+        <w:rPr>
+          <w:rFonts w:eastAsia="Times New Roman"/>
+        </w:rPr>
+        <w:t>depression[</w:t>
+      </w:r>
+      <w:proofErr w:type="gramEnd"/>
+      <w:r>
+        <w:rPr>
+          <w:rFonts w:eastAsia="Times New Roman"/>
+        </w:rPr>
+        <w:t>Title/Abstract] OR depressive[Title/Abstract] OR dysthymia[Title/Abstract] OR "mood disorder"[Title/Abstract] OR "affective disorder"[Title/Abstract]</w:t>
       </w:r>
     </w:p>
     <w:p>
@@ -18127,7 +20486,35 @@
         <w:rPr>
           <w:rFonts w:eastAsia="Times New Roman"/>
         </w:rPr>
-        <w:t>"Cognitive Behavioral Therapy"[MeSH] OR "cognitive behavioral therapy"[Title/Abstract] OR "cognitive behaviour therapy"[Title/Abstract] OR CBT[Title/Abstract] OR "cognitive therapy"[Title/Abstract]</w:t>
+        <w:t>"Cognitive Behavioral Therapy"[</w:t>
+      </w:r>
+      <w:proofErr w:type="spellStart"/>
+      <w:r>
+        <w:rPr>
+          <w:rFonts w:eastAsia="Times New Roman"/>
+        </w:rPr>
+        <w:t>MeSH</w:t>
+      </w:r>
+      <w:proofErr w:type="spellEnd"/>
+      <w:r>
+        <w:rPr>
+          <w:rFonts w:eastAsia="Times New Roman"/>
+        </w:rPr>
+        <w:t xml:space="preserve">] OR "cognitive behavioral therapy"[Title/Abstract] OR "cognitive </w:t>
+      </w:r>
+      <w:proofErr w:type="spellStart"/>
+      <w:r>
+        <w:rPr>
+          <w:rFonts w:eastAsia="Times New Roman"/>
+        </w:rPr>
+        <w:t>behaviour</w:t>
+      </w:r>
+      <w:proofErr w:type="spellEnd"/>
+      <w:r>
+        <w:rPr>
+          <w:rFonts w:eastAsia="Times New Roman"/>
+        </w:rPr>
+        <w:t xml:space="preserve"> therapy"[Title/Abstract] OR CBT[Title/Abstract] OR "cognitive therapy"[Title/Abstract]</w:t>
       </w:r>
     </w:p>
     <w:p>
@@ -18148,7 +20535,133 @@
         <w:rPr>
           <w:rFonts w:eastAsia="Times New Roman"/>
         </w:rPr>
-        <w:t>(adapted from Tong et al., 2024) "Bibliotherapy"[MeSH] OR bibliotherap*[Title/Abstract] OR "self-help"[Title/Abstract] OR "self help"[Title/Abstract] OR selfhelp[Title/Abstract] OR workbook[Title/Abstract] OR manual[Title/Abstract] OR "Telemedicine"[MeSH] OR "Mobile Applications"[MeSH] OR "Therapy, Computer-Assisted"[MeSH] OR telehealth[Title/Abstract] OR e-health[Title/Abstract] OR m-health[Title/Abstract] OR mhealth[Title/Abstract] OR ehealth[Title/Abstract] OR "internet-based"[Title/Abstract] OR "web-based"[Title/Abstract] OR online[Title/Abstract] OR app[Title/Abstract] OR smartphone[Title/Abstract] OR digital[Title/Abstract]</w:t>
+        <w:t>(adapted from Tong et al., 2024) "Bibliotherapy"[</w:t>
+      </w:r>
+      <w:proofErr w:type="spellStart"/>
+      <w:r>
+        <w:rPr>
+          <w:rFonts w:eastAsia="Times New Roman"/>
+        </w:rPr>
+        <w:t>MeSH</w:t>
+      </w:r>
+      <w:proofErr w:type="spellEnd"/>
+      <w:r>
+        <w:rPr>
+          <w:rFonts w:eastAsia="Times New Roman"/>
+        </w:rPr>
+        <w:t xml:space="preserve">] OR </w:t>
+      </w:r>
+      <w:proofErr w:type="spellStart"/>
+      <w:r>
+        <w:rPr>
+          <w:rFonts w:eastAsia="Times New Roman"/>
+        </w:rPr>
+        <w:t>bibliotherap</w:t>
+      </w:r>
+      <w:proofErr w:type="spellEnd"/>
+      <w:r>
+        <w:rPr>
+          <w:rFonts w:eastAsia="Times New Roman"/>
+        </w:rPr>
+        <w:t>*[Title/Abstract] OR "self-help"[Title/Abstract] OR "</w:t>
+      </w:r>
+      <w:proofErr w:type="spellStart"/>
+      <w:r>
+        <w:rPr>
+          <w:rFonts w:eastAsia="Times New Roman"/>
+        </w:rPr>
+        <w:t>self help</w:t>
+      </w:r>
+      <w:proofErr w:type="spellEnd"/>
+      <w:r>
+        <w:rPr>
+          <w:rFonts w:eastAsia="Times New Roman"/>
+        </w:rPr>
+        <w:t xml:space="preserve">"[Title/Abstract] OR </w:t>
+      </w:r>
+      <w:proofErr w:type="spellStart"/>
+      <w:r>
+        <w:rPr>
+          <w:rFonts w:eastAsia="Times New Roman"/>
+        </w:rPr>
+        <w:t>selfhelp</w:t>
+      </w:r>
+      <w:proofErr w:type="spellEnd"/>
+      <w:r>
+        <w:rPr>
+          <w:rFonts w:eastAsia="Times New Roman"/>
+        </w:rPr>
+        <w:t>[Title/Abstract] OR workbook[Title/Abstract] OR manual[Title/Abstract] OR "Telemedicine"[</w:t>
+      </w:r>
+      <w:proofErr w:type="spellStart"/>
+      <w:r>
+        <w:rPr>
+          <w:rFonts w:eastAsia="Times New Roman"/>
+        </w:rPr>
+        <w:t>MeSH</w:t>
+      </w:r>
+      <w:proofErr w:type="spellEnd"/>
+      <w:r>
+        <w:rPr>
+          <w:rFonts w:eastAsia="Times New Roman"/>
+        </w:rPr>
+        <w:t>] OR "Mobile Applications"[</w:t>
+      </w:r>
+      <w:proofErr w:type="spellStart"/>
+      <w:r>
+        <w:rPr>
+          <w:rFonts w:eastAsia="Times New Roman"/>
+        </w:rPr>
+        <w:t>MeSH</w:t>
+      </w:r>
+      <w:proofErr w:type="spellEnd"/>
+      <w:r>
+        <w:rPr>
+          <w:rFonts w:eastAsia="Times New Roman"/>
+        </w:rPr>
+        <w:t>] OR "Therapy, Computer-Assisted"[</w:t>
+      </w:r>
+      <w:proofErr w:type="spellStart"/>
+      <w:r>
+        <w:rPr>
+          <w:rFonts w:eastAsia="Times New Roman"/>
+        </w:rPr>
+        <w:t>MeSH</w:t>
+      </w:r>
+      <w:proofErr w:type="spellEnd"/>
+      <w:r>
+        <w:rPr>
+          <w:rFonts w:eastAsia="Times New Roman"/>
+        </w:rPr>
+        <w:t xml:space="preserve">] OR telehealth[Title/Abstract] OR e-health[Title/Abstract] OR m-health[Title/Abstract] OR </w:t>
+      </w:r>
+      <w:proofErr w:type="spellStart"/>
+      <w:r>
+        <w:rPr>
+          <w:rFonts w:eastAsia="Times New Roman"/>
+        </w:rPr>
+        <w:t>mhealth</w:t>
+      </w:r>
+      <w:proofErr w:type="spellEnd"/>
+      <w:r>
+        <w:rPr>
+          <w:rFonts w:eastAsia="Times New Roman"/>
+        </w:rPr>
+        <w:t xml:space="preserve">[Title/Abstract] OR </w:t>
+      </w:r>
+      <w:proofErr w:type="spellStart"/>
+      <w:r>
+        <w:rPr>
+          <w:rFonts w:eastAsia="Times New Roman"/>
+        </w:rPr>
+        <w:t>ehealth</w:t>
+      </w:r>
+      <w:proofErr w:type="spellEnd"/>
+      <w:r>
+        <w:rPr>
+          <w:rFonts w:eastAsia="Times New Roman"/>
+        </w:rPr>
+        <w:t>[Title/Abstract] OR "internet-based"[Title/Abstract] OR "web-based"[Title/Abstract] OR online[Title/Abstract] OR app[Title/Abstract] OR smartphone[Title/Abstract] OR digital[Title/Abstract]</w:t>
       </w:r>
     </w:p>
     <w:p>
@@ -18192,7 +20705,21 @@
         <w:rPr>
           <w:rFonts w:eastAsia="Times New Roman"/>
         </w:rPr>
-        <w:t>CBT components were coded using the component framework of Furukawa et al. (2021). The abbreviations used in the Study_Info data-extraction sheet are as follows:</w:t>
+        <w:t xml:space="preserve">CBT components were coded using the component framework of Furukawa et al. (2021). The abbreviations used in the </w:t>
+      </w:r>
+      <w:proofErr w:type="spellStart"/>
+      <w:r>
+        <w:rPr>
+          <w:rFonts w:eastAsia="Times New Roman"/>
+        </w:rPr>
+        <w:t>Study_Info</w:t>
+      </w:r>
+      <w:proofErr w:type="spellEnd"/>
+      <w:r>
+        <w:rPr>
+          <w:rFonts w:eastAsia="Times New Roman"/>
+        </w:rPr>
+        <w:t xml:space="preserve"> data-extraction sheet are as follows:</w:t>
       </w:r>
     </w:p>
     <w:tbl>
@@ -18346,6 +20873,7 @@
               <w:spacing w:line="276" w:lineRule="auto"/>
               <w:jc w:val="center"/>
             </w:pPr>
+            <w:proofErr w:type="spellStart"/>
             <w:r>
               <w:rPr>
                 <w:rFonts w:eastAsia="Times New Roman"/>
@@ -18356,6 +20884,7 @@
               </w:rPr>
               <w:t>cr</w:t>
             </w:r>
+            <w:proofErr w:type="spellEnd"/>
           </w:p>
         </w:tc>
         <w:tc>
@@ -18417,7 +20946,15 @@
               <w:t>T</w:t>
             </w:r>
             <w:r>
-              <w:t>he integrated process of identifying, evaluating, and modifying maladaptive thoughts. The three steps form a single skill sequence rather than separable components, and are typically taught and practiced together using techniques such as Socratic questioning, thought records, and guided imagery.</w:t>
+              <w:t xml:space="preserve">he integrated process of identifying, evaluating, and modifying maladaptive thoughts. The three steps form a single skill sequence rather than separable </w:t>
+            </w:r>
+            <w:proofErr w:type="gramStart"/>
+            <w:r>
+              <w:t>components, and</w:t>
+            </w:r>
+            <w:proofErr w:type="gramEnd"/>
+            <w:r>
+              <w:t xml:space="preserve"> are typically taught and practiced together using techniques such as Socratic questioning, thought records, and guided imagery.</w:t>
             </w:r>
           </w:p>
         </w:tc>
@@ -18445,6 +20982,7 @@
               <w:spacing w:line="276" w:lineRule="auto"/>
               <w:jc w:val="center"/>
             </w:pPr>
+            <w:proofErr w:type="spellStart"/>
             <w:r>
               <w:rPr>
                 <w:rFonts w:eastAsia="Times New Roman"/>
@@ -18455,6 +20993,7 @@
               </w:rPr>
               <w:t>ba</w:t>
             </w:r>
+            <w:proofErr w:type="spellEnd"/>
           </w:p>
         </w:tc>
         <w:tc>
@@ -18543,6 +21082,7 @@
               <w:spacing w:line="276" w:lineRule="auto"/>
               <w:jc w:val="center"/>
             </w:pPr>
+            <w:proofErr w:type="spellStart"/>
             <w:r>
               <w:rPr>
                 <w:rFonts w:eastAsia="Times New Roman"/>
@@ -18553,6 +21093,7 @@
               </w:rPr>
               <w:t>ps</w:t>
             </w:r>
+            <w:proofErr w:type="spellEnd"/>
           </w:p>
         </w:tc>
         <w:tc>
@@ -18641,6 +21182,7 @@
               <w:spacing w:line="276" w:lineRule="auto"/>
               <w:jc w:val="center"/>
             </w:pPr>
+            <w:proofErr w:type="spellStart"/>
             <w:r>
               <w:rPr>
                 <w:rFonts w:eastAsia="Times New Roman"/>
@@ -18651,6 +21193,7 @@
               </w:rPr>
               <w:t>rx</w:t>
             </w:r>
+            <w:proofErr w:type="spellEnd"/>
           </w:p>
         </w:tc>
         <w:tc>
@@ -18739,6 +21282,7 @@
               <w:spacing w:line="276" w:lineRule="auto"/>
               <w:jc w:val="center"/>
             </w:pPr>
+            <w:proofErr w:type="spellStart"/>
             <w:r>
               <w:rPr>
                 <w:rFonts w:eastAsia="Times New Roman"/>
@@ -18749,6 +21293,7 @@
               </w:rPr>
               <w:t>ist</w:t>
             </w:r>
+            <w:proofErr w:type="spellEnd"/>
           </w:p>
         </w:tc>
         <w:tc>
@@ -18935,6 +21480,7 @@
               <w:spacing w:line="276" w:lineRule="auto"/>
               <w:jc w:val="center"/>
             </w:pPr>
+            <w:proofErr w:type="spellStart"/>
             <w:r>
               <w:rPr>
                 <w:rFonts w:eastAsia="Times New Roman"/>
@@ -18945,6 +21491,7 @@
               </w:rPr>
               <w:t>hw</w:t>
             </w:r>
+            <w:proofErr w:type="spellEnd"/>
           </w:p>
         </w:tc>
         <w:tc>
@@ -19033,6 +21580,7 @@
               <w:spacing w:line="276" w:lineRule="auto"/>
               <w:jc w:val="center"/>
             </w:pPr>
+            <w:proofErr w:type="spellStart"/>
             <w:r>
               <w:rPr>
                 <w:rFonts w:eastAsia="Times New Roman"/>
@@ -19043,6 +21591,7 @@
               </w:rPr>
               <w:t>rp</w:t>
             </w:r>
+            <w:proofErr w:type="spellEnd"/>
           </w:p>
         </w:tc>
         <w:tc>
@@ -20522,7 +23071,25 @@
                 <w:sz w:val="20"/>
                 <w:szCs w:val="20"/>
               </w:rPr>
-              <w:t>Blueblaster (Makarushka, 2011)</w:t>
+              <w:t>Blueblaster (</w:t>
+            </w:r>
+            <w:proofErr w:type="spellStart"/>
+            <w:r>
+              <w:rPr>
+                <w:rFonts w:eastAsia="Times New Roman"/>
+                <w:sz w:val="20"/>
+                <w:szCs w:val="20"/>
+              </w:rPr>
+              <w:t>Makarushka</w:t>
+            </w:r>
+            <w:proofErr w:type="spellEnd"/>
+            <w:r>
+              <w:rPr>
+                <w:rFonts w:eastAsia="Times New Roman"/>
+                <w:sz w:val="20"/>
+                <w:szCs w:val="20"/>
+              </w:rPr>
+              <w:t>, 2011)</w:t>
             </w:r>
           </w:p>
         </w:tc>
@@ -20676,13 +23243,23 @@
             <w:pPr>
               <w:spacing w:line="276" w:lineRule="auto"/>
             </w:pPr>
-            <w:r>
-              <w:rPr>
-                <w:rFonts w:eastAsia="Times New Roman"/>
-                <w:sz w:val="20"/>
-                <w:szCs w:val="20"/>
-              </w:rPr>
-              <w:t>BlueIce (Stallard et al., 2024)</w:t>
+            <w:proofErr w:type="spellStart"/>
+            <w:r>
+              <w:rPr>
+                <w:rFonts w:eastAsia="Times New Roman"/>
+                <w:sz w:val="20"/>
+                <w:szCs w:val="20"/>
+              </w:rPr>
+              <w:t>BlueIce</w:t>
+            </w:r>
+            <w:proofErr w:type="spellEnd"/>
+            <w:r>
+              <w:rPr>
+                <w:rFonts w:eastAsia="Times New Roman"/>
+                <w:sz w:val="20"/>
+                <w:szCs w:val="20"/>
+              </w:rPr>
+              <w:t xml:space="preserve"> (Stallard et al., 2024)</w:t>
             </w:r>
           </w:p>
         </w:tc>
@@ -20996,13 +23573,23 @@
             <w:pPr>
               <w:spacing w:line="276" w:lineRule="auto"/>
             </w:pPr>
-            <w:r>
-              <w:rPr>
-                <w:rFonts w:eastAsia="Times New Roman"/>
-                <w:sz w:val="20"/>
-                <w:szCs w:val="20"/>
-              </w:rPr>
-              <w:t>ClearlyMe (O'Dea et al., 2023)</w:t>
+            <w:proofErr w:type="spellStart"/>
+            <w:r>
+              <w:rPr>
+                <w:rFonts w:eastAsia="Times New Roman"/>
+                <w:sz w:val="20"/>
+                <w:szCs w:val="20"/>
+              </w:rPr>
+              <w:t>ClearlyMe</w:t>
+            </w:r>
+            <w:proofErr w:type="spellEnd"/>
+            <w:r>
+              <w:rPr>
+                <w:rFonts w:eastAsia="Times New Roman"/>
+                <w:sz w:val="20"/>
+                <w:szCs w:val="20"/>
+              </w:rPr>
+              <w:t xml:space="preserve"> (O'Dea et al., 2023)</w:t>
             </w:r>
           </w:p>
         </w:tc>
@@ -21652,13 +24239,41 @@
             <w:pPr>
               <w:spacing w:line="276" w:lineRule="auto"/>
             </w:pPr>
-            <w:r>
-              <w:rPr>
-                <w:rFonts w:eastAsia="Times New Roman"/>
-                <w:sz w:val="20"/>
-                <w:szCs w:val="20"/>
-              </w:rPr>
-              <w:t>iCBT (Sekizaki et al., 2019)</w:t>
+            <w:proofErr w:type="spellStart"/>
+            <w:r>
+              <w:rPr>
+                <w:rFonts w:eastAsia="Times New Roman"/>
+                <w:sz w:val="20"/>
+                <w:szCs w:val="20"/>
+              </w:rPr>
+              <w:t>iCBT</w:t>
+            </w:r>
+            <w:proofErr w:type="spellEnd"/>
+            <w:r>
+              <w:rPr>
+                <w:rFonts w:eastAsia="Times New Roman"/>
+                <w:sz w:val="20"/>
+                <w:szCs w:val="20"/>
+              </w:rPr>
+              <w:t xml:space="preserve"> (</w:t>
+            </w:r>
+            <w:proofErr w:type="spellStart"/>
+            <w:r>
+              <w:rPr>
+                <w:rFonts w:eastAsia="Times New Roman"/>
+                <w:sz w:val="20"/>
+                <w:szCs w:val="20"/>
+              </w:rPr>
+              <w:t>Sekizaki</w:t>
+            </w:r>
+            <w:proofErr w:type="spellEnd"/>
+            <w:r>
+              <w:rPr>
+                <w:rFonts w:eastAsia="Times New Roman"/>
+                <w:sz w:val="20"/>
+                <w:szCs w:val="20"/>
+              </w:rPr>
+              <w:t xml:space="preserve"> et al., 2019)</w:t>
             </w:r>
           </w:p>
         </w:tc>
@@ -21812,13 +24427,23 @@
             <w:pPr>
               <w:spacing w:line="276" w:lineRule="auto"/>
             </w:pPr>
-            <w:r>
-              <w:rPr>
-                <w:rFonts w:eastAsia="Times New Roman"/>
-                <w:sz w:val="20"/>
-                <w:szCs w:val="20"/>
-              </w:rPr>
-              <w:t>iDOVE (Ranney et al., 2018)</w:t>
+            <w:proofErr w:type="spellStart"/>
+            <w:r>
+              <w:rPr>
+                <w:rFonts w:eastAsia="Times New Roman"/>
+                <w:sz w:val="20"/>
+                <w:szCs w:val="20"/>
+              </w:rPr>
+              <w:t>iDOVE</w:t>
+            </w:r>
+            <w:proofErr w:type="spellEnd"/>
+            <w:r>
+              <w:rPr>
+                <w:rFonts w:eastAsia="Times New Roman"/>
+                <w:sz w:val="20"/>
+                <w:szCs w:val="20"/>
+              </w:rPr>
+              <w:t xml:space="preserve"> (Ranney et al., 2018)</w:t>
             </w:r>
           </w:p>
         </w:tc>
@@ -22292,14 +24917,43 @@
             <w:pPr>
               <w:spacing w:line="276" w:lineRule="auto"/>
             </w:pPr>
-            <w:r>
-              <w:rPr>
-                <w:rFonts w:eastAsia="Times New Roman"/>
-                <w:sz w:val="20"/>
-                <w:szCs w:val="20"/>
-              </w:rPr>
-              <w:t xml:space="preserve">MoodGYM (Calear et al., 2009; Neil et al., 2009; </w:t>
-            </w:r>
+            <w:proofErr w:type="spellStart"/>
+            <w:r>
+              <w:rPr>
+                <w:rFonts w:eastAsia="Times New Roman"/>
+                <w:sz w:val="20"/>
+                <w:szCs w:val="20"/>
+              </w:rPr>
+              <w:t>MoodGYM</w:t>
+            </w:r>
+            <w:proofErr w:type="spellEnd"/>
+            <w:r>
+              <w:rPr>
+                <w:rFonts w:eastAsia="Times New Roman"/>
+                <w:sz w:val="20"/>
+                <w:szCs w:val="20"/>
+              </w:rPr>
+              <w:t xml:space="preserve"> (</w:t>
+            </w:r>
+            <w:proofErr w:type="spellStart"/>
+            <w:r>
+              <w:rPr>
+                <w:rFonts w:eastAsia="Times New Roman"/>
+                <w:sz w:val="20"/>
+                <w:szCs w:val="20"/>
+              </w:rPr>
+              <w:t>Calear</w:t>
+            </w:r>
+            <w:proofErr w:type="spellEnd"/>
+            <w:r>
+              <w:rPr>
+                <w:rFonts w:eastAsia="Times New Roman"/>
+                <w:sz w:val="20"/>
+                <w:szCs w:val="20"/>
+              </w:rPr>
+              <w:t xml:space="preserve"> et al., 2009; Neil et al., 2009; </w:t>
+            </w:r>
+            <w:proofErr w:type="spellStart"/>
             <w:r>
               <w:rPr>
                 <w:rFonts w:eastAsia="Times New Roman"/>
@@ -22307,7 +24961,16 @@
                 <w:szCs w:val="20"/>
               </w:rPr>
               <w:lastRenderedPageBreak/>
-              <w:t>O'Kearney et al., 2009; Sethi, Campbell, &amp; Ellis, 2010)</w:t>
+              <w:t>O'Kearney</w:t>
+            </w:r>
+            <w:proofErr w:type="spellEnd"/>
+            <w:r>
+              <w:rPr>
+                <w:rFonts w:eastAsia="Times New Roman"/>
+                <w:sz w:val="20"/>
+                <w:szCs w:val="20"/>
+              </w:rPr>
+              <w:t xml:space="preserve"> et al., 2009; Sethi, Campbell, &amp; Ellis, 2010)</w:t>
             </w:r>
           </w:p>
         </w:tc>
@@ -22948,7 +25611,25 @@
                 <w:sz w:val="20"/>
                 <w:szCs w:val="20"/>
               </w:rPr>
-              <w:t>SPARX (Fleming et al., 2012, 2019; Merry et al., 2012; Bohr &amp; Merry et al., 2016; Poppelaars et al., 2016; Perry et al., 2017; Lucassen et al., 2020; Bohr et al., 2023)</w:t>
+              <w:t xml:space="preserve">SPARX (Fleming et al., 2012, 2019; Merry et al., 2012; Bohr &amp; Merry et al., 2016; </w:t>
+            </w:r>
+            <w:proofErr w:type="spellStart"/>
+            <w:r>
+              <w:rPr>
+                <w:rFonts w:eastAsia="Times New Roman"/>
+                <w:sz w:val="20"/>
+                <w:szCs w:val="20"/>
+              </w:rPr>
+              <w:t>Poppelaars</w:t>
+            </w:r>
+            <w:proofErr w:type="spellEnd"/>
+            <w:r>
+              <w:rPr>
+                <w:rFonts w:eastAsia="Times New Roman"/>
+                <w:sz w:val="20"/>
+                <w:szCs w:val="20"/>
+              </w:rPr>
+              <w:t xml:space="preserve"> et al., 2016; Perry et al., 2017; Lucassen et al., 2020; Bohr et al., 2023)</w:t>
             </w:r>
           </w:p>
         </w:tc>
@@ -23422,13 +26103,23 @@
             <w:pPr>
               <w:spacing w:line="276" w:lineRule="auto"/>
             </w:pPr>
-            <w:r>
-              <w:rPr>
-                <w:rFonts w:eastAsia="Times New Roman"/>
-                <w:sz w:val="20"/>
-                <w:szCs w:val="20"/>
-              </w:rPr>
-              <w:t>WeClick (O'Dea et al., 2020)</w:t>
+            <w:proofErr w:type="spellStart"/>
+            <w:r>
+              <w:rPr>
+                <w:rFonts w:eastAsia="Times New Roman"/>
+                <w:sz w:val="20"/>
+                <w:szCs w:val="20"/>
+              </w:rPr>
+              <w:t>WeClick</w:t>
+            </w:r>
+            <w:proofErr w:type="spellEnd"/>
+            <w:r>
+              <w:rPr>
+                <w:rFonts w:eastAsia="Times New Roman"/>
+                <w:sz w:val="20"/>
+                <w:szCs w:val="20"/>
+              </w:rPr>
+              <w:t xml:space="preserve"> (O'Dea et al., 2020)</w:t>
             </w:r>
           </w:p>
         </w:tc>
@@ -23750,7 +26441,25 @@
                 <w:sz w:val="20"/>
                 <w:szCs w:val="20"/>
               </w:rPr>
-              <w:t xml:space="preserve">Blueblaster is an interactive depression education program consisting of 6 modules with 5 daily mini-sessions each. </w:t>
+              <w:t xml:space="preserve">Blueblaster is an interactive depression education program consisting of 6 modules with 5 daily </w:t>
+            </w:r>
+            <w:proofErr w:type="gramStart"/>
+            <w:r>
+              <w:rPr>
+                <w:rFonts w:eastAsia="Times New Roman"/>
+                <w:sz w:val="20"/>
+                <w:szCs w:val="20"/>
+              </w:rPr>
+              <w:t>mini-sessions</w:t>
+            </w:r>
+            <w:proofErr w:type="gramEnd"/>
+            <w:r>
+              <w:rPr>
+                <w:rFonts w:eastAsia="Times New Roman"/>
+                <w:sz w:val="20"/>
+                <w:szCs w:val="20"/>
+              </w:rPr>
+              <w:t xml:space="preserve"> each. </w:t>
             </w:r>
             <w:r>
               <w:rPr>
@@ -23827,6 +26536,7 @@
             <w:pPr>
               <w:spacing w:line="276" w:lineRule="auto"/>
             </w:pPr>
+            <w:proofErr w:type="spellStart"/>
             <w:r>
               <w:rPr>
                 <w:rFonts w:eastAsia="Times New Roman"/>
@@ -23838,6 +26548,7 @@
               <w:lastRenderedPageBreak/>
               <w:t>BlueIce</w:t>
             </w:r>
+            <w:proofErr w:type="spellEnd"/>
           </w:p>
         </w:tc>
         <w:tc>
@@ -23861,13 +26572,23 @@
             <w:pPr>
               <w:spacing w:line="276" w:lineRule="auto"/>
             </w:pPr>
-            <w:r>
-              <w:rPr>
-                <w:rFonts w:eastAsia="Times New Roman"/>
-                <w:sz w:val="20"/>
-                <w:szCs w:val="20"/>
-              </w:rPr>
-              <w:t>BlueIce is a password-protected, prescription-based application targeting young people who self-harm, integrating approaches from CBT and DBT. The application contains three sections. On entry, the user rates their mood; if low, they are routed to a mood-lifting section (also accessible from the main menu) offering eight personalized activities: Get Active (physical activity), Do Something (enjoyable activities), Chill and Relax (mindfulness audio), Thinking Traps (thought records), Good Times (positive memory album), Contact Friends (supportive contacts), Listen and Relax (uplifting music), and Ride it Out (DBT distress-tolerance techniques, including ice-dive exercises). After this section, the user re-rates their mood; if mood remains low, the app guides them to a final section providing emergency support contact information.</w:t>
+            <w:proofErr w:type="spellStart"/>
+            <w:r>
+              <w:rPr>
+                <w:rFonts w:eastAsia="Times New Roman"/>
+                <w:sz w:val="20"/>
+                <w:szCs w:val="20"/>
+              </w:rPr>
+              <w:t>BlueIce</w:t>
+            </w:r>
+            <w:proofErr w:type="spellEnd"/>
+            <w:r>
+              <w:rPr>
+                <w:rFonts w:eastAsia="Times New Roman"/>
+                <w:sz w:val="20"/>
+                <w:szCs w:val="20"/>
+              </w:rPr>
+              <w:t xml:space="preserve"> is a password-protected, prescription-based application targeting young people who self-harm, integrating approaches from CBT and DBT. The application contains three sections. On entry, the user rates their mood; if low, they are routed to a mood-lifting section (also accessible from the main menu) offering eight personalized activities: Get Active (physical activity), Do Something (enjoyable activities), Chill and Relax (mindfulness audio), Thinking Traps (thought records), Good Times (positive memory album), Contact Friends (supportive contacts), Listen and Relax (uplifting music), and Ride it Out (DBT distress-tolerance techniques, including ice-dive exercises). After this section, the user re-rates their mood; if mood remains low, the app guides them to a final section providing emergency support contact information.</w:t>
             </w:r>
           </w:p>
         </w:tc>
@@ -24024,6 +26745,7 @@
             <w:pPr>
               <w:spacing w:line="276" w:lineRule="auto"/>
             </w:pPr>
+            <w:proofErr w:type="spellStart"/>
             <w:r>
               <w:rPr>
                 <w:rFonts w:eastAsia="Times New Roman"/>
@@ -24034,6 +26756,7 @@
               </w:rPr>
               <w:t>ClearlyMe</w:t>
             </w:r>
+            <w:proofErr w:type="spellEnd"/>
           </w:p>
         </w:tc>
         <w:tc>
@@ -24057,13 +26780,41 @@
             <w:pPr>
               <w:spacing w:line="276" w:lineRule="auto"/>
             </w:pPr>
-            <w:r>
-              <w:rPr>
-                <w:rFonts w:eastAsia="Times New Roman"/>
-                <w:sz w:val="20"/>
-                <w:szCs w:val="20"/>
-              </w:rPr>
-              <w:t xml:space="preserve">ClearlyMe is a free, self-directed, non-sequential smartphone app based on CBT for depression management, developed by the Black Dog Institute (UNSW Sydney). Its content comprises 37 brief activities (under 10 minutes each) and 9 themed collections (under 20 minutes each), covering psychoeducation, cognitive restructuring, emotion awareness, activity scheduling, relaxation, and mindfulness. Key features include MoodCheck (mood </w:t>
+            <w:proofErr w:type="spellStart"/>
+            <w:r>
+              <w:rPr>
+                <w:rFonts w:eastAsia="Times New Roman"/>
+                <w:sz w:val="20"/>
+                <w:szCs w:val="20"/>
+              </w:rPr>
+              <w:t>ClearlyMe</w:t>
+            </w:r>
+            <w:proofErr w:type="spellEnd"/>
+            <w:r>
+              <w:rPr>
+                <w:rFonts w:eastAsia="Times New Roman"/>
+                <w:sz w:val="20"/>
+                <w:szCs w:val="20"/>
+              </w:rPr>
+              <w:t xml:space="preserve"> is a free, self-directed, non-sequential smartphone app based on CBT for depression management, developed by the Black Dog Institute (UNSW Sydney). Its content comprises 37 brief activities (under 10 minutes each) and 9 themed collections (under 20 minutes each), covering psychoeducation, cognitive restructuring, emotion awareness, activity scheduling, relaxation, and mindfulness. Key features include </w:t>
+            </w:r>
+            <w:proofErr w:type="spellStart"/>
+            <w:r>
+              <w:rPr>
+                <w:rFonts w:eastAsia="Times New Roman"/>
+                <w:sz w:val="20"/>
+                <w:szCs w:val="20"/>
+              </w:rPr>
+              <w:t>MoodCheck</w:t>
+            </w:r>
+            <w:proofErr w:type="spellEnd"/>
+            <w:r>
+              <w:rPr>
+                <w:rFonts w:eastAsia="Times New Roman"/>
+                <w:sz w:val="20"/>
+                <w:szCs w:val="20"/>
+              </w:rPr>
+              <w:t xml:space="preserve"> (mood </w:t>
             </w:r>
             <w:r>
               <w:rPr>
@@ -24072,7 +26823,25 @@
                 <w:szCs w:val="20"/>
               </w:rPr>
               <w:lastRenderedPageBreak/>
-              <w:t>tracking), MindHacks (in-the-moment coping strategies), and adolescent-led video stories on mental health experiences. Support systems include in-app reminders, favorites/save functions, a Get Help referral section, and on-demand technical support.</w:t>
+              <w:t xml:space="preserve">tracking), </w:t>
+            </w:r>
+            <w:proofErr w:type="spellStart"/>
+            <w:r>
+              <w:rPr>
+                <w:rFonts w:eastAsia="Times New Roman"/>
+                <w:sz w:val="20"/>
+                <w:szCs w:val="20"/>
+              </w:rPr>
+              <w:t>MindHacks</w:t>
+            </w:r>
+            <w:proofErr w:type="spellEnd"/>
+            <w:r>
+              <w:rPr>
+                <w:rFonts w:eastAsia="Times New Roman"/>
+                <w:sz w:val="20"/>
+                <w:szCs w:val="20"/>
+              </w:rPr>
+              <w:t xml:space="preserve"> (in-the-moment coping strategies), and adolescent-led video stories on mental health experiences. Support systems include in-app reminders, favorites/save functions, a Get Help referral section, and on-demand technical support.</w:t>
             </w:r>
           </w:p>
         </w:tc>
@@ -24170,7 +26939,25 @@
                 <w:sz w:val="20"/>
                 <w:szCs w:val="20"/>
               </w:rPr>
-              <w:t>Creating Opportunities for Personal Empowerment (COPE) teaches users to reframe negative beliefs into positive ones in order to feel better and behave more healthily. The program covers: an introduction to the COPE program and the thinking-feeling-behaving triangle (ABC model) with positive self-talk; self-esteem and positive self-talk; stress and coping, including signs of anxiety and depression; problem-solving and goal-setting (a four-step process); managing emotions through positive thinking and communication, including mental imagery and guided visualization; coping with stressful situations; and a concluding integration session.</w:t>
+              <w:t xml:space="preserve">Creating Opportunities for Personal Empowerment (COPE) teaches users to reframe negative beliefs into positive ones </w:t>
+            </w:r>
+            <w:proofErr w:type="gramStart"/>
+            <w:r>
+              <w:rPr>
+                <w:rFonts w:eastAsia="Times New Roman"/>
+                <w:sz w:val="20"/>
+                <w:szCs w:val="20"/>
+              </w:rPr>
+              <w:t>in order to</w:t>
+            </w:r>
+            <w:proofErr w:type="gramEnd"/>
+            <w:r>
+              <w:rPr>
+                <w:rFonts w:eastAsia="Times New Roman"/>
+                <w:sz w:val="20"/>
+                <w:szCs w:val="20"/>
+              </w:rPr>
+              <w:t xml:space="preserve"> feel better and behave more healthily. The program covers: an introduction to the COPE program and the thinking-feeling-behaving triangle (ABC model) with positive self-talk; self-esteem and positive self-talk; stress and coping, including signs of anxiety and depression; problem-solving and goal-setting (a four-step process); managing emotions through positive thinking and communication, including mental imagery and guided visualization; coping with stressful situations; and a concluding integration session.</w:t>
             </w:r>
           </w:p>
         </w:tc>
@@ -24267,7 +27054,25 @@
                 <w:sz w:val="20"/>
                 <w:szCs w:val="20"/>
               </w:rPr>
-              <w:t>Feeling Good is a bibliotherapy intervention based on Burns' self-help book. It provides practical tools and techniques empowering readers to manage their own mental health. Through real-life stories it illustrates how distorted thinking affects emotion and how to challenge and reframe such thoughts. Key ideas include: feelings are dictated by thoughts; shifting thought patterns promotes mental clarity; recognizing cognitive distortions allows one to regain control over emotional health; the triple-column technique challenges negative thinking; and structuring daily goals rebuilds confidence and disrupts depressive cycles.</w:t>
+              <w:t xml:space="preserve">Feeling Good is a bibliotherapy intervention based on Burns' self-help book. It provides practical tools and techniques empowering readers to manage their own mental health. Through real-life stories it illustrates how distorted thinking affects emotion and how to challenge and reframe such thoughts. Key ideas </w:t>
+            </w:r>
+            <w:proofErr w:type="gramStart"/>
+            <w:r>
+              <w:rPr>
+                <w:rFonts w:eastAsia="Times New Roman"/>
+                <w:sz w:val="20"/>
+                <w:szCs w:val="20"/>
+              </w:rPr>
+              <w:t>include:</w:t>
+            </w:r>
+            <w:proofErr w:type="gramEnd"/>
+            <w:r>
+              <w:rPr>
+                <w:rFonts w:eastAsia="Times New Roman"/>
+                <w:sz w:val="20"/>
+                <w:szCs w:val="20"/>
+              </w:rPr>
+              <w:t xml:space="preserve"> feelings are dictated by thoughts; shifting thought patterns promotes mental clarity; recognizing cognitive distortions allows one to regain control over emotional health; the triple-column technique challenges negative thinking; and structuring daily goals rebuilds confidence and disrupts depressive cycles.</w:t>
             </w:r>
           </w:p>
         </w:tc>
@@ -24441,6 +27246,7 @@
             <w:pPr>
               <w:spacing w:line="276" w:lineRule="auto"/>
             </w:pPr>
+            <w:proofErr w:type="spellStart"/>
             <w:r>
               <w:rPr>
                 <w:rFonts w:eastAsia="Times New Roman"/>
@@ -24451,6 +27257,7 @@
               </w:rPr>
               <w:t>iCBT</w:t>
             </w:r>
+            <w:proofErr w:type="spellEnd"/>
           </w:p>
         </w:tc>
         <w:tc>
@@ -24480,7 +27287,25 @@
                 <w:sz w:val="20"/>
                 <w:szCs w:val="20"/>
               </w:rPr>
-              <w:t xml:space="preserve">This Japanese iCBT intervention combines group education with computer-based CBT training. The group education lecture covers the relationship between cognition, mood, and behavior; introduces CBT; and presents its benefits as stress-management skills with real-life examples. Group work and discussion focus on cognitive restructuring, with </w:t>
+              <w:t xml:space="preserve">This Japanese </w:t>
+            </w:r>
+            <w:proofErr w:type="spellStart"/>
+            <w:r>
+              <w:rPr>
+                <w:rFonts w:eastAsia="Times New Roman"/>
+                <w:sz w:val="20"/>
+                <w:szCs w:val="20"/>
+              </w:rPr>
+              <w:t>iCBT</w:t>
+            </w:r>
+            <w:proofErr w:type="spellEnd"/>
+            <w:r>
+              <w:rPr>
+                <w:rFonts w:eastAsia="Times New Roman"/>
+                <w:sz w:val="20"/>
+                <w:szCs w:val="20"/>
+              </w:rPr>
+              <w:t xml:space="preserve"> intervention combines group education with computer-based CBT training. The group education lecture covers the relationship between cognition, mood, and behavior; introduces CBT; and presents its benefits as stress-management skills with real-life examples. Group work and discussion focus on cognitive restructuring, with </w:t>
             </w:r>
             <w:r>
               <w:rPr>
@@ -24489,7 +27314,43 @@
                 <w:szCs w:val="20"/>
               </w:rPr>
               <w:lastRenderedPageBreak/>
-              <w:t>participants completing column worksheets to identify their own automatic thoughts and discussing counter-evidence and adaptive thoughts. The iCBT training component delivers cognitive restructuring via an online platform (http://www.cbtjp.com).</w:t>
+              <w:t xml:space="preserve">participants completing column worksheets to identify their own automatic thoughts and discussing </w:t>
+            </w:r>
+            <w:proofErr w:type="gramStart"/>
+            <w:r>
+              <w:rPr>
+                <w:rFonts w:eastAsia="Times New Roman"/>
+                <w:sz w:val="20"/>
+                <w:szCs w:val="20"/>
+              </w:rPr>
+              <w:t>counter-evidence</w:t>
+            </w:r>
+            <w:proofErr w:type="gramEnd"/>
+            <w:r>
+              <w:rPr>
+                <w:rFonts w:eastAsia="Times New Roman"/>
+                <w:sz w:val="20"/>
+                <w:szCs w:val="20"/>
+              </w:rPr>
+              <w:t xml:space="preserve"> and adaptive thoughts. The </w:t>
+            </w:r>
+            <w:proofErr w:type="spellStart"/>
+            <w:r>
+              <w:rPr>
+                <w:rFonts w:eastAsia="Times New Roman"/>
+                <w:sz w:val="20"/>
+                <w:szCs w:val="20"/>
+              </w:rPr>
+              <w:t>iCBT</w:t>
+            </w:r>
+            <w:proofErr w:type="spellEnd"/>
+            <w:r>
+              <w:rPr>
+                <w:rFonts w:eastAsia="Times New Roman"/>
+                <w:sz w:val="20"/>
+                <w:szCs w:val="20"/>
+              </w:rPr>
+              <w:t xml:space="preserve"> training component delivers cognitive restructuring via an online platform (http://www.cbtjp.com).</w:t>
             </w:r>
           </w:p>
         </w:tc>
@@ -24548,6 +27409,7 @@
             <w:pPr>
               <w:spacing w:line="276" w:lineRule="auto"/>
             </w:pPr>
+            <w:proofErr w:type="spellStart"/>
             <w:r>
               <w:rPr>
                 <w:rFonts w:eastAsia="Times New Roman"/>
@@ -24558,6 +27420,7 @@
               </w:rPr>
               <w:t>iDOVE</w:t>
             </w:r>
+            <w:proofErr w:type="spellEnd"/>
           </w:p>
         </w:tc>
         <w:tc>
@@ -24587,7 +27450,43 @@
                 <w:sz w:val="20"/>
                 <w:szCs w:val="20"/>
               </w:rPr>
-              <w:t>The iDOVE program is a computerized intervention for adolescents recruited from a pediatric emergency department with peer violence exposure and depressive symptoms. It begins with a brief (15–20 minute) computer-guided session in the Emergency Department, followed by an 8-week automated text-message curriculum. The initial face-to-face session includes motivational interviewing and CBT-informed feedback, feedback on peer violence and depressive symptoms, encouragement of goal-setting and self-reflection, an introduction to basic CBT concepts and their relation to the participant's experience of peer violence and depression, and an overview of the text-message component. The follow-up SMS messages include daily mood check-ins, psychoeducational content, reminders, crisis support, and behavioral prompts or motivational messages.</w:t>
+              <w:t xml:space="preserve">The </w:t>
+            </w:r>
+            <w:proofErr w:type="spellStart"/>
+            <w:r>
+              <w:rPr>
+                <w:rFonts w:eastAsia="Times New Roman"/>
+                <w:sz w:val="20"/>
+                <w:szCs w:val="20"/>
+              </w:rPr>
+              <w:t>iDOVE</w:t>
+            </w:r>
+            <w:proofErr w:type="spellEnd"/>
+            <w:r>
+              <w:rPr>
+                <w:rFonts w:eastAsia="Times New Roman"/>
+                <w:sz w:val="20"/>
+                <w:szCs w:val="20"/>
+              </w:rPr>
+              <w:t xml:space="preserve"> program is a computerized intervention for adolescents recruited from a pediatric emergency department with peer violence exposure and depressive symptoms. It begins with a brief (15–20 minute) computer-guided session in the Emergency Department, followed by an 8-week automated text-message curriculum. The initial face-to-face session includes motivational interviewing and CBT-informed feedback, feedback on peer violence and depressive symptoms, encouragement of </w:t>
+            </w:r>
+            <w:proofErr w:type="gramStart"/>
+            <w:r>
+              <w:rPr>
+                <w:rFonts w:eastAsia="Times New Roman"/>
+                <w:sz w:val="20"/>
+                <w:szCs w:val="20"/>
+              </w:rPr>
+              <w:t>goal-setting</w:t>
+            </w:r>
+            <w:proofErr w:type="gramEnd"/>
+            <w:r>
+              <w:rPr>
+                <w:rFonts w:eastAsia="Times New Roman"/>
+                <w:sz w:val="20"/>
+                <w:szCs w:val="20"/>
+              </w:rPr>
+              <w:t xml:space="preserve"> and self-reflection, an introduction to basic CBT concepts and their relation to the participant's experience of peer violence and depression, and an overview of the text-message component. The follow-up SMS messages include daily mood check-ins, psychoeducational content, reminders, crisis support, and behavioral prompts or motivational messages.</w:t>
             </w:r>
           </w:p>
         </w:tc>
@@ -24781,7 +27680,25 @@
                 <w:sz w:val="20"/>
                 <w:szCs w:val="20"/>
               </w:rPr>
-              <w:t>Mello offers real-time assessment and tailored intervention strategies to disrupt repetitive negative thinking (RNT) in young people with depression and anxiety. Key features include: randomized notifications three times daily (9am–</w:t>
+              <w:t xml:space="preserve">Mello offers real-time assessment and tailored intervention strategies to disrupt repetitive negative thinking (RNT) in young people with depression and anxiety. Key features </w:t>
+            </w:r>
+            <w:proofErr w:type="gramStart"/>
+            <w:r>
+              <w:rPr>
+                <w:rFonts w:eastAsia="Times New Roman"/>
+                <w:sz w:val="20"/>
+                <w:szCs w:val="20"/>
+              </w:rPr>
+              <w:t>include:</w:t>
+            </w:r>
+            <w:proofErr w:type="gramEnd"/>
+            <w:r>
+              <w:rPr>
+                <w:rFonts w:eastAsia="Times New Roman"/>
+                <w:sz w:val="20"/>
+                <w:szCs w:val="20"/>
+              </w:rPr>
+              <w:t xml:space="preserve"> randomized notifications three times daily (9am–</w:t>
             </w:r>
             <w:r>
               <w:rPr>
@@ -24790,7 +27707,25 @@
                 <w:szCs w:val="20"/>
               </w:rPr>
               <w:lastRenderedPageBreak/>
-              <w:t>9pm); check-ins assessing current RNT levels, mood state, ongoing activities, and location; algorithmic recommendation of appropriate CBT activities based on level of stuck thinking, current mood, context, and activity level. Each recommended activity takes 2–12 minutes and is delivered via animations with guided text or audio — including mindfulness exercises, problem-solving techniques, defusion strategies, worry-time scheduling, thought challenging, and self-compassion practices. After each activity, users report updated RNT levels and rate helpfulness; a profile analysis shows patterns between RNT and contextual factors; all therapy activities are accessible on demand.</w:t>
+              <w:t xml:space="preserve">9pm); check-ins assessing current RNT levels, mood state, ongoing activities, and location; algorithmic recommendation of appropriate CBT activities based on level of stuck thinking, current mood, context, and activity level. Each recommended activity takes 2–12 minutes and is delivered via animations with guided text or audio — including mindfulness exercises, problem-solving techniques, </w:t>
+            </w:r>
+            <w:proofErr w:type="spellStart"/>
+            <w:r>
+              <w:rPr>
+                <w:rFonts w:eastAsia="Times New Roman"/>
+                <w:sz w:val="20"/>
+                <w:szCs w:val="20"/>
+              </w:rPr>
+              <w:t>defusion</w:t>
+            </w:r>
+            <w:proofErr w:type="spellEnd"/>
+            <w:r>
+              <w:rPr>
+                <w:rFonts w:eastAsia="Times New Roman"/>
+                <w:sz w:val="20"/>
+                <w:szCs w:val="20"/>
+              </w:rPr>
+              <w:t xml:space="preserve"> strategies, worry-time scheduling, thought challenging, and self-compassion practices. After each activity, users report updated RNT levels and rate helpfulness; a profile analysis shows patterns between RNT and contextual factors; all therapy activities are accessible on demand.</w:t>
             </w:r>
           </w:p>
         </w:tc>
@@ -24849,6 +27784,7 @@
             <w:pPr>
               <w:spacing w:line="276" w:lineRule="auto"/>
             </w:pPr>
+            <w:proofErr w:type="spellStart"/>
             <w:r>
               <w:rPr>
                 <w:rFonts w:eastAsia="Times New Roman"/>
@@ -24859,6 +27795,7 @@
               </w:rPr>
               <w:t>MoodGYM</w:t>
             </w:r>
+            <w:proofErr w:type="spellEnd"/>
           </w:p>
         </w:tc>
         <w:tc>
@@ -24882,13 +27819,23 @@
             <w:pPr>
               <w:spacing w:line="276" w:lineRule="auto"/>
             </w:pPr>
-            <w:r>
-              <w:rPr>
-                <w:rFonts w:eastAsia="Times New Roman"/>
-                <w:sz w:val="20"/>
-                <w:szCs w:val="20"/>
-              </w:rPr>
-              <w:t>MoodGYM comprises five modules plus a workbook. Module 1: Feelings — Why You Feel the Way You Do (20 min) explores the connection between thoughts and emotions, identifies emotional impacts of negative thinking, and introduces the WUTIWUF principle (What You Think Is What You Feel). Module 2: Thoughts — Changing the Way We Think (25 min) covers types of dysfunctional thinking and strategies to challenge them, common challenges in authority and intimate relationships, and techniques for improving self-esteem. Module 3: Unwarping — Changing Warped Thoughts (30 min) addresses methods to reframe dysfunctional thought patterns and enhance self-esteem through engagement in positive experiences. Module 4: Destressing — Recognizing Triggers and Coping Strategies (variable duration) covers trigger identification, relaxation techniques (with downloadable resources), and problem-solving frameworks. Module 5: Relationships — Navigating Breakups and Parental Influence (25 min). A workbook with 29 interactive quizzes and diaries allows users to retake quizzes and track progress over time.</w:t>
+            <w:proofErr w:type="spellStart"/>
+            <w:r>
+              <w:rPr>
+                <w:rFonts w:eastAsia="Times New Roman"/>
+                <w:sz w:val="20"/>
+                <w:szCs w:val="20"/>
+              </w:rPr>
+              <w:t>MoodGYM</w:t>
+            </w:r>
+            <w:proofErr w:type="spellEnd"/>
+            <w:r>
+              <w:rPr>
+                <w:rFonts w:eastAsia="Times New Roman"/>
+                <w:sz w:val="20"/>
+                <w:szCs w:val="20"/>
+              </w:rPr>
+              <w:t xml:space="preserve"> comprises five modules plus a workbook. Module 1: Feelings — Why You Feel the Way You Do (20 min) explores the connection between thoughts and emotions, identifies emotional impacts of negative thinking, and introduces the WUTIWUF principle (What You Think Is What You Feel). Module 2: Thoughts — Changing the Way We Think (25 min) covers types of dysfunctional thinking and strategies to challenge them, common challenges in authority and intimate relationships, and techniques for improving self-esteem. Module 3: Unwarping — Changing Warped Thoughts (30 min) addresses methods to reframe dysfunctional thought patterns and enhance self-esteem through engagement in positive experiences. Module 4: Destressing — Recognizing Triggers and Coping Strategies (variable duration) covers trigger identification, relaxation techniques (with downloadable resources), and problem-solving frameworks. Module 5: Relationships — Navigating Breakups and Parental Influence (25 min). A workbook with 29 interactive quizzes and diaries allows users to retake quizzes and track progress over time.</w:t>
             </w:r>
           </w:p>
         </w:tc>
@@ -24994,7 +27941,25 @@
                 <w:szCs w:val="20"/>
               </w:rPr>
               <w:lastRenderedPageBreak/>
-              <w:t>cognitive restructuring. Each participant has access to a personalized webpage with an adult host character delivering therapy content, factsheets, downloadable relaxation files, and a list of local and national helplines. Note: Reframe-IT includes therapist interaction via the message board and is therefore evaluated for eligibility on the basis of whether that interaction constitutes therapeutic guidance.</w:t>
+              <w:t xml:space="preserve">cognitive restructuring. Each participant has access to a personalized webpage with an adult host character delivering therapy content, factsheets, downloadable relaxation files, and a list of local and national helplines. Note: Reframe-IT includes therapist interaction via the message board and is therefore evaluated for eligibility </w:t>
+            </w:r>
+            <w:proofErr w:type="gramStart"/>
+            <w:r>
+              <w:rPr>
+                <w:rFonts w:eastAsia="Times New Roman"/>
+                <w:sz w:val="20"/>
+                <w:szCs w:val="20"/>
+              </w:rPr>
+              <w:t>on the basis of</w:t>
+            </w:r>
+            <w:proofErr w:type="gramEnd"/>
+            <w:r>
+              <w:rPr>
+                <w:rFonts w:eastAsia="Times New Roman"/>
+                <w:sz w:val="20"/>
+                <w:szCs w:val="20"/>
+              </w:rPr>
+              <w:t xml:space="preserve"> whether that interaction constitutes therapeutic guidance.</w:t>
             </w:r>
           </w:p>
         </w:tc>
@@ -25189,7 +28154,25 @@
                 <w:sz w:val="20"/>
                 <w:szCs w:val="20"/>
               </w:rPr>
-              <w:t>Spark (version 2.2) is a CBT-based smartphone application. A character named Limbot guides users to complete activities outside the application. Users are encouraged to schedule daily activities and reflect on their impact on mood. Within the app, participants read text, answer questions, input text, and complete interactive activities. Version 2.2 comprises four levels: Level 1 — Introduction to Behavioral Activation; Level 2 — Mood Tracking; Level 3 — Mindfulness and Activity Scheduling; Level 4 — Problem-Solving and Activity Scheduling.</w:t>
+              <w:t xml:space="preserve">Spark (version 2.2) is a CBT-based smartphone application. A character named </w:t>
+            </w:r>
+            <w:proofErr w:type="spellStart"/>
+            <w:r>
+              <w:rPr>
+                <w:rFonts w:eastAsia="Times New Roman"/>
+                <w:sz w:val="20"/>
+                <w:szCs w:val="20"/>
+              </w:rPr>
+              <w:t>Limbot</w:t>
+            </w:r>
+            <w:proofErr w:type="spellEnd"/>
+            <w:r>
+              <w:rPr>
+                <w:rFonts w:eastAsia="Times New Roman"/>
+                <w:sz w:val="20"/>
+                <w:szCs w:val="20"/>
+              </w:rPr>
+              <w:t xml:space="preserve"> guides users to complete activities outside the application. Users are encouraged to schedule daily activities and reflect on their impact on mood. Within the app, participants read text, answer questions, input text, and complete interactive activities. Version 2.2 comprises four levels: Level 1 — Introduction to Behavioral Activation; Level 2 — Mood Tracking; Level 3 — Mindfulness and Activity Scheduling; Level 4 — Problem-Solving and Activity Scheduling.</w:t>
             </w:r>
           </w:p>
         </w:tc>
@@ -25490,7 +28473,25 @@
                 <w:sz w:val="20"/>
                 <w:szCs w:val="20"/>
               </w:rPr>
-              <w:t xml:space="preserve">The Journey is a fantasy game-based intervention in which players select and customize their avatars and embark on an immersive quest through enchanted lands. CBT content is systematically integrated into the game; module completion awards points and mini-games serve as post-section rewards. The program consists of seven modules of 25–30 minutes each, each focusing on a distinct CBT topic: Introduction to the CBT Model; Behavioral Activation; Problem Solving; Cognitive Restructuring I; Cognitive Restructuring II; Cognitive Restructuring III; and Summary and Relapse Prevention. Each module begins with a mood </w:t>
+              <w:t xml:space="preserve">The Journey is a fantasy game-based intervention in which players select and customize their avatars and embark on an immersive quest through enchanted lands. CBT content is systematically integrated into the game; module completion awards points and </w:t>
+            </w:r>
+            <w:proofErr w:type="gramStart"/>
+            <w:r>
+              <w:rPr>
+                <w:rFonts w:eastAsia="Times New Roman"/>
+                <w:sz w:val="20"/>
+                <w:szCs w:val="20"/>
+              </w:rPr>
+              <w:t>mini-games</w:t>
+            </w:r>
+            <w:proofErr w:type="gramEnd"/>
+            <w:r>
+              <w:rPr>
+                <w:rFonts w:eastAsia="Times New Roman"/>
+                <w:sz w:val="20"/>
+                <w:szCs w:val="20"/>
+              </w:rPr>
+              <w:t xml:space="preserve"> serve as post-section rewards. The program consists of seven modules of 25–30 minutes each, each focusing on a distinct CBT topic: Introduction to the CBT Model; Behavioral Activation; Problem Solving; Cognitive Restructuring I; Cognitive Restructuring II; Cognitive Restructuring III; and Summary and Relapse Prevention. Each module begins with a mood </w:t>
             </w:r>
             <w:r>
               <w:rPr>
@@ -25499,7 +28500,25 @@
                 <w:szCs w:val="20"/>
               </w:rPr>
               <w:lastRenderedPageBreak/>
-              <w:t>assessment, followed by a quiz on the previous module, goal-setting, and interactive elements including exercises, animations, and instructional videos; it concludes with a content summary and a challenge (homework) assignment. A comprehensive guidebook provides module summaries, space for goal-setting, reflection questions, and weekly journaling-based challenges.</w:t>
+              <w:t xml:space="preserve">assessment, followed by a quiz on the previous module, goal-setting, and interactive elements including exercises, animations, and instructional videos; it concludes with a content summary and a challenge (homework) assignment. A comprehensive guidebook provides module summaries, space for </w:t>
+            </w:r>
+            <w:proofErr w:type="gramStart"/>
+            <w:r>
+              <w:rPr>
+                <w:rFonts w:eastAsia="Times New Roman"/>
+                <w:sz w:val="20"/>
+                <w:szCs w:val="20"/>
+              </w:rPr>
+              <w:t>goal-setting</w:t>
+            </w:r>
+            <w:proofErr w:type="gramEnd"/>
+            <w:r>
+              <w:rPr>
+                <w:rFonts w:eastAsia="Times New Roman"/>
+                <w:sz w:val="20"/>
+                <w:szCs w:val="20"/>
+              </w:rPr>
+              <w:t>, reflection questions, and weekly journaling-based challenges.</w:t>
             </w:r>
           </w:p>
         </w:tc>
@@ -25558,6 +28577,7 @@
             <w:pPr>
               <w:spacing w:line="276" w:lineRule="auto"/>
             </w:pPr>
+            <w:proofErr w:type="spellStart"/>
             <w:r>
               <w:rPr>
                 <w:rFonts w:eastAsia="Times New Roman"/>
@@ -25568,6 +28588,7 @@
               </w:rPr>
               <w:t>WeClick</w:t>
             </w:r>
+            <w:proofErr w:type="spellEnd"/>
           </w:p>
         </w:tc>
         <w:tc>
@@ -25591,13 +28612,41 @@
             <w:pPr>
               <w:spacing w:line="276" w:lineRule="auto"/>
             </w:pPr>
-            <w:r>
-              <w:rPr>
-                <w:rFonts w:eastAsia="Times New Roman"/>
-                <w:sz w:val="20"/>
-                <w:szCs w:val="20"/>
-              </w:rPr>
-              <w:t>WeClick is an interactive storytelling application featuring four characters, each confronting different relationship challenges and adolescent issues: family conflicts, peer conflicts, intimate relationship difficulties, and concerns other than relationships (substance use, self-esteem issues, low mood, and anxiety). The user selects a character and progresses through activities designed to develop skills for overcoming negative thinking patterns and enhancing problem-solving. On completing each story, the user obtains a personalized character profile with guidance regarding whom to turn to for support, strategies for emotional balance, methods for seeking help, and techniques for remaining calm. WeClick is entirely self-paced with built-in weekly reminders to encourage engagement.</w:t>
+            <w:proofErr w:type="spellStart"/>
+            <w:r>
+              <w:rPr>
+                <w:rFonts w:eastAsia="Times New Roman"/>
+                <w:sz w:val="20"/>
+                <w:szCs w:val="20"/>
+              </w:rPr>
+              <w:t>WeClick</w:t>
+            </w:r>
+            <w:proofErr w:type="spellEnd"/>
+            <w:r>
+              <w:rPr>
+                <w:rFonts w:eastAsia="Times New Roman"/>
+                <w:sz w:val="20"/>
+                <w:szCs w:val="20"/>
+              </w:rPr>
+              <w:t xml:space="preserve"> is an interactive storytelling application featuring four characters, each confronting different relationship challenges and adolescent issues: family conflicts, peer conflicts, intimate relationship difficulties, and concerns other than relationships (substance use, self-esteem issues, low mood, and anxiety). The user selects a character and progresses through activities designed to develop skills for overcoming negative thinking patterns and enhancing problem-solving. On completing each story, the user obtains a personalized character profile with guidance regarding whom to turn to for support, strategies for emotional balance, methods for seeking help, and techniques for remaining calm. </w:t>
+            </w:r>
+            <w:proofErr w:type="spellStart"/>
+            <w:r>
+              <w:rPr>
+                <w:rFonts w:eastAsia="Times New Roman"/>
+                <w:sz w:val="20"/>
+                <w:szCs w:val="20"/>
+              </w:rPr>
+              <w:t>WeClick</w:t>
+            </w:r>
+            <w:proofErr w:type="spellEnd"/>
+            <w:r>
+              <w:rPr>
+                <w:rFonts w:eastAsia="Times New Roman"/>
+                <w:sz w:val="20"/>
+                <w:szCs w:val="20"/>
+              </w:rPr>
+              <w:t xml:space="preserve"> is entirely self-paced with built-in weekly reminders to encourage engagement.</w:t>
             </w:r>
           </w:p>
         </w:tc>
@@ -26730,7 +29779,6 @@
   <w:style w:type="character" w:default="1" w:styleId="a0">
     <w:name w:val="Default Paragraph Font"/>
     <w:uiPriority w:val="1"/>
-    <w:semiHidden/>
     <w:unhideWhenUsed/>
   </w:style>
   <w:style w:type="table" w:default="1" w:styleId="a1">

--- a/thesis/Thesis_Final.docx
+++ b/thesis/Thesis_Final.docx
@@ -158,7 +158,6 @@
           <w:lang w:eastAsia="ko-KR"/>
         </w:rPr>
       </w:pPr>
-      <w:proofErr w:type="spellStart"/>
       <w:r>
         <w:rPr>
           <w:rFonts w:eastAsia="Times New Roman"/>
@@ -168,9 +167,17 @@
           <w:szCs w:val="28"/>
           <w:lang w:eastAsia="ko-KR"/>
         </w:rPr>
-        <w:t>청소년</w:t>
-      </w:r>
-      <w:proofErr w:type="spellEnd"/>
+        <w:t>청소년 우울 증상에 대한 비지도적 자가 도움</w:t>
+      </w:r>
+    </w:p>
+    <w:p>
+      <w:pPr>
+        <w:spacing w:before="120" w:after="120" w:line="360" w:lineRule="auto"/>
+        <w:jc w:val="center"/>
+        <w:rPr>
+          <w:lang w:eastAsia="ko-KR"/>
+        </w:rPr>
+      </w:pPr>
       <w:r>
         <w:rPr>
           <w:rFonts w:eastAsia="Times New Roman"/>
@@ -180,259 +187,8 @@
           <w:szCs w:val="28"/>
           <w:lang w:eastAsia="ko-KR"/>
         </w:rPr>
-        <w:t xml:space="preserve"> </w:t>
-      </w:r>
-      <w:proofErr w:type="spellStart"/>
-      <w:r>
-        <w:rPr>
-          <w:rFonts w:eastAsia="Times New Roman"/>
-          <w:b/>
-          <w:bCs/>
-          <w:sz w:val="28"/>
-          <w:szCs w:val="28"/>
-          <w:lang w:eastAsia="ko-KR"/>
-        </w:rPr>
-        <w:t>우울</w:t>
-      </w:r>
-      <w:proofErr w:type="spellEnd"/>
-      <w:r>
-        <w:rPr>
-          <w:rFonts w:eastAsia="Times New Roman"/>
-          <w:b/>
-          <w:bCs/>
-          <w:sz w:val="28"/>
-          <w:szCs w:val="28"/>
-          <w:lang w:eastAsia="ko-KR"/>
-        </w:rPr>
-        <w:t xml:space="preserve"> </w:t>
-      </w:r>
-      <w:proofErr w:type="spellStart"/>
-      <w:r>
-        <w:rPr>
-          <w:rFonts w:eastAsia="Times New Roman"/>
-          <w:b/>
-          <w:bCs/>
-          <w:sz w:val="28"/>
-          <w:szCs w:val="28"/>
-          <w:lang w:eastAsia="ko-KR"/>
-        </w:rPr>
-        <w:t>증상에</w:t>
-      </w:r>
-      <w:proofErr w:type="spellEnd"/>
-      <w:r>
-        <w:rPr>
-          <w:rFonts w:eastAsia="Times New Roman"/>
-          <w:b/>
-          <w:bCs/>
-          <w:sz w:val="28"/>
-          <w:szCs w:val="28"/>
-          <w:lang w:eastAsia="ko-KR"/>
-        </w:rPr>
-        <w:t xml:space="preserve"> </w:t>
-      </w:r>
-      <w:proofErr w:type="spellStart"/>
-      <w:r>
-        <w:rPr>
-          <w:rFonts w:eastAsia="Times New Roman"/>
-          <w:b/>
-          <w:bCs/>
-          <w:sz w:val="28"/>
-          <w:szCs w:val="28"/>
-          <w:lang w:eastAsia="ko-KR"/>
-        </w:rPr>
-        <w:t>대한</w:t>
-      </w:r>
-      <w:proofErr w:type="spellEnd"/>
-      <w:r>
-        <w:rPr>
-          <w:rFonts w:eastAsia="Times New Roman"/>
-          <w:b/>
-          <w:bCs/>
-          <w:sz w:val="28"/>
-          <w:szCs w:val="28"/>
-          <w:lang w:eastAsia="ko-KR"/>
-        </w:rPr>
-        <w:t xml:space="preserve"> </w:t>
-      </w:r>
-      <w:proofErr w:type="spellStart"/>
-      <w:r>
-        <w:rPr>
-          <w:rFonts w:eastAsia="Times New Roman"/>
-          <w:b/>
-          <w:bCs/>
-          <w:sz w:val="28"/>
-          <w:szCs w:val="28"/>
-          <w:lang w:eastAsia="ko-KR"/>
-        </w:rPr>
-        <w:t>비지도적</w:t>
-      </w:r>
-      <w:proofErr w:type="spellEnd"/>
-      <w:r>
-        <w:rPr>
-          <w:rFonts w:eastAsia="Times New Roman"/>
-          <w:b/>
-          <w:bCs/>
-          <w:sz w:val="28"/>
-          <w:szCs w:val="28"/>
-          <w:lang w:eastAsia="ko-KR"/>
-        </w:rPr>
-        <w:t xml:space="preserve"> </w:t>
-      </w:r>
-      <w:proofErr w:type="spellStart"/>
-      <w:r>
-        <w:rPr>
-          <w:rFonts w:eastAsia="Times New Roman"/>
-          <w:b/>
-          <w:bCs/>
-          <w:sz w:val="28"/>
-          <w:szCs w:val="28"/>
-          <w:lang w:eastAsia="ko-KR"/>
-        </w:rPr>
-        <w:t>자가</w:t>
-      </w:r>
-      <w:proofErr w:type="spellEnd"/>
-      <w:r>
-        <w:rPr>
-          <w:rFonts w:eastAsia="Times New Roman"/>
-          <w:b/>
-          <w:bCs/>
-          <w:sz w:val="28"/>
-          <w:szCs w:val="28"/>
-          <w:lang w:eastAsia="ko-KR"/>
-        </w:rPr>
-        <w:t xml:space="preserve"> </w:t>
-      </w:r>
-      <w:proofErr w:type="spellStart"/>
-      <w:r>
-        <w:rPr>
-          <w:rFonts w:eastAsia="Times New Roman"/>
-          <w:b/>
-          <w:bCs/>
-          <w:sz w:val="28"/>
-          <w:szCs w:val="28"/>
-          <w:lang w:eastAsia="ko-KR"/>
-        </w:rPr>
-        <w:t>도움</w:t>
-      </w:r>
-      <w:proofErr w:type="spellEnd"/>
-    </w:p>
-    <w:p>
-      <w:pPr>
-        <w:spacing w:before="120" w:after="120" w:line="360" w:lineRule="auto"/>
-        <w:jc w:val="center"/>
-        <w:rPr>
-          <w:lang w:eastAsia="ko-KR"/>
-        </w:rPr>
-      </w:pPr>
-      <w:proofErr w:type="spellStart"/>
-      <w:r>
-        <w:rPr>
-          <w:rFonts w:eastAsia="Times New Roman"/>
-          <w:b/>
-          <w:bCs/>
-          <w:sz w:val="28"/>
-          <w:szCs w:val="28"/>
-          <w:lang w:eastAsia="ko-KR"/>
-        </w:rPr>
-        <w:t>인지행동치료</w:t>
-      </w:r>
-      <w:proofErr w:type="spellEnd"/>
-      <w:r>
-        <w:rPr>
-          <w:rFonts w:eastAsia="Times New Roman"/>
-          <w:b/>
-          <w:bCs/>
-          <w:sz w:val="28"/>
-          <w:szCs w:val="28"/>
-          <w:lang w:eastAsia="ko-KR"/>
-        </w:rPr>
-        <w:t xml:space="preserve"> </w:t>
-      </w:r>
-      <w:proofErr w:type="spellStart"/>
-      <w:r>
-        <w:rPr>
-          <w:rFonts w:eastAsia="Times New Roman"/>
-          <w:b/>
-          <w:bCs/>
-          <w:sz w:val="28"/>
-          <w:szCs w:val="28"/>
-          <w:lang w:eastAsia="ko-KR"/>
-        </w:rPr>
-        <w:t>개입의</w:t>
-      </w:r>
-      <w:proofErr w:type="spellEnd"/>
-      <w:r>
-        <w:rPr>
-          <w:rFonts w:eastAsia="Times New Roman"/>
-          <w:b/>
-          <w:bCs/>
-          <w:sz w:val="28"/>
-          <w:szCs w:val="28"/>
-          <w:lang w:eastAsia="ko-KR"/>
-        </w:rPr>
-        <w:t xml:space="preserve"> </w:t>
-      </w:r>
-      <w:proofErr w:type="spellStart"/>
-      <w:r>
-        <w:rPr>
-          <w:rFonts w:eastAsia="Times New Roman"/>
-          <w:b/>
-          <w:bCs/>
-          <w:sz w:val="28"/>
-          <w:szCs w:val="28"/>
-          <w:lang w:eastAsia="ko-KR"/>
-        </w:rPr>
-        <w:t>효과성에</w:t>
-      </w:r>
-      <w:proofErr w:type="spellEnd"/>
-      <w:r>
-        <w:rPr>
-          <w:rFonts w:eastAsia="Times New Roman"/>
-          <w:b/>
-          <w:bCs/>
-          <w:sz w:val="28"/>
-          <w:szCs w:val="28"/>
-          <w:lang w:eastAsia="ko-KR"/>
-        </w:rPr>
-        <w:t xml:space="preserve"> </w:t>
-      </w:r>
-      <w:proofErr w:type="spellStart"/>
-      <w:r>
-        <w:rPr>
-          <w:rFonts w:eastAsia="Times New Roman"/>
-          <w:b/>
-          <w:bCs/>
-          <w:sz w:val="28"/>
-          <w:szCs w:val="28"/>
-          <w:lang w:eastAsia="ko-KR"/>
-        </w:rPr>
-        <w:t>관한</w:t>
-      </w:r>
-      <w:proofErr w:type="spellEnd"/>
-      <w:r>
-        <w:rPr>
-          <w:rFonts w:eastAsia="Times New Roman"/>
-          <w:b/>
-          <w:bCs/>
-          <w:sz w:val="28"/>
-          <w:szCs w:val="28"/>
-          <w:lang w:eastAsia="ko-KR"/>
-        </w:rPr>
-        <w:t xml:space="preserve"> </w:t>
-      </w:r>
-      <w:proofErr w:type="spellStart"/>
-      <w:r>
-        <w:rPr>
-          <w:rFonts w:eastAsia="Times New Roman"/>
-          <w:b/>
-          <w:bCs/>
-          <w:sz w:val="28"/>
-          <w:szCs w:val="28"/>
-          <w:lang w:eastAsia="ko-KR"/>
-        </w:rPr>
-        <w:t>메타분석</w:t>
-      </w:r>
-      <w:proofErr w:type="spellEnd"/>
+        <w:t>인지행동치료 개입의 효과성에 관한 메타분석</w:t>
+      </w:r>
     </w:p>
     <w:p>
       <w:pPr>
@@ -542,21 +298,7 @@
         <w:rPr>
           <w:rFonts w:eastAsia="Times New Roman"/>
         </w:rPr>
-        <w:t xml:space="preserve">Advisor: Professor </w:t>
-      </w:r>
-      <w:proofErr w:type="spellStart"/>
-      <w:r>
-        <w:rPr>
-          <w:rFonts w:eastAsia="Times New Roman"/>
-        </w:rPr>
-        <w:t>Hyunsoo</w:t>
-      </w:r>
-      <w:proofErr w:type="spellEnd"/>
-      <w:r>
-        <w:rPr>
-          <w:rFonts w:eastAsia="Times New Roman"/>
-        </w:rPr>
-        <w:t xml:space="preserve"> Kim</w:t>
+        <w:t>Advisor: Professor Hyunsoo Kim</w:t>
       </w:r>
     </w:p>
     <w:p>
@@ -679,35 +421,7 @@
         <w:rPr>
           <w:rFonts w:eastAsia="Times New Roman"/>
         </w:rPr>
-        <w:t xml:space="preserve">A systematic literature search was conducted across PubMed, Embase (Elsevier), Cochrane CENTRAL, and APA </w:t>
-      </w:r>
-      <w:proofErr w:type="spellStart"/>
-      <w:r>
-        <w:rPr>
-          <w:rFonts w:eastAsia="Times New Roman"/>
-        </w:rPr>
-        <w:t>PsycArticles</w:t>
-      </w:r>
-      <w:proofErr w:type="spellEnd"/>
-      <w:r>
-        <w:rPr>
-          <w:rFonts w:eastAsia="Times New Roman"/>
-        </w:rPr>
-        <w:t>, with the most recent search completed in April 2026. Randomized controlled trials (RCTs) targeting adolescents aged 10–19 with clinically meaningful depressive symptoms at baseline were eligible when the experimental arm was a CBT-based unguided self-help program containing cognitive appraisal, cognitive restructuring, and behavioral components, and the comparator was an inactive or attention/information control. Studies were screened in duplicate against PICOS-based criteria, and data were extracted for study characteristics, intervention features, outcome data, and risk of bias (</w:t>
-      </w:r>
-      <w:proofErr w:type="spellStart"/>
-      <w:r>
-        <w:rPr>
-          <w:rFonts w:eastAsia="Times New Roman"/>
-        </w:rPr>
-        <w:t>RoB</w:t>
-      </w:r>
-      <w:proofErr w:type="spellEnd"/>
-      <w:r>
-        <w:rPr>
-          <w:rFonts w:eastAsia="Times New Roman"/>
-        </w:rPr>
-        <w:t xml:space="preserve"> 2.0).</w:t>
+        <w:t>A systematic literature search was conducted across PubMed, Embase (Elsevier), Cochrane CENTRAL, and APA PsycArticles, with the most recent search completed in April 2026. Randomized controlled trials (RCTs) targeting adolescents aged 10–19 with clinically meaningful depressive symptoms at baseline were eligible when the experimental arm was a CBT-based unguided self-help program containing cognitive appraisal, cognitive restructuring, and behavioral components, and the comparator was an inactive or attention/information control. Studies were screened in duplicate against PICOS-based criteria, and data were extracted for study characteristics, intervention features, outcome data, and risk of bias (RoB 2.0).</w:t>
       </w:r>
     </w:p>
     <w:p>
@@ -720,21 +434,7 @@
         <w:rPr>
           <w:rFonts w:eastAsia="Times New Roman"/>
         </w:rPr>
-        <w:t xml:space="preserve">Standardized mean differences were computed as Hedges' g, with between-study heterogeneity assessed via the Q-test and I² statistic and overall effects estimated using random-effects models. Pre-specified subgroup analyses examined differences by control type (waitlist/TAU vs. attention or information-only control), support level, delivery modality, baseline severity, and age group. Sensitivity analyses examined the robustness of findings to the inclusion of dissertations and preprints. Publication bias was evaluated with funnel plots, Egger's regression, and Duval and Tweedie's trim-and-fill procedure. Statistical analyses were conducted in R 4.4.2 using the meta and </w:t>
-      </w:r>
-      <w:proofErr w:type="spellStart"/>
-      <w:r>
-        <w:rPr>
-          <w:rFonts w:eastAsia="Times New Roman"/>
-        </w:rPr>
-        <w:t>metafor</w:t>
-      </w:r>
-      <w:proofErr w:type="spellEnd"/>
-      <w:r>
-        <w:rPr>
-          <w:rFonts w:eastAsia="Times New Roman"/>
-        </w:rPr>
-        <w:t xml:space="preserve"> packages.</w:t>
+        <w:t>Standardized mean differences were computed as Hedges' g, with between-study heterogeneity assessed via the Q-test and I² statistic and overall effects estimated using random-effects models. Pre-specified subgroup analyses examined differences by control type (waitlist/TAU vs. attention or information-only control), support level, delivery modality, baseline severity, and age group. Sensitivity analyses examined the robustness of findings to the inclusion of dissertations and preprints. Publication bias was evaluated with funnel plots, Egger's regression, and Duval and Tweedie's trim-and-fill procedure. Statistical analyses were conducted in R 4.4.2 using the meta and metafor packages.</w:t>
       </w:r>
     </w:p>
     <w:p>
@@ -803,34 +503,10 @@
         <w:t>t</w:t>
       </w:r>
       <w:r>
-        <w:t>he WHO World Mental Health Survey across fifteen countries reported that mental disorders, with depression and bipolar disorder showing the highest disability ratings, were rated as more disabling than commonly occurring physical disorders including cancer, diabetes, and heart disease, with the difference especially pronounced in social life and close relationships (</w:t>
-      </w:r>
-      <w:proofErr w:type="spellStart"/>
-      <w:r>
-        <w:t>Ormel</w:t>
-      </w:r>
-      <w:proofErr w:type="spellEnd"/>
-      <w:r>
-        <w:t xml:space="preserve"> et al., 2008).</w:t>
-      </w:r>
-      <w:r>
-        <w:t xml:space="preserve"> For comorbidity, depression rarely occurs in isolation. MDD and depressive symptoms show bidirectional associations with anxiety disorders, are linked to increased risk of coronary heart disease, and predict higher mortality among patients with cancer (Jacobson &amp; Newman, 2017; </w:t>
-      </w:r>
-      <w:proofErr w:type="spellStart"/>
-      <w:r>
-        <w:t>Pinquart</w:t>
-      </w:r>
-      <w:proofErr w:type="spellEnd"/>
-      <w:r>
-        <w:t xml:space="preserve"> &amp; Duberstein, 2010; </w:t>
-      </w:r>
-      <w:proofErr w:type="spellStart"/>
-      <w:r>
-        <w:t>Rugulies</w:t>
-      </w:r>
-      <w:proofErr w:type="spellEnd"/>
-      <w:r>
-        <w:t>, 2002). These findings indicate that depression is not only a disorder of mood but also a condition that disrupts wellbeing, daily functioning, and broader health trajectories. This burden is particularly important for adolescents, because depression during this developmental period may interfere with education, social relationships, and the transition into adulthood. At the same time, the demand for adolescent mental health support has increasingly exceeded the capacity of existing services.</w:t>
+        <w:t>he WHO World Mental Health Survey across fifteen countries reported that mental disorders, with depression and bipolar disorder showing the highest disability ratings, were rated as more disabling than commonly occurring physical disorders including cancer, diabetes, and heart disease, with the difference especially pronounced in social life and close relationships (Ormel et al., 2008).</w:t>
+      </w:r>
+      <w:r>
+        <w:t xml:space="preserve"> For comorbidity, depression rarely occurs in isolation. MDD and depressive symptoms show bidirectional associations with anxiety disorders, are linked to increased risk of coronary heart disease, and predict higher mortality among patients with cancer (Jacobson &amp; Newman, 2017; Pinquart &amp; Duberstein, 2010; Rugulies, 2002). These findings indicate that depression is not only a disorder of mood but also a condition that disrupts wellbeing, daily functioning, and broader health trajectories. This burden is particularly important for adolescents, because depression during this developmental period may interfere with education, social relationships, and the transition into adulthood. At the same time, the demand for adolescent mental health support has increasingly exceeded the capacity of existing services.</w:t>
       </w:r>
     </w:p>
     <w:p>
@@ -840,15 +516,7 @@
         <w:jc w:val="both"/>
       </w:pPr>
       <w:r>
-        <w:t xml:space="preserve">While adolescent mental health needs have risen sharply, the capacity of conventional services has remained limited. Within one year after the onset of COVID-19, the global prevalence of MDD and anxiety disorders increased by approximately 28% and 26% respectively, with the impact most pronounced among young people (COVID-19 Mental Disorders Collaborators, 2021). Three persistent barriers limit adolescent access to care. The first is workforce shortage. According to the WHO Mental Health Atlas, the global median number of child and adolescent psychiatrists is only 0.3 per 100,000 </w:t>
-      </w:r>
-      <w:proofErr w:type="gramStart"/>
-      <w:r>
-        <w:t>population, and</w:t>
-      </w:r>
-      <w:proofErr w:type="gramEnd"/>
-      <w:r>
-        <w:t xml:space="preserve"> falls below 0.1 per 100,000 in low-income countries (World Health Organization, 2021). The second is economic disadvantage. Global evidence shows that treatment coverage for MDD is especially low in low- and lower-middle-income settings, while adolescents from lower socioeconomic backgrounds also report higher levels of depressive symptoms (Moitra et al., 2022; Zhou et al., 2018). The third is stigma, which restricts help-seeking, since adolescents with mental health conditions may be perceived as lazy, weak, or socially undesirable (World Health Organization, 2022). The result is a structural mismatch. Adolescents are among those most affected by post-pandemic increases in depression, but many cannot access timely, affordable, and acceptable care.</w:t>
+        <w:t>While adolescent mental health needs have risen sharply, the capacity of conventional services has remained limited. Within one year after the onset of COVID-19, the global prevalence of MDD and anxiety disorders increased by approximately 28% and 26% respectively, with the impact most pronounced among young people (COVID-19 Mental Disorders Collaborators, 2021). Three persistent barriers limit adolescent access to care. The first is workforce shortage. According to the WHO Mental Health Atlas, the global median number of child and adolescent psychiatrists is only 0.3 per 100,000 population, and falls below 0.1 per 100,000 in low-income countries (World Health Organization, 2021). The second is economic disadvantage. Global evidence shows that treatment coverage for MDD is especially low in low- and lower-middle-income settings, while adolescents from lower socioeconomic backgrounds also report higher levels of depressive symptoms (Moitra et al., 2022; Zhou et al., 2018). The third is stigma, which restricts help-seeking, since adolescents with mental health conditions may be perceived as lazy, weak, or socially undesirable (World Health Organization, 2022). The result is a structural mismatch. Adolescents are among those most affected by post-pandemic increases in depression, but many cannot access timely, affordable, and acceptable care.</w:t>
       </w:r>
     </w:p>
     <w:p>
@@ -859,15 +527,7 @@
       </w:pPr>
       <w:r>
         <w:lastRenderedPageBreak/>
-        <w:t xml:space="preserve">Self-help interventions can help to address these three barriers. They require little or no direct therapist time, which reduces demand on the limited specialist workforce. They can also reach </w:t>
-      </w:r>
-      <w:proofErr w:type="gramStart"/>
-      <w:r>
-        <w:t>a large number of</w:t>
-      </w:r>
-      <w:proofErr w:type="gramEnd"/>
-      <w:r>
-        <w:t xml:space="preserve"> users at low cost, which may improve access for adolescents with limited financial resources. Since they can be used in private, they may also make stigma less of a barrier to seeking help. Self-help interventions can therefore reach adolescents who might otherwise stay outside the conventional treatment system. This direction is consistent with the WHO World Mental Health Report, which calls for accessible and scalable mental health support in settings where existing services are insufficient (World Health Organization, 2022).</w:t>
+        <w:t>Self-help interventions can help to address these three barriers. They require little or no direct therapist time, which reduces demand on the limited specialist workforce. They can also reach a large number of users at low cost, which may improve access for adolescents with limited financial resources. Since they can be used in private, they may also make stigma less of a barrier to seeking help. Self-help interventions can therefore reach adolescents who might otherwise stay outside the conventional treatment system. This direction is consistent with the WHO World Mental Health Report, which calls for accessible and scalable mental health support in settings where existing services are insufficient (World Health Organization, 2022).</w:t>
       </w:r>
     </w:p>
     <w:p>
@@ -900,15 +560,7 @@
         <w:jc w:val="both"/>
       </w:pPr>
       <w:r>
-        <w:t xml:space="preserve">These barriers are not only practical but also relational. Family involvement is not always a neutral pathway to care. Family processes, including low parental warmth, inter-parental conflict, over-involvement, aversiveness, and limited autonomy granting, have been associated with depression and anxiety in young people (Yap et al., 2014). Parents may therefore function not only as facilitators of care, but in some circumstances also as barriers to access (Platell et al., 2023). In such contexts, unguided self-help CBT may provide a practical route to structured psychological support when access through families or formal services is difficult. The ecological constraints of adolescent help-seeking, together with the developmental capacities discussed above, support examining unguided self-help CBT as a clinically and developmentally meaningful intervention </w:t>
-      </w:r>
-      <w:proofErr w:type="gramStart"/>
-      <w:r>
-        <w:t>format in its own right</w:t>
-      </w:r>
-      <w:proofErr w:type="gramEnd"/>
-      <w:r>
-        <w:t>.</w:t>
+        <w:t>These barriers are not only practical but also relational. Family involvement is not always a neutral pathway to care. Family processes, including low parental warmth, inter-parental conflict, over-involvement, aversiveness, and limited autonomy granting, have been associated with depression and anxiety in young people (Yap et al., 2014). Parents may therefore function not only as facilitators of care, but in some circumstances also as barriers to access (Platell et al., 2023). In such contexts, unguided self-help CBT may provide a practical route to structured psychological support when access through families or formal services is difficult. The ecological constraints of adolescent help-seeking, together with the developmental capacities discussed above, support examining unguided self-help CBT as a clinically and developmentally meaningful intervention format in its own right.</w:t>
       </w:r>
     </w:p>
     <w:p>
@@ -1149,15 +801,7 @@
       </w:r>
       <w:r>
         <w:lastRenderedPageBreak/>
-        <w:t xml:space="preserve">individuals show characteristic patterns of negative automatic thoughts and dysfunctional beliefs about the self, the world, and the future. These cognitive patterns are activated under stress and serve to maintain depressive mood and behavior (Beck, 1967; Beck, Rush, Shaw, &amp; Emery, 1979). Behavior therapy, which developed in parallel, applied principles of reinforcement, punishment, and extinction </w:t>
-      </w:r>
-      <w:proofErr w:type="gramStart"/>
-      <w:r>
-        <w:t>in order to</w:t>
-      </w:r>
-      <w:proofErr w:type="gramEnd"/>
-      <w:r>
-        <w:t xml:space="preserve"> modify maladaptive behavioral patterns and to increase engagement in activities likely to produce positive reinforcement. The integration of these two traditions, together with the addition of emotion as a central variable, gave rise to CBT. In the CBT framework, cognition, behavior, and emotion are understood as three components that interact reciprocally, so that a change in any one of them influences the others.</w:t>
+        <w:t>individuals show characteristic patterns of negative automatic thoughts and dysfunctional beliefs about the self, the world, and the future. These cognitive patterns are activated under stress and serve to maintain depressive mood and behavior (Beck, 1967; Beck, Rush, Shaw, &amp; Emery, 1979). Behavior therapy, which developed in parallel, applied principles of reinforcement, punishment, and extinction in order to modify maladaptive behavioral patterns and to increase engagement in activities likely to produce positive reinforcement. The integration of these two traditions, together with the addition of emotion as a central variable, gave rise to CBT. In the CBT framework, cognition, behavior, and emotion are understood as three components that interact reciprocally, so that a change in any one of them influences the others.</w:t>
       </w:r>
     </w:p>
     <w:p>
@@ -1185,15 +829,7 @@
         <w:jc w:val="both"/>
       </w:pPr>
       <w:r>
-        <w:t xml:space="preserve">The historical roots of self-help for mental health extend back to early twentieth-century writings on self-management (Harwood &amp; </w:t>
-      </w:r>
-      <w:proofErr w:type="spellStart"/>
-      <w:r>
-        <w:t>L'Abate</w:t>
-      </w:r>
-      <w:proofErr w:type="spellEnd"/>
-      <w:r>
-        <w:t>, 2010). Self-help and professional help are best understood not as a dichotomy but as two endpoints of a continuum. At one end, individuals rely entirely on their own resources without any direct or indirect professional involvement, as in self-initiated change in addictive behaviors (Klingemann &amp; Sobell, 2007). At the other end, individuals rely fully on professional guidance. A wide range of intermediate arrangements populates the space between these two endpoints (McFadden et al., 1992).</w:t>
+        <w:t>The historical roots of self-help for mental health extend back to early twentieth-century writings on self-management (Harwood &amp; L'Abate, 2010). Self-help and professional help are best understood not as a dichotomy but as two endpoints of a continuum. At one end, individuals rely entirely on their own resources without any direct or indirect professional involvement, as in self-initiated change in addictive behaviors (Klingemann &amp; Sobell, 2007). At the other end, individuals rely fully on professional guidance. A wide range of intermediate arrangements populates the space between these two endpoints (McFadden et al., 1992).</w:t>
       </w:r>
     </w:p>
     <w:p>
@@ -1203,27 +839,11 @@
         <w:jc w:val="both"/>
       </w:pPr>
       <w:r>
-        <w:t xml:space="preserve">Within this continuum, self-help has been sub-classified in several ways. Harwood and </w:t>
-      </w:r>
-      <w:proofErr w:type="spellStart"/>
-      <w:r>
-        <w:t>L'Abate</w:t>
-      </w:r>
-      <w:proofErr w:type="spellEnd"/>
-      <w:r>
-        <w:t xml:space="preserve"> (2010) distinguish three forms. Self-care refers to practices that an individual initiates independently, such as </w:t>
+        <w:t xml:space="preserve">Within this continuum, self-help has been sub-classified in several ways. Harwood and L'Abate (2010) distinguish three forms. Self-care refers to practices that an individual initiates independently, such as </w:t>
       </w:r>
       <w:r>
         <w:lastRenderedPageBreak/>
-        <w:t xml:space="preserve">improving sleep hygiene, practicing relaxation, taking up new hobbies, or spending time in nature. Self-support refers to situations in which a professional provides some degree of suggestion, monitoring, or guidance </w:t>
-      </w:r>
-      <w:proofErr w:type="gramStart"/>
-      <w:r>
-        <w:t>in order to</w:t>
-      </w:r>
-      <w:proofErr w:type="gramEnd"/>
-      <w:r>
-        <w:t xml:space="preserve"> help the individual sustain new practices. Self-change refers to situations in which an individual in a harmful state decides, with or without external assistance, to relinquish destructive behavior and adopt more adaptive alternatives.</w:t>
+        <w:t>improving sleep hygiene, practicing relaxation, taking up new hobbies, or spending time in nature. Self-support refers to situations in which a professional provides some degree of suggestion, monitoring, or guidance in order to help the individual sustain new practices. Self-change refers to situations in which an individual in a harmful state decides, with or without external assistance, to relinquish destructive behavior and adopt more adaptive alternatives.</w:t>
       </w:r>
     </w:p>
     <w:p>
@@ -1295,15 +915,7 @@
         <w:jc w:val="both"/>
       </w:pPr>
       <w:r>
-        <w:t xml:space="preserve">Automated encouragement refers to pre-scripted, fixed prompts or messages that are generated by the program itself </w:t>
-      </w:r>
-      <w:proofErr w:type="gramStart"/>
-      <w:r>
-        <w:t>in order to</w:t>
-      </w:r>
-      <w:proofErr w:type="gramEnd"/>
-      <w:r>
-        <w:t xml:space="preserve"> encourage continued engagement. These prompts must not include guidance on therapeutic content.</w:t>
+        <w:t>Automated encouragement refers to pre-scripted, fixed prompts or messages that are generated by the program itself in order to encourage continued engagement. These prompts must not include guidance on therapeutic content.</w:t>
       </w:r>
     </w:p>
     <w:p>
@@ -1313,15 +925,7 @@
         <w:jc w:val="both"/>
       </w:pPr>
       <w:r>
-        <w:t xml:space="preserve">Human encouragement refers to prompts or messages that are prepared and delivered by a person, for example through email, SMS, or telephone, </w:t>
-      </w:r>
-      <w:proofErr w:type="gramStart"/>
-      <w:r>
-        <w:t>in order to</w:t>
-      </w:r>
-      <w:proofErr w:type="gramEnd"/>
-      <w:r>
-        <w:t xml:space="preserve"> encourage engagement. Like automated encouragement, these prompts must not include guidance on therapeutic content. Peer support delivered through moderated discussion groups is also classified as human encouragement.</w:t>
+        <w:t>Human encouragement refers to prompts or messages that are prepared and delivered by a person, for example through email, SMS, or telephone, in order to encourage engagement. Like automated encouragement, these prompts must not include guidance on therapeutic content. Peer support delivered through moderated discussion groups is also classified as human encouragement.</w:t>
       </w:r>
     </w:p>
     <w:p>
@@ -1373,31 +977,7 @@
       </w:r>
       <w:r>
         <w:lastRenderedPageBreak/>
-        <w:t xml:space="preserve">They decomposed </w:t>
-      </w:r>
-      <w:proofErr w:type="spellStart"/>
-      <w:r>
-        <w:t>iCBT</w:t>
-      </w:r>
-      <w:proofErr w:type="spellEnd"/>
-      <w:r>
-        <w:t xml:space="preserve"> into seventeen components. They found that the apparent benefit of "guided" </w:t>
-      </w:r>
-      <w:proofErr w:type="spellStart"/>
-      <w:r>
-        <w:t>iCBT</w:t>
-      </w:r>
-      <w:proofErr w:type="spellEnd"/>
-      <w:r>
-        <w:t xml:space="preserve"> may derive from human encouragement, or from its combination with therapeutic guidance, rather than from therapeutic guidance alone. Behavioral activation was identified as one of the most consistently beneficial components. By contrast, relaxation as implemented in the trials they examined was found to be potentially detrimental. The study was limited to </w:t>
-      </w:r>
-      <w:proofErr w:type="spellStart"/>
-      <w:r>
-        <w:t>iCBT</w:t>
-      </w:r>
-      <w:proofErr w:type="spellEnd"/>
-      <w:r>
-        <w:t xml:space="preserve"> in adults and assumed that component effects were additive.</w:t>
+        <w:t>They decomposed iCBT into seventeen components. They found that the apparent benefit of "guided" iCBT may derive from human encouragement, or from its combination with therapeutic guidance, rather than from therapeutic guidance alone. Behavioral activation was identified as one of the most consistently beneficial components. By contrast, relaxation as implemented in the trials they examined was found to be potentially detrimental. The study was limited to iCBT in adults and assumed that component effects were additive.</w:t>
       </w:r>
     </w:p>
     <w:p>
@@ -1417,15 +997,7 @@
         <w:jc w:val="both"/>
       </w:pPr>
       <w:r>
-        <w:t xml:space="preserve">The three reviews together point to several remaining gaps that the present meta-analysis aims to address. First, adolescent-specific evidence on unguided self-help CBT has not been comprehensively synthesized using a support-level framework that is independent from the guided/unguided distinction. Second, existing syntheses have generally not examined whether effect sizes differ systematically by control type, specifically between passive controls (waitlist, TAU, no treatment) and minimally active controls (attention or information-only), even though the choice of comparator can substantially shape apparent effect sizes. Third, depression in adolescence often overlaps with adjacent presentations such as suicidality, self-harm, and bereavement-related emotional difficulties (Herrman et al., 2022). Suicidal ideation is a recognized component of depressive symptomatology, self-harm frequently co-occurs with depressive disorders, and bereavement-related presentations may overlap with or precipitate depressive episodes. By including trials in which depression was assessed as a central outcome alongside these presentations, the present study aims to characterize the reach of unguided self-help CBT across the clinically proximal range in which it is </w:t>
-      </w:r>
-      <w:proofErr w:type="gramStart"/>
-      <w:r>
-        <w:t>actually deployed</w:t>
-      </w:r>
-      <w:proofErr w:type="gramEnd"/>
-      <w:r>
-        <w:t>.</w:t>
+        <w:t>The three reviews together point to several remaining gaps that the present meta-analysis aims to address. First, adolescent-specific evidence on unguided self-help CBT has not been comprehensively synthesized using a support-level framework that is independent from the guided/unguided distinction. Second, existing syntheses have generally not examined whether effect sizes differ systematically by control type, specifically between passive controls (waitlist, TAU, no treatment) and minimally active controls (attention or information-only), even though the choice of comparator can substantially shape apparent effect sizes. Third, depression in adolescence often overlaps with adjacent presentations such as suicidality, self-harm, and bereavement-related emotional difficulties (Herrman et al., 2022). Suicidal ideation is a recognized component of depressive symptomatology, self-harm frequently co-occurs with depressive disorders, and bereavement-related presentations may overlap with or precipitate depressive episodes. By including trials in which depression was assessed as a central outcome alongside these presentations, the present study aims to characterize the reach of unguided self-help CBT across the clinically proximal range in which it is actually deployed.</w:t>
       </w:r>
     </w:p>
     <w:bookmarkEnd w:id="2"/>
@@ -1478,21 +1050,7 @@
         <w:rPr>
           <w:rFonts w:eastAsia="Times New Roman"/>
         </w:rPr>
-        <w:t xml:space="preserve">A systematic literature search was conducted across four electronic databases up to April 3, 2026: PubMed, Embase (Elsevier platform), the Cochrane Central Register of Controlled Trials (CENTRAL), and APA </w:t>
-      </w:r>
-      <w:proofErr w:type="spellStart"/>
-      <w:r>
-        <w:rPr>
-          <w:rFonts w:eastAsia="Times New Roman"/>
-        </w:rPr>
-        <w:t>PsycArticles</w:t>
-      </w:r>
-      <w:proofErr w:type="spellEnd"/>
-      <w:r>
-        <w:rPr>
-          <w:rFonts w:eastAsia="Times New Roman"/>
-        </w:rPr>
-        <w:t xml:space="preserve">. </w:t>
+        <w:t xml:space="preserve">A systematic literature search was conducted across four electronic databases up to April 3, 2026: PubMed, Embase (Elsevier platform), the Cochrane Central Register of Controlled Trials (CENTRAL), and APA PsycArticles. </w:t>
       </w:r>
     </w:p>
     <w:p>
@@ -1508,23 +1066,7 @@
         <w:rPr>
           <w:rFonts w:eastAsia="Times New Roman"/>
         </w:rPr>
-        <w:t xml:space="preserve">The search strategy was constructed from four concept blocks combined with the Boolean AND operator: (1) adolescent population, (2) depression, (3) cognitive behavioral therapy, and (4) unguided self-help and digital delivery modalities. Within each block, </w:t>
-      </w:r>
-      <w:proofErr w:type="spellStart"/>
-      <w:proofErr w:type="gramStart"/>
-      <w:r>
-        <w:rPr>
-          <w:rFonts w:eastAsia="Times New Roman"/>
-        </w:rPr>
-        <w:t>MeSH</w:t>
-      </w:r>
-      <w:proofErr w:type="spellEnd"/>
-      <w:proofErr w:type="gramEnd"/>
-      <w:r>
-        <w:rPr>
-          <w:rFonts w:eastAsia="Times New Roman"/>
-        </w:rPr>
-        <w:t xml:space="preserve"> terms and free-text synonyms were combined with the Boolean OR operator. Block 4 was adapted from Tong et al. (2024) and included terms covering bibliotherapy, internet-based and computer-assisted interventions, mobile applications, smartphone applications, telehealth, and related digital formats. The full search strings were adapted to the syntax of each database. The PubMed strategy is presented in Appendix A as a worked example.</w:t>
+        <w:t>The search strategy was constructed from four concept blocks combined with the Boolean AND operator: (1) adolescent population, (2) depression, (3) cognitive behavioral therapy, and (4) unguided self-help and digital delivery modalities. Within each block, MeSH terms and free-text synonyms were combined with the Boolean OR operator. Block 4 was adapted from Tong et al. (2024) and included terms covering bibliotherapy, internet-based and computer-assisted interventions, mobile applications, smartphone applications, telehealth, and related digital formats. The full search strings were adapted to the syntax of each database. The PubMed strategy is presented in Appendix A as a worked example.</w:t>
       </w:r>
     </w:p>
     <w:p>
@@ -1537,35 +1079,7 @@
         <w:rPr>
           <w:rFonts w:eastAsia="Times New Roman"/>
         </w:rPr>
-        <w:t xml:space="preserve">No restrictions were placed on language at the search stage, and non-English records were screened with translation support where feasible. No restrictions were placed on publication status. Grey literature, including doctoral dissertations and preprints, was retained at the search stage </w:t>
-      </w:r>
-      <w:proofErr w:type="gramStart"/>
-      <w:r>
-        <w:rPr>
-          <w:rFonts w:eastAsia="Times New Roman"/>
-        </w:rPr>
-        <w:t>in order to</w:t>
-      </w:r>
-      <w:proofErr w:type="gramEnd"/>
-      <w:r>
-        <w:rPr>
-          <w:rFonts w:eastAsia="Times New Roman"/>
-        </w:rPr>
-        <w:t xml:space="preserve"> enhance the comprehensiveness of the review and to reduce the risk of publication bias (</w:t>
-      </w:r>
-      <w:proofErr w:type="spellStart"/>
-      <w:r>
-        <w:rPr>
-          <w:rFonts w:eastAsia="Times New Roman"/>
-        </w:rPr>
-        <w:t>Schöpfel</w:t>
-      </w:r>
-      <w:proofErr w:type="spellEnd"/>
-      <w:r>
-        <w:rPr>
-          <w:rFonts w:eastAsia="Times New Roman"/>
-        </w:rPr>
-        <w:t xml:space="preserve"> &amp; Rasuli, 2018). </w:t>
+        <w:t xml:space="preserve">No restrictions were placed on language at the search stage, and non-English records were screened with translation support where feasible. No restrictions were placed on publication status. Grey literature, including doctoral dissertations and preprints, was retained at the search stage in order to enhance the comprehensiveness of the review and to reduce the risk of publication bias (Schöpfel &amp; Rasuli, 2018). </w:t>
       </w:r>
     </w:p>
     <w:p>
@@ -1583,11 +1097,9 @@
         </w:rPr>
         <w:t xml:space="preserve"> </w:t>
       </w:r>
-      <w:proofErr w:type="spellStart"/>
       <w:r>
         <w:t>Reitegger</w:t>
       </w:r>
-      <w:proofErr w:type="spellEnd"/>
       <w:r>
         <w:rPr>
           <w:rFonts w:hint="eastAsia"/>
@@ -1656,21 +1168,7 @@
         <w:rPr>
           <w:rFonts w:eastAsia="Times New Roman"/>
         </w:rPr>
-        <w:t xml:space="preserve">Studies were eligible for inclusion when they satisfied </w:t>
-      </w:r>
-      <w:proofErr w:type="gramStart"/>
-      <w:r>
-        <w:rPr>
-          <w:rFonts w:eastAsia="Times New Roman"/>
-        </w:rPr>
-        <w:t>all of</w:t>
-      </w:r>
-      <w:proofErr w:type="gramEnd"/>
-      <w:r>
-        <w:rPr>
-          <w:rFonts w:eastAsia="Times New Roman"/>
-        </w:rPr>
-        <w:t xml:space="preserve"> the following criteria.</w:t>
+        <w:t>Studies were eligible for inclusion when they satisfied all of the following criteria.</w:t>
       </w:r>
     </w:p>
     <w:p>
@@ -1777,15 +1275,7 @@
       </w:r>
       <w:r>
         <w:lastRenderedPageBreak/>
-        <w:t xml:space="preserve">component (behavioral activation, problem-solving). Component definitions followed the framework summarized in Section 2.4 and Appendix B. Interventions delivered through </w:t>
-      </w:r>
-      <w:proofErr w:type="gramStart"/>
-      <w:r>
-        <w:t>artificial-intelligence</w:t>
-      </w:r>
-      <w:proofErr w:type="gramEnd"/>
-      <w:r>
-        <w:t xml:space="preserve"> chatbots that autonomously deliver CBT content without human therapist involvement were eligible as a form of unguided self-help.</w:t>
+        <w:t>component (behavioral activation, problem-solving). Component definitions followed the framework summarized in Section 2.4 and Appendix B. Interventions delivered through artificial-intelligence chatbots that autonomously deliver CBT content without human therapist involvement were eligible as a form of unguided self-help.</w:t>
       </w:r>
     </w:p>
     <w:p>
@@ -1809,21 +1299,7 @@
         <w:rPr>
           <w:rFonts w:eastAsia="Times New Roman"/>
         </w:rPr>
-        <w:t xml:space="preserve"> The comparator arm was required to be a non-active control condition. Non-active controls included waitlist, treatment-as-usual (TAU), no treatment, attention control, and information-only control. TAU was interpreted as the standard care that a participant would have received regardless of trial </w:t>
-      </w:r>
-      <w:proofErr w:type="gramStart"/>
-      <w:r>
-        <w:rPr>
-          <w:rFonts w:eastAsia="Times New Roman"/>
-        </w:rPr>
-        <w:t>participation, and</w:t>
-      </w:r>
-      <w:proofErr w:type="gramEnd"/>
-      <w:r>
-        <w:rPr>
-          <w:rFonts w:eastAsia="Times New Roman"/>
-        </w:rPr>
-        <w:t xml:space="preserve"> was therefore treated as non-active. For subgroup analysis, the comparator was further classified as passive (waitlist, TAU, no treatment) or minimally active (attention control, information-only control), reflecting evidence that the choice of comparator can substantially shape apparent effect sizes.</w:t>
+        <w:t xml:space="preserve"> The comparator arm was required to be a non-active control condition. Non-active controls included waitlist, treatment-as-usual (TAU), no treatment, attention control, and information-only control. TAU was interpreted as the standard care that a participant would have received regardless of trial participation, and was therefore treated as non-active. For subgroup analysis, the comparator was further classified as passive (waitlist, TAU, no treatment) or minimally active (attention control, information-only control), reflecting evidence that the choice of comparator can substantially shape apparent effect sizes.</w:t>
       </w:r>
     </w:p>
     <w:p>
@@ -6071,43 +5547,7 @@
           <w:sz w:val="20"/>
           <w:szCs w:val="20"/>
         </w:rPr>
-        <w:t xml:space="preserve">An </w:t>
-      </w:r>
-      <w:proofErr w:type="spellStart"/>
-      <w:r>
-        <w:rPr>
-          <w:rFonts w:eastAsia="Times New Roman"/>
-          <w:sz w:val="20"/>
-          <w:szCs w:val="20"/>
-        </w:rPr>
-        <w:t>em</w:t>
-      </w:r>
-      <w:proofErr w:type="spellEnd"/>
-      <w:r>
-        <w:rPr>
-          <w:rFonts w:eastAsia="Times New Roman"/>
-          <w:sz w:val="20"/>
-          <w:szCs w:val="20"/>
-        </w:rPr>
-        <w:t xml:space="preserve">-dash (—) indicates that the measure is typically used with a single validated cutoff rather than with graduated severity bands. Where multiple cutoffs are in use, the </w:t>
-      </w:r>
-      <w:proofErr w:type="gramStart"/>
-      <w:r>
-        <w:rPr>
-          <w:rFonts w:eastAsia="Times New Roman"/>
-          <w:sz w:val="20"/>
-          <w:szCs w:val="20"/>
-        </w:rPr>
-        <w:t>most commonly cited</w:t>
-      </w:r>
-      <w:proofErr w:type="gramEnd"/>
-      <w:r>
-        <w:rPr>
-          <w:rFonts w:eastAsia="Times New Roman"/>
-          <w:sz w:val="20"/>
-          <w:szCs w:val="20"/>
-        </w:rPr>
-        <w:t xml:space="preserve"> is listed first, with alternatives in parentheses. The Clinical Cutoff column reflects the threshold used for establishing baseline eligibility; baseline severity for subgroup analysis (Subclinical, Mild-to-Moderate, Moderate, Severe) is classified using these cutoffs together with the reported baseline mean and standard deviation.</w:t>
+        <w:t>An em-dash (—) indicates that the measure is typically used with a single validated cutoff rather than with graduated severity bands. Where multiple cutoffs are in use, the most commonly cited is listed first, with alternatives in parentheses. The Clinical Cutoff column reflects the threshold used for establishing baseline eligibility; baseline severity for subgroup analysis (Subclinical, Mild-to-Moderate, Moderate, Severe) is classified using these cutoffs together with the reported baseline mean and standard deviation.</w:t>
       </w:r>
     </w:p>
     <w:p>
@@ -6146,21 +5586,7 @@
         <w:rPr>
           <w:rFonts w:eastAsia="Times New Roman"/>
         </w:rPr>
-        <w:t>were exported to a reference manager (</w:t>
-      </w:r>
-      <w:proofErr w:type="spellStart"/>
-      <w:r>
-        <w:rPr>
-          <w:rFonts w:eastAsia="Times New Roman"/>
-        </w:rPr>
-        <w:t>NoteExpress</w:t>
-      </w:r>
-      <w:proofErr w:type="spellEnd"/>
-      <w:r>
-        <w:rPr>
-          <w:rFonts w:eastAsia="Times New Roman"/>
-        </w:rPr>
-        <w:t>) and deduplicated. Titles and abstracts were screened against the eligibility criteria. Records clearly outside the scope of the review, such as adult-only samples, non-CBT interventions, or non-RCT designs, were excluded at this stage. Full texts were obtained for all potentially eligible records and were screened against the complete criteria set. Reasons for exclusion at the full-text stage were recorded using a standardized set of codes (E1 to E12) covering design, population, intervention, comparator, outcome, and data-availability issues, and an exclusion log was maintained throughout the screening process. Study selection results are reported in the PRISMA 2020 flow diagram in Chapter 4</w:t>
+        <w:t>were exported to a reference manager (NoteExpress) and deduplicated. Titles and abstracts were screened against the eligibility criteria. Records clearly outside the scope of the review, such as adult-only samples, non-CBT interventions, or non-RCT designs, were excluded at this stage. Full texts were obtained for all potentially eligible records and were screened against the complete criteria set. Reasons for exclusion at the full-text stage were recorded using a standardized set of codes (E1 to E12) covering design, population, intervention, comparator, outcome, and data-availability issues, and an exclusion log was maintained throughout the screening process. Study selection results are reported in the PRISMA 2020 flow diagram in Chapter 4</w:t>
       </w:r>
       <w:r>
         <w:rPr>
@@ -6190,49 +5616,7 @@
         <w:rPr>
           <w:rFonts w:eastAsia="Times New Roman"/>
         </w:rPr>
-        <w:t xml:space="preserve">Data were extracted into a standardized form comprising three linked sheets: </w:t>
-      </w:r>
-      <w:proofErr w:type="spellStart"/>
-      <w:r>
-        <w:rPr>
-          <w:rFonts w:eastAsia="Times New Roman"/>
-        </w:rPr>
-        <w:t>Study_Info</w:t>
-      </w:r>
-      <w:proofErr w:type="spellEnd"/>
-      <w:r>
-        <w:rPr>
-          <w:rFonts w:eastAsia="Times New Roman"/>
-        </w:rPr>
-        <w:t xml:space="preserve"> (study-level characteristics), </w:t>
-      </w:r>
-      <w:proofErr w:type="spellStart"/>
-      <w:r>
-        <w:rPr>
-          <w:rFonts w:eastAsia="Times New Roman"/>
-        </w:rPr>
-        <w:t>Outcome_Data</w:t>
-      </w:r>
-      <w:proofErr w:type="spellEnd"/>
-      <w:r>
-        <w:rPr>
-          <w:rFonts w:eastAsia="Times New Roman"/>
-        </w:rPr>
-        <w:t xml:space="preserve"> (effect-size inputs at each time-point), and </w:t>
-      </w:r>
-      <w:proofErr w:type="spellStart"/>
-      <w:r>
-        <w:rPr>
-          <w:rFonts w:eastAsia="Times New Roman"/>
-        </w:rPr>
-        <w:t>RoB</w:t>
-      </w:r>
-      <w:proofErr w:type="spellEnd"/>
-      <w:r>
-        <w:rPr>
-          <w:rFonts w:eastAsia="Times New Roman"/>
-        </w:rPr>
-        <w:t xml:space="preserve"> 2.0 (risk-of-bias judgments). Bibliographic and numerical fields with low ambiguity were supported by automated extraction with subsequent human verification. Judgment-dependent fields, including intervention features, severity classification, and risk-of-bias domain ratings, were determined through manual reading of each study by the author.</w:t>
+        <w:t>Data were extracted into a standardized form comprising three linked sheets: Study_Info (study-level characteristics), Outcome_Data (effect-size inputs at each time-point), and RoB 2.0 (risk-of-bias judgments). Bibliographic and numerical fields with low ambiguity were supported by automated extraction with subsequent human verification. Judgment-dependent fields, including intervention features, severity classification, and risk-of-bias domain ratings, were determined through manual reading of each study by the author.</w:t>
       </w:r>
     </w:p>
     <w:p>
@@ -6321,105 +5705,7 @@
         <w:rPr>
           <w:rFonts w:eastAsia="Times New Roman"/>
         </w:rPr>
-        <w:t xml:space="preserve"> Total duration, session length and frequency, format (individual or group), delivery modality (bibliotherapy, computer program, mobile application, text-messaging, or web-based), CBT components present, and support level. CBT components were recorded using standardized abbreviations drawn from the component framework of Furukawa et al. (2021): </w:t>
-      </w:r>
-      <w:proofErr w:type="spellStart"/>
-      <w:r>
-        <w:rPr>
-          <w:rFonts w:eastAsia="Times New Roman"/>
-        </w:rPr>
-        <w:t>cr</w:t>
-      </w:r>
-      <w:proofErr w:type="spellEnd"/>
-      <w:r>
-        <w:rPr>
-          <w:rFonts w:eastAsia="Times New Roman"/>
-        </w:rPr>
-        <w:t xml:space="preserve"> (cognitive restructuring), </w:t>
-      </w:r>
-      <w:proofErr w:type="spellStart"/>
-      <w:r>
-        <w:rPr>
-          <w:rFonts w:eastAsia="Times New Roman"/>
-        </w:rPr>
-        <w:t>ba</w:t>
-      </w:r>
-      <w:proofErr w:type="spellEnd"/>
-      <w:r>
-        <w:rPr>
-          <w:rFonts w:eastAsia="Times New Roman"/>
-        </w:rPr>
-        <w:t xml:space="preserve"> (behavioral activation), </w:t>
-      </w:r>
-      <w:proofErr w:type="spellStart"/>
-      <w:r>
-        <w:rPr>
-          <w:rFonts w:eastAsia="Times New Roman"/>
-        </w:rPr>
-        <w:t>ps</w:t>
-      </w:r>
-      <w:proofErr w:type="spellEnd"/>
-      <w:r>
-        <w:rPr>
-          <w:rFonts w:eastAsia="Times New Roman"/>
-        </w:rPr>
-        <w:t xml:space="preserve"> (problem-solving), </w:t>
-      </w:r>
-      <w:proofErr w:type="spellStart"/>
-      <w:r>
-        <w:rPr>
-          <w:rFonts w:eastAsia="Times New Roman"/>
-        </w:rPr>
-        <w:t>rx</w:t>
-      </w:r>
-      <w:proofErr w:type="spellEnd"/>
-      <w:r>
-        <w:rPr>
-          <w:rFonts w:eastAsia="Times New Roman"/>
-        </w:rPr>
-        <w:t xml:space="preserve"> (relaxation), </w:t>
-      </w:r>
-      <w:proofErr w:type="spellStart"/>
-      <w:r>
-        <w:rPr>
-          <w:rFonts w:eastAsia="Times New Roman"/>
-        </w:rPr>
-        <w:t>ist</w:t>
-      </w:r>
-      <w:proofErr w:type="spellEnd"/>
-      <w:r>
-        <w:rPr>
-          <w:rFonts w:eastAsia="Times New Roman"/>
-        </w:rPr>
-        <w:t xml:space="preserve"> (interpersonal skills training), pe (psychoeducation), </w:t>
-      </w:r>
-      <w:proofErr w:type="spellStart"/>
-      <w:r>
-        <w:rPr>
-          <w:rFonts w:eastAsia="Times New Roman"/>
-        </w:rPr>
-        <w:t>hw</w:t>
-      </w:r>
-      <w:proofErr w:type="spellEnd"/>
-      <w:r>
-        <w:rPr>
-          <w:rFonts w:eastAsia="Times New Roman"/>
-        </w:rPr>
-        <w:t xml:space="preserve"> (homework), </w:t>
-      </w:r>
-      <w:proofErr w:type="spellStart"/>
-      <w:r>
-        <w:rPr>
-          <w:rFonts w:eastAsia="Times New Roman"/>
-        </w:rPr>
-        <w:t>rp</w:t>
-      </w:r>
-      <w:proofErr w:type="spellEnd"/>
-      <w:r>
-        <w:rPr>
-          <w:rFonts w:eastAsia="Times New Roman"/>
-        </w:rPr>
-        <w:t xml:space="preserve"> (relapse prevention), 3w (third-wave elements), and pr (behavioral therapy for insomnia). Support level was coded according to the four-component scheme described in Section 2.4: initial face-to-face contact, technical support, automated encouragement, and human encouragement.</w:t>
+        <w:t xml:space="preserve"> Total duration, session length and frequency, format (individual or group), delivery modality (bibliotherapy, computer program, mobile application, text-messaging, or web-based), CBT components present, and support level. CBT components were recorded using standardized abbreviations drawn from the component framework of Furukawa et al. (2021): cr (cognitive restructuring), ba (behavioral activation), ps (problem-solving), rx (relaxation), ist (interpersonal skills training), pe (psychoeducation), hw (homework), rp (relapse prevention), 3w (third-wave elements), and pr (behavioral therapy for insomnia). Support level was coded according to the four-component scheme described in Section 2.4: initial face-to-face contact, technical support, automated encouragement, and human encouragement.</w:t>
       </w:r>
     </w:p>
     <w:p>
@@ -6605,15 +5891,7 @@
         <w:jc w:val="both"/>
       </w:pPr>
       <w:r>
-        <w:t xml:space="preserve">When a single trial reported multiple follow-up assessments within the same window, one assessment was selected for each window according to the following rules. For the short- and medium-term windows, the assessment closest to the midpoint of the window was retained. For the long-term window, the 12-month assessment was prioritized; when 12-month data were not available, the available long-term assessment closest to 12 months was used. The remaining assessments were retained in the database for descriptive reporting but were not entered into the corresponding pooled analysis, </w:t>
-      </w:r>
-      <w:proofErr w:type="gramStart"/>
-      <w:r>
-        <w:t>in order to</w:t>
-      </w:r>
-      <w:proofErr w:type="gramEnd"/>
-      <w:r>
-        <w:t xml:space="preserve"> avoid unit-of-analysis errors arising from the inclusion of multiple non-independent estimates from a single trial.</w:t>
+        <w:t>When a single trial reported multiple follow-up assessments within the same window, one assessment was selected for each window according to the following rules. For the short- and medium-term windows, the assessment closest to the midpoint of the window was retained. For the long-term window, the 12-month assessment was prioritized; when 12-month data were not available, the available long-term assessment closest to 12 months was used. The remaining assessments were retained in the database for descriptive reporting but were not entered into the corresponding pooled analysis, in order to avoid unit-of-analysis errors arising from the inclusion of multiple non-independent estimates from a single trial.</w:t>
       </w:r>
     </w:p>
     <w:bookmarkEnd w:id="3"/>
@@ -6647,35 +5925,7 @@
         <w:rPr>
           <w:rFonts w:eastAsia="Times New Roman"/>
         </w:rPr>
-        <w:t>Risk of bias was assessed using the Cochrane Risk of Bias 2 tool for randomized trials (</w:t>
-      </w:r>
-      <w:proofErr w:type="spellStart"/>
-      <w:r>
-        <w:rPr>
-          <w:rFonts w:eastAsia="Times New Roman"/>
-        </w:rPr>
-        <w:t>RoB</w:t>
-      </w:r>
-      <w:proofErr w:type="spellEnd"/>
-      <w:r>
-        <w:rPr>
-          <w:rFonts w:eastAsia="Times New Roman"/>
-        </w:rPr>
-        <w:t xml:space="preserve"> 2.0; Sterne et al., 2019). Each study received a judgment of Low risk, Some concerns, or High risk across five domains: D1 (the randomization process), D2 (deviations from intended interventions), D3 (missing outcome data), D4 (measurement of the outcome), and D5 (selection of the reported result). The overall risk-of-bias judgment was derived from the domain-level ratings according to the </w:t>
-      </w:r>
-      <w:proofErr w:type="spellStart"/>
-      <w:r>
-        <w:rPr>
-          <w:rFonts w:eastAsia="Times New Roman"/>
-        </w:rPr>
-        <w:t>RoB</w:t>
-      </w:r>
-      <w:proofErr w:type="spellEnd"/>
-      <w:r>
-        <w:rPr>
-          <w:rFonts w:eastAsia="Times New Roman"/>
-        </w:rPr>
-        <w:t xml:space="preserve"> 2.0 algorithm. A written justification was recorded for each domain-level judgment.</w:t>
+        <w:t>Risk of bias was assessed using the Cochrane Risk of Bias 2 tool for randomized trials (RoB 2.0; Sterne et al., 2019). Each study received a judgment of Low risk, Some concerns, or High risk across five domains: D1 (the randomization process), D2 (deviations from intended interventions), D3 (missing outcome data), D4 (measurement of the outcome), and D5 (selection of the reported result). The overall risk-of-bias judgment was derived from the domain-level ratings according to the RoB 2.0 algorithm. A written justification was recorded for each domain-level judgment.</w:t>
       </w:r>
     </w:p>
     <w:p>
@@ -6842,23 +6092,7 @@
       </w:r>
       <w:r>
         <w:lastRenderedPageBreak/>
-        <w:t xml:space="preserve">criterion. </w:t>
-      </w:r>
-      <w:proofErr w:type="spellStart"/>
-      <w:r>
-        <w:t>Behavioural</w:t>
-      </w:r>
-      <w:proofErr w:type="spellEnd"/>
-      <w:r>
-        <w:t xml:space="preserve"> activation was not examined as a single-component contrast because it was present in </w:t>
-      </w:r>
-      <w:proofErr w:type="gramStart"/>
-      <w:r>
-        <w:t>the substantial majority of</w:t>
-      </w:r>
-      <w:proofErr w:type="gramEnd"/>
-      <w:r>
-        <w:t xml:space="preserve"> included programs, leaving the absent subgroup with insufficient studies for between-subgroup inference. Differences between subgroups in both planned and exploratory tiers were tested using the Q-between statistic from a mixed-effects subgroup model.</w:t>
+        <w:t>criterion. Behavioural activation was not examined as a single-component contrast because it was present in the substantial majority of included programs, leaving the absent subgroup with insufficient studies for between-subgroup inference. Differences between subgroups in both planned and exploratory tiers were tested using the Q-between statistic from a mixed-effects subgroup model.</w:t>
       </w:r>
     </w:p>
     <w:p>
@@ -6887,23 +6121,7 @@
         <w:jc w:val="both"/>
       </w:pPr>
       <w:r>
-        <w:t xml:space="preserve">Five sensitivity analyses were pre-specified to examine the robustness of the main findings. First, the pooled estimate was recomputed restricting to peer-reviewed journal articles, </w:t>
-      </w:r>
-      <w:proofErr w:type="gramStart"/>
-      <w:r>
-        <w:t>in order to</w:t>
-      </w:r>
-      <w:proofErr w:type="gramEnd"/>
-      <w:r>
-        <w:t xml:space="preserve"> examine the influence of including dissertations and preprints. Second, the pooled estimate was recomputed under a clinically restricted subset, defined as the subset of trials with baseline severity meeting an established clinical cutoff and with a treatment-focused rather than indicated-prevention intent; trials failing either condition </w:t>
-      </w:r>
-      <w:proofErr w:type="gramStart"/>
-      <w:r>
-        <w:t>were</w:t>
-      </w:r>
-      <w:proofErr w:type="gramEnd"/>
-      <w:r>
-        <w:t xml:space="preserve"> excluded. Third, the pooled estimate was recomputed restricting to trials in which depressive symptoms were the primary treatment target, with trials in which depression was assessed alongside another primary target (such as self-harm, suicidal ideation, peer violence, or insomnia) excluded. Fourth, the pooled estimate was recomputed excluding minimal-intensity programs, defined as those with an estimated intended weekly dose of 15 minutes per week or less. Self-paced or on-demand interventions without a fixed intended weekly dose were retained in this analysis rather than excluded, on the basis that not estimable does not equate to low dose. Fifth, a leave-one-out sensitivity analysis was conducted to identify any single study disproportionately influencing the pooled effect.</w:t>
+        <w:t>Five sensitivity analyses were pre-specified to examine the robustness of the main findings. First, the pooled estimate was recomputed restricting to peer-reviewed journal articles, in order to examine the influence of including dissertations and preprints. Second, the pooled estimate was recomputed under a clinically restricted subset, defined as the subset of trials with baseline severity meeting an established clinical cutoff and with a treatment-focused rather than indicated-prevention intent; trials failing either condition were excluded. Third, the pooled estimate was recomputed restricting to trials in which depressive symptoms were the primary treatment target, with trials in which depression was assessed alongside another primary target (such as self-harm, suicidal ideation, peer violence, or insomnia) excluded. Fourth, the pooled estimate was recomputed excluding minimal-intensity programs, defined as those with an estimated intended weekly dose of 15 minutes per week or less. Self-paced or on-demand interventions without a fixed intended weekly dose were retained in this analysis rather than excluded, on the basis that not estimable does not equate to low dose. Fifth, a leave-one-out sensitivity analysis was conducted to identify any single study disproportionately influencing the pooled effect.</w:t>
       </w:r>
     </w:p>
     <w:p>
@@ -7001,49 +6219,7 @@
         <w:rPr>
           <w:rFonts w:eastAsia="Times New Roman"/>
         </w:rPr>
-        <w:t xml:space="preserve">All statistical analyses were conducted in R version 4.4.2 (R Core Team, 2024) using the meta and </w:t>
-      </w:r>
-      <w:proofErr w:type="spellStart"/>
-      <w:r>
-        <w:rPr>
-          <w:rFonts w:eastAsia="Times New Roman"/>
-        </w:rPr>
-        <w:t>metafor</w:t>
-      </w:r>
-      <w:proofErr w:type="spellEnd"/>
-      <w:r>
-        <w:rPr>
-          <w:rFonts w:eastAsia="Times New Roman"/>
-        </w:rPr>
-        <w:t xml:space="preserve"> packages (Balduzzi et al., 2019; </w:t>
-      </w:r>
-      <w:proofErr w:type="spellStart"/>
-      <w:r>
-        <w:rPr>
-          <w:rFonts w:eastAsia="Times New Roman"/>
-        </w:rPr>
-        <w:t>Viechtbauer</w:t>
-      </w:r>
-      <w:proofErr w:type="spellEnd"/>
-      <w:r>
-        <w:rPr>
-          <w:rFonts w:eastAsia="Times New Roman"/>
-        </w:rPr>
-        <w:t xml:space="preserve">, 2010). Risk-of-bias judgments and visualizations were produced using the Cochrane </w:t>
-      </w:r>
-      <w:proofErr w:type="spellStart"/>
-      <w:r>
-        <w:rPr>
-          <w:rFonts w:eastAsia="Times New Roman"/>
-        </w:rPr>
-        <w:t>RoB</w:t>
-      </w:r>
-      <w:proofErr w:type="spellEnd"/>
-      <w:r>
-        <w:rPr>
-          <w:rFonts w:eastAsia="Times New Roman"/>
-        </w:rPr>
-        <w:t xml:space="preserve"> 2 Excel tool and associated R utilities. Forest plots, funnel plots, and subgroup forest plots were generated using the forest and funnel functions of the meta package</w:t>
+        <w:t>All statistical analyses were conducted in R version 4.4.2 (R Core Team, 2024) using the meta and metafor packages (Balduzzi et al., 2019; Viechtbauer, 2010). Risk-of-bias judgments and visualizations were produced using the Cochrane RoB 2 Excel tool and associated R utilities. Forest plots, funnel plots, and subgroup forest plots were generated using the forest and funnel functions of the meta package</w:t>
       </w:r>
       <w:r>
         <w:rPr>
@@ -7257,15 +6433,7 @@
         <w:jc w:val="both"/>
       </w:pPr>
       <w:r>
-        <w:t xml:space="preserve">Sixteen studies (reported across 20 publications) met the eligibility criteria. Of these, 15 contributed to the main meta-analysis; one cluster-randomized pilot trial conducted among Inuit youth in Nunavut (Bohr et al., 2023) did not report an intra-cluster correlation coefficient and was therefore reserved for sensitivity analysis (Section 4.6). The 15 studies in the main analysis were published between 1998 and 2025 and conducted in six countries: the United States (k = 5), the United Kingdom (k = 3), New Zealand (k = 3), Australia (k = 2), the Netherlands (k = 1), and Hong Kong, China (k = 1). Twelve studies were peer-reviewed journal articles, two were doctoral dissertations (Fleming et al., 2012; </w:t>
-      </w:r>
-      <w:proofErr w:type="spellStart"/>
-      <w:r>
-        <w:t>Makarushka</w:t>
-      </w:r>
-      <w:proofErr w:type="spellEnd"/>
-      <w:r>
-        <w:t>, 2012), and one was a preprint (O'Dea et al., 2025). All studies adopted randomized controlled designs, predominantly two-arm parallel-group RCTs at the individual level. Funding sources were heterogeneous, including national research councils (NIHR, NIH/NIMH, NHMRC), government health departments (New Zealand Ministry of Health, Hong Kong Lotteries Fund), philanthropic foundations, and university or institutional support</w:t>
+        <w:t>Sixteen studies (reported across 20 publications) met the eligibility criteria. Of these, 15 contributed to the main meta-analysis; one cluster-randomized pilot trial conducted among Inuit youth in Nunavut (Bohr et al., 2023) did not report an intra-cluster correlation coefficient and was therefore reserved for sensitivity analysis (Section 4.6). The 15 studies in the main analysis were published between 1998 and 2025 and conducted in six countries: the United States (k = 5), the United Kingdom (k = 3), New Zealand (k = 3), Australia (k = 2), the Netherlands (k = 1), and Hong Kong, China (k = 1). Twelve studies were peer-reviewed journal articles, two were doctoral dissertations (Fleming et al., 2012; Makarushka, 2012), and one was a preprint (O'Dea et al., 2025). All studies adopted randomized controlled designs, predominantly two-arm parallel-group RCTs at the individual level. Funding sources were heterogeneous, including national research councils (NIHR, NIH/NIMH, NHMRC), government health departments (New Zealand Ministry of Health, Hong Kong Lotteries Fund), philanthropic foundations, and university or institutional support</w:t>
       </w:r>
       <w:r>
         <w:rPr>
@@ -7307,15 +6475,7 @@
         <w:jc w:val="both"/>
       </w:pPr>
       <w:r>
-        <w:t>A total of 15 randomized controlled trials contributed to the main analysis, with 2,073 participants providing post-treatment data (intervention: n = 1,024; control: n = 1,049). Sample sizes at post-treatment ranged from 22 (Ackerson et al., 1998) to 284 (O'Dea et al., 2025). Most samples were drawn from high-income contexts; one trial was conducted in Hong Kong, China (Ip et al., 2016), and several included culturally specific or under-represented populations, such as adolescents excluded from mainstream education in New Zealand (Fleming et al., 2012), adolescents recruited from emergency departments following peer-violence exposure (Ranney et al., 2018), and adolescents recruited from CAMHS following repeated self-harm (Stallard et al., 2024). Among studies reporting sex distribution, samples were predominantly female, ranging from 41.0% (Stasiak et al., 2014) to 100.0% (</w:t>
-      </w:r>
-      <w:proofErr w:type="spellStart"/>
-      <w:r>
-        <w:t>Poppelaars</w:t>
-      </w:r>
-      <w:proofErr w:type="spellEnd"/>
-      <w:r>
-        <w:t xml:space="preserve"> et al., 2016), with a weighted average of approximately 70.6%. Baseline depressive severity ranged from mild to severe across trials, with most samples falling within the mild-to-moderate range as defined by each measure's clinical cutoff.</w:t>
+        <w:t>A total of 15 randomized controlled trials contributed to the main analysis, with 2,073 participants providing post-treatment data (intervention: n = 1,024; control: n = 1,049). Sample sizes at post-treatment ranged from 22 (Ackerson et al., 1998) to 284 (O'Dea et al., 2025). Most samples were drawn from high-income contexts; one trial was conducted in Hong Kong, China (Ip et al., 2016), and several included culturally specific or under-represented populations, such as adolescents excluded from mainstream education in New Zealand (Fleming et al., 2012), adolescents recruited from emergency departments following peer-violence exposure (Ranney et al., 2018), and adolescents recruited from CAMHS following repeated self-harm (Stallard et al., 2024). Among studies reporting sex distribution, samples were predominantly female, ranging from 41.0% (Stasiak et al., 2014) to 100.0% (Poppelaars et al., 2016), with a weighted average of approximately 70.6%. Baseline depressive severity ranged from mild to severe across trials, with most samples falling within the mild-to-moderate range as defined by each measure's clinical cutoff.</w:t>
       </w:r>
     </w:p>
     <w:p>
@@ -7325,43 +6485,11 @@
         <w:jc w:val="both"/>
       </w:pPr>
       <w:r>
-        <w:t xml:space="preserve">The handling of co-occurring symptoms varied across trials. Several programs were explicitly designed for, or recruited samples defined by, mixed clinical presentations: </w:t>
-      </w:r>
-      <w:proofErr w:type="spellStart"/>
-      <w:r>
-        <w:t>BlueIce</w:t>
-      </w:r>
-      <w:proofErr w:type="spellEnd"/>
-      <w:r>
-        <w:t xml:space="preserve"> targeted adolescents with repeated self-harm where depression was a secondary outcome (Stallard et al., 2024); </w:t>
-      </w:r>
-      <w:proofErr w:type="spellStart"/>
-      <w:r>
-        <w:t>iDOVE</w:t>
-      </w:r>
-      <w:proofErr w:type="spellEnd"/>
-      <w:r>
-        <w:t xml:space="preserve"> recruited adolescents presenting to the emergency department with peer-violence exposure and depressive symptoms </w:t>
+        <w:t xml:space="preserve">The handling of co-occurring symptoms varied across trials. Several programs were explicitly designed for, or recruited samples defined by, mixed clinical presentations: BlueIce targeted adolescents with repeated self-harm where depression was a secondary outcome (Stallard et al., 2024); iDOVE recruited adolescents presenting to the emergency department with peer-violence exposure and depressive symptoms </w:t>
       </w:r>
       <w:r>
         <w:lastRenderedPageBreak/>
-        <w:t xml:space="preserve">(Ranney et al., 2018); </w:t>
-      </w:r>
-      <w:proofErr w:type="spellStart"/>
-      <w:r>
-        <w:t>WeClick</w:t>
-      </w:r>
-      <w:proofErr w:type="spellEnd"/>
-      <w:r>
-        <w:t xml:space="preserve"> recruited on the basis of general adolescent mental health concerns without a depression severity threshold (O'Dea et al., 2020). Most other trials neither targeted nor systematically excluded comorbidity, recruiting </w:t>
-      </w:r>
-      <w:proofErr w:type="gramStart"/>
-      <w:r>
-        <w:t>on the basis of</w:t>
-      </w:r>
-      <w:proofErr w:type="gramEnd"/>
-      <w:r>
-        <w:t xml:space="preserve"> elevated depressive symptoms regardless of co-occurring anxiety or other internalizing symptoms. Active psychosis, bipolar disorder, current acute suicidality, and ongoing concurrent psychotherapy were the most consistently applied exclusion criteria.</w:t>
+        <w:t>(Ranney et al., 2018); WeClick recruited on the basis of general adolescent mental health concerns without a depression severity threshold (O'Dea et al., 2020). Most other trials neither targeted nor systematically excluded comorbidity, recruiting on the basis of elevated depressive symptoms regardless of co-occurring anxiety or other internalizing symptoms. Active psychosis, bipolar disorder, current acute suicidality, and ongoing concurrent psychotherapy were the most consistently applied exclusion criteria.</w:t>
       </w:r>
     </w:p>
     <w:p>
@@ -7402,87 +6530,7 @@
         <w:jc w:val="both"/>
       </w:pPr>
       <w:r>
-        <w:t xml:space="preserve">The 15 trials evaluated 11 distinct intervention programs, with SPARX, Stressbusters, and the Feeling Good bibliotherapy each evaluated in multiple trials. Delivery modalities spanned bibliotherapy (k = 3; Feeling Good, evaluated in Ackerson et al., 1998, Stice et al., 2010, and Rohde et al., 2015), stand-alone computer programs and serious games (k = 7; SPARX in Fleming 2012, Merry 2012, </w:t>
-      </w:r>
-      <w:proofErr w:type="spellStart"/>
-      <w:r>
-        <w:t>Poppelaars</w:t>
-      </w:r>
-      <w:proofErr w:type="spellEnd"/>
-      <w:r>
-        <w:t xml:space="preserve"> 2016, and Bohr 2023; Stressbusters in Smith 2015 and Wright 2020; The Journey in Stasiak 2014), web-based platforms (k = 2; Grasp the Opportunity in Ip 2016 and Blues Blaster in </w:t>
-      </w:r>
-      <w:proofErr w:type="spellStart"/>
-      <w:r>
-        <w:t>Makarushka</w:t>
-      </w:r>
-      <w:proofErr w:type="spellEnd"/>
-      <w:r>
-        <w:t xml:space="preserve"> 2012), mobile applications (k = 3; </w:t>
-      </w:r>
-      <w:proofErr w:type="spellStart"/>
-      <w:r>
-        <w:t>BlueIce</w:t>
-      </w:r>
-      <w:proofErr w:type="spellEnd"/>
-      <w:r>
-        <w:t xml:space="preserve"> in Stallard 2024, </w:t>
-      </w:r>
-      <w:proofErr w:type="spellStart"/>
-      <w:r>
-        <w:t>WeClick</w:t>
-      </w:r>
-      <w:proofErr w:type="spellEnd"/>
-      <w:r>
-        <w:t xml:space="preserve"> in O'Dea 2020, </w:t>
-      </w:r>
-      <w:proofErr w:type="spellStart"/>
-      <w:r>
-        <w:t>ClearlyMe</w:t>
-      </w:r>
-      <w:proofErr w:type="spellEnd"/>
-      <w:r>
-        <w:t xml:space="preserve"> in O'Dea 2025), and text-messaging delivery (k = 1; </w:t>
-      </w:r>
-      <w:proofErr w:type="spellStart"/>
-      <w:r>
-        <w:t>iDOVE</w:t>
-      </w:r>
-      <w:proofErr w:type="spellEnd"/>
-      <w:r>
-        <w:t xml:space="preserve"> in Ranney 2018). Program duration ranged from a single in-person session followed by 8 weeks of automated text messaging (</w:t>
-      </w:r>
-      <w:proofErr w:type="spellStart"/>
-      <w:r>
-        <w:t>iDOVE</w:t>
-      </w:r>
-      <w:proofErr w:type="spellEnd"/>
-      <w:r>
-        <w:t>) to 8 months of web-based modules (Grasp the Opportunity). Most programs were designed to be completed within a 4–</w:t>
-      </w:r>
-      <w:proofErr w:type="gramStart"/>
-      <w:r>
-        <w:t>8 week</w:t>
-      </w:r>
-      <w:proofErr w:type="gramEnd"/>
-      <w:r>
-        <w:t xml:space="preserve"> window, although several mobile-app interventions (</w:t>
-      </w:r>
-      <w:proofErr w:type="spellStart"/>
-      <w:r>
-        <w:t>BlueIce</w:t>
-      </w:r>
-      <w:proofErr w:type="spellEnd"/>
-      <w:r>
-        <w:t xml:space="preserve">, </w:t>
-      </w:r>
-      <w:proofErr w:type="spellStart"/>
-      <w:r>
-        <w:t>ClearlyMe</w:t>
-      </w:r>
-      <w:proofErr w:type="spellEnd"/>
-      <w:r>
-        <w:t>) operated on a self-paced model with continued open access.</w:t>
+        <w:t>The 15 trials evaluated 11 distinct intervention programs, with SPARX, Stressbusters, and the Feeling Good bibliotherapy each evaluated in multiple trials. Delivery modalities spanned bibliotherapy (k = 3; Feeling Good, evaluated in Ackerson et al., 1998, Stice et al., 2010, and Rohde et al., 2015), stand-alone computer programs and serious games (k = 7; SPARX in Fleming 2012, Merry 2012, Poppelaars 2016, and Bohr 2023; Stressbusters in Smith 2015 and Wright 2020; The Journey in Stasiak 2014), web-based platforms (k = 2; Grasp the Opportunity in Ip 2016 and Blues Blaster in Makarushka 2012), mobile applications (k = 3; BlueIce in Stallard 2024, WeClick in O'Dea 2020, ClearlyMe in O'Dea 2025), and text-messaging delivery (k = 1; iDOVE in Ranney 2018). Program duration ranged from a single in-person session followed by 8 weeks of automated text messaging (iDOVE) to 8 months of web-based modules (Grasp the Opportunity). Most programs were designed to be completed within a 4–8 week window, although several mobile-app interventions (BlueIce, ClearlyMe) operated on a self-paced model with continued open access.</w:t>
       </w:r>
     </w:p>
     <w:p>
@@ -7530,23 +6578,7 @@
         <w:jc w:val="both"/>
       </w:pPr>
       <w:r>
-        <w:t xml:space="preserve">Control conditions across the 15 trials encompassed waitlist (k = 6; including one trial with active monitoring, </w:t>
-      </w:r>
-      <w:proofErr w:type="spellStart"/>
-      <w:r>
-        <w:t>Poppelaars</w:t>
-      </w:r>
-      <w:proofErr w:type="spellEnd"/>
-      <w:r>
-        <w:t xml:space="preserve"> et al., 2016), treatment-as-usual (k = 2; Stallard et al., 2024 and Merry et al., 2012), attention control (k = 5; Ip 2016, O'Dea 2025, Ranney 2018, Stasiak 2014, Wright 2020), information-only or assessment-only control (k = 3; Stice 2010, </w:t>
-      </w:r>
-      <w:proofErr w:type="spellStart"/>
-      <w:r>
-        <w:t>Makarushka</w:t>
-      </w:r>
-      <w:proofErr w:type="spellEnd"/>
-      <w:r>
-        <w:t xml:space="preserve"> 2012, Rohde 2015). Waitlist conditions in two trials offered the active intervention after the waiting period, with consequences for follow-up comparability (Smith et al., 2015; Ackerson et al., 1998); these trials therefore did not contribute follow-up data to the synthesis. Attention controls included supportive-expressive group sessions, computerized psychoeducation matched for length and format (Stasiak et al., 2014), self-help websites (Wright et al., 2020), and educational materials on depression. Treatment-as-usual conditions varied substantially across health systems, ranging from CAMHS-delivered counseling (Stallard et al., 2024) to primary-care counseling averaging approximately five sessions (Merry et al., 2012).</w:t>
+        <w:t>Control conditions across the 15 trials encompassed waitlist (k = 6; including one trial with active monitoring, Poppelaars et al., 2016), treatment-as-usual (k = 2; Stallard et al., 2024 and Merry et al., 2012), attention control (k = 5; Ip 2016, O'Dea 2025, Ranney 2018, Stasiak 2014, Wright 2020), information-only or assessment-only control (k = 3; Stice 2010, Makarushka 2012, Rohde 2015). Waitlist conditions in two trials offered the active intervention after the waiting period, with consequences for follow-up comparability (Smith et al., 2015; Ackerson et al., 1998); these trials therefore did not contribute follow-up data to the synthesis. Attention controls included supportive-expressive group sessions, computerized psychoeducation matched for length and format (Stasiak et al., 2014), self-help websites (Wright et al., 2020), and educational materials on depression. Treatment-as-usual conditions varied substantially across health systems, ranging from CAMHS-delivered counseling (Stallard et al., 2024) to primary-care counseling averaging approximately five sessions (Merry et al., 2012).</w:t>
       </w:r>
     </w:p>
     <w:p>
@@ -7981,15 +7013,7 @@
         <w:t>69</w:t>
       </w:r>
       <w:r>
-        <w:t xml:space="preserve"> in the control conditions. Under a random-effects model using the REML estimator and Hartung-Knapp adjustment, the pooled Hedges’ g was 0.27, 95% CI [0.06, 0.47], </w:t>
-      </w:r>
-      <w:proofErr w:type="gramStart"/>
-      <w:r>
-        <w:t>t(</w:t>
-      </w:r>
-      <w:proofErr w:type="gramEnd"/>
-      <w:r>
-        <w:t>13) = 2.8</w:t>
+        <w:t xml:space="preserve"> in the control conditions. Under a random-effects model using the REML estimator and Hartung-Knapp adjustment, the pooled Hedges’ g was 0.27, 95% CI [0.06, 0.47], t(13) = 2.8</w:t>
       </w:r>
       <w:r>
         <w:rPr>
@@ -8024,15 +7048,7 @@
         <w:t>g</w:t>
       </w:r>
       <w:r>
-        <w:t xml:space="preserve"> = −0.17; </w:t>
-      </w:r>
-      <w:proofErr w:type="spellStart"/>
-      <w:r>
-        <w:t>Poppelaars</w:t>
-      </w:r>
-      <w:proofErr w:type="spellEnd"/>
-      <w:r>
-        <w:t xml:space="preserve"> et al., 2016, </w:t>
+        <w:t xml:space="preserve"> = −0.17; Poppelaars et al., 2016, </w:t>
       </w:r>
       <w:r>
         <w:rPr>
@@ -8045,15 +7061,7 @@
         <w:t xml:space="preserve"> = −0.01)</w:t>
       </w:r>
       <w:r>
-        <w:t xml:space="preserve">. Five trials had confidence intervals that excluded zero (Ackerson et al., 1998; Fleming et al., 2012; </w:t>
-      </w:r>
-      <w:proofErr w:type="spellStart"/>
-      <w:r>
-        <w:t>Makarushka</w:t>
-      </w:r>
-      <w:proofErr w:type="spellEnd"/>
-      <w:r>
-        <w:t>, 201</w:t>
+        <w:t>. Five trials had confidence intervals that excluded zero (Ackerson et al., 1998; Fleming et al., 2012; Makarushka, 201</w:t>
       </w:r>
       <w:r>
         <w:rPr>
@@ -8396,15 +7404,7 @@
       </w:pPr>
       <w:bookmarkStart w:id="15" w:name="OLE_LINK13"/>
       <w:r>
-        <w:t xml:space="preserve">Between-study heterogeneity was moderate to high, </w:t>
-      </w:r>
-      <w:proofErr w:type="gramStart"/>
-      <w:r>
-        <w:t>Q(</w:t>
-      </w:r>
-      <w:proofErr w:type="gramEnd"/>
-      <w:r>
-        <w:t>13) = 35.</w:t>
+        <w:t>Between-study heterogeneity was moderate to high, Q(13) = 35.</w:t>
       </w:r>
       <w:r>
         <w:rPr>
@@ -8648,9 +7648,25 @@
                 <w:i/>
                 <w:iCs/>
               </w:rPr>
-              <w:t>t (</w:t>
-            </w:r>
-            <w:proofErr w:type="spellStart"/>
+              <w:t>t (df)</w:t>
+            </w:r>
+          </w:p>
+        </w:tc>
+        <w:tc>
+          <w:tcPr>
+            <w:tcW w:w="852" w:type="dxa"/>
+          </w:tcPr>
+          <w:p>
+            <w:pPr>
+              <w:spacing w:after="120" w:line="360" w:lineRule="auto"/>
+              <w:jc w:val="center"/>
+              <w:rPr>
+                <w:b/>
+                <w:bCs/>
+                <w:i/>
+                <w:iCs/>
+              </w:rPr>
+            </w:pPr>
             <w:r>
               <w:rPr>
                 <w:rFonts w:hint="eastAsia"/>
@@ -8659,9 +7675,23 @@
                 <w:i/>
                 <w:iCs/>
               </w:rPr>
-              <w:t>df</w:t>
-            </w:r>
-            <w:proofErr w:type="spellEnd"/>
+              <w:t>p</w:t>
+            </w:r>
+          </w:p>
+        </w:tc>
+        <w:tc>
+          <w:tcPr>
+            <w:tcW w:w="1048" w:type="dxa"/>
+          </w:tcPr>
+          <w:p>
+            <w:pPr>
+              <w:spacing w:after="120" w:line="360" w:lineRule="auto"/>
+              <w:jc w:val="center"/>
+              <w:rPr>
+                <w:b/>
+                <w:bCs/>
+              </w:rPr>
+            </w:pPr>
             <w:r>
               <w:rPr>
                 <w:rFonts w:hint="eastAsia"/>
@@ -8670,25 +7700,16 @@
                 <w:i/>
                 <w:iCs/>
               </w:rPr>
-              <w:t>)</w:t>
-            </w:r>
-          </w:p>
-        </w:tc>
-        <w:tc>
-          <w:tcPr>
-            <w:tcW w:w="852" w:type="dxa"/>
-          </w:tcPr>
-          <w:p>
-            <w:pPr>
-              <w:spacing w:after="120" w:line="360" w:lineRule="auto"/>
-              <w:jc w:val="center"/>
-              <w:rPr>
+              <w:t>Q</w:t>
+            </w:r>
+            <w:r>
+              <w:rPr>
+                <w:rFonts w:hint="eastAsia"/>
                 <w:b/>
                 <w:bCs/>
-                <w:i/>
-                <w:iCs/>
-              </w:rPr>
-            </w:pPr>
+              </w:rPr>
+              <w:t xml:space="preserve"> (</w:t>
+            </w:r>
             <w:r>
               <w:rPr>
                 <w:rFonts w:hint="eastAsia"/>
@@ -8697,13 +7718,21 @@
                 <w:i/>
                 <w:iCs/>
               </w:rPr>
-              <w:t>p</w:t>
-            </w:r>
-          </w:p>
-        </w:tc>
-        <w:tc>
-          <w:tcPr>
-            <w:tcW w:w="1048" w:type="dxa"/>
+              <w:t>df</w:t>
+            </w:r>
+            <w:r>
+              <w:rPr>
+                <w:rFonts w:hint="eastAsia"/>
+                <w:b/>
+                <w:bCs/>
+              </w:rPr>
+              <w:t>)</w:t>
+            </w:r>
+          </w:p>
+        </w:tc>
+        <w:tc>
+          <w:tcPr>
+            <w:tcW w:w="967" w:type="dxa"/>
           </w:tcPr>
           <w:p>
             <w:pPr>
@@ -8712,6 +7741,8 @@
               <w:rPr>
                 <w:b/>
                 <w:bCs/>
+                <w:i/>
+                <w:iCs/>
               </w:rPr>
             </w:pPr>
             <w:r>
@@ -8722,7 +7753,7 @@
                 <w:i/>
                 <w:iCs/>
               </w:rPr>
-              <w:t>Q</w:t>
+              <w:t xml:space="preserve">p </w:t>
             </w:r>
             <w:r>
               <w:rPr>
@@ -8730,9 +7761,8 @@
                 <w:b/>
                 <w:bCs/>
               </w:rPr>
-              <w:t xml:space="preserve"> (</w:t>
-            </w:r>
-            <w:proofErr w:type="spellStart"/>
+              <w:t>(</w:t>
+            </w:r>
             <w:r>
               <w:rPr>
                 <w:rFonts w:hint="eastAsia"/>
@@ -8741,60 +7771,6 @@
                 <w:i/>
                 <w:iCs/>
               </w:rPr>
-              <w:t>df</w:t>
-            </w:r>
-            <w:proofErr w:type="spellEnd"/>
-            <w:r>
-              <w:rPr>
-                <w:rFonts w:hint="eastAsia"/>
-                <w:b/>
-                <w:bCs/>
-              </w:rPr>
-              <w:t>)</w:t>
-            </w:r>
-          </w:p>
-        </w:tc>
-        <w:tc>
-          <w:tcPr>
-            <w:tcW w:w="967" w:type="dxa"/>
-          </w:tcPr>
-          <w:p>
-            <w:pPr>
-              <w:spacing w:after="120" w:line="360" w:lineRule="auto"/>
-              <w:jc w:val="center"/>
-              <w:rPr>
-                <w:b/>
-                <w:bCs/>
-                <w:i/>
-                <w:iCs/>
-              </w:rPr>
-            </w:pPr>
-            <w:r>
-              <w:rPr>
-                <w:rFonts w:hint="eastAsia"/>
-                <w:b/>
-                <w:bCs/>
-                <w:i/>
-                <w:iCs/>
-              </w:rPr>
-              <w:t xml:space="preserve">p </w:t>
-            </w:r>
-            <w:r>
-              <w:rPr>
-                <w:rFonts w:hint="eastAsia"/>
-                <w:b/>
-                <w:bCs/>
-              </w:rPr>
-              <w:t>(</w:t>
-            </w:r>
-            <w:r>
-              <w:rPr>
-                <w:rFonts w:hint="eastAsia"/>
-                <w:b/>
-                <w:bCs/>
-                <w:i/>
-                <w:iCs/>
-              </w:rPr>
               <w:t>Q)</w:t>
             </w:r>
           </w:p>
@@ -9228,52 +8204,113 @@
           <w:sz w:val="24"/>
           <w:szCs w:val="24"/>
         </w:rPr>
-        <w:t xml:space="preserve">4.4.2 Overall Effects for different Lengths </w:t>
-      </w:r>
-      <w:proofErr w:type="gramStart"/>
+        <w:t>4.4.2 Overall Effects for different Lengths of  follow-up</w:t>
+      </w:r>
+    </w:p>
+    <w:p>
+      <w:pPr>
+        <w:spacing w:after="120" w:line="360" w:lineRule="auto"/>
+        <w:ind w:firstLine="360"/>
+        <w:jc w:val="both"/>
+        <w:rPr>
+          <w:b/>
+          <w:bCs/>
+        </w:rPr>
+      </w:pPr>
+      <w:bookmarkStart w:id="21" w:name="OLE_LINK27"/>
       <w:r>
         <w:rPr>
           <w:rFonts w:hint="eastAsia"/>
           <w:b/>
           <w:bCs/>
-          <w:sz w:val="24"/>
-          <w:szCs w:val="24"/>
-        </w:rPr>
-        <w:t>of  follow</w:t>
-      </w:r>
-      <w:proofErr w:type="gramEnd"/>
-      <w:r>
-        <w:rPr>
-          <w:rFonts w:hint="eastAsia"/>
-          <w:b/>
-          <w:bCs/>
-          <w:sz w:val="24"/>
-          <w:szCs w:val="24"/>
-        </w:rPr>
-        <w:t>-up</w:t>
-      </w:r>
-    </w:p>
+        </w:rPr>
+        <w:t>Short-term follow-up</w:t>
+      </w:r>
+    </w:p>
+    <w:bookmarkEnd w:id="21"/>
     <w:p>
       <w:pPr>
         <w:spacing w:after="120" w:line="360" w:lineRule="auto"/>
         <w:ind w:firstLine="360"/>
         <w:jc w:val="both"/>
-        <w:rPr>
-          <w:b/>
-          <w:bCs/>
-        </w:rPr>
-      </w:pPr>
-      <w:bookmarkStart w:id="21" w:name="OLE_LINK27"/>
+      </w:pPr>
       <w:r>
         <w:rPr>
           <w:rFonts w:hint="eastAsia"/>
-          <w:b/>
-          <w:bCs/>
-        </w:rPr>
-        <w:t>Short-term follow-up</w:t>
-      </w:r>
-    </w:p>
-    <w:bookmarkEnd w:id="21"/>
+        </w:rPr>
+        <w:t xml:space="preserve"> </w:t>
+      </w:r>
+      <w:bookmarkStart w:id="22" w:name="OLE_LINK29"/>
+      <w:r>
+        <w:rPr>
+          <w:rFonts w:hint="eastAsia"/>
+        </w:rPr>
+        <w:t>Three studies (</w:t>
+      </w:r>
+      <w:r>
+        <w:t>O'Dea et al., 2020; Poppelaars et al., 2016; Stasiak et al., 2014</w:t>
+      </w:r>
+      <w:r>
+        <w:rPr>
+          <w:rFonts w:hint="eastAsia"/>
+        </w:rPr>
+        <w:t>) contributed effect sizes at short-term follow-up (</w:t>
+      </w:r>
+      <w:r>
+        <w:t>≤3 months post-intervention)</w:t>
+      </w:r>
+      <w:r>
+        <w:rPr>
+          <w:rFonts w:hint="eastAsia"/>
+        </w:rPr>
+        <w:t xml:space="preserve">. </w:t>
+      </w:r>
+      <w:r>
+        <w:t>Under a random-effects model with REML estimator and Hartung-Knapp adjustment, the pooled Hedges' g was 0.01</w:t>
+      </w:r>
+      <w:r>
+        <w:rPr>
+          <w:rFonts w:hint="eastAsia"/>
+        </w:rPr>
+        <w:t>8</w:t>
+      </w:r>
+      <w:r>
+        <w:t xml:space="preserve"> (95% CI [−0.34, 0.3</w:t>
+      </w:r>
+      <w:r>
+        <w:rPr>
+          <w:rFonts w:hint="eastAsia"/>
+        </w:rPr>
+        <w:t>8</w:t>
+      </w:r>
+      <w:r>
+        <w:t>], t(2) = 0.</w:t>
+      </w:r>
+      <w:r>
+        <w:rPr>
+          <w:rFonts w:hint="eastAsia"/>
+        </w:rPr>
+        <w:t>21</w:t>
+      </w:r>
+      <w:r>
+        <w:t>, p = .8</w:t>
+      </w:r>
+      <w:r>
+        <w:rPr>
+          <w:rFonts w:hint="eastAsia"/>
+        </w:rPr>
+        <w:t>51</w:t>
+      </w:r>
+      <w:r>
+        <w:t xml:space="preserve">), </w:t>
+      </w:r>
+      <w:r>
+        <w:t>indicating no detectable benefit of unguided self-help CBTs over control conditions at this timepoint (Figure 4)</w:t>
+      </w:r>
+      <w:r>
+        <w:t>.</w:t>
+      </w:r>
+    </w:p>
     <w:p>
       <w:pPr>
         <w:spacing w:after="120" w:line="360" w:lineRule="auto"/>
@@ -9281,114 +8318,7 @@
         <w:jc w:val="both"/>
       </w:pPr>
       <w:r>
-        <w:rPr>
-          <w:rFonts w:hint="eastAsia"/>
-        </w:rPr>
-        <w:t xml:space="preserve"> </w:t>
-      </w:r>
-      <w:bookmarkStart w:id="22" w:name="OLE_LINK29"/>
-      <w:r>
-        <w:rPr>
-          <w:rFonts w:hint="eastAsia"/>
-        </w:rPr>
-        <w:t>Three studies (</w:t>
-      </w:r>
-      <w:r>
-        <w:t xml:space="preserve">O'Dea et al., 2020; </w:t>
-      </w:r>
-      <w:proofErr w:type="spellStart"/>
-      <w:r>
-        <w:t>Poppelaars</w:t>
-      </w:r>
-      <w:proofErr w:type="spellEnd"/>
-      <w:r>
-        <w:t xml:space="preserve"> et al., 2016; Stasiak et al., 2014</w:t>
-      </w:r>
-      <w:r>
-        <w:rPr>
-          <w:rFonts w:hint="eastAsia"/>
-        </w:rPr>
-        <w:t>) contributed effect sizes at short-term follow-up (</w:t>
-      </w:r>
-      <w:r>
-        <w:t>≤3 months post-intervention)</w:t>
-      </w:r>
-      <w:r>
-        <w:rPr>
-          <w:rFonts w:hint="eastAsia"/>
-        </w:rPr>
-        <w:t xml:space="preserve">. </w:t>
-      </w:r>
-      <w:r>
-        <w:t>Under a random-effects model with REML estimator and Hartung-Knapp adjustment, the pooled Hedges' g was 0.01</w:t>
-      </w:r>
-      <w:r>
-        <w:rPr>
-          <w:rFonts w:hint="eastAsia"/>
-        </w:rPr>
-        <w:t>8</w:t>
-      </w:r>
-      <w:r>
-        <w:t xml:space="preserve"> (95% CI [−0.34, 0.3</w:t>
-      </w:r>
-      <w:r>
-        <w:rPr>
-          <w:rFonts w:hint="eastAsia"/>
-        </w:rPr>
-        <w:t>8</w:t>
-      </w:r>
-      <w:r>
-        <w:t xml:space="preserve">], </w:t>
-      </w:r>
-      <w:proofErr w:type="gramStart"/>
-      <w:r>
-        <w:t>t(</w:t>
-      </w:r>
-      <w:proofErr w:type="gramEnd"/>
-      <w:r>
-        <w:t>2) = 0.</w:t>
-      </w:r>
-      <w:r>
-        <w:rPr>
-          <w:rFonts w:hint="eastAsia"/>
-        </w:rPr>
-        <w:t>21</w:t>
-      </w:r>
-      <w:r>
-        <w:t>, p = .8</w:t>
-      </w:r>
-      <w:r>
-        <w:rPr>
-          <w:rFonts w:hint="eastAsia"/>
-        </w:rPr>
-        <w:t>51</w:t>
-      </w:r>
-      <w:r>
-        <w:t xml:space="preserve">), </w:t>
-      </w:r>
-      <w:r>
-        <w:t>indicating no detectable benefit of unguided self-help CBTs over control conditions at this timepoint (Figure 4)</w:t>
-      </w:r>
-      <w:r>
-        <w:t>.</w:t>
-      </w:r>
-    </w:p>
-    <w:p>
-      <w:pPr>
-        <w:spacing w:after="120" w:line="360" w:lineRule="auto"/>
-        <w:ind w:firstLine="360"/>
-        <w:jc w:val="both"/>
-      </w:pPr>
-      <w:r>
-        <w:t>Between-study heterogeneity was negligible (</w:t>
-      </w:r>
-      <w:proofErr w:type="gramStart"/>
-      <w:r>
-        <w:t>Q(</w:t>
-      </w:r>
-      <w:proofErr w:type="gramEnd"/>
-      <w:r>
-        <w:t>2) = 0.8</w:t>
+        <w:t>Between-study heterogeneity was negligible (Q(2) = 0.8</w:t>
       </w:r>
       <w:r>
         <w:rPr>
@@ -9480,16 +8410,7 @@
           <w:bCs/>
           <w:noProof/>
         </w:rPr>
-        <w:t xml:space="preserve">Forest Plot of Studies </w:t>
-      </w:r>
-      <w:proofErr w:type="gramStart"/>
-      <w:r>
-        <w:rPr>
-          <w:b/>
-          <w:bCs/>
-          <w:noProof/>
-        </w:rPr>
-        <w:t xml:space="preserve">at </w:t>
+        <w:t xml:space="preserve">Forest Plot of Studies at </w:t>
       </w:r>
       <w:r>
         <w:rPr>
@@ -9504,25 +8425,8 @@
           <w:b/>
           <w:bCs/>
         </w:rPr>
-        <w:t>Short</w:t>
-      </w:r>
-      <w:proofErr w:type="gramEnd"/>
-      <w:r>
-        <w:rPr>
-          <w:b/>
-          <w:bCs/>
-        </w:rPr>
-        <w:t xml:space="preserve">-Term </w:t>
-      </w:r>
-      <w:proofErr w:type="spellStart"/>
-      <w:r>
-        <w:rPr>
-          <w:b/>
-          <w:bCs/>
-        </w:rPr>
-        <w:t>Follow-UP</w:t>
-      </w:r>
-      <w:proofErr w:type="spellEnd"/>
+        <w:t>Short-Term Follow-UP</w:t>
+      </w:r>
     </w:p>
     <w:bookmarkEnd w:id="23"/>
     <w:p>
@@ -9713,13 +8617,8 @@
         </w:rPr>
         <w:t xml:space="preserve">2018; </w:t>
       </w:r>
-      <w:proofErr w:type="spellStart"/>
-      <w:r>
-        <w:t>Poppelaars</w:t>
-      </w:r>
-      <w:proofErr w:type="spellEnd"/>
-      <w:r>
-        <w:t xml:space="preserve"> et al., 2016; </w:t>
+      <w:r>
+        <w:t xml:space="preserve">Poppelaars et al., 2016; </w:t>
       </w:r>
       <w:r>
         <w:rPr>
@@ -9731,118 +8630,96 @@
         <w:rPr>
           <w:rFonts w:hint="eastAsia"/>
         </w:rPr>
-        <w:t xml:space="preserve">; </w:t>
-      </w:r>
-      <w:proofErr w:type="spellStart"/>
+        <w:t>; Makarushka, 201</w:t>
+      </w:r>
       <w:r>
         <w:rPr>
           <w:rFonts w:hint="eastAsia"/>
         </w:rPr>
-        <w:t>Makarushka</w:t>
-      </w:r>
-      <w:proofErr w:type="spellEnd"/>
+        <w:t>1</w:t>
+      </w:r>
       <w:r>
         <w:rPr>
           <w:rFonts w:hint="eastAsia"/>
         </w:rPr>
-        <w:t>, 201</w:t>
+        <w:t>; O</w:t>
+      </w:r>
+      <w:r>
+        <w:t>’</w:t>
       </w:r>
       <w:r>
         <w:rPr>
           <w:rFonts w:hint="eastAsia"/>
         </w:rPr>
-        <w:t>1</w:t>
+        <w:t>Dea et al., 2025; Stice et al., 2008; Ro</w:t>
       </w:r>
       <w:r>
         <w:rPr>
           <w:rFonts w:hint="eastAsia"/>
         </w:rPr>
-        <w:t>; O</w:t>
-      </w:r>
-      <w:r>
-        <w:t>’</w:t>
+        <w:t>h</w:t>
       </w:r>
       <w:r>
         <w:rPr>
           <w:rFonts w:hint="eastAsia"/>
         </w:rPr>
-        <w:t>Dea et al., 2025; Stice et al., 2008; Ro</w:t>
+        <w:t>de et al., 2015</w:t>
       </w:r>
       <w:r>
         <w:rPr>
           <w:rFonts w:hint="eastAsia"/>
         </w:rPr>
-        <w:t>h</w:t>
+        <w:t>)</w:t>
       </w:r>
       <w:r>
         <w:rPr>
           <w:rFonts w:hint="eastAsia"/>
         </w:rPr>
-        <w:t>de et al., 2015</w:t>
-      </w:r>
+        <w:t xml:space="preserve"> contributed to pooled effect size of mid-term follow-up </w:t>
+      </w:r>
+      <w:bookmarkStart w:id="28" w:name="OLE_LINK14"/>
       <w:r>
         <w:rPr>
           <w:rFonts w:hint="eastAsia"/>
         </w:rPr>
+        <w:t>(</w:t>
+      </w:r>
+      <w:r>
+        <w:t>&gt;3 to ≤6 months post-intervention</w:t>
+      </w:r>
+      <w:r>
+        <w:rPr>
+          <w:rFonts w:hint="eastAsia"/>
+        </w:rPr>
         <w:t>)</w:t>
       </w:r>
+      <w:bookmarkEnd w:id="28"/>
       <w:r>
         <w:rPr>
           <w:rFonts w:hint="eastAsia"/>
         </w:rPr>
-        <w:t xml:space="preserve"> contributed to pooled effect size of mid-term follow-up </w:t>
-      </w:r>
-      <w:bookmarkStart w:id="28" w:name="OLE_LINK14"/>
+        <w:t xml:space="preserve">. </w:t>
+      </w:r>
+      <w:r>
+        <w:t xml:space="preserve">Under a random-effects model with REML estimator and Hartung-Knapp adjustment, the pooled Hedges' g was </w:t>
+      </w:r>
+      <w:r>
+        <w:t>0.11</w:t>
+      </w:r>
       <w:r>
         <w:rPr>
           <w:rFonts w:hint="eastAsia"/>
         </w:rPr>
-        <w:t>(</w:t>
-      </w:r>
-      <w:r>
-        <w:t>&gt;3 to ≤6 months post-intervention</w:t>
+        <w:t>5</w:t>
+      </w:r>
+      <w:r>
+        <w:t xml:space="preserve"> </w:t>
       </w:r>
       <w:r>
         <w:rPr>
           <w:rFonts w:hint="eastAsia"/>
         </w:rPr>
-        <w:t>)</w:t>
-      </w:r>
-      <w:bookmarkEnd w:id="28"/>
-      <w:r>
-        <w:rPr>
-          <w:rFonts w:hint="eastAsia"/>
-        </w:rPr>
-        <w:t xml:space="preserve">. </w:t>
-      </w:r>
-      <w:r>
-        <w:t xml:space="preserve">Under a random-effects model with REML estimator and Hartung-Knapp adjustment, the pooled Hedges' g was </w:t>
-      </w:r>
-      <w:r>
-        <w:t>0.11</w:t>
-      </w:r>
-      <w:r>
-        <w:rPr>
-          <w:rFonts w:hint="eastAsia"/>
-        </w:rPr>
-        <w:t>5</w:t>
-      </w:r>
-      <w:r>
-        <w:t xml:space="preserve"> </w:t>
-      </w:r>
-      <w:proofErr w:type="gramStart"/>
-      <w:r>
-        <w:rPr>
-          <w:rFonts w:hint="eastAsia"/>
-        </w:rPr>
-        <w:t>( 95</w:t>
-      </w:r>
-      <w:proofErr w:type="gramEnd"/>
-      <w:r>
-        <w:rPr>
-          <w:rFonts w:hint="eastAsia"/>
-        </w:rPr>
-        <w:t xml:space="preserve">% CI </w:t>
+        <w:t xml:space="preserve">( 95% CI </w:t>
       </w:r>
       <w:r>
         <w:t>[</w:t>
@@ -9964,15 +8841,7 @@
         <w:t>g</w:t>
       </w:r>
       <w:r>
-        <w:t xml:space="preserve"> = 0.29 (</w:t>
-      </w:r>
-      <w:proofErr w:type="spellStart"/>
-      <w:r>
-        <w:t>Makarushka</w:t>
-      </w:r>
-      <w:proofErr w:type="spellEnd"/>
-      <w:r>
-        <w:t>, 201</w:t>
+        <w:t xml:space="preserve"> = 0.29 (Makarushka, 201</w:t>
       </w:r>
       <w:r>
         <w:rPr>
@@ -10001,15 +8870,7 @@
         <w:jc w:val="both"/>
       </w:pPr>
       <w:r>
-        <w:t xml:space="preserve">Between-study heterogeneity was low across all three indicators, </w:t>
-      </w:r>
-      <w:proofErr w:type="gramStart"/>
-      <w:r>
-        <w:t>Q(</w:t>
-      </w:r>
-      <w:proofErr w:type="gramEnd"/>
-      <w:r>
-        <w:t>6) = 3.4</w:t>
+        <w:t>Between-study heterogeneity was low across all three indicators, Q(6) = 3.4</w:t>
       </w:r>
       <w:r>
         <w:rPr>
@@ -10124,17 +8985,8 @@
           <w:b/>
           <w:bCs/>
         </w:rPr>
-        <w:t xml:space="preserve">-Term </w:t>
-      </w:r>
-      <w:proofErr w:type="spellStart"/>
-      <w:r>
-        <w:rPr>
-          <w:b/>
-          <w:bCs/>
-        </w:rPr>
-        <w:t>Follow-UP</w:t>
-      </w:r>
-      <w:proofErr w:type="spellEnd"/>
+        <w:t>-Term Follow-UP</w:t>
+      </w:r>
     </w:p>
     <w:p>
       <w:pPr>
@@ -10305,15 +9157,7 @@
         <w:jc w:val="both"/>
       </w:pPr>
       <w:r>
-        <w:t xml:space="preserve">Five studies (Stice et al., 2010; Ip et al., 2016; </w:t>
-      </w:r>
-      <w:proofErr w:type="spellStart"/>
-      <w:r>
-        <w:t>Poppelaars</w:t>
-      </w:r>
-      <w:proofErr w:type="spellEnd"/>
-      <w:r>
-        <w:t xml:space="preserve"> et al., 2016; Wright et al., 2020; Rohde et al., 2015) contributed effect sizes at long-term follow-up (≥12 months post-intervention). Where a study reported multiple long-term assessments, the longest available timepoint was used. Under a random-effects model with REML estimator and Hartung-Knapp adjustment, the pooled Hedges' g was 0.1</w:t>
+        <w:t>Five studies (Stice et al., 2010; Ip et al., 2016; Poppelaars et al., 2016; Wright et al., 2020; Rohde et al., 2015) contributed effect sizes at long-term follow-up (≥12 months post-intervention). Where a study reported multiple long-term assessments, the longest available timepoint was used. Under a random-effects model with REML estimator and Hartung-Knapp adjustment, the pooled Hedges' g was 0.1</w:t>
       </w:r>
       <w:r>
         <w:rPr>
@@ -10330,7 +9174,6 @@
       <w:r>
         <w:t xml:space="preserve"> </w:t>
       </w:r>
-      <w:proofErr w:type="gramStart"/>
       <w:r>
         <w:rPr>
           <w:i/>
@@ -10339,11 +9182,7 @@
         <w:t>t</w:t>
       </w:r>
       <w:r>
-        <w:t>(</w:t>
-      </w:r>
-      <w:proofErr w:type="gramEnd"/>
-      <w:r>
-        <w:t>4) = 1.</w:t>
+        <w:t>(4) = 1.</w:t>
       </w:r>
       <w:r>
         <w:rPr>
@@ -10391,15 +9230,7 @@
         <w:jc w:val="both"/>
       </w:pPr>
       <w:r>
-        <w:t xml:space="preserve">Between-study heterogeneity was low to moderate, </w:t>
-      </w:r>
-      <w:proofErr w:type="gramStart"/>
-      <w:r>
-        <w:t>Q(</w:t>
-      </w:r>
-      <w:proofErr w:type="gramEnd"/>
-      <w:r>
-        <w:t xml:space="preserve">4) = </w:t>
+        <w:t xml:space="preserve">Between-study heterogeneity was low to moderate, Q(4) = </w:t>
       </w:r>
       <w:r>
         <w:t>5.</w:t>
@@ -10511,16 +9342,7 @@
           <w:bCs/>
           <w:noProof/>
         </w:rPr>
-        <w:t xml:space="preserve">Forest Plot of Studies </w:t>
-      </w:r>
-      <w:proofErr w:type="gramStart"/>
-      <w:r>
-        <w:rPr>
-          <w:b/>
-          <w:bCs/>
-          <w:noProof/>
-        </w:rPr>
-        <w:t xml:space="preserve">at </w:t>
+        <w:t xml:space="preserve">Forest Plot of Studies at </w:t>
       </w:r>
       <w:r>
         <w:rPr>
@@ -10530,23 +9352,13 @@
         </w:rPr>
         <w:t xml:space="preserve"> Long</w:t>
       </w:r>
-      <w:proofErr w:type="gramEnd"/>
       <w:r>
         <w:rPr>
           <w:b/>
           <w:bCs/>
         </w:rPr>
-        <w:t xml:space="preserve">-Term </w:t>
-      </w:r>
-      <w:proofErr w:type="spellStart"/>
-      <w:r>
-        <w:rPr>
-          <w:b/>
-          <w:bCs/>
-        </w:rPr>
-        <w:t>Follow-UP</w:t>
-      </w:r>
-      <w:proofErr w:type="spellEnd"/>
+        <w:t>-Term Follow-UP</w:t>
+      </w:r>
     </w:p>
     <w:bookmarkEnd w:id="30"/>
     <w:p>
@@ -10701,7 +9513,6 @@
         </w:rPr>
         <w:t xml:space="preserve"> </w:t>
       </w:r>
-      <w:proofErr w:type="spellStart"/>
       <w:r>
         <w:rPr>
           <w:rFonts w:hint="eastAsia"/>
@@ -10719,7 +9530,6 @@
         </w:rPr>
         <w:t>s</w:t>
       </w:r>
-      <w:proofErr w:type="spellEnd"/>
     </w:p>
     <w:tbl>
       <w:tblPr>
@@ -10899,9 +9709,29 @@
                 <w:i/>
                 <w:iCs/>
               </w:rPr>
-              <w:t>t (</w:t>
-            </w:r>
-            <w:proofErr w:type="spellStart"/>
+              <w:t>t (df)</w:t>
+            </w:r>
+          </w:p>
+        </w:tc>
+        <w:tc>
+          <w:tcPr>
+            <w:tcW w:w="788" w:type="dxa"/>
+            <w:tcBorders>
+              <w:top w:val="single" w:sz="8" w:space="0" w:color="auto"/>
+              <w:bottom w:val="single" w:sz="4" w:space="0" w:color="auto"/>
+            </w:tcBorders>
+          </w:tcPr>
+          <w:p>
+            <w:pPr>
+              <w:spacing w:after="120" w:line="360" w:lineRule="auto"/>
+              <w:jc w:val="center"/>
+              <w:rPr>
+                <w:b/>
+                <w:bCs/>
+                <w:i/>
+                <w:iCs/>
+              </w:rPr>
+            </w:pPr>
             <w:r>
               <w:rPr>
                 <w:rFonts w:hint="eastAsia"/>
@@ -10910,9 +9740,27 @@
                 <w:i/>
                 <w:iCs/>
               </w:rPr>
-              <w:t>df</w:t>
-            </w:r>
-            <w:proofErr w:type="spellEnd"/>
+              <w:t>p</w:t>
+            </w:r>
+          </w:p>
+        </w:tc>
+        <w:tc>
+          <w:tcPr>
+            <w:tcW w:w="962" w:type="dxa"/>
+            <w:tcBorders>
+              <w:top w:val="single" w:sz="8" w:space="0" w:color="auto"/>
+              <w:bottom w:val="single" w:sz="4" w:space="0" w:color="auto"/>
+            </w:tcBorders>
+          </w:tcPr>
+          <w:p>
+            <w:pPr>
+              <w:spacing w:after="120" w:line="360" w:lineRule="auto"/>
+              <w:jc w:val="center"/>
+              <w:rPr>
+                <w:b/>
+                <w:bCs/>
+              </w:rPr>
+            </w:pPr>
             <w:r>
               <w:rPr>
                 <w:rFonts w:hint="eastAsia"/>
@@ -10921,29 +9769,16 @@
                 <w:i/>
                 <w:iCs/>
               </w:rPr>
-              <w:t>)</w:t>
-            </w:r>
-          </w:p>
-        </w:tc>
-        <w:tc>
-          <w:tcPr>
-            <w:tcW w:w="788" w:type="dxa"/>
-            <w:tcBorders>
-              <w:top w:val="single" w:sz="8" w:space="0" w:color="auto"/>
-              <w:bottom w:val="single" w:sz="4" w:space="0" w:color="auto"/>
-            </w:tcBorders>
-          </w:tcPr>
-          <w:p>
-            <w:pPr>
-              <w:spacing w:after="120" w:line="360" w:lineRule="auto"/>
-              <w:jc w:val="center"/>
-              <w:rPr>
+              <w:t>Q</w:t>
+            </w:r>
+            <w:r>
+              <w:rPr>
+                <w:rFonts w:hint="eastAsia"/>
                 <w:b/>
                 <w:bCs/>
-                <w:i/>
-                <w:iCs/>
-              </w:rPr>
-            </w:pPr>
+              </w:rPr>
+              <w:t xml:space="preserve"> (</w:t>
+            </w:r>
             <w:r>
               <w:rPr>
                 <w:rFonts w:hint="eastAsia"/>
@@ -10952,13 +9787,21 @@
                 <w:i/>
                 <w:iCs/>
               </w:rPr>
-              <w:t>p</w:t>
-            </w:r>
-          </w:p>
-        </w:tc>
-        <w:tc>
-          <w:tcPr>
-            <w:tcW w:w="962" w:type="dxa"/>
+              <w:t>df</w:t>
+            </w:r>
+            <w:r>
+              <w:rPr>
+                <w:rFonts w:hint="eastAsia"/>
+                <w:b/>
+                <w:bCs/>
+              </w:rPr>
+              <w:t>)</w:t>
+            </w:r>
+          </w:p>
+        </w:tc>
+        <w:tc>
+          <w:tcPr>
+            <w:tcW w:w="919" w:type="dxa"/>
             <w:tcBorders>
               <w:top w:val="single" w:sz="8" w:space="0" w:color="auto"/>
               <w:bottom w:val="single" w:sz="4" w:space="0" w:color="auto"/>
@@ -10971,6 +9814,8 @@
               <w:rPr>
                 <w:b/>
                 <w:bCs/>
+                <w:i/>
+                <w:iCs/>
               </w:rPr>
             </w:pPr>
             <w:r>
@@ -10981,7 +9826,7 @@
                 <w:i/>
                 <w:iCs/>
               </w:rPr>
-              <w:t>Q</w:t>
+              <w:t xml:space="preserve">p </w:t>
             </w:r>
             <w:r>
               <w:rPr>
@@ -10989,9 +9834,8 @@
                 <w:b/>
                 <w:bCs/>
               </w:rPr>
-              <w:t xml:space="preserve"> (</w:t>
-            </w:r>
-            <w:proofErr w:type="spellStart"/>
+              <w:t>(</w:t>
+            </w:r>
             <w:r>
               <w:rPr>
                 <w:rFonts w:hint="eastAsia"/>
@@ -11000,84 +9844,79 @@
                 <w:i/>
                 <w:iCs/>
               </w:rPr>
-              <w:t>df</w:t>
-            </w:r>
-            <w:proofErr w:type="spellEnd"/>
-            <w:r>
-              <w:rPr>
-                <w:rFonts w:hint="eastAsia"/>
+              <w:t>Q)</w:t>
+            </w:r>
+          </w:p>
+        </w:tc>
+        <w:tc>
+          <w:tcPr>
+            <w:tcW w:w="1013" w:type="dxa"/>
+            <w:tcBorders>
+              <w:top w:val="single" w:sz="8" w:space="0" w:color="auto"/>
+              <w:bottom w:val="single" w:sz="4" w:space="0" w:color="auto"/>
+            </w:tcBorders>
+          </w:tcPr>
+          <w:p>
+            <w:pPr>
+              <w:spacing w:after="120" w:line="360" w:lineRule="auto"/>
+              <w:jc w:val="center"/>
+              <w:rPr>
                 <w:b/>
                 <w:bCs/>
               </w:rPr>
-              <w:t>)</w:t>
-            </w:r>
-          </w:p>
-        </w:tc>
-        <w:tc>
-          <w:tcPr>
-            <w:tcW w:w="919" w:type="dxa"/>
-            <w:tcBorders>
-              <w:top w:val="single" w:sz="8" w:space="0" w:color="auto"/>
-              <w:bottom w:val="single" w:sz="4" w:space="0" w:color="auto"/>
-            </w:tcBorders>
-          </w:tcPr>
-          <w:p>
-            <w:pPr>
-              <w:spacing w:after="120" w:line="360" w:lineRule="auto"/>
-              <w:jc w:val="center"/>
+            </w:pPr>
+            <w:r>
               <w:rPr>
                 <w:b/>
                 <w:bCs/>
                 <w:i/>
                 <w:iCs/>
               </w:rPr>
-            </w:pPr>
-            <w:r>
-              <w:rPr>
-                <w:rFonts w:hint="eastAsia"/>
+              <w:t>I</w:t>
+            </w:r>
+            <w:r>
+              <w:rPr>
+                <w:b/>
+                <w:bCs/>
+              </w:rPr>
+              <w:t>²</w:t>
+            </w:r>
+            <w:r>
+              <w:rPr>
                 <w:b/>
                 <w:bCs/>
                 <w:i/>
                 <w:iCs/>
               </w:rPr>
-              <w:t xml:space="preserve">p </w:t>
-            </w:r>
-            <w:r>
-              <w:rPr>
-                <w:rFonts w:hint="eastAsia"/>
+              <w:t xml:space="preserve"> </w:t>
+            </w:r>
+            <w:r>
+              <w:rPr>
                 <w:b/>
                 <w:bCs/>
               </w:rPr>
-              <w:t>(</w:t>
-            </w:r>
-            <w:r>
-              <w:rPr>
-                <w:rFonts w:hint="eastAsia"/>
+              <w:t>[95% CI]</w:t>
+            </w:r>
+          </w:p>
+        </w:tc>
+        <w:tc>
+          <w:tcPr>
+            <w:tcW w:w="1052" w:type="dxa"/>
+            <w:tcBorders>
+              <w:top w:val="single" w:sz="8" w:space="0" w:color="auto"/>
+              <w:bottom w:val="single" w:sz="4" w:space="0" w:color="auto"/>
+            </w:tcBorders>
+          </w:tcPr>
+          <w:p>
+            <w:pPr>
+              <w:spacing w:after="120" w:line="360" w:lineRule="auto"/>
+              <w:jc w:val="center"/>
+              <w:rPr>
                 <w:b/>
                 <w:bCs/>
                 <w:i/>
                 <w:iCs/>
               </w:rPr>
-              <w:t>Q)</w:t>
-            </w:r>
-          </w:p>
-        </w:tc>
-        <w:tc>
-          <w:tcPr>
-            <w:tcW w:w="1013" w:type="dxa"/>
-            <w:tcBorders>
-              <w:top w:val="single" w:sz="8" w:space="0" w:color="auto"/>
-              <w:bottom w:val="single" w:sz="4" w:space="0" w:color="auto"/>
-            </w:tcBorders>
-          </w:tcPr>
-          <w:p>
-            <w:pPr>
-              <w:spacing w:after="120" w:line="360" w:lineRule="auto"/>
-              <w:jc w:val="center"/>
-              <w:rPr>
-                <w:b/>
-                <w:bCs/>
-              </w:rPr>
             </w:pPr>
             <w:r>
               <w:rPr>
@@ -11086,59 +9925,6 @@
                 <w:i/>
                 <w:iCs/>
               </w:rPr>
-              <w:t>I</w:t>
-            </w:r>
-            <w:r>
-              <w:rPr>
-                <w:b/>
-                <w:bCs/>
-              </w:rPr>
-              <w:t>²</w:t>
-            </w:r>
-            <w:r>
-              <w:rPr>
-                <w:b/>
-                <w:bCs/>
-                <w:i/>
-                <w:iCs/>
-              </w:rPr>
-              <w:t xml:space="preserve"> </w:t>
-            </w:r>
-            <w:r>
-              <w:rPr>
-                <w:b/>
-                <w:bCs/>
-              </w:rPr>
-              <w:t>[95% CI]</w:t>
-            </w:r>
-          </w:p>
-        </w:tc>
-        <w:tc>
-          <w:tcPr>
-            <w:tcW w:w="1052" w:type="dxa"/>
-            <w:tcBorders>
-              <w:top w:val="single" w:sz="8" w:space="0" w:color="auto"/>
-              <w:bottom w:val="single" w:sz="4" w:space="0" w:color="auto"/>
-            </w:tcBorders>
-          </w:tcPr>
-          <w:p>
-            <w:pPr>
-              <w:spacing w:after="120" w:line="360" w:lineRule="auto"/>
-              <w:jc w:val="center"/>
-              <w:rPr>
-                <w:b/>
-                <w:bCs/>
-                <w:i/>
-                <w:iCs/>
-              </w:rPr>
-            </w:pPr>
-            <w:r>
-              <w:rPr>
-                <w:b/>
-                <w:bCs/>
-                <w:i/>
-                <w:iCs/>
-              </w:rPr>
               <w:t>τ</w:t>
             </w:r>
             <w:r>
@@ -12212,7 +10998,6 @@
       <w:r>
         <w:t xml:space="preserve"> This classification was based on the degree of activeness of the control condition. The Q-between test indicated no statistically significant difference between the two pooled subgroups, </w:t>
       </w:r>
-      <w:proofErr w:type="gramStart"/>
       <w:r>
         <w:rPr>
           <w:i/>
@@ -12221,11 +11006,7 @@
         <w:t>Q</w:t>
       </w:r>
       <w:r>
-        <w:t>(</w:t>
-      </w:r>
-      <w:proofErr w:type="gramEnd"/>
-      <w:r>
-        <w:t xml:space="preserve">1) = 0.46, </w:t>
+        <w:t xml:space="preserve">(1) = 0.46, </w:t>
       </w:r>
       <w:r>
         <w:rPr>
@@ -12375,7 +11156,6 @@
       <w:r>
         <w:t xml:space="preserve">en studies fell into the Low stratum, reflecting mild or mild-to-moderate baseline depression, and four into the High stratum, reflecting moderate or severe baseline depression. The test for subgroup differences showed no statistically significant difference between the two pooled subgroup effects, </w:t>
       </w:r>
-      <w:proofErr w:type="gramStart"/>
       <w:r>
         <w:rPr>
           <w:i/>
@@ -12384,11 +11164,7 @@
         <w:t>Q</w:t>
       </w:r>
       <w:r>
-        <w:t>(</w:t>
-      </w:r>
-      <w:proofErr w:type="gramEnd"/>
-      <w:r>
-        <w:t xml:space="preserve">1) = 0.00, </w:t>
+        <w:t xml:space="preserve">(1) = 0.00, </w:t>
       </w:r>
       <w:r>
         <w:rPr>
@@ -12523,15 +11299,7 @@
         <w:t xml:space="preserve">or </w:t>
       </w:r>
       <w:r>
-        <w:t xml:space="preserve">human encouragement during the intervention period (see Section 3.8.3). Four trials (Ackerson et al., 1998; Fleming et al., 2012; Ip et al., 2016; Rohde et al., 2015) included such contact, whereas ten trials relied solely on automated or technical support, or no non-therapeutic support at all. The Q-between test indicated no statistically significant difference between the two pooled subgroup effects, </w:t>
-      </w:r>
-      <w:proofErr w:type="gramStart"/>
-      <w:r>
-        <w:t>Q(</w:t>
-      </w:r>
-      <w:proofErr w:type="gramEnd"/>
-      <w:r>
-        <w:t>1) = 0.32, p = .570 (Table 5).</w:t>
+        <w:t>human encouragement during the intervention period (see Section 3.8.3). Four trials (Ackerson et al., 1998; Fleming et al., 2012; Ip et al., 2016; Rohde et al., 2015) included such contact, whereas ten trials relied solely on automated or technical support, or no non-therapeutic support at all. The Q-between test indicated no statistically significant difference between the two pooled subgroup effects, Q(1) = 0.32, p = .570 (Table 5).</w:t>
       </w:r>
     </w:p>
     <w:p>
@@ -12633,21 +11401,7 @@
         <w:rPr>
           <w:rFonts w:hint="eastAsia"/>
         </w:rPr>
-        <w:t xml:space="preserve"> it is also the only component whose effect size was significant </w:t>
-      </w:r>
-      <w:proofErr w:type="spellStart"/>
-      <w:r>
-        <w:rPr>
-          <w:rFonts w:hint="eastAsia"/>
-        </w:rPr>
-        <w:t>amony</w:t>
-      </w:r>
-      <w:proofErr w:type="spellEnd"/>
-      <w:r>
-        <w:rPr>
-          <w:rFonts w:hint="eastAsia"/>
-        </w:rPr>
-        <w:t xml:space="preserve"> absent and present groups.</w:t>
+        <w:t xml:space="preserve"> it is also the only component whose effect size was significant amony absent and present groups.</w:t>
       </w:r>
       <w:r>
         <w:rPr>
@@ -15960,15 +14714,7 @@
         <w:t>Note</w:t>
       </w:r>
       <w:r>
-        <w:t xml:space="preserve">. k = number of studies; g = Hedges' g; CI = confidence interval; I² = proportion of total variance attributable to between-study heterogeneity. Pooled estimates were computed using a random-effects model with restricted maximum-likelihood (REML) estimator and Hartung-Knapp adjustment. Within each subgroup analysis, a common between-study variance (τ²) was assumed across the two subgroup levels via the </w:t>
-      </w:r>
-      <w:proofErr w:type="spellStart"/>
-      <w:r>
-        <w:t>tau.common</w:t>
-      </w:r>
-      <w:proofErr w:type="spellEnd"/>
-      <w:r>
-        <w:t xml:space="preserve"> = TRUE option, consistent with the recommendation that subgroup-specific τ² estimates are u</w:t>
+        <w:t>. k = number of studies; g = Hedges' g; CI = confidence interval; I² = proportion of total variance attributable to between-study heterogeneity. Pooled estimates were computed using a random-effects model with restricted maximum-likelihood (REML) estimator and Hartung-Knapp adjustment. Within each subgroup analysis, a common between-study variance (τ²) was assumed across the two subgroup levels via the tau.common = TRUE option, consistent with the recommendation that subgroup-specific τ² estimates are u</w:t>
       </w:r>
       <w:r>
         <w:rPr>
@@ -16010,21 +14756,7 @@
         <w:rPr>
           <w:rFonts w:hint="eastAsia"/>
         </w:rPr>
-        <w:t xml:space="preserve"> 95% confidence intervals were computed via the Q-profile method (</w:t>
-      </w:r>
-      <w:proofErr w:type="spellStart"/>
-      <w:r>
-        <w:rPr>
-          <w:rFonts w:hint="eastAsia"/>
-        </w:rPr>
-        <w:t>Viechtbauer</w:t>
-      </w:r>
-      <w:proofErr w:type="spellEnd"/>
-      <w:r>
-        <w:rPr>
-          <w:rFonts w:hint="eastAsia"/>
-        </w:rPr>
-        <w:t>, 2007). Confirmatory subgroup a</w:t>
+        <w:t xml:space="preserve"> 95% confidence intervals were computed via the Q-profile method (Viechtbauer, 2007). Confirmatory subgroup a</w:t>
       </w:r>
       <w:r>
         <w:t>nalyses were pre-specified as primary tests in Section 3.8.3; exploratory analyses were pre-specified as hypothesis-generating. Bohr et al. (2023) was excluded from the main analysis (see Section 4.2.1); a sensitivity analysis including this study is reported in Section 4.6.</w:t>
@@ -16051,105 +14783,82 @@
       <w:pPr>
         <w:pStyle w:val="3"/>
         <w:rPr>
+          <w:rFonts w:eastAsiaTheme="minorEastAsia"/>
+        </w:rPr>
+      </w:pPr>
+      <w:r>
+        <w:rPr>
+          <w:rFonts w:eastAsiaTheme="minorEastAsia"/>
+        </w:rPr>
+        <w:t xml:space="preserve">4.5.3 </w:t>
+      </w:r>
+      <w:r>
+        <w:rPr>
           <w:rFonts w:eastAsiaTheme="minorEastAsia" w:hint="eastAsia"/>
         </w:rPr>
-      </w:pPr>
+        <w:t>M</w:t>
+      </w:r>
       <w:r>
         <w:rPr>
           <w:rFonts w:eastAsiaTheme="minorEastAsia"/>
         </w:rPr>
-        <w:t xml:space="preserve">4.5.3 </w:t>
+        <w:t>eta-</w:t>
       </w:r>
       <w:r>
         <w:rPr>
           <w:rFonts w:eastAsiaTheme="minorEastAsia" w:hint="eastAsia"/>
         </w:rPr>
-        <w:t>M</w:t>
+        <w:t>R</w:t>
       </w:r>
       <w:r>
         <w:rPr>
           <w:rFonts w:eastAsiaTheme="minorEastAsia"/>
         </w:rPr>
-        <w:t>eta-</w:t>
+        <w:t xml:space="preserve">egression: </w:t>
+      </w:r>
+      <w:r>
+        <w:t>CB</w:t>
       </w:r>
       <w:r>
         <w:rPr>
           <w:rFonts w:eastAsiaTheme="minorEastAsia" w:hint="eastAsia"/>
         </w:rPr>
-        <w:t>R</w:t>
-      </w:r>
-      <w:r>
-        <w:rPr>
-          <w:rFonts w:eastAsiaTheme="minorEastAsia"/>
-        </w:rPr>
-        <w:t xml:space="preserve">egression: </w:t>
-      </w:r>
-      <w:r>
-        <w:t>CB</w:t>
+        <w:t>T C</w:t>
+      </w:r>
+      <w:r>
+        <w:t xml:space="preserve">omponent </w:t>
       </w:r>
       <w:r>
         <w:rPr>
           <w:rFonts w:eastAsiaTheme="minorEastAsia" w:hint="eastAsia"/>
         </w:rPr>
-        <w:t>T C</w:t>
-      </w:r>
-      <w:r>
-        <w:t xml:space="preserve">omponent </w:t>
-      </w:r>
-      <w:r>
-        <w:rPr>
-          <w:rFonts w:eastAsiaTheme="minorEastAsia" w:hint="eastAsia"/>
-        </w:rPr>
         <w:t>C</w:t>
       </w:r>
       <w:r>
         <w:t>ount</w:t>
       </w:r>
     </w:p>
-    <w:p>
-      <w:pPr>
-        <w:rPr>
-          <w:rFonts w:hint="eastAsia"/>
-        </w:rPr>
-      </w:pPr>
-    </w:p>
+    <w:p/>
     <w:p>
       <w:pPr>
         <w:spacing w:after="120" w:line="360" w:lineRule="auto"/>
         <w:ind w:firstLine="360"/>
         <w:jc w:val="both"/>
+      </w:pPr>
+      <w:r>
         <w:rPr>
           <w:rFonts w:hint="eastAsia"/>
         </w:rPr>
-      </w:pPr>
+        <w:t xml:space="preserve">Following the component-wise </w:t>
+      </w:r>
+      <w:r>
+        <w:t>subgrou</w:t>
+      </w:r>
       <w:r>
         <w:rPr>
           <w:rFonts w:hint="eastAsia"/>
         </w:rPr>
-        <w:t xml:space="preserve">Following the component-wise </w:t>
-      </w:r>
-      <w:r>
-        <w:t>subgrou</w:t>
-      </w:r>
-      <w:r>
-        <w:rPr>
-          <w:rFonts w:hint="eastAsia"/>
-        </w:rPr>
-        <w:t xml:space="preserve">p analyses </w:t>
-      </w:r>
-      <w:proofErr w:type="gramStart"/>
-      <w:r>
-        <w:rPr>
-          <w:rFonts w:hint="eastAsia"/>
-        </w:rPr>
-        <w:t>in  Section</w:t>
-      </w:r>
-      <w:proofErr w:type="gramEnd"/>
-      <w:r>
-        <w:rPr>
-          <w:rFonts w:hint="eastAsia"/>
-        </w:rPr>
-        <w:t xml:space="preserve"> 4.5.2.2, a meta-regression was conducted to examine </w:t>
+        <w:t xml:space="preserve">p analyses in  Section 4.5.2.2, a meta-regression was conducted to examine </w:t>
       </w:r>
       <w:r>
         <w:t>whether</w:t>
@@ -16166,9 +14875,6 @@
         <w:spacing w:after="120" w:line="360" w:lineRule="auto"/>
         <w:ind w:firstLine="360"/>
         <w:jc w:val="both"/>
-        <w:rPr>
-          <w:rFonts w:hint="eastAsia"/>
-        </w:rPr>
       </w:pPr>
       <w:r>
         <w:t>The regression slope was β = 0.070 (SE = 0.057, 95% CI [−0.055, 0.195], p = .246), indicating that effect size was estimated to increase by 0.070 in Hedges' g for each additional component.</w:t>
@@ -16233,9 +14939,6 @@
         <w:spacing w:after="120" w:line="360" w:lineRule="auto"/>
         <w:ind w:firstLine="360"/>
         <w:jc w:val="both"/>
-        <w:rPr>
-          <w:rFonts w:hint="eastAsia"/>
-        </w:rPr>
       </w:pPr>
     </w:p>
     <w:p>
@@ -16243,15 +14946,11 @@
         <w:spacing w:after="120" w:line="360" w:lineRule="auto"/>
         <w:ind w:firstLine="360"/>
         <w:jc w:val="both"/>
-        <w:rPr>
-          <w:rFonts w:hint="eastAsia"/>
-        </w:rPr>
-      </w:pPr>
-    </w:p>
-    <w:p>
-      <w:pPr>
-        <w:rPr>
-          <w:rFonts w:hint="eastAsia"/>
+      </w:pPr>
+    </w:p>
+    <w:p>
+      <w:pPr>
+        <w:rPr>
           <w:b/>
           <w:bCs/>
         </w:rPr>
@@ -16310,7 +15009,6 @@
             <w:pPr>
               <w:jc w:val="center"/>
               <w:rPr>
-                <w:rFonts w:hint="eastAsia"/>
                 <w:b/>
                 <w:bCs/>
               </w:rPr>
@@ -16361,32 +15059,89 @@
             <w:pPr>
               <w:jc w:val="center"/>
               <w:rPr>
+                <w:b/>
+                <w:bCs/>
+                <w:i/>
+                <w:iCs/>
+              </w:rPr>
+            </w:pPr>
+            <w:r>
+              <w:rPr>
+                <w:b/>
+                <w:bCs/>
+                <w:i/>
+                <w:iCs/>
+              </w:rPr>
+              <w:t>β</w:t>
+            </w:r>
+          </w:p>
+        </w:tc>
+        <w:tc>
+          <w:tcPr>
+            <w:tcW w:w="711" w:type="dxa"/>
+            <w:vAlign w:val="center"/>
+          </w:tcPr>
+          <w:p>
+            <w:pPr>
+              <w:jc w:val="center"/>
+              <w:rPr>
+                <w:b/>
+                <w:bCs/>
+                <w:i/>
+                <w:iCs/>
+              </w:rPr>
+            </w:pPr>
+            <w:r>
+              <w:rPr>
                 <w:rFonts w:hint="eastAsia"/>
                 <w:b/>
                 <w:bCs/>
                 <w:i/>
                 <w:iCs/>
               </w:rPr>
-            </w:pPr>
-            <w:r>
+              <w:t>SE</w:t>
+            </w:r>
+          </w:p>
+        </w:tc>
+        <w:tc>
+          <w:tcPr>
+            <w:tcW w:w="2293" w:type="dxa"/>
+            <w:vAlign w:val="center"/>
+          </w:tcPr>
+          <w:p>
+            <w:pPr>
+              <w:jc w:val="center"/>
+              <w:rPr>
+                <w:b/>
+                <w:bCs/>
+              </w:rPr>
+            </w:pPr>
+            <w:r>
+              <w:rPr>
+                <w:rFonts w:hint="eastAsia"/>
+                <w:b/>
+                <w:bCs/>
+              </w:rPr>
+              <w:t>95% CI</w:t>
+            </w:r>
+          </w:p>
+        </w:tc>
+        <w:tc>
+          <w:tcPr>
+            <w:tcW w:w="1100" w:type="dxa"/>
+            <w:vAlign w:val="center"/>
+          </w:tcPr>
+          <w:p>
+            <w:pPr>
+              <w:jc w:val="center"/>
               <w:rPr>
                 <w:b/>
                 <w:bCs/>
                 <w:i/>
                 <w:iCs/>
               </w:rPr>
-              <w:t>β</w:t>
-            </w:r>
-          </w:p>
-        </w:tc>
-        <w:tc>
-          <w:tcPr>
-            <w:tcW w:w="711" w:type="dxa"/>
-            <w:vAlign w:val="center"/>
-          </w:tcPr>
-          <w:p>
-            <w:pPr>
-              <w:jc w:val="center"/>
+            </w:pPr>
+            <w:r>
               <w:rPr>
                 <w:rFonts w:hint="eastAsia"/>
                 <w:b/>
@@ -16394,6 +15149,22 @@
                 <w:i/>
                 <w:iCs/>
               </w:rPr>
+              <w:t>p</w:t>
+            </w:r>
+          </w:p>
+        </w:tc>
+        <w:tc>
+          <w:tcPr>
+            <w:tcW w:w="1017" w:type="dxa"/>
+            <w:vAlign w:val="center"/>
+          </w:tcPr>
+          <w:p>
+            <w:pPr>
+              <w:jc w:val="center"/>
+              <w:rPr>
+                <w:b/>
+                <w:bCs/>
+              </w:rPr>
             </w:pPr>
             <w:r>
               <w:rPr>
@@ -16403,83 +15174,6 @@
                 <w:i/>
                 <w:iCs/>
               </w:rPr>
-              <w:t>SE</w:t>
-            </w:r>
-          </w:p>
-        </w:tc>
-        <w:tc>
-          <w:tcPr>
-            <w:tcW w:w="2293" w:type="dxa"/>
-            <w:vAlign w:val="center"/>
-          </w:tcPr>
-          <w:p>
-            <w:pPr>
-              <w:jc w:val="center"/>
-              <w:rPr>
-                <w:rFonts w:hint="eastAsia"/>
-                <w:b/>
-                <w:bCs/>
-              </w:rPr>
-            </w:pPr>
-            <w:r>
-              <w:rPr>
-                <w:rFonts w:hint="eastAsia"/>
-                <w:b/>
-                <w:bCs/>
-              </w:rPr>
-              <w:t>95% CI</w:t>
-            </w:r>
-          </w:p>
-        </w:tc>
-        <w:tc>
-          <w:tcPr>
-            <w:tcW w:w="1100" w:type="dxa"/>
-            <w:vAlign w:val="center"/>
-          </w:tcPr>
-          <w:p>
-            <w:pPr>
-              <w:jc w:val="center"/>
-              <w:rPr>
-                <w:b/>
-                <w:bCs/>
-                <w:i/>
-                <w:iCs/>
-              </w:rPr>
-            </w:pPr>
-            <w:r>
-              <w:rPr>
-                <w:rFonts w:hint="eastAsia"/>
-                <w:b/>
-                <w:bCs/>
-                <w:i/>
-                <w:iCs/>
-              </w:rPr>
-              <w:t>p</w:t>
-            </w:r>
-          </w:p>
-        </w:tc>
-        <w:tc>
-          <w:tcPr>
-            <w:tcW w:w="1017" w:type="dxa"/>
-            <w:vAlign w:val="center"/>
-          </w:tcPr>
-          <w:p>
-            <w:pPr>
-              <w:jc w:val="center"/>
-              <w:rPr>
-                <w:rFonts w:hint="eastAsia"/>
-                <w:b/>
-                <w:bCs/>
-              </w:rPr>
-            </w:pPr>
-            <w:r>
-              <w:rPr>
-                <w:rFonts w:hint="eastAsia"/>
-                <w:b/>
-                <w:bCs/>
-                <w:i/>
-                <w:iCs/>
-              </w:rPr>
               <w:t>R</w:t>
             </w:r>
             <w:r>
@@ -16502,7 +15196,6 @@
             <w:pPr>
               <w:jc w:val="center"/>
               <w:rPr>
-                <w:rFonts w:hint="eastAsia"/>
                 <w:b/>
                 <w:bCs/>
               </w:rPr>
@@ -16551,164 +15244,129 @@
               <w:rPr>
                 <w:rFonts w:hint="eastAsia"/>
               </w:rPr>
-              <w:t>Component Count (</w:t>
-            </w:r>
-            <w:proofErr w:type="spellStart"/>
+              <w:t>Component Count (centred)</w:t>
+            </w:r>
+          </w:p>
+        </w:tc>
+        <w:tc>
+          <w:tcPr>
+            <w:tcW w:w="619" w:type="dxa"/>
+            <w:vAlign w:val="center"/>
+          </w:tcPr>
+          <w:p>
+            <w:pPr>
+              <w:jc w:val="center"/>
+            </w:pPr>
             <w:r>
               <w:rPr>
                 <w:rFonts w:hint="eastAsia"/>
               </w:rPr>
-              <w:t>centred</w:t>
-            </w:r>
-            <w:proofErr w:type="spellEnd"/>
+              <w:t>14</w:t>
+            </w:r>
+          </w:p>
+        </w:tc>
+        <w:tc>
+          <w:tcPr>
+            <w:tcW w:w="711" w:type="dxa"/>
+            <w:vAlign w:val="center"/>
+          </w:tcPr>
+          <w:p>
+            <w:pPr>
+              <w:jc w:val="center"/>
+            </w:pPr>
             <w:r>
               <w:rPr>
                 <w:rFonts w:hint="eastAsia"/>
               </w:rPr>
-              <w:t>)</w:t>
-            </w:r>
-          </w:p>
-        </w:tc>
-        <w:tc>
-          <w:tcPr>
-            <w:tcW w:w="619" w:type="dxa"/>
+              <w:t>0.070</w:t>
+            </w:r>
+          </w:p>
+        </w:tc>
+        <w:tc>
+          <w:tcPr>
+            <w:tcW w:w="711" w:type="dxa"/>
             <w:vAlign w:val="center"/>
           </w:tcPr>
           <w:p>
             <w:pPr>
               <w:jc w:val="center"/>
+            </w:pPr>
+            <w:r>
               <w:rPr>
                 <w:rFonts w:hint="eastAsia"/>
               </w:rPr>
+              <w:t>0.057</w:t>
+            </w:r>
+          </w:p>
+        </w:tc>
+        <w:tc>
+          <w:tcPr>
+            <w:tcW w:w="2293" w:type="dxa"/>
+            <w:vAlign w:val="center"/>
+          </w:tcPr>
+          <w:p>
+            <w:pPr>
+              <w:jc w:val="center"/>
             </w:pPr>
             <w:r>
               <w:rPr>
                 <w:rFonts w:hint="eastAsia"/>
               </w:rPr>
-              <w:t>14</w:t>
-            </w:r>
-          </w:p>
-        </w:tc>
-        <w:tc>
-          <w:tcPr>
-            <w:tcW w:w="711" w:type="dxa"/>
+              <w:t>[</w:t>
+            </w:r>
+            <w:r>
+              <w:t>−</w:t>
+            </w:r>
+            <w:r>
+              <w:rPr>
+                <w:rFonts w:hint="eastAsia"/>
+              </w:rPr>
+              <w:t>0.055, 0.195]</w:t>
+            </w:r>
+          </w:p>
+        </w:tc>
+        <w:tc>
+          <w:tcPr>
+            <w:tcW w:w="1100" w:type="dxa"/>
             <w:vAlign w:val="center"/>
           </w:tcPr>
           <w:p>
             <w:pPr>
               <w:jc w:val="center"/>
+            </w:pPr>
+            <w:r>
               <w:rPr>
                 <w:rFonts w:hint="eastAsia"/>
               </w:rPr>
+              <w:t>.246</w:t>
+            </w:r>
+          </w:p>
+        </w:tc>
+        <w:tc>
+          <w:tcPr>
+            <w:tcW w:w="1017" w:type="dxa"/>
+            <w:vAlign w:val="center"/>
+          </w:tcPr>
+          <w:p>
+            <w:pPr>
+              <w:jc w:val="center"/>
             </w:pPr>
             <w:r>
               <w:rPr>
                 <w:rFonts w:hint="eastAsia"/>
               </w:rPr>
-              <w:t>0.070</w:t>
-            </w:r>
-          </w:p>
-        </w:tc>
-        <w:tc>
-          <w:tcPr>
-            <w:tcW w:w="711" w:type="dxa"/>
+              <w:t>0.0%</w:t>
+            </w:r>
+          </w:p>
+        </w:tc>
+        <w:tc>
+          <w:tcPr>
+            <w:tcW w:w="1247" w:type="dxa"/>
             <w:vAlign w:val="center"/>
           </w:tcPr>
           <w:p>
             <w:pPr>
               <w:jc w:val="center"/>
-              <w:rPr>
-                <w:rFonts w:hint="eastAsia"/>
-              </w:rPr>
-            </w:pPr>
-            <w:r>
-              <w:rPr>
-                <w:rFonts w:hint="eastAsia"/>
-              </w:rPr>
-              <w:t>0.057</w:t>
-            </w:r>
-          </w:p>
-        </w:tc>
-        <w:tc>
-          <w:tcPr>
-            <w:tcW w:w="2293" w:type="dxa"/>
-            <w:vAlign w:val="center"/>
-          </w:tcPr>
-          <w:p>
-            <w:pPr>
-              <w:jc w:val="center"/>
-              <w:rPr>
-                <w:rFonts w:hint="eastAsia"/>
-              </w:rPr>
-            </w:pPr>
-            <w:r>
-              <w:rPr>
-                <w:rFonts w:hint="eastAsia"/>
-              </w:rPr>
-              <w:t>[</w:t>
-            </w:r>
-            <w:r>
-              <w:t>−</w:t>
-            </w:r>
-            <w:r>
-              <w:rPr>
-                <w:rFonts w:hint="eastAsia"/>
-              </w:rPr>
-              <w:t>0.055, 0.195]</w:t>
-            </w:r>
-          </w:p>
-        </w:tc>
-        <w:tc>
-          <w:tcPr>
-            <w:tcW w:w="1100" w:type="dxa"/>
-            <w:vAlign w:val="center"/>
-          </w:tcPr>
-          <w:p>
-            <w:pPr>
-              <w:jc w:val="center"/>
-              <w:rPr>
-                <w:rFonts w:hint="eastAsia"/>
-              </w:rPr>
-            </w:pPr>
-            <w:r>
-              <w:rPr>
-                <w:rFonts w:hint="eastAsia"/>
-              </w:rPr>
-              <w:t>.246</w:t>
-            </w:r>
-          </w:p>
-        </w:tc>
-        <w:tc>
-          <w:tcPr>
-            <w:tcW w:w="1017" w:type="dxa"/>
-            <w:vAlign w:val="center"/>
-          </w:tcPr>
-          <w:p>
-            <w:pPr>
-              <w:jc w:val="center"/>
-              <w:rPr>
-                <w:rFonts w:hint="eastAsia"/>
-              </w:rPr>
-            </w:pPr>
-            <w:r>
-              <w:rPr>
-                <w:rFonts w:hint="eastAsia"/>
-              </w:rPr>
-              <w:t>0.0%</w:t>
-            </w:r>
-          </w:p>
-        </w:tc>
-        <w:tc>
-          <w:tcPr>
-            <w:tcW w:w="1247" w:type="dxa"/>
-            <w:vAlign w:val="center"/>
-          </w:tcPr>
-          <w:p>
-            <w:pPr>
-              <w:jc w:val="center"/>
-              <w:rPr>
-                <w:rFonts w:hint="eastAsia"/>
-              </w:rPr>
             </w:pPr>
             <w:r>
               <w:rPr>
@@ -16733,9 +15391,6 @@
         <w:spacing w:after="120" w:line="360" w:lineRule="auto"/>
         <w:ind w:firstLine="360"/>
         <w:jc w:val="both"/>
-        <w:rPr>
-          <w:rFonts w:hint="eastAsia"/>
-        </w:rPr>
       </w:pPr>
       <w:r>
         <w:rPr>
@@ -16745,29 +15400,10 @@
         <w:t>Note.</w:t>
       </w:r>
       <w:r>
-        <w:t xml:space="preserve"> k = number of studies; β = unstandardized regression coefficient (slope); SE = standard error; CI = confidence interval; R² = proportion of between-study heterogeneity explained by the predictor; residual τ² = between-study variance remaining after inclusion of the predictor. The number of CBT components was pre-specified as a moderator in Section 3.8.3 and was </w:t>
-      </w:r>
-      <w:proofErr w:type="gramStart"/>
-      <w:r>
-        <w:t>mean-</w:t>
-      </w:r>
-      <w:proofErr w:type="spellStart"/>
-      <w:r>
-        <w:t>centred</w:t>
-      </w:r>
-      <w:proofErr w:type="spellEnd"/>
-      <w:proofErr w:type="gramEnd"/>
-      <w:r>
-        <w:t xml:space="preserve"> prior to analysis. The model was estimated using a random-effects (mixed-effects) meta-regression with the restricted maximum-likelihood (REML) estimator and Hartung-Knapp adjustment, consistent with the main analysis. A non-significant slope and an R² of 0.0% indicate that the number of components did not account for the observed between-study heterogeneity</w:t>
-      </w:r>
-    </w:p>
-    <w:p>
-      <w:pPr>
-        <w:rPr>
-          <w:rFonts w:hint="eastAsia"/>
-        </w:rPr>
-      </w:pPr>
-    </w:p>
+        <w:t xml:space="preserve"> k = number of studies; β = unstandardized regression coefficient (slope); SE = standard error; CI = confidence interval; R² = proportion of between-study heterogeneity explained by the predictor; residual τ² = between-study variance remaining after inclusion of the predictor. The number of CBT components was pre-specified as a moderator in Section 3.8.3 and was mean-centred prior to analysis. The model was estimated using a random-effects (mixed-effects) meta-regression with the restricted maximum-likelihood (REML) estimator and Hartung-Knapp adjustment, consistent with the main analysis. A non-significant slope and an R² of 0.0% indicate that the number of components did not account for the observed between-study heterogeneity</w:t>
+      </w:r>
+    </w:p>
+    <w:p/>
     <w:p>
       <w:pPr>
         <w:pStyle w:val="3"/>
@@ -16802,15 +15438,7 @@
         <w:t xml:space="preserve"> 5.3</w:t>
       </w:r>
       <w:r>
-        <w:t>，</w:t>
-      </w:r>
-      <w:proofErr w:type="gramStart"/>
-      <w:r>
-        <w:t>不</w:t>
-      </w:r>
-      <w:proofErr w:type="gramEnd"/>
-      <w:r>
-        <w:t>分子节</w:t>
+        <w:t>，不分子节</w:t>
       </w:r>
       <w:r>
         <w:t>]</w:t>
@@ -16865,6 +15493,14 @@
         </w:rPr>
         <w:t>.1 Outlier detection</w:t>
       </w:r>
+    </w:p>
+    <w:p>
+      <w:pPr>
+        <w:pStyle w:val="3"/>
+        <w:rPr>
+          <w:rFonts w:eastAsiaTheme="minorEastAsia"/>
+        </w:rPr>
+      </w:pPr>
     </w:p>
     <w:p>
       <w:pPr>
@@ -16976,6 +15612,7 @@
         </w:rPr>
       </w:pPr>
       <w:r>
+        <w:lastRenderedPageBreak/>
         <w:t>4.</w:t>
       </w:r>
       <w:r>
@@ -16995,16 +15632,7 @@
         <w:jc w:val="both"/>
       </w:pPr>
       <w:r>
-        <w:lastRenderedPageBreak/>
-        <w:t xml:space="preserve">A contour-enhanced funnel plot was constructed to assess potential small-study effects at post-intervention (Figure X). Visual inspection suggested some asymmetry: the more precise studies clustered around the pooled estimate, whereas the least precise trials, particularly Fleming (2012), Ackerson (1998), and Stasiak (2014), were located on the positive side of the plot, with </w:t>
-      </w:r>
-      <w:proofErr w:type="gramStart"/>
-      <w:r>
-        <w:t>no</w:t>
-      </w:r>
-      <w:proofErr w:type="gramEnd"/>
-      <w:r>
-        <w:t xml:space="preserve"> clearly comparable small-sample studies on the negative side. The contour shading indicated that the corresponding mirror region on the left would fall mainly within the non-significant zone (</w:t>
+        <w:t>A contour-enhanced funnel plot was constructed to assess potential small-study effects at post-intervention (Figure X). Visual inspection suggested some asymmetry: the more precise studies clustered around the pooled estimate, whereas the least precise trials, particularly Fleming (2012), Ackerson (1998), and Stasiak (2014), were located on the positive side of the plot, with no clearly comparable small-sample studies on the negative side. The contour shading indicated that the corresponding mirror region on the left would fall mainly within the non-significant zone (</w:t>
       </w:r>
       <w:r>
         <w:rPr>
@@ -17026,7 +15654,6 @@
       <w:r>
         <w:t xml:space="preserve">Egger’s regression test indicated a non-significant trend toward funnel plot asymmetry, </w:t>
       </w:r>
-      <w:proofErr w:type="gramStart"/>
       <w:r>
         <w:rPr>
           <w:i/>
@@ -17035,11 +15662,7 @@
         <w:t>t</w:t>
       </w:r>
       <w:r>
-        <w:t>(</w:t>
-      </w:r>
-      <w:proofErr w:type="gramEnd"/>
-      <w:r>
-        <w:t xml:space="preserve">12) = 1.82, </w:t>
+        <w:t xml:space="preserve">(12) = 1.82, </w:t>
       </w:r>
       <w:r>
         <w:rPr>
@@ -17051,7 +15674,6 @@
       <w:r>
         <w:t xml:space="preserve"> = .093. Because the pooled effect size was a standardized mean difference (SMD), a modified test proposed by Pustejovsky and Rodgers (2019), which adjusts for the artifactual dependence between SMDs and their standard errors, was also conducted. This modified test was likewise non-significant, </w:t>
       </w:r>
-      <w:proofErr w:type="gramStart"/>
       <w:r>
         <w:rPr>
           <w:i/>
@@ -17060,11 +15682,7 @@
         <w:t>t</w:t>
       </w:r>
       <w:r>
-        <w:t>(</w:t>
-      </w:r>
-      <w:proofErr w:type="gramEnd"/>
-      <w:r>
-        <w:t xml:space="preserve">12) = 1.66, </w:t>
+        <w:t xml:space="preserve">(12) = 1.66, </w:t>
       </w:r>
       <w:r>
         <w:rPr>
@@ -17122,7 +15740,7 @@
         </w:rPr>
         <w:lastRenderedPageBreak/>
         <w:drawing>
-          <wp:inline distT="0" distB="0" distL="0" distR="0" wp14:anchorId="5C9BA0DB" wp14:editId="75B6CFA5">
+          <wp:inline distT="0" distB="0" distL="0" distR="0" wp14:anchorId="5C9BA0DB" wp14:editId="5774897E">
             <wp:extent cx="5943600" cy="4953000"/>
             <wp:effectExtent l="0" t="0" r="0" b="0"/>
             <wp:docPr id="2036369271" name="图片 11" descr="图表&#10;&#10;描述已自动生成"/>
@@ -17471,7 +16089,6 @@
               </w:rPr>
               <w:t xml:space="preserve"> (</w:t>
             </w:r>
-            <w:proofErr w:type="spellStart"/>
             <w:r>
               <w:rPr>
                 <w:b/>
@@ -17481,7 +16098,6 @@
               </w:rPr>
               <w:t>df</w:t>
             </w:r>
-            <w:proofErr w:type="spellEnd"/>
             <w:r>
               <w:rPr>
                 <w:b/>
@@ -18024,15 +16640,7 @@
         <w:jc w:val="both"/>
       </w:pPr>
       <w:r>
-        <w:t xml:space="preserve">All fifteen included studies contributed to the acceptability analysis using risk ratio (RR), with all-cause dropout at post-intervention as the event of interest. Three of the fifteen studies (Ip 2016; </w:t>
-      </w:r>
-      <w:proofErr w:type="spellStart"/>
-      <w:r>
-        <w:t>Poppelaars</w:t>
-      </w:r>
-      <w:proofErr w:type="spellEnd"/>
-      <w:r>
-        <w:t xml:space="preserve"> 2016; Smith 2015) reported zero dropout events in one arm, while dropout rates varied substantially across the remaining studies (from 0% to over 80%). This pattern indicates that adolescent unguided self-help CBT </w:t>
+        <w:t xml:space="preserve">All fifteen included studies contributed to the acceptability analysis using risk ratio (RR), with all-cause dropout at post-intervention as the event of interest. Three of the fifteen studies (Ip 2016; Poppelaars 2016; Smith 2015) reported zero dropout events in one arm, while dropout rates varied substantially across the remaining studies (from 0% to over 80%). This pattern indicates that adolescent unguided self-help CBT </w:t>
       </w:r>
       <w:r>
         <w:lastRenderedPageBreak/>
@@ -18055,15 +16663,7 @@
         <w:t>X</w:t>
       </w:r>
       <w:r>
-        <w:t xml:space="preserve">) showed a pooled RR &gt; 1 across </w:t>
-      </w:r>
-      <w:proofErr w:type="gramStart"/>
-      <w:r>
-        <w:t>the majority of</w:t>
-      </w:r>
-      <w:proofErr w:type="gramEnd"/>
-      <w:r>
-        <w:t xml:space="preserve"> studies, indicating directionally higher dropout in the intervention arm. The random-effects estimate under the prespecified MH exact + REML + Hartung-Knapp model was RR = 1.32 (95% CI [0.96, 1.82], p = .086), with moderate between-study heterogeneity (τ² = 0.068, </w:t>
+        <w:t xml:space="preserve">) showed a pooled RR &gt; 1 across the majority of studies, indicating directionally higher dropout in the intervention arm. The random-effects estimate under the prespecified MH exact + REML + Hartung-Knapp model was RR = 1.32 (95% CI [0.96, 1.82], p = .086), with moderate between-study heterogeneity (τ² = 0.068, </w:t>
       </w:r>
       <w:r>
         <w:rPr>
@@ -18073,15 +16673,7 @@
         <w:t>I</w:t>
       </w:r>
       <w:r>
-        <w:t xml:space="preserve">² = 40.5%, Q = 23.54, </w:t>
-      </w:r>
-      <w:proofErr w:type="spellStart"/>
-      <w:r>
-        <w:t>df</w:t>
-      </w:r>
-      <w:proofErr w:type="spellEnd"/>
-      <w:r>
-        <w:t xml:space="preserve"> = 14, p = .052) and a 95% prediction interval ranging from 0.70 to 2.49. The corresponding common-effect estimate (MH exact, RR = 1.49, 95%</w:t>
+        <w:t>² = 40.5%, Q = 23.54, df = 14, p = .052) and a 95% prediction interval ranging from 0.70 to 2.49. The corresponding common-effect estimate (MH exact, RR = 1.49, 95%</w:t>
       </w:r>
       <w:r>
         <w:rPr>
@@ -18310,23 +16902,7 @@
       </w:pPr>
       <w:r>
         <w:lastRenderedPageBreak/>
-        <w:t xml:space="preserve">Exploratory influence diagnostics following </w:t>
-      </w:r>
-      <w:proofErr w:type="spellStart"/>
-      <w:r>
-        <w:t>Viechtbauer</w:t>
-      </w:r>
-      <w:proofErr w:type="spellEnd"/>
-      <w:r>
-        <w:t xml:space="preserve"> and Cheung (2010) identified O'Dea (2025) as the single high-influence study in the analysis, with an externally standardized residual of 2.91, DFFITS of 1.48, and Cook's distance of 0.65, all exceeding standard thresholds. The </w:t>
-      </w:r>
-      <w:proofErr w:type="spellStart"/>
-      <w:r>
-        <w:t>Baujat</w:t>
-      </w:r>
-      <w:proofErr w:type="spellEnd"/>
-      <w:r>
-        <w:t xml:space="preserve"> plot (</w:t>
+        <w:t>Exploratory influence diagnostics following Viechtbauer and Cheung (2010) identified O'Dea (2025) as the single high-influence study in the analysis, with an externally standardized residual of 2.91, DFFITS of 1.48, and Cook's distance of 0.65, all exceeding standard thresholds. The Baujat plot (</w:t>
       </w:r>
       <w:r>
         <w:rPr>
@@ -18500,23 +17076,7 @@
         <w:t>Note</w:t>
       </w:r>
       <w:r>
-        <w:t xml:space="preserve">. </w:t>
-      </w:r>
-      <w:proofErr w:type="spellStart"/>
-      <w:r>
-        <w:t>Baujat</w:t>
-      </w:r>
-      <w:proofErr w:type="spellEnd"/>
-      <w:r>
-        <w:t xml:space="preserve"> plot (</w:t>
-      </w:r>
-      <w:proofErr w:type="spellStart"/>
-      <w:r>
-        <w:t>Baujat</w:t>
-      </w:r>
-      <w:proofErr w:type="spellEnd"/>
-      <w:r>
-        <w:t xml:space="preserve"> et al., 2002) for the acceptability meta-analysis, displaying each study's contribution to overall between-study heterogeneity (x-axis; squared Pearson residual) against its influence on the pooled risk ratio when removed from the analysis (y-axis). Studies located in the upper-right quadrant of the plot contribute substantially to both observed heterogeneity and the pooled estimate. O'Dea (2025) is the only study clearly separated from the origin, occupying the upper-right region; all other studies cluster </w:t>
+        <w:t xml:space="preserve">. Baujat plot (Baujat et al., 2002) for the acceptability meta-analysis, displaying each study's contribution to overall between-study heterogeneity (x-axis; squared Pearson residual) against its influence on the pooled risk ratio when removed from the analysis (y-axis). Studies located in the upper-right quadrant of the plot contribute substantially to both observed heterogeneity and the pooled estimate. O'Dea (2025) is the only study clearly separated from the origin, occupying the upper-right region; all other studies cluster </w:t>
       </w:r>
       <w:bookmarkEnd w:id="40"/>
       <w:r>
@@ -18654,21 +17214,7 @@
         <w:rPr>
           <w:rFonts w:eastAsia="Times New Roman"/>
         </w:rPr>
-        <w:t xml:space="preserve">[Placeholder for limitations, </w:t>
-      </w:r>
-      <w:proofErr w:type="gramStart"/>
-      <w:r>
-        <w:rPr>
-          <w:rFonts w:eastAsia="Times New Roman"/>
-        </w:rPr>
-        <w:t>including:</w:t>
-      </w:r>
-      <w:proofErr w:type="gramEnd"/>
-      <w:r>
-        <w:rPr>
-          <w:rFonts w:eastAsia="Times New Roman"/>
-        </w:rPr>
-        <w:t xml:space="preserve"> small number of trials meeting the inactive-control criterion post-2023; heterogeneity in support-level reporting; reliance on back-calculated SDs for some trials; and use of study-level subgroup analysis rather than individual participant data.]</w:t>
+        <w:t>[Placeholder for limitations, including: small number of trials meeting the inactive-control criterion post-2023; heterogeneity in support-level reporting; reliance on back-calculated SDs for some trials; and use of study-level subgroup analysis rather than individual participant data.]</w:t>
       </w:r>
     </w:p>
     <w:p>
@@ -18676,11 +17222,14 @@
         <w:spacing w:after="120" w:line="360" w:lineRule="auto"/>
         <w:ind w:firstLine="360"/>
         <w:jc w:val="both"/>
-      </w:pPr>
-      <w:r>
         <w:rPr>
           <w:rFonts w:hint="eastAsia"/>
         </w:rPr>
+      </w:pPr>
+      <w:r>
+        <w:rPr>
+          <w:rFonts w:hint="eastAsia"/>
+        </w:rPr>
         <w:t>严格控制研究背景尽可能接近青少年的求助生态，但是也产生了纳入研究数量不够乐观的情况。这是很多后续问题只能这种解决的根本原因。具体产生的问题如下：</w:t>
       </w:r>
       <w:r>
@@ -18701,28 +17250,24 @@
         </w:rPr>
         <w:t>为了解决进入亚组以后</w:t>
       </w:r>
-      <w:proofErr w:type="spellStart"/>
       <w:r>
         <w:rPr>
           <w:rFonts w:hint="eastAsia"/>
         </w:rPr>
         <w:t>changescore</w:t>
       </w:r>
-      <w:proofErr w:type="spellEnd"/>
       <w:r>
         <w:rPr>
           <w:rFonts w:hint="eastAsia"/>
         </w:rPr>
         <w:t>的小李问题，虽然按照</w:t>
       </w:r>
-      <w:proofErr w:type="spellStart"/>
       <w:r>
         <w:rPr>
           <w:rFonts w:hint="eastAsia"/>
         </w:rPr>
         <w:t>osteinal</w:t>
       </w:r>
-      <w:proofErr w:type="spellEnd"/>
       <w:r>
         <w:rPr>
           <w:rFonts w:hint="eastAsia"/>
@@ -18771,6 +17316,42 @@
         </w:rPr>
         <w:lastRenderedPageBreak/>
         <w:t>是组内的异质性很大，解释会极其受限，跟前人研究的对话也不够充分。</w:t>
+      </w:r>
+      <w:r>
+        <w:rPr>
+          <w:rFonts w:hint="eastAsia"/>
+        </w:rPr>
+        <w:t>-</w:t>
+      </w:r>
+      <w:r>
+        <w:rPr>
+          <w:rFonts w:hint="eastAsia"/>
+        </w:rPr>
+        <w:t>》建议以后得研究可以适当放开，例如允许</w:t>
+      </w:r>
+      <w:r>
+        <w:rPr>
+          <w:rFonts w:hint="eastAsia"/>
+        </w:rPr>
+        <w:t>guided</w:t>
+      </w:r>
+      <w:r>
+        <w:rPr>
+          <w:rFonts w:hint="eastAsia"/>
+        </w:rPr>
+        <w:t>成分纳入，拓宽年龄限制只</w:t>
+      </w:r>
+      <w:r>
+        <w:rPr>
+          <w:rFonts w:hint="eastAsia"/>
+        </w:rPr>
+        <w:t>young adult</w:t>
+      </w:r>
+      <w:r>
+        <w:rPr>
+          <w:rFonts w:hint="eastAsia"/>
+        </w:rPr>
+        <w:t>等，进一步补充这类问题的全貌。</w:t>
       </w:r>
     </w:p>
     <w:p>
@@ -19051,35 +17632,7 @@
         <w:rPr>
           <w:rFonts w:eastAsia="Times New Roman"/>
         </w:rPr>
-        <w:t xml:space="preserve">Bjornstad, G., </w:t>
-      </w:r>
-      <w:proofErr w:type="spellStart"/>
-      <w:r>
-        <w:rPr>
-          <w:rFonts w:eastAsia="Times New Roman"/>
-        </w:rPr>
-        <w:t>Sonthalia</w:t>
-      </w:r>
-      <w:proofErr w:type="spellEnd"/>
-      <w:r>
-        <w:rPr>
-          <w:rFonts w:eastAsia="Times New Roman"/>
-        </w:rPr>
-        <w:t xml:space="preserve">, S., Rouse, B., et al. (2024). A comparison of the effectiveness of cognitive </w:t>
-      </w:r>
-      <w:proofErr w:type="spellStart"/>
-      <w:r>
-        <w:rPr>
-          <w:rFonts w:eastAsia="Times New Roman"/>
-        </w:rPr>
-        <w:t>behavioural</w:t>
-      </w:r>
-      <w:proofErr w:type="spellEnd"/>
-      <w:r>
-        <w:rPr>
-          <w:rFonts w:eastAsia="Times New Roman"/>
-        </w:rPr>
-        <w:t xml:space="preserve"> interventions based on delivery features for elevated symptoms of depression in adolescents: A systematic review. </w:t>
+        <w:t xml:space="preserve">Bjornstad, G., Sonthalia, S., Rouse, B., et al. (2024). A comparison of the effectiveness of cognitive behavioural interventions based on delivery features for elevated symptoms of depression in adolescents: A systematic review. </w:t>
       </w:r>
       <w:r>
         <w:rPr>
@@ -19209,63 +17762,7 @@
         <w:rPr>
           <w:rFonts w:eastAsia="Times New Roman"/>
         </w:rPr>
-        <w:t xml:space="preserve">Furukawa, T. A., Suganuma, A., </w:t>
-      </w:r>
-      <w:proofErr w:type="spellStart"/>
-      <w:r>
-        <w:rPr>
-          <w:rFonts w:eastAsia="Times New Roman"/>
-        </w:rPr>
-        <w:t>Ostinelli</w:t>
-      </w:r>
-      <w:proofErr w:type="spellEnd"/>
-      <w:r>
-        <w:rPr>
-          <w:rFonts w:eastAsia="Times New Roman"/>
-        </w:rPr>
-        <w:t xml:space="preserve">, E. G., Andersson, G., Beevers, C. G., Shumake, J., … Cuijpers, P. (2021). Dismantling, </w:t>
-      </w:r>
-      <w:proofErr w:type="spellStart"/>
-      <w:r>
-        <w:rPr>
-          <w:rFonts w:eastAsia="Times New Roman"/>
-        </w:rPr>
-        <w:t>optimising</w:t>
-      </w:r>
-      <w:proofErr w:type="spellEnd"/>
-      <w:r>
-        <w:rPr>
-          <w:rFonts w:eastAsia="Times New Roman"/>
-        </w:rPr>
-        <w:t xml:space="preserve">, and </w:t>
-      </w:r>
-      <w:proofErr w:type="spellStart"/>
-      <w:r>
-        <w:rPr>
-          <w:rFonts w:eastAsia="Times New Roman"/>
-        </w:rPr>
-        <w:t>personalising</w:t>
-      </w:r>
-      <w:proofErr w:type="spellEnd"/>
-      <w:r>
-        <w:rPr>
-          <w:rFonts w:eastAsia="Times New Roman"/>
-        </w:rPr>
-        <w:t xml:space="preserve"> internet cognitive </w:t>
-      </w:r>
-      <w:proofErr w:type="spellStart"/>
-      <w:r>
-        <w:rPr>
-          <w:rFonts w:eastAsia="Times New Roman"/>
-        </w:rPr>
-        <w:t>behavioural</w:t>
-      </w:r>
-      <w:proofErr w:type="spellEnd"/>
-      <w:r>
-        <w:rPr>
-          <w:rFonts w:eastAsia="Times New Roman"/>
-        </w:rPr>
-        <w:t xml:space="preserve"> therapy for depression: A systematic review and component network meta-analysis using individual participant data. </w:t>
+        <w:t xml:space="preserve">Furukawa, T. A., Suganuma, A., Ostinelli, E. G., Andersson, G., Beevers, C. G., Shumake, J., … Cuijpers, P. (2021). Dismantling, optimising, and personalising internet cognitive behavioural therapy for depression: A systematic review and component network meta-analysis using individual participant data. </w:t>
       </w:r>
       <w:r>
         <w:rPr>
@@ -19318,21 +17815,7 @@
         <w:rPr>
           <w:rFonts w:eastAsia="Times New Roman"/>
         </w:rPr>
-        <w:t xml:space="preserve">Harwood, T. M., &amp; </w:t>
-      </w:r>
-      <w:proofErr w:type="spellStart"/>
-      <w:r>
-        <w:rPr>
-          <w:rFonts w:eastAsia="Times New Roman"/>
-        </w:rPr>
-        <w:t>L'Abate</w:t>
-      </w:r>
-      <w:proofErr w:type="spellEnd"/>
-      <w:r>
-        <w:rPr>
-          <w:rFonts w:eastAsia="Times New Roman"/>
-        </w:rPr>
-        <w:t xml:space="preserve">, L. (2010). </w:t>
+        <w:t xml:space="preserve">Harwood, T. M., &amp; L'Abate, L. (2010). </w:t>
       </w:r>
       <w:r>
         <w:rPr>
@@ -19408,15 +17891,7 @@
         <w:ind w:left="720" w:hanging="720"/>
       </w:pPr>
       <w:r>
-        <w:t xml:space="preserve">Hetrick, S. E., Cox, G. R., Witt, K. G., Bir, J. J., &amp; Merry, S. N. (2016). Cognitive </w:t>
-      </w:r>
-      <w:proofErr w:type="spellStart"/>
-      <w:r>
-        <w:t>behavioural</w:t>
-      </w:r>
-      <w:proofErr w:type="spellEnd"/>
-      <w:r>
-        <w:t xml:space="preserve"> therapy (CBT), third-wave CBT and interpersonal therapy (IPT) based interventions for preventing depression in children and adolescents. Cochrane Database of Systematic Reviews, 2016(8), CD003380.</w:t>
+        <w:t>Hetrick, S. E., Cox, G. R., Witt, K. G., Bir, J. J., &amp; Merry, S. N. (2016). Cognitive behavioural therapy (CBT), third-wave CBT and interpersonal therapy (IPT) based interventions for preventing depression in children and adolescents. Cochrane Database of Systematic Reviews, 2016(8), CD003380.</w:t>
       </w:r>
     </w:p>
     <w:p>
@@ -19532,21 +18007,7 @@
         <w:rPr>
           <w:rFonts w:eastAsia="Times New Roman"/>
         </w:rPr>
-        <w:t xml:space="preserve">McFadden, L., Seidman, E., &amp; Rappaport, J. (1992). A comparison of espoused theories of self- and </w:t>
-      </w:r>
-      <w:proofErr w:type="gramStart"/>
-      <w:r>
-        <w:rPr>
-          <w:rFonts w:eastAsia="Times New Roman"/>
-        </w:rPr>
-        <w:t>mutual-help</w:t>
-      </w:r>
-      <w:proofErr w:type="gramEnd"/>
-      <w:r>
-        <w:rPr>
-          <w:rFonts w:eastAsia="Times New Roman"/>
-        </w:rPr>
-        <w:t xml:space="preserve">: Implications for mental health professionals. </w:t>
+        <w:t xml:space="preserve">McFadden, L., Seidman, E., &amp; Rappaport, J. (1992). A comparison of espoused theories of self- and mutual-help: Implications for mental health professionals. </w:t>
       </w:r>
       <w:r>
         <w:rPr>
@@ -19574,29 +18035,45 @@
         </w:rPr>
         <w:t xml:space="preserve">Moitra, M., Santomauro, D., Collins, P. Y., et al. (2022). The global gap in treatment coverage for major depressive disorder in 84 countries from 2000–2019: A systematic review and Bayesian meta-regression analysis. </w:t>
       </w:r>
-      <w:proofErr w:type="spellStart"/>
       <w:r>
         <w:rPr>
           <w:rFonts w:eastAsia="Times New Roman"/>
           <w:i/>
           <w:iCs/>
         </w:rPr>
-        <w:t>PLoS</w:t>
-      </w:r>
-      <w:proofErr w:type="spellEnd"/>
+        <w:t>PLoS Medicine, 19</w:t>
+      </w:r>
+      <w:r>
+        <w:rPr>
+          <w:rFonts w:eastAsia="Times New Roman"/>
+        </w:rPr>
+        <w:t>(2), e1003901.</w:t>
+      </w:r>
+    </w:p>
+    <w:p>
+      <w:pPr>
+        <w:spacing w:after="120" w:line="360" w:lineRule="auto"/>
+        <w:ind w:left="720" w:hanging="720"/>
+      </w:pPr>
+      <w:r>
+        <w:rPr>
+          <w:rFonts w:eastAsia="Times New Roman"/>
+        </w:rPr>
+        <w:t xml:space="preserve">National Institute for Health and Care Excellence. (2019). </w:t>
+      </w:r>
       <w:r>
         <w:rPr>
           <w:rFonts w:eastAsia="Times New Roman"/>
           <w:i/>
           <w:iCs/>
         </w:rPr>
-        <w:t xml:space="preserve"> Medicine, 19</w:t>
+        <w:t>Depression in children and young people: Identification and management (NG134)</w:t>
       </w:r>
       <w:r>
         <w:rPr>
           <w:rFonts w:eastAsia="Times New Roman"/>
         </w:rPr>
-        <w:t>(2), e1003901.</w:t>
+        <w:t>. NICE.</w:t>
       </w:r>
     </w:p>
     <w:p>
@@ -19608,7 +18085,7 @@
         <w:rPr>
           <w:rFonts w:eastAsia="Times New Roman"/>
         </w:rPr>
-        <w:t xml:space="preserve">National Institute for Health and Care Excellence. (2019). </w:t>
+        <w:t xml:space="preserve">Ormel, J., Petukhova, M., Chatterji, S., et al. (2008). Disability and treatment of specific mental and physical disorders across the world. </w:t>
       </w:r>
       <w:r>
         <w:rPr>
@@ -19616,13 +18093,13 @@
           <w:i/>
           <w:iCs/>
         </w:rPr>
-        <w:t>Depression in children and young people: Identification and management (NG134)</w:t>
+        <w:t>The British Journal of Psychiatry, 192</w:t>
       </w:r>
       <w:r>
         <w:rPr>
           <w:rFonts w:eastAsia="Times New Roman"/>
         </w:rPr>
-        <w:t>. NICE.</w:t>
+        <w:t>(5), 368–375.</w:t>
       </w:r>
     </w:p>
     <w:p>
@@ -19630,19 +18107,11 @@
         <w:spacing w:after="120" w:line="360" w:lineRule="auto"/>
         <w:ind w:left="720" w:hanging="720"/>
       </w:pPr>
-      <w:proofErr w:type="spellStart"/>
       <w:r>
         <w:rPr>
           <w:rFonts w:eastAsia="Times New Roman"/>
         </w:rPr>
-        <w:t>Ormel</w:t>
-      </w:r>
-      <w:proofErr w:type="spellEnd"/>
-      <w:r>
-        <w:rPr>
-          <w:rFonts w:eastAsia="Times New Roman"/>
-        </w:rPr>
-        <w:t xml:space="preserve">, J., Petukhova, M., Chatterji, S., et al. (2008). Disability and treatment of specific mental and physical disorders across the world. </w:t>
+        <w:t xml:space="preserve">Page, M. J., McKenzie, J. E., Bossuyt, P. M., Boutron, I., Hoffmann, T. C., Mulrow, C. D., … Moher, D. (2021). The PRISMA 2020 statement: An updated guideline for reporting systematic reviews. </w:t>
       </w:r>
       <w:r>
         <w:rPr>
@@ -19650,13 +18119,13 @@
           <w:i/>
           <w:iCs/>
         </w:rPr>
-        <w:t>The British Journal of Psychiatry, 192</w:t>
+        <w:t>BMJ, 372</w:t>
       </w:r>
       <w:r>
         <w:rPr>
           <w:rFonts w:eastAsia="Times New Roman"/>
         </w:rPr>
-        <w:t>(5), 368–375.</w:t>
+        <w:t>, n71.</w:t>
       </w:r>
     </w:p>
     <w:p>
@@ -19668,21 +18137,7 @@
         <w:rPr>
           <w:rFonts w:eastAsia="Times New Roman"/>
         </w:rPr>
-        <w:t xml:space="preserve">Page, M. J., McKenzie, J. E., Bossuyt, P. M., </w:t>
-      </w:r>
-      <w:proofErr w:type="spellStart"/>
-      <w:r>
-        <w:rPr>
-          <w:rFonts w:eastAsia="Times New Roman"/>
-        </w:rPr>
-        <w:t>Boutron</w:t>
-      </w:r>
-      <w:proofErr w:type="spellEnd"/>
-      <w:r>
-        <w:rPr>
-          <w:rFonts w:eastAsia="Times New Roman"/>
-        </w:rPr>
-        <w:t xml:space="preserve">, I., Hoffmann, T. C., Mulrow, C. D., … Moher, D. (2021). The PRISMA 2020 statement: An updated guideline for reporting systematic reviews. </w:t>
+        <w:t xml:space="preserve">Pinquart, M., &amp; Duberstein, P. R. (2010). Depression and cancer mortality: A meta-analysis. </w:t>
       </w:r>
       <w:r>
         <w:rPr>
@@ -19690,13 +18145,13 @@
           <w:i/>
           <w:iCs/>
         </w:rPr>
-        <w:t>BMJ, 372</w:t>
+        <w:t>Psychological Medicine, 40</w:t>
       </w:r>
       <w:r>
         <w:rPr>
           <w:rFonts w:eastAsia="Times New Roman"/>
         </w:rPr>
-        <w:t>, n71.</w:t>
+        <w:t>(11), 1797–1810.</w:t>
       </w:r>
     </w:p>
     <w:p>
@@ -19704,19 +18159,62 @@
         <w:spacing w:after="120" w:line="360" w:lineRule="auto"/>
         <w:ind w:left="720" w:hanging="720"/>
       </w:pPr>
-      <w:proofErr w:type="spellStart"/>
+      <w:r>
+        <w:t xml:space="preserve">Platell, M., Cook, A., &amp; Martin, K. (2023). How parents can help or hinder access to mental health </w:t>
+      </w:r>
+      <w:r>
+        <w:lastRenderedPageBreak/>
+        <w:t xml:space="preserve">services for young people. </w:t>
+      </w:r>
+      <w:r>
+        <w:rPr>
+          <w:i/>
+          <w:iCs/>
+        </w:rPr>
+        <w:t>Children and Youth Services Review, 144</w:t>
+      </w:r>
+      <w:r>
+        <w:t>, 106723.</w:t>
+      </w:r>
+    </w:p>
+    <w:p>
+      <w:pPr>
+        <w:spacing w:after="120" w:line="360" w:lineRule="auto"/>
+        <w:ind w:left="720" w:hanging="720"/>
+      </w:pPr>
+      <w:r>
+        <w:t>Pustejovsky, J. E., &amp; Rodgers, M. A. (2019). Testing for funnel plot asymmetry of standardized mean differences. Research Synthesis Methods, 10(1), 57–71. https://doi.org/10.1002/jrsm.1332</w:t>
+      </w:r>
+    </w:p>
+    <w:p>
+      <w:pPr>
+        <w:spacing w:after="120" w:line="360" w:lineRule="auto"/>
+        <w:ind w:left="720" w:hanging="720"/>
+      </w:pPr>
+      <w:r>
+        <w:t xml:space="preserve">Radez, J., Reardon, T., Creswell, C., Lawrence, P. J., Evdoka-Burton, G., &amp; Waite, P. (2021). Why do children and adolescents (not) seek and access professional help for their mental health problems? A systematic review of quantitative and qualitative studies. </w:t>
+      </w:r>
+      <w:r>
+        <w:rPr>
+          <w:i/>
+          <w:iCs/>
+        </w:rPr>
+        <w:t>European Child &amp; Adolescent Psychiatry, 30</w:t>
+      </w:r>
+      <w:r>
+        <w:t>, 183–211.</w:t>
+      </w:r>
+    </w:p>
+    <w:p>
+      <w:pPr>
+        <w:spacing w:after="120" w:line="360" w:lineRule="auto"/>
+        <w:ind w:left="720" w:hanging="720"/>
+      </w:pPr>
       <w:r>
         <w:rPr>
           <w:rFonts w:eastAsia="Times New Roman"/>
         </w:rPr>
-        <w:t>Pinquart</w:t>
-      </w:r>
-      <w:proofErr w:type="spellEnd"/>
-      <w:r>
-        <w:rPr>
-          <w:rFonts w:eastAsia="Times New Roman"/>
-        </w:rPr>
-        <w:t xml:space="preserve">, M., &amp; Duberstein, P. R. (2010). Depression and cancer mortality: A meta-analysis. </w:t>
+        <w:t xml:space="preserve">R Core Team. (2024). </w:t>
       </w:r>
       <w:r>
         <w:rPr>
@@ -19724,13 +18222,13 @@
           <w:i/>
           <w:iCs/>
         </w:rPr>
-        <w:t>Psychological Medicine, 40</w:t>
+        <w:t>R: A language and environment for statistical computing</w:t>
       </w:r>
       <w:r>
         <w:rPr>
           <w:rFonts w:eastAsia="Times New Roman"/>
         </w:rPr>
-        <w:t>(11), 1797–1810.</w:t>
+        <w:t>. R Foundation for Statistical Computing.</w:t>
       </w:r>
     </w:p>
     <w:p>
@@ -19739,74 +18237,10 @@
         <w:ind w:left="720" w:hanging="720"/>
       </w:pPr>
       <w:r>
-        <w:t xml:space="preserve">Platell, M., Cook, A., &amp; Martin, K. (2023). How parents can help or hinder access to mental health </w:t>
-      </w:r>
-      <w:r>
-        <w:lastRenderedPageBreak/>
-        <w:t xml:space="preserve">services for young people. </w:t>
-      </w:r>
-      <w:r>
-        <w:rPr>
-          <w:i/>
-          <w:iCs/>
-        </w:rPr>
-        <w:t>Children and Youth Services Review, 144</w:t>
-      </w:r>
-      <w:r>
-        <w:t>, 106723.</w:t>
-      </w:r>
-    </w:p>
-    <w:p>
-      <w:pPr>
-        <w:spacing w:after="120" w:line="360" w:lineRule="auto"/>
-        <w:ind w:left="720" w:hanging="720"/>
-      </w:pPr>
-      <w:r>
-        <w:t>Pustejovsky, J. E., &amp; Rodgers, M. A. (2019). Testing for funnel plot asymmetry of standardized mean differences. Research Synthesis Methods, 10(1), 57–71. https://doi.org/10.1002/jrsm.1332</w:t>
-      </w:r>
-    </w:p>
-    <w:p>
-      <w:pPr>
-        <w:spacing w:after="120" w:line="360" w:lineRule="auto"/>
-        <w:ind w:left="720" w:hanging="720"/>
-      </w:pPr>
-      <w:proofErr w:type="spellStart"/>
-      <w:r>
-        <w:t>Radez</w:t>
-      </w:r>
-      <w:proofErr w:type="spellEnd"/>
-      <w:r>
-        <w:t xml:space="preserve">, J., Reardon, T., Creswell, C., Lawrence, P. J., </w:t>
-      </w:r>
-      <w:proofErr w:type="spellStart"/>
-      <w:r>
-        <w:t>Evdoka</w:t>
-      </w:r>
-      <w:proofErr w:type="spellEnd"/>
-      <w:r>
-        <w:t xml:space="preserve">-Burton, G., &amp; Waite, P. (2021). Why do children and adolescents (not) seek and access professional help for their mental health problems? A systematic review of quantitative and qualitative studies. </w:t>
-      </w:r>
-      <w:r>
-        <w:rPr>
-          <w:i/>
-          <w:iCs/>
-        </w:rPr>
-        <w:t>European Child &amp; Adolescent Psychiatry, 30</w:t>
-      </w:r>
-      <w:r>
-        <w:t>, 183–211.</w:t>
-      </w:r>
-    </w:p>
-    <w:p>
-      <w:pPr>
-        <w:spacing w:after="120" w:line="360" w:lineRule="auto"/>
-        <w:ind w:left="720" w:hanging="720"/>
-      </w:pPr>
-      <w:r>
         <w:rPr>
           <w:rFonts w:eastAsia="Times New Roman"/>
         </w:rPr>
-        <w:t xml:space="preserve">R Core Team. (2024). </w:t>
+        <w:t xml:space="preserve">Rugulies, R. (2002). Depression as a predictor for coronary heart disease: A review and meta-analysis. </w:t>
       </w:r>
       <w:r>
         <w:rPr>
@@ -19814,13 +18248,13 @@
           <w:i/>
           <w:iCs/>
         </w:rPr>
-        <w:t>R: A language and environment for statistical computing</w:t>
+        <w:t>American Journal of Preventive Medicine, 23</w:t>
       </w:r>
       <w:r>
         <w:rPr>
           <w:rFonts w:eastAsia="Times New Roman"/>
         </w:rPr>
-        <w:t>. R Foundation for Statistical Computing.</w:t>
+        <w:t>(1), 51–61.</w:t>
       </w:r>
     </w:p>
     <w:p>
@@ -19828,19 +18262,11 @@
         <w:spacing w:after="120" w:line="360" w:lineRule="auto"/>
         <w:ind w:left="720" w:hanging="720"/>
       </w:pPr>
-      <w:proofErr w:type="spellStart"/>
       <w:r>
         <w:rPr>
           <w:rFonts w:eastAsia="Times New Roman"/>
         </w:rPr>
-        <w:t>Rugulies</w:t>
-      </w:r>
-      <w:proofErr w:type="spellEnd"/>
-      <w:r>
-        <w:rPr>
-          <w:rFonts w:eastAsia="Times New Roman"/>
-        </w:rPr>
-        <w:t xml:space="preserve">, R. (2002). Depression as a predictor for coronary heart disease: A review and meta-analysis. </w:t>
+        <w:t xml:space="preserve">Schöpfel, J., &amp; Rasuli, B. (2018). Are electronic theses and dissertations (still) grey literature in the digital age? A FAIR debate. </w:t>
       </w:r>
       <w:r>
         <w:rPr>
@@ -19848,13 +18274,13 @@
           <w:i/>
           <w:iCs/>
         </w:rPr>
-        <w:t>American Journal of Preventive Medicine, 23</w:t>
+        <w:t>The Electronic Library, 36</w:t>
       </w:r>
       <w:r>
         <w:rPr>
           <w:rFonts w:eastAsia="Times New Roman"/>
         </w:rPr>
-        <w:t>(1), 51–61.</w:t>
+        <w:t>(2), 208–219.</w:t>
       </w:r>
     </w:p>
     <w:p>
@@ -19862,19 +18288,11 @@
         <w:spacing w:after="120" w:line="360" w:lineRule="auto"/>
         <w:ind w:left="720" w:hanging="720"/>
       </w:pPr>
-      <w:proofErr w:type="spellStart"/>
       <w:r>
         <w:rPr>
           <w:rFonts w:eastAsia="Times New Roman"/>
         </w:rPr>
-        <w:t>Schöpfel</w:t>
-      </w:r>
-      <w:proofErr w:type="spellEnd"/>
-      <w:r>
-        <w:rPr>
-          <w:rFonts w:eastAsia="Times New Roman"/>
-        </w:rPr>
-        <w:t xml:space="preserve">, J., &amp; Rasuli, B. (2018). Are electronic theses and dissertations (still) grey literature in the digital age? A FAIR debate. </w:t>
+        <w:t xml:space="preserve">Steinberg, L. (2005). Cognitive and affective development in adolescence. </w:t>
       </w:r>
       <w:r>
         <w:rPr>
@@ -19882,13 +18300,13 @@
           <w:i/>
           <w:iCs/>
         </w:rPr>
-        <w:t>The Electronic Library, 36</w:t>
+        <w:t>Trends in Cognitive Sciences, 9</w:t>
       </w:r>
       <w:r>
         <w:rPr>
           <w:rFonts w:eastAsia="Times New Roman"/>
         </w:rPr>
-        <w:t>(2), 208–219.</w:t>
+        <w:t>(2), 69–74.</w:t>
       </w:r>
     </w:p>
     <w:p>
@@ -19900,7 +18318,7 @@
         <w:rPr>
           <w:rFonts w:eastAsia="Times New Roman"/>
         </w:rPr>
-        <w:t xml:space="preserve">Steinberg, L. (2005). Cognitive and affective development in adolescence. </w:t>
+        <w:t xml:space="preserve">Sterne, J. A. C., Savović, J., Page, M. J., Elbers, R. G., Blencowe, N. S., Boutron, I., … Higgins, J. P. T. (2019). RoB 2: A revised tool for assessing risk of bias in randomised trials. </w:t>
       </w:r>
       <w:r>
         <w:rPr>
@@ -19908,13 +18326,13 @@
           <w:i/>
           <w:iCs/>
         </w:rPr>
-        <w:t>Trends in Cognitive Sciences, 9</w:t>
+        <w:t>BMJ, 366</w:t>
       </w:r>
       <w:r>
         <w:rPr>
           <w:rFonts w:eastAsia="Times New Roman"/>
         </w:rPr>
-        <w:t>(2), 69–74.</w:t>
+        <w:t>, l4898.</w:t>
       </w:r>
     </w:p>
     <w:p>
@@ -19923,52 +18341,19 @@
         <w:ind w:left="720" w:hanging="720"/>
       </w:pPr>
       <w:r>
+        <w:t>Stockings, E. A., Degenhardt, L., Dobbins, T., Lee, Y. Y., Erskine, H. E., Whiteford, H. A., &amp; Patton, G. (2016). Preventing depression and anxiety in young people: A review of the joint efficacy of universal, selective and indicated prevention. Psychological Medicine, 46(1), 11–26</w:t>
+      </w:r>
+    </w:p>
+    <w:p>
+      <w:pPr>
+        <w:spacing w:after="120" w:line="360" w:lineRule="auto"/>
+        <w:ind w:left="720" w:hanging="720"/>
+      </w:pPr>
+      <w:r>
         <w:rPr>
           <w:rFonts w:eastAsia="Times New Roman"/>
         </w:rPr>
-        <w:t xml:space="preserve">Sterne, J. A. C., Savović, J., Page, M. J., Elbers, R. G., Blencowe, N. S., </w:t>
-      </w:r>
-      <w:proofErr w:type="spellStart"/>
-      <w:r>
-        <w:rPr>
-          <w:rFonts w:eastAsia="Times New Roman"/>
-        </w:rPr>
-        <w:t>Boutron</w:t>
-      </w:r>
-      <w:proofErr w:type="spellEnd"/>
-      <w:r>
-        <w:rPr>
-          <w:rFonts w:eastAsia="Times New Roman"/>
-        </w:rPr>
-        <w:t xml:space="preserve">, I., … Higgins, J. P. T. (2019). </w:t>
-      </w:r>
-      <w:proofErr w:type="spellStart"/>
-      <w:r>
-        <w:rPr>
-          <w:rFonts w:eastAsia="Times New Roman"/>
-        </w:rPr>
-        <w:t>RoB</w:t>
-      </w:r>
-      <w:proofErr w:type="spellEnd"/>
-      <w:r>
-        <w:rPr>
-          <w:rFonts w:eastAsia="Times New Roman"/>
-        </w:rPr>
-        <w:t xml:space="preserve"> 2: A revised tool for assessing risk of bias in </w:t>
-      </w:r>
-      <w:proofErr w:type="spellStart"/>
-      <w:r>
-        <w:rPr>
-          <w:rFonts w:eastAsia="Times New Roman"/>
-        </w:rPr>
-        <w:t>randomised</w:t>
-      </w:r>
-      <w:proofErr w:type="spellEnd"/>
-      <w:r>
-        <w:rPr>
-          <w:rFonts w:eastAsia="Times New Roman"/>
-        </w:rPr>
-        <w:t xml:space="preserve"> trials. </w:t>
+        <w:t xml:space="preserve">Thapar, A., Collishaw, S., Pine, D. S., &amp; Thapar, A. K. (2012). Depression in adolescence. </w:t>
       </w:r>
       <w:r>
         <w:rPr>
@@ -19976,13 +18361,13 @@
           <w:i/>
           <w:iCs/>
         </w:rPr>
-        <w:t>BMJ, 366</w:t>
+        <w:t>The Lancet, 379</w:t>
       </w:r>
       <w:r>
         <w:rPr>
           <w:rFonts w:eastAsia="Times New Roman"/>
         </w:rPr>
-        <w:t>, l4898.</w:t>
+        <w:t>(9820), 1056–1067.</w:t>
       </w:r>
     </w:p>
     <w:p>
@@ -19991,19 +18376,10 @@
         <w:ind w:left="720" w:hanging="720"/>
       </w:pPr>
       <w:r>
-        <w:t>Stockings, E. A., Degenhardt, L., Dobbins, T., Lee, Y. Y., Erskine, H. E., Whiteford, H. A., &amp; Patton, G. (2016). Preventing depression and anxiety in young people: A review of the joint efficacy of universal, selective and indicated prevention. Psychological Medicine, 46(1), 11–26</w:t>
-      </w:r>
-    </w:p>
-    <w:p>
-      <w:pPr>
-        <w:spacing w:after="120" w:line="360" w:lineRule="auto"/>
-        <w:ind w:left="720" w:hanging="720"/>
-      </w:pPr>
-      <w:r>
         <w:rPr>
           <w:rFonts w:eastAsia="Times New Roman"/>
         </w:rPr>
-        <w:t xml:space="preserve">Thapar, A., Collishaw, S., Pine, D. S., &amp; Thapar, A. K. (2012). Depression in adolescence. </w:t>
+        <w:t xml:space="preserve">Tong, L., Panagiotopoulou, O.-M., Cuijpers, P., &amp; Karyotaki, E. (2024). The effectiveness of self-guided interventions in adults with depressive symptoms: A systematic review and meta-analysis. </w:t>
       </w:r>
       <w:r>
         <w:rPr>
@@ -20011,13 +18387,13 @@
           <w:i/>
           <w:iCs/>
         </w:rPr>
-        <w:t>The Lancet, 379</w:t>
+        <w:t>eBioMedicine, 105</w:t>
       </w:r>
       <w:r>
         <w:rPr>
           <w:rFonts w:eastAsia="Times New Roman"/>
         </w:rPr>
-        <w:t>(9820), 1056–1067.</w:t>
+        <w:t>, 105208.</w:t>
       </w:r>
     </w:p>
     <w:p>
@@ -20029,79 +18405,41 @@
         <w:rPr>
           <w:rFonts w:eastAsia="Times New Roman"/>
         </w:rPr>
-        <w:t xml:space="preserve">Tong, L., Panagiotopoulou, O.-M., Cuijpers, P., &amp; </w:t>
-      </w:r>
-      <w:proofErr w:type="spellStart"/>
-      <w:r>
-        <w:rPr>
-          <w:rFonts w:eastAsia="Times New Roman"/>
-        </w:rPr>
-        <w:t>Karyotaki</w:t>
-      </w:r>
-      <w:proofErr w:type="spellEnd"/>
-      <w:r>
-        <w:rPr>
-          <w:rFonts w:eastAsia="Times New Roman"/>
-        </w:rPr>
-        <w:t xml:space="preserve">, E. (2024). The effectiveness of self-guided interventions in adults with depressive symptoms: A systematic review and meta-analysis. </w:t>
-      </w:r>
-      <w:proofErr w:type="spellStart"/>
+        <w:t xml:space="preserve">Viechtbauer, W. (2010). Conducting meta-analyses in R with the metafor package. </w:t>
+      </w:r>
       <w:r>
         <w:rPr>
           <w:rFonts w:eastAsia="Times New Roman"/>
           <w:i/>
           <w:iCs/>
         </w:rPr>
-        <w:t>eBioMedicine</w:t>
-      </w:r>
-      <w:proofErr w:type="spellEnd"/>
+        <w:t>Journal of Statistical Software, 36</w:t>
+      </w:r>
+      <w:r>
+        <w:rPr>
+          <w:rFonts w:eastAsia="Times New Roman"/>
+        </w:rPr>
+        <w:t>(3), 1–48.</w:t>
+      </w:r>
+    </w:p>
+    <w:p>
+      <w:pPr>
+        <w:spacing w:after="120" w:line="360" w:lineRule="auto"/>
+        <w:ind w:left="720" w:hanging="720"/>
+      </w:pPr>
+      <w:r>
+        <w:rPr>
+          <w:rFonts w:eastAsia="Times New Roman"/>
+        </w:rPr>
+        <w:t xml:space="preserve">Weisz, J. R., Kuppens, S., Ng, M. Y., Eckshtain, D., Ugueto, A. M., Vaughn-Coaxum, R., … Fordwood, S. R. (2017). What five decades of research tells us about the effects of youth psychological therapy: A multilevel meta-analysis and implications for science and practice. </w:t>
+      </w:r>
       <w:r>
         <w:rPr>
           <w:rFonts w:eastAsia="Times New Roman"/>
           <w:i/>
           <w:iCs/>
         </w:rPr>
-        <w:t>, 105</w:t>
-      </w:r>
-      <w:r>
-        <w:rPr>
-          <w:rFonts w:eastAsia="Times New Roman"/>
-        </w:rPr>
-        <w:t>, 105208.</w:t>
-      </w:r>
-    </w:p>
-    <w:p>
-      <w:pPr>
-        <w:spacing w:after="120" w:line="360" w:lineRule="auto"/>
-        <w:ind w:left="720" w:hanging="720"/>
-      </w:pPr>
-      <w:proofErr w:type="spellStart"/>
-      <w:r>
-        <w:rPr>
-          <w:rFonts w:eastAsia="Times New Roman"/>
-        </w:rPr>
-        <w:t>Viechtbauer</w:t>
-      </w:r>
-      <w:proofErr w:type="spellEnd"/>
-      <w:r>
-        <w:rPr>
-          <w:rFonts w:eastAsia="Times New Roman"/>
-        </w:rPr>
-        <w:t xml:space="preserve">, W. (2010). Conducting meta-analyses in R with the </w:t>
-      </w:r>
-      <w:proofErr w:type="spellStart"/>
-      <w:r>
-        <w:rPr>
-          <w:rFonts w:eastAsia="Times New Roman"/>
-        </w:rPr>
-        <w:t>metafor</w:t>
-      </w:r>
-      <w:proofErr w:type="spellEnd"/>
-      <w:r>
-        <w:rPr>
-          <w:rFonts w:eastAsia="Times New Roman"/>
-        </w:rPr>
-        <w:t xml:space="preserve"> package. </w:t>
+        <w:t xml:space="preserve">American </w:t>
       </w:r>
       <w:r>
         <w:rPr>
@@ -20109,13 +18447,14 @@
           <w:i/>
           <w:iCs/>
         </w:rPr>
-        <w:t>Journal of Statistical Software, 36</w:t>
+        <w:lastRenderedPageBreak/>
+        <w:t>Psychologist, 72</w:t>
       </w:r>
       <w:r>
         <w:rPr>
           <w:rFonts w:eastAsia="Times New Roman"/>
         </w:rPr>
-        <w:t>(3), 1–48.</w:t>
+        <w:t>(2), 79–117.</w:t>
       </w:r>
     </w:p>
     <w:p>
@@ -20127,63 +18466,7 @@
         <w:rPr>
           <w:rFonts w:eastAsia="Times New Roman"/>
         </w:rPr>
-        <w:t xml:space="preserve">Weisz, J. R., </w:t>
-      </w:r>
-      <w:proofErr w:type="spellStart"/>
-      <w:r>
-        <w:rPr>
-          <w:rFonts w:eastAsia="Times New Roman"/>
-        </w:rPr>
-        <w:t>Kuppens</w:t>
-      </w:r>
-      <w:proofErr w:type="spellEnd"/>
-      <w:r>
-        <w:rPr>
-          <w:rFonts w:eastAsia="Times New Roman"/>
-        </w:rPr>
-        <w:t xml:space="preserve">, S., Ng, M. Y., </w:t>
-      </w:r>
-      <w:proofErr w:type="spellStart"/>
-      <w:r>
-        <w:rPr>
-          <w:rFonts w:eastAsia="Times New Roman"/>
-        </w:rPr>
-        <w:t>Eckshtain</w:t>
-      </w:r>
-      <w:proofErr w:type="spellEnd"/>
-      <w:r>
-        <w:rPr>
-          <w:rFonts w:eastAsia="Times New Roman"/>
-        </w:rPr>
-        <w:t xml:space="preserve">, D., </w:t>
-      </w:r>
-      <w:proofErr w:type="spellStart"/>
-      <w:r>
-        <w:rPr>
-          <w:rFonts w:eastAsia="Times New Roman"/>
-        </w:rPr>
-        <w:t>Ugueto</w:t>
-      </w:r>
-      <w:proofErr w:type="spellEnd"/>
-      <w:r>
-        <w:rPr>
-          <w:rFonts w:eastAsia="Times New Roman"/>
-        </w:rPr>
-        <w:t xml:space="preserve">, A. M., Vaughn-Coaxum, R., … </w:t>
-      </w:r>
-      <w:proofErr w:type="spellStart"/>
-      <w:r>
-        <w:rPr>
-          <w:rFonts w:eastAsia="Times New Roman"/>
-        </w:rPr>
-        <w:t>Fordwood</w:t>
-      </w:r>
-      <w:proofErr w:type="spellEnd"/>
-      <w:r>
-        <w:rPr>
-          <w:rFonts w:eastAsia="Times New Roman"/>
-        </w:rPr>
-        <w:t xml:space="preserve">, S. R. (2017). What five decades of research tells us about the effects of youth psychological therapy: A multilevel meta-analysis and implications for science and practice. </w:t>
+        <w:t xml:space="preserve">World Health Organization. (2020). </w:t>
       </w:r>
       <w:r>
         <w:rPr>
@@ -20191,7 +18474,44 @@
           <w:i/>
           <w:iCs/>
         </w:rPr>
-        <w:t xml:space="preserve">American </w:t>
+        <w:t>Depression</w:t>
+      </w:r>
+      <w:r>
+        <w:rPr>
+          <w:rFonts w:eastAsia="Times New Roman"/>
+        </w:rPr>
+        <w:t>. WHO.</w:t>
+      </w:r>
+    </w:p>
+    <w:p>
+      <w:pPr>
+        <w:spacing w:after="120" w:line="360" w:lineRule="auto"/>
+        <w:ind w:left="720" w:hanging="720"/>
+      </w:pPr>
+      <w:r>
+        <w:t xml:space="preserve">World Health Organization. (2021). </w:t>
+      </w:r>
+      <w:r>
+        <w:rPr>
+          <w:i/>
+          <w:iCs/>
+        </w:rPr>
+        <w:t>Mental health atlas 2020</w:t>
+      </w:r>
+      <w:r>
+        <w:t>. World Health Organization.</w:t>
+      </w:r>
+    </w:p>
+    <w:p>
+      <w:pPr>
+        <w:spacing w:after="120" w:line="360" w:lineRule="auto"/>
+        <w:ind w:left="720" w:hanging="720"/>
+      </w:pPr>
+      <w:r>
+        <w:rPr>
+          <w:rFonts w:eastAsia="Times New Roman"/>
+        </w:rPr>
+        <w:t xml:space="preserve">World Health Organization. (2022). </w:t>
       </w:r>
       <w:r>
         <w:rPr>
@@ -20199,14 +18519,13 @@
           <w:i/>
           <w:iCs/>
         </w:rPr>
-        <w:lastRenderedPageBreak/>
-        <w:t>Psychologist, 72</w:t>
+        <w:t>World mental health report: Transforming mental health for all</w:t>
       </w:r>
       <w:r>
         <w:rPr>
           <w:rFonts w:eastAsia="Times New Roman"/>
         </w:rPr>
-        <w:t>(2), 79–117.</w:t>
+        <w:t>. WHO.</w:t>
       </w:r>
     </w:p>
     <w:p>
@@ -20215,10 +18534,29 @@
         <w:ind w:left="720" w:hanging="720"/>
       </w:pPr>
       <w:r>
+        <w:t xml:space="preserve">Yap, M. B. H., Pilkington, P. D., Ryan, S. M., &amp; Jorm, A. F. (2014). Parental factors associated with depression and anxiety in young people: A systematic review and meta-analysis. </w:t>
+      </w:r>
+      <w:r>
+        <w:rPr>
+          <w:i/>
+          <w:iCs/>
+        </w:rPr>
+        <w:t>Journal of Affective Disorders, 156</w:t>
+      </w:r>
+      <w:r>
+        <w:t>, 8–23.</w:t>
+      </w:r>
+    </w:p>
+    <w:p>
+      <w:pPr>
+        <w:spacing w:after="120" w:line="360" w:lineRule="auto"/>
+        <w:ind w:left="720" w:hanging="720"/>
+      </w:pPr>
+      <w:r>
         <w:rPr>
           <w:rFonts w:eastAsia="Times New Roman"/>
         </w:rPr>
-        <w:t xml:space="preserve">World Health Organization. (2020). </w:t>
+        <w:t xml:space="preserve">Zhou, Q., Fan, L., &amp; Yin, Z. (2018). Association between family socioeconomic status and depressive symptoms among Chinese adolescents: Evidence from a national household survey. </w:t>
       </w:r>
       <w:r>
         <w:rPr>
@@ -20226,104 +18564,6 @@
           <w:i/>
           <w:iCs/>
         </w:rPr>
-        <w:t>Depression</w:t>
-      </w:r>
-      <w:r>
-        <w:rPr>
-          <w:rFonts w:eastAsia="Times New Roman"/>
-        </w:rPr>
-        <w:t>. WHO.</w:t>
-      </w:r>
-    </w:p>
-    <w:p>
-      <w:pPr>
-        <w:spacing w:after="120" w:line="360" w:lineRule="auto"/>
-        <w:ind w:left="720" w:hanging="720"/>
-      </w:pPr>
-      <w:r>
-        <w:t xml:space="preserve">World Health Organization. (2021). </w:t>
-      </w:r>
-      <w:r>
-        <w:rPr>
-          <w:i/>
-          <w:iCs/>
-        </w:rPr>
-        <w:t>Mental health atlas 2020</w:t>
-      </w:r>
-      <w:r>
-        <w:t>. World Health Organization.</w:t>
-      </w:r>
-    </w:p>
-    <w:p>
-      <w:pPr>
-        <w:spacing w:after="120" w:line="360" w:lineRule="auto"/>
-        <w:ind w:left="720" w:hanging="720"/>
-      </w:pPr>
-      <w:r>
-        <w:rPr>
-          <w:rFonts w:eastAsia="Times New Roman"/>
-        </w:rPr>
-        <w:t xml:space="preserve">World Health Organization. (2022). </w:t>
-      </w:r>
-      <w:r>
-        <w:rPr>
-          <w:rFonts w:eastAsia="Times New Roman"/>
-          <w:i/>
-          <w:iCs/>
-        </w:rPr>
-        <w:t>World mental health report: Transforming mental health for all</w:t>
-      </w:r>
-      <w:r>
-        <w:rPr>
-          <w:rFonts w:eastAsia="Times New Roman"/>
-        </w:rPr>
-        <w:t>. WHO.</w:t>
-      </w:r>
-    </w:p>
-    <w:p>
-      <w:pPr>
-        <w:spacing w:after="120" w:line="360" w:lineRule="auto"/>
-        <w:ind w:left="720" w:hanging="720"/>
-      </w:pPr>
-      <w:r>
-        <w:t xml:space="preserve">Yap, M. B. H., Pilkington, P. D., Ryan, S. M., &amp; </w:t>
-      </w:r>
-      <w:proofErr w:type="spellStart"/>
-      <w:r>
-        <w:t>Jorm</w:t>
-      </w:r>
-      <w:proofErr w:type="spellEnd"/>
-      <w:r>
-        <w:t xml:space="preserve">, A. F. (2014). Parental factors associated with depression and anxiety in young people: A systematic review and meta-analysis. </w:t>
-      </w:r>
-      <w:r>
-        <w:rPr>
-          <w:i/>
-          <w:iCs/>
-        </w:rPr>
-        <w:t>Journal of Affective Disorders, 156</w:t>
-      </w:r>
-      <w:r>
-        <w:t>, 8–23.</w:t>
-      </w:r>
-    </w:p>
-    <w:p>
-      <w:pPr>
-        <w:spacing w:after="120" w:line="360" w:lineRule="auto"/>
-        <w:ind w:left="720" w:hanging="720"/>
-      </w:pPr>
-      <w:r>
-        <w:rPr>
-          <w:rFonts w:eastAsia="Times New Roman"/>
-        </w:rPr>
-        <w:t xml:space="preserve">Zhou, Q., Fan, L., &amp; Yin, Z. (2018). Association between family socioeconomic status and depressive symptoms among Chinese adolescents: Evidence from a national household survey. </w:t>
-      </w:r>
-      <w:r>
-        <w:rPr>
-          <w:rFonts w:eastAsia="Times New Roman"/>
-          <w:i/>
-          <w:iCs/>
-        </w:rPr>
         <w:t>Psychiatry Research, 259</w:t>
       </w:r>
       <w:r>
@@ -20374,35 +18614,7 @@
         <w:rPr>
           <w:rFonts w:eastAsia="Times New Roman"/>
         </w:rPr>
-        <w:t>"Adolescent"[</w:t>
-      </w:r>
-      <w:proofErr w:type="spellStart"/>
-      <w:r>
-        <w:rPr>
-          <w:rFonts w:eastAsia="Times New Roman"/>
-        </w:rPr>
-        <w:t>MeSH</w:t>
-      </w:r>
-      <w:proofErr w:type="spellEnd"/>
-      <w:r>
-        <w:rPr>
-          <w:rFonts w:eastAsia="Times New Roman"/>
-        </w:rPr>
-        <w:t xml:space="preserve">] OR </w:t>
-      </w:r>
-      <w:proofErr w:type="gramStart"/>
-      <w:r>
-        <w:rPr>
-          <w:rFonts w:eastAsia="Times New Roman"/>
-        </w:rPr>
-        <w:t>adolescent[</w:t>
-      </w:r>
-      <w:proofErr w:type="gramEnd"/>
-      <w:r>
-        <w:rPr>
-          <w:rFonts w:eastAsia="Times New Roman"/>
-        </w:rPr>
-        <w:t>Title/Abstract] OR adolescents[Title/Abstract] OR adolescence[Title/Abstract] OR youth[Title/Abstract] OR youths[Title/Abstract] OR teen[Title/Abstract] OR teens[Title/Abstract] OR teenager[Title/Abstract] OR teenagers[Title/Abstract]</w:t>
+        <w:t>"Adolescent"[MeSH] OR adolescent[Title/Abstract] OR adolescents[Title/Abstract] OR adolescence[Title/Abstract] OR youth[Title/Abstract] OR youths[Title/Abstract] OR teen[Title/Abstract] OR teens[Title/Abstract] OR teenager[Title/Abstract] OR teenagers[Title/Abstract]</w:t>
       </w:r>
     </w:p>
     <w:p>
@@ -20423,49 +18635,7 @@
         <w:rPr>
           <w:rFonts w:eastAsia="Times New Roman"/>
         </w:rPr>
-        <w:t>"Depressive Disorder"[</w:t>
-      </w:r>
-      <w:proofErr w:type="spellStart"/>
-      <w:r>
-        <w:rPr>
-          <w:rFonts w:eastAsia="Times New Roman"/>
-        </w:rPr>
-        <w:t>MeSH</w:t>
-      </w:r>
-      <w:proofErr w:type="spellEnd"/>
-      <w:r>
-        <w:rPr>
-          <w:rFonts w:eastAsia="Times New Roman"/>
-        </w:rPr>
-        <w:t>] OR "Depression"[</w:t>
-      </w:r>
-      <w:proofErr w:type="spellStart"/>
-      <w:r>
-        <w:rPr>
-          <w:rFonts w:eastAsia="Times New Roman"/>
-        </w:rPr>
-        <w:t>MeSH</w:t>
-      </w:r>
-      <w:proofErr w:type="spellEnd"/>
-      <w:r>
-        <w:rPr>
-          <w:rFonts w:eastAsia="Times New Roman"/>
-        </w:rPr>
-        <w:t xml:space="preserve">] OR </w:t>
-      </w:r>
-      <w:proofErr w:type="gramStart"/>
-      <w:r>
-        <w:rPr>
-          <w:rFonts w:eastAsia="Times New Roman"/>
-        </w:rPr>
-        <w:t>depression[</w:t>
-      </w:r>
-      <w:proofErr w:type="gramEnd"/>
-      <w:r>
-        <w:rPr>
-          <w:rFonts w:eastAsia="Times New Roman"/>
-        </w:rPr>
-        <w:t>Title/Abstract] OR depressive[Title/Abstract] OR dysthymia[Title/Abstract] OR "mood disorder"[Title/Abstract] OR "affective disorder"[Title/Abstract]</w:t>
+        <w:t>"Depressive Disorder"[MeSH] OR "Depression"[MeSH] OR depression[Title/Abstract] OR depressive[Title/Abstract] OR dysthymia[Title/Abstract] OR "mood disorder"[Title/Abstract] OR "affective disorder"[Title/Abstract]</w:t>
       </w:r>
     </w:p>
     <w:p>
@@ -20486,35 +18656,7 @@
         <w:rPr>
           <w:rFonts w:eastAsia="Times New Roman"/>
         </w:rPr>
-        <w:t>"Cognitive Behavioral Therapy"[</w:t>
-      </w:r>
-      <w:proofErr w:type="spellStart"/>
-      <w:r>
-        <w:rPr>
-          <w:rFonts w:eastAsia="Times New Roman"/>
-        </w:rPr>
-        <w:t>MeSH</w:t>
-      </w:r>
-      <w:proofErr w:type="spellEnd"/>
-      <w:r>
-        <w:rPr>
-          <w:rFonts w:eastAsia="Times New Roman"/>
-        </w:rPr>
-        <w:t xml:space="preserve">] OR "cognitive behavioral therapy"[Title/Abstract] OR "cognitive </w:t>
-      </w:r>
-      <w:proofErr w:type="spellStart"/>
-      <w:r>
-        <w:rPr>
-          <w:rFonts w:eastAsia="Times New Roman"/>
-        </w:rPr>
-        <w:t>behaviour</w:t>
-      </w:r>
-      <w:proofErr w:type="spellEnd"/>
-      <w:r>
-        <w:rPr>
-          <w:rFonts w:eastAsia="Times New Roman"/>
-        </w:rPr>
-        <w:t xml:space="preserve"> therapy"[Title/Abstract] OR CBT[Title/Abstract] OR "cognitive therapy"[Title/Abstract]</w:t>
+        <w:t>"Cognitive Behavioral Therapy"[MeSH] OR "cognitive behavioral therapy"[Title/Abstract] OR "cognitive behaviour therapy"[Title/Abstract] OR CBT[Title/Abstract] OR "cognitive therapy"[Title/Abstract]</w:t>
       </w:r>
     </w:p>
     <w:p>
@@ -20535,133 +18677,7 @@
         <w:rPr>
           <w:rFonts w:eastAsia="Times New Roman"/>
         </w:rPr>
-        <w:t>(adapted from Tong et al., 2024) "Bibliotherapy"[</w:t>
-      </w:r>
-      <w:proofErr w:type="spellStart"/>
-      <w:r>
-        <w:rPr>
-          <w:rFonts w:eastAsia="Times New Roman"/>
-        </w:rPr>
-        <w:t>MeSH</w:t>
-      </w:r>
-      <w:proofErr w:type="spellEnd"/>
-      <w:r>
-        <w:rPr>
-          <w:rFonts w:eastAsia="Times New Roman"/>
-        </w:rPr>
-        <w:t xml:space="preserve">] OR </w:t>
-      </w:r>
-      <w:proofErr w:type="spellStart"/>
-      <w:r>
-        <w:rPr>
-          <w:rFonts w:eastAsia="Times New Roman"/>
-        </w:rPr>
-        <w:t>bibliotherap</w:t>
-      </w:r>
-      <w:proofErr w:type="spellEnd"/>
-      <w:r>
-        <w:rPr>
-          <w:rFonts w:eastAsia="Times New Roman"/>
-        </w:rPr>
-        <w:t>*[Title/Abstract] OR "self-help"[Title/Abstract] OR "</w:t>
-      </w:r>
-      <w:proofErr w:type="spellStart"/>
-      <w:r>
-        <w:rPr>
-          <w:rFonts w:eastAsia="Times New Roman"/>
-        </w:rPr>
-        <w:t>self help</w:t>
-      </w:r>
-      <w:proofErr w:type="spellEnd"/>
-      <w:r>
-        <w:rPr>
-          <w:rFonts w:eastAsia="Times New Roman"/>
-        </w:rPr>
-        <w:t xml:space="preserve">"[Title/Abstract] OR </w:t>
-      </w:r>
-      <w:proofErr w:type="spellStart"/>
-      <w:r>
-        <w:rPr>
-          <w:rFonts w:eastAsia="Times New Roman"/>
-        </w:rPr>
-        <w:t>selfhelp</w:t>
-      </w:r>
-      <w:proofErr w:type="spellEnd"/>
-      <w:r>
-        <w:rPr>
-          <w:rFonts w:eastAsia="Times New Roman"/>
-        </w:rPr>
-        <w:t>[Title/Abstract] OR workbook[Title/Abstract] OR manual[Title/Abstract] OR "Telemedicine"[</w:t>
-      </w:r>
-      <w:proofErr w:type="spellStart"/>
-      <w:r>
-        <w:rPr>
-          <w:rFonts w:eastAsia="Times New Roman"/>
-        </w:rPr>
-        <w:t>MeSH</w:t>
-      </w:r>
-      <w:proofErr w:type="spellEnd"/>
-      <w:r>
-        <w:rPr>
-          <w:rFonts w:eastAsia="Times New Roman"/>
-        </w:rPr>
-        <w:t>] OR "Mobile Applications"[</w:t>
-      </w:r>
-      <w:proofErr w:type="spellStart"/>
-      <w:r>
-        <w:rPr>
-          <w:rFonts w:eastAsia="Times New Roman"/>
-        </w:rPr>
-        <w:t>MeSH</w:t>
-      </w:r>
-      <w:proofErr w:type="spellEnd"/>
-      <w:r>
-        <w:rPr>
-          <w:rFonts w:eastAsia="Times New Roman"/>
-        </w:rPr>
-        <w:t>] OR "Therapy, Computer-Assisted"[</w:t>
-      </w:r>
-      <w:proofErr w:type="spellStart"/>
-      <w:r>
-        <w:rPr>
-          <w:rFonts w:eastAsia="Times New Roman"/>
-        </w:rPr>
-        <w:t>MeSH</w:t>
-      </w:r>
-      <w:proofErr w:type="spellEnd"/>
-      <w:r>
-        <w:rPr>
-          <w:rFonts w:eastAsia="Times New Roman"/>
-        </w:rPr>
-        <w:t xml:space="preserve">] OR telehealth[Title/Abstract] OR e-health[Title/Abstract] OR m-health[Title/Abstract] OR </w:t>
-      </w:r>
-      <w:proofErr w:type="spellStart"/>
-      <w:r>
-        <w:rPr>
-          <w:rFonts w:eastAsia="Times New Roman"/>
-        </w:rPr>
-        <w:t>mhealth</w:t>
-      </w:r>
-      <w:proofErr w:type="spellEnd"/>
-      <w:r>
-        <w:rPr>
-          <w:rFonts w:eastAsia="Times New Roman"/>
-        </w:rPr>
-        <w:t xml:space="preserve">[Title/Abstract] OR </w:t>
-      </w:r>
-      <w:proofErr w:type="spellStart"/>
-      <w:r>
-        <w:rPr>
-          <w:rFonts w:eastAsia="Times New Roman"/>
-        </w:rPr>
-        <w:t>ehealth</w:t>
-      </w:r>
-      <w:proofErr w:type="spellEnd"/>
-      <w:r>
-        <w:rPr>
-          <w:rFonts w:eastAsia="Times New Roman"/>
-        </w:rPr>
-        <w:t>[Title/Abstract] OR "internet-based"[Title/Abstract] OR "web-based"[Title/Abstract] OR online[Title/Abstract] OR app[Title/Abstract] OR smartphone[Title/Abstract] OR digital[Title/Abstract]</w:t>
+        <w:t>(adapted from Tong et al., 2024) "Bibliotherapy"[MeSH] OR bibliotherap*[Title/Abstract] OR "self-help"[Title/Abstract] OR "self help"[Title/Abstract] OR selfhelp[Title/Abstract] OR workbook[Title/Abstract] OR manual[Title/Abstract] OR "Telemedicine"[MeSH] OR "Mobile Applications"[MeSH] OR "Therapy, Computer-Assisted"[MeSH] OR telehealth[Title/Abstract] OR e-health[Title/Abstract] OR m-health[Title/Abstract] OR mhealth[Title/Abstract] OR ehealth[Title/Abstract] OR "internet-based"[Title/Abstract] OR "web-based"[Title/Abstract] OR online[Title/Abstract] OR app[Title/Abstract] OR smartphone[Title/Abstract] OR digital[Title/Abstract]</w:t>
       </w:r>
     </w:p>
     <w:p>
@@ -20705,21 +18721,7 @@
         <w:rPr>
           <w:rFonts w:eastAsia="Times New Roman"/>
         </w:rPr>
-        <w:t xml:space="preserve">CBT components were coded using the component framework of Furukawa et al. (2021). The abbreviations used in the </w:t>
-      </w:r>
-      <w:proofErr w:type="spellStart"/>
-      <w:r>
-        <w:rPr>
-          <w:rFonts w:eastAsia="Times New Roman"/>
-        </w:rPr>
-        <w:t>Study_Info</w:t>
-      </w:r>
-      <w:proofErr w:type="spellEnd"/>
-      <w:r>
-        <w:rPr>
-          <w:rFonts w:eastAsia="Times New Roman"/>
-        </w:rPr>
-        <w:t xml:space="preserve"> data-extraction sheet are as follows:</w:t>
+        <w:t>CBT components were coded using the component framework of Furukawa et al. (2021). The abbreviations used in the Study_Info data-extraction sheet are as follows:</w:t>
       </w:r>
     </w:p>
     <w:tbl>
@@ -20873,7 +18875,6 @@
               <w:spacing w:line="276" w:lineRule="auto"/>
               <w:jc w:val="center"/>
             </w:pPr>
-            <w:proofErr w:type="spellStart"/>
             <w:r>
               <w:rPr>
                 <w:rFonts w:eastAsia="Times New Roman"/>
@@ -20884,7 +18885,6 @@
               </w:rPr>
               <w:t>cr</w:t>
             </w:r>
-            <w:proofErr w:type="spellEnd"/>
           </w:p>
         </w:tc>
         <w:tc>
@@ -20946,15 +18946,7 @@
               <w:t>T</w:t>
             </w:r>
             <w:r>
-              <w:t xml:space="preserve">he integrated process of identifying, evaluating, and modifying maladaptive thoughts. The three steps form a single skill sequence rather than separable </w:t>
-            </w:r>
-            <w:proofErr w:type="gramStart"/>
-            <w:r>
-              <w:t>components, and</w:t>
-            </w:r>
-            <w:proofErr w:type="gramEnd"/>
-            <w:r>
-              <w:t xml:space="preserve"> are typically taught and practiced together using techniques such as Socratic questioning, thought records, and guided imagery.</w:t>
+              <w:t>he integrated process of identifying, evaluating, and modifying maladaptive thoughts. The three steps form a single skill sequence rather than separable components, and are typically taught and practiced together using techniques such as Socratic questioning, thought records, and guided imagery.</w:t>
             </w:r>
           </w:p>
         </w:tc>
@@ -20982,7 +18974,6 @@
               <w:spacing w:line="276" w:lineRule="auto"/>
               <w:jc w:val="center"/>
             </w:pPr>
-            <w:proofErr w:type="spellStart"/>
             <w:r>
               <w:rPr>
                 <w:rFonts w:eastAsia="Times New Roman"/>
@@ -20993,7 +18984,6 @@
               </w:rPr>
               <w:t>ba</w:t>
             </w:r>
-            <w:proofErr w:type="spellEnd"/>
           </w:p>
         </w:tc>
         <w:tc>
@@ -21082,7 +19072,6 @@
               <w:spacing w:line="276" w:lineRule="auto"/>
               <w:jc w:val="center"/>
             </w:pPr>
-            <w:proofErr w:type="spellStart"/>
             <w:r>
               <w:rPr>
                 <w:rFonts w:eastAsia="Times New Roman"/>
@@ -21093,7 +19082,6 @@
               </w:rPr>
               <w:t>ps</w:t>
             </w:r>
-            <w:proofErr w:type="spellEnd"/>
           </w:p>
         </w:tc>
         <w:tc>
@@ -21182,7 +19170,6 @@
               <w:spacing w:line="276" w:lineRule="auto"/>
               <w:jc w:val="center"/>
             </w:pPr>
-            <w:proofErr w:type="spellStart"/>
             <w:r>
               <w:rPr>
                 <w:rFonts w:eastAsia="Times New Roman"/>
@@ -21193,7 +19180,6 @@
               </w:rPr>
               <w:t>rx</w:t>
             </w:r>
-            <w:proofErr w:type="spellEnd"/>
           </w:p>
         </w:tc>
         <w:tc>
@@ -21282,7 +19268,6 @@
               <w:spacing w:line="276" w:lineRule="auto"/>
               <w:jc w:val="center"/>
             </w:pPr>
-            <w:proofErr w:type="spellStart"/>
             <w:r>
               <w:rPr>
                 <w:rFonts w:eastAsia="Times New Roman"/>
@@ -21293,7 +19278,6 @@
               </w:rPr>
               <w:t>ist</w:t>
             </w:r>
-            <w:proofErr w:type="spellEnd"/>
           </w:p>
         </w:tc>
         <w:tc>
@@ -21480,7 +19464,6 @@
               <w:spacing w:line="276" w:lineRule="auto"/>
               <w:jc w:val="center"/>
             </w:pPr>
-            <w:proofErr w:type="spellStart"/>
             <w:r>
               <w:rPr>
                 <w:rFonts w:eastAsia="Times New Roman"/>
@@ -21491,7 +19474,6 @@
               </w:rPr>
               <w:t>hw</w:t>
             </w:r>
-            <w:proofErr w:type="spellEnd"/>
           </w:p>
         </w:tc>
         <w:tc>
@@ -21580,7 +19562,6 @@
               <w:spacing w:line="276" w:lineRule="auto"/>
               <w:jc w:val="center"/>
             </w:pPr>
-            <w:proofErr w:type="spellStart"/>
             <w:r>
               <w:rPr>
                 <w:rFonts w:eastAsia="Times New Roman"/>
@@ -21591,7 +19572,6 @@
               </w:rPr>
               <w:t>rp</w:t>
             </w:r>
-            <w:proofErr w:type="spellEnd"/>
           </w:p>
         </w:tc>
         <w:tc>
@@ -23071,25 +21051,7 @@
                 <w:sz w:val="20"/>
                 <w:szCs w:val="20"/>
               </w:rPr>
-              <w:t>Blueblaster (</w:t>
-            </w:r>
-            <w:proofErr w:type="spellStart"/>
-            <w:r>
-              <w:rPr>
-                <w:rFonts w:eastAsia="Times New Roman"/>
-                <w:sz w:val="20"/>
-                <w:szCs w:val="20"/>
-              </w:rPr>
-              <w:t>Makarushka</w:t>
-            </w:r>
-            <w:proofErr w:type="spellEnd"/>
-            <w:r>
-              <w:rPr>
-                <w:rFonts w:eastAsia="Times New Roman"/>
-                <w:sz w:val="20"/>
-                <w:szCs w:val="20"/>
-              </w:rPr>
-              <w:t>, 2011)</w:t>
+              <w:t>Blueblaster (Makarushka, 2011)</w:t>
             </w:r>
           </w:p>
         </w:tc>
@@ -23243,23 +21205,13 @@
             <w:pPr>
               <w:spacing w:line="276" w:lineRule="auto"/>
             </w:pPr>
-            <w:proofErr w:type="spellStart"/>
-            <w:r>
-              <w:rPr>
-                <w:rFonts w:eastAsia="Times New Roman"/>
-                <w:sz w:val="20"/>
-                <w:szCs w:val="20"/>
-              </w:rPr>
-              <w:t>BlueIce</w:t>
-            </w:r>
-            <w:proofErr w:type="spellEnd"/>
-            <w:r>
-              <w:rPr>
-                <w:rFonts w:eastAsia="Times New Roman"/>
-                <w:sz w:val="20"/>
-                <w:szCs w:val="20"/>
-              </w:rPr>
-              <w:t xml:space="preserve"> (Stallard et al., 2024)</w:t>
+            <w:r>
+              <w:rPr>
+                <w:rFonts w:eastAsia="Times New Roman"/>
+                <w:sz w:val="20"/>
+                <w:szCs w:val="20"/>
+              </w:rPr>
+              <w:t>BlueIce (Stallard et al., 2024)</w:t>
             </w:r>
           </w:p>
         </w:tc>
@@ -23573,23 +21525,13 @@
             <w:pPr>
               <w:spacing w:line="276" w:lineRule="auto"/>
             </w:pPr>
-            <w:proofErr w:type="spellStart"/>
-            <w:r>
-              <w:rPr>
-                <w:rFonts w:eastAsia="Times New Roman"/>
-                <w:sz w:val="20"/>
-                <w:szCs w:val="20"/>
-              </w:rPr>
-              <w:t>ClearlyMe</w:t>
-            </w:r>
-            <w:proofErr w:type="spellEnd"/>
-            <w:r>
-              <w:rPr>
-                <w:rFonts w:eastAsia="Times New Roman"/>
-                <w:sz w:val="20"/>
-                <w:szCs w:val="20"/>
-              </w:rPr>
-              <w:t xml:space="preserve"> (O'Dea et al., 2023)</w:t>
+            <w:r>
+              <w:rPr>
+                <w:rFonts w:eastAsia="Times New Roman"/>
+                <w:sz w:val="20"/>
+                <w:szCs w:val="20"/>
+              </w:rPr>
+              <w:t>ClearlyMe (O'Dea et al., 2023)</w:t>
             </w:r>
           </w:p>
         </w:tc>
@@ -24239,41 +22181,13 @@
             <w:pPr>
               <w:spacing w:line="276" w:lineRule="auto"/>
             </w:pPr>
-            <w:proofErr w:type="spellStart"/>
-            <w:r>
-              <w:rPr>
-                <w:rFonts w:eastAsia="Times New Roman"/>
-                <w:sz w:val="20"/>
-                <w:szCs w:val="20"/>
-              </w:rPr>
-              <w:t>iCBT</w:t>
-            </w:r>
-            <w:proofErr w:type="spellEnd"/>
-            <w:r>
-              <w:rPr>
-                <w:rFonts w:eastAsia="Times New Roman"/>
-                <w:sz w:val="20"/>
-                <w:szCs w:val="20"/>
-              </w:rPr>
-              <w:t xml:space="preserve"> (</w:t>
-            </w:r>
-            <w:proofErr w:type="spellStart"/>
-            <w:r>
-              <w:rPr>
-                <w:rFonts w:eastAsia="Times New Roman"/>
-                <w:sz w:val="20"/>
-                <w:szCs w:val="20"/>
-              </w:rPr>
-              <w:t>Sekizaki</w:t>
-            </w:r>
-            <w:proofErr w:type="spellEnd"/>
-            <w:r>
-              <w:rPr>
-                <w:rFonts w:eastAsia="Times New Roman"/>
-                <w:sz w:val="20"/>
-                <w:szCs w:val="20"/>
-              </w:rPr>
-              <w:t xml:space="preserve"> et al., 2019)</w:t>
+            <w:r>
+              <w:rPr>
+                <w:rFonts w:eastAsia="Times New Roman"/>
+                <w:sz w:val="20"/>
+                <w:szCs w:val="20"/>
+              </w:rPr>
+              <w:t>iCBT (Sekizaki et al., 2019)</w:t>
             </w:r>
           </w:p>
         </w:tc>
@@ -24427,23 +22341,13 @@
             <w:pPr>
               <w:spacing w:line="276" w:lineRule="auto"/>
             </w:pPr>
-            <w:proofErr w:type="spellStart"/>
-            <w:r>
-              <w:rPr>
-                <w:rFonts w:eastAsia="Times New Roman"/>
-                <w:sz w:val="20"/>
-                <w:szCs w:val="20"/>
-              </w:rPr>
-              <w:t>iDOVE</w:t>
-            </w:r>
-            <w:proofErr w:type="spellEnd"/>
-            <w:r>
-              <w:rPr>
-                <w:rFonts w:eastAsia="Times New Roman"/>
-                <w:sz w:val="20"/>
-                <w:szCs w:val="20"/>
-              </w:rPr>
-              <w:t xml:space="preserve"> (Ranney et al., 2018)</w:t>
+            <w:r>
+              <w:rPr>
+                <w:rFonts w:eastAsia="Times New Roman"/>
+                <w:sz w:val="20"/>
+                <w:szCs w:val="20"/>
+              </w:rPr>
+              <w:t>iDOVE (Ranney et al., 2018)</w:t>
             </w:r>
           </w:p>
         </w:tc>
@@ -24917,43 +22821,14 @@
             <w:pPr>
               <w:spacing w:line="276" w:lineRule="auto"/>
             </w:pPr>
-            <w:proofErr w:type="spellStart"/>
-            <w:r>
-              <w:rPr>
-                <w:rFonts w:eastAsia="Times New Roman"/>
-                <w:sz w:val="20"/>
-                <w:szCs w:val="20"/>
-              </w:rPr>
-              <w:t>MoodGYM</w:t>
-            </w:r>
-            <w:proofErr w:type="spellEnd"/>
-            <w:r>
-              <w:rPr>
-                <w:rFonts w:eastAsia="Times New Roman"/>
-                <w:sz w:val="20"/>
-                <w:szCs w:val="20"/>
-              </w:rPr>
-              <w:t xml:space="preserve"> (</w:t>
-            </w:r>
-            <w:proofErr w:type="spellStart"/>
-            <w:r>
-              <w:rPr>
-                <w:rFonts w:eastAsia="Times New Roman"/>
-                <w:sz w:val="20"/>
-                <w:szCs w:val="20"/>
-              </w:rPr>
-              <w:t>Calear</w:t>
-            </w:r>
-            <w:proofErr w:type="spellEnd"/>
-            <w:r>
-              <w:rPr>
-                <w:rFonts w:eastAsia="Times New Roman"/>
-                <w:sz w:val="20"/>
-                <w:szCs w:val="20"/>
-              </w:rPr>
-              <w:t xml:space="preserve"> et al., 2009; Neil et al., 2009; </w:t>
-            </w:r>
-            <w:proofErr w:type="spellStart"/>
+            <w:r>
+              <w:rPr>
+                <w:rFonts w:eastAsia="Times New Roman"/>
+                <w:sz w:val="20"/>
+                <w:szCs w:val="20"/>
+              </w:rPr>
+              <w:t xml:space="preserve">MoodGYM (Calear et al., 2009; Neil et al., 2009; </w:t>
+            </w:r>
             <w:r>
               <w:rPr>
                 <w:rFonts w:eastAsia="Times New Roman"/>
@@ -24961,16 +22836,7 @@
                 <w:szCs w:val="20"/>
               </w:rPr>
               <w:lastRenderedPageBreak/>
-              <w:t>O'Kearney</w:t>
-            </w:r>
-            <w:proofErr w:type="spellEnd"/>
-            <w:r>
-              <w:rPr>
-                <w:rFonts w:eastAsia="Times New Roman"/>
-                <w:sz w:val="20"/>
-                <w:szCs w:val="20"/>
-              </w:rPr>
-              <w:t xml:space="preserve"> et al., 2009; Sethi, Campbell, &amp; Ellis, 2010)</w:t>
+              <w:t>O'Kearney et al., 2009; Sethi, Campbell, &amp; Ellis, 2010)</w:t>
             </w:r>
           </w:p>
         </w:tc>
@@ -25611,25 +23477,7 @@
                 <w:sz w:val="20"/>
                 <w:szCs w:val="20"/>
               </w:rPr>
-              <w:t xml:space="preserve">SPARX (Fleming et al., 2012, 2019; Merry et al., 2012; Bohr &amp; Merry et al., 2016; </w:t>
-            </w:r>
-            <w:proofErr w:type="spellStart"/>
-            <w:r>
-              <w:rPr>
-                <w:rFonts w:eastAsia="Times New Roman"/>
-                <w:sz w:val="20"/>
-                <w:szCs w:val="20"/>
-              </w:rPr>
-              <w:t>Poppelaars</w:t>
-            </w:r>
-            <w:proofErr w:type="spellEnd"/>
-            <w:r>
-              <w:rPr>
-                <w:rFonts w:eastAsia="Times New Roman"/>
-                <w:sz w:val="20"/>
-                <w:szCs w:val="20"/>
-              </w:rPr>
-              <w:t xml:space="preserve"> et al., 2016; Perry et al., 2017; Lucassen et al., 2020; Bohr et al., 2023)</w:t>
+              <w:t>SPARX (Fleming et al., 2012, 2019; Merry et al., 2012; Bohr &amp; Merry et al., 2016; Poppelaars et al., 2016; Perry et al., 2017; Lucassen et al., 2020; Bohr et al., 2023)</w:t>
             </w:r>
           </w:p>
         </w:tc>
@@ -26103,23 +23951,13 @@
             <w:pPr>
               <w:spacing w:line="276" w:lineRule="auto"/>
             </w:pPr>
-            <w:proofErr w:type="spellStart"/>
-            <w:r>
-              <w:rPr>
-                <w:rFonts w:eastAsia="Times New Roman"/>
-                <w:sz w:val="20"/>
-                <w:szCs w:val="20"/>
-              </w:rPr>
-              <w:t>WeClick</w:t>
-            </w:r>
-            <w:proofErr w:type="spellEnd"/>
-            <w:r>
-              <w:rPr>
-                <w:rFonts w:eastAsia="Times New Roman"/>
-                <w:sz w:val="20"/>
-                <w:szCs w:val="20"/>
-              </w:rPr>
-              <w:t xml:space="preserve"> (O'Dea et al., 2020)</w:t>
+            <w:r>
+              <w:rPr>
+                <w:rFonts w:eastAsia="Times New Roman"/>
+                <w:sz w:val="20"/>
+                <w:szCs w:val="20"/>
+              </w:rPr>
+              <w:t>WeClick (O'Dea et al., 2020)</w:t>
             </w:r>
           </w:p>
         </w:tc>
@@ -26441,25 +24279,7 @@
                 <w:sz w:val="20"/>
                 <w:szCs w:val="20"/>
               </w:rPr>
-              <w:t xml:space="preserve">Blueblaster is an interactive depression education program consisting of 6 modules with 5 daily </w:t>
-            </w:r>
-            <w:proofErr w:type="gramStart"/>
-            <w:r>
-              <w:rPr>
-                <w:rFonts w:eastAsia="Times New Roman"/>
-                <w:sz w:val="20"/>
-                <w:szCs w:val="20"/>
-              </w:rPr>
-              <w:t>mini-sessions</w:t>
-            </w:r>
-            <w:proofErr w:type="gramEnd"/>
-            <w:r>
-              <w:rPr>
-                <w:rFonts w:eastAsia="Times New Roman"/>
-                <w:sz w:val="20"/>
-                <w:szCs w:val="20"/>
-              </w:rPr>
-              <w:t xml:space="preserve"> each. </w:t>
+              <w:t xml:space="preserve">Blueblaster is an interactive depression education program consisting of 6 modules with 5 daily mini-sessions each. </w:t>
             </w:r>
             <w:r>
               <w:rPr>
@@ -26536,7 +24356,6 @@
             <w:pPr>
               <w:spacing w:line="276" w:lineRule="auto"/>
             </w:pPr>
-            <w:proofErr w:type="spellStart"/>
             <w:r>
               <w:rPr>
                 <w:rFonts w:eastAsia="Times New Roman"/>
@@ -26548,7 +24367,6 @@
               <w:lastRenderedPageBreak/>
               <w:t>BlueIce</w:t>
             </w:r>
-            <w:proofErr w:type="spellEnd"/>
           </w:p>
         </w:tc>
         <w:tc>
@@ -26572,23 +24390,13 @@
             <w:pPr>
               <w:spacing w:line="276" w:lineRule="auto"/>
             </w:pPr>
-            <w:proofErr w:type="spellStart"/>
-            <w:r>
-              <w:rPr>
-                <w:rFonts w:eastAsia="Times New Roman"/>
-                <w:sz w:val="20"/>
-                <w:szCs w:val="20"/>
-              </w:rPr>
-              <w:t>BlueIce</w:t>
-            </w:r>
-            <w:proofErr w:type="spellEnd"/>
-            <w:r>
-              <w:rPr>
-                <w:rFonts w:eastAsia="Times New Roman"/>
-                <w:sz w:val="20"/>
-                <w:szCs w:val="20"/>
-              </w:rPr>
-              <w:t xml:space="preserve"> is a password-protected, prescription-based application targeting young people who self-harm, integrating approaches from CBT and DBT. The application contains three sections. On entry, the user rates their mood; if low, they are routed to a mood-lifting section (also accessible from the main menu) offering eight personalized activities: Get Active (physical activity), Do Something (enjoyable activities), Chill and Relax (mindfulness audio), Thinking Traps (thought records), Good Times (positive memory album), Contact Friends (supportive contacts), Listen and Relax (uplifting music), and Ride it Out (DBT distress-tolerance techniques, including ice-dive exercises). After this section, the user re-rates their mood; if mood remains low, the app guides them to a final section providing emergency support contact information.</w:t>
+            <w:r>
+              <w:rPr>
+                <w:rFonts w:eastAsia="Times New Roman"/>
+                <w:sz w:val="20"/>
+                <w:szCs w:val="20"/>
+              </w:rPr>
+              <w:t>BlueIce is a password-protected, prescription-based application targeting young people who self-harm, integrating approaches from CBT and DBT. The application contains three sections. On entry, the user rates their mood; if low, they are routed to a mood-lifting section (also accessible from the main menu) offering eight personalized activities: Get Active (physical activity), Do Something (enjoyable activities), Chill and Relax (mindfulness audio), Thinking Traps (thought records), Good Times (positive memory album), Contact Friends (supportive contacts), Listen and Relax (uplifting music), and Ride it Out (DBT distress-tolerance techniques, including ice-dive exercises). After this section, the user re-rates their mood; if mood remains low, the app guides them to a final section providing emergency support contact information.</w:t>
             </w:r>
           </w:p>
         </w:tc>
@@ -26745,7 +24553,6 @@
             <w:pPr>
               <w:spacing w:line="276" w:lineRule="auto"/>
             </w:pPr>
-            <w:proofErr w:type="spellStart"/>
             <w:r>
               <w:rPr>
                 <w:rFonts w:eastAsia="Times New Roman"/>
@@ -26756,7 +24563,6 @@
               </w:rPr>
               <w:t>ClearlyMe</w:t>
             </w:r>
-            <w:proofErr w:type="spellEnd"/>
           </w:p>
         </w:tc>
         <w:tc>
@@ -26780,41 +24586,13 @@
             <w:pPr>
               <w:spacing w:line="276" w:lineRule="auto"/>
             </w:pPr>
-            <w:proofErr w:type="spellStart"/>
-            <w:r>
-              <w:rPr>
-                <w:rFonts w:eastAsia="Times New Roman"/>
-                <w:sz w:val="20"/>
-                <w:szCs w:val="20"/>
-              </w:rPr>
-              <w:t>ClearlyMe</w:t>
-            </w:r>
-            <w:proofErr w:type="spellEnd"/>
-            <w:r>
-              <w:rPr>
-                <w:rFonts w:eastAsia="Times New Roman"/>
-                <w:sz w:val="20"/>
-                <w:szCs w:val="20"/>
-              </w:rPr>
-              <w:t xml:space="preserve"> is a free, self-directed, non-sequential smartphone app based on CBT for depression management, developed by the Black Dog Institute (UNSW Sydney). Its content comprises 37 brief activities (under 10 minutes each) and 9 themed collections (under 20 minutes each), covering psychoeducation, cognitive restructuring, emotion awareness, activity scheduling, relaxation, and mindfulness. Key features include </w:t>
-            </w:r>
-            <w:proofErr w:type="spellStart"/>
-            <w:r>
-              <w:rPr>
-                <w:rFonts w:eastAsia="Times New Roman"/>
-                <w:sz w:val="20"/>
-                <w:szCs w:val="20"/>
-              </w:rPr>
-              <w:t>MoodCheck</w:t>
-            </w:r>
-            <w:proofErr w:type="spellEnd"/>
-            <w:r>
-              <w:rPr>
-                <w:rFonts w:eastAsia="Times New Roman"/>
-                <w:sz w:val="20"/>
-                <w:szCs w:val="20"/>
-              </w:rPr>
-              <w:t xml:space="preserve"> (mood </w:t>
+            <w:r>
+              <w:rPr>
+                <w:rFonts w:eastAsia="Times New Roman"/>
+                <w:sz w:val="20"/>
+                <w:szCs w:val="20"/>
+              </w:rPr>
+              <w:t xml:space="preserve">ClearlyMe is a free, self-directed, non-sequential smartphone app based on CBT for depression management, developed by the Black Dog Institute (UNSW Sydney). Its content comprises 37 brief activities (under 10 minutes each) and 9 themed collections (under 20 minutes each), covering psychoeducation, cognitive restructuring, emotion awareness, activity scheduling, relaxation, and mindfulness. Key features include MoodCheck (mood </w:t>
             </w:r>
             <w:r>
               <w:rPr>
@@ -26823,25 +24601,7 @@
                 <w:szCs w:val="20"/>
               </w:rPr>
               <w:lastRenderedPageBreak/>
-              <w:t xml:space="preserve">tracking), </w:t>
-            </w:r>
-            <w:proofErr w:type="spellStart"/>
-            <w:r>
-              <w:rPr>
-                <w:rFonts w:eastAsia="Times New Roman"/>
-                <w:sz w:val="20"/>
-                <w:szCs w:val="20"/>
-              </w:rPr>
-              <w:t>MindHacks</w:t>
-            </w:r>
-            <w:proofErr w:type="spellEnd"/>
-            <w:r>
-              <w:rPr>
-                <w:rFonts w:eastAsia="Times New Roman"/>
-                <w:sz w:val="20"/>
-                <w:szCs w:val="20"/>
-              </w:rPr>
-              <w:t xml:space="preserve"> (in-the-moment coping strategies), and adolescent-led video stories on mental health experiences. Support systems include in-app reminders, favorites/save functions, a Get Help referral section, and on-demand technical support.</w:t>
+              <w:t>tracking), MindHacks (in-the-moment coping strategies), and adolescent-led video stories on mental health experiences. Support systems include in-app reminders, favorites/save functions, a Get Help referral section, and on-demand technical support.</w:t>
             </w:r>
           </w:p>
         </w:tc>
@@ -26939,25 +24699,7 @@
                 <w:sz w:val="20"/>
                 <w:szCs w:val="20"/>
               </w:rPr>
-              <w:t xml:space="preserve">Creating Opportunities for Personal Empowerment (COPE) teaches users to reframe negative beliefs into positive ones </w:t>
-            </w:r>
-            <w:proofErr w:type="gramStart"/>
-            <w:r>
-              <w:rPr>
-                <w:rFonts w:eastAsia="Times New Roman"/>
-                <w:sz w:val="20"/>
-                <w:szCs w:val="20"/>
-              </w:rPr>
-              <w:t>in order to</w:t>
-            </w:r>
-            <w:proofErr w:type="gramEnd"/>
-            <w:r>
-              <w:rPr>
-                <w:rFonts w:eastAsia="Times New Roman"/>
-                <w:sz w:val="20"/>
-                <w:szCs w:val="20"/>
-              </w:rPr>
-              <w:t xml:space="preserve"> feel better and behave more healthily. The program covers: an introduction to the COPE program and the thinking-feeling-behaving triangle (ABC model) with positive self-talk; self-esteem and positive self-talk; stress and coping, including signs of anxiety and depression; problem-solving and goal-setting (a four-step process); managing emotions through positive thinking and communication, including mental imagery and guided visualization; coping with stressful situations; and a concluding integration session.</w:t>
+              <w:t>Creating Opportunities for Personal Empowerment (COPE) teaches users to reframe negative beliefs into positive ones in order to feel better and behave more healthily. The program covers: an introduction to the COPE program and the thinking-feeling-behaving triangle (ABC model) with positive self-talk; self-esteem and positive self-talk; stress and coping, including signs of anxiety and depression; problem-solving and goal-setting (a four-step process); managing emotions through positive thinking and communication, including mental imagery and guided visualization; coping with stressful situations; and a concluding integration session.</w:t>
             </w:r>
           </w:p>
         </w:tc>
@@ -27054,25 +24796,7 @@
                 <w:sz w:val="20"/>
                 <w:szCs w:val="20"/>
               </w:rPr>
-              <w:t xml:space="preserve">Feeling Good is a bibliotherapy intervention based on Burns' self-help book. It provides practical tools and techniques empowering readers to manage their own mental health. Through real-life stories it illustrates how distorted thinking affects emotion and how to challenge and reframe such thoughts. Key ideas </w:t>
-            </w:r>
-            <w:proofErr w:type="gramStart"/>
-            <w:r>
-              <w:rPr>
-                <w:rFonts w:eastAsia="Times New Roman"/>
-                <w:sz w:val="20"/>
-                <w:szCs w:val="20"/>
-              </w:rPr>
-              <w:t>include:</w:t>
-            </w:r>
-            <w:proofErr w:type="gramEnd"/>
-            <w:r>
-              <w:rPr>
-                <w:rFonts w:eastAsia="Times New Roman"/>
-                <w:sz w:val="20"/>
-                <w:szCs w:val="20"/>
-              </w:rPr>
-              <w:t xml:space="preserve"> feelings are dictated by thoughts; shifting thought patterns promotes mental clarity; recognizing cognitive distortions allows one to regain control over emotional health; the triple-column technique challenges negative thinking; and structuring daily goals rebuilds confidence and disrupts depressive cycles.</w:t>
+              <w:t>Feeling Good is a bibliotherapy intervention based on Burns' self-help book. It provides practical tools and techniques empowering readers to manage their own mental health. Through real-life stories it illustrates how distorted thinking affects emotion and how to challenge and reframe such thoughts. Key ideas include: feelings are dictated by thoughts; shifting thought patterns promotes mental clarity; recognizing cognitive distortions allows one to regain control over emotional health; the triple-column technique challenges negative thinking; and structuring daily goals rebuilds confidence and disrupts depressive cycles.</w:t>
             </w:r>
           </w:p>
         </w:tc>
@@ -27246,7 +24970,6 @@
             <w:pPr>
               <w:spacing w:line="276" w:lineRule="auto"/>
             </w:pPr>
-            <w:proofErr w:type="spellStart"/>
             <w:r>
               <w:rPr>
                 <w:rFonts w:eastAsia="Times New Roman"/>
@@ -27257,7 +24980,6 @@
               </w:rPr>
               <w:t>iCBT</w:t>
             </w:r>
-            <w:proofErr w:type="spellEnd"/>
           </w:p>
         </w:tc>
         <w:tc>
@@ -27287,25 +25009,7 @@
                 <w:sz w:val="20"/>
                 <w:szCs w:val="20"/>
               </w:rPr>
-              <w:t xml:space="preserve">This Japanese </w:t>
-            </w:r>
-            <w:proofErr w:type="spellStart"/>
-            <w:r>
-              <w:rPr>
-                <w:rFonts w:eastAsia="Times New Roman"/>
-                <w:sz w:val="20"/>
-                <w:szCs w:val="20"/>
-              </w:rPr>
-              <w:t>iCBT</w:t>
-            </w:r>
-            <w:proofErr w:type="spellEnd"/>
-            <w:r>
-              <w:rPr>
-                <w:rFonts w:eastAsia="Times New Roman"/>
-                <w:sz w:val="20"/>
-                <w:szCs w:val="20"/>
-              </w:rPr>
-              <w:t xml:space="preserve"> intervention combines group education with computer-based CBT training. The group education lecture covers the relationship between cognition, mood, and behavior; introduces CBT; and presents its benefits as stress-management skills with real-life examples. Group work and discussion focus on cognitive restructuring, with </w:t>
+              <w:t xml:space="preserve">This Japanese iCBT intervention combines group education with computer-based CBT training. The group education lecture covers the relationship between cognition, mood, and behavior; introduces CBT; and presents its benefits as stress-management skills with real-life examples. Group work and discussion focus on cognitive restructuring, with </w:t>
             </w:r>
             <w:r>
               <w:rPr>
@@ -27314,43 +25018,7 @@
                 <w:szCs w:val="20"/>
               </w:rPr>
               <w:lastRenderedPageBreak/>
-              <w:t xml:space="preserve">participants completing column worksheets to identify their own automatic thoughts and discussing </w:t>
-            </w:r>
-            <w:proofErr w:type="gramStart"/>
-            <w:r>
-              <w:rPr>
-                <w:rFonts w:eastAsia="Times New Roman"/>
-                <w:sz w:val="20"/>
-                <w:szCs w:val="20"/>
-              </w:rPr>
-              <w:t>counter-evidence</w:t>
-            </w:r>
-            <w:proofErr w:type="gramEnd"/>
-            <w:r>
-              <w:rPr>
-                <w:rFonts w:eastAsia="Times New Roman"/>
-                <w:sz w:val="20"/>
-                <w:szCs w:val="20"/>
-              </w:rPr>
-              <w:t xml:space="preserve"> and adaptive thoughts. The </w:t>
-            </w:r>
-            <w:proofErr w:type="spellStart"/>
-            <w:r>
-              <w:rPr>
-                <w:rFonts w:eastAsia="Times New Roman"/>
-                <w:sz w:val="20"/>
-                <w:szCs w:val="20"/>
-              </w:rPr>
-              <w:t>iCBT</w:t>
-            </w:r>
-            <w:proofErr w:type="spellEnd"/>
-            <w:r>
-              <w:rPr>
-                <w:rFonts w:eastAsia="Times New Roman"/>
-                <w:sz w:val="20"/>
-                <w:szCs w:val="20"/>
-              </w:rPr>
-              <w:t xml:space="preserve"> training component delivers cognitive restructuring via an online platform (http://www.cbtjp.com).</w:t>
+              <w:t>participants completing column worksheets to identify their own automatic thoughts and discussing counter-evidence and adaptive thoughts. The iCBT training component delivers cognitive restructuring via an online platform (http://www.cbtjp.com).</w:t>
             </w:r>
           </w:p>
         </w:tc>
@@ -27409,7 +25077,6 @@
             <w:pPr>
               <w:spacing w:line="276" w:lineRule="auto"/>
             </w:pPr>
-            <w:proofErr w:type="spellStart"/>
             <w:r>
               <w:rPr>
                 <w:rFonts w:eastAsia="Times New Roman"/>
@@ -27420,7 +25087,6 @@
               </w:rPr>
               <w:t>iDOVE</w:t>
             </w:r>
-            <w:proofErr w:type="spellEnd"/>
           </w:p>
         </w:tc>
         <w:tc>
@@ -27450,43 +25116,7 @@
                 <w:sz w:val="20"/>
                 <w:szCs w:val="20"/>
               </w:rPr>
-              <w:t xml:space="preserve">The </w:t>
-            </w:r>
-            <w:proofErr w:type="spellStart"/>
-            <w:r>
-              <w:rPr>
-                <w:rFonts w:eastAsia="Times New Roman"/>
-                <w:sz w:val="20"/>
-                <w:szCs w:val="20"/>
-              </w:rPr>
-              <w:t>iDOVE</w:t>
-            </w:r>
-            <w:proofErr w:type="spellEnd"/>
-            <w:r>
-              <w:rPr>
-                <w:rFonts w:eastAsia="Times New Roman"/>
-                <w:sz w:val="20"/>
-                <w:szCs w:val="20"/>
-              </w:rPr>
-              <w:t xml:space="preserve"> program is a computerized intervention for adolescents recruited from a pediatric emergency department with peer violence exposure and depressive symptoms. It begins with a brief (15–20 minute) computer-guided session in the Emergency Department, followed by an 8-week automated text-message curriculum. The initial face-to-face session includes motivational interviewing and CBT-informed feedback, feedback on peer violence and depressive symptoms, encouragement of </w:t>
-            </w:r>
-            <w:proofErr w:type="gramStart"/>
-            <w:r>
-              <w:rPr>
-                <w:rFonts w:eastAsia="Times New Roman"/>
-                <w:sz w:val="20"/>
-                <w:szCs w:val="20"/>
-              </w:rPr>
-              <w:t>goal-setting</w:t>
-            </w:r>
-            <w:proofErr w:type="gramEnd"/>
-            <w:r>
-              <w:rPr>
-                <w:rFonts w:eastAsia="Times New Roman"/>
-                <w:sz w:val="20"/>
-                <w:szCs w:val="20"/>
-              </w:rPr>
-              <w:t xml:space="preserve"> and self-reflection, an introduction to basic CBT concepts and their relation to the participant's experience of peer violence and depression, and an overview of the text-message component. The follow-up SMS messages include daily mood check-ins, psychoeducational content, reminders, crisis support, and behavioral prompts or motivational messages.</w:t>
+              <w:t>The iDOVE program is a computerized intervention for adolescents recruited from a pediatric emergency department with peer violence exposure and depressive symptoms. It begins with a brief (15–20 minute) computer-guided session in the Emergency Department, followed by an 8-week automated text-message curriculum. The initial face-to-face session includes motivational interviewing and CBT-informed feedback, feedback on peer violence and depressive symptoms, encouragement of goal-setting and self-reflection, an introduction to basic CBT concepts and their relation to the participant's experience of peer violence and depression, and an overview of the text-message component. The follow-up SMS messages include daily mood check-ins, psychoeducational content, reminders, crisis support, and behavioral prompts or motivational messages.</w:t>
             </w:r>
           </w:p>
         </w:tc>
@@ -27680,25 +25310,7 @@
                 <w:sz w:val="20"/>
                 <w:szCs w:val="20"/>
               </w:rPr>
-              <w:t xml:space="preserve">Mello offers real-time assessment and tailored intervention strategies to disrupt repetitive negative thinking (RNT) in young people with depression and anxiety. Key features </w:t>
-            </w:r>
-            <w:proofErr w:type="gramStart"/>
-            <w:r>
-              <w:rPr>
-                <w:rFonts w:eastAsia="Times New Roman"/>
-                <w:sz w:val="20"/>
-                <w:szCs w:val="20"/>
-              </w:rPr>
-              <w:t>include:</w:t>
-            </w:r>
-            <w:proofErr w:type="gramEnd"/>
-            <w:r>
-              <w:rPr>
-                <w:rFonts w:eastAsia="Times New Roman"/>
-                <w:sz w:val="20"/>
-                <w:szCs w:val="20"/>
-              </w:rPr>
-              <w:t xml:space="preserve"> randomized notifications three times daily (9am–</w:t>
+              <w:t>Mello offers real-time assessment and tailored intervention strategies to disrupt repetitive negative thinking (RNT) in young people with depression and anxiety. Key features include: randomized notifications three times daily (9am–</w:t>
             </w:r>
             <w:r>
               <w:rPr>
@@ -27707,25 +25319,7 @@
                 <w:szCs w:val="20"/>
               </w:rPr>
               <w:lastRenderedPageBreak/>
-              <w:t xml:space="preserve">9pm); check-ins assessing current RNT levels, mood state, ongoing activities, and location; algorithmic recommendation of appropriate CBT activities based on level of stuck thinking, current mood, context, and activity level. Each recommended activity takes 2–12 minutes and is delivered via animations with guided text or audio — including mindfulness exercises, problem-solving techniques, </w:t>
-            </w:r>
-            <w:proofErr w:type="spellStart"/>
-            <w:r>
-              <w:rPr>
-                <w:rFonts w:eastAsia="Times New Roman"/>
-                <w:sz w:val="20"/>
-                <w:szCs w:val="20"/>
-              </w:rPr>
-              <w:t>defusion</w:t>
-            </w:r>
-            <w:proofErr w:type="spellEnd"/>
-            <w:r>
-              <w:rPr>
-                <w:rFonts w:eastAsia="Times New Roman"/>
-                <w:sz w:val="20"/>
-                <w:szCs w:val="20"/>
-              </w:rPr>
-              <w:t xml:space="preserve"> strategies, worry-time scheduling, thought challenging, and self-compassion practices. After each activity, users report updated RNT levels and rate helpfulness; a profile analysis shows patterns between RNT and contextual factors; all therapy activities are accessible on demand.</w:t>
+              <w:t>9pm); check-ins assessing current RNT levels, mood state, ongoing activities, and location; algorithmic recommendation of appropriate CBT activities based on level of stuck thinking, current mood, context, and activity level. Each recommended activity takes 2–12 minutes and is delivered via animations with guided text or audio — including mindfulness exercises, problem-solving techniques, defusion strategies, worry-time scheduling, thought challenging, and self-compassion practices. After each activity, users report updated RNT levels and rate helpfulness; a profile analysis shows patterns between RNT and contextual factors; all therapy activities are accessible on demand.</w:t>
             </w:r>
           </w:p>
         </w:tc>
@@ -27784,7 +25378,6 @@
             <w:pPr>
               <w:spacing w:line="276" w:lineRule="auto"/>
             </w:pPr>
-            <w:proofErr w:type="spellStart"/>
             <w:r>
               <w:rPr>
                 <w:rFonts w:eastAsia="Times New Roman"/>
@@ -27795,7 +25388,6 @@
               </w:rPr>
               <w:t>MoodGYM</w:t>
             </w:r>
-            <w:proofErr w:type="spellEnd"/>
           </w:p>
         </w:tc>
         <w:tc>
@@ -27819,23 +25411,13 @@
             <w:pPr>
               <w:spacing w:line="276" w:lineRule="auto"/>
             </w:pPr>
-            <w:proofErr w:type="spellStart"/>
-            <w:r>
-              <w:rPr>
-                <w:rFonts w:eastAsia="Times New Roman"/>
-                <w:sz w:val="20"/>
-                <w:szCs w:val="20"/>
-              </w:rPr>
-              <w:t>MoodGYM</w:t>
-            </w:r>
-            <w:proofErr w:type="spellEnd"/>
-            <w:r>
-              <w:rPr>
-                <w:rFonts w:eastAsia="Times New Roman"/>
-                <w:sz w:val="20"/>
-                <w:szCs w:val="20"/>
-              </w:rPr>
-              <w:t xml:space="preserve"> comprises five modules plus a workbook. Module 1: Feelings — Why You Feel the Way You Do (20 min) explores the connection between thoughts and emotions, identifies emotional impacts of negative thinking, and introduces the WUTIWUF principle (What You Think Is What You Feel). Module 2: Thoughts — Changing the Way We Think (25 min) covers types of dysfunctional thinking and strategies to challenge them, common challenges in authority and intimate relationships, and techniques for improving self-esteem. Module 3: Unwarping — Changing Warped Thoughts (30 min) addresses methods to reframe dysfunctional thought patterns and enhance self-esteem through engagement in positive experiences. Module 4: Destressing — Recognizing Triggers and Coping Strategies (variable duration) covers trigger identification, relaxation techniques (with downloadable resources), and problem-solving frameworks. Module 5: Relationships — Navigating Breakups and Parental Influence (25 min). A workbook with 29 interactive quizzes and diaries allows users to retake quizzes and track progress over time.</w:t>
+            <w:r>
+              <w:rPr>
+                <w:rFonts w:eastAsia="Times New Roman"/>
+                <w:sz w:val="20"/>
+                <w:szCs w:val="20"/>
+              </w:rPr>
+              <w:t>MoodGYM comprises five modules plus a workbook. Module 1: Feelings — Why You Feel the Way You Do (20 min) explores the connection between thoughts and emotions, identifies emotional impacts of negative thinking, and introduces the WUTIWUF principle (What You Think Is What You Feel). Module 2: Thoughts — Changing the Way We Think (25 min) covers types of dysfunctional thinking and strategies to challenge them, common challenges in authority and intimate relationships, and techniques for improving self-esteem. Module 3: Unwarping — Changing Warped Thoughts (30 min) addresses methods to reframe dysfunctional thought patterns and enhance self-esteem through engagement in positive experiences. Module 4: Destressing — Recognizing Triggers and Coping Strategies (variable duration) covers trigger identification, relaxation techniques (with downloadable resources), and problem-solving frameworks. Module 5: Relationships — Navigating Breakups and Parental Influence (25 min). A workbook with 29 interactive quizzes and diaries allows users to retake quizzes and track progress over time.</w:t>
             </w:r>
           </w:p>
         </w:tc>
@@ -27941,25 +25523,7 @@
                 <w:szCs w:val="20"/>
               </w:rPr>
               <w:lastRenderedPageBreak/>
-              <w:t xml:space="preserve">cognitive restructuring. Each participant has access to a personalized webpage with an adult host character delivering therapy content, factsheets, downloadable relaxation files, and a list of local and national helplines. Note: Reframe-IT includes therapist interaction via the message board and is therefore evaluated for eligibility </w:t>
-            </w:r>
-            <w:proofErr w:type="gramStart"/>
-            <w:r>
-              <w:rPr>
-                <w:rFonts w:eastAsia="Times New Roman"/>
-                <w:sz w:val="20"/>
-                <w:szCs w:val="20"/>
-              </w:rPr>
-              <w:t>on the basis of</w:t>
-            </w:r>
-            <w:proofErr w:type="gramEnd"/>
-            <w:r>
-              <w:rPr>
-                <w:rFonts w:eastAsia="Times New Roman"/>
-                <w:sz w:val="20"/>
-                <w:szCs w:val="20"/>
-              </w:rPr>
-              <w:t xml:space="preserve"> whether that interaction constitutes therapeutic guidance.</w:t>
+              <w:t>cognitive restructuring. Each participant has access to a personalized webpage with an adult host character delivering therapy content, factsheets, downloadable relaxation files, and a list of local and national helplines. Note: Reframe-IT includes therapist interaction via the message board and is therefore evaluated for eligibility on the basis of whether that interaction constitutes therapeutic guidance.</w:t>
             </w:r>
           </w:p>
         </w:tc>
@@ -28154,25 +25718,7 @@
                 <w:sz w:val="20"/>
                 <w:szCs w:val="20"/>
               </w:rPr>
-              <w:t xml:space="preserve">Spark (version 2.2) is a CBT-based smartphone application. A character named </w:t>
-            </w:r>
-            <w:proofErr w:type="spellStart"/>
-            <w:r>
-              <w:rPr>
-                <w:rFonts w:eastAsia="Times New Roman"/>
-                <w:sz w:val="20"/>
-                <w:szCs w:val="20"/>
-              </w:rPr>
-              <w:t>Limbot</w:t>
-            </w:r>
-            <w:proofErr w:type="spellEnd"/>
-            <w:r>
-              <w:rPr>
-                <w:rFonts w:eastAsia="Times New Roman"/>
-                <w:sz w:val="20"/>
-                <w:szCs w:val="20"/>
-              </w:rPr>
-              <w:t xml:space="preserve"> guides users to complete activities outside the application. Users are encouraged to schedule daily activities and reflect on their impact on mood. Within the app, participants read text, answer questions, input text, and complete interactive activities. Version 2.2 comprises four levels: Level 1 — Introduction to Behavioral Activation; Level 2 — Mood Tracking; Level 3 — Mindfulness and Activity Scheduling; Level 4 — Problem-Solving and Activity Scheduling.</w:t>
+              <w:t>Spark (version 2.2) is a CBT-based smartphone application. A character named Limbot guides users to complete activities outside the application. Users are encouraged to schedule daily activities and reflect on their impact on mood. Within the app, participants read text, answer questions, input text, and complete interactive activities. Version 2.2 comprises four levels: Level 1 — Introduction to Behavioral Activation; Level 2 — Mood Tracking; Level 3 — Mindfulness and Activity Scheduling; Level 4 — Problem-Solving and Activity Scheduling.</w:t>
             </w:r>
           </w:p>
         </w:tc>
@@ -28473,25 +26019,7 @@
                 <w:sz w:val="20"/>
                 <w:szCs w:val="20"/>
               </w:rPr>
-              <w:t xml:space="preserve">The Journey is a fantasy game-based intervention in which players select and customize their avatars and embark on an immersive quest through enchanted lands. CBT content is systematically integrated into the game; module completion awards points and </w:t>
-            </w:r>
-            <w:proofErr w:type="gramStart"/>
-            <w:r>
-              <w:rPr>
-                <w:rFonts w:eastAsia="Times New Roman"/>
-                <w:sz w:val="20"/>
-                <w:szCs w:val="20"/>
-              </w:rPr>
-              <w:t>mini-games</w:t>
-            </w:r>
-            <w:proofErr w:type="gramEnd"/>
-            <w:r>
-              <w:rPr>
-                <w:rFonts w:eastAsia="Times New Roman"/>
-                <w:sz w:val="20"/>
-                <w:szCs w:val="20"/>
-              </w:rPr>
-              <w:t xml:space="preserve"> serve as post-section rewards. The program consists of seven modules of 25–30 minutes each, each focusing on a distinct CBT topic: Introduction to the CBT Model; Behavioral Activation; Problem Solving; Cognitive Restructuring I; Cognitive Restructuring II; Cognitive Restructuring III; and Summary and Relapse Prevention. Each module begins with a mood </w:t>
+              <w:t xml:space="preserve">The Journey is a fantasy game-based intervention in which players select and customize their avatars and embark on an immersive quest through enchanted lands. CBT content is systematically integrated into the game; module completion awards points and mini-games serve as post-section rewards. The program consists of seven modules of 25–30 minutes each, each focusing on a distinct CBT topic: Introduction to the CBT Model; Behavioral Activation; Problem Solving; Cognitive Restructuring I; Cognitive Restructuring II; Cognitive Restructuring III; and Summary and Relapse Prevention. Each module begins with a mood </w:t>
             </w:r>
             <w:r>
               <w:rPr>
@@ -28500,25 +26028,7 @@
                 <w:szCs w:val="20"/>
               </w:rPr>
               <w:lastRenderedPageBreak/>
-              <w:t xml:space="preserve">assessment, followed by a quiz on the previous module, goal-setting, and interactive elements including exercises, animations, and instructional videos; it concludes with a content summary and a challenge (homework) assignment. A comprehensive guidebook provides module summaries, space for </w:t>
-            </w:r>
-            <w:proofErr w:type="gramStart"/>
-            <w:r>
-              <w:rPr>
-                <w:rFonts w:eastAsia="Times New Roman"/>
-                <w:sz w:val="20"/>
-                <w:szCs w:val="20"/>
-              </w:rPr>
-              <w:t>goal-setting</w:t>
-            </w:r>
-            <w:proofErr w:type="gramEnd"/>
-            <w:r>
-              <w:rPr>
-                <w:rFonts w:eastAsia="Times New Roman"/>
-                <w:sz w:val="20"/>
-                <w:szCs w:val="20"/>
-              </w:rPr>
-              <w:t>, reflection questions, and weekly journaling-based challenges.</w:t>
+              <w:t>assessment, followed by a quiz on the previous module, goal-setting, and interactive elements including exercises, animations, and instructional videos; it concludes with a content summary and a challenge (homework) assignment. A comprehensive guidebook provides module summaries, space for goal-setting, reflection questions, and weekly journaling-based challenges.</w:t>
             </w:r>
           </w:p>
         </w:tc>
@@ -28577,7 +26087,6 @@
             <w:pPr>
               <w:spacing w:line="276" w:lineRule="auto"/>
             </w:pPr>
-            <w:proofErr w:type="spellStart"/>
             <w:r>
               <w:rPr>
                 <w:rFonts w:eastAsia="Times New Roman"/>
@@ -28588,7 +26097,6 @@
               </w:rPr>
               <w:t>WeClick</w:t>
             </w:r>
-            <w:proofErr w:type="spellEnd"/>
           </w:p>
         </w:tc>
         <w:tc>
@@ -28612,41 +26120,13 @@
             <w:pPr>
               <w:spacing w:line="276" w:lineRule="auto"/>
             </w:pPr>
-            <w:proofErr w:type="spellStart"/>
-            <w:r>
-              <w:rPr>
-                <w:rFonts w:eastAsia="Times New Roman"/>
-                <w:sz w:val="20"/>
-                <w:szCs w:val="20"/>
-              </w:rPr>
-              <w:t>WeClick</w:t>
-            </w:r>
-            <w:proofErr w:type="spellEnd"/>
-            <w:r>
-              <w:rPr>
-                <w:rFonts w:eastAsia="Times New Roman"/>
-                <w:sz w:val="20"/>
-                <w:szCs w:val="20"/>
-              </w:rPr>
-              <w:t xml:space="preserve"> is an interactive storytelling application featuring four characters, each confronting different relationship challenges and adolescent issues: family conflicts, peer conflicts, intimate relationship difficulties, and concerns other than relationships (substance use, self-esteem issues, low mood, and anxiety). The user selects a character and progresses through activities designed to develop skills for overcoming negative thinking patterns and enhancing problem-solving. On completing each story, the user obtains a personalized character profile with guidance regarding whom to turn to for support, strategies for emotional balance, methods for seeking help, and techniques for remaining calm. </w:t>
-            </w:r>
-            <w:proofErr w:type="spellStart"/>
-            <w:r>
-              <w:rPr>
-                <w:rFonts w:eastAsia="Times New Roman"/>
-                <w:sz w:val="20"/>
-                <w:szCs w:val="20"/>
-              </w:rPr>
-              <w:t>WeClick</w:t>
-            </w:r>
-            <w:proofErr w:type="spellEnd"/>
-            <w:r>
-              <w:rPr>
-                <w:rFonts w:eastAsia="Times New Roman"/>
-                <w:sz w:val="20"/>
-                <w:szCs w:val="20"/>
-              </w:rPr>
-              <w:t xml:space="preserve"> is entirely self-paced with built-in weekly reminders to encourage engagement.</w:t>
+            <w:r>
+              <w:rPr>
+                <w:rFonts w:eastAsia="Times New Roman"/>
+                <w:sz w:val="20"/>
+                <w:szCs w:val="20"/>
+              </w:rPr>
+              <w:t>WeClick is an interactive storytelling application featuring four characters, each confronting different relationship challenges and adolescent issues: family conflicts, peer conflicts, intimate relationship difficulties, and concerns other than relationships (substance use, self-esteem issues, low mood, and anxiety). The user selects a character and progresses through activities designed to develop skills for overcoming negative thinking patterns and enhancing problem-solving. On completing each story, the user obtains a personalized character profile with guidance regarding whom to turn to for support, strategies for emotional balance, methods for seeking help, and techniques for remaining calm. WeClick is entirely self-paced with built-in weekly reminders to encourage engagement.</w:t>
             </w:r>
           </w:p>
         </w:tc>
@@ -29779,6 +27259,7 @@
   <w:style w:type="character" w:default="1" w:styleId="a0">
     <w:name w:val="Default Paragraph Font"/>
     <w:uiPriority w:val="1"/>
+    <w:semiHidden/>
     <w:unhideWhenUsed/>
   </w:style>
   <w:style w:type="table" w:default="1" w:styleId="a1">

--- a/thesis/Thesis_Final.docx
+++ b/thesis/Thesis_Final.docx
@@ -7,6 +7,7 @@
         <w:spacing w:line="360" w:lineRule="auto"/>
       </w:pPr>
       <w:bookmarkStart w:id="0" w:name="OLE_LINK33"/>
+      <w:bookmarkStart w:id="1" w:name="OLE_LINK42"/>
     </w:p>
     <w:p>
       <w:pPr>
@@ -469,8 +470,8 @@
         <w:pStyle w:val="1"/>
         <w:pageBreakBefore/>
       </w:pPr>
-      <w:bookmarkStart w:id="1" w:name="OLE_LINK2"/>
-      <w:bookmarkStart w:id="2" w:name="OLE_LINK1"/>
+      <w:bookmarkStart w:id="2" w:name="OLE_LINK2"/>
+      <w:bookmarkStart w:id="3" w:name="OLE_LINK1"/>
       <w:r>
         <w:lastRenderedPageBreak/>
         <w:t>Chapter 1. Introduction</w:t>
@@ -730,7 +731,7 @@
         <w:t>• What is the acceptability of unguided self-help CBT among adolescents with depressive symptoms, as indexed by differential dropout between experimental and control arms?</w:t>
       </w:r>
     </w:p>
-    <w:bookmarkEnd w:id="1"/>
+    <w:bookmarkEnd w:id="2"/>
     <w:p>
       <w:pPr>
         <w:pStyle w:val="1"/>
@@ -1000,7 +1001,7 @@
         <w:t>The three reviews together point to several remaining gaps that the present meta-analysis aims to address. First, adolescent-specific evidence on unguided self-help CBT has not been comprehensively synthesized using a support-level framework that is independent from the guided/unguided distinction. Second, existing syntheses have generally not examined whether effect sizes differ systematically by control type, specifically between passive controls (waitlist, TAU, no treatment) and minimally active controls (attention or information-only), even though the choice of comparator can substantially shape apparent effect sizes. Third, depression in adolescence often overlaps with adjacent presentations such as suicidality, self-harm, and bereavement-related emotional difficulties (Herrman et al., 2022). Suicidal ideation is a recognized component of depressive symptomatology, self-harm frequently co-occurs with depressive disorders, and bereavement-related presentations may overlap with or precipitate depressive episodes. By including trials in which depression was assessed as a central outcome alongside these presentations, the present study aims to characterize the reach of unguided self-help CBT across the clinically proximal range in which it is actually deployed.</w:t>
       </w:r>
     </w:p>
-    <w:bookmarkEnd w:id="2"/>
+    <w:bookmarkEnd w:id="3"/>
     <w:p>
       <w:pPr>
         <w:pStyle w:val="1"/>
@@ -5852,7 +5853,7 @@
       <w:pPr>
         <w:pStyle w:val="2"/>
       </w:pPr>
-      <w:bookmarkStart w:id="3" w:name="OLE_LINK9"/>
+      <w:bookmarkStart w:id="4" w:name="OLE_LINK9"/>
       <w:r>
         <w:t>3.</w:t>
       </w:r>
@@ -5894,7 +5895,7 @@
         <w:t>When a single trial reported multiple follow-up assessments within the same window, one assessment was selected for each window according to the following rules. For the short- and medium-term windows, the assessment closest to the midpoint of the window was retained. For the long-term window, the 12-month assessment was prioritized; when 12-month data were not available, the available long-term assessment closest to 12 months was used. The remaining assessments were retained in the database for descriptive reporting but were not entered into the corresponding pooled analysis, in order to avoid unit-of-analysis errors arising from the inclusion of multiple non-independent estimates from a single trial.</w:t>
       </w:r>
     </w:p>
-    <w:bookmarkEnd w:id="3"/>
+    <w:bookmarkEnd w:id="4"/>
     <w:p>
       <w:pPr>
         <w:pStyle w:val="2"/>
@@ -6148,12 +6149,12 @@
       <w:pPr>
         <w:pStyle w:val="3"/>
       </w:pPr>
-      <w:bookmarkStart w:id="4" w:name="OLE_LINK3"/>
+      <w:bookmarkStart w:id="5" w:name="OLE_LINK3"/>
       <w:r>
         <w:t>3.7.4. Publication Bias</w:t>
       </w:r>
     </w:p>
-    <w:bookmarkEnd w:id="4"/>
+    <w:bookmarkEnd w:id="5"/>
     <w:p>
       <w:pPr>
         <w:spacing w:after="120" w:line="360" w:lineRule="auto"/>
@@ -6269,7 +6270,7 @@
           <w:bCs/>
         </w:rPr>
       </w:pPr>
-      <w:bookmarkStart w:id="5" w:name="OLE_LINK7"/>
+      <w:bookmarkStart w:id="6" w:name="OLE_LINK7"/>
       <w:r>
         <w:rPr>
           <w:rFonts w:hint="eastAsia"/>
@@ -6302,7 +6303,7 @@
         <w:t>Prisma Flow Diagram of Study Selection</w:t>
       </w:r>
     </w:p>
-    <w:bookmarkEnd w:id="5"/>
+    <w:bookmarkEnd w:id="6"/>
     <w:p>
       <w:pPr>
         <w:rPr>
@@ -6645,7 +6646,7 @@
           <w:rFonts w:eastAsiaTheme="minorEastAsia"/>
         </w:rPr>
       </w:pPr>
-      <w:bookmarkStart w:id="6" w:name="_Hlk229404376"/>
+      <w:bookmarkStart w:id="7" w:name="_Hlk229404376"/>
       <w:r>
         <w:lastRenderedPageBreak/>
         <w:t xml:space="preserve">4.3. </w:t>
@@ -6660,9 +6661,9 @@
         <w:ind w:firstLine="360"/>
         <w:jc w:val="both"/>
       </w:pPr>
-      <w:bookmarkStart w:id="7" w:name="OLE_LINK8"/>
-      <w:bookmarkStart w:id="8" w:name="OLE_LINK4"/>
-      <w:bookmarkEnd w:id="6"/>
+      <w:bookmarkStart w:id="8" w:name="OLE_LINK8"/>
+      <w:bookmarkStart w:id="9" w:name="OLE_LINK4"/>
+      <w:bookmarkEnd w:id="7"/>
       <w:r>
         <w:t>Risk-of-bias judgements for all included studies are presented in Figure 2. Overall, most studies were judged as having some concerns. Specifically, ten studies were rated as raising some concerns, three were judged to be at high overall risk of bias, and two were judged to have low overall risk of bias.</w:t>
       </w:r>
@@ -6758,7 +6759,7 @@
         <w:jc w:val="both"/>
       </w:pPr>
     </w:p>
-    <w:bookmarkEnd w:id="7"/>
+    <w:bookmarkEnd w:id="8"/>
     <w:p>
       <w:pPr>
         <w:rPr>
@@ -6814,7 +6815,7 @@
         <w:t>Risk of Bias Appraisal for Individual Studies</w:t>
       </w:r>
     </w:p>
-    <w:bookmarkEnd w:id="8"/>
+    <w:bookmarkEnd w:id="9"/>
     <w:p>
       <w:pPr>
         <w:spacing w:after="120" w:line="360" w:lineRule="auto"/>
@@ -6926,7 +6927,7 @@
       <w:pPr>
         <w:pStyle w:val="2"/>
       </w:pPr>
-      <w:bookmarkStart w:id="9" w:name="OLE_LINK36"/>
+      <w:bookmarkStart w:id="10" w:name="OLE_LINK36"/>
       <w:r>
         <w:lastRenderedPageBreak/>
         <w:t>4.4. Overall Effects at Post-Intervention and Follow-up</w:t>
@@ -6943,8 +6944,8 @@
           <w:szCs w:val="24"/>
         </w:rPr>
       </w:pPr>
-      <w:bookmarkStart w:id="10" w:name="OLE_LINK19"/>
-      <w:bookmarkStart w:id="11" w:name="OLE_LINK11"/>
+      <w:bookmarkStart w:id="11" w:name="OLE_LINK19"/>
+      <w:bookmarkStart w:id="12" w:name="OLE_LINK11"/>
       <w:r>
         <w:rPr>
           <w:rFonts w:hint="eastAsia"/>
@@ -6982,9 +6983,9 @@
         <w:ind w:firstLine="360"/>
         <w:jc w:val="both"/>
       </w:pPr>
-      <w:bookmarkStart w:id="12" w:name="OLE_LINK34"/>
-      <w:bookmarkStart w:id="13" w:name="OLE_LINK26"/>
-      <w:bookmarkEnd w:id="10"/>
+      <w:bookmarkStart w:id="13" w:name="OLE_LINK34"/>
+      <w:bookmarkStart w:id="14" w:name="OLE_LINK26"/>
+      <w:bookmarkEnd w:id="11"/>
       <w:r>
         <w:t>Fourteen studies contributed effect sizes at post-intervention, including 1,</w:t>
       </w:r>
@@ -7084,7 +7085,7 @@
         </w:rPr>
       </w:pPr>
     </w:p>
-    <w:bookmarkEnd w:id="12"/>
+    <w:bookmarkEnd w:id="13"/>
     <w:p>
       <w:pPr>
         <w:spacing w:after="120" w:line="360" w:lineRule="auto"/>
@@ -7336,7 +7337,7 @@
         <w:spacing w:after="120" w:line="276" w:lineRule="auto"/>
         <w:jc w:val="both"/>
       </w:pPr>
-      <w:bookmarkStart w:id="14" w:name="OLE_LINK24"/>
+      <w:bookmarkStart w:id="15" w:name="OLE_LINK24"/>
       <w:r>
         <w:rPr>
           <w:rFonts w:hint="eastAsia"/>
@@ -7389,7 +7390,7 @@
         <w:t>. Squares represent point estimates of individual studies, with size proportional to study weight in the random-effects model. Horizontal lines represent 95% confidence intervals; arrows indicate intervals extending beyond the plot range. The blue diamond represents the random-effects pooled estimate using Hartung-Knapp adjustment. The red bar represents the 95% prediction interval. CI = confidence interval; HK = Hartung-Knapp.</w:t>
       </w:r>
     </w:p>
-    <w:bookmarkEnd w:id="14"/>
+    <w:bookmarkEnd w:id="15"/>
     <w:p>
       <w:pPr>
         <w:spacing w:after="120" w:line="276" w:lineRule="auto"/>
@@ -7402,7 +7403,7 @@
         <w:ind w:firstLine="360"/>
         <w:jc w:val="both"/>
       </w:pPr>
-      <w:bookmarkStart w:id="15" w:name="OLE_LINK13"/>
+      <w:bookmarkStart w:id="16" w:name="OLE_LINK13"/>
       <w:r>
         <w:t>Between-study heterogeneity was moderate to high, Q(13) = 35.</w:t>
       </w:r>
@@ -7466,7 +7467,7 @@
         <w:t>Whether this post-intervention effect was sustained across follow-up timepoints is examined in the subsequent sections (Sections 4.4.2–4.4.4).</w:t>
       </w:r>
     </w:p>
-    <w:bookmarkEnd w:id="15"/>
+    <w:bookmarkEnd w:id="16"/>
     <w:p>
       <w:pPr>
         <w:spacing w:after="120" w:line="360" w:lineRule="auto"/>
@@ -7482,9 +7483,9 @@
         <w:spacing w:after="120" w:line="360" w:lineRule="auto"/>
         <w:jc w:val="both"/>
       </w:pPr>
-      <w:bookmarkStart w:id="16" w:name="OLE_LINK37"/>
-      <w:bookmarkStart w:id="17" w:name="OLE_LINK20"/>
-      <w:bookmarkStart w:id="18" w:name="OLE_LINK16"/>
+      <w:bookmarkStart w:id="17" w:name="OLE_LINK37"/>
+      <w:bookmarkStart w:id="18" w:name="OLE_LINK20"/>
+      <w:bookmarkStart w:id="19" w:name="OLE_LINK16"/>
       <w:r>
         <w:rPr>
           <w:rFonts w:hint="eastAsia"/>
@@ -7500,7 +7501,7 @@
         </w:rPr>
         <w:t xml:space="preserve">Test of Heterogeneity: </w:t>
       </w:r>
-      <w:bookmarkStart w:id="19" w:name="OLE_LINK18"/>
+      <w:bookmarkStart w:id="20" w:name="OLE_LINK18"/>
       <w:r>
         <w:rPr>
           <w:b/>
@@ -7508,7 +7509,7 @@
         </w:rPr>
         <w:t>Post-Intervention</w:t>
       </w:r>
-      <w:bookmarkEnd w:id="19"/>
+      <w:bookmarkEnd w:id="20"/>
     </w:p>
     <w:tbl>
       <w:tblPr>
@@ -7837,7 +7838,7 @@
                 <w:iCs/>
               </w:rPr>
             </w:pPr>
-            <w:bookmarkStart w:id="20" w:name="OLE_LINK12"/>
+            <w:bookmarkStart w:id="21" w:name="OLE_LINK12"/>
             <w:r>
               <w:rPr>
                 <w:b/>
@@ -7856,7 +7857,7 @@
               </w:rPr>
               <w:t>2</w:t>
             </w:r>
-            <w:bookmarkEnd w:id="20"/>
+            <w:bookmarkEnd w:id="21"/>
           </w:p>
         </w:tc>
         <w:tc>
@@ -8118,7 +8119,7 @@
           </w:p>
         </w:tc>
       </w:tr>
-      <w:bookmarkEnd w:id="16"/>
+      <w:bookmarkEnd w:id="17"/>
     </w:tbl>
     <w:p>
       <w:pPr>
@@ -8147,11 +8148,11 @@
       <w:r>
         <w:t xml:space="preserve"> k = number of studies; CI = confidence interval; PI = prediction interval. Pooled estimates were computed using a random-effects model with REML estimator and Hartung-Knapp adjustment.</w:t>
       </w:r>
-      <w:bookmarkEnd w:id="17"/>
-    </w:p>
-    <w:bookmarkEnd w:id="11"/>
-    <w:bookmarkEnd w:id="13"/>
-    <w:bookmarkEnd w:id="18"/>
+      <w:bookmarkEnd w:id="18"/>
+    </w:p>
+    <w:bookmarkEnd w:id="12"/>
+    <w:bookmarkEnd w:id="14"/>
+    <w:bookmarkEnd w:id="19"/>
     <w:p>
       <w:pPr>
         <w:spacing w:after="120" w:line="360" w:lineRule="auto"/>
@@ -8217,7 +8218,7 @@
           <w:bCs/>
         </w:rPr>
       </w:pPr>
-      <w:bookmarkStart w:id="21" w:name="OLE_LINK27"/>
+      <w:bookmarkStart w:id="22" w:name="OLE_LINK27"/>
       <w:r>
         <w:rPr>
           <w:rFonts w:hint="eastAsia"/>
@@ -8227,7 +8228,7 @@
         <w:t>Short-term follow-up</w:t>
       </w:r>
     </w:p>
-    <w:bookmarkEnd w:id="21"/>
+    <w:bookmarkEnd w:id="22"/>
     <w:p>
       <w:pPr>
         <w:spacing w:after="120" w:line="360" w:lineRule="auto"/>
@@ -8240,7 +8241,7 @@
         </w:rPr>
         <w:t xml:space="preserve"> </w:t>
       </w:r>
-      <w:bookmarkStart w:id="22" w:name="OLE_LINK29"/>
+      <w:bookmarkStart w:id="23" w:name="OLE_LINK29"/>
       <w:r>
         <w:rPr>
           <w:rFonts w:hint="eastAsia"/>
@@ -8348,7 +8349,7 @@
       <w:r>
         <w:t xml:space="preserve">These short-term findings should be interpreted with considerable caution. </w:t>
       </w:r>
-      <w:bookmarkEnd w:id="22"/>
+      <w:bookmarkEnd w:id="23"/>
     </w:p>
     <w:p>
       <w:pPr>
@@ -8367,7 +8368,7 @@
           <w:noProof/>
         </w:rPr>
       </w:pPr>
-      <w:bookmarkStart w:id="23" w:name="OLE_LINK23"/>
+      <w:bookmarkStart w:id="24" w:name="OLE_LINK23"/>
       <w:r>
         <w:rPr>
           <w:rFonts w:hint="eastAsia"/>
@@ -8428,7 +8429,7 @@
         <w:t>Short-Term Follow-UP</w:t>
       </w:r>
     </w:p>
-    <w:bookmarkEnd w:id="23"/>
+    <w:bookmarkEnd w:id="24"/>
     <w:p>
       <w:pPr>
         <w:spacing w:after="120" w:line="360" w:lineRule="auto"/>
@@ -8496,7 +8497,7 @@
         <w:spacing w:after="120" w:line="276" w:lineRule="auto"/>
         <w:jc w:val="both"/>
       </w:pPr>
-      <w:bookmarkStart w:id="24" w:name="OLE_LINK32"/>
+      <w:bookmarkStart w:id="25" w:name="OLE_LINK32"/>
       <w:r>
         <w:rPr>
           <w:rFonts w:hint="eastAsia"/>
@@ -8549,7 +8550,7 @@
         <w:t>. Squares represent point estimates of individual studies, with size proportional to study weight in the random-effects model. Horizontal lines represent 95% confidence intervals; arrows indicate intervals extending beyond the plot range. The blue diamond represents the random-effects pooled estimate using Hartung-Knapp adjustment. The red bar represents the 95% prediction interval. CI = confidence interval; HK = Hartung-Knapp.</w:t>
       </w:r>
     </w:p>
-    <w:bookmarkEnd w:id="24"/>
+    <w:bookmarkEnd w:id="25"/>
     <w:p>
       <w:pPr>
         <w:spacing w:after="120" w:line="276" w:lineRule="auto"/>
@@ -8572,7 +8573,7 @@
           <w:bCs/>
         </w:rPr>
       </w:pPr>
-      <w:bookmarkStart w:id="25" w:name="OLE_LINK21"/>
+      <w:bookmarkStart w:id="26" w:name="OLE_LINK21"/>
       <w:r>
         <w:rPr>
           <w:rFonts w:hint="eastAsia"/>
@@ -8596,9 +8597,9 @@
         <w:ind w:firstLine="360"/>
         <w:jc w:val="both"/>
       </w:pPr>
-      <w:bookmarkStart w:id="26" w:name="OLE_LINK28"/>
-      <w:bookmarkStart w:id="27" w:name="OLE_LINK17"/>
-      <w:bookmarkEnd w:id="25"/>
+      <w:bookmarkStart w:id="27" w:name="OLE_LINK28"/>
+      <w:bookmarkStart w:id="28" w:name="OLE_LINK17"/>
+      <w:bookmarkEnd w:id="26"/>
       <w:r>
         <w:rPr>
           <w:rFonts w:hint="eastAsia"/>
@@ -8677,7 +8678,7 @@
         </w:rPr>
         <w:t xml:space="preserve"> contributed to pooled effect size of mid-term follow-up </w:t>
       </w:r>
-      <w:bookmarkStart w:id="28" w:name="OLE_LINK14"/>
+      <w:bookmarkStart w:id="29" w:name="OLE_LINK14"/>
       <w:r>
         <w:rPr>
           <w:rFonts w:hint="eastAsia"/>
@@ -8693,7 +8694,7 @@
         </w:rPr>
         <w:t>)</w:t>
       </w:r>
-      <w:bookmarkEnd w:id="28"/>
+      <w:bookmarkEnd w:id="29"/>
       <w:r>
         <w:rPr>
           <w:rFonts w:hint="eastAsia"/>
@@ -8793,7 +8794,7 @@
         </w:rPr>
         <w:t xml:space="preserve"> (Figure 5).</w:t>
       </w:r>
-      <w:bookmarkStart w:id="29" w:name="OLE_LINK30"/>
+      <w:bookmarkStart w:id="30" w:name="OLE_LINK30"/>
       <w:r>
         <w:rPr>
           <w:rFonts w:hint="eastAsia"/>
@@ -8904,8 +8905,8 @@
         <w:t>The 95% prediction interval ranged from −0.03 to 0.26, suggesting that the true effect in a comparable future trial would most likely be small and positive, though the interval marginally included zero.</w:t>
       </w:r>
     </w:p>
-    <w:bookmarkEnd w:id="26"/>
-    <w:bookmarkEnd w:id="29"/>
+    <w:bookmarkEnd w:id="27"/>
+    <w:bookmarkEnd w:id="30"/>
     <w:p>
       <w:pPr>
         <w:spacing w:after="120" w:line="360" w:lineRule="auto"/>
@@ -8917,7 +8918,7 @@
         </w:rPr>
       </w:pPr>
     </w:p>
-    <w:bookmarkEnd w:id="27"/>
+    <w:bookmarkEnd w:id="28"/>
     <w:p>
       <w:pPr>
         <w:spacing w:after="120" w:line="360" w:lineRule="auto"/>
@@ -9299,7 +9300,7 @@
           <w:noProof/>
         </w:rPr>
       </w:pPr>
-      <w:bookmarkStart w:id="30" w:name="OLE_LINK15"/>
+      <w:bookmarkStart w:id="31" w:name="OLE_LINK15"/>
       <w:r>
         <w:rPr>
           <w:rFonts w:hint="eastAsia"/>
@@ -9360,7 +9361,7 @@
         <w:t>-Term Follow-UP</w:t>
       </w:r>
     </w:p>
-    <w:bookmarkEnd w:id="30"/>
+    <w:bookmarkEnd w:id="31"/>
     <w:p>
       <w:pPr>
         <w:spacing w:after="120" w:line="360" w:lineRule="auto"/>
@@ -9465,7 +9466,7 @@
         <w:spacing w:after="120" w:line="360" w:lineRule="auto"/>
         <w:jc w:val="both"/>
       </w:pPr>
-      <w:bookmarkStart w:id="31" w:name="OLE_LINK25"/>
+      <w:bookmarkStart w:id="32" w:name="OLE_LINK25"/>
       <w:r>
         <w:rPr>
           <w:rFonts w:hint="eastAsia"/>
@@ -9497,7 +9498,7 @@
         </w:rPr>
         <w:t>Test of Heterogeneity</w:t>
       </w:r>
-      <w:bookmarkStart w:id="32" w:name="OLE_LINK22"/>
+      <w:bookmarkStart w:id="33" w:name="OLE_LINK22"/>
       <w:r>
         <w:rPr>
           <w:rFonts w:hint="eastAsia"/>
@@ -9521,7 +9522,7 @@
         </w:rPr>
         <w:t>Follow-UP</w:t>
       </w:r>
-      <w:bookmarkEnd w:id="32"/>
+      <w:bookmarkEnd w:id="33"/>
       <w:r>
         <w:rPr>
           <w:rFonts w:hint="eastAsia"/>
@@ -10323,7 +10324,7 @@
               <w:spacing w:after="120" w:line="360" w:lineRule="auto"/>
               <w:jc w:val="center"/>
             </w:pPr>
-            <w:bookmarkStart w:id="33" w:name="OLE_LINK31"/>
+            <w:bookmarkStart w:id="34" w:name="OLE_LINK31"/>
             <w:r>
               <w:rPr>
                 <w:rFonts w:hint="eastAsia"/>
@@ -10373,7 +10374,7 @@
               </w:rPr>
               <w:t>]</w:t>
             </w:r>
-            <w:bookmarkEnd w:id="33"/>
+            <w:bookmarkEnd w:id="34"/>
           </w:p>
         </w:tc>
         <w:tc>
@@ -10907,7 +10908,7 @@
         </w:rPr>
         <w:t>Note.</w:t>
       </w:r>
-      <w:bookmarkEnd w:id="31"/>
+      <w:bookmarkEnd w:id="32"/>
       <w:r>
         <w:rPr>
           <w:rFonts w:hint="eastAsia"/>
@@ -10950,7 +10951,7 @@
           <w:rFonts w:eastAsiaTheme="minorEastAsia"/>
         </w:rPr>
       </w:pPr>
-      <w:bookmarkStart w:id="34" w:name="OLE_LINK35"/>
+      <w:bookmarkStart w:id="35" w:name="OLE_LINK35"/>
       <w:r>
         <w:rPr>
           <w:rFonts w:eastAsiaTheme="minorEastAsia"/>
@@ -10976,7 +10977,7 @@
         <w:t>Confirmatory subgroup analyses</w:t>
       </w:r>
     </w:p>
-    <w:bookmarkEnd w:id="34"/>
+    <w:bookmarkEnd w:id="35"/>
     <w:p>
       <w:pPr>
         <w:pStyle w:val="4"/>
@@ -10991,7 +10992,7 @@
         <w:ind w:firstLine="360"/>
         <w:jc w:val="both"/>
       </w:pPr>
-      <w:bookmarkStart w:id="35" w:name="OLE_LINK39"/>
+      <w:bookmarkStart w:id="36" w:name="OLE_LINK39"/>
       <w:r>
         <w:t>Of the 14 studies, seven employed passive control conditions (waitlist, treatment-as-usual, or assessment-only) and seven employed minimally active control conditions (attention or information-only).</w:t>
       </w:r>
@@ -11025,8 +11026,8 @@
         <w:ind w:firstLine="360"/>
         <w:jc w:val="both"/>
       </w:pPr>
-      <w:bookmarkStart w:id="36" w:name="OLE_LINK40"/>
-      <w:bookmarkEnd w:id="35"/>
+      <w:bookmarkStart w:id="37" w:name="OLE_LINK40"/>
+      <w:bookmarkEnd w:id="36"/>
       <w:r>
         <w:t xml:space="preserve">In the passive control subgroup, the pooled effect was Hedges’ </w:t>
       </w:r>
@@ -11079,7 +11080,7 @@
       <w:r>
         <w:t xml:space="preserve"> = .019, with the confidence interval excluding zero. However, these within-subgroup significance patterns should not be interpreted as evidence that the two subgroups differ significantly, because the formal between-subgroup comparison was non-significant.</w:t>
       </w:r>
-      <w:bookmarkEnd w:id="36"/>
+      <w:bookmarkEnd w:id="37"/>
     </w:p>
     <w:p>
       <w:pPr>
@@ -11186,7 +11187,7 @@
       <w:r>
         <w:t xml:space="preserve"> In the Low stratum,</w:t>
       </w:r>
-      <w:bookmarkStart w:id="37" w:name="OLE_LINK43"/>
+      <w:bookmarkStart w:id="38" w:name="OLE_LINK43"/>
       <w:r>
         <w:t xml:space="preserve"> the pooled Hedges’ g was 0.27, 95% CI [0.05, 0.49], </w:t>
       </w:r>
@@ -11200,7 +11201,7 @@
       <w:r>
         <w:t xml:space="preserve"> = .02</w:t>
       </w:r>
-      <w:bookmarkEnd w:id="37"/>
+      <w:bookmarkEnd w:id="38"/>
       <w:r>
         <w:t xml:space="preserve">0, with the confidence interval excluding zero. In the High stratum, the pooled Hedges’ </w:t>
       </w:r>
@@ -11429,7 +11430,7 @@
         <w:t>Within-subgroup heterogeneity remained moderate to substantial across all three component contrasts (I² = 41–74%; Table 4), and stratifying by component presence did not appreciably reduce overall heterogeneity (residual τ² ≈ .058–.068, comparable to the overall τ² of .055). This indicates that the presence or absence of any single component does not account for the between-study variability observed in the main analysis.</w:t>
       </w:r>
     </w:p>
-    <w:bookmarkEnd w:id="9"/>
+    <w:bookmarkEnd w:id="10"/>
     <w:p>
       <w:pPr>
         <w:rPr>
@@ -11549,7 +11550,7 @@
                 <w:color w:val="000000"/>
               </w:rPr>
             </w:pPr>
-            <w:bookmarkStart w:id="38" w:name="OLE_LINK38"/>
+            <w:bookmarkStart w:id="39" w:name="OLE_LINK38"/>
             <w:r>
               <w:rPr>
                 <w:rFonts w:eastAsia="DengXian"/>
@@ -14702,7 +14703,7 @@
           </w:p>
         </w:tc>
       </w:tr>
-      <w:bookmarkEnd w:id="38"/>
+      <w:bookmarkEnd w:id="39"/>
     </w:tbl>
     <w:p/>
     <w:p>
@@ -15474,7 +15475,7 @@
           <w:rFonts w:eastAsiaTheme="minorEastAsia"/>
         </w:rPr>
       </w:pPr>
-      <w:bookmarkStart w:id="39" w:name="OLE_LINK10"/>
+      <w:bookmarkStart w:id="40" w:name="OLE_LINK10"/>
       <w:r>
         <w:rPr>
           <w:rFonts w:eastAsiaTheme="minorEastAsia"/>
@@ -15527,7 +15528,7 @@
         </w:rPr>
         <w:t>.2 Leave-one-out influence analysis</w:t>
       </w:r>
-      <w:bookmarkEnd w:id="39"/>
+      <w:bookmarkEnd w:id="40"/>
     </w:p>
     <w:p>
       <w:r>
@@ -15740,7 +15741,7 @@
         </w:rPr>
         <w:lastRenderedPageBreak/>
         <w:drawing>
-          <wp:inline distT="0" distB="0" distL="0" distR="0" wp14:anchorId="5C9BA0DB" wp14:editId="5774897E">
+          <wp:inline distT="0" distB="0" distL="0" distR="0" wp14:anchorId="5C9BA0DB" wp14:editId="6F794573">
             <wp:extent cx="5943600" cy="4953000"/>
             <wp:effectExtent l="0" t="0" r="0" b="0"/>
             <wp:docPr id="2036369271" name="图片 11" descr="图表&#10;&#10;描述已自动生成"/>
@@ -16616,7 +16617,7 @@
           <w:rFonts w:eastAsiaTheme="minorEastAsia"/>
         </w:rPr>
       </w:pPr>
-      <w:bookmarkStart w:id="40" w:name="OLE_LINK41"/>
+      <w:bookmarkStart w:id="41" w:name="OLE_LINK41"/>
       <w:r>
         <w:t>4.</w:t>
       </w:r>
@@ -17078,7 +17079,7 @@
       <w:r>
         <w:t xml:space="preserve">. Baujat plot (Baujat et al., 2002) for the acceptability meta-analysis, displaying each study's contribution to overall between-study heterogeneity (x-axis; squared Pearson residual) against its influence on the pooled risk ratio when removed from the analysis (y-axis). Studies located in the upper-right quadrant of the plot contribute substantially to both observed heterogeneity and the pooled estimate. O'Dea (2025) is the only study clearly separated from the origin, occupying the upper-right region; all other studies cluster </w:t>
       </w:r>
-      <w:bookmarkEnd w:id="40"/>
+      <w:bookmarkEnd w:id="41"/>
       <w:r>
         <w:lastRenderedPageBreak/>
         <w:t>near the lower-left corner, indicating minimal individual contribution to either heterogeneity or pooled effect. This pattern identifies O'Dea (2025) as the principal source of between-study heterogeneity in the acceptability analysis.</w:t>
@@ -17222,9 +17223,6 @@
         <w:spacing w:after="120" w:line="360" w:lineRule="auto"/>
         <w:ind w:firstLine="360"/>
         <w:jc w:val="both"/>
-        <w:rPr>
-          <w:rFonts w:hint="eastAsia"/>
-        </w:rPr>
       </w:pPr>
       <w:r>
         <w:rPr>
@@ -17414,11 +17412,14 @@
         <w:spacing w:after="120" w:line="360" w:lineRule="auto"/>
         <w:ind w:firstLine="360"/>
         <w:jc w:val="both"/>
-      </w:pPr>
-      <w:r>
         <w:rPr>
           <w:rFonts w:hint="eastAsia"/>
         </w:rPr>
+      </w:pPr>
+      <w:r>
+        <w:rPr>
+          <w:rFonts w:hint="eastAsia"/>
+        </w:rPr>
         <w:t>真正做了</w:t>
       </w:r>
       <w:r>
@@ -17461,6 +17462,9 @@
     <w:p>
       <w:pPr>
         <w:pStyle w:val="2"/>
+        <w:rPr>
+          <w:rFonts w:eastAsiaTheme="minorEastAsia"/>
+        </w:rPr>
       </w:pPr>
       <w:r>
         <w:t>5.5. Implications and Future Directions</w:t>
@@ -17471,12 +17475,90 @@
         <w:spacing w:after="120" w:line="360" w:lineRule="auto"/>
         <w:ind w:firstLine="360"/>
         <w:jc w:val="both"/>
-      </w:pPr>
-      <w:r>
-        <w:rPr>
-          <w:rFonts w:eastAsia="Times New Roman"/>
-        </w:rPr>
-        <w:t>[Placeholder for clinical and research implications.]</w:t>
+        <w:rPr>
+          <w:rFonts w:hint="eastAsia"/>
+        </w:rPr>
+      </w:pPr>
+      <w:r>
+        <w:rPr>
+          <w:rFonts w:hint="eastAsia"/>
+        </w:rPr>
+        <w:t>未来的介入设计者：虽然</w:t>
+      </w:r>
+      <w:r>
+        <w:rPr>
+          <w:rFonts w:hint="eastAsia"/>
+        </w:rPr>
+        <w:t>O</w:t>
+      </w:r>
+      <w:r>
+        <w:t>’</w:t>
+      </w:r>
+      <w:r>
+        <w:rPr>
+          <w:rFonts w:hint="eastAsia"/>
+        </w:rPr>
+        <w:t>Dea 2025</w:t>
+      </w:r>
+      <w:r>
+        <w:rPr>
+          <w:rFonts w:hint="eastAsia"/>
+        </w:rPr>
+        <w:t>作为低效应高脱落率的身份存在，但我们需要看清，这个研究的情境相较于其他的研究反而接近实际青少年自助的时候的真实情境，也提醒我们在设计介入和投入研究的时候不能只是紧盯着</w:t>
+      </w:r>
+      <w:r>
+        <w:rPr>
+          <w:rFonts w:hint="eastAsia"/>
+        </w:rPr>
+        <w:t>effective</w:t>
+      </w:r>
+      <w:r>
+        <w:rPr>
+          <w:rFonts w:hint="eastAsia"/>
+        </w:rPr>
+        <w:t>，</w:t>
+      </w:r>
+      <w:r>
+        <w:rPr>
+          <w:rFonts w:hint="eastAsia"/>
+        </w:rPr>
+        <w:t>eff</w:t>
+      </w:r>
+      <w:r>
+        <w:rPr>
+          <w:rFonts w:hint="eastAsia"/>
+        </w:rPr>
+        <w:t>icacious</w:t>
+      </w:r>
+      <w:r>
+        <w:rPr>
+          <w:rFonts w:hint="eastAsia"/>
+        </w:rPr>
+        <w:t>的部分才是我们设计的初衷。我们可以将</w:t>
+      </w:r>
+      <w:r>
+        <w:rPr>
+          <w:rFonts w:hint="eastAsia"/>
+        </w:rPr>
+        <w:t>smith</w:t>
+      </w:r>
+      <w:r>
+        <w:rPr>
+          <w:rFonts w:hint="eastAsia"/>
+        </w:rPr>
+        <w:t>等人的研究的情境控制手段融入我们的设计当中，而不是</w:t>
+      </w:r>
+      <w:r>
+        <w:rPr>
+          <w:rFonts w:hint="eastAsia"/>
+        </w:rPr>
+        <w:t>研究设计</w:t>
+      </w:r>
+      <w:r>
+        <w:rPr>
+          <w:rFonts w:hint="eastAsia"/>
+        </w:rPr>
+        <w:t>，例如：</w:t>
       </w:r>
     </w:p>
     <w:p>
@@ -18770,7 +18852,7 @@
               <w:spacing w:line="276" w:lineRule="auto"/>
               <w:jc w:val="center"/>
             </w:pPr>
-            <w:bookmarkStart w:id="41" w:name="OLE_LINK44"/>
+            <w:bookmarkStart w:id="42" w:name="OLE_LINK44"/>
             <w:r>
               <w:rPr>
                 <w:rFonts w:eastAsia="Times New Roman"/>
@@ -19834,7 +19916,7 @@
         </w:tc>
       </w:tr>
     </w:tbl>
-    <w:bookmarkEnd w:id="41"/>
+    <w:bookmarkEnd w:id="42"/>
     <w:p>
       <w:pPr>
         <w:pStyle w:val="1"/>
@@ -19973,7 +20055,7 @@
               <w:spacing w:line="276" w:lineRule="auto"/>
               <w:jc w:val="center"/>
             </w:pPr>
-            <w:bookmarkStart w:id="42" w:name="_Hlk228529360"/>
+            <w:bookmarkStart w:id="43" w:name="_Hlk228529360"/>
             <w:r>
               <w:rPr>
                 <w:rFonts w:eastAsia="Times New Roman"/>
@@ -20018,7 +20100,7 @@
           </w:p>
         </w:tc>
       </w:tr>
-      <w:bookmarkEnd w:id="42"/>
+      <w:bookmarkEnd w:id="43"/>
       <w:tr>
         <w:tc>
           <w:tcPr>
@@ -20142,11 +20224,11 @@
             <w:pPr>
               <w:spacing w:line="276" w:lineRule="auto"/>
             </w:pPr>
-            <w:bookmarkStart w:id="43" w:name="OLE_LINK5"/>
+            <w:bookmarkStart w:id="44" w:name="OLE_LINK5"/>
             <w:r>
               <w:t>Intervention is not CBT-based or lacks required CBT components (cognitive restructuring and at least one behavioral component)</w:t>
             </w:r>
-            <w:bookmarkEnd w:id="43"/>
+            <w:bookmarkEnd w:id="44"/>
           </w:p>
         </w:tc>
       </w:tr>
@@ -20474,7 +20556,7 @@
             <w:pPr>
               <w:spacing w:line="276" w:lineRule="auto"/>
             </w:pPr>
-            <w:bookmarkStart w:id="44" w:name="OLE_LINK6"/>
+            <w:bookmarkStart w:id="45" w:name="OLE_LINK6"/>
             <w:r>
               <w:rPr>
                 <w:rFonts w:eastAsia="Times New Roman"/>
@@ -20483,7 +20565,7 @@
               </w:rPr>
               <w:t>Conference abstract or protocol-only publication</w:t>
             </w:r>
-            <w:bookmarkEnd w:id="44"/>
+            <w:bookmarkEnd w:id="45"/>
           </w:p>
         </w:tc>
       </w:tr>
@@ -20577,7 +20659,7 @@
               <w:spacing w:line="276" w:lineRule="auto"/>
               <w:jc w:val="center"/>
             </w:pPr>
-            <w:bookmarkStart w:id="45" w:name="_Hlk228529567"/>
+            <w:bookmarkStart w:id="46" w:name="_Hlk228529567"/>
             <w:r>
               <w:rPr>
                 <w:rFonts w:eastAsia="Times New Roman"/>
@@ -20622,7 +20704,7 @@
           </w:p>
         </w:tc>
       </w:tr>
-      <w:bookmarkEnd w:id="45"/>
+      <w:bookmarkEnd w:id="46"/>
       <w:tr>
         <w:tc>
           <w:tcPr>
@@ -24454,7 +24536,7 @@
             <w:pPr>
               <w:spacing w:line="276" w:lineRule="auto"/>
             </w:pPr>
-            <w:bookmarkStart w:id="46" w:name="_Hlk230302761"/>
+            <w:bookmarkStart w:id="47" w:name="_Hlk230302761"/>
             <w:r>
               <w:rPr>
                 <w:rFonts w:eastAsia="Times New Roman"/>
@@ -24530,7 +24612,7 @@
           </w:p>
         </w:tc>
       </w:tr>
-      <w:bookmarkEnd w:id="46"/>
+      <w:bookmarkEnd w:id="47"/>
       <w:tr>
         <w:tc>
           <w:tcPr>
@@ -26543,6 +26625,7 @@
         <w:t xml:space="preserve"> (0.65).</w:t>
       </w:r>
     </w:p>
+    <w:bookmarkEnd w:id="1"/>
     <w:p/>
     <w:sectPr>
       <w:headerReference w:type="default" r:id="rId21"/>

--- a/thesis/Thesis_Final.docx
+++ b/thesis/Thesis_Final.docx
@@ -159,6 +159,7 @@
           <w:lang w:eastAsia="ko-KR"/>
         </w:rPr>
       </w:pPr>
+      <w:proofErr w:type="spellStart"/>
       <w:r>
         <w:rPr>
           <w:rFonts w:eastAsia="Times New Roman"/>
@@ -168,17 +169,9 @@
           <w:szCs w:val="28"/>
           <w:lang w:eastAsia="ko-KR"/>
         </w:rPr>
-        <w:t>청소년 우울 증상에 대한 비지도적 자가 도움</w:t>
-      </w:r>
-    </w:p>
-    <w:p>
-      <w:pPr>
-        <w:spacing w:before="120" w:after="120" w:line="360" w:lineRule="auto"/>
-        <w:jc w:val="center"/>
-        <w:rPr>
-          <w:lang w:eastAsia="ko-KR"/>
-        </w:rPr>
-      </w:pPr>
+        <w:t>청소년</w:t>
+      </w:r>
+      <w:proofErr w:type="spellEnd"/>
       <w:r>
         <w:rPr>
           <w:rFonts w:eastAsia="Times New Roman"/>
@@ -188,8 +181,259 @@
           <w:szCs w:val="28"/>
           <w:lang w:eastAsia="ko-KR"/>
         </w:rPr>
-        <w:t>인지행동치료 개입의 효과성에 관한 메타분석</w:t>
-      </w:r>
+        <w:t xml:space="preserve"> </w:t>
+      </w:r>
+      <w:proofErr w:type="spellStart"/>
+      <w:r>
+        <w:rPr>
+          <w:rFonts w:eastAsia="Times New Roman"/>
+          <w:b/>
+          <w:bCs/>
+          <w:sz w:val="28"/>
+          <w:szCs w:val="28"/>
+          <w:lang w:eastAsia="ko-KR"/>
+        </w:rPr>
+        <w:t>우울</w:t>
+      </w:r>
+      <w:proofErr w:type="spellEnd"/>
+      <w:r>
+        <w:rPr>
+          <w:rFonts w:eastAsia="Times New Roman"/>
+          <w:b/>
+          <w:bCs/>
+          <w:sz w:val="28"/>
+          <w:szCs w:val="28"/>
+          <w:lang w:eastAsia="ko-KR"/>
+        </w:rPr>
+        <w:t xml:space="preserve"> </w:t>
+      </w:r>
+      <w:proofErr w:type="spellStart"/>
+      <w:r>
+        <w:rPr>
+          <w:rFonts w:eastAsia="Times New Roman"/>
+          <w:b/>
+          <w:bCs/>
+          <w:sz w:val="28"/>
+          <w:szCs w:val="28"/>
+          <w:lang w:eastAsia="ko-KR"/>
+        </w:rPr>
+        <w:t>증상에</w:t>
+      </w:r>
+      <w:proofErr w:type="spellEnd"/>
+      <w:r>
+        <w:rPr>
+          <w:rFonts w:eastAsia="Times New Roman"/>
+          <w:b/>
+          <w:bCs/>
+          <w:sz w:val="28"/>
+          <w:szCs w:val="28"/>
+          <w:lang w:eastAsia="ko-KR"/>
+        </w:rPr>
+        <w:t xml:space="preserve"> </w:t>
+      </w:r>
+      <w:proofErr w:type="spellStart"/>
+      <w:r>
+        <w:rPr>
+          <w:rFonts w:eastAsia="Times New Roman"/>
+          <w:b/>
+          <w:bCs/>
+          <w:sz w:val="28"/>
+          <w:szCs w:val="28"/>
+          <w:lang w:eastAsia="ko-KR"/>
+        </w:rPr>
+        <w:t>대한</w:t>
+      </w:r>
+      <w:proofErr w:type="spellEnd"/>
+      <w:r>
+        <w:rPr>
+          <w:rFonts w:eastAsia="Times New Roman"/>
+          <w:b/>
+          <w:bCs/>
+          <w:sz w:val="28"/>
+          <w:szCs w:val="28"/>
+          <w:lang w:eastAsia="ko-KR"/>
+        </w:rPr>
+        <w:t xml:space="preserve"> </w:t>
+      </w:r>
+      <w:proofErr w:type="spellStart"/>
+      <w:r>
+        <w:rPr>
+          <w:rFonts w:eastAsia="Times New Roman"/>
+          <w:b/>
+          <w:bCs/>
+          <w:sz w:val="28"/>
+          <w:szCs w:val="28"/>
+          <w:lang w:eastAsia="ko-KR"/>
+        </w:rPr>
+        <w:t>비지도적</w:t>
+      </w:r>
+      <w:proofErr w:type="spellEnd"/>
+      <w:r>
+        <w:rPr>
+          <w:rFonts w:eastAsia="Times New Roman"/>
+          <w:b/>
+          <w:bCs/>
+          <w:sz w:val="28"/>
+          <w:szCs w:val="28"/>
+          <w:lang w:eastAsia="ko-KR"/>
+        </w:rPr>
+        <w:t xml:space="preserve"> </w:t>
+      </w:r>
+      <w:proofErr w:type="spellStart"/>
+      <w:r>
+        <w:rPr>
+          <w:rFonts w:eastAsia="Times New Roman"/>
+          <w:b/>
+          <w:bCs/>
+          <w:sz w:val="28"/>
+          <w:szCs w:val="28"/>
+          <w:lang w:eastAsia="ko-KR"/>
+        </w:rPr>
+        <w:t>자가</w:t>
+      </w:r>
+      <w:proofErr w:type="spellEnd"/>
+      <w:r>
+        <w:rPr>
+          <w:rFonts w:eastAsia="Times New Roman"/>
+          <w:b/>
+          <w:bCs/>
+          <w:sz w:val="28"/>
+          <w:szCs w:val="28"/>
+          <w:lang w:eastAsia="ko-KR"/>
+        </w:rPr>
+        <w:t xml:space="preserve"> </w:t>
+      </w:r>
+      <w:proofErr w:type="spellStart"/>
+      <w:r>
+        <w:rPr>
+          <w:rFonts w:eastAsia="Times New Roman"/>
+          <w:b/>
+          <w:bCs/>
+          <w:sz w:val="28"/>
+          <w:szCs w:val="28"/>
+          <w:lang w:eastAsia="ko-KR"/>
+        </w:rPr>
+        <w:t>도움</w:t>
+      </w:r>
+      <w:proofErr w:type="spellEnd"/>
+    </w:p>
+    <w:p>
+      <w:pPr>
+        <w:spacing w:before="120" w:after="120" w:line="360" w:lineRule="auto"/>
+        <w:jc w:val="center"/>
+        <w:rPr>
+          <w:lang w:eastAsia="ko-KR"/>
+        </w:rPr>
+      </w:pPr>
+      <w:proofErr w:type="spellStart"/>
+      <w:r>
+        <w:rPr>
+          <w:rFonts w:eastAsia="Times New Roman"/>
+          <w:b/>
+          <w:bCs/>
+          <w:sz w:val="28"/>
+          <w:szCs w:val="28"/>
+          <w:lang w:eastAsia="ko-KR"/>
+        </w:rPr>
+        <w:t>인지행동치료</w:t>
+      </w:r>
+      <w:proofErr w:type="spellEnd"/>
+      <w:r>
+        <w:rPr>
+          <w:rFonts w:eastAsia="Times New Roman"/>
+          <w:b/>
+          <w:bCs/>
+          <w:sz w:val="28"/>
+          <w:szCs w:val="28"/>
+          <w:lang w:eastAsia="ko-KR"/>
+        </w:rPr>
+        <w:t xml:space="preserve"> </w:t>
+      </w:r>
+      <w:proofErr w:type="spellStart"/>
+      <w:r>
+        <w:rPr>
+          <w:rFonts w:eastAsia="Times New Roman"/>
+          <w:b/>
+          <w:bCs/>
+          <w:sz w:val="28"/>
+          <w:szCs w:val="28"/>
+          <w:lang w:eastAsia="ko-KR"/>
+        </w:rPr>
+        <w:t>개입의</w:t>
+      </w:r>
+      <w:proofErr w:type="spellEnd"/>
+      <w:r>
+        <w:rPr>
+          <w:rFonts w:eastAsia="Times New Roman"/>
+          <w:b/>
+          <w:bCs/>
+          <w:sz w:val="28"/>
+          <w:szCs w:val="28"/>
+          <w:lang w:eastAsia="ko-KR"/>
+        </w:rPr>
+        <w:t xml:space="preserve"> </w:t>
+      </w:r>
+      <w:proofErr w:type="spellStart"/>
+      <w:r>
+        <w:rPr>
+          <w:rFonts w:eastAsia="Times New Roman"/>
+          <w:b/>
+          <w:bCs/>
+          <w:sz w:val="28"/>
+          <w:szCs w:val="28"/>
+          <w:lang w:eastAsia="ko-KR"/>
+        </w:rPr>
+        <w:t>효과성에</w:t>
+      </w:r>
+      <w:proofErr w:type="spellEnd"/>
+      <w:r>
+        <w:rPr>
+          <w:rFonts w:eastAsia="Times New Roman"/>
+          <w:b/>
+          <w:bCs/>
+          <w:sz w:val="28"/>
+          <w:szCs w:val="28"/>
+          <w:lang w:eastAsia="ko-KR"/>
+        </w:rPr>
+        <w:t xml:space="preserve"> </w:t>
+      </w:r>
+      <w:proofErr w:type="spellStart"/>
+      <w:r>
+        <w:rPr>
+          <w:rFonts w:eastAsia="Times New Roman"/>
+          <w:b/>
+          <w:bCs/>
+          <w:sz w:val="28"/>
+          <w:szCs w:val="28"/>
+          <w:lang w:eastAsia="ko-KR"/>
+        </w:rPr>
+        <w:t>관한</w:t>
+      </w:r>
+      <w:proofErr w:type="spellEnd"/>
+      <w:r>
+        <w:rPr>
+          <w:rFonts w:eastAsia="Times New Roman"/>
+          <w:b/>
+          <w:bCs/>
+          <w:sz w:val="28"/>
+          <w:szCs w:val="28"/>
+          <w:lang w:eastAsia="ko-KR"/>
+        </w:rPr>
+        <w:t xml:space="preserve"> </w:t>
+      </w:r>
+      <w:proofErr w:type="spellStart"/>
+      <w:r>
+        <w:rPr>
+          <w:rFonts w:eastAsia="Times New Roman"/>
+          <w:b/>
+          <w:bCs/>
+          <w:sz w:val="28"/>
+          <w:szCs w:val="28"/>
+          <w:lang w:eastAsia="ko-KR"/>
+        </w:rPr>
+        <w:t>메타분석</w:t>
+      </w:r>
+      <w:proofErr w:type="spellEnd"/>
     </w:p>
     <w:p>
       <w:pPr>
@@ -299,7 +543,21 @@
         <w:rPr>
           <w:rFonts w:eastAsia="Times New Roman"/>
         </w:rPr>
-        <w:t>Advisor: Professor Hyunsoo Kim</w:t>
+        <w:t xml:space="preserve">Advisor: Professor </w:t>
+      </w:r>
+      <w:proofErr w:type="spellStart"/>
+      <w:r>
+        <w:rPr>
+          <w:rFonts w:eastAsia="Times New Roman"/>
+        </w:rPr>
+        <w:t>Hyunsoo</w:t>
+      </w:r>
+      <w:proofErr w:type="spellEnd"/>
+      <w:r>
+        <w:rPr>
+          <w:rFonts w:eastAsia="Times New Roman"/>
+        </w:rPr>
+        <w:t xml:space="preserve"> Kim</w:t>
       </w:r>
     </w:p>
     <w:p>
@@ -422,7 +680,35 @@
         <w:rPr>
           <w:rFonts w:eastAsia="Times New Roman"/>
         </w:rPr>
-        <w:t>A systematic literature search was conducted across PubMed, Embase (Elsevier), Cochrane CENTRAL, and APA PsycArticles, with the most recent search completed in April 2026. Randomized controlled trials (RCTs) targeting adolescents aged 10–19 with clinically meaningful depressive symptoms at baseline were eligible when the experimental arm was a CBT-based unguided self-help program containing cognitive appraisal, cognitive restructuring, and behavioral components, and the comparator was an inactive or attention/information control. Studies were screened in duplicate against PICOS-based criteria, and data were extracted for study characteristics, intervention features, outcome data, and risk of bias (RoB 2.0).</w:t>
+        <w:t xml:space="preserve">A systematic literature search was conducted across PubMed, Embase (Elsevier), Cochrane CENTRAL, and APA </w:t>
+      </w:r>
+      <w:proofErr w:type="spellStart"/>
+      <w:r>
+        <w:rPr>
+          <w:rFonts w:eastAsia="Times New Roman"/>
+        </w:rPr>
+        <w:t>PsycArticles</w:t>
+      </w:r>
+      <w:proofErr w:type="spellEnd"/>
+      <w:r>
+        <w:rPr>
+          <w:rFonts w:eastAsia="Times New Roman"/>
+        </w:rPr>
+        <w:t>, with the most recent search completed in April 2026. Randomized controlled trials (RCTs) targeting adolescents aged 10–19 with clinically meaningful depressive symptoms at baseline were eligible when the experimental arm was a CBT-based unguided self-help program containing cognitive appraisal, cognitive restructuring, and behavioral components, and the comparator was an inactive or attention/information control. Studies were screened in duplicate against PICOS-based criteria, and data were extracted for study characteristics, intervention features, outcome data, and risk of bias (</w:t>
+      </w:r>
+      <w:proofErr w:type="spellStart"/>
+      <w:r>
+        <w:rPr>
+          <w:rFonts w:eastAsia="Times New Roman"/>
+        </w:rPr>
+        <w:t>RoB</w:t>
+      </w:r>
+      <w:proofErr w:type="spellEnd"/>
+      <w:r>
+        <w:rPr>
+          <w:rFonts w:eastAsia="Times New Roman"/>
+        </w:rPr>
+        <w:t xml:space="preserve"> 2.0).</w:t>
       </w:r>
     </w:p>
     <w:p>
@@ -435,7 +721,21 @@
         <w:rPr>
           <w:rFonts w:eastAsia="Times New Roman"/>
         </w:rPr>
-        <w:t>Standardized mean differences were computed as Hedges' g, with between-study heterogeneity assessed via the Q-test and I² statistic and overall effects estimated using random-effects models. Pre-specified subgroup analyses examined differences by control type (waitlist/TAU vs. attention or information-only control), support level, delivery modality, baseline severity, and age group. Sensitivity analyses examined the robustness of findings to the inclusion of dissertations and preprints. Publication bias was evaluated with funnel plots, Egger's regression, and Duval and Tweedie's trim-and-fill procedure. Statistical analyses were conducted in R 4.4.2 using the meta and metafor packages.</w:t>
+        <w:t xml:space="preserve">Standardized mean differences were computed as Hedges' g, with between-study heterogeneity assessed via the Q-test and I² statistic and overall effects estimated using random-effects models. Pre-specified subgroup analyses examined differences by control type (waitlist/TAU vs. attention or information-only control), support level, delivery modality, baseline severity, and age group. Sensitivity analyses examined the robustness of findings to the inclusion of dissertations and preprints. Publication bias was evaluated with funnel plots, Egger's regression, and Duval and Tweedie's trim-and-fill procedure. Statistical analyses were conducted in R 4.4.2 using the meta and </w:t>
+      </w:r>
+      <w:proofErr w:type="spellStart"/>
+      <w:r>
+        <w:rPr>
+          <w:rFonts w:eastAsia="Times New Roman"/>
+        </w:rPr>
+        <w:t>metafor</w:t>
+      </w:r>
+      <w:proofErr w:type="spellEnd"/>
+      <w:r>
+        <w:rPr>
+          <w:rFonts w:eastAsia="Times New Roman"/>
+        </w:rPr>
+        <w:t xml:space="preserve"> packages.</w:t>
       </w:r>
     </w:p>
     <w:p>
@@ -504,10 +804,34 @@
         <w:t>t</w:t>
       </w:r>
       <w:r>
-        <w:t>he WHO World Mental Health Survey across fifteen countries reported that mental disorders, with depression and bipolar disorder showing the highest disability ratings, were rated as more disabling than commonly occurring physical disorders including cancer, diabetes, and heart disease, with the difference especially pronounced in social life and close relationships (Ormel et al., 2008).</w:t>
-      </w:r>
-      <w:r>
-        <w:t xml:space="preserve"> For comorbidity, depression rarely occurs in isolation. MDD and depressive symptoms show bidirectional associations with anxiety disorders, are linked to increased risk of coronary heart disease, and predict higher mortality among patients with cancer (Jacobson &amp; Newman, 2017; Pinquart &amp; Duberstein, 2010; Rugulies, 2002). These findings indicate that depression is not only a disorder of mood but also a condition that disrupts wellbeing, daily functioning, and broader health trajectories. This burden is particularly important for adolescents, because depression during this developmental period may interfere with education, social relationships, and the transition into adulthood. At the same time, the demand for adolescent mental health support has increasingly exceeded the capacity of existing services.</w:t>
+        <w:t>he WHO World Mental Health Survey across fifteen countries reported that mental disorders, with depression and bipolar disorder showing the highest disability ratings, were rated as more disabling than commonly occurring physical disorders including cancer, diabetes, and heart disease, with the difference especially pronounced in social life and close relationships (</w:t>
+      </w:r>
+      <w:proofErr w:type="spellStart"/>
+      <w:r>
+        <w:t>Ormel</w:t>
+      </w:r>
+      <w:proofErr w:type="spellEnd"/>
+      <w:r>
+        <w:t xml:space="preserve"> et al., 2008).</w:t>
+      </w:r>
+      <w:r>
+        <w:t xml:space="preserve"> For comorbidity, depression rarely occurs in isolation. MDD and depressive symptoms show bidirectional associations with anxiety disorders, are linked to increased risk of coronary heart disease, and predict higher mortality among patients with cancer (Jacobson &amp; Newman, 2017; </w:t>
+      </w:r>
+      <w:proofErr w:type="spellStart"/>
+      <w:r>
+        <w:t>Pinquart</w:t>
+      </w:r>
+      <w:proofErr w:type="spellEnd"/>
+      <w:r>
+        <w:t xml:space="preserve"> &amp; Duberstein, 2010; </w:t>
+      </w:r>
+      <w:proofErr w:type="spellStart"/>
+      <w:r>
+        <w:t>Rugulies</w:t>
+      </w:r>
+      <w:proofErr w:type="spellEnd"/>
+      <w:r>
+        <w:t>, 2002). These findings indicate that depression is not only a disorder of mood but also a condition that disrupts wellbeing, daily functioning, and broader health trajectories. This burden is particularly important for adolescents, because depression during this developmental period may interfere with education, social relationships, and the transition into adulthood. At the same time, the demand for adolescent mental health support has increasingly exceeded the capacity of existing services.</w:t>
       </w:r>
     </w:p>
     <w:p>
@@ -517,7 +841,15 @@
         <w:jc w:val="both"/>
       </w:pPr>
       <w:r>
-        <w:t>While adolescent mental health needs have risen sharply, the capacity of conventional services has remained limited. Within one year after the onset of COVID-19, the global prevalence of MDD and anxiety disorders increased by approximately 28% and 26% respectively, with the impact most pronounced among young people (COVID-19 Mental Disorders Collaborators, 2021). Three persistent barriers limit adolescent access to care. The first is workforce shortage. According to the WHO Mental Health Atlas, the global median number of child and adolescent psychiatrists is only 0.3 per 100,000 population, and falls below 0.1 per 100,000 in low-income countries (World Health Organization, 2021). The second is economic disadvantage. Global evidence shows that treatment coverage for MDD is especially low in low- and lower-middle-income settings, while adolescents from lower socioeconomic backgrounds also report higher levels of depressive symptoms (Moitra et al., 2022; Zhou et al., 2018). The third is stigma, which restricts help-seeking, since adolescents with mental health conditions may be perceived as lazy, weak, or socially undesirable (World Health Organization, 2022). The result is a structural mismatch. Adolescents are among those most affected by post-pandemic increases in depression, but many cannot access timely, affordable, and acceptable care.</w:t>
+        <w:t xml:space="preserve">While adolescent mental health needs have risen sharply, the capacity of conventional services has remained limited. Within one year after the onset of COVID-19, the global prevalence of MDD and anxiety disorders increased by approximately 28% and 26% respectively, with the impact most pronounced among young people (COVID-19 Mental Disorders Collaborators, 2021). Three persistent barriers limit adolescent access to care. The first is workforce shortage. According to the WHO Mental Health Atlas, the global median number of child and adolescent psychiatrists is only 0.3 per 100,000 </w:t>
+      </w:r>
+      <w:proofErr w:type="gramStart"/>
+      <w:r>
+        <w:t>population, and</w:t>
+      </w:r>
+      <w:proofErr w:type="gramEnd"/>
+      <w:r>
+        <w:t xml:space="preserve"> falls below 0.1 per 100,000 in low-income countries (World Health Organization, 2021). The second is economic disadvantage. Global evidence shows that treatment coverage for MDD is especially low in low- and lower-middle-income settings, while adolescents from lower socioeconomic backgrounds also report higher levels of depressive symptoms (Moitra et al., 2022; Zhou et al., 2018). The third is stigma, which restricts help-seeking, since adolescents with mental health conditions may be perceived as lazy, weak, or socially undesirable (World Health Organization, 2022). The result is a structural mismatch. Adolescents are among those most affected by post-pandemic increases in depression, but many cannot access timely, affordable, and acceptable care.</w:t>
       </w:r>
     </w:p>
     <w:p>
@@ -528,7 +860,15 @@
       </w:pPr>
       <w:r>
         <w:lastRenderedPageBreak/>
-        <w:t>Self-help interventions can help to address these three barriers. They require little or no direct therapist time, which reduces demand on the limited specialist workforce. They can also reach a large number of users at low cost, which may improve access for adolescents with limited financial resources. Since they can be used in private, they may also make stigma less of a barrier to seeking help. Self-help interventions can therefore reach adolescents who might otherwise stay outside the conventional treatment system. This direction is consistent with the WHO World Mental Health Report, which calls for accessible and scalable mental health support in settings where existing services are insufficient (World Health Organization, 2022).</w:t>
+        <w:t xml:space="preserve">Self-help interventions can help to address these three barriers. They require little or no direct therapist time, which reduces demand on the limited specialist workforce. They can also reach </w:t>
+      </w:r>
+      <w:proofErr w:type="gramStart"/>
+      <w:r>
+        <w:t>a large number of</w:t>
+      </w:r>
+      <w:proofErr w:type="gramEnd"/>
+      <w:r>
+        <w:t xml:space="preserve"> users at low cost, which may improve access for adolescents with limited financial resources. Since they can be used in private, they may also make stigma less of a barrier to seeking help. Self-help interventions can therefore reach adolescents who might otherwise stay outside the conventional treatment system. This direction is consistent with the WHO World Mental Health Report, which calls for accessible and scalable mental health support in settings where existing services are insufficient (World Health Organization, 2022).</w:t>
       </w:r>
     </w:p>
     <w:p>
@@ -561,7 +901,15 @@
         <w:jc w:val="both"/>
       </w:pPr>
       <w:r>
-        <w:t>These barriers are not only practical but also relational. Family involvement is not always a neutral pathway to care. Family processes, including low parental warmth, inter-parental conflict, over-involvement, aversiveness, and limited autonomy granting, have been associated with depression and anxiety in young people (Yap et al., 2014). Parents may therefore function not only as facilitators of care, but in some circumstances also as barriers to access (Platell et al., 2023). In such contexts, unguided self-help CBT may provide a practical route to structured psychological support when access through families or formal services is difficult. The ecological constraints of adolescent help-seeking, together with the developmental capacities discussed above, support examining unguided self-help CBT as a clinically and developmentally meaningful intervention format in its own right.</w:t>
+        <w:t xml:space="preserve">These barriers are not only practical but also relational. Family involvement is not always a neutral pathway to care. Family processes, including low parental warmth, inter-parental conflict, over-involvement, aversiveness, and limited autonomy granting, have been associated with depression and anxiety in young people (Yap et al., 2014). Parents may therefore function not only as facilitators of care, but in some circumstances also as barriers to access (Platell et al., 2023). In such contexts, unguided self-help CBT may provide a practical route to structured psychological support when access through families or formal services is difficult. The ecological constraints of adolescent help-seeking, together with the developmental capacities discussed above, support examining unguided self-help CBT as a clinically and developmentally meaningful intervention </w:t>
+      </w:r>
+      <w:proofErr w:type="gramStart"/>
+      <w:r>
+        <w:t>format in its own right</w:t>
+      </w:r>
+      <w:proofErr w:type="gramEnd"/>
+      <w:r>
+        <w:t>.</w:t>
       </w:r>
     </w:p>
     <w:p>
@@ -802,7 +1150,15 @@
       </w:r>
       <w:r>
         <w:lastRenderedPageBreak/>
-        <w:t>individuals show characteristic patterns of negative automatic thoughts and dysfunctional beliefs about the self, the world, and the future. These cognitive patterns are activated under stress and serve to maintain depressive mood and behavior (Beck, 1967; Beck, Rush, Shaw, &amp; Emery, 1979). Behavior therapy, which developed in parallel, applied principles of reinforcement, punishment, and extinction in order to modify maladaptive behavioral patterns and to increase engagement in activities likely to produce positive reinforcement. The integration of these two traditions, together with the addition of emotion as a central variable, gave rise to CBT. In the CBT framework, cognition, behavior, and emotion are understood as three components that interact reciprocally, so that a change in any one of them influences the others.</w:t>
+        <w:t xml:space="preserve">individuals show characteristic patterns of negative automatic thoughts and dysfunctional beliefs about the self, the world, and the future. These cognitive patterns are activated under stress and serve to maintain depressive mood and behavior (Beck, 1967; Beck, Rush, Shaw, &amp; Emery, 1979). Behavior therapy, which developed in parallel, applied principles of reinforcement, punishment, and extinction </w:t>
+      </w:r>
+      <w:proofErr w:type="gramStart"/>
+      <w:r>
+        <w:t>in order to</w:t>
+      </w:r>
+      <w:proofErr w:type="gramEnd"/>
+      <w:r>
+        <w:t xml:space="preserve"> modify maladaptive behavioral patterns and to increase engagement in activities likely to produce positive reinforcement. The integration of these two traditions, together with the addition of emotion as a central variable, gave rise to CBT. In the CBT framework, cognition, behavior, and emotion are understood as three components that interact reciprocally, so that a change in any one of them influences the others.</w:t>
       </w:r>
     </w:p>
     <w:p>
@@ -830,7 +1186,15 @@
         <w:jc w:val="both"/>
       </w:pPr>
       <w:r>
-        <w:t>The historical roots of self-help for mental health extend back to early twentieth-century writings on self-management (Harwood &amp; L'Abate, 2010). Self-help and professional help are best understood not as a dichotomy but as two endpoints of a continuum. At one end, individuals rely entirely on their own resources without any direct or indirect professional involvement, as in self-initiated change in addictive behaviors (Klingemann &amp; Sobell, 2007). At the other end, individuals rely fully on professional guidance. A wide range of intermediate arrangements populates the space between these two endpoints (McFadden et al., 1992).</w:t>
+        <w:t xml:space="preserve">The historical roots of self-help for mental health extend back to early twentieth-century writings on self-management (Harwood &amp; </w:t>
+      </w:r>
+      <w:proofErr w:type="spellStart"/>
+      <w:r>
+        <w:t>L'Abate</w:t>
+      </w:r>
+      <w:proofErr w:type="spellEnd"/>
+      <w:r>
+        <w:t>, 2010). Self-help and professional help are best understood not as a dichotomy but as two endpoints of a continuum. At one end, individuals rely entirely on their own resources without any direct or indirect professional involvement, as in self-initiated change in addictive behaviors (Klingemann &amp; Sobell, 2007). At the other end, individuals rely fully on professional guidance. A wide range of intermediate arrangements populates the space between these two endpoints (McFadden et al., 1992).</w:t>
       </w:r>
     </w:p>
     <w:p>
@@ -840,11 +1204,27 @@
         <w:jc w:val="both"/>
       </w:pPr>
       <w:r>
-        <w:t xml:space="preserve">Within this continuum, self-help has been sub-classified in several ways. Harwood and L'Abate (2010) distinguish three forms. Self-care refers to practices that an individual initiates independently, such as </w:t>
+        <w:t xml:space="preserve">Within this continuum, self-help has been sub-classified in several ways. Harwood and </w:t>
+      </w:r>
+      <w:proofErr w:type="spellStart"/>
+      <w:r>
+        <w:t>L'Abate</w:t>
+      </w:r>
+      <w:proofErr w:type="spellEnd"/>
+      <w:r>
+        <w:t xml:space="preserve"> (2010) distinguish three forms. Self-care refers to practices that an individual initiates independently, such as </w:t>
       </w:r>
       <w:r>
         <w:lastRenderedPageBreak/>
-        <w:t>improving sleep hygiene, practicing relaxation, taking up new hobbies, or spending time in nature. Self-support refers to situations in which a professional provides some degree of suggestion, monitoring, or guidance in order to help the individual sustain new practices. Self-change refers to situations in which an individual in a harmful state decides, with or without external assistance, to relinquish destructive behavior and adopt more adaptive alternatives.</w:t>
+        <w:t xml:space="preserve">improving sleep hygiene, practicing relaxation, taking up new hobbies, or spending time in nature. Self-support refers to situations in which a professional provides some degree of suggestion, monitoring, or guidance </w:t>
+      </w:r>
+      <w:proofErr w:type="gramStart"/>
+      <w:r>
+        <w:t>in order to</w:t>
+      </w:r>
+      <w:proofErr w:type="gramEnd"/>
+      <w:r>
+        <w:t xml:space="preserve"> help the individual sustain new practices. Self-change refers to situations in which an individual in a harmful state decides, with or without external assistance, to relinquish destructive behavior and adopt more adaptive alternatives.</w:t>
       </w:r>
     </w:p>
     <w:p>
@@ -916,7 +1296,15 @@
         <w:jc w:val="both"/>
       </w:pPr>
       <w:r>
-        <w:t>Automated encouragement refers to pre-scripted, fixed prompts or messages that are generated by the program itself in order to encourage continued engagement. These prompts must not include guidance on therapeutic content.</w:t>
+        <w:t xml:space="preserve">Automated encouragement refers to pre-scripted, fixed prompts or messages that are generated by the program itself </w:t>
+      </w:r>
+      <w:proofErr w:type="gramStart"/>
+      <w:r>
+        <w:t>in order to</w:t>
+      </w:r>
+      <w:proofErr w:type="gramEnd"/>
+      <w:r>
+        <w:t xml:space="preserve"> encourage continued engagement. These prompts must not include guidance on therapeutic content.</w:t>
       </w:r>
     </w:p>
     <w:p>
@@ -926,7 +1314,15 @@
         <w:jc w:val="both"/>
       </w:pPr>
       <w:r>
-        <w:t>Human encouragement refers to prompts or messages that are prepared and delivered by a person, for example through email, SMS, or telephone, in order to encourage engagement. Like automated encouragement, these prompts must not include guidance on therapeutic content. Peer support delivered through moderated discussion groups is also classified as human encouragement.</w:t>
+        <w:t xml:space="preserve">Human encouragement refers to prompts or messages that are prepared and delivered by a person, for example through email, SMS, or telephone, </w:t>
+      </w:r>
+      <w:proofErr w:type="gramStart"/>
+      <w:r>
+        <w:t>in order to</w:t>
+      </w:r>
+      <w:proofErr w:type="gramEnd"/>
+      <w:r>
+        <w:t xml:space="preserve"> encourage engagement. Like automated encouragement, these prompts must not include guidance on therapeutic content. Peer support delivered through moderated discussion groups is also classified as human encouragement.</w:t>
       </w:r>
     </w:p>
     <w:p>
@@ -978,7 +1374,31 @@
       </w:r>
       <w:r>
         <w:lastRenderedPageBreak/>
-        <w:t>They decomposed iCBT into seventeen components. They found that the apparent benefit of "guided" iCBT may derive from human encouragement, or from its combination with therapeutic guidance, rather than from therapeutic guidance alone. Behavioral activation was identified as one of the most consistently beneficial components. By contrast, relaxation as implemented in the trials they examined was found to be potentially detrimental. The study was limited to iCBT in adults and assumed that component effects were additive.</w:t>
+        <w:t xml:space="preserve">They decomposed </w:t>
+      </w:r>
+      <w:proofErr w:type="spellStart"/>
+      <w:r>
+        <w:t>iCBT</w:t>
+      </w:r>
+      <w:proofErr w:type="spellEnd"/>
+      <w:r>
+        <w:t xml:space="preserve"> into seventeen components. They found that the apparent benefit of "guided" </w:t>
+      </w:r>
+      <w:proofErr w:type="spellStart"/>
+      <w:r>
+        <w:t>iCBT</w:t>
+      </w:r>
+      <w:proofErr w:type="spellEnd"/>
+      <w:r>
+        <w:t xml:space="preserve"> may derive from human encouragement, or from its combination with therapeutic guidance, rather than from therapeutic guidance alone. Behavioral activation was identified as one of the most consistently beneficial components. By contrast, relaxation as implemented in the trials they examined was found to be potentially detrimental. The study was limited to </w:t>
+      </w:r>
+      <w:proofErr w:type="spellStart"/>
+      <w:r>
+        <w:t>iCBT</w:t>
+      </w:r>
+      <w:proofErr w:type="spellEnd"/>
+      <w:r>
+        <w:t xml:space="preserve"> in adults and assumed that component effects were additive.</w:t>
       </w:r>
     </w:p>
     <w:p>
@@ -998,7 +1418,15 @@
         <w:jc w:val="both"/>
       </w:pPr>
       <w:r>
-        <w:t>The three reviews together point to several remaining gaps that the present meta-analysis aims to address. First, adolescent-specific evidence on unguided self-help CBT has not been comprehensively synthesized using a support-level framework that is independent from the guided/unguided distinction. Second, existing syntheses have generally not examined whether effect sizes differ systematically by control type, specifically between passive controls (waitlist, TAU, no treatment) and minimally active controls (attention or information-only), even though the choice of comparator can substantially shape apparent effect sizes. Third, depression in adolescence often overlaps with adjacent presentations such as suicidality, self-harm, and bereavement-related emotional difficulties (Herrman et al., 2022). Suicidal ideation is a recognized component of depressive symptomatology, self-harm frequently co-occurs with depressive disorders, and bereavement-related presentations may overlap with or precipitate depressive episodes. By including trials in which depression was assessed as a central outcome alongside these presentations, the present study aims to characterize the reach of unguided self-help CBT across the clinically proximal range in which it is actually deployed.</w:t>
+        <w:t xml:space="preserve">The three reviews together point to several remaining gaps that the present meta-analysis aims to address. First, adolescent-specific evidence on unguided self-help CBT has not been comprehensively synthesized using a support-level framework that is independent from the guided/unguided distinction. Second, existing syntheses have generally not examined whether effect sizes differ systematically by control type, specifically between passive controls (waitlist, TAU, no treatment) and minimally active controls (attention or information-only), even though the choice of comparator can substantially shape apparent effect sizes. Third, depression in adolescence often overlaps with adjacent presentations such as suicidality, self-harm, and bereavement-related emotional difficulties (Herrman et al., 2022). Suicidal ideation is a recognized component of depressive symptomatology, self-harm frequently co-occurs with depressive disorders, and bereavement-related presentations may overlap with or precipitate depressive episodes. By including trials in which depression was assessed as a central outcome alongside these presentations, the present study aims to characterize the reach of unguided self-help CBT across the clinically proximal range in which it is </w:t>
+      </w:r>
+      <w:proofErr w:type="gramStart"/>
+      <w:r>
+        <w:t>actually deployed</w:t>
+      </w:r>
+      <w:proofErr w:type="gramEnd"/>
+      <w:r>
+        <w:t>.</w:t>
       </w:r>
     </w:p>
     <w:bookmarkEnd w:id="3"/>
@@ -1051,7 +1479,21 @@
         <w:rPr>
           <w:rFonts w:eastAsia="Times New Roman"/>
         </w:rPr>
-        <w:t xml:space="preserve">A systematic literature search was conducted across four electronic databases up to April 3, 2026: PubMed, Embase (Elsevier platform), the Cochrane Central Register of Controlled Trials (CENTRAL), and APA PsycArticles. </w:t>
+        <w:t xml:space="preserve">A systematic literature search was conducted across four electronic databases up to April 3, 2026: PubMed, Embase (Elsevier platform), the Cochrane Central Register of Controlled Trials (CENTRAL), and APA </w:t>
+      </w:r>
+      <w:proofErr w:type="spellStart"/>
+      <w:r>
+        <w:rPr>
+          <w:rFonts w:eastAsia="Times New Roman"/>
+        </w:rPr>
+        <w:t>PsycArticles</w:t>
+      </w:r>
+      <w:proofErr w:type="spellEnd"/>
+      <w:r>
+        <w:rPr>
+          <w:rFonts w:eastAsia="Times New Roman"/>
+        </w:rPr>
+        <w:t xml:space="preserve">. </w:t>
       </w:r>
     </w:p>
     <w:p>
@@ -1067,7 +1509,23 @@
         <w:rPr>
           <w:rFonts w:eastAsia="Times New Roman"/>
         </w:rPr>
-        <w:t>The search strategy was constructed from four concept blocks combined with the Boolean AND operator: (1) adolescent population, (2) depression, (3) cognitive behavioral therapy, and (4) unguided self-help and digital delivery modalities. Within each block, MeSH terms and free-text synonyms were combined with the Boolean OR operator. Block 4 was adapted from Tong et al. (2024) and included terms covering bibliotherapy, internet-based and computer-assisted interventions, mobile applications, smartphone applications, telehealth, and related digital formats. The full search strings were adapted to the syntax of each database. The PubMed strategy is presented in Appendix A as a worked example.</w:t>
+        <w:t xml:space="preserve">The search strategy was constructed from four concept blocks combined with the Boolean AND operator: (1) adolescent population, (2) depression, (3) cognitive behavioral therapy, and (4) unguided self-help and digital delivery modalities. Within each block, </w:t>
+      </w:r>
+      <w:proofErr w:type="spellStart"/>
+      <w:proofErr w:type="gramStart"/>
+      <w:r>
+        <w:rPr>
+          <w:rFonts w:eastAsia="Times New Roman"/>
+        </w:rPr>
+        <w:t>MeSH</w:t>
+      </w:r>
+      <w:proofErr w:type="spellEnd"/>
+      <w:proofErr w:type="gramEnd"/>
+      <w:r>
+        <w:rPr>
+          <w:rFonts w:eastAsia="Times New Roman"/>
+        </w:rPr>
+        <w:t xml:space="preserve"> terms and free-text synonyms were combined with the Boolean OR operator. Block 4 was adapted from Tong et al. (2024) and included terms covering bibliotherapy, internet-based and computer-assisted interventions, mobile applications, smartphone applications, telehealth, and related digital formats. The full search strings were adapted to the syntax of each database. The PubMed strategy is presented in Appendix A as a worked example.</w:t>
       </w:r>
     </w:p>
     <w:p>
@@ -1080,7 +1538,35 @@
         <w:rPr>
           <w:rFonts w:eastAsia="Times New Roman"/>
         </w:rPr>
-        <w:t xml:space="preserve">No restrictions were placed on language at the search stage, and non-English records were screened with translation support where feasible. No restrictions were placed on publication status. Grey literature, including doctoral dissertations and preprints, was retained at the search stage in order to enhance the comprehensiveness of the review and to reduce the risk of publication bias (Schöpfel &amp; Rasuli, 2018). </w:t>
+        <w:t xml:space="preserve">No restrictions were placed on language at the search stage, and non-English records were screened with translation support where feasible. No restrictions were placed on publication status. Grey literature, including doctoral dissertations and preprints, was retained at the search stage </w:t>
+      </w:r>
+      <w:proofErr w:type="gramStart"/>
+      <w:r>
+        <w:rPr>
+          <w:rFonts w:eastAsia="Times New Roman"/>
+        </w:rPr>
+        <w:t>in order to</w:t>
+      </w:r>
+      <w:proofErr w:type="gramEnd"/>
+      <w:r>
+        <w:rPr>
+          <w:rFonts w:eastAsia="Times New Roman"/>
+        </w:rPr>
+        <w:t xml:space="preserve"> enhance the comprehensiveness of the review and to reduce the risk of publication bias (</w:t>
+      </w:r>
+      <w:proofErr w:type="spellStart"/>
+      <w:r>
+        <w:rPr>
+          <w:rFonts w:eastAsia="Times New Roman"/>
+        </w:rPr>
+        <w:t>Schöpfel</w:t>
+      </w:r>
+      <w:proofErr w:type="spellEnd"/>
+      <w:r>
+        <w:rPr>
+          <w:rFonts w:eastAsia="Times New Roman"/>
+        </w:rPr>
+        <w:t xml:space="preserve"> &amp; Rasuli, 2018). </w:t>
       </w:r>
     </w:p>
     <w:p>
@@ -1098,9 +1584,11 @@
         </w:rPr>
         <w:t xml:space="preserve"> </w:t>
       </w:r>
+      <w:proofErr w:type="spellStart"/>
       <w:r>
         <w:t>Reitegger</w:t>
       </w:r>
+      <w:proofErr w:type="spellEnd"/>
       <w:r>
         <w:rPr>
           <w:rFonts w:hint="eastAsia"/>
@@ -1169,7 +1657,21 @@
         <w:rPr>
           <w:rFonts w:eastAsia="Times New Roman"/>
         </w:rPr>
-        <w:t>Studies were eligible for inclusion when they satisfied all of the following criteria.</w:t>
+        <w:t xml:space="preserve">Studies were eligible for inclusion when they satisfied </w:t>
+      </w:r>
+      <w:proofErr w:type="gramStart"/>
+      <w:r>
+        <w:rPr>
+          <w:rFonts w:eastAsia="Times New Roman"/>
+        </w:rPr>
+        <w:t>all of</w:t>
+      </w:r>
+      <w:proofErr w:type="gramEnd"/>
+      <w:r>
+        <w:rPr>
+          <w:rFonts w:eastAsia="Times New Roman"/>
+        </w:rPr>
+        <w:t xml:space="preserve"> the following criteria.</w:t>
       </w:r>
     </w:p>
     <w:p>
@@ -1276,7 +1778,15 @@
       </w:r>
       <w:r>
         <w:lastRenderedPageBreak/>
-        <w:t>component (behavioral activation, problem-solving). Component definitions followed the framework summarized in Section 2.4 and Appendix B. Interventions delivered through artificial-intelligence chatbots that autonomously deliver CBT content without human therapist involvement were eligible as a form of unguided self-help.</w:t>
+        <w:t xml:space="preserve">component (behavioral activation, problem-solving). Component definitions followed the framework summarized in Section 2.4 and Appendix B. Interventions delivered through </w:t>
+      </w:r>
+      <w:proofErr w:type="gramStart"/>
+      <w:r>
+        <w:t>artificial-intelligence</w:t>
+      </w:r>
+      <w:proofErr w:type="gramEnd"/>
+      <w:r>
+        <w:t xml:space="preserve"> chatbots that autonomously deliver CBT content without human therapist involvement were eligible as a form of unguided self-help.</w:t>
       </w:r>
     </w:p>
     <w:p>
@@ -1300,7 +1810,21 @@
         <w:rPr>
           <w:rFonts w:eastAsia="Times New Roman"/>
         </w:rPr>
-        <w:t xml:space="preserve"> The comparator arm was required to be a non-active control condition. Non-active controls included waitlist, treatment-as-usual (TAU), no treatment, attention control, and information-only control. TAU was interpreted as the standard care that a participant would have received regardless of trial participation, and was therefore treated as non-active. For subgroup analysis, the comparator was further classified as passive (waitlist, TAU, no treatment) or minimally active (attention control, information-only control), reflecting evidence that the choice of comparator can substantially shape apparent effect sizes.</w:t>
+        <w:t xml:space="preserve"> The comparator arm was required to be a non-active control condition. Non-active controls included waitlist, treatment-as-usual (TAU), no treatment, attention control, and information-only control. TAU was interpreted as the standard care that a participant would have received regardless of trial </w:t>
+      </w:r>
+      <w:proofErr w:type="gramStart"/>
+      <w:r>
+        <w:rPr>
+          <w:rFonts w:eastAsia="Times New Roman"/>
+        </w:rPr>
+        <w:t>participation, and</w:t>
+      </w:r>
+      <w:proofErr w:type="gramEnd"/>
+      <w:r>
+        <w:rPr>
+          <w:rFonts w:eastAsia="Times New Roman"/>
+        </w:rPr>
+        <w:t xml:space="preserve"> was therefore treated as non-active. For subgroup analysis, the comparator was further classified as passive (waitlist, TAU, no treatment) or minimally active (attention control, information-only control), reflecting evidence that the choice of comparator can substantially shape apparent effect sizes.</w:t>
       </w:r>
     </w:p>
     <w:p>
@@ -5548,7 +6072,43 @@
           <w:sz w:val="20"/>
           <w:szCs w:val="20"/>
         </w:rPr>
-        <w:t>An em-dash (—) indicates that the measure is typically used with a single validated cutoff rather than with graduated severity bands. Where multiple cutoffs are in use, the most commonly cited is listed first, with alternatives in parentheses. The Clinical Cutoff column reflects the threshold used for establishing baseline eligibility; baseline severity for subgroup analysis (Subclinical, Mild-to-Moderate, Moderate, Severe) is classified using these cutoffs together with the reported baseline mean and standard deviation.</w:t>
+        <w:t xml:space="preserve">An </w:t>
+      </w:r>
+      <w:proofErr w:type="spellStart"/>
+      <w:r>
+        <w:rPr>
+          <w:rFonts w:eastAsia="Times New Roman"/>
+          <w:sz w:val="20"/>
+          <w:szCs w:val="20"/>
+        </w:rPr>
+        <w:t>em</w:t>
+      </w:r>
+      <w:proofErr w:type="spellEnd"/>
+      <w:r>
+        <w:rPr>
+          <w:rFonts w:eastAsia="Times New Roman"/>
+          <w:sz w:val="20"/>
+          <w:szCs w:val="20"/>
+        </w:rPr>
+        <w:t xml:space="preserve">-dash (—) indicates that the measure is typically used with a single validated cutoff rather than with graduated severity bands. Where multiple cutoffs are in use, the </w:t>
+      </w:r>
+      <w:proofErr w:type="gramStart"/>
+      <w:r>
+        <w:rPr>
+          <w:rFonts w:eastAsia="Times New Roman"/>
+          <w:sz w:val="20"/>
+          <w:szCs w:val="20"/>
+        </w:rPr>
+        <w:t>most commonly cited</w:t>
+      </w:r>
+      <w:proofErr w:type="gramEnd"/>
+      <w:r>
+        <w:rPr>
+          <w:rFonts w:eastAsia="Times New Roman"/>
+          <w:sz w:val="20"/>
+          <w:szCs w:val="20"/>
+        </w:rPr>
+        <w:t xml:space="preserve"> is listed first, with alternatives in parentheses. The Clinical Cutoff column reflects the threshold used for establishing baseline eligibility; baseline severity for subgroup analysis (Subclinical, Mild-to-Moderate, Moderate, Severe) is classified using these cutoffs together with the reported baseline mean and standard deviation.</w:t>
       </w:r>
     </w:p>
     <w:p>
@@ -5587,7 +6147,21 @@
         <w:rPr>
           <w:rFonts w:eastAsia="Times New Roman"/>
         </w:rPr>
-        <w:t>were exported to a reference manager (NoteExpress) and deduplicated. Titles and abstracts were screened against the eligibility criteria. Records clearly outside the scope of the review, such as adult-only samples, non-CBT interventions, or non-RCT designs, were excluded at this stage. Full texts were obtained for all potentially eligible records and were screened against the complete criteria set. Reasons for exclusion at the full-text stage were recorded using a standardized set of codes (E1 to E12) covering design, population, intervention, comparator, outcome, and data-availability issues, and an exclusion log was maintained throughout the screening process. Study selection results are reported in the PRISMA 2020 flow diagram in Chapter 4</w:t>
+        <w:t>were exported to a reference manager (</w:t>
+      </w:r>
+      <w:proofErr w:type="spellStart"/>
+      <w:r>
+        <w:rPr>
+          <w:rFonts w:eastAsia="Times New Roman"/>
+        </w:rPr>
+        <w:t>NoteExpress</w:t>
+      </w:r>
+      <w:proofErr w:type="spellEnd"/>
+      <w:r>
+        <w:rPr>
+          <w:rFonts w:eastAsia="Times New Roman"/>
+        </w:rPr>
+        <w:t>) and deduplicated. Titles and abstracts were screened against the eligibility criteria. Records clearly outside the scope of the review, such as adult-only samples, non-CBT interventions, or non-RCT designs, were excluded at this stage. Full texts were obtained for all potentially eligible records and were screened against the complete criteria set. Reasons for exclusion at the full-text stage were recorded using a standardized set of codes (E1 to E12) covering design, population, intervention, comparator, outcome, and data-availability issues, and an exclusion log was maintained throughout the screening process. Study selection results are reported in the PRISMA 2020 flow diagram in Chapter 4</w:t>
       </w:r>
       <w:r>
         <w:rPr>
@@ -5617,7 +6191,49 @@
         <w:rPr>
           <w:rFonts w:eastAsia="Times New Roman"/>
         </w:rPr>
-        <w:t>Data were extracted into a standardized form comprising three linked sheets: Study_Info (study-level characteristics), Outcome_Data (effect-size inputs at each time-point), and RoB 2.0 (risk-of-bias judgments). Bibliographic and numerical fields with low ambiguity were supported by automated extraction with subsequent human verification. Judgment-dependent fields, including intervention features, severity classification, and risk-of-bias domain ratings, were determined through manual reading of each study by the author.</w:t>
+        <w:t xml:space="preserve">Data were extracted into a standardized form comprising three linked sheets: </w:t>
+      </w:r>
+      <w:proofErr w:type="spellStart"/>
+      <w:r>
+        <w:rPr>
+          <w:rFonts w:eastAsia="Times New Roman"/>
+        </w:rPr>
+        <w:t>Study_Info</w:t>
+      </w:r>
+      <w:proofErr w:type="spellEnd"/>
+      <w:r>
+        <w:rPr>
+          <w:rFonts w:eastAsia="Times New Roman"/>
+        </w:rPr>
+        <w:t xml:space="preserve"> (study-level characteristics), </w:t>
+      </w:r>
+      <w:proofErr w:type="spellStart"/>
+      <w:r>
+        <w:rPr>
+          <w:rFonts w:eastAsia="Times New Roman"/>
+        </w:rPr>
+        <w:t>Outcome_Data</w:t>
+      </w:r>
+      <w:proofErr w:type="spellEnd"/>
+      <w:r>
+        <w:rPr>
+          <w:rFonts w:eastAsia="Times New Roman"/>
+        </w:rPr>
+        <w:t xml:space="preserve"> (effect-size inputs at each time-point), and </w:t>
+      </w:r>
+      <w:proofErr w:type="spellStart"/>
+      <w:r>
+        <w:rPr>
+          <w:rFonts w:eastAsia="Times New Roman"/>
+        </w:rPr>
+        <w:t>RoB</w:t>
+      </w:r>
+      <w:proofErr w:type="spellEnd"/>
+      <w:r>
+        <w:rPr>
+          <w:rFonts w:eastAsia="Times New Roman"/>
+        </w:rPr>
+        <w:t xml:space="preserve"> 2.0 (risk-of-bias judgments). Bibliographic and numerical fields with low ambiguity were supported by automated extraction with subsequent human verification. Judgment-dependent fields, including intervention features, severity classification, and risk-of-bias domain ratings, were determined through manual reading of each study by the author.</w:t>
       </w:r>
     </w:p>
     <w:p>
@@ -5706,7 +6322,105 @@
         <w:rPr>
           <w:rFonts w:eastAsia="Times New Roman"/>
         </w:rPr>
-        <w:t xml:space="preserve"> Total duration, session length and frequency, format (individual or group), delivery modality (bibliotherapy, computer program, mobile application, text-messaging, or web-based), CBT components present, and support level. CBT components were recorded using standardized abbreviations drawn from the component framework of Furukawa et al. (2021): cr (cognitive restructuring), ba (behavioral activation), ps (problem-solving), rx (relaxation), ist (interpersonal skills training), pe (psychoeducation), hw (homework), rp (relapse prevention), 3w (third-wave elements), and pr (behavioral therapy for insomnia). Support level was coded according to the four-component scheme described in Section 2.4: initial face-to-face contact, technical support, automated encouragement, and human encouragement.</w:t>
+        <w:t xml:space="preserve"> Total duration, session length and frequency, format (individual or group), delivery modality (bibliotherapy, computer program, mobile application, text-messaging, or web-based), CBT components present, and support level. CBT components were recorded using standardized abbreviations drawn from the component framework of Furukawa et al. (2021): </w:t>
+      </w:r>
+      <w:proofErr w:type="spellStart"/>
+      <w:r>
+        <w:rPr>
+          <w:rFonts w:eastAsia="Times New Roman"/>
+        </w:rPr>
+        <w:t>cr</w:t>
+      </w:r>
+      <w:proofErr w:type="spellEnd"/>
+      <w:r>
+        <w:rPr>
+          <w:rFonts w:eastAsia="Times New Roman"/>
+        </w:rPr>
+        <w:t xml:space="preserve"> (cognitive restructuring), </w:t>
+      </w:r>
+      <w:proofErr w:type="spellStart"/>
+      <w:r>
+        <w:rPr>
+          <w:rFonts w:eastAsia="Times New Roman"/>
+        </w:rPr>
+        <w:t>ba</w:t>
+      </w:r>
+      <w:proofErr w:type="spellEnd"/>
+      <w:r>
+        <w:rPr>
+          <w:rFonts w:eastAsia="Times New Roman"/>
+        </w:rPr>
+        <w:t xml:space="preserve"> (behavioral activation), </w:t>
+      </w:r>
+      <w:proofErr w:type="spellStart"/>
+      <w:r>
+        <w:rPr>
+          <w:rFonts w:eastAsia="Times New Roman"/>
+        </w:rPr>
+        <w:t>ps</w:t>
+      </w:r>
+      <w:proofErr w:type="spellEnd"/>
+      <w:r>
+        <w:rPr>
+          <w:rFonts w:eastAsia="Times New Roman"/>
+        </w:rPr>
+        <w:t xml:space="preserve"> (problem-solving), </w:t>
+      </w:r>
+      <w:proofErr w:type="spellStart"/>
+      <w:r>
+        <w:rPr>
+          <w:rFonts w:eastAsia="Times New Roman"/>
+        </w:rPr>
+        <w:t>rx</w:t>
+      </w:r>
+      <w:proofErr w:type="spellEnd"/>
+      <w:r>
+        <w:rPr>
+          <w:rFonts w:eastAsia="Times New Roman"/>
+        </w:rPr>
+        <w:t xml:space="preserve"> (relaxation), </w:t>
+      </w:r>
+      <w:proofErr w:type="spellStart"/>
+      <w:r>
+        <w:rPr>
+          <w:rFonts w:eastAsia="Times New Roman"/>
+        </w:rPr>
+        <w:t>ist</w:t>
+      </w:r>
+      <w:proofErr w:type="spellEnd"/>
+      <w:r>
+        <w:rPr>
+          <w:rFonts w:eastAsia="Times New Roman"/>
+        </w:rPr>
+        <w:t xml:space="preserve"> (interpersonal skills training), pe (psychoeducation), </w:t>
+      </w:r>
+      <w:proofErr w:type="spellStart"/>
+      <w:r>
+        <w:rPr>
+          <w:rFonts w:eastAsia="Times New Roman"/>
+        </w:rPr>
+        <w:t>hw</w:t>
+      </w:r>
+      <w:proofErr w:type="spellEnd"/>
+      <w:r>
+        <w:rPr>
+          <w:rFonts w:eastAsia="Times New Roman"/>
+        </w:rPr>
+        <w:t xml:space="preserve"> (homework), </w:t>
+      </w:r>
+      <w:proofErr w:type="spellStart"/>
+      <w:r>
+        <w:rPr>
+          <w:rFonts w:eastAsia="Times New Roman"/>
+        </w:rPr>
+        <w:t>rp</w:t>
+      </w:r>
+      <w:proofErr w:type="spellEnd"/>
+      <w:r>
+        <w:rPr>
+          <w:rFonts w:eastAsia="Times New Roman"/>
+        </w:rPr>
+        <w:t xml:space="preserve"> (relapse prevention), 3w (third-wave elements), and pr (behavioral therapy for insomnia). Support level was coded according to the four-component scheme described in Section 2.4: initial face-to-face contact, technical support, automated encouragement, and human encouragement.</w:t>
       </w:r>
     </w:p>
     <w:p>
@@ -5892,7 +6606,15 @@
         <w:jc w:val="both"/>
       </w:pPr>
       <w:r>
-        <w:t>When a single trial reported multiple follow-up assessments within the same window, one assessment was selected for each window according to the following rules. For the short- and medium-term windows, the assessment closest to the midpoint of the window was retained. For the long-term window, the 12-month assessment was prioritized; when 12-month data were not available, the available long-term assessment closest to 12 months was used. The remaining assessments were retained in the database for descriptive reporting but were not entered into the corresponding pooled analysis, in order to avoid unit-of-analysis errors arising from the inclusion of multiple non-independent estimates from a single trial.</w:t>
+        <w:t xml:space="preserve">When a single trial reported multiple follow-up assessments within the same window, one assessment was selected for each window according to the following rules. For the short- and medium-term windows, the assessment closest to the midpoint of the window was retained. For the long-term window, the 12-month assessment was prioritized; when 12-month data were not available, the available long-term assessment closest to 12 months was used. The remaining assessments were retained in the database for descriptive reporting but were not entered into the corresponding pooled analysis, </w:t>
+      </w:r>
+      <w:proofErr w:type="gramStart"/>
+      <w:r>
+        <w:t>in order to</w:t>
+      </w:r>
+      <w:proofErr w:type="gramEnd"/>
+      <w:r>
+        <w:t xml:space="preserve"> avoid unit-of-analysis errors arising from the inclusion of multiple non-independent estimates from a single trial.</w:t>
       </w:r>
     </w:p>
     <w:bookmarkEnd w:id="4"/>
@@ -5926,7 +6648,35 @@
         <w:rPr>
           <w:rFonts w:eastAsia="Times New Roman"/>
         </w:rPr>
-        <w:t>Risk of bias was assessed using the Cochrane Risk of Bias 2 tool for randomized trials (RoB 2.0; Sterne et al., 2019). Each study received a judgment of Low risk, Some concerns, or High risk across five domains: D1 (the randomization process), D2 (deviations from intended interventions), D3 (missing outcome data), D4 (measurement of the outcome), and D5 (selection of the reported result). The overall risk-of-bias judgment was derived from the domain-level ratings according to the RoB 2.0 algorithm. A written justification was recorded for each domain-level judgment.</w:t>
+        <w:t>Risk of bias was assessed using the Cochrane Risk of Bias 2 tool for randomized trials (</w:t>
+      </w:r>
+      <w:proofErr w:type="spellStart"/>
+      <w:r>
+        <w:rPr>
+          <w:rFonts w:eastAsia="Times New Roman"/>
+        </w:rPr>
+        <w:t>RoB</w:t>
+      </w:r>
+      <w:proofErr w:type="spellEnd"/>
+      <w:r>
+        <w:rPr>
+          <w:rFonts w:eastAsia="Times New Roman"/>
+        </w:rPr>
+        <w:t xml:space="preserve"> 2.0; Sterne et al., 2019). Each study received a judgment of Low risk, Some concerns, or High risk across five domains: D1 (the randomization process), D2 (deviations from intended interventions), D3 (missing outcome data), D4 (measurement of the outcome), and D5 (selection of the reported result). The overall risk-of-bias judgment was derived from the domain-level ratings according to the </w:t>
+      </w:r>
+      <w:proofErr w:type="spellStart"/>
+      <w:r>
+        <w:rPr>
+          <w:rFonts w:eastAsia="Times New Roman"/>
+        </w:rPr>
+        <w:t>RoB</w:t>
+      </w:r>
+      <w:proofErr w:type="spellEnd"/>
+      <w:r>
+        <w:rPr>
+          <w:rFonts w:eastAsia="Times New Roman"/>
+        </w:rPr>
+        <w:t xml:space="preserve"> 2.0 algorithm. A written justification was recorded for each domain-level judgment.</w:t>
       </w:r>
     </w:p>
     <w:p>
@@ -6093,7 +6843,23 @@
       </w:r>
       <w:r>
         <w:lastRenderedPageBreak/>
-        <w:t>criterion. Behavioural activation was not examined as a single-component contrast because it was present in the substantial majority of included programs, leaving the absent subgroup with insufficient studies for between-subgroup inference. Differences between subgroups in both planned and exploratory tiers were tested using the Q-between statistic from a mixed-effects subgroup model.</w:t>
+        <w:t xml:space="preserve">criterion. </w:t>
+      </w:r>
+      <w:proofErr w:type="spellStart"/>
+      <w:r>
+        <w:t>Behavioural</w:t>
+      </w:r>
+      <w:proofErr w:type="spellEnd"/>
+      <w:r>
+        <w:t xml:space="preserve"> activation was not examined as a single-component contrast because it was present in </w:t>
+      </w:r>
+      <w:proofErr w:type="gramStart"/>
+      <w:r>
+        <w:t>the substantial majority of</w:t>
+      </w:r>
+      <w:proofErr w:type="gramEnd"/>
+      <w:r>
+        <w:t xml:space="preserve"> included programs, leaving the absent subgroup with insufficient studies for between-subgroup inference. Differences between subgroups in both planned and exploratory tiers were tested using the Q-between statistic from a mixed-effects subgroup model.</w:t>
       </w:r>
     </w:p>
     <w:p>
@@ -6122,7 +6888,23 @@
         <w:jc w:val="both"/>
       </w:pPr>
       <w:r>
-        <w:t>Five sensitivity analyses were pre-specified to examine the robustness of the main findings. First, the pooled estimate was recomputed restricting to peer-reviewed journal articles, in order to examine the influence of including dissertations and preprints. Second, the pooled estimate was recomputed under a clinically restricted subset, defined as the subset of trials with baseline severity meeting an established clinical cutoff and with a treatment-focused rather than indicated-prevention intent; trials failing either condition were excluded. Third, the pooled estimate was recomputed restricting to trials in which depressive symptoms were the primary treatment target, with trials in which depression was assessed alongside another primary target (such as self-harm, suicidal ideation, peer violence, or insomnia) excluded. Fourth, the pooled estimate was recomputed excluding minimal-intensity programs, defined as those with an estimated intended weekly dose of 15 minutes per week or less. Self-paced or on-demand interventions without a fixed intended weekly dose were retained in this analysis rather than excluded, on the basis that not estimable does not equate to low dose. Fifth, a leave-one-out sensitivity analysis was conducted to identify any single study disproportionately influencing the pooled effect.</w:t>
+        <w:t xml:space="preserve">Five sensitivity analyses were pre-specified to examine the robustness of the main findings. First, the pooled estimate was recomputed restricting to peer-reviewed journal articles, </w:t>
+      </w:r>
+      <w:proofErr w:type="gramStart"/>
+      <w:r>
+        <w:t>in order to</w:t>
+      </w:r>
+      <w:proofErr w:type="gramEnd"/>
+      <w:r>
+        <w:t xml:space="preserve"> examine the influence of including dissertations and preprints. Second, the pooled estimate was recomputed under a clinically restricted subset, defined as the subset of trials with baseline severity meeting an established clinical cutoff and with a treatment-focused rather than indicated-prevention intent; trials failing either condition </w:t>
+      </w:r>
+      <w:proofErr w:type="gramStart"/>
+      <w:r>
+        <w:t>were</w:t>
+      </w:r>
+      <w:proofErr w:type="gramEnd"/>
+      <w:r>
+        <w:t xml:space="preserve"> excluded. Third, the pooled estimate was recomputed restricting to trials in which depressive symptoms were the primary treatment target, with trials in which depression was assessed alongside another primary target (such as self-harm, suicidal ideation, peer violence, or insomnia) excluded. Fourth, the pooled estimate was recomputed excluding minimal-intensity programs, defined as those with an estimated intended weekly dose of 15 minutes per week or less. Self-paced or on-demand interventions without a fixed intended weekly dose were retained in this analysis rather than excluded, on the basis that not estimable does not equate to low dose. Fifth, a leave-one-out sensitivity analysis was conducted to identify any single study disproportionately influencing the pooled effect.</w:t>
       </w:r>
     </w:p>
     <w:p>
@@ -6220,7 +7002,49 @@
         <w:rPr>
           <w:rFonts w:eastAsia="Times New Roman"/>
         </w:rPr>
-        <w:t>All statistical analyses were conducted in R version 4.4.2 (R Core Team, 2024) using the meta and metafor packages (Balduzzi et al., 2019; Viechtbauer, 2010). Risk-of-bias judgments and visualizations were produced using the Cochrane RoB 2 Excel tool and associated R utilities. Forest plots, funnel plots, and subgroup forest plots were generated using the forest and funnel functions of the meta package</w:t>
+        <w:t xml:space="preserve">All statistical analyses were conducted in R version 4.4.2 (R Core Team, 2024) using the meta and </w:t>
+      </w:r>
+      <w:proofErr w:type="spellStart"/>
+      <w:r>
+        <w:rPr>
+          <w:rFonts w:eastAsia="Times New Roman"/>
+        </w:rPr>
+        <w:t>metafor</w:t>
+      </w:r>
+      <w:proofErr w:type="spellEnd"/>
+      <w:r>
+        <w:rPr>
+          <w:rFonts w:eastAsia="Times New Roman"/>
+        </w:rPr>
+        <w:t xml:space="preserve"> packages (Balduzzi et al., 2019; </w:t>
+      </w:r>
+      <w:proofErr w:type="spellStart"/>
+      <w:r>
+        <w:rPr>
+          <w:rFonts w:eastAsia="Times New Roman"/>
+        </w:rPr>
+        <w:t>Viechtbauer</w:t>
+      </w:r>
+      <w:proofErr w:type="spellEnd"/>
+      <w:r>
+        <w:rPr>
+          <w:rFonts w:eastAsia="Times New Roman"/>
+        </w:rPr>
+        <w:t xml:space="preserve">, 2010). Risk-of-bias judgments and visualizations were produced using the Cochrane </w:t>
+      </w:r>
+      <w:proofErr w:type="spellStart"/>
+      <w:r>
+        <w:rPr>
+          <w:rFonts w:eastAsia="Times New Roman"/>
+        </w:rPr>
+        <w:t>RoB</w:t>
+      </w:r>
+      <w:proofErr w:type="spellEnd"/>
+      <w:r>
+        <w:rPr>
+          <w:rFonts w:eastAsia="Times New Roman"/>
+        </w:rPr>
+        <w:t xml:space="preserve"> 2 Excel tool and associated R utilities. Forest plots, funnel plots, and subgroup forest plots were generated using the forest and funnel functions of the meta package</w:t>
       </w:r>
       <w:r>
         <w:rPr>
@@ -6434,7 +7258,15 @@
         <w:jc w:val="both"/>
       </w:pPr>
       <w:r>
-        <w:t>Sixteen studies (reported across 20 publications) met the eligibility criteria. Of these, 15 contributed to the main meta-analysis; one cluster-randomized pilot trial conducted among Inuit youth in Nunavut (Bohr et al., 2023) did not report an intra-cluster correlation coefficient and was therefore reserved for sensitivity analysis (Section 4.6). The 15 studies in the main analysis were published between 1998 and 2025 and conducted in six countries: the United States (k = 5), the United Kingdom (k = 3), New Zealand (k = 3), Australia (k = 2), the Netherlands (k = 1), and Hong Kong, China (k = 1). Twelve studies were peer-reviewed journal articles, two were doctoral dissertations (Fleming et al., 2012; Makarushka, 2012), and one was a preprint (O'Dea et al., 2025). All studies adopted randomized controlled designs, predominantly two-arm parallel-group RCTs at the individual level. Funding sources were heterogeneous, including national research councils (NIHR, NIH/NIMH, NHMRC), government health departments (New Zealand Ministry of Health, Hong Kong Lotteries Fund), philanthropic foundations, and university or institutional support</w:t>
+        <w:t xml:space="preserve">Sixteen studies (reported across 20 publications) met the eligibility criteria. Of these, 15 contributed to the main meta-analysis; one cluster-randomized pilot trial conducted among Inuit youth in Nunavut (Bohr et al., 2023) did not report an intra-cluster correlation coefficient and was therefore reserved for sensitivity analysis (Section 4.6). The 15 studies in the main analysis were published between 1998 and 2025 and conducted in six countries: the United States (k = 5), the United Kingdom (k = 3), New Zealand (k = 3), Australia (k = 2), the Netherlands (k = 1), and Hong Kong, China (k = 1). Twelve studies were peer-reviewed journal articles, two were doctoral dissertations (Fleming et al., 2012; </w:t>
+      </w:r>
+      <w:proofErr w:type="spellStart"/>
+      <w:r>
+        <w:t>Makarushka</w:t>
+      </w:r>
+      <w:proofErr w:type="spellEnd"/>
+      <w:r>
+        <w:t>, 2012), and one was a preprint (O'Dea et al., 2025). All studies adopted randomized controlled designs, predominantly two-arm parallel-group RCTs at the individual level. Funding sources were heterogeneous, including national research councils (NIHR, NIH/NIMH, NHMRC), government health departments (New Zealand Ministry of Health, Hong Kong Lotteries Fund), philanthropic foundations, and university or institutional support</w:t>
       </w:r>
       <w:r>
         <w:rPr>
@@ -6476,7 +7308,15 @@
         <w:jc w:val="both"/>
       </w:pPr>
       <w:r>
-        <w:t>A total of 15 randomized controlled trials contributed to the main analysis, with 2,073 participants providing post-treatment data (intervention: n = 1,024; control: n = 1,049). Sample sizes at post-treatment ranged from 22 (Ackerson et al., 1998) to 284 (O'Dea et al., 2025). Most samples were drawn from high-income contexts; one trial was conducted in Hong Kong, China (Ip et al., 2016), and several included culturally specific or under-represented populations, such as adolescents excluded from mainstream education in New Zealand (Fleming et al., 2012), adolescents recruited from emergency departments following peer-violence exposure (Ranney et al., 2018), and adolescents recruited from CAMHS following repeated self-harm (Stallard et al., 2024). Among studies reporting sex distribution, samples were predominantly female, ranging from 41.0% (Stasiak et al., 2014) to 100.0% (Poppelaars et al., 2016), with a weighted average of approximately 70.6%. Baseline depressive severity ranged from mild to severe across trials, with most samples falling within the mild-to-moderate range as defined by each measure's clinical cutoff.</w:t>
+        <w:t>A total of 15 randomized controlled trials contributed to the main analysis, with 2,073 participants providing post-treatment data (intervention: n = 1,024; control: n = 1,049). Sample sizes at post-treatment ranged from 22 (Ackerson et al., 1998) to 284 (O'Dea et al., 2025). Most samples were drawn from high-income contexts; one trial was conducted in Hong Kong, China (Ip et al., 2016), and several included culturally specific or under-represented populations, such as adolescents excluded from mainstream education in New Zealand (Fleming et al., 2012), adolescents recruited from emergency departments following peer-violence exposure (Ranney et al., 2018), and adolescents recruited from CAMHS following repeated self-harm (Stallard et al., 2024). Among studies reporting sex distribution, samples were predominantly female, ranging from 41.0% (Stasiak et al., 2014) to 100.0% (</w:t>
+      </w:r>
+      <w:proofErr w:type="spellStart"/>
+      <w:r>
+        <w:t>Poppelaars</w:t>
+      </w:r>
+      <w:proofErr w:type="spellEnd"/>
+      <w:r>
+        <w:t xml:space="preserve"> et al., 2016), with a weighted average of approximately 70.6%. Baseline depressive severity ranged from mild to severe across trials, with most samples falling within the mild-to-moderate range as defined by each measure's clinical cutoff.</w:t>
       </w:r>
     </w:p>
     <w:p>
@@ -6486,11 +7326,43 @@
         <w:jc w:val="both"/>
       </w:pPr>
       <w:r>
-        <w:t xml:space="preserve">The handling of co-occurring symptoms varied across trials. Several programs were explicitly designed for, or recruited samples defined by, mixed clinical presentations: BlueIce targeted adolescents with repeated self-harm where depression was a secondary outcome (Stallard et al., 2024); iDOVE recruited adolescents presenting to the emergency department with peer-violence exposure and depressive symptoms </w:t>
+        <w:t xml:space="preserve">The handling of co-occurring symptoms varied across trials. Several programs were explicitly designed for, or recruited samples defined by, mixed clinical presentations: </w:t>
+      </w:r>
+      <w:proofErr w:type="spellStart"/>
+      <w:r>
+        <w:t>BlueIce</w:t>
+      </w:r>
+      <w:proofErr w:type="spellEnd"/>
+      <w:r>
+        <w:t xml:space="preserve"> targeted adolescents with repeated self-harm where depression was a secondary outcome (Stallard et al., 2024); </w:t>
+      </w:r>
+      <w:proofErr w:type="spellStart"/>
+      <w:r>
+        <w:t>iDOVE</w:t>
+      </w:r>
+      <w:proofErr w:type="spellEnd"/>
+      <w:r>
+        <w:t xml:space="preserve"> recruited adolescents presenting to the emergency department with peer-violence exposure and depressive symptoms </w:t>
       </w:r>
       <w:r>
         <w:lastRenderedPageBreak/>
-        <w:t>(Ranney et al., 2018); WeClick recruited on the basis of general adolescent mental health concerns without a depression severity threshold (O'Dea et al., 2020). Most other trials neither targeted nor systematically excluded comorbidity, recruiting on the basis of elevated depressive symptoms regardless of co-occurring anxiety or other internalizing symptoms. Active psychosis, bipolar disorder, current acute suicidality, and ongoing concurrent psychotherapy were the most consistently applied exclusion criteria.</w:t>
+        <w:t xml:space="preserve">(Ranney et al., 2018); </w:t>
+      </w:r>
+      <w:proofErr w:type="spellStart"/>
+      <w:r>
+        <w:t>WeClick</w:t>
+      </w:r>
+      <w:proofErr w:type="spellEnd"/>
+      <w:r>
+        <w:t xml:space="preserve"> recruited on the basis of general adolescent mental health concerns without a depression severity threshold (O'Dea et al., 2020). Most other trials neither targeted nor systematically excluded comorbidity, recruiting </w:t>
+      </w:r>
+      <w:proofErr w:type="gramStart"/>
+      <w:r>
+        <w:t>on the basis of</w:t>
+      </w:r>
+      <w:proofErr w:type="gramEnd"/>
+      <w:r>
+        <w:t xml:space="preserve"> elevated depressive symptoms regardless of co-occurring anxiety or other internalizing symptoms. Active psychosis, bipolar disorder, current acute suicidality, and ongoing concurrent psychotherapy were the most consistently applied exclusion criteria.</w:t>
       </w:r>
     </w:p>
     <w:p>
@@ -6531,7 +7403,87 @@
         <w:jc w:val="both"/>
       </w:pPr>
       <w:r>
-        <w:t>The 15 trials evaluated 11 distinct intervention programs, with SPARX, Stressbusters, and the Feeling Good bibliotherapy each evaluated in multiple trials. Delivery modalities spanned bibliotherapy (k = 3; Feeling Good, evaluated in Ackerson et al., 1998, Stice et al., 2010, and Rohde et al., 2015), stand-alone computer programs and serious games (k = 7; SPARX in Fleming 2012, Merry 2012, Poppelaars 2016, and Bohr 2023; Stressbusters in Smith 2015 and Wright 2020; The Journey in Stasiak 2014), web-based platforms (k = 2; Grasp the Opportunity in Ip 2016 and Blues Blaster in Makarushka 2012), mobile applications (k = 3; BlueIce in Stallard 2024, WeClick in O'Dea 2020, ClearlyMe in O'Dea 2025), and text-messaging delivery (k = 1; iDOVE in Ranney 2018). Program duration ranged from a single in-person session followed by 8 weeks of automated text messaging (iDOVE) to 8 months of web-based modules (Grasp the Opportunity). Most programs were designed to be completed within a 4–8 week window, although several mobile-app interventions (BlueIce, ClearlyMe) operated on a self-paced model with continued open access.</w:t>
+        <w:t xml:space="preserve">The 15 trials evaluated 11 distinct intervention programs, with SPARX, Stressbusters, and the Feeling Good bibliotherapy each evaluated in multiple trials. Delivery modalities spanned bibliotherapy (k = 3; Feeling Good, evaluated in Ackerson et al., 1998, Stice et al., 2010, and Rohde et al., 2015), stand-alone computer programs and serious games (k = 7; SPARX in Fleming 2012, Merry 2012, </w:t>
+      </w:r>
+      <w:proofErr w:type="spellStart"/>
+      <w:r>
+        <w:t>Poppelaars</w:t>
+      </w:r>
+      <w:proofErr w:type="spellEnd"/>
+      <w:r>
+        <w:t xml:space="preserve"> 2016, and Bohr 2023; Stressbusters in Smith 2015 and Wright 2020; The Journey in Stasiak 2014), web-based platforms (k = 2; Grasp the Opportunity in Ip 2016 and Blues Blaster in </w:t>
+      </w:r>
+      <w:proofErr w:type="spellStart"/>
+      <w:r>
+        <w:t>Makarushka</w:t>
+      </w:r>
+      <w:proofErr w:type="spellEnd"/>
+      <w:r>
+        <w:t xml:space="preserve"> 2012), mobile applications (k = 3; </w:t>
+      </w:r>
+      <w:proofErr w:type="spellStart"/>
+      <w:r>
+        <w:t>BlueIce</w:t>
+      </w:r>
+      <w:proofErr w:type="spellEnd"/>
+      <w:r>
+        <w:t xml:space="preserve"> in Stallard 2024, </w:t>
+      </w:r>
+      <w:proofErr w:type="spellStart"/>
+      <w:r>
+        <w:t>WeClick</w:t>
+      </w:r>
+      <w:proofErr w:type="spellEnd"/>
+      <w:r>
+        <w:t xml:space="preserve"> in O'Dea 2020, </w:t>
+      </w:r>
+      <w:proofErr w:type="spellStart"/>
+      <w:r>
+        <w:t>ClearlyMe</w:t>
+      </w:r>
+      <w:proofErr w:type="spellEnd"/>
+      <w:r>
+        <w:t xml:space="preserve"> in O'Dea 2025), and text-messaging delivery (k = 1; </w:t>
+      </w:r>
+      <w:proofErr w:type="spellStart"/>
+      <w:r>
+        <w:t>iDOVE</w:t>
+      </w:r>
+      <w:proofErr w:type="spellEnd"/>
+      <w:r>
+        <w:t xml:space="preserve"> in Ranney 2018). Program duration ranged from a single in-person session followed by 8 weeks of automated text messaging (</w:t>
+      </w:r>
+      <w:proofErr w:type="spellStart"/>
+      <w:r>
+        <w:t>iDOVE</w:t>
+      </w:r>
+      <w:proofErr w:type="spellEnd"/>
+      <w:r>
+        <w:t>) to 8 months of web-based modules (Grasp the Opportunity). Most programs were designed to be completed within a 4–</w:t>
+      </w:r>
+      <w:proofErr w:type="gramStart"/>
+      <w:r>
+        <w:t>8 week</w:t>
+      </w:r>
+      <w:proofErr w:type="gramEnd"/>
+      <w:r>
+        <w:t xml:space="preserve"> window, although several mobile-app interventions (</w:t>
+      </w:r>
+      <w:proofErr w:type="spellStart"/>
+      <w:r>
+        <w:t>BlueIce</w:t>
+      </w:r>
+      <w:proofErr w:type="spellEnd"/>
+      <w:r>
+        <w:t xml:space="preserve">, </w:t>
+      </w:r>
+      <w:proofErr w:type="spellStart"/>
+      <w:r>
+        <w:t>ClearlyMe</w:t>
+      </w:r>
+      <w:proofErr w:type="spellEnd"/>
+      <w:r>
+        <w:t>) operated on a self-paced model with continued open access.</w:t>
       </w:r>
     </w:p>
     <w:p>
@@ -6579,7 +7531,23 @@
         <w:jc w:val="both"/>
       </w:pPr>
       <w:r>
-        <w:t>Control conditions across the 15 trials encompassed waitlist (k = 6; including one trial with active monitoring, Poppelaars et al., 2016), treatment-as-usual (k = 2; Stallard et al., 2024 and Merry et al., 2012), attention control (k = 5; Ip 2016, O'Dea 2025, Ranney 2018, Stasiak 2014, Wright 2020), information-only or assessment-only control (k = 3; Stice 2010, Makarushka 2012, Rohde 2015). Waitlist conditions in two trials offered the active intervention after the waiting period, with consequences for follow-up comparability (Smith et al., 2015; Ackerson et al., 1998); these trials therefore did not contribute follow-up data to the synthesis. Attention controls included supportive-expressive group sessions, computerized psychoeducation matched for length and format (Stasiak et al., 2014), self-help websites (Wright et al., 2020), and educational materials on depression. Treatment-as-usual conditions varied substantially across health systems, ranging from CAMHS-delivered counseling (Stallard et al., 2024) to primary-care counseling averaging approximately five sessions (Merry et al., 2012).</w:t>
+        <w:t xml:space="preserve">Control conditions across the 15 trials encompassed waitlist (k = 6; including one trial with active monitoring, </w:t>
+      </w:r>
+      <w:proofErr w:type="spellStart"/>
+      <w:r>
+        <w:t>Poppelaars</w:t>
+      </w:r>
+      <w:proofErr w:type="spellEnd"/>
+      <w:r>
+        <w:t xml:space="preserve"> et al., 2016), treatment-as-usual (k = 2; Stallard et al., 2024 and Merry et al., 2012), attention control (k = 5; Ip 2016, O'Dea 2025, Ranney 2018, Stasiak 2014, Wright 2020), information-only or assessment-only control (k = 3; Stice 2010, </w:t>
+      </w:r>
+      <w:proofErr w:type="spellStart"/>
+      <w:r>
+        <w:t>Makarushka</w:t>
+      </w:r>
+      <w:proofErr w:type="spellEnd"/>
+      <w:r>
+        <w:t xml:space="preserve"> 2012, Rohde 2015). Waitlist conditions in two trials offered the active intervention after the waiting period, with consequences for follow-up comparability (Smith et al., 2015; Ackerson et al., 1998); these trials therefore did not contribute follow-up data to the synthesis. Attention controls included supportive-expressive group sessions, computerized psychoeducation matched for length and format (Stasiak et al., 2014), self-help websites (Wright et al., 2020), and educational materials on depression. Treatment-as-usual conditions varied substantially across health systems, ranging from CAMHS-delivered counseling (Stallard et al., 2024) to primary-care counseling averaging approximately five sessions (Merry et al., 2012).</w:t>
       </w:r>
     </w:p>
     <w:p>
@@ -7014,7 +7982,15 @@
         <w:t>69</w:t>
       </w:r>
       <w:r>
-        <w:t xml:space="preserve"> in the control conditions. Under a random-effects model using the REML estimator and Hartung-Knapp adjustment, the pooled Hedges’ g was 0.27, 95% CI [0.06, 0.47], t(13) = 2.8</w:t>
+        <w:t xml:space="preserve"> in the control conditions. Under a random-effects model using the REML estimator and Hartung-Knapp adjustment, the pooled Hedges’ g was 0.27, 95% CI [0.06, 0.47], </w:t>
+      </w:r>
+      <w:proofErr w:type="gramStart"/>
+      <w:r>
+        <w:t>t(</w:t>
+      </w:r>
+      <w:proofErr w:type="gramEnd"/>
+      <w:r>
+        <w:t>13) = 2.8</w:t>
       </w:r>
       <w:r>
         <w:rPr>
@@ -7049,7 +8025,15 @@
         <w:t>g</w:t>
       </w:r>
       <w:r>
-        <w:t xml:space="preserve"> = −0.17; Poppelaars et al., 2016, </w:t>
+        <w:t xml:space="preserve"> = −0.17; </w:t>
+      </w:r>
+      <w:proofErr w:type="spellStart"/>
+      <w:r>
+        <w:t>Poppelaars</w:t>
+      </w:r>
+      <w:proofErr w:type="spellEnd"/>
+      <w:r>
+        <w:t xml:space="preserve"> et al., 2016, </w:t>
       </w:r>
       <w:r>
         <w:rPr>
@@ -7062,7 +8046,15 @@
         <w:t xml:space="preserve"> = −0.01)</w:t>
       </w:r>
       <w:r>
-        <w:t>. Five trials had confidence intervals that excluded zero (Ackerson et al., 1998; Fleming et al., 2012; Makarushka, 201</w:t>
+        <w:t xml:space="preserve">. Five trials had confidence intervals that excluded zero (Ackerson et al., 1998; Fleming et al., 2012; </w:t>
+      </w:r>
+      <w:proofErr w:type="spellStart"/>
+      <w:r>
+        <w:t>Makarushka</w:t>
+      </w:r>
+      <w:proofErr w:type="spellEnd"/>
+      <w:r>
+        <w:t>, 201</w:t>
       </w:r>
       <w:r>
         <w:rPr>
@@ -7405,7 +8397,15 @@
       </w:pPr>
       <w:bookmarkStart w:id="16" w:name="OLE_LINK13"/>
       <w:r>
-        <w:t>Between-study heterogeneity was moderate to high, Q(13) = 35.</w:t>
+        <w:t xml:space="preserve">Between-study heterogeneity was moderate to high, </w:t>
+      </w:r>
+      <w:proofErr w:type="gramStart"/>
+      <w:r>
+        <w:t>Q(</w:t>
+      </w:r>
+      <w:proofErr w:type="gramEnd"/>
+      <w:r>
+        <w:t>13) = 35.</w:t>
       </w:r>
       <w:r>
         <w:rPr>
@@ -7649,25 +8649,20 @@
                 <w:i/>
                 <w:iCs/>
               </w:rPr>
-              <w:t>t (df)</w:t>
-            </w:r>
-          </w:p>
-        </w:tc>
-        <w:tc>
-          <w:tcPr>
-            <w:tcW w:w="852" w:type="dxa"/>
-          </w:tcPr>
-          <w:p>
-            <w:pPr>
-              <w:spacing w:after="120" w:line="360" w:lineRule="auto"/>
-              <w:jc w:val="center"/>
-              <w:rPr>
+              <w:t>t (</w:t>
+            </w:r>
+            <w:proofErr w:type="spellStart"/>
+            <w:r>
+              <w:rPr>
+                <w:rFonts w:hint="eastAsia"/>
                 <w:b/>
                 <w:bCs/>
                 <w:i/>
                 <w:iCs/>
               </w:rPr>
-            </w:pPr>
+              <w:t>df</w:t>
+            </w:r>
+            <w:proofErr w:type="spellEnd"/>
             <w:r>
               <w:rPr>
                 <w:rFonts w:hint="eastAsia"/>
@@ -7676,41 +8671,25 @@
                 <w:i/>
                 <w:iCs/>
               </w:rPr>
-              <w:t>p</w:t>
-            </w:r>
-          </w:p>
-        </w:tc>
-        <w:tc>
-          <w:tcPr>
-            <w:tcW w:w="1048" w:type="dxa"/>
+              <w:t>)</w:t>
+            </w:r>
+          </w:p>
+        </w:tc>
+        <w:tc>
+          <w:tcPr>
+            <w:tcW w:w="852" w:type="dxa"/>
           </w:tcPr>
           <w:p>
             <w:pPr>
               <w:spacing w:after="120" w:line="360" w:lineRule="auto"/>
               <w:jc w:val="center"/>
               <w:rPr>
-                <w:b/>
-                <w:bCs/>
-              </w:rPr>
-            </w:pPr>
-            <w:r>
-              <w:rPr>
-                <w:rFonts w:hint="eastAsia"/>
                 <w:b/>
                 <w:bCs/>
                 <w:i/>
                 <w:iCs/>
               </w:rPr>
-              <w:t>Q</w:t>
-            </w:r>
-            <w:r>
-              <w:rPr>
-                <w:rFonts w:hint="eastAsia"/>
-                <w:b/>
-                <w:bCs/>
-              </w:rPr>
-              <w:t xml:space="preserve"> (</w:t>
-            </w:r>
+            </w:pPr>
             <w:r>
               <w:rPr>
                 <w:rFonts w:hint="eastAsia"/>
@@ -7719,33 +8698,42 @@
                 <w:i/>
                 <w:iCs/>
               </w:rPr>
-              <w:t>df</w:t>
-            </w:r>
-            <w:r>
-              <w:rPr>
-                <w:rFonts w:hint="eastAsia"/>
+              <w:t>p</w:t>
+            </w:r>
+          </w:p>
+        </w:tc>
+        <w:tc>
+          <w:tcPr>
+            <w:tcW w:w="1048" w:type="dxa"/>
+          </w:tcPr>
+          <w:p>
+            <w:pPr>
+              <w:spacing w:after="120" w:line="360" w:lineRule="auto"/>
+              <w:jc w:val="center"/>
+              <w:rPr>
                 <w:b/>
                 <w:bCs/>
               </w:rPr>
-              <w:t>)</w:t>
-            </w:r>
-          </w:p>
-        </w:tc>
-        <w:tc>
-          <w:tcPr>
-            <w:tcW w:w="967" w:type="dxa"/>
-          </w:tcPr>
-          <w:p>
-            <w:pPr>
-              <w:spacing w:after="120" w:line="360" w:lineRule="auto"/>
-              <w:jc w:val="center"/>
-              <w:rPr>
+            </w:pPr>
+            <w:r>
+              <w:rPr>
+                <w:rFonts w:hint="eastAsia"/>
                 <w:b/>
                 <w:bCs/>
                 <w:i/>
                 <w:iCs/>
               </w:rPr>
-            </w:pPr>
+              <w:t>Q</w:t>
+            </w:r>
+            <w:r>
+              <w:rPr>
+                <w:rFonts w:hint="eastAsia"/>
+                <w:b/>
+                <w:bCs/>
+              </w:rPr>
+              <w:t xml:space="preserve"> (</w:t>
+            </w:r>
+            <w:proofErr w:type="spellStart"/>
             <w:r>
               <w:rPr>
                 <w:rFonts w:hint="eastAsia"/>
@@ -7754,91 +8742,93 @@
                 <w:i/>
                 <w:iCs/>
               </w:rPr>
-              <w:t xml:space="preserve">p </w:t>
-            </w:r>
+              <w:t>df</w:t>
+            </w:r>
+            <w:proofErr w:type="spellEnd"/>
             <w:r>
               <w:rPr>
                 <w:rFonts w:hint="eastAsia"/>
                 <w:b/>
                 <w:bCs/>
               </w:rPr>
-              <w:t>(</w:t>
-            </w:r>
-            <w:r>
-              <w:rPr>
-                <w:rFonts w:hint="eastAsia"/>
+              <w:t>)</w:t>
+            </w:r>
+          </w:p>
+        </w:tc>
+        <w:tc>
+          <w:tcPr>
+            <w:tcW w:w="967" w:type="dxa"/>
+          </w:tcPr>
+          <w:p>
+            <w:pPr>
+              <w:spacing w:after="120" w:line="360" w:lineRule="auto"/>
+              <w:jc w:val="center"/>
+              <w:rPr>
                 <w:b/>
                 <w:bCs/>
                 <w:i/>
                 <w:iCs/>
               </w:rPr>
-              <w:t>Q)</w:t>
-            </w:r>
-          </w:p>
-        </w:tc>
-        <w:tc>
-          <w:tcPr>
-            <w:tcW w:w="1092" w:type="dxa"/>
-          </w:tcPr>
-          <w:p>
-            <w:pPr>
-              <w:spacing w:after="120" w:line="360" w:lineRule="auto"/>
-              <w:jc w:val="center"/>
-              <w:rPr>
-                <w:b/>
-                <w:bCs/>
-              </w:rPr>
-            </w:pPr>
-            <w:r>
-              <w:rPr>
+            </w:pPr>
+            <w:r>
+              <w:rPr>
+                <w:rFonts w:hint="eastAsia"/>
                 <w:b/>
                 <w:bCs/>
                 <w:i/>
                 <w:iCs/>
               </w:rPr>
-              <w:t>I</w:t>
-            </w:r>
-            <w:r>
-              <w:rPr>
+              <w:t xml:space="preserve">p </w:t>
+            </w:r>
+            <w:r>
+              <w:rPr>
+                <w:rFonts w:hint="eastAsia"/>
                 <w:b/>
                 <w:bCs/>
               </w:rPr>
-              <w:t>²</w:t>
-            </w:r>
-            <w:r>
-              <w:rPr>
+              <w:t>(</w:t>
+            </w:r>
+            <w:r>
+              <w:rPr>
+                <w:rFonts w:hint="eastAsia"/>
                 <w:b/>
                 <w:bCs/>
                 <w:i/>
                 <w:iCs/>
               </w:rPr>
-              <w:t xml:space="preserve"> </w:t>
-            </w:r>
-            <w:r>
+              <w:t>Q)</w:t>
+            </w:r>
+          </w:p>
+        </w:tc>
+        <w:tc>
+          <w:tcPr>
+            <w:tcW w:w="1092" w:type="dxa"/>
+          </w:tcPr>
+          <w:p>
+            <w:pPr>
+              <w:spacing w:after="120" w:line="360" w:lineRule="auto"/>
+              <w:jc w:val="center"/>
               <w:rPr>
                 <w:b/>
                 <w:bCs/>
               </w:rPr>
-              <w:t>[95% CI]</w:t>
-            </w:r>
-          </w:p>
-        </w:tc>
-        <w:tc>
-          <w:tcPr>
-            <w:tcW w:w="1169" w:type="dxa"/>
-          </w:tcPr>
-          <w:p>
-            <w:pPr>
-              <w:spacing w:after="120" w:line="360" w:lineRule="auto"/>
-              <w:jc w:val="center"/>
+            </w:pPr>
+            <w:r>
               <w:rPr>
                 <w:b/>
                 <w:bCs/>
                 <w:i/>
                 <w:iCs/>
               </w:rPr>
-            </w:pPr>
-            <w:bookmarkStart w:id="21" w:name="OLE_LINK12"/>
+              <w:t>I</w:t>
+            </w:r>
+            <w:r>
+              <w:rPr>
+                <w:b/>
+                <w:bCs/>
+              </w:rPr>
+              <w:t>²</w:t>
+            </w:r>
             <w:r>
               <w:rPr>
                 <w:b/>
@@ -7846,6 +8836,40 @@
                 <w:i/>
                 <w:iCs/>
               </w:rPr>
+              <w:t xml:space="preserve"> </w:t>
+            </w:r>
+            <w:r>
+              <w:rPr>
+                <w:b/>
+                <w:bCs/>
+              </w:rPr>
+              <w:t>[95% CI]</w:t>
+            </w:r>
+          </w:p>
+        </w:tc>
+        <w:tc>
+          <w:tcPr>
+            <w:tcW w:w="1169" w:type="dxa"/>
+          </w:tcPr>
+          <w:p>
+            <w:pPr>
+              <w:spacing w:after="120" w:line="360" w:lineRule="auto"/>
+              <w:jc w:val="center"/>
+              <w:rPr>
+                <w:b/>
+                <w:bCs/>
+                <w:i/>
+                <w:iCs/>
+              </w:rPr>
+            </w:pPr>
+            <w:bookmarkStart w:id="21" w:name="OLE_LINK12"/>
+            <w:r>
+              <w:rPr>
+                <w:b/>
+                <w:bCs/>
+                <w:i/>
+                <w:iCs/>
+              </w:rPr>
               <w:t>τ</w:t>
             </w:r>
             <w:r>
@@ -7910,6 +8934,7 @@
               <w:spacing w:after="120" w:line="360" w:lineRule="auto"/>
               <w:jc w:val="center"/>
             </w:pPr>
+            <w:bookmarkStart w:id="22" w:name="OLE_LINK48"/>
             <w:r>
               <w:rPr>
                 <w:rFonts w:hint="eastAsia"/>
@@ -7920,7 +8945,7 @@
               <w:rPr>
                 <w:rFonts w:hint="eastAsia"/>
               </w:rPr>
-              <w:t>7</w:t>
+              <w:t>68</w:t>
             </w:r>
             <w:r>
               <w:rPr>
@@ -7946,6 +8971,7 @@
               </w:rPr>
               <w:t>]</w:t>
             </w:r>
+            <w:bookmarkEnd w:id="22"/>
           </w:p>
         </w:tc>
         <w:tc>
@@ -8113,9 +9139,11 @@
               <w:spacing w:after="120" w:line="360" w:lineRule="auto"/>
               <w:jc w:val="center"/>
             </w:pPr>
+            <w:bookmarkStart w:id="23" w:name="OLE_LINK49"/>
             <w:r>
               <w:t>[−0.27, 0.80]</w:t>
             </w:r>
+            <w:bookmarkEnd w:id="23"/>
           </w:p>
         </w:tc>
       </w:tr>
@@ -8205,7 +9233,29 @@
           <w:sz w:val="24"/>
           <w:szCs w:val="24"/>
         </w:rPr>
-        <w:t>4.4.2 Overall Effects for different Lengths of  follow-up</w:t>
+        <w:t xml:space="preserve">4.4.2 Overall Effects for different Lengths </w:t>
+      </w:r>
+      <w:proofErr w:type="gramStart"/>
+      <w:r>
+        <w:rPr>
+          <w:rFonts w:hint="eastAsia"/>
+          <w:b/>
+          <w:bCs/>
+          <w:sz w:val="24"/>
+          <w:szCs w:val="24"/>
+        </w:rPr>
+        <w:t>of  follow</w:t>
+      </w:r>
+      <w:proofErr w:type="gramEnd"/>
+      <w:r>
+        <w:rPr>
+          <w:rFonts w:hint="eastAsia"/>
+          <w:b/>
+          <w:bCs/>
+          <w:sz w:val="24"/>
+          <w:szCs w:val="24"/>
+        </w:rPr>
+        <w:t>-up</w:t>
       </w:r>
     </w:p>
     <w:p>
@@ -8218,7 +9268,7 @@
           <w:bCs/>
         </w:rPr>
       </w:pPr>
-      <w:bookmarkStart w:id="22" w:name="OLE_LINK27"/>
+      <w:bookmarkStart w:id="24" w:name="OLE_LINK27"/>
       <w:r>
         <w:rPr>
           <w:rFonts w:hint="eastAsia"/>
@@ -8228,7 +9278,7 @@
         <w:t>Short-term follow-up</w:t>
       </w:r>
     </w:p>
-    <w:bookmarkEnd w:id="22"/>
+    <w:bookmarkEnd w:id="24"/>
     <w:p>
       <w:pPr>
         <w:spacing w:after="120" w:line="360" w:lineRule="auto"/>
@@ -8241,7 +9291,7 @@
         </w:rPr>
         <w:t xml:space="preserve"> </w:t>
       </w:r>
-      <w:bookmarkStart w:id="23" w:name="OLE_LINK29"/>
+      <w:bookmarkStart w:id="25" w:name="OLE_LINK29"/>
       <w:r>
         <w:rPr>
           <w:rFonts w:hint="eastAsia"/>
@@ -8249,7 +9299,15 @@
         <w:t>Three studies (</w:t>
       </w:r>
       <w:r>
-        <w:t>O'Dea et al., 2020; Poppelaars et al., 2016; Stasiak et al., 2014</w:t>
+        <w:t xml:space="preserve">O'Dea et al., 2020; </w:t>
+      </w:r>
+      <w:proofErr w:type="spellStart"/>
+      <w:r>
+        <w:t>Poppelaars</w:t>
+      </w:r>
+      <w:proofErr w:type="spellEnd"/>
+      <w:r>
+        <w:t xml:space="preserve"> et al., 2016; Stasiak et al., 2014</w:t>
       </w:r>
       <w:r>
         <w:rPr>
@@ -8285,7 +9343,15 @@
         <w:t>8</w:t>
       </w:r>
       <w:r>
-        <w:t>], t(2) = 0.</w:t>
+        <w:t xml:space="preserve">], </w:t>
+      </w:r>
+      <w:proofErr w:type="gramStart"/>
+      <w:r>
+        <w:t>t(</w:t>
+      </w:r>
+      <w:proofErr w:type="gramEnd"/>
+      <w:r>
+        <w:t>2) = 0.</w:t>
       </w:r>
       <w:r>
         <w:rPr>
@@ -8319,7 +9385,15 @@
         <w:jc w:val="both"/>
       </w:pPr>
       <w:r>
-        <w:t>Between-study heterogeneity was negligible (Q(2) = 0.8</w:t>
+        <w:t>Between-study heterogeneity was negligible (</w:t>
+      </w:r>
+      <w:proofErr w:type="gramStart"/>
+      <w:r>
+        <w:t>Q(</w:t>
+      </w:r>
+      <w:proofErr w:type="gramEnd"/>
+      <w:r>
+        <w:t>2) = 0.8</w:t>
       </w:r>
       <w:r>
         <w:rPr>
@@ -8349,7 +9423,7 @@
       <w:r>
         <w:t xml:space="preserve">These short-term findings should be interpreted with considerable caution. </w:t>
       </w:r>
-      <w:bookmarkEnd w:id="23"/>
+      <w:bookmarkEnd w:id="25"/>
     </w:p>
     <w:p>
       <w:pPr>
@@ -8368,7 +9442,7 @@
           <w:noProof/>
         </w:rPr>
       </w:pPr>
-      <w:bookmarkStart w:id="24" w:name="OLE_LINK23"/>
+      <w:bookmarkStart w:id="26" w:name="OLE_LINK23"/>
       <w:r>
         <w:rPr>
           <w:rFonts w:hint="eastAsia"/>
@@ -8411,7 +9485,16 @@
           <w:bCs/>
           <w:noProof/>
         </w:rPr>
-        <w:t xml:space="preserve">Forest Plot of Studies at </w:t>
+        <w:t xml:space="preserve">Forest Plot of Studies </w:t>
+      </w:r>
+      <w:proofErr w:type="gramStart"/>
+      <w:r>
+        <w:rPr>
+          <w:b/>
+          <w:bCs/>
+          <w:noProof/>
+        </w:rPr>
+        <w:t xml:space="preserve">at </w:t>
       </w:r>
       <w:r>
         <w:rPr>
@@ -8426,10 +9509,27 @@
           <w:b/>
           <w:bCs/>
         </w:rPr>
-        <w:t>Short-Term Follow-UP</w:t>
-      </w:r>
-    </w:p>
-    <w:bookmarkEnd w:id="24"/>
+        <w:t>Short</w:t>
+      </w:r>
+      <w:proofErr w:type="gramEnd"/>
+      <w:r>
+        <w:rPr>
+          <w:b/>
+          <w:bCs/>
+        </w:rPr>
+        <w:t xml:space="preserve">-Term </w:t>
+      </w:r>
+      <w:proofErr w:type="spellStart"/>
+      <w:r>
+        <w:rPr>
+          <w:b/>
+          <w:bCs/>
+        </w:rPr>
+        <w:t>Follow-UP</w:t>
+      </w:r>
+      <w:proofErr w:type="spellEnd"/>
+    </w:p>
+    <w:bookmarkEnd w:id="26"/>
     <w:p>
       <w:pPr>
         <w:spacing w:after="120" w:line="360" w:lineRule="auto"/>
@@ -8497,7 +9597,7 @@
         <w:spacing w:after="120" w:line="276" w:lineRule="auto"/>
         <w:jc w:val="both"/>
       </w:pPr>
-      <w:bookmarkStart w:id="25" w:name="OLE_LINK32"/>
+      <w:bookmarkStart w:id="27" w:name="OLE_LINK32"/>
       <w:r>
         <w:rPr>
           <w:rFonts w:hint="eastAsia"/>
@@ -8550,7 +9650,7 @@
         <w:t>. Squares represent point estimates of individual studies, with size proportional to study weight in the random-effects model. Horizontal lines represent 95% confidence intervals; arrows indicate intervals extending beyond the plot range. The blue diamond represents the random-effects pooled estimate using Hartung-Knapp adjustment. The red bar represents the 95% prediction interval. CI = confidence interval; HK = Hartung-Knapp.</w:t>
       </w:r>
     </w:p>
-    <w:bookmarkEnd w:id="25"/>
+    <w:bookmarkEnd w:id="27"/>
     <w:p>
       <w:pPr>
         <w:spacing w:after="120" w:line="276" w:lineRule="auto"/>
@@ -8573,7 +9673,7 @@
           <w:bCs/>
         </w:rPr>
       </w:pPr>
-      <w:bookmarkStart w:id="26" w:name="OLE_LINK21"/>
+      <w:bookmarkStart w:id="28" w:name="OLE_LINK21"/>
       <w:r>
         <w:rPr>
           <w:rFonts w:hint="eastAsia"/>
@@ -8597,9 +9697,9 @@
         <w:ind w:firstLine="360"/>
         <w:jc w:val="both"/>
       </w:pPr>
-      <w:bookmarkStart w:id="27" w:name="OLE_LINK28"/>
-      <w:bookmarkStart w:id="28" w:name="OLE_LINK17"/>
-      <w:bookmarkEnd w:id="26"/>
+      <w:bookmarkStart w:id="29" w:name="OLE_LINK28"/>
+      <w:bookmarkStart w:id="30" w:name="OLE_LINK17"/>
+      <w:bookmarkEnd w:id="28"/>
       <w:r>
         <w:rPr>
           <w:rFonts w:hint="eastAsia"/>
@@ -8618,8 +9718,13 @@
         </w:rPr>
         <w:t xml:space="preserve">2018; </w:t>
       </w:r>
-      <w:r>
-        <w:t xml:space="preserve">Poppelaars et al., 2016; </w:t>
+      <w:proofErr w:type="spellStart"/>
+      <w:r>
+        <w:t>Poppelaars</w:t>
+      </w:r>
+      <w:proofErr w:type="spellEnd"/>
+      <w:r>
+        <w:t xml:space="preserve"> et al., 2016; </w:t>
       </w:r>
       <w:r>
         <w:rPr>
@@ -8631,12 +9736,26 @@
         <w:rPr>
           <w:rFonts w:hint="eastAsia"/>
         </w:rPr>
-        <w:t>; Makarushka, 201</w:t>
-      </w:r>
+        <w:t xml:space="preserve">; </w:t>
+      </w:r>
+      <w:proofErr w:type="spellStart"/>
       <w:r>
         <w:rPr>
           <w:rFonts w:hint="eastAsia"/>
         </w:rPr>
+        <w:t>Makarushka</w:t>
+      </w:r>
+      <w:proofErr w:type="spellEnd"/>
+      <w:r>
+        <w:rPr>
+          <w:rFonts w:hint="eastAsia"/>
+        </w:rPr>
+        <w:t>, 201</w:t>
+      </w:r>
+      <w:r>
+        <w:rPr>
+          <w:rFonts w:hint="eastAsia"/>
+        </w:rPr>
         <w:t>1</w:t>
       </w:r>
       <w:r>
@@ -8678,7 +9797,7 @@
         </w:rPr>
         <w:t xml:space="preserve"> contributed to pooled effect size of mid-term follow-up </w:t>
       </w:r>
-      <w:bookmarkStart w:id="29" w:name="OLE_LINK14"/>
+      <w:bookmarkStart w:id="31" w:name="OLE_LINK14"/>
       <w:r>
         <w:rPr>
           <w:rFonts w:hint="eastAsia"/>
@@ -8694,7 +9813,7 @@
         </w:rPr>
         <w:t>)</w:t>
       </w:r>
-      <w:bookmarkEnd w:id="29"/>
+      <w:bookmarkEnd w:id="31"/>
       <w:r>
         <w:rPr>
           <w:rFonts w:hint="eastAsia"/>
@@ -8716,11 +9835,19 @@
       <w:r>
         <w:t xml:space="preserve"> </w:t>
       </w:r>
+      <w:proofErr w:type="gramStart"/>
       <w:r>
         <w:rPr>
           <w:rFonts w:hint="eastAsia"/>
         </w:rPr>
-        <w:t xml:space="preserve">( 95% CI </w:t>
+        <w:t>( 95</w:t>
+      </w:r>
+      <w:proofErr w:type="gramEnd"/>
+      <w:r>
+        <w:rPr>
+          <w:rFonts w:hint="eastAsia"/>
+        </w:rPr>
+        <w:t xml:space="preserve">% CI </w:t>
       </w:r>
       <w:r>
         <w:t>[</w:t>
@@ -8794,7 +9921,7 @@
         </w:rPr>
         <w:t xml:space="preserve"> (Figure 5).</w:t>
       </w:r>
-      <w:bookmarkStart w:id="30" w:name="OLE_LINK30"/>
+      <w:bookmarkStart w:id="32" w:name="OLE_LINK30"/>
       <w:r>
         <w:rPr>
           <w:rFonts w:hint="eastAsia"/>
@@ -8842,7 +9969,15 @@
         <w:t>g</w:t>
       </w:r>
       <w:r>
-        <w:t xml:space="preserve"> = 0.29 (Makarushka, 201</w:t>
+        <w:t xml:space="preserve"> = 0.29 (</w:t>
+      </w:r>
+      <w:proofErr w:type="spellStart"/>
+      <w:r>
+        <w:t>Makarushka</w:t>
+      </w:r>
+      <w:proofErr w:type="spellEnd"/>
+      <w:r>
+        <w:t>, 201</w:t>
       </w:r>
       <w:r>
         <w:rPr>
@@ -8871,7 +10006,15 @@
         <w:jc w:val="both"/>
       </w:pPr>
       <w:r>
-        <w:t>Between-study heterogeneity was low across all three indicators, Q(6) = 3.4</w:t>
+        <w:t xml:space="preserve">Between-study heterogeneity was low across all three indicators, </w:t>
+      </w:r>
+      <w:proofErr w:type="gramStart"/>
+      <w:r>
+        <w:t>Q(</w:t>
+      </w:r>
+      <w:proofErr w:type="gramEnd"/>
+      <w:r>
+        <w:t>6) = 3.4</w:t>
       </w:r>
       <w:r>
         <w:rPr>
@@ -8905,8 +10048,8 @@
         <w:t>The 95% prediction interval ranged from −0.03 to 0.26, suggesting that the true effect in a comparable future trial would most likely be small and positive, though the interval marginally included zero.</w:t>
       </w:r>
     </w:p>
-    <w:bookmarkEnd w:id="27"/>
-    <w:bookmarkEnd w:id="30"/>
+    <w:bookmarkEnd w:id="29"/>
+    <w:bookmarkEnd w:id="32"/>
     <w:p>
       <w:pPr>
         <w:spacing w:after="120" w:line="360" w:lineRule="auto"/>
@@ -8918,7 +10061,7 @@
         </w:rPr>
       </w:pPr>
     </w:p>
-    <w:bookmarkEnd w:id="28"/>
+    <w:bookmarkEnd w:id="30"/>
     <w:p>
       <w:pPr>
         <w:spacing w:after="120" w:line="360" w:lineRule="auto"/>
@@ -8986,8 +10129,17 @@
           <w:b/>
           <w:bCs/>
         </w:rPr>
-        <w:t>-Term Follow-UP</w:t>
-      </w:r>
+        <w:t xml:space="preserve">-Term </w:t>
+      </w:r>
+      <w:proofErr w:type="spellStart"/>
+      <w:r>
+        <w:rPr>
+          <w:b/>
+          <w:bCs/>
+        </w:rPr>
+        <w:t>Follow-UP</w:t>
+      </w:r>
+      <w:proofErr w:type="spellEnd"/>
     </w:p>
     <w:p>
       <w:pPr>
@@ -9158,7 +10310,15 @@
         <w:jc w:val="both"/>
       </w:pPr>
       <w:r>
-        <w:t>Five studies (Stice et al., 2010; Ip et al., 2016; Poppelaars et al., 2016; Wright et al., 2020; Rohde et al., 2015) contributed effect sizes at long-term follow-up (≥12 months post-intervention). Where a study reported multiple long-term assessments, the longest available timepoint was used. Under a random-effects model with REML estimator and Hartung-Knapp adjustment, the pooled Hedges' g was 0.1</w:t>
+        <w:t xml:space="preserve">Five studies (Stice et al., 2010; Ip et al., 2016; </w:t>
+      </w:r>
+      <w:proofErr w:type="spellStart"/>
+      <w:r>
+        <w:t>Poppelaars</w:t>
+      </w:r>
+      <w:proofErr w:type="spellEnd"/>
+      <w:r>
+        <w:t xml:space="preserve"> et al., 2016; Wright et al., 2020; Rohde et al., 2015) contributed effect sizes at long-term follow-up (≥12 months post-intervention). Where a study reported multiple long-term assessments, the longest available timepoint was used. Under a random-effects model with REML estimator and Hartung-Knapp adjustment, the pooled Hedges' g was 0.1</w:t>
       </w:r>
       <w:r>
         <w:rPr>
@@ -9175,6 +10335,7 @@
       <w:r>
         <w:t xml:space="preserve"> </w:t>
       </w:r>
+      <w:proofErr w:type="gramStart"/>
       <w:r>
         <w:rPr>
           <w:i/>
@@ -9183,7 +10344,11 @@
         <w:t>t</w:t>
       </w:r>
       <w:r>
-        <w:t>(4) = 1.</w:t>
+        <w:t>(</w:t>
+      </w:r>
+      <w:proofErr w:type="gramEnd"/>
+      <w:r>
+        <w:t>4) = 1.</w:t>
       </w:r>
       <w:r>
         <w:rPr>
@@ -9231,7 +10396,15 @@
         <w:jc w:val="both"/>
       </w:pPr>
       <w:r>
-        <w:t xml:space="preserve">Between-study heterogeneity was low to moderate, Q(4) = </w:t>
+        <w:t xml:space="preserve">Between-study heterogeneity was low to moderate, </w:t>
+      </w:r>
+      <w:proofErr w:type="gramStart"/>
+      <w:r>
+        <w:t>Q(</w:t>
+      </w:r>
+      <w:proofErr w:type="gramEnd"/>
+      <w:r>
+        <w:t xml:space="preserve">4) = </w:t>
       </w:r>
       <w:r>
         <w:t>5.</w:t>
@@ -9300,7 +10473,7 @@
           <w:noProof/>
         </w:rPr>
       </w:pPr>
-      <w:bookmarkStart w:id="31" w:name="OLE_LINK15"/>
+      <w:bookmarkStart w:id="33" w:name="OLE_LINK15"/>
       <w:r>
         <w:rPr>
           <w:rFonts w:hint="eastAsia"/>
@@ -9343,7 +10516,16 @@
           <w:bCs/>
           <w:noProof/>
         </w:rPr>
-        <w:t xml:space="preserve">Forest Plot of Studies at </w:t>
+        <w:t xml:space="preserve">Forest Plot of Studies </w:t>
+      </w:r>
+      <w:proofErr w:type="gramStart"/>
+      <w:r>
+        <w:rPr>
+          <w:b/>
+          <w:bCs/>
+          <w:noProof/>
+        </w:rPr>
+        <w:t xml:space="preserve">at </w:t>
       </w:r>
       <w:r>
         <w:rPr>
@@ -9353,15 +10535,25 @@
         </w:rPr>
         <w:t xml:space="preserve"> Long</w:t>
       </w:r>
+      <w:proofErr w:type="gramEnd"/>
       <w:r>
         <w:rPr>
           <w:b/>
           <w:bCs/>
         </w:rPr>
-        <w:t>-Term Follow-UP</w:t>
-      </w:r>
-    </w:p>
-    <w:bookmarkEnd w:id="31"/>
+        <w:t xml:space="preserve">-Term </w:t>
+      </w:r>
+      <w:proofErr w:type="spellStart"/>
+      <w:r>
+        <w:rPr>
+          <w:b/>
+          <w:bCs/>
+        </w:rPr>
+        <w:t>Follow-UP</w:t>
+      </w:r>
+      <w:proofErr w:type="spellEnd"/>
+    </w:p>
+    <w:bookmarkEnd w:id="33"/>
     <w:p>
       <w:pPr>
         <w:spacing w:after="120" w:line="360" w:lineRule="auto"/>
@@ -9466,7 +10658,7 @@
         <w:spacing w:after="120" w:line="360" w:lineRule="auto"/>
         <w:jc w:val="both"/>
       </w:pPr>
-      <w:bookmarkStart w:id="32" w:name="OLE_LINK25"/>
+      <w:bookmarkStart w:id="34" w:name="OLE_LINK25"/>
       <w:r>
         <w:rPr>
           <w:rFonts w:hint="eastAsia"/>
@@ -9498,7 +10690,7 @@
         </w:rPr>
         <w:t>Test of Heterogeneity</w:t>
       </w:r>
-      <w:bookmarkStart w:id="33" w:name="OLE_LINK22"/>
+      <w:bookmarkStart w:id="35" w:name="OLE_LINK22"/>
       <w:r>
         <w:rPr>
           <w:rFonts w:hint="eastAsia"/>
@@ -9514,6 +10706,7 @@
         </w:rPr>
         <w:t xml:space="preserve"> </w:t>
       </w:r>
+      <w:proofErr w:type="spellStart"/>
       <w:r>
         <w:rPr>
           <w:rFonts w:hint="eastAsia"/>
@@ -9522,7 +10715,7 @@
         </w:rPr>
         <w:t>Follow-UP</w:t>
       </w:r>
-      <w:bookmarkEnd w:id="33"/>
+      <w:bookmarkEnd w:id="35"/>
       <w:r>
         <w:rPr>
           <w:rFonts w:hint="eastAsia"/>
@@ -9531,6 +10724,7 @@
         </w:rPr>
         <w:t>s</w:t>
       </w:r>
+      <w:proofErr w:type="spellEnd"/>
     </w:p>
     <w:tbl>
       <w:tblPr>
@@ -9710,29 +10904,20 @@
                 <w:i/>
                 <w:iCs/>
               </w:rPr>
-              <w:t>t (df)</w:t>
-            </w:r>
-          </w:p>
-        </w:tc>
-        <w:tc>
-          <w:tcPr>
-            <w:tcW w:w="788" w:type="dxa"/>
-            <w:tcBorders>
-              <w:top w:val="single" w:sz="8" w:space="0" w:color="auto"/>
-              <w:bottom w:val="single" w:sz="4" w:space="0" w:color="auto"/>
-            </w:tcBorders>
-          </w:tcPr>
-          <w:p>
-            <w:pPr>
-              <w:spacing w:after="120" w:line="360" w:lineRule="auto"/>
-              <w:jc w:val="center"/>
-              <w:rPr>
+              <w:t>t (</w:t>
+            </w:r>
+            <w:proofErr w:type="spellStart"/>
+            <w:r>
+              <w:rPr>
+                <w:rFonts w:hint="eastAsia"/>
                 <w:b/>
                 <w:bCs/>
                 <w:i/>
                 <w:iCs/>
               </w:rPr>
-            </w:pPr>
+              <w:t>df</w:t>
+            </w:r>
+            <w:proofErr w:type="spellEnd"/>
             <w:r>
               <w:rPr>
                 <w:rFonts w:hint="eastAsia"/>
@@ -9741,13 +10926,13 @@
                 <w:i/>
                 <w:iCs/>
               </w:rPr>
-              <w:t>p</w:t>
-            </w:r>
-          </w:p>
-        </w:tc>
-        <w:tc>
-          <w:tcPr>
-            <w:tcW w:w="962" w:type="dxa"/>
+              <w:t>)</w:t>
+            </w:r>
+          </w:p>
+        </w:tc>
+        <w:tc>
+          <w:tcPr>
+            <w:tcW w:w="788" w:type="dxa"/>
             <w:tcBorders>
               <w:top w:val="single" w:sz="8" w:space="0" w:color="auto"/>
               <w:bottom w:val="single" w:sz="4" w:space="0" w:color="auto"/>
@@ -9758,28 +10943,12 @@
               <w:spacing w:after="120" w:line="360" w:lineRule="auto"/>
               <w:jc w:val="center"/>
               <w:rPr>
-                <w:b/>
-                <w:bCs/>
-              </w:rPr>
-            </w:pPr>
-            <w:r>
-              <w:rPr>
-                <w:rFonts w:hint="eastAsia"/>
                 <w:b/>
                 <w:bCs/>
                 <w:i/>
                 <w:iCs/>
               </w:rPr>
-              <w:t>Q</w:t>
-            </w:r>
-            <w:r>
-              <w:rPr>
-                <w:rFonts w:hint="eastAsia"/>
-                <w:b/>
-                <w:bCs/>
-              </w:rPr>
-              <w:t xml:space="preserve"> (</w:t>
-            </w:r>
+            </w:pPr>
             <w:r>
               <w:rPr>
                 <w:rFonts w:hint="eastAsia"/>
@@ -9788,37 +10957,46 @@
                 <w:i/>
                 <w:iCs/>
               </w:rPr>
-              <w:t>df</w:t>
-            </w:r>
-            <w:r>
-              <w:rPr>
-                <w:rFonts w:hint="eastAsia"/>
+              <w:t>p</w:t>
+            </w:r>
+          </w:p>
+        </w:tc>
+        <w:tc>
+          <w:tcPr>
+            <w:tcW w:w="962" w:type="dxa"/>
+            <w:tcBorders>
+              <w:top w:val="single" w:sz="8" w:space="0" w:color="auto"/>
+              <w:bottom w:val="single" w:sz="4" w:space="0" w:color="auto"/>
+            </w:tcBorders>
+          </w:tcPr>
+          <w:p>
+            <w:pPr>
+              <w:spacing w:after="120" w:line="360" w:lineRule="auto"/>
+              <w:jc w:val="center"/>
+              <w:rPr>
                 <w:b/>
                 <w:bCs/>
               </w:rPr>
-              <w:t>)</w:t>
-            </w:r>
-          </w:p>
-        </w:tc>
-        <w:tc>
-          <w:tcPr>
-            <w:tcW w:w="919" w:type="dxa"/>
-            <w:tcBorders>
-              <w:top w:val="single" w:sz="8" w:space="0" w:color="auto"/>
-              <w:bottom w:val="single" w:sz="4" w:space="0" w:color="auto"/>
-            </w:tcBorders>
-          </w:tcPr>
-          <w:p>
-            <w:pPr>
-              <w:spacing w:after="120" w:line="360" w:lineRule="auto"/>
-              <w:jc w:val="center"/>
-              <w:rPr>
+            </w:pPr>
+            <w:r>
+              <w:rPr>
+                <w:rFonts w:hint="eastAsia"/>
                 <w:b/>
                 <w:bCs/>
                 <w:i/>
                 <w:iCs/>
               </w:rPr>
-            </w:pPr>
+              <w:t>Q</w:t>
+            </w:r>
+            <w:r>
+              <w:rPr>
+                <w:rFonts w:hint="eastAsia"/>
+                <w:b/>
+                <w:bCs/>
+              </w:rPr>
+              <w:t xml:space="preserve"> (</w:t>
+            </w:r>
+            <w:proofErr w:type="spellStart"/>
             <w:r>
               <w:rPr>
                 <w:rFonts w:hint="eastAsia"/>
@@ -9827,98 +11005,101 @@
                 <w:i/>
                 <w:iCs/>
               </w:rPr>
-              <w:t xml:space="preserve">p </w:t>
-            </w:r>
+              <w:t>df</w:t>
+            </w:r>
+            <w:proofErr w:type="spellEnd"/>
             <w:r>
               <w:rPr>
                 <w:rFonts w:hint="eastAsia"/>
                 <w:b/>
                 <w:bCs/>
               </w:rPr>
-              <w:t>(</w:t>
-            </w:r>
-            <w:r>
-              <w:rPr>
-                <w:rFonts w:hint="eastAsia"/>
+              <w:t>)</w:t>
+            </w:r>
+          </w:p>
+        </w:tc>
+        <w:tc>
+          <w:tcPr>
+            <w:tcW w:w="919" w:type="dxa"/>
+            <w:tcBorders>
+              <w:top w:val="single" w:sz="8" w:space="0" w:color="auto"/>
+              <w:bottom w:val="single" w:sz="4" w:space="0" w:color="auto"/>
+            </w:tcBorders>
+          </w:tcPr>
+          <w:p>
+            <w:pPr>
+              <w:spacing w:after="120" w:line="360" w:lineRule="auto"/>
+              <w:jc w:val="center"/>
+              <w:rPr>
                 <w:b/>
                 <w:bCs/>
                 <w:i/>
                 <w:iCs/>
               </w:rPr>
-              <w:t>Q)</w:t>
-            </w:r>
-          </w:p>
-        </w:tc>
-        <w:tc>
-          <w:tcPr>
-            <w:tcW w:w="1013" w:type="dxa"/>
-            <w:tcBorders>
-              <w:top w:val="single" w:sz="8" w:space="0" w:color="auto"/>
-              <w:bottom w:val="single" w:sz="4" w:space="0" w:color="auto"/>
-            </w:tcBorders>
-          </w:tcPr>
-          <w:p>
-            <w:pPr>
-              <w:spacing w:after="120" w:line="360" w:lineRule="auto"/>
-              <w:jc w:val="center"/>
-              <w:rPr>
-                <w:b/>
-                <w:bCs/>
-              </w:rPr>
-            </w:pPr>
-            <w:r>
-              <w:rPr>
+            </w:pPr>
+            <w:r>
+              <w:rPr>
+                <w:rFonts w:hint="eastAsia"/>
                 <w:b/>
                 <w:bCs/>
                 <w:i/>
                 <w:iCs/>
               </w:rPr>
-              <w:t>I</w:t>
-            </w:r>
-            <w:r>
-              <w:rPr>
+              <w:t xml:space="preserve">p </w:t>
+            </w:r>
+            <w:r>
+              <w:rPr>
+                <w:rFonts w:hint="eastAsia"/>
                 <w:b/>
                 <w:bCs/>
               </w:rPr>
-              <w:t>²</w:t>
-            </w:r>
-            <w:r>
-              <w:rPr>
+              <w:t>(</w:t>
+            </w:r>
+            <w:r>
+              <w:rPr>
+                <w:rFonts w:hint="eastAsia"/>
                 <w:b/>
                 <w:bCs/>
                 <w:i/>
                 <w:iCs/>
               </w:rPr>
-              <w:t xml:space="preserve"> </w:t>
-            </w:r>
-            <w:r>
+              <w:t>Q)</w:t>
+            </w:r>
+          </w:p>
+        </w:tc>
+        <w:tc>
+          <w:tcPr>
+            <w:tcW w:w="1013" w:type="dxa"/>
+            <w:tcBorders>
+              <w:top w:val="single" w:sz="8" w:space="0" w:color="auto"/>
+              <w:bottom w:val="single" w:sz="4" w:space="0" w:color="auto"/>
+            </w:tcBorders>
+          </w:tcPr>
+          <w:p>
+            <w:pPr>
+              <w:spacing w:after="120" w:line="360" w:lineRule="auto"/>
+              <w:jc w:val="center"/>
               <w:rPr>
                 <w:b/>
                 <w:bCs/>
               </w:rPr>
-              <w:t>[95% CI]</w:t>
-            </w:r>
-          </w:p>
-        </w:tc>
-        <w:tc>
-          <w:tcPr>
-            <w:tcW w:w="1052" w:type="dxa"/>
-            <w:tcBorders>
-              <w:top w:val="single" w:sz="8" w:space="0" w:color="auto"/>
-              <w:bottom w:val="single" w:sz="4" w:space="0" w:color="auto"/>
-            </w:tcBorders>
-          </w:tcPr>
-          <w:p>
-            <w:pPr>
-              <w:spacing w:after="120" w:line="360" w:lineRule="auto"/>
-              <w:jc w:val="center"/>
+            </w:pPr>
+            <w:r>
               <w:rPr>
                 <w:b/>
                 <w:bCs/>
                 <w:i/>
                 <w:iCs/>
               </w:rPr>
-            </w:pPr>
+              <w:t>I</w:t>
+            </w:r>
+            <w:r>
+              <w:rPr>
+                <w:b/>
+                <w:bCs/>
+              </w:rPr>
+              <w:t>²</w:t>
+            </w:r>
             <w:r>
               <w:rPr>
                 <w:b/>
@@ -9926,6 +11107,43 @@
                 <w:i/>
                 <w:iCs/>
               </w:rPr>
+              <w:t xml:space="preserve"> </w:t>
+            </w:r>
+            <w:r>
+              <w:rPr>
+                <w:b/>
+                <w:bCs/>
+              </w:rPr>
+              <w:t>[95% CI]</w:t>
+            </w:r>
+          </w:p>
+        </w:tc>
+        <w:tc>
+          <w:tcPr>
+            <w:tcW w:w="1052" w:type="dxa"/>
+            <w:tcBorders>
+              <w:top w:val="single" w:sz="8" w:space="0" w:color="auto"/>
+              <w:bottom w:val="single" w:sz="4" w:space="0" w:color="auto"/>
+            </w:tcBorders>
+          </w:tcPr>
+          <w:p>
+            <w:pPr>
+              <w:spacing w:after="120" w:line="360" w:lineRule="auto"/>
+              <w:jc w:val="center"/>
+              <w:rPr>
+                <w:b/>
+                <w:bCs/>
+                <w:i/>
+                <w:iCs/>
+              </w:rPr>
+            </w:pPr>
+            <w:r>
+              <w:rPr>
+                <w:b/>
+                <w:bCs/>
+                <w:i/>
+                <w:iCs/>
+              </w:rPr>
               <w:t>τ</w:t>
             </w:r>
             <w:r>
@@ -10324,7 +11542,7 @@
               <w:spacing w:after="120" w:line="360" w:lineRule="auto"/>
               <w:jc w:val="center"/>
             </w:pPr>
-            <w:bookmarkStart w:id="34" w:name="OLE_LINK31"/>
+            <w:bookmarkStart w:id="36" w:name="OLE_LINK31"/>
             <w:r>
               <w:rPr>
                 <w:rFonts w:hint="eastAsia"/>
@@ -10374,7 +11592,7 @@
               </w:rPr>
               <w:t>]</w:t>
             </w:r>
-            <w:bookmarkEnd w:id="34"/>
+            <w:bookmarkEnd w:id="36"/>
           </w:p>
         </w:tc>
         <w:tc>
@@ -10908,7 +12126,7 @@
         </w:rPr>
         <w:t>Note.</w:t>
       </w:r>
-      <w:bookmarkEnd w:id="32"/>
+      <w:bookmarkEnd w:id="34"/>
       <w:r>
         <w:rPr>
           <w:rFonts w:hint="eastAsia"/>
@@ -10951,7 +12169,7 @@
           <w:rFonts w:eastAsiaTheme="minorEastAsia"/>
         </w:rPr>
       </w:pPr>
-      <w:bookmarkStart w:id="35" w:name="OLE_LINK35"/>
+      <w:bookmarkStart w:id="37" w:name="OLE_LINK35"/>
       <w:r>
         <w:rPr>
           <w:rFonts w:eastAsiaTheme="minorEastAsia"/>
@@ -10977,7 +12195,7 @@
         <w:t>Confirmatory subgroup analyses</w:t>
       </w:r>
     </w:p>
-    <w:bookmarkEnd w:id="35"/>
+    <w:bookmarkEnd w:id="37"/>
     <w:p>
       <w:pPr>
         <w:pStyle w:val="4"/>
@@ -10992,13 +12210,14 @@
         <w:ind w:firstLine="360"/>
         <w:jc w:val="both"/>
       </w:pPr>
-      <w:bookmarkStart w:id="36" w:name="OLE_LINK39"/>
+      <w:bookmarkStart w:id="38" w:name="OLE_LINK39"/>
       <w:r>
         <w:t>Of the 14 studies, seven employed passive control conditions (waitlist, treatment-as-usual, or assessment-only) and seven employed minimally active control conditions (attention or information-only).</w:t>
       </w:r>
       <w:r>
         <w:t xml:space="preserve"> This classification was based on the degree of activeness of the control condition. The Q-between test indicated no statistically significant difference between the two pooled subgroups, </w:t>
       </w:r>
+      <w:proofErr w:type="gramStart"/>
       <w:r>
         <w:rPr>
           <w:i/>
@@ -11007,7 +12226,11 @@
         <w:t>Q</w:t>
       </w:r>
       <w:r>
-        <w:t xml:space="preserve">(1) = 0.46, </w:t>
+        <w:t>(</w:t>
+      </w:r>
+      <w:proofErr w:type="gramEnd"/>
+      <w:r>
+        <w:t xml:space="preserve">1) = 0.46, </w:t>
       </w:r>
       <w:r>
         <w:rPr>
@@ -11026,8 +12249,8 @@
         <w:ind w:firstLine="360"/>
         <w:jc w:val="both"/>
       </w:pPr>
-      <w:bookmarkStart w:id="37" w:name="OLE_LINK40"/>
-      <w:bookmarkEnd w:id="36"/>
+      <w:bookmarkStart w:id="39" w:name="OLE_LINK40"/>
+      <w:bookmarkEnd w:id="38"/>
       <w:r>
         <w:t xml:space="preserve">In the passive control subgroup, the pooled effect was Hedges’ </w:t>
       </w:r>
@@ -11080,7 +12303,7 @@
       <w:r>
         <w:t xml:space="preserve"> = .019, with the confidence interval excluding zero. However, these within-subgroup significance patterns should not be interpreted as evidence that the two subgroups differ significantly, because the formal between-subgroup comparison was non-significant.</w:t>
       </w:r>
-      <w:bookmarkEnd w:id="37"/>
+      <w:bookmarkEnd w:id="39"/>
     </w:p>
     <w:p>
       <w:pPr>
@@ -11157,6 +12380,7 @@
       <w:r>
         <w:t xml:space="preserve">en studies fell into the Low stratum, reflecting mild or mild-to-moderate baseline depression, and four into the High stratum, reflecting moderate or severe baseline depression. The test for subgroup differences showed no statistically significant difference between the two pooled subgroup effects, </w:t>
       </w:r>
+      <w:proofErr w:type="gramStart"/>
       <w:r>
         <w:rPr>
           <w:i/>
@@ -11165,7 +12389,11 @@
         <w:t>Q</w:t>
       </w:r>
       <w:r>
-        <w:t xml:space="preserve">(1) = 0.00, </w:t>
+        <w:t>(</w:t>
+      </w:r>
+      <w:proofErr w:type="gramEnd"/>
+      <w:r>
+        <w:t xml:space="preserve">1) = 0.00, </w:t>
       </w:r>
       <w:r>
         <w:rPr>
@@ -11187,7 +12415,7 @@
       <w:r>
         <w:t xml:space="preserve"> In the Low stratum,</w:t>
       </w:r>
-      <w:bookmarkStart w:id="38" w:name="OLE_LINK43"/>
+      <w:bookmarkStart w:id="40" w:name="OLE_LINK43"/>
       <w:r>
         <w:t xml:space="preserve"> the pooled Hedges’ g was 0.27, 95% CI [0.05, 0.49], </w:t>
       </w:r>
@@ -11201,7 +12429,7 @@
       <w:r>
         <w:t xml:space="preserve"> = .02</w:t>
       </w:r>
-      <w:bookmarkEnd w:id="38"/>
+      <w:bookmarkEnd w:id="40"/>
       <w:r>
         <w:t xml:space="preserve">0, with the confidence interval excluding zero. In the High stratum, the pooled Hedges’ </w:t>
       </w:r>
@@ -11300,7 +12528,15 @@
         <w:t xml:space="preserve">or </w:t>
       </w:r>
       <w:r>
-        <w:t>human encouragement during the intervention period (see Section 3.8.3). Four trials (Ackerson et al., 1998; Fleming et al., 2012; Ip et al., 2016; Rohde et al., 2015) included such contact, whereas ten trials relied solely on automated or technical support, or no non-therapeutic support at all. The Q-between test indicated no statistically significant difference between the two pooled subgroup effects, Q(1) = 0.32, p = .570 (Table 5).</w:t>
+        <w:t xml:space="preserve">human encouragement during the intervention period (see Section 3.8.3). Four trials (Ackerson et al., 1998; Fleming et al., 2012; Ip et al., 2016; Rohde et al., 2015) included such contact, whereas ten trials relied solely on automated or technical support, or no non-therapeutic support at all. The Q-between test indicated no statistically significant difference between the two pooled subgroup effects, </w:t>
+      </w:r>
+      <w:proofErr w:type="gramStart"/>
+      <w:r>
+        <w:t>Q(</w:t>
+      </w:r>
+      <w:proofErr w:type="gramEnd"/>
+      <w:r>
+        <w:t>1) = 0.32, p = .570 (Table 5).</w:t>
       </w:r>
     </w:p>
     <w:p>
@@ -11402,7 +12638,21 @@
         <w:rPr>
           <w:rFonts w:hint="eastAsia"/>
         </w:rPr>
-        <w:t xml:space="preserve"> it is also the only component whose effect size was significant amony absent and present groups.</w:t>
+        <w:t xml:space="preserve"> it is also the only component whose effect size was significant </w:t>
+      </w:r>
+      <w:proofErr w:type="spellStart"/>
+      <w:r>
+        <w:rPr>
+          <w:rFonts w:hint="eastAsia"/>
+        </w:rPr>
+        <w:t>amony</w:t>
+      </w:r>
+      <w:proofErr w:type="spellEnd"/>
+      <w:r>
+        <w:rPr>
+          <w:rFonts w:hint="eastAsia"/>
+        </w:rPr>
+        <w:t xml:space="preserve"> absent and present groups.</w:t>
       </w:r>
       <w:r>
         <w:rPr>
@@ -11550,7 +12800,7 @@
                 <w:color w:val="000000"/>
               </w:rPr>
             </w:pPr>
-            <w:bookmarkStart w:id="39" w:name="OLE_LINK38"/>
+            <w:bookmarkStart w:id="41" w:name="OLE_LINK38"/>
             <w:r>
               <w:rPr>
                 <w:rFonts w:eastAsia="DengXian"/>
@@ -14703,7 +15953,7 @@
           </w:p>
         </w:tc>
       </w:tr>
-      <w:bookmarkEnd w:id="39"/>
+      <w:bookmarkEnd w:id="41"/>
     </w:tbl>
     <w:p/>
     <w:p>
@@ -14715,7 +15965,15 @@
         <w:t>Note</w:t>
       </w:r>
       <w:r>
-        <w:t>. k = number of studies; g = Hedges' g; CI = confidence interval; I² = proportion of total variance attributable to between-study heterogeneity. Pooled estimates were computed using a random-effects model with restricted maximum-likelihood (REML) estimator and Hartung-Knapp adjustment. Within each subgroup analysis, a common between-study variance (τ²) was assumed across the two subgroup levels via the tau.common = TRUE option, consistent with the recommendation that subgroup-specific τ² estimates are u</w:t>
+        <w:t xml:space="preserve">. k = number of studies; g = Hedges' g; CI = confidence interval; I² = proportion of total variance attributable to between-study heterogeneity. Pooled estimates were computed using a random-effects model with restricted maximum-likelihood (REML) estimator and Hartung-Knapp adjustment. Within each subgroup analysis, a common between-study variance (τ²) was assumed across the two subgroup levels via the </w:t>
+      </w:r>
+      <w:proofErr w:type="spellStart"/>
+      <w:r>
+        <w:t>tau.common</w:t>
+      </w:r>
+      <w:proofErr w:type="spellEnd"/>
+      <w:r>
+        <w:t xml:space="preserve"> = TRUE option, consistent with the recommendation that subgroup-specific τ² estimates are u</w:t>
       </w:r>
       <w:r>
         <w:rPr>
@@ -14757,7 +16015,21 @@
         <w:rPr>
           <w:rFonts w:hint="eastAsia"/>
         </w:rPr>
-        <w:t xml:space="preserve"> 95% confidence intervals were computed via the Q-profile method (Viechtbauer, 2007). Confirmatory subgroup a</w:t>
+        <w:t xml:space="preserve"> 95% confidence intervals were computed via the Q-profile method (</w:t>
+      </w:r>
+      <w:proofErr w:type="spellStart"/>
+      <w:r>
+        <w:rPr>
+          <w:rFonts w:hint="eastAsia"/>
+        </w:rPr>
+        <w:t>Viechtbauer</w:t>
+      </w:r>
+      <w:proofErr w:type="spellEnd"/>
+      <w:r>
+        <w:rPr>
+          <w:rFonts w:hint="eastAsia"/>
+        </w:rPr>
+        <w:t>, 2007). Confirmatory subgroup a</w:t>
       </w:r>
       <w:r>
         <w:t>nalyses were pre-specified as primary tests in Section 3.8.3; exploratory analyses were pre-specified as hypothesis-generating. Bohr et al. (2023) was excluded from the main analysis (see Section 4.2.1); a sensitivity analysis including this study is reported in Section 4.6.</w:t>
@@ -14859,7 +16131,21 @@
         <w:rPr>
           <w:rFonts w:hint="eastAsia"/>
         </w:rPr>
-        <w:t xml:space="preserve">p analyses in  Section 4.5.2.2, a meta-regression was conducted to examine </w:t>
+        <w:t xml:space="preserve">p analyses </w:t>
+      </w:r>
+      <w:proofErr w:type="gramStart"/>
+      <w:r>
+        <w:rPr>
+          <w:rFonts w:hint="eastAsia"/>
+        </w:rPr>
+        <w:t>in  Section</w:t>
+      </w:r>
+      <w:proofErr w:type="gramEnd"/>
+      <w:r>
+        <w:rPr>
+          <w:rFonts w:hint="eastAsia"/>
+        </w:rPr>
+        <w:t xml:space="preserve"> 4.5.2.2, a meta-regression was conducted to examine </w:t>
       </w:r>
       <w:r>
         <w:t>whether</w:t>
@@ -14999,7 +16285,7 @@
       </w:tblGrid>
       <w:tr>
         <w:trPr>
-          <w:trHeight w:hRule="exact" w:val="720"/>
+          <w:trHeight w:hRule="exact" w:val="652"/>
         </w:trPr>
         <w:tc>
           <w:tcPr>
@@ -15245,7 +16531,21 @@
               <w:rPr>
                 <w:rFonts w:hint="eastAsia"/>
               </w:rPr>
-              <w:t>Component Count (centred)</w:t>
+              <w:t>Component Count (</w:t>
+            </w:r>
+            <w:proofErr w:type="spellStart"/>
+            <w:r>
+              <w:rPr>
+                <w:rFonts w:hint="eastAsia"/>
+              </w:rPr>
+              <w:t>centred</w:t>
+            </w:r>
+            <w:proofErr w:type="spellEnd"/>
+            <w:r>
+              <w:rPr>
+                <w:rFonts w:hint="eastAsia"/>
+              </w:rPr>
+              <w:t>)</w:t>
             </w:r>
           </w:p>
         </w:tc>
@@ -15401,7 +16701,20 @@
         <w:t>Note.</w:t>
       </w:r>
       <w:r>
-        <w:t xml:space="preserve"> k = number of studies; β = unstandardized regression coefficient (slope); SE = standard error; CI = confidence interval; R² = proportion of between-study heterogeneity explained by the predictor; residual τ² = between-study variance remaining after inclusion of the predictor. The number of CBT components was pre-specified as a moderator in Section 3.8.3 and was mean-centred prior to analysis. The model was estimated using a random-effects (mixed-effects) meta-regression with the restricted maximum-likelihood (REML) estimator and Hartung-Knapp adjustment, consistent with the main analysis. A non-significant slope and an R² of 0.0% indicate that the number of components did not account for the observed between-study heterogeneity</w:t>
+        <w:t xml:space="preserve"> k = number of studies; β = unstandardized regression coefficient (slope); SE = standard error; CI = confidence interval; R² = proportion of between-study heterogeneity explained by the predictor; residual τ² = between-study variance remaining after inclusion of the predictor. The number of CBT components was pre-specified as a moderator in Section 3.8.3 and was </w:t>
+      </w:r>
+      <w:proofErr w:type="gramStart"/>
+      <w:r>
+        <w:t>mean-</w:t>
+      </w:r>
+      <w:proofErr w:type="spellStart"/>
+      <w:r>
+        <w:t>centred</w:t>
+      </w:r>
+      <w:proofErr w:type="spellEnd"/>
+      <w:proofErr w:type="gramEnd"/>
+      <w:r>
+        <w:t xml:space="preserve"> prior to analysis. The model was estimated using a random-effects (mixed-effects) meta-regression with the restricted maximum-likelihood (REML) estimator and Hartung-Knapp adjustment, consistent with the main analysis. A non-significant slope and an R² of 0.0% indicate that the number of components did not account for the observed between-study heterogeneity</w:t>
       </w:r>
     </w:p>
     <w:p/>
@@ -15439,7 +16752,15 @@
         <w:t xml:space="preserve"> 5.3</w:t>
       </w:r>
       <w:r>
-        <w:t>，不分子节</w:t>
+        <w:t>，</w:t>
+      </w:r>
+      <w:proofErr w:type="gramStart"/>
+      <w:r>
+        <w:t>不</w:t>
+      </w:r>
+      <w:proofErr w:type="gramEnd"/>
+      <w:r>
+        <w:t>分子节</w:t>
       </w:r>
       <w:r>
         <w:t>]</w:t>
@@ -15475,7 +16796,7 @@
           <w:rFonts w:eastAsiaTheme="minorEastAsia"/>
         </w:rPr>
       </w:pPr>
-      <w:bookmarkStart w:id="40" w:name="OLE_LINK10"/>
+      <w:bookmarkStart w:id="42" w:name="OLE_LINK10"/>
       <w:r>
         <w:rPr>
           <w:rFonts w:eastAsiaTheme="minorEastAsia"/>
@@ -15494,136 +16815,17 @@
         </w:rPr>
         <w:t>.1 Outlier detection</w:t>
       </w:r>
-    </w:p>
-    <w:p>
-      <w:pPr>
-        <w:pStyle w:val="3"/>
+      <w:r>
+        <w:rPr>
+          <w:rFonts w:eastAsiaTheme="minorEastAsia" w:hint="eastAsia"/>
+        </w:rPr>
+        <w:t xml:space="preserve"> and l</w:t>
+      </w:r>
+      <w:r>
         <w:rPr>
           <w:rFonts w:eastAsiaTheme="minorEastAsia"/>
         </w:rPr>
-      </w:pPr>
-    </w:p>
-    <w:p>
-      <w:pPr>
-        <w:pStyle w:val="3"/>
-        <w:rPr>
-          <w:rFonts w:eastAsiaTheme="minorEastAsia"/>
-        </w:rPr>
-      </w:pPr>
-      <w:r>
-        <w:rPr>
-          <w:rFonts w:eastAsiaTheme="minorEastAsia"/>
-        </w:rPr>
-        <w:t>4.</w:t>
-      </w:r>
-      <w:r>
-        <w:rPr>
-          <w:rFonts w:eastAsiaTheme="minorEastAsia" w:hint="eastAsia"/>
-        </w:rPr>
-        <w:t>6</w:t>
-      </w:r>
-      <w:r>
-        <w:rPr>
-          <w:rFonts w:eastAsiaTheme="minorEastAsia"/>
-        </w:rPr>
-        <w:t>.2 Leave-one-out influence analysis</w:t>
-      </w:r>
-      <w:bookmarkEnd w:id="40"/>
-    </w:p>
-    <w:p>
-      <w:r>
-        <w:t>[</w:t>
-      </w:r>
-      <w:r>
-        <w:t>处理</w:t>
-      </w:r>
-      <w:r>
-        <w:t xml:space="preserve"> Rohde K-SADS composite </w:t>
-      </w:r>
-      <w:r>
-        <w:t>的关切</w:t>
-      </w:r>
-      <w:r>
-        <w:t>]</w:t>
-      </w:r>
-    </w:p>
-    <w:p>
-      <w:pPr>
-        <w:pStyle w:val="3"/>
-        <w:rPr>
-          <w:rFonts w:eastAsiaTheme="minorEastAsia"/>
-        </w:rPr>
-      </w:pPr>
-      <w:r>
-        <w:rPr>
-          <w:rFonts w:eastAsiaTheme="minorEastAsia"/>
-        </w:rPr>
-        <w:t>4.</w:t>
-      </w:r>
-      <w:r>
-        <w:rPr>
-          <w:rFonts w:eastAsiaTheme="minorEastAsia" w:hint="eastAsia"/>
-        </w:rPr>
-        <w:t>6</w:t>
-      </w:r>
-      <w:r>
-        <w:rPr>
-          <w:rFonts w:eastAsiaTheme="minorEastAsia"/>
-        </w:rPr>
-        <w:t>.3 Planned sensitivity analyses</w:t>
-      </w:r>
-    </w:p>
-    <w:p>
-      <w:r>
-        <w:t>4.6.3.1 Peer-Reviewed Journal Articles Only</w:t>
-      </w:r>
-      <w:r>
-        <w:br/>
-        <w:t>4.6.3.2 Clinically Restricted Subset</w:t>
-      </w:r>
-      <w:r>
-        <w:br/>
-        <w:t xml:space="preserve">4.6.3.3 </w:t>
-      </w:r>
-      <w:r>
-        <w:t>Depression as primary target</w:t>
-      </w:r>
-      <w:r>
-        <w:br/>
-        <w:t>4.6.3.4 Excluding Minimal-Intensity Programs</w:t>
-      </w:r>
-    </w:p>
-    <w:p>
-      <w:r>
-        <w:t>4.6.3.5 Effect-size format sensitivity (endpoint-only)</w:t>
-      </w:r>
-      <w:r>
-        <w:br/>
-        <w:t xml:space="preserve">4.6.3.5 </w:t>
-      </w:r>
-      <w:r>
-        <w:t>Cluster-RCT inclusion (Bohr 2023, uncorrected)</w:t>
-      </w:r>
-    </w:p>
-    <w:p>
-      <w:pPr>
-        <w:pStyle w:val="2"/>
-        <w:rPr>
-          <w:rFonts w:eastAsiaTheme="minorEastAsia"/>
-        </w:rPr>
-      </w:pPr>
-      <w:r>
-        <w:lastRenderedPageBreak/>
-        <w:t>4.</w:t>
-      </w:r>
-      <w:r>
-        <w:rPr>
-          <w:rFonts w:eastAsiaTheme="minorEastAsia" w:hint="eastAsia"/>
-        </w:rPr>
-        <w:t>7</w:t>
-      </w:r>
-      <w:r>
-        <w:t>. Publication Bias</w:t>
+        <w:t>eave-one-out influence analysis</w:t>
       </w:r>
     </w:p>
     <w:p>
@@ -15632,18 +16834,21 @@
         <w:ind w:firstLine="360"/>
         <w:jc w:val="both"/>
       </w:pPr>
-      <w:r>
-        <w:t>A contour-enhanced funnel plot was constructed to assess potential small-study effects at post-intervention (Figure X). Visual inspection suggested some asymmetry: the more precise studies clustered around the pooled estimate, whereas the least precise trials, particularly Fleming (2012), Ackerson (1998), and Stasiak (2014), were located on the positive side of the plot, with no clearly comparable small-sample studies on the negative side. The contour shading indicated that the corresponding mirror region on the left would fall mainly within the non-significant zone (</w:t>
-      </w:r>
-      <w:r>
-        <w:rPr>
-          <w:i/>
-          <w:iCs/>
-        </w:rPr>
-        <w:t>p</w:t>
-      </w:r>
-      <w:r>
-        <w:t xml:space="preserve"> &gt; .10). If studies were missing from this region, such a pattern would be consistent with selective non-publication of small, non-significant trials, although alternative explanations such as heterogeneity or methodological differences could not be ruled out.</w:t>
+      <w:bookmarkStart w:id="43" w:name="OLE_LINK45"/>
+      <w:r>
+        <w:rPr>
+          <w:rFonts w:hint="eastAsia"/>
+        </w:rPr>
+        <w:t xml:space="preserve">Sensitivity analyses were conducted to assess the robustness of the post-intervention pooled estimate. </w:t>
+      </w:r>
+      <w:r>
+        <w:t>O</w:t>
+      </w:r>
+      <w:r>
+        <w:rPr>
+          <w:rFonts w:hint="eastAsia"/>
+        </w:rPr>
+        <w:t xml:space="preserve">nly one study, Fleming et al. (2012), was identified as an outlier (g = 1.50, 95% CI [0.67, 2.34]). </w:t>
       </w:r>
     </w:p>
     <w:p>
@@ -15653,37 +16858,4209 @@
         <w:jc w:val="both"/>
       </w:pPr>
       <w:r>
-        <w:t xml:space="preserve">Egger’s regression test indicated a non-significant trend toward funnel plot asymmetry, </w:t>
+        <w:rPr>
+          <w:rFonts w:hint="eastAsia"/>
+        </w:rPr>
+        <w:t xml:space="preserve">The leave-one-out analysis showed that omitting any single study, including the outlier, did not overturn the main result. </w:t>
+      </w:r>
+      <w:r>
+        <w:t>The</w:t>
+      </w:r>
+      <w:r>
+        <w:rPr>
+          <w:rFonts w:hint="eastAsia"/>
+        </w:rPr>
+        <w:t xml:space="preserve"> pooled effect size </w:t>
+      </w:r>
+      <w:r>
+        <w:t>remained</w:t>
+      </w:r>
+      <w:r>
+        <w:rPr>
+          <w:rFonts w:hint="eastAsia"/>
+        </w:rPr>
+        <w:t xml:space="preserve"> close to the original estimate (g =0.27), ranging from g = 0.20 (omitting Smith 2015) to g = 0.30 (omitting O</w:t>
+      </w:r>
+      <w:r>
+        <w:t>’</w:t>
+      </w:r>
+      <w:r>
+        <w:rPr>
+          <w:rFonts w:hint="eastAsia"/>
+        </w:rPr>
+        <w:t>Dea 2020), and all 95% confidence intervals continued to exclude zero (smallest lower bound = 0.03, omitting Smith 2015). These result support the robustness of the main post-intervention analysis.</w:t>
+      </w:r>
+    </w:p>
+    <w:p>
+      <w:pPr>
+        <w:spacing w:after="120" w:line="360" w:lineRule="auto"/>
+        <w:jc w:val="both"/>
+      </w:pPr>
+    </w:p>
+    <w:p>
+      <w:pPr>
+        <w:spacing w:after="120" w:line="360" w:lineRule="auto"/>
+        <w:jc w:val="both"/>
+      </w:pPr>
+    </w:p>
+    <w:p>
+      <w:pPr>
+        <w:spacing w:after="120" w:line="360" w:lineRule="auto"/>
+        <w:jc w:val="both"/>
+      </w:pPr>
+    </w:p>
+    <w:p>
+      <w:pPr>
+        <w:spacing w:after="120" w:line="360" w:lineRule="auto"/>
+        <w:jc w:val="both"/>
+        <w:rPr>
+          <w:rFonts w:hint="eastAsia"/>
+        </w:rPr>
+      </w:pPr>
+    </w:p>
+    <w:tbl>
+      <w:tblPr>
+        <w:tblStyle w:val="af1"/>
+        <w:tblW w:w="0" w:type="auto"/>
+        <w:jc w:val="center"/>
+        <w:tblBorders>
+          <w:left w:val="none" w:sz="0" w:space="0" w:color="auto"/>
+          <w:right w:val="none" w:sz="0" w:space="0" w:color="auto"/>
+          <w:insideH w:val="none" w:sz="0" w:space="0" w:color="auto"/>
+          <w:insideV w:val="none" w:sz="0" w:space="0" w:color="auto"/>
+        </w:tblBorders>
+        <w:tblLook w:val="04A0" w:firstRow="1" w:lastRow="0" w:firstColumn="1" w:lastColumn="0" w:noHBand="0" w:noVBand="1"/>
+      </w:tblPr>
+      <w:tblGrid>
+        <w:gridCol w:w="2337"/>
+        <w:gridCol w:w="2337"/>
+        <w:gridCol w:w="2338"/>
+        <w:gridCol w:w="2338"/>
+      </w:tblGrid>
+      <w:tr>
+        <w:trPr>
+          <w:jc w:val="center"/>
+        </w:trPr>
+        <w:tc>
+          <w:tcPr>
+            <w:tcW w:w="2337" w:type="dxa"/>
+            <w:tcBorders>
+              <w:top w:val="single" w:sz="8" w:space="0" w:color="auto"/>
+              <w:bottom w:val="single" w:sz="4" w:space="0" w:color="auto"/>
+            </w:tcBorders>
+            <w:vAlign w:val="center"/>
+          </w:tcPr>
+          <w:p>
+            <w:pPr>
+              <w:spacing w:after="120" w:line="360" w:lineRule="auto"/>
+              <w:jc w:val="both"/>
+              <w:rPr>
+                <w:rFonts w:hint="eastAsia"/>
+                <w:b/>
+                <w:bCs/>
+              </w:rPr>
+            </w:pPr>
+            <w:r>
+              <w:rPr>
+                <w:rFonts w:hint="eastAsia"/>
+                <w:b/>
+                <w:bCs/>
+              </w:rPr>
+              <w:t>Omitting study</w:t>
+            </w:r>
+          </w:p>
+        </w:tc>
+        <w:tc>
+          <w:tcPr>
+            <w:tcW w:w="2337" w:type="dxa"/>
+            <w:tcBorders>
+              <w:top w:val="single" w:sz="8" w:space="0" w:color="auto"/>
+              <w:bottom w:val="single" w:sz="4" w:space="0" w:color="auto"/>
+            </w:tcBorders>
+            <w:vAlign w:val="center"/>
+          </w:tcPr>
+          <w:p>
+            <w:pPr>
+              <w:spacing w:after="120" w:line="360" w:lineRule="auto"/>
+              <w:jc w:val="both"/>
+              <w:rPr>
+                <w:rFonts w:hint="eastAsia"/>
+                <w:b/>
+                <w:bCs/>
+              </w:rPr>
+            </w:pPr>
+            <w:r>
+              <w:rPr>
+                <w:rFonts w:hint="eastAsia"/>
+                <w:b/>
+                <w:bCs/>
+              </w:rPr>
+              <w:t>Hedges</w:t>
+            </w:r>
+            <w:r>
+              <w:rPr>
+                <w:b/>
+                <w:bCs/>
+              </w:rPr>
+              <w:t>’</w:t>
+            </w:r>
+            <w:r>
+              <w:rPr>
+                <w:rFonts w:hint="eastAsia"/>
+                <w:b/>
+                <w:bCs/>
+              </w:rPr>
+              <w:t xml:space="preserve"> </w:t>
+            </w:r>
+            <w:r>
+              <w:rPr>
+                <w:rFonts w:hint="eastAsia"/>
+                <w:b/>
+                <w:bCs/>
+                <w:i/>
+                <w:iCs/>
+              </w:rPr>
+              <w:t>g</w:t>
+            </w:r>
+          </w:p>
+        </w:tc>
+        <w:tc>
+          <w:tcPr>
+            <w:tcW w:w="2338" w:type="dxa"/>
+            <w:tcBorders>
+              <w:top w:val="single" w:sz="8" w:space="0" w:color="auto"/>
+              <w:bottom w:val="single" w:sz="4" w:space="0" w:color="auto"/>
+            </w:tcBorders>
+            <w:vAlign w:val="center"/>
+          </w:tcPr>
+          <w:p>
+            <w:pPr>
+              <w:spacing w:after="120" w:line="360" w:lineRule="auto"/>
+              <w:jc w:val="both"/>
+              <w:rPr>
+                <w:rFonts w:hint="eastAsia"/>
+                <w:b/>
+                <w:bCs/>
+              </w:rPr>
+            </w:pPr>
+            <w:r>
+              <w:rPr>
+                <w:rFonts w:hint="eastAsia"/>
+                <w:b/>
+                <w:bCs/>
+              </w:rPr>
+              <w:t>CI lower</w:t>
+            </w:r>
+          </w:p>
+        </w:tc>
+        <w:tc>
+          <w:tcPr>
+            <w:tcW w:w="2338" w:type="dxa"/>
+            <w:tcBorders>
+              <w:top w:val="single" w:sz="8" w:space="0" w:color="auto"/>
+              <w:bottom w:val="single" w:sz="4" w:space="0" w:color="auto"/>
+            </w:tcBorders>
+            <w:vAlign w:val="center"/>
+          </w:tcPr>
+          <w:p>
+            <w:pPr>
+              <w:spacing w:after="120" w:line="360" w:lineRule="auto"/>
+              <w:jc w:val="both"/>
+              <w:rPr>
+                <w:rFonts w:hint="eastAsia"/>
+                <w:b/>
+                <w:bCs/>
+              </w:rPr>
+            </w:pPr>
+            <w:r>
+              <w:rPr>
+                <w:rFonts w:hint="eastAsia"/>
+                <w:b/>
+                <w:bCs/>
+              </w:rPr>
+              <w:t>CI upper</w:t>
+            </w:r>
+          </w:p>
+        </w:tc>
+      </w:tr>
+      <w:tr>
+        <w:trPr>
+          <w:jc w:val="center"/>
+        </w:trPr>
+        <w:tc>
+          <w:tcPr>
+            <w:tcW w:w="2337" w:type="dxa"/>
+            <w:tcBorders>
+              <w:top w:val="single" w:sz="4" w:space="0" w:color="auto"/>
+            </w:tcBorders>
+            <w:vAlign w:val="center"/>
+          </w:tcPr>
+          <w:p>
+            <w:pPr>
+              <w:spacing w:after="120" w:line="360" w:lineRule="auto"/>
+              <w:jc w:val="both"/>
+              <w:rPr>
+                <w:rFonts w:hint="eastAsia"/>
+              </w:rPr>
+            </w:pPr>
+            <w:r>
+              <w:rPr>
+                <w:rFonts w:hint="eastAsia"/>
+              </w:rPr>
+              <w:t>Smith 2015</w:t>
+            </w:r>
+          </w:p>
+        </w:tc>
+        <w:tc>
+          <w:tcPr>
+            <w:tcW w:w="2337" w:type="dxa"/>
+            <w:tcBorders>
+              <w:top w:val="single" w:sz="4" w:space="0" w:color="auto"/>
+            </w:tcBorders>
+            <w:vAlign w:val="center"/>
+          </w:tcPr>
+          <w:p>
+            <w:pPr>
+              <w:spacing w:after="120" w:line="360" w:lineRule="auto"/>
+              <w:jc w:val="both"/>
+              <w:rPr>
+                <w:rFonts w:hint="eastAsia"/>
+              </w:rPr>
+            </w:pPr>
+            <w:r>
+              <w:rPr>
+                <w:rFonts w:hint="eastAsia"/>
+              </w:rPr>
+              <w:t>0.204</w:t>
+            </w:r>
+          </w:p>
+        </w:tc>
+        <w:tc>
+          <w:tcPr>
+            <w:tcW w:w="2338" w:type="dxa"/>
+            <w:tcBorders>
+              <w:top w:val="single" w:sz="4" w:space="0" w:color="auto"/>
+            </w:tcBorders>
+            <w:vAlign w:val="center"/>
+          </w:tcPr>
+          <w:p>
+            <w:pPr>
+              <w:spacing w:after="120" w:line="360" w:lineRule="auto"/>
+              <w:jc w:val="both"/>
+              <w:rPr>
+                <w:rFonts w:hint="eastAsia"/>
+              </w:rPr>
+            </w:pPr>
+            <w:r>
+              <w:rPr>
+                <w:rFonts w:hint="eastAsia"/>
+              </w:rPr>
+              <w:t>0.03</w:t>
+            </w:r>
+          </w:p>
+        </w:tc>
+        <w:tc>
+          <w:tcPr>
+            <w:tcW w:w="2338" w:type="dxa"/>
+            <w:tcBorders>
+              <w:top w:val="single" w:sz="4" w:space="0" w:color="auto"/>
+            </w:tcBorders>
+            <w:vAlign w:val="center"/>
+          </w:tcPr>
+          <w:p>
+            <w:pPr>
+              <w:spacing w:after="120" w:line="360" w:lineRule="auto"/>
+              <w:jc w:val="both"/>
+              <w:rPr>
+                <w:rFonts w:hint="eastAsia"/>
+              </w:rPr>
+            </w:pPr>
+            <w:r>
+              <w:rPr>
+                <w:rFonts w:hint="eastAsia"/>
+              </w:rPr>
+              <w:t>0.38</w:t>
+            </w:r>
+          </w:p>
+        </w:tc>
+      </w:tr>
+      <w:tr>
+        <w:trPr>
+          <w:jc w:val="center"/>
+        </w:trPr>
+        <w:tc>
+          <w:tcPr>
+            <w:tcW w:w="2337" w:type="dxa"/>
+            <w:vAlign w:val="center"/>
+          </w:tcPr>
+          <w:p>
+            <w:pPr>
+              <w:spacing w:after="120" w:line="360" w:lineRule="auto"/>
+              <w:jc w:val="both"/>
+              <w:rPr>
+                <w:rFonts w:hint="eastAsia"/>
+              </w:rPr>
+            </w:pPr>
+            <w:r>
+              <w:rPr>
+                <w:rFonts w:hint="eastAsia"/>
+              </w:rPr>
+              <w:t>Fleming 2012</w:t>
+            </w:r>
+          </w:p>
+        </w:tc>
+        <w:tc>
+          <w:tcPr>
+            <w:tcW w:w="2337" w:type="dxa"/>
+            <w:vAlign w:val="center"/>
+          </w:tcPr>
+          <w:p>
+            <w:pPr>
+              <w:spacing w:after="120" w:line="360" w:lineRule="auto"/>
+              <w:jc w:val="both"/>
+              <w:rPr>
+                <w:rFonts w:hint="eastAsia"/>
+              </w:rPr>
+            </w:pPr>
+            <w:r>
+              <w:rPr>
+                <w:rFonts w:hint="eastAsia"/>
+              </w:rPr>
+              <w:t>0.225</w:t>
+            </w:r>
+          </w:p>
+        </w:tc>
+        <w:tc>
+          <w:tcPr>
+            <w:tcW w:w="2338" w:type="dxa"/>
+            <w:vAlign w:val="center"/>
+          </w:tcPr>
+          <w:p>
+            <w:pPr>
+              <w:spacing w:after="120" w:line="360" w:lineRule="auto"/>
+              <w:jc w:val="both"/>
+              <w:rPr>
+                <w:rFonts w:hint="eastAsia"/>
+              </w:rPr>
+            </w:pPr>
+            <w:r>
+              <w:rPr>
+                <w:rFonts w:hint="eastAsia"/>
+              </w:rPr>
+              <w:t>0.06</w:t>
+            </w:r>
+          </w:p>
+        </w:tc>
+        <w:tc>
+          <w:tcPr>
+            <w:tcW w:w="2338" w:type="dxa"/>
+            <w:vAlign w:val="center"/>
+          </w:tcPr>
+          <w:p>
+            <w:pPr>
+              <w:spacing w:after="120" w:line="360" w:lineRule="auto"/>
+              <w:jc w:val="both"/>
+              <w:rPr>
+                <w:rFonts w:hint="eastAsia"/>
+              </w:rPr>
+            </w:pPr>
+            <w:r>
+              <w:rPr>
+                <w:rFonts w:hint="eastAsia"/>
+              </w:rPr>
+              <w:t>0.</w:t>
+            </w:r>
+            <w:r>
+              <w:rPr>
+                <w:rFonts w:hint="eastAsia"/>
+              </w:rPr>
+              <w:t>39</w:t>
+            </w:r>
+          </w:p>
+        </w:tc>
+      </w:tr>
+      <w:tr>
+        <w:trPr>
+          <w:jc w:val="center"/>
+        </w:trPr>
+        <w:tc>
+          <w:tcPr>
+            <w:tcW w:w="2337" w:type="dxa"/>
+            <w:vAlign w:val="center"/>
+          </w:tcPr>
+          <w:p>
+            <w:pPr>
+              <w:spacing w:after="120" w:line="360" w:lineRule="auto"/>
+              <w:jc w:val="both"/>
+              <w:rPr>
+                <w:rFonts w:hint="eastAsia"/>
+              </w:rPr>
+            </w:pPr>
+            <w:r>
+              <w:rPr>
+                <w:rFonts w:hint="eastAsia"/>
+              </w:rPr>
+              <w:t>Ackerson 1998</w:t>
+            </w:r>
+          </w:p>
+        </w:tc>
+        <w:tc>
+          <w:tcPr>
+            <w:tcW w:w="2337" w:type="dxa"/>
+            <w:vAlign w:val="center"/>
+          </w:tcPr>
+          <w:p>
+            <w:pPr>
+              <w:spacing w:after="120" w:line="360" w:lineRule="auto"/>
+              <w:jc w:val="both"/>
+              <w:rPr>
+                <w:rFonts w:hint="eastAsia"/>
+              </w:rPr>
+            </w:pPr>
+            <w:r>
+              <w:rPr>
+                <w:rFonts w:hint="eastAsia"/>
+              </w:rPr>
+              <w:t>0.246</w:t>
+            </w:r>
+          </w:p>
+        </w:tc>
+        <w:tc>
+          <w:tcPr>
+            <w:tcW w:w="2338" w:type="dxa"/>
+            <w:vAlign w:val="center"/>
+          </w:tcPr>
+          <w:p>
+            <w:pPr>
+              <w:spacing w:after="120" w:line="360" w:lineRule="auto"/>
+              <w:jc w:val="both"/>
+              <w:rPr>
+                <w:rFonts w:hint="eastAsia"/>
+              </w:rPr>
+            </w:pPr>
+            <w:r>
+              <w:rPr>
+                <w:rFonts w:hint="eastAsia"/>
+              </w:rPr>
+              <w:t>0.04</w:t>
+            </w:r>
+          </w:p>
+        </w:tc>
+        <w:tc>
+          <w:tcPr>
+            <w:tcW w:w="2338" w:type="dxa"/>
+            <w:vAlign w:val="center"/>
+          </w:tcPr>
+          <w:p>
+            <w:pPr>
+              <w:spacing w:after="120" w:line="360" w:lineRule="auto"/>
+              <w:jc w:val="both"/>
+              <w:rPr>
+                <w:rFonts w:hint="eastAsia"/>
+              </w:rPr>
+            </w:pPr>
+            <w:r>
+              <w:rPr>
+                <w:rFonts w:hint="eastAsia"/>
+              </w:rPr>
+              <w:t>0.45</w:t>
+            </w:r>
+          </w:p>
+        </w:tc>
+      </w:tr>
+      <w:tr>
+        <w:trPr>
+          <w:jc w:val="center"/>
+        </w:trPr>
+        <w:tc>
+          <w:tcPr>
+            <w:tcW w:w="2337" w:type="dxa"/>
+            <w:vAlign w:val="center"/>
+          </w:tcPr>
+          <w:p>
+            <w:pPr>
+              <w:spacing w:after="120" w:line="360" w:lineRule="auto"/>
+              <w:jc w:val="both"/>
+              <w:rPr>
+                <w:rFonts w:hint="eastAsia"/>
+              </w:rPr>
+            </w:pPr>
+            <w:r>
+              <w:rPr>
+                <w:rFonts w:hint="eastAsia"/>
+              </w:rPr>
+              <w:t>Stasiak 2014</w:t>
+            </w:r>
+          </w:p>
+        </w:tc>
+        <w:tc>
+          <w:tcPr>
+            <w:tcW w:w="2337" w:type="dxa"/>
+            <w:vAlign w:val="center"/>
+          </w:tcPr>
+          <w:p>
+            <w:pPr>
+              <w:spacing w:after="120" w:line="360" w:lineRule="auto"/>
+              <w:jc w:val="both"/>
+              <w:rPr>
+                <w:rFonts w:hint="eastAsia"/>
+              </w:rPr>
+            </w:pPr>
+            <w:r>
+              <w:rPr>
+                <w:rFonts w:hint="eastAsia"/>
+              </w:rPr>
+              <w:t>0.259</w:t>
+            </w:r>
+          </w:p>
+        </w:tc>
+        <w:tc>
+          <w:tcPr>
+            <w:tcW w:w="2338" w:type="dxa"/>
+            <w:vAlign w:val="center"/>
+          </w:tcPr>
+          <w:p>
+            <w:pPr>
+              <w:spacing w:after="120" w:line="360" w:lineRule="auto"/>
+              <w:jc w:val="both"/>
+              <w:rPr>
+                <w:rFonts w:hint="eastAsia"/>
+              </w:rPr>
+            </w:pPr>
+            <w:r>
+              <w:rPr>
+                <w:rFonts w:hint="eastAsia"/>
+              </w:rPr>
+              <w:t>0.04</w:t>
+            </w:r>
+          </w:p>
+        </w:tc>
+        <w:tc>
+          <w:tcPr>
+            <w:tcW w:w="2338" w:type="dxa"/>
+            <w:vAlign w:val="center"/>
+          </w:tcPr>
+          <w:p>
+            <w:pPr>
+              <w:spacing w:after="120" w:line="360" w:lineRule="auto"/>
+              <w:jc w:val="both"/>
+              <w:rPr>
+                <w:rFonts w:hint="eastAsia"/>
+              </w:rPr>
+            </w:pPr>
+            <w:r>
+              <w:rPr>
+                <w:rFonts w:hint="eastAsia"/>
+              </w:rPr>
+              <w:t>0.48</w:t>
+            </w:r>
+          </w:p>
+        </w:tc>
+      </w:tr>
+      <w:tr>
+        <w:trPr>
+          <w:jc w:val="center"/>
+        </w:trPr>
+        <w:tc>
+          <w:tcPr>
+            <w:tcW w:w="2337" w:type="dxa"/>
+            <w:vAlign w:val="center"/>
+          </w:tcPr>
+          <w:p>
+            <w:pPr>
+              <w:spacing w:after="120" w:line="360" w:lineRule="auto"/>
+              <w:jc w:val="both"/>
+              <w:rPr>
+                <w:rFonts w:hint="eastAsia"/>
+              </w:rPr>
+            </w:pPr>
+            <w:proofErr w:type="spellStart"/>
+            <w:r>
+              <w:rPr>
+                <w:rFonts w:hint="eastAsia"/>
+              </w:rPr>
+              <w:t>Makarushka</w:t>
+            </w:r>
+            <w:proofErr w:type="spellEnd"/>
+            <w:r>
+              <w:rPr>
+                <w:rFonts w:hint="eastAsia"/>
+              </w:rPr>
+              <w:t xml:space="preserve"> 2011</w:t>
+            </w:r>
+          </w:p>
+        </w:tc>
+        <w:tc>
+          <w:tcPr>
+            <w:tcW w:w="2337" w:type="dxa"/>
+            <w:vAlign w:val="center"/>
+          </w:tcPr>
+          <w:p>
+            <w:pPr>
+              <w:spacing w:after="120" w:line="360" w:lineRule="auto"/>
+              <w:jc w:val="both"/>
+              <w:rPr>
+                <w:rFonts w:hint="eastAsia"/>
+              </w:rPr>
+            </w:pPr>
+            <w:r>
+              <w:rPr>
+                <w:rFonts w:hint="eastAsia"/>
+              </w:rPr>
+              <w:t>0.265</w:t>
+            </w:r>
+          </w:p>
+        </w:tc>
+        <w:tc>
+          <w:tcPr>
+            <w:tcW w:w="2338" w:type="dxa"/>
+            <w:vAlign w:val="center"/>
+          </w:tcPr>
+          <w:p>
+            <w:pPr>
+              <w:spacing w:after="120" w:line="360" w:lineRule="auto"/>
+              <w:jc w:val="both"/>
+              <w:rPr>
+                <w:rFonts w:hint="eastAsia"/>
+              </w:rPr>
+            </w:pPr>
+            <w:r>
+              <w:rPr>
+                <w:rFonts w:hint="eastAsia"/>
+              </w:rPr>
+              <w:t>0.04</w:t>
+            </w:r>
+          </w:p>
+        </w:tc>
+        <w:tc>
+          <w:tcPr>
+            <w:tcW w:w="2338" w:type="dxa"/>
+            <w:vAlign w:val="center"/>
+          </w:tcPr>
+          <w:p>
+            <w:pPr>
+              <w:spacing w:after="120" w:line="360" w:lineRule="auto"/>
+              <w:jc w:val="both"/>
+              <w:rPr>
+                <w:rFonts w:hint="eastAsia"/>
+              </w:rPr>
+            </w:pPr>
+            <w:r>
+              <w:rPr>
+                <w:rFonts w:hint="eastAsia"/>
+              </w:rPr>
+              <w:t>0.49</w:t>
+            </w:r>
+          </w:p>
+        </w:tc>
+      </w:tr>
+      <w:tr>
+        <w:trPr>
+          <w:jc w:val="center"/>
+        </w:trPr>
+        <w:tc>
+          <w:tcPr>
+            <w:tcW w:w="2337" w:type="dxa"/>
+            <w:vAlign w:val="center"/>
+          </w:tcPr>
+          <w:p>
+            <w:pPr>
+              <w:spacing w:after="120" w:line="360" w:lineRule="auto"/>
+              <w:jc w:val="both"/>
+              <w:rPr>
+                <w:rFonts w:hint="eastAsia"/>
+              </w:rPr>
+            </w:pPr>
+            <w:r>
+              <w:rPr>
+                <w:rFonts w:hint="eastAsia"/>
+              </w:rPr>
+              <w:t>O</w:t>
+            </w:r>
+            <w:r>
+              <w:t>’</w:t>
+            </w:r>
+            <w:r>
+              <w:rPr>
+                <w:rFonts w:hint="eastAsia"/>
+              </w:rPr>
+              <w:t>Dea 2025</w:t>
+            </w:r>
+          </w:p>
+        </w:tc>
+        <w:tc>
+          <w:tcPr>
+            <w:tcW w:w="2337" w:type="dxa"/>
+            <w:vAlign w:val="center"/>
+          </w:tcPr>
+          <w:p>
+            <w:pPr>
+              <w:spacing w:after="120" w:line="360" w:lineRule="auto"/>
+              <w:jc w:val="both"/>
+              <w:rPr>
+                <w:rFonts w:hint="eastAsia"/>
+              </w:rPr>
+            </w:pPr>
+            <w:r>
+              <w:rPr>
+                <w:rFonts w:hint="eastAsia"/>
+              </w:rPr>
+              <w:t>0.267</w:t>
+            </w:r>
+          </w:p>
+        </w:tc>
+        <w:tc>
+          <w:tcPr>
+            <w:tcW w:w="2338" w:type="dxa"/>
+            <w:vAlign w:val="center"/>
+          </w:tcPr>
+          <w:p>
+            <w:pPr>
+              <w:spacing w:after="120" w:line="360" w:lineRule="auto"/>
+              <w:jc w:val="both"/>
+              <w:rPr>
+                <w:rFonts w:hint="eastAsia"/>
+              </w:rPr>
+            </w:pPr>
+            <w:r>
+              <w:rPr>
+                <w:rFonts w:hint="eastAsia"/>
+              </w:rPr>
+              <w:t>0.04</w:t>
+            </w:r>
+          </w:p>
+        </w:tc>
+        <w:tc>
+          <w:tcPr>
+            <w:tcW w:w="2338" w:type="dxa"/>
+            <w:vAlign w:val="center"/>
+          </w:tcPr>
+          <w:p>
+            <w:pPr>
+              <w:spacing w:after="120" w:line="360" w:lineRule="auto"/>
+              <w:jc w:val="both"/>
+              <w:rPr>
+                <w:rFonts w:hint="eastAsia"/>
+              </w:rPr>
+            </w:pPr>
+            <w:r>
+              <w:rPr>
+                <w:rFonts w:hint="eastAsia"/>
+              </w:rPr>
+              <w:t>0.50</w:t>
+            </w:r>
+          </w:p>
+        </w:tc>
+      </w:tr>
+      <w:tr>
+        <w:trPr>
+          <w:jc w:val="center"/>
+        </w:trPr>
+        <w:tc>
+          <w:tcPr>
+            <w:tcW w:w="2337" w:type="dxa"/>
+            <w:vAlign w:val="center"/>
+          </w:tcPr>
+          <w:p>
+            <w:pPr>
+              <w:spacing w:after="120" w:line="360" w:lineRule="auto"/>
+              <w:jc w:val="both"/>
+              <w:rPr>
+                <w:rFonts w:hint="eastAsia"/>
+              </w:rPr>
+            </w:pPr>
+            <w:r>
+              <w:rPr>
+                <w:rFonts w:hint="eastAsia"/>
+              </w:rPr>
+              <w:t>Stice 2008</w:t>
+            </w:r>
+          </w:p>
+        </w:tc>
+        <w:tc>
+          <w:tcPr>
+            <w:tcW w:w="2337" w:type="dxa"/>
+            <w:vAlign w:val="center"/>
+          </w:tcPr>
+          <w:p>
+            <w:pPr>
+              <w:spacing w:after="120" w:line="360" w:lineRule="auto"/>
+              <w:jc w:val="both"/>
+              <w:rPr>
+                <w:rFonts w:hint="eastAsia"/>
+              </w:rPr>
+            </w:pPr>
+            <w:r>
+              <w:rPr>
+                <w:rFonts w:hint="eastAsia"/>
+              </w:rPr>
+              <w:t>0.277</w:t>
+            </w:r>
+          </w:p>
+        </w:tc>
+        <w:tc>
+          <w:tcPr>
+            <w:tcW w:w="2338" w:type="dxa"/>
+            <w:vAlign w:val="center"/>
+          </w:tcPr>
+          <w:p>
+            <w:pPr>
+              <w:spacing w:after="120" w:line="360" w:lineRule="auto"/>
+              <w:jc w:val="both"/>
+              <w:rPr>
+                <w:rFonts w:hint="eastAsia"/>
+              </w:rPr>
+            </w:pPr>
+            <w:r>
+              <w:rPr>
+                <w:rFonts w:hint="eastAsia"/>
+              </w:rPr>
+              <w:t>0.05</w:t>
+            </w:r>
+          </w:p>
+        </w:tc>
+        <w:tc>
+          <w:tcPr>
+            <w:tcW w:w="2338" w:type="dxa"/>
+            <w:vAlign w:val="center"/>
+          </w:tcPr>
+          <w:p>
+            <w:pPr>
+              <w:spacing w:after="120" w:line="360" w:lineRule="auto"/>
+              <w:jc w:val="both"/>
+              <w:rPr>
+                <w:rFonts w:hint="eastAsia"/>
+              </w:rPr>
+            </w:pPr>
+            <w:r>
+              <w:rPr>
+                <w:rFonts w:hint="eastAsia"/>
+              </w:rPr>
+              <w:t>0.51</w:t>
+            </w:r>
+          </w:p>
+        </w:tc>
+      </w:tr>
+      <w:tr>
+        <w:trPr>
+          <w:jc w:val="center"/>
+        </w:trPr>
+        <w:tc>
+          <w:tcPr>
+            <w:tcW w:w="2337" w:type="dxa"/>
+            <w:vAlign w:val="center"/>
+          </w:tcPr>
+          <w:p>
+            <w:pPr>
+              <w:spacing w:after="120" w:line="360" w:lineRule="auto"/>
+              <w:jc w:val="both"/>
+              <w:rPr>
+                <w:rFonts w:hint="eastAsia"/>
+              </w:rPr>
+            </w:pPr>
+            <w:r>
+              <w:rPr>
+                <w:rFonts w:hint="eastAsia"/>
+              </w:rPr>
+              <w:t>Stallard 2024</w:t>
+            </w:r>
+          </w:p>
+        </w:tc>
+        <w:tc>
+          <w:tcPr>
+            <w:tcW w:w="2337" w:type="dxa"/>
+            <w:vAlign w:val="center"/>
+          </w:tcPr>
+          <w:p>
+            <w:pPr>
+              <w:spacing w:after="120" w:line="360" w:lineRule="auto"/>
+              <w:jc w:val="both"/>
+              <w:rPr>
+                <w:rFonts w:hint="eastAsia"/>
+              </w:rPr>
+            </w:pPr>
+            <w:r>
+              <w:rPr>
+                <w:rFonts w:hint="eastAsia"/>
+              </w:rPr>
+              <w:t>0.281</w:t>
+            </w:r>
+          </w:p>
+        </w:tc>
+        <w:tc>
+          <w:tcPr>
+            <w:tcW w:w="2338" w:type="dxa"/>
+            <w:vAlign w:val="center"/>
+          </w:tcPr>
+          <w:p>
+            <w:pPr>
+              <w:spacing w:after="120" w:line="360" w:lineRule="auto"/>
+              <w:jc w:val="both"/>
+              <w:rPr>
+                <w:rFonts w:hint="eastAsia"/>
+              </w:rPr>
+            </w:pPr>
+            <w:r>
+              <w:rPr>
+                <w:rFonts w:hint="eastAsia"/>
+              </w:rPr>
+              <w:t>0.05</w:t>
+            </w:r>
+          </w:p>
+        </w:tc>
+        <w:tc>
+          <w:tcPr>
+            <w:tcW w:w="2338" w:type="dxa"/>
+            <w:vAlign w:val="center"/>
+          </w:tcPr>
+          <w:p>
+            <w:pPr>
+              <w:spacing w:after="120" w:line="360" w:lineRule="auto"/>
+              <w:jc w:val="both"/>
+              <w:rPr>
+                <w:rFonts w:hint="eastAsia"/>
+              </w:rPr>
+            </w:pPr>
+            <w:r>
+              <w:rPr>
+                <w:rFonts w:hint="eastAsia"/>
+              </w:rPr>
+              <w:t>0.51</w:t>
+            </w:r>
+          </w:p>
+        </w:tc>
+      </w:tr>
+      <w:tr>
+        <w:trPr>
+          <w:jc w:val="center"/>
+        </w:trPr>
+        <w:tc>
+          <w:tcPr>
+            <w:tcW w:w="2337" w:type="dxa"/>
+            <w:vAlign w:val="center"/>
+          </w:tcPr>
+          <w:p>
+            <w:pPr>
+              <w:spacing w:after="120" w:line="360" w:lineRule="auto"/>
+              <w:jc w:val="both"/>
+              <w:rPr>
+                <w:rFonts w:hint="eastAsia"/>
+              </w:rPr>
+            </w:pPr>
+            <w:r>
+              <w:rPr>
+                <w:rFonts w:hint="eastAsia"/>
+              </w:rPr>
+              <w:t>Ip 2016</w:t>
+            </w:r>
+          </w:p>
+        </w:tc>
+        <w:tc>
+          <w:tcPr>
+            <w:tcW w:w="2337" w:type="dxa"/>
+            <w:vAlign w:val="center"/>
+          </w:tcPr>
+          <w:p>
+            <w:pPr>
+              <w:spacing w:after="120" w:line="360" w:lineRule="auto"/>
+              <w:jc w:val="both"/>
+              <w:rPr>
+                <w:rFonts w:hint="eastAsia"/>
+              </w:rPr>
+            </w:pPr>
+            <w:r>
+              <w:rPr>
+                <w:rFonts w:hint="eastAsia"/>
+              </w:rPr>
+              <w:t>0.282</w:t>
+            </w:r>
+          </w:p>
+        </w:tc>
+        <w:tc>
+          <w:tcPr>
+            <w:tcW w:w="2338" w:type="dxa"/>
+            <w:vAlign w:val="center"/>
+          </w:tcPr>
+          <w:p>
+            <w:pPr>
+              <w:spacing w:after="120" w:line="360" w:lineRule="auto"/>
+              <w:jc w:val="both"/>
+              <w:rPr>
+                <w:rFonts w:hint="eastAsia"/>
+              </w:rPr>
+            </w:pPr>
+            <w:r>
+              <w:rPr>
+                <w:rFonts w:hint="eastAsia"/>
+              </w:rPr>
+              <w:t>0.05</w:t>
+            </w:r>
+          </w:p>
+        </w:tc>
+        <w:tc>
+          <w:tcPr>
+            <w:tcW w:w="2338" w:type="dxa"/>
+            <w:vAlign w:val="center"/>
+          </w:tcPr>
+          <w:p>
+            <w:pPr>
+              <w:spacing w:after="120" w:line="360" w:lineRule="auto"/>
+              <w:jc w:val="both"/>
+              <w:rPr>
+                <w:rFonts w:hint="eastAsia"/>
+              </w:rPr>
+            </w:pPr>
+            <w:r>
+              <w:rPr>
+                <w:rFonts w:hint="eastAsia"/>
+              </w:rPr>
+              <w:t>0.5</w:t>
+            </w:r>
+            <w:r>
+              <w:rPr>
+                <w:rFonts w:hint="eastAsia"/>
+              </w:rPr>
+              <w:t>1</w:t>
+            </w:r>
+          </w:p>
+        </w:tc>
+      </w:tr>
+      <w:tr>
+        <w:trPr>
+          <w:jc w:val="center"/>
+        </w:trPr>
+        <w:tc>
+          <w:tcPr>
+            <w:tcW w:w="2337" w:type="dxa"/>
+            <w:vAlign w:val="center"/>
+          </w:tcPr>
+          <w:p>
+            <w:pPr>
+              <w:spacing w:after="120" w:line="360" w:lineRule="auto"/>
+              <w:jc w:val="both"/>
+              <w:rPr>
+                <w:rFonts w:hint="eastAsia"/>
+              </w:rPr>
+            </w:pPr>
+            <w:r>
+              <w:t>W</w:t>
+            </w:r>
+            <w:r>
+              <w:rPr>
+                <w:rFonts w:hint="eastAsia"/>
+              </w:rPr>
+              <w:t>right 2020</w:t>
+            </w:r>
+          </w:p>
+        </w:tc>
+        <w:tc>
+          <w:tcPr>
+            <w:tcW w:w="2337" w:type="dxa"/>
+            <w:vAlign w:val="center"/>
+          </w:tcPr>
+          <w:p>
+            <w:pPr>
+              <w:spacing w:after="120" w:line="360" w:lineRule="auto"/>
+              <w:jc w:val="both"/>
+              <w:rPr>
+                <w:rFonts w:hint="eastAsia"/>
+              </w:rPr>
+            </w:pPr>
+            <w:r>
+              <w:rPr>
+                <w:rFonts w:hint="eastAsia"/>
+              </w:rPr>
+              <w:t>0.285</w:t>
+            </w:r>
+          </w:p>
+        </w:tc>
+        <w:tc>
+          <w:tcPr>
+            <w:tcW w:w="2338" w:type="dxa"/>
+            <w:vAlign w:val="center"/>
+          </w:tcPr>
+          <w:p>
+            <w:pPr>
+              <w:spacing w:after="120" w:line="360" w:lineRule="auto"/>
+              <w:jc w:val="both"/>
+              <w:rPr>
+                <w:rFonts w:hint="eastAsia"/>
+              </w:rPr>
+            </w:pPr>
+            <w:r>
+              <w:rPr>
+                <w:rFonts w:hint="eastAsia"/>
+              </w:rPr>
+              <w:t>0.06</w:t>
+            </w:r>
+          </w:p>
+        </w:tc>
+        <w:tc>
+          <w:tcPr>
+            <w:tcW w:w="2338" w:type="dxa"/>
+            <w:vAlign w:val="center"/>
+          </w:tcPr>
+          <w:p>
+            <w:pPr>
+              <w:spacing w:after="120" w:line="360" w:lineRule="auto"/>
+              <w:jc w:val="both"/>
+              <w:rPr>
+                <w:rFonts w:hint="eastAsia"/>
+              </w:rPr>
+            </w:pPr>
+            <w:r>
+              <w:rPr>
+                <w:rFonts w:hint="eastAsia"/>
+              </w:rPr>
+              <w:t>0.51</w:t>
+            </w:r>
+          </w:p>
+        </w:tc>
+      </w:tr>
+      <w:tr>
+        <w:trPr>
+          <w:jc w:val="center"/>
+        </w:trPr>
+        <w:tc>
+          <w:tcPr>
+            <w:tcW w:w="2337" w:type="dxa"/>
+            <w:vAlign w:val="center"/>
+          </w:tcPr>
+          <w:p>
+            <w:pPr>
+              <w:spacing w:after="120" w:line="360" w:lineRule="auto"/>
+              <w:jc w:val="both"/>
+              <w:rPr>
+                <w:rFonts w:hint="eastAsia"/>
+              </w:rPr>
+            </w:pPr>
+            <w:r>
+              <w:rPr>
+                <w:rFonts w:hint="eastAsia"/>
+              </w:rPr>
+              <w:t>Ranney 2018</w:t>
+            </w:r>
+          </w:p>
+        </w:tc>
+        <w:tc>
+          <w:tcPr>
+            <w:tcW w:w="2337" w:type="dxa"/>
+            <w:vAlign w:val="center"/>
+          </w:tcPr>
+          <w:p>
+            <w:pPr>
+              <w:spacing w:after="120" w:line="360" w:lineRule="auto"/>
+              <w:jc w:val="both"/>
+              <w:rPr>
+                <w:rFonts w:hint="eastAsia"/>
+              </w:rPr>
+            </w:pPr>
+            <w:r>
+              <w:rPr>
+                <w:rFonts w:hint="eastAsia"/>
+              </w:rPr>
+              <w:t>0.292</w:t>
+            </w:r>
+          </w:p>
+        </w:tc>
+        <w:tc>
+          <w:tcPr>
+            <w:tcW w:w="2338" w:type="dxa"/>
+            <w:vAlign w:val="center"/>
+          </w:tcPr>
+          <w:p>
+            <w:pPr>
+              <w:spacing w:after="120" w:line="360" w:lineRule="auto"/>
+              <w:jc w:val="both"/>
+              <w:rPr>
+                <w:rFonts w:hint="eastAsia"/>
+              </w:rPr>
+            </w:pPr>
+            <w:r>
+              <w:rPr>
+                <w:rFonts w:hint="eastAsia"/>
+              </w:rPr>
+              <w:t>0.07</w:t>
+            </w:r>
+          </w:p>
+        </w:tc>
+        <w:tc>
+          <w:tcPr>
+            <w:tcW w:w="2338" w:type="dxa"/>
+            <w:vAlign w:val="center"/>
+          </w:tcPr>
+          <w:p>
+            <w:pPr>
+              <w:spacing w:after="120" w:line="360" w:lineRule="auto"/>
+              <w:jc w:val="both"/>
+              <w:rPr>
+                <w:rFonts w:hint="eastAsia"/>
+              </w:rPr>
+            </w:pPr>
+            <w:r>
+              <w:rPr>
+                <w:rFonts w:hint="eastAsia"/>
+              </w:rPr>
+              <w:t>0.51</w:t>
+            </w:r>
+          </w:p>
+        </w:tc>
+      </w:tr>
+      <w:tr>
+        <w:trPr>
+          <w:jc w:val="center"/>
+        </w:trPr>
+        <w:tc>
+          <w:tcPr>
+            <w:tcW w:w="2337" w:type="dxa"/>
+            <w:tcBorders>
+              <w:bottom w:val="nil"/>
+            </w:tcBorders>
+            <w:vAlign w:val="center"/>
+          </w:tcPr>
+          <w:p>
+            <w:pPr>
+              <w:spacing w:after="120" w:line="360" w:lineRule="auto"/>
+              <w:jc w:val="both"/>
+              <w:rPr>
+                <w:rFonts w:hint="eastAsia"/>
+              </w:rPr>
+            </w:pPr>
+            <w:proofErr w:type="spellStart"/>
+            <w:r>
+              <w:rPr>
+                <w:rFonts w:hint="eastAsia"/>
+              </w:rPr>
+              <w:t>Poppelaars</w:t>
+            </w:r>
+            <w:proofErr w:type="spellEnd"/>
+            <w:r>
+              <w:rPr>
+                <w:rFonts w:hint="eastAsia"/>
+              </w:rPr>
+              <w:t xml:space="preserve"> 2016</w:t>
+            </w:r>
+          </w:p>
+        </w:tc>
+        <w:tc>
+          <w:tcPr>
+            <w:tcW w:w="2337" w:type="dxa"/>
+            <w:tcBorders>
+              <w:bottom w:val="nil"/>
+            </w:tcBorders>
+            <w:vAlign w:val="center"/>
+          </w:tcPr>
+          <w:p>
+            <w:pPr>
+              <w:spacing w:after="120" w:line="360" w:lineRule="auto"/>
+              <w:jc w:val="both"/>
+              <w:rPr>
+                <w:rFonts w:hint="eastAsia"/>
+              </w:rPr>
+            </w:pPr>
+            <w:r>
+              <w:rPr>
+                <w:rFonts w:hint="eastAsia"/>
+              </w:rPr>
+              <w:t>0.293</w:t>
+            </w:r>
+          </w:p>
+        </w:tc>
+        <w:tc>
+          <w:tcPr>
+            <w:tcW w:w="2338" w:type="dxa"/>
+            <w:tcBorders>
+              <w:bottom w:val="nil"/>
+            </w:tcBorders>
+            <w:vAlign w:val="center"/>
+          </w:tcPr>
+          <w:p>
+            <w:pPr>
+              <w:spacing w:after="120" w:line="360" w:lineRule="auto"/>
+              <w:jc w:val="both"/>
+              <w:rPr>
+                <w:rFonts w:hint="eastAsia"/>
+              </w:rPr>
+            </w:pPr>
+            <w:r>
+              <w:rPr>
+                <w:rFonts w:hint="eastAsia"/>
+              </w:rPr>
+              <w:t>0.07</w:t>
+            </w:r>
+          </w:p>
+        </w:tc>
+        <w:tc>
+          <w:tcPr>
+            <w:tcW w:w="2338" w:type="dxa"/>
+            <w:tcBorders>
+              <w:bottom w:val="nil"/>
+            </w:tcBorders>
+            <w:vAlign w:val="center"/>
+          </w:tcPr>
+          <w:p>
+            <w:pPr>
+              <w:spacing w:after="120" w:line="360" w:lineRule="auto"/>
+              <w:jc w:val="both"/>
+              <w:rPr>
+                <w:rFonts w:hint="eastAsia"/>
+              </w:rPr>
+            </w:pPr>
+            <w:r>
+              <w:rPr>
+                <w:rFonts w:hint="eastAsia"/>
+              </w:rPr>
+              <w:t>0.51</w:t>
+            </w:r>
+          </w:p>
+        </w:tc>
+      </w:tr>
+      <w:tr>
+        <w:trPr>
+          <w:jc w:val="center"/>
+        </w:trPr>
+        <w:tc>
+          <w:tcPr>
+            <w:tcW w:w="2337" w:type="dxa"/>
+            <w:tcBorders>
+              <w:top w:val="nil"/>
+              <w:bottom w:val="nil"/>
+            </w:tcBorders>
+            <w:vAlign w:val="center"/>
+          </w:tcPr>
+          <w:p>
+            <w:pPr>
+              <w:spacing w:after="120" w:line="360" w:lineRule="auto"/>
+              <w:jc w:val="both"/>
+              <w:rPr>
+                <w:rFonts w:hint="eastAsia"/>
+              </w:rPr>
+            </w:pPr>
+            <w:r>
+              <w:rPr>
+                <w:rFonts w:hint="eastAsia"/>
+              </w:rPr>
+              <w:t>Rohde 2015</w:t>
+            </w:r>
+          </w:p>
+        </w:tc>
+        <w:tc>
+          <w:tcPr>
+            <w:tcW w:w="2337" w:type="dxa"/>
+            <w:tcBorders>
+              <w:top w:val="nil"/>
+              <w:bottom w:val="nil"/>
+            </w:tcBorders>
+            <w:vAlign w:val="center"/>
+          </w:tcPr>
+          <w:p>
+            <w:pPr>
+              <w:spacing w:after="120" w:line="360" w:lineRule="auto"/>
+              <w:jc w:val="both"/>
+              <w:rPr>
+                <w:rFonts w:hint="eastAsia"/>
+              </w:rPr>
+            </w:pPr>
+            <w:r>
+              <w:rPr>
+                <w:rFonts w:hint="eastAsia"/>
+              </w:rPr>
+              <w:t>0.296</w:t>
+            </w:r>
+          </w:p>
+        </w:tc>
+        <w:tc>
+          <w:tcPr>
+            <w:tcW w:w="2338" w:type="dxa"/>
+            <w:tcBorders>
+              <w:top w:val="nil"/>
+              <w:bottom w:val="nil"/>
+            </w:tcBorders>
+            <w:vAlign w:val="center"/>
+          </w:tcPr>
+          <w:p>
+            <w:pPr>
+              <w:spacing w:after="120" w:line="360" w:lineRule="auto"/>
+              <w:jc w:val="both"/>
+              <w:rPr>
+                <w:rFonts w:hint="eastAsia"/>
+              </w:rPr>
+            </w:pPr>
+            <w:r>
+              <w:rPr>
+                <w:rFonts w:hint="eastAsia"/>
+              </w:rPr>
+              <w:t>0.07</w:t>
+            </w:r>
+          </w:p>
+        </w:tc>
+        <w:tc>
+          <w:tcPr>
+            <w:tcW w:w="2338" w:type="dxa"/>
+            <w:tcBorders>
+              <w:top w:val="nil"/>
+              <w:bottom w:val="nil"/>
+            </w:tcBorders>
+            <w:vAlign w:val="center"/>
+          </w:tcPr>
+          <w:p>
+            <w:pPr>
+              <w:spacing w:after="120" w:line="360" w:lineRule="auto"/>
+              <w:jc w:val="both"/>
+              <w:rPr>
+                <w:rFonts w:hint="eastAsia"/>
+              </w:rPr>
+            </w:pPr>
+            <w:r>
+              <w:rPr>
+                <w:rFonts w:hint="eastAsia"/>
+              </w:rPr>
+              <w:t>0.52</w:t>
+            </w:r>
+          </w:p>
+        </w:tc>
+      </w:tr>
+      <w:tr>
+        <w:trPr>
+          <w:jc w:val="center"/>
+        </w:trPr>
+        <w:tc>
+          <w:tcPr>
+            <w:tcW w:w="2337" w:type="dxa"/>
+            <w:tcBorders>
+              <w:top w:val="nil"/>
+              <w:bottom w:val="single" w:sz="8" w:space="0" w:color="auto"/>
+            </w:tcBorders>
+            <w:vAlign w:val="center"/>
+          </w:tcPr>
+          <w:p>
+            <w:pPr>
+              <w:spacing w:after="120" w:line="360" w:lineRule="auto"/>
+              <w:jc w:val="both"/>
+              <w:rPr>
+                <w:rFonts w:hint="eastAsia"/>
+              </w:rPr>
+            </w:pPr>
+            <w:r>
+              <w:rPr>
+                <w:rFonts w:hint="eastAsia"/>
+              </w:rPr>
+              <w:t>O</w:t>
+            </w:r>
+            <w:r>
+              <w:t>’</w:t>
+            </w:r>
+            <w:r>
+              <w:rPr>
+                <w:rFonts w:hint="eastAsia"/>
+              </w:rPr>
+              <w:t>Dea 2025</w:t>
+            </w:r>
+          </w:p>
+        </w:tc>
+        <w:tc>
+          <w:tcPr>
+            <w:tcW w:w="2337" w:type="dxa"/>
+            <w:tcBorders>
+              <w:top w:val="nil"/>
+              <w:bottom w:val="single" w:sz="8" w:space="0" w:color="auto"/>
+            </w:tcBorders>
+            <w:vAlign w:val="center"/>
+          </w:tcPr>
+          <w:p>
+            <w:pPr>
+              <w:spacing w:after="120" w:line="360" w:lineRule="auto"/>
+              <w:jc w:val="both"/>
+              <w:rPr>
+                <w:rFonts w:hint="eastAsia"/>
+              </w:rPr>
+            </w:pPr>
+            <w:r>
+              <w:rPr>
+                <w:rFonts w:hint="eastAsia"/>
+              </w:rPr>
+              <w:t>0.298</w:t>
+            </w:r>
+          </w:p>
+        </w:tc>
+        <w:tc>
+          <w:tcPr>
+            <w:tcW w:w="2338" w:type="dxa"/>
+            <w:tcBorders>
+              <w:top w:val="nil"/>
+              <w:bottom w:val="single" w:sz="8" w:space="0" w:color="auto"/>
+            </w:tcBorders>
+            <w:vAlign w:val="center"/>
+          </w:tcPr>
+          <w:p>
+            <w:pPr>
+              <w:spacing w:after="120" w:line="360" w:lineRule="auto"/>
+              <w:jc w:val="both"/>
+              <w:rPr>
+                <w:rFonts w:hint="eastAsia"/>
+              </w:rPr>
+            </w:pPr>
+            <w:r>
+              <w:rPr>
+                <w:rFonts w:hint="eastAsia"/>
+              </w:rPr>
+              <w:t>0.10</w:t>
+            </w:r>
+          </w:p>
+        </w:tc>
+        <w:tc>
+          <w:tcPr>
+            <w:tcW w:w="2338" w:type="dxa"/>
+            <w:tcBorders>
+              <w:top w:val="nil"/>
+              <w:bottom w:val="single" w:sz="8" w:space="0" w:color="auto"/>
+            </w:tcBorders>
+            <w:vAlign w:val="center"/>
+          </w:tcPr>
+          <w:p>
+            <w:pPr>
+              <w:spacing w:after="120" w:line="360" w:lineRule="auto"/>
+              <w:jc w:val="both"/>
+              <w:rPr>
+                <w:rFonts w:hint="eastAsia"/>
+              </w:rPr>
+            </w:pPr>
+            <w:r>
+              <w:rPr>
+                <w:rFonts w:hint="eastAsia"/>
+              </w:rPr>
+              <w:t>0.50</w:t>
+            </w:r>
+          </w:p>
+        </w:tc>
+      </w:tr>
+    </w:tbl>
+    <w:p>
+      <w:pPr>
+        <w:spacing w:after="120" w:line="360" w:lineRule="auto"/>
+        <w:jc w:val="both"/>
+        <w:rPr>
+          <w:rFonts w:hint="eastAsia"/>
+        </w:rPr>
+      </w:pPr>
+    </w:p>
+    <w:bookmarkEnd w:id="42"/>
+    <w:bookmarkEnd w:id="43"/>
+    <w:p>
+      <w:pPr>
+        <w:pStyle w:val="3"/>
+        <w:rPr>
+          <w:rFonts w:eastAsiaTheme="minorEastAsia"/>
+        </w:rPr>
+      </w:pPr>
+      <w:r>
+        <w:rPr>
+          <w:rFonts w:eastAsiaTheme="minorEastAsia"/>
+        </w:rPr>
+        <w:t>4.</w:t>
+      </w:r>
+      <w:r>
+        <w:rPr>
+          <w:rFonts w:eastAsiaTheme="minorEastAsia" w:hint="eastAsia"/>
+        </w:rPr>
+        <w:t>6</w:t>
+      </w:r>
+      <w:r>
+        <w:rPr>
+          <w:rFonts w:eastAsiaTheme="minorEastAsia"/>
+        </w:rPr>
+        <w:t>.</w:t>
+      </w:r>
+      <w:r>
+        <w:rPr>
+          <w:rFonts w:eastAsiaTheme="minorEastAsia" w:hint="eastAsia"/>
+        </w:rPr>
+        <w:t>2</w:t>
+      </w:r>
+      <w:r>
+        <w:rPr>
+          <w:rFonts w:eastAsiaTheme="minorEastAsia"/>
+        </w:rPr>
+        <w:t xml:space="preserve"> Planned sensitivity analyses</w:t>
+      </w:r>
+    </w:p>
+    <w:p>
+      <w:pPr>
+        <w:pStyle w:val="4"/>
+        <w:rPr>
+          <w:rFonts w:hint="eastAsia"/>
+        </w:rPr>
+      </w:pPr>
+      <w:bookmarkStart w:id="44" w:name="OLE_LINK47"/>
+      <w:r>
+        <w:t>4.6.</w:t>
+      </w:r>
+      <w:r>
+        <w:rPr>
+          <w:rFonts w:hint="eastAsia"/>
+        </w:rPr>
+        <w:t>2</w:t>
+      </w:r>
+      <w:r>
+        <w:t xml:space="preserve">.1 </w:t>
+      </w:r>
+      <w:bookmarkStart w:id="45" w:name="OLE_LINK46"/>
+      <w:r>
+        <w:rPr>
+          <w:rFonts w:hint="eastAsia"/>
+        </w:rPr>
+        <w:t>Sensitivity analyses</w:t>
+      </w:r>
+      <w:bookmarkEnd w:id="45"/>
+      <w:r>
+        <w:rPr>
+          <w:rFonts w:hint="eastAsia"/>
+        </w:rPr>
+        <w:t xml:space="preserve"> excluding borderline eligible studies</w:t>
+      </w:r>
+    </w:p>
+    <w:p>
+      <w:pPr>
+        <w:pStyle w:val="4"/>
+        <w:rPr>
+          <w:rFonts w:hint="eastAsia"/>
+        </w:rPr>
+      </w:pPr>
+      <w:r>
+        <w:rPr>
+          <w:rFonts w:hint="eastAsia"/>
+        </w:rPr>
+        <w:t xml:space="preserve">4.6.2.2 </w:t>
+      </w:r>
+      <w:r>
+        <w:rPr>
+          <w:rFonts w:hint="eastAsia"/>
+        </w:rPr>
+        <w:t>Sensitivity analysis excluding studies at high risk of bias</w:t>
+      </w:r>
+    </w:p>
+    <w:bookmarkEnd w:id="44"/>
+    <w:p>
+      <w:pPr>
+        <w:pStyle w:val="4"/>
+      </w:pPr>
+      <w:r>
+        <w:t>4.6.</w:t>
+      </w:r>
+      <w:r>
+        <w:rPr>
+          <w:rFonts w:hint="eastAsia"/>
+        </w:rPr>
+        <w:t>2</w:t>
+      </w:r>
+      <w:r>
+        <w:t>.</w:t>
+      </w:r>
+      <w:r>
+        <w:rPr>
+          <w:rFonts w:hint="eastAsia"/>
+        </w:rPr>
+        <w:t>3</w:t>
+      </w:r>
+      <w:r>
+        <w:t xml:space="preserve"> </w:t>
+      </w:r>
+      <w:r>
+        <w:rPr>
+          <w:rFonts w:hint="eastAsia"/>
+        </w:rPr>
+        <w:t>Sensitivity analys</w:t>
+      </w:r>
+      <w:r>
+        <w:rPr>
+          <w:rFonts w:hint="eastAsia"/>
+        </w:rPr>
+        <w:t>is restricted to peer-reviewed journal articles</w:t>
+      </w:r>
+    </w:p>
+    <w:p/>
+    <w:p/>
+    <w:p/>
+    <w:p/>
+    <w:p/>
+    <w:p/>
+    <w:p/>
+    <w:p/>
+    <w:p/>
+    <w:p/>
+    <w:p>
+      <w:pPr>
+        <w:rPr>
+          <w:rFonts w:hint="eastAsia"/>
+        </w:rPr>
+      </w:pPr>
+    </w:p>
+    <w:tbl>
+      <w:tblPr>
+        <w:tblStyle w:val="af1"/>
+        <w:tblW w:w="9634" w:type="dxa"/>
+        <w:jc w:val="center"/>
+        <w:tblBorders>
+          <w:left w:val="none" w:sz="0" w:space="0" w:color="auto"/>
+          <w:right w:val="none" w:sz="0" w:space="0" w:color="auto"/>
+          <w:insideH w:val="none" w:sz="0" w:space="0" w:color="auto"/>
+          <w:insideV w:val="none" w:sz="0" w:space="0" w:color="auto"/>
+        </w:tblBorders>
+        <w:tblLook w:val="04A0" w:firstRow="1" w:lastRow="0" w:firstColumn="1" w:lastColumn="0" w:noHBand="0" w:noVBand="1"/>
+      </w:tblPr>
+      <w:tblGrid>
+        <w:gridCol w:w="1789"/>
+        <w:gridCol w:w="1441"/>
+        <w:gridCol w:w="1684"/>
+        <w:gridCol w:w="1574"/>
+        <w:gridCol w:w="1630"/>
+        <w:gridCol w:w="1516"/>
+      </w:tblGrid>
+      <w:tr>
+        <w:trPr>
+          <w:trHeight w:val="721"/>
+          <w:jc w:val="center"/>
+        </w:trPr>
+        <w:tc>
+          <w:tcPr>
+            <w:tcW w:w="2268" w:type="dxa"/>
+            <w:tcBorders>
+              <w:top w:val="single" w:sz="8" w:space="0" w:color="auto"/>
+              <w:bottom w:val="single" w:sz="4" w:space="0" w:color="auto"/>
+            </w:tcBorders>
+            <w:vAlign w:val="center"/>
+          </w:tcPr>
+          <w:p>
+            <w:pPr>
+              <w:jc w:val="center"/>
+              <w:rPr>
+                <w:rFonts w:hint="eastAsia"/>
+                <w:b/>
+                <w:bCs/>
+              </w:rPr>
+            </w:pPr>
+            <w:r>
+              <w:rPr>
+                <w:rFonts w:hint="eastAsia"/>
+                <w:b/>
+                <w:bCs/>
+              </w:rPr>
+              <w:t>Analysis</w:t>
+            </w:r>
+          </w:p>
+        </w:tc>
+        <w:tc>
+          <w:tcPr>
+            <w:tcW w:w="2268" w:type="dxa"/>
+            <w:tcBorders>
+              <w:top w:val="single" w:sz="8" w:space="0" w:color="auto"/>
+              <w:bottom w:val="single" w:sz="4" w:space="0" w:color="auto"/>
+            </w:tcBorders>
+            <w:vAlign w:val="center"/>
+          </w:tcPr>
+          <w:p>
+            <w:pPr>
+              <w:jc w:val="center"/>
+              <w:rPr>
+                <w:rFonts w:hint="eastAsia"/>
+                <w:b/>
+                <w:bCs/>
+                <w:i/>
+                <w:iCs/>
+              </w:rPr>
+            </w:pPr>
+            <w:r>
+              <w:rPr>
+                <w:rFonts w:hint="eastAsia"/>
+                <w:b/>
+                <w:bCs/>
+                <w:i/>
+                <w:iCs/>
+              </w:rPr>
+              <w:t>k</w:t>
+            </w:r>
+          </w:p>
+        </w:tc>
+        <w:tc>
+          <w:tcPr>
+            <w:tcW w:w="2268" w:type="dxa"/>
+            <w:tcBorders>
+              <w:top w:val="single" w:sz="8" w:space="0" w:color="auto"/>
+              <w:bottom w:val="single" w:sz="4" w:space="0" w:color="auto"/>
+            </w:tcBorders>
+            <w:vAlign w:val="center"/>
+          </w:tcPr>
+          <w:p>
+            <w:pPr>
+              <w:jc w:val="center"/>
+              <w:rPr>
+                <w:rFonts w:hint="eastAsia"/>
+                <w:b/>
+                <w:bCs/>
+              </w:rPr>
+            </w:pPr>
+            <w:r>
+              <w:rPr>
+                <w:rFonts w:hint="eastAsia"/>
+                <w:b/>
+                <w:bCs/>
+              </w:rPr>
+              <w:t>Hedges</w:t>
+            </w:r>
+            <w:r>
+              <w:rPr>
+                <w:b/>
+                <w:bCs/>
+              </w:rPr>
+              <w:t>’</w:t>
+            </w:r>
+            <w:r>
+              <w:rPr>
+                <w:rFonts w:hint="eastAsia"/>
+                <w:b/>
+                <w:bCs/>
+                <w:i/>
+                <w:iCs/>
+              </w:rPr>
+              <w:t xml:space="preserve"> g</w:t>
+            </w:r>
+          </w:p>
+        </w:tc>
+        <w:tc>
+          <w:tcPr>
+            <w:tcW w:w="2268" w:type="dxa"/>
+            <w:tcBorders>
+              <w:top w:val="single" w:sz="8" w:space="0" w:color="auto"/>
+              <w:bottom w:val="single" w:sz="4" w:space="0" w:color="auto"/>
+            </w:tcBorders>
+            <w:vAlign w:val="center"/>
+          </w:tcPr>
+          <w:p>
+            <w:pPr>
+              <w:jc w:val="center"/>
+              <w:rPr>
+                <w:rFonts w:hint="eastAsia"/>
+                <w:b/>
+                <w:bCs/>
+              </w:rPr>
+            </w:pPr>
+            <w:r>
+              <w:rPr>
+                <w:rFonts w:hint="eastAsia"/>
+                <w:b/>
+                <w:bCs/>
+              </w:rPr>
+              <w:t>95% CI</w:t>
+            </w:r>
+          </w:p>
+        </w:tc>
+        <w:tc>
+          <w:tcPr>
+            <w:tcW w:w="2268" w:type="dxa"/>
+            <w:tcBorders>
+              <w:top w:val="single" w:sz="8" w:space="0" w:color="auto"/>
+              <w:bottom w:val="single" w:sz="4" w:space="0" w:color="auto"/>
+            </w:tcBorders>
+            <w:vAlign w:val="center"/>
+          </w:tcPr>
+          <w:p>
+            <w:pPr>
+              <w:jc w:val="center"/>
+              <w:rPr>
+                <w:rFonts w:hint="eastAsia"/>
+                <w:b/>
+                <w:bCs/>
+              </w:rPr>
+            </w:pPr>
+            <w:r>
+              <w:rPr>
+                <w:rFonts w:hint="eastAsia"/>
+                <w:b/>
+                <w:bCs/>
+              </w:rPr>
+              <w:t>95% PI</w:t>
+            </w:r>
+          </w:p>
+        </w:tc>
+        <w:tc>
+          <w:tcPr>
+            <w:tcW w:w="2268" w:type="dxa"/>
+            <w:tcBorders>
+              <w:top w:val="single" w:sz="8" w:space="0" w:color="auto"/>
+              <w:bottom w:val="single" w:sz="4" w:space="0" w:color="auto"/>
+            </w:tcBorders>
+            <w:vAlign w:val="center"/>
+          </w:tcPr>
+          <w:p>
+            <w:pPr>
+              <w:jc w:val="center"/>
+              <w:rPr>
+                <w:rFonts w:hint="eastAsia"/>
+                <w:b/>
+                <w:bCs/>
+              </w:rPr>
+            </w:pPr>
+            <w:r>
+              <w:rPr>
+                <w:rFonts w:hint="eastAsia"/>
+                <w:b/>
+                <w:bCs/>
+                <w:i/>
+                <w:iCs/>
+              </w:rPr>
+              <w:t>I</w:t>
+            </w:r>
+            <w:r>
+              <w:rPr>
+                <w:rFonts w:hint="eastAsia"/>
+                <w:b/>
+                <w:bCs/>
+                <w:vertAlign w:val="superscript"/>
+              </w:rPr>
+              <w:t>2</w:t>
+            </w:r>
+            <w:r>
+              <w:rPr>
+                <w:rFonts w:hint="eastAsia"/>
+                <w:b/>
+                <w:bCs/>
+                <w:vertAlign w:val="superscript"/>
+              </w:rPr>
+              <w:t xml:space="preserve"> </w:t>
+            </w:r>
+            <w:r>
+              <w:rPr>
+                <w:rFonts w:hint="eastAsia"/>
+                <w:b/>
+                <w:bCs/>
+              </w:rPr>
+              <w:t>(%)</w:t>
+            </w:r>
+          </w:p>
+        </w:tc>
+      </w:tr>
+      <w:tr>
+        <w:trPr>
+          <w:trHeight w:val="1134"/>
+          <w:jc w:val="center"/>
+        </w:trPr>
+        <w:tc>
+          <w:tcPr>
+            <w:tcW w:w="2268" w:type="dxa"/>
+            <w:tcBorders>
+              <w:top w:val="single" w:sz="4" w:space="0" w:color="auto"/>
+              <w:bottom w:val="nil"/>
+            </w:tcBorders>
+            <w:vAlign w:val="center"/>
+          </w:tcPr>
+          <w:p>
+            <w:pPr>
+              <w:jc w:val="center"/>
+              <w:rPr>
+                <w:rFonts w:hint="eastAsia"/>
+              </w:rPr>
+            </w:pPr>
+            <w:r>
+              <w:rPr>
+                <w:rFonts w:hint="eastAsia"/>
+              </w:rPr>
+              <w:t>Main analysis</w:t>
+            </w:r>
+          </w:p>
+        </w:tc>
+        <w:tc>
+          <w:tcPr>
+            <w:tcW w:w="2268" w:type="dxa"/>
+            <w:tcBorders>
+              <w:top w:val="single" w:sz="4" w:space="0" w:color="auto"/>
+              <w:bottom w:val="nil"/>
+            </w:tcBorders>
+            <w:vAlign w:val="center"/>
+          </w:tcPr>
+          <w:p>
+            <w:pPr>
+              <w:jc w:val="center"/>
+              <w:rPr>
+                <w:rFonts w:hint="eastAsia"/>
+              </w:rPr>
+            </w:pPr>
+            <w:r>
+              <w:rPr>
+                <w:rFonts w:hint="eastAsia"/>
+              </w:rPr>
+              <w:t>14</w:t>
+            </w:r>
+          </w:p>
+        </w:tc>
+        <w:tc>
+          <w:tcPr>
+            <w:tcW w:w="2268" w:type="dxa"/>
+            <w:tcBorders>
+              <w:top w:val="single" w:sz="4" w:space="0" w:color="auto"/>
+              <w:bottom w:val="nil"/>
+            </w:tcBorders>
+            <w:vAlign w:val="center"/>
+          </w:tcPr>
+          <w:p>
+            <w:pPr>
+              <w:jc w:val="center"/>
+              <w:rPr>
+                <w:rFonts w:hint="eastAsia"/>
+              </w:rPr>
+            </w:pPr>
+            <w:r>
+              <w:t>0.2</w:t>
+            </w:r>
+            <w:r>
+              <w:rPr>
+                <w:rFonts w:hint="eastAsia"/>
+              </w:rPr>
+              <w:t>68</w:t>
+            </w:r>
+          </w:p>
+        </w:tc>
+        <w:tc>
+          <w:tcPr>
+            <w:tcW w:w="2268" w:type="dxa"/>
+            <w:tcBorders>
+              <w:top w:val="single" w:sz="4" w:space="0" w:color="auto"/>
+              <w:bottom w:val="nil"/>
+            </w:tcBorders>
+            <w:vAlign w:val="center"/>
+          </w:tcPr>
+          <w:p>
+            <w:pPr>
+              <w:jc w:val="center"/>
+              <w:rPr>
+                <w:rFonts w:hint="eastAsia"/>
+              </w:rPr>
+            </w:pPr>
+            <w:r>
+              <w:t>[0.06, 0.47]</w:t>
+            </w:r>
+          </w:p>
+        </w:tc>
+        <w:tc>
+          <w:tcPr>
+            <w:tcW w:w="2268" w:type="dxa"/>
+            <w:tcBorders>
+              <w:top w:val="single" w:sz="4" w:space="0" w:color="auto"/>
+              <w:bottom w:val="nil"/>
+            </w:tcBorders>
+            <w:vAlign w:val="center"/>
+          </w:tcPr>
+          <w:p>
+            <w:pPr>
+              <w:jc w:val="center"/>
+              <w:rPr>
+                <w:rFonts w:hint="eastAsia"/>
+              </w:rPr>
+            </w:pPr>
+            <w:r>
+              <w:t>[−0.27, 0.80]</w:t>
+            </w:r>
+          </w:p>
+        </w:tc>
+        <w:tc>
+          <w:tcPr>
+            <w:tcW w:w="2268" w:type="dxa"/>
+            <w:tcBorders>
+              <w:top w:val="single" w:sz="4" w:space="0" w:color="auto"/>
+              <w:bottom w:val="nil"/>
+            </w:tcBorders>
+            <w:vAlign w:val="center"/>
+          </w:tcPr>
+          <w:p>
+            <w:pPr>
+              <w:jc w:val="center"/>
+              <w:rPr>
+                <w:rFonts w:hint="eastAsia"/>
+              </w:rPr>
+            </w:pPr>
+            <w:r>
+              <w:rPr>
+                <w:rFonts w:hint="eastAsia"/>
+              </w:rPr>
+              <w:t>63.3</w:t>
+            </w:r>
+          </w:p>
+        </w:tc>
+      </w:tr>
+      <w:tr>
+        <w:trPr>
+          <w:trHeight w:val="1134"/>
+          <w:jc w:val="center"/>
+        </w:trPr>
+        <w:tc>
+          <w:tcPr>
+            <w:tcW w:w="2268" w:type="dxa"/>
+            <w:tcBorders>
+              <w:top w:val="nil"/>
+              <w:bottom w:val="nil"/>
+            </w:tcBorders>
+            <w:vAlign w:val="center"/>
+          </w:tcPr>
+          <w:p>
+            <w:pPr>
+              <w:jc w:val="center"/>
+              <w:rPr>
+                <w:rFonts w:hint="eastAsia"/>
+              </w:rPr>
+            </w:pPr>
+            <w:r>
+              <w:rPr>
+                <w:rFonts w:hint="eastAsia"/>
+              </w:rPr>
+              <w:t>Excluding studies at high risk of bias</w:t>
+            </w:r>
+          </w:p>
+        </w:tc>
+        <w:tc>
+          <w:tcPr>
+            <w:tcW w:w="2268" w:type="dxa"/>
+            <w:tcBorders>
+              <w:top w:val="nil"/>
+              <w:bottom w:val="nil"/>
+            </w:tcBorders>
+            <w:vAlign w:val="center"/>
+          </w:tcPr>
+          <w:p>
+            <w:pPr>
+              <w:jc w:val="center"/>
+              <w:rPr>
+                <w:rFonts w:hint="eastAsia"/>
+              </w:rPr>
+            </w:pPr>
+            <w:r>
+              <w:rPr>
+                <w:rFonts w:hint="eastAsia"/>
+              </w:rPr>
+              <w:t>12</w:t>
+            </w:r>
+          </w:p>
+        </w:tc>
+        <w:tc>
+          <w:tcPr>
+            <w:tcW w:w="2268" w:type="dxa"/>
+            <w:tcBorders>
+              <w:top w:val="nil"/>
+              <w:bottom w:val="nil"/>
+            </w:tcBorders>
+            <w:vAlign w:val="center"/>
+          </w:tcPr>
+          <w:p>
+            <w:pPr>
+              <w:jc w:val="center"/>
+              <w:rPr>
+                <w:rFonts w:hint="eastAsia"/>
+              </w:rPr>
+            </w:pPr>
+            <w:r>
+              <w:rPr>
+                <w:rFonts w:hint="eastAsia"/>
+              </w:rPr>
+              <w:t>0.260</w:t>
+            </w:r>
+          </w:p>
+        </w:tc>
+        <w:tc>
+          <w:tcPr>
+            <w:tcW w:w="2268" w:type="dxa"/>
+            <w:tcBorders>
+              <w:top w:val="nil"/>
+              <w:bottom w:val="nil"/>
+            </w:tcBorders>
+            <w:vAlign w:val="center"/>
+          </w:tcPr>
+          <w:p>
+            <w:pPr>
+              <w:jc w:val="center"/>
+              <w:rPr>
+                <w:rFonts w:hint="eastAsia"/>
+              </w:rPr>
+            </w:pPr>
+            <w:r>
+              <w:rPr>
+                <w:rFonts w:hint="eastAsia"/>
+              </w:rPr>
+              <w:t>[0.04, 0.48]</w:t>
+            </w:r>
+          </w:p>
+        </w:tc>
+        <w:tc>
+          <w:tcPr>
+            <w:tcW w:w="2268" w:type="dxa"/>
+            <w:tcBorders>
+              <w:top w:val="nil"/>
+              <w:bottom w:val="nil"/>
+            </w:tcBorders>
+            <w:vAlign w:val="center"/>
+          </w:tcPr>
+          <w:p>
+            <w:pPr>
+              <w:jc w:val="center"/>
+              <w:rPr>
+                <w:rFonts w:hint="eastAsia"/>
+              </w:rPr>
+            </w:pPr>
+            <w:r>
+              <w:rPr>
+                <w:rFonts w:hint="eastAsia"/>
+              </w:rPr>
+              <w:t>[0.00, 0.53]</w:t>
+            </w:r>
+          </w:p>
+        </w:tc>
+        <w:tc>
+          <w:tcPr>
+            <w:tcW w:w="2268" w:type="dxa"/>
+            <w:tcBorders>
+              <w:top w:val="nil"/>
+              <w:bottom w:val="nil"/>
+            </w:tcBorders>
+            <w:vAlign w:val="center"/>
+          </w:tcPr>
+          <w:p>
+            <w:pPr>
+              <w:jc w:val="center"/>
+              <w:rPr>
+                <w:rFonts w:hint="eastAsia"/>
+              </w:rPr>
+            </w:pPr>
+            <w:r>
+              <w:rPr>
+                <w:rFonts w:hint="eastAsia"/>
+              </w:rPr>
+              <w:t>65.7</w:t>
+            </w:r>
+          </w:p>
+        </w:tc>
+      </w:tr>
+      <w:tr>
+        <w:trPr>
+          <w:trHeight w:val="1134"/>
+          <w:jc w:val="center"/>
+        </w:trPr>
+        <w:tc>
+          <w:tcPr>
+            <w:tcW w:w="2268" w:type="dxa"/>
+            <w:tcBorders>
+              <w:top w:val="nil"/>
+              <w:bottom w:val="nil"/>
+            </w:tcBorders>
+            <w:vAlign w:val="center"/>
+          </w:tcPr>
+          <w:p>
+            <w:pPr>
+              <w:jc w:val="center"/>
+              <w:rPr>
+                <w:rFonts w:hint="eastAsia"/>
+              </w:rPr>
+            </w:pPr>
+            <w:r>
+              <w:rPr>
+                <w:rFonts w:hint="eastAsia"/>
+              </w:rPr>
+              <w:t>Peer-reviewed journal articles only</w:t>
+            </w:r>
+          </w:p>
+        </w:tc>
+        <w:tc>
+          <w:tcPr>
+            <w:tcW w:w="2268" w:type="dxa"/>
+            <w:tcBorders>
+              <w:top w:val="nil"/>
+              <w:bottom w:val="nil"/>
+            </w:tcBorders>
+            <w:vAlign w:val="center"/>
+          </w:tcPr>
+          <w:p>
+            <w:pPr>
+              <w:jc w:val="center"/>
+              <w:rPr>
+                <w:rFonts w:hint="eastAsia"/>
+              </w:rPr>
+            </w:pPr>
+            <w:r>
+              <w:rPr>
+                <w:rFonts w:hint="eastAsia"/>
+              </w:rPr>
+              <w:t>12</w:t>
+            </w:r>
+          </w:p>
+        </w:tc>
+        <w:tc>
+          <w:tcPr>
+            <w:tcW w:w="2268" w:type="dxa"/>
+            <w:tcBorders>
+              <w:top w:val="nil"/>
+              <w:bottom w:val="nil"/>
+            </w:tcBorders>
+            <w:vAlign w:val="center"/>
+          </w:tcPr>
+          <w:p>
+            <w:pPr>
+              <w:jc w:val="center"/>
+              <w:rPr>
+                <w:rFonts w:hint="eastAsia"/>
+              </w:rPr>
+            </w:pPr>
+            <w:r>
+              <w:rPr>
+                <w:rFonts w:hint="eastAsia"/>
+              </w:rPr>
+              <w:t>0.268</w:t>
+            </w:r>
+          </w:p>
+        </w:tc>
+        <w:tc>
+          <w:tcPr>
+            <w:tcW w:w="2268" w:type="dxa"/>
+            <w:tcBorders>
+              <w:top w:val="nil"/>
+              <w:bottom w:val="nil"/>
+            </w:tcBorders>
+            <w:vAlign w:val="center"/>
+          </w:tcPr>
+          <w:p>
+            <w:pPr>
+              <w:jc w:val="center"/>
+              <w:rPr>
+                <w:rFonts w:hint="eastAsia"/>
+              </w:rPr>
+            </w:pPr>
+            <w:r>
+              <w:rPr>
+                <w:rFonts w:hint="eastAsia"/>
+              </w:rPr>
+              <w:t>[0.00, 0.53]</w:t>
+            </w:r>
+          </w:p>
+        </w:tc>
+        <w:tc>
+          <w:tcPr>
+            <w:tcW w:w="2268" w:type="dxa"/>
+            <w:tcBorders>
+              <w:top w:val="nil"/>
+              <w:bottom w:val="nil"/>
+            </w:tcBorders>
+            <w:vAlign w:val="center"/>
+          </w:tcPr>
+          <w:p>
+            <w:pPr>
+              <w:jc w:val="center"/>
+              <w:rPr>
+                <w:rFonts w:hint="eastAsia"/>
+              </w:rPr>
+            </w:pPr>
+            <w:r>
+              <w:rPr>
+                <w:rFonts w:hint="eastAsia"/>
+              </w:rPr>
+              <w:t>[</w:t>
+            </w:r>
+            <w:r>
+              <w:t>−0</w:t>
+            </w:r>
+            <w:r>
+              <w:rPr>
+                <w:rFonts w:hint="eastAsia"/>
+              </w:rPr>
+              <w:t>.41, 0.94]</w:t>
+            </w:r>
+          </w:p>
+        </w:tc>
+        <w:tc>
+          <w:tcPr>
+            <w:tcW w:w="2268" w:type="dxa"/>
+            <w:tcBorders>
+              <w:top w:val="nil"/>
+              <w:bottom w:val="nil"/>
+            </w:tcBorders>
+            <w:vAlign w:val="center"/>
+          </w:tcPr>
+          <w:p>
+            <w:pPr>
+              <w:jc w:val="center"/>
+              <w:rPr>
+                <w:rFonts w:hint="eastAsia"/>
+              </w:rPr>
+            </w:pPr>
+            <w:r>
+              <w:rPr>
+                <w:rFonts w:hint="eastAsia"/>
+              </w:rPr>
+              <w:t>66.5</w:t>
+            </w:r>
+          </w:p>
+        </w:tc>
+      </w:tr>
+      <w:tr>
+        <w:trPr>
+          <w:trHeight w:val="1134"/>
+          <w:jc w:val="center"/>
+        </w:trPr>
+        <w:tc>
+          <w:tcPr>
+            <w:tcW w:w="2268" w:type="dxa"/>
+            <w:tcBorders>
+              <w:top w:val="nil"/>
+              <w:bottom w:val="single" w:sz="8" w:space="0" w:color="auto"/>
+            </w:tcBorders>
+            <w:vAlign w:val="center"/>
+          </w:tcPr>
+          <w:p>
+            <w:pPr>
+              <w:jc w:val="center"/>
+              <w:rPr>
+                <w:rFonts w:hint="eastAsia"/>
+              </w:rPr>
+            </w:pPr>
+            <w:r>
+              <w:rPr>
+                <w:rFonts w:hint="eastAsia"/>
+              </w:rPr>
+              <w:t>Depression as primary target</w:t>
+            </w:r>
+          </w:p>
+        </w:tc>
+        <w:tc>
+          <w:tcPr>
+            <w:tcW w:w="2268" w:type="dxa"/>
+            <w:tcBorders>
+              <w:top w:val="nil"/>
+              <w:bottom w:val="single" w:sz="8" w:space="0" w:color="auto"/>
+            </w:tcBorders>
+            <w:vAlign w:val="center"/>
+          </w:tcPr>
+          <w:p>
+            <w:pPr>
+              <w:jc w:val="center"/>
+              <w:rPr>
+                <w:rFonts w:hint="eastAsia"/>
+              </w:rPr>
+            </w:pPr>
+            <w:r>
+              <w:rPr>
+                <w:rFonts w:hint="eastAsia"/>
+              </w:rPr>
+              <w:t>11</w:t>
+            </w:r>
+          </w:p>
+        </w:tc>
+        <w:tc>
+          <w:tcPr>
+            <w:tcW w:w="2268" w:type="dxa"/>
+            <w:tcBorders>
+              <w:top w:val="nil"/>
+              <w:bottom w:val="single" w:sz="8" w:space="0" w:color="auto"/>
+            </w:tcBorders>
+            <w:vAlign w:val="center"/>
+          </w:tcPr>
+          <w:p>
+            <w:pPr>
+              <w:jc w:val="center"/>
+              <w:rPr>
+                <w:rFonts w:hint="eastAsia"/>
+              </w:rPr>
+            </w:pPr>
+            <w:r>
+              <w:rPr>
+                <w:rFonts w:hint="eastAsia"/>
+              </w:rPr>
+              <w:t>0.348</w:t>
+            </w:r>
+          </w:p>
+        </w:tc>
+        <w:tc>
+          <w:tcPr>
+            <w:tcW w:w="2268" w:type="dxa"/>
+            <w:tcBorders>
+              <w:top w:val="nil"/>
+              <w:bottom w:val="single" w:sz="8" w:space="0" w:color="auto"/>
+            </w:tcBorders>
+            <w:vAlign w:val="center"/>
+          </w:tcPr>
+          <w:p>
+            <w:pPr>
+              <w:jc w:val="center"/>
+              <w:rPr>
+                <w:rFonts w:hint="eastAsia"/>
+              </w:rPr>
+            </w:pPr>
+            <w:r>
+              <w:rPr>
+                <w:rFonts w:hint="eastAsia"/>
+              </w:rPr>
+              <w:t>[0.1, 0.59]</w:t>
+            </w:r>
+          </w:p>
+        </w:tc>
+        <w:tc>
+          <w:tcPr>
+            <w:tcW w:w="2268" w:type="dxa"/>
+            <w:tcBorders>
+              <w:top w:val="nil"/>
+              <w:bottom w:val="single" w:sz="8" w:space="0" w:color="auto"/>
+            </w:tcBorders>
+            <w:vAlign w:val="center"/>
+          </w:tcPr>
+          <w:p>
+            <w:pPr>
+              <w:jc w:val="center"/>
+              <w:rPr>
+                <w:rFonts w:hint="eastAsia"/>
+              </w:rPr>
+            </w:pPr>
+            <w:r>
+              <w:rPr>
+                <w:rFonts w:hint="eastAsia"/>
+              </w:rPr>
+              <w:t>[</w:t>
+            </w:r>
+            <w:r>
+              <w:t>−</w:t>
+            </w:r>
+            <w:r>
+              <w:rPr>
+                <w:rFonts w:hint="eastAsia"/>
+              </w:rPr>
+              <w:t>0.22, 0.92]</w:t>
+            </w:r>
+          </w:p>
+        </w:tc>
+        <w:tc>
+          <w:tcPr>
+            <w:tcW w:w="2268" w:type="dxa"/>
+            <w:tcBorders>
+              <w:top w:val="nil"/>
+              <w:bottom w:val="single" w:sz="8" w:space="0" w:color="auto"/>
+            </w:tcBorders>
+            <w:vAlign w:val="center"/>
+          </w:tcPr>
+          <w:p>
+            <w:pPr>
+              <w:jc w:val="center"/>
+              <w:rPr>
+                <w:rFonts w:hint="eastAsia"/>
+              </w:rPr>
+            </w:pPr>
+            <w:r>
+              <w:rPr>
+                <w:rFonts w:hint="eastAsia"/>
+              </w:rPr>
+              <w:t>62.3</w:t>
+            </w:r>
+          </w:p>
+        </w:tc>
+      </w:tr>
+    </w:tbl>
+    <w:p>
+      <w:pPr>
+        <w:rPr>
+          <w:rFonts w:hint="eastAsia"/>
+        </w:rPr>
+      </w:pPr>
+    </w:p>
+    <w:p>
+      <w:pPr>
+        <w:pStyle w:val="3"/>
+        <w:rPr>
+          <w:rFonts w:eastAsiaTheme="minorEastAsia"/>
+        </w:rPr>
+      </w:pPr>
+      <w:r>
+        <w:rPr>
+          <w:rFonts w:eastAsiaTheme="minorEastAsia"/>
+        </w:rPr>
+        <w:t>4.</w:t>
+      </w:r>
+      <w:r>
+        <w:rPr>
+          <w:rFonts w:eastAsiaTheme="minorEastAsia" w:hint="eastAsia"/>
+        </w:rPr>
+        <w:t>6</w:t>
+      </w:r>
+      <w:r>
+        <w:rPr>
+          <w:rFonts w:eastAsiaTheme="minorEastAsia"/>
+        </w:rPr>
+        <w:t>.</w:t>
+      </w:r>
+      <w:r>
+        <w:rPr>
+          <w:rFonts w:eastAsiaTheme="minorEastAsia" w:hint="eastAsia"/>
+        </w:rPr>
+        <w:t>3</w:t>
+      </w:r>
+      <w:r>
+        <w:rPr>
+          <w:rFonts w:eastAsiaTheme="minorEastAsia"/>
+        </w:rPr>
+        <w:t xml:space="preserve"> </w:t>
+      </w:r>
+      <w:proofErr w:type="gramStart"/>
+      <w:r>
+        <w:rPr>
+          <w:rFonts w:eastAsiaTheme="minorEastAsia"/>
+        </w:rPr>
+        <w:t>P</w:t>
+      </w:r>
+      <w:r>
+        <w:rPr>
+          <w:rFonts w:eastAsiaTheme="minorEastAsia" w:hint="eastAsia"/>
+        </w:rPr>
+        <w:t>ost-hoc</w:t>
+      </w:r>
+      <w:proofErr w:type="gramEnd"/>
+      <w:r>
+        <w:rPr>
+          <w:rFonts w:eastAsiaTheme="minorEastAsia"/>
+        </w:rPr>
+        <w:t xml:space="preserve"> sensitivity analyses</w:t>
+      </w:r>
+      <w:r>
+        <w:rPr>
+          <w:rFonts w:eastAsiaTheme="minorEastAsia" w:hint="eastAsia"/>
+        </w:rPr>
+        <w:t>: methodological concerns</w:t>
+      </w:r>
+    </w:p>
+    <w:p>
+      <w:pPr>
+        <w:pStyle w:val="4"/>
+      </w:pPr>
+      <w:r>
+        <w:t>4.6.</w:t>
+      </w:r>
+      <w:r>
+        <w:rPr>
+          <w:rFonts w:hint="eastAsia"/>
+        </w:rPr>
+        <w:t>3</w:t>
+      </w:r>
+      <w:r>
+        <w:t xml:space="preserve">.1 </w:t>
+      </w:r>
+      <w:r>
+        <w:rPr>
+          <w:rFonts w:hint="eastAsia"/>
+        </w:rPr>
+        <w:t>Endpoint-only sensitivity analysis</w:t>
+      </w:r>
+    </w:p>
+    <w:tbl>
+      <w:tblPr>
+        <w:tblStyle w:val="af1"/>
+        <w:tblW w:w="9634" w:type="dxa"/>
+        <w:jc w:val="center"/>
+        <w:tblBorders>
+          <w:left w:val="none" w:sz="0" w:space="0" w:color="auto"/>
+          <w:right w:val="none" w:sz="0" w:space="0" w:color="auto"/>
+          <w:insideH w:val="none" w:sz="0" w:space="0" w:color="auto"/>
+          <w:insideV w:val="none" w:sz="0" w:space="0" w:color="auto"/>
+        </w:tblBorders>
+        <w:tblLook w:val="04A0" w:firstRow="1" w:lastRow="0" w:firstColumn="1" w:lastColumn="0" w:noHBand="0" w:noVBand="1"/>
+      </w:tblPr>
+      <w:tblGrid>
+        <w:gridCol w:w="1719"/>
+        <w:gridCol w:w="1457"/>
+        <w:gridCol w:w="1696"/>
+        <w:gridCol w:w="1588"/>
+        <w:gridCol w:w="1643"/>
+        <w:gridCol w:w="1531"/>
+      </w:tblGrid>
+      <w:tr>
+        <w:trPr>
+          <w:trHeight w:val="686"/>
+          <w:jc w:val="center"/>
+        </w:trPr>
+        <w:tc>
+          <w:tcPr>
+            <w:tcW w:w="1719" w:type="dxa"/>
+            <w:tcBorders>
+              <w:top w:val="single" w:sz="8" w:space="0" w:color="auto"/>
+              <w:bottom w:val="single" w:sz="4" w:space="0" w:color="auto"/>
+            </w:tcBorders>
+            <w:vAlign w:val="center"/>
+          </w:tcPr>
+          <w:p>
+            <w:pPr>
+              <w:jc w:val="center"/>
+              <w:rPr>
+                <w:rFonts w:hint="eastAsia"/>
+                <w:b/>
+                <w:bCs/>
+              </w:rPr>
+            </w:pPr>
+            <w:r>
+              <w:rPr>
+                <w:rFonts w:hint="eastAsia"/>
+                <w:b/>
+                <w:bCs/>
+              </w:rPr>
+              <w:t>Analysis</w:t>
+            </w:r>
+          </w:p>
+        </w:tc>
+        <w:tc>
+          <w:tcPr>
+            <w:tcW w:w="1457" w:type="dxa"/>
+            <w:tcBorders>
+              <w:top w:val="single" w:sz="8" w:space="0" w:color="auto"/>
+              <w:bottom w:val="single" w:sz="4" w:space="0" w:color="auto"/>
+            </w:tcBorders>
+            <w:vAlign w:val="center"/>
+          </w:tcPr>
+          <w:p>
+            <w:pPr>
+              <w:jc w:val="center"/>
+              <w:rPr>
+                <w:rFonts w:hint="eastAsia"/>
+                <w:b/>
+                <w:bCs/>
+                <w:i/>
+                <w:iCs/>
+              </w:rPr>
+            </w:pPr>
+            <w:r>
+              <w:rPr>
+                <w:rFonts w:hint="eastAsia"/>
+                <w:b/>
+                <w:bCs/>
+                <w:i/>
+                <w:iCs/>
+              </w:rPr>
+              <w:t>k</w:t>
+            </w:r>
+          </w:p>
+        </w:tc>
+        <w:tc>
+          <w:tcPr>
+            <w:tcW w:w="1696" w:type="dxa"/>
+            <w:tcBorders>
+              <w:top w:val="single" w:sz="8" w:space="0" w:color="auto"/>
+              <w:bottom w:val="single" w:sz="4" w:space="0" w:color="auto"/>
+            </w:tcBorders>
+            <w:vAlign w:val="center"/>
+          </w:tcPr>
+          <w:p>
+            <w:pPr>
+              <w:jc w:val="center"/>
+              <w:rPr>
+                <w:rFonts w:hint="eastAsia"/>
+                <w:b/>
+                <w:bCs/>
+              </w:rPr>
+            </w:pPr>
+            <w:r>
+              <w:rPr>
+                <w:rFonts w:hint="eastAsia"/>
+                <w:b/>
+                <w:bCs/>
+              </w:rPr>
+              <w:t>Hedges</w:t>
+            </w:r>
+            <w:r>
+              <w:rPr>
+                <w:b/>
+                <w:bCs/>
+              </w:rPr>
+              <w:t>’</w:t>
+            </w:r>
+            <w:r>
+              <w:rPr>
+                <w:rFonts w:hint="eastAsia"/>
+                <w:b/>
+                <w:bCs/>
+                <w:i/>
+                <w:iCs/>
+              </w:rPr>
+              <w:t xml:space="preserve"> g</w:t>
+            </w:r>
+          </w:p>
+        </w:tc>
+        <w:tc>
+          <w:tcPr>
+            <w:tcW w:w="1588" w:type="dxa"/>
+            <w:tcBorders>
+              <w:top w:val="single" w:sz="8" w:space="0" w:color="auto"/>
+              <w:bottom w:val="single" w:sz="4" w:space="0" w:color="auto"/>
+            </w:tcBorders>
+            <w:vAlign w:val="center"/>
+          </w:tcPr>
+          <w:p>
+            <w:pPr>
+              <w:jc w:val="center"/>
+              <w:rPr>
+                <w:rFonts w:hint="eastAsia"/>
+                <w:b/>
+                <w:bCs/>
+              </w:rPr>
+            </w:pPr>
+            <w:r>
+              <w:rPr>
+                <w:rFonts w:hint="eastAsia"/>
+                <w:b/>
+                <w:bCs/>
+              </w:rPr>
+              <w:t>95% CI</w:t>
+            </w:r>
+          </w:p>
+        </w:tc>
+        <w:tc>
+          <w:tcPr>
+            <w:tcW w:w="1643" w:type="dxa"/>
+            <w:tcBorders>
+              <w:top w:val="single" w:sz="8" w:space="0" w:color="auto"/>
+              <w:bottom w:val="single" w:sz="4" w:space="0" w:color="auto"/>
+            </w:tcBorders>
+            <w:vAlign w:val="center"/>
+          </w:tcPr>
+          <w:p>
+            <w:pPr>
+              <w:jc w:val="center"/>
+              <w:rPr>
+                <w:rFonts w:hint="eastAsia"/>
+                <w:b/>
+                <w:bCs/>
+              </w:rPr>
+            </w:pPr>
+            <w:r>
+              <w:rPr>
+                <w:rFonts w:hint="eastAsia"/>
+                <w:b/>
+                <w:bCs/>
+              </w:rPr>
+              <w:t>95% PI</w:t>
+            </w:r>
+          </w:p>
+        </w:tc>
+        <w:tc>
+          <w:tcPr>
+            <w:tcW w:w="1531" w:type="dxa"/>
+            <w:tcBorders>
+              <w:top w:val="single" w:sz="8" w:space="0" w:color="auto"/>
+              <w:bottom w:val="single" w:sz="4" w:space="0" w:color="auto"/>
+            </w:tcBorders>
+            <w:vAlign w:val="center"/>
+          </w:tcPr>
+          <w:p>
+            <w:pPr>
+              <w:jc w:val="center"/>
+              <w:rPr>
+                <w:rFonts w:hint="eastAsia"/>
+                <w:b/>
+                <w:bCs/>
+              </w:rPr>
+            </w:pPr>
+            <w:r>
+              <w:rPr>
+                <w:rFonts w:hint="eastAsia"/>
+                <w:b/>
+                <w:bCs/>
+                <w:i/>
+                <w:iCs/>
+              </w:rPr>
+              <w:t>I</w:t>
+            </w:r>
+            <w:r>
+              <w:rPr>
+                <w:rFonts w:hint="eastAsia"/>
+                <w:b/>
+                <w:bCs/>
+                <w:vertAlign w:val="superscript"/>
+              </w:rPr>
+              <w:t>2</w:t>
+            </w:r>
+            <w:r>
+              <w:rPr>
+                <w:rFonts w:hint="eastAsia"/>
+                <w:b/>
+                <w:bCs/>
+                <w:vertAlign w:val="superscript"/>
+              </w:rPr>
+              <w:t xml:space="preserve"> </w:t>
+            </w:r>
+            <w:r>
+              <w:rPr>
+                <w:rFonts w:hint="eastAsia"/>
+                <w:b/>
+                <w:bCs/>
+              </w:rPr>
+              <w:t>(%)</w:t>
+            </w:r>
+          </w:p>
+        </w:tc>
+      </w:tr>
+      <w:tr>
+        <w:trPr>
+          <w:trHeight w:val="1134"/>
+          <w:jc w:val="center"/>
+        </w:trPr>
+        <w:tc>
+          <w:tcPr>
+            <w:tcW w:w="1719" w:type="dxa"/>
+            <w:tcBorders>
+              <w:top w:val="nil"/>
+              <w:bottom w:val="single" w:sz="8" w:space="0" w:color="auto"/>
+            </w:tcBorders>
+            <w:vAlign w:val="center"/>
+          </w:tcPr>
+          <w:p>
+            <w:pPr>
+              <w:jc w:val="center"/>
+              <w:rPr>
+                <w:rFonts w:hint="eastAsia"/>
+              </w:rPr>
+            </w:pPr>
+            <w:r>
+              <w:t>Endpoint-only effect sizes</w:t>
+            </w:r>
+          </w:p>
+        </w:tc>
+        <w:tc>
+          <w:tcPr>
+            <w:tcW w:w="1457" w:type="dxa"/>
+            <w:tcBorders>
+              <w:top w:val="nil"/>
+              <w:bottom w:val="single" w:sz="8" w:space="0" w:color="auto"/>
+            </w:tcBorders>
+            <w:vAlign w:val="center"/>
+          </w:tcPr>
+          <w:p>
+            <w:pPr>
+              <w:jc w:val="center"/>
+              <w:rPr>
+                <w:rFonts w:hint="eastAsia"/>
+              </w:rPr>
+            </w:pPr>
+            <w:r>
+              <w:rPr>
+                <w:rFonts w:hint="eastAsia"/>
+              </w:rPr>
+              <w:t>11</w:t>
+            </w:r>
+          </w:p>
+        </w:tc>
+        <w:tc>
+          <w:tcPr>
+            <w:tcW w:w="1696" w:type="dxa"/>
+            <w:tcBorders>
+              <w:top w:val="nil"/>
+              <w:bottom w:val="single" w:sz="8" w:space="0" w:color="auto"/>
+            </w:tcBorders>
+            <w:vAlign w:val="center"/>
+          </w:tcPr>
+          <w:p>
+            <w:pPr>
+              <w:jc w:val="center"/>
+              <w:rPr>
+                <w:rFonts w:hint="eastAsia"/>
+              </w:rPr>
+            </w:pPr>
+            <w:r>
+              <w:rPr>
+                <w:rFonts w:hint="eastAsia"/>
+              </w:rPr>
+              <w:t>0.2</w:t>
+            </w:r>
+            <w:r>
+              <w:rPr>
+                <w:rFonts w:hint="eastAsia"/>
+              </w:rPr>
+              <w:t>17</w:t>
+            </w:r>
+          </w:p>
+        </w:tc>
+        <w:tc>
+          <w:tcPr>
+            <w:tcW w:w="1588" w:type="dxa"/>
+            <w:tcBorders>
+              <w:top w:val="nil"/>
+              <w:bottom w:val="single" w:sz="8" w:space="0" w:color="auto"/>
+            </w:tcBorders>
+            <w:vAlign w:val="center"/>
+          </w:tcPr>
+          <w:p>
+            <w:pPr>
+              <w:jc w:val="center"/>
+              <w:rPr>
+                <w:rFonts w:hint="eastAsia"/>
+              </w:rPr>
+            </w:pPr>
+            <w:r>
+              <w:t>[0.</w:t>
+            </w:r>
+            <w:r>
+              <w:rPr>
+                <w:rFonts w:hint="eastAsia"/>
+              </w:rPr>
+              <w:t>1</w:t>
+            </w:r>
+            <w:r>
+              <w:t>, 0.</w:t>
+            </w:r>
+            <w:r>
+              <w:rPr>
+                <w:rFonts w:hint="eastAsia"/>
+              </w:rPr>
+              <w:t>59</w:t>
+            </w:r>
+            <w:r>
+              <w:t>]</w:t>
+            </w:r>
+          </w:p>
+        </w:tc>
+        <w:tc>
+          <w:tcPr>
+            <w:tcW w:w="1643" w:type="dxa"/>
+            <w:tcBorders>
+              <w:top w:val="nil"/>
+              <w:bottom w:val="single" w:sz="8" w:space="0" w:color="auto"/>
+            </w:tcBorders>
+            <w:vAlign w:val="center"/>
+          </w:tcPr>
+          <w:p>
+            <w:pPr>
+              <w:jc w:val="center"/>
+              <w:rPr>
+                <w:rFonts w:hint="eastAsia"/>
+              </w:rPr>
+            </w:pPr>
+            <w:r>
+              <w:t>[−0.</w:t>
+            </w:r>
+            <w:r>
+              <w:rPr>
+                <w:rFonts w:hint="eastAsia"/>
+              </w:rPr>
+              <w:t>31</w:t>
+            </w:r>
+            <w:r>
+              <w:t>, 0.7</w:t>
+            </w:r>
+            <w:r>
+              <w:rPr>
+                <w:rFonts w:hint="eastAsia"/>
+              </w:rPr>
+              <w:t>5</w:t>
+            </w:r>
+            <w:r>
+              <w:t>]</w:t>
+            </w:r>
+          </w:p>
+        </w:tc>
+        <w:tc>
+          <w:tcPr>
+            <w:tcW w:w="1531" w:type="dxa"/>
+            <w:tcBorders>
+              <w:top w:val="nil"/>
+              <w:bottom w:val="single" w:sz="8" w:space="0" w:color="auto"/>
+            </w:tcBorders>
+            <w:vAlign w:val="center"/>
+          </w:tcPr>
+          <w:p>
+            <w:pPr>
+              <w:jc w:val="center"/>
+              <w:rPr>
+                <w:rFonts w:hint="eastAsia"/>
+              </w:rPr>
+            </w:pPr>
+            <w:r>
+              <w:rPr>
+                <w:rFonts w:hint="eastAsia"/>
+              </w:rPr>
+              <w:t>59.2</w:t>
+            </w:r>
+          </w:p>
+        </w:tc>
+      </w:tr>
+    </w:tbl>
+    <w:p>
+      <w:pPr>
+        <w:rPr>
+          <w:rFonts w:hint="eastAsia"/>
+        </w:rPr>
+      </w:pPr>
+    </w:p>
+    <w:p>
+      <w:pPr>
+        <w:pStyle w:val="4"/>
+      </w:pPr>
+      <w:r>
+        <w:rPr>
+          <w:rFonts w:hint="eastAsia"/>
+        </w:rPr>
+        <w:t>4.6.</w:t>
+      </w:r>
+      <w:r>
+        <w:rPr>
+          <w:rFonts w:hint="eastAsia"/>
+        </w:rPr>
+        <w:t>3</w:t>
+      </w:r>
+      <w:r>
+        <w:rPr>
+          <w:rFonts w:hint="eastAsia"/>
+        </w:rPr>
+        <w:t xml:space="preserve">.2 Sensitivity analysis </w:t>
+      </w:r>
+      <w:r>
+        <w:rPr>
+          <w:rFonts w:hint="eastAsia"/>
+        </w:rPr>
+        <w:t>including the cluster-randomized trial under assumed ICC v</w:t>
+      </w:r>
+      <w:r>
+        <w:rPr>
+          <w:rFonts w:hint="eastAsia"/>
+        </w:rPr>
+        <w:t>al</w:t>
+      </w:r>
+      <w:r>
+        <w:rPr>
+          <w:rFonts w:hint="eastAsia"/>
+        </w:rPr>
+        <w:t>ues</w:t>
+      </w:r>
+    </w:p>
+    <w:tbl>
+      <w:tblPr>
+        <w:tblStyle w:val="af1"/>
+        <w:tblW w:w="9634" w:type="dxa"/>
+        <w:jc w:val="center"/>
+        <w:tblBorders>
+          <w:left w:val="none" w:sz="0" w:space="0" w:color="auto"/>
+          <w:right w:val="none" w:sz="0" w:space="0" w:color="auto"/>
+          <w:insideH w:val="none" w:sz="0" w:space="0" w:color="auto"/>
+          <w:insideV w:val="none" w:sz="0" w:space="0" w:color="auto"/>
+        </w:tblBorders>
+        <w:tblLook w:val="04A0" w:firstRow="1" w:lastRow="0" w:firstColumn="1" w:lastColumn="0" w:noHBand="0" w:noVBand="1"/>
+      </w:tblPr>
+      <w:tblGrid>
+        <w:gridCol w:w="1719"/>
+        <w:gridCol w:w="1457"/>
+        <w:gridCol w:w="1696"/>
+        <w:gridCol w:w="1588"/>
+        <w:gridCol w:w="1643"/>
+        <w:gridCol w:w="1531"/>
+      </w:tblGrid>
+      <w:tr>
+        <w:trPr>
+          <w:trHeight w:val="782"/>
+          <w:jc w:val="center"/>
+        </w:trPr>
+        <w:tc>
+          <w:tcPr>
+            <w:tcW w:w="2268" w:type="dxa"/>
+            <w:tcBorders>
+              <w:top w:val="single" w:sz="8" w:space="0" w:color="auto"/>
+              <w:bottom w:val="single" w:sz="4" w:space="0" w:color="auto"/>
+            </w:tcBorders>
+            <w:vAlign w:val="center"/>
+          </w:tcPr>
+          <w:p>
+            <w:pPr>
+              <w:jc w:val="center"/>
+              <w:rPr>
+                <w:rFonts w:hint="eastAsia"/>
+                <w:b/>
+                <w:bCs/>
+              </w:rPr>
+            </w:pPr>
+            <w:bookmarkStart w:id="46" w:name="OLE_LINK56"/>
+            <w:r>
+              <w:rPr>
+                <w:rFonts w:hint="eastAsia"/>
+                <w:b/>
+                <w:bCs/>
+              </w:rPr>
+              <w:t>Analysis</w:t>
+            </w:r>
+          </w:p>
+        </w:tc>
+        <w:tc>
+          <w:tcPr>
+            <w:tcW w:w="2268" w:type="dxa"/>
+            <w:tcBorders>
+              <w:top w:val="single" w:sz="8" w:space="0" w:color="auto"/>
+              <w:bottom w:val="single" w:sz="4" w:space="0" w:color="auto"/>
+            </w:tcBorders>
+            <w:vAlign w:val="center"/>
+          </w:tcPr>
+          <w:p>
+            <w:pPr>
+              <w:jc w:val="center"/>
+              <w:rPr>
+                <w:rFonts w:hint="eastAsia"/>
+                <w:b/>
+                <w:bCs/>
+                <w:i/>
+                <w:iCs/>
+              </w:rPr>
+            </w:pPr>
+            <w:r>
+              <w:rPr>
+                <w:rFonts w:hint="eastAsia"/>
+                <w:b/>
+                <w:bCs/>
+                <w:i/>
+                <w:iCs/>
+              </w:rPr>
+              <w:t>k</w:t>
+            </w:r>
+          </w:p>
+        </w:tc>
+        <w:tc>
+          <w:tcPr>
+            <w:tcW w:w="2268" w:type="dxa"/>
+            <w:tcBorders>
+              <w:top w:val="single" w:sz="8" w:space="0" w:color="auto"/>
+              <w:bottom w:val="single" w:sz="4" w:space="0" w:color="auto"/>
+            </w:tcBorders>
+            <w:vAlign w:val="center"/>
+          </w:tcPr>
+          <w:p>
+            <w:pPr>
+              <w:jc w:val="center"/>
+              <w:rPr>
+                <w:rFonts w:hint="eastAsia"/>
+                <w:b/>
+                <w:bCs/>
+              </w:rPr>
+            </w:pPr>
+            <w:r>
+              <w:rPr>
+                <w:rFonts w:hint="eastAsia"/>
+                <w:b/>
+                <w:bCs/>
+              </w:rPr>
+              <w:t>Hedges</w:t>
+            </w:r>
+            <w:r>
+              <w:rPr>
+                <w:b/>
+                <w:bCs/>
+              </w:rPr>
+              <w:t>’</w:t>
+            </w:r>
+            <w:r>
+              <w:rPr>
+                <w:rFonts w:hint="eastAsia"/>
+                <w:b/>
+                <w:bCs/>
+                <w:i/>
+                <w:iCs/>
+              </w:rPr>
+              <w:t xml:space="preserve"> g</w:t>
+            </w:r>
+          </w:p>
+        </w:tc>
+        <w:tc>
+          <w:tcPr>
+            <w:tcW w:w="2268" w:type="dxa"/>
+            <w:tcBorders>
+              <w:top w:val="single" w:sz="8" w:space="0" w:color="auto"/>
+              <w:bottom w:val="single" w:sz="4" w:space="0" w:color="auto"/>
+            </w:tcBorders>
+            <w:vAlign w:val="center"/>
+          </w:tcPr>
+          <w:p>
+            <w:pPr>
+              <w:jc w:val="center"/>
+              <w:rPr>
+                <w:rFonts w:hint="eastAsia"/>
+                <w:b/>
+                <w:bCs/>
+              </w:rPr>
+            </w:pPr>
+            <w:r>
+              <w:rPr>
+                <w:rFonts w:hint="eastAsia"/>
+                <w:b/>
+                <w:bCs/>
+              </w:rPr>
+              <w:t>95% CI</w:t>
+            </w:r>
+          </w:p>
+        </w:tc>
+        <w:tc>
+          <w:tcPr>
+            <w:tcW w:w="2268" w:type="dxa"/>
+            <w:tcBorders>
+              <w:top w:val="single" w:sz="8" w:space="0" w:color="auto"/>
+              <w:bottom w:val="single" w:sz="4" w:space="0" w:color="auto"/>
+            </w:tcBorders>
+            <w:vAlign w:val="center"/>
+          </w:tcPr>
+          <w:p>
+            <w:pPr>
+              <w:jc w:val="center"/>
+              <w:rPr>
+                <w:rFonts w:hint="eastAsia"/>
+                <w:b/>
+                <w:bCs/>
+              </w:rPr>
+            </w:pPr>
+            <w:r>
+              <w:rPr>
+                <w:rFonts w:hint="eastAsia"/>
+                <w:b/>
+                <w:bCs/>
+              </w:rPr>
+              <w:t>95% PI</w:t>
+            </w:r>
+          </w:p>
+        </w:tc>
+        <w:tc>
+          <w:tcPr>
+            <w:tcW w:w="2268" w:type="dxa"/>
+            <w:tcBorders>
+              <w:top w:val="single" w:sz="8" w:space="0" w:color="auto"/>
+              <w:bottom w:val="single" w:sz="4" w:space="0" w:color="auto"/>
+            </w:tcBorders>
+            <w:vAlign w:val="center"/>
+          </w:tcPr>
+          <w:p>
+            <w:pPr>
+              <w:jc w:val="center"/>
+              <w:rPr>
+                <w:rFonts w:hint="eastAsia"/>
+                <w:b/>
+                <w:bCs/>
+              </w:rPr>
+            </w:pPr>
+            <w:r>
+              <w:rPr>
+                <w:rFonts w:hint="eastAsia"/>
+                <w:b/>
+                <w:bCs/>
+                <w:i/>
+                <w:iCs/>
+              </w:rPr>
+              <w:t>I</w:t>
+            </w:r>
+            <w:r>
+              <w:rPr>
+                <w:rFonts w:hint="eastAsia"/>
+                <w:b/>
+                <w:bCs/>
+                <w:vertAlign w:val="superscript"/>
+              </w:rPr>
+              <w:t>2</w:t>
+            </w:r>
+            <w:r>
+              <w:rPr>
+                <w:rFonts w:hint="eastAsia"/>
+                <w:b/>
+                <w:bCs/>
+                <w:vertAlign w:val="superscript"/>
+              </w:rPr>
+              <w:t xml:space="preserve"> </w:t>
+            </w:r>
+            <w:r>
+              <w:rPr>
+                <w:rFonts w:hint="eastAsia"/>
+                <w:b/>
+                <w:bCs/>
+              </w:rPr>
+              <w:t>(%)</w:t>
+            </w:r>
+          </w:p>
+        </w:tc>
+      </w:tr>
+      <w:tr>
+        <w:trPr>
+          <w:trHeight w:val="1134"/>
+          <w:jc w:val="center"/>
+        </w:trPr>
+        <w:tc>
+          <w:tcPr>
+            <w:tcW w:w="2268" w:type="dxa"/>
+            <w:tcBorders>
+              <w:top w:val="single" w:sz="4" w:space="0" w:color="auto"/>
+              <w:bottom w:val="nil"/>
+            </w:tcBorders>
+            <w:vAlign w:val="center"/>
+          </w:tcPr>
+          <w:p>
+            <w:pPr>
+              <w:jc w:val="center"/>
+              <w:rPr>
+                <w:rFonts w:hint="eastAsia"/>
+              </w:rPr>
+            </w:pPr>
+            <w:r>
+              <w:t>Bohr included, assumed ICC = 0.01</w:t>
+            </w:r>
+          </w:p>
+        </w:tc>
+        <w:tc>
+          <w:tcPr>
+            <w:tcW w:w="2268" w:type="dxa"/>
+            <w:tcBorders>
+              <w:top w:val="single" w:sz="4" w:space="0" w:color="auto"/>
+              <w:bottom w:val="nil"/>
+            </w:tcBorders>
+            <w:vAlign w:val="center"/>
+          </w:tcPr>
+          <w:p>
+            <w:pPr>
+              <w:jc w:val="center"/>
+              <w:rPr>
+                <w:rFonts w:hint="eastAsia"/>
+              </w:rPr>
+            </w:pPr>
+            <w:r>
+              <w:rPr>
+                <w:rFonts w:hint="eastAsia"/>
+              </w:rPr>
+              <w:t>1</w:t>
+            </w:r>
+            <w:r>
+              <w:rPr>
+                <w:rFonts w:hint="eastAsia"/>
+              </w:rPr>
+              <w:t>5</w:t>
+            </w:r>
+          </w:p>
+        </w:tc>
+        <w:tc>
+          <w:tcPr>
+            <w:tcW w:w="2268" w:type="dxa"/>
+            <w:tcBorders>
+              <w:top w:val="single" w:sz="4" w:space="0" w:color="auto"/>
+              <w:bottom w:val="nil"/>
+            </w:tcBorders>
+            <w:vAlign w:val="center"/>
+          </w:tcPr>
+          <w:p>
+            <w:pPr>
+              <w:jc w:val="center"/>
+              <w:rPr>
+                <w:rFonts w:hint="eastAsia"/>
+              </w:rPr>
+            </w:pPr>
+            <w:r>
+              <w:t>0.2</w:t>
+            </w:r>
+            <w:r>
+              <w:rPr>
+                <w:rFonts w:hint="eastAsia"/>
+              </w:rPr>
+              <w:t>5</w:t>
+            </w:r>
+            <w:r>
+              <w:rPr>
+                <w:rFonts w:hint="eastAsia"/>
+              </w:rPr>
+              <w:t>8</w:t>
+            </w:r>
+          </w:p>
+        </w:tc>
+        <w:tc>
+          <w:tcPr>
+            <w:tcW w:w="2268" w:type="dxa"/>
+            <w:tcBorders>
+              <w:top w:val="single" w:sz="4" w:space="0" w:color="auto"/>
+              <w:bottom w:val="nil"/>
+            </w:tcBorders>
+            <w:vAlign w:val="center"/>
+          </w:tcPr>
+          <w:p>
+            <w:pPr>
+              <w:jc w:val="center"/>
+              <w:rPr>
+                <w:rFonts w:hint="eastAsia"/>
+              </w:rPr>
+            </w:pPr>
+            <w:bookmarkStart w:id="47" w:name="OLE_LINK53"/>
+            <w:r>
+              <w:t>[</w:t>
+            </w:r>
+            <w:bookmarkStart w:id="48" w:name="OLE_LINK52"/>
+            <w:r>
+              <w:t>0.</w:t>
+            </w:r>
+            <w:bookmarkEnd w:id="48"/>
+            <w:r>
+              <w:rPr>
+                <w:rFonts w:hint="eastAsia"/>
+              </w:rPr>
+              <w:t>07</w:t>
+            </w:r>
+            <w:r>
+              <w:t xml:space="preserve">, </w:t>
+            </w:r>
+            <w:r>
+              <w:t>0.45</w:t>
+            </w:r>
+            <w:r>
+              <w:t>]</w:t>
+            </w:r>
+            <w:bookmarkEnd w:id="47"/>
+          </w:p>
+        </w:tc>
+        <w:tc>
+          <w:tcPr>
+            <w:tcW w:w="2268" w:type="dxa"/>
+            <w:tcBorders>
+              <w:top w:val="single" w:sz="4" w:space="0" w:color="auto"/>
+              <w:bottom w:val="nil"/>
+            </w:tcBorders>
+            <w:vAlign w:val="center"/>
+          </w:tcPr>
+          <w:p>
+            <w:pPr>
+              <w:jc w:val="center"/>
+              <w:rPr>
+                <w:rFonts w:hint="eastAsia"/>
+              </w:rPr>
+            </w:pPr>
+            <w:bookmarkStart w:id="49" w:name="OLE_LINK54"/>
+            <w:r>
+              <w:t>[</w:t>
+            </w:r>
+            <w:bookmarkStart w:id="50" w:name="OLE_LINK50"/>
+            <w:r>
+              <w:t>−0.2</w:t>
+            </w:r>
+            <w:bookmarkEnd w:id="50"/>
+            <w:r>
+              <w:rPr>
+                <w:rFonts w:hint="eastAsia"/>
+              </w:rPr>
+              <w:t>5</w:t>
+            </w:r>
+            <w:r>
+              <w:t>, 0.</w:t>
+            </w:r>
+            <w:r>
+              <w:rPr>
+                <w:rFonts w:hint="eastAsia"/>
+              </w:rPr>
+              <w:t>76</w:t>
+            </w:r>
+            <w:r>
+              <w:t>]</w:t>
+            </w:r>
+            <w:bookmarkEnd w:id="49"/>
+          </w:p>
+        </w:tc>
+        <w:tc>
+          <w:tcPr>
+            <w:tcW w:w="2268" w:type="dxa"/>
+            <w:tcBorders>
+              <w:top w:val="single" w:sz="4" w:space="0" w:color="auto"/>
+              <w:bottom w:val="nil"/>
+            </w:tcBorders>
+            <w:vAlign w:val="center"/>
+          </w:tcPr>
+          <w:p>
+            <w:pPr>
+              <w:jc w:val="center"/>
+              <w:rPr>
+                <w:rFonts w:hint="eastAsia"/>
+              </w:rPr>
+            </w:pPr>
+            <w:bookmarkStart w:id="51" w:name="OLE_LINK55"/>
+            <w:r>
+              <w:rPr>
+                <w:rFonts w:hint="eastAsia"/>
+              </w:rPr>
+              <w:t>60.7</w:t>
+            </w:r>
+            <w:bookmarkEnd w:id="51"/>
+          </w:p>
+        </w:tc>
+      </w:tr>
+      <w:tr>
+        <w:trPr>
+          <w:trHeight w:val="1134"/>
+          <w:jc w:val="center"/>
+        </w:trPr>
+        <w:tc>
+          <w:tcPr>
+            <w:tcW w:w="2268" w:type="dxa"/>
+            <w:tcBorders>
+              <w:top w:val="nil"/>
+              <w:bottom w:val="nil"/>
+            </w:tcBorders>
+            <w:vAlign w:val="center"/>
+          </w:tcPr>
+          <w:p>
+            <w:pPr>
+              <w:jc w:val="center"/>
+              <w:rPr>
+                <w:rFonts w:hint="eastAsia"/>
+              </w:rPr>
+            </w:pPr>
+            <w:r>
+              <w:t>Bohr included, assumed ICC = 0.03</w:t>
+            </w:r>
+          </w:p>
+        </w:tc>
+        <w:tc>
+          <w:tcPr>
+            <w:tcW w:w="2268" w:type="dxa"/>
+            <w:tcBorders>
+              <w:top w:val="nil"/>
+              <w:bottom w:val="nil"/>
+            </w:tcBorders>
+            <w:vAlign w:val="center"/>
+          </w:tcPr>
+          <w:p>
+            <w:pPr>
+              <w:jc w:val="center"/>
+              <w:rPr>
+                <w:rFonts w:hint="eastAsia"/>
+              </w:rPr>
+            </w:pPr>
+            <w:r>
+              <w:rPr>
+                <w:rFonts w:hint="eastAsia"/>
+              </w:rPr>
+              <w:t>1</w:t>
+            </w:r>
+            <w:r>
+              <w:rPr>
+                <w:rFonts w:hint="eastAsia"/>
+              </w:rPr>
+              <w:t>5</w:t>
+            </w:r>
+          </w:p>
+        </w:tc>
+        <w:tc>
+          <w:tcPr>
+            <w:tcW w:w="2268" w:type="dxa"/>
+            <w:tcBorders>
+              <w:top w:val="nil"/>
+              <w:bottom w:val="nil"/>
+            </w:tcBorders>
+            <w:vAlign w:val="center"/>
+          </w:tcPr>
+          <w:p>
+            <w:pPr>
+              <w:jc w:val="center"/>
+              <w:rPr>
+                <w:rFonts w:hint="eastAsia"/>
+              </w:rPr>
+            </w:pPr>
+            <w:r>
+              <w:rPr>
+                <w:rFonts w:hint="eastAsia"/>
+              </w:rPr>
+              <w:t>0.2</w:t>
+            </w:r>
+            <w:r>
+              <w:rPr>
+                <w:rFonts w:hint="eastAsia"/>
+              </w:rPr>
+              <w:t>58</w:t>
+            </w:r>
+          </w:p>
+        </w:tc>
+        <w:tc>
+          <w:tcPr>
+            <w:tcW w:w="2268" w:type="dxa"/>
+            <w:tcBorders>
+              <w:top w:val="nil"/>
+              <w:bottom w:val="nil"/>
+            </w:tcBorders>
+            <w:vAlign w:val="center"/>
+          </w:tcPr>
+          <w:p>
+            <w:pPr>
+              <w:jc w:val="center"/>
+              <w:rPr>
+                <w:rFonts w:hint="eastAsia"/>
+              </w:rPr>
+            </w:pPr>
+            <w:r>
+              <w:t>[0.</w:t>
+            </w:r>
+            <w:r>
+              <w:rPr>
+                <w:rFonts w:hint="eastAsia"/>
+              </w:rPr>
+              <w:t>07</w:t>
+            </w:r>
+            <w:r>
+              <w:t xml:space="preserve">, </w:t>
+            </w:r>
+            <w:r>
+              <w:t>0.45</w:t>
+            </w:r>
+            <w:r>
+              <w:t>]</w:t>
+            </w:r>
+          </w:p>
+        </w:tc>
+        <w:tc>
+          <w:tcPr>
+            <w:tcW w:w="2268" w:type="dxa"/>
+            <w:tcBorders>
+              <w:top w:val="nil"/>
+              <w:bottom w:val="nil"/>
+            </w:tcBorders>
+            <w:vAlign w:val="center"/>
+          </w:tcPr>
+          <w:p>
+            <w:pPr>
+              <w:jc w:val="center"/>
+              <w:rPr>
+                <w:rFonts w:hint="eastAsia"/>
+              </w:rPr>
+            </w:pPr>
+            <w:r>
+              <w:t>[−0.25, 0.76]</w:t>
+            </w:r>
+          </w:p>
+        </w:tc>
+        <w:tc>
+          <w:tcPr>
+            <w:tcW w:w="2268" w:type="dxa"/>
+            <w:tcBorders>
+              <w:top w:val="nil"/>
+              <w:bottom w:val="nil"/>
+            </w:tcBorders>
+            <w:vAlign w:val="center"/>
+          </w:tcPr>
+          <w:p>
+            <w:pPr>
+              <w:jc w:val="center"/>
+              <w:rPr>
+                <w:rFonts w:hint="eastAsia"/>
+              </w:rPr>
+            </w:pPr>
+            <w:r>
+              <w:t>60.7</w:t>
+            </w:r>
+          </w:p>
+        </w:tc>
+      </w:tr>
+      <w:tr>
+        <w:trPr>
+          <w:trHeight w:val="1134"/>
+          <w:jc w:val="center"/>
+        </w:trPr>
+        <w:tc>
+          <w:tcPr>
+            <w:tcW w:w="2268" w:type="dxa"/>
+            <w:tcBorders>
+              <w:top w:val="nil"/>
+              <w:bottom w:val="nil"/>
+            </w:tcBorders>
+            <w:vAlign w:val="center"/>
+          </w:tcPr>
+          <w:p>
+            <w:pPr>
+              <w:jc w:val="center"/>
+              <w:rPr>
+                <w:rFonts w:hint="eastAsia"/>
+              </w:rPr>
+            </w:pPr>
+            <w:r>
+              <w:lastRenderedPageBreak/>
+              <w:t>Bohr included, assumed ICC = 0.05</w:t>
+            </w:r>
+          </w:p>
+        </w:tc>
+        <w:tc>
+          <w:tcPr>
+            <w:tcW w:w="2268" w:type="dxa"/>
+            <w:tcBorders>
+              <w:top w:val="nil"/>
+              <w:bottom w:val="nil"/>
+            </w:tcBorders>
+            <w:vAlign w:val="center"/>
+          </w:tcPr>
+          <w:p>
+            <w:pPr>
+              <w:jc w:val="center"/>
+              <w:rPr>
+                <w:rFonts w:hint="eastAsia"/>
+              </w:rPr>
+            </w:pPr>
+            <w:r>
+              <w:rPr>
+                <w:rFonts w:hint="eastAsia"/>
+              </w:rPr>
+              <w:t>1</w:t>
+            </w:r>
+            <w:r>
+              <w:rPr>
+                <w:rFonts w:hint="eastAsia"/>
+              </w:rPr>
+              <w:t>5</w:t>
+            </w:r>
+          </w:p>
+        </w:tc>
+        <w:tc>
+          <w:tcPr>
+            <w:tcW w:w="2268" w:type="dxa"/>
+            <w:tcBorders>
+              <w:top w:val="nil"/>
+              <w:bottom w:val="nil"/>
+            </w:tcBorders>
+            <w:vAlign w:val="center"/>
+          </w:tcPr>
+          <w:p>
+            <w:pPr>
+              <w:jc w:val="center"/>
+              <w:rPr>
+                <w:rFonts w:hint="eastAsia"/>
+              </w:rPr>
+            </w:pPr>
+            <w:r>
+              <w:rPr>
+                <w:rFonts w:hint="eastAsia"/>
+              </w:rPr>
+              <w:t>0.2</w:t>
+            </w:r>
+            <w:r>
+              <w:rPr>
+                <w:rFonts w:hint="eastAsia"/>
+              </w:rPr>
+              <w:t>5</w:t>
+            </w:r>
+            <w:r>
+              <w:rPr>
+                <w:rFonts w:hint="eastAsia"/>
+              </w:rPr>
+              <w:t>8</w:t>
+            </w:r>
+          </w:p>
+        </w:tc>
+        <w:tc>
+          <w:tcPr>
+            <w:tcW w:w="2268" w:type="dxa"/>
+            <w:tcBorders>
+              <w:top w:val="nil"/>
+              <w:bottom w:val="nil"/>
+            </w:tcBorders>
+            <w:vAlign w:val="center"/>
+          </w:tcPr>
+          <w:p>
+            <w:pPr>
+              <w:jc w:val="center"/>
+              <w:rPr>
+                <w:rFonts w:hint="eastAsia"/>
+              </w:rPr>
+            </w:pPr>
+            <w:r>
+              <w:t>[0.07, 0.45]</w:t>
+            </w:r>
+          </w:p>
+        </w:tc>
+        <w:tc>
+          <w:tcPr>
+            <w:tcW w:w="2268" w:type="dxa"/>
+            <w:tcBorders>
+              <w:top w:val="nil"/>
+              <w:bottom w:val="nil"/>
+            </w:tcBorders>
+            <w:vAlign w:val="center"/>
+          </w:tcPr>
+          <w:p>
+            <w:pPr>
+              <w:jc w:val="center"/>
+              <w:rPr>
+                <w:rFonts w:hint="eastAsia"/>
+              </w:rPr>
+            </w:pPr>
+            <w:r>
+              <w:t>[−0.25, 0.76]</w:t>
+            </w:r>
+          </w:p>
+        </w:tc>
+        <w:tc>
+          <w:tcPr>
+            <w:tcW w:w="2268" w:type="dxa"/>
+            <w:tcBorders>
+              <w:top w:val="nil"/>
+              <w:bottom w:val="nil"/>
+            </w:tcBorders>
+            <w:vAlign w:val="center"/>
+          </w:tcPr>
+          <w:p>
+            <w:pPr>
+              <w:jc w:val="center"/>
+              <w:rPr>
+                <w:rFonts w:hint="eastAsia"/>
+              </w:rPr>
+            </w:pPr>
+            <w:r>
+              <w:t>60.7</w:t>
+            </w:r>
+          </w:p>
+        </w:tc>
+      </w:tr>
+      <w:tr>
+        <w:trPr>
+          <w:trHeight w:val="1134"/>
+          <w:jc w:val="center"/>
+        </w:trPr>
+        <w:tc>
+          <w:tcPr>
+            <w:tcW w:w="2268" w:type="dxa"/>
+            <w:tcBorders>
+              <w:top w:val="nil"/>
+              <w:bottom w:val="single" w:sz="8" w:space="0" w:color="auto"/>
+            </w:tcBorders>
+            <w:vAlign w:val="center"/>
+          </w:tcPr>
+          <w:p>
+            <w:pPr>
+              <w:jc w:val="center"/>
+              <w:rPr>
+                <w:rFonts w:hint="eastAsia"/>
+              </w:rPr>
+            </w:pPr>
+            <w:r>
+              <w:t>Bohr included, assumed ICC = 0.1</w:t>
+            </w:r>
+          </w:p>
+        </w:tc>
+        <w:tc>
+          <w:tcPr>
+            <w:tcW w:w="2268" w:type="dxa"/>
+            <w:tcBorders>
+              <w:top w:val="nil"/>
+              <w:bottom w:val="single" w:sz="8" w:space="0" w:color="auto"/>
+            </w:tcBorders>
+            <w:vAlign w:val="center"/>
+          </w:tcPr>
+          <w:p>
+            <w:pPr>
+              <w:jc w:val="center"/>
+              <w:rPr>
+                <w:rFonts w:hint="eastAsia"/>
+              </w:rPr>
+            </w:pPr>
+            <w:r>
+              <w:rPr>
+                <w:rFonts w:hint="eastAsia"/>
+              </w:rPr>
+              <w:t>1</w:t>
+            </w:r>
+            <w:r>
+              <w:rPr>
+                <w:rFonts w:hint="eastAsia"/>
+              </w:rPr>
+              <w:t>5</w:t>
+            </w:r>
+          </w:p>
+        </w:tc>
+        <w:tc>
+          <w:tcPr>
+            <w:tcW w:w="2268" w:type="dxa"/>
+            <w:tcBorders>
+              <w:top w:val="nil"/>
+              <w:bottom w:val="single" w:sz="8" w:space="0" w:color="auto"/>
+            </w:tcBorders>
+            <w:vAlign w:val="center"/>
+          </w:tcPr>
+          <w:p>
+            <w:pPr>
+              <w:jc w:val="center"/>
+              <w:rPr>
+                <w:rFonts w:hint="eastAsia"/>
+              </w:rPr>
+            </w:pPr>
+            <w:r>
+              <w:rPr>
+                <w:rFonts w:hint="eastAsia"/>
+              </w:rPr>
+              <w:t>0.</w:t>
+            </w:r>
+            <w:r>
+              <w:rPr>
+                <w:rFonts w:hint="eastAsia"/>
+              </w:rPr>
+              <w:t>259</w:t>
+            </w:r>
+          </w:p>
+        </w:tc>
+        <w:tc>
+          <w:tcPr>
+            <w:tcW w:w="2268" w:type="dxa"/>
+            <w:tcBorders>
+              <w:top w:val="nil"/>
+              <w:bottom w:val="single" w:sz="8" w:space="0" w:color="auto"/>
+            </w:tcBorders>
+            <w:vAlign w:val="center"/>
+          </w:tcPr>
+          <w:p>
+            <w:pPr>
+              <w:jc w:val="center"/>
+              <w:rPr>
+                <w:rFonts w:hint="eastAsia"/>
+              </w:rPr>
+            </w:pPr>
+            <w:r>
+              <w:t>[0.07, 0.45]</w:t>
+            </w:r>
+          </w:p>
+        </w:tc>
+        <w:tc>
+          <w:tcPr>
+            <w:tcW w:w="2268" w:type="dxa"/>
+            <w:tcBorders>
+              <w:top w:val="nil"/>
+              <w:bottom w:val="single" w:sz="8" w:space="0" w:color="auto"/>
+            </w:tcBorders>
+            <w:vAlign w:val="center"/>
+          </w:tcPr>
+          <w:p>
+            <w:pPr>
+              <w:jc w:val="center"/>
+              <w:rPr>
+                <w:rFonts w:hint="eastAsia"/>
+              </w:rPr>
+            </w:pPr>
+            <w:r>
+              <w:t>[−0.25, 0.7</w:t>
+            </w:r>
+            <w:r>
+              <w:rPr>
+                <w:rFonts w:hint="eastAsia"/>
+              </w:rPr>
+              <w:t>7</w:t>
+            </w:r>
+            <w:r>
+              <w:t>]</w:t>
+            </w:r>
+          </w:p>
+        </w:tc>
+        <w:tc>
+          <w:tcPr>
+            <w:tcW w:w="2268" w:type="dxa"/>
+            <w:tcBorders>
+              <w:top w:val="nil"/>
+              <w:bottom w:val="single" w:sz="8" w:space="0" w:color="auto"/>
+            </w:tcBorders>
+            <w:vAlign w:val="center"/>
+          </w:tcPr>
+          <w:p>
+            <w:pPr>
+              <w:jc w:val="center"/>
+              <w:rPr>
+                <w:rFonts w:hint="eastAsia"/>
+              </w:rPr>
+            </w:pPr>
+            <w:r>
+              <w:t>60.7</w:t>
+            </w:r>
+          </w:p>
+        </w:tc>
+      </w:tr>
+      <w:bookmarkEnd w:id="46"/>
+    </w:tbl>
+    <w:p>
+      <w:pPr>
+        <w:rPr>
+          <w:rFonts w:hint="eastAsia"/>
+        </w:rPr>
+      </w:pPr>
+    </w:p>
+    <w:p>
+      <w:pPr>
+        <w:pStyle w:val="2"/>
+        <w:rPr>
+          <w:rFonts w:eastAsiaTheme="minorEastAsia"/>
+        </w:rPr>
+      </w:pPr>
+      <w:r>
+        <w:t>4.</w:t>
+      </w:r>
+      <w:r>
+        <w:rPr>
+          <w:rFonts w:eastAsiaTheme="minorEastAsia" w:hint="eastAsia"/>
+        </w:rPr>
+        <w:t>7</w:t>
+      </w:r>
+      <w:r>
+        <w:t>. Publication Bias</w:t>
+      </w:r>
+    </w:p>
+    <w:p>
+      <w:pPr>
+        <w:spacing w:after="120" w:line="360" w:lineRule="auto"/>
+        <w:ind w:firstLine="360"/>
+        <w:jc w:val="both"/>
+      </w:pPr>
+      <w:r>
+        <w:t xml:space="preserve">A contour-enhanced funnel plot was constructed to assess potential small-study effects at post-intervention (Figure X). Visual inspection suggested some asymmetry: the more precise studies clustered around the pooled estimate, whereas the least precise trials, particularly Fleming (2012), Ackerson (1998), and Stasiak (2014), were located on the positive side of the plot, with </w:t>
+      </w:r>
+      <w:proofErr w:type="gramStart"/>
+      <w:r>
+        <w:t>no</w:t>
+      </w:r>
+      <w:proofErr w:type="gramEnd"/>
+      <w:r>
+        <w:t xml:space="preserve"> clearly comparable small-sample studies on the negative side. The contour shading indicated that the corresponding mirror region on the left would fall mainly within the non-significant zone (</w:t>
       </w:r>
       <w:r>
         <w:rPr>
           <w:i/>
           <w:iCs/>
         </w:rPr>
-        <w:t>t</w:t>
-      </w:r>
-      <w:r>
-        <w:t xml:space="preserve">(12) = 1.82, </w:t>
-      </w:r>
+        <w:t>p</w:t>
+      </w:r>
+      <w:r>
+        <w:t xml:space="preserve"> &gt; .10). If studies were missing from this region, such a pattern would be consistent with selective non-publication of small, non-significant trials, although alternative explanations such as heterogeneity or methodological differences could not be ruled out.</w:t>
+      </w:r>
+    </w:p>
+    <w:p>
+      <w:pPr>
+        <w:spacing w:after="120" w:line="360" w:lineRule="auto"/>
+        <w:ind w:firstLine="360"/>
+        <w:jc w:val="both"/>
+      </w:pPr>
+      <w:r>
+        <w:t xml:space="preserve">Egger’s regression test indicated a non-significant trend toward funnel plot asymmetry, </w:t>
+      </w:r>
+      <w:proofErr w:type="gramStart"/>
       <w:r>
         <w:rPr>
           <w:i/>
           <w:iCs/>
         </w:rPr>
-        <w:t>p</w:t>
-      </w:r>
-      <w:r>
-        <w:t xml:space="preserve"> = .093. Because the pooled effect size was a standardized mean difference (SMD), a modified test proposed by Pustejovsky and Rodgers (2019), which adjusts for the artifactual dependence between SMDs and their standard errors, was also conducted. This modified test was likewise non-significant, </w:t>
+        <w:t>t</w:t>
+      </w:r>
+      <w:r>
+        <w:t>(</w:t>
+      </w:r>
+      <w:proofErr w:type="gramEnd"/>
+      <w:r>
+        <w:t xml:space="preserve">12) = 1.82, </w:t>
       </w:r>
       <w:r>
         <w:rPr>
           <w:i/>
           <w:iCs/>
         </w:rPr>
+        <w:t>p</w:t>
+      </w:r>
+      <w:r>
+        <w:t xml:space="preserve"> = .093. Because the pooled effect size was a standardized mean difference (SMD), a modified test proposed by Pustejovsky and Rodgers (2019), which adjusts for the artifactual dependence between SMDs and their standard errors, was also conducted. This modified test was likewise non-significant, </w:t>
+      </w:r>
+      <w:proofErr w:type="gramStart"/>
+      <w:r>
+        <w:rPr>
+          <w:i/>
+          <w:iCs/>
+        </w:rPr>
         <w:t>t</w:t>
       </w:r>
       <w:r>
-        <w:t xml:space="preserve">(12) = 1.66, </w:t>
+        <w:t>(</w:t>
+      </w:r>
+      <w:proofErr w:type="gramEnd"/>
+      <w:r>
+        <w:t xml:space="preserve">12) = 1.66, </w:t>
       </w:r>
       <w:r>
         <w:rPr>
@@ -15741,7 +21118,7 @@
         </w:rPr>
         <w:lastRenderedPageBreak/>
         <w:drawing>
-          <wp:inline distT="0" distB="0" distL="0" distR="0" wp14:anchorId="5C9BA0DB" wp14:editId="6F794573">
+          <wp:inline distT="0" distB="0" distL="0" distR="0" wp14:anchorId="5C9BA0DB" wp14:editId="5682167E">
             <wp:extent cx="5943600" cy="4953000"/>
             <wp:effectExtent l="0" t="0" r="0" b="0"/>
             <wp:docPr id="2036369271" name="图片 11" descr="图表&#10;&#10;描述已自动生成"/>
@@ -16090,6 +21467,7 @@
               </w:rPr>
               <w:t xml:space="preserve"> (</w:t>
             </w:r>
+            <w:proofErr w:type="spellStart"/>
             <w:r>
               <w:rPr>
                 <w:b/>
@@ -16099,6 +21477,7 @@
               </w:rPr>
               <w:t>df</w:t>
             </w:r>
+            <w:proofErr w:type="spellEnd"/>
             <w:r>
               <w:rPr>
                 <w:b/>
@@ -16617,7 +21996,7 @@
           <w:rFonts w:eastAsiaTheme="minorEastAsia"/>
         </w:rPr>
       </w:pPr>
-      <w:bookmarkStart w:id="41" w:name="OLE_LINK41"/>
+      <w:bookmarkStart w:id="52" w:name="OLE_LINK41"/>
       <w:r>
         <w:t>4.</w:t>
       </w:r>
@@ -16641,7 +22020,15 @@
         <w:jc w:val="both"/>
       </w:pPr>
       <w:r>
-        <w:t xml:space="preserve">All fifteen included studies contributed to the acceptability analysis using risk ratio (RR), with all-cause dropout at post-intervention as the event of interest. Three of the fifteen studies (Ip 2016; Poppelaars 2016; Smith 2015) reported zero dropout events in one arm, while dropout rates varied substantially across the remaining studies (from 0% to over 80%). This pattern indicates that adolescent unguided self-help CBT </w:t>
+        <w:t xml:space="preserve">All fifteen included studies contributed to the acceptability analysis using risk ratio (RR), with all-cause dropout at post-intervention as the event of interest. Three of the fifteen studies (Ip 2016; </w:t>
+      </w:r>
+      <w:proofErr w:type="spellStart"/>
+      <w:r>
+        <w:t>Poppelaars</w:t>
+      </w:r>
+      <w:proofErr w:type="spellEnd"/>
+      <w:r>
+        <w:t xml:space="preserve"> 2016; Smith 2015) reported zero dropout events in one arm, while dropout rates varied substantially across the remaining studies (from 0% to over 80%). This pattern indicates that adolescent unguided self-help CBT </w:t>
       </w:r>
       <w:r>
         <w:lastRenderedPageBreak/>
@@ -16664,7 +22051,15 @@
         <w:t>X</w:t>
       </w:r>
       <w:r>
-        <w:t xml:space="preserve">) showed a pooled RR &gt; 1 across the majority of studies, indicating directionally higher dropout in the intervention arm. The random-effects estimate under the prespecified MH exact + REML + Hartung-Knapp model was RR = 1.32 (95% CI [0.96, 1.82], p = .086), with moderate between-study heterogeneity (τ² = 0.068, </w:t>
+        <w:t xml:space="preserve">) showed a pooled RR &gt; 1 across </w:t>
+      </w:r>
+      <w:proofErr w:type="gramStart"/>
+      <w:r>
+        <w:t>the majority of</w:t>
+      </w:r>
+      <w:proofErr w:type="gramEnd"/>
+      <w:r>
+        <w:t xml:space="preserve"> studies, indicating directionally higher dropout in the intervention arm. The random-effects estimate under the prespecified MH exact + REML + Hartung-Knapp model was RR = 1.32 (95% CI [0.96, 1.82], p = .086), with moderate between-study heterogeneity (τ² = 0.068, </w:t>
       </w:r>
       <w:r>
         <w:rPr>
@@ -16674,7 +22069,15 @@
         <w:t>I</w:t>
       </w:r>
       <w:r>
-        <w:t>² = 40.5%, Q = 23.54, df = 14, p = .052) and a 95% prediction interval ranging from 0.70 to 2.49. The corresponding common-effect estimate (MH exact, RR = 1.49, 95%</w:t>
+        <w:t xml:space="preserve">² = 40.5%, Q = 23.54, </w:t>
+      </w:r>
+      <w:proofErr w:type="spellStart"/>
+      <w:r>
+        <w:t>df</w:t>
+      </w:r>
+      <w:proofErr w:type="spellEnd"/>
+      <w:r>
+        <w:t xml:space="preserve"> = 14, p = .052) and a 95% prediction interval ranging from 0.70 to 2.49. The corresponding common-effect estimate (MH exact, RR = 1.49, 95%</w:t>
       </w:r>
       <w:r>
         <w:rPr>
@@ -16903,7 +22306,23 @@
       </w:pPr>
       <w:r>
         <w:lastRenderedPageBreak/>
-        <w:t>Exploratory influence diagnostics following Viechtbauer and Cheung (2010) identified O'Dea (2025) as the single high-influence study in the analysis, with an externally standardized residual of 2.91, DFFITS of 1.48, and Cook's distance of 0.65, all exceeding standard thresholds. The Baujat plot (</w:t>
+        <w:t xml:space="preserve">Exploratory influence diagnostics following </w:t>
+      </w:r>
+      <w:proofErr w:type="spellStart"/>
+      <w:r>
+        <w:t>Viechtbauer</w:t>
+      </w:r>
+      <w:proofErr w:type="spellEnd"/>
+      <w:r>
+        <w:t xml:space="preserve"> and Cheung (2010) identified O'Dea (2025) as the single high-influence study in the analysis, with an externally standardized residual of 2.91, DFFITS of 1.48, and Cook's distance of 0.65, all exceeding standard thresholds. The </w:t>
+      </w:r>
+      <w:proofErr w:type="spellStart"/>
+      <w:r>
+        <w:t>Baujat</w:t>
+      </w:r>
+      <w:proofErr w:type="spellEnd"/>
+      <w:r>
+        <w:t xml:space="preserve"> plot (</w:t>
       </w:r>
       <w:r>
         <w:rPr>
@@ -17077,9 +22496,25 @@
         <w:t>Note</w:t>
       </w:r>
       <w:r>
-        <w:t xml:space="preserve">. Baujat plot (Baujat et al., 2002) for the acceptability meta-analysis, displaying each study's contribution to overall between-study heterogeneity (x-axis; squared Pearson residual) against its influence on the pooled risk ratio when removed from the analysis (y-axis). Studies located in the upper-right quadrant of the plot contribute substantially to both observed heterogeneity and the pooled estimate. O'Dea (2025) is the only study clearly separated from the origin, occupying the upper-right region; all other studies cluster </w:t>
-      </w:r>
-      <w:bookmarkEnd w:id="41"/>
+        <w:t xml:space="preserve">. </w:t>
+      </w:r>
+      <w:proofErr w:type="spellStart"/>
+      <w:r>
+        <w:t>Baujat</w:t>
+      </w:r>
+      <w:proofErr w:type="spellEnd"/>
+      <w:r>
+        <w:t xml:space="preserve"> plot (</w:t>
+      </w:r>
+      <w:proofErr w:type="spellStart"/>
+      <w:r>
+        <w:t>Baujat</w:t>
+      </w:r>
+      <w:proofErr w:type="spellEnd"/>
+      <w:r>
+        <w:t xml:space="preserve"> et al., 2002) for the acceptability meta-analysis, displaying each study's contribution to overall between-study heterogeneity (x-axis; squared Pearson residual) against its influence on the pooled risk ratio when removed from the analysis (y-axis). Studies located in the upper-right quadrant of the plot contribute substantially to both observed heterogeneity and the pooled estimate. O'Dea (2025) is the only study clearly separated from the origin, occupying the upper-right region; all other studies cluster </w:t>
+      </w:r>
+      <w:bookmarkEnd w:id="52"/>
       <w:r>
         <w:lastRenderedPageBreak/>
         <w:t>near the lower-left corner, indicating minimal individual contribution to either heterogeneity or pooled effect. This pattern identifies O'Dea (2025) as the principal source of between-study heterogeneity in the acceptability analysis.</w:t>
@@ -17215,7 +22650,21 @@
         <w:rPr>
           <w:rFonts w:eastAsia="Times New Roman"/>
         </w:rPr>
-        <w:t>[Placeholder for limitations, including: small number of trials meeting the inactive-control criterion post-2023; heterogeneity in support-level reporting; reliance on back-calculated SDs for some trials; and use of study-level subgroup analysis rather than individual participant data.]</w:t>
+        <w:t xml:space="preserve">[Placeholder for limitations, </w:t>
+      </w:r>
+      <w:proofErr w:type="gramStart"/>
+      <w:r>
+        <w:rPr>
+          <w:rFonts w:eastAsia="Times New Roman"/>
+        </w:rPr>
+        <w:t>including:</w:t>
+      </w:r>
+      <w:proofErr w:type="gramEnd"/>
+      <w:r>
+        <w:rPr>
+          <w:rFonts w:eastAsia="Times New Roman"/>
+        </w:rPr>
+        <w:t xml:space="preserve"> small number of trials meeting the inactive-control criterion post-2023; heterogeneity in support-level reporting; reliance on back-calculated SDs for some trials; and use of study-level subgroup analysis rather than individual participant data.]</w:t>
       </w:r>
     </w:p>
     <w:p>
@@ -17248,24 +22697,28 @@
         </w:rPr>
         <w:t>为了解决进入亚组以后</w:t>
       </w:r>
+      <w:proofErr w:type="spellStart"/>
       <w:r>
         <w:rPr>
           <w:rFonts w:hint="eastAsia"/>
         </w:rPr>
         <w:t>changescore</w:t>
       </w:r>
+      <w:proofErr w:type="spellEnd"/>
       <w:r>
         <w:rPr>
           <w:rFonts w:hint="eastAsia"/>
         </w:rPr>
         <w:t>的小李问题，虽然按照</w:t>
       </w:r>
+      <w:proofErr w:type="spellStart"/>
       <w:r>
         <w:rPr>
           <w:rFonts w:hint="eastAsia"/>
         </w:rPr>
         <w:t>osteinal</w:t>
       </w:r>
+      <w:proofErr w:type="spellEnd"/>
       <w:r>
         <w:rPr>
           <w:rFonts w:hint="eastAsia"/>
@@ -17321,11 +22774,19 @@
         </w:rPr>
         <w:t>-</w:t>
       </w:r>
+      <w:proofErr w:type="gramStart"/>
       <w:r>
         <w:rPr>
           <w:rFonts w:hint="eastAsia"/>
         </w:rPr>
-        <w:t>》建议以后得研究可以适当放开，例如允许</w:t>
+        <w:t>》</w:t>
+      </w:r>
+      <w:proofErr w:type="gramEnd"/>
+      <w:r>
+        <w:rPr>
+          <w:rFonts w:hint="eastAsia"/>
+        </w:rPr>
+        <w:t>建议以后得研究可以适当放开，例如允许</w:t>
       </w:r>
       <w:r>
         <w:rPr>
@@ -17412,9 +22873,6 @@
         <w:spacing w:after="120" w:line="360" w:lineRule="auto"/>
         <w:ind w:firstLine="360"/>
         <w:jc w:val="both"/>
-        <w:rPr>
-          <w:rFonts w:hint="eastAsia"/>
-        </w:rPr>
       </w:pPr>
       <w:r>
         <w:rPr>
@@ -17475,25 +22933,24 @@
         <w:spacing w:after="120" w:line="360" w:lineRule="auto"/>
         <w:ind w:firstLine="360"/>
         <w:jc w:val="both"/>
+      </w:pPr>
+      <w:r>
         <w:rPr>
           <w:rFonts w:hint="eastAsia"/>
         </w:rPr>
-      </w:pPr>
+        <w:t>未来的介入设计者：虽然</w:t>
+      </w:r>
       <w:r>
         <w:rPr>
           <w:rFonts w:hint="eastAsia"/>
         </w:rPr>
-        <w:t>未来的介入设计者：虽然</w:t>
-      </w:r>
-      <w:r>
-        <w:rPr>
-          <w:rFonts w:hint="eastAsia"/>
-        </w:rPr>
         <w:t>O</w:t>
       </w:r>
+      <w:proofErr w:type="gramStart"/>
       <w:r>
         <w:t>’</w:t>
       </w:r>
+      <w:proofErr w:type="gramEnd"/>
       <w:r>
         <w:rPr>
           <w:rFonts w:hint="eastAsia"/>
@@ -17714,7 +23171,35 @@
         <w:rPr>
           <w:rFonts w:eastAsia="Times New Roman"/>
         </w:rPr>
-        <w:t xml:space="preserve">Bjornstad, G., Sonthalia, S., Rouse, B., et al. (2024). A comparison of the effectiveness of cognitive behavioural interventions based on delivery features for elevated symptoms of depression in adolescents: A systematic review. </w:t>
+        <w:t xml:space="preserve">Bjornstad, G., </w:t>
+      </w:r>
+      <w:proofErr w:type="spellStart"/>
+      <w:r>
+        <w:rPr>
+          <w:rFonts w:eastAsia="Times New Roman"/>
+        </w:rPr>
+        <w:t>Sonthalia</w:t>
+      </w:r>
+      <w:proofErr w:type="spellEnd"/>
+      <w:r>
+        <w:rPr>
+          <w:rFonts w:eastAsia="Times New Roman"/>
+        </w:rPr>
+        <w:t xml:space="preserve">, S., Rouse, B., et al. (2024). A comparison of the effectiveness of cognitive </w:t>
+      </w:r>
+      <w:proofErr w:type="spellStart"/>
+      <w:r>
+        <w:rPr>
+          <w:rFonts w:eastAsia="Times New Roman"/>
+        </w:rPr>
+        <w:t>behavioural</w:t>
+      </w:r>
+      <w:proofErr w:type="spellEnd"/>
+      <w:r>
+        <w:rPr>
+          <w:rFonts w:eastAsia="Times New Roman"/>
+        </w:rPr>
+        <w:t xml:space="preserve"> interventions based on delivery features for elevated symptoms of depression in adolescents: A systematic review. </w:t>
       </w:r>
       <w:r>
         <w:rPr>
@@ -17844,7 +23329,63 @@
         <w:rPr>
           <w:rFonts w:eastAsia="Times New Roman"/>
         </w:rPr>
-        <w:t xml:space="preserve">Furukawa, T. A., Suganuma, A., Ostinelli, E. G., Andersson, G., Beevers, C. G., Shumake, J., … Cuijpers, P. (2021). Dismantling, optimising, and personalising internet cognitive behavioural therapy for depression: A systematic review and component network meta-analysis using individual participant data. </w:t>
+        <w:t xml:space="preserve">Furukawa, T. A., Suganuma, A., </w:t>
+      </w:r>
+      <w:proofErr w:type="spellStart"/>
+      <w:r>
+        <w:rPr>
+          <w:rFonts w:eastAsia="Times New Roman"/>
+        </w:rPr>
+        <w:t>Ostinelli</w:t>
+      </w:r>
+      <w:proofErr w:type="spellEnd"/>
+      <w:r>
+        <w:rPr>
+          <w:rFonts w:eastAsia="Times New Roman"/>
+        </w:rPr>
+        <w:t xml:space="preserve">, E. G., Andersson, G., Beevers, C. G., Shumake, J., … Cuijpers, P. (2021). Dismantling, </w:t>
+      </w:r>
+      <w:proofErr w:type="spellStart"/>
+      <w:r>
+        <w:rPr>
+          <w:rFonts w:eastAsia="Times New Roman"/>
+        </w:rPr>
+        <w:t>optimising</w:t>
+      </w:r>
+      <w:proofErr w:type="spellEnd"/>
+      <w:r>
+        <w:rPr>
+          <w:rFonts w:eastAsia="Times New Roman"/>
+        </w:rPr>
+        <w:t xml:space="preserve">, and </w:t>
+      </w:r>
+      <w:proofErr w:type="spellStart"/>
+      <w:r>
+        <w:rPr>
+          <w:rFonts w:eastAsia="Times New Roman"/>
+        </w:rPr>
+        <w:t>personalising</w:t>
+      </w:r>
+      <w:proofErr w:type="spellEnd"/>
+      <w:r>
+        <w:rPr>
+          <w:rFonts w:eastAsia="Times New Roman"/>
+        </w:rPr>
+        <w:t xml:space="preserve"> internet cognitive </w:t>
+      </w:r>
+      <w:proofErr w:type="spellStart"/>
+      <w:r>
+        <w:rPr>
+          <w:rFonts w:eastAsia="Times New Roman"/>
+        </w:rPr>
+        <w:t>behavioural</w:t>
+      </w:r>
+      <w:proofErr w:type="spellEnd"/>
+      <w:r>
+        <w:rPr>
+          <w:rFonts w:eastAsia="Times New Roman"/>
+        </w:rPr>
+        <w:t xml:space="preserve"> therapy for depression: A systematic review and component network meta-analysis using individual participant data. </w:t>
       </w:r>
       <w:r>
         <w:rPr>
@@ -17897,7 +23438,21 @@
         <w:rPr>
           <w:rFonts w:eastAsia="Times New Roman"/>
         </w:rPr>
-        <w:t xml:space="preserve">Harwood, T. M., &amp; L'Abate, L. (2010). </w:t>
+        <w:t xml:space="preserve">Harwood, T. M., &amp; </w:t>
+      </w:r>
+      <w:proofErr w:type="spellStart"/>
+      <w:r>
+        <w:rPr>
+          <w:rFonts w:eastAsia="Times New Roman"/>
+        </w:rPr>
+        <w:t>L'Abate</w:t>
+      </w:r>
+      <w:proofErr w:type="spellEnd"/>
+      <w:r>
+        <w:rPr>
+          <w:rFonts w:eastAsia="Times New Roman"/>
+        </w:rPr>
+        <w:t xml:space="preserve">, L. (2010). </w:t>
       </w:r>
       <w:r>
         <w:rPr>
@@ -17973,7 +23528,15 @@
         <w:ind w:left="720" w:hanging="720"/>
       </w:pPr>
       <w:r>
-        <w:t>Hetrick, S. E., Cox, G. R., Witt, K. G., Bir, J. J., &amp; Merry, S. N. (2016). Cognitive behavioural therapy (CBT), third-wave CBT and interpersonal therapy (IPT) based interventions for preventing depression in children and adolescents. Cochrane Database of Systematic Reviews, 2016(8), CD003380.</w:t>
+        <w:t xml:space="preserve">Hetrick, S. E., Cox, G. R., Witt, K. G., Bir, J. J., &amp; Merry, S. N. (2016). Cognitive </w:t>
+      </w:r>
+      <w:proofErr w:type="spellStart"/>
+      <w:r>
+        <w:t>behavioural</w:t>
+      </w:r>
+      <w:proofErr w:type="spellEnd"/>
+      <w:r>
+        <w:t xml:space="preserve"> therapy (CBT), third-wave CBT and interpersonal therapy (IPT) based interventions for preventing depression in children and adolescents. Cochrane Database of Systematic Reviews, 2016(8), CD003380.</w:t>
       </w:r>
     </w:p>
     <w:p>
@@ -18089,7 +23652,21 @@
         <w:rPr>
           <w:rFonts w:eastAsia="Times New Roman"/>
         </w:rPr>
-        <w:t xml:space="preserve">McFadden, L., Seidman, E., &amp; Rappaport, J. (1992). A comparison of espoused theories of self- and mutual-help: Implications for mental health professionals. </w:t>
+        <w:t xml:space="preserve">McFadden, L., Seidman, E., &amp; Rappaport, J. (1992). A comparison of espoused theories of self- and </w:t>
+      </w:r>
+      <w:proofErr w:type="gramStart"/>
+      <w:r>
+        <w:rPr>
+          <w:rFonts w:eastAsia="Times New Roman"/>
+        </w:rPr>
+        <w:t>mutual-help</w:t>
+      </w:r>
+      <w:proofErr w:type="gramEnd"/>
+      <w:r>
+        <w:rPr>
+          <w:rFonts w:eastAsia="Times New Roman"/>
+        </w:rPr>
+        <w:t xml:space="preserve">: Implications for mental health professionals. </w:t>
       </w:r>
       <w:r>
         <w:rPr>
@@ -18117,13 +23694,23 @@
         </w:rPr>
         <w:t xml:space="preserve">Moitra, M., Santomauro, D., Collins, P. Y., et al. (2022). The global gap in treatment coverage for major depressive disorder in 84 countries from 2000–2019: A systematic review and Bayesian meta-regression analysis. </w:t>
       </w:r>
+      <w:proofErr w:type="spellStart"/>
       <w:r>
         <w:rPr>
           <w:rFonts w:eastAsia="Times New Roman"/>
           <w:i/>
           <w:iCs/>
         </w:rPr>
-        <w:t>PLoS Medicine, 19</w:t>
+        <w:t>PLoS</w:t>
+      </w:r>
+      <w:proofErr w:type="spellEnd"/>
+      <w:r>
+        <w:rPr>
+          <w:rFonts w:eastAsia="Times New Roman"/>
+          <w:i/>
+          <w:iCs/>
+        </w:rPr>
+        <w:t xml:space="preserve"> Medicine, 19</w:t>
       </w:r>
       <w:r>
         <w:rPr>
@@ -18163,11 +23750,19 @@
         <w:spacing w:after="120" w:line="360" w:lineRule="auto"/>
         <w:ind w:left="720" w:hanging="720"/>
       </w:pPr>
-      <w:r>
-        <w:rPr>
-          <w:rFonts w:eastAsia="Times New Roman"/>
-        </w:rPr>
-        <w:t xml:space="preserve">Ormel, J., Petukhova, M., Chatterji, S., et al. (2008). Disability and treatment of specific mental and physical disorders across the world. </w:t>
+      <w:proofErr w:type="spellStart"/>
+      <w:r>
+        <w:rPr>
+          <w:rFonts w:eastAsia="Times New Roman"/>
+        </w:rPr>
+        <w:t>Ormel</w:t>
+      </w:r>
+      <w:proofErr w:type="spellEnd"/>
+      <w:r>
+        <w:rPr>
+          <w:rFonts w:eastAsia="Times New Roman"/>
+        </w:rPr>
+        <w:t xml:space="preserve">, J., Petukhova, M., Chatterji, S., et al. (2008). Disability and treatment of specific mental and physical disorders across the world. </w:t>
       </w:r>
       <w:r>
         <w:rPr>
@@ -18193,7 +23788,21 @@
         <w:rPr>
           <w:rFonts w:eastAsia="Times New Roman"/>
         </w:rPr>
-        <w:t xml:space="preserve">Page, M. J., McKenzie, J. E., Bossuyt, P. M., Boutron, I., Hoffmann, T. C., Mulrow, C. D., … Moher, D. (2021). The PRISMA 2020 statement: An updated guideline for reporting systematic reviews. </w:t>
+        <w:t xml:space="preserve">Page, M. J., McKenzie, J. E., Bossuyt, P. M., </w:t>
+      </w:r>
+      <w:proofErr w:type="spellStart"/>
+      <w:r>
+        <w:rPr>
+          <w:rFonts w:eastAsia="Times New Roman"/>
+        </w:rPr>
+        <w:t>Boutron</w:t>
+      </w:r>
+      <w:proofErr w:type="spellEnd"/>
+      <w:r>
+        <w:rPr>
+          <w:rFonts w:eastAsia="Times New Roman"/>
+        </w:rPr>
+        <w:t xml:space="preserve">, I., Hoffmann, T. C., Mulrow, C. D., … Moher, D. (2021). The PRISMA 2020 statement: An updated guideline for reporting systematic reviews. </w:t>
       </w:r>
       <w:r>
         <w:rPr>
@@ -18215,11 +23824,19 @@
         <w:spacing w:after="120" w:line="360" w:lineRule="auto"/>
         <w:ind w:left="720" w:hanging="720"/>
       </w:pPr>
-      <w:r>
-        <w:rPr>
-          <w:rFonts w:eastAsia="Times New Roman"/>
-        </w:rPr>
-        <w:t xml:space="preserve">Pinquart, M., &amp; Duberstein, P. R. (2010). Depression and cancer mortality: A meta-analysis. </w:t>
+      <w:proofErr w:type="spellStart"/>
+      <w:r>
+        <w:rPr>
+          <w:rFonts w:eastAsia="Times New Roman"/>
+        </w:rPr>
+        <w:t>Pinquart</w:t>
+      </w:r>
+      <w:proofErr w:type="spellEnd"/>
+      <w:r>
+        <w:rPr>
+          <w:rFonts w:eastAsia="Times New Roman"/>
+        </w:rPr>
+        <w:t xml:space="preserve">, M., &amp; Duberstein, P. R. (2010). Depression and cancer mortality: A meta-analysis. </w:t>
       </w:r>
       <w:r>
         <w:rPr>
@@ -18273,8 +23890,21 @@
         <w:spacing w:after="120" w:line="360" w:lineRule="auto"/>
         <w:ind w:left="720" w:hanging="720"/>
       </w:pPr>
-      <w:r>
-        <w:t xml:space="preserve">Radez, J., Reardon, T., Creswell, C., Lawrence, P. J., Evdoka-Burton, G., &amp; Waite, P. (2021). Why do children and adolescents (not) seek and access professional help for their mental health problems? A systematic review of quantitative and qualitative studies. </w:t>
+      <w:proofErr w:type="spellStart"/>
+      <w:r>
+        <w:t>Radez</w:t>
+      </w:r>
+      <w:proofErr w:type="spellEnd"/>
+      <w:r>
+        <w:t xml:space="preserve">, J., Reardon, T., Creswell, C., Lawrence, P. J., </w:t>
+      </w:r>
+      <w:proofErr w:type="spellStart"/>
+      <w:r>
+        <w:t>Evdoka</w:t>
+      </w:r>
+      <w:proofErr w:type="spellEnd"/>
+      <w:r>
+        <w:t xml:space="preserve">-Burton, G., &amp; Waite, P. (2021). Why do children and adolescents (not) seek and access professional help for their mental health problems? A systematic review of quantitative and qualitative studies. </w:t>
       </w:r>
       <w:r>
         <w:rPr>
@@ -18318,11 +23948,19 @@
         <w:spacing w:after="120" w:line="360" w:lineRule="auto"/>
         <w:ind w:left="720" w:hanging="720"/>
       </w:pPr>
-      <w:r>
-        <w:rPr>
-          <w:rFonts w:eastAsia="Times New Roman"/>
-        </w:rPr>
-        <w:t xml:space="preserve">Rugulies, R. (2002). Depression as a predictor for coronary heart disease: A review and meta-analysis. </w:t>
+      <w:proofErr w:type="spellStart"/>
+      <w:r>
+        <w:rPr>
+          <w:rFonts w:eastAsia="Times New Roman"/>
+        </w:rPr>
+        <w:t>Rugulies</w:t>
+      </w:r>
+      <w:proofErr w:type="spellEnd"/>
+      <w:r>
+        <w:rPr>
+          <w:rFonts w:eastAsia="Times New Roman"/>
+        </w:rPr>
+        <w:t xml:space="preserve">, R. (2002). Depression as a predictor for coronary heart disease: A review and meta-analysis. </w:t>
       </w:r>
       <w:r>
         <w:rPr>
@@ -18344,11 +23982,19 @@
         <w:spacing w:after="120" w:line="360" w:lineRule="auto"/>
         <w:ind w:left="720" w:hanging="720"/>
       </w:pPr>
-      <w:r>
-        <w:rPr>
-          <w:rFonts w:eastAsia="Times New Roman"/>
-        </w:rPr>
-        <w:t xml:space="preserve">Schöpfel, J., &amp; Rasuli, B. (2018). Are electronic theses and dissertations (still) grey literature in the digital age? A FAIR debate. </w:t>
+      <w:proofErr w:type="spellStart"/>
+      <w:r>
+        <w:rPr>
+          <w:rFonts w:eastAsia="Times New Roman"/>
+        </w:rPr>
+        <w:t>Schöpfel</w:t>
+      </w:r>
+      <w:proofErr w:type="spellEnd"/>
+      <w:r>
+        <w:rPr>
+          <w:rFonts w:eastAsia="Times New Roman"/>
+        </w:rPr>
+        <w:t xml:space="preserve">, J., &amp; Rasuli, B. (2018). Are electronic theses and dissertations (still) grey literature in the digital age? A FAIR debate. </w:t>
       </w:r>
       <w:r>
         <w:rPr>
@@ -18400,7 +24046,49 @@
         <w:rPr>
           <w:rFonts w:eastAsia="Times New Roman"/>
         </w:rPr>
-        <w:t xml:space="preserve">Sterne, J. A. C., Savović, J., Page, M. J., Elbers, R. G., Blencowe, N. S., Boutron, I., … Higgins, J. P. T. (2019). RoB 2: A revised tool for assessing risk of bias in randomised trials. </w:t>
+        <w:t xml:space="preserve">Sterne, J. A. C., Savović, J., Page, M. J., Elbers, R. G., Blencowe, N. S., </w:t>
+      </w:r>
+      <w:proofErr w:type="spellStart"/>
+      <w:r>
+        <w:rPr>
+          <w:rFonts w:eastAsia="Times New Roman"/>
+        </w:rPr>
+        <w:t>Boutron</w:t>
+      </w:r>
+      <w:proofErr w:type="spellEnd"/>
+      <w:r>
+        <w:rPr>
+          <w:rFonts w:eastAsia="Times New Roman"/>
+        </w:rPr>
+        <w:t xml:space="preserve">, I., … Higgins, J. P. T. (2019). </w:t>
+      </w:r>
+      <w:proofErr w:type="spellStart"/>
+      <w:r>
+        <w:rPr>
+          <w:rFonts w:eastAsia="Times New Roman"/>
+        </w:rPr>
+        <w:t>RoB</w:t>
+      </w:r>
+      <w:proofErr w:type="spellEnd"/>
+      <w:r>
+        <w:rPr>
+          <w:rFonts w:eastAsia="Times New Roman"/>
+        </w:rPr>
+        <w:t xml:space="preserve"> 2: A revised tool for assessing risk of bias in </w:t>
+      </w:r>
+      <w:proofErr w:type="spellStart"/>
+      <w:r>
+        <w:rPr>
+          <w:rFonts w:eastAsia="Times New Roman"/>
+        </w:rPr>
+        <w:t>randomised</w:t>
+      </w:r>
+      <w:proofErr w:type="spellEnd"/>
+      <w:r>
+        <w:rPr>
+          <w:rFonts w:eastAsia="Times New Roman"/>
+        </w:rPr>
+        <w:t xml:space="preserve"> trials. </w:t>
       </w:r>
       <w:r>
         <w:rPr>
@@ -18461,15 +24149,39 @@
         <w:rPr>
           <w:rFonts w:eastAsia="Times New Roman"/>
         </w:rPr>
-        <w:t xml:space="preserve">Tong, L., Panagiotopoulou, O.-M., Cuijpers, P., &amp; Karyotaki, E. (2024). The effectiveness of self-guided interventions in adults with depressive symptoms: A systematic review and meta-analysis. </w:t>
-      </w:r>
+        <w:t xml:space="preserve">Tong, L., Panagiotopoulou, O.-M., Cuijpers, P., &amp; </w:t>
+      </w:r>
+      <w:proofErr w:type="spellStart"/>
+      <w:r>
+        <w:rPr>
+          <w:rFonts w:eastAsia="Times New Roman"/>
+        </w:rPr>
+        <w:t>Karyotaki</w:t>
+      </w:r>
+      <w:proofErr w:type="spellEnd"/>
+      <w:r>
+        <w:rPr>
+          <w:rFonts w:eastAsia="Times New Roman"/>
+        </w:rPr>
+        <w:t xml:space="preserve">, E. (2024). The effectiveness of self-guided interventions in adults with depressive symptoms: A systematic review and meta-analysis. </w:t>
+      </w:r>
+      <w:proofErr w:type="spellStart"/>
       <w:r>
         <w:rPr>
           <w:rFonts w:eastAsia="Times New Roman"/>
           <w:i/>
           <w:iCs/>
         </w:rPr>
-        <w:t>eBioMedicine, 105</w:t>
+        <w:t>eBioMedicine</w:t>
+      </w:r>
+      <w:proofErr w:type="spellEnd"/>
+      <w:r>
+        <w:rPr>
+          <w:rFonts w:eastAsia="Times New Roman"/>
+          <w:i/>
+          <w:iCs/>
+        </w:rPr>
+        <w:t>, 105</w:t>
       </w:r>
       <w:r>
         <w:rPr>
@@ -18483,11 +24195,33 @@
         <w:spacing w:after="120" w:line="360" w:lineRule="auto"/>
         <w:ind w:left="720" w:hanging="720"/>
       </w:pPr>
-      <w:r>
-        <w:rPr>
-          <w:rFonts w:eastAsia="Times New Roman"/>
-        </w:rPr>
-        <w:t xml:space="preserve">Viechtbauer, W. (2010). Conducting meta-analyses in R with the metafor package. </w:t>
+      <w:proofErr w:type="spellStart"/>
+      <w:r>
+        <w:rPr>
+          <w:rFonts w:eastAsia="Times New Roman"/>
+        </w:rPr>
+        <w:t>Viechtbauer</w:t>
+      </w:r>
+      <w:proofErr w:type="spellEnd"/>
+      <w:r>
+        <w:rPr>
+          <w:rFonts w:eastAsia="Times New Roman"/>
+        </w:rPr>
+        <w:t xml:space="preserve">, W. (2010). Conducting meta-analyses in R with the </w:t>
+      </w:r>
+      <w:proofErr w:type="spellStart"/>
+      <w:r>
+        <w:rPr>
+          <w:rFonts w:eastAsia="Times New Roman"/>
+        </w:rPr>
+        <w:t>metafor</w:t>
+      </w:r>
+      <w:proofErr w:type="spellEnd"/>
+      <w:r>
+        <w:rPr>
+          <w:rFonts w:eastAsia="Times New Roman"/>
+        </w:rPr>
+        <w:t xml:space="preserve"> package. </w:t>
       </w:r>
       <w:r>
         <w:rPr>
@@ -18513,7 +24247,63 @@
         <w:rPr>
           <w:rFonts w:eastAsia="Times New Roman"/>
         </w:rPr>
-        <w:t xml:space="preserve">Weisz, J. R., Kuppens, S., Ng, M. Y., Eckshtain, D., Ugueto, A. M., Vaughn-Coaxum, R., … Fordwood, S. R. (2017). What five decades of research tells us about the effects of youth psychological therapy: A multilevel meta-analysis and implications for science and practice. </w:t>
+        <w:t xml:space="preserve">Weisz, J. R., </w:t>
+      </w:r>
+      <w:proofErr w:type="spellStart"/>
+      <w:r>
+        <w:rPr>
+          <w:rFonts w:eastAsia="Times New Roman"/>
+        </w:rPr>
+        <w:t>Kuppens</w:t>
+      </w:r>
+      <w:proofErr w:type="spellEnd"/>
+      <w:r>
+        <w:rPr>
+          <w:rFonts w:eastAsia="Times New Roman"/>
+        </w:rPr>
+        <w:t xml:space="preserve">, S., Ng, M. Y., </w:t>
+      </w:r>
+      <w:proofErr w:type="spellStart"/>
+      <w:r>
+        <w:rPr>
+          <w:rFonts w:eastAsia="Times New Roman"/>
+        </w:rPr>
+        <w:t>Eckshtain</w:t>
+      </w:r>
+      <w:proofErr w:type="spellEnd"/>
+      <w:r>
+        <w:rPr>
+          <w:rFonts w:eastAsia="Times New Roman"/>
+        </w:rPr>
+        <w:t xml:space="preserve">, D., </w:t>
+      </w:r>
+      <w:proofErr w:type="spellStart"/>
+      <w:r>
+        <w:rPr>
+          <w:rFonts w:eastAsia="Times New Roman"/>
+        </w:rPr>
+        <w:t>Ugueto</w:t>
+      </w:r>
+      <w:proofErr w:type="spellEnd"/>
+      <w:r>
+        <w:rPr>
+          <w:rFonts w:eastAsia="Times New Roman"/>
+        </w:rPr>
+        <w:t xml:space="preserve">, A. M., Vaughn-Coaxum, R., … </w:t>
+      </w:r>
+      <w:proofErr w:type="spellStart"/>
+      <w:r>
+        <w:rPr>
+          <w:rFonts w:eastAsia="Times New Roman"/>
+        </w:rPr>
+        <w:t>Fordwood</w:t>
+      </w:r>
+      <w:proofErr w:type="spellEnd"/>
+      <w:r>
+        <w:rPr>
+          <w:rFonts w:eastAsia="Times New Roman"/>
+        </w:rPr>
+        <w:t xml:space="preserve">, S. R. (2017). What five decades of research tells us about the effects of youth psychological therapy: A multilevel meta-analysis and implications for science and practice. </w:t>
       </w:r>
       <w:r>
         <w:rPr>
@@ -18616,7 +24406,15 @@
         <w:ind w:left="720" w:hanging="720"/>
       </w:pPr>
       <w:r>
-        <w:t xml:space="preserve">Yap, M. B. H., Pilkington, P. D., Ryan, S. M., &amp; Jorm, A. F. (2014). Parental factors associated with depression and anxiety in young people: A systematic review and meta-analysis. </w:t>
+        <w:t xml:space="preserve">Yap, M. B. H., Pilkington, P. D., Ryan, S. M., &amp; </w:t>
+      </w:r>
+      <w:proofErr w:type="spellStart"/>
+      <w:r>
+        <w:t>Jorm</w:t>
+      </w:r>
+      <w:proofErr w:type="spellEnd"/>
+      <w:r>
+        <w:t xml:space="preserve">, A. F. (2014). Parental factors associated with depression and anxiety in young people: A systematic review and meta-analysis. </w:t>
       </w:r>
       <w:r>
         <w:rPr>
@@ -18696,7 +24494,35 @@
         <w:rPr>
           <w:rFonts w:eastAsia="Times New Roman"/>
         </w:rPr>
-        <w:t>"Adolescent"[MeSH] OR adolescent[Title/Abstract] OR adolescents[Title/Abstract] OR adolescence[Title/Abstract] OR youth[Title/Abstract] OR youths[Title/Abstract] OR teen[Title/Abstract] OR teens[Title/Abstract] OR teenager[Title/Abstract] OR teenagers[Title/Abstract]</w:t>
+        <w:t>"Adolescent"[</w:t>
+      </w:r>
+      <w:proofErr w:type="spellStart"/>
+      <w:r>
+        <w:rPr>
+          <w:rFonts w:eastAsia="Times New Roman"/>
+        </w:rPr>
+        <w:t>MeSH</w:t>
+      </w:r>
+      <w:proofErr w:type="spellEnd"/>
+      <w:r>
+        <w:rPr>
+          <w:rFonts w:eastAsia="Times New Roman"/>
+        </w:rPr>
+        <w:t xml:space="preserve">] OR </w:t>
+      </w:r>
+      <w:proofErr w:type="gramStart"/>
+      <w:r>
+        <w:rPr>
+          <w:rFonts w:eastAsia="Times New Roman"/>
+        </w:rPr>
+        <w:t>adolescent[</w:t>
+      </w:r>
+      <w:proofErr w:type="gramEnd"/>
+      <w:r>
+        <w:rPr>
+          <w:rFonts w:eastAsia="Times New Roman"/>
+        </w:rPr>
+        <w:t>Title/Abstract] OR adolescents[Title/Abstract] OR adolescence[Title/Abstract] OR youth[Title/Abstract] OR youths[Title/Abstract] OR teen[Title/Abstract] OR teens[Title/Abstract] OR teenager[Title/Abstract] OR teenagers[Title/Abstract]</w:t>
       </w:r>
     </w:p>
     <w:p>
@@ -18717,7 +24543,49 @@
         <w:rPr>
           <w:rFonts w:eastAsia="Times New Roman"/>
         </w:rPr>
-        <w:t>"Depressive Disorder"[MeSH] OR "Depression"[MeSH] OR depression[Title/Abstract] OR depressive[Title/Abstract] OR dysthymia[Title/Abstract] OR "mood disorder"[Title/Abstract] OR "affective disorder"[Title/Abstract]</w:t>
+        <w:t>"Depressive Disorder"[</w:t>
+      </w:r>
+      <w:proofErr w:type="spellStart"/>
+      <w:r>
+        <w:rPr>
+          <w:rFonts w:eastAsia="Times New Roman"/>
+        </w:rPr>
+        <w:t>MeSH</w:t>
+      </w:r>
+      <w:proofErr w:type="spellEnd"/>
+      <w:r>
+        <w:rPr>
+          <w:rFonts w:eastAsia="Times New Roman"/>
+        </w:rPr>
+        <w:t>] OR "Depression"[</w:t>
+      </w:r>
+      <w:proofErr w:type="spellStart"/>
+      <w:r>
+        <w:rPr>
+          <w:rFonts w:eastAsia="Times New Roman"/>
+        </w:rPr>
+        <w:t>MeSH</w:t>
+      </w:r>
+      <w:proofErr w:type="spellEnd"/>
+      <w:r>
+        <w:rPr>
+          <w:rFonts w:eastAsia="Times New Roman"/>
+        </w:rPr>
+        <w:t xml:space="preserve">] OR </w:t>
+      </w:r>
+      <w:proofErr w:type="gramStart"/>
+      <w:r>
+        <w:rPr>
+          <w:rFonts w:eastAsia="Times New Roman"/>
+        </w:rPr>
+        <w:t>depression[</w:t>
+      </w:r>
+      <w:proofErr w:type="gramEnd"/>
+      <w:r>
+        <w:rPr>
+          <w:rFonts w:eastAsia="Times New Roman"/>
+        </w:rPr>
+        <w:t>Title/Abstract] OR depressive[Title/Abstract] OR dysthymia[Title/Abstract] OR "mood disorder"[Title/Abstract] OR "affective disorder"[Title/Abstract]</w:t>
       </w:r>
     </w:p>
     <w:p>
@@ -18738,7 +24606,35 @@
         <w:rPr>
           <w:rFonts w:eastAsia="Times New Roman"/>
         </w:rPr>
-        <w:t>"Cognitive Behavioral Therapy"[MeSH] OR "cognitive behavioral therapy"[Title/Abstract] OR "cognitive behaviour therapy"[Title/Abstract] OR CBT[Title/Abstract] OR "cognitive therapy"[Title/Abstract]</w:t>
+        <w:t>"Cognitive Behavioral Therapy"[</w:t>
+      </w:r>
+      <w:proofErr w:type="spellStart"/>
+      <w:r>
+        <w:rPr>
+          <w:rFonts w:eastAsia="Times New Roman"/>
+        </w:rPr>
+        <w:t>MeSH</w:t>
+      </w:r>
+      <w:proofErr w:type="spellEnd"/>
+      <w:r>
+        <w:rPr>
+          <w:rFonts w:eastAsia="Times New Roman"/>
+        </w:rPr>
+        <w:t xml:space="preserve">] OR "cognitive behavioral therapy"[Title/Abstract] OR "cognitive </w:t>
+      </w:r>
+      <w:proofErr w:type="spellStart"/>
+      <w:r>
+        <w:rPr>
+          <w:rFonts w:eastAsia="Times New Roman"/>
+        </w:rPr>
+        <w:t>behaviour</w:t>
+      </w:r>
+      <w:proofErr w:type="spellEnd"/>
+      <w:r>
+        <w:rPr>
+          <w:rFonts w:eastAsia="Times New Roman"/>
+        </w:rPr>
+        <w:t xml:space="preserve"> therapy"[Title/Abstract] OR CBT[Title/Abstract] OR "cognitive therapy"[Title/Abstract]</w:t>
       </w:r>
     </w:p>
     <w:p>
@@ -18759,7 +24655,133 @@
         <w:rPr>
           <w:rFonts w:eastAsia="Times New Roman"/>
         </w:rPr>
-        <w:t>(adapted from Tong et al., 2024) "Bibliotherapy"[MeSH] OR bibliotherap*[Title/Abstract] OR "self-help"[Title/Abstract] OR "self help"[Title/Abstract] OR selfhelp[Title/Abstract] OR workbook[Title/Abstract] OR manual[Title/Abstract] OR "Telemedicine"[MeSH] OR "Mobile Applications"[MeSH] OR "Therapy, Computer-Assisted"[MeSH] OR telehealth[Title/Abstract] OR e-health[Title/Abstract] OR m-health[Title/Abstract] OR mhealth[Title/Abstract] OR ehealth[Title/Abstract] OR "internet-based"[Title/Abstract] OR "web-based"[Title/Abstract] OR online[Title/Abstract] OR app[Title/Abstract] OR smartphone[Title/Abstract] OR digital[Title/Abstract]</w:t>
+        <w:t>(adapted from Tong et al., 2024) "Bibliotherapy"[</w:t>
+      </w:r>
+      <w:proofErr w:type="spellStart"/>
+      <w:r>
+        <w:rPr>
+          <w:rFonts w:eastAsia="Times New Roman"/>
+        </w:rPr>
+        <w:t>MeSH</w:t>
+      </w:r>
+      <w:proofErr w:type="spellEnd"/>
+      <w:r>
+        <w:rPr>
+          <w:rFonts w:eastAsia="Times New Roman"/>
+        </w:rPr>
+        <w:t xml:space="preserve">] OR </w:t>
+      </w:r>
+      <w:proofErr w:type="spellStart"/>
+      <w:r>
+        <w:rPr>
+          <w:rFonts w:eastAsia="Times New Roman"/>
+        </w:rPr>
+        <w:t>bibliotherap</w:t>
+      </w:r>
+      <w:proofErr w:type="spellEnd"/>
+      <w:r>
+        <w:rPr>
+          <w:rFonts w:eastAsia="Times New Roman"/>
+        </w:rPr>
+        <w:t>*[Title/Abstract] OR "self-help"[Title/Abstract] OR "</w:t>
+      </w:r>
+      <w:proofErr w:type="spellStart"/>
+      <w:r>
+        <w:rPr>
+          <w:rFonts w:eastAsia="Times New Roman"/>
+        </w:rPr>
+        <w:t>self help</w:t>
+      </w:r>
+      <w:proofErr w:type="spellEnd"/>
+      <w:r>
+        <w:rPr>
+          <w:rFonts w:eastAsia="Times New Roman"/>
+        </w:rPr>
+        <w:t xml:space="preserve">"[Title/Abstract] OR </w:t>
+      </w:r>
+      <w:proofErr w:type="spellStart"/>
+      <w:r>
+        <w:rPr>
+          <w:rFonts w:eastAsia="Times New Roman"/>
+        </w:rPr>
+        <w:t>selfhelp</w:t>
+      </w:r>
+      <w:proofErr w:type="spellEnd"/>
+      <w:r>
+        <w:rPr>
+          <w:rFonts w:eastAsia="Times New Roman"/>
+        </w:rPr>
+        <w:t>[Title/Abstract] OR workbook[Title/Abstract] OR manual[Title/Abstract] OR "Telemedicine"[</w:t>
+      </w:r>
+      <w:proofErr w:type="spellStart"/>
+      <w:r>
+        <w:rPr>
+          <w:rFonts w:eastAsia="Times New Roman"/>
+        </w:rPr>
+        <w:t>MeSH</w:t>
+      </w:r>
+      <w:proofErr w:type="spellEnd"/>
+      <w:r>
+        <w:rPr>
+          <w:rFonts w:eastAsia="Times New Roman"/>
+        </w:rPr>
+        <w:t>] OR "Mobile Applications"[</w:t>
+      </w:r>
+      <w:proofErr w:type="spellStart"/>
+      <w:r>
+        <w:rPr>
+          <w:rFonts w:eastAsia="Times New Roman"/>
+        </w:rPr>
+        <w:t>MeSH</w:t>
+      </w:r>
+      <w:proofErr w:type="spellEnd"/>
+      <w:r>
+        <w:rPr>
+          <w:rFonts w:eastAsia="Times New Roman"/>
+        </w:rPr>
+        <w:t>] OR "Therapy, Computer-Assisted"[</w:t>
+      </w:r>
+      <w:proofErr w:type="spellStart"/>
+      <w:r>
+        <w:rPr>
+          <w:rFonts w:eastAsia="Times New Roman"/>
+        </w:rPr>
+        <w:t>MeSH</w:t>
+      </w:r>
+      <w:proofErr w:type="spellEnd"/>
+      <w:r>
+        <w:rPr>
+          <w:rFonts w:eastAsia="Times New Roman"/>
+        </w:rPr>
+        <w:t xml:space="preserve">] OR telehealth[Title/Abstract] OR e-health[Title/Abstract] OR m-health[Title/Abstract] OR </w:t>
+      </w:r>
+      <w:proofErr w:type="spellStart"/>
+      <w:r>
+        <w:rPr>
+          <w:rFonts w:eastAsia="Times New Roman"/>
+        </w:rPr>
+        <w:t>mhealth</w:t>
+      </w:r>
+      <w:proofErr w:type="spellEnd"/>
+      <w:r>
+        <w:rPr>
+          <w:rFonts w:eastAsia="Times New Roman"/>
+        </w:rPr>
+        <w:t xml:space="preserve">[Title/Abstract] OR </w:t>
+      </w:r>
+      <w:proofErr w:type="spellStart"/>
+      <w:r>
+        <w:rPr>
+          <w:rFonts w:eastAsia="Times New Roman"/>
+        </w:rPr>
+        <w:t>ehealth</w:t>
+      </w:r>
+      <w:proofErr w:type="spellEnd"/>
+      <w:r>
+        <w:rPr>
+          <w:rFonts w:eastAsia="Times New Roman"/>
+        </w:rPr>
+        <w:t>[Title/Abstract] OR "internet-based"[Title/Abstract] OR "web-based"[Title/Abstract] OR online[Title/Abstract] OR app[Title/Abstract] OR smartphone[Title/Abstract] OR digital[Title/Abstract]</w:t>
       </w:r>
     </w:p>
     <w:p>
@@ -18803,7 +24825,21 @@
         <w:rPr>
           <w:rFonts w:eastAsia="Times New Roman"/>
         </w:rPr>
-        <w:t>CBT components were coded using the component framework of Furukawa et al. (2021). The abbreviations used in the Study_Info data-extraction sheet are as follows:</w:t>
+        <w:t xml:space="preserve">CBT components were coded using the component framework of Furukawa et al. (2021). The abbreviations used in the </w:t>
+      </w:r>
+      <w:proofErr w:type="spellStart"/>
+      <w:r>
+        <w:rPr>
+          <w:rFonts w:eastAsia="Times New Roman"/>
+        </w:rPr>
+        <w:t>Study_Info</w:t>
+      </w:r>
+      <w:proofErr w:type="spellEnd"/>
+      <w:r>
+        <w:rPr>
+          <w:rFonts w:eastAsia="Times New Roman"/>
+        </w:rPr>
+        <w:t xml:space="preserve"> data-extraction sheet are as follows:</w:t>
       </w:r>
     </w:p>
     <w:tbl>
@@ -18852,7 +24888,7 @@
               <w:spacing w:line="276" w:lineRule="auto"/>
               <w:jc w:val="center"/>
             </w:pPr>
-            <w:bookmarkStart w:id="42" w:name="OLE_LINK44"/>
+            <w:bookmarkStart w:id="53" w:name="OLE_LINK44"/>
             <w:r>
               <w:rPr>
                 <w:rFonts w:eastAsia="Times New Roman"/>
@@ -18957,6 +24993,7 @@
               <w:spacing w:line="276" w:lineRule="auto"/>
               <w:jc w:val="center"/>
             </w:pPr>
+            <w:proofErr w:type="spellStart"/>
             <w:r>
               <w:rPr>
                 <w:rFonts w:eastAsia="Times New Roman"/>
@@ -18967,6 +25004,7 @@
               </w:rPr>
               <w:t>cr</w:t>
             </w:r>
+            <w:proofErr w:type="spellEnd"/>
           </w:p>
         </w:tc>
         <w:tc>
@@ -19028,7 +25066,15 @@
               <w:t>T</w:t>
             </w:r>
             <w:r>
-              <w:t>he integrated process of identifying, evaluating, and modifying maladaptive thoughts. The three steps form a single skill sequence rather than separable components, and are typically taught and practiced together using techniques such as Socratic questioning, thought records, and guided imagery.</w:t>
+              <w:t xml:space="preserve">he integrated process of identifying, evaluating, and modifying maladaptive thoughts. The three steps form a single skill sequence rather than separable </w:t>
+            </w:r>
+            <w:proofErr w:type="gramStart"/>
+            <w:r>
+              <w:t>components, and</w:t>
+            </w:r>
+            <w:proofErr w:type="gramEnd"/>
+            <w:r>
+              <w:t xml:space="preserve"> are typically taught and practiced together using techniques such as Socratic questioning, thought records, and guided imagery.</w:t>
             </w:r>
           </w:p>
         </w:tc>
@@ -19056,6 +25102,7 @@
               <w:spacing w:line="276" w:lineRule="auto"/>
               <w:jc w:val="center"/>
             </w:pPr>
+            <w:proofErr w:type="spellStart"/>
             <w:r>
               <w:rPr>
                 <w:rFonts w:eastAsia="Times New Roman"/>
@@ -19066,6 +25113,7 @@
               </w:rPr>
               <w:t>ba</w:t>
             </w:r>
+            <w:proofErr w:type="spellEnd"/>
           </w:p>
         </w:tc>
         <w:tc>
@@ -19154,6 +25202,7 @@
               <w:spacing w:line="276" w:lineRule="auto"/>
               <w:jc w:val="center"/>
             </w:pPr>
+            <w:proofErr w:type="spellStart"/>
             <w:r>
               <w:rPr>
                 <w:rFonts w:eastAsia="Times New Roman"/>
@@ -19164,6 +25213,7 @@
               </w:rPr>
               <w:t>ps</w:t>
             </w:r>
+            <w:proofErr w:type="spellEnd"/>
           </w:p>
         </w:tc>
         <w:tc>
@@ -19252,6 +25302,7 @@
               <w:spacing w:line="276" w:lineRule="auto"/>
               <w:jc w:val="center"/>
             </w:pPr>
+            <w:proofErr w:type="spellStart"/>
             <w:r>
               <w:rPr>
                 <w:rFonts w:eastAsia="Times New Roman"/>
@@ -19262,6 +25313,7 @@
               </w:rPr>
               <w:t>rx</w:t>
             </w:r>
+            <w:proofErr w:type="spellEnd"/>
           </w:p>
         </w:tc>
         <w:tc>
@@ -19350,6 +25402,7 @@
               <w:spacing w:line="276" w:lineRule="auto"/>
               <w:jc w:val="center"/>
             </w:pPr>
+            <w:proofErr w:type="spellStart"/>
             <w:r>
               <w:rPr>
                 <w:rFonts w:eastAsia="Times New Roman"/>
@@ -19360,6 +25413,7 @@
               </w:rPr>
               <w:t>ist</w:t>
             </w:r>
+            <w:proofErr w:type="spellEnd"/>
           </w:p>
         </w:tc>
         <w:tc>
@@ -19546,6 +25600,7 @@
               <w:spacing w:line="276" w:lineRule="auto"/>
               <w:jc w:val="center"/>
             </w:pPr>
+            <w:proofErr w:type="spellStart"/>
             <w:r>
               <w:rPr>
                 <w:rFonts w:eastAsia="Times New Roman"/>
@@ -19556,6 +25611,7 @@
               </w:rPr>
               <w:t>hw</w:t>
             </w:r>
+            <w:proofErr w:type="spellEnd"/>
           </w:p>
         </w:tc>
         <w:tc>
@@ -19644,6 +25700,7 @@
               <w:spacing w:line="276" w:lineRule="auto"/>
               <w:jc w:val="center"/>
             </w:pPr>
+            <w:proofErr w:type="spellStart"/>
             <w:r>
               <w:rPr>
                 <w:rFonts w:eastAsia="Times New Roman"/>
@@ -19654,6 +25711,7 @@
               </w:rPr>
               <w:t>rp</w:t>
             </w:r>
+            <w:proofErr w:type="spellEnd"/>
           </w:p>
         </w:tc>
         <w:tc>
@@ -19916,7 +25974,7 @@
         </w:tc>
       </w:tr>
     </w:tbl>
-    <w:bookmarkEnd w:id="42"/>
+    <w:bookmarkEnd w:id="53"/>
     <w:p>
       <w:pPr>
         <w:pStyle w:val="1"/>
@@ -20055,7 +26113,7 @@
               <w:spacing w:line="276" w:lineRule="auto"/>
               <w:jc w:val="center"/>
             </w:pPr>
-            <w:bookmarkStart w:id="43" w:name="_Hlk228529360"/>
+            <w:bookmarkStart w:id="54" w:name="_Hlk228529360"/>
             <w:r>
               <w:rPr>
                 <w:rFonts w:eastAsia="Times New Roman"/>
@@ -20100,7 +26158,7 @@
           </w:p>
         </w:tc>
       </w:tr>
-      <w:bookmarkEnd w:id="43"/>
+      <w:bookmarkEnd w:id="54"/>
       <w:tr>
         <w:tc>
           <w:tcPr>
@@ -20224,11 +26282,11 @@
             <w:pPr>
               <w:spacing w:line="276" w:lineRule="auto"/>
             </w:pPr>
-            <w:bookmarkStart w:id="44" w:name="OLE_LINK5"/>
+            <w:bookmarkStart w:id="55" w:name="OLE_LINK5"/>
             <w:r>
               <w:t>Intervention is not CBT-based or lacks required CBT components (cognitive restructuring and at least one behavioral component)</w:t>
             </w:r>
-            <w:bookmarkEnd w:id="44"/>
+            <w:bookmarkEnd w:id="55"/>
           </w:p>
         </w:tc>
       </w:tr>
@@ -20556,7 +26614,7 @@
             <w:pPr>
               <w:spacing w:line="276" w:lineRule="auto"/>
             </w:pPr>
-            <w:bookmarkStart w:id="45" w:name="OLE_LINK6"/>
+            <w:bookmarkStart w:id="56" w:name="OLE_LINK6"/>
             <w:r>
               <w:rPr>
                 <w:rFonts w:eastAsia="Times New Roman"/>
@@ -20565,7 +26623,7 @@
               </w:rPr>
               <w:t>Conference abstract or protocol-only publication</w:t>
             </w:r>
-            <w:bookmarkEnd w:id="45"/>
+            <w:bookmarkEnd w:id="56"/>
           </w:p>
         </w:tc>
       </w:tr>
@@ -20659,7 +26717,7 @@
               <w:spacing w:line="276" w:lineRule="auto"/>
               <w:jc w:val="center"/>
             </w:pPr>
-            <w:bookmarkStart w:id="46" w:name="_Hlk228529567"/>
+            <w:bookmarkStart w:id="57" w:name="_Hlk228529567"/>
             <w:r>
               <w:rPr>
                 <w:rFonts w:eastAsia="Times New Roman"/>
@@ -20704,7 +26762,7 @@
           </w:p>
         </w:tc>
       </w:tr>
-      <w:bookmarkEnd w:id="46"/>
+      <w:bookmarkEnd w:id="57"/>
       <w:tr>
         <w:tc>
           <w:tcPr>
@@ -21133,7 +27191,25 @@
                 <w:sz w:val="20"/>
                 <w:szCs w:val="20"/>
               </w:rPr>
-              <w:t>Blueblaster (Makarushka, 2011)</w:t>
+              <w:t>Blueblaster (</w:t>
+            </w:r>
+            <w:proofErr w:type="spellStart"/>
+            <w:r>
+              <w:rPr>
+                <w:rFonts w:eastAsia="Times New Roman"/>
+                <w:sz w:val="20"/>
+                <w:szCs w:val="20"/>
+              </w:rPr>
+              <w:t>Makarushka</w:t>
+            </w:r>
+            <w:proofErr w:type="spellEnd"/>
+            <w:r>
+              <w:rPr>
+                <w:rFonts w:eastAsia="Times New Roman"/>
+                <w:sz w:val="20"/>
+                <w:szCs w:val="20"/>
+              </w:rPr>
+              <w:t>, 2011)</w:t>
             </w:r>
           </w:p>
         </w:tc>
@@ -21287,13 +27363,23 @@
             <w:pPr>
               <w:spacing w:line="276" w:lineRule="auto"/>
             </w:pPr>
-            <w:r>
-              <w:rPr>
-                <w:rFonts w:eastAsia="Times New Roman"/>
-                <w:sz w:val="20"/>
-                <w:szCs w:val="20"/>
-              </w:rPr>
-              <w:t>BlueIce (Stallard et al., 2024)</w:t>
+            <w:proofErr w:type="spellStart"/>
+            <w:r>
+              <w:rPr>
+                <w:rFonts w:eastAsia="Times New Roman"/>
+                <w:sz w:val="20"/>
+                <w:szCs w:val="20"/>
+              </w:rPr>
+              <w:t>BlueIce</w:t>
+            </w:r>
+            <w:proofErr w:type="spellEnd"/>
+            <w:r>
+              <w:rPr>
+                <w:rFonts w:eastAsia="Times New Roman"/>
+                <w:sz w:val="20"/>
+                <w:szCs w:val="20"/>
+              </w:rPr>
+              <w:t xml:space="preserve"> (Stallard et al., 2024)</w:t>
             </w:r>
           </w:p>
         </w:tc>
@@ -21607,13 +27693,23 @@
             <w:pPr>
               <w:spacing w:line="276" w:lineRule="auto"/>
             </w:pPr>
-            <w:r>
-              <w:rPr>
-                <w:rFonts w:eastAsia="Times New Roman"/>
-                <w:sz w:val="20"/>
-                <w:szCs w:val="20"/>
-              </w:rPr>
-              <w:t>ClearlyMe (O'Dea et al., 2023)</w:t>
+            <w:proofErr w:type="spellStart"/>
+            <w:r>
+              <w:rPr>
+                <w:rFonts w:eastAsia="Times New Roman"/>
+                <w:sz w:val="20"/>
+                <w:szCs w:val="20"/>
+              </w:rPr>
+              <w:t>ClearlyMe</w:t>
+            </w:r>
+            <w:proofErr w:type="spellEnd"/>
+            <w:r>
+              <w:rPr>
+                <w:rFonts w:eastAsia="Times New Roman"/>
+                <w:sz w:val="20"/>
+                <w:szCs w:val="20"/>
+              </w:rPr>
+              <w:t xml:space="preserve"> (O'Dea et al., 2023)</w:t>
             </w:r>
           </w:p>
         </w:tc>
@@ -22263,13 +28359,41 @@
             <w:pPr>
               <w:spacing w:line="276" w:lineRule="auto"/>
             </w:pPr>
-            <w:r>
-              <w:rPr>
-                <w:rFonts w:eastAsia="Times New Roman"/>
-                <w:sz w:val="20"/>
-                <w:szCs w:val="20"/>
-              </w:rPr>
-              <w:t>iCBT (Sekizaki et al., 2019)</w:t>
+            <w:proofErr w:type="spellStart"/>
+            <w:r>
+              <w:rPr>
+                <w:rFonts w:eastAsia="Times New Roman"/>
+                <w:sz w:val="20"/>
+                <w:szCs w:val="20"/>
+              </w:rPr>
+              <w:t>iCBT</w:t>
+            </w:r>
+            <w:proofErr w:type="spellEnd"/>
+            <w:r>
+              <w:rPr>
+                <w:rFonts w:eastAsia="Times New Roman"/>
+                <w:sz w:val="20"/>
+                <w:szCs w:val="20"/>
+              </w:rPr>
+              <w:t xml:space="preserve"> (</w:t>
+            </w:r>
+            <w:proofErr w:type="spellStart"/>
+            <w:r>
+              <w:rPr>
+                <w:rFonts w:eastAsia="Times New Roman"/>
+                <w:sz w:val="20"/>
+                <w:szCs w:val="20"/>
+              </w:rPr>
+              <w:t>Sekizaki</w:t>
+            </w:r>
+            <w:proofErr w:type="spellEnd"/>
+            <w:r>
+              <w:rPr>
+                <w:rFonts w:eastAsia="Times New Roman"/>
+                <w:sz w:val="20"/>
+                <w:szCs w:val="20"/>
+              </w:rPr>
+              <w:t xml:space="preserve"> et al., 2019)</w:t>
             </w:r>
           </w:p>
         </w:tc>
@@ -22423,13 +28547,23 @@
             <w:pPr>
               <w:spacing w:line="276" w:lineRule="auto"/>
             </w:pPr>
-            <w:r>
-              <w:rPr>
-                <w:rFonts w:eastAsia="Times New Roman"/>
-                <w:sz w:val="20"/>
-                <w:szCs w:val="20"/>
-              </w:rPr>
-              <w:t>iDOVE (Ranney et al., 2018)</w:t>
+            <w:proofErr w:type="spellStart"/>
+            <w:r>
+              <w:rPr>
+                <w:rFonts w:eastAsia="Times New Roman"/>
+                <w:sz w:val="20"/>
+                <w:szCs w:val="20"/>
+              </w:rPr>
+              <w:t>iDOVE</w:t>
+            </w:r>
+            <w:proofErr w:type="spellEnd"/>
+            <w:r>
+              <w:rPr>
+                <w:rFonts w:eastAsia="Times New Roman"/>
+                <w:sz w:val="20"/>
+                <w:szCs w:val="20"/>
+              </w:rPr>
+              <w:t xml:space="preserve"> (Ranney et al., 2018)</w:t>
             </w:r>
           </w:p>
         </w:tc>
@@ -22903,14 +29037,43 @@
             <w:pPr>
               <w:spacing w:line="276" w:lineRule="auto"/>
             </w:pPr>
-            <w:r>
-              <w:rPr>
-                <w:rFonts w:eastAsia="Times New Roman"/>
-                <w:sz w:val="20"/>
-                <w:szCs w:val="20"/>
-              </w:rPr>
-              <w:t xml:space="preserve">MoodGYM (Calear et al., 2009; Neil et al., 2009; </w:t>
-            </w:r>
+            <w:proofErr w:type="spellStart"/>
+            <w:r>
+              <w:rPr>
+                <w:rFonts w:eastAsia="Times New Roman"/>
+                <w:sz w:val="20"/>
+                <w:szCs w:val="20"/>
+              </w:rPr>
+              <w:t>MoodGYM</w:t>
+            </w:r>
+            <w:proofErr w:type="spellEnd"/>
+            <w:r>
+              <w:rPr>
+                <w:rFonts w:eastAsia="Times New Roman"/>
+                <w:sz w:val="20"/>
+                <w:szCs w:val="20"/>
+              </w:rPr>
+              <w:t xml:space="preserve"> (</w:t>
+            </w:r>
+            <w:proofErr w:type="spellStart"/>
+            <w:r>
+              <w:rPr>
+                <w:rFonts w:eastAsia="Times New Roman"/>
+                <w:sz w:val="20"/>
+                <w:szCs w:val="20"/>
+              </w:rPr>
+              <w:t>Calear</w:t>
+            </w:r>
+            <w:proofErr w:type="spellEnd"/>
+            <w:r>
+              <w:rPr>
+                <w:rFonts w:eastAsia="Times New Roman"/>
+                <w:sz w:val="20"/>
+                <w:szCs w:val="20"/>
+              </w:rPr>
+              <w:t xml:space="preserve"> et al., 2009; Neil et al., 2009; </w:t>
+            </w:r>
+            <w:proofErr w:type="spellStart"/>
             <w:r>
               <w:rPr>
                 <w:rFonts w:eastAsia="Times New Roman"/>
@@ -22918,7 +29081,16 @@
                 <w:szCs w:val="20"/>
               </w:rPr>
               <w:lastRenderedPageBreak/>
-              <w:t>O'Kearney et al., 2009; Sethi, Campbell, &amp; Ellis, 2010)</w:t>
+              <w:t>O'Kearney</w:t>
+            </w:r>
+            <w:proofErr w:type="spellEnd"/>
+            <w:r>
+              <w:rPr>
+                <w:rFonts w:eastAsia="Times New Roman"/>
+                <w:sz w:val="20"/>
+                <w:szCs w:val="20"/>
+              </w:rPr>
+              <w:t xml:space="preserve"> et al., 2009; Sethi, Campbell, &amp; Ellis, 2010)</w:t>
             </w:r>
           </w:p>
         </w:tc>
@@ -23559,7 +29731,25 @@
                 <w:sz w:val="20"/>
                 <w:szCs w:val="20"/>
               </w:rPr>
-              <w:t>SPARX (Fleming et al., 2012, 2019; Merry et al., 2012; Bohr &amp; Merry et al., 2016; Poppelaars et al., 2016; Perry et al., 2017; Lucassen et al., 2020; Bohr et al., 2023)</w:t>
+              <w:t xml:space="preserve">SPARX (Fleming et al., 2012, 2019; Merry et al., 2012; Bohr &amp; Merry et al., 2016; </w:t>
+            </w:r>
+            <w:proofErr w:type="spellStart"/>
+            <w:r>
+              <w:rPr>
+                <w:rFonts w:eastAsia="Times New Roman"/>
+                <w:sz w:val="20"/>
+                <w:szCs w:val="20"/>
+              </w:rPr>
+              <w:t>Poppelaars</w:t>
+            </w:r>
+            <w:proofErr w:type="spellEnd"/>
+            <w:r>
+              <w:rPr>
+                <w:rFonts w:eastAsia="Times New Roman"/>
+                <w:sz w:val="20"/>
+                <w:szCs w:val="20"/>
+              </w:rPr>
+              <w:t xml:space="preserve"> et al., 2016; Perry et al., 2017; Lucassen et al., 2020; Bohr et al., 2023)</w:t>
             </w:r>
           </w:p>
         </w:tc>
@@ -24033,13 +30223,23 @@
             <w:pPr>
               <w:spacing w:line="276" w:lineRule="auto"/>
             </w:pPr>
-            <w:r>
-              <w:rPr>
-                <w:rFonts w:eastAsia="Times New Roman"/>
-                <w:sz w:val="20"/>
-                <w:szCs w:val="20"/>
-              </w:rPr>
-              <w:t>WeClick (O'Dea et al., 2020)</w:t>
+            <w:proofErr w:type="spellStart"/>
+            <w:r>
+              <w:rPr>
+                <w:rFonts w:eastAsia="Times New Roman"/>
+                <w:sz w:val="20"/>
+                <w:szCs w:val="20"/>
+              </w:rPr>
+              <w:t>WeClick</w:t>
+            </w:r>
+            <w:proofErr w:type="spellEnd"/>
+            <w:r>
+              <w:rPr>
+                <w:rFonts w:eastAsia="Times New Roman"/>
+                <w:sz w:val="20"/>
+                <w:szCs w:val="20"/>
+              </w:rPr>
+              <w:t xml:space="preserve"> (O'Dea et al., 2020)</w:t>
             </w:r>
           </w:p>
         </w:tc>
@@ -24361,7 +30561,25 @@
                 <w:sz w:val="20"/>
                 <w:szCs w:val="20"/>
               </w:rPr>
-              <w:t xml:space="preserve">Blueblaster is an interactive depression education program consisting of 6 modules with 5 daily mini-sessions each. </w:t>
+              <w:t xml:space="preserve">Blueblaster is an interactive depression education program consisting of 6 modules with 5 daily </w:t>
+            </w:r>
+            <w:proofErr w:type="gramStart"/>
+            <w:r>
+              <w:rPr>
+                <w:rFonts w:eastAsia="Times New Roman"/>
+                <w:sz w:val="20"/>
+                <w:szCs w:val="20"/>
+              </w:rPr>
+              <w:t>mini-sessions</w:t>
+            </w:r>
+            <w:proofErr w:type="gramEnd"/>
+            <w:r>
+              <w:rPr>
+                <w:rFonts w:eastAsia="Times New Roman"/>
+                <w:sz w:val="20"/>
+                <w:szCs w:val="20"/>
+              </w:rPr>
+              <w:t xml:space="preserve"> each. </w:t>
             </w:r>
             <w:r>
               <w:rPr>
@@ -24438,6 +30656,7 @@
             <w:pPr>
               <w:spacing w:line="276" w:lineRule="auto"/>
             </w:pPr>
+            <w:proofErr w:type="spellStart"/>
             <w:r>
               <w:rPr>
                 <w:rFonts w:eastAsia="Times New Roman"/>
@@ -24449,6 +30668,7 @@
               <w:lastRenderedPageBreak/>
               <w:t>BlueIce</w:t>
             </w:r>
+            <w:proofErr w:type="spellEnd"/>
           </w:p>
         </w:tc>
         <w:tc>
@@ -24472,13 +30692,23 @@
             <w:pPr>
               <w:spacing w:line="276" w:lineRule="auto"/>
             </w:pPr>
-            <w:r>
-              <w:rPr>
-                <w:rFonts w:eastAsia="Times New Roman"/>
-                <w:sz w:val="20"/>
-                <w:szCs w:val="20"/>
-              </w:rPr>
-              <w:t>BlueIce is a password-protected, prescription-based application targeting young people who self-harm, integrating approaches from CBT and DBT. The application contains three sections. On entry, the user rates their mood; if low, they are routed to a mood-lifting section (also accessible from the main menu) offering eight personalized activities: Get Active (physical activity), Do Something (enjoyable activities), Chill and Relax (mindfulness audio), Thinking Traps (thought records), Good Times (positive memory album), Contact Friends (supportive contacts), Listen and Relax (uplifting music), and Ride it Out (DBT distress-tolerance techniques, including ice-dive exercises). After this section, the user re-rates their mood; if mood remains low, the app guides them to a final section providing emergency support contact information.</w:t>
+            <w:proofErr w:type="spellStart"/>
+            <w:r>
+              <w:rPr>
+                <w:rFonts w:eastAsia="Times New Roman"/>
+                <w:sz w:val="20"/>
+                <w:szCs w:val="20"/>
+              </w:rPr>
+              <w:t>BlueIce</w:t>
+            </w:r>
+            <w:proofErr w:type="spellEnd"/>
+            <w:r>
+              <w:rPr>
+                <w:rFonts w:eastAsia="Times New Roman"/>
+                <w:sz w:val="20"/>
+                <w:szCs w:val="20"/>
+              </w:rPr>
+              <w:t xml:space="preserve"> is a password-protected, prescription-based application targeting young people who self-harm, integrating approaches from CBT and DBT. The application contains three sections. On entry, the user rates their mood; if low, they are routed to a mood-lifting section (also accessible from the main menu) offering eight personalized activities: Get Active (physical activity), Do Something (enjoyable activities), Chill and Relax (mindfulness audio), Thinking Traps (thought records), Good Times (positive memory album), Contact Friends (supportive contacts), Listen and Relax (uplifting music), and Ride it Out (DBT distress-tolerance techniques, including ice-dive exercises). After this section, the user re-rates their mood; if mood remains low, the app guides them to a final section providing emergency support contact information.</w:t>
             </w:r>
           </w:p>
         </w:tc>
@@ -24536,7 +30766,7 @@
             <w:pPr>
               <w:spacing w:line="276" w:lineRule="auto"/>
             </w:pPr>
-            <w:bookmarkStart w:id="47" w:name="_Hlk230302761"/>
+            <w:bookmarkStart w:id="58" w:name="_Hlk230302761"/>
             <w:r>
               <w:rPr>
                 <w:rFonts w:eastAsia="Times New Roman"/>
@@ -24612,7 +30842,7 @@
           </w:p>
         </w:tc>
       </w:tr>
-      <w:bookmarkEnd w:id="47"/>
+      <w:bookmarkEnd w:id="58"/>
       <w:tr>
         <w:tc>
           <w:tcPr>
@@ -24635,6 +30865,7 @@
             <w:pPr>
               <w:spacing w:line="276" w:lineRule="auto"/>
             </w:pPr>
+            <w:proofErr w:type="spellStart"/>
             <w:r>
               <w:rPr>
                 <w:rFonts w:eastAsia="Times New Roman"/>
@@ -24645,6 +30876,7 @@
               </w:rPr>
               <w:t>ClearlyMe</w:t>
             </w:r>
+            <w:proofErr w:type="spellEnd"/>
           </w:p>
         </w:tc>
         <w:tc>
@@ -24668,13 +30900,41 @@
             <w:pPr>
               <w:spacing w:line="276" w:lineRule="auto"/>
             </w:pPr>
-            <w:r>
-              <w:rPr>
-                <w:rFonts w:eastAsia="Times New Roman"/>
-                <w:sz w:val="20"/>
-                <w:szCs w:val="20"/>
-              </w:rPr>
-              <w:t xml:space="preserve">ClearlyMe is a free, self-directed, non-sequential smartphone app based on CBT for depression management, developed by the Black Dog Institute (UNSW Sydney). Its content comprises 37 brief activities (under 10 minutes each) and 9 themed collections (under 20 minutes each), covering psychoeducation, cognitive restructuring, emotion awareness, activity scheduling, relaxation, and mindfulness. Key features include MoodCheck (mood </w:t>
+            <w:proofErr w:type="spellStart"/>
+            <w:r>
+              <w:rPr>
+                <w:rFonts w:eastAsia="Times New Roman"/>
+                <w:sz w:val="20"/>
+                <w:szCs w:val="20"/>
+              </w:rPr>
+              <w:t>ClearlyMe</w:t>
+            </w:r>
+            <w:proofErr w:type="spellEnd"/>
+            <w:r>
+              <w:rPr>
+                <w:rFonts w:eastAsia="Times New Roman"/>
+                <w:sz w:val="20"/>
+                <w:szCs w:val="20"/>
+              </w:rPr>
+              <w:t xml:space="preserve"> is a free, self-directed, non-sequential smartphone app based on CBT for depression management, developed by the Black Dog Institute (UNSW Sydney). Its content comprises 37 brief activities (under 10 minutes each) and 9 themed collections (under 20 minutes each), covering psychoeducation, cognitive restructuring, emotion awareness, activity scheduling, relaxation, and mindfulness. Key features include </w:t>
+            </w:r>
+            <w:proofErr w:type="spellStart"/>
+            <w:r>
+              <w:rPr>
+                <w:rFonts w:eastAsia="Times New Roman"/>
+                <w:sz w:val="20"/>
+                <w:szCs w:val="20"/>
+              </w:rPr>
+              <w:t>MoodCheck</w:t>
+            </w:r>
+            <w:proofErr w:type="spellEnd"/>
+            <w:r>
+              <w:rPr>
+                <w:rFonts w:eastAsia="Times New Roman"/>
+                <w:sz w:val="20"/>
+                <w:szCs w:val="20"/>
+              </w:rPr>
+              <w:t xml:space="preserve"> (mood </w:t>
             </w:r>
             <w:r>
               <w:rPr>
@@ -24683,7 +30943,25 @@
                 <w:szCs w:val="20"/>
               </w:rPr>
               <w:lastRenderedPageBreak/>
-              <w:t>tracking), MindHacks (in-the-moment coping strategies), and adolescent-led video stories on mental health experiences. Support systems include in-app reminders, favorites/save functions, a Get Help referral section, and on-demand technical support.</w:t>
+              <w:t xml:space="preserve">tracking), </w:t>
+            </w:r>
+            <w:proofErr w:type="spellStart"/>
+            <w:r>
+              <w:rPr>
+                <w:rFonts w:eastAsia="Times New Roman"/>
+                <w:sz w:val="20"/>
+                <w:szCs w:val="20"/>
+              </w:rPr>
+              <w:t>MindHacks</w:t>
+            </w:r>
+            <w:proofErr w:type="spellEnd"/>
+            <w:r>
+              <w:rPr>
+                <w:rFonts w:eastAsia="Times New Roman"/>
+                <w:sz w:val="20"/>
+                <w:szCs w:val="20"/>
+              </w:rPr>
+              <w:t xml:space="preserve"> (in-the-moment coping strategies), and adolescent-led video stories on mental health experiences. Support systems include in-app reminders, favorites/save functions, a Get Help referral section, and on-demand technical support.</w:t>
             </w:r>
           </w:p>
         </w:tc>
@@ -24781,7 +31059,25 @@
                 <w:sz w:val="20"/>
                 <w:szCs w:val="20"/>
               </w:rPr>
-              <w:t>Creating Opportunities for Personal Empowerment (COPE) teaches users to reframe negative beliefs into positive ones in order to feel better and behave more healthily. The program covers: an introduction to the COPE program and the thinking-feeling-behaving triangle (ABC model) with positive self-talk; self-esteem and positive self-talk; stress and coping, including signs of anxiety and depression; problem-solving and goal-setting (a four-step process); managing emotions through positive thinking and communication, including mental imagery and guided visualization; coping with stressful situations; and a concluding integration session.</w:t>
+              <w:t xml:space="preserve">Creating Opportunities for Personal Empowerment (COPE) teaches users to reframe negative beliefs into positive ones </w:t>
+            </w:r>
+            <w:proofErr w:type="gramStart"/>
+            <w:r>
+              <w:rPr>
+                <w:rFonts w:eastAsia="Times New Roman"/>
+                <w:sz w:val="20"/>
+                <w:szCs w:val="20"/>
+              </w:rPr>
+              <w:t>in order to</w:t>
+            </w:r>
+            <w:proofErr w:type="gramEnd"/>
+            <w:r>
+              <w:rPr>
+                <w:rFonts w:eastAsia="Times New Roman"/>
+                <w:sz w:val="20"/>
+                <w:szCs w:val="20"/>
+              </w:rPr>
+              <w:t xml:space="preserve"> feel better and behave more healthily. The program covers: an introduction to the COPE program and the thinking-feeling-behaving triangle (ABC model) with positive self-talk; self-esteem and positive self-talk; stress and coping, including signs of anxiety and depression; problem-solving and goal-setting (a four-step process); managing emotions through positive thinking and communication, including mental imagery and guided visualization; coping with stressful situations; and a concluding integration session.</w:t>
             </w:r>
           </w:p>
         </w:tc>
@@ -24878,7 +31174,25 @@
                 <w:sz w:val="20"/>
                 <w:szCs w:val="20"/>
               </w:rPr>
-              <w:t>Feeling Good is a bibliotherapy intervention based on Burns' self-help book. It provides practical tools and techniques empowering readers to manage their own mental health. Through real-life stories it illustrates how distorted thinking affects emotion and how to challenge and reframe such thoughts. Key ideas include: feelings are dictated by thoughts; shifting thought patterns promotes mental clarity; recognizing cognitive distortions allows one to regain control over emotional health; the triple-column technique challenges negative thinking; and structuring daily goals rebuilds confidence and disrupts depressive cycles.</w:t>
+              <w:t xml:space="preserve">Feeling Good is a bibliotherapy intervention based on Burns' self-help book. It provides practical tools and techniques empowering readers to manage their own mental health. Through real-life stories it illustrates how distorted thinking affects emotion and how to challenge and reframe such thoughts. Key ideas </w:t>
+            </w:r>
+            <w:proofErr w:type="gramStart"/>
+            <w:r>
+              <w:rPr>
+                <w:rFonts w:eastAsia="Times New Roman"/>
+                <w:sz w:val="20"/>
+                <w:szCs w:val="20"/>
+              </w:rPr>
+              <w:t>include:</w:t>
+            </w:r>
+            <w:proofErr w:type="gramEnd"/>
+            <w:r>
+              <w:rPr>
+                <w:rFonts w:eastAsia="Times New Roman"/>
+                <w:sz w:val="20"/>
+                <w:szCs w:val="20"/>
+              </w:rPr>
+              <w:t xml:space="preserve"> feelings are dictated by thoughts; shifting thought patterns promotes mental clarity; recognizing cognitive distortions allows one to regain control over emotional health; the triple-column technique challenges negative thinking; and structuring daily goals rebuilds confidence and disrupts depressive cycles.</w:t>
             </w:r>
           </w:p>
         </w:tc>
@@ -25052,6 +31366,7 @@
             <w:pPr>
               <w:spacing w:line="276" w:lineRule="auto"/>
             </w:pPr>
+            <w:proofErr w:type="spellStart"/>
             <w:r>
               <w:rPr>
                 <w:rFonts w:eastAsia="Times New Roman"/>
@@ -25062,6 +31377,7 @@
               </w:rPr>
               <w:t>iCBT</w:t>
             </w:r>
+            <w:proofErr w:type="spellEnd"/>
           </w:p>
         </w:tc>
         <w:tc>
@@ -25091,7 +31407,25 @@
                 <w:sz w:val="20"/>
                 <w:szCs w:val="20"/>
               </w:rPr>
-              <w:t xml:space="preserve">This Japanese iCBT intervention combines group education with computer-based CBT training. The group education lecture covers the relationship between cognition, mood, and behavior; introduces CBT; and presents its benefits as stress-management skills with real-life examples. Group work and discussion focus on cognitive restructuring, with </w:t>
+              <w:t xml:space="preserve">This Japanese </w:t>
+            </w:r>
+            <w:proofErr w:type="spellStart"/>
+            <w:r>
+              <w:rPr>
+                <w:rFonts w:eastAsia="Times New Roman"/>
+                <w:sz w:val="20"/>
+                <w:szCs w:val="20"/>
+              </w:rPr>
+              <w:t>iCBT</w:t>
+            </w:r>
+            <w:proofErr w:type="spellEnd"/>
+            <w:r>
+              <w:rPr>
+                <w:rFonts w:eastAsia="Times New Roman"/>
+                <w:sz w:val="20"/>
+                <w:szCs w:val="20"/>
+              </w:rPr>
+              <w:t xml:space="preserve"> intervention combines group education with computer-based CBT training. The group education lecture covers the relationship between cognition, mood, and behavior; introduces CBT; and presents its benefits as stress-management skills with real-life examples. Group work and discussion focus on cognitive restructuring, with </w:t>
             </w:r>
             <w:r>
               <w:rPr>
@@ -25100,7 +31434,43 @@
                 <w:szCs w:val="20"/>
               </w:rPr>
               <w:lastRenderedPageBreak/>
-              <w:t>participants completing column worksheets to identify their own automatic thoughts and discussing counter-evidence and adaptive thoughts. The iCBT training component delivers cognitive restructuring via an online platform (http://www.cbtjp.com).</w:t>
+              <w:t xml:space="preserve">participants completing column worksheets to identify their own automatic thoughts and discussing </w:t>
+            </w:r>
+            <w:proofErr w:type="gramStart"/>
+            <w:r>
+              <w:rPr>
+                <w:rFonts w:eastAsia="Times New Roman"/>
+                <w:sz w:val="20"/>
+                <w:szCs w:val="20"/>
+              </w:rPr>
+              <w:t>counter-evidence</w:t>
+            </w:r>
+            <w:proofErr w:type="gramEnd"/>
+            <w:r>
+              <w:rPr>
+                <w:rFonts w:eastAsia="Times New Roman"/>
+                <w:sz w:val="20"/>
+                <w:szCs w:val="20"/>
+              </w:rPr>
+              <w:t xml:space="preserve"> and adaptive thoughts. The </w:t>
+            </w:r>
+            <w:proofErr w:type="spellStart"/>
+            <w:r>
+              <w:rPr>
+                <w:rFonts w:eastAsia="Times New Roman"/>
+                <w:sz w:val="20"/>
+                <w:szCs w:val="20"/>
+              </w:rPr>
+              <w:t>iCBT</w:t>
+            </w:r>
+            <w:proofErr w:type="spellEnd"/>
+            <w:r>
+              <w:rPr>
+                <w:rFonts w:eastAsia="Times New Roman"/>
+                <w:sz w:val="20"/>
+                <w:szCs w:val="20"/>
+              </w:rPr>
+              <w:t xml:space="preserve"> training component delivers cognitive restructuring via an online platform (http://www.cbtjp.com).</w:t>
             </w:r>
           </w:p>
         </w:tc>
@@ -25159,6 +31529,7 @@
             <w:pPr>
               <w:spacing w:line="276" w:lineRule="auto"/>
             </w:pPr>
+            <w:proofErr w:type="spellStart"/>
             <w:r>
               <w:rPr>
                 <w:rFonts w:eastAsia="Times New Roman"/>
@@ -25169,6 +31540,7 @@
               </w:rPr>
               <w:t>iDOVE</w:t>
             </w:r>
+            <w:proofErr w:type="spellEnd"/>
           </w:p>
         </w:tc>
         <w:tc>
@@ -25198,7 +31570,43 @@
                 <w:sz w:val="20"/>
                 <w:szCs w:val="20"/>
               </w:rPr>
-              <w:t>The iDOVE program is a computerized intervention for adolescents recruited from a pediatric emergency department with peer violence exposure and depressive symptoms. It begins with a brief (15–20 minute) computer-guided session in the Emergency Department, followed by an 8-week automated text-message curriculum. The initial face-to-face session includes motivational interviewing and CBT-informed feedback, feedback on peer violence and depressive symptoms, encouragement of goal-setting and self-reflection, an introduction to basic CBT concepts and their relation to the participant's experience of peer violence and depression, and an overview of the text-message component. The follow-up SMS messages include daily mood check-ins, psychoeducational content, reminders, crisis support, and behavioral prompts or motivational messages.</w:t>
+              <w:t xml:space="preserve">The </w:t>
+            </w:r>
+            <w:proofErr w:type="spellStart"/>
+            <w:r>
+              <w:rPr>
+                <w:rFonts w:eastAsia="Times New Roman"/>
+                <w:sz w:val="20"/>
+                <w:szCs w:val="20"/>
+              </w:rPr>
+              <w:t>iDOVE</w:t>
+            </w:r>
+            <w:proofErr w:type="spellEnd"/>
+            <w:r>
+              <w:rPr>
+                <w:rFonts w:eastAsia="Times New Roman"/>
+                <w:sz w:val="20"/>
+                <w:szCs w:val="20"/>
+              </w:rPr>
+              <w:t xml:space="preserve"> program is a computerized intervention for adolescents recruited from a pediatric emergency department with peer violence exposure and depressive symptoms. It begins with a brief (15–20 minute) computer-guided session in the Emergency Department, followed by an 8-week automated text-message curriculum. The initial face-to-face session includes motivational interviewing and CBT-informed feedback, feedback on peer violence and depressive symptoms, encouragement of </w:t>
+            </w:r>
+            <w:proofErr w:type="gramStart"/>
+            <w:r>
+              <w:rPr>
+                <w:rFonts w:eastAsia="Times New Roman"/>
+                <w:sz w:val="20"/>
+                <w:szCs w:val="20"/>
+              </w:rPr>
+              <w:t>goal-setting</w:t>
+            </w:r>
+            <w:proofErr w:type="gramEnd"/>
+            <w:r>
+              <w:rPr>
+                <w:rFonts w:eastAsia="Times New Roman"/>
+                <w:sz w:val="20"/>
+                <w:szCs w:val="20"/>
+              </w:rPr>
+              <w:t xml:space="preserve"> and self-reflection, an introduction to basic CBT concepts and their relation to the participant's experience of peer violence and depression, and an overview of the text-message component. The follow-up SMS messages include daily mood check-ins, psychoeducational content, reminders, crisis support, and behavioral prompts or motivational messages.</w:t>
             </w:r>
           </w:p>
         </w:tc>
@@ -25392,7 +31800,25 @@
                 <w:sz w:val="20"/>
                 <w:szCs w:val="20"/>
               </w:rPr>
-              <w:t>Mello offers real-time assessment and tailored intervention strategies to disrupt repetitive negative thinking (RNT) in young people with depression and anxiety. Key features include: randomized notifications three times daily (9am–</w:t>
+              <w:t xml:space="preserve">Mello offers real-time assessment and tailored intervention strategies to disrupt repetitive negative thinking (RNT) in young people with depression and anxiety. Key features </w:t>
+            </w:r>
+            <w:proofErr w:type="gramStart"/>
+            <w:r>
+              <w:rPr>
+                <w:rFonts w:eastAsia="Times New Roman"/>
+                <w:sz w:val="20"/>
+                <w:szCs w:val="20"/>
+              </w:rPr>
+              <w:t>include:</w:t>
+            </w:r>
+            <w:proofErr w:type="gramEnd"/>
+            <w:r>
+              <w:rPr>
+                <w:rFonts w:eastAsia="Times New Roman"/>
+                <w:sz w:val="20"/>
+                <w:szCs w:val="20"/>
+              </w:rPr>
+              <w:t xml:space="preserve"> randomized notifications three times daily (9am–</w:t>
             </w:r>
             <w:r>
               <w:rPr>
@@ -25401,7 +31827,25 @@
                 <w:szCs w:val="20"/>
               </w:rPr>
               <w:lastRenderedPageBreak/>
-              <w:t>9pm); check-ins assessing current RNT levels, mood state, ongoing activities, and location; algorithmic recommendation of appropriate CBT activities based on level of stuck thinking, current mood, context, and activity level. Each recommended activity takes 2–12 minutes and is delivered via animations with guided text or audio — including mindfulness exercises, problem-solving techniques, defusion strategies, worry-time scheduling, thought challenging, and self-compassion practices. After each activity, users report updated RNT levels and rate helpfulness; a profile analysis shows patterns between RNT and contextual factors; all therapy activities are accessible on demand.</w:t>
+              <w:t xml:space="preserve">9pm); check-ins assessing current RNT levels, mood state, ongoing activities, and location; algorithmic recommendation of appropriate CBT activities based on level of stuck thinking, current mood, context, and activity level. Each recommended activity takes 2–12 minutes and is delivered via animations with guided text or audio — including mindfulness exercises, problem-solving techniques, </w:t>
+            </w:r>
+            <w:proofErr w:type="spellStart"/>
+            <w:r>
+              <w:rPr>
+                <w:rFonts w:eastAsia="Times New Roman"/>
+                <w:sz w:val="20"/>
+                <w:szCs w:val="20"/>
+              </w:rPr>
+              <w:t>defusion</w:t>
+            </w:r>
+            <w:proofErr w:type="spellEnd"/>
+            <w:r>
+              <w:rPr>
+                <w:rFonts w:eastAsia="Times New Roman"/>
+                <w:sz w:val="20"/>
+                <w:szCs w:val="20"/>
+              </w:rPr>
+              <w:t xml:space="preserve"> strategies, worry-time scheduling, thought challenging, and self-compassion practices. After each activity, users report updated RNT levels and rate helpfulness; a profile analysis shows patterns between RNT and contextual factors; all therapy activities are accessible on demand.</w:t>
             </w:r>
           </w:p>
         </w:tc>
@@ -25460,6 +31904,7 @@
             <w:pPr>
               <w:spacing w:line="276" w:lineRule="auto"/>
             </w:pPr>
+            <w:proofErr w:type="spellStart"/>
             <w:r>
               <w:rPr>
                 <w:rFonts w:eastAsia="Times New Roman"/>
@@ -25470,6 +31915,7 @@
               </w:rPr>
               <w:t>MoodGYM</w:t>
             </w:r>
+            <w:proofErr w:type="spellEnd"/>
           </w:p>
         </w:tc>
         <w:tc>
@@ -25493,13 +31939,23 @@
             <w:pPr>
               <w:spacing w:line="276" w:lineRule="auto"/>
             </w:pPr>
-            <w:r>
-              <w:rPr>
-                <w:rFonts w:eastAsia="Times New Roman"/>
-                <w:sz w:val="20"/>
-                <w:szCs w:val="20"/>
-              </w:rPr>
-              <w:t>MoodGYM comprises five modules plus a workbook. Module 1: Feelings — Why You Feel the Way You Do (20 min) explores the connection between thoughts and emotions, identifies emotional impacts of negative thinking, and introduces the WUTIWUF principle (What You Think Is What You Feel). Module 2: Thoughts — Changing the Way We Think (25 min) covers types of dysfunctional thinking and strategies to challenge them, common challenges in authority and intimate relationships, and techniques for improving self-esteem. Module 3: Unwarping — Changing Warped Thoughts (30 min) addresses methods to reframe dysfunctional thought patterns and enhance self-esteem through engagement in positive experiences. Module 4: Destressing — Recognizing Triggers and Coping Strategies (variable duration) covers trigger identification, relaxation techniques (with downloadable resources), and problem-solving frameworks. Module 5: Relationships — Navigating Breakups and Parental Influence (25 min). A workbook with 29 interactive quizzes and diaries allows users to retake quizzes and track progress over time.</w:t>
+            <w:proofErr w:type="spellStart"/>
+            <w:r>
+              <w:rPr>
+                <w:rFonts w:eastAsia="Times New Roman"/>
+                <w:sz w:val="20"/>
+                <w:szCs w:val="20"/>
+              </w:rPr>
+              <w:t>MoodGYM</w:t>
+            </w:r>
+            <w:proofErr w:type="spellEnd"/>
+            <w:r>
+              <w:rPr>
+                <w:rFonts w:eastAsia="Times New Roman"/>
+                <w:sz w:val="20"/>
+                <w:szCs w:val="20"/>
+              </w:rPr>
+              <w:t xml:space="preserve"> comprises five modules plus a workbook. Module 1: Feelings — Why You Feel the Way You Do (20 min) explores the connection between thoughts and emotions, identifies emotional impacts of negative thinking, and introduces the WUTIWUF principle (What You Think Is What You Feel). Module 2: Thoughts — Changing the Way We Think (25 min) covers types of dysfunctional thinking and strategies to challenge them, common challenges in authority and intimate relationships, and techniques for improving self-esteem. Module 3: Unwarping — Changing Warped Thoughts (30 min) addresses methods to reframe dysfunctional thought patterns and enhance self-esteem through engagement in positive experiences. Module 4: Destressing — Recognizing Triggers and Coping Strategies (variable duration) covers trigger identification, relaxation techniques (with downloadable resources), and problem-solving frameworks. Module 5: Relationships — Navigating Breakups and Parental Influence (25 min). A workbook with 29 interactive quizzes and diaries allows users to retake quizzes and track progress over time.</w:t>
             </w:r>
           </w:p>
         </w:tc>
@@ -25605,7 +32061,25 @@
                 <w:szCs w:val="20"/>
               </w:rPr>
               <w:lastRenderedPageBreak/>
-              <w:t>cognitive restructuring. Each participant has access to a personalized webpage with an adult host character delivering therapy content, factsheets, downloadable relaxation files, and a list of local and national helplines. Note: Reframe-IT includes therapist interaction via the message board and is therefore evaluated for eligibility on the basis of whether that interaction constitutes therapeutic guidance.</w:t>
+              <w:t xml:space="preserve">cognitive restructuring. Each participant has access to a personalized webpage with an adult host character delivering therapy content, factsheets, downloadable relaxation files, and a list of local and national helplines. Note: Reframe-IT includes therapist interaction via the message board and is therefore evaluated for eligibility </w:t>
+            </w:r>
+            <w:proofErr w:type="gramStart"/>
+            <w:r>
+              <w:rPr>
+                <w:rFonts w:eastAsia="Times New Roman"/>
+                <w:sz w:val="20"/>
+                <w:szCs w:val="20"/>
+              </w:rPr>
+              <w:t>on the basis of</w:t>
+            </w:r>
+            <w:proofErr w:type="gramEnd"/>
+            <w:r>
+              <w:rPr>
+                <w:rFonts w:eastAsia="Times New Roman"/>
+                <w:sz w:val="20"/>
+                <w:szCs w:val="20"/>
+              </w:rPr>
+              <w:t xml:space="preserve"> whether that interaction constitutes therapeutic guidance.</w:t>
             </w:r>
           </w:p>
         </w:tc>
@@ -25800,7 +32274,25 @@
                 <w:sz w:val="20"/>
                 <w:szCs w:val="20"/>
               </w:rPr>
-              <w:t>Spark (version 2.2) is a CBT-based smartphone application. A character named Limbot guides users to complete activities outside the application. Users are encouraged to schedule daily activities and reflect on their impact on mood. Within the app, participants read text, answer questions, input text, and complete interactive activities. Version 2.2 comprises four levels: Level 1 — Introduction to Behavioral Activation; Level 2 — Mood Tracking; Level 3 — Mindfulness and Activity Scheduling; Level 4 — Problem-Solving and Activity Scheduling.</w:t>
+              <w:t xml:space="preserve">Spark (version 2.2) is a CBT-based smartphone application. A character named </w:t>
+            </w:r>
+            <w:proofErr w:type="spellStart"/>
+            <w:r>
+              <w:rPr>
+                <w:rFonts w:eastAsia="Times New Roman"/>
+                <w:sz w:val="20"/>
+                <w:szCs w:val="20"/>
+              </w:rPr>
+              <w:t>Limbot</w:t>
+            </w:r>
+            <w:proofErr w:type="spellEnd"/>
+            <w:r>
+              <w:rPr>
+                <w:rFonts w:eastAsia="Times New Roman"/>
+                <w:sz w:val="20"/>
+                <w:szCs w:val="20"/>
+              </w:rPr>
+              <w:t xml:space="preserve"> guides users to complete activities outside the application. Users are encouraged to schedule daily activities and reflect on their impact on mood. Within the app, participants read text, answer questions, input text, and complete interactive activities. Version 2.2 comprises four levels: Level 1 — Introduction to Behavioral Activation; Level 2 — Mood Tracking; Level 3 — Mindfulness and Activity Scheduling; Level 4 — Problem-Solving and Activity Scheduling.</w:t>
             </w:r>
           </w:p>
         </w:tc>
@@ -26101,7 +32593,25 @@
                 <w:sz w:val="20"/>
                 <w:szCs w:val="20"/>
               </w:rPr>
-              <w:t xml:space="preserve">The Journey is a fantasy game-based intervention in which players select and customize their avatars and embark on an immersive quest through enchanted lands. CBT content is systematically integrated into the game; module completion awards points and mini-games serve as post-section rewards. The program consists of seven modules of 25–30 minutes each, each focusing on a distinct CBT topic: Introduction to the CBT Model; Behavioral Activation; Problem Solving; Cognitive Restructuring I; Cognitive Restructuring II; Cognitive Restructuring III; and Summary and Relapse Prevention. Each module begins with a mood </w:t>
+              <w:t xml:space="preserve">The Journey is a fantasy game-based intervention in which players select and customize their avatars and embark on an immersive quest through enchanted lands. CBT content is systematically integrated into the game; module completion awards points and </w:t>
+            </w:r>
+            <w:proofErr w:type="gramStart"/>
+            <w:r>
+              <w:rPr>
+                <w:rFonts w:eastAsia="Times New Roman"/>
+                <w:sz w:val="20"/>
+                <w:szCs w:val="20"/>
+              </w:rPr>
+              <w:t>mini-games</w:t>
+            </w:r>
+            <w:proofErr w:type="gramEnd"/>
+            <w:r>
+              <w:rPr>
+                <w:rFonts w:eastAsia="Times New Roman"/>
+                <w:sz w:val="20"/>
+                <w:szCs w:val="20"/>
+              </w:rPr>
+              <w:t xml:space="preserve"> serve as post-section rewards. The program consists of seven modules of 25–30 minutes each, each focusing on a distinct CBT topic: Introduction to the CBT Model; Behavioral Activation; Problem Solving; Cognitive Restructuring I; Cognitive Restructuring II; Cognitive Restructuring III; and Summary and Relapse Prevention. Each module begins with a mood </w:t>
             </w:r>
             <w:r>
               <w:rPr>
@@ -26110,7 +32620,25 @@
                 <w:szCs w:val="20"/>
               </w:rPr>
               <w:lastRenderedPageBreak/>
-              <w:t>assessment, followed by a quiz on the previous module, goal-setting, and interactive elements including exercises, animations, and instructional videos; it concludes with a content summary and a challenge (homework) assignment. A comprehensive guidebook provides module summaries, space for goal-setting, reflection questions, and weekly journaling-based challenges.</w:t>
+              <w:t xml:space="preserve">assessment, followed by a quiz on the previous module, goal-setting, and interactive elements including exercises, animations, and instructional videos; it concludes with a content summary and a challenge (homework) assignment. A comprehensive guidebook provides module summaries, space for </w:t>
+            </w:r>
+            <w:proofErr w:type="gramStart"/>
+            <w:r>
+              <w:rPr>
+                <w:rFonts w:eastAsia="Times New Roman"/>
+                <w:sz w:val="20"/>
+                <w:szCs w:val="20"/>
+              </w:rPr>
+              <w:t>goal-setting</w:t>
+            </w:r>
+            <w:proofErr w:type="gramEnd"/>
+            <w:r>
+              <w:rPr>
+                <w:rFonts w:eastAsia="Times New Roman"/>
+                <w:sz w:val="20"/>
+                <w:szCs w:val="20"/>
+              </w:rPr>
+              <w:t>, reflection questions, and weekly journaling-based challenges.</w:t>
             </w:r>
           </w:p>
         </w:tc>
@@ -26169,6 +32697,7 @@
             <w:pPr>
               <w:spacing w:line="276" w:lineRule="auto"/>
             </w:pPr>
+            <w:proofErr w:type="spellStart"/>
             <w:r>
               <w:rPr>
                 <w:rFonts w:eastAsia="Times New Roman"/>
@@ -26179,6 +32708,7 @@
               </w:rPr>
               <w:t>WeClick</w:t>
             </w:r>
+            <w:proofErr w:type="spellEnd"/>
           </w:p>
         </w:tc>
         <w:tc>
@@ -26202,13 +32732,41 @@
             <w:pPr>
               <w:spacing w:line="276" w:lineRule="auto"/>
             </w:pPr>
-            <w:r>
-              <w:rPr>
-                <w:rFonts w:eastAsia="Times New Roman"/>
-                <w:sz w:val="20"/>
-                <w:szCs w:val="20"/>
-              </w:rPr>
-              <w:t>WeClick is an interactive storytelling application featuring four characters, each confronting different relationship challenges and adolescent issues: family conflicts, peer conflicts, intimate relationship difficulties, and concerns other than relationships (substance use, self-esteem issues, low mood, and anxiety). The user selects a character and progresses through activities designed to develop skills for overcoming negative thinking patterns and enhancing problem-solving. On completing each story, the user obtains a personalized character profile with guidance regarding whom to turn to for support, strategies for emotional balance, methods for seeking help, and techniques for remaining calm. WeClick is entirely self-paced with built-in weekly reminders to encourage engagement.</w:t>
+            <w:proofErr w:type="spellStart"/>
+            <w:r>
+              <w:rPr>
+                <w:rFonts w:eastAsia="Times New Roman"/>
+                <w:sz w:val="20"/>
+                <w:szCs w:val="20"/>
+              </w:rPr>
+              <w:t>WeClick</w:t>
+            </w:r>
+            <w:proofErr w:type="spellEnd"/>
+            <w:r>
+              <w:rPr>
+                <w:rFonts w:eastAsia="Times New Roman"/>
+                <w:sz w:val="20"/>
+                <w:szCs w:val="20"/>
+              </w:rPr>
+              <w:t xml:space="preserve"> is an interactive storytelling application featuring four characters, each confronting different relationship challenges and adolescent issues: family conflicts, peer conflicts, intimate relationship difficulties, and concerns other than relationships (substance use, self-esteem issues, low mood, and anxiety). The user selects a character and progresses through activities designed to develop skills for overcoming negative thinking patterns and enhancing problem-solving. On completing each story, the user obtains a personalized character profile with guidance regarding whom to turn to for support, strategies for emotional balance, methods for seeking help, and techniques for remaining calm. </w:t>
+            </w:r>
+            <w:proofErr w:type="spellStart"/>
+            <w:r>
+              <w:rPr>
+                <w:rFonts w:eastAsia="Times New Roman"/>
+                <w:sz w:val="20"/>
+                <w:szCs w:val="20"/>
+              </w:rPr>
+              <w:t>WeClick</w:t>
+            </w:r>
+            <w:proofErr w:type="spellEnd"/>
+            <w:r>
+              <w:rPr>
+                <w:rFonts w:eastAsia="Times New Roman"/>
+                <w:sz w:val="20"/>
+                <w:szCs w:val="20"/>
+              </w:rPr>
+              <w:t xml:space="preserve"> is entirely self-paced with built-in weekly reminders to encourage engagement.</w:t>
             </w:r>
           </w:p>
         </w:tc>
@@ -27342,7 +33900,6 @@
   <w:style w:type="character" w:default="1" w:styleId="a0">
     <w:name w:val="Default Paragraph Font"/>
     <w:uiPriority w:val="1"/>
-    <w:semiHidden/>
     <w:unhideWhenUsed/>
   </w:style>
   <w:style w:type="table" w:default="1" w:styleId="a1">

--- a/thesis/Thesis_Final.docx
+++ b/thesis/Thesis_Final.docx
@@ -159,7 +159,6 @@
           <w:lang w:eastAsia="ko-KR"/>
         </w:rPr>
       </w:pPr>
-      <w:proofErr w:type="spellStart"/>
       <w:r>
         <w:rPr>
           <w:rFonts w:eastAsia="Times New Roman"/>
@@ -169,9 +168,17 @@
           <w:szCs w:val="28"/>
           <w:lang w:eastAsia="ko-KR"/>
         </w:rPr>
-        <w:t>청소년</w:t>
-      </w:r>
-      <w:proofErr w:type="spellEnd"/>
+        <w:t>청소년 우울 증상에 대한 비지도적 자가 도움</w:t>
+      </w:r>
+    </w:p>
+    <w:p>
+      <w:pPr>
+        <w:spacing w:before="120" w:after="120" w:line="360" w:lineRule="auto"/>
+        <w:jc w:val="center"/>
+        <w:rPr>
+          <w:lang w:eastAsia="ko-KR"/>
+        </w:rPr>
+      </w:pPr>
       <w:r>
         <w:rPr>
           <w:rFonts w:eastAsia="Times New Roman"/>
@@ -181,259 +188,8 @@
           <w:szCs w:val="28"/>
           <w:lang w:eastAsia="ko-KR"/>
         </w:rPr>
-        <w:t xml:space="preserve"> </w:t>
-      </w:r>
-      <w:proofErr w:type="spellStart"/>
-      <w:r>
-        <w:rPr>
-          <w:rFonts w:eastAsia="Times New Roman"/>
-          <w:b/>
-          <w:bCs/>
-          <w:sz w:val="28"/>
-          <w:szCs w:val="28"/>
-          <w:lang w:eastAsia="ko-KR"/>
-        </w:rPr>
-        <w:t>우울</w:t>
-      </w:r>
-      <w:proofErr w:type="spellEnd"/>
-      <w:r>
-        <w:rPr>
-          <w:rFonts w:eastAsia="Times New Roman"/>
-          <w:b/>
-          <w:bCs/>
-          <w:sz w:val="28"/>
-          <w:szCs w:val="28"/>
-          <w:lang w:eastAsia="ko-KR"/>
-        </w:rPr>
-        <w:t xml:space="preserve"> </w:t>
-      </w:r>
-      <w:proofErr w:type="spellStart"/>
-      <w:r>
-        <w:rPr>
-          <w:rFonts w:eastAsia="Times New Roman"/>
-          <w:b/>
-          <w:bCs/>
-          <w:sz w:val="28"/>
-          <w:szCs w:val="28"/>
-          <w:lang w:eastAsia="ko-KR"/>
-        </w:rPr>
-        <w:t>증상에</w:t>
-      </w:r>
-      <w:proofErr w:type="spellEnd"/>
-      <w:r>
-        <w:rPr>
-          <w:rFonts w:eastAsia="Times New Roman"/>
-          <w:b/>
-          <w:bCs/>
-          <w:sz w:val="28"/>
-          <w:szCs w:val="28"/>
-          <w:lang w:eastAsia="ko-KR"/>
-        </w:rPr>
-        <w:t xml:space="preserve"> </w:t>
-      </w:r>
-      <w:proofErr w:type="spellStart"/>
-      <w:r>
-        <w:rPr>
-          <w:rFonts w:eastAsia="Times New Roman"/>
-          <w:b/>
-          <w:bCs/>
-          <w:sz w:val="28"/>
-          <w:szCs w:val="28"/>
-          <w:lang w:eastAsia="ko-KR"/>
-        </w:rPr>
-        <w:t>대한</w:t>
-      </w:r>
-      <w:proofErr w:type="spellEnd"/>
-      <w:r>
-        <w:rPr>
-          <w:rFonts w:eastAsia="Times New Roman"/>
-          <w:b/>
-          <w:bCs/>
-          <w:sz w:val="28"/>
-          <w:szCs w:val="28"/>
-          <w:lang w:eastAsia="ko-KR"/>
-        </w:rPr>
-        <w:t xml:space="preserve"> </w:t>
-      </w:r>
-      <w:proofErr w:type="spellStart"/>
-      <w:r>
-        <w:rPr>
-          <w:rFonts w:eastAsia="Times New Roman"/>
-          <w:b/>
-          <w:bCs/>
-          <w:sz w:val="28"/>
-          <w:szCs w:val="28"/>
-          <w:lang w:eastAsia="ko-KR"/>
-        </w:rPr>
-        <w:t>비지도적</w:t>
-      </w:r>
-      <w:proofErr w:type="spellEnd"/>
-      <w:r>
-        <w:rPr>
-          <w:rFonts w:eastAsia="Times New Roman"/>
-          <w:b/>
-          <w:bCs/>
-          <w:sz w:val="28"/>
-          <w:szCs w:val="28"/>
-          <w:lang w:eastAsia="ko-KR"/>
-        </w:rPr>
-        <w:t xml:space="preserve"> </w:t>
-      </w:r>
-      <w:proofErr w:type="spellStart"/>
-      <w:r>
-        <w:rPr>
-          <w:rFonts w:eastAsia="Times New Roman"/>
-          <w:b/>
-          <w:bCs/>
-          <w:sz w:val="28"/>
-          <w:szCs w:val="28"/>
-          <w:lang w:eastAsia="ko-KR"/>
-        </w:rPr>
-        <w:t>자가</w:t>
-      </w:r>
-      <w:proofErr w:type="spellEnd"/>
-      <w:r>
-        <w:rPr>
-          <w:rFonts w:eastAsia="Times New Roman"/>
-          <w:b/>
-          <w:bCs/>
-          <w:sz w:val="28"/>
-          <w:szCs w:val="28"/>
-          <w:lang w:eastAsia="ko-KR"/>
-        </w:rPr>
-        <w:t xml:space="preserve"> </w:t>
-      </w:r>
-      <w:proofErr w:type="spellStart"/>
-      <w:r>
-        <w:rPr>
-          <w:rFonts w:eastAsia="Times New Roman"/>
-          <w:b/>
-          <w:bCs/>
-          <w:sz w:val="28"/>
-          <w:szCs w:val="28"/>
-          <w:lang w:eastAsia="ko-KR"/>
-        </w:rPr>
-        <w:t>도움</w:t>
-      </w:r>
-      <w:proofErr w:type="spellEnd"/>
-    </w:p>
-    <w:p>
-      <w:pPr>
-        <w:spacing w:before="120" w:after="120" w:line="360" w:lineRule="auto"/>
-        <w:jc w:val="center"/>
-        <w:rPr>
-          <w:lang w:eastAsia="ko-KR"/>
-        </w:rPr>
-      </w:pPr>
-      <w:proofErr w:type="spellStart"/>
-      <w:r>
-        <w:rPr>
-          <w:rFonts w:eastAsia="Times New Roman"/>
-          <w:b/>
-          <w:bCs/>
-          <w:sz w:val="28"/>
-          <w:szCs w:val="28"/>
-          <w:lang w:eastAsia="ko-KR"/>
-        </w:rPr>
-        <w:t>인지행동치료</w:t>
-      </w:r>
-      <w:proofErr w:type="spellEnd"/>
-      <w:r>
-        <w:rPr>
-          <w:rFonts w:eastAsia="Times New Roman"/>
-          <w:b/>
-          <w:bCs/>
-          <w:sz w:val="28"/>
-          <w:szCs w:val="28"/>
-          <w:lang w:eastAsia="ko-KR"/>
-        </w:rPr>
-        <w:t xml:space="preserve"> </w:t>
-      </w:r>
-      <w:proofErr w:type="spellStart"/>
-      <w:r>
-        <w:rPr>
-          <w:rFonts w:eastAsia="Times New Roman"/>
-          <w:b/>
-          <w:bCs/>
-          <w:sz w:val="28"/>
-          <w:szCs w:val="28"/>
-          <w:lang w:eastAsia="ko-KR"/>
-        </w:rPr>
-        <w:t>개입의</w:t>
-      </w:r>
-      <w:proofErr w:type="spellEnd"/>
-      <w:r>
-        <w:rPr>
-          <w:rFonts w:eastAsia="Times New Roman"/>
-          <w:b/>
-          <w:bCs/>
-          <w:sz w:val="28"/>
-          <w:szCs w:val="28"/>
-          <w:lang w:eastAsia="ko-KR"/>
-        </w:rPr>
-        <w:t xml:space="preserve"> </w:t>
-      </w:r>
-      <w:proofErr w:type="spellStart"/>
-      <w:r>
-        <w:rPr>
-          <w:rFonts w:eastAsia="Times New Roman"/>
-          <w:b/>
-          <w:bCs/>
-          <w:sz w:val="28"/>
-          <w:szCs w:val="28"/>
-          <w:lang w:eastAsia="ko-KR"/>
-        </w:rPr>
-        <w:t>효과성에</w:t>
-      </w:r>
-      <w:proofErr w:type="spellEnd"/>
-      <w:r>
-        <w:rPr>
-          <w:rFonts w:eastAsia="Times New Roman"/>
-          <w:b/>
-          <w:bCs/>
-          <w:sz w:val="28"/>
-          <w:szCs w:val="28"/>
-          <w:lang w:eastAsia="ko-KR"/>
-        </w:rPr>
-        <w:t xml:space="preserve"> </w:t>
-      </w:r>
-      <w:proofErr w:type="spellStart"/>
-      <w:r>
-        <w:rPr>
-          <w:rFonts w:eastAsia="Times New Roman"/>
-          <w:b/>
-          <w:bCs/>
-          <w:sz w:val="28"/>
-          <w:szCs w:val="28"/>
-          <w:lang w:eastAsia="ko-KR"/>
-        </w:rPr>
-        <w:t>관한</w:t>
-      </w:r>
-      <w:proofErr w:type="spellEnd"/>
-      <w:r>
-        <w:rPr>
-          <w:rFonts w:eastAsia="Times New Roman"/>
-          <w:b/>
-          <w:bCs/>
-          <w:sz w:val="28"/>
-          <w:szCs w:val="28"/>
-          <w:lang w:eastAsia="ko-KR"/>
-        </w:rPr>
-        <w:t xml:space="preserve"> </w:t>
-      </w:r>
-      <w:proofErr w:type="spellStart"/>
-      <w:r>
-        <w:rPr>
-          <w:rFonts w:eastAsia="Times New Roman"/>
-          <w:b/>
-          <w:bCs/>
-          <w:sz w:val="28"/>
-          <w:szCs w:val="28"/>
-          <w:lang w:eastAsia="ko-KR"/>
-        </w:rPr>
-        <w:t>메타분석</w:t>
-      </w:r>
-      <w:proofErr w:type="spellEnd"/>
+        <w:t>인지행동치료 개입의 효과성에 관한 메타분석</w:t>
+      </w:r>
     </w:p>
     <w:p>
       <w:pPr>
@@ -543,21 +299,7 @@
         <w:rPr>
           <w:rFonts w:eastAsia="Times New Roman"/>
         </w:rPr>
-        <w:t xml:space="preserve">Advisor: Professor </w:t>
-      </w:r>
-      <w:proofErr w:type="spellStart"/>
-      <w:r>
-        <w:rPr>
-          <w:rFonts w:eastAsia="Times New Roman"/>
-        </w:rPr>
-        <w:t>Hyunsoo</w:t>
-      </w:r>
-      <w:proofErr w:type="spellEnd"/>
-      <w:r>
-        <w:rPr>
-          <w:rFonts w:eastAsia="Times New Roman"/>
-        </w:rPr>
-        <w:t xml:space="preserve"> Kim</w:t>
+        <w:t>Advisor: Professor Hyunsoo Kim</w:t>
       </w:r>
     </w:p>
     <w:p>
@@ -680,35 +422,7 @@
         <w:rPr>
           <w:rFonts w:eastAsia="Times New Roman"/>
         </w:rPr>
-        <w:t xml:space="preserve">A systematic literature search was conducted across PubMed, Embase (Elsevier), Cochrane CENTRAL, and APA </w:t>
-      </w:r>
-      <w:proofErr w:type="spellStart"/>
-      <w:r>
-        <w:rPr>
-          <w:rFonts w:eastAsia="Times New Roman"/>
-        </w:rPr>
-        <w:t>PsycArticles</w:t>
-      </w:r>
-      <w:proofErr w:type="spellEnd"/>
-      <w:r>
-        <w:rPr>
-          <w:rFonts w:eastAsia="Times New Roman"/>
-        </w:rPr>
-        <w:t>, with the most recent search completed in April 2026. Randomized controlled trials (RCTs) targeting adolescents aged 10–19 with clinically meaningful depressive symptoms at baseline were eligible when the experimental arm was a CBT-based unguided self-help program containing cognitive appraisal, cognitive restructuring, and behavioral components, and the comparator was an inactive or attention/information control. Studies were screened in duplicate against PICOS-based criteria, and data were extracted for study characteristics, intervention features, outcome data, and risk of bias (</w:t>
-      </w:r>
-      <w:proofErr w:type="spellStart"/>
-      <w:r>
-        <w:rPr>
-          <w:rFonts w:eastAsia="Times New Roman"/>
-        </w:rPr>
-        <w:t>RoB</w:t>
-      </w:r>
-      <w:proofErr w:type="spellEnd"/>
-      <w:r>
-        <w:rPr>
-          <w:rFonts w:eastAsia="Times New Roman"/>
-        </w:rPr>
-        <w:t xml:space="preserve"> 2.0).</w:t>
+        <w:t>A systematic literature search was conducted across PubMed, Embase (Elsevier), Cochrane CENTRAL, and APA PsycArticles, with the most recent search completed in April 2026. Randomized controlled trials (RCTs) targeting adolescents aged 10–19 with clinically meaningful depressive symptoms at baseline were eligible when the experimental arm was a CBT-based unguided self-help program containing cognitive appraisal, cognitive restructuring, and behavioral components, and the comparator was an inactive or attention/information control. Studies were screened in duplicate against PICOS-based criteria, and data were extracted for study characteristics, intervention features, outcome data, and risk of bias (RoB 2.0).</w:t>
       </w:r>
     </w:p>
     <w:p>
@@ -721,21 +435,7 @@
         <w:rPr>
           <w:rFonts w:eastAsia="Times New Roman"/>
         </w:rPr>
-        <w:t xml:space="preserve">Standardized mean differences were computed as Hedges' g, with between-study heterogeneity assessed via the Q-test and I² statistic and overall effects estimated using random-effects models. Pre-specified subgroup analyses examined differences by control type (waitlist/TAU vs. attention or information-only control), support level, delivery modality, baseline severity, and age group. Sensitivity analyses examined the robustness of findings to the inclusion of dissertations and preprints. Publication bias was evaluated with funnel plots, Egger's regression, and Duval and Tweedie's trim-and-fill procedure. Statistical analyses were conducted in R 4.4.2 using the meta and </w:t>
-      </w:r>
-      <w:proofErr w:type="spellStart"/>
-      <w:r>
-        <w:rPr>
-          <w:rFonts w:eastAsia="Times New Roman"/>
-        </w:rPr>
-        <w:t>metafor</w:t>
-      </w:r>
-      <w:proofErr w:type="spellEnd"/>
-      <w:r>
-        <w:rPr>
-          <w:rFonts w:eastAsia="Times New Roman"/>
-        </w:rPr>
-        <w:t xml:space="preserve"> packages.</w:t>
+        <w:t>Standardized mean differences were computed as Hedges' g, with between-study heterogeneity assessed via the Q-test and I² statistic and overall effects estimated using random-effects models. Pre-specified subgroup analyses examined differences by control type (waitlist/TAU vs. attention or information-only control), support level, delivery modality, baseline severity, and age group. Sensitivity analyses examined the robustness of findings to the inclusion of dissertations and preprints. Publication bias was evaluated with funnel plots, Egger's regression, and Duval and Tweedie's trim-and-fill procedure. Statistical analyses were conducted in R 4.4.2 using the meta and metafor packages.</w:t>
       </w:r>
     </w:p>
     <w:p>
@@ -804,34 +504,10 @@
         <w:t>t</w:t>
       </w:r>
       <w:r>
-        <w:t>he WHO World Mental Health Survey across fifteen countries reported that mental disorders, with depression and bipolar disorder showing the highest disability ratings, were rated as more disabling than commonly occurring physical disorders including cancer, diabetes, and heart disease, with the difference especially pronounced in social life and close relationships (</w:t>
-      </w:r>
-      <w:proofErr w:type="spellStart"/>
-      <w:r>
-        <w:t>Ormel</w:t>
-      </w:r>
-      <w:proofErr w:type="spellEnd"/>
-      <w:r>
-        <w:t xml:space="preserve"> et al., 2008).</w:t>
-      </w:r>
-      <w:r>
-        <w:t xml:space="preserve"> For comorbidity, depression rarely occurs in isolation. MDD and depressive symptoms show bidirectional associations with anxiety disorders, are linked to increased risk of coronary heart disease, and predict higher mortality among patients with cancer (Jacobson &amp; Newman, 2017; </w:t>
-      </w:r>
-      <w:proofErr w:type="spellStart"/>
-      <w:r>
-        <w:t>Pinquart</w:t>
-      </w:r>
-      <w:proofErr w:type="spellEnd"/>
-      <w:r>
-        <w:t xml:space="preserve"> &amp; Duberstein, 2010; </w:t>
-      </w:r>
-      <w:proofErr w:type="spellStart"/>
-      <w:r>
-        <w:t>Rugulies</w:t>
-      </w:r>
-      <w:proofErr w:type="spellEnd"/>
-      <w:r>
-        <w:t>, 2002). These findings indicate that depression is not only a disorder of mood but also a condition that disrupts wellbeing, daily functioning, and broader health trajectories. This burden is particularly important for adolescents, because depression during this developmental period may interfere with education, social relationships, and the transition into adulthood. At the same time, the demand for adolescent mental health support has increasingly exceeded the capacity of existing services.</w:t>
+        <w:t>he WHO World Mental Health Survey across fifteen countries reported that mental disorders, with depression and bipolar disorder showing the highest disability ratings, were rated as more disabling than commonly occurring physical disorders including cancer, diabetes, and heart disease, with the difference especially pronounced in social life and close relationships (Ormel et al., 2008).</w:t>
+      </w:r>
+      <w:r>
+        <w:t xml:space="preserve"> For comorbidity, depression rarely occurs in isolation. MDD and depressive symptoms show bidirectional associations with anxiety disorders, are linked to increased risk of coronary heart disease, and predict higher mortality among patients with cancer (Jacobson &amp; Newman, 2017; Pinquart &amp; Duberstein, 2010; Rugulies, 2002). These findings indicate that depression is not only a disorder of mood but also a condition that disrupts wellbeing, daily functioning, and broader health trajectories. This burden is particularly important for adolescents, because depression during this developmental period may interfere with education, social relationships, and the transition into adulthood. At the same time, the demand for adolescent mental health support has increasingly exceeded the capacity of existing services.</w:t>
       </w:r>
     </w:p>
     <w:p>
@@ -841,15 +517,7 @@
         <w:jc w:val="both"/>
       </w:pPr>
       <w:r>
-        <w:t xml:space="preserve">While adolescent mental health needs have risen sharply, the capacity of conventional services has remained limited. Within one year after the onset of COVID-19, the global prevalence of MDD and anxiety disorders increased by approximately 28% and 26% respectively, with the impact most pronounced among young people (COVID-19 Mental Disorders Collaborators, 2021). Three persistent barriers limit adolescent access to care. The first is workforce shortage. According to the WHO Mental Health Atlas, the global median number of child and adolescent psychiatrists is only 0.3 per 100,000 </w:t>
-      </w:r>
-      <w:proofErr w:type="gramStart"/>
-      <w:r>
-        <w:t>population, and</w:t>
-      </w:r>
-      <w:proofErr w:type="gramEnd"/>
-      <w:r>
-        <w:t xml:space="preserve"> falls below 0.1 per 100,000 in low-income countries (World Health Organization, 2021). The second is economic disadvantage. Global evidence shows that treatment coverage for MDD is especially low in low- and lower-middle-income settings, while adolescents from lower socioeconomic backgrounds also report higher levels of depressive symptoms (Moitra et al., 2022; Zhou et al., 2018). The third is stigma, which restricts help-seeking, since adolescents with mental health conditions may be perceived as lazy, weak, or socially undesirable (World Health Organization, 2022). The result is a structural mismatch. Adolescents are among those most affected by post-pandemic increases in depression, but many cannot access timely, affordable, and acceptable care.</w:t>
+        <w:t>While adolescent mental health needs have risen sharply, the capacity of conventional services has remained limited. Within one year after the onset of COVID-19, the global prevalence of MDD and anxiety disorders increased by approximately 28% and 26% respectively, with the impact most pronounced among young people (COVID-19 Mental Disorders Collaborators, 2021). Three persistent barriers limit adolescent access to care. The first is workforce shortage. According to the WHO Mental Health Atlas, the global median number of child and adolescent psychiatrists is only 0.3 per 100,000 population, and falls below 0.1 per 100,000 in low-income countries (World Health Organization, 2021). The second is economic disadvantage. Global evidence shows that treatment coverage for MDD is especially low in low- and lower-middle-income settings, while adolescents from lower socioeconomic backgrounds also report higher levels of depressive symptoms (Moitra et al., 2022; Zhou et al., 2018). The third is stigma, which restricts help-seeking, since adolescents with mental health conditions may be perceived as lazy, weak, or socially undesirable (World Health Organization, 2022). The result is a structural mismatch. Adolescents are among those most affected by post-pandemic increases in depression, but many cannot access timely, affordable, and acceptable care.</w:t>
       </w:r>
     </w:p>
     <w:p>
@@ -860,15 +528,7 @@
       </w:pPr>
       <w:r>
         <w:lastRenderedPageBreak/>
-        <w:t xml:space="preserve">Self-help interventions can help to address these three barriers. They require little or no direct therapist time, which reduces demand on the limited specialist workforce. They can also reach </w:t>
-      </w:r>
-      <w:proofErr w:type="gramStart"/>
-      <w:r>
-        <w:t>a large number of</w:t>
-      </w:r>
-      <w:proofErr w:type="gramEnd"/>
-      <w:r>
-        <w:t xml:space="preserve"> users at low cost, which may improve access for adolescents with limited financial resources. Since they can be used in private, they may also make stigma less of a barrier to seeking help. Self-help interventions can therefore reach adolescents who might otherwise stay outside the conventional treatment system. This direction is consistent with the WHO World Mental Health Report, which calls for accessible and scalable mental health support in settings where existing services are insufficient (World Health Organization, 2022).</w:t>
+        <w:t>Self-help interventions can help to address these three barriers. They require little or no direct therapist time, which reduces demand on the limited specialist workforce. They can also reach a large number of users at low cost, which may improve access for adolescents with limited financial resources. Since they can be used in private, they may also make stigma less of a barrier to seeking help. Self-help interventions can therefore reach adolescents who might otherwise stay outside the conventional treatment system. This direction is consistent with the WHO World Mental Health Report, which calls for accessible and scalable mental health support in settings where existing services are insufficient (World Health Organization, 2022).</w:t>
       </w:r>
     </w:p>
     <w:p>
@@ -901,15 +561,7 @@
         <w:jc w:val="both"/>
       </w:pPr>
       <w:r>
-        <w:t xml:space="preserve">These barriers are not only practical but also relational. Family involvement is not always a neutral pathway to care. Family processes, including low parental warmth, inter-parental conflict, over-involvement, aversiveness, and limited autonomy granting, have been associated with depression and anxiety in young people (Yap et al., 2014). Parents may therefore function not only as facilitators of care, but in some circumstances also as barriers to access (Platell et al., 2023). In such contexts, unguided self-help CBT may provide a practical route to structured psychological support when access through families or formal services is difficult. The ecological constraints of adolescent help-seeking, together with the developmental capacities discussed above, support examining unguided self-help CBT as a clinically and developmentally meaningful intervention </w:t>
-      </w:r>
-      <w:proofErr w:type="gramStart"/>
-      <w:r>
-        <w:t>format in its own right</w:t>
-      </w:r>
-      <w:proofErr w:type="gramEnd"/>
-      <w:r>
-        <w:t>.</w:t>
+        <w:t>These barriers are not only practical but also relational. Family involvement is not always a neutral pathway to care. Family processes, including low parental warmth, inter-parental conflict, over-involvement, aversiveness, and limited autonomy granting, have been associated with depression and anxiety in young people (Yap et al., 2014). Parents may therefore function not only as facilitators of care, but in some circumstances also as barriers to access (Platell et al., 2023). In such contexts, unguided self-help CBT may provide a practical route to structured psychological support when access through families or formal services is difficult. The ecological constraints of adolescent help-seeking, together with the developmental capacities discussed above, support examining unguided self-help CBT as a clinically and developmentally meaningful intervention format in its own right.</w:t>
       </w:r>
     </w:p>
     <w:p>
@@ -1150,15 +802,7 @@
       </w:r>
       <w:r>
         <w:lastRenderedPageBreak/>
-        <w:t xml:space="preserve">individuals show characteristic patterns of negative automatic thoughts and dysfunctional beliefs about the self, the world, and the future. These cognitive patterns are activated under stress and serve to maintain depressive mood and behavior (Beck, 1967; Beck, Rush, Shaw, &amp; Emery, 1979). Behavior therapy, which developed in parallel, applied principles of reinforcement, punishment, and extinction </w:t>
-      </w:r>
-      <w:proofErr w:type="gramStart"/>
-      <w:r>
-        <w:t>in order to</w:t>
-      </w:r>
-      <w:proofErr w:type="gramEnd"/>
-      <w:r>
-        <w:t xml:space="preserve"> modify maladaptive behavioral patterns and to increase engagement in activities likely to produce positive reinforcement. The integration of these two traditions, together with the addition of emotion as a central variable, gave rise to CBT. In the CBT framework, cognition, behavior, and emotion are understood as three components that interact reciprocally, so that a change in any one of them influences the others.</w:t>
+        <w:t>individuals show characteristic patterns of negative automatic thoughts and dysfunctional beliefs about the self, the world, and the future. These cognitive patterns are activated under stress and serve to maintain depressive mood and behavior (Beck, 1967; Beck, Rush, Shaw, &amp; Emery, 1979). Behavior therapy, which developed in parallel, applied principles of reinforcement, punishment, and extinction in order to modify maladaptive behavioral patterns and to increase engagement in activities likely to produce positive reinforcement. The integration of these two traditions, together with the addition of emotion as a central variable, gave rise to CBT. In the CBT framework, cognition, behavior, and emotion are understood as three components that interact reciprocally, so that a change in any one of them influences the others.</w:t>
       </w:r>
     </w:p>
     <w:p>
@@ -1186,15 +830,7 @@
         <w:jc w:val="both"/>
       </w:pPr>
       <w:r>
-        <w:t xml:space="preserve">The historical roots of self-help for mental health extend back to early twentieth-century writings on self-management (Harwood &amp; </w:t>
-      </w:r>
-      <w:proofErr w:type="spellStart"/>
-      <w:r>
-        <w:t>L'Abate</w:t>
-      </w:r>
-      <w:proofErr w:type="spellEnd"/>
-      <w:r>
-        <w:t>, 2010). Self-help and professional help are best understood not as a dichotomy but as two endpoints of a continuum. At one end, individuals rely entirely on their own resources without any direct or indirect professional involvement, as in self-initiated change in addictive behaviors (Klingemann &amp; Sobell, 2007). At the other end, individuals rely fully on professional guidance. A wide range of intermediate arrangements populates the space between these two endpoints (McFadden et al., 1992).</w:t>
+        <w:t>The historical roots of self-help for mental health extend back to early twentieth-century writings on self-management (Harwood &amp; L'Abate, 2010). Self-help and professional help are best understood not as a dichotomy but as two endpoints of a continuum. At one end, individuals rely entirely on their own resources without any direct or indirect professional involvement, as in self-initiated change in addictive behaviors (Klingemann &amp; Sobell, 2007). At the other end, individuals rely fully on professional guidance. A wide range of intermediate arrangements populates the space between these two endpoints (McFadden et al., 1992).</w:t>
       </w:r>
     </w:p>
     <w:p>
@@ -1204,27 +840,11 @@
         <w:jc w:val="both"/>
       </w:pPr>
       <w:r>
-        <w:t xml:space="preserve">Within this continuum, self-help has been sub-classified in several ways. Harwood and </w:t>
-      </w:r>
-      <w:proofErr w:type="spellStart"/>
-      <w:r>
-        <w:t>L'Abate</w:t>
-      </w:r>
-      <w:proofErr w:type="spellEnd"/>
-      <w:r>
-        <w:t xml:space="preserve"> (2010) distinguish three forms. Self-care refers to practices that an individual initiates independently, such as </w:t>
+        <w:t xml:space="preserve">Within this continuum, self-help has been sub-classified in several ways. Harwood and L'Abate (2010) distinguish three forms. Self-care refers to practices that an individual initiates independently, such as </w:t>
       </w:r>
       <w:r>
         <w:lastRenderedPageBreak/>
-        <w:t xml:space="preserve">improving sleep hygiene, practicing relaxation, taking up new hobbies, or spending time in nature. Self-support refers to situations in which a professional provides some degree of suggestion, monitoring, or guidance </w:t>
-      </w:r>
-      <w:proofErr w:type="gramStart"/>
-      <w:r>
-        <w:t>in order to</w:t>
-      </w:r>
-      <w:proofErr w:type="gramEnd"/>
-      <w:r>
-        <w:t xml:space="preserve"> help the individual sustain new practices. Self-change refers to situations in which an individual in a harmful state decides, with or without external assistance, to relinquish destructive behavior and adopt more adaptive alternatives.</w:t>
+        <w:t>improving sleep hygiene, practicing relaxation, taking up new hobbies, or spending time in nature. Self-support refers to situations in which a professional provides some degree of suggestion, monitoring, or guidance in order to help the individual sustain new practices. Self-change refers to situations in which an individual in a harmful state decides, with or without external assistance, to relinquish destructive behavior and adopt more adaptive alternatives.</w:t>
       </w:r>
     </w:p>
     <w:p>
@@ -1296,15 +916,7 @@
         <w:jc w:val="both"/>
       </w:pPr>
       <w:r>
-        <w:t xml:space="preserve">Automated encouragement refers to pre-scripted, fixed prompts or messages that are generated by the program itself </w:t>
-      </w:r>
-      <w:proofErr w:type="gramStart"/>
-      <w:r>
-        <w:t>in order to</w:t>
-      </w:r>
-      <w:proofErr w:type="gramEnd"/>
-      <w:r>
-        <w:t xml:space="preserve"> encourage continued engagement. These prompts must not include guidance on therapeutic content.</w:t>
+        <w:t>Automated encouragement refers to pre-scripted, fixed prompts or messages that are generated by the program itself in order to encourage continued engagement. These prompts must not include guidance on therapeutic content.</w:t>
       </w:r>
     </w:p>
     <w:p>
@@ -1314,15 +926,7 @@
         <w:jc w:val="both"/>
       </w:pPr>
       <w:r>
-        <w:t xml:space="preserve">Human encouragement refers to prompts or messages that are prepared and delivered by a person, for example through email, SMS, or telephone, </w:t>
-      </w:r>
-      <w:proofErr w:type="gramStart"/>
-      <w:r>
-        <w:t>in order to</w:t>
-      </w:r>
-      <w:proofErr w:type="gramEnd"/>
-      <w:r>
-        <w:t xml:space="preserve"> encourage engagement. Like automated encouragement, these prompts must not include guidance on therapeutic content. Peer support delivered through moderated discussion groups is also classified as human encouragement.</w:t>
+        <w:t>Human encouragement refers to prompts or messages that are prepared and delivered by a person, for example through email, SMS, or telephone, in order to encourage engagement. Like automated encouragement, these prompts must not include guidance on therapeutic content. Peer support delivered through moderated discussion groups is also classified as human encouragement.</w:t>
       </w:r>
     </w:p>
     <w:p>
@@ -1374,31 +978,7 @@
       </w:r>
       <w:r>
         <w:lastRenderedPageBreak/>
-        <w:t xml:space="preserve">They decomposed </w:t>
-      </w:r>
-      <w:proofErr w:type="spellStart"/>
-      <w:r>
-        <w:t>iCBT</w:t>
-      </w:r>
-      <w:proofErr w:type="spellEnd"/>
-      <w:r>
-        <w:t xml:space="preserve"> into seventeen components. They found that the apparent benefit of "guided" </w:t>
-      </w:r>
-      <w:proofErr w:type="spellStart"/>
-      <w:r>
-        <w:t>iCBT</w:t>
-      </w:r>
-      <w:proofErr w:type="spellEnd"/>
-      <w:r>
-        <w:t xml:space="preserve"> may derive from human encouragement, or from its combination with therapeutic guidance, rather than from therapeutic guidance alone. Behavioral activation was identified as one of the most consistently beneficial components. By contrast, relaxation as implemented in the trials they examined was found to be potentially detrimental. The study was limited to </w:t>
-      </w:r>
-      <w:proofErr w:type="spellStart"/>
-      <w:r>
-        <w:t>iCBT</w:t>
-      </w:r>
-      <w:proofErr w:type="spellEnd"/>
-      <w:r>
-        <w:t xml:space="preserve"> in adults and assumed that component effects were additive.</w:t>
+        <w:t>They decomposed iCBT into seventeen components. They found that the apparent benefit of "guided" iCBT may derive from human encouragement, or from its combination with therapeutic guidance, rather than from therapeutic guidance alone. Behavioral activation was identified as one of the most consistently beneficial components. By contrast, relaxation as implemented in the trials they examined was found to be potentially detrimental. The study was limited to iCBT in adults and assumed that component effects were additive.</w:t>
       </w:r>
     </w:p>
     <w:p>
@@ -1418,15 +998,7 @@
         <w:jc w:val="both"/>
       </w:pPr>
       <w:r>
-        <w:t xml:space="preserve">The three reviews together point to several remaining gaps that the present meta-analysis aims to address. First, adolescent-specific evidence on unguided self-help CBT has not been comprehensively synthesized using a support-level framework that is independent from the guided/unguided distinction. Second, existing syntheses have generally not examined whether effect sizes differ systematically by control type, specifically between passive controls (waitlist, TAU, no treatment) and minimally active controls (attention or information-only), even though the choice of comparator can substantially shape apparent effect sizes. Third, depression in adolescence often overlaps with adjacent presentations such as suicidality, self-harm, and bereavement-related emotional difficulties (Herrman et al., 2022). Suicidal ideation is a recognized component of depressive symptomatology, self-harm frequently co-occurs with depressive disorders, and bereavement-related presentations may overlap with or precipitate depressive episodes. By including trials in which depression was assessed as a central outcome alongside these presentations, the present study aims to characterize the reach of unguided self-help CBT across the clinically proximal range in which it is </w:t>
-      </w:r>
-      <w:proofErr w:type="gramStart"/>
-      <w:r>
-        <w:t>actually deployed</w:t>
-      </w:r>
-      <w:proofErr w:type="gramEnd"/>
-      <w:r>
-        <w:t>.</w:t>
+        <w:t>The three reviews together point to several remaining gaps that the present meta-analysis aims to address. First, adolescent-specific evidence on unguided self-help CBT has not been comprehensively synthesized using a support-level framework that is independent from the guided/unguided distinction. Second, existing syntheses have generally not examined whether effect sizes differ systematically by control type, specifically between passive controls (waitlist, TAU, no treatment) and minimally active controls (attention or information-only), even though the choice of comparator can substantially shape apparent effect sizes. Third, depression in adolescence often overlaps with adjacent presentations such as suicidality, self-harm, and bereavement-related emotional difficulties (Herrman et al., 2022). Suicidal ideation is a recognized component of depressive symptomatology, self-harm frequently co-occurs with depressive disorders, and bereavement-related presentations may overlap with or precipitate depressive episodes. By including trials in which depression was assessed as a central outcome alongside these presentations, the present study aims to characterize the reach of unguided self-help CBT across the clinically proximal range in which it is actually deployed.</w:t>
       </w:r>
     </w:p>
     <w:bookmarkEnd w:id="3"/>
@@ -1479,21 +1051,7 @@
         <w:rPr>
           <w:rFonts w:eastAsia="Times New Roman"/>
         </w:rPr>
-        <w:t xml:space="preserve">A systematic literature search was conducted across four electronic databases up to April 3, 2026: PubMed, Embase (Elsevier platform), the Cochrane Central Register of Controlled Trials (CENTRAL), and APA </w:t>
-      </w:r>
-      <w:proofErr w:type="spellStart"/>
-      <w:r>
-        <w:rPr>
-          <w:rFonts w:eastAsia="Times New Roman"/>
-        </w:rPr>
-        <w:t>PsycArticles</w:t>
-      </w:r>
-      <w:proofErr w:type="spellEnd"/>
-      <w:r>
-        <w:rPr>
-          <w:rFonts w:eastAsia="Times New Roman"/>
-        </w:rPr>
-        <w:t xml:space="preserve">. </w:t>
+        <w:t xml:space="preserve">A systematic literature search was conducted across four electronic databases up to April 3, 2026: PubMed, Embase (Elsevier platform), the Cochrane Central Register of Controlled Trials (CENTRAL), and APA PsycArticles. </w:t>
       </w:r>
     </w:p>
     <w:p>
@@ -1509,23 +1067,7 @@
         <w:rPr>
           <w:rFonts w:eastAsia="Times New Roman"/>
         </w:rPr>
-        <w:t xml:space="preserve">The search strategy was constructed from four concept blocks combined with the Boolean AND operator: (1) adolescent population, (2) depression, (3) cognitive behavioral therapy, and (4) unguided self-help and digital delivery modalities. Within each block, </w:t>
-      </w:r>
-      <w:proofErr w:type="spellStart"/>
-      <w:proofErr w:type="gramStart"/>
-      <w:r>
-        <w:rPr>
-          <w:rFonts w:eastAsia="Times New Roman"/>
-        </w:rPr>
-        <w:t>MeSH</w:t>
-      </w:r>
-      <w:proofErr w:type="spellEnd"/>
-      <w:proofErr w:type="gramEnd"/>
-      <w:r>
-        <w:rPr>
-          <w:rFonts w:eastAsia="Times New Roman"/>
-        </w:rPr>
-        <w:t xml:space="preserve"> terms and free-text synonyms were combined with the Boolean OR operator. Block 4 was adapted from Tong et al. (2024) and included terms covering bibliotherapy, internet-based and computer-assisted interventions, mobile applications, smartphone applications, telehealth, and related digital formats. The full search strings were adapted to the syntax of each database. The PubMed strategy is presented in Appendix A as a worked example.</w:t>
+        <w:t>The search strategy was constructed from four concept blocks combined with the Boolean AND operator: (1) adolescent population, (2) depression, (3) cognitive behavioral therapy, and (4) unguided self-help and digital delivery modalities. Within each block, MeSH terms and free-text synonyms were combined with the Boolean OR operator. Block 4 was adapted from Tong et al. (2024) and included terms covering bibliotherapy, internet-based and computer-assisted interventions, mobile applications, smartphone applications, telehealth, and related digital formats. The full search strings were adapted to the syntax of each database. The PubMed strategy is presented in Appendix A as a worked example.</w:t>
       </w:r>
     </w:p>
     <w:p>
@@ -1538,35 +1080,7 @@
         <w:rPr>
           <w:rFonts w:eastAsia="Times New Roman"/>
         </w:rPr>
-        <w:t xml:space="preserve">No restrictions were placed on language at the search stage, and non-English records were screened with translation support where feasible. No restrictions were placed on publication status. Grey literature, including doctoral dissertations and preprints, was retained at the search stage </w:t>
-      </w:r>
-      <w:proofErr w:type="gramStart"/>
-      <w:r>
-        <w:rPr>
-          <w:rFonts w:eastAsia="Times New Roman"/>
-        </w:rPr>
-        <w:t>in order to</w:t>
-      </w:r>
-      <w:proofErr w:type="gramEnd"/>
-      <w:r>
-        <w:rPr>
-          <w:rFonts w:eastAsia="Times New Roman"/>
-        </w:rPr>
-        <w:t xml:space="preserve"> enhance the comprehensiveness of the review and to reduce the risk of publication bias (</w:t>
-      </w:r>
-      <w:proofErr w:type="spellStart"/>
-      <w:r>
-        <w:rPr>
-          <w:rFonts w:eastAsia="Times New Roman"/>
-        </w:rPr>
-        <w:t>Schöpfel</w:t>
-      </w:r>
-      <w:proofErr w:type="spellEnd"/>
-      <w:r>
-        <w:rPr>
-          <w:rFonts w:eastAsia="Times New Roman"/>
-        </w:rPr>
-        <w:t xml:space="preserve"> &amp; Rasuli, 2018). </w:t>
+        <w:t xml:space="preserve">No restrictions were placed on language at the search stage, and non-English records were screened with translation support where feasible. No restrictions were placed on publication status. Grey literature, including doctoral dissertations and preprints, was retained at the search stage in order to enhance the comprehensiveness of the review and to reduce the risk of publication bias (Schöpfel &amp; Rasuli, 2018). </w:t>
       </w:r>
     </w:p>
     <w:p>
@@ -1584,11 +1098,9 @@
         </w:rPr>
         <w:t xml:space="preserve"> </w:t>
       </w:r>
-      <w:proofErr w:type="spellStart"/>
       <w:r>
         <w:t>Reitegger</w:t>
       </w:r>
-      <w:proofErr w:type="spellEnd"/>
       <w:r>
         <w:rPr>
           <w:rFonts w:hint="eastAsia"/>
@@ -1657,21 +1169,7 @@
         <w:rPr>
           <w:rFonts w:eastAsia="Times New Roman"/>
         </w:rPr>
-        <w:t xml:space="preserve">Studies were eligible for inclusion when they satisfied </w:t>
-      </w:r>
-      <w:proofErr w:type="gramStart"/>
-      <w:r>
-        <w:rPr>
-          <w:rFonts w:eastAsia="Times New Roman"/>
-        </w:rPr>
-        <w:t>all of</w:t>
-      </w:r>
-      <w:proofErr w:type="gramEnd"/>
-      <w:r>
-        <w:rPr>
-          <w:rFonts w:eastAsia="Times New Roman"/>
-        </w:rPr>
-        <w:t xml:space="preserve"> the following criteria.</w:t>
+        <w:t>Studies were eligible for inclusion when they satisfied all of the following criteria.</w:t>
       </w:r>
     </w:p>
     <w:p>
@@ -1778,15 +1276,7 @@
       </w:r>
       <w:r>
         <w:lastRenderedPageBreak/>
-        <w:t xml:space="preserve">component (behavioral activation, problem-solving). Component definitions followed the framework summarized in Section 2.4 and Appendix B. Interventions delivered through </w:t>
-      </w:r>
-      <w:proofErr w:type="gramStart"/>
-      <w:r>
-        <w:t>artificial-intelligence</w:t>
-      </w:r>
-      <w:proofErr w:type="gramEnd"/>
-      <w:r>
-        <w:t xml:space="preserve"> chatbots that autonomously deliver CBT content without human therapist involvement were eligible as a form of unguided self-help.</w:t>
+        <w:t>component (behavioral activation, problem-solving). Component definitions followed the framework summarized in Section 2.4 and Appendix B. Interventions delivered through artificial-intelligence chatbots that autonomously deliver CBT content without human therapist involvement were eligible as a form of unguided self-help.</w:t>
       </w:r>
     </w:p>
     <w:p>
@@ -1810,21 +1300,7 @@
         <w:rPr>
           <w:rFonts w:eastAsia="Times New Roman"/>
         </w:rPr>
-        <w:t xml:space="preserve"> The comparator arm was required to be a non-active control condition. Non-active controls included waitlist, treatment-as-usual (TAU), no treatment, attention control, and information-only control. TAU was interpreted as the standard care that a participant would have received regardless of trial </w:t>
-      </w:r>
-      <w:proofErr w:type="gramStart"/>
-      <w:r>
-        <w:rPr>
-          <w:rFonts w:eastAsia="Times New Roman"/>
-        </w:rPr>
-        <w:t>participation, and</w:t>
-      </w:r>
-      <w:proofErr w:type="gramEnd"/>
-      <w:r>
-        <w:rPr>
-          <w:rFonts w:eastAsia="Times New Roman"/>
-        </w:rPr>
-        <w:t xml:space="preserve"> was therefore treated as non-active. For subgroup analysis, the comparator was further classified as passive (waitlist, TAU, no treatment) or minimally active (attention control, information-only control), reflecting evidence that the choice of comparator can substantially shape apparent effect sizes.</w:t>
+        <w:t xml:space="preserve"> The comparator arm was required to be a non-active control condition. Non-active controls included waitlist, treatment-as-usual (TAU), no treatment, attention control, and information-only control. TAU was interpreted as the standard care that a participant would have received regardless of trial participation, and was therefore treated as non-active. For subgroup analysis, the comparator was further classified as passive (waitlist, TAU, no treatment) or minimally active (attention control, information-only control), reflecting evidence that the choice of comparator can substantially shape apparent effect sizes.</w:t>
       </w:r>
     </w:p>
     <w:p>
@@ -6072,43 +5548,7 @@
           <w:sz w:val="20"/>
           <w:szCs w:val="20"/>
         </w:rPr>
-        <w:t xml:space="preserve">An </w:t>
-      </w:r>
-      <w:proofErr w:type="spellStart"/>
-      <w:r>
-        <w:rPr>
-          <w:rFonts w:eastAsia="Times New Roman"/>
-          <w:sz w:val="20"/>
-          <w:szCs w:val="20"/>
-        </w:rPr>
-        <w:t>em</w:t>
-      </w:r>
-      <w:proofErr w:type="spellEnd"/>
-      <w:r>
-        <w:rPr>
-          <w:rFonts w:eastAsia="Times New Roman"/>
-          <w:sz w:val="20"/>
-          <w:szCs w:val="20"/>
-        </w:rPr>
-        <w:t xml:space="preserve">-dash (—) indicates that the measure is typically used with a single validated cutoff rather than with graduated severity bands. Where multiple cutoffs are in use, the </w:t>
-      </w:r>
-      <w:proofErr w:type="gramStart"/>
-      <w:r>
-        <w:rPr>
-          <w:rFonts w:eastAsia="Times New Roman"/>
-          <w:sz w:val="20"/>
-          <w:szCs w:val="20"/>
-        </w:rPr>
-        <w:t>most commonly cited</w:t>
-      </w:r>
-      <w:proofErr w:type="gramEnd"/>
-      <w:r>
-        <w:rPr>
-          <w:rFonts w:eastAsia="Times New Roman"/>
-          <w:sz w:val="20"/>
-          <w:szCs w:val="20"/>
-        </w:rPr>
-        <w:t xml:space="preserve"> is listed first, with alternatives in parentheses. The Clinical Cutoff column reflects the threshold used for establishing baseline eligibility; baseline severity for subgroup analysis (Subclinical, Mild-to-Moderate, Moderate, Severe) is classified using these cutoffs together with the reported baseline mean and standard deviation.</w:t>
+        <w:t>An em-dash (—) indicates that the measure is typically used with a single validated cutoff rather than with graduated severity bands. Where multiple cutoffs are in use, the most commonly cited is listed first, with alternatives in parentheses. The Clinical Cutoff column reflects the threshold used for establishing baseline eligibility; baseline severity for subgroup analysis (Subclinical, Mild-to-Moderate, Moderate, Severe) is classified using these cutoffs together with the reported baseline mean and standard deviation.</w:t>
       </w:r>
     </w:p>
     <w:p>
@@ -6147,21 +5587,7 @@
         <w:rPr>
           <w:rFonts w:eastAsia="Times New Roman"/>
         </w:rPr>
-        <w:t>were exported to a reference manager (</w:t>
-      </w:r>
-      <w:proofErr w:type="spellStart"/>
-      <w:r>
-        <w:rPr>
-          <w:rFonts w:eastAsia="Times New Roman"/>
-        </w:rPr>
-        <w:t>NoteExpress</w:t>
-      </w:r>
-      <w:proofErr w:type="spellEnd"/>
-      <w:r>
-        <w:rPr>
-          <w:rFonts w:eastAsia="Times New Roman"/>
-        </w:rPr>
-        <w:t>) and deduplicated. Titles and abstracts were screened against the eligibility criteria. Records clearly outside the scope of the review, such as adult-only samples, non-CBT interventions, or non-RCT designs, were excluded at this stage. Full texts were obtained for all potentially eligible records and were screened against the complete criteria set. Reasons for exclusion at the full-text stage were recorded using a standardized set of codes (E1 to E12) covering design, population, intervention, comparator, outcome, and data-availability issues, and an exclusion log was maintained throughout the screening process. Study selection results are reported in the PRISMA 2020 flow diagram in Chapter 4</w:t>
+        <w:t>were exported to a reference manager (NoteExpress) and deduplicated. Titles and abstracts were screened against the eligibility criteria. Records clearly outside the scope of the review, such as adult-only samples, non-CBT interventions, or non-RCT designs, were excluded at this stage. Full texts were obtained for all potentially eligible records and were screened against the complete criteria set. Reasons for exclusion at the full-text stage were recorded using a standardized set of codes (E1 to E12) covering design, population, intervention, comparator, outcome, and data-availability issues, and an exclusion log was maintained throughout the screening process. Study selection results are reported in the PRISMA 2020 flow diagram in Chapter 4</w:t>
       </w:r>
       <w:r>
         <w:rPr>
@@ -6191,49 +5617,7 @@
         <w:rPr>
           <w:rFonts w:eastAsia="Times New Roman"/>
         </w:rPr>
-        <w:t xml:space="preserve">Data were extracted into a standardized form comprising three linked sheets: </w:t>
-      </w:r>
-      <w:proofErr w:type="spellStart"/>
-      <w:r>
-        <w:rPr>
-          <w:rFonts w:eastAsia="Times New Roman"/>
-        </w:rPr>
-        <w:t>Study_Info</w:t>
-      </w:r>
-      <w:proofErr w:type="spellEnd"/>
-      <w:r>
-        <w:rPr>
-          <w:rFonts w:eastAsia="Times New Roman"/>
-        </w:rPr>
-        <w:t xml:space="preserve"> (study-level characteristics), </w:t>
-      </w:r>
-      <w:proofErr w:type="spellStart"/>
-      <w:r>
-        <w:rPr>
-          <w:rFonts w:eastAsia="Times New Roman"/>
-        </w:rPr>
-        <w:t>Outcome_Data</w:t>
-      </w:r>
-      <w:proofErr w:type="spellEnd"/>
-      <w:r>
-        <w:rPr>
-          <w:rFonts w:eastAsia="Times New Roman"/>
-        </w:rPr>
-        <w:t xml:space="preserve"> (effect-size inputs at each time-point), and </w:t>
-      </w:r>
-      <w:proofErr w:type="spellStart"/>
-      <w:r>
-        <w:rPr>
-          <w:rFonts w:eastAsia="Times New Roman"/>
-        </w:rPr>
-        <w:t>RoB</w:t>
-      </w:r>
-      <w:proofErr w:type="spellEnd"/>
-      <w:r>
-        <w:rPr>
-          <w:rFonts w:eastAsia="Times New Roman"/>
-        </w:rPr>
-        <w:t xml:space="preserve"> 2.0 (risk-of-bias judgments). Bibliographic and numerical fields with low ambiguity were supported by automated extraction with subsequent human verification. Judgment-dependent fields, including intervention features, severity classification, and risk-of-bias domain ratings, were determined through manual reading of each study by the author.</w:t>
+        <w:t>Data were extracted into a standardized form comprising three linked sheets: Study_Info (study-level characteristics), Outcome_Data (effect-size inputs at each time-point), and RoB 2.0 (risk-of-bias judgments). Bibliographic and numerical fields with low ambiguity were supported by automated extraction with subsequent human verification. Judgment-dependent fields, including intervention features, severity classification, and risk-of-bias domain ratings, were determined through manual reading of each study by the author.</w:t>
       </w:r>
     </w:p>
     <w:p>
@@ -6322,105 +5706,7 @@
         <w:rPr>
           <w:rFonts w:eastAsia="Times New Roman"/>
         </w:rPr>
-        <w:t xml:space="preserve"> Total duration, session length and frequency, format (individual or group), delivery modality (bibliotherapy, computer program, mobile application, text-messaging, or web-based), CBT components present, and support level. CBT components were recorded using standardized abbreviations drawn from the component framework of Furukawa et al. (2021): </w:t>
-      </w:r>
-      <w:proofErr w:type="spellStart"/>
-      <w:r>
-        <w:rPr>
-          <w:rFonts w:eastAsia="Times New Roman"/>
-        </w:rPr>
-        <w:t>cr</w:t>
-      </w:r>
-      <w:proofErr w:type="spellEnd"/>
-      <w:r>
-        <w:rPr>
-          <w:rFonts w:eastAsia="Times New Roman"/>
-        </w:rPr>
-        <w:t xml:space="preserve"> (cognitive restructuring), </w:t>
-      </w:r>
-      <w:proofErr w:type="spellStart"/>
-      <w:r>
-        <w:rPr>
-          <w:rFonts w:eastAsia="Times New Roman"/>
-        </w:rPr>
-        <w:t>ba</w:t>
-      </w:r>
-      <w:proofErr w:type="spellEnd"/>
-      <w:r>
-        <w:rPr>
-          <w:rFonts w:eastAsia="Times New Roman"/>
-        </w:rPr>
-        <w:t xml:space="preserve"> (behavioral activation), </w:t>
-      </w:r>
-      <w:proofErr w:type="spellStart"/>
-      <w:r>
-        <w:rPr>
-          <w:rFonts w:eastAsia="Times New Roman"/>
-        </w:rPr>
-        <w:t>ps</w:t>
-      </w:r>
-      <w:proofErr w:type="spellEnd"/>
-      <w:r>
-        <w:rPr>
-          <w:rFonts w:eastAsia="Times New Roman"/>
-        </w:rPr>
-        <w:t xml:space="preserve"> (problem-solving), </w:t>
-      </w:r>
-      <w:proofErr w:type="spellStart"/>
-      <w:r>
-        <w:rPr>
-          <w:rFonts w:eastAsia="Times New Roman"/>
-        </w:rPr>
-        <w:t>rx</w:t>
-      </w:r>
-      <w:proofErr w:type="spellEnd"/>
-      <w:r>
-        <w:rPr>
-          <w:rFonts w:eastAsia="Times New Roman"/>
-        </w:rPr>
-        <w:t xml:space="preserve"> (relaxation), </w:t>
-      </w:r>
-      <w:proofErr w:type="spellStart"/>
-      <w:r>
-        <w:rPr>
-          <w:rFonts w:eastAsia="Times New Roman"/>
-        </w:rPr>
-        <w:t>ist</w:t>
-      </w:r>
-      <w:proofErr w:type="spellEnd"/>
-      <w:r>
-        <w:rPr>
-          <w:rFonts w:eastAsia="Times New Roman"/>
-        </w:rPr>
-        <w:t xml:space="preserve"> (interpersonal skills training), pe (psychoeducation), </w:t>
-      </w:r>
-      <w:proofErr w:type="spellStart"/>
-      <w:r>
-        <w:rPr>
-          <w:rFonts w:eastAsia="Times New Roman"/>
-        </w:rPr>
-        <w:t>hw</w:t>
-      </w:r>
-      <w:proofErr w:type="spellEnd"/>
-      <w:r>
-        <w:rPr>
-          <w:rFonts w:eastAsia="Times New Roman"/>
-        </w:rPr>
-        <w:t xml:space="preserve"> (homework), </w:t>
-      </w:r>
-      <w:proofErr w:type="spellStart"/>
-      <w:r>
-        <w:rPr>
-          <w:rFonts w:eastAsia="Times New Roman"/>
-        </w:rPr>
-        <w:t>rp</w:t>
-      </w:r>
-      <w:proofErr w:type="spellEnd"/>
-      <w:r>
-        <w:rPr>
-          <w:rFonts w:eastAsia="Times New Roman"/>
-        </w:rPr>
-        <w:t xml:space="preserve"> (relapse prevention), 3w (third-wave elements), and pr (behavioral therapy for insomnia). Support level was coded according to the four-component scheme described in Section 2.4: initial face-to-face contact, technical support, automated encouragement, and human encouragement.</w:t>
+        <w:t xml:space="preserve"> Total duration, session length and frequency, format (individual or group), delivery modality (bibliotherapy, computer program, mobile application, text-messaging, or web-based), CBT components present, and support level. CBT components were recorded using standardized abbreviations drawn from the component framework of Furukawa et al. (2021): cr (cognitive restructuring), ba (behavioral activation), ps (problem-solving), rx (relaxation), ist (interpersonal skills training), pe (psychoeducation), hw (homework), rp (relapse prevention), 3w (third-wave elements), and pr (behavioral therapy for insomnia). Support level was coded according to the four-component scheme described in Section 2.4: initial face-to-face contact, technical support, automated encouragement, and human encouragement.</w:t>
       </w:r>
     </w:p>
     <w:p>
@@ -6606,15 +5892,7 @@
         <w:jc w:val="both"/>
       </w:pPr>
       <w:r>
-        <w:t xml:space="preserve">When a single trial reported multiple follow-up assessments within the same window, one assessment was selected for each window according to the following rules. For the short- and medium-term windows, the assessment closest to the midpoint of the window was retained. For the long-term window, the 12-month assessment was prioritized; when 12-month data were not available, the available long-term assessment closest to 12 months was used. The remaining assessments were retained in the database for descriptive reporting but were not entered into the corresponding pooled analysis, </w:t>
-      </w:r>
-      <w:proofErr w:type="gramStart"/>
-      <w:r>
-        <w:t>in order to</w:t>
-      </w:r>
-      <w:proofErr w:type="gramEnd"/>
-      <w:r>
-        <w:t xml:space="preserve"> avoid unit-of-analysis errors arising from the inclusion of multiple non-independent estimates from a single trial.</w:t>
+        <w:t>When a single trial reported multiple follow-up assessments within the same window, one assessment was selected for each window according to the following rules. For the short- and medium-term windows, the assessment closest to the midpoint of the window was retained. For the long-term window, the 12-month assessment was prioritized; when 12-month data were not available, the available long-term assessment closest to 12 months was used. The remaining assessments were retained in the database for descriptive reporting but were not entered into the corresponding pooled analysis, in order to avoid unit-of-analysis errors arising from the inclusion of multiple non-independent estimates from a single trial.</w:t>
       </w:r>
     </w:p>
     <w:bookmarkEnd w:id="4"/>
@@ -6648,35 +5926,7 @@
         <w:rPr>
           <w:rFonts w:eastAsia="Times New Roman"/>
         </w:rPr>
-        <w:t>Risk of bias was assessed using the Cochrane Risk of Bias 2 tool for randomized trials (</w:t>
-      </w:r>
-      <w:proofErr w:type="spellStart"/>
-      <w:r>
-        <w:rPr>
-          <w:rFonts w:eastAsia="Times New Roman"/>
-        </w:rPr>
-        <w:t>RoB</w:t>
-      </w:r>
-      <w:proofErr w:type="spellEnd"/>
-      <w:r>
-        <w:rPr>
-          <w:rFonts w:eastAsia="Times New Roman"/>
-        </w:rPr>
-        <w:t xml:space="preserve"> 2.0; Sterne et al., 2019). Each study received a judgment of Low risk, Some concerns, or High risk across five domains: D1 (the randomization process), D2 (deviations from intended interventions), D3 (missing outcome data), D4 (measurement of the outcome), and D5 (selection of the reported result). The overall risk-of-bias judgment was derived from the domain-level ratings according to the </w:t>
-      </w:r>
-      <w:proofErr w:type="spellStart"/>
-      <w:r>
-        <w:rPr>
-          <w:rFonts w:eastAsia="Times New Roman"/>
-        </w:rPr>
-        <w:t>RoB</w:t>
-      </w:r>
-      <w:proofErr w:type="spellEnd"/>
-      <w:r>
-        <w:rPr>
-          <w:rFonts w:eastAsia="Times New Roman"/>
-        </w:rPr>
-        <w:t xml:space="preserve"> 2.0 algorithm. A written justification was recorded for each domain-level judgment.</w:t>
+        <w:t>Risk of bias was assessed using the Cochrane Risk of Bias 2 tool for randomized trials (RoB 2.0; Sterne et al., 2019). Each study received a judgment of Low risk, Some concerns, or High risk across five domains: D1 (the randomization process), D2 (deviations from intended interventions), D3 (missing outcome data), D4 (measurement of the outcome), and D5 (selection of the reported result). The overall risk-of-bias judgment was derived from the domain-level ratings according to the RoB 2.0 algorithm. A written justification was recorded for each domain-level judgment.</w:t>
       </w:r>
     </w:p>
     <w:p>
@@ -6843,23 +6093,7 @@
       </w:r>
       <w:r>
         <w:lastRenderedPageBreak/>
-        <w:t xml:space="preserve">criterion. </w:t>
-      </w:r>
-      <w:proofErr w:type="spellStart"/>
-      <w:r>
-        <w:t>Behavioural</w:t>
-      </w:r>
-      <w:proofErr w:type="spellEnd"/>
-      <w:r>
-        <w:t xml:space="preserve"> activation was not examined as a single-component contrast because it was present in </w:t>
-      </w:r>
-      <w:proofErr w:type="gramStart"/>
-      <w:r>
-        <w:t>the substantial majority of</w:t>
-      </w:r>
-      <w:proofErr w:type="gramEnd"/>
-      <w:r>
-        <w:t xml:space="preserve"> included programs, leaving the absent subgroup with insufficient studies for between-subgroup inference. Differences between subgroups in both planned and exploratory tiers were tested using the Q-between statistic from a mixed-effects subgroup model.</w:t>
+        <w:t>criterion. Behavioural activation was not examined as a single-component contrast because it was present in the substantial majority of included programs, leaving the absent subgroup with insufficient studies for between-subgroup inference. Differences between subgroups in both planned and exploratory tiers were tested using the Q-between statistic from a mixed-effects subgroup model.</w:t>
       </w:r>
     </w:p>
     <w:p>
@@ -6888,23 +6122,7 @@
         <w:jc w:val="both"/>
       </w:pPr>
       <w:r>
-        <w:t xml:space="preserve">Five sensitivity analyses were pre-specified to examine the robustness of the main findings. First, the pooled estimate was recomputed restricting to peer-reviewed journal articles, </w:t>
-      </w:r>
-      <w:proofErr w:type="gramStart"/>
-      <w:r>
-        <w:t>in order to</w:t>
-      </w:r>
-      <w:proofErr w:type="gramEnd"/>
-      <w:r>
-        <w:t xml:space="preserve"> examine the influence of including dissertations and preprints. Second, the pooled estimate was recomputed under a clinically restricted subset, defined as the subset of trials with baseline severity meeting an established clinical cutoff and with a treatment-focused rather than indicated-prevention intent; trials failing either condition </w:t>
-      </w:r>
-      <w:proofErr w:type="gramStart"/>
-      <w:r>
-        <w:t>were</w:t>
-      </w:r>
-      <w:proofErr w:type="gramEnd"/>
-      <w:r>
-        <w:t xml:space="preserve"> excluded. Third, the pooled estimate was recomputed restricting to trials in which depressive symptoms were the primary treatment target, with trials in which depression was assessed alongside another primary target (such as self-harm, suicidal ideation, peer violence, or insomnia) excluded. Fourth, the pooled estimate was recomputed excluding minimal-intensity programs, defined as those with an estimated intended weekly dose of 15 minutes per week or less. Self-paced or on-demand interventions without a fixed intended weekly dose were retained in this analysis rather than excluded, on the basis that not estimable does not equate to low dose. Fifth, a leave-one-out sensitivity analysis was conducted to identify any single study disproportionately influencing the pooled effect.</w:t>
+        <w:t>Five sensitivity analyses were pre-specified to examine the robustness of the main findings. First, the pooled estimate was recomputed restricting to peer-reviewed journal articles, in order to examine the influence of including dissertations and preprints. Second, the pooled estimate was recomputed under a clinically restricted subset, defined as the subset of trials with baseline severity meeting an established clinical cutoff and with a treatment-focused rather than indicated-prevention intent; trials failing either condition were excluded. Third, the pooled estimate was recomputed restricting to trials in which depressive symptoms were the primary treatment target, with trials in which depression was assessed alongside another primary target (such as self-harm, suicidal ideation, peer violence, or insomnia) excluded. Fourth, the pooled estimate was recomputed excluding minimal-intensity programs, defined as those with an estimated intended weekly dose of 15 minutes per week or less. Self-paced or on-demand interventions without a fixed intended weekly dose were retained in this analysis rather than excluded, on the basis that not estimable does not equate to low dose. Fifth, a leave-one-out sensitivity analysis was conducted to identify any single study disproportionately influencing the pooled effect.</w:t>
       </w:r>
     </w:p>
     <w:p>
@@ -7002,49 +6220,7 @@
         <w:rPr>
           <w:rFonts w:eastAsia="Times New Roman"/>
         </w:rPr>
-        <w:t xml:space="preserve">All statistical analyses were conducted in R version 4.4.2 (R Core Team, 2024) using the meta and </w:t>
-      </w:r>
-      <w:proofErr w:type="spellStart"/>
-      <w:r>
-        <w:rPr>
-          <w:rFonts w:eastAsia="Times New Roman"/>
-        </w:rPr>
-        <w:t>metafor</w:t>
-      </w:r>
-      <w:proofErr w:type="spellEnd"/>
-      <w:r>
-        <w:rPr>
-          <w:rFonts w:eastAsia="Times New Roman"/>
-        </w:rPr>
-        <w:t xml:space="preserve"> packages (Balduzzi et al., 2019; </w:t>
-      </w:r>
-      <w:proofErr w:type="spellStart"/>
-      <w:r>
-        <w:rPr>
-          <w:rFonts w:eastAsia="Times New Roman"/>
-        </w:rPr>
-        <w:t>Viechtbauer</w:t>
-      </w:r>
-      <w:proofErr w:type="spellEnd"/>
-      <w:r>
-        <w:rPr>
-          <w:rFonts w:eastAsia="Times New Roman"/>
-        </w:rPr>
-        <w:t xml:space="preserve">, 2010). Risk-of-bias judgments and visualizations were produced using the Cochrane </w:t>
-      </w:r>
-      <w:proofErr w:type="spellStart"/>
-      <w:r>
-        <w:rPr>
-          <w:rFonts w:eastAsia="Times New Roman"/>
-        </w:rPr>
-        <w:t>RoB</w:t>
-      </w:r>
-      <w:proofErr w:type="spellEnd"/>
-      <w:r>
-        <w:rPr>
-          <w:rFonts w:eastAsia="Times New Roman"/>
-        </w:rPr>
-        <w:t xml:space="preserve"> 2 Excel tool and associated R utilities. Forest plots, funnel plots, and subgroup forest plots were generated using the forest and funnel functions of the meta package</w:t>
+        <w:t>All statistical analyses were conducted in R version 4.4.2 (R Core Team, 2024) using the meta and metafor packages (Balduzzi et al., 2019; Viechtbauer, 2010). Risk-of-bias judgments and visualizations were produced using the Cochrane RoB 2 Excel tool and associated R utilities. Forest plots, funnel plots, and subgroup forest plots were generated using the forest and funnel functions of the meta package</w:t>
       </w:r>
       <w:r>
         <w:rPr>
@@ -7258,15 +6434,7 @@
         <w:jc w:val="both"/>
       </w:pPr>
       <w:r>
-        <w:t xml:space="preserve">Sixteen studies (reported across 20 publications) met the eligibility criteria. Of these, 15 contributed to the main meta-analysis; one cluster-randomized pilot trial conducted among Inuit youth in Nunavut (Bohr et al., 2023) did not report an intra-cluster correlation coefficient and was therefore reserved for sensitivity analysis (Section 4.6). The 15 studies in the main analysis were published between 1998 and 2025 and conducted in six countries: the United States (k = 5), the United Kingdom (k = 3), New Zealand (k = 3), Australia (k = 2), the Netherlands (k = 1), and Hong Kong, China (k = 1). Twelve studies were peer-reviewed journal articles, two were doctoral dissertations (Fleming et al., 2012; </w:t>
-      </w:r>
-      <w:proofErr w:type="spellStart"/>
-      <w:r>
-        <w:t>Makarushka</w:t>
-      </w:r>
-      <w:proofErr w:type="spellEnd"/>
-      <w:r>
-        <w:t>, 2012), and one was a preprint (O'Dea et al., 2025). All studies adopted randomized controlled designs, predominantly two-arm parallel-group RCTs at the individual level. Funding sources were heterogeneous, including national research councils (NIHR, NIH/NIMH, NHMRC), government health departments (New Zealand Ministry of Health, Hong Kong Lotteries Fund), philanthropic foundations, and university or institutional support</w:t>
+        <w:t>Sixteen studies (reported across 20 publications) met the eligibility criteria. Of these, 15 contributed to the main meta-analysis; one cluster-randomized pilot trial conducted among Inuit youth in Nunavut (Bohr et al., 2023) did not report an intra-cluster correlation coefficient and was therefore reserved for sensitivity analysis (Section 4.6). The 15 studies in the main analysis were published between 1998 and 2025 and conducted in six countries: the United States (k = 5), the United Kingdom (k = 3), New Zealand (k = 3), Australia (k = 2), the Netherlands (k = 1), and Hong Kong, China (k = 1). Twelve studies were peer-reviewed journal articles, two were doctoral dissertations (Fleming et al., 2012; Makarushka, 2012), and one was a preprint (O'Dea et al., 2025). All studies adopted randomized controlled designs, predominantly two-arm parallel-group RCTs at the individual level. Funding sources were heterogeneous, including national research councils (NIHR, NIH/NIMH, NHMRC), government health departments (New Zealand Ministry of Health, Hong Kong Lotteries Fund), philanthropic foundations, and university or institutional support</w:t>
       </w:r>
       <w:r>
         <w:rPr>
@@ -7308,15 +6476,7 @@
         <w:jc w:val="both"/>
       </w:pPr>
       <w:r>
-        <w:t>A total of 15 randomized controlled trials contributed to the main analysis, with 2,073 participants providing post-treatment data (intervention: n = 1,024; control: n = 1,049). Sample sizes at post-treatment ranged from 22 (Ackerson et al., 1998) to 284 (O'Dea et al., 2025). Most samples were drawn from high-income contexts; one trial was conducted in Hong Kong, China (Ip et al., 2016), and several included culturally specific or under-represented populations, such as adolescents excluded from mainstream education in New Zealand (Fleming et al., 2012), adolescents recruited from emergency departments following peer-violence exposure (Ranney et al., 2018), and adolescents recruited from CAMHS following repeated self-harm (Stallard et al., 2024). Among studies reporting sex distribution, samples were predominantly female, ranging from 41.0% (Stasiak et al., 2014) to 100.0% (</w:t>
-      </w:r>
-      <w:proofErr w:type="spellStart"/>
-      <w:r>
-        <w:t>Poppelaars</w:t>
-      </w:r>
-      <w:proofErr w:type="spellEnd"/>
-      <w:r>
-        <w:t xml:space="preserve"> et al., 2016), with a weighted average of approximately 70.6%. Baseline depressive severity ranged from mild to severe across trials, with most samples falling within the mild-to-moderate range as defined by each measure's clinical cutoff.</w:t>
+        <w:t>A total of 15 randomized controlled trials contributed to the main analysis, with 2,073 participants providing post-treatment data (intervention: n = 1,024; control: n = 1,049). Sample sizes at post-treatment ranged from 22 (Ackerson et al., 1998) to 284 (O'Dea et al., 2025). Most samples were drawn from high-income contexts; one trial was conducted in Hong Kong, China (Ip et al., 2016), and several included culturally specific or under-represented populations, such as adolescents excluded from mainstream education in New Zealand (Fleming et al., 2012), adolescents recruited from emergency departments following peer-violence exposure (Ranney et al., 2018), and adolescents recruited from CAMHS following repeated self-harm (Stallard et al., 2024). Among studies reporting sex distribution, samples were predominantly female, ranging from 41.0% (Stasiak et al., 2014) to 100.0% (Poppelaars et al., 2016), with a weighted average of approximately 70.6%. Baseline depressive severity ranged from mild to severe across trials, with most samples falling within the mild-to-moderate range as defined by each measure's clinical cutoff.</w:t>
       </w:r>
     </w:p>
     <w:p>
@@ -7326,43 +6486,11 @@
         <w:jc w:val="both"/>
       </w:pPr>
       <w:r>
-        <w:t xml:space="preserve">The handling of co-occurring symptoms varied across trials. Several programs were explicitly designed for, or recruited samples defined by, mixed clinical presentations: </w:t>
-      </w:r>
-      <w:proofErr w:type="spellStart"/>
-      <w:r>
-        <w:t>BlueIce</w:t>
-      </w:r>
-      <w:proofErr w:type="spellEnd"/>
-      <w:r>
-        <w:t xml:space="preserve"> targeted adolescents with repeated self-harm where depression was a secondary outcome (Stallard et al., 2024); </w:t>
-      </w:r>
-      <w:proofErr w:type="spellStart"/>
-      <w:r>
-        <w:t>iDOVE</w:t>
-      </w:r>
-      <w:proofErr w:type="spellEnd"/>
-      <w:r>
-        <w:t xml:space="preserve"> recruited adolescents presenting to the emergency department with peer-violence exposure and depressive symptoms </w:t>
+        <w:t xml:space="preserve">The handling of co-occurring symptoms varied across trials. Several programs were explicitly designed for, or recruited samples defined by, mixed clinical presentations: BlueIce targeted adolescents with repeated self-harm where depression was a secondary outcome (Stallard et al., 2024); iDOVE recruited adolescents presenting to the emergency department with peer-violence exposure and depressive symptoms </w:t>
       </w:r>
       <w:r>
         <w:lastRenderedPageBreak/>
-        <w:t xml:space="preserve">(Ranney et al., 2018); </w:t>
-      </w:r>
-      <w:proofErr w:type="spellStart"/>
-      <w:r>
-        <w:t>WeClick</w:t>
-      </w:r>
-      <w:proofErr w:type="spellEnd"/>
-      <w:r>
-        <w:t xml:space="preserve"> recruited on the basis of general adolescent mental health concerns without a depression severity threshold (O'Dea et al., 2020). Most other trials neither targeted nor systematically excluded comorbidity, recruiting </w:t>
-      </w:r>
-      <w:proofErr w:type="gramStart"/>
-      <w:r>
-        <w:t>on the basis of</w:t>
-      </w:r>
-      <w:proofErr w:type="gramEnd"/>
-      <w:r>
-        <w:t xml:space="preserve"> elevated depressive symptoms regardless of co-occurring anxiety or other internalizing symptoms. Active psychosis, bipolar disorder, current acute suicidality, and ongoing concurrent psychotherapy were the most consistently applied exclusion criteria.</w:t>
+        <w:t>(Ranney et al., 2018); WeClick recruited on the basis of general adolescent mental health concerns without a depression severity threshold (O'Dea et al., 2020). Most other trials neither targeted nor systematically excluded comorbidity, recruiting on the basis of elevated depressive symptoms regardless of co-occurring anxiety or other internalizing symptoms. Active psychosis, bipolar disorder, current acute suicidality, and ongoing concurrent psychotherapy were the most consistently applied exclusion criteria.</w:t>
       </w:r>
     </w:p>
     <w:p>
@@ -7403,87 +6531,7 @@
         <w:jc w:val="both"/>
       </w:pPr>
       <w:r>
-        <w:t xml:space="preserve">The 15 trials evaluated 11 distinct intervention programs, with SPARX, Stressbusters, and the Feeling Good bibliotherapy each evaluated in multiple trials. Delivery modalities spanned bibliotherapy (k = 3; Feeling Good, evaluated in Ackerson et al., 1998, Stice et al., 2010, and Rohde et al., 2015), stand-alone computer programs and serious games (k = 7; SPARX in Fleming 2012, Merry 2012, </w:t>
-      </w:r>
-      <w:proofErr w:type="spellStart"/>
-      <w:r>
-        <w:t>Poppelaars</w:t>
-      </w:r>
-      <w:proofErr w:type="spellEnd"/>
-      <w:r>
-        <w:t xml:space="preserve"> 2016, and Bohr 2023; Stressbusters in Smith 2015 and Wright 2020; The Journey in Stasiak 2014), web-based platforms (k = 2; Grasp the Opportunity in Ip 2016 and Blues Blaster in </w:t>
-      </w:r>
-      <w:proofErr w:type="spellStart"/>
-      <w:r>
-        <w:t>Makarushka</w:t>
-      </w:r>
-      <w:proofErr w:type="spellEnd"/>
-      <w:r>
-        <w:t xml:space="preserve"> 2012), mobile applications (k = 3; </w:t>
-      </w:r>
-      <w:proofErr w:type="spellStart"/>
-      <w:r>
-        <w:t>BlueIce</w:t>
-      </w:r>
-      <w:proofErr w:type="spellEnd"/>
-      <w:r>
-        <w:t xml:space="preserve"> in Stallard 2024, </w:t>
-      </w:r>
-      <w:proofErr w:type="spellStart"/>
-      <w:r>
-        <w:t>WeClick</w:t>
-      </w:r>
-      <w:proofErr w:type="spellEnd"/>
-      <w:r>
-        <w:t xml:space="preserve"> in O'Dea 2020, </w:t>
-      </w:r>
-      <w:proofErr w:type="spellStart"/>
-      <w:r>
-        <w:t>ClearlyMe</w:t>
-      </w:r>
-      <w:proofErr w:type="spellEnd"/>
-      <w:r>
-        <w:t xml:space="preserve"> in O'Dea 2025), and text-messaging delivery (k = 1; </w:t>
-      </w:r>
-      <w:proofErr w:type="spellStart"/>
-      <w:r>
-        <w:t>iDOVE</w:t>
-      </w:r>
-      <w:proofErr w:type="spellEnd"/>
-      <w:r>
-        <w:t xml:space="preserve"> in Ranney 2018). Program duration ranged from a single in-person session followed by 8 weeks of automated text messaging (</w:t>
-      </w:r>
-      <w:proofErr w:type="spellStart"/>
-      <w:r>
-        <w:t>iDOVE</w:t>
-      </w:r>
-      <w:proofErr w:type="spellEnd"/>
-      <w:r>
-        <w:t>) to 8 months of web-based modules (Grasp the Opportunity). Most programs were designed to be completed within a 4–</w:t>
-      </w:r>
-      <w:proofErr w:type="gramStart"/>
-      <w:r>
-        <w:t>8 week</w:t>
-      </w:r>
-      <w:proofErr w:type="gramEnd"/>
-      <w:r>
-        <w:t xml:space="preserve"> window, although several mobile-app interventions (</w:t>
-      </w:r>
-      <w:proofErr w:type="spellStart"/>
-      <w:r>
-        <w:t>BlueIce</w:t>
-      </w:r>
-      <w:proofErr w:type="spellEnd"/>
-      <w:r>
-        <w:t xml:space="preserve">, </w:t>
-      </w:r>
-      <w:proofErr w:type="spellStart"/>
-      <w:r>
-        <w:t>ClearlyMe</w:t>
-      </w:r>
-      <w:proofErr w:type="spellEnd"/>
-      <w:r>
-        <w:t>) operated on a self-paced model with continued open access.</w:t>
+        <w:t>The 15 trials evaluated 11 distinct intervention programs, with SPARX, Stressbusters, and the Feeling Good bibliotherapy each evaluated in multiple trials. Delivery modalities spanned bibliotherapy (k = 3; Feeling Good, evaluated in Ackerson et al., 1998, Stice et al., 2010, and Rohde et al., 2015), stand-alone computer programs and serious games (k = 7; SPARX in Fleming 2012, Merry 2012, Poppelaars 2016, and Bohr 2023; Stressbusters in Smith 2015 and Wright 2020; The Journey in Stasiak 2014), web-based platforms (k = 2; Grasp the Opportunity in Ip 2016 and Blues Blaster in Makarushka 2012), mobile applications (k = 3; BlueIce in Stallard 2024, WeClick in O'Dea 2020, ClearlyMe in O'Dea 2025), and text-messaging delivery (k = 1; iDOVE in Ranney 2018). Program duration ranged from a single in-person session followed by 8 weeks of automated text messaging (iDOVE) to 8 months of web-based modules (Grasp the Opportunity). Most programs were designed to be completed within a 4–8 week window, although several mobile-app interventions (BlueIce, ClearlyMe) operated on a self-paced model with continued open access.</w:t>
       </w:r>
     </w:p>
     <w:p>
@@ -7531,23 +6579,7 @@
         <w:jc w:val="both"/>
       </w:pPr>
       <w:r>
-        <w:t xml:space="preserve">Control conditions across the 15 trials encompassed waitlist (k = 6; including one trial with active monitoring, </w:t>
-      </w:r>
-      <w:proofErr w:type="spellStart"/>
-      <w:r>
-        <w:t>Poppelaars</w:t>
-      </w:r>
-      <w:proofErr w:type="spellEnd"/>
-      <w:r>
-        <w:t xml:space="preserve"> et al., 2016), treatment-as-usual (k = 2; Stallard et al., 2024 and Merry et al., 2012), attention control (k = 5; Ip 2016, O'Dea 2025, Ranney 2018, Stasiak 2014, Wright 2020), information-only or assessment-only control (k = 3; Stice 2010, </w:t>
-      </w:r>
-      <w:proofErr w:type="spellStart"/>
-      <w:r>
-        <w:t>Makarushka</w:t>
-      </w:r>
-      <w:proofErr w:type="spellEnd"/>
-      <w:r>
-        <w:t xml:space="preserve"> 2012, Rohde 2015). Waitlist conditions in two trials offered the active intervention after the waiting period, with consequences for follow-up comparability (Smith et al., 2015; Ackerson et al., 1998); these trials therefore did not contribute follow-up data to the synthesis. Attention controls included supportive-expressive group sessions, computerized psychoeducation matched for length and format (Stasiak et al., 2014), self-help websites (Wright et al., 2020), and educational materials on depression. Treatment-as-usual conditions varied substantially across health systems, ranging from CAMHS-delivered counseling (Stallard et al., 2024) to primary-care counseling averaging approximately five sessions (Merry et al., 2012).</w:t>
+        <w:t>Control conditions across the 15 trials encompassed waitlist (k = 6; including one trial with active monitoring, Poppelaars et al., 2016), treatment-as-usual (k = 2; Stallard et al., 2024 and Merry et al., 2012), attention control (k = 5; Ip 2016, O'Dea 2025, Ranney 2018, Stasiak 2014, Wright 2020), information-only or assessment-only control (k = 3; Stice 2010, Makarushka 2012, Rohde 2015). Waitlist conditions in two trials offered the active intervention after the waiting period, with consequences for follow-up comparability (Smith et al., 2015; Ackerson et al., 1998); these trials therefore did not contribute follow-up data to the synthesis. Attention controls included supportive-expressive group sessions, computerized psychoeducation matched for length and format (Stasiak et al., 2014), self-help websites (Wright et al., 2020), and educational materials on depression. Treatment-as-usual conditions varied substantially across health systems, ranging from CAMHS-delivered counseling (Stallard et al., 2024) to primary-care counseling averaging approximately five sessions (Merry et al., 2012).</w:t>
       </w:r>
     </w:p>
     <w:p>
@@ -7982,15 +7014,7 @@
         <w:t>69</w:t>
       </w:r>
       <w:r>
-        <w:t xml:space="preserve"> in the control conditions. Under a random-effects model using the REML estimator and Hartung-Knapp adjustment, the pooled Hedges’ g was 0.27, 95% CI [0.06, 0.47], </w:t>
-      </w:r>
-      <w:proofErr w:type="gramStart"/>
-      <w:r>
-        <w:t>t(</w:t>
-      </w:r>
-      <w:proofErr w:type="gramEnd"/>
-      <w:r>
-        <w:t>13) = 2.8</w:t>
+        <w:t xml:space="preserve"> in the control conditions. Under a random-effects model using the REML estimator and Hartung-Knapp adjustment, the pooled Hedges’ g was 0.27, 95% CI [0.06, 0.47], t(13) = 2.8</w:t>
       </w:r>
       <w:r>
         <w:rPr>
@@ -8025,15 +7049,7 @@
         <w:t>g</w:t>
       </w:r>
       <w:r>
-        <w:t xml:space="preserve"> = −0.17; </w:t>
-      </w:r>
-      <w:proofErr w:type="spellStart"/>
-      <w:r>
-        <w:t>Poppelaars</w:t>
-      </w:r>
-      <w:proofErr w:type="spellEnd"/>
-      <w:r>
-        <w:t xml:space="preserve"> et al., 2016, </w:t>
+        <w:t xml:space="preserve"> = −0.17; Poppelaars et al., 2016, </w:t>
       </w:r>
       <w:r>
         <w:rPr>
@@ -8046,15 +7062,7 @@
         <w:t xml:space="preserve"> = −0.01)</w:t>
       </w:r>
       <w:r>
-        <w:t xml:space="preserve">. Five trials had confidence intervals that excluded zero (Ackerson et al., 1998; Fleming et al., 2012; </w:t>
-      </w:r>
-      <w:proofErr w:type="spellStart"/>
-      <w:r>
-        <w:t>Makarushka</w:t>
-      </w:r>
-      <w:proofErr w:type="spellEnd"/>
-      <w:r>
-        <w:t>, 201</w:t>
+        <w:t>. Five trials had confidence intervals that excluded zero (Ackerson et al., 1998; Fleming et al., 2012; Makarushka, 201</w:t>
       </w:r>
       <w:r>
         <w:rPr>
@@ -8397,15 +7405,7 @@
       </w:pPr>
       <w:bookmarkStart w:id="16" w:name="OLE_LINK13"/>
       <w:r>
-        <w:t xml:space="preserve">Between-study heterogeneity was moderate to high, </w:t>
-      </w:r>
-      <w:proofErr w:type="gramStart"/>
-      <w:r>
-        <w:t>Q(</w:t>
-      </w:r>
-      <w:proofErr w:type="gramEnd"/>
-      <w:r>
-        <w:t>13) = 35.</w:t>
+        <w:t>Between-study heterogeneity was moderate to high, Q(13) = 35.</w:t>
       </w:r>
       <w:r>
         <w:rPr>
@@ -8649,9 +7649,25 @@
                 <w:i/>
                 <w:iCs/>
               </w:rPr>
-              <w:t>t (</w:t>
-            </w:r>
-            <w:proofErr w:type="spellStart"/>
+              <w:t>t (df)</w:t>
+            </w:r>
+          </w:p>
+        </w:tc>
+        <w:tc>
+          <w:tcPr>
+            <w:tcW w:w="852" w:type="dxa"/>
+          </w:tcPr>
+          <w:p>
+            <w:pPr>
+              <w:spacing w:after="120" w:line="360" w:lineRule="auto"/>
+              <w:jc w:val="center"/>
+              <w:rPr>
+                <w:b/>
+                <w:bCs/>
+                <w:i/>
+                <w:iCs/>
+              </w:rPr>
+            </w:pPr>
             <w:r>
               <w:rPr>
                 <w:rFonts w:hint="eastAsia"/>
@@ -8660,9 +7676,23 @@
                 <w:i/>
                 <w:iCs/>
               </w:rPr>
-              <w:t>df</w:t>
-            </w:r>
-            <w:proofErr w:type="spellEnd"/>
+              <w:t>p</w:t>
+            </w:r>
+          </w:p>
+        </w:tc>
+        <w:tc>
+          <w:tcPr>
+            <w:tcW w:w="1048" w:type="dxa"/>
+          </w:tcPr>
+          <w:p>
+            <w:pPr>
+              <w:spacing w:after="120" w:line="360" w:lineRule="auto"/>
+              <w:jc w:val="center"/>
+              <w:rPr>
+                <w:b/>
+                <w:bCs/>
+              </w:rPr>
+            </w:pPr>
             <w:r>
               <w:rPr>
                 <w:rFonts w:hint="eastAsia"/>
@@ -8671,25 +7701,16 @@
                 <w:i/>
                 <w:iCs/>
               </w:rPr>
-              <w:t>)</w:t>
-            </w:r>
-          </w:p>
-        </w:tc>
-        <w:tc>
-          <w:tcPr>
-            <w:tcW w:w="852" w:type="dxa"/>
-          </w:tcPr>
-          <w:p>
-            <w:pPr>
-              <w:spacing w:after="120" w:line="360" w:lineRule="auto"/>
-              <w:jc w:val="center"/>
-              <w:rPr>
+              <w:t>Q</w:t>
+            </w:r>
+            <w:r>
+              <w:rPr>
+                <w:rFonts w:hint="eastAsia"/>
                 <w:b/>
                 <w:bCs/>
-                <w:i/>
-                <w:iCs/>
-              </w:rPr>
-            </w:pPr>
+              </w:rPr>
+              <w:t xml:space="preserve"> (</w:t>
+            </w:r>
             <w:r>
               <w:rPr>
                 <w:rFonts w:hint="eastAsia"/>
@@ -8698,13 +7719,21 @@
                 <w:i/>
                 <w:iCs/>
               </w:rPr>
-              <w:t>p</w:t>
-            </w:r>
-          </w:p>
-        </w:tc>
-        <w:tc>
-          <w:tcPr>
-            <w:tcW w:w="1048" w:type="dxa"/>
+              <w:t>df</w:t>
+            </w:r>
+            <w:r>
+              <w:rPr>
+                <w:rFonts w:hint="eastAsia"/>
+                <w:b/>
+                <w:bCs/>
+              </w:rPr>
+              <w:t>)</w:t>
+            </w:r>
+          </w:p>
+        </w:tc>
+        <w:tc>
+          <w:tcPr>
+            <w:tcW w:w="967" w:type="dxa"/>
           </w:tcPr>
           <w:p>
             <w:pPr>
@@ -8713,6 +7742,8 @@
               <w:rPr>
                 <w:b/>
                 <w:bCs/>
+                <w:i/>
+                <w:iCs/>
               </w:rPr>
             </w:pPr>
             <w:r>
@@ -8723,7 +7754,7 @@
                 <w:i/>
                 <w:iCs/>
               </w:rPr>
-              <w:t>Q</w:t>
+              <w:t xml:space="preserve">p </w:t>
             </w:r>
             <w:r>
               <w:rPr>
@@ -8731,9 +7762,8 @@
                 <w:b/>
                 <w:bCs/>
               </w:rPr>
-              <w:t xml:space="preserve"> (</w:t>
-            </w:r>
-            <w:proofErr w:type="spellStart"/>
+              <w:t>(</w:t>
+            </w:r>
             <w:r>
               <w:rPr>
                 <w:rFonts w:hint="eastAsia"/>
@@ -8742,60 +7772,6 @@
                 <w:i/>
                 <w:iCs/>
               </w:rPr>
-              <w:t>df</w:t>
-            </w:r>
-            <w:proofErr w:type="spellEnd"/>
-            <w:r>
-              <w:rPr>
-                <w:rFonts w:hint="eastAsia"/>
-                <w:b/>
-                <w:bCs/>
-              </w:rPr>
-              <w:t>)</w:t>
-            </w:r>
-          </w:p>
-        </w:tc>
-        <w:tc>
-          <w:tcPr>
-            <w:tcW w:w="967" w:type="dxa"/>
-          </w:tcPr>
-          <w:p>
-            <w:pPr>
-              <w:spacing w:after="120" w:line="360" w:lineRule="auto"/>
-              <w:jc w:val="center"/>
-              <w:rPr>
-                <w:b/>
-                <w:bCs/>
-                <w:i/>
-                <w:iCs/>
-              </w:rPr>
-            </w:pPr>
-            <w:r>
-              <w:rPr>
-                <w:rFonts w:hint="eastAsia"/>
-                <w:b/>
-                <w:bCs/>
-                <w:i/>
-                <w:iCs/>
-              </w:rPr>
-              <w:t xml:space="preserve">p </w:t>
-            </w:r>
-            <w:r>
-              <w:rPr>
-                <w:rFonts w:hint="eastAsia"/>
-                <w:b/>
-                <w:bCs/>
-              </w:rPr>
-              <w:t>(</w:t>
-            </w:r>
-            <w:r>
-              <w:rPr>
-                <w:rFonts w:hint="eastAsia"/>
-                <w:b/>
-                <w:bCs/>
-                <w:i/>
-                <w:iCs/>
-              </w:rPr>
               <w:t>Q)</w:t>
             </w:r>
           </w:p>
@@ -9233,52 +8209,113 @@
           <w:sz w:val="24"/>
           <w:szCs w:val="24"/>
         </w:rPr>
-        <w:t xml:space="preserve">4.4.2 Overall Effects for different Lengths </w:t>
-      </w:r>
-      <w:proofErr w:type="gramStart"/>
+        <w:t>4.4.2 Overall Effects for different Lengths of  follow-up</w:t>
+      </w:r>
+    </w:p>
+    <w:p>
+      <w:pPr>
+        <w:spacing w:after="120" w:line="360" w:lineRule="auto"/>
+        <w:ind w:firstLine="360"/>
+        <w:jc w:val="both"/>
+        <w:rPr>
+          <w:b/>
+          <w:bCs/>
+        </w:rPr>
+      </w:pPr>
+      <w:bookmarkStart w:id="24" w:name="OLE_LINK27"/>
       <w:r>
         <w:rPr>
           <w:rFonts w:hint="eastAsia"/>
           <w:b/>
           <w:bCs/>
-          <w:sz w:val="24"/>
-          <w:szCs w:val="24"/>
-        </w:rPr>
-        <w:t>of  follow</w:t>
-      </w:r>
-      <w:proofErr w:type="gramEnd"/>
-      <w:r>
-        <w:rPr>
-          <w:rFonts w:hint="eastAsia"/>
-          <w:b/>
-          <w:bCs/>
-          <w:sz w:val="24"/>
-          <w:szCs w:val="24"/>
-        </w:rPr>
-        <w:t>-up</w:t>
-      </w:r>
-    </w:p>
+        </w:rPr>
+        <w:t>Short-term follow-up</w:t>
+      </w:r>
+    </w:p>
+    <w:bookmarkEnd w:id="24"/>
     <w:p>
       <w:pPr>
         <w:spacing w:after="120" w:line="360" w:lineRule="auto"/>
         <w:ind w:firstLine="360"/>
         <w:jc w:val="both"/>
-        <w:rPr>
-          <w:b/>
-          <w:bCs/>
-        </w:rPr>
-      </w:pPr>
-      <w:bookmarkStart w:id="24" w:name="OLE_LINK27"/>
+      </w:pPr>
       <w:r>
         <w:rPr>
           <w:rFonts w:hint="eastAsia"/>
-          <w:b/>
-          <w:bCs/>
-        </w:rPr>
-        <w:t>Short-term follow-up</w:t>
-      </w:r>
-    </w:p>
-    <w:bookmarkEnd w:id="24"/>
+        </w:rPr>
+        <w:t xml:space="preserve"> </w:t>
+      </w:r>
+      <w:bookmarkStart w:id="25" w:name="OLE_LINK29"/>
+      <w:r>
+        <w:rPr>
+          <w:rFonts w:hint="eastAsia"/>
+        </w:rPr>
+        <w:t>Three studies (</w:t>
+      </w:r>
+      <w:r>
+        <w:t>O'Dea et al., 2020; Poppelaars et al., 2016; Stasiak et al., 2014</w:t>
+      </w:r>
+      <w:r>
+        <w:rPr>
+          <w:rFonts w:hint="eastAsia"/>
+        </w:rPr>
+        <w:t>) contributed effect sizes at short-term follow-up (</w:t>
+      </w:r>
+      <w:r>
+        <w:t>≤3 months post-intervention)</w:t>
+      </w:r>
+      <w:r>
+        <w:rPr>
+          <w:rFonts w:hint="eastAsia"/>
+        </w:rPr>
+        <w:t xml:space="preserve">. </w:t>
+      </w:r>
+      <w:r>
+        <w:t>Under a random-effects model with REML estimator and Hartung-Knapp adjustment, the pooled Hedges' g was 0.01</w:t>
+      </w:r>
+      <w:r>
+        <w:rPr>
+          <w:rFonts w:hint="eastAsia"/>
+        </w:rPr>
+        <w:t>8</w:t>
+      </w:r>
+      <w:r>
+        <w:t xml:space="preserve"> (95% CI [−0.34, 0.3</w:t>
+      </w:r>
+      <w:r>
+        <w:rPr>
+          <w:rFonts w:hint="eastAsia"/>
+        </w:rPr>
+        <w:t>8</w:t>
+      </w:r>
+      <w:r>
+        <w:t>], t(2) = 0.</w:t>
+      </w:r>
+      <w:r>
+        <w:rPr>
+          <w:rFonts w:hint="eastAsia"/>
+        </w:rPr>
+        <w:t>21</w:t>
+      </w:r>
+      <w:r>
+        <w:t>, p = .8</w:t>
+      </w:r>
+      <w:r>
+        <w:rPr>
+          <w:rFonts w:hint="eastAsia"/>
+        </w:rPr>
+        <w:t>51</w:t>
+      </w:r>
+      <w:r>
+        <w:t xml:space="preserve">), </w:t>
+      </w:r>
+      <w:r>
+        <w:t>indicating no detectable benefit of unguided self-help CBTs over control conditions at this timepoint (Figure 4)</w:t>
+      </w:r>
+      <w:r>
+        <w:t>.</w:t>
+      </w:r>
+    </w:p>
     <w:p>
       <w:pPr>
         <w:spacing w:after="120" w:line="360" w:lineRule="auto"/>
@@ -9286,114 +8323,7 @@
         <w:jc w:val="both"/>
       </w:pPr>
       <w:r>
-        <w:rPr>
-          <w:rFonts w:hint="eastAsia"/>
-        </w:rPr>
-        <w:t xml:space="preserve"> </w:t>
-      </w:r>
-      <w:bookmarkStart w:id="25" w:name="OLE_LINK29"/>
-      <w:r>
-        <w:rPr>
-          <w:rFonts w:hint="eastAsia"/>
-        </w:rPr>
-        <w:t>Three studies (</w:t>
-      </w:r>
-      <w:r>
-        <w:t xml:space="preserve">O'Dea et al., 2020; </w:t>
-      </w:r>
-      <w:proofErr w:type="spellStart"/>
-      <w:r>
-        <w:t>Poppelaars</w:t>
-      </w:r>
-      <w:proofErr w:type="spellEnd"/>
-      <w:r>
-        <w:t xml:space="preserve"> et al., 2016; Stasiak et al., 2014</w:t>
-      </w:r>
-      <w:r>
-        <w:rPr>
-          <w:rFonts w:hint="eastAsia"/>
-        </w:rPr>
-        <w:t>) contributed effect sizes at short-term follow-up (</w:t>
-      </w:r>
-      <w:r>
-        <w:t>≤3 months post-intervention)</w:t>
-      </w:r>
-      <w:r>
-        <w:rPr>
-          <w:rFonts w:hint="eastAsia"/>
-        </w:rPr>
-        <w:t xml:space="preserve">. </w:t>
-      </w:r>
-      <w:r>
-        <w:t>Under a random-effects model with REML estimator and Hartung-Knapp adjustment, the pooled Hedges' g was 0.01</w:t>
-      </w:r>
-      <w:r>
-        <w:rPr>
-          <w:rFonts w:hint="eastAsia"/>
-        </w:rPr>
-        <w:t>8</w:t>
-      </w:r>
-      <w:r>
-        <w:t xml:space="preserve"> (95% CI [−0.34, 0.3</w:t>
-      </w:r>
-      <w:r>
-        <w:rPr>
-          <w:rFonts w:hint="eastAsia"/>
-        </w:rPr>
-        <w:t>8</w:t>
-      </w:r>
-      <w:r>
-        <w:t xml:space="preserve">], </w:t>
-      </w:r>
-      <w:proofErr w:type="gramStart"/>
-      <w:r>
-        <w:t>t(</w:t>
-      </w:r>
-      <w:proofErr w:type="gramEnd"/>
-      <w:r>
-        <w:t>2) = 0.</w:t>
-      </w:r>
-      <w:r>
-        <w:rPr>
-          <w:rFonts w:hint="eastAsia"/>
-        </w:rPr>
-        <w:t>21</w:t>
-      </w:r>
-      <w:r>
-        <w:t>, p = .8</w:t>
-      </w:r>
-      <w:r>
-        <w:rPr>
-          <w:rFonts w:hint="eastAsia"/>
-        </w:rPr>
-        <w:t>51</w:t>
-      </w:r>
-      <w:r>
-        <w:t xml:space="preserve">), </w:t>
-      </w:r>
-      <w:r>
-        <w:t>indicating no detectable benefit of unguided self-help CBTs over control conditions at this timepoint (Figure 4)</w:t>
-      </w:r>
-      <w:r>
-        <w:t>.</w:t>
-      </w:r>
-    </w:p>
-    <w:p>
-      <w:pPr>
-        <w:spacing w:after="120" w:line="360" w:lineRule="auto"/>
-        <w:ind w:firstLine="360"/>
-        <w:jc w:val="both"/>
-      </w:pPr>
-      <w:r>
-        <w:t>Between-study heterogeneity was negligible (</w:t>
-      </w:r>
-      <w:proofErr w:type="gramStart"/>
-      <w:r>
-        <w:t>Q(</w:t>
-      </w:r>
-      <w:proofErr w:type="gramEnd"/>
-      <w:r>
-        <w:t>2) = 0.8</w:t>
+        <w:t>Between-study heterogeneity was negligible (Q(2) = 0.8</w:t>
       </w:r>
       <w:r>
         <w:rPr>
@@ -9485,16 +8415,7 @@
           <w:bCs/>
           <w:noProof/>
         </w:rPr>
-        <w:t xml:space="preserve">Forest Plot of Studies </w:t>
-      </w:r>
-      <w:proofErr w:type="gramStart"/>
-      <w:r>
-        <w:rPr>
-          <w:b/>
-          <w:bCs/>
-          <w:noProof/>
-        </w:rPr>
-        <w:t xml:space="preserve">at </w:t>
+        <w:t xml:space="preserve">Forest Plot of Studies at </w:t>
       </w:r>
       <w:r>
         <w:rPr>
@@ -9509,25 +8430,8 @@
           <w:b/>
           <w:bCs/>
         </w:rPr>
-        <w:t>Short</w:t>
-      </w:r>
-      <w:proofErr w:type="gramEnd"/>
-      <w:r>
-        <w:rPr>
-          <w:b/>
-          <w:bCs/>
-        </w:rPr>
-        <w:t xml:space="preserve">-Term </w:t>
-      </w:r>
-      <w:proofErr w:type="spellStart"/>
-      <w:r>
-        <w:rPr>
-          <w:b/>
-          <w:bCs/>
-        </w:rPr>
-        <w:t>Follow-UP</w:t>
-      </w:r>
-      <w:proofErr w:type="spellEnd"/>
+        <w:t>Short-Term Follow-UP</w:t>
+      </w:r>
     </w:p>
     <w:bookmarkEnd w:id="26"/>
     <w:p>
@@ -9718,13 +8622,8 @@
         </w:rPr>
         <w:t xml:space="preserve">2018; </w:t>
       </w:r>
-      <w:proofErr w:type="spellStart"/>
-      <w:r>
-        <w:t>Poppelaars</w:t>
-      </w:r>
-      <w:proofErr w:type="spellEnd"/>
-      <w:r>
-        <w:t xml:space="preserve"> et al., 2016; </w:t>
+      <w:r>
+        <w:t xml:space="preserve">Poppelaars et al., 2016; </w:t>
       </w:r>
       <w:r>
         <w:rPr>
@@ -9736,118 +8635,96 @@
         <w:rPr>
           <w:rFonts w:hint="eastAsia"/>
         </w:rPr>
-        <w:t xml:space="preserve">; </w:t>
-      </w:r>
-      <w:proofErr w:type="spellStart"/>
+        <w:t>; Makarushka, 201</w:t>
+      </w:r>
       <w:r>
         <w:rPr>
           <w:rFonts w:hint="eastAsia"/>
         </w:rPr>
-        <w:t>Makarushka</w:t>
-      </w:r>
-      <w:proofErr w:type="spellEnd"/>
+        <w:t>1</w:t>
+      </w:r>
       <w:r>
         <w:rPr>
           <w:rFonts w:hint="eastAsia"/>
         </w:rPr>
-        <w:t>, 201</w:t>
+        <w:t>; O</w:t>
+      </w:r>
+      <w:r>
+        <w:t>’</w:t>
       </w:r>
       <w:r>
         <w:rPr>
           <w:rFonts w:hint="eastAsia"/>
         </w:rPr>
-        <w:t>1</w:t>
+        <w:t>Dea et al., 2025; Stice et al., 2008; Ro</w:t>
       </w:r>
       <w:r>
         <w:rPr>
           <w:rFonts w:hint="eastAsia"/>
         </w:rPr>
-        <w:t>; O</w:t>
-      </w:r>
-      <w:r>
-        <w:t>’</w:t>
+        <w:t>h</w:t>
       </w:r>
       <w:r>
         <w:rPr>
           <w:rFonts w:hint="eastAsia"/>
         </w:rPr>
-        <w:t>Dea et al., 2025; Stice et al., 2008; Ro</w:t>
+        <w:t>de et al., 2015</w:t>
       </w:r>
       <w:r>
         <w:rPr>
           <w:rFonts w:hint="eastAsia"/>
         </w:rPr>
-        <w:t>h</w:t>
+        <w:t>)</w:t>
       </w:r>
       <w:r>
         <w:rPr>
           <w:rFonts w:hint="eastAsia"/>
         </w:rPr>
-        <w:t>de et al., 2015</w:t>
-      </w:r>
+        <w:t xml:space="preserve"> contributed to pooled effect size of mid-term follow-up </w:t>
+      </w:r>
+      <w:bookmarkStart w:id="31" w:name="OLE_LINK14"/>
       <w:r>
         <w:rPr>
           <w:rFonts w:hint="eastAsia"/>
         </w:rPr>
+        <w:t>(</w:t>
+      </w:r>
+      <w:r>
+        <w:t>&gt;3 to ≤6 months post-intervention</w:t>
+      </w:r>
+      <w:r>
+        <w:rPr>
+          <w:rFonts w:hint="eastAsia"/>
+        </w:rPr>
         <w:t>)</w:t>
       </w:r>
+      <w:bookmarkEnd w:id="31"/>
       <w:r>
         <w:rPr>
           <w:rFonts w:hint="eastAsia"/>
         </w:rPr>
-        <w:t xml:space="preserve"> contributed to pooled effect size of mid-term follow-up </w:t>
-      </w:r>
-      <w:bookmarkStart w:id="31" w:name="OLE_LINK14"/>
+        <w:t xml:space="preserve">. </w:t>
+      </w:r>
+      <w:r>
+        <w:t xml:space="preserve">Under a random-effects model with REML estimator and Hartung-Knapp adjustment, the pooled Hedges' g was </w:t>
+      </w:r>
+      <w:r>
+        <w:t>0.11</w:t>
+      </w:r>
       <w:r>
         <w:rPr>
           <w:rFonts w:hint="eastAsia"/>
         </w:rPr>
-        <w:t>(</w:t>
-      </w:r>
-      <w:r>
-        <w:t>&gt;3 to ≤6 months post-intervention</w:t>
+        <w:t>5</w:t>
+      </w:r>
+      <w:r>
+        <w:t xml:space="preserve"> </w:t>
       </w:r>
       <w:r>
         <w:rPr>
           <w:rFonts w:hint="eastAsia"/>
         </w:rPr>
-        <w:t>)</w:t>
-      </w:r>
-      <w:bookmarkEnd w:id="31"/>
-      <w:r>
-        <w:rPr>
-          <w:rFonts w:hint="eastAsia"/>
-        </w:rPr>
-        <w:t xml:space="preserve">. </w:t>
-      </w:r>
-      <w:r>
-        <w:t xml:space="preserve">Under a random-effects model with REML estimator and Hartung-Knapp adjustment, the pooled Hedges' g was </w:t>
-      </w:r>
-      <w:r>
-        <w:t>0.11</w:t>
-      </w:r>
-      <w:r>
-        <w:rPr>
-          <w:rFonts w:hint="eastAsia"/>
-        </w:rPr>
-        <w:t>5</w:t>
-      </w:r>
-      <w:r>
-        <w:t xml:space="preserve"> </w:t>
-      </w:r>
-      <w:proofErr w:type="gramStart"/>
-      <w:r>
-        <w:rPr>
-          <w:rFonts w:hint="eastAsia"/>
-        </w:rPr>
-        <w:t>( 95</w:t>
-      </w:r>
-      <w:proofErr w:type="gramEnd"/>
-      <w:r>
-        <w:rPr>
-          <w:rFonts w:hint="eastAsia"/>
-        </w:rPr>
-        <w:t xml:space="preserve">% CI </w:t>
+        <w:t xml:space="preserve">( 95% CI </w:t>
       </w:r>
       <w:r>
         <w:t>[</w:t>
@@ -9969,15 +8846,7 @@
         <w:t>g</w:t>
       </w:r>
       <w:r>
-        <w:t xml:space="preserve"> = 0.29 (</w:t>
-      </w:r>
-      <w:proofErr w:type="spellStart"/>
-      <w:r>
-        <w:t>Makarushka</w:t>
-      </w:r>
-      <w:proofErr w:type="spellEnd"/>
-      <w:r>
-        <w:t>, 201</w:t>
+        <w:t xml:space="preserve"> = 0.29 (Makarushka, 201</w:t>
       </w:r>
       <w:r>
         <w:rPr>
@@ -10006,15 +8875,7 @@
         <w:jc w:val="both"/>
       </w:pPr>
       <w:r>
-        <w:t xml:space="preserve">Between-study heterogeneity was low across all three indicators, </w:t>
-      </w:r>
-      <w:proofErr w:type="gramStart"/>
-      <w:r>
-        <w:t>Q(</w:t>
-      </w:r>
-      <w:proofErr w:type="gramEnd"/>
-      <w:r>
-        <w:t>6) = 3.4</w:t>
+        <w:t>Between-study heterogeneity was low across all three indicators, Q(6) = 3.4</w:t>
       </w:r>
       <w:r>
         <w:rPr>
@@ -10129,17 +8990,8 @@
           <w:b/>
           <w:bCs/>
         </w:rPr>
-        <w:t xml:space="preserve">-Term </w:t>
-      </w:r>
-      <w:proofErr w:type="spellStart"/>
-      <w:r>
-        <w:rPr>
-          <w:b/>
-          <w:bCs/>
-        </w:rPr>
-        <w:t>Follow-UP</w:t>
-      </w:r>
-      <w:proofErr w:type="spellEnd"/>
+        <w:t>-Term Follow-UP</w:t>
+      </w:r>
     </w:p>
     <w:p>
       <w:pPr>
@@ -10310,15 +9162,7 @@
         <w:jc w:val="both"/>
       </w:pPr>
       <w:r>
-        <w:t xml:space="preserve">Five studies (Stice et al., 2010; Ip et al., 2016; </w:t>
-      </w:r>
-      <w:proofErr w:type="spellStart"/>
-      <w:r>
-        <w:t>Poppelaars</w:t>
-      </w:r>
-      <w:proofErr w:type="spellEnd"/>
-      <w:r>
-        <w:t xml:space="preserve"> et al., 2016; Wright et al., 2020; Rohde et al., 2015) contributed effect sizes at long-term follow-up (≥12 months post-intervention). Where a study reported multiple long-term assessments, the longest available timepoint was used. Under a random-effects model with REML estimator and Hartung-Knapp adjustment, the pooled Hedges' g was 0.1</w:t>
+        <w:t>Five studies (Stice et al., 2010; Ip et al., 2016; Poppelaars et al., 2016; Wright et al., 2020; Rohde et al., 2015) contributed effect sizes at long-term follow-up (≥12 months post-intervention). Where a study reported multiple long-term assessments, the longest available timepoint was used. Under a random-effects model with REML estimator and Hartung-Knapp adjustment, the pooled Hedges' g was 0.1</w:t>
       </w:r>
       <w:r>
         <w:rPr>
@@ -10335,7 +9179,6 @@
       <w:r>
         <w:t xml:space="preserve"> </w:t>
       </w:r>
-      <w:proofErr w:type="gramStart"/>
       <w:r>
         <w:rPr>
           <w:i/>
@@ -10344,11 +9187,7 @@
         <w:t>t</w:t>
       </w:r>
       <w:r>
-        <w:t>(</w:t>
-      </w:r>
-      <w:proofErr w:type="gramEnd"/>
-      <w:r>
-        <w:t>4) = 1.</w:t>
+        <w:t>(4) = 1.</w:t>
       </w:r>
       <w:r>
         <w:rPr>
@@ -10396,15 +9235,7 @@
         <w:jc w:val="both"/>
       </w:pPr>
       <w:r>
-        <w:t xml:space="preserve">Between-study heterogeneity was low to moderate, </w:t>
-      </w:r>
-      <w:proofErr w:type="gramStart"/>
-      <w:r>
-        <w:t>Q(</w:t>
-      </w:r>
-      <w:proofErr w:type="gramEnd"/>
-      <w:r>
-        <w:t xml:space="preserve">4) = </w:t>
+        <w:t xml:space="preserve">Between-study heterogeneity was low to moderate, Q(4) = </w:t>
       </w:r>
       <w:r>
         <w:t>5.</w:t>
@@ -10516,16 +9347,7 @@
           <w:bCs/>
           <w:noProof/>
         </w:rPr>
-        <w:t xml:space="preserve">Forest Plot of Studies </w:t>
-      </w:r>
-      <w:proofErr w:type="gramStart"/>
-      <w:r>
-        <w:rPr>
-          <w:b/>
-          <w:bCs/>
-          <w:noProof/>
-        </w:rPr>
-        <w:t xml:space="preserve">at </w:t>
+        <w:t xml:space="preserve">Forest Plot of Studies at </w:t>
       </w:r>
       <w:r>
         <w:rPr>
@@ -10535,23 +9357,13 @@
         </w:rPr>
         <w:t xml:space="preserve"> Long</w:t>
       </w:r>
-      <w:proofErr w:type="gramEnd"/>
       <w:r>
         <w:rPr>
           <w:b/>
           <w:bCs/>
         </w:rPr>
-        <w:t xml:space="preserve">-Term </w:t>
-      </w:r>
-      <w:proofErr w:type="spellStart"/>
-      <w:r>
-        <w:rPr>
-          <w:b/>
-          <w:bCs/>
-        </w:rPr>
-        <w:t>Follow-UP</w:t>
-      </w:r>
-      <w:proofErr w:type="spellEnd"/>
+        <w:t>-Term Follow-UP</w:t>
+      </w:r>
     </w:p>
     <w:bookmarkEnd w:id="33"/>
     <w:p>
@@ -10706,7 +9518,6 @@
         </w:rPr>
         <w:t xml:space="preserve"> </w:t>
       </w:r>
-      <w:proofErr w:type="spellStart"/>
       <w:r>
         <w:rPr>
           <w:rFonts w:hint="eastAsia"/>
@@ -10724,7 +9535,6 @@
         </w:rPr>
         <w:t>s</w:t>
       </w:r>
-      <w:proofErr w:type="spellEnd"/>
     </w:p>
     <w:tbl>
       <w:tblPr>
@@ -10904,9 +9714,29 @@
                 <w:i/>
                 <w:iCs/>
               </w:rPr>
-              <w:t>t (</w:t>
-            </w:r>
-            <w:proofErr w:type="spellStart"/>
+              <w:t>t (df)</w:t>
+            </w:r>
+          </w:p>
+        </w:tc>
+        <w:tc>
+          <w:tcPr>
+            <w:tcW w:w="788" w:type="dxa"/>
+            <w:tcBorders>
+              <w:top w:val="single" w:sz="8" w:space="0" w:color="auto"/>
+              <w:bottom w:val="single" w:sz="4" w:space="0" w:color="auto"/>
+            </w:tcBorders>
+          </w:tcPr>
+          <w:p>
+            <w:pPr>
+              <w:spacing w:after="120" w:line="360" w:lineRule="auto"/>
+              <w:jc w:val="center"/>
+              <w:rPr>
+                <w:b/>
+                <w:bCs/>
+                <w:i/>
+                <w:iCs/>
+              </w:rPr>
+            </w:pPr>
             <w:r>
               <w:rPr>
                 <w:rFonts w:hint="eastAsia"/>
@@ -10915,9 +9745,27 @@
                 <w:i/>
                 <w:iCs/>
               </w:rPr>
-              <w:t>df</w:t>
-            </w:r>
-            <w:proofErr w:type="spellEnd"/>
+              <w:t>p</w:t>
+            </w:r>
+          </w:p>
+        </w:tc>
+        <w:tc>
+          <w:tcPr>
+            <w:tcW w:w="962" w:type="dxa"/>
+            <w:tcBorders>
+              <w:top w:val="single" w:sz="8" w:space="0" w:color="auto"/>
+              <w:bottom w:val="single" w:sz="4" w:space="0" w:color="auto"/>
+            </w:tcBorders>
+          </w:tcPr>
+          <w:p>
+            <w:pPr>
+              <w:spacing w:after="120" w:line="360" w:lineRule="auto"/>
+              <w:jc w:val="center"/>
+              <w:rPr>
+                <w:b/>
+                <w:bCs/>
+              </w:rPr>
+            </w:pPr>
             <w:r>
               <w:rPr>
                 <w:rFonts w:hint="eastAsia"/>
@@ -10926,29 +9774,16 @@
                 <w:i/>
                 <w:iCs/>
               </w:rPr>
-              <w:t>)</w:t>
-            </w:r>
-          </w:p>
-        </w:tc>
-        <w:tc>
-          <w:tcPr>
-            <w:tcW w:w="788" w:type="dxa"/>
-            <w:tcBorders>
-              <w:top w:val="single" w:sz="8" w:space="0" w:color="auto"/>
-              <w:bottom w:val="single" w:sz="4" w:space="0" w:color="auto"/>
-            </w:tcBorders>
-          </w:tcPr>
-          <w:p>
-            <w:pPr>
-              <w:spacing w:after="120" w:line="360" w:lineRule="auto"/>
-              <w:jc w:val="center"/>
-              <w:rPr>
+              <w:t>Q</w:t>
+            </w:r>
+            <w:r>
+              <w:rPr>
+                <w:rFonts w:hint="eastAsia"/>
                 <w:b/>
                 <w:bCs/>
-                <w:i/>
-                <w:iCs/>
-              </w:rPr>
-            </w:pPr>
+              </w:rPr>
+              <w:t xml:space="preserve"> (</w:t>
+            </w:r>
             <w:r>
               <w:rPr>
                 <w:rFonts w:hint="eastAsia"/>
@@ -10957,13 +9792,21 @@
                 <w:i/>
                 <w:iCs/>
               </w:rPr>
-              <w:t>p</w:t>
-            </w:r>
-          </w:p>
-        </w:tc>
-        <w:tc>
-          <w:tcPr>
-            <w:tcW w:w="962" w:type="dxa"/>
+              <w:t>df</w:t>
+            </w:r>
+            <w:r>
+              <w:rPr>
+                <w:rFonts w:hint="eastAsia"/>
+                <w:b/>
+                <w:bCs/>
+              </w:rPr>
+              <w:t>)</w:t>
+            </w:r>
+          </w:p>
+        </w:tc>
+        <w:tc>
+          <w:tcPr>
+            <w:tcW w:w="919" w:type="dxa"/>
             <w:tcBorders>
               <w:top w:val="single" w:sz="8" w:space="0" w:color="auto"/>
               <w:bottom w:val="single" w:sz="4" w:space="0" w:color="auto"/>
@@ -10976,6 +9819,8 @@
               <w:rPr>
                 <w:b/>
                 <w:bCs/>
+                <w:i/>
+                <w:iCs/>
               </w:rPr>
             </w:pPr>
             <w:r>
@@ -10986,7 +9831,7 @@
                 <w:i/>
                 <w:iCs/>
               </w:rPr>
-              <w:t>Q</w:t>
+              <w:t xml:space="preserve">p </w:t>
             </w:r>
             <w:r>
               <w:rPr>
@@ -10994,9 +9839,8 @@
                 <w:b/>
                 <w:bCs/>
               </w:rPr>
-              <w:t xml:space="preserve"> (</w:t>
-            </w:r>
-            <w:proofErr w:type="spellStart"/>
+              <w:t>(</w:t>
+            </w:r>
             <w:r>
               <w:rPr>
                 <w:rFonts w:hint="eastAsia"/>
@@ -11005,84 +9849,79 @@
                 <w:i/>
                 <w:iCs/>
               </w:rPr>
-              <w:t>df</w:t>
-            </w:r>
-            <w:proofErr w:type="spellEnd"/>
-            <w:r>
-              <w:rPr>
-                <w:rFonts w:hint="eastAsia"/>
+              <w:t>Q)</w:t>
+            </w:r>
+          </w:p>
+        </w:tc>
+        <w:tc>
+          <w:tcPr>
+            <w:tcW w:w="1013" w:type="dxa"/>
+            <w:tcBorders>
+              <w:top w:val="single" w:sz="8" w:space="0" w:color="auto"/>
+              <w:bottom w:val="single" w:sz="4" w:space="0" w:color="auto"/>
+            </w:tcBorders>
+          </w:tcPr>
+          <w:p>
+            <w:pPr>
+              <w:spacing w:after="120" w:line="360" w:lineRule="auto"/>
+              <w:jc w:val="center"/>
+              <w:rPr>
                 <w:b/>
                 <w:bCs/>
               </w:rPr>
-              <w:t>)</w:t>
-            </w:r>
-          </w:p>
-        </w:tc>
-        <w:tc>
-          <w:tcPr>
-            <w:tcW w:w="919" w:type="dxa"/>
-            <w:tcBorders>
-              <w:top w:val="single" w:sz="8" w:space="0" w:color="auto"/>
-              <w:bottom w:val="single" w:sz="4" w:space="0" w:color="auto"/>
-            </w:tcBorders>
-          </w:tcPr>
-          <w:p>
-            <w:pPr>
-              <w:spacing w:after="120" w:line="360" w:lineRule="auto"/>
-              <w:jc w:val="center"/>
+            </w:pPr>
+            <w:r>
               <w:rPr>
                 <w:b/>
                 <w:bCs/>
                 <w:i/>
                 <w:iCs/>
               </w:rPr>
-            </w:pPr>
-            <w:r>
-              <w:rPr>
-                <w:rFonts w:hint="eastAsia"/>
+              <w:t>I</w:t>
+            </w:r>
+            <w:r>
+              <w:rPr>
+                <w:b/>
+                <w:bCs/>
+              </w:rPr>
+              <w:t>²</w:t>
+            </w:r>
+            <w:r>
+              <w:rPr>
                 <w:b/>
                 <w:bCs/>
                 <w:i/>
                 <w:iCs/>
               </w:rPr>
-              <w:t xml:space="preserve">p </w:t>
-            </w:r>
-            <w:r>
-              <w:rPr>
-                <w:rFonts w:hint="eastAsia"/>
+              <w:t xml:space="preserve"> </w:t>
+            </w:r>
+            <w:r>
+              <w:rPr>
                 <w:b/>
                 <w:bCs/>
               </w:rPr>
-              <w:t>(</w:t>
-            </w:r>
-            <w:r>
-              <w:rPr>
-                <w:rFonts w:hint="eastAsia"/>
+              <w:t>[95% CI]</w:t>
+            </w:r>
+          </w:p>
+        </w:tc>
+        <w:tc>
+          <w:tcPr>
+            <w:tcW w:w="1052" w:type="dxa"/>
+            <w:tcBorders>
+              <w:top w:val="single" w:sz="8" w:space="0" w:color="auto"/>
+              <w:bottom w:val="single" w:sz="4" w:space="0" w:color="auto"/>
+            </w:tcBorders>
+          </w:tcPr>
+          <w:p>
+            <w:pPr>
+              <w:spacing w:after="120" w:line="360" w:lineRule="auto"/>
+              <w:jc w:val="center"/>
+              <w:rPr>
                 <w:b/>
                 <w:bCs/>
                 <w:i/>
                 <w:iCs/>
               </w:rPr>
-              <w:t>Q)</w:t>
-            </w:r>
-          </w:p>
-        </w:tc>
-        <w:tc>
-          <w:tcPr>
-            <w:tcW w:w="1013" w:type="dxa"/>
-            <w:tcBorders>
-              <w:top w:val="single" w:sz="8" w:space="0" w:color="auto"/>
-              <w:bottom w:val="single" w:sz="4" w:space="0" w:color="auto"/>
-            </w:tcBorders>
-          </w:tcPr>
-          <w:p>
-            <w:pPr>
-              <w:spacing w:after="120" w:line="360" w:lineRule="auto"/>
-              <w:jc w:val="center"/>
-              <w:rPr>
-                <w:b/>
-                <w:bCs/>
-              </w:rPr>
             </w:pPr>
             <w:r>
               <w:rPr>
@@ -11091,59 +9930,6 @@
                 <w:i/>
                 <w:iCs/>
               </w:rPr>
-              <w:t>I</w:t>
-            </w:r>
-            <w:r>
-              <w:rPr>
-                <w:b/>
-                <w:bCs/>
-              </w:rPr>
-              <w:t>²</w:t>
-            </w:r>
-            <w:r>
-              <w:rPr>
-                <w:b/>
-                <w:bCs/>
-                <w:i/>
-                <w:iCs/>
-              </w:rPr>
-              <w:t xml:space="preserve"> </w:t>
-            </w:r>
-            <w:r>
-              <w:rPr>
-                <w:b/>
-                <w:bCs/>
-              </w:rPr>
-              <w:t>[95% CI]</w:t>
-            </w:r>
-          </w:p>
-        </w:tc>
-        <w:tc>
-          <w:tcPr>
-            <w:tcW w:w="1052" w:type="dxa"/>
-            <w:tcBorders>
-              <w:top w:val="single" w:sz="8" w:space="0" w:color="auto"/>
-              <w:bottom w:val="single" w:sz="4" w:space="0" w:color="auto"/>
-            </w:tcBorders>
-          </w:tcPr>
-          <w:p>
-            <w:pPr>
-              <w:spacing w:after="120" w:line="360" w:lineRule="auto"/>
-              <w:jc w:val="center"/>
-              <w:rPr>
-                <w:b/>
-                <w:bCs/>
-                <w:i/>
-                <w:iCs/>
-              </w:rPr>
-            </w:pPr>
-            <w:r>
-              <w:rPr>
-                <w:b/>
-                <w:bCs/>
-                <w:i/>
-                <w:iCs/>
-              </w:rPr>
               <w:t>τ</w:t>
             </w:r>
             <w:r>
@@ -12217,7 +11003,6 @@
       <w:r>
         <w:t xml:space="preserve"> This classification was based on the degree of activeness of the control condition. The Q-between test indicated no statistically significant difference between the two pooled subgroups, </w:t>
       </w:r>
-      <w:proofErr w:type="gramStart"/>
       <w:r>
         <w:rPr>
           <w:i/>
@@ -12226,11 +11011,7 @@
         <w:t>Q</w:t>
       </w:r>
       <w:r>
-        <w:t>(</w:t>
-      </w:r>
-      <w:proofErr w:type="gramEnd"/>
-      <w:r>
-        <w:t xml:space="preserve">1) = 0.46, </w:t>
+        <w:t xml:space="preserve">(1) = 0.46, </w:t>
       </w:r>
       <w:r>
         <w:rPr>
@@ -12380,7 +11161,6 @@
       <w:r>
         <w:t xml:space="preserve">en studies fell into the Low stratum, reflecting mild or mild-to-moderate baseline depression, and four into the High stratum, reflecting moderate or severe baseline depression. The test for subgroup differences showed no statistically significant difference between the two pooled subgroup effects, </w:t>
       </w:r>
-      <w:proofErr w:type="gramStart"/>
       <w:r>
         <w:rPr>
           <w:i/>
@@ -12389,11 +11169,7 @@
         <w:t>Q</w:t>
       </w:r>
       <w:r>
-        <w:t>(</w:t>
-      </w:r>
-      <w:proofErr w:type="gramEnd"/>
-      <w:r>
-        <w:t xml:space="preserve">1) = 0.00, </w:t>
+        <w:t xml:space="preserve">(1) = 0.00, </w:t>
       </w:r>
       <w:r>
         <w:rPr>
@@ -12528,15 +11304,7 @@
         <w:t xml:space="preserve">or </w:t>
       </w:r>
       <w:r>
-        <w:t xml:space="preserve">human encouragement during the intervention period (see Section 3.8.3). Four trials (Ackerson et al., 1998; Fleming et al., 2012; Ip et al., 2016; Rohde et al., 2015) included such contact, whereas ten trials relied solely on automated or technical support, or no non-therapeutic support at all. The Q-between test indicated no statistically significant difference between the two pooled subgroup effects, </w:t>
-      </w:r>
-      <w:proofErr w:type="gramStart"/>
-      <w:r>
-        <w:t>Q(</w:t>
-      </w:r>
-      <w:proofErr w:type="gramEnd"/>
-      <w:r>
-        <w:t>1) = 0.32, p = .570 (Table 5).</w:t>
+        <w:t>human encouragement during the intervention period (see Section 3.8.3). Four trials (Ackerson et al., 1998; Fleming et al., 2012; Ip et al., 2016; Rohde et al., 2015) included such contact, whereas ten trials relied solely on automated or technical support, or no non-therapeutic support at all. The Q-between test indicated no statistically significant difference between the two pooled subgroup effects, Q(1) = 0.32, p = .570 (Table 5).</w:t>
       </w:r>
     </w:p>
     <w:p>
@@ -12638,21 +11406,7 @@
         <w:rPr>
           <w:rFonts w:hint="eastAsia"/>
         </w:rPr>
-        <w:t xml:space="preserve"> it is also the only component whose effect size was significant </w:t>
-      </w:r>
-      <w:proofErr w:type="spellStart"/>
-      <w:r>
-        <w:rPr>
-          <w:rFonts w:hint="eastAsia"/>
-        </w:rPr>
-        <w:t>amony</w:t>
-      </w:r>
-      <w:proofErr w:type="spellEnd"/>
-      <w:r>
-        <w:rPr>
-          <w:rFonts w:hint="eastAsia"/>
-        </w:rPr>
-        <w:t xml:space="preserve"> absent and present groups.</w:t>
+        <w:t xml:space="preserve"> it is also the only component whose effect size was significant amony absent and present groups.</w:t>
       </w:r>
       <w:r>
         <w:rPr>
@@ -12732,7 +11486,23 @@
           <w:b/>
           <w:bCs/>
         </w:rPr>
-        <w:t>. Subgroup Analyses of the Pooled Post-Intervention Effect (</w:t>
+        <w:t xml:space="preserve">. Subgroup </w:t>
+      </w:r>
+      <w:bookmarkStart w:id="41" w:name="OLE_LINK46"/>
+      <w:r>
+        <w:rPr>
+          <w:b/>
+          <w:bCs/>
+        </w:rPr>
+        <w:t>Analyses of the Pooled Post-Intervention Effect</w:t>
+      </w:r>
+      <w:bookmarkEnd w:id="41"/>
+      <w:r>
+        <w:rPr>
+          <w:b/>
+          <w:bCs/>
+        </w:rPr>
+        <w:t xml:space="preserve"> (</w:t>
       </w:r>
       <w:r>
         <w:rPr>
@@ -12800,7 +11570,7 @@
                 <w:color w:val="000000"/>
               </w:rPr>
             </w:pPr>
-            <w:bookmarkStart w:id="41" w:name="OLE_LINK38"/>
+            <w:bookmarkStart w:id="42" w:name="OLE_LINK38"/>
             <w:r>
               <w:rPr>
                 <w:rFonts w:eastAsia="DengXian"/>
@@ -15953,7 +14723,7 @@
           </w:p>
         </w:tc>
       </w:tr>
-      <w:bookmarkEnd w:id="41"/>
+      <w:bookmarkEnd w:id="42"/>
     </w:tbl>
     <w:p/>
     <w:p>
@@ -15965,15 +14735,7 @@
         <w:t>Note</w:t>
       </w:r>
       <w:r>
-        <w:t xml:space="preserve">. k = number of studies; g = Hedges' g; CI = confidence interval; I² = proportion of total variance attributable to between-study heterogeneity. Pooled estimates were computed using a random-effects model with restricted maximum-likelihood (REML) estimator and Hartung-Knapp adjustment. Within each subgroup analysis, a common between-study variance (τ²) was assumed across the two subgroup levels via the </w:t>
-      </w:r>
-      <w:proofErr w:type="spellStart"/>
-      <w:r>
-        <w:t>tau.common</w:t>
-      </w:r>
-      <w:proofErr w:type="spellEnd"/>
-      <w:r>
-        <w:t xml:space="preserve"> = TRUE option, consistent with the recommendation that subgroup-specific τ² estimates are u</w:t>
+        <w:t>. k = number of studies; g = Hedges' g; CI = confidence interval; I² = proportion of total variance attributable to between-study heterogeneity. Pooled estimates were computed using a random-effects model with restricted maximum-likelihood (REML) estimator and Hartung-Knapp adjustment. Within each subgroup analysis, a common between-study variance (τ²) was assumed across the two subgroup levels via the tau.common = TRUE option, consistent with the recommendation that subgroup-specific τ² estimates are u</w:t>
       </w:r>
       <w:r>
         <w:rPr>
@@ -16015,21 +14777,7 @@
         <w:rPr>
           <w:rFonts w:hint="eastAsia"/>
         </w:rPr>
-        <w:t xml:space="preserve"> 95% confidence intervals were computed via the Q-profile method (</w:t>
-      </w:r>
-      <w:proofErr w:type="spellStart"/>
-      <w:r>
-        <w:rPr>
-          <w:rFonts w:hint="eastAsia"/>
-        </w:rPr>
-        <w:t>Viechtbauer</w:t>
-      </w:r>
-      <w:proofErr w:type="spellEnd"/>
-      <w:r>
-        <w:rPr>
-          <w:rFonts w:hint="eastAsia"/>
-        </w:rPr>
-        <w:t>, 2007). Confirmatory subgroup a</w:t>
+        <w:t xml:space="preserve"> 95% confidence intervals were computed via the Q-profile method (Viechtbauer, 2007). Confirmatory subgroup a</w:t>
       </w:r>
       <w:r>
         <w:t>nalyses were pre-specified as primary tests in Section 3.8.3; exploratory analyses were pre-specified as hypothesis-generating. Bohr et al. (2023) was excluded from the main analysis (see Section 4.2.1); a sensitivity analysis including this study is reported in Section 4.6.</w:t>
@@ -16131,21 +14879,7 @@
         <w:rPr>
           <w:rFonts w:hint="eastAsia"/>
         </w:rPr>
-        <w:t xml:space="preserve">p analyses </w:t>
-      </w:r>
-      <w:proofErr w:type="gramStart"/>
-      <w:r>
-        <w:rPr>
-          <w:rFonts w:hint="eastAsia"/>
-        </w:rPr>
-        <w:t>in  Section</w:t>
-      </w:r>
-      <w:proofErr w:type="gramEnd"/>
-      <w:r>
-        <w:rPr>
-          <w:rFonts w:hint="eastAsia"/>
-        </w:rPr>
-        <w:t xml:space="preserve"> 4.5.2.2, a meta-regression was conducted to examine </w:t>
+        <w:t xml:space="preserve">p analyses in  Section 4.5.2.2, a meta-regression was conducted to examine </w:t>
       </w:r>
       <w:r>
         <w:t>whether</w:t>
@@ -16531,21 +15265,7 @@
               <w:rPr>
                 <w:rFonts w:hint="eastAsia"/>
               </w:rPr>
-              <w:t>Component Count (</w:t>
-            </w:r>
-            <w:proofErr w:type="spellStart"/>
-            <w:r>
-              <w:rPr>
-                <w:rFonts w:hint="eastAsia"/>
-              </w:rPr>
-              <w:t>centred</w:t>
-            </w:r>
-            <w:proofErr w:type="spellEnd"/>
-            <w:r>
-              <w:rPr>
-                <w:rFonts w:hint="eastAsia"/>
-              </w:rPr>
-              <w:t>)</w:t>
+              <w:t>Component Count (centred)</w:t>
             </w:r>
           </w:p>
         </w:tc>
@@ -16701,102 +15421,209 @@
         <w:t>Note.</w:t>
       </w:r>
       <w:r>
-        <w:t xml:space="preserve"> k = number of studies; β = unstandardized regression coefficient (slope); SE = standard error; CI = confidence interval; R² = proportion of between-study heterogeneity explained by the predictor; residual τ² = between-study variance remaining after inclusion of the predictor. The number of CBT components was pre-specified as a moderator in Section 3.8.3 and was </w:t>
-      </w:r>
-      <w:proofErr w:type="gramStart"/>
-      <w:r>
-        <w:t>mean-</w:t>
-      </w:r>
-      <w:proofErr w:type="spellStart"/>
-      <w:r>
-        <w:t>centred</w:t>
-      </w:r>
-      <w:proofErr w:type="spellEnd"/>
-      <w:proofErr w:type="gramEnd"/>
-      <w:r>
-        <w:t xml:space="preserve"> prior to analysis. The model was estimated using a random-effects (mixed-effects) meta-regression with the restricted maximum-likelihood (REML) estimator and Hartung-Knapp adjustment, consistent with the main analysis. A non-significant slope and an R² of 0.0% indicate that the number of components did not account for the observed between-study heterogeneity</w:t>
-      </w:r>
-    </w:p>
-    <w:p/>
+        <w:t xml:space="preserve"> k = number of studies; β = unstandardized regression coefficient (slope); SE = standard error; CI = confidence interval; R² = proportion of between-study heterogeneity explained by the predictor; residual τ² = between-study variance remaining after inclusion of the predictor. The number of CBT components was pre-specified as a moderator in Section 3.8.3 and was mean-centred prior to analysis. The model was estimated using a random-effects (mixed-effects) meta-regression with the restricted maximum-likelihood (REML) estimator and Hartung-Knapp adjustment, consistent with the main analysis. A non-significant slope and an R² of 0.0% indicate that the number of components did not account for the observed between-study heterogeneity</w:t>
+      </w:r>
+    </w:p>
+    <w:p>
+      <w:pPr>
+        <w:rPr>
+          <w:rFonts w:hint="eastAsia"/>
+        </w:rPr>
+      </w:pPr>
+    </w:p>
     <w:p>
       <w:pPr>
         <w:pStyle w:val="3"/>
         <w:rPr>
+          <w:rFonts w:eastAsiaTheme="minorEastAsia" w:hint="eastAsia"/>
+        </w:rPr>
+      </w:pPr>
+      <w:r>
+        <w:t>4.5.5 Descriptive moderator summary</w:t>
+      </w:r>
+    </w:p>
+    <w:p>
+      <w:r>
+        <w:t xml:space="preserve">[1 </w:t>
+      </w:r>
+      <w:r>
+        <w:t>段，覆盖</w:t>
+      </w:r>
+      <w:r>
+        <w:t xml:space="preserve"> age group / delivery modality / dose </w:t>
+      </w:r>
+      <w:r>
+        <w:t>指向</w:t>
+      </w:r>
+      <w:r>
+        <w:t xml:space="preserve"> Section 4.2 </w:t>
+      </w:r>
+      <w:r>
+        <w:t>和</w:t>
+      </w:r>
+      <w:r>
+        <w:t xml:space="preserve"> 5.3</w:t>
+      </w:r>
+      <w:r>
+        <w:t>，不分子节</w:t>
+      </w:r>
+      <w:r>
+        <w:t>]</w:t>
+      </w:r>
+    </w:p>
+    <w:p>
+      <w:pPr>
+        <w:rPr>
+          <w:rFonts w:hint="eastAsia"/>
+        </w:rPr>
+      </w:pPr>
+      <w:r>
+        <w:rPr>
+          <w:rFonts w:hint="eastAsia"/>
+        </w:rPr>
+        <w:t>返回方法那里补一句：几乎每个研究的年龄段都横跨整个</w:t>
+      </w:r>
+      <w:r>
+        <w:rPr>
+          <w:rFonts w:hint="eastAsia"/>
+        </w:rPr>
+        <w:t>WHO</w:t>
+      </w:r>
+      <w:r>
+        <w:rPr>
+          <w:rFonts w:hint="eastAsia"/>
+        </w:rPr>
+        <w:t>所定义的青少年时期，分组无法进行</w:t>
+      </w:r>
+      <w:r>
+        <w:rPr>
+          <w:rFonts w:hint="eastAsia"/>
+        </w:rPr>
+        <w:t>；</w:t>
+      </w:r>
+      <w:r>
+        <w:rPr>
+          <w:rFonts w:hint="eastAsia"/>
+        </w:rPr>
+        <w:t>delivery modality</w:t>
+      </w:r>
+      <w:r>
+        <w:rPr>
+          <w:rFonts w:hint="eastAsia"/>
+        </w:rPr>
+        <w:t>那里种类太过琐碎，大部分方式分组以后</w:t>
+      </w:r>
+      <w:r>
+        <w:rPr>
+          <w:rFonts w:hint="eastAsia"/>
+        </w:rPr>
+        <w:t>k</w:t>
+      </w:r>
+      <w:r>
+        <w:rPr>
+          <w:rFonts w:hint="eastAsia"/>
+        </w:rPr>
+        <w:t>会变得非常小，即便强行融合成</w:t>
+      </w:r>
+      <w:r>
+        <w:rPr>
+          <w:rFonts w:hint="eastAsia"/>
+        </w:rPr>
+        <w:t>bib</w:t>
+      </w:r>
+      <w:r>
+        <w:rPr>
+          <w:rFonts w:hint="eastAsia"/>
+        </w:rPr>
+        <w:t>、非</w:t>
+      </w:r>
+      <w:r>
+        <w:rPr>
+          <w:rFonts w:hint="eastAsia"/>
+        </w:rPr>
+        <w:t>bib</w:t>
+      </w:r>
+      <w:r>
+        <w:rPr>
+          <w:rFonts w:hint="eastAsia"/>
+        </w:rPr>
+        <w:t>，我们也无法无视非</w:t>
+      </w:r>
+      <w:r>
+        <w:rPr>
+          <w:rFonts w:hint="eastAsia"/>
+        </w:rPr>
+        <w:t>bib</w:t>
+      </w:r>
+      <w:r>
+        <w:rPr>
+          <w:rFonts w:hint="eastAsia"/>
+        </w:rPr>
+        <w:t>的差异也很大的事实；在研究的过程中我们也发现</w:t>
+      </w:r>
+      <w:r>
+        <w:rPr>
+          <w:rFonts w:hint="eastAsia"/>
+        </w:rPr>
+        <w:t>dose</w:t>
+      </w:r>
+      <w:r>
+        <w:rPr>
+          <w:rFonts w:hint="eastAsia"/>
+        </w:rPr>
+        <w:t>或许是很重要的因素，可是真正报告预计时长的项目不足够支持分组，有些</w:t>
+      </w:r>
+      <w:r>
+        <w:rPr>
+          <w:rFonts w:hint="eastAsia"/>
+        </w:rPr>
+        <w:t>self-paced</w:t>
+      </w:r>
+      <w:r>
+        <w:rPr>
+          <w:rFonts w:hint="eastAsia"/>
+        </w:rPr>
+        <w:t>项目其实并不能排除只进行几十分钟到几小时的嫌疑，仅进行描述性总结。</w:t>
+      </w:r>
+    </w:p>
+    <w:p>
+      <w:pPr>
+        <w:rPr>
+          <w:rFonts w:hint="eastAsia"/>
+        </w:rPr>
+      </w:pPr>
+    </w:p>
+    <w:p>
+      <w:pPr>
+        <w:pStyle w:val="2"/>
+      </w:pPr>
+      <w:r>
+        <w:t>4.</w:t>
+      </w:r>
+      <w:r>
+        <w:rPr>
+          <w:rFonts w:eastAsiaTheme="minorEastAsia" w:hint="eastAsia"/>
+        </w:rPr>
+        <w:t>6</w:t>
+      </w:r>
+      <w:r>
+        <w:t>. Sensitivity</w:t>
+      </w:r>
+      <w:r>
+        <w:t xml:space="preserve"> and Robustness</w:t>
+      </w:r>
+      <w:r>
+        <w:t xml:space="preserve"> Analyses</w:t>
+      </w:r>
+    </w:p>
+    <w:p>
+      <w:pPr>
+        <w:pStyle w:val="3"/>
+        <w:rPr>
           <w:rFonts w:eastAsiaTheme="minorEastAsia"/>
         </w:rPr>
       </w:pPr>
-      <w:r>
-        <w:t>4.5.5 Descriptive moderator summary</w:t>
-      </w:r>
-    </w:p>
-    <w:p>
-      <w:r>
-        <w:t xml:space="preserve">[1 </w:t>
-      </w:r>
-      <w:r>
-        <w:t>段，覆盖</w:t>
-      </w:r>
-      <w:r>
-        <w:t xml:space="preserve"> age group / delivery modality / full component config / dose </w:t>
-      </w:r>
-      <w:r>
-        <w:t>指向</w:t>
-      </w:r>
-      <w:r>
-        <w:t xml:space="preserve"> Section 4.2 </w:t>
-      </w:r>
-      <w:r>
-        <w:t>和</w:t>
-      </w:r>
-      <w:r>
-        <w:t xml:space="preserve"> 5.3</w:t>
-      </w:r>
-      <w:r>
-        <w:t>，</w:t>
-      </w:r>
-      <w:proofErr w:type="gramStart"/>
-      <w:r>
-        <w:t>不</w:t>
-      </w:r>
-      <w:proofErr w:type="gramEnd"/>
-      <w:r>
-        <w:t>分子节</w:t>
-      </w:r>
-      <w:r>
-        <w:t>]</w:t>
-      </w:r>
-    </w:p>
-    <w:p>
-      <w:pPr>
-        <w:pStyle w:val="2"/>
-      </w:pPr>
-      <w:r>
-        <w:t>4.</w:t>
-      </w:r>
-      <w:r>
-        <w:rPr>
-          <w:rFonts w:eastAsiaTheme="minorEastAsia" w:hint="eastAsia"/>
-        </w:rPr>
-        <w:t>6</w:t>
-      </w:r>
-      <w:r>
-        <w:t>. Sensitivity</w:t>
-      </w:r>
-      <w:r>
-        <w:t xml:space="preserve"> and Robustness</w:t>
-      </w:r>
-      <w:r>
-        <w:t xml:space="preserve"> Analyses</w:t>
-      </w:r>
-    </w:p>
-    <w:p>
-      <w:pPr>
-        <w:pStyle w:val="3"/>
-        <w:rPr>
-          <w:rFonts w:eastAsiaTheme="minorEastAsia"/>
-        </w:rPr>
-      </w:pPr>
-      <w:bookmarkStart w:id="42" w:name="OLE_LINK10"/>
+      <w:bookmarkStart w:id="43" w:name="OLE_LINK10"/>
       <w:r>
         <w:rPr>
           <w:rFonts w:eastAsiaTheme="minorEastAsia"/>
@@ -16834,7 +15661,7 @@
         <w:ind w:firstLine="360"/>
         <w:jc w:val="both"/>
       </w:pPr>
-      <w:bookmarkStart w:id="43" w:name="OLE_LINK45"/>
+      <w:bookmarkStart w:id="44" w:name="OLE_LINK45"/>
       <w:r>
         <w:rPr>
           <w:rFonts w:hint="eastAsia"/>
@@ -16910,9 +15737,40 @@
       </w:pPr>
     </w:p>
     <w:p>
-      <w:pPr>
-        <w:spacing w:after="120" w:line="360" w:lineRule="auto"/>
-        <w:jc w:val="both"/>
+      <w:r>
+        <w:rPr>
+          <w:rFonts w:hint="eastAsia"/>
+          <w:b/>
+          <w:bCs/>
+        </w:rPr>
+        <w:t xml:space="preserve">Table X. </w:t>
+      </w:r>
+      <w:r>
+        <w:rPr>
+          <w:rFonts w:hint="eastAsia"/>
+          <w:b/>
+          <w:bCs/>
+        </w:rPr>
+        <w:t>Leave-One-Out</w:t>
+      </w:r>
+      <w:r>
+        <w:rPr>
+          <w:rFonts w:hint="eastAsia"/>
+          <w:b/>
+          <w:bCs/>
+        </w:rPr>
+        <w:t xml:space="preserve"> </w:t>
+      </w:r>
+      <w:r>
+        <w:rPr>
+          <w:b/>
+          <w:bCs/>
+        </w:rPr>
+        <w:t>Analyses of the Pooled Post-Intervention Effect</w:t>
+      </w:r>
+    </w:p>
+    <w:p>
+      <w:pPr>
         <w:rPr>
           <w:rFonts w:hint="eastAsia"/>
         </w:rPr>
@@ -16955,17 +15813,16 @@
               <w:spacing w:after="120" w:line="360" w:lineRule="auto"/>
               <w:jc w:val="both"/>
               <w:rPr>
+                <w:b/>
+                <w:bCs/>
+              </w:rPr>
+            </w:pPr>
+            <w:r>
+              <w:rPr>
                 <w:rFonts w:hint="eastAsia"/>
                 <w:b/>
                 <w:bCs/>
               </w:rPr>
-            </w:pPr>
-            <w:r>
-              <w:rPr>
-                <w:rFonts w:hint="eastAsia"/>
-                <w:b/>
-                <w:bCs/>
-              </w:rPr>
               <w:t>Omitting study</w:t>
             </w:r>
           </w:p>
@@ -16984,7 +15841,6 @@
               <w:spacing w:after="120" w:line="360" w:lineRule="auto"/>
               <w:jc w:val="both"/>
               <w:rPr>
-                <w:rFonts w:hint="eastAsia"/>
                 <w:b/>
                 <w:bCs/>
               </w:rPr>
@@ -17038,17 +15894,16 @@
               <w:spacing w:after="120" w:line="360" w:lineRule="auto"/>
               <w:jc w:val="both"/>
               <w:rPr>
+                <w:b/>
+                <w:bCs/>
+              </w:rPr>
+            </w:pPr>
+            <w:r>
+              <w:rPr>
                 <w:rFonts w:hint="eastAsia"/>
                 <w:b/>
                 <w:bCs/>
               </w:rPr>
-            </w:pPr>
-            <w:r>
-              <w:rPr>
-                <w:rFonts w:hint="eastAsia"/>
-                <w:b/>
-                <w:bCs/>
-              </w:rPr>
               <w:t>CI lower</w:t>
             </w:r>
           </w:p>
@@ -17067,7 +15922,6 @@
               <w:spacing w:after="120" w:line="360" w:lineRule="auto"/>
               <w:jc w:val="both"/>
               <w:rPr>
-                <w:rFonts w:hint="eastAsia"/>
                 <w:b/>
                 <w:bCs/>
               </w:rPr>
@@ -17099,9 +15953,6 @@
             <w:pPr>
               <w:spacing w:after="120" w:line="360" w:lineRule="auto"/>
               <w:jc w:val="both"/>
-              <w:rPr>
-                <w:rFonts w:hint="eastAsia"/>
-              </w:rPr>
             </w:pPr>
             <w:r>
               <w:rPr>
@@ -17123,9 +15974,6 @@
             <w:pPr>
               <w:spacing w:after="120" w:line="360" w:lineRule="auto"/>
               <w:jc w:val="both"/>
-              <w:rPr>
-                <w:rFonts w:hint="eastAsia"/>
-              </w:rPr>
             </w:pPr>
             <w:r>
               <w:rPr>
@@ -17147,9 +15995,6 @@
             <w:pPr>
               <w:spacing w:after="120" w:line="360" w:lineRule="auto"/>
               <w:jc w:val="both"/>
-              <w:rPr>
-                <w:rFonts w:hint="eastAsia"/>
-              </w:rPr>
             </w:pPr>
             <w:r>
               <w:rPr>
@@ -17171,9 +16016,6 @@
             <w:pPr>
               <w:spacing w:after="120" w:line="360" w:lineRule="auto"/>
               <w:jc w:val="both"/>
-              <w:rPr>
-                <w:rFonts w:hint="eastAsia"/>
-              </w:rPr>
             </w:pPr>
             <w:r>
               <w:rPr>
@@ -17197,9 +16039,6 @@
             <w:pPr>
               <w:spacing w:after="120" w:line="360" w:lineRule="auto"/>
               <w:jc w:val="both"/>
-              <w:rPr>
-                <w:rFonts w:hint="eastAsia"/>
-              </w:rPr>
             </w:pPr>
             <w:r>
               <w:rPr>
@@ -17218,9 +16057,6 @@
             <w:pPr>
               <w:spacing w:after="120" w:line="360" w:lineRule="auto"/>
               <w:jc w:val="both"/>
-              <w:rPr>
-                <w:rFonts w:hint="eastAsia"/>
-              </w:rPr>
             </w:pPr>
             <w:r>
               <w:rPr>
@@ -17239,9 +16075,6 @@
             <w:pPr>
               <w:spacing w:after="120" w:line="360" w:lineRule="auto"/>
               <w:jc w:val="both"/>
-              <w:rPr>
-                <w:rFonts w:hint="eastAsia"/>
-              </w:rPr>
             </w:pPr>
             <w:r>
               <w:rPr>
@@ -17260,9 +16093,6 @@
             <w:pPr>
               <w:spacing w:after="120" w:line="360" w:lineRule="auto"/>
               <w:jc w:val="both"/>
-              <w:rPr>
-                <w:rFonts w:hint="eastAsia"/>
-              </w:rPr>
             </w:pPr>
             <w:r>
               <w:rPr>
@@ -17292,9 +16122,6 @@
             <w:pPr>
               <w:spacing w:after="120" w:line="360" w:lineRule="auto"/>
               <w:jc w:val="both"/>
-              <w:rPr>
-                <w:rFonts w:hint="eastAsia"/>
-              </w:rPr>
             </w:pPr>
             <w:r>
               <w:rPr>
@@ -17313,9 +16140,6 @@
             <w:pPr>
               <w:spacing w:after="120" w:line="360" w:lineRule="auto"/>
               <w:jc w:val="both"/>
-              <w:rPr>
-                <w:rFonts w:hint="eastAsia"/>
-              </w:rPr>
             </w:pPr>
             <w:r>
               <w:rPr>
@@ -17334,9 +16158,6 @@
             <w:pPr>
               <w:spacing w:after="120" w:line="360" w:lineRule="auto"/>
               <w:jc w:val="both"/>
-              <w:rPr>
-                <w:rFonts w:hint="eastAsia"/>
-              </w:rPr>
             </w:pPr>
             <w:r>
               <w:rPr>
@@ -17355,9 +16176,6 @@
             <w:pPr>
               <w:spacing w:after="120" w:line="360" w:lineRule="auto"/>
               <w:jc w:val="both"/>
-              <w:rPr>
-                <w:rFonts w:hint="eastAsia"/>
-              </w:rPr>
             </w:pPr>
             <w:r>
               <w:rPr>
@@ -17381,9 +16199,6 @@
             <w:pPr>
               <w:spacing w:after="120" w:line="360" w:lineRule="auto"/>
               <w:jc w:val="both"/>
-              <w:rPr>
-                <w:rFonts w:hint="eastAsia"/>
-              </w:rPr>
             </w:pPr>
             <w:r>
               <w:rPr>
@@ -17402,9 +16217,6 @@
             <w:pPr>
               <w:spacing w:after="120" w:line="360" w:lineRule="auto"/>
               <w:jc w:val="both"/>
-              <w:rPr>
-                <w:rFonts w:hint="eastAsia"/>
-              </w:rPr>
             </w:pPr>
             <w:r>
               <w:rPr>
@@ -17423,9 +16235,6 @@
             <w:pPr>
               <w:spacing w:after="120" w:line="360" w:lineRule="auto"/>
               <w:jc w:val="both"/>
-              <w:rPr>
-                <w:rFonts w:hint="eastAsia"/>
-              </w:rPr>
             </w:pPr>
             <w:r>
               <w:rPr>
@@ -17444,9 +16253,6 @@
             <w:pPr>
               <w:spacing w:after="120" w:line="360" w:lineRule="auto"/>
               <w:jc w:val="both"/>
-              <w:rPr>
-                <w:rFonts w:hint="eastAsia"/>
-              </w:rPr>
             </w:pPr>
             <w:r>
               <w:rPr>
@@ -17470,23 +16276,12 @@
             <w:pPr>
               <w:spacing w:after="120" w:line="360" w:lineRule="auto"/>
               <w:jc w:val="both"/>
+            </w:pPr>
+            <w:r>
               <w:rPr>
                 <w:rFonts w:hint="eastAsia"/>
               </w:rPr>
-            </w:pPr>
-            <w:proofErr w:type="spellStart"/>
-            <w:r>
-              <w:rPr>
-                <w:rFonts w:hint="eastAsia"/>
-              </w:rPr>
-              <w:t>Makarushka</w:t>
-            </w:r>
-            <w:proofErr w:type="spellEnd"/>
-            <w:r>
-              <w:rPr>
-                <w:rFonts w:hint="eastAsia"/>
-              </w:rPr>
-              <w:t xml:space="preserve"> 2011</w:t>
+              <w:t>Makarushka 2011</w:t>
             </w:r>
           </w:p>
         </w:tc>
@@ -17499,9 +16294,6 @@
             <w:pPr>
               <w:spacing w:after="120" w:line="360" w:lineRule="auto"/>
               <w:jc w:val="both"/>
-              <w:rPr>
-                <w:rFonts w:hint="eastAsia"/>
-              </w:rPr>
             </w:pPr>
             <w:r>
               <w:rPr>
@@ -17520,9 +16312,6 @@
             <w:pPr>
               <w:spacing w:after="120" w:line="360" w:lineRule="auto"/>
               <w:jc w:val="both"/>
-              <w:rPr>
-                <w:rFonts w:hint="eastAsia"/>
-              </w:rPr>
             </w:pPr>
             <w:r>
               <w:rPr>
@@ -17541,9 +16330,6 @@
             <w:pPr>
               <w:spacing w:after="120" w:line="360" w:lineRule="auto"/>
               <w:jc w:val="both"/>
-              <w:rPr>
-                <w:rFonts w:hint="eastAsia"/>
-              </w:rPr>
             </w:pPr>
             <w:r>
               <w:rPr>
@@ -17567,9 +16353,6 @@
             <w:pPr>
               <w:spacing w:after="120" w:line="360" w:lineRule="auto"/>
               <w:jc w:val="both"/>
-              <w:rPr>
-                <w:rFonts w:hint="eastAsia"/>
-              </w:rPr>
             </w:pPr>
             <w:r>
               <w:rPr>
@@ -17597,9 +16380,6 @@
             <w:pPr>
               <w:spacing w:after="120" w:line="360" w:lineRule="auto"/>
               <w:jc w:val="both"/>
-              <w:rPr>
-                <w:rFonts w:hint="eastAsia"/>
-              </w:rPr>
             </w:pPr>
             <w:r>
               <w:rPr>
@@ -17618,9 +16398,6 @@
             <w:pPr>
               <w:spacing w:after="120" w:line="360" w:lineRule="auto"/>
               <w:jc w:val="both"/>
-              <w:rPr>
-                <w:rFonts w:hint="eastAsia"/>
-              </w:rPr>
             </w:pPr>
             <w:r>
               <w:rPr>
@@ -17639,9 +16416,6 @@
             <w:pPr>
               <w:spacing w:after="120" w:line="360" w:lineRule="auto"/>
               <w:jc w:val="both"/>
-              <w:rPr>
-                <w:rFonts w:hint="eastAsia"/>
-              </w:rPr>
             </w:pPr>
             <w:r>
               <w:rPr>
@@ -17665,9 +16439,6 @@
             <w:pPr>
               <w:spacing w:after="120" w:line="360" w:lineRule="auto"/>
               <w:jc w:val="both"/>
-              <w:rPr>
-                <w:rFonts w:hint="eastAsia"/>
-              </w:rPr>
             </w:pPr>
             <w:r>
               <w:rPr>
@@ -17686,9 +16457,6 @@
             <w:pPr>
               <w:spacing w:after="120" w:line="360" w:lineRule="auto"/>
               <w:jc w:val="both"/>
-              <w:rPr>
-                <w:rFonts w:hint="eastAsia"/>
-              </w:rPr>
             </w:pPr>
             <w:r>
               <w:rPr>
@@ -17707,9 +16475,6 @@
             <w:pPr>
               <w:spacing w:after="120" w:line="360" w:lineRule="auto"/>
               <w:jc w:val="both"/>
-              <w:rPr>
-                <w:rFonts w:hint="eastAsia"/>
-              </w:rPr>
             </w:pPr>
             <w:r>
               <w:rPr>
@@ -17728,9 +16493,6 @@
             <w:pPr>
               <w:spacing w:after="120" w:line="360" w:lineRule="auto"/>
               <w:jc w:val="both"/>
-              <w:rPr>
-                <w:rFonts w:hint="eastAsia"/>
-              </w:rPr>
             </w:pPr>
             <w:r>
               <w:rPr>
@@ -17754,9 +16516,6 @@
             <w:pPr>
               <w:spacing w:after="120" w:line="360" w:lineRule="auto"/>
               <w:jc w:val="both"/>
-              <w:rPr>
-                <w:rFonts w:hint="eastAsia"/>
-              </w:rPr>
             </w:pPr>
             <w:r>
               <w:rPr>
@@ -17775,9 +16534,6 @@
             <w:pPr>
               <w:spacing w:after="120" w:line="360" w:lineRule="auto"/>
               <w:jc w:val="both"/>
-              <w:rPr>
-                <w:rFonts w:hint="eastAsia"/>
-              </w:rPr>
             </w:pPr>
             <w:r>
               <w:rPr>
@@ -17796,9 +16552,6 @@
             <w:pPr>
               <w:spacing w:after="120" w:line="360" w:lineRule="auto"/>
               <w:jc w:val="both"/>
-              <w:rPr>
-                <w:rFonts w:hint="eastAsia"/>
-              </w:rPr>
             </w:pPr>
             <w:r>
               <w:rPr>
@@ -17817,9 +16570,6 @@
             <w:pPr>
               <w:spacing w:after="120" w:line="360" w:lineRule="auto"/>
               <w:jc w:val="both"/>
-              <w:rPr>
-                <w:rFonts w:hint="eastAsia"/>
-              </w:rPr>
             </w:pPr>
             <w:r>
               <w:rPr>
@@ -17843,9 +16593,6 @@
             <w:pPr>
               <w:spacing w:after="120" w:line="360" w:lineRule="auto"/>
               <w:jc w:val="both"/>
-              <w:rPr>
-                <w:rFonts w:hint="eastAsia"/>
-              </w:rPr>
             </w:pPr>
             <w:r>
               <w:rPr>
@@ -17864,9 +16611,6 @@
             <w:pPr>
               <w:spacing w:after="120" w:line="360" w:lineRule="auto"/>
               <w:jc w:val="both"/>
-              <w:rPr>
-                <w:rFonts w:hint="eastAsia"/>
-              </w:rPr>
             </w:pPr>
             <w:r>
               <w:rPr>
@@ -17885,9 +16629,6 @@
             <w:pPr>
               <w:spacing w:after="120" w:line="360" w:lineRule="auto"/>
               <w:jc w:val="both"/>
-              <w:rPr>
-                <w:rFonts w:hint="eastAsia"/>
-              </w:rPr>
             </w:pPr>
             <w:r>
               <w:rPr>
@@ -17906,9 +16647,6 @@
             <w:pPr>
               <w:spacing w:after="120" w:line="360" w:lineRule="auto"/>
               <w:jc w:val="both"/>
-              <w:rPr>
-                <w:rFonts w:hint="eastAsia"/>
-              </w:rPr>
             </w:pPr>
             <w:r>
               <w:rPr>
@@ -17938,9 +16676,6 @@
             <w:pPr>
               <w:spacing w:after="120" w:line="360" w:lineRule="auto"/>
               <w:jc w:val="both"/>
-              <w:rPr>
-                <w:rFonts w:hint="eastAsia"/>
-              </w:rPr>
             </w:pPr>
             <w:r>
               <w:t>W</w:t>
@@ -17962,9 +16697,6 @@
             <w:pPr>
               <w:spacing w:after="120" w:line="360" w:lineRule="auto"/>
               <w:jc w:val="both"/>
-              <w:rPr>
-                <w:rFonts w:hint="eastAsia"/>
-              </w:rPr>
             </w:pPr>
             <w:r>
               <w:rPr>
@@ -17983,9 +16715,6 @@
             <w:pPr>
               <w:spacing w:after="120" w:line="360" w:lineRule="auto"/>
               <w:jc w:val="both"/>
-              <w:rPr>
-                <w:rFonts w:hint="eastAsia"/>
-              </w:rPr>
             </w:pPr>
             <w:r>
               <w:rPr>
@@ -18004,9 +16733,6 @@
             <w:pPr>
               <w:spacing w:after="120" w:line="360" w:lineRule="auto"/>
               <w:jc w:val="both"/>
-              <w:rPr>
-                <w:rFonts w:hint="eastAsia"/>
-              </w:rPr>
             </w:pPr>
             <w:r>
               <w:rPr>
@@ -18030,9 +16756,6 @@
             <w:pPr>
               <w:spacing w:after="120" w:line="360" w:lineRule="auto"/>
               <w:jc w:val="both"/>
-              <w:rPr>
-                <w:rFonts w:hint="eastAsia"/>
-              </w:rPr>
             </w:pPr>
             <w:r>
               <w:rPr>
@@ -18051,9 +16774,6 @@
             <w:pPr>
               <w:spacing w:after="120" w:line="360" w:lineRule="auto"/>
               <w:jc w:val="both"/>
-              <w:rPr>
-                <w:rFonts w:hint="eastAsia"/>
-              </w:rPr>
             </w:pPr>
             <w:r>
               <w:rPr>
@@ -18072,9 +16792,6 @@
             <w:pPr>
               <w:spacing w:after="120" w:line="360" w:lineRule="auto"/>
               <w:jc w:val="both"/>
-              <w:rPr>
-                <w:rFonts w:hint="eastAsia"/>
-              </w:rPr>
             </w:pPr>
             <w:r>
               <w:rPr>
@@ -18093,9 +16810,6 @@
             <w:pPr>
               <w:spacing w:after="120" w:line="360" w:lineRule="auto"/>
               <w:jc w:val="both"/>
-              <w:rPr>
-                <w:rFonts w:hint="eastAsia"/>
-              </w:rPr>
             </w:pPr>
             <w:r>
               <w:rPr>
@@ -18122,23 +16836,12 @@
             <w:pPr>
               <w:spacing w:after="120" w:line="360" w:lineRule="auto"/>
               <w:jc w:val="both"/>
+            </w:pPr>
+            <w:r>
               <w:rPr>
                 <w:rFonts w:hint="eastAsia"/>
               </w:rPr>
-            </w:pPr>
-            <w:proofErr w:type="spellStart"/>
-            <w:r>
-              <w:rPr>
-                <w:rFonts w:hint="eastAsia"/>
-              </w:rPr>
-              <w:t>Poppelaars</w:t>
-            </w:r>
-            <w:proofErr w:type="spellEnd"/>
-            <w:r>
-              <w:rPr>
-                <w:rFonts w:hint="eastAsia"/>
-              </w:rPr>
-              <w:t xml:space="preserve"> 2016</w:t>
+              <w:t>Poppelaars 2016</w:t>
             </w:r>
           </w:p>
         </w:tc>
@@ -18154,9 +16857,6 @@
             <w:pPr>
               <w:spacing w:after="120" w:line="360" w:lineRule="auto"/>
               <w:jc w:val="both"/>
-              <w:rPr>
-                <w:rFonts w:hint="eastAsia"/>
-              </w:rPr>
             </w:pPr>
             <w:r>
               <w:rPr>
@@ -18178,9 +16878,6 @@
             <w:pPr>
               <w:spacing w:after="120" w:line="360" w:lineRule="auto"/>
               <w:jc w:val="both"/>
-              <w:rPr>
-                <w:rFonts w:hint="eastAsia"/>
-              </w:rPr>
             </w:pPr>
             <w:r>
               <w:rPr>
@@ -18202,9 +16899,6 @@
             <w:pPr>
               <w:spacing w:after="120" w:line="360" w:lineRule="auto"/>
               <w:jc w:val="both"/>
-              <w:rPr>
-                <w:rFonts w:hint="eastAsia"/>
-              </w:rPr>
             </w:pPr>
             <w:r>
               <w:rPr>
@@ -18232,9 +16926,6 @@
             <w:pPr>
               <w:spacing w:after="120" w:line="360" w:lineRule="auto"/>
               <w:jc w:val="both"/>
-              <w:rPr>
-                <w:rFonts w:hint="eastAsia"/>
-              </w:rPr>
             </w:pPr>
             <w:r>
               <w:rPr>
@@ -18257,9 +16948,6 @@
             <w:pPr>
               <w:spacing w:after="120" w:line="360" w:lineRule="auto"/>
               <w:jc w:val="both"/>
-              <w:rPr>
-                <w:rFonts w:hint="eastAsia"/>
-              </w:rPr>
             </w:pPr>
             <w:r>
               <w:rPr>
@@ -18282,9 +16970,6 @@
             <w:pPr>
               <w:spacing w:after="120" w:line="360" w:lineRule="auto"/>
               <w:jc w:val="both"/>
-              <w:rPr>
-                <w:rFonts w:hint="eastAsia"/>
-              </w:rPr>
             </w:pPr>
             <w:r>
               <w:rPr>
@@ -18307,9 +16992,6 @@
             <w:pPr>
               <w:spacing w:after="120" w:line="360" w:lineRule="auto"/>
               <w:jc w:val="both"/>
-              <w:rPr>
-                <w:rFonts w:hint="eastAsia"/>
-              </w:rPr>
             </w:pPr>
             <w:r>
               <w:rPr>
@@ -18337,24 +17019,27 @@
             <w:pPr>
               <w:spacing w:after="120" w:line="360" w:lineRule="auto"/>
               <w:jc w:val="both"/>
+            </w:pPr>
+            <w:r>
               <w:rPr>
                 <w:rFonts w:hint="eastAsia"/>
               </w:rPr>
-            </w:pPr>
+              <w:t>O</w:t>
+            </w:r>
+            <w:r>
+              <w:t>’</w:t>
+            </w:r>
             <w:r>
               <w:rPr>
                 <w:rFonts w:hint="eastAsia"/>
               </w:rPr>
-              <w:t>O</w:t>
-            </w:r>
-            <w:r>
-              <w:t>’</w:t>
+              <w:t>Dea 202</w:t>
             </w:r>
             <w:r>
               <w:rPr>
                 <w:rFonts w:hint="eastAsia"/>
               </w:rPr>
-              <w:t>Dea 2025</w:t>
+              <w:t>0</w:t>
             </w:r>
           </w:p>
         </w:tc>
@@ -18371,9 +17056,6 @@
             <w:pPr>
               <w:spacing w:after="120" w:line="360" w:lineRule="auto"/>
               <w:jc w:val="both"/>
-              <w:rPr>
-                <w:rFonts w:hint="eastAsia"/>
-              </w:rPr>
             </w:pPr>
             <w:r>
               <w:rPr>
@@ -18396,9 +17078,6 @@
             <w:pPr>
               <w:spacing w:after="120" w:line="360" w:lineRule="auto"/>
               <w:jc w:val="both"/>
-              <w:rPr>
-                <w:rFonts w:hint="eastAsia"/>
-              </w:rPr>
             </w:pPr>
             <w:r>
               <w:rPr>
@@ -18421,9 +17100,6 @@
             <w:pPr>
               <w:spacing w:after="120" w:line="360" w:lineRule="auto"/>
               <w:jc w:val="both"/>
-              <w:rPr>
-                <w:rFonts w:hint="eastAsia"/>
-              </w:rPr>
             </w:pPr>
             <w:r>
               <w:rPr>
@@ -18437,164 +17113,138 @@
     </w:tbl>
     <w:p>
       <w:pPr>
+        <w:rPr>
+          <w:i/>
+          <w:iCs/>
+        </w:rPr>
+      </w:pPr>
+    </w:p>
+    <w:p>
+      <w:pPr>
+        <w:rPr>
+          <w:rFonts w:hint="eastAsia"/>
+        </w:rPr>
+      </w:pPr>
+      <w:r>
+        <w:rPr>
+          <w:i/>
+          <w:iCs/>
+        </w:rPr>
+        <w:t>Note</w:t>
+      </w:r>
+      <w:r>
+        <w:t xml:space="preserve">. All models used a random-effects model with restricted maximum likelihood estimation and Hartung-Knapp adjustment. Positive Hedges’ </w:t>
+      </w:r>
+      <w:r>
+        <w:rPr>
+          <w:i/>
+          <w:iCs/>
+        </w:rPr>
+        <w:t>g</w:t>
+      </w:r>
+      <w:r>
+        <w:t xml:space="preserve"> values indicate effects favoring unguided self-help CBT over control conditions. CI = confidence interval; </w:t>
+      </w:r>
+      <w:r>
+        <w:rPr>
+          <w:i/>
+          <w:iCs/>
+        </w:rPr>
+        <w:t>I</w:t>
+      </w:r>
+      <w:r>
+        <w:t>² = percentage of total variability attributable to between-study heterogeneity. The main analysis refers to the post-intervention model.</w:t>
+      </w:r>
+    </w:p>
+    <w:p>
+      <w:pPr>
         <w:spacing w:after="120" w:line="360" w:lineRule="auto"/>
         <w:jc w:val="both"/>
+      </w:pPr>
+    </w:p>
+    <w:bookmarkEnd w:id="43"/>
+    <w:bookmarkEnd w:id="44"/>
+    <w:p>
+      <w:pPr>
+        <w:pStyle w:val="3"/>
+        <w:rPr>
+          <w:rFonts w:eastAsiaTheme="minorEastAsia" w:hint="eastAsia"/>
+        </w:rPr>
+      </w:pPr>
+      <w:r>
+        <w:rPr>
+          <w:rFonts w:eastAsiaTheme="minorEastAsia"/>
+        </w:rPr>
+        <w:t>4.</w:t>
+      </w:r>
+      <w:r>
+        <w:rPr>
+          <w:rFonts w:eastAsiaTheme="minorEastAsia" w:hint="eastAsia"/>
+        </w:rPr>
+        <w:t>6</w:t>
+      </w:r>
+      <w:r>
+        <w:rPr>
+          <w:rFonts w:eastAsiaTheme="minorEastAsia"/>
+        </w:rPr>
+        <w:t>.</w:t>
+      </w:r>
+      <w:r>
+        <w:rPr>
+          <w:rFonts w:eastAsiaTheme="minorEastAsia" w:hint="eastAsia"/>
+        </w:rPr>
+        <w:t>2</w:t>
+      </w:r>
+      <w:r>
+        <w:rPr>
+          <w:rFonts w:eastAsiaTheme="minorEastAsia"/>
+        </w:rPr>
+        <w:t xml:space="preserve"> Planned sensitivity analyses</w:t>
+      </w:r>
+    </w:p>
+    <w:p>
+      <w:pPr>
+        <w:spacing w:after="120" w:line="360" w:lineRule="auto"/>
+        <w:ind w:firstLine="360"/>
+        <w:jc w:val="both"/>
         <w:rPr>
           <w:rFonts w:hint="eastAsia"/>
         </w:rPr>
       </w:pPr>
-    </w:p>
-    <w:bookmarkEnd w:id="42"/>
-    <w:bookmarkEnd w:id="43"/>
-    <w:p>
-      <w:pPr>
-        <w:pStyle w:val="3"/>
-        <w:rPr>
-          <w:rFonts w:eastAsiaTheme="minorEastAsia"/>
-        </w:rPr>
-      </w:pPr>
-      <w:r>
-        <w:rPr>
-          <w:rFonts w:eastAsiaTheme="minorEastAsia"/>
-        </w:rPr>
-        <w:t>4.</w:t>
-      </w:r>
-      <w:r>
-        <w:rPr>
-          <w:rFonts w:eastAsiaTheme="minorEastAsia" w:hint="eastAsia"/>
-        </w:rPr>
-        <w:t>6</w:t>
-      </w:r>
-      <w:r>
-        <w:rPr>
-          <w:rFonts w:eastAsiaTheme="minorEastAsia"/>
-        </w:rPr>
-        <w:t>.</w:t>
-      </w:r>
-      <w:r>
-        <w:rPr>
-          <w:rFonts w:eastAsiaTheme="minorEastAsia" w:hint="eastAsia"/>
-        </w:rPr>
-        <w:t>2</w:t>
-      </w:r>
-      <w:r>
-        <w:rPr>
-          <w:rFonts w:eastAsiaTheme="minorEastAsia"/>
-        </w:rPr>
-        <w:t xml:space="preserve"> Planned sensitivity analyses</w:t>
-      </w:r>
-    </w:p>
-    <w:p>
-      <w:pPr>
-        <w:pStyle w:val="4"/>
+      <w:r>
+        <w:t xml:space="preserve">The planned sensitivity analyses did not materially alter the main post-intervention result. Across the sensitivity analyses, the point estimates remained close to the main estimate, and the pooled effects </w:t>
+      </w:r>
+      <w:r>
+        <w:lastRenderedPageBreak/>
+        <w:t>consistently remained small and positive. The 95% confidence intervals were broadly comparable to that of the main analysis, with no sensitivity model showing a substantial shift away from the original estimate. However, the lower bounds of the 95% confidence intervals were generally close to the null, and all 95% prediction intervals continued to span zero. Heterogeneity also remained evident, with I² values remaining close to the main analysis estimate of 63.3%.</w:t>
+      </w:r>
+    </w:p>
+    <w:p/>
+    <w:p>
+      <w:pPr>
         <w:rPr>
           <w:rFonts w:hint="eastAsia"/>
         </w:rPr>
       </w:pPr>
-      <w:bookmarkStart w:id="44" w:name="OLE_LINK47"/>
-      <w:r>
-        <w:t>4.6.</w:t>
-      </w:r>
+      <w:bookmarkStart w:id="45" w:name="OLE_LINK50"/>
       <w:r>
         <w:rPr>
           <w:rFonts w:hint="eastAsia"/>
-        </w:rPr>
-        <w:t>2</w:t>
-      </w:r>
-      <w:r>
-        <w:t xml:space="preserve">.1 </w:t>
-      </w:r>
-      <w:bookmarkStart w:id="45" w:name="OLE_LINK46"/>
-      <w:r>
-        <w:rPr>
-          <w:rFonts w:hint="eastAsia"/>
-        </w:rPr>
-        <w:t>Sensitivity analyses</w:t>
-      </w:r>
-      <w:bookmarkEnd w:id="45"/>
-      <w:r>
-        <w:rPr>
-          <w:rFonts w:hint="eastAsia"/>
-        </w:rPr>
-        <w:t xml:space="preserve"> excluding borderline eligible studies</w:t>
-      </w:r>
-    </w:p>
-    <w:p>
-      <w:pPr>
-        <w:pStyle w:val="4"/>
-        <w:rPr>
-          <w:rFonts w:hint="eastAsia"/>
-        </w:rPr>
-      </w:pPr>
-      <w:r>
-        <w:rPr>
-          <w:rFonts w:hint="eastAsia"/>
-        </w:rPr>
-        <w:t xml:space="preserve">4.6.2.2 </w:t>
-      </w:r>
-      <w:r>
-        <w:rPr>
-          <w:rFonts w:hint="eastAsia"/>
-        </w:rPr>
-        <w:t>Sensitivity analysis excluding studies at high risk of bias</w:t>
-      </w:r>
-    </w:p>
-    <w:bookmarkEnd w:id="44"/>
-    <w:p>
-      <w:pPr>
-        <w:pStyle w:val="4"/>
-      </w:pPr>
-      <w:r>
-        <w:t>4.6.</w:t>
-      </w:r>
-      <w:r>
-        <w:rPr>
-          <w:rFonts w:hint="eastAsia"/>
-        </w:rPr>
-        <w:t>2</w:t>
-      </w:r>
-      <w:r>
-        <w:t>.</w:t>
-      </w:r>
-      <w:r>
-        <w:rPr>
-          <w:rFonts w:hint="eastAsia"/>
-        </w:rPr>
-        <w:t>3</w:t>
-      </w:r>
-      <w:r>
-        <w:t xml:space="preserve"> </w:t>
-      </w:r>
-      <w:r>
-        <w:rPr>
-          <w:rFonts w:hint="eastAsia"/>
-        </w:rPr>
-        <w:t>Sensitivity analys</w:t>
-      </w:r>
-      <w:r>
-        <w:rPr>
-          <w:rFonts w:hint="eastAsia"/>
-        </w:rPr>
-        <w:t>is restricted to peer-reviewed journal articles</w:t>
-      </w:r>
-    </w:p>
+          <w:b/>
+          <w:bCs/>
+        </w:rPr>
+        <w:t xml:space="preserve">Table X. Sensitivity </w:t>
+      </w:r>
+      <w:r>
+        <w:rPr>
+          <w:b/>
+          <w:bCs/>
+        </w:rPr>
+        <w:t>Analyses of the Pooled Post-Intervention Effect</w:t>
+      </w:r>
+    </w:p>
+    <w:bookmarkEnd w:id="45"/>
     <w:p/>
-    <w:p/>
-    <w:p/>
-    <w:p/>
-    <w:p/>
-    <w:p/>
-    <w:p/>
-    <w:p/>
-    <w:p/>
-    <w:p/>
-    <w:p>
-      <w:pPr>
-        <w:rPr>
-          <w:rFonts w:hint="eastAsia"/>
-        </w:rPr>
-      </w:pPr>
-    </w:p>
     <w:tbl>
       <w:tblPr>
         <w:tblStyle w:val="af1"/>
@@ -18623,7 +17273,7 @@
         </w:trPr>
         <w:tc>
           <w:tcPr>
-            <w:tcW w:w="2268" w:type="dxa"/>
+            <w:tcW w:w="1789" w:type="dxa"/>
             <w:tcBorders>
               <w:top w:val="single" w:sz="8" w:space="0" w:color="auto"/>
               <w:bottom w:val="single" w:sz="4" w:space="0" w:color="auto"/>
@@ -18633,34 +17283,41 @@
           <w:p>
             <w:pPr>
               <w:jc w:val="center"/>
+              <w:rPr>
+                <w:b/>
+                <w:bCs/>
+              </w:rPr>
+            </w:pPr>
+            <w:r>
               <w:rPr>
                 <w:rFonts w:hint="eastAsia"/>
                 <w:b/>
                 <w:bCs/>
               </w:rPr>
-            </w:pPr>
-            <w:r>
-              <w:rPr>
-                <w:rFonts w:hint="eastAsia"/>
+              <w:t>Analysis</w:t>
+            </w:r>
+          </w:p>
+        </w:tc>
+        <w:tc>
+          <w:tcPr>
+            <w:tcW w:w="1441" w:type="dxa"/>
+            <w:tcBorders>
+              <w:top w:val="single" w:sz="8" w:space="0" w:color="auto"/>
+              <w:bottom w:val="single" w:sz="4" w:space="0" w:color="auto"/>
+            </w:tcBorders>
+            <w:vAlign w:val="center"/>
+          </w:tcPr>
+          <w:p>
+            <w:pPr>
+              <w:jc w:val="center"/>
+              <w:rPr>
                 <w:b/>
                 <w:bCs/>
-              </w:rPr>
-              <w:t>Analysis</w:t>
-            </w:r>
-          </w:p>
-        </w:tc>
-        <w:tc>
-          <w:tcPr>
-            <w:tcW w:w="2268" w:type="dxa"/>
-            <w:tcBorders>
-              <w:top w:val="single" w:sz="8" w:space="0" w:color="auto"/>
-              <w:bottom w:val="single" w:sz="4" w:space="0" w:color="auto"/>
-            </w:tcBorders>
-            <w:vAlign w:val="center"/>
-          </w:tcPr>
-          <w:p>
-            <w:pPr>
-              <w:jc w:val="center"/>
+                <w:i/>
+                <w:iCs/>
+              </w:rPr>
+            </w:pPr>
+            <w:r>
               <w:rPr>
                 <w:rFonts w:hint="eastAsia"/>
                 <w:b/>
@@ -18668,7 +17325,42 @@
                 <w:i/>
                 <w:iCs/>
               </w:rPr>
-            </w:pPr>
+              <w:t>k</w:t>
+            </w:r>
+          </w:p>
+        </w:tc>
+        <w:tc>
+          <w:tcPr>
+            <w:tcW w:w="1684" w:type="dxa"/>
+            <w:tcBorders>
+              <w:top w:val="single" w:sz="8" w:space="0" w:color="auto"/>
+              <w:bottom w:val="single" w:sz="4" w:space="0" w:color="auto"/>
+            </w:tcBorders>
+            <w:vAlign w:val="center"/>
+          </w:tcPr>
+          <w:p>
+            <w:pPr>
+              <w:jc w:val="center"/>
+              <w:rPr>
+                <w:b/>
+                <w:bCs/>
+              </w:rPr>
+            </w:pPr>
+            <w:r>
+              <w:rPr>
+                <w:rFonts w:hint="eastAsia"/>
+                <w:b/>
+                <w:bCs/>
+              </w:rPr>
+              <w:t>Hedges</w:t>
+            </w:r>
+            <w:r>
+              <w:rPr>
+                <w:b/>
+                <w:bCs/>
+              </w:rPr>
+              <w:t>’</w:t>
+            </w:r>
             <w:r>
               <w:rPr>
                 <w:rFonts w:hint="eastAsia"/>
@@ -18677,13 +17369,13 @@
                 <w:i/>
                 <w:iCs/>
               </w:rPr>
-              <w:t>k</w:t>
-            </w:r>
-          </w:p>
-        </w:tc>
-        <w:tc>
-          <w:tcPr>
-            <w:tcW w:w="2268" w:type="dxa"/>
+              <w:t xml:space="preserve"> g</w:t>
+            </w:r>
+          </w:p>
+        </w:tc>
+        <w:tc>
+          <w:tcPr>
+            <w:tcW w:w="1574" w:type="dxa"/>
             <w:tcBorders>
               <w:top w:val="single" w:sz="8" w:space="0" w:color="auto"/>
               <w:bottom w:val="single" w:sz="4" w:space="0" w:color="auto"/>
@@ -18693,11 +17385,37 @@
           <w:p>
             <w:pPr>
               <w:jc w:val="center"/>
+              <w:rPr>
+                <w:b/>
+                <w:bCs/>
+              </w:rPr>
+            </w:pPr>
+            <w:r>
               <w:rPr>
                 <w:rFonts w:hint="eastAsia"/>
                 <w:b/>
                 <w:bCs/>
               </w:rPr>
+              <w:t>95% CI</w:t>
+            </w:r>
+          </w:p>
+        </w:tc>
+        <w:tc>
+          <w:tcPr>
+            <w:tcW w:w="1630" w:type="dxa"/>
+            <w:tcBorders>
+              <w:top w:val="single" w:sz="8" w:space="0" w:color="auto"/>
+              <w:bottom w:val="single" w:sz="4" w:space="0" w:color="auto"/>
+            </w:tcBorders>
+            <w:vAlign w:val="center"/>
+          </w:tcPr>
+          <w:p>
+            <w:pPr>
+              <w:jc w:val="center"/>
+              <w:rPr>
+                <w:b/>
+                <w:bCs/>
+              </w:rPr>
             </w:pPr>
             <w:r>
               <w:rPr>
@@ -18705,30 +17423,13 @@
                 <w:b/>
                 <w:bCs/>
               </w:rPr>
-              <w:t>Hedges</w:t>
-            </w:r>
-            <w:r>
-              <w:rPr>
-                <w:b/>
-                <w:bCs/>
-              </w:rPr>
-              <w:t>’</w:t>
-            </w:r>
-            <w:r>
-              <w:rPr>
-                <w:rFonts w:hint="eastAsia"/>
-                <w:b/>
-                <w:bCs/>
-                <w:i/>
-                <w:iCs/>
-              </w:rPr>
-              <w:t xml:space="preserve"> g</w:t>
-            </w:r>
-          </w:p>
-        </w:tc>
-        <w:tc>
-          <w:tcPr>
-            <w:tcW w:w="2268" w:type="dxa"/>
+              <w:t>95% PI</w:t>
+            </w:r>
+          </w:p>
+        </w:tc>
+        <w:tc>
+          <w:tcPr>
+            <w:tcW w:w="1516" w:type="dxa"/>
             <w:tcBorders>
               <w:top w:val="single" w:sz="8" w:space="0" w:color="auto"/>
               <w:bottom w:val="single" w:sz="4" w:space="0" w:color="auto"/>
@@ -18739,63 +17440,6 @@
             <w:pPr>
               <w:jc w:val="center"/>
               <w:rPr>
-                <w:rFonts w:hint="eastAsia"/>
-                <w:b/>
-                <w:bCs/>
-              </w:rPr>
-            </w:pPr>
-            <w:r>
-              <w:rPr>
-                <w:rFonts w:hint="eastAsia"/>
-                <w:b/>
-                <w:bCs/>
-              </w:rPr>
-              <w:t>95% CI</w:t>
-            </w:r>
-          </w:p>
-        </w:tc>
-        <w:tc>
-          <w:tcPr>
-            <w:tcW w:w="2268" w:type="dxa"/>
-            <w:tcBorders>
-              <w:top w:val="single" w:sz="8" w:space="0" w:color="auto"/>
-              <w:bottom w:val="single" w:sz="4" w:space="0" w:color="auto"/>
-            </w:tcBorders>
-            <w:vAlign w:val="center"/>
-          </w:tcPr>
-          <w:p>
-            <w:pPr>
-              <w:jc w:val="center"/>
-              <w:rPr>
-                <w:rFonts w:hint="eastAsia"/>
-                <w:b/>
-                <w:bCs/>
-              </w:rPr>
-            </w:pPr>
-            <w:r>
-              <w:rPr>
-                <w:rFonts w:hint="eastAsia"/>
-                <w:b/>
-                <w:bCs/>
-              </w:rPr>
-              <w:t>95% PI</w:t>
-            </w:r>
-          </w:p>
-        </w:tc>
-        <w:tc>
-          <w:tcPr>
-            <w:tcW w:w="2268" w:type="dxa"/>
-            <w:tcBorders>
-              <w:top w:val="single" w:sz="8" w:space="0" w:color="auto"/>
-              <w:bottom w:val="single" w:sz="4" w:space="0" w:color="auto"/>
-            </w:tcBorders>
-            <w:vAlign w:val="center"/>
-          </w:tcPr>
-          <w:p>
-            <w:pPr>
-              <w:jc w:val="center"/>
-              <w:rPr>
-                <w:rFonts w:hint="eastAsia"/>
                 <w:b/>
                 <w:bCs/>
               </w:rPr>
@@ -18846,7 +17490,7 @@
         </w:trPr>
         <w:tc>
           <w:tcPr>
-            <w:tcW w:w="2268" w:type="dxa"/>
+            <w:tcW w:w="1789" w:type="dxa"/>
             <w:tcBorders>
               <w:top w:val="single" w:sz="4" w:space="0" w:color="auto"/>
               <w:bottom w:val="nil"/>
@@ -18856,21 +17500,18 @@
           <w:p>
             <w:pPr>
               <w:jc w:val="center"/>
+            </w:pPr>
+            <w:r>
               <w:rPr>
                 <w:rFonts w:hint="eastAsia"/>
               </w:rPr>
-            </w:pPr>
-            <w:r>
-              <w:rPr>
-                <w:rFonts w:hint="eastAsia"/>
-              </w:rPr>
               <w:t>Main analysis</w:t>
             </w:r>
           </w:p>
         </w:tc>
         <w:tc>
           <w:tcPr>
-            <w:tcW w:w="2268" w:type="dxa"/>
+            <w:tcW w:w="1441" w:type="dxa"/>
             <w:tcBorders>
               <w:top w:val="single" w:sz="4" w:space="0" w:color="auto"/>
               <w:bottom w:val="nil"/>
@@ -18880,21 +17521,18 @@
           <w:p>
             <w:pPr>
               <w:jc w:val="center"/>
+            </w:pPr>
+            <w:r>
               <w:rPr>
                 <w:rFonts w:hint="eastAsia"/>
               </w:rPr>
-            </w:pPr>
-            <w:r>
-              <w:rPr>
-                <w:rFonts w:hint="eastAsia"/>
-              </w:rPr>
               <w:t>14</w:t>
             </w:r>
           </w:p>
         </w:tc>
         <w:tc>
           <w:tcPr>
-            <w:tcW w:w="2268" w:type="dxa"/>
+            <w:tcW w:w="1684" w:type="dxa"/>
             <w:tcBorders>
               <w:top w:val="single" w:sz="4" w:space="0" w:color="auto"/>
               <w:bottom w:val="nil"/>
@@ -18904,24 +17542,21 @@
           <w:p>
             <w:pPr>
               <w:jc w:val="center"/>
+            </w:pPr>
+            <w:r>
+              <w:t>0.2</w:t>
+            </w:r>
+            <w:r>
               <w:rPr>
                 <w:rFonts w:hint="eastAsia"/>
               </w:rPr>
-            </w:pPr>
-            <w:r>
-              <w:t>0.2</w:t>
-            </w:r>
-            <w:r>
-              <w:rPr>
-                <w:rFonts w:hint="eastAsia"/>
-              </w:rPr>
               <w:t>68</w:t>
             </w:r>
           </w:p>
         </w:tc>
         <w:tc>
           <w:tcPr>
-            <w:tcW w:w="2268" w:type="dxa"/>
+            <w:tcW w:w="1574" w:type="dxa"/>
             <w:tcBorders>
               <w:top w:val="single" w:sz="4" w:space="0" w:color="auto"/>
               <w:bottom w:val="nil"/>
@@ -18931,9 +17566,6 @@
           <w:p>
             <w:pPr>
               <w:jc w:val="center"/>
-              <w:rPr>
-                <w:rFonts w:hint="eastAsia"/>
-              </w:rPr>
             </w:pPr>
             <w:r>
               <w:t>[0.06, 0.47]</w:t>
@@ -18942,7 +17574,7 @@
         </w:tc>
         <w:tc>
           <w:tcPr>
-            <w:tcW w:w="2268" w:type="dxa"/>
+            <w:tcW w:w="1630" w:type="dxa"/>
             <w:tcBorders>
               <w:top w:val="single" w:sz="4" w:space="0" w:color="auto"/>
               <w:bottom w:val="nil"/>
@@ -18952,9 +17584,6 @@
           <w:p>
             <w:pPr>
               <w:jc w:val="center"/>
-              <w:rPr>
-                <w:rFonts w:hint="eastAsia"/>
-              </w:rPr>
             </w:pPr>
             <w:r>
               <w:t>[−0.27, 0.80]</w:t>
@@ -18963,7 +17592,7 @@
         </w:tc>
         <w:tc>
           <w:tcPr>
-            <w:tcW w:w="2268" w:type="dxa"/>
+            <w:tcW w:w="1516" w:type="dxa"/>
             <w:tcBorders>
               <w:top w:val="single" w:sz="4" w:space="0" w:color="auto"/>
               <w:bottom w:val="nil"/>
@@ -18973,9 +17602,6 @@
           <w:p>
             <w:pPr>
               <w:jc w:val="center"/>
-              <w:rPr>
-                <w:rFonts w:hint="eastAsia"/>
-              </w:rPr>
             </w:pPr>
             <w:r>
               <w:rPr>
@@ -18993,7 +17619,7 @@
         </w:trPr>
         <w:tc>
           <w:tcPr>
-            <w:tcW w:w="2268" w:type="dxa"/>
+            <w:tcW w:w="1789" w:type="dxa"/>
             <w:tcBorders>
               <w:top w:val="nil"/>
               <w:bottom w:val="nil"/>
@@ -19003,21 +17629,18 @@
           <w:p>
             <w:pPr>
               <w:jc w:val="center"/>
+            </w:pPr>
+            <w:r>
               <w:rPr>
                 <w:rFonts w:hint="eastAsia"/>
               </w:rPr>
-            </w:pPr>
-            <w:r>
-              <w:rPr>
-                <w:rFonts w:hint="eastAsia"/>
-              </w:rPr>
               <w:t>Excluding studies at high risk of bias</w:t>
             </w:r>
           </w:p>
         </w:tc>
         <w:tc>
           <w:tcPr>
-            <w:tcW w:w="2268" w:type="dxa"/>
+            <w:tcW w:w="1441" w:type="dxa"/>
             <w:tcBorders>
               <w:top w:val="nil"/>
               <w:bottom w:val="nil"/>
@@ -19027,21 +17650,18 @@
           <w:p>
             <w:pPr>
               <w:jc w:val="center"/>
+            </w:pPr>
+            <w:r>
               <w:rPr>
                 <w:rFonts w:hint="eastAsia"/>
               </w:rPr>
-            </w:pPr>
-            <w:r>
-              <w:rPr>
-                <w:rFonts w:hint="eastAsia"/>
-              </w:rPr>
               <w:t>12</w:t>
             </w:r>
           </w:p>
         </w:tc>
         <w:tc>
           <w:tcPr>
-            <w:tcW w:w="2268" w:type="dxa"/>
+            <w:tcW w:w="1684" w:type="dxa"/>
             <w:tcBorders>
               <w:top w:val="nil"/>
               <w:bottom w:val="nil"/>
@@ -19051,21 +17671,18 @@
           <w:p>
             <w:pPr>
               <w:jc w:val="center"/>
+            </w:pPr>
+            <w:r>
               <w:rPr>
                 <w:rFonts w:hint="eastAsia"/>
               </w:rPr>
-            </w:pPr>
-            <w:r>
-              <w:rPr>
-                <w:rFonts w:hint="eastAsia"/>
-              </w:rPr>
               <w:t>0.260</w:t>
             </w:r>
           </w:p>
         </w:tc>
         <w:tc>
           <w:tcPr>
-            <w:tcW w:w="2268" w:type="dxa"/>
+            <w:tcW w:w="1574" w:type="dxa"/>
             <w:tcBorders>
               <w:top w:val="nil"/>
               <w:bottom w:val="nil"/>
@@ -19075,21 +17692,18 @@
           <w:p>
             <w:pPr>
               <w:jc w:val="center"/>
+            </w:pPr>
+            <w:r>
               <w:rPr>
                 <w:rFonts w:hint="eastAsia"/>
               </w:rPr>
-            </w:pPr>
-            <w:r>
-              <w:rPr>
-                <w:rFonts w:hint="eastAsia"/>
-              </w:rPr>
               <w:t>[0.04, 0.48]</w:t>
             </w:r>
           </w:p>
         </w:tc>
         <w:tc>
           <w:tcPr>
-            <w:tcW w:w="2268" w:type="dxa"/>
+            <w:tcW w:w="1630" w:type="dxa"/>
             <w:tcBorders>
               <w:top w:val="nil"/>
               <w:bottom w:val="nil"/>
@@ -19099,21 +17713,39 @@
           <w:p>
             <w:pPr>
               <w:jc w:val="center"/>
+            </w:pPr>
+            <w:r>
               <w:rPr>
                 <w:rFonts w:hint="eastAsia"/>
               </w:rPr>
-            </w:pPr>
+              <w:t>[</w:t>
+            </w:r>
+            <w:r>
+              <w:t>−0.30</w:t>
+            </w:r>
             <w:r>
               <w:rPr>
                 <w:rFonts w:hint="eastAsia"/>
               </w:rPr>
-              <w:t>[0.00, 0.53]</w:t>
-            </w:r>
-          </w:p>
-        </w:tc>
-        <w:tc>
-          <w:tcPr>
-            <w:tcW w:w="2268" w:type="dxa"/>
+              <w:t>, 0.</w:t>
+            </w:r>
+            <w:r>
+              <w:rPr>
+                <w:rFonts w:hint="eastAsia"/>
+              </w:rPr>
+              <w:t>82</w:t>
+            </w:r>
+            <w:r>
+              <w:rPr>
+                <w:rFonts w:hint="eastAsia"/>
+              </w:rPr>
+              <w:t>]</w:t>
+            </w:r>
+          </w:p>
+        </w:tc>
+        <w:tc>
+          <w:tcPr>
+            <w:tcW w:w="1516" w:type="dxa"/>
             <w:tcBorders>
               <w:top w:val="nil"/>
               <w:bottom w:val="nil"/>
@@ -19123,9 +17755,6 @@
           <w:p>
             <w:pPr>
               <w:jc w:val="center"/>
-              <w:rPr>
-                <w:rFonts w:hint="eastAsia"/>
-              </w:rPr>
             </w:pPr>
             <w:r>
               <w:rPr>
@@ -19143,7 +17772,7 @@
         </w:trPr>
         <w:tc>
           <w:tcPr>
-            <w:tcW w:w="2268" w:type="dxa"/>
+            <w:tcW w:w="1789" w:type="dxa"/>
             <w:tcBorders>
               <w:top w:val="nil"/>
               <w:bottom w:val="nil"/>
@@ -19153,21 +17782,18 @@
           <w:p>
             <w:pPr>
               <w:jc w:val="center"/>
+            </w:pPr>
+            <w:r>
               <w:rPr>
                 <w:rFonts w:hint="eastAsia"/>
               </w:rPr>
-            </w:pPr>
-            <w:r>
-              <w:rPr>
-                <w:rFonts w:hint="eastAsia"/>
-              </w:rPr>
               <w:t>Peer-reviewed journal articles only</w:t>
             </w:r>
           </w:p>
         </w:tc>
         <w:tc>
           <w:tcPr>
-            <w:tcW w:w="2268" w:type="dxa"/>
+            <w:tcW w:w="1441" w:type="dxa"/>
             <w:tcBorders>
               <w:top w:val="nil"/>
               <w:bottom w:val="nil"/>
@@ -19177,21 +17803,18 @@
           <w:p>
             <w:pPr>
               <w:jc w:val="center"/>
+            </w:pPr>
+            <w:r>
               <w:rPr>
                 <w:rFonts w:hint="eastAsia"/>
               </w:rPr>
-            </w:pPr>
-            <w:r>
-              <w:rPr>
-                <w:rFonts w:hint="eastAsia"/>
-              </w:rPr>
               <w:t>12</w:t>
             </w:r>
           </w:p>
         </w:tc>
         <w:tc>
           <w:tcPr>
-            <w:tcW w:w="2268" w:type="dxa"/>
+            <w:tcW w:w="1684" w:type="dxa"/>
             <w:tcBorders>
               <w:top w:val="nil"/>
               <w:bottom w:val="nil"/>
@@ -19201,21 +17824,24 @@
           <w:p>
             <w:pPr>
               <w:jc w:val="center"/>
+            </w:pPr>
+            <w:r>
               <w:rPr>
                 <w:rFonts w:hint="eastAsia"/>
               </w:rPr>
-            </w:pPr>
+              <w:t>0.26</w:t>
+            </w:r>
             <w:r>
               <w:rPr>
                 <w:rFonts w:hint="eastAsia"/>
               </w:rPr>
-              <w:t>0.268</w:t>
-            </w:r>
-          </w:p>
-        </w:tc>
-        <w:tc>
-          <w:tcPr>
-            <w:tcW w:w="2268" w:type="dxa"/>
+              <w:t>5</w:t>
+            </w:r>
+          </w:p>
+        </w:tc>
+        <w:tc>
+          <w:tcPr>
+            <w:tcW w:w="1574" w:type="dxa"/>
             <w:tcBorders>
               <w:top w:val="nil"/>
               <w:bottom w:val="nil"/>
@@ -19225,21 +17851,18 @@
           <w:p>
             <w:pPr>
               <w:jc w:val="center"/>
+            </w:pPr>
+            <w:r>
               <w:rPr>
                 <w:rFonts w:hint="eastAsia"/>
               </w:rPr>
-            </w:pPr>
-            <w:r>
-              <w:rPr>
-                <w:rFonts w:hint="eastAsia"/>
-              </w:rPr>
               <w:t>[0.00, 0.53]</w:t>
             </w:r>
           </w:p>
         </w:tc>
         <w:tc>
           <w:tcPr>
-            <w:tcW w:w="2268" w:type="dxa"/>
+            <w:tcW w:w="1630" w:type="dxa"/>
             <w:tcBorders>
               <w:top w:val="nil"/>
               <w:bottom w:val="nil"/>
@@ -19249,30 +17872,27 @@
           <w:p>
             <w:pPr>
               <w:jc w:val="center"/>
+            </w:pPr>
+            <w:r>
               <w:rPr>
                 <w:rFonts w:hint="eastAsia"/>
               </w:rPr>
-            </w:pPr>
+              <w:t>[</w:t>
+            </w:r>
+            <w:r>
+              <w:t>−0</w:t>
+            </w:r>
             <w:r>
               <w:rPr>
                 <w:rFonts w:hint="eastAsia"/>
               </w:rPr>
-              <w:t>[</w:t>
-            </w:r>
-            <w:r>
-              <w:t>−0</w:t>
-            </w:r>
-            <w:r>
-              <w:rPr>
-                <w:rFonts w:hint="eastAsia"/>
-              </w:rPr>
               <w:t>.41, 0.94]</w:t>
             </w:r>
           </w:p>
         </w:tc>
         <w:tc>
           <w:tcPr>
-            <w:tcW w:w="2268" w:type="dxa"/>
+            <w:tcW w:w="1516" w:type="dxa"/>
             <w:tcBorders>
               <w:top w:val="nil"/>
               <w:bottom w:val="nil"/>
@@ -19282,9 +17902,6 @@
           <w:p>
             <w:pPr>
               <w:jc w:val="center"/>
-              <w:rPr>
-                <w:rFonts w:hint="eastAsia"/>
-              </w:rPr>
             </w:pPr>
             <w:r>
               <w:rPr>
@@ -19302,7 +17919,7 @@
         </w:trPr>
         <w:tc>
           <w:tcPr>
-            <w:tcW w:w="2268" w:type="dxa"/>
+            <w:tcW w:w="1789" w:type="dxa"/>
             <w:tcBorders>
               <w:top w:val="nil"/>
               <w:bottom w:val="single" w:sz="8" w:space="0" w:color="auto"/>
@@ -19312,21 +17929,18 @@
           <w:p>
             <w:pPr>
               <w:jc w:val="center"/>
+            </w:pPr>
+            <w:r>
               <w:rPr>
                 <w:rFonts w:hint="eastAsia"/>
               </w:rPr>
-            </w:pPr>
-            <w:r>
-              <w:rPr>
-                <w:rFonts w:hint="eastAsia"/>
-              </w:rPr>
               <w:t>Depression as primary target</w:t>
             </w:r>
           </w:p>
         </w:tc>
         <w:tc>
           <w:tcPr>
-            <w:tcW w:w="2268" w:type="dxa"/>
+            <w:tcW w:w="1441" w:type="dxa"/>
             <w:tcBorders>
               <w:top w:val="nil"/>
               <w:bottom w:val="single" w:sz="8" w:space="0" w:color="auto"/>
@@ -19336,21 +17950,18 @@
           <w:p>
             <w:pPr>
               <w:jc w:val="center"/>
+            </w:pPr>
+            <w:r>
               <w:rPr>
                 <w:rFonts w:hint="eastAsia"/>
               </w:rPr>
-            </w:pPr>
-            <w:r>
-              <w:rPr>
-                <w:rFonts w:hint="eastAsia"/>
-              </w:rPr>
               <w:t>11</w:t>
             </w:r>
           </w:p>
         </w:tc>
         <w:tc>
           <w:tcPr>
-            <w:tcW w:w="2268" w:type="dxa"/>
+            <w:tcW w:w="1684" w:type="dxa"/>
             <w:tcBorders>
               <w:top w:val="nil"/>
               <w:bottom w:val="single" w:sz="8" w:space="0" w:color="auto"/>
@@ -19360,21 +17971,18 @@
           <w:p>
             <w:pPr>
               <w:jc w:val="center"/>
+            </w:pPr>
+            <w:r>
               <w:rPr>
                 <w:rFonts w:hint="eastAsia"/>
               </w:rPr>
-            </w:pPr>
-            <w:r>
-              <w:rPr>
-                <w:rFonts w:hint="eastAsia"/>
-              </w:rPr>
               <w:t>0.348</w:t>
             </w:r>
           </w:p>
         </w:tc>
         <w:tc>
           <w:tcPr>
-            <w:tcW w:w="2268" w:type="dxa"/>
+            <w:tcW w:w="1574" w:type="dxa"/>
             <w:tcBorders>
               <w:top w:val="nil"/>
               <w:bottom w:val="single" w:sz="8" w:space="0" w:color="auto"/>
@@ -19384,21 +17992,18 @@
           <w:p>
             <w:pPr>
               <w:jc w:val="center"/>
+            </w:pPr>
+            <w:r>
               <w:rPr>
                 <w:rFonts w:hint="eastAsia"/>
               </w:rPr>
-            </w:pPr>
-            <w:r>
-              <w:rPr>
-                <w:rFonts w:hint="eastAsia"/>
-              </w:rPr>
               <w:t>[0.1, 0.59]</w:t>
             </w:r>
           </w:p>
         </w:tc>
         <w:tc>
           <w:tcPr>
-            <w:tcW w:w="2268" w:type="dxa"/>
+            <w:tcW w:w="1630" w:type="dxa"/>
             <w:tcBorders>
               <w:top w:val="nil"/>
               <w:bottom w:val="single" w:sz="8" w:space="0" w:color="auto"/>
@@ -19408,30 +18013,27 @@
           <w:p>
             <w:pPr>
               <w:jc w:val="center"/>
+            </w:pPr>
+            <w:r>
               <w:rPr>
                 <w:rFonts w:hint="eastAsia"/>
               </w:rPr>
-            </w:pPr>
+              <w:t>[</w:t>
+            </w:r>
+            <w:r>
+              <w:t>−</w:t>
+            </w:r>
             <w:r>
               <w:rPr>
                 <w:rFonts w:hint="eastAsia"/>
               </w:rPr>
-              <w:t>[</w:t>
-            </w:r>
-            <w:r>
-              <w:t>−</w:t>
-            </w:r>
-            <w:r>
-              <w:rPr>
-                <w:rFonts w:hint="eastAsia"/>
-              </w:rPr>
               <w:t>0.22, 0.92]</w:t>
             </w:r>
           </w:p>
         </w:tc>
         <w:tc>
           <w:tcPr>
-            <w:tcW w:w="2268" w:type="dxa"/>
+            <w:tcW w:w="1516" w:type="dxa"/>
             <w:tcBorders>
               <w:top w:val="nil"/>
               <w:bottom w:val="single" w:sz="8" w:space="0" w:color="auto"/>
@@ -19441,9 +18043,6 @@
           <w:p>
             <w:pPr>
               <w:jc w:val="center"/>
-              <w:rPr>
-                <w:rFonts w:hint="eastAsia"/>
-              </w:rPr>
             </w:pPr>
             <w:r>
               <w:rPr>
@@ -19455,13 +18054,46 @@
         </w:tc>
       </w:tr>
     </w:tbl>
+    <w:p/>
     <w:p>
       <w:pPr>
         <w:rPr>
           <w:rFonts w:hint="eastAsia"/>
         </w:rPr>
       </w:pPr>
-    </w:p>
+      <w:bookmarkStart w:id="46" w:name="OLE_LINK51"/>
+      <w:r>
+        <w:rPr>
+          <w:i/>
+          <w:iCs/>
+        </w:rPr>
+        <w:t>Note</w:t>
+      </w:r>
+      <w:r>
+        <w:t xml:space="preserve">. All models used a random-effects model with restricted maximum likelihood estimation and Hartung-Knapp adjustment. Positive Hedges’ </w:t>
+      </w:r>
+      <w:r>
+        <w:rPr>
+          <w:i/>
+          <w:iCs/>
+        </w:rPr>
+        <w:t>g</w:t>
+      </w:r>
+      <w:r>
+        <w:t xml:space="preserve"> values indicate effects favoring unguided self-help CBT over control conditions. CI = confidence interval; PI = prediction interval; </w:t>
+      </w:r>
+      <w:r>
+        <w:rPr>
+          <w:i/>
+          <w:iCs/>
+        </w:rPr>
+        <w:t>I</w:t>
+      </w:r>
+      <w:r>
+        <w:t>² = percentage of total variability attributable to between-study heterogeneity. The main analysis refers to the post-intervention model.</w:t>
+      </w:r>
+    </w:p>
+    <w:bookmarkEnd w:id="46"/>
     <w:p>
       <w:pPr>
         <w:pStyle w:val="3"/>
@@ -19497,1492 +18129,37 @@
         <w:rPr>
           <w:rFonts w:eastAsiaTheme="minorEastAsia"/>
         </w:rPr>
-        <w:t xml:space="preserve"> </w:t>
-      </w:r>
-      <w:proofErr w:type="gramStart"/>
+        <w:t xml:space="preserve"> P</w:t>
+      </w:r>
+      <w:r>
+        <w:rPr>
+          <w:rFonts w:eastAsiaTheme="minorEastAsia" w:hint="eastAsia"/>
+        </w:rPr>
+        <w:t>ost-hoc</w:t>
+      </w:r>
       <w:r>
         <w:rPr>
           <w:rFonts w:eastAsiaTheme="minorEastAsia"/>
         </w:rPr>
-        <w:t>P</w:t>
+        <w:t xml:space="preserve"> sensitivity analyses</w:t>
       </w:r>
       <w:r>
         <w:rPr>
           <w:rFonts w:eastAsiaTheme="minorEastAsia" w:hint="eastAsia"/>
         </w:rPr>
-        <w:t>ost-hoc</w:t>
-      </w:r>
-      <w:proofErr w:type="gramEnd"/>
-      <w:r>
-        <w:rPr>
-          <w:rFonts w:eastAsiaTheme="minorEastAsia"/>
-        </w:rPr>
-        <w:t xml:space="preserve"> sensitivity analyses</w:t>
+        <w:t xml:space="preserve">: </w:t>
       </w:r>
       <w:r>
         <w:rPr>
           <w:rFonts w:eastAsiaTheme="minorEastAsia" w:hint="eastAsia"/>
         </w:rPr>
-        <w:t>: methodological concerns</w:t>
-      </w:r>
-    </w:p>
-    <w:p>
-      <w:pPr>
-        <w:pStyle w:val="4"/>
-      </w:pPr>
-      <w:r>
-        <w:t>4.6.</w:t>
-      </w:r>
-      <w:r>
-        <w:rPr>
-          <w:rFonts w:hint="eastAsia"/>
-        </w:rPr>
-        <w:t>3</w:t>
-      </w:r>
-      <w:r>
-        <w:t xml:space="preserve">.1 </w:t>
-      </w:r>
-      <w:r>
-        <w:rPr>
-          <w:rFonts w:hint="eastAsia"/>
-        </w:rPr>
-        <w:t>Endpoint-only sensitivity analysis</w:t>
-      </w:r>
-    </w:p>
-    <w:tbl>
-      <w:tblPr>
-        <w:tblStyle w:val="af1"/>
-        <w:tblW w:w="9634" w:type="dxa"/>
-        <w:jc w:val="center"/>
-        <w:tblBorders>
-          <w:left w:val="none" w:sz="0" w:space="0" w:color="auto"/>
-          <w:right w:val="none" w:sz="0" w:space="0" w:color="auto"/>
-          <w:insideH w:val="none" w:sz="0" w:space="0" w:color="auto"/>
-          <w:insideV w:val="none" w:sz="0" w:space="0" w:color="auto"/>
-        </w:tblBorders>
-        <w:tblLook w:val="04A0" w:firstRow="1" w:lastRow="0" w:firstColumn="1" w:lastColumn="0" w:noHBand="0" w:noVBand="1"/>
-      </w:tblPr>
-      <w:tblGrid>
-        <w:gridCol w:w="1719"/>
-        <w:gridCol w:w="1457"/>
-        <w:gridCol w:w="1696"/>
-        <w:gridCol w:w="1588"/>
-        <w:gridCol w:w="1643"/>
-        <w:gridCol w:w="1531"/>
-      </w:tblGrid>
-      <w:tr>
-        <w:trPr>
-          <w:trHeight w:val="686"/>
-          <w:jc w:val="center"/>
-        </w:trPr>
-        <w:tc>
-          <w:tcPr>
-            <w:tcW w:w="1719" w:type="dxa"/>
-            <w:tcBorders>
-              <w:top w:val="single" w:sz="8" w:space="0" w:color="auto"/>
-              <w:bottom w:val="single" w:sz="4" w:space="0" w:color="auto"/>
-            </w:tcBorders>
-            <w:vAlign w:val="center"/>
-          </w:tcPr>
-          <w:p>
-            <w:pPr>
-              <w:jc w:val="center"/>
-              <w:rPr>
-                <w:rFonts w:hint="eastAsia"/>
-                <w:b/>
-                <w:bCs/>
-              </w:rPr>
-            </w:pPr>
-            <w:r>
-              <w:rPr>
-                <w:rFonts w:hint="eastAsia"/>
-                <w:b/>
-                <w:bCs/>
-              </w:rPr>
-              <w:t>Analysis</w:t>
-            </w:r>
-          </w:p>
-        </w:tc>
-        <w:tc>
-          <w:tcPr>
-            <w:tcW w:w="1457" w:type="dxa"/>
-            <w:tcBorders>
-              <w:top w:val="single" w:sz="8" w:space="0" w:color="auto"/>
-              <w:bottom w:val="single" w:sz="4" w:space="0" w:color="auto"/>
-            </w:tcBorders>
-            <w:vAlign w:val="center"/>
-          </w:tcPr>
-          <w:p>
-            <w:pPr>
-              <w:jc w:val="center"/>
-              <w:rPr>
-                <w:rFonts w:hint="eastAsia"/>
-                <w:b/>
-                <w:bCs/>
-                <w:i/>
-                <w:iCs/>
-              </w:rPr>
-            </w:pPr>
-            <w:r>
-              <w:rPr>
-                <w:rFonts w:hint="eastAsia"/>
-                <w:b/>
-                <w:bCs/>
-                <w:i/>
-                <w:iCs/>
-              </w:rPr>
-              <w:t>k</w:t>
-            </w:r>
-          </w:p>
-        </w:tc>
-        <w:tc>
-          <w:tcPr>
-            <w:tcW w:w="1696" w:type="dxa"/>
-            <w:tcBorders>
-              <w:top w:val="single" w:sz="8" w:space="0" w:color="auto"/>
-              <w:bottom w:val="single" w:sz="4" w:space="0" w:color="auto"/>
-            </w:tcBorders>
-            <w:vAlign w:val="center"/>
-          </w:tcPr>
-          <w:p>
-            <w:pPr>
-              <w:jc w:val="center"/>
-              <w:rPr>
-                <w:rFonts w:hint="eastAsia"/>
-                <w:b/>
-                <w:bCs/>
-              </w:rPr>
-            </w:pPr>
-            <w:r>
-              <w:rPr>
-                <w:rFonts w:hint="eastAsia"/>
-                <w:b/>
-                <w:bCs/>
-              </w:rPr>
-              <w:t>Hedges</w:t>
-            </w:r>
-            <w:r>
-              <w:rPr>
-                <w:b/>
-                <w:bCs/>
-              </w:rPr>
-              <w:t>’</w:t>
-            </w:r>
-            <w:r>
-              <w:rPr>
-                <w:rFonts w:hint="eastAsia"/>
-                <w:b/>
-                <w:bCs/>
-                <w:i/>
-                <w:iCs/>
-              </w:rPr>
-              <w:t xml:space="preserve"> g</w:t>
-            </w:r>
-          </w:p>
-        </w:tc>
-        <w:tc>
-          <w:tcPr>
-            <w:tcW w:w="1588" w:type="dxa"/>
-            <w:tcBorders>
-              <w:top w:val="single" w:sz="8" w:space="0" w:color="auto"/>
-              <w:bottom w:val="single" w:sz="4" w:space="0" w:color="auto"/>
-            </w:tcBorders>
-            <w:vAlign w:val="center"/>
-          </w:tcPr>
-          <w:p>
-            <w:pPr>
-              <w:jc w:val="center"/>
-              <w:rPr>
-                <w:rFonts w:hint="eastAsia"/>
-                <w:b/>
-                <w:bCs/>
-              </w:rPr>
-            </w:pPr>
-            <w:r>
-              <w:rPr>
-                <w:rFonts w:hint="eastAsia"/>
-                <w:b/>
-                <w:bCs/>
-              </w:rPr>
-              <w:t>95% CI</w:t>
-            </w:r>
-          </w:p>
-        </w:tc>
-        <w:tc>
-          <w:tcPr>
-            <w:tcW w:w="1643" w:type="dxa"/>
-            <w:tcBorders>
-              <w:top w:val="single" w:sz="8" w:space="0" w:color="auto"/>
-              <w:bottom w:val="single" w:sz="4" w:space="0" w:color="auto"/>
-            </w:tcBorders>
-            <w:vAlign w:val="center"/>
-          </w:tcPr>
-          <w:p>
-            <w:pPr>
-              <w:jc w:val="center"/>
-              <w:rPr>
-                <w:rFonts w:hint="eastAsia"/>
-                <w:b/>
-                <w:bCs/>
-              </w:rPr>
-            </w:pPr>
-            <w:r>
-              <w:rPr>
-                <w:rFonts w:hint="eastAsia"/>
-                <w:b/>
-                <w:bCs/>
-              </w:rPr>
-              <w:t>95% PI</w:t>
-            </w:r>
-          </w:p>
-        </w:tc>
-        <w:tc>
-          <w:tcPr>
-            <w:tcW w:w="1531" w:type="dxa"/>
-            <w:tcBorders>
-              <w:top w:val="single" w:sz="8" w:space="0" w:color="auto"/>
-              <w:bottom w:val="single" w:sz="4" w:space="0" w:color="auto"/>
-            </w:tcBorders>
-            <w:vAlign w:val="center"/>
-          </w:tcPr>
-          <w:p>
-            <w:pPr>
-              <w:jc w:val="center"/>
-              <w:rPr>
-                <w:rFonts w:hint="eastAsia"/>
-                <w:b/>
-                <w:bCs/>
-              </w:rPr>
-            </w:pPr>
-            <w:r>
-              <w:rPr>
-                <w:rFonts w:hint="eastAsia"/>
-                <w:b/>
-                <w:bCs/>
-                <w:i/>
-                <w:iCs/>
-              </w:rPr>
-              <w:t>I</w:t>
-            </w:r>
-            <w:r>
-              <w:rPr>
-                <w:rFonts w:hint="eastAsia"/>
-                <w:b/>
-                <w:bCs/>
-                <w:vertAlign w:val="superscript"/>
-              </w:rPr>
-              <w:t>2</w:t>
-            </w:r>
-            <w:r>
-              <w:rPr>
-                <w:rFonts w:hint="eastAsia"/>
-                <w:b/>
-                <w:bCs/>
-                <w:vertAlign w:val="superscript"/>
-              </w:rPr>
-              <w:t xml:space="preserve"> </w:t>
-            </w:r>
-            <w:r>
-              <w:rPr>
-                <w:rFonts w:hint="eastAsia"/>
-                <w:b/>
-                <w:bCs/>
-              </w:rPr>
-              <w:t>(%)</w:t>
-            </w:r>
-          </w:p>
-        </w:tc>
-      </w:tr>
-      <w:tr>
-        <w:trPr>
-          <w:trHeight w:val="1134"/>
-          <w:jc w:val="center"/>
-        </w:trPr>
-        <w:tc>
-          <w:tcPr>
-            <w:tcW w:w="1719" w:type="dxa"/>
-            <w:tcBorders>
-              <w:top w:val="nil"/>
-              <w:bottom w:val="single" w:sz="8" w:space="0" w:color="auto"/>
-            </w:tcBorders>
-            <w:vAlign w:val="center"/>
-          </w:tcPr>
-          <w:p>
-            <w:pPr>
-              <w:jc w:val="center"/>
-              <w:rPr>
-                <w:rFonts w:hint="eastAsia"/>
-              </w:rPr>
-            </w:pPr>
-            <w:r>
-              <w:t>Endpoint-only effect sizes</w:t>
-            </w:r>
-          </w:p>
-        </w:tc>
-        <w:tc>
-          <w:tcPr>
-            <w:tcW w:w="1457" w:type="dxa"/>
-            <w:tcBorders>
-              <w:top w:val="nil"/>
-              <w:bottom w:val="single" w:sz="8" w:space="0" w:color="auto"/>
-            </w:tcBorders>
-            <w:vAlign w:val="center"/>
-          </w:tcPr>
-          <w:p>
-            <w:pPr>
-              <w:jc w:val="center"/>
-              <w:rPr>
-                <w:rFonts w:hint="eastAsia"/>
-              </w:rPr>
-            </w:pPr>
-            <w:r>
-              <w:rPr>
-                <w:rFonts w:hint="eastAsia"/>
-              </w:rPr>
-              <w:t>11</w:t>
-            </w:r>
-          </w:p>
-        </w:tc>
-        <w:tc>
-          <w:tcPr>
-            <w:tcW w:w="1696" w:type="dxa"/>
-            <w:tcBorders>
-              <w:top w:val="nil"/>
-              <w:bottom w:val="single" w:sz="8" w:space="0" w:color="auto"/>
-            </w:tcBorders>
-            <w:vAlign w:val="center"/>
-          </w:tcPr>
-          <w:p>
-            <w:pPr>
-              <w:jc w:val="center"/>
-              <w:rPr>
-                <w:rFonts w:hint="eastAsia"/>
-              </w:rPr>
-            </w:pPr>
-            <w:r>
-              <w:rPr>
-                <w:rFonts w:hint="eastAsia"/>
-              </w:rPr>
-              <w:t>0.2</w:t>
-            </w:r>
-            <w:r>
-              <w:rPr>
-                <w:rFonts w:hint="eastAsia"/>
-              </w:rPr>
-              <w:t>17</w:t>
-            </w:r>
-          </w:p>
-        </w:tc>
-        <w:tc>
-          <w:tcPr>
-            <w:tcW w:w="1588" w:type="dxa"/>
-            <w:tcBorders>
-              <w:top w:val="nil"/>
-              <w:bottom w:val="single" w:sz="8" w:space="0" w:color="auto"/>
-            </w:tcBorders>
-            <w:vAlign w:val="center"/>
-          </w:tcPr>
-          <w:p>
-            <w:pPr>
-              <w:jc w:val="center"/>
-              <w:rPr>
-                <w:rFonts w:hint="eastAsia"/>
-              </w:rPr>
-            </w:pPr>
-            <w:r>
-              <w:t>[0.</w:t>
-            </w:r>
-            <w:r>
-              <w:rPr>
-                <w:rFonts w:hint="eastAsia"/>
-              </w:rPr>
-              <w:t>1</w:t>
-            </w:r>
-            <w:r>
-              <w:t>, 0.</w:t>
-            </w:r>
-            <w:r>
-              <w:rPr>
-                <w:rFonts w:hint="eastAsia"/>
-              </w:rPr>
-              <w:t>59</w:t>
-            </w:r>
-            <w:r>
-              <w:t>]</w:t>
-            </w:r>
-          </w:p>
-        </w:tc>
-        <w:tc>
-          <w:tcPr>
-            <w:tcW w:w="1643" w:type="dxa"/>
-            <w:tcBorders>
-              <w:top w:val="nil"/>
-              <w:bottom w:val="single" w:sz="8" w:space="0" w:color="auto"/>
-            </w:tcBorders>
-            <w:vAlign w:val="center"/>
-          </w:tcPr>
-          <w:p>
-            <w:pPr>
-              <w:jc w:val="center"/>
-              <w:rPr>
-                <w:rFonts w:hint="eastAsia"/>
-              </w:rPr>
-            </w:pPr>
-            <w:r>
-              <w:t>[−0.</w:t>
-            </w:r>
-            <w:r>
-              <w:rPr>
-                <w:rFonts w:hint="eastAsia"/>
-              </w:rPr>
-              <w:t>31</w:t>
-            </w:r>
-            <w:r>
-              <w:t>, 0.7</w:t>
-            </w:r>
-            <w:r>
-              <w:rPr>
-                <w:rFonts w:hint="eastAsia"/>
-              </w:rPr>
-              <w:t>5</w:t>
-            </w:r>
-            <w:r>
-              <w:t>]</w:t>
-            </w:r>
-          </w:p>
-        </w:tc>
-        <w:tc>
-          <w:tcPr>
-            <w:tcW w:w="1531" w:type="dxa"/>
-            <w:tcBorders>
-              <w:top w:val="nil"/>
-              <w:bottom w:val="single" w:sz="8" w:space="0" w:color="auto"/>
-            </w:tcBorders>
-            <w:vAlign w:val="center"/>
-          </w:tcPr>
-          <w:p>
-            <w:pPr>
-              <w:jc w:val="center"/>
-              <w:rPr>
-                <w:rFonts w:hint="eastAsia"/>
-              </w:rPr>
-            </w:pPr>
-            <w:r>
-              <w:rPr>
-                <w:rFonts w:hint="eastAsia"/>
-              </w:rPr>
-              <w:t>59.2</w:t>
-            </w:r>
-          </w:p>
-        </w:tc>
-      </w:tr>
-    </w:tbl>
-    <w:p>
-      <w:pPr>
-        <w:rPr>
-          <w:rFonts w:hint="eastAsia"/>
-        </w:rPr>
-      </w:pPr>
-    </w:p>
-    <w:p>
-      <w:pPr>
-        <w:pStyle w:val="4"/>
-      </w:pPr>
-      <w:r>
-        <w:rPr>
-          <w:rFonts w:hint="eastAsia"/>
-        </w:rPr>
-        <w:t>4.6.</w:t>
-      </w:r>
-      <w:r>
-        <w:rPr>
-          <w:rFonts w:hint="eastAsia"/>
-        </w:rPr>
-        <w:t>3</w:t>
-      </w:r>
-      <w:r>
-        <w:rPr>
-          <w:rFonts w:hint="eastAsia"/>
-        </w:rPr>
-        <w:t xml:space="preserve">.2 Sensitivity analysis </w:t>
-      </w:r>
-      <w:r>
-        <w:rPr>
-          <w:rFonts w:hint="eastAsia"/>
-        </w:rPr>
-        <w:t>including the cluster-randomized trial under assumed ICC v</w:t>
-      </w:r>
-      <w:r>
-        <w:rPr>
-          <w:rFonts w:hint="eastAsia"/>
-        </w:rPr>
-        <w:t>al</w:t>
-      </w:r>
-      <w:r>
-        <w:rPr>
-          <w:rFonts w:hint="eastAsia"/>
-        </w:rPr>
-        <w:t>ues</w:t>
-      </w:r>
-    </w:p>
-    <w:tbl>
-      <w:tblPr>
-        <w:tblStyle w:val="af1"/>
-        <w:tblW w:w="9634" w:type="dxa"/>
-        <w:jc w:val="center"/>
-        <w:tblBorders>
-          <w:left w:val="none" w:sz="0" w:space="0" w:color="auto"/>
-          <w:right w:val="none" w:sz="0" w:space="0" w:color="auto"/>
-          <w:insideH w:val="none" w:sz="0" w:space="0" w:color="auto"/>
-          <w:insideV w:val="none" w:sz="0" w:space="0" w:color="auto"/>
-        </w:tblBorders>
-        <w:tblLook w:val="04A0" w:firstRow="1" w:lastRow="0" w:firstColumn="1" w:lastColumn="0" w:noHBand="0" w:noVBand="1"/>
-      </w:tblPr>
-      <w:tblGrid>
-        <w:gridCol w:w="1719"/>
-        <w:gridCol w:w="1457"/>
-        <w:gridCol w:w="1696"/>
-        <w:gridCol w:w="1588"/>
-        <w:gridCol w:w="1643"/>
-        <w:gridCol w:w="1531"/>
-      </w:tblGrid>
-      <w:tr>
-        <w:trPr>
-          <w:trHeight w:val="782"/>
-          <w:jc w:val="center"/>
-        </w:trPr>
-        <w:tc>
-          <w:tcPr>
-            <w:tcW w:w="2268" w:type="dxa"/>
-            <w:tcBorders>
-              <w:top w:val="single" w:sz="8" w:space="0" w:color="auto"/>
-              <w:bottom w:val="single" w:sz="4" w:space="0" w:color="auto"/>
-            </w:tcBorders>
-            <w:vAlign w:val="center"/>
-          </w:tcPr>
-          <w:p>
-            <w:pPr>
-              <w:jc w:val="center"/>
-              <w:rPr>
-                <w:rFonts w:hint="eastAsia"/>
-                <w:b/>
-                <w:bCs/>
-              </w:rPr>
-            </w:pPr>
-            <w:bookmarkStart w:id="46" w:name="OLE_LINK56"/>
-            <w:r>
-              <w:rPr>
-                <w:rFonts w:hint="eastAsia"/>
-                <w:b/>
-                <w:bCs/>
-              </w:rPr>
-              <w:t>Analysis</w:t>
-            </w:r>
-          </w:p>
-        </w:tc>
-        <w:tc>
-          <w:tcPr>
-            <w:tcW w:w="2268" w:type="dxa"/>
-            <w:tcBorders>
-              <w:top w:val="single" w:sz="8" w:space="0" w:color="auto"/>
-              <w:bottom w:val="single" w:sz="4" w:space="0" w:color="auto"/>
-            </w:tcBorders>
-            <w:vAlign w:val="center"/>
-          </w:tcPr>
-          <w:p>
-            <w:pPr>
-              <w:jc w:val="center"/>
-              <w:rPr>
-                <w:rFonts w:hint="eastAsia"/>
-                <w:b/>
-                <w:bCs/>
-                <w:i/>
-                <w:iCs/>
-              </w:rPr>
-            </w:pPr>
-            <w:r>
-              <w:rPr>
-                <w:rFonts w:hint="eastAsia"/>
-                <w:b/>
-                <w:bCs/>
-                <w:i/>
-                <w:iCs/>
-              </w:rPr>
-              <w:t>k</w:t>
-            </w:r>
-          </w:p>
-        </w:tc>
-        <w:tc>
-          <w:tcPr>
-            <w:tcW w:w="2268" w:type="dxa"/>
-            <w:tcBorders>
-              <w:top w:val="single" w:sz="8" w:space="0" w:color="auto"/>
-              <w:bottom w:val="single" w:sz="4" w:space="0" w:color="auto"/>
-            </w:tcBorders>
-            <w:vAlign w:val="center"/>
-          </w:tcPr>
-          <w:p>
-            <w:pPr>
-              <w:jc w:val="center"/>
-              <w:rPr>
-                <w:rFonts w:hint="eastAsia"/>
-                <w:b/>
-                <w:bCs/>
-              </w:rPr>
-            </w:pPr>
-            <w:r>
-              <w:rPr>
-                <w:rFonts w:hint="eastAsia"/>
-                <w:b/>
-                <w:bCs/>
-              </w:rPr>
-              <w:t>Hedges</w:t>
-            </w:r>
-            <w:r>
-              <w:rPr>
-                <w:b/>
-                <w:bCs/>
-              </w:rPr>
-              <w:t>’</w:t>
-            </w:r>
-            <w:r>
-              <w:rPr>
-                <w:rFonts w:hint="eastAsia"/>
-                <w:b/>
-                <w:bCs/>
-                <w:i/>
-                <w:iCs/>
-              </w:rPr>
-              <w:t xml:space="preserve"> g</w:t>
-            </w:r>
-          </w:p>
-        </w:tc>
-        <w:tc>
-          <w:tcPr>
-            <w:tcW w:w="2268" w:type="dxa"/>
-            <w:tcBorders>
-              <w:top w:val="single" w:sz="8" w:space="0" w:color="auto"/>
-              <w:bottom w:val="single" w:sz="4" w:space="0" w:color="auto"/>
-            </w:tcBorders>
-            <w:vAlign w:val="center"/>
-          </w:tcPr>
-          <w:p>
-            <w:pPr>
-              <w:jc w:val="center"/>
-              <w:rPr>
-                <w:rFonts w:hint="eastAsia"/>
-                <w:b/>
-                <w:bCs/>
-              </w:rPr>
-            </w:pPr>
-            <w:r>
-              <w:rPr>
-                <w:rFonts w:hint="eastAsia"/>
-                <w:b/>
-                <w:bCs/>
-              </w:rPr>
-              <w:t>95% CI</w:t>
-            </w:r>
-          </w:p>
-        </w:tc>
-        <w:tc>
-          <w:tcPr>
-            <w:tcW w:w="2268" w:type="dxa"/>
-            <w:tcBorders>
-              <w:top w:val="single" w:sz="8" w:space="0" w:color="auto"/>
-              <w:bottom w:val="single" w:sz="4" w:space="0" w:color="auto"/>
-            </w:tcBorders>
-            <w:vAlign w:val="center"/>
-          </w:tcPr>
-          <w:p>
-            <w:pPr>
-              <w:jc w:val="center"/>
-              <w:rPr>
-                <w:rFonts w:hint="eastAsia"/>
-                <w:b/>
-                <w:bCs/>
-              </w:rPr>
-            </w:pPr>
-            <w:r>
-              <w:rPr>
-                <w:rFonts w:hint="eastAsia"/>
-                <w:b/>
-                <w:bCs/>
-              </w:rPr>
-              <w:t>95% PI</w:t>
-            </w:r>
-          </w:p>
-        </w:tc>
-        <w:tc>
-          <w:tcPr>
-            <w:tcW w:w="2268" w:type="dxa"/>
-            <w:tcBorders>
-              <w:top w:val="single" w:sz="8" w:space="0" w:color="auto"/>
-              <w:bottom w:val="single" w:sz="4" w:space="0" w:color="auto"/>
-            </w:tcBorders>
-            <w:vAlign w:val="center"/>
-          </w:tcPr>
-          <w:p>
-            <w:pPr>
-              <w:jc w:val="center"/>
-              <w:rPr>
-                <w:rFonts w:hint="eastAsia"/>
-                <w:b/>
-                <w:bCs/>
-              </w:rPr>
-            </w:pPr>
-            <w:r>
-              <w:rPr>
-                <w:rFonts w:hint="eastAsia"/>
-                <w:b/>
-                <w:bCs/>
-                <w:i/>
-                <w:iCs/>
-              </w:rPr>
-              <w:t>I</w:t>
-            </w:r>
-            <w:r>
-              <w:rPr>
-                <w:rFonts w:hint="eastAsia"/>
-                <w:b/>
-                <w:bCs/>
-                <w:vertAlign w:val="superscript"/>
-              </w:rPr>
-              <w:t>2</w:t>
-            </w:r>
-            <w:r>
-              <w:rPr>
-                <w:rFonts w:hint="eastAsia"/>
-                <w:b/>
-                <w:bCs/>
-                <w:vertAlign w:val="superscript"/>
-              </w:rPr>
-              <w:t xml:space="preserve"> </w:t>
-            </w:r>
-            <w:r>
-              <w:rPr>
-                <w:rFonts w:hint="eastAsia"/>
-                <w:b/>
-                <w:bCs/>
-              </w:rPr>
-              <w:t>(%)</w:t>
-            </w:r>
-          </w:p>
-        </w:tc>
-      </w:tr>
-      <w:tr>
-        <w:trPr>
-          <w:trHeight w:val="1134"/>
-          <w:jc w:val="center"/>
-        </w:trPr>
-        <w:tc>
-          <w:tcPr>
-            <w:tcW w:w="2268" w:type="dxa"/>
-            <w:tcBorders>
-              <w:top w:val="single" w:sz="4" w:space="0" w:color="auto"/>
-              <w:bottom w:val="nil"/>
-            </w:tcBorders>
-            <w:vAlign w:val="center"/>
-          </w:tcPr>
-          <w:p>
-            <w:pPr>
-              <w:jc w:val="center"/>
-              <w:rPr>
-                <w:rFonts w:hint="eastAsia"/>
-              </w:rPr>
-            </w:pPr>
-            <w:r>
-              <w:t>Bohr included, assumed ICC = 0.01</w:t>
-            </w:r>
-          </w:p>
-        </w:tc>
-        <w:tc>
-          <w:tcPr>
-            <w:tcW w:w="2268" w:type="dxa"/>
-            <w:tcBorders>
-              <w:top w:val="single" w:sz="4" w:space="0" w:color="auto"/>
-              <w:bottom w:val="nil"/>
-            </w:tcBorders>
-            <w:vAlign w:val="center"/>
-          </w:tcPr>
-          <w:p>
-            <w:pPr>
-              <w:jc w:val="center"/>
-              <w:rPr>
-                <w:rFonts w:hint="eastAsia"/>
-              </w:rPr>
-            </w:pPr>
-            <w:r>
-              <w:rPr>
-                <w:rFonts w:hint="eastAsia"/>
-              </w:rPr>
-              <w:t>1</w:t>
-            </w:r>
-            <w:r>
-              <w:rPr>
-                <w:rFonts w:hint="eastAsia"/>
-              </w:rPr>
-              <w:t>5</w:t>
-            </w:r>
-          </w:p>
-        </w:tc>
-        <w:tc>
-          <w:tcPr>
-            <w:tcW w:w="2268" w:type="dxa"/>
-            <w:tcBorders>
-              <w:top w:val="single" w:sz="4" w:space="0" w:color="auto"/>
-              <w:bottom w:val="nil"/>
-            </w:tcBorders>
-            <w:vAlign w:val="center"/>
-          </w:tcPr>
-          <w:p>
-            <w:pPr>
-              <w:jc w:val="center"/>
-              <w:rPr>
-                <w:rFonts w:hint="eastAsia"/>
-              </w:rPr>
-            </w:pPr>
-            <w:r>
-              <w:t>0.2</w:t>
-            </w:r>
-            <w:r>
-              <w:rPr>
-                <w:rFonts w:hint="eastAsia"/>
-              </w:rPr>
-              <w:t>5</w:t>
-            </w:r>
-            <w:r>
-              <w:rPr>
-                <w:rFonts w:hint="eastAsia"/>
-              </w:rPr>
-              <w:t>8</w:t>
-            </w:r>
-          </w:p>
-        </w:tc>
-        <w:tc>
-          <w:tcPr>
-            <w:tcW w:w="2268" w:type="dxa"/>
-            <w:tcBorders>
-              <w:top w:val="single" w:sz="4" w:space="0" w:color="auto"/>
-              <w:bottom w:val="nil"/>
-            </w:tcBorders>
-            <w:vAlign w:val="center"/>
-          </w:tcPr>
-          <w:p>
-            <w:pPr>
-              <w:jc w:val="center"/>
-              <w:rPr>
-                <w:rFonts w:hint="eastAsia"/>
-              </w:rPr>
-            </w:pPr>
-            <w:bookmarkStart w:id="47" w:name="OLE_LINK53"/>
-            <w:r>
-              <w:t>[</w:t>
-            </w:r>
-            <w:bookmarkStart w:id="48" w:name="OLE_LINK52"/>
-            <w:r>
-              <w:t>0.</w:t>
-            </w:r>
-            <w:bookmarkEnd w:id="48"/>
-            <w:r>
-              <w:rPr>
-                <w:rFonts w:hint="eastAsia"/>
-              </w:rPr>
-              <w:t>07</w:t>
-            </w:r>
-            <w:r>
-              <w:t xml:space="preserve">, </w:t>
-            </w:r>
-            <w:r>
-              <w:t>0.45</w:t>
-            </w:r>
-            <w:r>
-              <w:t>]</w:t>
-            </w:r>
-            <w:bookmarkEnd w:id="47"/>
-          </w:p>
-        </w:tc>
-        <w:tc>
-          <w:tcPr>
-            <w:tcW w:w="2268" w:type="dxa"/>
-            <w:tcBorders>
-              <w:top w:val="single" w:sz="4" w:space="0" w:color="auto"/>
-              <w:bottom w:val="nil"/>
-            </w:tcBorders>
-            <w:vAlign w:val="center"/>
-          </w:tcPr>
-          <w:p>
-            <w:pPr>
-              <w:jc w:val="center"/>
-              <w:rPr>
-                <w:rFonts w:hint="eastAsia"/>
-              </w:rPr>
-            </w:pPr>
-            <w:bookmarkStart w:id="49" w:name="OLE_LINK54"/>
-            <w:r>
-              <w:t>[</w:t>
-            </w:r>
-            <w:bookmarkStart w:id="50" w:name="OLE_LINK50"/>
-            <w:r>
-              <w:t>−0.2</w:t>
-            </w:r>
-            <w:bookmarkEnd w:id="50"/>
-            <w:r>
-              <w:rPr>
-                <w:rFonts w:hint="eastAsia"/>
-              </w:rPr>
-              <w:t>5</w:t>
-            </w:r>
-            <w:r>
-              <w:t>, 0.</w:t>
-            </w:r>
-            <w:r>
-              <w:rPr>
-                <w:rFonts w:hint="eastAsia"/>
-              </w:rPr>
-              <w:t>76</w:t>
-            </w:r>
-            <w:r>
-              <w:t>]</w:t>
-            </w:r>
-            <w:bookmarkEnd w:id="49"/>
-          </w:p>
-        </w:tc>
-        <w:tc>
-          <w:tcPr>
-            <w:tcW w:w="2268" w:type="dxa"/>
-            <w:tcBorders>
-              <w:top w:val="single" w:sz="4" w:space="0" w:color="auto"/>
-              <w:bottom w:val="nil"/>
-            </w:tcBorders>
-            <w:vAlign w:val="center"/>
-          </w:tcPr>
-          <w:p>
-            <w:pPr>
-              <w:jc w:val="center"/>
-              <w:rPr>
-                <w:rFonts w:hint="eastAsia"/>
-              </w:rPr>
-            </w:pPr>
-            <w:bookmarkStart w:id="51" w:name="OLE_LINK55"/>
-            <w:r>
-              <w:rPr>
-                <w:rFonts w:hint="eastAsia"/>
-              </w:rPr>
-              <w:t>60.7</w:t>
-            </w:r>
-            <w:bookmarkEnd w:id="51"/>
-          </w:p>
-        </w:tc>
-      </w:tr>
-      <w:tr>
-        <w:trPr>
-          <w:trHeight w:val="1134"/>
-          <w:jc w:val="center"/>
-        </w:trPr>
-        <w:tc>
-          <w:tcPr>
-            <w:tcW w:w="2268" w:type="dxa"/>
-            <w:tcBorders>
-              <w:top w:val="nil"/>
-              <w:bottom w:val="nil"/>
-            </w:tcBorders>
-            <w:vAlign w:val="center"/>
-          </w:tcPr>
-          <w:p>
-            <w:pPr>
-              <w:jc w:val="center"/>
-              <w:rPr>
-                <w:rFonts w:hint="eastAsia"/>
-              </w:rPr>
-            </w:pPr>
-            <w:r>
-              <w:t>Bohr included, assumed ICC = 0.03</w:t>
-            </w:r>
-          </w:p>
-        </w:tc>
-        <w:tc>
-          <w:tcPr>
-            <w:tcW w:w="2268" w:type="dxa"/>
-            <w:tcBorders>
-              <w:top w:val="nil"/>
-              <w:bottom w:val="nil"/>
-            </w:tcBorders>
-            <w:vAlign w:val="center"/>
-          </w:tcPr>
-          <w:p>
-            <w:pPr>
-              <w:jc w:val="center"/>
-              <w:rPr>
-                <w:rFonts w:hint="eastAsia"/>
-              </w:rPr>
-            </w:pPr>
-            <w:r>
-              <w:rPr>
-                <w:rFonts w:hint="eastAsia"/>
-              </w:rPr>
-              <w:t>1</w:t>
-            </w:r>
-            <w:r>
-              <w:rPr>
-                <w:rFonts w:hint="eastAsia"/>
-              </w:rPr>
-              <w:t>5</w:t>
-            </w:r>
-          </w:p>
-        </w:tc>
-        <w:tc>
-          <w:tcPr>
-            <w:tcW w:w="2268" w:type="dxa"/>
-            <w:tcBorders>
-              <w:top w:val="nil"/>
-              <w:bottom w:val="nil"/>
-            </w:tcBorders>
-            <w:vAlign w:val="center"/>
-          </w:tcPr>
-          <w:p>
-            <w:pPr>
-              <w:jc w:val="center"/>
-              <w:rPr>
-                <w:rFonts w:hint="eastAsia"/>
-              </w:rPr>
-            </w:pPr>
-            <w:r>
-              <w:rPr>
-                <w:rFonts w:hint="eastAsia"/>
-              </w:rPr>
-              <w:t>0.2</w:t>
-            </w:r>
-            <w:r>
-              <w:rPr>
-                <w:rFonts w:hint="eastAsia"/>
-              </w:rPr>
-              <w:t>58</w:t>
-            </w:r>
-          </w:p>
-        </w:tc>
-        <w:tc>
-          <w:tcPr>
-            <w:tcW w:w="2268" w:type="dxa"/>
-            <w:tcBorders>
-              <w:top w:val="nil"/>
-              <w:bottom w:val="nil"/>
-            </w:tcBorders>
-            <w:vAlign w:val="center"/>
-          </w:tcPr>
-          <w:p>
-            <w:pPr>
-              <w:jc w:val="center"/>
-              <w:rPr>
-                <w:rFonts w:hint="eastAsia"/>
-              </w:rPr>
-            </w:pPr>
-            <w:r>
-              <w:t>[0.</w:t>
-            </w:r>
-            <w:r>
-              <w:rPr>
-                <w:rFonts w:hint="eastAsia"/>
-              </w:rPr>
-              <w:t>07</w:t>
-            </w:r>
-            <w:r>
-              <w:t xml:space="preserve">, </w:t>
-            </w:r>
-            <w:r>
-              <w:t>0.45</w:t>
-            </w:r>
-            <w:r>
-              <w:t>]</w:t>
-            </w:r>
-          </w:p>
-        </w:tc>
-        <w:tc>
-          <w:tcPr>
-            <w:tcW w:w="2268" w:type="dxa"/>
-            <w:tcBorders>
-              <w:top w:val="nil"/>
-              <w:bottom w:val="nil"/>
-            </w:tcBorders>
-            <w:vAlign w:val="center"/>
-          </w:tcPr>
-          <w:p>
-            <w:pPr>
-              <w:jc w:val="center"/>
-              <w:rPr>
-                <w:rFonts w:hint="eastAsia"/>
-              </w:rPr>
-            </w:pPr>
-            <w:r>
-              <w:t>[−0.25, 0.76]</w:t>
-            </w:r>
-          </w:p>
-        </w:tc>
-        <w:tc>
-          <w:tcPr>
-            <w:tcW w:w="2268" w:type="dxa"/>
-            <w:tcBorders>
-              <w:top w:val="nil"/>
-              <w:bottom w:val="nil"/>
-            </w:tcBorders>
-            <w:vAlign w:val="center"/>
-          </w:tcPr>
-          <w:p>
-            <w:pPr>
-              <w:jc w:val="center"/>
-              <w:rPr>
-                <w:rFonts w:hint="eastAsia"/>
-              </w:rPr>
-            </w:pPr>
-            <w:r>
-              <w:t>60.7</w:t>
-            </w:r>
-          </w:p>
-        </w:tc>
-      </w:tr>
-      <w:tr>
-        <w:trPr>
-          <w:trHeight w:val="1134"/>
-          <w:jc w:val="center"/>
-        </w:trPr>
-        <w:tc>
-          <w:tcPr>
-            <w:tcW w:w="2268" w:type="dxa"/>
-            <w:tcBorders>
-              <w:top w:val="nil"/>
-              <w:bottom w:val="nil"/>
-            </w:tcBorders>
-            <w:vAlign w:val="center"/>
-          </w:tcPr>
-          <w:p>
-            <w:pPr>
-              <w:jc w:val="center"/>
-              <w:rPr>
-                <w:rFonts w:hint="eastAsia"/>
-              </w:rPr>
-            </w:pPr>
-            <w:r>
-              <w:lastRenderedPageBreak/>
-              <w:t>Bohr included, assumed ICC = 0.05</w:t>
-            </w:r>
-          </w:p>
-        </w:tc>
-        <w:tc>
-          <w:tcPr>
-            <w:tcW w:w="2268" w:type="dxa"/>
-            <w:tcBorders>
-              <w:top w:val="nil"/>
-              <w:bottom w:val="nil"/>
-            </w:tcBorders>
-            <w:vAlign w:val="center"/>
-          </w:tcPr>
-          <w:p>
-            <w:pPr>
-              <w:jc w:val="center"/>
-              <w:rPr>
-                <w:rFonts w:hint="eastAsia"/>
-              </w:rPr>
-            </w:pPr>
-            <w:r>
-              <w:rPr>
-                <w:rFonts w:hint="eastAsia"/>
-              </w:rPr>
-              <w:t>1</w:t>
-            </w:r>
-            <w:r>
-              <w:rPr>
-                <w:rFonts w:hint="eastAsia"/>
-              </w:rPr>
-              <w:t>5</w:t>
-            </w:r>
-          </w:p>
-        </w:tc>
-        <w:tc>
-          <w:tcPr>
-            <w:tcW w:w="2268" w:type="dxa"/>
-            <w:tcBorders>
-              <w:top w:val="nil"/>
-              <w:bottom w:val="nil"/>
-            </w:tcBorders>
-            <w:vAlign w:val="center"/>
-          </w:tcPr>
-          <w:p>
-            <w:pPr>
-              <w:jc w:val="center"/>
-              <w:rPr>
-                <w:rFonts w:hint="eastAsia"/>
-              </w:rPr>
-            </w:pPr>
-            <w:r>
-              <w:rPr>
-                <w:rFonts w:hint="eastAsia"/>
-              </w:rPr>
-              <w:t>0.2</w:t>
-            </w:r>
-            <w:r>
-              <w:rPr>
-                <w:rFonts w:hint="eastAsia"/>
-              </w:rPr>
-              <w:t>5</w:t>
-            </w:r>
-            <w:r>
-              <w:rPr>
-                <w:rFonts w:hint="eastAsia"/>
-              </w:rPr>
-              <w:t>8</w:t>
-            </w:r>
-          </w:p>
-        </w:tc>
-        <w:tc>
-          <w:tcPr>
-            <w:tcW w:w="2268" w:type="dxa"/>
-            <w:tcBorders>
-              <w:top w:val="nil"/>
-              <w:bottom w:val="nil"/>
-            </w:tcBorders>
-            <w:vAlign w:val="center"/>
-          </w:tcPr>
-          <w:p>
-            <w:pPr>
-              <w:jc w:val="center"/>
-              <w:rPr>
-                <w:rFonts w:hint="eastAsia"/>
-              </w:rPr>
-            </w:pPr>
-            <w:r>
-              <w:t>[0.07, 0.45]</w:t>
-            </w:r>
-          </w:p>
-        </w:tc>
-        <w:tc>
-          <w:tcPr>
-            <w:tcW w:w="2268" w:type="dxa"/>
-            <w:tcBorders>
-              <w:top w:val="nil"/>
-              <w:bottom w:val="nil"/>
-            </w:tcBorders>
-            <w:vAlign w:val="center"/>
-          </w:tcPr>
-          <w:p>
-            <w:pPr>
-              <w:jc w:val="center"/>
-              <w:rPr>
-                <w:rFonts w:hint="eastAsia"/>
-              </w:rPr>
-            </w:pPr>
-            <w:r>
-              <w:t>[−0.25, 0.76]</w:t>
-            </w:r>
-          </w:p>
-        </w:tc>
-        <w:tc>
-          <w:tcPr>
-            <w:tcW w:w="2268" w:type="dxa"/>
-            <w:tcBorders>
-              <w:top w:val="nil"/>
-              <w:bottom w:val="nil"/>
-            </w:tcBorders>
-            <w:vAlign w:val="center"/>
-          </w:tcPr>
-          <w:p>
-            <w:pPr>
-              <w:jc w:val="center"/>
-              <w:rPr>
-                <w:rFonts w:hint="eastAsia"/>
-              </w:rPr>
-            </w:pPr>
-            <w:r>
-              <w:t>60.7</w:t>
-            </w:r>
-          </w:p>
-        </w:tc>
-      </w:tr>
-      <w:tr>
-        <w:trPr>
-          <w:trHeight w:val="1134"/>
-          <w:jc w:val="center"/>
-        </w:trPr>
-        <w:tc>
-          <w:tcPr>
-            <w:tcW w:w="2268" w:type="dxa"/>
-            <w:tcBorders>
-              <w:top w:val="nil"/>
-              <w:bottom w:val="single" w:sz="8" w:space="0" w:color="auto"/>
-            </w:tcBorders>
-            <w:vAlign w:val="center"/>
-          </w:tcPr>
-          <w:p>
-            <w:pPr>
-              <w:jc w:val="center"/>
-              <w:rPr>
-                <w:rFonts w:hint="eastAsia"/>
-              </w:rPr>
-            </w:pPr>
-            <w:r>
-              <w:t>Bohr included, assumed ICC = 0.1</w:t>
-            </w:r>
-          </w:p>
-        </w:tc>
-        <w:tc>
-          <w:tcPr>
-            <w:tcW w:w="2268" w:type="dxa"/>
-            <w:tcBorders>
-              <w:top w:val="nil"/>
-              <w:bottom w:val="single" w:sz="8" w:space="0" w:color="auto"/>
-            </w:tcBorders>
-            <w:vAlign w:val="center"/>
-          </w:tcPr>
-          <w:p>
-            <w:pPr>
-              <w:jc w:val="center"/>
-              <w:rPr>
-                <w:rFonts w:hint="eastAsia"/>
-              </w:rPr>
-            </w:pPr>
-            <w:r>
-              <w:rPr>
-                <w:rFonts w:hint="eastAsia"/>
-              </w:rPr>
-              <w:t>1</w:t>
-            </w:r>
-            <w:r>
-              <w:rPr>
-                <w:rFonts w:hint="eastAsia"/>
-              </w:rPr>
-              <w:t>5</w:t>
-            </w:r>
-          </w:p>
-        </w:tc>
-        <w:tc>
-          <w:tcPr>
-            <w:tcW w:w="2268" w:type="dxa"/>
-            <w:tcBorders>
-              <w:top w:val="nil"/>
-              <w:bottom w:val="single" w:sz="8" w:space="0" w:color="auto"/>
-            </w:tcBorders>
-            <w:vAlign w:val="center"/>
-          </w:tcPr>
-          <w:p>
-            <w:pPr>
-              <w:jc w:val="center"/>
-              <w:rPr>
-                <w:rFonts w:hint="eastAsia"/>
-              </w:rPr>
-            </w:pPr>
-            <w:r>
-              <w:rPr>
-                <w:rFonts w:hint="eastAsia"/>
-              </w:rPr>
-              <w:t>0.</w:t>
-            </w:r>
-            <w:r>
-              <w:rPr>
-                <w:rFonts w:hint="eastAsia"/>
-              </w:rPr>
-              <w:t>259</w:t>
-            </w:r>
-          </w:p>
-        </w:tc>
-        <w:tc>
-          <w:tcPr>
-            <w:tcW w:w="2268" w:type="dxa"/>
-            <w:tcBorders>
-              <w:top w:val="nil"/>
-              <w:bottom w:val="single" w:sz="8" w:space="0" w:color="auto"/>
-            </w:tcBorders>
-            <w:vAlign w:val="center"/>
-          </w:tcPr>
-          <w:p>
-            <w:pPr>
-              <w:jc w:val="center"/>
-              <w:rPr>
-                <w:rFonts w:hint="eastAsia"/>
-              </w:rPr>
-            </w:pPr>
-            <w:r>
-              <w:t>[0.07, 0.45]</w:t>
-            </w:r>
-          </w:p>
-        </w:tc>
-        <w:tc>
-          <w:tcPr>
-            <w:tcW w:w="2268" w:type="dxa"/>
-            <w:tcBorders>
-              <w:top w:val="nil"/>
-              <w:bottom w:val="single" w:sz="8" w:space="0" w:color="auto"/>
-            </w:tcBorders>
-            <w:vAlign w:val="center"/>
-          </w:tcPr>
-          <w:p>
-            <w:pPr>
-              <w:jc w:val="center"/>
-              <w:rPr>
-                <w:rFonts w:hint="eastAsia"/>
-              </w:rPr>
-            </w:pPr>
-            <w:r>
-              <w:t>[−0.25, 0.7</w:t>
-            </w:r>
-            <w:r>
-              <w:rPr>
-                <w:rFonts w:hint="eastAsia"/>
-              </w:rPr>
-              <w:t>7</w:t>
-            </w:r>
-            <w:r>
-              <w:t>]</w:t>
-            </w:r>
-          </w:p>
-        </w:tc>
-        <w:tc>
-          <w:tcPr>
-            <w:tcW w:w="2268" w:type="dxa"/>
-            <w:tcBorders>
-              <w:top w:val="nil"/>
-              <w:bottom w:val="single" w:sz="8" w:space="0" w:color="auto"/>
-            </w:tcBorders>
-            <w:vAlign w:val="center"/>
-          </w:tcPr>
-          <w:p>
-            <w:pPr>
-              <w:jc w:val="center"/>
-              <w:rPr>
-                <w:rFonts w:hint="eastAsia"/>
-              </w:rPr>
-            </w:pPr>
-            <w:r>
-              <w:t>60.7</w:t>
-            </w:r>
-          </w:p>
-        </w:tc>
-      </w:tr>
-      <w:bookmarkEnd w:id="46"/>
-    </w:tbl>
-    <w:p>
-      <w:pPr>
-        <w:rPr>
-          <w:rFonts w:hint="eastAsia"/>
-        </w:rPr>
-      </w:pPr>
-    </w:p>
-    <w:p>
-      <w:pPr>
-        <w:pStyle w:val="2"/>
-        <w:rPr>
-          <w:rFonts w:eastAsiaTheme="minorEastAsia"/>
-        </w:rPr>
-      </w:pPr>
-      <w:r>
-        <w:t>4.</w:t>
+        <w:t xml:space="preserve">two </w:t>
       </w:r>
       <w:r>
         <w:rPr>
           <w:rFonts w:eastAsiaTheme="minorEastAsia" w:hint="eastAsia"/>
         </w:rPr>
-        <w:t>7</w:t>
-      </w:r>
-      <w:r>
-        <w:t>. Publication Bias</w:t>
+        <w:t>methodological concerns</w:t>
       </w:r>
     </w:p>
     <w:p>
@@ -20992,25 +18169,7 @@
         <w:jc w:val="both"/>
       </w:pPr>
       <w:r>
-        <w:t xml:space="preserve">A contour-enhanced funnel plot was constructed to assess potential small-study effects at post-intervention (Figure X). Visual inspection suggested some asymmetry: the more precise studies clustered around the pooled estimate, whereas the least precise trials, particularly Fleming (2012), Ackerson (1998), and Stasiak (2014), were located on the positive side of the plot, with </w:t>
-      </w:r>
-      <w:proofErr w:type="gramStart"/>
-      <w:r>
-        <w:t>no</w:t>
-      </w:r>
-      <w:proofErr w:type="gramEnd"/>
-      <w:r>
-        <w:t xml:space="preserve"> clearly comparable small-sample studies on the negative side. The contour shading indicated that the corresponding mirror region on the left would fall mainly within the non-significant zone (</w:t>
-      </w:r>
-      <w:r>
-        <w:rPr>
-          <w:i/>
-          <w:iCs/>
-        </w:rPr>
-        <w:t>p</w:t>
-      </w:r>
-      <w:r>
-        <w:t xml:space="preserve"> &gt; .10). If studies were missing from this region, such a pattern would be consistent with selective non-publication of small, non-significant trials, although alternative explanations such as heterogeneity or methodological differences could not be ruled out.</w:t>
+        <w:t xml:space="preserve">Two additional sensitivity analyses were conducted to address methodological issues identified during data extraction: the use of both endpoint and change-score effect sizes across studies, and the inclusion of one cluster-randomized trial that did not report an intraclass correlation coefficient (ICC). </w:t>
       </w:r>
     </w:p>
     <w:p>
@@ -21018,49 +18177,96 @@
         <w:spacing w:after="120" w:line="360" w:lineRule="auto"/>
         <w:ind w:firstLine="360"/>
         <w:jc w:val="both"/>
-      </w:pPr>
-      <w:r>
-        <w:t xml:space="preserve">Egger’s regression test indicated a non-significant trend toward funnel plot asymmetry, </w:t>
-      </w:r>
-      <w:proofErr w:type="gramStart"/>
+        <w:rPr>
+          <w:rFonts w:hint="eastAsia"/>
+        </w:rPr>
+      </w:pPr>
+      <w:r>
+        <w:t>Neither issue materially altered the main post-intervention result. Restricting the analysis to endpoint-based effect sizes reduced the pooled estimate slightly but left the effect small and positive (k = 11, g = 0.217, 95% CI [0.01, 0.43]), with heterogeneity remaining similar to the main model. Including the cluster-</w:t>
+      </w:r>
+      <w:r>
+        <w:lastRenderedPageBreak/>
+        <w:t>randomized trial by applying design-effect corrections under assumed ICC values of 0.01, 0.03, 0.05, and 0.10 also produced virtually unchanged estimates (k = 15, g ≈ 0.258–0.259, 95% CI approximately [0.07, 0.45]), with I² remaining around 61%.</w:t>
+      </w:r>
+    </w:p>
+    <w:p>
+      <w:pPr>
+        <w:pStyle w:val="2"/>
+        <w:rPr>
+          <w:rFonts w:eastAsiaTheme="minorEastAsia"/>
+        </w:rPr>
+      </w:pPr>
+      <w:r>
+        <w:t>4.</w:t>
+      </w:r>
+      <w:r>
+        <w:rPr>
+          <w:rFonts w:eastAsiaTheme="minorEastAsia" w:hint="eastAsia"/>
+        </w:rPr>
+        <w:t>7</w:t>
+      </w:r>
+      <w:r>
+        <w:t>. Publication Bias</w:t>
+      </w:r>
+    </w:p>
+    <w:p>
+      <w:pPr>
+        <w:spacing w:after="120" w:line="360" w:lineRule="auto"/>
+        <w:ind w:firstLine="360"/>
+        <w:jc w:val="both"/>
+      </w:pPr>
+      <w:r>
+        <w:t>A contour-enhanced funnel plot was constructed to assess potential small-study effects at post-intervention (Figure X). Visual inspection suggested some asymmetry: the more precise studies clustered around the pooled estimate, whereas the least precise trials, particularly Fleming (2012), Ackerson (1998), and Stasiak (2014), were located on the positive side of the plot, with no clearly comparable small-sample studies on the negative side. The contour shading indicated that the corresponding mirror region on the left would fall mainly within the non-significant zone (</w:t>
+      </w:r>
       <w:r>
         <w:rPr>
           <w:i/>
           <w:iCs/>
         </w:rPr>
-        <w:t>t</w:t>
-      </w:r>
-      <w:r>
-        <w:t>(</w:t>
-      </w:r>
-      <w:proofErr w:type="gramEnd"/>
-      <w:r>
-        <w:t xml:space="preserve">12) = 1.82, </w:t>
+        <w:t>p</w:t>
+      </w:r>
+      <w:r>
+        <w:t xml:space="preserve"> &gt; .10). If studies were missing from this region, such a pattern would be consistent with selective non-publication of small, non-significant trials, although alternative explanations such as heterogeneity or methodological differences could not be ruled out.</w:t>
+      </w:r>
+    </w:p>
+    <w:p>
+      <w:pPr>
+        <w:spacing w:after="120" w:line="360" w:lineRule="auto"/>
+        <w:ind w:firstLine="360"/>
+        <w:jc w:val="both"/>
+      </w:pPr>
+      <w:r>
+        <w:t xml:space="preserve">Egger’s regression test indicated a non-significant trend toward funnel plot asymmetry, </w:t>
       </w:r>
       <w:r>
         <w:rPr>
           <w:i/>
           <w:iCs/>
         </w:rPr>
-        <w:t>p</w:t>
-      </w:r>
-      <w:r>
-        <w:t xml:space="preserve"> = .093. Because the pooled effect size was a standardized mean difference (SMD), a modified test proposed by Pustejovsky and Rodgers (2019), which adjusts for the artifactual dependence between SMDs and their standard errors, was also conducted. This modified test was likewise non-significant, </w:t>
-      </w:r>
-      <w:proofErr w:type="gramStart"/>
+        <w:t>t</w:t>
+      </w:r>
+      <w:r>
+        <w:t xml:space="preserve">(12) = 1.82, </w:t>
+      </w:r>
       <w:r>
         <w:rPr>
           <w:i/>
           <w:iCs/>
         </w:rPr>
+        <w:t>p</w:t>
+      </w:r>
+      <w:r>
+        <w:t xml:space="preserve"> = .093. Because the pooled effect size was a standardized mean difference (SMD), a modified test proposed by Pustejovsky and Rodgers (2019), which adjusts for the artifactual dependence between SMDs and their standard errors, was also conducted. This modified test was likewise non-significant, </w:t>
+      </w:r>
+      <w:r>
+        <w:rPr>
+          <w:i/>
+          <w:iCs/>
+        </w:rPr>
         <w:t>t</w:t>
       </w:r>
       <w:r>
-        <w:t>(</w:t>
-      </w:r>
-      <w:proofErr w:type="gramEnd"/>
-      <w:r>
-        <w:t xml:space="preserve">12) = 1.66, </w:t>
+        <w:t xml:space="preserve">(12) = 1.66, </w:t>
       </w:r>
       <w:r>
         <w:rPr>
@@ -21118,7 +18324,7 @@
         </w:rPr>
         <w:lastRenderedPageBreak/>
         <w:drawing>
-          <wp:inline distT="0" distB="0" distL="0" distR="0" wp14:anchorId="5C9BA0DB" wp14:editId="5682167E">
+          <wp:inline distT="0" distB="0" distL="0" distR="0" wp14:anchorId="5C9BA0DB" wp14:editId="752763D2">
             <wp:extent cx="5943600" cy="4953000"/>
             <wp:effectExtent l="0" t="0" r="0" b="0"/>
             <wp:docPr id="2036369271" name="图片 11" descr="图表&#10;&#10;描述已自动生成"/>
@@ -21467,7 +18673,6 @@
               </w:rPr>
               <w:t xml:space="preserve"> (</w:t>
             </w:r>
-            <w:proofErr w:type="spellStart"/>
             <w:r>
               <w:rPr>
                 <w:b/>
@@ -21477,7 +18682,6 @@
               </w:rPr>
               <w:t>df</w:t>
             </w:r>
-            <w:proofErr w:type="spellEnd"/>
             <w:r>
               <w:rPr>
                 <w:b/>
@@ -21996,7 +19200,7 @@
           <w:rFonts w:eastAsiaTheme="minorEastAsia"/>
         </w:rPr>
       </w:pPr>
-      <w:bookmarkStart w:id="52" w:name="OLE_LINK41"/>
+      <w:bookmarkStart w:id="47" w:name="OLE_LINK41"/>
       <w:r>
         <w:t>4.</w:t>
       </w:r>
@@ -22020,15 +19224,7 @@
         <w:jc w:val="both"/>
       </w:pPr>
       <w:r>
-        <w:t xml:space="preserve">All fifteen included studies contributed to the acceptability analysis using risk ratio (RR), with all-cause dropout at post-intervention as the event of interest. Three of the fifteen studies (Ip 2016; </w:t>
-      </w:r>
-      <w:proofErr w:type="spellStart"/>
-      <w:r>
-        <w:t>Poppelaars</w:t>
-      </w:r>
-      <w:proofErr w:type="spellEnd"/>
-      <w:r>
-        <w:t xml:space="preserve"> 2016; Smith 2015) reported zero dropout events in one arm, while dropout rates varied substantially across the remaining studies (from 0% to over 80%). This pattern indicates that adolescent unguided self-help CBT </w:t>
+        <w:t xml:space="preserve">All fifteen included studies contributed to the acceptability analysis using risk ratio (RR), with all-cause dropout at post-intervention as the event of interest. Three of the fifteen studies (Ip 2016; Poppelaars 2016; Smith 2015) reported zero dropout events in one arm, while dropout rates varied substantially across the remaining studies (from 0% to over 80%). This pattern indicates that adolescent unguided self-help CBT </w:t>
       </w:r>
       <w:r>
         <w:lastRenderedPageBreak/>
@@ -22051,15 +19247,7 @@
         <w:t>X</w:t>
       </w:r>
       <w:r>
-        <w:t xml:space="preserve">) showed a pooled RR &gt; 1 across </w:t>
-      </w:r>
-      <w:proofErr w:type="gramStart"/>
-      <w:r>
-        <w:t>the majority of</w:t>
-      </w:r>
-      <w:proofErr w:type="gramEnd"/>
-      <w:r>
-        <w:t xml:space="preserve"> studies, indicating directionally higher dropout in the intervention arm. The random-effects estimate under the prespecified MH exact + REML + Hartung-Knapp model was RR = 1.32 (95% CI [0.96, 1.82], p = .086), with moderate between-study heterogeneity (τ² = 0.068, </w:t>
+        <w:t xml:space="preserve">) showed a pooled RR &gt; 1 across the majority of studies, indicating directionally higher dropout in the intervention arm. The random-effects estimate under the prespecified MH exact + REML + Hartung-Knapp model was RR = 1.32 (95% CI [0.96, 1.82], p = .086), with moderate between-study heterogeneity (τ² = 0.068, </w:t>
       </w:r>
       <w:r>
         <w:rPr>
@@ -22069,15 +19257,7 @@
         <w:t>I</w:t>
       </w:r>
       <w:r>
-        <w:t xml:space="preserve">² = 40.5%, Q = 23.54, </w:t>
-      </w:r>
-      <w:proofErr w:type="spellStart"/>
-      <w:r>
-        <w:t>df</w:t>
-      </w:r>
-      <w:proofErr w:type="spellEnd"/>
-      <w:r>
-        <w:t xml:space="preserve"> = 14, p = .052) and a 95% prediction interval ranging from 0.70 to 2.49. The corresponding common-effect estimate (MH exact, RR = 1.49, 95%</w:t>
+        <w:t>² = 40.5%, Q = 23.54, df = 14, p = .052) and a 95% prediction interval ranging from 0.70 to 2.49. The corresponding common-effect estimate (MH exact, RR = 1.49, 95%</w:t>
       </w:r>
       <w:r>
         <w:rPr>
@@ -22306,23 +19486,7 @@
       </w:pPr>
       <w:r>
         <w:lastRenderedPageBreak/>
-        <w:t xml:space="preserve">Exploratory influence diagnostics following </w:t>
-      </w:r>
-      <w:proofErr w:type="spellStart"/>
-      <w:r>
-        <w:t>Viechtbauer</w:t>
-      </w:r>
-      <w:proofErr w:type="spellEnd"/>
-      <w:r>
-        <w:t xml:space="preserve"> and Cheung (2010) identified O'Dea (2025) as the single high-influence study in the analysis, with an externally standardized residual of 2.91, DFFITS of 1.48, and Cook's distance of 0.65, all exceeding standard thresholds. The </w:t>
-      </w:r>
-      <w:proofErr w:type="spellStart"/>
-      <w:r>
-        <w:t>Baujat</w:t>
-      </w:r>
-      <w:proofErr w:type="spellEnd"/>
-      <w:r>
-        <w:t xml:space="preserve"> plot (</w:t>
+        <w:t>Exploratory influence diagnostics following Viechtbauer and Cheung (2010) identified O'Dea (2025) as the single high-influence study in the analysis, with an externally standardized residual of 2.91, DFFITS of 1.48, and Cook's distance of 0.65, all exceeding standard thresholds. The Baujat plot (</w:t>
       </w:r>
       <w:r>
         <w:rPr>
@@ -22496,25 +19660,9 @@
         <w:t>Note</w:t>
       </w:r>
       <w:r>
-        <w:t xml:space="preserve">. </w:t>
-      </w:r>
-      <w:proofErr w:type="spellStart"/>
-      <w:r>
-        <w:t>Baujat</w:t>
-      </w:r>
-      <w:proofErr w:type="spellEnd"/>
-      <w:r>
-        <w:t xml:space="preserve"> plot (</w:t>
-      </w:r>
-      <w:proofErr w:type="spellStart"/>
-      <w:r>
-        <w:t>Baujat</w:t>
-      </w:r>
-      <w:proofErr w:type="spellEnd"/>
-      <w:r>
-        <w:t xml:space="preserve"> et al., 2002) for the acceptability meta-analysis, displaying each study's contribution to overall between-study heterogeneity (x-axis; squared Pearson residual) against its influence on the pooled risk ratio when removed from the analysis (y-axis). Studies located in the upper-right quadrant of the plot contribute substantially to both observed heterogeneity and the pooled estimate. O'Dea (2025) is the only study clearly separated from the origin, occupying the upper-right region; all other studies cluster </w:t>
-      </w:r>
-      <w:bookmarkEnd w:id="52"/>
+        <w:t xml:space="preserve">. Baujat plot (Baujat et al., 2002) for the acceptability meta-analysis, displaying each study's contribution to overall between-study heterogeneity (x-axis; squared Pearson residual) against its influence on the pooled risk ratio when removed from the analysis (y-axis). Studies located in the upper-right quadrant of the plot contribute substantially to both observed heterogeneity and the pooled estimate. O'Dea (2025) is the only study clearly separated from the origin, occupying the upper-right region; all other studies cluster </w:t>
+      </w:r>
+      <w:bookmarkEnd w:id="47"/>
       <w:r>
         <w:lastRenderedPageBreak/>
         <w:t>near the lower-left corner, indicating minimal individual contribution to either heterogeneity or pooled effect. This pattern identifies O'Dea (2025) as the principal source of between-study heterogeneity in the acceptability analysis.</w:t>
@@ -22650,21 +19798,7 @@
         <w:rPr>
           <w:rFonts w:eastAsia="Times New Roman"/>
         </w:rPr>
-        <w:t xml:space="preserve">[Placeholder for limitations, </w:t>
-      </w:r>
-      <w:proofErr w:type="gramStart"/>
-      <w:r>
-        <w:rPr>
-          <w:rFonts w:eastAsia="Times New Roman"/>
-        </w:rPr>
-        <w:t>including:</w:t>
-      </w:r>
-      <w:proofErr w:type="gramEnd"/>
-      <w:r>
-        <w:rPr>
-          <w:rFonts w:eastAsia="Times New Roman"/>
-        </w:rPr>
-        <w:t xml:space="preserve"> small number of trials meeting the inactive-control criterion post-2023; heterogeneity in support-level reporting; reliance on back-calculated SDs for some trials; and use of study-level subgroup analysis rather than individual participant data.]</w:t>
+        <w:t>[Placeholder for limitations, including: small number of trials meeting the inactive-control criterion post-2023; heterogeneity in support-level reporting; reliance on back-calculated SDs for some trials; and use of study-level subgroup analysis rather than individual participant data.]</w:t>
       </w:r>
     </w:p>
     <w:p>
@@ -22697,28 +19831,24 @@
         </w:rPr>
         <w:t>为了解决进入亚组以后</w:t>
       </w:r>
-      <w:proofErr w:type="spellStart"/>
       <w:r>
         <w:rPr>
           <w:rFonts w:hint="eastAsia"/>
         </w:rPr>
         <w:t>changescore</w:t>
       </w:r>
-      <w:proofErr w:type="spellEnd"/>
       <w:r>
         <w:rPr>
           <w:rFonts w:hint="eastAsia"/>
         </w:rPr>
         <w:t>的小李问题，虽然按照</w:t>
       </w:r>
-      <w:proofErr w:type="spellStart"/>
       <w:r>
         <w:rPr>
           <w:rFonts w:hint="eastAsia"/>
         </w:rPr>
         <w:t>osteinal</w:t>
       </w:r>
-      <w:proofErr w:type="spellEnd"/>
       <w:r>
         <w:rPr>
           <w:rFonts w:hint="eastAsia"/>
@@ -22774,19 +19904,11 @@
         </w:rPr>
         <w:t>-</w:t>
       </w:r>
-      <w:proofErr w:type="gramStart"/>
       <w:r>
         <w:rPr>
           <w:rFonts w:hint="eastAsia"/>
         </w:rPr>
-        <w:t>》</w:t>
-      </w:r>
-      <w:proofErr w:type="gramEnd"/>
-      <w:r>
-        <w:rPr>
-          <w:rFonts w:hint="eastAsia"/>
-        </w:rPr>
-        <w:t>建议以后得研究可以适当放开，例如允许</w:t>
+        <w:t>》建议以后得研究可以适当放开，例如允许</w:t>
       </w:r>
       <w:r>
         <w:rPr>
@@ -22946,11 +20068,9 @@
         </w:rPr>
         <w:t>O</w:t>
       </w:r>
-      <w:proofErr w:type="gramStart"/>
       <w:r>
         <w:t>’</w:t>
       </w:r>
-      <w:proofErr w:type="gramEnd"/>
       <w:r>
         <w:rPr>
           <w:rFonts w:hint="eastAsia"/>
@@ -23171,35 +20291,7 @@
         <w:rPr>
           <w:rFonts w:eastAsia="Times New Roman"/>
         </w:rPr>
-        <w:t xml:space="preserve">Bjornstad, G., </w:t>
-      </w:r>
-      <w:proofErr w:type="spellStart"/>
-      <w:r>
-        <w:rPr>
-          <w:rFonts w:eastAsia="Times New Roman"/>
-        </w:rPr>
-        <w:t>Sonthalia</w:t>
-      </w:r>
-      <w:proofErr w:type="spellEnd"/>
-      <w:r>
-        <w:rPr>
-          <w:rFonts w:eastAsia="Times New Roman"/>
-        </w:rPr>
-        <w:t xml:space="preserve">, S., Rouse, B., et al. (2024). A comparison of the effectiveness of cognitive </w:t>
-      </w:r>
-      <w:proofErr w:type="spellStart"/>
-      <w:r>
-        <w:rPr>
-          <w:rFonts w:eastAsia="Times New Roman"/>
-        </w:rPr>
-        <w:t>behavioural</w:t>
-      </w:r>
-      <w:proofErr w:type="spellEnd"/>
-      <w:r>
-        <w:rPr>
-          <w:rFonts w:eastAsia="Times New Roman"/>
-        </w:rPr>
-        <w:t xml:space="preserve"> interventions based on delivery features for elevated symptoms of depression in adolescents: A systematic review. </w:t>
+        <w:t xml:space="preserve">Bjornstad, G., Sonthalia, S., Rouse, B., et al. (2024). A comparison of the effectiveness of cognitive behavioural interventions based on delivery features for elevated symptoms of depression in adolescents: A systematic review. </w:t>
       </w:r>
       <w:r>
         <w:rPr>
@@ -23329,63 +20421,7 @@
         <w:rPr>
           <w:rFonts w:eastAsia="Times New Roman"/>
         </w:rPr>
-        <w:t xml:space="preserve">Furukawa, T. A., Suganuma, A., </w:t>
-      </w:r>
-      <w:proofErr w:type="spellStart"/>
-      <w:r>
-        <w:rPr>
-          <w:rFonts w:eastAsia="Times New Roman"/>
-        </w:rPr>
-        <w:t>Ostinelli</w:t>
-      </w:r>
-      <w:proofErr w:type="spellEnd"/>
-      <w:r>
-        <w:rPr>
-          <w:rFonts w:eastAsia="Times New Roman"/>
-        </w:rPr>
-        <w:t xml:space="preserve">, E. G., Andersson, G., Beevers, C. G., Shumake, J., … Cuijpers, P. (2021). Dismantling, </w:t>
-      </w:r>
-      <w:proofErr w:type="spellStart"/>
-      <w:r>
-        <w:rPr>
-          <w:rFonts w:eastAsia="Times New Roman"/>
-        </w:rPr>
-        <w:t>optimising</w:t>
-      </w:r>
-      <w:proofErr w:type="spellEnd"/>
-      <w:r>
-        <w:rPr>
-          <w:rFonts w:eastAsia="Times New Roman"/>
-        </w:rPr>
-        <w:t xml:space="preserve">, and </w:t>
-      </w:r>
-      <w:proofErr w:type="spellStart"/>
-      <w:r>
-        <w:rPr>
-          <w:rFonts w:eastAsia="Times New Roman"/>
-        </w:rPr>
-        <w:t>personalising</w:t>
-      </w:r>
-      <w:proofErr w:type="spellEnd"/>
-      <w:r>
-        <w:rPr>
-          <w:rFonts w:eastAsia="Times New Roman"/>
-        </w:rPr>
-        <w:t xml:space="preserve"> internet cognitive </w:t>
-      </w:r>
-      <w:proofErr w:type="spellStart"/>
-      <w:r>
-        <w:rPr>
-          <w:rFonts w:eastAsia="Times New Roman"/>
-        </w:rPr>
-        <w:t>behavioural</w:t>
-      </w:r>
-      <w:proofErr w:type="spellEnd"/>
-      <w:r>
-        <w:rPr>
-          <w:rFonts w:eastAsia="Times New Roman"/>
-        </w:rPr>
-        <w:t xml:space="preserve"> therapy for depression: A systematic review and component network meta-analysis using individual participant data. </w:t>
+        <w:t xml:space="preserve">Furukawa, T. A., Suganuma, A., Ostinelli, E. G., Andersson, G., Beevers, C. G., Shumake, J., … Cuijpers, P. (2021). Dismantling, optimising, and personalising internet cognitive behavioural therapy for depression: A systematic review and component network meta-analysis using individual participant data. </w:t>
       </w:r>
       <w:r>
         <w:rPr>
@@ -23438,21 +20474,7 @@
         <w:rPr>
           <w:rFonts w:eastAsia="Times New Roman"/>
         </w:rPr>
-        <w:t xml:space="preserve">Harwood, T. M., &amp; </w:t>
-      </w:r>
-      <w:proofErr w:type="spellStart"/>
-      <w:r>
-        <w:rPr>
-          <w:rFonts w:eastAsia="Times New Roman"/>
-        </w:rPr>
-        <w:t>L'Abate</w:t>
-      </w:r>
-      <w:proofErr w:type="spellEnd"/>
-      <w:r>
-        <w:rPr>
-          <w:rFonts w:eastAsia="Times New Roman"/>
-        </w:rPr>
-        <w:t xml:space="preserve">, L. (2010). </w:t>
+        <w:t xml:space="preserve">Harwood, T. M., &amp; L'Abate, L. (2010). </w:t>
       </w:r>
       <w:r>
         <w:rPr>
@@ -23528,15 +20550,7 @@
         <w:ind w:left="720" w:hanging="720"/>
       </w:pPr>
       <w:r>
-        <w:t xml:space="preserve">Hetrick, S. E., Cox, G. R., Witt, K. G., Bir, J. J., &amp; Merry, S. N. (2016). Cognitive </w:t>
-      </w:r>
-      <w:proofErr w:type="spellStart"/>
-      <w:r>
-        <w:t>behavioural</w:t>
-      </w:r>
-      <w:proofErr w:type="spellEnd"/>
-      <w:r>
-        <w:t xml:space="preserve"> therapy (CBT), third-wave CBT and interpersonal therapy (IPT) based interventions for preventing depression in children and adolescents. Cochrane Database of Systematic Reviews, 2016(8), CD003380.</w:t>
+        <w:t>Hetrick, S. E., Cox, G. R., Witt, K. G., Bir, J. J., &amp; Merry, S. N. (2016). Cognitive behavioural therapy (CBT), third-wave CBT and interpersonal therapy (IPT) based interventions for preventing depression in children and adolescents. Cochrane Database of Systematic Reviews, 2016(8), CD003380.</w:t>
       </w:r>
     </w:p>
     <w:p>
@@ -23652,21 +20666,7 @@
         <w:rPr>
           <w:rFonts w:eastAsia="Times New Roman"/>
         </w:rPr>
-        <w:t xml:space="preserve">McFadden, L., Seidman, E., &amp; Rappaport, J. (1992). A comparison of espoused theories of self- and </w:t>
-      </w:r>
-      <w:proofErr w:type="gramStart"/>
-      <w:r>
-        <w:rPr>
-          <w:rFonts w:eastAsia="Times New Roman"/>
-        </w:rPr>
-        <w:t>mutual-help</w:t>
-      </w:r>
-      <w:proofErr w:type="gramEnd"/>
-      <w:r>
-        <w:rPr>
-          <w:rFonts w:eastAsia="Times New Roman"/>
-        </w:rPr>
-        <w:t xml:space="preserve">: Implications for mental health professionals. </w:t>
+        <w:t xml:space="preserve">McFadden, L., Seidman, E., &amp; Rappaport, J. (1992). A comparison of espoused theories of self- and mutual-help: Implications for mental health professionals. </w:t>
       </w:r>
       <w:r>
         <w:rPr>
@@ -23694,29 +20694,45 @@
         </w:rPr>
         <w:t xml:space="preserve">Moitra, M., Santomauro, D., Collins, P. Y., et al. (2022). The global gap in treatment coverage for major depressive disorder in 84 countries from 2000–2019: A systematic review and Bayesian meta-regression analysis. </w:t>
       </w:r>
-      <w:proofErr w:type="spellStart"/>
       <w:r>
         <w:rPr>
           <w:rFonts w:eastAsia="Times New Roman"/>
           <w:i/>
           <w:iCs/>
         </w:rPr>
-        <w:t>PLoS</w:t>
-      </w:r>
-      <w:proofErr w:type="spellEnd"/>
+        <w:t>PLoS Medicine, 19</w:t>
+      </w:r>
+      <w:r>
+        <w:rPr>
+          <w:rFonts w:eastAsia="Times New Roman"/>
+        </w:rPr>
+        <w:t>(2), e1003901.</w:t>
+      </w:r>
+    </w:p>
+    <w:p>
+      <w:pPr>
+        <w:spacing w:after="120" w:line="360" w:lineRule="auto"/>
+        <w:ind w:left="720" w:hanging="720"/>
+      </w:pPr>
+      <w:r>
+        <w:rPr>
+          <w:rFonts w:eastAsia="Times New Roman"/>
+        </w:rPr>
+        <w:t xml:space="preserve">National Institute for Health and Care Excellence. (2019). </w:t>
+      </w:r>
       <w:r>
         <w:rPr>
           <w:rFonts w:eastAsia="Times New Roman"/>
           <w:i/>
           <w:iCs/>
         </w:rPr>
-        <w:t xml:space="preserve"> Medicine, 19</w:t>
+        <w:t>Depression in children and young people: Identification and management (NG134)</w:t>
       </w:r>
       <w:r>
         <w:rPr>
           <w:rFonts w:eastAsia="Times New Roman"/>
         </w:rPr>
-        <w:t>(2), e1003901.</w:t>
+        <w:t>. NICE.</w:t>
       </w:r>
     </w:p>
     <w:p>
@@ -23728,7 +20744,7 @@
         <w:rPr>
           <w:rFonts w:eastAsia="Times New Roman"/>
         </w:rPr>
-        <w:t xml:space="preserve">National Institute for Health and Care Excellence. (2019). </w:t>
+        <w:t xml:space="preserve">Ormel, J., Petukhova, M., Chatterji, S., et al. (2008). Disability and treatment of specific mental and physical disorders across the world. </w:t>
       </w:r>
       <w:r>
         <w:rPr>
@@ -23736,13 +20752,13 @@
           <w:i/>
           <w:iCs/>
         </w:rPr>
-        <w:t>Depression in children and young people: Identification and management (NG134)</w:t>
+        <w:t>The British Journal of Psychiatry, 192</w:t>
       </w:r>
       <w:r>
         <w:rPr>
           <w:rFonts w:eastAsia="Times New Roman"/>
         </w:rPr>
-        <w:t>. NICE.</w:t>
+        <w:t>(5), 368–375.</w:t>
       </w:r>
     </w:p>
     <w:p>
@@ -23750,19 +20766,11 @@
         <w:spacing w:after="120" w:line="360" w:lineRule="auto"/>
         <w:ind w:left="720" w:hanging="720"/>
       </w:pPr>
-      <w:proofErr w:type="spellStart"/>
       <w:r>
         <w:rPr>
           <w:rFonts w:eastAsia="Times New Roman"/>
         </w:rPr>
-        <w:t>Ormel</w:t>
-      </w:r>
-      <w:proofErr w:type="spellEnd"/>
-      <w:r>
-        <w:rPr>
-          <w:rFonts w:eastAsia="Times New Roman"/>
-        </w:rPr>
-        <w:t xml:space="preserve">, J., Petukhova, M., Chatterji, S., et al. (2008). Disability and treatment of specific mental and physical disorders across the world. </w:t>
+        <w:t xml:space="preserve">Page, M. J., McKenzie, J. E., Bossuyt, P. M., Boutron, I., Hoffmann, T. C., Mulrow, C. D., … Moher, D. (2021). The PRISMA 2020 statement: An updated guideline for reporting systematic reviews. </w:t>
       </w:r>
       <w:r>
         <w:rPr>
@@ -23770,13 +20778,13 @@
           <w:i/>
           <w:iCs/>
         </w:rPr>
-        <w:t>The British Journal of Psychiatry, 192</w:t>
+        <w:t>BMJ, 372</w:t>
       </w:r>
       <w:r>
         <w:rPr>
           <w:rFonts w:eastAsia="Times New Roman"/>
         </w:rPr>
-        <w:t>(5), 368–375.</w:t>
+        <w:t>, n71.</w:t>
       </w:r>
     </w:p>
     <w:p>
@@ -23788,21 +20796,7 @@
         <w:rPr>
           <w:rFonts w:eastAsia="Times New Roman"/>
         </w:rPr>
-        <w:t xml:space="preserve">Page, M. J., McKenzie, J. E., Bossuyt, P. M., </w:t>
-      </w:r>
-      <w:proofErr w:type="spellStart"/>
-      <w:r>
-        <w:rPr>
-          <w:rFonts w:eastAsia="Times New Roman"/>
-        </w:rPr>
-        <w:t>Boutron</w:t>
-      </w:r>
-      <w:proofErr w:type="spellEnd"/>
-      <w:r>
-        <w:rPr>
-          <w:rFonts w:eastAsia="Times New Roman"/>
-        </w:rPr>
-        <w:t xml:space="preserve">, I., Hoffmann, T. C., Mulrow, C. D., … Moher, D. (2021). The PRISMA 2020 statement: An updated guideline for reporting systematic reviews. </w:t>
+        <w:t xml:space="preserve">Pinquart, M., &amp; Duberstein, P. R. (2010). Depression and cancer mortality: A meta-analysis. </w:t>
       </w:r>
       <w:r>
         <w:rPr>
@@ -23810,13 +20804,13 @@
           <w:i/>
           <w:iCs/>
         </w:rPr>
-        <w:t>BMJ, 372</w:t>
+        <w:t>Psychological Medicine, 40</w:t>
       </w:r>
       <w:r>
         <w:rPr>
           <w:rFonts w:eastAsia="Times New Roman"/>
         </w:rPr>
-        <w:t>, n71.</w:t>
+        <w:t>(11), 1797–1810.</w:t>
       </w:r>
     </w:p>
     <w:p>
@@ -23824,19 +20818,62 @@
         <w:spacing w:after="120" w:line="360" w:lineRule="auto"/>
         <w:ind w:left="720" w:hanging="720"/>
       </w:pPr>
-      <w:proofErr w:type="spellStart"/>
+      <w:r>
+        <w:t xml:space="preserve">Platell, M., Cook, A., &amp; Martin, K. (2023). How parents can help or hinder access to mental health </w:t>
+      </w:r>
+      <w:r>
+        <w:lastRenderedPageBreak/>
+        <w:t xml:space="preserve">services for young people. </w:t>
+      </w:r>
+      <w:r>
+        <w:rPr>
+          <w:i/>
+          <w:iCs/>
+        </w:rPr>
+        <w:t>Children and Youth Services Review, 144</w:t>
+      </w:r>
+      <w:r>
+        <w:t>, 106723.</w:t>
+      </w:r>
+    </w:p>
+    <w:p>
+      <w:pPr>
+        <w:spacing w:after="120" w:line="360" w:lineRule="auto"/>
+        <w:ind w:left="720" w:hanging="720"/>
+      </w:pPr>
+      <w:r>
+        <w:t>Pustejovsky, J. E., &amp; Rodgers, M. A. (2019). Testing for funnel plot asymmetry of standardized mean differences. Research Synthesis Methods, 10(1), 57–71. https://doi.org/10.1002/jrsm.1332</w:t>
+      </w:r>
+    </w:p>
+    <w:p>
+      <w:pPr>
+        <w:spacing w:after="120" w:line="360" w:lineRule="auto"/>
+        <w:ind w:left="720" w:hanging="720"/>
+      </w:pPr>
+      <w:r>
+        <w:t xml:space="preserve">Radez, J., Reardon, T., Creswell, C., Lawrence, P. J., Evdoka-Burton, G., &amp; Waite, P. (2021). Why do children and adolescents (not) seek and access professional help for their mental health problems? A systematic review of quantitative and qualitative studies. </w:t>
+      </w:r>
+      <w:r>
+        <w:rPr>
+          <w:i/>
+          <w:iCs/>
+        </w:rPr>
+        <w:t>European Child &amp; Adolescent Psychiatry, 30</w:t>
+      </w:r>
+      <w:r>
+        <w:t>, 183–211.</w:t>
+      </w:r>
+    </w:p>
+    <w:p>
+      <w:pPr>
+        <w:spacing w:after="120" w:line="360" w:lineRule="auto"/>
+        <w:ind w:left="720" w:hanging="720"/>
+      </w:pPr>
       <w:r>
         <w:rPr>
           <w:rFonts w:eastAsia="Times New Roman"/>
         </w:rPr>
-        <w:t>Pinquart</w:t>
-      </w:r>
-      <w:proofErr w:type="spellEnd"/>
-      <w:r>
-        <w:rPr>
-          <w:rFonts w:eastAsia="Times New Roman"/>
-        </w:rPr>
-        <w:t xml:space="preserve">, M., &amp; Duberstein, P. R. (2010). Depression and cancer mortality: A meta-analysis. </w:t>
+        <w:t xml:space="preserve">R Core Team. (2024). </w:t>
       </w:r>
       <w:r>
         <w:rPr>
@@ -23844,13 +20881,13 @@
           <w:i/>
           <w:iCs/>
         </w:rPr>
-        <w:t>Psychological Medicine, 40</w:t>
+        <w:t>R: A language and environment for statistical computing</w:t>
       </w:r>
       <w:r>
         <w:rPr>
           <w:rFonts w:eastAsia="Times New Roman"/>
         </w:rPr>
-        <w:t>(11), 1797–1810.</w:t>
+        <w:t>. R Foundation for Statistical Computing.</w:t>
       </w:r>
     </w:p>
     <w:p>
@@ -23859,74 +20896,10 @@
         <w:ind w:left="720" w:hanging="720"/>
       </w:pPr>
       <w:r>
-        <w:t xml:space="preserve">Platell, M., Cook, A., &amp; Martin, K. (2023). How parents can help or hinder access to mental health </w:t>
-      </w:r>
-      <w:r>
-        <w:lastRenderedPageBreak/>
-        <w:t xml:space="preserve">services for young people. </w:t>
-      </w:r>
-      <w:r>
-        <w:rPr>
-          <w:i/>
-          <w:iCs/>
-        </w:rPr>
-        <w:t>Children and Youth Services Review, 144</w:t>
-      </w:r>
-      <w:r>
-        <w:t>, 106723.</w:t>
-      </w:r>
-    </w:p>
-    <w:p>
-      <w:pPr>
-        <w:spacing w:after="120" w:line="360" w:lineRule="auto"/>
-        <w:ind w:left="720" w:hanging="720"/>
-      </w:pPr>
-      <w:r>
-        <w:t>Pustejovsky, J. E., &amp; Rodgers, M. A. (2019). Testing for funnel plot asymmetry of standardized mean differences. Research Synthesis Methods, 10(1), 57–71. https://doi.org/10.1002/jrsm.1332</w:t>
-      </w:r>
-    </w:p>
-    <w:p>
-      <w:pPr>
-        <w:spacing w:after="120" w:line="360" w:lineRule="auto"/>
-        <w:ind w:left="720" w:hanging="720"/>
-      </w:pPr>
-      <w:proofErr w:type="spellStart"/>
-      <w:r>
-        <w:t>Radez</w:t>
-      </w:r>
-      <w:proofErr w:type="spellEnd"/>
-      <w:r>
-        <w:t xml:space="preserve">, J., Reardon, T., Creswell, C., Lawrence, P. J., </w:t>
-      </w:r>
-      <w:proofErr w:type="spellStart"/>
-      <w:r>
-        <w:t>Evdoka</w:t>
-      </w:r>
-      <w:proofErr w:type="spellEnd"/>
-      <w:r>
-        <w:t xml:space="preserve">-Burton, G., &amp; Waite, P. (2021). Why do children and adolescents (not) seek and access professional help for their mental health problems? A systematic review of quantitative and qualitative studies. </w:t>
-      </w:r>
-      <w:r>
-        <w:rPr>
-          <w:i/>
-          <w:iCs/>
-        </w:rPr>
-        <w:t>European Child &amp; Adolescent Psychiatry, 30</w:t>
-      </w:r>
-      <w:r>
-        <w:t>, 183–211.</w:t>
-      </w:r>
-    </w:p>
-    <w:p>
-      <w:pPr>
-        <w:spacing w:after="120" w:line="360" w:lineRule="auto"/>
-        <w:ind w:left="720" w:hanging="720"/>
-      </w:pPr>
-      <w:r>
         <w:rPr>
           <w:rFonts w:eastAsia="Times New Roman"/>
         </w:rPr>
-        <w:t xml:space="preserve">R Core Team. (2024). </w:t>
+        <w:t xml:space="preserve">Rugulies, R. (2002). Depression as a predictor for coronary heart disease: A review and meta-analysis. </w:t>
       </w:r>
       <w:r>
         <w:rPr>
@@ -23934,13 +20907,13 @@
           <w:i/>
           <w:iCs/>
         </w:rPr>
-        <w:t>R: A language and environment for statistical computing</w:t>
+        <w:t>American Journal of Preventive Medicine, 23</w:t>
       </w:r>
       <w:r>
         <w:rPr>
           <w:rFonts w:eastAsia="Times New Roman"/>
         </w:rPr>
-        <w:t>. R Foundation for Statistical Computing.</w:t>
+        <w:t>(1), 51–61.</w:t>
       </w:r>
     </w:p>
     <w:p>
@@ -23948,19 +20921,11 @@
         <w:spacing w:after="120" w:line="360" w:lineRule="auto"/>
         <w:ind w:left="720" w:hanging="720"/>
       </w:pPr>
-      <w:proofErr w:type="spellStart"/>
       <w:r>
         <w:rPr>
           <w:rFonts w:eastAsia="Times New Roman"/>
         </w:rPr>
-        <w:t>Rugulies</w:t>
-      </w:r>
-      <w:proofErr w:type="spellEnd"/>
-      <w:r>
-        <w:rPr>
-          <w:rFonts w:eastAsia="Times New Roman"/>
-        </w:rPr>
-        <w:t xml:space="preserve">, R. (2002). Depression as a predictor for coronary heart disease: A review and meta-analysis. </w:t>
+        <w:t xml:space="preserve">Schöpfel, J., &amp; Rasuli, B. (2018). Are electronic theses and dissertations (still) grey literature in the digital age? A FAIR debate. </w:t>
       </w:r>
       <w:r>
         <w:rPr>
@@ -23968,13 +20933,13 @@
           <w:i/>
           <w:iCs/>
         </w:rPr>
-        <w:t>American Journal of Preventive Medicine, 23</w:t>
+        <w:t>The Electronic Library, 36</w:t>
       </w:r>
       <w:r>
         <w:rPr>
           <w:rFonts w:eastAsia="Times New Roman"/>
         </w:rPr>
-        <w:t>(1), 51–61.</w:t>
+        <w:t>(2), 208–219.</w:t>
       </w:r>
     </w:p>
     <w:p>
@@ -23982,19 +20947,11 @@
         <w:spacing w:after="120" w:line="360" w:lineRule="auto"/>
         <w:ind w:left="720" w:hanging="720"/>
       </w:pPr>
-      <w:proofErr w:type="spellStart"/>
       <w:r>
         <w:rPr>
           <w:rFonts w:eastAsia="Times New Roman"/>
         </w:rPr>
-        <w:t>Schöpfel</w:t>
-      </w:r>
-      <w:proofErr w:type="spellEnd"/>
-      <w:r>
-        <w:rPr>
-          <w:rFonts w:eastAsia="Times New Roman"/>
-        </w:rPr>
-        <w:t xml:space="preserve">, J., &amp; Rasuli, B. (2018). Are electronic theses and dissertations (still) grey literature in the digital age? A FAIR debate. </w:t>
+        <w:t xml:space="preserve">Steinberg, L. (2005). Cognitive and affective development in adolescence. </w:t>
       </w:r>
       <w:r>
         <w:rPr>
@@ -24002,13 +20959,13 @@
           <w:i/>
           <w:iCs/>
         </w:rPr>
-        <w:t>The Electronic Library, 36</w:t>
+        <w:t>Trends in Cognitive Sciences, 9</w:t>
       </w:r>
       <w:r>
         <w:rPr>
           <w:rFonts w:eastAsia="Times New Roman"/>
         </w:rPr>
-        <w:t>(2), 208–219.</w:t>
+        <w:t>(2), 69–74.</w:t>
       </w:r>
     </w:p>
     <w:p>
@@ -24020,7 +20977,7 @@
         <w:rPr>
           <w:rFonts w:eastAsia="Times New Roman"/>
         </w:rPr>
-        <w:t xml:space="preserve">Steinberg, L. (2005). Cognitive and affective development in adolescence. </w:t>
+        <w:t xml:space="preserve">Sterne, J. A. C., Savović, J., Page, M. J., Elbers, R. G., Blencowe, N. S., Boutron, I., … Higgins, J. P. T. (2019). RoB 2: A revised tool for assessing risk of bias in randomised trials. </w:t>
       </w:r>
       <w:r>
         <w:rPr>
@@ -24028,13 +20985,13 @@
           <w:i/>
           <w:iCs/>
         </w:rPr>
-        <w:t>Trends in Cognitive Sciences, 9</w:t>
+        <w:t>BMJ, 366</w:t>
       </w:r>
       <w:r>
         <w:rPr>
           <w:rFonts w:eastAsia="Times New Roman"/>
         </w:rPr>
-        <w:t>(2), 69–74.</w:t>
+        <w:t>, l4898.</w:t>
       </w:r>
     </w:p>
     <w:p>
@@ -24043,52 +21000,19 @@
         <w:ind w:left="720" w:hanging="720"/>
       </w:pPr>
       <w:r>
+        <w:t>Stockings, E. A., Degenhardt, L., Dobbins, T., Lee, Y. Y., Erskine, H. E., Whiteford, H. A., &amp; Patton, G. (2016). Preventing depression and anxiety in young people: A review of the joint efficacy of universal, selective and indicated prevention. Psychological Medicine, 46(1), 11–26</w:t>
+      </w:r>
+    </w:p>
+    <w:p>
+      <w:pPr>
+        <w:spacing w:after="120" w:line="360" w:lineRule="auto"/>
+        <w:ind w:left="720" w:hanging="720"/>
+      </w:pPr>
+      <w:r>
         <w:rPr>
           <w:rFonts w:eastAsia="Times New Roman"/>
         </w:rPr>
-        <w:t xml:space="preserve">Sterne, J. A. C., Savović, J., Page, M. J., Elbers, R. G., Blencowe, N. S., </w:t>
-      </w:r>
-      <w:proofErr w:type="spellStart"/>
-      <w:r>
-        <w:rPr>
-          <w:rFonts w:eastAsia="Times New Roman"/>
-        </w:rPr>
-        <w:t>Boutron</w:t>
-      </w:r>
-      <w:proofErr w:type="spellEnd"/>
-      <w:r>
-        <w:rPr>
-          <w:rFonts w:eastAsia="Times New Roman"/>
-        </w:rPr>
-        <w:t xml:space="preserve">, I., … Higgins, J. P. T. (2019). </w:t>
-      </w:r>
-      <w:proofErr w:type="spellStart"/>
-      <w:r>
-        <w:rPr>
-          <w:rFonts w:eastAsia="Times New Roman"/>
-        </w:rPr>
-        <w:t>RoB</w:t>
-      </w:r>
-      <w:proofErr w:type="spellEnd"/>
-      <w:r>
-        <w:rPr>
-          <w:rFonts w:eastAsia="Times New Roman"/>
-        </w:rPr>
-        <w:t xml:space="preserve"> 2: A revised tool for assessing risk of bias in </w:t>
-      </w:r>
-      <w:proofErr w:type="spellStart"/>
-      <w:r>
-        <w:rPr>
-          <w:rFonts w:eastAsia="Times New Roman"/>
-        </w:rPr>
-        <w:t>randomised</w:t>
-      </w:r>
-      <w:proofErr w:type="spellEnd"/>
-      <w:r>
-        <w:rPr>
-          <w:rFonts w:eastAsia="Times New Roman"/>
-        </w:rPr>
-        <w:t xml:space="preserve"> trials. </w:t>
+        <w:t xml:space="preserve">Thapar, A., Collishaw, S., Pine, D. S., &amp; Thapar, A. K. (2012). Depression in adolescence. </w:t>
       </w:r>
       <w:r>
         <w:rPr>
@@ -24096,13 +21020,13 @@
           <w:i/>
           <w:iCs/>
         </w:rPr>
-        <w:t>BMJ, 366</w:t>
+        <w:t>The Lancet, 379</w:t>
       </w:r>
       <w:r>
         <w:rPr>
           <w:rFonts w:eastAsia="Times New Roman"/>
         </w:rPr>
-        <w:t>, l4898.</w:t>
+        <w:t>(9820), 1056–1067.</w:t>
       </w:r>
     </w:p>
     <w:p>
@@ -24111,19 +21035,10 @@
         <w:ind w:left="720" w:hanging="720"/>
       </w:pPr>
       <w:r>
-        <w:t>Stockings, E. A., Degenhardt, L., Dobbins, T., Lee, Y. Y., Erskine, H. E., Whiteford, H. A., &amp; Patton, G. (2016). Preventing depression and anxiety in young people: A review of the joint efficacy of universal, selective and indicated prevention. Psychological Medicine, 46(1), 11–26</w:t>
-      </w:r>
-    </w:p>
-    <w:p>
-      <w:pPr>
-        <w:spacing w:after="120" w:line="360" w:lineRule="auto"/>
-        <w:ind w:left="720" w:hanging="720"/>
-      </w:pPr>
-      <w:r>
         <w:rPr>
           <w:rFonts w:eastAsia="Times New Roman"/>
         </w:rPr>
-        <w:t xml:space="preserve">Thapar, A., Collishaw, S., Pine, D. S., &amp; Thapar, A. K. (2012). Depression in adolescence. </w:t>
+        <w:t xml:space="preserve">Tong, L., Panagiotopoulou, O.-M., Cuijpers, P., &amp; Karyotaki, E. (2024). The effectiveness of self-guided interventions in adults with depressive symptoms: A systematic review and meta-analysis. </w:t>
       </w:r>
       <w:r>
         <w:rPr>
@@ -24131,13 +21046,13 @@
           <w:i/>
           <w:iCs/>
         </w:rPr>
-        <w:t>The Lancet, 379</w:t>
+        <w:t>eBioMedicine, 105</w:t>
       </w:r>
       <w:r>
         <w:rPr>
           <w:rFonts w:eastAsia="Times New Roman"/>
         </w:rPr>
-        <w:t>(9820), 1056–1067.</w:t>
+        <w:t>, 105208.</w:t>
       </w:r>
     </w:p>
     <w:p>
@@ -24149,79 +21064,41 @@
         <w:rPr>
           <w:rFonts w:eastAsia="Times New Roman"/>
         </w:rPr>
-        <w:t xml:space="preserve">Tong, L., Panagiotopoulou, O.-M., Cuijpers, P., &amp; </w:t>
-      </w:r>
-      <w:proofErr w:type="spellStart"/>
-      <w:r>
-        <w:rPr>
-          <w:rFonts w:eastAsia="Times New Roman"/>
-        </w:rPr>
-        <w:t>Karyotaki</w:t>
-      </w:r>
-      <w:proofErr w:type="spellEnd"/>
-      <w:r>
-        <w:rPr>
-          <w:rFonts w:eastAsia="Times New Roman"/>
-        </w:rPr>
-        <w:t xml:space="preserve">, E. (2024). The effectiveness of self-guided interventions in adults with depressive symptoms: A systematic review and meta-analysis. </w:t>
-      </w:r>
-      <w:proofErr w:type="spellStart"/>
+        <w:t xml:space="preserve">Viechtbauer, W. (2010). Conducting meta-analyses in R with the metafor package. </w:t>
+      </w:r>
       <w:r>
         <w:rPr>
           <w:rFonts w:eastAsia="Times New Roman"/>
           <w:i/>
           <w:iCs/>
         </w:rPr>
-        <w:t>eBioMedicine</w:t>
-      </w:r>
-      <w:proofErr w:type="spellEnd"/>
+        <w:t>Journal of Statistical Software, 36</w:t>
+      </w:r>
+      <w:r>
+        <w:rPr>
+          <w:rFonts w:eastAsia="Times New Roman"/>
+        </w:rPr>
+        <w:t>(3), 1–48.</w:t>
+      </w:r>
+    </w:p>
+    <w:p>
+      <w:pPr>
+        <w:spacing w:after="120" w:line="360" w:lineRule="auto"/>
+        <w:ind w:left="720" w:hanging="720"/>
+      </w:pPr>
+      <w:r>
+        <w:rPr>
+          <w:rFonts w:eastAsia="Times New Roman"/>
+        </w:rPr>
+        <w:t xml:space="preserve">Weisz, J. R., Kuppens, S., Ng, M. Y., Eckshtain, D., Ugueto, A. M., Vaughn-Coaxum, R., … Fordwood, S. R. (2017). What five decades of research tells us about the effects of youth psychological therapy: A multilevel meta-analysis and implications for science and practice. </w:t>
+      </w:r>
       <w:r>
         <w:rPr>
           <w:rFonts w:eastAsia="Times New Roman"/>
           <w:i/>
           <w:iCs/>
         </w:rPr>
-        <w:t>, 105</w:t>
-      </w:r>
-      <w:r>
-        <w:rPr>
-          <w:rFonts w:eastAsia="Times New Roman"/>
-        </w:rPr>
-        <w:t>, 105208.</w:t>
-      </w:r>
-    </w:p>
-    <w:p>
-      <w:pPr>
-        <w:spacing w:after="120" w:line="360" w:lineRule="auto"/>
-        <w:ind w:left="720" w:hanging="720"/>
-      </w:pPr>
-      <w:proofErr w:type="spellStart"/>
-      <w:r>
-        <w:rPr>
-          <w:rFonts w:eastAsia="Times New Roman"/>
-        </w:rPr>
-        <w:t>Viechtbauer</w:t>
-      </w:r>
-      <w:proofErr w:type="spellEnd"/>
-      <w:r>
-        <w:rPr>
-          <w:rFonts w:eastAsia="Times New Roman"/>
-        </w:rPr>
-        <w:t xml:space="preserve">, W. (2010). Conducting meta-analyses in R with the </w:t>
-      </w:r>
-      <w:proofErr w:type="spellStart"/>
-      <w:r>
-        <w:rPr>
-          <w:rFonts w:eastAsia="Times New Roman"/>
-        </w:rPr>
-        <w:t>metafor</w:t>
-      </w:r>
-      <w:proofErr w:type="spellEnd"/>
-      <w:r>
-        <w:rPr>
-          <w:rFonts w:eastAsia="Times New Roman"/>
-        </w:rPr>
-        <w:t xml:space="preserve"> package. </w:t>
+        <w:t xml:space="preserve">American </w:t>
       </w:r>
       <w:r>
         <w:rPr>
@@ -24229,13 +21106,14 @@
           <w:i/>
           <w:iCs/>
         </w:rPr>
-        <w:t>Journal of Statistical Software, 36</w:t>
+        <w:lastRenderedPageBreak/>
+        <w:t>Psychologist, 72</w:t>
       </w:r>
       <w:r>
         <w:rPr>
           <w:rFonts w:eastAsia="Times New Roman"/>
         </w:rPr>
-        <w:t>(3), 1–48.</w:t>
+        <w:t>(2), 79–117.</w:t>
       </w:r>
     </w:p>
     <w:p>
@@ -24247,63 +21125,7 @@
         <w:rPr>
           <w:rFonts w:eastAsia="Times New Roman"/>
         </w:rPr>
-        <w:t xml:space="preserve">Weisz, J. R., </w:t>
-      </w:r>
-      <w:proofErr w:type="spellStart"/>
-      <w:r>
-        <w:rPr>
-          <w:rFonts w:eastAsia="Times New Roman"/>
-        </w:rPr>
-        <w:t>Kuppens</w:t>
-      </w:r>
-      <w:proofErr w:type="spellEnd"/>
-      <w:r>
-        <w:rPr>
-          <w:rFonts w:eastAsia="Times New Roman"/>
-        </w:rPr>
-        <w:t xml:space="preserve">, S., Ng, M. Y., </w:t>
-      </w:r>
-      <w:proofErr w:type="spellStart"/>
-      <w:r>
-        <w:rPr>
-          <w:rFonts w:eastAsia="Times New Roman"/>
-        </w:rPr>
-        <w:t>Eckshtain</w:t>
-      </w:r>
-      <w:proofErr w:type="spellEnd"/>
-      <w:r>
-        <w:rPr>
-          <w:rFonts w:eastAsia="Times New Roman"/>
-        </w:rPr>
-        <w:t xml:space="preserve">, D., </w:t>
-      </w:r>
-      <w:proofErr w:type="spellStart"/>
-      <w:r>
-        <w:rPr>
-          <w:rFonts w:eastAsia="Times New Roman"/>
-        </w:rPr>
-        <w:t>Ugueto</w:t>
-      </w:r>
-      <w:proofErr w:type="spellEnd"/>
-      <w:r>
-        <w:rPr>
-          <w:rFonts w:eastAsia="Times New Roman"/>
-        </w:rPr>
-        <w:t xml:space="preserve">, A. M., Vaughn-Coaxum, R., … </w:t>
-      </w:r>
-      <w:proofErr w:type="spellStart"/>
-      <w:r>
-        <w:rPr>
-          <w:rFonts w:eastAsia="Times New Roman"/>
-        </w:rPr>
-        <w:t>Fordwood</w:t>
-      </w:r>
-      <w:proofErr w:type="spellEnd"/>
-      <w:r>
-        <w:rPr>
-          <w:rFonts w:eastAsia="Times New Roman"/>
-        </w:rPr>
-        <w:t xml:space="preserve">, S. R. (2017). What five decades of research tells us about the effects of youth psychological therapy: A multilevel meta-analysis and implications for science and practice. </w:t>
+        <w:t xml:space="preserve">World Health Organization. (2020). </w:t>
       </w:r>
       <w:r>
         <w:rPr>
@@ -24311,7 +21133,44 @@
           <w:i/>
           <w:iCs/>
         </w:rPr>
-        <w:t xml:space="preserve">American </w:t>
+        <w:t>Depression</w:t>
+      </w:r>
+      <w:r>
+        <w:rPr>
+          <w:rFonts w:eastAsia="Times New Roman"/>
+        </w:rPr>
+        <w:t>. WHO.</w:t>
+      </w:r>
+    </w:p>
+    <w:p>
+      <w:pPr>
+        <w:spacing w:after="120" w:line="360" w:lineRule="auto"/>
+        <w:ind w:left="720" w:hanging="720"/>
+      </w:pPr>
+      <w:r>
+        <w:t xml:space="preserve">World Health Organization. (2021). </w:t>
+      </w:r>
+      <w:r>
+        <w:rPr>
+          <w:i/>
+          <w:iCs/>
+        </w:rPr>
+        <w:t>Mental health atlas 2020</w:t>
+      </w:r>
+      <w:r>
+        <w:t>. World Health Organization.</w:t>
+      </w:r>
+    </w:p>
+    <w:p>
+      <w:pPr>
+        <w:spacing w:after="120" w:line="360" w:lineRule="auto"/>
+        <w:ind w:left="720" w:hanging="720"/>
+      </w:pPr>
+      <w:r>
+        <w:rPr>
+          <w:rFonts w:eastAsia="Times New Roman"/>
+        </w:rPr>
+        <w:t xml:space="preserve">World Health Organization. (2022). </w:t>
       </w:r>
       <w:r>
         <w:rPr>
@@ -24319,14 +21178,13 @@
           <w:i/>
           <w:iCs/>
         </w:rPr>
-        <w:lastRenderedPageBreak/>
-        <w:t>Psychologist, 72</w:t>
+        <w:t>World mental health report: Transforming mental health for all</w:t>
       </w:r>
       <w:r>
         <w:rPr>
           <w:rFonts w:eastAsia="Times New Roman"/>
         </w:rPr>
-        <w:t>(2), 79–117.</w:t>
+        <w:t>. WHO.</w:t>
       </w:r>
     </w:p>
     <w:p>
@@ -24335,10 +21193,29 @@
         <w:ind w:left="720" w:hanging="720"/>
       </w:pPr>
       <w:r>
+        <w:t xml:space="preserve">Yap, M. B. H., Pilkington, P. D., Ryan, S. M., &amp; Jorm, A. F. (2014). Parental factors associated with depression and anxiety in young people: A systematic review and meta-analysis. </w:t>
+      </w:r>
+      <w:r>
+        <w:rPr>
+          <w:i/>
+          <w:iCs/>
+        </w:rPr>
+        <w:t>Journal of Affective Disorders, 156</w:t>
+      </w:r>
+      <w:r>
+        <w:t>, 8–23.</w:t>
+      </w:r>
+    </w:p>
+    <w:p>
+      <w:pPr>
+        <w:spacing w:after="120" w:line="360" w:lineRule="auto"/>
+        <w:ind w:left="720" w:hanging="720"/>
+      </w:pPr>
+      <w:r>
         <w:rPr>
           <w:rFonts w:eastAsia="Times New Roman"/>
         </w:rPr>
-        <w:t xml:space="preserve">World Health Organization. (2020). </w:t>
+        <w:t xml:space="preserve">Zhou, Q., Fan, L., &amp; Yin, Z. (2018). Association between family socioeconomic status and depressive symptoms among Chinese adolescents: Evidence from a national household survey. </w:t>
       </w:r>
       <w:r>
         <w:rPr>
@@ -24346,104 +21223,6 @@
           <w:i/>
           <w:iCs/>
         </w:rPr>
-        <w:t>Depression</w:t>
-      </w:r>
-      <w:r>
-        <w:rPr>
-          <w:rFonts w:eastAsia="Times New Roman"/>
-        </w:rPr>
-        <w:t>. WHO.</w:t>
-      </w:r>
-    </w:p>
-    <w:p>
-      <w:pPr>
-        <w:spacing w:after="120" w:line="360" w:lineRule="auto"/>
-        <w:ind w:left="720" w:hanging="720"/>
-      </w:pPr>
-      <w:r>
-        <w:t xml:space="preserve">World Health Organization. (2021). </w:t>
-      </w:r>
-      <w:r>
-        <w:rPr>
-          <w:i/>
-          <w:iCs/>
-        </w:rPr>
-        <w:t>Mental health atlas 2020</w:t>
-      </w:r>
-      <w:r>
-        <w:t>. World Health Organization.</w:t>
-      </w:r>
-    </w:p>
-    <w:p>
-      <w:pPr>
-        <w:spacing w:after="120" w:line="360" w:lineRule="auto"/>
-        <w:ind w:left="720" w:hanging="720"/>
-      </w:pPr>
-      <w:r>
-        <w:rPr>
-          <w:rFonts w:eastAsia="Times New Roman"/>
-        </w:rPr>
-        <w:t xml:space="preserve">World Health Organization. (2022). </w:t>
-      </w:r>
-      <w:r>
-        <w:rPr>
-          <w:rFonts w:eastAsia="Times New Roman"/>
-          <w:i/>
-          <w:iCs/>
-        </w:rPr>
-        <w:t>World mental health report: Transforming mental health for all</w:t>
-      </w:r>
-      <w:r>
-        <w:rPr>
-          <w:rFonts w:eastAsia="Times New Roman"/>
-        </w:rPr>
-        <w:t>. WHO.</w:t>
-      </w:r>
-    </w:p>
-    <w:p>
-      <w:pPr>
-        <w:spacing w:after="120" w:line="360" w:lineRule="auto"/>
-        <w:ind w:left="720" w:hanging="720"/>
-      </w:pPr>
-      <w:r>
-        <w:t xml:space="preserve">Yap, M. B. H., Pilkington, P. D., Ryan, S. M., &amp; </w:t>
-      </w:r>
-      <w:proofErr w:type="spellStart"/>
-      <w:r>
-        <w:t>Jorm</w:t>
-      </w:r>
-      <w:proofErr w:type="spellEnd"/>
-      <w:r>
-        <w:t xml:space="preserve">, A. F. (2014). Parental factors associated with depression and anxiety in young people: A systematic review and meta-analysis. </w:t>
-      </w:r>
-      <w:r>
-        <w:rPr>
-          <w:i/>
-          <w:iCs/>
-        </w:rPr>
-        <w:t>Journal of Affective Disorders, 156</w:t>
-      </w:r>
-      <w:r>
-        <w:t>, 8–23.</w:t>
-      </w:r>
-    </w:p>
-    <w:p>
-      <w:pPr>
-        <w:spacing w:after="120" w:line="360" w:lineRule="auto"/>
-        <w:ind w:left="720" w:hanging="720"/>
-      </w:pPr>
-      <w:r>
-        <w:rPr>
-          <w:rFonts w:eastAsia="Times New Roman"/>
-        </w:rPr>
-        <w:t xml:space="preserve">Zhou, Q., Fan, L., &amp; Yin, Z. (2018). Association between family socioeconomic status and depressive symptoms among Chinese adolescents: Evidence from a national household survey. </w:t>
-      </w:r>
-      <w:r>
-        <w:rPr>
-          <w:rFonts w:eastAsia="Times New Roman"/>
-          <w:i/>
-          <w:iCs/>
-        </w:rPr>
         <w:t>Psychiatry Research, 259</w:t>
       </w:r>
       <w:r>
@@ -24494,35 +21273,7 @@
         <w:rPr>
           <w:rFonts w:eastAsia="Times New Roman"/>
         </w:rPr>
-        <w:t>"Adolescent"[</w:t>
-      </w:r>
-      <w:proofErr w:type="spellStart"/>
-      <w:r>
-        <w:rPr>
-          <w:rFonts w:eastAsia="Times New Roman"/>
-        </w:rPr>
-        <w:t>MeSH</w:t>
-      </w:r>
-      <w:proofErr w:type="spellEnd"/>
-      <w:r>
-        <w:rPr>
-          <w:rFonts w:eastAsia="Times New Roman"/>
-        </w:rPr>
-        <w:t xml:space="preserve">] OR </w:t>
-      </w:r>
-      <w:proofErr w:type="gramStart"/>
-      <w:r>
-        <w:rPr>
-          <w:rFonts w:eastAsia="Times New Roman"/>
-        </w:rPr>
-        <w:t>adolescent[</w:t>
-      </w:r>
-      <w:proofErr w:type="gramEnd"/>
-      <w:r>
-        <w:rPr>
-          <w:rFonts w:eastAsia="Times New Roman"/>
-        </w:rPr>
-        <w:t>Title/Abstract] OR adolescents[Title/Abstract] OR adolescence[Title/Abstract] OR youth[Title/Abstract] OR youths[Title/Abstract] OR teen[Title/Abstract] OR teens[Title/Abstract] OR teenager[Title/Abstract] OR teenagers[Title/Abstract]</w:t>
+        <w:t>"Adolescent"[MeSH] OR adolescent[Title/Abstract] OR adolescents[Title/Abstract] OR adolescence[Title/Abstract] OR youth[Title/Abstract] OR youths[Title/Abstract] OR teen[Title/Abstract] OR teens[Title/Abstract] OR teenager[Title/Abstract] OR teenagers[Title/Abstract]</w:t>
       </w:r>
     </w:p>
     <w:p>
@@ -24543,49 +21294,7 @@
         <w:rPr>
           <w:rFonts w:eastAsia="Times New Roman"/>
         </w:rPr>
-        <w:t>"Depressive Disorder"[</w:t>
-      </w:r>
-      <w:proofErr w:type="spellStart"/>
-      <w:r>
-        <w:rPr>
-          <w:rFonts w:eastAsia="Times New Roman"/>
-        </w:rPr>
-        <w:t>MeSH</w:t>
-      </w:r>
-      <w:proofErr w:type="spellEnd"/>
-      <w:r>
-        <w:rPr>
-          <w:rFonts w:eastAsia="Times New Roman"/>
-        </w:rPr>
-        <w:t>] OR "Depression"[</w:t>
-      </w:r>
-      <w:proofErr w:type="spellStart"/>
-      <w:r>
-        <w:rPr>
-          <w:rFonts w:eastAsia="Times New Roman"/>
-        </w:rPr>
-        <w:t>MeSH</w:t>
-      </w:r>
-      <w:proofErr w:type="spellEnd"/>
-      <w:r>
-        <w:rPr>
-          <w:rFonts w:eastAsia="Times New Roman"/>
-        </w:rPr>
-        <w:t xml:space="preserve">] OR </w:t>
-      </w:r>
-      <w:proofErr w:type="gramStart"/>
-      <w:r>
-        <w:rPr>
-          <w:rFonts w:eastAsia="Times New Roman"/>
-        </w:rPr>
-        <w:t>depression[</w:t>
-      </w:r>
-      <w:proofErr w:type="gramEnd"/>
-      <w:r>
-        <w:rPr>
-          <w:rFonts w:eastAsia="Times New Roman"/>
-        </w:rPr>
-        <w:t>Title/Abstract] OR depressive[Title/Abstract] OR dysthymia[Title/Abstract] OR "mood disorder"[Title/Abstract] OR "affective disorder"[Title/Abstract]</w:t>
+        <w:t>"Depressive Disorder"[MeSH] OR "Depression"[MeSH] OR depression[Title/Abstract] OR depressive[Title/Abstract] OR dysthymia[Title/Abstract] OR "mood disorder"[Title/Abstract] OR "affective disorder"[Title/Abstract]</w:t>
       </w:r>
     </w:p>
     <w:p>
@@ -24606,35 +21315,7 @@
         <w:rPr>
           <w:rFonts w:eastAsia="Times New Roman"/>
         </w:rPr>
-        <w:t>"Cognitive Behavioral Therapy"[</w:t>
-      </w:r>
-      <w:proofErr w:type="spellStart"/>
-      <w:r>
-        <w:rPr>
-          <w:rFonts w:eastAsia="Times New Roman"/>
-        </w:rPr>
-        <w:t>MeSH</w:t>
-      </w:r>
-      <w:proofErr w:type="spellEnd"/>
-      <w:r>
-        <w:rPr>
-          <w:rFonts w:eastAsia="Times New Roman"/>
-        </w:rPr>
-        <w:t xml:space="preserve">] OR "cognitive behavioral therapy"[Title/Abstract] OR "cognitive </w:t>
-      </w:r>
-      <w:proofErr w:type="spellStart"/>
-      <w:r>
-        <w:rPr>
-          <w:rFonts w:eastAsia="Times New Roman"/>
-        </w:rPr>
-        <w:t>behaviour</w:t>
-      </w:r>
-      <w:proofErr w:type="spellEnd"/>
-      <w:r>
-        <w:rPr>
-          <w:rFonts w:eastAsia="Times New Roman"/>
-        </w:rPr>
-        <w:t xml:space="preserve"> therapy"[Title/Abstract] OR CBT[Title/Abstract] OR "cognitive therapy"[Title/Abstract]</w:t>
+        <w:t>"Cognitive Behavioral Therapy"[MeSH] OR "cognitive behavioral therapy"[Title/Abstract] OR "cognitive behaviour therapy"[Title/Abstract] OR CBT[Title/Abstract] OR "cognitive therapy"[Title/Abstract]</w:t>
       </w:r>
     </w:p>
     <w:p>
@@ -24655,133 +21336,7 @@
         <w:rPr>
           <w:rFonts w:eastAsia="Times New Roman"/>
         </w:rPr>
-        <w:t>(adapted from Tong et al., 2024) "Bibliotherapy"[</w:t>
-      </w:r>
-      <w:proofErr w:type="spellStart"/>
-      <w:r>
-        <w:rPr>
-          <w:rFonts w:eastAsia="Times New Roman"/>
-        </w:rPr>
-        <w:t>MeSH</w:t>
-      </w:r>
-      <w:proofErr w:type="spellEnd"/>
-      <w:r>
-        <w:rPr>
-          <w:rFonts w:eastAsia="Times New Roman"/>
-        </w:rPr>
-        <w:t xml:space="preserve">] OR </w:t>
-      </w:r>
-      <w:proofErr w:type="spellStart"/>
-      <w:r>
-        <w:rPr>
-          <w:rFonts w:eastAsia="Times New Roman"/>
-        </w:rPr>
-        <w:t>bibliotherap</w:t>
-      </w:r>
-      <w:proofErr w:type="spellEnd"/>
-      <w:r>
-        <w:rPr>
-          <w:rFonts w:eastAsia="Times New Roman"/>
-        </w:rPr>
-        <w:t>*[Title/Abstract] OR "self-help"[Title/Abstract] OR "</w:t>
-      </w:r>
-      <w:proofErr w:type="spellStart"/>
-      <w:r>
-        <w:rPr>
-          <w:rFonts w:eastAsia="Times New Roman"/>
-        </w:rPr>
-        <w:t>self help</w:t>
-      </w:r>
-      <w:proofErr w:type="spellEnd"/>
-      <w:r>
-        <w:rPr>
-          <w:rFonts w:eastAsia="Times New Roman"/>
-        </w:rPr>
-        <w:t xml:space="preserve">"[Title/Abstract] OR </w:t>
-      </w:r>
-      <w:proofErr w:type="spellStart"/>
-      <w:r>
-        <w:rPr>
-          <w:rFonts w:eastAsia="Times New Roman"/>
-        </w:rPr>
-        <w:t>selfhelp</w:t>
-      </w:r>
-      <w:proofErr w:type="spellEnd"/>
-      <w:r>
-        <w:rPr>
-          <w:rFonts w:eastAsia="Times New Roman"/>
-        </w:rPr>
-        <w:t>[Title/Abstract] OR workbook[Title/Abstract] OR manual[Title/Abstract] OR "Telemedicine"[</w:t>
-      </w:r>
-      <w:proofErr w:type="spellStart"/>
-      <w:r>
-        <w:rPr>
-          <w:rFonts w:eastAsia="Times New Roman"/>
-        </w:rPr>
-        <w:t>MeSH</w:t>
-      </w:r>
-      <w:proofErr w:type="spellEnd"/>
-      <w:r>
-        <w:rPr>
-          <w:rFonts w:eastAsia="Times New Roman"/>
-        </w:rPr>
-        <w:t>] OR "Mobile Applications"[</w:t>
-      </w:r>
-      <w:proofErr w:type="spellStart"/>
-      <w:r>
-        <w:rPr>
-          <w:rFonts w:eastAsia="Times New Roman"/>
-        </w:rPr>
-        <w:t>MeSH</w:t>
-      </w:r>
-      <w:proofErr w:type="spellEnd"/>
-      <w:r>
-        <w:rPr>
-          <w:rFonts w:eastAsia="Times New Roman"/>
-        </w:rPr>
-        <w:t>] OR "Therapy, Computer-Assisted"[</w:t>
-      </w:r>
-      <w:proofErr w:type="spellStart"/>
-      <w:r>
-        <w:rPr>
-          <w:rFonts w:eastAsia="Times New Roman"/>
-        </w:rPr>
-        <w:t>MeSH</w:t>
-      </w:r>
-      <w:proofErr w:type="spellEnd"/>
-      <w:r>
-        <w:rPr>
-          <w:rFonts w:eastAsia="Times New Roman"/>
-        </w:rPr>
-        <w:t xml:space="preserve">] OR telehealth[Title/Abstract] OR e-health[Title/Abstract] OR m-health[Title/Abstract] OR </w:t>
-      </w:r>
-      <w:proofErr w:type="spellStart"/>
-      <w:r>
-        <w:rPr>
-          <w:rFonts w:eastAsia="Times New Roman"/>
-        </w:rPr>
-        <w:t>mhealth</w:t>
-      </w:r>
-      <w:proofErr w:type="spellEnd"/>
-      <w:r>
-        <w:rPr>
-          <w:rFonts w:eastAsia="Times New Roman"/>
-        </w:rPr>
-        <w:t xml:space="preserve">[Title/Abstract] OR </w:t>
-      </w:r>
-      <w:proofErr w:type="spellStart"/>
-      <w:r>
-        <w:rPr>
-          <w:rFonts w:eastAsia="Times New Roman"/>
-        </w:rPr>
-        <w:t>ehealth</w:t>
-      </w:r>
-      <w:proofErr w:type="spellEnd"/>
-      <w:r>
-        <w:rPr>
-          <w:rFonts w:eastAsia="Times New Roman"/>
-        </w:rPr>
-        <w:t>[Title/Abstract] OR "internet-based"[Title/Abstract] OR "web-based"[Title/Abstract] OR online[Title/Abstract] OR app[Title/Abstract] OR smartphone[Title/Abstract] OR digital[Title/Abstract]</w:t>
+        <w:t>(adapted from Tong et al., 2024) "Bibliotherapy"[MeSH] OR bibliotherap*[Title/Abstract] OR "self-help"[Title/Abstract] OR "self help"[Title/Abstract] OR selfhelp[Title/Abstract] OR workbook[Title/Abstract] OR manual[Title/Abstract] OR "Telemedicine"[MeSH] OR "Mobile Applications"[MeSH] OR "Therapy, Computer-Assisted"[MeSH] OR telehealth[Title/Abstract] OR e-health[Title/Abstract] OR m-health[Title/Abstract] OR mhealth[Title/Abstract] OR ehealth[Title/Abstract] OR "internet-based"[Title/Abstract] OR "web-based"[Title/Abstract] OR online[Title/Abstract] OR app[Title/Abstract] OR smartphone[Title/Abstract] OR digital[Title/Abstract]</w:t>
       </w:r>
     </w:p>
     <w:p>
@@ -24825,21 +21380,7 @@
         <w:rPr>
           <w:rFonts w:eastAsia="Times New Roman"/>
         </w:rPr>
-        <w:t xml:space="preserve">CBT components were coded using the component framework of Furukawa et al. (2021). The abbreviations used in the </w:t>
-      </w:r>
-      <w:proofErr w:type="spellStart"/>
-      <w:r>
-        <w:rPr>
-          <w:rFonts w:eastAsia="Times New Roman"/>
-        </w:rPr>
-        <w:t>Study_Info</w:t>
-      </w:r>
-      <w:proofErr w:type="spellEnd"/>
-      <w:r>
-        <w:rPr>
-          <w:rFonts w:eastAsia="Times New Roman"/>
-        </w:rPr>
-        <w:t xml:space="preserve"> data-extraction sheet are as follows:</w:t>
+        <w:t>CBT components were coded using the component framework of Furukawa et al. (2021). The abbreviations used in the Study_Info data-extraction sheet are as follows:</w:t>
       </w:r>
     </w:p>
     <w:tbl>
@@ -24888,7 +21429,7 @@
               <w:spacing w:line="276" w:lineRule="auto"/>
               <w:jc w:val="center"/>
             </w:pPr>
-            <w:bookmarkStart w:id="53" w:name="OLE_LINK44"/>
+            <w:bookmarkStart w:id="48" w:name="OLE_LINK44"/>
             <w:r>
               <w:rPr>
                 <w:rFonts w:eastAsia="Times New Roman"/>
@@ -24993,7 +21534,6 @@
               <w:spacing w:line="276" w:lineRule="auto"/>
               <w:jc w:val="center"/>
             </w:pPr>
-            <w:proofErr w:type="spellStart"/>
             <w:r>
               <w:rPr>
                 <w:rFonts w:eastAsia="Times New Roman"/>
@@ -25004,7 +21544,6 @@
               </w:rPr>
               <w:t>cr</w:t>
             </w:r>
-            <w:proofErr w:type="spellEnd"/>
           </w:p>
         </w:tc>
         <w:tc>
@@ -25066,15 +21605,7 @@
               <w:t>T</w:t>
             </w:r>
             <w:r>
-              <w:t xml:space="preserve">he integrated process of identifying, evaluating, and modifying maladaptive thoughts. The three steps form a single skill sequence rather than separable </w:t>
-            </w:r>
-            <w:proofErr w:type="gramStart"/>
-            <w:r>
-              <w:t>components, and</w:t>
-            </w:r>
-            <w:proofErr w:type="gramEnd"/>
-            <w:r>
-              <w:t xml:space="preserve"> are typically taught and practiced together using techniques such as Socratic questioning, thought records, and guided imagery.</w:t>
+              <w:t>he integrated process of identifying, evaluating, and modifying maladaptive thoughts. The three steps form a single skill sequence rather than separable components, and are typically taught and practiced together using techniques such as Socratic questioning, thought records, and guided imagery.</w:t>
             </w:r>
           </w:p>
         </w:tc>
@@ -25102,7 +21633,6 @@
               <w:spacing w:line="276" w:lineRule="auto"/>
               <w:jc w:val="center"/>
             </w:pPr>
-            <w:proofErr w:type="spellStart"/>
             <w:r>
               <w:rPr>
                 <w:rFonts w:eastAsia="Times New Roman"/>
@@ -25113,7 +21643,6 @@
               </w:rPr>
               <w:t>ba</w:t>
             </w:r>
-            <w:proofErr w:type="spellEnd"/>
           </w:p>
         </w:tc>
         <w:tc>
@@ -25202,7 +21731,6 @@
               <w:spacing w:line="276" w:lineRule="auto"/>
               <w:jc w:val="center"/>
             </w:pPr>
-            <w:proofErr w:type="spellStart"/>
             <w:r>
               <w:rPr>
                 <w:rFonts w:eastAsia="Times New Roman"/>
@@ -25213,7 +21741,6 @@
               </w:rPr>
               <w:t>ps</w:t>
             </w:r>
-            <w:proofErr w:type="spellEnd"/>
           </w:p>
         </w:tc>
         <w:tc>
@@ -25302,7 +21829,6 @@
               <w:spacing w:line="276" w:lineRule="auto"/>
               <w:jc w:val="center"/>
             </w:pPr>
-            <w:proofErr w:type="spellStart"/>
             <w:r>
               <w:rPr>
                 <w:rFonts w:eastAsia="Times New Roman"/>
@@ -25313,7 +21839,6 @@
               </w:rPr>
               <w:t>rx</w:t>
             </w:r>
-            <w:proofErr w:type="spellEnd"/>
           </w:p>
         </w:tc>
         <w:tc>
@@ -25402,7 +21927,6 @@
               <w:spacing w:line="276" w:lineRule="auto"/>
               <w:jc w:val="center"/>
             </w:pPr>
-            <w:proofErr w:type="spellStart"/>
             <w:r>
               <w:rPr>
                 <w:rFonts w:eastAsia="Times New Roman"/>
@@ -25413,7 +21937,6 @@
               </w:rPr>
               <w:t>ist</w:t>
             </w:r>
-            <w:proofErr w:type="spellEnd"/>
           </w:p>
         </w:tc>
         <w:tc>
@@ -25600,7 +22123,6 @@
               <w:spacing w:line="276" w:lineRule="auto"/>
               <w:jc w:val="center"/>
             </w:pPr>
-            <w:proofErr w:type="spellStart"/>
             <w:r>
               <w:rPr>
                 <w:rFonts w:eastAsia="Times New Roman"/>
@@ -25611,7 +22133,6 @@
               </w:rPr>
               <w:t>hw</w:t>
             </w:r>
-            <w:proofErr w:type="spellEnd"/>
           </w:p>
         </w:tc>
         <w:tc>
@@ -25700,7 +22221,6 @@
               <w:spacing w:line="276" w:lineRule="auto"/>
               <w:jc w:val="center"/>
             </w:pPr>
-            <w:proofErr w:type="spellStart"/>
             <w:r>
               <w:rPr>
                 <w:rFonts w:eastAsia="Times New Roman"/>
@@ -25711,7 +22231,6 @@
               </w:rPr>
               <w:t>rp</w:t>
             </w:r>
-            <w:proofErr w:type="spellEnd"/>
           </w:p>
         </w:tc>
         <w:tc>
@@ -25974,7 +22493,7 @@
         </w:tc>
       </w:tr>
     </w:tbl>
-    <w:bookmarkEnd w:id="53"/>
+    <w:bookmarkEnd w:id="48"/>
     <w:p>
       <w:pPr>
         <w:pStyle w:val="1"/>
@@ -26113,7 +22632,7 @@
               <w:spacing w:line="276" w:lineRule="auto"/>
               <w:jc w:val="center"/>
             </w:pPr>
-            <w:bookmarkStart w:id="54" w:name="_Hlk228529360"/>
+            <w:bookmarkStart w:id="49" w:name="_Hlk228529360"/>
             <w:r>
               <w:rPr>
                 <w:rFonts w:eastAsia="Times New Roman"/>
@@ -26158,7 +22677,7 @@
           </w:p>
         </w:tc>
       </w:tr>
-      <w:bookmarkEnd w:id="54"/>
+      <w:bookmarkEnd w:id="49"/>
       <w:tr>
         <w:tc>
           <w:tcPr>
@@ -26282,11 +22801,11 @@
             <w:pPr>
               <w:spacing w:line="276" w:lineRule="auto"/>
             </w:pPr>
-            <w:bookmarkStart w:id="55" w:name="OLE_LINK5"/>
+            <w:bookmarkStart w:id="50" w:name="OLE_LINK5"/>
             <w:r>
               <w:t>Intervention is not CBT-based or lacks required CBT components (cognitive restructuring and at least one behavioral component)</w:t>
             </w:r>
-            <w:bookmarkEnd w:id="55"/>
+            <w:bookmarkEnd w:id="50"/>
           </w:p>
         </w:tc>
       </w:tr>
@@ -26614,7 +23133,7 @@
             <w:pPr>
               <w:spacing w:line="276" w:lineRule="auto"/>
             </w:pPr>
-            <w:bookmarkStart w:id="56" w:name="OLE_LINK6"/>
+            <w:bookmarkStart w:id="51" w:name="OLE_LINK6"/>
             <w:r>
               <w:rPr>
                 <w:rFonts w:eastAsia="Times New Roman"/>
@@ -26623,7 +23142,7 @@
               </w:rPr>
               <w:t>Conference abstract or protocol-only publication</w:t>
             </w:r>
-            <w:bookmarkEnd w:id="56"/>
+            <w:bookmarkEnd w:id="51"/>
           </w:p>
         </w:tc>
       </w:tr>
@@ -26717,7 +23236,7 @@
               <w:spacing w:line="276" w:lineRule="auto"/>
               <w:jc w:val="center"/>
             </w:pPr>
-            <w:bookmarkStart w:id="57" w:name="_Hlk228529567"/>
+            <w:bookmarkStart w:id="52" w:name="_Hlk228529567"/>
             <w:r>
               <w:rPr>
                 <w:rFonts w:eastAsia="Times New Roman"/>
@@ -26762,7 +23281,7 @@
           </w:p>
         </w:tc>
       </w:tr>
-      <w:bookmarkEnd w:id="57"/>
+      <w:bookmarkEnd w:id="52"/>
       <w:tr>
         <w:tc>
           <w:tcPr>
@@ -27191,25 +23710,7 @@
                 <w:sz w:val="20"/>
                 <w:szCs w:val="20"/>
               </w:rPr>
-              <w:t>Blueblaster (</w:t>
-            </w:r>
-            <w:proofErr w:type="spellStart"/>
-            <w:r>
-              <w:rPr>
-                <w:rFonts w:eastAsia="Times New Roman"/>
-                <w:sz w:val="20"/>
-                <w:szCs w:val="20"/>
-              </w:rPr>
-              <w:t>Makarushka</w:t>
-            </w:r>
-            <w:proofErr w:type="spellEnd"/>
-            <w:r>
-              <w:rPr>
-                <w:rFonts w:eastAsia="Times New Roman"/>
-                <w:sz w:val="20"/>
-                <w:szCs w:val="20"/>
-              </w:rPr>
-              <w:t>, 2011)</w:t>
+              <w:t>Blueblaster (Makarushka, 2011)</w:t>
             </w:r>
           </w:p>
         </w:tc>
@@ -27363,23 +23864,13 @@
             <w:pPr>
               <w:spacing w:line="276" w:lineRule="auto"/>
             </w:pPr>
-            <w:proofErr w:type="spellStart"/>
-            <w:r>
-              <w:rPr>
-                <w:rFonts w:eastAsia="Times New Roman"/>
-                <w:sz w:val="20"/>
-                <w:szCs w:val="20"/>
-              </w:rPr>
-              <w:t>BlueIce</w:t>
-            </w:r>
-            <w:proofErr w:type="spellEnd"/>
-            <w:r>
-              <w:rPr>
-                <w:rFonts w:eastAsia="Times New Roman"/>
-                <w:sz w:val="20"/>
-                <w:szCs w:val="20"/>
-              </w:rPr>
-              <w:t xml:space="preserve"> (Stallard et al., 2024)</w:t>
+            <w:r>
+              <w:rPr>
+                <w:rFonts w:eastAsia="Times New Roman"/>
+                <w:sz w:val="20"/>
+                <w:szCs w:val="20"/>
+              </w:rPr>
+              <w:t>BlueIce (Stallard et al., 2024)</w:t>
             </w:r>
           </w:p>
         </w:tc>
@@ -27693,23 +24184,13 @@
             <w:pPr>
               <w:spacing w:line="276" w:lineRule="auto"/>
             </w:pPr>
-            <w:proofErr w:type="spellStart"/>
-            <w:r>
-              <w:rPr>
-                <w:rFonts w:eastAsia="Times New Roman"/>
-                <w:sz w:val="20"/>
-                <w:szCs w:val="20"/>
-              </w:rPr>
-              <w:t>ClearlyMe</w:t>
-            </w:r>
-            <w:proofErr w:type="spellEnd"/>
-            <w:r>
-              <w:rPr>
-                <w:rFonts w:eastAsia="Times New Roman"/>
-                <w:sz w:val="20"/>
-                <w:szCs w:val="20"/>
-              </w:rPr>
-              <w:t xml:space="preserve"> (O'Dea et al., 2023)</w:t>
+            <w:r>
+              <w:rPr>
+                <w:rFonts w:eastAsia="Times New Roman"/>
+                <w:sz w:val="20"/>
+                <w:szCs w:val="20"/>
+              </w:rPr>
+              <w:t>ClearlyMe (O'Dea et al., 2023)</w:t>
             </w:r>
           </w:p>
         </w:tc>
@@ -28359,41 +24840,13 @@
             <w:pPr>
               <w:spacing w:line="276" w:lineRule="auto"/>
             </w:pPr>
-            <w:proofErr w:type="spellStart"/>
-            <w:r>
-              <w:rPr>
-                <w:rFonts w:eastAsia="Times New Roman"/>
-                <w:sz w:val="20"/>
-                <w:szCs w:val="20"/>
-              </w:rPr>
-              <w:t>iCBT</w:t>
-            </w:r>
-            <w:proofErr w:type="spellEnd"/>
-            <w:r>
-              <w:rPr>
-                <w:rFonts w:eastAsia="Times New Roman"/>
-                <w:sz w:val="20"/>
-                <w:szCs w:val="20"/>
-              </w:rPr>
-              <w:t xml:space="preserve"> (</w:t>
-            </w:r>
-            <w:proofErr w:type="spellStart"/>
-            <w:r>
-              <w:rPr>
-                <w:rFonts w:eastAsia="Times New Roman"/>
-                <w:sz w:val="20"/>
-                <w:szCs w:val="20"/>
-              </w:rPr>
-              <w:t>Sekizaki</w:t>
-            </w:r>
-            <w:proofErr w:type="spellEnd"/>
-            <w:r>
-              <w:rPr>
-                <w:rFonts w:eastAsia="Times New Roman"/>
-                <w:sz w:val="20"/>
-                <w:szCs w:val="20"/>
-              </w:rPr>
-              <w:t xml:space="preserve"> et al., 2019)</w:t>
+            <w:r>
+              <w:rPr>
+                <w:rFonts w:eastAsia="Times New Roman"/>
+                <w:sz w:val="20"/>
+                <w:szCs w:val="20"/>
+              </w:rPr>
+              <w:t>iCBT (Sekizaki et al., 2019)</w:t>
             </w:r>
           </w:p>
         </w:tc>
@@ -28547,23 +25000,13 @@
             <w:pPr>
               <w:spacing w:line="276" w:lineRule="auto"/>
             </w:pPr>
-            <w:proofErr w:type="spellStart"/>
-            <w:r>
-              <w:rPr>
-                <w:rFonts w:eastAsia="Times New Roman"/>
-                <w:sz w:val="20"/>
-                <w:szCs w:val="20"/>
-              </w:rPr>
-              <w:t>iDOVE</w:t>
-            </w:r>
-            <w:proofErr w:type="spellEnd"/>
-            <w:r>
-              <w:rPr>
-                <w:rFonts w:eastAsia="Times New Roman"/>
-                <w:sz w:val="20"/>
-                <w:szCs w:val="20"/>
-              </w:rPr>
-              <w:t xml:space="preserve"> (Ranney et al., 2018)</w:t>
+            <w:r>
+              <w:rPr>
+                <w:rFonts w:eastAsia="Times New Roman"/>
+                <w:sz w:val="20"/>
+                <w:szCs w:val="20"/>
+              </w:rPr>
+              <w:t>iDOVE (Ranney et al., 2018)</w:t>
             </w:r>
           </w:p>
         </w:tc>
@@ -29037,43 +25480,14 @@
             <w:pPr>
               <w:spacing w:line="276" w:lineRule="auto"/>
             </w:pPr>
-            <w:proofErr w:type="spellStart"/>
-            <w:r>
-              <w:rPr>
-                <w:rFonts w:eastAsia="Times New Roman"/>
-                <w:sz w:val="20"/>
-                <w:szCs w:val="20"/>
-              </w:rPr>
-              <w:t>MoodGYM</w:t>
-            </w:r>
-            <w:proofErr w:type="spellEnd"/>
-            <w:r>
-              <w:rPr>
-                <w:rFonts w:eastAsia="Times New Roman"/>
-                <w:sz w:val="20"/>
-                <w:szCs w:val="20"/>
-              </w:rPr>
-              <w:t xml:space="preserve"> (</w:t>
-            </w:r>
-            <w:proofErr w:type="spellStart"/>
-            <w:r>
-              <w:rPr>
-                <w:rFonts w:eastAsia="Times New Roman"/>
-                <w:sz w:val="20"/>
-                <w:szCs w:val="20"/>
-              </w:rPr>
-              <w:t>Calear</w:t>
-            </w:r>
-            <w:proofErr w:type="spellEnd"/>
-            <w:r>
-              <w:rPr>
-                <w:rFonts w:eastAsia="Times New Roman"/>
-                <w:sz w:val="20"/>
-                <w:szCs w:val="20"/>
-              </w:rPr>
-              <w:t xml:space="preserve"> et al., 2009; Neil et al., 2009; </w:t>
-            </w:r>
-            <w:proofErr w:type="spellStart"/>
+            <w:r>
+              <w:rPr>
+                <w:rFonts w:eastAsia="Times New Roman"/>
+                <w:sz w:val="20"/>
+                <w:szCs w:val="20"/>
+              </w:rPr>
+              <w:t xml:space="preserve">MoodGYM (Calear et al., 2009; Neil et al., 2009; </w:t>
+            </w:r>
             <w:r>
               <w:rPr>
                 <w:rFonts w:eastAsia="Times New Roman"/>
@@ -29081,16 +25495,7 @@
                 <w:szCs w:val="20"/>
               </w:rPr>
               <w:lastRenderedPageBreak/>
-              <w:t>O'Kearney</w:t>
-            </w:r>
-            <w:proofErr w:type="spellEnd"/>
-            <w:r>
-              <w:rPr>
-                <w:rFonts w:eastAsia="Times New Roman"/>
-                <w:sz w:val="20"/>
-                <w:szCs w:val="20"/>
-              </w:rPr>
-              <w:t xml:space="preserve"> et al., 2009; Sethi, Campbell, &amp; Ellis, 2010)</w:t>
+              <w:t>O'Kearney et al., 2009; Sethi, Campbell, &amp; Ellis, 2010)</w:t>
             </w:r>
           </w:p>
         </w:tc>
@@ -29731,25 +26136,7 @@
                 <w:sz w:val="20"/>
                 <w:szCs w:val="20"/>
               </w:rPr>
-              <w:t xml:space="preserve">SPARX (Fleming et al., 2012, 2019; Merry et al., 2012; Bohr &amp; Merry et al., 2016; </w:t>
-            </w:r>
-            <w:proofErr w:type="spellStart"/>
-            <w:r>
-              <w:rPr>
-                <w:rFonts w:eastAsia="Times New Roman"/>
-                <w:sz w:val="20"/>
-                <w:szCs w:val="20"/>
-              </w:rPr>
-              <w:t>Poppelaars</w:t>
-            </w:r>
-            <w:proofErr w:type="spellEnd"/>
-            <w:r>
-              <w:rPr>
-                <w:rFonts w:eastAsia="Times New Roman"/>
-                <w:sz w:val="20"/>
-                <w:szCs w:val="20"/>
-              </w:rPr>
-              <w:t xml:space="preserve"> et al., 2016; Perry et al., 2017; Lucassen et al., 2020; Bohr et al., 2023)</w:t>
+              <w:t>SPARX (Fleming et al., 2012, 2019; Merry et al., 2012; Bohr &amp; Merry et al., 2016; Poppelaars et al., 2016; Perry et al., 2017; Lucassen et al., 2020; Bohr et al., 2023)</w:t>
             </w:r>
           </w:p>
         </w:tc>
@@ -30223,23 +26610,13 @@
             <w:pPr>
               <w:spacing w:line="276" w:lineRule="auto"/>
             </w:pPr>
-            <w:proofErr w:type="spellStart"/>
-            <w:r>
-              <w:rPr>
-                <w:rFonts w:eastAsia="Times New Roman"/>
-                <w:sz w:val="20"/>
-                <w:szCs w:val="20"/>
-              </w:rPr>
-              <w:t>WeClick</w:t>
-            </w:r>
-            <w:proofErr w:type="spellEnd"/>
-            <w:r>
-              <w:rPr>
-                <w:rFonts w:eastAsia="Times New Roman"/>
-                <w:sz w:val="20"/>
-                <w:szCs w:val="20"/>
-              </w:rPr>
-              <w:t xml:space="preserve"> (O'Dea et al., 2020)</w:t>
+            <w:r>
+              <w:rPr>
+                <w:rFonts w:eastAsia="Times New Roman"/>
+                <w:sz w:val="20"/>
+                <w:szCs w:val="20"/>
+              </w:rPr>
+              <w:t>WeClick (O'Dea et al., 2020)</w:t>
             </w:r>
           </w:p>
         </w:tc>
@@ -30561,25 +26938,7 @@
                 <w:sz w:val="20"/>
                 <w:szCs w:val="20"/>
               </w:rPr>
-              <w:t xml:space="preserve">Blueblaster is an interactive depression education program consisting of 6 modules with 5 daily </w:t>
-            </w:r>
-            <w:proofErr w:type="gramStart"/>
-            <w:r>
-              <w:rPr>
-                <w:rFonts w:eastAsia="Times New Roman"/>
-                <w:sz w:val="20"/>
-                <w:szCs w:val="20"/>
-              </w:rPr>
-              <w:t>mini-sessions</w:t>
-            </w:r>
-            <w:proofErr w:type="gramEnd"/>
-            <w:r>
-              <w:rPr>
-                <w:rFonts w:eastAsia="Times New Roman"/>
-                <w:sz w:val="20"/>
-                <w:szCs w:val="20"/>
-              </w:rPr>
-              <w:t xml:space="preserve"> each. </w:t>
+              <w:t xml:space="preserve">Blueblaster is an interactive depression education program consisting of 6 modules with 5 daily mini-sessions each. </w:t>
             </w:r>
             <w:r>
               <w:rPr>
@@ -30656,7 +27015,6 @@
             <w:pPr>
               <w:spacing w:line="276" w:lineRule="auto"/>
             </w:pPr>
-            <w:proofErr w:type="spellStart"/>
             <w:r>
               <w:rPr>
                 <w:rFonts w:eastAsia="Times New Roman"/>
@@ -30668,7 +27026,6 @@
               <w:lastRenderedPageBreak/>
               <w:t>BlueIce</w:t>
             </w:r>
-            <w:proofErr w:type="spellEnd"/>
           </w:p>
         </w:tc>
         <w:tc>
@@ -30692,23 +27049,13 @@
             <w:pPr>
               <w:spacing w:line="276" w:lineRule="auto"/>
             </w:pPr>
-            <w:proofErr w:type="spellStart"/>
-            <w:r>
-              <w:rPr>
-                <w:rFonts w:eastAsia="Times New Roman"/>
-                <w:sz w:val="20"/>
-                <w:szCs w:val="20"/>
-              </w:rPr>
-              <w:t>BlueIce</w:t>
-            </w:r>
-            <w:proofErr w:type="spellEnd"/>
-            <w:r>
-              <w:rPr>
-                <w:rFonts w:eastAsia="Times New Roman"/>
-                <w:sz w:val="20"/>
-                <w:szCs w:val="20"/>
-              </w:rPr>
-              <w:t xml:space="preserve"> is a password-protected, prescription-based application targeting young people who self-harm, integrating approaches from CBT and DBT. The application contains three sections. On entry, the user rates their mood; if low, they are routed to a mood-lifting section (also accessible from the main menu) offering eight personalized activities: Get Active (physical activity), Do Something (enjoyable activities), Chill and Relax (mindfulness audio), Thinking Traps (thought records), Good Times (positive memory album), Contact Friends (supportive contacts), Listen and Relax (uplifting music), and Ride it Out (DBT distress-tolerance techniques, including ice-dive exercises). After this section, the user re-rates their mood; if mood remains low, the app guides them to a final section providing emergency support contact information.</w:t>
+            <w:r>
+              <w:rPr>
+                <w:rFonts w:eastAsia="Times New Roman"/>
+                <w:sz w:val="20"/>
+                <w:szCs w:val="20"/>
+              </w:rPr>
+              <w:t>BlueIce is a password-protected, prescription-based application targeting young people who self-harm, integrating approaches from CBT and DBT. The application contains three sections. On entry, the user rates their mood; if low, they are routed to a mood-lifting section (also accessible from the main menu) offering eight personalized activities: Get Active (physical activity), Do Something (enjoyable activities), Chill and Relax (mindfulness audio), Thinking Traps (thought records), Good Times (positive memory album), Contact Friends (supportive contacts), Listen and Relax (uplifting music), and Ride it Out (DBT distress-tolerance techniques, including ice-dive exercises). After this section, the user re-rates their mood; if mood remains low, the app guides them to a final section providing emergency support contact information.</w:t>
             </w:r>
           </w:p>
         </w:tc>
@@ -30766,7 +27113,7 @@
             <w:pPr>
               <w:spacing w:line="276" w:lineRule="auto"/>
             </w:pPr>
-            <w:bookmarkStart w:id="58" w:name="_Hlk230302761"/>
+            <w:bookmarkStart w:id="53" w:name="_Hlk230302761"/>
             <w:r>
               <w:rPr>
                 <w:rFonts w:eastAsia="Times New Roman"/>
@@ -30842,7 +27189,7 @@
           </w:p>
         </w:tc>
       </w:tr>
-      <w:bookmarkEnd w:id="58"/>
+      <w:bookmarkEnd w:id="53"/>
       <w:tr>
         <w:tc>
           <w:tcPr>
@@ -30865,7 +27212,6 @@
             <w:pPr>
               <w:spacing w:line="276" w:lineRule="auto"/>
             </w:pPr>
-            <w:proofErr w:type="spellStart"/>
             <w:r>
               <w:rPr>
                 <w:rFonts w:eastAsia="Times New Roman"/>
@@ -30876,7 +27222,6 @@
               </w:rPr>
               <w:t>ClearlyMe</w:t>
             </w:r>
-            <w:proofErr w:type="spellEnd"/>
           </w:p>
         </w:tc>
         <w:tc>
@@ -30900,41 +27245,13 @@
             <w:pPr>
               <w:spacing w:line="276" w:lineRule="auto"/>
             </w:pPr>
-            <w:proofErr w:type="spellStart"/>
-            <w:r>
-              <w:rPr>
-                <w:rFonts w:eastAsia="Times New Roman"/>
-                <w:sz w:val="20"/>
-                <w:szCs w:val="20"/>
-              </w:rPr>
-              <w:t>ClearlyMe</w:t>
-            </w:r>
-            <w:proofErr w:type="spellEnd"/>
-            <w:r>
-              <w:rPr>
-                <w:rFonts w:eastAsia="Times New Roman"/>
-                <w:sz w:val="20"/>
-                <w:szCs w:val="20"/>
-              </w:rPr>
-              <w:t xml:space="preserve"> is a free, self-directed, non-sequential smartphone app based on CBT for depression management, developed by the Black Dog Institute (UNSW Sydney). Its content comprises 37 brief activities (under 10 minutes each) and 9 themed collections (under 20 minutes each), covering psychoeducation, cognitive restructuring, emotion awareness, activity scheduling, relaxation, and mindfulness. Key features include </w:t>
-            </w:r>
-            <w:proofErr w:type="spellStart"/>
-            <w:r>
-              <w:rPr>
-                <w:rFonts w:eastAsia="Times New Roman"/>
-                <w:sz w:val="20"/>
-                <w:szCs w:val="20"/>
-              </w:rPr>
-              <w:t>MoodCheck</w:t>
-            </w:r>
-            <w:proofErr w:type="spellEnd"/>
-            <w:r>
-              <w:rPr>
-                <w:rFonts w:eastAsia="Times New Roman"/>
-                <w:sz w:val="20"/>
-                <w:szCs w:val="20"/>
-              </w:rPr>
-              <w:t xml:space="preserve"> (mood </w:t>
+            <w:r>
+              <w:rPr>
+                <w:rFonts w:eastAsia="Times New Roman"/>
+                <w:sz w:val="20"/>
+                <w:szCs w:val="20"/>
+              </w:rPr>
+              <w:t xml:space="preserve">ClearlyMe is a free, self-directed, non-sequential smartphone app based on CBT for depression management, developed by the Black Dog Institute (UNSW Sydney). Its content comprises 37 brief activities (under 10 minutes each) and 9 themed collections (under 20 minutes each), covering psychoeducation, cognitive restructuring, emotion awareness, activity scheduling, relaxation, and mindfulness. Key features include MoodCheck (mood </w:t>
             </w:r>
             <w:r>
               <w:rPr>
@@ -30943,25 +27260,7 @@
                 <w:szCs w:val="20"/>
               </w:rPr>
               <w:lastRenderedPageBreak/>
-              <w:t xml:space="preserve">tracking), </w:t>
-            </w:r>
-            <w:proofErr w:type="spellStart"/>
-            <w:r>
-              <w:rPr>
-                <w:rFonts w:eastAsia="Times New Roman"/>
-                <w:sz w:val="20"/>
-                <w:szCs w:val="20"/>
-              </w:rPr>
-              <w:t>MindHacks</w:t>
-            </w:r>
-            <w:proofErr w:type="spellEnd"/>
-            <w:r>
-              <w:rPr>
-                <w:rFonts w:eastAsia="Times New Roman"/>
-                <w:sz w:val="20"/>
-                <w:szCs w:val="20"/>
-              </w:rPr>
-              <w:t xml:space="preserve"> (in-the-moment coping strategies), and adolescent-led video stories on mental health experiences. Support systems include in-app reminders, favorites/save functions, a Get Help referral section, and on-demand technical support.</w:t>
+              <w:t>tracking), MindHacks (in-the-moment coping strategies), and adolescent-led video stories on mental health experiences. Support systems include in-app reminders, favorites/save functions, a Get Help referral section, and on-demand technical support.</w:t>
             </w:r>
           </w:p>
         </w:tc>
@@ -31059,25 +27358,7 @@
                 <w:sz w:val="20"/>
                 <w:szCs w:val="20"/>
               </w:rPr>
-              <w:t xml:space="preserve">Creating Opportunities for Personal Empowerment (COPE) teaches users to reframe negative beliefs into positive ones </w:t>
-            </w:r>
-            <w:proofErr w:type="gramStart"/>
-            <w:r>
-              <w:rPr>
-                <w:rFonts w:eastAsia="Times New Roman"/>
-                <w:sz w:val="20"/>
-                <w:szCs w:val="20"/>
-              </w:rPr>
-              <w:t>in order to</w:t>
-            </w:r>
-            <w:proofErr w:type="gramEnd"/>
-            <w:r>
-              <w:rPr>
-                <w:rFonts w:eastAsia="Times New Roman"/>
-                <w:sz w:val="20"/>
-                <w:szCs w:val="20"/>
-              </w:rPr>
-              <w:t xml:space="preserve"> feel better and behave more healthily. The program covers: an introduction to the COPE program and the thinking-feeling-behaving triangle (ABC model) with positive self-talk; self-esteem and positive self-talk; stress and coping, including signs of anxiety and depression; problem-solving and goal-setting (a four-step process); managing emotions through positive thinking and communication, including mental imagery and guided visualization; coping with stressful situations; and a concluding integration session.</w:t>
+              <w:t>Creating Opportunities for Personal Empowerment (COPE) teaches users to reframe negative beliefs into positive ones in order to feel better and behave more healthily. The program covers: an introduction to the COPE program and the thinking-feeling-behaving triangle (ABC model) with positive self-talk; self-esteem and positive self-talk; stress and coping, including signs of anxiety and depression; problem-solving and goal-setting (a four-step process); managing emotions through positive thinking and communication, including mental imagery and guided visualization; coping with stressful situations; and a concluding integration session.</w:t>
             </w:r>
           </w:p>
         </w:tc>
@@ -31174,25 +27455,7 @@
                 <w:sz w:val="20"/>
                 <w:szCs w:val="20"/>
               </w:rPr>
-              <w:t xml:space="preserve">Feeling Good is a bibliotherapy intervention based on Burns' self-help book. It provides practical tools and techniques empowering readers to manage their own mental health. Through real-life stories it illustrates how distorted thinking affects emotion and how to challenge and reframe such thoughts. Key ideas </w:t>
-            </w:r>
-            <w:proofErr w:type="gramStart"/>
-            <w:r>
-              <w:rPr>
-                <w:rFonts w:eastAsia="Times New Roman"/>
-                <w:sz w:val="20"/>
-                <w:szCs w:val="20"/>
-              </w:rPr>
-              <w:t>include:</w:t>
-            </w:r>
-            <w:proofErr w:type="gramEnd"/>
-            <w:r>
-              <w:rPr>
-                <w:rFonts w:eastAsia="Times New Roman"/>
-                <w:sz w:val="20"/>
-                <w:szCs w:val="20"/>
-              </w:rPr>
-              <w:t xml:space="preserve"> feelings are dictated by thoughts; shifting thought patterns promotes mental clarity; recognizing cognitive distortions allows one to regain control over emotional health; the triple-column technique challenges negative thinking; and structuring daily goals rebuilds confidence and disrupts depressive cycles.</w:t>
+              <w:t>Feeling Good is a bibliotherapy intervention based on Burns' self-help book. It provides practical tools and techniques empowering readers to manage their own mental health. Through real-life stories it illustrates how distorted thinking affects emotion and how to challenge and reframe such thoughts. Key ideas include: feelings are dictated by thoughts; shifting thought patterns promotes mental clarity; recognizing cognitive distortions allows one to regain control over emotional health; the triple-column technique challenges negative thinking; and structuring daily goals rebuilds confidence and disrupts depressive cycles.</w:t>
             </w:r>
           </w:p>
         </w:tc>
@@ -31366,7 +27629,6 @@
             <w:pPr>
               <w:spacing w:line="276" w:lineRule="auto"/>
             </w:pPr>
-            <w:proofErr w:type="spellStart"/>
             <w:r>
               <w:rPr>
                 <w:rFonts w:eastAsia="Times New Roman"/>
@@ -31377,7 +27639,6 @@
               </w:rPr>
               <w:t>iCBT</w:t>
             </w:r>
-            <w:proofErr w:type="spellEnd"/>
           </w:p>
         </w:tc>
         <w:tc>
@@ -31407,25 +27668,7 @@
                 <w:sz w:val="20"/>
                 <w:szCs w:val="20"/>
               </w:rPr>
-              <w:t xml:space="preserve">This Japanese </w:t>
-            </w:r>
-            <w:proofErr w:type="spellStart"/>
-            <w:r>
-              <w:rPr>
-                <w:rFonts w:eastAsia="Times New Roman"/>
-                <w:sz w:val="20"/>
-                <w:szCs w:val="20"/>
-              </w:rPr>
-              <w:t>iCBT</w:t>
-            </w:r>
-            <w:proofErr w:type="spellEnd"/>
-            <w:r>
-              <w:rPr>
-                <w:rFonts w:eastAsia="Times New Roman"/>
-                <w:sz w:val="20"/>
-                <w:szCs w:val="20"/>
-              </w:rPr>
-              <w:t xml:space="preserve"> intervention combines group education with computer-based CBT training. The group education lecture covers the relationship between cognition, mood, and behavior; introduces CBT; and presents its benefits as stress-management skills with real-life examples. Group work and discussion focus on cognitive restructuring, with </w:t>
+              <w:t xml:space="preserve">This Japanese iCBT intervention combines group education with computer-based CBT training. The group education lecture covers the relationship between cognition, mood, and behavior; introduces CBT; and presents its benefits as stress-management skills with real-life examples. Group work and discussion focus on cognitive restructuring, with </w:t>
             </w:r>
             <w:r>
               <w:rPr>
@@ -31434,43 +27677,7 @@
                 <w:szCs w:val="20"/>
               </w:rPr>
               <w:lastRenderedPageBreak/>
-              <w:t xml:space="preserve">participants completing column worksheets to identify their own automatic thoughts and discussing </w:t>
-            </w:r>
-            <w:proofErr w:type="gramStart"/>
-            <w:r>
-              <w:rPr>
-                <w:rFonts w:eastAsia="Times New Roman"/>
-                <w:sz w:val="20"/>
-                <w:szCs w:val="20"/>
-              </w:rPr>
-              <w:t>counter-evidence</w:t>
-            </w:r>
-            <w:proofErr w:type="gramEnd"/>
-            <w:r>
-              <w:rPr>
-                <w:rFonts w:eastAsia="Times New Roman"/>
-                <w:sz w:val="20"/>
-                <w:szCs w:val="20"/>
-              </w:rPr>
-              <w:t xml:space="preserve"> and adaptive thoughts. The </w:t>
-            </w:r>
-            <w:proofErr w:type="spellStart"/>
-            <w:r>
-              <w:rPr>
-                <w:rFonts w:eastAsia="Times New Roman"/>
-                <w:sz w:val="20"/>
-                <w:szCs w:val="20"/>
-              </w:rPr>
-              <w:t>iCBT</w:t>
-            </w:r>
-            <w:proofErr w:type="spellEnd"/>
-            <w:r>
-              <w:rPr>
-                <w:rFonts w:eastAsia="Times New Roman"/>
-                <w:sz w:val="20"/>
-                <w:szCs w:val="20"/>
-              </w:rPr>
-              <w:t xml:space="preserve"> training component delivers cognitive restructuring via an online platform (http://www.cbtjp.com).</w:t>
+              <w:t>participants completing column worksheets to identify their own automatic thoughts and discussing counter-evidence and adaptive thoughts. The iCBT training component delivers cognitive restructuring via an online platform (http://www.cbtjp.com).</w:t>
             </w:r>
           </w:p>
         </w:tc>
@@ -31529,7 +27736,6 @@
             <w:pPr>
               <w:spacing w:line="276" w:lineRule="auto"/>
             </w:pPr>
-            <w:proofErr w:type="spellStart"/>
             <w:r>
               <w:rPr>
                 <w:rFonts w:eastAsia="Times New Roman"/>
@@ -31540,7 +27746,6 @@
               </w:rPr>
               <w:t>iDOVE</w:t>
             </w:r>
-            <w:proofErr w:type="spellEnd"/>
           </w:p>
         </w:tc>
         <w:tc>
@@ -31570,43 +27775,7 @@
                 <w:sz w:val="20"/>
                 <w:szCs w:val="20"/>
               </w:rPr>
-              <w:t xml:space="preserve">The </w:t>
-            </w:r>
-            <w:proofErr w:type="spellStart"/>
-            <w:r>
-              <w:rPr>
-                <w:rFonts w:eastAsia="Times New Roman"/>
-                <w:sz w:val="20"/>
-                <w:szCs w:val="20"/>
-              </w:rPr>
-              <w:t>iDOVE</w:t>
-            </w:r>
-            <w:proofErr w:type="spellEnd"/>
-            <w:r>
-              <w:rPr>
-                <w:rFonts w:eastAsia="Times New Roman"/>
-                <w:sz w:val="20"/>
-                <w:szCs w:val="20"/>
-              </w:rPr>
-              <w:t xml:space="preserve"> program is a computerized intervention for adolescents recruited from a pediatric emergency department with peer violence exposure and depressive symptoms. It begins with a brief (15–20 minute) computer-guided session in the Emergency Department, followed by an 8-week automated text-message curriculum. The initial face-to-face session includes motivational interviewing and CBT-informed feedback, feedback on peer violence and depressive symptoms, encouragement of </w:t>
-            </w:r>
-            <w:proofErr w:type="gramStart"/>
-            <w:r>
-              <w:rPr>
-                <w:rFonts w:eastAsia="Times New Roman"/>
-                <w:sz w:val="20"/>
-                <w:szCs w:val="20"/>
-              </w:rPr>
-              <w:t>goal-setting</w:t>
-            </w:r>
-            <w:proofErr w:type="gramEnd"/>
-            <w:r>
-              <w:rPr>
-                <w:rFonts w:eastAsia="Times New Roman"/>
-                <w:sz w:val="20"/>
-                <w:szCs w:val="20"/>
-              </w:rPr>
-              <w:t xml:space="preserve"> and self-reflection, an introduction to basic CBT concepts and their relation to the participant's experience of peer violence and depression, and an overview of the text-message component. The follow-up SMS messages include daily mood check-ins, psychoeducational content, reminders, crisis support, and behavioral prompts or motivational messages.</w:t>
+              <w:t>The iDOVE program is a computerized intervention for adolescents recruited from a pediatric emergency department with peer violence exposure and depressive symptoms. It begins with a brief (15–20 minute) computer-guided session in the Emergency Department, followed by an 8-week automated text-message curriculum. The initial face-to-face session includes motivational interviewing and CBT-informed feedback, feedback on peer violence and depressive symptoms, encouragement of goal-setting and self-reflection, an introduction to basic CBT concepts and their relation to the participant's experience of peer violence and depression, and an overview of the text-message component. The follow-up SMS messages include daily mood check-ins, psychoeducational content, reminders, crisis support, and behavioral prompts or motivational messages.</w:t>
             </w:r>
           </w:p>
         </w:tc>
@@ -31800,25 +27969,7 @@
                 <w:sz w:val="20"/>
                 <w:szCs w:val="20"/>
               </w:rPr>
-              <w:t xml:space="preserve">Mello offers real-time assessment and tailored intervention strategies to disrupt repetitive negative thinking (RNT) in young people with depression and anxiety. Key features </w:t>
-            </w:r>
-            <w:proofErr w:type="gramStart"/>
-            <w:r>
-              <w:rPr>
-                <w:rFonts w:eastAsia="Times New Roman"/>
-                <w:sz w:val="20"/>
-                <w:szCs w:val="20"/>
-              </w:rPr>
-              <w:t>include:</w:t>
-            </w:r>
-            <w:proofErr w:type="gramEnd"/>
-            <w:r>
-              <w:rPr>
-                <w:rFonts w:eastAsia="Times New Roman"/>
-                <w:sz w:val="20"/>
-                <w:szCs w:val="20"/>
-              </w:rPr>
-              <w:t xml:space="preserve"> randomized notifications three times daily (9am–</w:t>
+              <w:t>Mello offers real-time assessment and tailored intervention strategies to disrupt repetitive negative thinking (RNT) in young people with depression and anxiety. Key features include: randomized notifications three times daily (9am–</w:t>
             </w:r>
             <w:r>
               <w:rPr>
@@ -31827,25 +27978,7 @@
                 <w:szCs w:val="20"/>
               </w:rPr>
               <w:lastRenderedPageBreak/>
-              <w:t xml:space="preserve">9pm); check-ins assessing current RNT levels, mood state, ongoing activities, and location; algorithmic recommendation of appropriate CBT activities based on level of stuck thinking, current mood, context, and activity level. Each recommended activity takes 2–12 minutes and is delivered via animations with guided text or audio — including mindfulness exercises, problem-solving techniques, </w:t>
-            </w:r>
-            <w:proofErr w:type="spellStart"/>
-            <w:r>
-              <w:rPr>
-                <w:rFonts w:eastAsia="Times New Roman"/>
-                <w:sz w:val="20"/>
-                <w:szCs w:val="20"/>
-              </w:rPr>
-              <w:t>defusion</w:t>
-            </w:r>
-            <w:proofErr w:type="spellEnd"/>
-            <w:r>
-              <w:rPr>
-                <w:rFonts w:eastAsia="Times New Roman"/>
-                <w:sz w:val="20"/>
-                <w:szCs w:val="20"/>
-              </w:rPr>
-              <w:t xml:space="preserve"> strategies, worry-time scheduling, thought challenging, and self-compassion practices. After each activity, users report updated RNT levels and rate helpfulness; a profile analysis shows patterns between RNT and contextual factors; all therapy activities are accessible on demand.</w:t>
+              <w:t>9pm); check-ins assessing current RNT levels, mood state, ongoing activities, and location; algorithmic recommendation of appropriate CBT activities based on level of stuck thinking, current mood, context, and activity level. Each recommended activity takes 2–12 minutes and is delivered via animations with guided text or audio — including mindfulness exercises, problem-solving techniques, defusion strategies, worry-time scheduling, thought challenging, and self-compassion practices. After each activity, users report updated RNT levels and rate helpfulness; a profile analysis shows patterns between RNT and contextual factors; all therapy activities are accessible on demand.</w:t>
             </w:r>
           </w:p>
         </w:tc>
@@ -31904,7 +28037,6 @@
             <w:pPr>
               <w:spacing w:line="276" w:lineRule="auto"/>
             </w:pPr>
-            <w:proofErr w:type="spellStart"/>
             <w:r>
               <w:rPr>
                 <w:rFonts w:eastAsia="Times New Roman"/>
@@ -31915,7 +28047,6 @@
               </w:rPr>
               <w:t>MoodGYM</w:t>
             </w:r>
-            <w:proofErr w:type="spellEnd"/>
           </w:p>
         </w:tc>
         <w:tc>
@@ -31939,23 +28070,13 @@
             <w:pPr>
               <w:spacing w:line="276" w:lineRule="auto"/>
             </w:pPr>
-            <w:proofErr w:type="spellStart"/>
-            <w:r>
-              <w:rPr>
-                <w:rFonts w:eastAsia="Times New Roman"/>
-                <w:sz w:val="20"/>
-                <w:szCs w:val="20"/>
-              </w:rPr>
-              <w:t>MoodGYM</w:t>
-            </w:r>
-            <w:proofErr w:type="spellEnd"/>
-            <w:r>
-              <w:rPr>
-                <w:rFonts w:eastAsia="Times New Roman"/>
-                <w:sz w:val="20"/>
-                <w:szCs w:val="20"/>
-              </w:rPr>
-              <w:t xml:space="preserve"> comprises five modules plus a workbook. Module 1: Feelings — Why You Feel the Way You Do (20 min) explores the connection between thoughts and emotions, identifies emotional impacts of negative thinking, and introduces the WUTIWUF principle (What You Think Is What You Feel). Module 2: Thoughts — Changing the Way We Think (25 min) covers types of dysfunctional thinking and strategies to challenge them, common challenges in authority and intimate relationships, and techniques for improving self-esteem. Module 3: Unwarping — Changing Warped Thoughts (30 min) addresses methods to reframe dysfunctional thought patterns and enhance self-esteem through engagement in positive experiences. Module 4: Destressing — Recognizing Triggers and Coping Strategies (variable duration) covers trigger identification, relaxation techniques (with downloadable resources), and problem-solving frameworks. Module 5: Relationships — Navigating Breakups and Parental Influence (25 min). A workbook with 29 interactive quizzes and diaries allows users to retake quizzes and track progress over time.</w:t>
+            <w:r>
+              <w:rPr>
+                <w:rFonts w:eastAsia="Times New Roman"/>
+                <w:sz w:val="20"/>
+                <w:szCs w:val="20"/>
+              </w:rPr>
+              <w:t>MoodGYM comprises five modules plus a workbook. Module 1: Feelings — Why You Feel the Way You Do (20 min) explores the connection between thoughts and emotions, identifies emotional impacts of negative thinking, and introduces the WUTIWUF principle (What You Think Is What You Feel). Module 2: Thoughts — Changing the Way We Think (25 min) covers types of dysfunctional thinking and strategies to challenge them, common challenges in authority and intimate relationships, and techniques for improving self-esteem. Module 3: Unwarping — Changing Warped Thoughts (30 min) addresses methods to reframe dysfunctional thought patterns and enhance self-esteem through engagement in positive experiences. Module 4: Destressing — Recognizing Triggers and Coping Strategies (variable duration) covers trigger identification, relaxation techniques (with downloadable resources), and problem-solving frameworks. Module 5: Relationships — Navigating Breakups and Parental Influence (25 min). A workbook with 29 interactive quizzes and diaries allows users to retake quizzes and track progress over time.</w:t>
             </w:r>
           </w:p>
         </w:tc>
@@ -32061,25 +28182,7 @@
                 <w:szCs w:val="20"/>
               </w:rPr>
               <w:lastRenderedPageBreak/>
-              <w:t xml:space="preserve">cognitive restructuring. Each participant has access to a personalized webpage with an adult host character delivering therapy content, factsheets, downloadable relaxation files, and a list of local and national helplines. Note: Reframe-IT includes therapist interaction via the message board and is therefore evaluated for eligibility </w:t>
-            </w:r>
-            <w:proofErr w:type="gramStart"/>
-            <w:r>
-              <w:rPr>
-                <w:rFonts w:eastAsia="Times New Roman"/>
-                <w:sz w:val="20"/>
-                <w:szCs w:val="20"/>
-              </w:rPr>
-              <w:t>on the basis of</w:t>
-            </w:r>
-            <w:proofErr w:type="gramEnd"/>
-            <w:r>
-              <w:rPr>
-                <w:rFonts w:eastAsia="Times New Roman"/>
-                <w:sz w:val="20"/>
-                <w:szCs w:val="20"/>
-              </w:rPr>
-              <w:t xml:space="preserve"> whether that interaction constitutes therapeutic guidance.</w:t>
+              <w:t>cognitive restructuring. Each participant has access to a personalized webpage with an adult host character delivering therapy content, factsheets, downloadable relaxation files, and a list of local and national helplines. Note: Reframe-IT includes therapist interaction via the message board and is therefore evaluated for eligibility on the basis of whether that interaction constitutes therapeutic guidance.</w:t>
             </w:r>
           </w:p>
         </w:tc>
@@ -32274,25 +28377,7 @@
                 <w:sz w:val="20"/>
                 <w:szCs w:val="20"/>
               </w:rPr>
-              <w:t xml:space="preserve">Spark (version 2.2) is a CBT-based smartphone application. A character named </w:t>
-            </w:r>
-            <w:proofErr w:type="spellStart"/>
-            <w:r>
-              <w:rPr>
-                <w:rFonts w:eastAsia="Times New Roman"/>
-                <w:sz w:val="20"/>
-                <w:szCs w:val="20"/>
-              </w:rPr>
-              <w:t>Limbot</w:t>
-            </w:r>
-            <w:proofErr w:type="spellEnd"/>
-            <w:r>
-              <w:rPr>
-                <w:rFonts w:eastAsia="Times New Roman"/>
-                <w:sz w:val="20"/>
-                <w:szCs w:val="20"/>
-              </w:rPr>
-              <w:t xml:space="preserve"> guides users to complete activities outside the application. Users are encouraged to schedule daily activities and reflect on their impact on mood. Within the app, participants read text, answer questions, input text, and complete interactive activities. Version 2.2 comprises four levels: Level 1 — Introduction to Behavioral Activation; Level 2 — Mood Tracking; Level 3 — Mindfulness and Activity Scheduling; Level 4 — Problem-Solving and Activity Scheduling.</w:t>
+              <w:t>Spark (version 2.2) is a CBT-based smartphone application. A character named Limbot guides users to complete activities outside the application. Users are encouraged to schedule daily activities and reflect on their impact on mood. Within the app, participants read text, answer questions, input text, and complete interactive activities. Version 2.2 comprises four levels: Level 1 — Introduction to Behavioral Activation; Level 2 — Mood Tracking; Level 3 — Mindfulness and Activity Scheduling; Level 4 — Problem-Solving and Activity Scheduling.</w:t>
             </w:r>
           </w:p>
         </w:tc>
@@ -32593,25 +28678,7 @@
                 <w:sz w:val="20"/>
                 <w:szCs w:val="20"/>
               </w:rPr>
-              <w:t xml:space="preserve">The Journey is a fantasy game-based intervention in which players select and customize their avatars and embark on an immersive quest through enchanted lands. CBT content is systematically integrated into the game; module completion awards points and </w:t>
-            </w:r>
-            <w:proofErr w:type="gramStart"/>
-            <w:r>
-              <w:rPr>
-                <w:rFonts w:eastAsia="Times New Roman"/>
-                <w:sz w:val="20"/>
-                <w:szCs w:val="20"/>
-              </w:rPr>
-              <w:t>mini-games</w:t>
-            </w:r>
-            <w:proofErr w:type="gramEnd"/>
-            <w:r>
-              <w:rPr>
-                <w:rFonts w:eastAsia="Times New Roman"/>
-                <w:sz w:val="20"/>
-                <w:szCs w:val="20"/>
-              </w:rPr>
-              <w:t xml:space="preserve"> serve as post-section rewards. The program consists of seven modules of 25–30 minutes each, each focusing on a distinct CBT topic: Introduction to the CBT Model; Behavioral Activation; Problem Solving; Cognitive Restructuring I; Cognitive Restructuring II; Cognitive Restructuring III; and Summary and Relapse Prevention. Each module begins with a mood </w:t>
+              <w:t xml:space="preserve">The Journey is a fantasy game-based intervention in which players select and customize their avatars and embark on an immersive quest through enchanted lands. CBT content is systematically integrated into the game; module completion awards points and mini-games serve as post-section rewards. The program consists of seven modules of 25–30 minutes each, each focusing on a distinct CBT topic: Introduction to the CBT Model; Behavioral Activation; Problem Solving; Cognitive Restructuring I; Cognitive Restructuring II; Cognitive Restructuring III; and Summary and Relapse Prevention. Each module begins with a mood </w:t>
             </w:r>
             <w:r>
               <w:rPr>
@@ -32620,25 +28687,7 @@
                 <w:szCs w:val="20"/>
               </w:rPr>
               <w:lastRenderedPageBreak/>
-              <w:t xml:space="preserve">assessment, followed by a quiz on the previous module, goal-setting, and interactive elements including exercises, animations, and instructional videos; it concludes with a content summary and a challenge (homework) assignment. A comprehensive guidebook provides module summaries, space for </w:t>
-            </w:r>
-            <w:proofErr w:type="gramStart"/>
-            <w:r>
-              <w:rPr>
-                <w:rFonts w:eastAsia="Times New Roman"/>
-                <w:sz w:val="20"/>
-                <w:szCs w:val="20"/>
-              </w:rPr>
-              <w:t>goal-setting</w:t>
-            </w:r>
-            <w:proofErr w:type="gramEnd"/>
-            <w:r>
-              <w:rPr>
-                <w:rFonts w:eastAsia="Times New Roman"/>
-                <w:sz w:val="20"/>
-                <w:szCs w:val="20"/>
-              </w:rPr>
-              <w:t>, reflection questions, and weekly journaling-based challenges.</w:t>
+              <w:t>assessment, followed by a quiz on the previous module, goal-setting, and interactive elements including exercises, animations, and instructional videos; it concludes with a content summary and a challenge (homework) assignment. A comprehensive guidebook provides module summaries, space for goal-setting, reflection questions, and weekly journaling-based challenges.</w:t>
             </w:r>
           </w:p>
         </w:tc>
@@ -32697,7 +28746,6 @@
             <w:pPr>
               <w:spacing w:line="276" w:lineRule="auto"/>
             </w:pPr>
-            <w:proofErr w:type="spellStart"/>
             <w:r>
               <w:rPr>
                 <w:rFonts w:eastAsia="Times New Roman"/>
@@ -32708,7 +28756,6 @@
               </w:rPr>
               <w:t>WeClick</w:t>
             </w:r>
-            <w:proofErr w:type="spellEnd"/>
           </w:p>
         </w:tc>
         <w:tc>
@@ -32732,41 +28779,13 @@
             <w:pPr>
               <w:spacing w:line="276" w:lineRule="auto"/>
             </w:pPr>
-            <w:proofErr w:type="spellStart"/>
-            <w:r>
-              <w:rPr>
-                <w:rFonts w:eastAsia="Times New Roman"/>
-                <w:sz w:val="20"/>
-                <w:szCs w:val="20"/>
-              </w:rPr>
-              <w:t>WeClick</w:t>
-            </w:r>
-            <w:proofErr w:type="spellEnd"/>
-            <w:r>
-              <w:rPr>
-                <w:rFonts w:eastAsia="Times New Roman"/>
-                <w:sz w:val="20"/>
-                <w:szCs w:val="20"/>
-              </w:rPr>
-              <w:t xml:space="preserve"> is an interactive storytelling application featuring four characters, each confronting different relationship challenges and adolescent issues: family conflicts, peer conflicts, intimate relationship difficulties, and concerns other than relationships (substance use, self-esteem issues, low mood, and anxiety). The user selects a character and progresses through activities designed to develop skills for overcoming negative thinking patterns and enhancing problem-solving. On completing each story, the user obtains a personalized character profile with guidance regarding whom to turn to for support, strategies for emotional balance, methods for seeking help, and techniques for remaining calm. </w:t>
-            </w:r>
-            <w:proofErr w:type="spellStart"/>
-            <w:r>
-              <w:rPr>
-                <w:rFonts w:eastAsia="Times New Roman"/>
-                <w:sz w:val="20"/>
-                <w:szCs w:val="20"/>
-              </w:rPr>
-              <w:t>WeClick</w:t>
-            </w:r>
-            <w:proofErr w:type="spellEnd"/>
-            <w:r>
-              <w:rPr>
-                <w:rFonts w:eastAsia="Times New Roman"/>
-                <w:sz w:val="20"/>
-                <w:szCs w:val="20"/>
-              </w:rPr>
-              <w:t xml:space="preserve"> is entirely self-paced with built-in weekly reminders to encourage engagement.</w:t>
+            <w:r>
+              <w:rPr>
+                <w:rFonts w:eastAsia="Times New Roman"/>
+                <w:sz w:val="20"/>
+                <w:szCs w:val="20"/>
+              </w:rPr>
+              <w:t>WeClick is an interactive storytelling application featuring four characters, each confronting different relationship challenges and adolescent issues: family conflicts, peer conflicts, intimate relationship difficulties, and concerns other than relationships (substance use, self-esteem issues, low mood, and anxiety). The user selects a character and progresses through activities designed to develop skills for overcoming negative thinking patterns and enhancing problem-solving. On completing each story, the user obtains a personalized character profile with guidance regarding whom to turn to for support, strategies for emotional balance, methods for seeking help, and techniques for remaining calm. WeClick is entirely self-paced with built-in weekly reminders to encourage engagement.</w:t>
             </w:r>
           </w:p>
         </w:tc>
@@ -33824,6 +29843,7 @@
   </w:style>
   <w:style w:type="paragraph" w:styleId="2">
     <w:name w:val="heading 2"/>
+    <w:link w:val="20"/>
     <w:uiPriority w:val="9"/>
     <w:unhideWhenUsed/>
     <w:qFormat/>
@@ -33841,6 +29861,7 @@
   </w:style>
   <w:style w:type="paragraph" w:styleId="3">
     <w:name w:val="heading 3"/>
+    <w:link w:val="30"/>
     <w:uiPriority w:val="9"/>
     <w:unhideWhenUsed/>
     <w:qFormat/>
@@ -34129,6 +30150,34 @@
       <w:rFonts w:ascii="Courier New" w:hAnsi="Courier New" w:cs="Courier New"/>
       <w:sz w:val="20"/>
       <w:szCs w:val="20"/>
+    </w:rPr>
+  </w:style>
+  <w:style w:type="character" w:customStyle="1" w:styleId="20">
+    <w:name w:val="标题 2 字符"/>
+    <w:basedOn w:val="a0"/>
+    <w:link w:val="2"/>
+    <w:uiPriority w:val="9"/>
+    <w:rsid w:val="007514CD"/>
+    <w:rPr>
+      <w:rFonts w:eastAsia="Times New Roman"/>
+      <w:b/>
+      <w:bCs/>
+      <w:sz w:val="28"/>
+      <w:szCs w:val="28"/>
+    </w:rPr>
+  </w:style>
+  <w:style w:type="character" w:customStyle="1" w:styleId="30">
+    <w:name w:val="标题 3 字符"/>
+    <w:basedOn w:val="a0"/>
+    <w:link w:val="3"/>
+    <w:uiPriority w:val="9"/>
+    <w:rsid w:val="007514CD"/>
+    <w:rPr>
+      <w:rFonts w:eastAsia="Times New Roman"/>
+      <w:b/>
+      <w:bCs/>
+      <w:sz w:val="24"/>
+      <w:szCs w:val="24"/>
     </w:rPr>
   </w:style>
 </w:styles>

--- a/thesis/Thesis_Final.docx
+++ b/thesis/Thesis_Final.docx
@@ -6434,25 +6434,43 @@
         <w:jc w:val="both"/>
       </w:pPr>
       <w:r>
-        <w:t>Sixteen studies (reported across 20 publications) met the eligibility criteria. Of these, 15 contributed to the main meta-analysis; one cluster-randomized pilot trial conducted among Inuit youth in Nunavut (Bohr et al., 2023) did not report an intra-cluster correlation coefficient and was therefore reserved for sensitivity analysis (Section 4.6). The 15 studies in the main analysis were published between 1998 and 2025 and conducted in six countries: the United States (k = 5), the United Kingdom (k = 3), New Zealand (k = 3), Australia (k = 2), the Netherlands (k = 1), and Hong Kong, China (k = 1). Twelve studies were peer-reviewed journal articles, two were doctoral dissertations (Fleming et al., 2012; Makarushka, 2012), and one was a preprint (O'Dea et al., 2025). All studies adopted randomized controlled designs, predominantly two-arm parallel-group RCTs at the individual level. Funding sources were heterogeneous, including national research councils (NIHR, NIH/NIMH, NHMRC), government health departments (New Zealand Ministry of Health, Hong Kong Lotteries Fund), philanthropic foundations, and university or institutional support</w:t>
-      </w:r>
-      <w:r>
         <w:rPr>
           <w:rFonts w:hint="eastAsia"/>
         </w:rPr>
-        <w:t>.</w:t>
+        <w:t>Fift</w:t>
+      </w:r>
+      <w:r>
+        <w:t xml:space="preserve">een studies (reported across 20 publications) met the eligibility criteria. Of these, </w:t>
       </w:r>
       <w:r>
         <w:rPr>
           <w:rFonts w:hint="eastAsia"/>
         </w:rPr>
-        <w:t xml:space="preserve"> </w:t>
+        <w:t>a</w:t>
+      </w:r>
+      <w:r>
+        <w:t>ll studies adopted randomized controlled designs, predominantly two-arm parallel-group RCTs at the individual level</w:t>
+      </w:r>
+      <w:r>
+        <w:t xml:space="preserve">; one cluster-randomized pilot trial conducted among Inuit youth in Nunavut (Bohr et al., 2023) did not report an intra-cluster correlation coefficient </w:t>
       </w:r>
       <w:r>
         <w:rPr>
           <w:rFonts w:hint="eastAsia"/>
         </w:rPr>
-        <w:t>是不是要加年代对比</w:t>
+        <w:t xml:space="preserve">(ICC) </w:t>
+      </w:r>
+      <w:r>
+        <w:t xml:space="preserve">and was therefore reserved for sensitivity analysis (Section 4.6). The 15 studies in the main analysis were published between 1998 and 2025 and conducted in six countries: the United States (k = 5), the United Kingdom (k = 3), New Zealand (k = 3), Australia (k = 2), the Netherlands (k = 1), and Hong Kong, China (k = 1). Twelve studies were peer-reviewed journal articles, </w:t>
+      </w:r>
+      <w:r>
+        <w:rPr>
+          <w:rFonts w:hint="eastAsia"/>
+        </w:rPr>
+        <w:t>one is</w:t>
+      </w:r>
+      <w:r>
+        <w:t xml:space="preserve"> doctoral dissertations (Makarushka, 2012), and one was a preprint (O'Dea et al., 2025). </w:t>
       </w:r>
     </w:p>
     <w:p>
@@ -6474,9 +6492,27 @@
         <w:spacing w:after="120" w:line="360" w:lineRule="auto"/>
         <w:ind w:firstLine="360"/>
         <w:jc w:val="both"/>
-      </w:pPr>
-      <w:r>
-        <w:t>A total of 15 randomized controlled trials contributed to the main analysis, with 2,073 participants providing post-treatment data (intervention: n = 1,024; control: n = 1,049). Sample sizes at post-treatment ranged from 22 (Ackerson et al., 1998) to 284 (O'Dea et al., 2025). Most samples were drawn from high-income contexts; one trial was conducted in Hong Kong, China (Ip et al., 2016), and several included culturally specific or under-represented populations, such as adolescents excluded from mainstream education in New Zealand (Fleming et al., 2012), adolescents recruited from emergency departments following peer-violence exposure (Ranney et al., 2018), and adolescents recruited from CAMHS following repeated self-harm (Stallard et al., 2024). Among studies reporting sex distribution, samples were predominantly female, ranging from 41.0% (Stasiak et al., 2014) to 100.0% (Poppelaars et al., 2016), with a weighted average of approximately 70.6%. Baseline depressive severity ranged from mild to severe across trials, with most samples falling within the mild-to-moderate range as defined by each measure's clinical cutoff.</w:t>
+        <w:rPr>
+          <w:rFonts w:hint="eastAsia"/>
+        </w:rPr>
+      </w:pPr>
+      <w:r>
+        <w:t>A total of 15 randomized controlled trials contributed to the main analysis, with 2,073 participants providing post-treatment data (intervention: n = 1,024; control: n = 1,049). Sample sizes at post-treatment ranged from 22 (Ackerson et al., 1998) to 284 (O'Dea et al., 2025). Most samples were drawn from high-income contexts; one trial was conducted in Hong Kong, China (Ip et al., 2016), and several included culturally specific or under-represented populations</w:t>
+      </w:r>
+      <w:r>
+        <w:rPr>
+          <w:rFonts w:hint="eastAsia"/>
+        </w:rPr>
+        <w:t xml:space="preserve"> (Fleming et al., 2012; Stallard et al., 2024; Ranney et al., 2018). </w:t>
+      </w:r>
+      <w:r>
+        <w:t>Baseline depressive severity ranged from mild to severe across trials, with most samples falling within the mild-to-moderate range as defined by each measure's clinical cutoff</w:t>
+      </w:r>
+      <w:r>
+        <w:rPr>
+          <w:rFonts w:hint="eastAsia"/>
+        </w:rPr>
+        <w:t>.</w:t>
       </w:r>
     </w:p>
     <w:p>
@@ -6484,13 +6520,80 @@
         <w:spacing w:after="120" w:line="360" w:lineRule="auto"/>
         <w:ind w:firstLine="360"/>
         <w:jc w:val="both"/>
-      </w:pPr>
-      <w:r>
-        <w:t xml:space="preserve">The handling of co-occurring symptoms varied across trials. Several programs were explicitly designed for, or recruited samples defined by, mixed clinical presentations: BlueIce targeted adolescents with repeated self-harm where depression was a secondary outcome (Stallard et al., 2024); iDOVE recruited adolescents presenting to the emergency department with peer-violence exposure and depressive symptoms </w:t>
-      </w:r>
-      <w:r>
-        <w:lastRenderedPageBreak/>
-        <w:t>(Ranney et al., 2018); WeClick recruited on the basis of general adolescent mental health concerns without a depression severity threshold (O'Dea et al., 2020). Most other trials neither targeted nor systematically excluded comorbidity, recruiting on the basis of elevated depressive symptoms regardless of co-occurring anxiety or other internalizing symptoms. Active psychosis, bipolar disorder, current acute suicidality, and ongoing concurrent psychotherapy were the most consistently applied exclusion criteria.</w:t>
+        <w:rPr>
+          <w:rFonts w:hint="eastAsia"/>
+        </w:rPr>
+      </w:pPr>
+      <w:r>
+        <w:t>Recruitment pathways were heterogeneous. School-based recruitment was the most common channel (k = 7), followed by clinical referral from primary care, CAMHS, or emergency departments (k = 4), school-and-community combined recruitment (k = 2), community-based facilitator recruitment in remote settings (k = 2</w:t>
+      </w:r>
+      <w:r>
+        <w:rPr>
+          <w:rFonts w:hint="eastAsia"/>
+        </w:rPr>
+        <w:t>)</w:t>
+      </w:r>
+      <w:r>
+        <w:t>, and online or social-media advertisement (k = 1; O'Dea 2020).</w:t>
+      </w:r>
+      <w:r>
+        <w:rPr>
+          <w:rFonts w:hint="eastAsia"/>
+        </w:rPr>
+        <w:t xml:space="preserve"> </w:t>
+      </w:r>
+      <w:r>
+        <w:rPr>
+          <w:rFonts w:hint="eastAsia"/>
+        </w:rPr>
+        <w:t xml:space="preserve">All </w:t>
+      </w:r>
+      <w:r>
+        <w:rPr>
+          <w:rFonts w:hint="eastAsia"/>
+        </w:rPr>
+        <w:t>the studies take the guardians</w:t>
+      </w:r>
+      <w:r>
+        <w:t>’</w:t>
+      </w:r>
+      <w:r>
+        <w:rPr>
+          <w:rFonts w:hint="eastAsia"/>
+        </w:rPr>
+        <w:t xml:space="preserve"> </w:t>
+      </w:r>
+      <w:r>
+        <w:rPr>
+          <w:rFonts w:hint="eastAsia"/>
+        </w:rPr>
+        <w:t>consent</w:t>
+      </w:r>
+      <w:r>
+        <w:rPr>
+          <w:rFonts w:hint="eastAsia"/>
+        </w:rPr>
+        <w:t xml:space="preserve"> as inclusion criteria</w:t>
+      </w:r>
+      <w:r>
+        <w:rPr>
+          <w:rFonts w:hint="eastAsia"/>
+        </w:rPr>
+        <w:t>.</w:t>
+      </w:r>
+    </w:p>
+    <w:p>
+      <w:pPr>
+        <w:pStyle w:val="3"/>
+        <w:rPr>
+          <w:rFonts w:eastAsiaTheme="minorEastAsia"/>
+        </w:rPr>
+      </w:pPr>
+      <w:r>
+        <w:rPr>
+          <w:rFonts w:eastAsiaTheme="minorEastAsia"/>
+        </w:rPr>
+        <w:t xml:space="preserve">4.2.3 Intervention Characteristics </w:t>
       </w:r>
     </w:p>
     <w:p>
@@ -6500,7 +6603,11 @@
         <w:jc w:val="both"/>
       </w:pPr>
       <w:r>
-        <w:t>Recruitment pathways were heterogeneous. School-based recruitment was the most common channel (k = 7), followed by clinical referral from primary care, CAMHS, or emergency departments (k = 4), school-and-community combined recruitment (k = 2), community-based facilitator recruitment in remote settings (k = 2; including Bohr 2023), and online or social-media advertisement (k = 1; O'Dea 2020).</w:t>
+        <w:t xml:space="preserve">The 15 trials evaluated 11 distinct intervention programs, with SPARX, Stressbusters, and the Feeling Good bibliotherapy each evaluated in multiple trials. Delivery modalities spanned bibliotherapy (k = 3; Feeling Good, evaluated in Ackerson et al., 1998, Stice et al., 2010, and Rohde et al., 2015), stand-alone computer programs and serious games (k = 7; SPARX in Fleming 2012, Merry 2012, Poppelaars 2016, and Bohr 2023; Stressbusters in Smith 2015 and Wright 2020; The Journey in Stasiak 2014), web-based platforms (k = 2; Grasp the Opportunity in Ip 2016 and Blues Blaster in Makarushka 2012), mobile </w:t>
+      </w:r>
+      <w:r>
+        <w:lastRenderedPageBreak/>
+        <w:t>applications (k = 3; BlueIce in Stallard 2024, WeClick in O'Dea 2020, ClearlyMe in O'Dea 2025), and text-messaging delivery (k = 1; iDOVE in Ranney 2018). Program duration ranged from a single in-person session followed by 8 weeks of automated text messaging (iDOVE) to 8 months of web-based modules (Grasp the Opportunity). Most programs were designed to be completed within a 4–8 week window, although several mobile-app interventions (BlueIce, ClearlyMe) operated on a self-paced model with continued open access.</w:t>
       </w:r>
     </w:p>
     <w:p>
@@ -6509,19 +6616,8 @@
         <w:ind w:firstLine="360"/>
         <w:jc w:val="both"/>
       </w:pPr>
-    </w:p>
-    <w:p>
-      <w:pPr>
-        <w:pStyle w:val="3"/>
-        <w:rPr>
-          <w:rFonts w:eastAsiaTheme="minorEastAsia"/>
-        </w:rPr>
-      </w:pPr>
-      <w:r>
-        <w:rPr>
-          <w:rFonts w:eastAsiaTheme="minorEastAsia"/>
-        </w:rPr>
-        <w:t xml:space="preserve">4.2.3 Intervention Characteristics </w:t>
+      <w:r>
+        <w:t>All programs included cognitive restructuring as a core component, paired with at least one behavioral component, in line with the operational definition of CBT applied at the eligibility stage (Section 3.3). Across the 15 trials, behavioral activation was the most frequently co-occurring component (k = 12), followed by problem-solving (k = 11), homework practice (k = 11), psychoeducation (k = 9), relaxation (k = 9), relapse prevention (k = 7), interpersonal skills training (k = 5), and third-wave elements (k = 4). Component count per program ranged from 2 (Grasp the Opportunity, Ip et al., 2016) to 9 (SPARX in Merry et al., 2012).</w:t>
       </w:r>
     </w:p>
     <w:p>
@@ -6531,7 +6627,21 @@
         <w:jc w:val="both"/>
       </w:pPr>
       <w:r>
-        <w:t>The 15 trials evaluated 11 distinct intervention programs, with SPARX, Stressbusters, and the Feeling Good bibliotherapy each evaluated in multiple trials. Delivery modalities spanned bibliotherapy (k = 3; Feeling Good, evaluated in Ackerson et al., 1998, Stice et al., 2010, and Rohde et al., 2015), stand-alone computer programs and serious games (k = 7; SPARX in Fleming 2012, Merry 2012, Poppelaars 2016, and Bohr 2023; Stressbusters in Smith 2015 and Wright 2020; The Journey in Stasiak 2014), web-based platforms (k = 2; Grasp the Opportunity in Ip 2016 and Blues Blaster in Makarushka 2012), mobile applications (k = 3; BlueIce in Stallard 2024, WeClick in O'Dea 2020, ClearlyMe in O'Dea 2025), and text-messaging delivery (k = 1; iDOVE in Ranney 2018). Program duration ranged from a single in-person session followed by 8 weeks of automated text messaging (iDOVE) to 8 months of web-based modules (Grasp the Opportunity). Most programs were designed to be completed within a 4–8 week window, although several mobile-app interventions (BlueIce, ClearlyMe) operated on a self-paced model with continued open access.</w:t>
+        <w:t>Cultural adaptation was reported for one program in the main analysis. Grasp the Opportunity (Ip et al., 2016) is a Chinese-language adaptation of CATCH-IT for Hong Kong adolescents, in which the interpersonal psychotherapy and motivational interview modules of the original protocol were omitted to align the program with local cultural and educational contexts. SPARX itself was originally co-developed with Māori cultural input in New Zealand (Merry et al., 2012). The remaining programs were developed and evaluated within their original cultural and linguistic settings without explicit cross-cultural adaptation procedures.</w:t>
+      </w:r>
+    </w:p>
+    <w:p>
+      <w:pPr>
+        <w:pStyle w:val="3"/>
+        <w:rPr>
+          <w:rFonts w:eastAsiaTheme="minorEastAsia"/>
+        </w:rPr>
+      </w:pPr>
+      <w:r>
+        <w:rPr>
+          <w:rFonts w:eastAsiaTheme="minorEastAsia"/>
+        </w:rPr>
+        <w:t>4.2.4 Comparator Characteristics</w:t>
       </w:r>
     </w:p>
     <w:p>
@@ -6541,7 +6651,7 @@
         <w:jc w:val="both"/>
       </w:pPr>
       <w:r>
-        <w:t>All programs included cognitive restructuring as a core component, paired with at least one behavioral component, in line with the operational definition of CBT applied at the eligibility stage (Section 3.3). Across the 15 trials, behavioral activation was the most frequently co-occurring component (k = 12), followed by problem-solving (k = 11), homework practice (k = 11), psychoeducation (k = 9), relaxation (k = 9), relapse prevention (k = 7), interpersonal skills training (k = 5), and third-wave elements (k = 4). Component count per program ranged from 2 (Grasp the Opportunity, Ip et al., 2016) to 9 (SPARX in Merry et al., 2012).</w:t>
+        <w:t>Control conditions across the 15 trials encompassed waitlist (k = 6; including one trial with active monitoring, Poppelaars et al., 2016), treatment-as-usual (k = 2; Stallard et al., 2024 and Merry et al., 2012), attention control (k = 5; Ip 2016, O'Dea 2025, Ranney 2018, Stasiak 2014, Wright 2020), information-only or assessment-only control (k = 3; Stice 2010, Makarushka 2012, Rohde 2015). Waitlist conditions in two trials offered the active intervention after the waiting period, with consequences for follow-up comparability (Smith et al., 2015; Ackerson et al., 1998); these trials therefore did not contribute follow-up data to the synthesis. Attention controls included supportive-expressive group sessions, computerized psychoeducation matched for length and format (Stasiak et al., 2014), self-help websites (Wright et al., 2020), and educational materials on depression. Treatment-as-usual conditions varied substantially across health systems, ranging from CAMHS-delivered counseling (Stallard et al., 2024) to primary-care counseling averaging approximately five sessions (Merry et al., 2012).</w:t>
       </w:r>
     </w:p>
     <w:p>
@@ -6551,11 +6661,31 @@
         <w:jc w:val="both"/>
       </w:pPr>
       <w:r>
-        <w:t xml:space="preserve">Cultural adaptation was reported for one program in the main analysis. Grasp the Opportunity (Ip et al., 2016) is a Chinese-language adaptation of CATCH-IT for Hong Kong adolescents, in which the </w:t>
-      </w:r>
-      <w:r>
         <w:lastRenderedPageBreak/>
-        <w:t>interpersonal psychotherapy and motivational interview modules of the original protocol were omitted to align the program with local cultural and educational contexts. SPARX itself was originally co-developed with Māori cultural input in New Zealand (Merry et al., 2012). The remaining programs were developed and evaluated within their original cultural and linguistic settings without explicit cross-cultural adaptation procedures.</w:t>
+        <w:t xml:space="preserve">For the confirmatory subgroup analysis specified in Section 3.7, control conditions were collapsed into two categories per the pre-specified scheme: passive control (waitlist, TAU, no treatment, assessment-only; k = </w:t>
+      </w:r>
+      <w:r>
+        <w:rPr>
+          <w:rFonts w:hint="eastAsia"/>
+        </w:rPr>
+        <w:t>9</w:t>
+      </w:r>
+      <w:r>
+        <w:t xml:space="preserve">) versus minimally active control (attention control or information-only; k = </w:t>
+      </w:r>
+      <w:r>
+        <w:rPr>
+          <w:rFonts w:hint="eastAsia"/>
+        </w:rPr>
+        <w:t>7</w:t>
+      </w:r>
+      <w:r>
+        <w:t>). Waitlist with active monitoring was classified as passive on the grounds that monitoring did not deliver therapeutic content.</w:t>
+      </w:r>
+    </w:p>
+    <w:p>
+      <w:r>
+        <w:t xml:space="preserve"> </w:t>
       </w:r>
     </w:p>
     <w:p>
@@ -6569,7 +6699,7 @@
         <w:rPr>
           <w:rFonts w:eastAsiaTheme="minorEastAsia"/>
         </w:rPr>
-        <w:t>4.2.4 Comparator Characteristics</w:t>
+        <w:t xml:space="preserve">4.2.5 Outcome Characteristics </w:t>
       </w:r>
     </w:p>
     <w:p>
@@ -6579,7 +6709,22 @@
         <w:jc w:val="both"/>
       </w:pPr>
       <w:r>
-        <w:t>Control conditions across the 15 trials encompassed waitlist (k = 6; including one trial with active monitoring, Poppelaars et al., 2016), treatment-as-usual (k = 2; Stallard et al., 2024 and Merry et al., 2012), attention control (k = 5; Ip 2016, O'Dea 2025, Ranney 2018, Stasiak 2014, Wright 2020), information-only or assessment-only control (k = 3; Stice 2010, Makarushka 2012, Rohde 2015). Waitlist conditions in two trials offered the active intervention after the waiting period, with consequences for follow-up comparability (Smith et al., 2015; Ackerson et al., 1998); these trials therefore did not contribute follow-up data to the synthesis. Attention controls included supportive-expressive group sessions, computerized psychoeducation matched for length and format (Stasiak et al., 2014), self-help websites (Wright et al., 2020), and educational materials on depression. Treatment-as-usual conditions varied substantially across health systems, ranging from CAMHS-delivered counseling (Stallard et al., 2024) to primary-care counseling averaging approximately five sessions (Merry et al., 2012).</w:t>
+        <w:t>Depressive symptoms were assessed using a range of validated self-report instruments, including the BDI/BDI-II, CES-D/CESD-R, CDRS-R, MFQ/MFQ-C, PHQ-9/PHQ-A, and RADS-2; one trial (Rohde et al., 2015) used a study-specific 16-item composite derived from K-SADS clinician-administered ratings. Twelve studies reported follow-up data beyond post-treatment, distributed across short-term (1–3 months; k = 3, N = 246), medium-term (4–6 months; k = 8, N = 1,323), and long-term (12 months or longer; k = 5, N = 845) windows, with the longest follow-up extending to 24 months (Rohde et al., 2015; Stice et al., 2010).</w:t>
+      </w:r>
+    </w:p>
+    <w:p>
+      <w:pPr>
+        <w:pStyle w:val="2"/>
+        <w:rPr>
+          <w:rFonts w:eastAsiaTheme="minorEastAsia"/>
+        </w:rPr>
+      </w:pPr>
+      <w:bookmarkStart w:id="7" w:name="_Hlk229404376"/>
+      <w:r>
+        <w:t xml:space="preserve">4.3. </w:t>
+      </w:r>
+      <w:r>
+        <w:t>Risk of Bias of Included Studies</w:t>
       </w:r>
     </w:p>
     <w:p>
@@ -6588,45 +6733,11 @@
         <w:ind w:firstLine="360"/>
         <w:jc w:val="both"/>
       </w:pPr>
-      <w:r>
-        <w:t xml:space="preserve">For the confirmatory subgroup analysis specified in Section 3.7, control conditions were collapsed into two categories per the pre-specified scheme: passive control (waitlist, TAU, no treatment, assessment-only; k = </w:t>
-      </w:r>
-      <w:r>
-        <w:rPr>
-          <w:rFonts w:hint="eastAsia"/>
-        </w:rPr>
-        <w:t>9</w:t>
-      </w:r>
-      <w:r>
-        <w:t xml:space="preserve">) versus minimally active control (attention control or information-only; k = </w:t>
-      </w:r>
-      <w:r>
-        <w:rPr>
-          <w:rFonts w:hint="eastAsia"/>
-        </w:rPr>
-        <w:t>7</w:t>
-      </w:r>
-      <w:r>
-        <w:t>). Waitlist with active monitoring was classified as passive on the grounds that monitoring did not deliver therapeutic content.</w:t>
-      </w:r>
-    </w:p>
-    <w:p>
-      <w:r>
-        <w:t xml:space="preserve"> </w:t>
-      </w:r>
-    </w:p>
-    <w:p>
-      <w:pPr>
-        <w:pStyle w:val="3"/>
-        <w:rPr>
-          <w:rFonts w:eastAsiaTheme="minorEastAsia"/>
-        </w:rPr>
-      </w:pPr>
-      <w:r>
-        <w:rPr>
-          <w:rFonts w:eastAsiaTheme="minorEastAsia"/>
-        </w:rPr>
-        <w:t xml:space="preserve">4.2.5 Outcome Characteristics </w:t>
+      <w:bookmarkStart w:id="8" w:name="OLE_LINK8"/>
+      <w:bookmarkStart w:id="9" w:name="OLE_LINK4"/>
+      <w:bookmarkEnd w:id="7"/>
+      <w:r>
+        <w:t>Risk-of-bias judgements for all included studies are presented in Figure 2. Overall, most studies were judged as having some concerns. Specifically, ten studies were rated as raising some concerns, three were judged to be at high overall risk of bias, and two were judged to have low overall risk of bias.</w:t>
       </w:r>
     </w:p>
     <w:p>
@@ -6636,23 +6747,52 @@
         <w:jc w:val="both"/>
       </w:pPr>
       <w:r>
-        <w:t>Depressive symptoms were assessed using a range of validated self-report instruments, including the BDI/BDI-II, CES-D/CESD-R, CDRS-R, MFQ/MFQ-C, PHQ-9/PHQ-A, and RADS-2; one trial (Rohde et al., 2015) used a study-specific 16-item composite derived from K-SADS clinician-administered ratings. Twelve studies reported follow-up data beyond post-treatment, distributed across short-term (1–3 months; k = 3, N = 246), medium-term (4–6 months; k = 8, N = 1,323), and long-term (12 months or longer; k = 5, N = 845) windows, with the longest follow-up extending to 24 months (Rohde et al., 2015; Stice et al., 2010).</w:t>
-      </w:r>
-    </w:p>
-    <w:p>
-      <w:pPr>
-        <w:pStyle w:val="2"/>
-        <w:rPr>
-          <w:rFonts w:eastAsiaTheme="minorEastAsia"/>
-        </w:rPr>
-      </w:pPr>
-      <w:bookmarkStart w:id="7" w:name="_Hlk229404376"/>
-      <w:r>
-        <w:lastRenderedPageBreak/>
-        <w:t xml:space="preserve">4.3. </w:t>
-      </w:r>
-      <w:r>
-        <w:t>Risk of Bias of Included Studies</w:t>
+        <w:t xml:space="preserve">The </w:t>
+      </w:r>
+      <w:r>
+        <w:rPr>
+          <w:rFonts w:hint="eastAsia"/>
+        </w:rPr>
+        <w:t xml:space="preserve">most frequent domain judged as </w:t>
+      </w:r>
+      <w:r>
+        <w:t>“</w:t>
+      </w:r>
+      <w:r>
+        <w:rPr>
+          <w:rFonts w:hint="eastAsia"/>
+        </w:rPr>
+        <w:t>some concerns</w:t>
+      </w:r>
+      <w:r>
+        <w:t>”</w:t>
+      </w:r>
+      <w:r>
+        <w:rPr>
+          <w:rFonts w:hint="eastAsia"/>
+        </w:rPr>
+        <w:t xml:space="preserve"> </w:t>
+      </w:r>
+      <w:r>
+        <w:t>was Domain 2</w:t>
+      </w:r>
+      <w:r>
+        <w:rPr>
+          <w:rFonts w:hint="eastAsia"/>
+        </w:rPr>
+        <w:t xml:space="preserve"> </w:t>
+      </w:r>
+      <w:r>
+        <w:t>due to deviations from intended interventions. This pattern largely reflected the difficulty of blinding participants and personnel in unguided self-help interventions, particularly when interventions were compared with non-active conditions</w:t>
+      </w:r>
+      <w:r>
+        <w:rPr>
+          <w:rFonts w:hint="eastAsia"/>
+        </w:rPr>
+        <w:t xml:space="preserve"> where current group can be easily inferred. </w:t>
+      </w:r>
+      <w:r>
+        <w:t>Concerns related to selection of the reported result also appeared in several studies, while concerns in randomization and outcome measurement were less frequent.</w:t>
       </w:r>
     </w:p>
     <w:p>
@@ -6661,11 +6801,8 @@
         <w:ind w:firstLine="360"/>
         <w:jc w:val="both"/>
       </w:pPr>
-      <w:bookmarkStart w:id="8" w:name="OLE_LINK8"/>
-      <w:bookmarkStart w:id="9" w:name="OLE_LINK4"/>
-      <w:bookmarkEnd w:id="7"/>
-      <w:r>
-        <w:t>Risk-of-bias judgements for all included studies are presented in Figure 2. Overall, most studies were judged as having some concerns. Specifically, ten studies were rated as raising some concerns, three were judged to be at high overall risk of bias, and two were judged to have low overall risk of bias.</w:t>
+      <w:r>
+        <w:t xml:space="preserve">All studies judged as being at high overall risk of bias were driven by Domain 3, bias due to missing outcome data. These included Bohr et al. (2023), Wright et al. (2020), and Ackerson et al. (1998). </w:t>
       </w:r>
     </w:p>
     <w:p>
@@ -6675,52 +6812,16 @@
         <w:jc w:val="both"/>
       </w:pPr>
       <w:r>
-        <w:t xml:space="preserve">The </w:t>
+        <w:t xml:space="preserve">Thus, while deviations from intended interventions were the most common source of </w:t>
       </w:r>
       <w:r>
         <w:rPr>
           <w:rFonts w:hint="eastAsia"/>
         </w:rPr>
-        <w:t xml:space="preserve">most frequent domain judged as </w:t>
-      </w:r>
-      <w:r>
-        <w:t>“</w:t>
-      </w:r>
-      <w:r>
-        <w:rPr>
-          <w:rFonts w:hint="eastAsia"/>
-        </w:rPr>
-        <w:t>some concerns</w:t>
-      </w:r>
-      <w:r>
-        <w:t>”</w:t>
-      </w:r>
-      <w:r>
-        <w:rPr>
-          <w:rFonts w:hint="eastAsia"/>
-        </w:rPr>
-        <w:t xml:space="preserve"> </w:t>
-      </w:r>
-      <w:r>
-        <w:t>was Domain 2</w:t>
-      </w:r>
-      <w:r>
-        <w:rPr>
-          <w:rFonts w:hint="eastAsia"/>
-        </w:rPr>
-        <w:t xml:space="preserve"> </w:t>
-      </w:r>
-      <w:r>
-        <w:t>due to deviations from intended interventions. This pattern largely reflected the difficulty of blinding participants and personnel in unguided self-help interventions, particularly when interventions were compared with non-active conditions</w:t>
-      </w:r>
-      <w:r>
-        <w:rPr>
-          <w:rFonts w:hint="eastAsia"/>
-        </w:rPr>
-        <w:t xml:space="preserve"> where current group can be easily inferred. </w:t>
-      </w:r>
-      <w:r>
-        <w:t>Concerns related to selection of the reported result also appeared in several studies, while concerns in randomization and outcome measurement were less frequent.</w:t>
+        <w:t>concerns</w:t>
+      </w:r>
+      <w:r>
+        <w:t>, missing outcome data represented the main source of serious bias.</w:t>
       </w:r>
     </w:p>
     <w:p>
@@ -6729,99 +6830,70 @@
         <w:ind w:firstLine="360"/>
         <w:jc w:val="both"/>
       </w:pPr>
-      <w:r>
-        <w:t xml:space="preserve">All studies judged as being at high overall risk of bias were driven by Domain 3, bias due to missing outcome data. These included Bohr et al. (2023), Wright et al. (2020), and Ackerson et al. (1998). </w:t>
-      </w:r>
-    </w:p>
+    </w:p>
+    <w:bookmarkEnd w:id="8"/>
+    <w:p>
+      <w:pPr>
+        <w:rPr>
+          <w:b/>
+          <w:bCs/>
+        </w:rPr>
+      </w:pPr>
+      <w:r>
+        <w:rPr>
+          <w:rFonts w:hint="eastAsia"/>
+          <w:b/>
+          <w:bCs/>
+        </w:rPr>
+        <w:t>Figure</w:t>
+      </w:r>
+      <w:r>
+        <w:rPr>
+          <w:rFonts w:eastAsia="Times New Roman"/>
+          <w:b/>
+          <w:bCs/>
+        </w:rPr>
+        <w:t xml:space="preserve"> </w:t>
+      </w:r>
+      <w:r>
+        <w:rPr>
+          <w:rFonts w:hint="eastAsia"/>
+          <w:b/>
+          <w:bCs/>
+        </w:rPr>
+        <w:t>2</w:t>
+      </w:r>
+      <w:r>
+        <w:rPr>
+          <w:rFonts w:eastAsia="Times New Roman"/>
+          <w:b/>
+          <w:bCs/>
+        </w:rPr>
+        <w:t>.</w:t>
+      </w:r>
+      <w:r>
+        <w:rPr>
+          <w:rFonts w:hint="eastAsia"/>
+          <w:b/>
+          <w:bCs/>
+        </w:rPr>
+        <w:t xml:space="preserve"> </w:t>
+      </w:r>
+      <w:r>
+        <w:rPr>
+          <w:b/>
+          <w:bCs/>
+        </w:rPr>
+        <w:t>Risk of Bias Appraisal for Individual Studies</w:t>
+      </w:r>
+    </w:p>
+    <w:bookmarkEnd w:id="9"/>
     <w:p>
       <w:pPr>
         <w:spacing w:after="120" w:line="360" w:lineRule="auto"/>
         <w:ind w:firstLine="360"/>
         <w:jc w:val="both"/>
       </w:pPr>
-      <w:r>
-        <w:t xml:space="preserve">Thus, while deviations from intended interventions were the most common source of </w:t>
-      </w:r>
-      <w:r>
-        <w:rPr>
-          <w:rFonts w:hint="eastAsia"/>
-        </w:rPr>
-        <w:t>concerns</w:t>
-      </w:r>
-      <w:r>
-        <w:t>, missing outcome data represented the main source of serious bias.</w:t>
-      </w:r>
-    </w:p>
-    <w:p>
-      <w:pPr>
-        <w:spacing w:after="120" w:line="360" w:lineRule="auto"/>
-        <w:ind w:firstLine="360"/>
-        <w:jc w:val="both"/>
-      </w:pPr>
-    </w:p>
-    <w:bookmarkEnd w:id="8"/>
-    <w:p>
-      <w:pPr>
-        <w:rPr>
-          <w:b/>
-          <w:bCs/>
-        </w:rPr>
-      </w:pPr>
-      <w:r>
-        <w:rPr>
-          <w:rFonts w:hint="eastAsia"/>
-          <w:b/>
-          <w:bCs/>
-        </w:rPr>
-        <w:t>Figure</w:t>
-      </w:r>
-      <w:r>
-        <w:rPr>
-          <w:rFonts w:eastAsia="Times New Roman"/>
-          <w:b/>
-          <w:bCs/>
-        </w:rPr>
-        <w:t xml:space="preserve"> </w:t>
-      </w:r>
-      <w:r>
-        <w:rPr>
-          <w:rFonts w:hint="eastAsia"/>
-          <w:b/>
-          <w:bCs/>
-        </w:rPr>
-        <w:t>2</w:t>
-      </w:r>
-      <w:r>
-        <w:rPr>
-          <w:rFonts w:eastAsia="Times New Roman"/>
-          <w:b/>
-          <w:bCs/>
-        </w:rPr>
-        <w:t>.</w:t>
-      </w:r>
-      <w:r>
-        <w:rPr>
-          <w:rFonts w:hint="eastAsia"/>
-          <w:b/>
-          <w:bCs/>
-        </w:rPr>
-        <w:t xml:space="preserve"> </w:t>
-      </w:r>
-      <w:r>
-        <w:rPr>
-          <w:b/>
-          <w:bCs/>
-        </w:rPr>
-        <w:t>Risk of Bias Appraisal for Individual Studies</w:t>
-      </w:r>
-    </w:p>
-    <w:bookmarkEnd w:id="9"/>
-    <w:p>
-      <w:pPr>
-        <w:spacing w:after="120" w:line="360" w:lineRule="auto"/>
-        <w:ind w:firstLine="360"/>
-        <w:jc w:val="both"/>
-      </w:pPr>
     </w:p>
     <w:p>
       <w:pPr>
@@ -6833,6 +6905,7 @@
         <w:rPr>
           <w:noProof/>
         </w:rPr>
+        <w:lastRenderedPageBreak/>
         <w:drawing>
           <wp:inline distT="0" distB="0" distL="0" distR="0" wp14:anchorId="2590F4A8" wp14:editId="1EBDB50C">
             <wp:extent cx="5943600" cy="2797175"/>
@@ -9431,7 +9504,7 @@
     </w:p>
     <w:p>
       <w:pPr>
-        <w:spacing w:after="120" w:line="360" w:lineRule="auto"/>
+        <w:spacing w:after="120"/>
         <w:jc w:val="both"/>
       </w:pPr>
       <w:r>
@@ -10357,14 +10430,7 @@
               <w:rPr>
                 <w:rFonts w:hint="eastAsia"/>
               </w:rPr>
-              <w:t xml:space="preserve">, </w:t>
-            </w:r>
-            <w:r>
-              <w:rPr>
-                <w:rFonts w:hint="eastAsia"/>
-              </w:rPr>
-              <w:lastRenderedPageBreak/>
-              <w:t>0.22</w:t>
+              <w:t>, 0.22</w:t>
             </w:r>
             <w:r>
               <w:rPr>
@@ -10398,7 +10464,6 @@
               <w:rPr>
                 <w:rFonts w:hint="eastAsia"/>
               </w:rPr>
-              <w:lastRenderedPageBreak/>
               <w:t>2.5</w:t>
             </w:r>
             <w:r>
@@ -10513,14 +10578,7 @@
               <w:rPr>
                 <w:rFonts w:hint="eastAsia"/>
               </w:rPr>
-              <w:t xml:space="preserve">0.0% [0.0, </w:t>
-            </w:r>
-            <w:r>
-              <w:rPr>
-                <w:rFonts w:hint="eastAsia"/>
-              </w:rPr>
-              <w:lastRenderedPageBreak/>
-              <w:t>70.8]</w:t>
+              <w:t>0.0% [0.0, 70.8]</w:t>
             </w:r>
           </w:p>
         </w:tc>
@@ -10541,7 +10599,6 @@
               <w:rPr>
                 <w:rFonts w:hint="eastAsia"/>
               </w:rPr>
-              <w:lastRenderedPageBreak/>
               <w:t>0.000</w:t>
             </w:r>
           </w:p>
@@ -10563,14 +10620,7 @@
               <w:rPr>
                 <w:rFonts w:hint="eastAsia"/>
               </w:rPr>
-              <w:t xml:space="preserve">[-0.03, </w:t>
-            </w:r>
-            <w:r>
-              <w:rPr>
-                <w:rFonts w:hint="eastAsia"/>
-              </w:rPr>
-              <w:lastRenderedPageBreak/>
-              <w:t>0.26]</w:t>
+              <w:t>[-0.03, 0.26]</w:t>
             </w:r>
           </w:p>
         </w:tc>
@@ -10896,7 +10946,7 @@
     </w:p>
     <w:p>
       <w:pPr>
-        <w:spacing w:after="120" w:line="360" w:lineRule="auto"/>
+        <w:spacing w:after="120"/>
         <w:jc w:val="both"/>
         <w:rPr>
           <w:b/>
@@ -11140,26 +11190,29 @@
         <w:jc w:val="both"/>
       </w:pPr>
       <w:r>
+        <w:t>Studies were classified into two baseline severity strata based on each study’s reported pre-intervention mean and the corresponding clinical cutoff</w:t>
+      </w:r>
+      <w:r>
+        <w:rPr>
+          <w:rFonts w:hint="eastAsia"/>
+        </w:rPr>
+        <w:t xml:space="preserve">. </w:t>
+      </w:r>
+      <w:r>
+        <w:t xml:space="preserve"> </w:t>
+      </w:r>
+      <w:r>
+        <w:rPr>
+          <w:rFonts w:hint="eastAsia"/>
+        </w:rPr>
+        <w:t>T</w:t>
+      </w:r>
+      <w:r>
+        <w:t xml:space="preserve">en studies fell into the Low stratum, reflecting mild or mild-to-moderate baseline depression, and four into the High stratum, reflecting moderate or severe baseline </w:t>
+      </w:r>
+      <w:r>
         <w:lastRenderedPageBreak/>
-        <w:t>Studies were classified into two baseline severity strata based on each study’s reported pre-intervention mean and the corresponding clinical cutoff</w:t>
-      </w:r>
-      <w:r>
-        <w:rPr>
-          <w:rFonts w:hint="eastAsia"/>
-        </w:rPr>
-        <w:t xml:space="preserve">. </w:t>
-      </w:r>
-      <w:r>
-        <w:t xml:space="preserve"> </w:t>
-      </w:r>
-      <w:r>
-        <w:rPr>
-          <w:rFonts w:hint="eastAsia"/>
-        </w:rPr>
-        <w:t>T</w:t>
-      </w:r>
-      <w:r>
-        <w:t xml:space="preserve">en studies fell into the Low stratum, reflecting mild or mild-to-moderate baseline depression, and four into the High stratum, reflecting moderate or severe baseline depression. The test for subgroup differences showed no statistically significant difference between the two pooled subgroup effects, </w:t>
+        <w:t xml:space="preserve">depression. The test for subgroup differences showed no statistically significant difference between the two pooled subgroup effects, </w:t>
       </w:r>
       <w:r>
         <w:rPr>
@@ -11359,7 +11412,6 @@
         <w:pStyle w:val="4"/>
       </w:pPr>
       <w:r>
-        <w:lastRenderedPageBreak/>
         <w:t>4.5.2.2 CBT Components: Relaxation, Problem-Solving, and Homework</w:t>
       </w:r>
     </w:p>
@@ -11397,7 +11449,14 @@
         <w:rPr>
           <w:rFonts w:hint="eastAsia"/>
         </w:rPr>
-        <w:t xml:space="preserve"> &gt; .15; Table 4). Nonetheless, all three followed the same direction, with component-present showing larger pooled effects than component-absent subgroups. This pattern was most pronounced for problem-solving and least so in relaxation. Problem-solving is most notable of all, </w:t>
+        <w:t xml:space="preserve"> &gt; .15; Table 4). Nonetheless, all three followed </w:t>
+      </w:r>
+      <w:r>
+        <w:rPr>
+          <w:rFonts w:hint="eastAsia"/>
+        </w:rPr>
+        <w:lastRenderedPageBreak/>
+        <w:t xml:space="preserve">the same direction, with component-present showing larger pooled effects than component-absent subgroups. This pattern was most pronounced for problem-solving and least so in relaxation. Problem-solving is most notable of all, </w:t>
       </w:r>
       <w:r>
         <w:t>because</w:t>
@@ -12966,6 +13025,7 @@
                 <w:rFonts w:eastAsia="DengXian"/>
                 <w:color w:val="000000"/>
               </w:rPr>
+              <w:lastRenderedPageBreak/>
               <w:t>Exploratory</w:t>
             </w:r>
           </w:p>
@@ -14735,7 +14795,11 @@
         <w:t>Note</w:t>
       </w:r>
       <w:r>
-        <w:t>. k = number of studies; g = Hedges' g; CI = confidence interval; I² = proportion of total variance attributable to between-study heterogeneity. Pooled estimates were computed using a random-effects model with restricted maximum-likelihood (REML) estimator and Hartung-Knapp adjustment. Within each subgroup analysis, a common between-study variance (τ²) was assumed across the two subgroup levels via the tau.common = TRUE option, consistent with the recommendation that subgroup-specific τ² estimates are u</w:t>
+        <w:t xml:space="preserve">. k = number of studies; g = Hedges' g; CI = confidence interval; I² = proportion of total variance attributable to between-study heterogeneity. Pooled estimates were computed using a random-effects model with restricted maximum-likelihood (REML) estimator and Hartung-Knapp adjustment. Within each subgroup analysis, a common between-study variance (τ²) was assumed across the two subgroup levels via the tau.common = TRUE option, consistent with the recommendation that subgroup-specific τ² </w:t>
+      </w:r>
+      <w:r>
+        <w:lastRenderedPageBreak/>
+        <w:t>estimates are u</w:t>
       </w:r>
       <w:r>
         <w:rPr>
@@ -14982,7 +15046,6 @@
           <w:b/>
           <w:bCs/>
         </w:rPr>
-        <w:lastRenderedPageBreak/>
         <w:t xml:space="preserve">Table 5. </w:t>
       </w:r>
       <w:r>
@@ -15265,6 +15328,7 @@
               <w:rPr>
                 <w:rFonts w:hint="eastAsia"/>
               </w:rPr>
+              <w:lastRenderedPageBreak/>
               <w:t>Component Count (centred)</w:t>
             </w:r>
           </w:p>
@@ -15406,6 +15470,275 @@
           <w:iCs/>
         </w:rPr>
       </w:pPr>
+    </w:p>
+    <w:p>
+      <w:pPr>
+        <w:spacing w:after="120"/>
+        <w:ind w:firstLine="360"/>
+        <w:jc w:val="both"/>
+      </w:pPr>
+      <w:r>
+        <w:rPr>
+          <w:i/>
+          <w:iCs/>
+        </w:rPr>
+        <w:t>Note.</w:t>
+      </w:r>
+      <w:r>
+        <w:t xml:space="preserve"> k = number of studies; β = unstandardized regression coefficient (slope); SE = standard error; CI = confidence interval; R² = proportion of between-study heterogeneity explained by the predictor; residual τ² = between-study variance remaining after inclusion of the predictor. The number of CBT components was pre-specified as a moderator in Section 3.8.3 and was mean-centred prior to analysis. The model was estimated using a random-effects (mixed-effects) meta-regression with the restricted maximum-likelihood (REML) estimator and Hartung-Knapp adjustment, consistent with the main analysis. A non-significant slope and an R² of 0.0% indicate that the number of components did not account for the observed between-study heterogeneity</w:t>
+      </w:r>
+    </w:p>
+    <w:p>
+      <w:pPr>
+        <w:rPr>
+          <w:rFonts w:hint="eastAsia"/>
+        </w:rPr>
+      </w:pPr>
+    </w:p>
+    <w:p>
+      <w:pPr>
+        <w:pStyle w:val="3"/>
+        <w:rPr>
+          <w:rFonts w:eastAsiaTheme="minorEastAsia" w:hint="eastAsia"/>
+        </w:rPr>
+      </w:pPr>
+      <w:r>
+        <w:t>4.5.5 Descriptive moderator summary</w:t>
+      </w:r>
+    </w:p>
+    <w:p>
+      <w:r>
+        <w:t xml:space="preserve">[1 </w:t>
+      </w:r>
+      <w:r>
+        <w:t>段，覆盖</w:t>
+      </w:r>
+      <w:r>
+        <w:t xml:space="preserve"> age group / delivery modality / dose </w:t>
+      </w:r>
+      <w:r>
+        <w:t>指向</w:t>
+      </w:r>
+      <w:r>
+        <w:t xml:space="preserve"> Section 4.2 </w:t>
+      </w:r>
+      <w:r>
+        <w:t>和</w:t>
+      </w:r>
+      <w:r>
+        <w:t xml:space="preserve"> 5.3</w:t>
+      </w:r>
+      <w:r>
+        <w:t>，不分子节</w:t>
+      </w:r>
+      <w:r>
+        <w:t>]</w:t>
+      </w:r>
+    </w:p>
+    <w:p>
+      <w:r>
+        <w:rPr>
+          <w:rFonts w:hint="eastAsia"/>
+        </w:rPr>
+        <w:t>返回方法那里补一句：几乎每个研究的年龄段都横跨整个</w:t>
+      </w:r>
+      <w:r>
+        <w:rPr>
+          <w:rFonts w:hint="eastAsia"/>
+        </w:rPr>
+        <w:t>WHO</w:t>
+      </w:r>
+      <w:r>
+        <w:rPr>
+          <w:rFonts w:hint="eastAsia"/>
+        </w:rPr>
+        <w:t>所定义的青少年时期，分组无法进行</w:t>
+      </w:r>
+      <w:r>
+        <w:rPr>
+          <w:rFonts w:hint="eastAsia"/>
+        </w:rPr>
+        <w:t>；</w:t>
+      </w:r>
+      <w:r>
+        <w:rPr>
+          <w:rFonts w:hint="eastAsia"/>
+        </w:rPr>
+        <w:t>delivery modality</w:t>
+      </w:r>
+      <w:r>
+        <w:rPr>
+          <w:rFonts w:hint="eastAsia"/>
+        </w:rPr>
+        <w:t>那里种类太过琐碎，大部分方式分组以后</w:t>
+      </w:r>
+      <w:r>
+        <w:rPr>
+          <w:rFonts w:hint="eastAsia"/>
+        </w:rPr>
+        <w:t>k</w:t>
+      </w:r>
+      <w:r>
+        <w:rPr>
+          <w:rFonts w:hint="eastAsia"/>
+        </w:rPr>
+        <w:t>会变得非常小，即便强行融合成</w:t>
+      </w:r>
+      <w:r>
+        <w:rPr>
+          <w:rFonts w:hint="eastAsia"/>
+        </w:rPr>
+        <w:t>bib</w:t>
+      </w:r>
+      <w:r>
+        <w:rPr>
+          <w:rFonts w:hint="eastAsia"/>
+        </w:rPr>
+        <w:t>、非</w:t>
+      </w:r>
+      <w:r>
+        <w:rPr>
+          <w:rFonts w:hint="eastAsia"/>
+        </w:rPr>
+        <w:t>bib</w:t>
+      </w:r>
+      <w:r>
+        <w:rPr>
+          <w:rFonts w:hint="eastAsia"/>
+        </w:rPr>
+        <w:t>，我们也无法无视非</w:t>
+      </w:r>
+      <w:r>
+        <w:rPr>
+          <w:rFonts w:hint="eastAsia"/>
+        </w:rPr>
+        <w:t>bib</w:t>
+      </w:r>
+      <w:r>
+        <w:rPr>
+          <w:rFonts w:hint="eastAsia"/>
+        </w:rPr>
+        <w:t>的差异也很大的事实</w:t>
+      </w:r>
+      <w:r>
+        <w:rPr>
+          <w:rFonts w:hint="eastAsia"/>
+        </w:rPr>
+        <w:t>，且两组差距也会过大</w:t>
+      </w:r>
+      <w:r>
+        <w:rPr>
+          <w:rFonts w:hint="eastAsia"/>
+        </w:rPr>
+        <w:t>；在研究的过程中我们也发现</w:t>
+      </w:r>
+      <w:r>
+        <w:rPr>
+          <w:rFonts w:hint="eastAsia"/>
+        </w:rPr>
+        <w:t>dose</w:t>
+      </w:r>
+      <w:r>
+        <w:rPr>
+          <w:rFonts w:hint="eastAsia"/>
+        </w:rPr>
+        <w:t>或许是很重要的因素，可是真正报告预计时长的项目不足够支持分组，有些</w:t>
+      </w:r>
+      <w:r>
+        <w:rPr>
+          <w:rFonts w:hint="eastAsia"/>
+        </w:rPr>
+        <w:t>self-paced</w:t>
+      </w:r>
+      <w:r>
+        <w:rPr>
+          <w:rFonts w:hint="eastAsia"/>
+        </w:rPr>
+        <w:t>项目其实并不能排除只进行几十分钟到几小时的嫌疑，仅进行描述性总结。</w:t>
+      </w:r>
+    </w:p>
+    <w:p>
+      <w:pPr>
+        <w:rPr>
+          <w:rFonts w:hint="eastAsia"/>
+        </w:rPr>
+      </w:pPr>
+    </w:p>
+    <w:p>
+      <w:pPr>
+        <w:rPr>
+          <w:rFonts w:hint="eastAsia"/>
+        </w:rPr>
+      </w:pPr>
+    </w:p>
+    <w:p>
+      <w:pPr>
+        <w:rPr>
+          <w:rFonts w:hint="eastAsia"/>
+        </w:rPr>
+      </w:pPr>
+    </w:p>
+    <w:p>
+      <w:pPr>
+        <w:pStyle w:val="2"/>
+      </w:pPr>
+      <w:r>
+        <w:t>4.</w:t>
+      </w:r>
+      <w:r>
+        <w:rPr>
+          <w:rFonts w:eastAsiaTheme="minorEastAsia" w:hint="eastAsia"/>
+        </w:rPr>
+        <w:t>6</w:t>
+      </w:r>
+      <w:r>
+        <w:t>. Sensitivity</w:t>
+      </w:r>
+      <w:r>
+        <w:t xml:space="preserve"> and Robustness</w:t>
+      </w:r>
+      <w:r>
+        <w:t xml:space="preserve"> Analyses</w:t>
+      </w:r>
+    </w:p>
+    <w:p>
+      <w:pPr>
+        <w:pStyle w:val="3"/>
+        <w:rPr>
+          <w:rFonts w:eastAsiaTheme="minorEastAsia"/>
+        </w:rPr>
+      </w:pPr>
+      <w:bookmarkStart w:id="43" w:name="OLE_LINK10"/>
+      <w:r>
+        <w:rPr>
+          <w:rFonts w:eastAsiaTheme="minorEastAsia"/>
+        </w:rPr>
+        <w:t>4.</w:t>
+      </w:r>
+      <w:r>
+        <w:rPr>
+          <w:rFonts w:eastAsiaTheme="minorEastAsia" w:hint="eastAsia"/>
+        </w:rPr>
+        <w:t>6</w:t>
+      </w:r>
+      <w:r>
+        <w:rPr>
+          <w:rFonts w:eastAsiaTheme="minorEastAsia"/>
+        </w:rPr>
+        <w:t>.1 Outlier detection</w:t>
+      </w:r>
+      <w:r>
+        <w:rPr>
+          <w:rFonts w:eastAsiaTheme="minorEastAsia" w:hint="eastAsia"/>
+        </w:rPr>
+        <w:t xml:space="preserve"> and l</w:t>
+      </w:r>
+      <w:r>
+        <w:rPr>
+          <w:rFonts w:eastAsiaTheme="minorEastAsia"/>
+        </w:rPr>
+        <w:t>eave-one-out influence analysis</w:t>
+      </w:r>
     </w:p>
     <w:p>
       <w:pPr>
@@ -15413,246 +15746,21 @@
         <w:ind w:firstLine="360"/>
         <w:jc w:val="both"/>
       </w:pPr>
-      <w:r>
-        <w:rPr>
-          <w:i/>
-          <w:iCs/>
-        </w:rPr>
-        <w:t>Note.</w:t>
-      </w:r>
-      <w:r>
-        <w:t xml:space="preserve"> k = number of studies; β = unstandardized regression coefficient (slope); SE = standard error; CI = confidence interval; R² = proportion of between-study heterogeneity explained by the predictor; residual τ² = between-study variance remaining after inclusion of the predictor. The number of CBT components was pre-specified as a moderator in Section 3.8.3 and was mean-centred prior to analysis. The model was estimated using a random-effects (mixed-effects) meta-regression with the restricted maximum-likelihood (REML) estimator and Hartung-Knapp adjustment, consistent with the main analysis. A non-significant slope and an R² of 0.0% indicate that the number of components did not account for the observed between-study heterogeneity</w:t>
-      </w:r>
-    </w:p>
-    <w:p>
-      <w:pPr>
+      <w:bookmarkStart w:id="44" w:name="OLE_LINK45"/>
+      <w:r>
         <w:rPr>
           <w:rFonts w:hint="eastAsia"/>
         </w:rPr>
-      </w:pPr>
-    </w:p>
-    <w:p>
-      <w:pPr>
-        <w:pStyle w:val="3"/>
-        <w:rPr>
-          <w:rFonts w:eastAsiaTheme="minorEastAsia" w:hint="eastAsia"/>
-        </w:rPr>
-      </w:pPr>
-      <w:r>
-        <w:t>4.5.5 Descriptive moderator summary</w:t>
-      </w:r>
-    </w:p>
-    <w:p>
-      <w:r>
-        <w:t xml:space="preserve">[1 </w:t>
-      </w:r>
-      <w:r>
-        <w:t>段，覆盖</w:t>
-      </w:r>
-      <w:r>
-        <w:t xml:space="preserve"> age group / delivery modality / dose </w:t>
-      </w:r>
-      <w:r>
-        <w:t>指向</w:t>
-      </w:r>
-      <w:r>
-        <w:t xml:space="preserve"> Section 4.2 </w:t>
-      </w:r>
-      <w:r>
-        <w:t>和</w:t>
-      </w:r>
-      <w:r>
-        <w:t xml:space="preserve"> 5.3</w:t>
-      </w:r>
-      <w:r>
-        <w:t>，不分子节</w:t>
-      </w:r>
-      <w:r>
-        <w:t>]</w:t>
-      </w:r>
-    </w:p>
-    <w:p>
-      <w:pPr>
+        <w:t xml:space="preserve">Sensitivity analyses were conducted to assess the robustness of the post-intervention pooled estimate. </w:t>
+      </w:r>
+      <w:r>
+        <w:t>O</w:t>
+      </w:r>
+      <w:r>
         <w:rPr>
           <w:rFonts w:hint="eastAsia"/>
         </w:rPr>
-      </w:pPr>
-      <w:r>
-        <w:rPr>
-          <w:rFonts w:hint="eastAsia"/>
-        </w:rPr>
-        <w:t>返回方法那里补一句：几乎每个研究的年龄段都横跨整个</w:t>
-      </w:r>
-      <w:r>
-        <w:rPr>
-          <w:rFonts w:hint="eastAsia"/>
-        </w:rPr>
-        <w:t>WHO</w:t>
-      </w:r>
-      <w:r>
-        <w:rPr>
-          <w:rFonts w:hint="eastAsia"/>
-        </w:rPr>
-        <w:t>所定义的青少年时期，分组无法进行</w:t>
-      </w:r>
-      <w:r>
-        <w:rPr>
-          <w:rFonts w:hint="eastAsia"/>
-        </w:rPr>
-        <w:t>；</w:t>
-      </w:r>
-      <w:r>
-        <w:rPr>
-          <w:rFonts w:hint="eastAsia"/>
-        </w:rPr>
-        <w:t>delivery modality</w:t>
-      </w:r>
-      <w:r>
-        <w:rPr>
-          <w:rFonts w:hint="eastAsia"/>
-        </w:rPr>
-        <w:t>那里种类太过琐碎，大部分方式分组以后</w:t>
-      </w:r>
-      <w:r>
-        <w:rPr>
-          <w:rFonts w:hint="eastAsia"/>
-        </w:rPr>
-        <w:t>k</w:t>
-      </w:r>
-      <w:r>
-        <w:rPr>
-          <w:rFonts w:hint="eastAsia"/>
-        </w:rPr>
-        <w:t>会变得非常小，即便强行融合成</w:t>
-      </w:r>
-      <w:r>
-        <w:rPr>
-          <w:rFonts w:hint="eastAsia"/>
-        </w:rPr>
-        <w:t>bib</w:t>
-      </w:r>
-      <w:r>
-        <w:rPr>
-          <w:rFonts w:hint="eastAsia"/>
-        </w:rPr>
-        <w:t>、非</w:t>
-      </w:r>
-      <w:r>
-        <w:rPr>
-          <w:rFonts w:hint="eastAsia"/>
-        </w:rPr>
-        <w:t>bib</w:t>
-      </w:r>
-      <w:r>
-        <w:rPr>
-          <w:rFonts w:hint="eastAsia"/>
-        </w:rPr>
-        <w:t>，我们也无法无视非</w:t>
-      </w:r>
-      <w:r>
-        <w:rPr>
-          <w:rFonts w:hint="eastAsia"/>
-        </w:rPr>
-        <w:t>bib</w:t>
-      </w:r>
-      <w:r>
-        <w:rPr>
-          <w:rFonts w:hint="eastAsia"/>
-        </w:rPr>
-        <w:t>的差异也很大的事实；在研究的过程中我们也发现</w:t>
-      </w:r>
-      <w:r>
-        <w:rPr>
-          <w:rFonts w:hint="eastAsia"/>
-        </w:rPr>
-        <w:t>dose</w:t>
-      </w:r>
-      <w:r>
-        <w:rPr>
-          <w:rFonts w:hint="eastAsia"/>
-        </w:rPr>
-        <w:t>或许是很重要的因素，可是真正报告预计时长的项目不足够支持分组，有些</w:t>
-      </w:r>
-      <w:r>
-        <w:rPr>
-          <w:rFonts w:hint="eastAsia"/>
-        </w:rPr>
-        <w:t>self-paced</w:t>
-      </w:r>
-      <w:r>
-        <w:rPr>
-          <w:rFonts w:hint="eastAsia"/>
-        </w:rPr>
-        <w:t>项目其实并不能排除只进行几十分钟到几小时的嫌疑，仅进行描述性总结。</w:t>
-      </w:r>
-    </w:p>
-    <w:p>
-      <w:pPr>
-        <w:rPr>
-          <w:rFonts w:hint="eastAsia"/>
-        </w:rPr>
-      </w:pPr>
-    </w:p>
-    <w:p>
-      <w:pPr>
-        <w:pStyle w:val="2"/>
-      </w:pPr>
-      <w:r>
-        <w:t>4.</w:t>
-      </w:r>
-      <w:r>
-        <w:rPr>
-          <w:rFonts w:eastAsiaTheme="minorEastAsia" w:hint="eastAsia"/>
-        </w:rPr>
-        <w:t>6</w:t>
-      </w:r>
-      <w:r>
-        <w:t>. Sensitivity</w:t>
-      </w:r>
-      <w:r>
-        <w:t xml:space="preserve"> and Robustness</w:t>
-      </w:r>
-      <w:r>
-        <w:t xml:space="preserve"> Analyses</w:t>
-      </w:r>
-    </w:p>
-    <w:p>
-      <w:pPr>
-        <w:pStyle w:val="3"/>
-        <w:rPr>
-          <w:rFonts w:eastAsiaTheme="minorEastAsia"/>
-        </w:rPr>
-      </w:pPr>
-      <w:bookmarkStart w:id="43" w:name="OLE_LINK10"/>
-      <w:r>
-        <w:rPr>
-          <w:rFonts w:eastAsiaTheme="minorEastAsia"/>
-        </w:rPr>
-        <w:t>4.</w:t>
-      </w:r>
-      <w:r>
-        <w:rPr>
-          <w:rFonts w:eastAsiaTheme="minorEastAsia" w:hint="eastAsia"/>
-        </w:rPr>
-        <w:t>6</w:t>
-      </w:r>
-      <w:r>
-        <w:rPr>
-          <w:rFonts w:eastAsiaTheme="minorEastAsia"/>
-        </w:rPr>
-        <w:t>.1 Outlier detection</w:t>
-      </w:r>
-      <w:r>
-        <w:rPr>
-          <w:rFonts w:eastAsiaTheme="minorEastAsia" w:hint="eastAsia"/>
-        </w:rPr>
-        <w:t xml:space="preserve"> and l</w:t>
-      </w:r>
-      <w:r>
-        <w:rPr>
-          <w:rFonts w:eastAsiaTheme="minorEastAsia"/>
-        </w:rPr>
-        <w:t>eave-one-out influence analysis</w:t>
+        <w:t xml:space="preserve">nly one study, Fleming et al. (2012), was identified as an outlier (g = 1.50, 95% CI [0.67, 2.34]). </w:t>
       </w:r>
     </w:p>
     <w:p>
@@ -15661,29 +15769,6 @@
         <w:ind w:firstLine="360"/>
         <w:jc w:val="both"/>
       </w:pPr>
-      <w:bookmarkStart w:id="44" w:name="OLE_LINK45"/>
-      <w:r>
-        <w:rPr>
-          <w:rFonts w:hint="eastAsia"/>
-        </w:rPr>
-        <w:t xml:space="preserve">Sensitivity analyses were conducted to assess the robustness of the post-intervention pooled estimate. </w:t>
-      </w:r>
-      <w:r>
-        <w:t>O</w:t>
-      </w:r>
-      <w:r>
-        <w:rPr>
-          <w:rFonts w:hint="eastAsia"/>
-        </w:rPr>
-        <w:t xml:space="preserve">nly one study, Fleming et al. (2012), was identified as an outlier (g = 1.50, 95% CI [0.67, 2.34]). </w:t>
-      </w:r>
-    </w:p>
-    <w:p>
-      <w:pPr>
-        <w:spacing w:after="120" w:line="360" w:lineRule="auto"/>
-        <w:ind w:firstLine="360"/>
-        <w:jc w:val="both"/>
-      </w:pPr>
       <w:r>
         <w:rPr>
           <w:rFonts w:hint="eastAsia"/>
@@ -15743,6 +15828,7 @@
           <w:b/>
           <w:bCs/>
         </w:rPr>
+        <w:lastRenderedPageBreak/>
         <w:t xml:space="preserve">Table X. </w:t>
       </w:r>
       <w:r>
@@ -17212,11 +17298,11 @@
         </w:rPr>
       </w:pPr>
       <w:r>
-        <w:t xml:space="preserve">The planned sensitivity analyses did not materially alter the main post-intervention result. Across the sensitivity analyses, the point estimates remained close to the main estimate, and the pooled effects </w:t>
+        <w:t xml:space="preserve">The planned sensitivity analyses did not materially alter the main post-intervention result. Across the sensitivity analyses, the point estimates remained close to the main estimate, and the pooled effects consistently remained small and positive. The 95% confidence intervals were broadly comparable to that of the main analysis, with no sensitivity model showing a substantial shift away from the original estimate. However, the lower bounds of the 95% confidence intervals were generally close to the null, and all 95% prediction intervals continued to span zero. Heterogeneity also remained evident, with I² values remaining </w:t>
       </w:r>
       <w:r>
         <w:lastRenderedPageBreak/>
-        <w:t>consistently remained small and positive. The 95% confidence intervals were broadly comparable to that of the main analysis, with no sensitivity model showing a substantial shift away from the original estimate. However, the lower bounds of the 95% confidence intervals were generally close to the null, and all 95% prediction intervals continued to span zero. Heterogeneity also remained evident, with I² values remaining close to the main analysis estimate of 63.3%.</w:t>
+        <w:t>close to the main analysis estimate of 63.3%.</w:t>
       </w:r>
     </w:p>
     <w:p/>
@@ -18182,21 +18268,18 @@
         </w:rPr>
       </w:pPr>
       <w:r>
-        <w:t>Neither issue materially altered the main post-intervention result. Restricting the analysis to endpoint-based effect sizes reduced the pooled estimate slightly but left the effect small and positive (k = 11, g = 0.217, 95% CI [0.01, 0.43]), with heterogeneity remaining similar to the main model. Including the cluster-</w:t>
-      </w:r>
+        <w:t>Neither issue materially altered the main post-intervention result. Restricting the analysis to endpoint-based effect sizes reduced the pooled estimate slightly but left the effect small and positive (k = 11, g = 0.217, 95% CI [0.01, 0.43]), with heterogeneity remaining similar to the main model. Including the cluster-randomized trial by applying design-effect corrections under assumed ICC values of 0.01, 0.03, 0.05, and 0.10 also produced virtually unchanged estimates (k = 15, g ≈ 0.258–0.259, 95% CI approximately [0.07, 0.45]), with I² remaining around 61%.</w:t>
+      </w:r>
+    </w:p>
+    <w:p>
+      <w:pPr>
+        <w:pStyle w:val="2"/>
+        <w:rPr>
+          <w:rFonts w:eastAsiaTheme="minorEastAsia"/>
+        </w:rPr>
+      </w:pPr>
       <w:r>
         <w:lastRenderedPageBreak/>
-        <w:t>randomized trial by applying design-effect corrections under assumed ICC values of 0.01, 0.03, 0.05, and 0.10 also produced virtually unchanged estimates (k = 15, g ≈ 0.258–0.259, 95% CI approximately [0.07, 0.45]), with I² remaining around 61%.</w:t>
-      </w:r>
-    </w:p>
-    <w:p>
-      <w:pPr>
-        <w:pStyle w:val="2"/>
-        <w:rPr>
-          <w:rFonts w:eastAsiaTheme="minorEastAsia"/>
-        </w:rPr>
-      </w:pPr>
-      <w:r>
         <w:t>4.</w:t>
       </w:r>
       <w:r>
@@ -19175,7 +19258,7 @@
     </w:p>
     <w:p>
       <w:pPr>
-        <w:spacing w:after="120" w:line="360" w:lineRule="auto"/>
+        <w:spacing w:after="120"/>
       </w:pPr>
       <w:r>
         <w:rPr>
@@ -19224,11 +19307,11 @@
         <w:jc w:val="both"/>
       </w:pPr>
       <w:r>
-        <w:t xml:space="preserve">All fifteen included studies contributed to the acceptability analysis using risk ratio (RR), with all-cause dropout at post-intervention as the event of interest. Three of the fifteen studies (Ip 2016; Poppelaars 2016; Smith 2015) reported zero dropout events in one arm, while dropout rates varied substantially across the remaining studies (from 0% to over 80%). This pattern indicates that adolescent unguided self-help CBT </w:t>
+        <w:t xml:space="preserve">All fifteen included studies contributed to the acceptability analysis using risk ratio (RR), with all-cause dropout at post-intervention as the event of interest. Three of the fifteen studies (Ip 2016; Poppelaars 2016; Smith 2015) reported zero dropout events in one arm, while dropout rates varied substantially across the remaining studies (from 0% to over 80%). This pattern indicates that adolescent unguided self-help CBT dropout should not be treated as a rare-event outcome in the strict sense, but as a sparse-but-heterogeneous </w:t>
       </w:r>
       <w:r>
         <w:lastRenderedPageBreak/>
-        <w:t>dropout should not be treated as a rare-event outcome in the strict sense, but as a sparse-but-heterogeneous outcome warranting careful zero-cell handling and explicit heterogeneity investigation.</w:t>
+        <w:t>outcome warranting careful zero-cell handling and explicit heterogeneity investigation.</w:t>
       </w:r>
     </w:p>
     <w:p>

--- a/thesis/Thesis_Final.docx
+++ b/thesis/Thesis_Final.docx
@@ -8,17 +8,6 @@
       </w:pPr>
       <w:bookmarkStart w:id="0" w:name="OLE_LINK33"/>
       <w:bookmarkStart w:id="1" w:name="OLE_LINK42"/>
-      <w:r>
-        <w:rPr>
-          <w:rFonts w:hint="eastAsia"/>
-        </w:rPr>
-        <w:t>22</w:t>
-      </w:r>
-    </w:p>
-    <w:p>
-      <w:pPr>
-        <w:spacing w:line="360" w:lineRule="auto"/>
-      </w:pPr>
     </w:p>
     <w:p>
       <w:pPr>
@@ -637,6 +626,9 @@
         <w:pageBreakBefore/>
         <w:spacing w:after="360"/>
         <w:jc w:val="center"/>
+        <w:rPr>
+          <w:rFonts w:hint="eastAsia"/>
+        </w:rPr>
       </w:pPr>
       <w:r>
         <w:rPr>
@@ -657,10 +649,40 @@
         <w:jc w:val="both"/>
       </w:pPr>
       <w:r>
-        <w:rPr>
-          <w:rFonts w:eastAsia="Times New Roman"/>
-        </w:rPr>
-        <w:t>Major depressive disorder (MDD) is a growing public health concern among adolescents, with prevalence surging dramatically since the COVID-19 pandemic. Yet mental health services for adolescents remain severely constrained worldwide by shortages of specialized workforce, unaffordable treatment costs, and deep-rooted stigma. Unguided self-help interventions (USHIs), which equip individuals with basic tools and strategies without requiring direct therapist involvement, offer a potentially scalable and low-cost complement to conventional care. Cognitive Behavioral Therapy (CBT), as a well-established evidence-based treatment for adolescent depression, is the most extensively studied therapeutic framework delivered through self-help formats. However, the literature on unguided self-help CBT in adolescents remains fragmented, with relatively few syntheses focusing on this population and relatively little attention to how specific design features of the intervention shape outcomes.</w:t>
+        <w:t xml:space="preserve">This </w:t>
+      </w:r>
+      <w:r>
+        <w:rPr>
+          <w:rFonts w:hint="eastAsia"/>
+        </w:rPr>
+        <w:t>meta-analysis</w:t>
+      </w:r>
+      <w:r>
+        <w:t xml:space="preserve"> aimed to provide an overview of the general characteristics and research trends</w:t>
+      </w:r>
+      <w:r>
+        <w:rPr>
+          <w:rFonts w:hint="eastAsia"/>
+        </w:rPr>
+        <w:t xml:space="preserve"> efficacy</w:t>
+      </w:r>
+      <w:r>
+        <w:t xml:space="preserve"> of </w:t>
+      </w:r>
+      <w:r>
+        <w:t>unguided self-help cognitive behavioral therapy (CBT) interventions for adolescents with depressive symptoms</w:t>
+      </w:r>
+      <w:r>
+        <w:t xml:space="preserve">. The study further analyzed effect sizes at follow-up, and, to identify moderators of the intervention effect, it examined differences in effect size by control type, support level, delivery modality, baseline severity, </w:t>
+      </w:r>
+      <w:r>
+        <w:rPr>
+          <w:rFonts w:hint="eastAsia"/>
+        </w:rPr>
+        <w:t xml:space="preserve">therapeutic components, dosage </w:t>
+      </w:r>
+      <w:r>
+        <w:t>and age. Dropout and acceptability were additionally examined.</w:t>
       </w:r>
     </w:p>
     <w:p>
@@ -670,10 +692,59 @@
         <w:jc w:val="both"/>
       </w:pPr>
       <w:r>
-        <w:rPr>
-          <w:rFonts w:eastAsia="Times New Roman"/>
-        </w:rPr>
-        <w:t>This study aimed to (1) describe the research trends of unguided self-help CBT interventions for adolescents with depressive symptoms, (2) estimate the overall effectiveness of these interventions at post-intervention and follow-up, (3) examine whether effect sizes differ across subgroups defined by control type, support level, delivery modality, baseline severity, and age, and (4) describe dropout and acceptability.</w:t>
+        <w:t xml:space="preserve">To this end, a systematic search was conducted across four databases (PubMed, Embase, Cochrane CENTRAL, and APA </w:t>
+      </w:r>
+      <w:proofErr w:type="spellStart"/>
+      <w:r>
+        <w:t>PsycArticles</w:t>
+      </w:r>
+      <w:proofErr w:type="spellEnd"/>
+      <w:r>
+        <w:t xml:space="preserve">), with the most recent search completed in April 2026. Randomized controlled trials targeting adolescents aged 10 to 19 with clinically meaningful depressive symptoms at baseline were selected according to pre-specified PICOS criteria, where the experimental arm was a CBT-based unguided self-help </w:t>
+      </w:r>
+      <w:proofErr w:type="gramStart"/>
+      <w:r>
+        <w:t>program</w:t>
+      </w:r>
+      <w:proofErr w:type="gramEnd"/>
+      <w:r>
+        <w:t xml:space="preserve"> and the comparator was an inactive or </w:t>
+      </w:r>
+      <w:r>
+        <w:rPr>
+          <w:rFonts w:hint="eastAsia"/>
+        </w:rPr>
+        <w:t>minimally active</w:t>
+      </w:r>
+      <w:r>
+        <w:t xml:space="preserve"> control. Fifteen studies were finally included (14 in the main analysis). Standardized mean differences (Hedges' </w:t>
+      </w:r>
+      <w:r>
+        <w:rPr>
+          <w:i/>
+          <w:iCs/>
+        </w:rPr>
+        <w:t>g</w:t>
+      </w:r>
+      <w:r>
+        <w:t xml:space="preserve">) were computed and pooled using random-effects models, risk of bias was assessed with </w:t>
+      </w:r>
+      <w:proofErr w:type="spellStart"/>
+      <w:r>
+        <w:t>RoB</w:t>
+      </w:r>
+      <w:proofErr w:type="spellEnd"/>
+      <w:r>
+        <w:t xml:space="preserve"> 2.0</w:t>
+      </w:r>
+      <w:r>
+        <w:rPr>
+          <w:rFonts w:hint="eastAsia"/>
+        </w:rPr>
+        <w:t xml:space="preserve">. </w:t>
+      </w:r>
+      <w:r>
+        <w:t xml:space="preserve"> </w:t>
       </w:r>
     </w:p>
     <w:p>
@@ -683,38 +754,7 @@
         <w:jc w:val="both"/>
       </w:pPr>
       <w:r>
-        <w:rPr>
-          <w:rFonts w:eastAsia="Times New Roman"/>
-        </w:rPr>
-        <w:t xml:space="preserve">A systematic literature search was conducted across PubMed, Embase (Elsevier), Cochrane CENTRAL, and APA </w:t>
-      </w:r>
-      <w:proofErr w:type="spellStart"/>
-      <w:r>
-        <w:rPr>
-          <w:rFonts w:eastAsia="Times New Roman"/>
-        </w:rPr>
-        <w:t>PsycArticles</w:t>
-      </w:r>
-      <w:proofErr w:type="spellEnd"/>
-      <w:r>
-        <w:rPr>
-          <w:rFonts w:eastAsia="Times New Roman"/>
-        </w:rPr>
-        <w:t>, with the most recent search completed in April 2026. Randomized controlled trials (RCTs) targeting adolescents aged 10–19 with clinically meaningful depressive symptoms at baseline were eligible when the experimental arm was a CBT-based unguided self-help program containing cognitive appraisal, cognitive restructuring, and behavioral components, and the comparator was an inactive or attention/information control. Studies were screened in duplicate against PICOS-based criteria, and data were extracted for study characteristics, intervention features, outcome data, and risk of bias (</w:t>
-      </w:r>
-      <w:proofErr w:type="spellStart"/>
-      <w:r>
-        <w:rPr>
-          <w:rFonts w:eastAsia="Times New Roman"/>
-        </w:rPr>
-        <w:t>RoB</w:t>
-      </w:r>
-      <w:proofErr w:type="spellEnd"/>
-      <w:r>
-        <w:rPr>
-          <w:rFonts w:eastAsia="Times New Roman"/>
-        </w:rPr>
-        <w:t xml:space="preserve"> 2.0).</w:t>
+        <w:t xml:space="preserve">The results were as follows. </w:t>
       </w:r>
     </w:p>
     <w:p>
@@ -724,30 +764,1541 @@
         <w:jc w:val="both"/>
       </w:pPr>
       <w:r>
+        <w:t xml:space="preserve">First, the overall effect of unguided self-help CBT at post-intervention was small but statistically significant (Hedges' </w:t>
+      </w:r>
+      <w:r>
+        <w:rPr>
+          <w:i/>
+          <w:iCs/>
+        </w:rPr>
+        <w:t>g</w:t>
+      </w:r>
+      <w:r>
+        <w:t xml:space="preserve"> = 0.27, 95% CI [0.06, 0.47], </w:t>
+      </w:r>
+      <w:r>
+        <w:rPr>
+          <w:i/>
+          <w:iCs/>
+        </w:rPr>
+        <w:t>p</w:t>
+      </w:r>
+      <w:r>
+        <w:t xml:space="preserve"> = .015; </w:t>
+      </w:r>
+      <w:r>
+        <w:rPr>
+          <w:i/>
+          <w:iCs/>
+        </w:rPr>
+        <w:t>I</w:t>
+      </w:r>
+      <w:r>
+        <w:t xml:space="preserve">² = 63.3%), corresponding to a small effect by empirically derived benchmarks for child and adolescent psychotherapy. At follow-up, the pooled effects remained small (short-term, </w:t>
+      </w:r>
+      <w:r>
+        <w:rPr>
+          <w:i/>
+          <w:iCs/>
+        </w:rPr>
+        <w:t>k</w:t>
+      </w:r>
+      <w:r>
+        <w:t xml:space="preserve"> = 4, g = 0.12; long-term, </w:t>
+      </w:r>
+      <w:r>
+        <w:rPr>
+          <w:i/>
+          <w:iCs/>
+        </w:rPr>
+        <w:t xml:space="preserve">k </w:t>
+      </w:r>
+      <w:r>
+        <w:t xml:space="preserve">= 7, </w:t>
+      </w:r>
+      <w:r>
+        <w:rPr>
+          <w:i/>
+          <w:iCs/>
+        </w:rPr>
+        <w:t>g</w:t>
+      </w:r>
+      <w:r>
+        <w:t xml:space="preserve"> = 0.16)</w:t>
+      </w:r>
+      <w:r>
+        <w:rPr>
+          <w:rFonts w:hint="eastAsia"/>
+        </w:rPr>
+        <w:t>.</w:t>
+      </w:r>
+      <w:r>
+        <w:rPr>
+          <w:rFonts w:hint="eastAsia"/>
+        </w:rPr>
+        <w:t xml:space="preserve"> B</w:t>
+      </w:r>
+      <w:r>
+        <w:t>ecause these estimates were drawn from non-identical subsets of trials, they cannot establish whether the effect was maintained over time.</w:t>
+      </w:r>
+    </w:p>
+    <w:p>
+      <w:pPr>
+        <w:spacing w:after="120" w:line="360" w:lineRule="auto"/>
+        <w:ind w:firstLine="360"/>
+        <w:jc w:val="both"/>
+      </w:pPr>
+      <w:r>
+        <w:t>Second, when effect sizes were examined by moderator, none of the subgroup analyses showed a significant between-group difference. The pooled effect was robust across leave-one-out and sensitivity analyses (</w:t>
+      </w:r>
+      <w:r>
+        <w:rPr>
+          <w:i/>
+          <w:iCs/>
+        </w:rPr>
+        <w:t>g</w:t>
+      </w:r>
+      <w:r>
+        <w:t xml:space="preserve"> = 0.20 to 0.35)</w:t>
+      </w:r>
+      <w:r>
+        <w:rPr>
+          <w:rFonts w:hint="eastAsia"/>
+        </w:rPr>
+        <w:t>. H</w:t>
+      </w:r>
+      <w:r>
+        <w:t xml:space="preserve">owever, the funnel plot was </w:t>
+      </w:r>
+      <w:proofErr w:type="gramStart"/>
+      <w:r>
+        <w:t>asymmetric</w:t>
+      </w:r>
+      <w:proofErr w:type="gramEnd"/>
+      <w:r>
+        <w:t xml:space="preserve"> and a trim-and-fill procedure attenuated the estimate to </w:t>
+      </w:r>
+      <w:r>
+        <w:rPr>
+          <w:i/>
+          <w:iCs/>
+        </w:rPr>
+        <w:t>g</w:t>
+      </w:r>
+      <w:r>
+        <w:t xml:space="preserve"> = 0.21, so small-study effects could not be ruled out.</w:t>
+      </w:r>
+    </w:p>
+    <w:p>
+      <w:pPr>
+        <w:spacing w:after="120" w:line="360" w:lineRule="auto"/>
+        <w:ind w:firstLine="360"/>
+        <w:jc w:val="both"/>
+      </w:pPr>
+      <w:r>
+        <w:t>Third, for acceptability, dropout was somewhat higher in the intervention arm than in the control arm but did not reach significance (random-effects RR = 1.32, 95% CI [0.96, 1.82])</w:t>
+      </w:r>
+      <w:r>
+        <w:rPr>
+          <w:rFonts w:hint="eastAsia"/>
+        </w:rPr>
+        <w:t>.</w:t>
+      </w:r>
+      <w:r>
+        <w:t xml:space="preserve"> </w:t>
+      </w:r>
+      <w:r>
+        <w:rPr>
+          <w:rFonts w:hint="eastAsia"/>
+        </w:rPr>
+        <w:t>T</w:t>
+      </w:r>
+      <w:r>
+        <w:t>his difference was driven mainly by one highly influential trial</w:t>
+      </w:r>
+      <w:r>
+        <w:rPr>
+          <w:rFonts w:hint="eastAsia"/>
+        </w:rPr>
+        <w:t xml:space="preserve"> study</w:t>
+      </w:r>
+      <w:r>
+        <w:t>, and removing it reduced the estimate to RR = 1.18.</w:t>
+      </w:r>
+    </w:p>
+    <w:p>
+      <w:pPr>
+        <w:spacing w:after="120" w:line="360" w:lineRule="auto"/>
+        <w:ind w:firstLine="360"/>
+        <w:jc w:val="both"/>
+      </w:pPr>
+      <w:r>
+        <w:t xml:space="preserve">Overall, this study suggests that unguided self-help CBT may provide a small short-term reduction in depressive symptoms among adolescents. It also helps clarify which intervention and study features may be worth considering in future research, even though the current evidence does not allow firm conclusions about moderators. These findings may be useful for designing more accessible and flexible support options </w:t>
+      </w:r>
+      <w:r>
+        <w:lastRenderedPageBreak/>
+        <w:t>for adolescents who are not easily reached by conventional mental health services.</w:t>
+      </w:r>
+      <w:r>
+        <w:rPr>
+          <w:rFonts w:hint="eastAsia"/>
+        </w:rPr>
+        <w:t xml:space="preserve"> </w:t>
+      </w:r>
+    </w:p>
+    <w:p>
+      <w:pPr>
+        <w:spacing w:after="120" w:line="360" w:lineRule="auto"/>
+        <w:ind w:firstLine="360"/>
+        <w:jc w:val="both"/>
+      </w:pPr>
+    </w:p>
+    <w:p>
+      <w:pPr>
+        <w:spacing w:after="120" w:line="360" w:lineRule="auto"/>
+        <w:ind w:firstLine="360"/>
+        <w:jc w:val="both"/>
+      </w:pPr>
+      <w:r>
+        <w:rPr>
+          <w:b/>
+          <w:bCs/>
+        </w:rPr>
+        <w:t>Keywords</w:t>
+      </w:r>
+      <w:r>
+        <w:t xml:space="preserve">: </w:t>
+      </w:r>
+    </w:p>
+    <w:p>
+      <w:pPr>
+        <w:spacing w:after="120" w:line="360" w:lineRule="auto"/>
+        <w:ind w:firstLine="360"/>
+        <w:jc w:val="both"/>
+      </w:pPr>
+      <w:r>
+        <w:t>unguided self-help intervention; cognitive behavioral therapy; adolescents; depression; meta-analysis</w:t>
+      </w:r>
+    </w:p>
+    <w:p>
+      <w:pPr>
+        <w:spacing w:after="120" w:line="360" w:lineRule="auto"/>
+        <w:ind w:firstLine="360"/>
+        <w:jc w:val="both"/>
+      </w:pPr>
+    </w:p>
+    <w:p>
+      <w:pPr>
+        <w